--- a/docs/manual/LWK_Viewer_User_Manual_YUE.docx
+++ b/docs/manual/LWK_Viewer_User_Manual_YUE.docx
@@ -3273,6 +3273,39 @@
           <w:p>
             <w:pPr/>
             <w:r>
+              <w:t xml:space="preserve">Topic</w:t>
+            </w:r>
+          </w:p>
+        </w:tc>
+        <w:tc>
+          <w:tcPr>
+            <w:tcW w:w="4680" w:type="dxa"/>
+          </w:tcPr>
+          <w:p>
+            <w:pPr/>
+            <w:r>
+              <w:t xml:space="preserve">Project channel 入面講一樣嘢嘅分台（例如 Facade、MEP coordination、Site visits）。會列喺 channel 下面，亦會喺 channel 名下面做 tab 顯示：</w:t>
+            </w:r>
+            <w:r>
+              <w:rPr>
+                <w:b/>
+              </w:rPr>
+              <w:t xml:space="preserve"># General</w:t>
+            </w:r>
+            <w:r>
+              <w:t xml:space="preserve"> 就係 channel 本身</w:t>
+            </w:r>
+          </w:p>
+        </w:tc>
+      </w:tr>
+      <w:tr>
+        <w:tc>
+          <w:tcPr>
+            <w:tcW w:w="4680" w:type="dxa"/>
+          </w:tcPr>
+          <w:p>
+            <w:pPr/>
+            <w:r>
               <w:t xml:space="preserve">Group</w:t>
             </w:r>
           </w:p>
@@ -3371,6 +3404,15 @@
         <w:rPr>
           <w:b/>
         </w:rPr>
+        <w:t xml:space="preserve">New topic</w:t>
+      </w:r>
+      <w:r>
+        <w:t xml:space="preserve">（project channel）、</w:t>
+      </w:r>
+      <w:r>
+        <w:rPr>
+          <w:b/>
+        </w:rPr>
         <w:t xml:space="preserve">Leave</w:t>
       </w:r>
       <w:r>
@@ -3392,7 +3434,7 @@
         <w:t xml:space="preserve">Send chat link to WhatsApp</w:t>
       </w:r>
       <w:r>
-        <w:t xml:space="preserve">，chat 嘅 admin 仲有 </w:t>
+        <w:t xml:space="preserve">，有權刪嘅人仲有 </w:t>
       </w:r>
       <w:r>
         <w:rPr>
@@ -3416,6 +3458,69 @@
         <w:rPr>
           <w:b/>
         </w:rPr>
+        <w:t xml:space="preserve">開 topic：</w:t>
+      </w:r>
+      <w:r>
+        <w:t xml:space="preserve"> project channel 入面任何人都可以喺 channel 名下面嘅 tab 撳 </w:t>
+      </w:r>
+      <w:r>
+        <w:rPr>
+          <w:b/>
+        </w:rPr>
+        <w:t xml:space="preserve">+ Topic</w:t>
+      </w:r>
+      <w:r>
+        <w:t xml:space="preserve">（或者 channel 選單嘅 </w:t>
+      </w:r>
+      <w:r>
+        <w:rPr>
+          <w:b/>
+        </w:rPr>
+        <w:t xml:space="preserve">New topic</w:t>
+      </w:r>
+      <w:r>
+        <w:t xml:space="preserve">，或者支筆 &gt; </w:t>
+      </w:r>
+      <w:r>
+        <w:rPr>
+          <w:b/>
+        </w:rPr>
+        <w:t xml:space="preserve">Topic in a project channel</w:t>
+      </w:r>
+      <w:r>
+        <w:t xml:space="preserve">）。Channel 入面所有人都會加入去。</w:t>
+      </w:r>
+    </w:p>
+    <w:p>
+      <w:pPr>
+        <w:pStyle w:val="ListParagraph"/>
+        <w:numPr>
+          <w:ilvl w:val="0"/>
+          <w:numId w:val="14"/>
+        </w:numPr>
+      </w:pPr>
+      <w:r>
+        <w:rPr>
+          <w:b/>
+        </w:rPr>
+        <w:t xml:space="preserve">邊個可以刪 chat：</w:t>
+      </w:r>
+      <w:r>
+        <w:t xml:space="preserve"> direct message 係兩個人任何一個（刪咗兩邊都冇）；group 係佢嘅 admin（開 group 嘅人）或者 site admin；project channel 同 topic 係 project 嘅 admin 或者 site admin。刪 channel 會連佢嘅 topic 一齊刪。</w:t>
+      </w:r>
+    </w:p>
+    <w:p>
+      <w:pPr>
+        <w:pStyle w:val="ListParagraph"/>
+        <w:numPr>
+          <w:ilvl w:val="0"/>
+          <w:numId w:val="14"/>
+        </w:numPr>
+      </w:pPr>
+      <w:r>
+        <w:rPr>
+          <w:b/>
+        </w:rPr>
         <w:t xml:space="preserve">Chat info</w:t>
       </w:r>
       <w:r>
@@ -3642,11 +3747,290 @@
       </w:r>
     </w:p>
     <w:p>
+      <w:pPr>
+        <w:pStyle w:val="ListParagraph"/>
+        <w:numPr>
+          <w:ilvl w:val="0"/>
+          <w:numId w:val="15"/>
+        </w:numPr>
+      </w:pPr>
+      <w:r>
+        <w:rPr>
+          <w:b/>
+        </w:rPr>
+        <w:t xml:space="preserve">格式（Aa）：</w:t>
+      </w:r>
+      <w:r>
+        <w:t xml:space="preserve"> 輸入框上面嗰條有 </w:t>
+      </w:r>
+      <w:r>
+        <w:rPr>
+          <w:b/>
+        </w:rPr>
+        <w:t xml:space="preserve">B</w:t>
+      </w:r>
+      <w:r>
+        <w:t xml:space="preserve">、</w:t>
+      </w:r>
+      <w:r>
+        <w:rPr>
+          <w:b/>
+        </w:rPr>
+        <w:t xml:space="preserve">I</w:t>
+      </w:r>
+      <w:r>
+        <w:t xml:space="preserve">、</w:t>
+      </w:r>
+      <w:r>
+        <w:rPr>
+          <w:b/>
+        </w:rPr>
+        <w:t xml:space="preserve">S</w:t>
+      </w:r>
+      <w:r>
+        <w:t xml:space="preserve">、code、bullet 同編號清單、引用同 code block；</w:t>
+      </w:r>
+      <w:r>
+        <w:rPr>
+          <w:b/>
+        </w:rPr>
+        <w:t xml:space="preserve">Ctrl+B</w:t>
+      </w:r>
+      <w:r>
+        <w:t xml:space="preserve">、</w:t>
+      </w:r>
+      <w:r>
+        <w:rPr>
+          <w:b/>
+        </w:rPr>
+        <w:t xml:space="preserve">Ctrl+I</w:t>
+      </w:r>
+      <w:r>
+        <w:t xml:space="preserve"> 同 </w:t>
+      </w:r>
+      <w:r>
+        <w:rPr>
+          <w:b/>
+        </w:rPr>
+        <w:t xml:space="preserve">Ctrl+Shift+X</w:t>
+      </w:r>
+      <w:r>
+        <w:t xml:space="preserve"> 對揀咗嘅字用。寫法同 WhatsApp 一樣（*粗體*、_斜體_、~刪除線~），所以轉去 WhatsApp 都係同一個樣。喺清單嗰行撳 Enter 會自動開下一項。</w:t>
+      </w:r>
+    </w:p>
+    <w:p>
+      <w:pPr>
+        <w:pStyle w:val="ListParagraph"/>
+        <w:numPr>
+          <w:ilvl w:val="0"/>
+          <w:numId w:val="15"/>
+        </w:numPr>
+      </w:pPr>
+      <w:r>
+        <w:rPr>
+          <w:b/>
+        </w:rPr>
+        <w:t xml:space="preserve">+ 掣：</w:t>
+      </w:r>
+      <w:r>
+        <w:t xml:space="preserve"> </w:t>
+      </w:r>
+      <w:r>
+        <w:rPr>
+          <w:b/>
+        </w:rPr>
+        <w:t xml:space="preserve">Poll</w:t>
+      </w:r>
+      <w:r>
+        <w:t xml:space="preserve">、</w:t>
+      </w:r>
+      <w:r>
+        <w:rPr>
+          <w:b/>
+        </w:rPr>
+        <w:t xml:space="preserve">Event / meeting</w:t>
+      </w:r>
+      <w:r>
+        <w:t xml:space="preserve">、</w:t>
+      </w:r>
+      <w:r>
+        <w:rPr>
+          <w:b/>
+        </w:rPr>
+        <w:t xml:space="preserve">Task</w:t>
+      </w:r>
+      <w:r>
+        <w:t xml:space="preserve">，或者連結一個 task、issue、sheet 或者 3D 視圖。</w:t>
+      </w:r>
+    </w:p>
+    <w:p>
       <w:pPr/>
       <w:r>
         <w:rPr>
           <w:b/>
         </w:rPr>
+        <w:t xml:space="preserve">投票、活動同 task</w:t>
+      </w:r>
+    </w:p>
+    <w:p>
+      <w:pPr>
+        <w:pStyle w:val="ListParagraph"/>
+        <w:numPr>
+          <w:ilvl w:val="0"/>
+          <w:numId w:val="16"/>
+        </w:numPr>
+      </w:pPr>
+      <w:r>
+        <w:rPr>
+          <w:b/>
+        </w:rPr>
+        <w:t xml:space="preserve">Poll（投票）：</w:t>
+      </w:r>
+      <w:r>
+        <w:t xml:space="preserve"> 一條問題，2 至 10 個選擇；想嘅話剔 </w:t>
+      </w:r>
+      <w:r>
+        <w:rPr>
+          <w:b/>
+        </w:rPr>
+        <w:t xml:space="preserve">Allow more than one answer</w:t>
+      </w:r>
+      <w:r>
+        <w:t xml:space="preserve">、</w:t>
+      </w:r>
+      <w:r>
+        <w:rPr>
+          <w:b/>
+        </w:rPr>
+        <w:t xml:space="preserve">Anonymous</w:t>
+      </w:r>
+      <w:r>
+        <w:t xml:space="preserve"> 或者揀截止日期。撳一個選擇就投票，再撳就取消。寫嘅人可以 </w:t>
+      </w:r>
+      <w:r>
+        <w:rPr>
+          <w:b/>
+        </w:rPr>
+        <w:t xml:space="preserve">Close poll</w:t>
+      </w:r>
+      <w:r>
+        <w:t xml:space="preserve">（亦可以重開）。</w:t>
+      </w:r>
+    </w:p>
+    <w:p>
+      <w:pPr>
+        <w:pStyle w:val="ListParagraph"/>
+        <w:numPr>
+          <w:ilvl w:val="0"/>
+          <w:numId w:val="16"/>
+        </w:numPr>
+      </w:pPr>
+      <w:r>
+        <w:rPr>
+          <w:b/>
+        </w:rPr>
+        <w:t xml:space="preserve">Event（活動）：</w:t>
+      </w:r>
+      <w:r>
+        <w:t xml:space="preserve"> 標題、日期、時間（或者 </w:t>
+      </w:r>
+      <w:r>
+        <w:rPr>
+          <w:b/>
+        </w:rPr>
+        <w:t xml:space="preserve">All day</w:t>
+      </w:r>
+      <w:r>
+        <w:t xml:space="preserve">）、地點同 Teams 連結。Chat 入面所有人都會收到邀請（mail 設定好嘅話仲會有 email），可以答 </w:t>
+      </w:r>
+      <w:r>
+        <w:rPr>
+          <w:b/>
+        </w:rPr>
+        <w:t xml:space="preserve">Going</w:t>
+      </w:r>
+      <w:r>
+        <w:t xml:space="preserve">、</w:t>
+      </w:r>
+      <w:r>
+        <w:rPr>
+          <w:b/>
+        </w:rPr>
+        <w:t xml:space="preserve">Maybe</w:t>
+      </w:r>
+      <w:r>
+        <w:t xml:space="preserve"> 或者 </w:t>
+      </w:r>
+      <w:r>
+        <w:rPr>
+          <w:b/>
+        </w:rPr>
+        <w:t xml:space="preserve">Can't go</w:t>
+      </w:r>
+      <w:r>
+        <w:t xml:space="preserve">。</w:t>
+      </w:r>
+      <w:r>
+        <w:rPr>
+          <w:b/>
+        </w:rPr>
+        <w:t xml:space="preserve">Add to calendar (.ics)</w:t>
+      </w:r>
+      <w:r>
+        <w:t xml:space="preserve"> 可以放入 Outlook、Google 或者手機日曆。寫嘅人可以 </w:t>
+      </w:r>
+      <w:r>
+        <w:rPr>
+          <w:b/>
+        </w:rPr>
+        <w:t xml:space="preserve">Change</w:t>
+      </w:r>
+      <w:r>
+        <w:t xml:space="preserve"> 或者 </w:t>
+      </w:r>
+      <w:r>
+        <w:rPr>
+          <w:b/>
+        </w:rPr>
+        <w:t xml:space="preserve">Cancel event</w:t>
+      </w:r>
+      <w:r>
+        <w:t xml:space="preserve">；chat 會收到通知。</w:t>
+      </w:r>
+    </w:p>
+    <w:p>
+      <w:pPr>
+        <w:pStyle w:val="ListParagraph"/>
+        <w:numPr>
+          <w:ilvl w:val="0"/>
+          <w:numId w:val="16"/>
+        </w:numPr>
+      </w:pPr>
+      <w:r>
+        <w:rPr>
+          <w:b/>
+        </w:rPr>
+        <w:t xml:space="preserve">Task：</w:t>
+      </w:r>
+      <w:r>
+        <w:t xml:space="preserve"> 揀 task list 同 group（呢個 project 嘅排先）、負責人（呢個 chat 嘅人排先）、到期日同優先次序。Task 會放入個 list，佢張卡片會出現喺 chat。喺任何訊息撳 ⋯ More &gt; </w:t>
+      </w:r>
+      <w:r>
+        <w:rPr>
+          <w:b/>
+        </w:rPr>
+        <w:t xml:space="preserve">Make a task</w:t>
+      </w:r>
+      <w:r>
+        <w:t xml:space="preserve"> 都一樣，訊息會變成描述，@mention 咗嘅人做負責人，仲有條連結返去嗰條訊息。</w:t>
+      </w:r>
+    </w:p>
+    <w:p>
+      <w:pPr/>
+      <w:r>
+        <w:rPr>
+          <w:b/>
+        </w:rPr>
         <w:t xml:space="preserve">一條訊息</w:t>
       </w:r>
     </w:p>
@@ -3655,7 +4039,7 @@
         <w:pStyle w:val="ListParagraph"/>
         <w:numPr>
           <w:ilvl w:val="0"/>
-          <w:numId w:val="16"/>
+          <w:numId w:val="17"/>
         </w:numPr>
       </w:pPr>
       <w:r>
@@ -3710,6 +4094,24 @@
         <w:rPr>
           <w:b/>
         </w:rPr>
+        <w:t xml:space="preserve">Pin</w:t>
+      </w:r>
+      <w:r>
+        <w:t xml:space="preserve">、</w:t>
+      </w:r>
+      <w:r>
+        <w:rPr>
+          <w:b/>
+        </w:rPr>
+        <w:t xml:space="preserve">Make a task</w:t>
+      </w:r>
+      <w:r>
+        <w:t xml:space="preserve">、</w:t>
+      </w:r>
+      <w:r>
+        <w:rPr>
+          <w:b/>
+        </w:rPr>
         <w:t xml:space="preserve">Forward to another chat</w:t>
       </w:r>
       <w:r>
@@ -3722,6 +4124,15 @@
         <w:t xml:space="preserve">Send to WhatsApp</w:t>
       </w:r>
       <w:r>
+        <w:t xml:space="preserve">、</w:t>
+      </w:r>
+      <w:r>
+        <w:rPr>
+          <w:b/>
+        </w:rPr>
+        <w:t xml:space="preserve">Copy link to this message</w:t>
+      </w:r>
+      <w:r>
         <w:t xml:space="preserve"> 同 </w:t>
       </w:r>
       <w:r>
@@ -3731,6 +4142,96 @@
         <w:t xml:space="preserve">Delete</w:t>
       </w:r>
       <w:r>
+        <w:t xml:space="preserve">（自己嘅訊息）。</w:t>
+      </w:r>
+    </w:p>
+    <w:p>
+      <w:pPr>
+        <w:pStyle w:val="ListParagraph"/>
+        <w:numPr>
+          <w:ilvl w:val="0"/>
+          <w:numId w:val="17"/>
+        </w:numPr>
+      </w:pPr>
+      <w:r>
+        <w:rPr>
+          <w:b/>
+        </w:rPr>
+        <w:t xml:space="preserve">Edit</w:t>
+      </w:r>
+      <w:r>
+        <w:t xml:space="preserve"> 直接喺原位改：</w:t>
+      </w:r>
+      <w:r>
+        <w:rPr>
+          <w:b/>
+        </w:rPr>
+        <w:t xml:space="preserve">Ctrl+Enter</w:t>
+      </w:r>
+      <w:r>
+        <w:t xml:space="preserve"> 儲存，</w:t>
+      </w:r>
+      <w:r>
+        <w:rPr>
+          <w:b/>
+        </w:rPr>
+        <w:t xml:space="preserve">Esc</w:t>
+      </w:r>
+      <w:r>
+        <w:t xml:space="preserve"> 取消；其他人會見到「(edited)」。</w:t>
+      </w:r>
+      <w:r>
+        <w:rPr>
+          <w:b/>
+        </w:rPr>
+        <w:t xml:space="preserve">Edit</w:t>
+      </w:r>
+      <w:r>
+        <w:t xml:space="preserve"> 同 </w:t>
+      </w:r>
+      <w:r>
+        <w:rPr>
+          <w:b/>
+        </w:rPr>
+        <w:t xml:space="preserve">Delete</w:t>
+      </w:r>
+      <w:r>
+        <w:t xml:space="preserve"> 只限發訊息嘅人（chat 嘅 admin 同 site admin 都唔得）；其他人會見到「message deleted」。</w:t>
+      </w:r>
+    </w:p>
+    <w:p>
+      <w:pPr>
+        <w:pStyle w:val="ListParagraph"/>
+        <w:numPr>
+          <w:ilvl w:val="0"/>
+          <w:numId w:val="17"/>
+        </w:numPr>
+      </w:pPr>
+      <w:r>
+        <w:rPr>
+          <w:b/>
+        </w:rPr>
+        <w:t xml:space="preserve">Pin 訊息：</w:t>
+      </w:r>
+      <w:r>
+        <w:t xml:space="preserve"> chat 入面任何人都可以 pin 訊息，每個 chat 最多 100 條。Chat 名下面嗰條會顯示最新 pin 嘅一條；撳佢就去睇嗰條訊息，再轉去下一條；</w:t>
+      </w:r>
+      <w:r>
+        <w:rPr>
+          <w:b/>
+        </w:rPr>
+        <w:t xml:space="preserve">All</w:t>
+      </w:r>
+      <w:r>
+        <w:t xml:space="preserve"> 會列晒出嚟，可以 </w:t>
+      </w:r>
+      <w:r>
+        <w:rPr>
+          <w:b/>
+        </w:rPr>
+        <w:t xml:space="preserve">unpin</w:t>
+      </w:r>
+      <w:r>
         <w:t xml:space="preserve">。</w:t>
       </w:r>
     </w:p>
@@ -3739,52 +4240,7 @@
         <w:pStyle w:val="ListParagraph"/>
         <w:numPr>
           <w:ilvl w:val="0"/>
-          <w:numId w:val="16"/>
-        </w:numPr>
-      </w:pPr>
-      <w:r>
-        <w:rPr>
-          <w:b/>
-        </w:rPr>
-        <w:t xml:space="preserve">Edit</w:t>
-      </w:r>
-      <w:r>
-        <w:t xml:space="preserve"> 直接喺原位改：</w:t>
-      </w:r>
-      <w:r>
-        <w:rPr>
-          <w:b/>
-        </w:rPr>
-        <w:t xml:space="preserve">Ctrl+Enter</w:t>
-      </w:r>
-      <w:r>
-        <w:t xml:space="preserve"> 儲存，</w:t>
-      </w:r>
-      <w:r>
-        <w:rPr>
-          <w:b/>
-        </w:rPr>
-        <w:t xml:space="preserve">Esc</w:t>
-      </w:r>
-      <w:r>
-        <w:t xml:space="preserve"> 取消；其他人會見到「(edited)」。</w:t>
-      </w:r>
-      <w:r>
-        <w:rPr>
-          <w:b/>
-        </w:rPr>
-        <w:t xml:space="preserve">Delete</w:t>
-      </w:r>
-      <w:r>
-        <w:t xml:space="preserve"> 只限寫嘅人、chat 嘅 admin 或者 site admin；其他人會見到「message deleted」。</w:t>
-      </w:r>
-    </w:p>
-    <w:p>
-      <w:pPr>
-        <w:pStyle w:val="ListParagraph"/>
-        <w:numPr>
-          <w:ilvl w:val="0"/>
-          <w:numId w:val="16"/>
+          <w:numId w:val="17"/>
         </w:numPr>
       </w:pPr>
       <w:r>
@@ -3802,7 +4258,7 @@
         <w:pStyle w:val="ListParagraph"/>
         <w:numPr>
           <w:ilvl w:val="0"/>
-          <w:numId w:val="16"/>
+          <w:numId w:val="17"/>
         </w:numPr>
       </w:pPr>
       <w:r>
@@ -3832,7 +4288,7 @@
         <w:pStyle w:val="ListParagraph"/>
         <w:numPr>
           <w:ilvl w:val="0"/>
-          <w:numId w:val="17"/>
+          <w:numId w:val="18"/>
         </w:numPr>
       </w:pPr>
       <w:r>
@@ -3859,7 +4315,7 @@
         <w:pStyle w:val="ListParagraph"/>
         <w:numPr>
           <w:ilvl w:val="0"/>
-          <w:numId w:val="17"/>
+          <w:numId w:val="18"/>
         </w:numPr>
       </w:pPr>
       <w:r>
@@ -3877,7 +4333,7 @@
         <w:pStyle w:val="ListParagraph"/>
         <w:numPr>
           <w:ilvl w:val="0"/>
-          <w:numId w:val="17"/>
+          <w:numId w:val="18"/>
         </w:numPr>
       </w:pPr>
       <w:r>
@@ -3922,7 +4378,7 @@
         <w:pStyle w:val="ListParagraph"/>
         <w:numPr>
           <w:ilvl w:val="0"/>
-          <w:numId w:val="17"/>
+          <w:numId w:val="18"/>
         </w:numPr>
       </w:pPr>
       <w:r>
@@ -3958,7 +4414,7 @@
         <w:pStyle w:val="ListParagraph"/>
         <w:numPr>
           <w:ilvl w:val="0"/>
-          <w:numId w:val="17"/>
+          <w:numId w:val="18"/>
         </w:numPr>
       </w:pPr>
       <w:r>
@@ -3992,7 +4448,7 @@
         <w:pStyle w:val="ListParagraph"/>
         <w:numPr>
           <w:ilvl w:val="0"/>
-          <w:numId w:val="18"/>
+          <w:numId w:val="19"/>
         </w:numPr>
       </w:pPr>
       <w:r>
@@ -4013,7 +4469,7 @@
         <w:pStyle w:val="ListParagraph"/>
         <w:numPr>
           <w:ilvl w:val="0"/>
-          <w:numId w:val="18"/>
+          <w:numId w:val="19"/>
         </w:numPr>
       </w:pPr>
       <w:r>
@@ -4025,7 +4481,7 @@
         <w:pStyle w:val="ListParagraph"/>
         <w:numPr>
           <w:ilvl w:val="0"/>
-          <w:numId w:val="18"/>
+          <w:numId w:val="19"/>
         </w:numPr>
       </w:pPr>
       <w:r>
@@ -4043,7 +4499,7 @@
         <w:pStyle w:val="ListParagraph"/>
         <w:numPr>
           <w:ilvl w:val="0"/>
-          <w:numId w:val="18"/>
+          <w:numId w:val="19"/>
         </w:numPr>
       </w:pPr>
       <w:r>
@@ -4061,7 +4517,7 @@
         <w:pStyle w:val="ListParagraph"/>
         <w:numPr>
           <w:ilvl w:val="0"/>
-          <w:numId w:val="18"/>
+          <w:numId w:val="19"/>
         </w:numPr>
       </w:pPr>
       <w:r>
@@ -4386,7 +4842,7 @@
         <w:pStyle w:val="ListParagraph"/>
         <w:numPr>
           <w:ilvl w:val="0"/>
-          <w:numId w:val="19"/>
+          <w:numId w:val="20"/>
         </w:numPr>
       </w:pPr>
       <w:r>
@@ -4404,7 +4860,7 @@
         <w:pStyle w:val="ListParagraph"/>
         <w:numPr>
           <w:ilvl w:val="0"/>
-          <w:numId w:val="19"/>
+          <w:numId w:val="20"/>
         </w:numPr>
       </w:pPr>
       <w:r>
@@ -4431,7 +4887,7 @@
         <w:pStyle w:val="ListParagraph"/>
         <w:numPr>
           <w:ilvl w:val="0"/>
-          <w:numId w:val="19"/>
+          <w:numId w:val="20"/>
         </w:numPr>
       </w:pPr>
       <w:r>
@@ -4458,7 +4914,7 @@
         <w:pStyle w:val="ListParagraph"/>
         <w:numPr>
           <w:ilvl w:val="0"/>
-          <w:numId w:val="19"/>
+          <w:numId w:val="20"/>
         </w:numPr>
       </w:pPr>
       <w:r>
@@ -4705,7 +5161,7 @@
         <w:pStyle w:val="ListParagraph"/>
         <w:numPr>
           <w:ilvl w:val="0"/>
-          <w:numId w:val="20"/>
+          <w:numId w:val="21"/>
         </w:numPr>
       </w:pPr>
       <w:r>
@@ -4732,7 +5188,7 @@
         <w:pStyle w:val="ListParagraph"/>
         <w:numPr>
           <w:ilvl w:val="0"/>
-          <w:numId w:val="20"/>
+          <w:numId w:val="21"/>
         </w:numPr>
       </w:pPr>
       <w:r>
@@ -4750,7 +5206,7 @@
         <w:pStyle w:val="ListParagraph"/>
         <w:numPr>
           <w:ilvl w:val="0"/>
-          <w:numId w:val="20"/>
+          <w:numId w:val="21"/>
         </w:numPr>
       </w:pPr>
       <w:r>
@@ -4768,7 +5224,7 @@
         <w:pStyle w:val="ListParagraph"/>
         <w:numPr>
           <w:ilvl w:val="0"/>
-          <w:numId w:val="20"/>
+          <w:numId w:val="21"/>
         </w:numPr>
       </w:pPr>
       <w:r>
@@ -4831,7 +5287,7 @@
         <w:pStyle w:val="ListParagraph"/>
         <w:numPr>
           <w:ilvl w:val="0"/>
-          <w:numId w:val="20"/>
+          <w:numId w:val="21"/>
         </w:numPr>
       </w:pPr>
       <w:r>
@@ -4857,7 +5313,7 @@
         <w:pStyle w:val="ListParagraph"/>
         <w:numPr>
           <w:ilvl w:val="0"/>
-          <w:numId w:val="21"/>
+          <w:numId w:val="22"/>
         </w:numPr>
       </w:pPr>
       <w:r>
@@ -4893,7 +5349,7 @@
         <w:pStyle w:val="ListParagraph"/>
         <w:numPr>
           <w:ilvl w:val="0"/>
-          <w:numId w:val="21"/>
+          <w:numId w:val="22"/>
         </w:numPr>
       </w:pPr>
       <w:r>
@@ -4911,7 +5367,7 @@
         <w:pStyle w:val="ListParagraph"/>
         <w:numPr>
           <w:ilvl w:val="0"/>
-          <w:numId w:val="21"/>
+          <w:numId w:val="22"/>
         </w:numPr>
       </w:pPr>
       <w:r>
@@ -5512,7 +5968,7 @@
         <w:pStyle w:val="ListParagraph"/>
         <w:numPr>
           <w:ilvl w:val="0"/>
-          <w:numId w:val="22"/>
+          <w:numId w:val="23"/>
         </w:numPr>
       </w:pPr>
       <w:r>
@@ -5551,7 +6007,7 @@
         <w:pStyle w:val="ListParagraph"/>
         <w:numPr>
           <w:ilvl w:val="0"/>
-          <w:numId w:val="22"/>
+          <w:numId w:val="23"/>
         </w:numPr>
       </w:pPr>
       <w:r>
@@ -5572,7 +6028,7 @@
         <w:pStyle w:val="ListParagraph"/>
         <w:numPr>
           <w:ilvl w:val="0"/>
-          <w:numId w:val="22"/>
+          <w:numId w:val="23"/>
         </w:numPr>
       </w:pPr>
       <w:r>
@@ -5590,7 +6046,7 @@
         <w:pStyle w:val="ListParagraph"/>
         <w:numPr>
           <w:ilvl w:val="0"/>
-          <w:numId w:val="22"/>
+          <w:numId w:val="23"/>
         </w:numPr>
       </w:pPr>
       <w:r>
@@ -5625,7 +6081,7 @@
         <w:pStyle w:val="ListParagraph"/>
         <w:numPr>
           <w:ilvl w:val="0"/>
-          <w:numId w:val="23"/>
+          <w:numId w:val="24"/>
         </w:numPr>
       </w:pPr>
       <w:r>
@@ -5652,7 +6108,7 @@
         <w:pStyle w:val="ListParagraph"/>
         <w:numPr>
           <w:ilvl w:val="0"/>
-          <w:numId w:val="23"/>
+          <w:numId w:val="24"/>
         </w:numPr>
       </w:pPr>
       <w:r>
@@ -5664,7 +6120,7 @@
         <w:pStyle w:val="ListParagraph"/>
         <w:numPr>
           <w:ilvl w:val="0"/>
-          <w:numId w:val="23"/>
+          <w:numId w:val="24"/>
         </w:numPr>
       </w:pPr>
       <w:r>
@@ -5691,7 +6147,7 @@
         <w:pStyle w:val="ListParagraph"/>
         <w:numPr>
           <w:ilvl w:val="0"/>
-          <w:numId w:val="23"/>
+          <w:numId w:val="24"/>
         </w:numPr>
       </w:pPr>
       <w:r>
@@ -5717,7 +6173,7 @@
         <w:pStyle w:val="ListParagraph"/>
         <w:numPr>
           <w:ilvl w:val="0"/>
-          <w:numId w:val="24"/>
+          <w:numId w:val="25"/>
         </w:numPr>
       </w:pPr>
       <w:r>
@@ -5738,7 +6194,7 @@
         <w:pStyle w:val="ListParagraph"/>
         <w:numPr>
           <w:ilvl w:val="0"/>
-          <w:numId w:val="24"/>
+          <w:numId w:val="25"/>
         </w:numPr>
       </w:pPr>
       <w:r>
@@ -5768,7 +6224,7 @@
         <w:pStyle w:val="ListParagraph"/>
         <w:numPr>
           <w:ilvl w:val="0"/>
-          <w:numId w:val="24"/>
+          <w:numId w:val="25"/>
         </w:numPr>
       </w:pPr>
       <w:r>
@@ -5786,7 +6242,7 @@
         <w:pStyle w:val="ListParagraph"/>
         <w:numPr>
           <w:ilvl w:val="0"/>
-          <w:numId w:val="24"/>
+          <w:numId w:val="25"/>
         </w:numPr>
       </w:pPr>
       <w:r>
@@ -5804,7 +6260,7 @@
         <w:pStyle w:val="ListParagraph"/>
         <w:numPr>
           <w:ilvl w:val="0"/>
-          <w:numId w:val="24"/>
+          <w:numId w:val="25"/>
         </w:numPr>
       </w:pPr>
       <w:r>
@@ -5925,7 +6381,7 @@
         <w:pStyle w:val="ListParagraph"/>
         <w:numPr>
           <w:ilvl w:val="0"/>
-          <w:numId w:val="25"/>
+          <w:numId w:val="26"/>
         </w:numPr>
       </w:pPr>
       <w:r>
@@ -5970,7 +6426,7 @@
         <w:pStyle w:val="ListParagraph"/>
         <w:numPr>
           <w:ilvl w:val="0"/>
-          <w:numId w:val="25"/>
+          <w:numId w:val="26"/>
         </w:numPr>
       </w:pPr>
       <w:r>
@@ -6006,7 +6462,7 @@
         <w:pStyle w:val="ListParagraph"/>
         <w:numPr>
           <w:ilvl w:val="0"/>
-          <w:numId w:val="25"/>
+          <w:numId w:val="26"/>
         </w:numPr>
       </w:pPr>
       <w:r>
@@ -6049,7 +6505,7 @@
         <w:pStyle w:val="ListParagraph"/>
         <w:numPr>
           <w:ilvl w:val="0"/>
-          <w:numId w:val="26"/>
+          <w:numId w:val="27"/>
         </w:numPr>
       </w:pPr>
       <w:r>
@@ -6070,7 +6526,7 @@
         <w:pStyle w:val="ListParagraph"/>
         <w:numPr>
           <w:ilvl w:val="0"/>
-          <w:numId w:val="26"/>
+          <w:numId w:val="27"/>
         </w:numPr>
       </w:pPr>
       <w:r>
@@ -6097,7 +6553,7 @@
         <w:pStyle w:val="ListParagraph"/>
         <w:numPr>
           <w:ilvl w:val="0"/>
-          <w:numId w:val="26"/>
+          <w:numId w:val="27"/>
         </w:numPr>
       </w:pPr>
       <w:r>
@@ -6160,7 +6616,7 @@
         <w:pStyle w:val="ListParagraph"/>
         <w:numPr>
           <w:ilvl w:val="0"/>
-          <w:numId w:val="26"/>
+          <w:numId w:val="27"/>
         </w:numPr>
       </w:pPr>
       <w:r>
@@ -6322,7 +6778,7 @@
         <w:pStyle w:val="ListParagraph"/>
         <w:numPr>
           <w:ilvl w:val="0"/>
-          <w:numId w:val="27"/>
+          <w:numId w:val="28"/>
         </w:numPr>
       </w:pPr>
       <w:r>
@@ -6349,7 +6805,7 @@
         <w:pStyle w:val="ListParagraph"/>
         <w:numPr>
           <w:ilvl w:val="0"/>
-          <w:numId w:val="27"/>
+          <w:numId w:val="28"/>
         </w:numPr>
       </w:pPr>
       <w:r>
@@ -6370,7 +6826,7 @@
         <w:pStyle w:val="ListParagraph"/>
         <w:numPr>
           <w:ilvl w:val="0"/>
-          <w:numId w:val="27"/>
+          <w:numId w:val="28"/>
         </w:numPr>
       </w:pPr>
       <w:r>
@@ -6651,7 +7107,7 @@
         <w:pStyle w:val="ListParagraph"/>
         <w:numPr>
           <w:ilvl w:val="0"/>
-          <w:numId w:val="28"/>
+          <w:numId w:val="29"/>
         </w:numPr>
       </w:pPr>
       <w:r>
@@ -6672,7 +7128,7 @@
         <w:pStyle w:val="ListParagraph"/>
         <w:numPr>
           <w:ilvl w:val="0"/>
-          <w:numId w:val="28"/>
+          <w:numId w:val="29"/>
         </w:numPr>
       </w:pPr>
       <w:r>
@@ -6690,7 +7146,7 @@
         <w:pStyle w:val="ListParagraph"/>
         <w:numPr>
           <w:ilvl w:val="0"/>
-          <w:numId w:val="28"/>
+          <w:numId w:val="29"/>
         </w:numPr>
       </w:pPr>
       <w:r>
@@ -6708,7 +7164,7 @@
         <w:pStyle w:val="ListParagraph"/>
         <w:numPr>
           <w:ilvl w:val="0"/>
-          <w:numId w:val="28"/>
+          <w:numId w:val="29"/>
         </w:numPr>
       </w:pPr>
       <w:r>
@@ -6728,7 +7184,7 @@
         <w:pStyle w:val="ListParagraph"/>
         <w:numPr>
           <w:ilvl w:val="0"/>
-          <w:numId w:val="29"/>
+          <w:numId w:val="30"/>
         </w:numPr>
       </w:pPr>
       <w:r>
@@ -6758,7 +7214,7 @@
         <w:pStyle w:val="ListParagraph"/>
         <w:numPr>
           <w:ilvl w:val="0"/>
-          <w:numId w:val="29"/>
+          <w:numId w:val="30"/>
         </w:numPr>
       </w:pPr>
       <w:r>
@@ -6801,7 +7257,7 @@
         <w:pStyle w:val="ListParagraph"/>
         <w:numPr>
           <w:ilvl w:val="0"/>
-          <w:numId w:val="30"/>
+          <w:numId w:val="31"/>
         </w:numPr>
       </w:pPr>
       <w:r>
@@ -6858,7 +7314,7 @@
         <w:pStyle w:val="ListParagraph"/>
         <w:numPr>
           <w:ilvl w:val="0"/>
-          <w:numId w:val="30"/>
+          <w:numId w:val="31"/>
         </w:numPr>
       </w:pPr>
       <w:r>
@@ -6870,7 +7326,7 @@
         <w:pStyle w:val="ListParagraph"/>
         <w:numPr>
           <w:ilvl w:val="0"/>
-          <w:numId w:val="30"/>
+          <w:numId w:val="31"/>
         </w:numPr>
       </w:pPr>
       <w:r>
@@ -6900,7 +7356,7 @@
         <w:pStyle w:val="ListParagraph"/>
         <w:numPr>
           <w:ilvl w:val="0"/>
-          <w:numId w:val="30"/>
+          <w:numId w:val="31"/>
         </w:numPr>
       </w:pPr>
       <w:r>
@@ -7326,7 +7782,7 @@
         <w:pStyle w:val="ListParagraph"/>
         <w:numPr>
           <w:ilvl w:val="0"/>
-          <w:numId w:val="31"/>
+          <w:numId w:val="32"/>
         </w:numPr>
       </w:pPr>
       <w:r>
@@ -7338,7 +7794,7 @@
         <w:pStyle w:val="ListParagraph"/>
         <w:numPr>
           <w:ilvl w:val="0"/>
-          <w:numId w:val="31"/>
+          <w:numId w:val="32"/>
         </w:numPr>
       </w:pPr>
       <w:r>
@@ -7350,7 +7806,7 @@
         <w:pStyle w:val="ListParagraph"/>
         <w:numPr>
           <w:ilvl w:val="0"/>
-          <w:numId w:val="31"/>
+          <w:numId w:val="32"/>
         </w:numPr>
       </w:pPr>
       <w:r>
@@ -7370,7 +7826,7 @@
         <w:pStyle w:val="ListParagraph"/>
         <w:numPr>
           <w:ilvl w:val="0"/>
-          <w:numId w:val="32"/>
+          <w:numId w:val="33"/>
         </w:numPr>
       </w:pPr>
       <w:r>
@@ -7397,7 +7853,7 @@
         <w:pStyle w:val="ListParagraph"/>
         <w:numPr>
           <w:ilvl w:val="0"/>
-          <w:numId w:val="32"/>
+          <w:numId w:val="33"/>
         </w:numPr>
       </w:pPr>
       <w:r>
@@ -7424,7 +7880,7 @@
         <w:pStyle w:val="ListParagraph"/>
         <w:numPr>
           <w:ilvl w:val="0"/>
-          <w:numId w:val="32"/>
+          <w:numId w:val="33"/>
         </w:numPr>
       </w:pPr>
       <w:r>
@@ -7894,7 +8350,7 @@
         <w:pStyle w:val="ListParagraph"/>
         <w:numPr>
           <w:ilvl w:val="0"/>
-          <w:numId w:val="33"/>
+          <w:numId w:val="34"/>
         </w:numPr>
       </w:pPr>
       <w:r>
@@ -7912,7 +8368,7 @@
         <w:pStyle w:val="ListParagraph"/>
         <w:numPr>
           <w:ilvl w:val="0"/>
-          <w:numId w:val="33"/>
+          <w:numId w:val="34"/>
         </w:numPr>
       </w:pPr>
       <w:r>
@@ -7930,7 +8386,7 @@
         <w:pStyle w:val="ListParagraph"/>
         <w:numPr>
           <w:ilvl w:val="0"/>
-          <w:numId w:val="33"/>
+          <w:numId w:val="34"/>
         </w:numPr>
       </w:pPr>
       <w:r>
@@ -7948,7 +8404,7 @@
         <w:pStyle w:val="ListParagraph"/>
         <w:numPr>
           <w:ilvl w:val="0"/>
-          <w:numId w:val="33"/>
+          <w:numId w:val="34"/>
         </w:numPr>
       </w:pPr>
       <w:r>
@@ -8435,7 +8891,7 @@
         <w:pStyle w:val="ListParagraph"/>
         <w:numPr>
           <w:ilvl w:val="0"/>
-          <w:numId w:val="34"/>
+          <w:numId w:val="35"/>
         </w:numPr>
       </w:pPr>
       <w:r>
@@ -8447,7 +8903,7 @@
         <w:pStyle w:val="ListParagraph"/>
         <w:numPr>
           <w:ilvl w:val="0"/>
-          <w:numId w:val="34"/>
+          <w:numId w:val="35"/>
         </w:numPr>
       </w:pPr>
       <w:r>
@@ -8495,7 +8951,7 @@
         <w:pStyle w:val="ListParagraph"/>
         <w:numPr>
           <w:ilvl w:val="0"/>
-          <w:numId w:val="34"/>
+          <w:numId w:val="35"/>
         </w:numPr>
       </w:pPr>
       <w:r>
@@ -8522,7 +8978,7 @@
         <w:pStyle w:val="ListParagraph"/>
         <w:numPr>
           <w:ilvl w:val="0"/>
-          <w:numId w:val="34"/>
+          <w:numId w:val="35"/>
         </w:numPr>
       </w:pPr>
       <w:r>
@@ -8540,7 +8996,7 @@
         <w:pStyle w:val="ListParagraph"/>
         <w:numPr>
           <w:ilvl w:val="0"/>
-          <w:numId w:val="34"/>
+          <w:numId w:val="35"/>
         </w:numPr>
       </w:pPr>
       <w:r>
@@ -8558,7 +9014,7 @@
         <w:pStyle w:val="ListParagraph"/>
         <w:numPr>
           <w:ilvl w:val="0"/>
-          <w:numId w:val="34"/>
+          <w:numId w:val="35"/>
         </w:numPr>
       </w:pPr>
       <w:r>
@@ -8603,7 +9059,7 @@
         <w:pStyle w:val="ListParagraph"/>
         <w:numPr>
           <w:ilvl w:val="0"/>
-          <w:numId w:val="34"/>
+          <w:numId w:val="35"/>
         </w:numPr>
       </w:pPr>
       <w:r>
@@ -8639,7 +9095,7 @@
         <w:pStyle w:val="ListParagraph"/>
         <w:numPr>
           <w:ilvl w:val="0"/>
-          <w:numId w:val="34"/>
+          <w:numId w:val="35"/>
         </w:numPr>
       </w:pPr>
       <w:r>
@@ -8888,7 +9344,7 @@
         <w:pStyle w:val="ListParagraph"/>
         <w:numPr>
           <w:ilvl w:val="0"/>
-          <w:numId w:val="35"/>
+          <w:numId w:val="36"/>
         </w:numPr>
       </w:pPr>
       <w:r>
@@ -8924,7 +9380,7 @@
         <w:pStyle w:val="ListParagraph"/>
         <w:numPr>
           <w:ilvl w:val="0"/>
-          <w:numId w:val="35"/>
+          <w:numId w:val="36"/>
         </w:numPr>
       </w:pPr>
       <w:r>
@@ -8969,7 +9425,7 @@
         <w:pStyle w:val="ListParagraph"/>
         <w:numPr>
           <w:ilvl w:val="0"/>
-          <w:numId w:val="35"/>
+          <w:numId w:val="36"/>
         </w:numPr>
       </w:pPr>
       <w:r>
@@ -8995,7 +9451,7 @@
         <w:pStyle w:val="ListParagraph"/>
         <w:numPr>
           <w:ilvl w:val="0"/>
-          <w:numId w:val="36"/>
+          <w:numId w:val="37"/>
         </w:numPr>
       </w:pPr>
       <w:r>
@@ -9022,7 +9478,7 @@
         <w:pStyle w:val="ListParagraph"/>
         <w:numPr>
           <w:ilvl w:val="0"/>
-          <w:numId w:val="36"/>
+          <w:numId w:val="37"/>
         </w:numPr>
       </w:pPr>
       <w:r>
@@ -9043,7 +9499,7 @@
         <w:pStyle w:val="ListParagraph"/>
         <w:numPr>
           <w:ilvl w:val="0"/>
-          <w:numId w:val="36"/>
+          <w:numId w:val="37"/>
         </w:numPr>
       </w:pPr>
       <w:r>
@@ -9084,7 +9540,7 @@
         <w:pStyle w:val="ListParagraph"/>
         <w:numPr>
           <w:ilvl w:val="0"/>
-          <w:numId w:val="37"/>
+          <w:numId w:val="38"/>
         </w:numPr>
       </w:pPr>
       <w:r>
@@ -9129,7 +9585,7 @@
         <w:pStyle w:val="ListParagraph"/>
         <w:numPr>
           <w:ilvl w:val="0"/>
-          <w:numId w:val="37"/>
+          <w:numId w:val="38"/>
         </w:numPr>
       </w:pPr>
       <w:r>
@@ -9165,7 +9621,7 @@
         <w:pStyle w:val="ListParagraph"/>
         <w:numPr>
           <w:ilvl w:val="0"/>
-          <w:numId w:val="37"/>
+          <w:numId w:val="38"/>
         </w:numPr>
       </w:pPr>
       <w:r>
@@ -9192,7 +9648,7 @@
         <w:pStyle w:val="ListParagraph"/>
         <w:numPr>
           <w:ilvl w:val="0"/>
-          <w:numId w:val="37"/>
+          <w:numId w:val="38"/>
         </w:numPr>
       </w:pPr>
       <w:r>
@@ -9507,7 +9963,7 @@
         <w:pStyle w:val="ListParagraph"/>
         <w:numPr>
           <w:ilvl w:val="0"/>
-          <w:numId w:val="38"/>
+          <w:numId w:val="39"/>
         </w:numPr>
       </w:pPr>
       <w:r>
@@ -9582,7 +10038,7 @@
         <w:pStyle w:val="ListParagraph"/>
         <w:numPr>
           <w:ilvl w:val="0"/>
-          <w:numId w:val="38"/>
+          <w:numId w:val="39"/>
         </w:numPr>
       </w:pPr>
       <w:r>
@@ -9612,7 +10068,7 @@
         <w:pStyle w:val="ListParagraph"/>
         <w:numPr>
           <w:ilvl w:val="0"/>
-          <w:numId w:val="38"/>
+          <w:numId w:val="39"/>
         </w:numPr>
       </w:pPr>
       <w:r>
@@ -9638,7 +10094,7 @@
         <w:pStyle w:val="ListParagraph"/>
         <w:numPr>
           <w:ilvl w:val="0"/>
-          <w:numId w:val="39"/>
+          <w:numId w:val="40"/>
         </w:numPr>
       </w:pPr>
       <w:r>
@@ -9668,7 +10124,7 @@
         <w:pStyle w:val="ListParagraph"/>
         <w:numPr>
           <w:ilvl w:val="0"/>
-          <w:numId w:val="39"/>
+          <w:numId w:val="40"/>
         </w:numPr>
       </w:pPr>
       <w:r>
@@ -9689,7 +10145,7 @@
         <w:pStyle w:val="ListParagraph"/>
         <w:numPr>
           <w:ilvl w:val="0"/>
-          <w:numId w:val="39"/>
+          <w:numId w:val="40"/>
         </w:numPr>
       </w:pPr>
       <w:r>
@@ -9719,7 +10175,7 @@
         <w:pStyle w:val="ListParagraph"/>
         <w:numPr>
           <w:ilvl w:val="0"/>
-          <w:numId w:val="40"/>
+          <w:numId w:val="41"/>
         </w:numPr>
       </w:pPr>
       <w:r>
@@ -9731,7 +10187,7 @@
         <w:pStyle w:val="ListParagraph"/>
         <w:numPr>
           <w:ilvl w:val="0"/>
-          <w:numId w:val="40"/>
+          <w:numId w:val="41"/>
         </w:numPr>
       </w:pPr>
       <w:r>
@@ -9775,7 +10231,7 @@
         <w:pStyle w:val="ListParagraph"/>
         <w:numPr>
           <w:ilvl w:val="0"/>
-          <w:numId w:val="41"/>
+          <w:numId w:val="42"/>
         </w:numPr>
       </w:pPr>
       <w:r>
@@ -9823,7 +10279,7 @@
         <w:pStyle w:val="ListParagraph"/>
         <w:numPr>
           <w:ilvl w:val="0"/>
-          <w:numId w:val="41"/>
+          <w:numId w:val="42"/>
         </w:numPr>
       </w:pPr>
       <w:r>
@@ -9835,7 +10291,7 @@
         <w:pStyle w:val="ListParagraph"/>
         <w:numPr>
           <w:ilvl w:val="0"/>
-          <w:numId w:val="41"/>
+          <w:numId w:val="42"/>
         </w:numPr>
       </w:pPr>
       <w:r>
@@ -9853,7 +10309,7 @@
         <w:pStyle w:val="ListParagraph"/>
         <w:numPr>
           <w:ilvl w:val="0"/>
-          <w:numId w:val="41"/>
+          <w:numId w:val="42"/>
         </w:numPr>
       </w:pPr>
       <w:r>
@@ -9865,7 +10321,7 @@
         <w:pStyle w:val="ListParagraph"/>
         <w:numPr>
           <w:ilvl w:val="0"/>
-          <w:numId w:val="41"/>
+          <w:numId w:val="42"/>
         </w:numPr>
       </w:pPr>
       <w:r>
@@ -9877,7 +10333,7 @@
         <w:pStyle w:val="ListParagraph"/>
         <w:numPr>
           <w:ilvl w:val="0"/>
-          <w:numId w:val="41"/>
+          <w:numId w:val="42"/>
         </w:numPr>
       </w:pPr>
       <w:r>
@@ -9889,7 +10345,7 @@
         <w:pStyle w:val="ListParagraph"/>
         <w:numPr>
           <w:ilvl w:val="0"/>
-          <w:numId w:val="41"/>
+          <w:numId w:val="42"/>
         </w:numPr>
       </w:pPr>
       <w:r>
@@ -10163,7 +10619,7 @@
         <w:pStyle w:val="ListParagraph"/>
         <w:numPr>
           <w:ilvl w:val="0"/>
-          <w:numId w:val="42"/>
+          <w:numId w:val="43"/>
         </w:numPr>
       </w:pPr>
       <w:r>
@@ -10175,7 +10631,7 @@
         <w:pStyle w:val="ListParagraph"/>
         <w:numPr>
           <w:ilvl w:val="0"/>
-          <w:numId w:val="42"/>
+          <w:numId w:val="43"/>
         </w:numPr>
       </w:pPr>
       <w:r>
@@ -10187,7 +10643,7 @@
         <w:pStyle w:val="ListParagraph"/>
         <w:numPr>
           <w:ilvl w:val="0"/>
-          <w:numId w:val="42"/>
+          <w:numId w:val="43"/>
         </w:numPr>
       </w:pPr>
       <w:r>
@@ -10461,7 +10917,7 @@
         <w:pStyle w:val="ListParagraph"/>
         <w:numPr>
           <w:ilvl w:val="0"/>
-          <w:numId w:val="43"/>
+          <w:numId w:val="44"/>
         </w:numPr>
       </w:pPr>
       <w:r>
@@ -10473,7 +10929,7 @@
         <w:pStyle w:val="ListParagraph"/>
         <w:numPr>
           <w:ilvl w:val="0"/>
-          <w:numId w:val="43"/>
+          <w:numId w:val="44"/>
         </w:numPr>
       </w:pPr>
       <w:r>
@@ -10485,7 +10941,7 @@
         <w:pStyle w:val="ListParagraph"/>
         <w:numPr>
           <w:ilvl w:val="0"/>
-          <w:numId w:val="43"/>
+          <w:numId w:val="44"/>
         </w:numPr>
       </w:pPr>
       <w:r>
@@ -10528,7 +10984,7 @@
         <w:pStyle w:val="ListParagraph"/>
         <w:numPr>
           <w:ilvl w:val="0"/>
-          <w:numId w:val="44"/>
+          <w:numId w:val="45"/>
         </w:numPr>
       </w:pPr>
       <w:r>
@@ -10585,7 +11041,7 @@
         <w:pStyle w:val="ListParagraph"/>
         <w:numPr>
           <w:ilvl w:val="0"/>
-          <w:numId w:val="44"/>
+          <w:numId w:val="45"/>
         </w:numPr>
       </w:pPr>
       <w:r>
@@ -10615,7 +11071,7 @@
         <w:pStyle w:val="ListParagraph"/>
         <w:numPr>
           <w:ilvl w:val="0"/>
-          <w:numId w:val="44"/>
+          <w:numId w:val="45"/>
         </w:numPr>
       </w:pPr>
       <w:r>
@@ -10653,7 +11109,7 @@
         <w:pStyle w:val="ListParagraph"/>
         <w:numPr>
           <w:ilvl w:val="0"/>
-          <w:numId w:val="45"/>
+          <w:numId w:val="46"/>
         </w:numPr>
       </w:pPr>
       <w:r>
@@ -10674,7 +11130,7 @@
         <w:pStyle w:val="ListParagraph"/>
         <w:numPr>
           <w:ilvl w:val="0"/>
-          <w:numId w:val="45"/>
+          <w:numId w:val="46"/>
         </w:numPr>
       </w:pPr>
       <w:r>
@@ -10719,7 +11175,7 @@
         <w:pStyle w:val="ListParagraph"/>
         <w:numPr>
           <w:ilvl w:val="0"/>
-          <w:numId w:val="45"/>
+          <w:numId w:val="46"/>
         </w:numPr>
       </w:pPr>
       <w:r>
@@ -10818,7 +11274,7 @@
         <w:pStyle w:val="ListParagraph"/>
         <w:numPr>
           <w:ilvl w:val="0"/>
-          <w:numId w:val="45"/>
+          <w:numId w:val="46"/>
         </w:numPr>
       </w:pPr>
       <w:r>
@@ -10863,7 +11319,7 @@
         <w:pStyle w:val="ListParagraph"/>
         <w:numPr>
           <w:ilvl w:val="0"/>
-          <w:numId w:val="45"/>
+          <w:numId w:val="46"/>
         </w:numPr>
       </w:pPr>
       <w:r>
@@ -11220,7 +11676,7 @@
         <w:pStyle w:val="ListParagraph"/>
         <w:numPr>
           <w:ilvl w:val="0"/>
-          <w:numId w:val="46"/>
+          <w:numId w:val="47"/>
         </w:numPr>
       </w:pPr>
       <w:r>
@@ -11241,7 +11697,7 @@
         <w:pStyle w:val="ListParagraph"/>
         <w:numPr>
           <w:ilvl w:val="0"/>
-          <w:numId w:val="46"/>
+          <w:numId w:val="47"/>
         </w:numPr>
       </w:pPr>
       <w:r>
@@ -11277,7 +11733,7 @@
         <w:pStyle w:val="ListParagraph"/>
         <w:numPr>
           <w:ilvl w:val="0"/>
-          <w:numId w:val="46"/>
+          <w:numId w:val="47"/>
         </w:numPr>
       </w:pPr>
       <w:r>
@@ -11313,7 +11769,7 @@
         <w:pStyle w:val="ListParagraph"/>
         <w:numPr>
           <w:ilvl w:val="0"/>
-          <w:numId w:val="46"/>
+          <w:numId w:val="47"/>
         </w:numPr>
       </w:pPr>
       <w:r>
@@ -11342,7 +11798,7 @@
         <w:pStyle w:val="ListParagraph"/>
         <w:numPr>
           <w:ilvl w:val="0"/>
-          <w:numId w:val="47"/>
+          <w:numId w:val="48"/>
         </w:numPr>
       </w:pPr>
       <w:r>
@@ -11363,7 +11819,7 @@
         <w:pStyle w:val="ListParagraph"/>
         <w:numPr>
           <w:ilvl w:val="0"/>
-          <w:numId w:val="47"/>
+          <w:numId w:val="48"/>
         </w:numPr>
       </w:pPr>
       <w:r>
@@ -11587,7 +12043,7 @@
         <w:pStyle w:val="ListParagraph"/>
         <w:numPr>
           <w:ilvl w:val="0"/>
-          <w:numId w:val="48"/>
+          <w:numId w:val="49"/>
         </w:numPr>
       </w:pPr>
       <w:r>
@@ -11650,7 +12106,7 @@
         <w:pStyle w:val="ListParagraph"/>
         <w:numPr>
           <w:ilvl w:val="0"/>
-          <w:numId w:val="48"/>
+          <w:numId w:val="49"/>
         </w:numPr>
       </w:pPr>
       <w:r>
@@ -11680,7 +12136,7 @@
         <w:pStyle w:val="ListParagraph"/>
         <w:numPr>
           <w:ilvl w:val="0"/>
-          <w:numId w:val="48"/>
+          <w:numId w:val="49"/>
         </w:numPr>
       </w:pPr>
       <w:r>
@@ -11701,7 +12157,7 @@
         <w:pStyle w:val="ListParagraph"/>
         <w:numPr>
           <w:ilvl w:val="0"/>
-          <w:numId w:val="48"/>
+          <w:numId w:val="49"/>
         </w:numPr>
       </w:pPr>
       <w:r>
@@ -11737,7 +12193,7 @@
         <w:pStyle w:val="ListParagraph"/>
         <w:numPr>
           <w:ilvl w:val="0"/>
-          <w:numId w:val="48"/>
+          <w:numId w:val="49"/>
         </w:numPr>
       </w:pPr>
       <w:r>
@@ -11755,7 +12211,7 @@
         <w:pStyle w:val="ListParagraph"/>
         <w:numPr>
           <w:ilvl w:val="0"/>
-          <w:numId w:val="48"/>
+          <w:numId w:val="49"/>
         </w:numPr>
       </w:pPr>
       <w:r>
@@ -11799,7 +12255,7 @@
         <w:pStyle w:val="ListParagraph"/>
         <w:numPr>
           <w:ilvl w:val="0"/>
-          <w:numId w:val="49"/>
+          <w:numId w:val="50"/>
         </w:numPr>
       </w:pPr>
       <w:r>
@@ -11880,7 +12336,7 @@
         <w:pStyle w:val="ListParagraph"/>
         <w:numPr>
           <w:ilvl w:val="0"/>
-          <w:numId w:val="49"/>
+          <w:numId w:val="50"/>
         </w:numPr>
       </w:pPr>
       <w:r>
@@ -11898,7 +12354,7 @@
         <w:pStyle w:val="ListParagraph"/>
         <w:numPr>
           <w:ilvl w:val="0"/>
-          <w:numId w:val="49"/>
+          <w:numId w:val="50"/>
         </w:numPr>
       </w:pPr>
       <w:r>
@@ -11919,7 +12375,7 @@
         <w:pStyle w:val="ListParagraph"/>
         <w:numPr>
           <w:ilvl w:val="0"/>
-          <w:numId w:val="49"/>
+          <w:numId w:val="50"/>
         </w:numPr>
       </w:pPr>
       <w:r>
@@ -11945,7 +12401,7 @@
         <w:pStyle w:val="ListParagraph"/>
         <w:numPr>
           <w:ilvl w:val="0"/>
-          <w:numId w:val="50"/>
+          <w:numId w:val="51"/>
         </w:numPr>
       </w:pPr>
       <w:r>
@@ -12008,7 +12464,7 @@
         <w:pStyle w:val="ListParagraph"/>
         <w:numPr>
           <w:ilvl w:val="0"/>
-          <w:numId w:val="50"/>
+          <w:numId w:val="51"/>
         </w:numPr>
       </w:pPr>
       <w:r>
@@ -12035,7 +12491,7 @@
         <w:pStyle w:val="ListParagraph"/>
         <w:numPr>
           <w:ilvl w:val="0"/>
-          <w:numId w:val="50"/>
+          <w:numId w:val="51"/>
         </w:numPr>
       </w:pPr>
       <w:r>
@@ -12053,7 +12509,7 @@
         <w:pStyle w:val="ListParagraph"/>
         <w:numPr>
           <w:ilvl w:val="0"/>
-          <w:numId w:val="50"/>
+          <w:numId w:val="51"/>
         </w:numPr>
       </w:pPr>
       <w:r>
@@ -12624,6 +13080,30 @@
           </w:p>
         </w:tc>
       </w:tr>
+      <w:tr>
+        <w:tc>
+          <w:tcPr>
+            <w:tcW w:w="4680" w:type="dxa"/>
+          </w:tcPr>
+          <w:p>
+            <w:pPr/>
+            <w:r>
+              <w:t xml:space="preserve">訊息或者 chat 冇 Delete</w:t>
+            </w:r>
+          </w:p>
+        </w:tc>
+        <w:tc>
+          <w:tcPr>
+            <w:tcW w:w="4680" w:type="dxa"/>
+          </w:tcPr>
+          <w:p>
+            <w:pPr/>
+            <w:r>
+              <w:t xml:space="preserve">訊息只有發嘅人刪得。Group 由佢嘅 admin 刪，project channel 同 topic 由 project 嘅 admin 刪</w:t>
+            </w:r>
+          </w:p>
+        </w:tc>
+      </w:tr>
     </w:tbl>
     <w:p>
       <w:pPr/>
@@ -12660,7 +13140,7 @@
         <w:pStyle w:val="ListParagraph"/>
         <w:numPr>
           <w:ilvl w:val="0"/>
-          <w:numId w:val="51"/>
+          <w:numId w:val="52"/>
         </w:numPr>
       </w:pPr>
       <w:r>
@@ -12678,7 +13158,7 @@
         <w:pStyle w:val="ListParagraph"/>
         <w:numPr>
           <w:ilvl w:val="0"/>
-          <w:numId w:val="51"/>
+          <w:numId w:val="52"/>
         </w:numPr>
       </w:pPr>
       <w:r>
@@ -12696,7 +13176,7 @@
         <w:pStyle w:val="ListParagraph"/>
         <w:numPr>
           <w:ilvl w:val="0"/>
-          <w:numId w:val="51"/>
+          <w:numId w:val="52"/>
         </w:numPr>
       </w:pPr>
       <w:r>
@@ -12714,7 +13194,7 @@
         <w:pStyle w:val="ListParagraph"/>
         <w:numPr>
           <w:ilvl w:val="0"/>
-          <w:numId w:val="51"/>
+          <w:numId w:val="52"/>
         </w:numPr>
       </w:pPr>
       <w:r>
@@ -12732,7 +13212,7 @@
         <w:pStyle w:val="ListParagraph"/>
         <w:numPr>
           <w:ilvl w:val="0"/>
-          <w:numId w:val="51"/>
+          <w:numId w:val="52"/>
         </w:numPr>
       </w:pPr>
       <w:r>
@@ -12750,7 +13230,7 @@
         <w:pStyle w:val="ListParagraph"/>
         <w:numPr>
           <w:ilvl w:val="0"/>
-          <w:numId w:val="51"/>
+          <w:numId w:val="52"/>
         </w:numPr>
       </w:pPr>
       <w:r>
@@ -13793,6 +14273,41 @@
           </w:p>
         </w:tc>
       </w:tr>
+      <w:tr>
+        <w:tc>
+          <w:tcPr>
+            <w:tcW w:w="3120" w:type="dxa"/>
+          </w:tcPr>
+          <w:p>
+            <w:pPr/>
+            <w:r>
+              <w:t xml:space="preserve">Messenger</w:t>
+            </w:r>
+          </w:p>
+        </w:tc>
+        <w:tc>
+          <w:tcPr>
+            <w:tcW w:w="3120" w:type="dxa"/>
+          </w:tcPr>
+          <w:p>
+            <w:pPr/>
+            <w:r>
+              <w:t xml:space="preserve">Ctrl+B / Ctrl+I / Ctrl+Shift+X</w:t>
+            </w:r>
+          </w:p>
+        </w:tc>
+        <w:tc>
+          <w:tcPr>
+            <w:tcW w:w="3120" w:type="dxa"/>
+          </w:tcPr>
+          <w:p>
+            <w:pPr/>
+            <w:r>
+              <w:t xml:space="preserve">粗體／斜體／刪除線</w:t>
+            </w:r>
+          </w:p>
+        </w:tc>
+      </w:tr>
     </w:tbl>
     <w:p>
       <w:pPr>
@@ -13813,7 +14328,7 @@
         <w:pStyle w:val="ListParagraph"/>
         <w:numPr>
           <w:ilvl w:val="0"/>
-          <w:numId w:val="52"/>
+          <w:numId w:val="53"/>
         </w:numPr>
       </w:pPr>
       <w:r>
@@ -13825,7 +14340,7 @@
         <w:pStyle w:val="ListParagraph"/>
         <w:numPr>
           <w:ilvl w:val="0"/>
-          <w:numId w:val="52"/>
+          <w:numId w:val="53"/>
         </w:numPr>
       </w:pPr>
       <w:r>
@@ -13837,7 +14352,7 @@
         <w:pStyle w:val="ListParagraph"/>
         <w:numPr>
           <w:ilvl w:val="0"/>
-          <w:numId w:val="52"/>
+          <w:numId w:val="53"/>
         </w:numPr>
       </w:pPr>
       <w:r>
@@ -13849,7 +14364,7 @@
         <w:pStyle w:val="ListParagraph"/>
         <w:numPr>
           <w:ilvl w:val="0"/>
-          <w:numId w:val="52"/>
+          <w:numId w:val="53"/>
         </w:numPr>
       </w:pPr>
       <w:r>
@@ -13861,7 +14376,7 @@
         <w:pStyle w:val="ListParagraph"/>
         <w:numPr>
           <w:ilvl w:val="0"/>
-          <w:numId w:val="52"/>
+          <w:numId w:val="53"/>
         </w:numPr>
       </w:pPr>
       <w:r>
@@ -13882,7 +14397,7 @@
         <w:pStyle w:val="ListParagraph"/>
         <w:numPr>
           <w:ilvl w:val="0"/>
-          <w:numId w:val="52"/>
+          <w:numId w:val="53"/>
         </w:numPr>
       </w:pPr>
       <w:r>
@@ -13894,7 +14409,7 @@
         <w:pStyle w:val="ListParagraph"/>
         <w:numPr>
           <w:ilvl w:val="0"/>
-          <w:numId w:val="52"/>
+          <w:numId w:val="53"/>
         </w:numPr>
       </w:pPr>
       <w:r>
@@ -13915,7 +14430,7 @@
         <w:pStyle w:val="ListParagraph"/>
         <w:numPr>
           <w:ilvl w:val="0"/>
-          <w:numId w:val="52"/>
+          <w:numId w:val="53"/>
         </w:numPr>
       </w:pPr>
       <w:r>
@@ -13927,7 +14442,7 @@
         <w:pStyle w:val="ListParagraph"/>
         <w:numPr>
           <w:ilvl w:val="0"/>
-          <w:numId w:val="52"/>
+          <w:numId w:val="53"/>
         </w:numPr>
       </w:pPr>
       <w:r>
@@ -13939,7 +14454,7 @@
         <w:pStyle w:val="ListParagraph"/>
         <w:numPr>
           <w:ilvl w:val="0"/>
-          <w:numId w:val="52"/>
+          <w:numId w:val="53"/>
         </w:numPr>
       </w:pPr>
       <w:r>
@@ -13951,7 +14466,19 @@
         <w:pStyle w:val="ListParagraph"/>
         <w:numPr>
           <w:ilvl w:val="0"/>
-          <w:numId w:val="52"/>
+          <w:numId w:val="53"/>
+        </w:numPr>
+      </w:pPr>
+      <w:r>
+        <w:t xml:space="preserve">☐ 喺你嘅 project channel 開一個 topic，pin 一條訊息，再發一個 poll 同一個 event</w:t>
+      </w:r>
+    </w:p>
+    <w:p>
+      <w:pPr>
+        <w:pStyle w:val="ListParagraph"/>
+        <w:numPr>
+          <w:ilvl w:val="0"/>
+          <w:numId w:val="53"/>
         </w:numPr>
       </w:pPr>
       <w:r>
@@ -13963,7 +14490,7 @@
         <w:pStyle w:val="ListParagraph"/>
         <w:numPr>
           <w:ilvl w:val="0"/>
-          <w:numId w:val="52"/>
+          <w:numId w:val="53"/>
         </w:numPr>
       </w:pPr>
       <w:r>
@@ -13975,7 +14502,7 @@
         <w:pStyle w:val="ListParagraph"/>
         <w:numPr>
           <w:ilvl w:val="0"/>
-          <w:numId w:val="52"/>
+          <w:numId w:val="53"/>
         </w:numPr>
       </w:pPr>
       <w:r>
@@ -14254,10 +14781,10 @@
     <w:abstractNumId w:val="0"/>
   </w:num>
   <w:num w:numId="30">
-    <w:abstractNumId w:val="1"/>
+    <w:abstractNumId w:val="0"/>
   </w:num>
   <w:num w:numId="31">
-    <w:abstractNumId w:val="0"/>
+    <w:abstractNumId w:val="1"/>
   </w:num>
   <w:num w:numId="32">
     <w:abstractNumId w:val="0"/>
@@ -14281,10 +14808,10 @@
     <w:abstractNumId w:val="0"/>
   </w:num>
   <w:num w:numId="39">
-    <w:abstractNumId w:val="1"/>
+    <w:abstractNumId w:val="0"/>
   </w:num>
   <w:num w:numId="40">
-    <w:abstractNumId w:val="0"/>
+    <w:abstractNumId w:val="1"/>
   </w:num>
   <w:num w:numId="41">
     <w:abstractNumId w:val="0"/>
@@ -14299,10 +14826,10 @@
     <w:abstractNumId w:val="0"/>
   </w:num>
   <w:num w:numId="45">
-    <w:abstractNumId w:val="1"/>
+    <w:abstractNumId w:val="0"/>
   </w:num>
   <w:num w:numId="46">
-    <w:abstractNumId w:val="0"/>
+    <w:abstractNumId w:val="1"/>
   </w:num>
   <w:num w:numId="47">
     <w:abstractNumId w:val="0"/>
@@ -14320,6 +14847,9 @@
     <w:abstractNumId w:val="0"/>
   </w:num>
   <w:num w:numId="52">
+    <w:abstractNumId w:val="0"/>
+  </w:num>
+  <w:num w:numId="53">
     <w:abstractNumId w:val="0"/>
   </w:num>
 </w:numbering>

--- a/docs/manual/LWK_Viewer_User_Manual_YUE.docx
+++ b/docs/manual/LWK_Viewer_User_Manual_YUE.docx
@@ -3761,7 +3761,16 @@
         <w:t xml:space="preserve">格式（Aa）：</w:t>
       </w:r>
       <w:r>
-        <w:t xml:space="preserve"> 輸入框上面嗰條有 </w:t>
+        <w:t xml:space="preserve"> 好似 Lark 咁，輸入框直接顯示發出去嘅樣。</w:t>
+      </w:r>
+      <w:r>
+        <w:rPr>
+          <w:b/>
+        </w:rPr>
+        <w:t xml:space="preserve">Aa</w:t>
+      </w:r>
+      <w:r>
+        <w:t xml:space="preserve"> 會顯示格式掣：</w:t>
       </w:r>
       <w:r>
         <w:rPr>
@@ -3776,6 +3785,15 @@
         <w:rPr>
           <w:b/>
         </w:rPr>
+        <w:t xml:space="preserve">S</w:t>
+      </w:r>
+      <w:r>
+        <w:t xml:space="preserve">、</w:t>
+      </w:r>
+      <w:r>
+        <w:rPr>
+          <w:b/>
+        </w:rPr>
         <w:t xml:space="preserve">I</w:t>
       </w:r>
       <w:r>
@@ -3785,10 +3803,10 @@
         <w:rPr>
           <w:b/>
         </w:rPr>
-        <w:t xml:space="preserve">S</w:t>
-      </w:r>
-      <w:r>
-        <w:t xml:space="preserve">、code、bullet 同編號清單、引用同 code block；</w:t>
+        <w:t xml:space="preserve">U</w:t>
+      </w:r>
+      <w:r>
+        <w:t xml:space="preserve">、編號同 bullet 清單、引用、連結、code 同 code block；</w:t>
       </w:r>
       <w:r>
         <w:rPr>
@@ -3806,6 +3824,15 @@
         <w:t xml:space="preserve">Ctrl+I</w:t>
       </w:r>
       <w:r>
+        <w:t xml:space="preserve">、</w:t>
+      </w:r>
+      <w:r>
+        <w:rPr>
+          <w:b/>
+        </w:rPr>
+        <w:t xml:space="preserve">Ctrl+U</w:t>
+      </w:r>
+      <w:r>
         <w:t xml:space="preserve"> 同 </w:t>
       </w:r>
       <w:r>
@@ -3815,7 +3842,88 @@
         <w:t xml:space="preserve">Ctrl+Shift+X</w:t>
       </w:r>
       <w:r>
-        <w:t xml:space="preserve"> 對揀咗嘅字用。寫法同 WhatsApp 一樣（*粗體*、_斜體_、~刪除線~），所以轉去 WhatsApp 都係同一個樣。喺清單嗰行撳 Enter 會自動開下一項。</w:t>
+        <w:t xml:space="preserve"> 對揀咗嘅字用。手機上面撳 </w:t>
+      </w:r>
+      <w:r>
+        <w:rPr>
+          <w:b/>
+        </w:rPr>
+        <w:t xml:space="preserve">Aa</w:t>
+      </w:r>
+      <w:r>
+        <w:t xml:space="preserve"> 之後格式掣會自己一行出現。轉去 WhatsApp 都會保留粗體、斜體同刪除線。</w:t>
+      </w:r>
+    </w:p>
+    <w:p>
+      <w:pPr>
+        <w:pStyle w:val="ListParagraph"/>
+        <w:numPr>
+          <w:ilvl w:val="0"/>
+          <w:numId w:val="15"/>
+        </w:numPr>
+      </w:pPr>
+      <w:r>
+        <w:rPr>
+          <w:b/>
+        </w:rPr>
+        <w:t xml:space="preserve">輸入框下面嘅掣：</w:t>
+      </w:r>
+      <w:r>
+        <w:t xml:space="preserve"> </w:t>
+      </w:r>
+      <w:r>
+        <w:rPr>
+          <w:b/>
+        </w:rPr>
+        <w:t xml:space="preserve">Aa</w:t>
+      </w:r>
+      <w:r>
+        <w:t xml:space="preserve">、🙂 emoji、</w:t>
+      </w:r>
+      <w:r>
+        <w:rPr>
+          <w:b/>
+        </w:rPr>
+        <w:t xml:space="preserve">@</w:t>
+      </w:r>
+      <w:r>
+        <w:t xml:space="preserve"> 人、</w:t>
+      </w:r>
+      <w:r>
+        <w:rPr>
+          <w:b/>
+        </w:rPr>
+        <w:t xml:space="preserve">#</w:t>
+      </w:r>
+      <w:r>
+        <w:t xml:space="preserve"> task、issue、sheet 或者 3D 視圖（喺框入面顯示做 chip）、夾萬、</w:t>
+      </w:r>
+      <w:r>
+        <w:rPr>
+          <w:b/>
+        </w:rPr>
+        <w:t xml:space="preserve">+</w:t>
+      </w:r>
+      <w:r>
+        <w:t xml:space="preserve"> 同 </w:t>
+      </w:r>
+      <w:r>
+        <w:rPr>
+          <w:b/>
+        </w:rPr>
+        <w:t xml:space="preserve">Send</w:t>
+      </w:r>
+      <w:r>
+        <w:t xml:space="preserve">；</w:t>
+      </w:r>
+      <w:r>
+        <w:rPr>
+          <w:b/>
+        </w:rPr>
+        <w:t xml:space="preserve">Send</w:t>
+      </w:r>
+      <w:r>
+        <w:t xml:space="preserve"> 永遠喺畫面入面，手機都係。</w:t>
       </w:r>
     </w:p>
     <w:p>

--- a/docs/manual/LWK_Viewer_User_Manual_YUE.docx
+++ b/docs/manual/LWK_Viewer_User_Manual_YUE.docx
@@ -4534,6 +4534,197 @@
         <w:pStyle w:val="Heading2"/>
       </w:pPr>
       <w:r>
+        <w:t xml:space="preserve">Calendar 日曆</w:t>
+      </w:r>
+    </w:p>
+    <w:p>
+      <w:pPr/>
+      <w:r>
+        <w:rPr>
+          <w:b/>
+        </w:rPr>
+        <w:t xml:space="preserve">Calendar</w:t>
+      </w:r>
+      <w:r>
+        <w:t xml:space="preserve"> 按日期顯示你就嚟要做嘅嘢：Messenger 入面發嘅</w:t>
+      </w:r>
+      <w:r>
+        <w:rPr>
+          <w:b/>
+        </w:rPr>
+        <w:t xml:space="preserve">會議</w:t>
+      </w:r>
+      <w:r>
+        <w:t xml:space="preserve">（連你嘅回覆）、</w:t>
+      </w:r>
+      <w:r>
+        <w:rPr>
+          <w:b/>
+        </w:rPr>
+        <w:t xml:space="preserve">你嘅 task</w:t>
+      </w:r>
+      <w:r>
+        <w:t xml:space="preserve"> 嘅到期日，同</w:t>
+      </w:r>
+      <w:r>
+        <w:rPr>
+          <w:b/>
+        </w:rPr>
+        <w:t xml:space="preserve">派咗俾你嘅 issue</w:t>
+      </w:r>
+      <w:r>
+        <w:t xml:space="preserve"> 嘅到期日。</w:t>
+      </w:r>
+    </w:p>
+    <w:p>
+      <w:pPr>
+        <w:pStyle w:val="ListParagraph"/>
+        <w:numPr>
+          <w:ilvl w:val="0"/>
+          <w:numId w:val="19"/>
+        </w:numPr>
+      </w:pPr>
+      <w:r>
+        <w:t xml:space="preserve">電腦係月曆，手機係清單（</w:t>
+      </w:r>
+      <w:r>
+        <w:rPr>
+          <w:b/>
+        </w:rPr>
+        <w:t xml:space="preserve">Month</w:t>
+      </w:r>
+      <w:r>
+        <w:t xml:space="preserve"> / </w:t>
+      </w:r>
+      <w:r>
+        <w:rPr>
+          <w:b/>
+        </w:rPr>
+        <w:t xml:space="preserve">List</w:t>
+      </w:r>
+      <w:r>
+        <w:t xml:space="preserve">）。剔格可以顯示或者隱藏會議、task 同 issue。</w:t>
+      </w:r>
+      <w:r>
+        <w:rPr>
+          <w:b/>
+        </w:rPr>
+        <w:t xml:space="preserve">‹ ›</w:t>
+      </w:r>
+      <w:r>
+        <w:t xml:space="preserve"> 同 </w:t>
+      </w:r>
+      <w:r>
+        <w:rPr>
+          <w:b/>
+        </w:rPr>
+        <w:t xml:space="preserve">Today</w:t>
+      </w:r>
+      <w:r>
+        <w:t xml:space="preserve"> 轉月份；手機可以掃。</w:t>
+      </w:r>
+    </w:p>
+    <w:p>
+      <w:pPr>
+        <w:pStyle w:val="ListParagraph"/>
+        <w:numPr>
+          <w:ilvl w:val="0"/>
+          <w:numId w:val="19"/>
+        </w:numPr>
+      </w:pPr>
+      <w:r>
+        <w:t xml:space="preserve">撳一項睇詳情，再打開個 chat、task 或者 issue。回覆會議要喺佢個 chat 入面。</w:t>
+      </w:r>
+    </w:p>
+    <w:p>
+      <w:pPr>
+        <w:pStyle w:val="ListParagraph"/>
+        <w:numPr>
+          <w:ilvl w:val="0"/>
+          <w:numId w:val="19"/>
+        </w:numPr>
+      </w:pPr>
+      <w:r>
+        <w:rPr>
+          <w:b/>
+        </w:rPr>
+        <w:t xml:space="preserve">+ Event：</w:t>
+      </w:r>
+      <w:r>
+        <w:t xml:space="preserve"> 揀一個 chat，活動表格就喺嗰度打開，chat 入面所有人都會被邀請。</w:t>
+      </w:r>
+    </w:p>
+    <w:p>
+      <w:pPr>
+        <w:pStyle w:val="ListParagraph"/>
+        <w:numPr>
+          <w:ilvl w:val="0"/>
+          <w:numId w:val="19"/>
+        </w:numPr>
+      </w:pPr>
+      <w:r>
+        <w:rPr>
+          <w:b/>
+        </w:rPr>
+        <w:t xml:space="preserve">Add to Outlook：</w:t>
+      </w:r>
+      <w:r>
+        <w:t xml:space="preserve"> </w:t>
+      </w:r>
+      <w:r>
+        <w:rPr>
+          <w:b/>
+        </w:rPr>
+        <w:t xml:space="preserve">Open in Outlook on this PC</w:t>
+      </w:r>
+      <w:r>
+        <w:t xml:space="preserve"> 會令 Outlook 訂閱你嘅日曆（揀 </w:t>
+      </w:r>
+      <w:r>
+        <w:rPr>
+          <w:b/>
+        </w:rPr>
+        <w:t xml:space="preserve">Yes</w:t>
+      </w:r>
+      <w:r>
+        <w:t xml:space="preserve">），或者 copy 個地址，用 Outlook 嘅 </w:t>
+      </w:r>
+      <w:r>
+        <w:rPr>
+          <w:b/>
+        </w:rPr>
+        <w:t xml:space="preserve">Add calendar &gt; From Internet</w:t>
+      </w:r>
+      <w:r>
+        <w:t xml:space="preserve">。之後 Outlook 會喺你自己嘅日曆隔籬顯示，並自己更新。Outlook 網頁版同手機版要 viewer 喺互聯網上連得到先得。</w:t>
+      </w:r>
+    </w:p>
+    <w:p>
+      <w:pPr>
+        <w:pStyle w:val="ListParagraph"/>
+        <w:numPr>
+          <w:ilvl w:val="0"/>
+          <w:numId w:val="19"/>
+        </w:numPr>
+      </w:pPr>
+      <w:r>
+        <w:t xml:space="preserve">個地址係你自己嘅：唔小心分享咗就撳 </w:t>
+      </w:r>
+      <w:r>
+        <w:rPr>
+          <w:b/>
+        </w:rPr>
+        <w:t xml:space="preserve">Make a new address</w:t>
+      </w:r>
+      <w:r>
+        <w:t xml:space="preserve">（舊嗰個會停用）。</w:t>
+      </w:r>
+    </w:p>
+    <w:p>
+      <w:pPr>
+        <w:pStyle w:val="Heading2"/>
+      </w:pPr>
+      <w:r>
         <w:t xml:space="preserve">Sheets：2D 圖則</w:t>
       </w:r>
     </w:p>
@@ -4556,7 +4747,7 @@
         <w:pStyle w:val="ListParagraph"/>
         <w:numPr>
           <w:ilvl w:val="0"/>
-          <w:numId w:val="19"/>
+          <w:numId w:val="20"/>
         </w:numPr>
       </w:pPr>
       <w:r>
@@ -4577,7 +4768,7 @@
         <w:pStyle w:val="ListParagraph"/>
         <w:numPr>
           <w:ilvl w:val="0"/>
-          <w:numId w:val="19"/>
+          <w:numId w:val="20"/>
         </w:numPr>
       </w:pPr>
       <w:r>
@@ -4589,7 +4780,7 @@
         <w:pStyle w:val="ListParagraph"/>
         <w:numPr>
           <w:ilvl w:val="0"/>
-          <w:numId w:val="19"/>
+          <w:numId w:val="20"/>
         </w:numPr>
       </w:pPr>
       <w:r>
@@ -4607,7 +4798,7 @@
         <w:pStyle w:val="ListParagraph"/>
         <w:numPr>
           <w:ilvl w:val="0"/>
-          <w:numId w:val="19"/>
+          <w:numId w:val="20"/>
         </w:numPr>
       </w:pPr>
       <w:r>
@@ -4625,7 +4816,7 @@
         <w:pStyle w:val="ListParagraph"/>
         <w:numPr>
           <w:ilvl w:val="0"/>
-          <w:numId w:val="19"/>
+          <w:numId w:val="20"/>
         </w:numPr>
       </w:pPr>
       <w:r>
@@ -4638,7 +4829,16 @@
         <w:t xml:space="preserve">PDF</w:t>
       </w:r>
       <w:r>
-        <w:t xml:space="preserve"> upload 掣。佢會喺清單顯示做「Imported 2D only」，撳佢個 </w:t>
+        <w:t xml:space="preserve"> upload 掣，再改個 </w:t>
+      </w:r>
+      <w:r>
+        <w:rPr>
+          <w:b/>
+        </w:rPr>
+        <w:t xml:space="preserve">set</w:t>
+      </w:r>
+      <w:r>
+        <w:t xml:space="preserve"> 名（例如「Uploaded PDFs」或者「Consultant 2026-10」）。每個 set 喺頂部 drop-down 入面、project 標題下面自己一項，同 Revit 嘅 sheet 分開。佢啲 sheet 會顯示「Imported 2D only」，撳 </w:t>
       </w:r>
       <w:r>
         <w:rPr>
@@ -4950,7 +5150,7 @@
         <w:pStyle w:val="ListParagraph"/>
         <w:numPr>
           <w:ilvl w:val="0"/>
-          <w:numId w:val="20"/>
+          <w:numId w:val="21"/>
         </w:numPr>
       </w:pPr>
       <w:r>
@@ -4968,7 +5168,7 @@
         <w:pStyle w:val="ListParagraph"/>
         <w:numPr>
           <w:ilvl w:val="0"/>
-          <w:numId w:val="20"/>
+          <w:numId w:val="21"/>
         </w:numPr>
       </w:pPr>
       <w:r>
@@ -4995,7 +5195,7 @@
         <w:pStyle w:val="ListParagraph"/>
         <w:numPr>
           <w:ilvl w:val="0"/>
-          <w:numId w:val="20"/>
+          <w:numId w:val="21"/>
         </w:numPr>
       </w:pPr>
       <w:r>
@@ -5022,7 +5222,7 @@
         <w:pStyle w:val="ListParagraph"/>
         <w:numPr>
           <w:ilvl w:val="0"/>
-          <w:numId w:val="20"/>
+          <w:numId w:val="21"/>
         </w:numPr>
       </w:pPr>
       <w:r>
@@ -5269,7 +5469,7 @@
         <w:pStyle w:val="ListParagraph"/>
         <w:numPr>
           <w:ilvl w:val="0"/>
-          <w:numId w:val="21"/>
+          <w:numId w:val="22"/>
         </w:numPr>
       </w:pPr>
       <w:r>
@@ -5296,7 +5496,7 @@
         <w:pStyle w:val="ListParagraph"/>
         <w:numPr>
           <w:ilvl w:val="0"/>
-          <w:numId w:val="21"/>
+          <w:numId w:val="22"/>
         </w:numPr>
       </w:pPr>
       <w:r>
@@ -5314,7 +5514,7 @@
         <w:pStyle w:val="ListParagraph"/>
         <w:numPr>
           <w:ilvl w:val="0"/>
-          <w:numId w:val="21"/>
+          <w:numId w:val="22"/>
         </w:numPr>
       </w:pPr>
       <w:r>
@@ -5332,7 +5532,7 @@
         <w:pStyle w:val="ListParagraph"/>
         <w:numPr>
           <w:ilvl w:val="0"/>
-          <w:numId w:val="21"/>
+          <w:numId w:val="22"/>
         </w:numPr>
       </w:pPr>
       <w:r>
@@ -5395,7 +5595,7 @@
         <w:pStyle w:val="ListParagraph"/>
         <w:numPr>
           <w:ilvl w:val="0"/>
-          <w:numId w:val="21"/>
+          <w:numId w:val="22"/>
         </w:numPr>
       </w:pPr>
       <w:r>
@@ -5421,7 +5621,7 @@
         <w:pStyle w:val="ListParagraph"/>
         <w:numPr>
           <w:ilvl w:val="0"/>
-          <w:numId w:val="22"/>
+          <w:numId w:val="23"/>
         </w:numPr>
       </w:pPr>
       <w:r>
@@ -5457,7 +5657,7 @@
         <w:pStyle w:val="ListParagraph"/>
         <w:numPr>
           <w:ilvl w:val="0"/>
-          <w:numId w:val="22"/>
+          <w:numId w:val="23"/>
         </w:numPr>
       </w:pPr>
       <w:r>
@@ -5475,7 +5675,7 @@
         <w:pStyle w:val="ListParagraph"/>
         <w:numPr>
           <w:ilvl w:val="0"/>
-          <w:numId w:val="22"/>
+          <w:numId w:val="23"/>
         </w:numPr>
       </w:pPr>
       <w:r>
@@ -6076,7 +6276,7 @@
         <w:pStyle w:val="ListParagraph"/>
         <w:numPr>
           <w:ilvl w:val="0"/>
-          <w:numId w:val="23"/>
+          <w:numId w:val="24"/>
         </w:numPr>
       </w:pPr>
       <w:r>
@@ -6115,7 +6315,7 @@
         <w:pStyle w:val="ListParagraph"/>
         <w:numPr>
           <w:ilvl w:val="0"/>
-          <w:numId w:val="23"/>
+          <w:numId w:val="24"/>
         </w:numPr>
       </w:pPr>
       <w:r>
@@ -6136,7 +6336,7 @@
         <w:pStyle w:val="ListParagraph"/>
         <w:numPr>
           <w:ilvl w:val="0"/>
-          <w:numId w:val="23"/>
+          <w:numId w:val="24"/>
         </w:numPr>
       </w:pPr>
       <w:r>
@@ -6154,7 +6354,7 @@
         <w:pStyle w:val="ListParagraph"/>
         <w:numPr>
           <w:ilvl w:val="0"/>
-          <w:numId w:val="23"/>
+          <w:numId w:val="24"/>
         </w:numPr>
       </w:pPr>
       <w:r>
@@ -6189,7 +6389,7 @@
         <w:pStyle w:val="ListParagraph"/>
         <w:numPr>
           <w:ilvl w:val="0"/>
-          <w:numId w:val="24"/>
+          <w:numId w:val="25"/>
         </w:numPr>
       </w:pPr>
       <w:r>
@@ -6216,7 +6416,7 @@
         <w:pStyle w:val="ListParagraph"/>
         <w:numPr>
           <w:ilvl w:val="0"/>
-          <w:numId w:val="24"/>
+          <w:numId w:val="25"/>
         </w:numPr>
       </w:pPr>
       <w:r>
@@ -6228,7 +6428,7 @@
         <w:pStyle w:val="ListParagraph"/>
         <w:numPr>
           <w:ilvl w:val="0"/>
-          <w:numId w:val="24"/>
+          <w:numId w:val="25"/>
         </w:numPr>
       </w:pPr>
       <w:r>
@@ -6255,7 +6455,7 @@
         <w:pStyle w:val="ListParagraph"/>
         <w:numPr>
           <w:ilvl w:val="0"/>
-          <w:numId w:val="24"/>
+          <w:numId w:val="25"/>
         </w:numPr>
       </w:pPr>
       <w:r>
@@ -6281,7 +6481,7 @@
         <w:pStyle w:val="ListParagraph"/>
         <w:numPr>
           <w:ilvl w:val="0"/>
-          <w:numId w:val="25"/>
+          <w:numId w:val="26"/>
         </w:numPr>
       </w:pPr>
       <w:r>
@@ -6302,7 +6502,7 @@
         <w:pStyle w:val="ListParagraph"/>
         <w:numPr>
           <w:ilvl w:val="0"/>
-          <w:numId w:val="25"/>
+          <w:numId w:val="26"/>
         </w:numPr>
       </w:pPr>
       <w:r>
@@ -6332,7 +6532,7 @@
         <w:pStyle w:val="ListParagraph"/>
         <w:numPr>
           <w:ilvl w:val="0"/>
-          <w:numId w:val="25"/>
+          <w:numId w:val="26"/>
         </w:numPr>
       </w:pPr>
       <w:r>
@@ -6350,7 +6550,7 @@
         <w:pStyle w:val="ListParagraph"/>
         <w:numPr>
           <w:ilvl w:val="0"/>
-          <w:numId w:val="25"/>
+          <w:numId w:val="26"/>
         </w:numPr>
       </w:pPr>
       <w:r>
@@ -6368,7 +6568,7 @@
         <w:pStyle w:val="ListParagraph"/>
         <w:numPr>
           <w:ilvl w:val="0"/>
-          <w:numId w:val="25"/>
+          <w:numId w:val="26"/>
         </w:numPr>
       </w:pPr>
       <w:r>
@@ -6489,7 +6689,7 @@
         <w:pStyle w:val="ListParagraph"/>
         <w:numPr>
           <w:ilvl w:val="0"/>
-          <w:numId w:val="26"/>
+          <w:numId w:val="27"/>
         </w:numPr>
       </w:pPr>
       <w:r>
@@ -6534,7 +6734,7 @@
         <w:pStyle w:val="ListParagraph"/>
         <w:numPr>
           <w:ilvl w:val="0"/>
-          <w:numId w:val="26"/>
+          <w:numId w:val="27"/>
         </w:numPr>
       </w:pPr>
       <w:r>
@@ -6570,7 +6770,7 @@
         <w:pStyle w:val="ListParagraph"/>
         <w:numPr>
           <w:ilvl w:val="0"/>
-          <w:numId w:val="26"/>
+          <w:numId w:val="27"/>
         </w:numPr>
       </w:pPr>
       <w:r>
@@ -6613,7 +6813,7 @@
         <w:pStyle w:val="ListParagraph"/>
         <w:numPr>
           <w:ilvl w:val="0"/>
-          <w:numId w:val="27"/>
+          <w:numId w:val="28"/>
         </w:numPr>
       </w:pPr>
       <w:r>
@@ -6634,7 +6834,7 @@
         <w:pStyle w:val="ListParagraph"/>
         <w:numPr>
           <w:ilvl w:val="0"/>
-          <w:numId w:val="27"/>
+          <w:numId w:val="28"/>
         </w:numPr>
       </w:pPr>
       <w:r>
@@ -6661,7 +6861,7 @@
         <w:pStyle w:val="ListParagraph"/>
         <w:numPr>
           <w:ilvl w:val="0"/>
-          <w:numId w:val="27"/>
+          <w:numId w:val="28"/>
         </w:numPr>
       </w:pPr>
       <w:r>
@@ -6724,7 +6924,7 @@
         <w:pStyle w:val="ListParagraph"/>
         <w:numPr>
           <w:ilvl w:val="0"/>
-          <w:numId w:val="27"/>
+          <w:numId w:val="28"/>
         </w:numPr>
       </w:pPr>
       <w:r>
@@ -6886,7 +7086,7 @@
         <w:pStyle w:val="ListParagraph"/>
         <w:numPr>
           <w:ilvl w:val="0"/>
-          <w:numId w:val="28"/>
+          <w:numId w:val="29"/>
         </w:numPr>
       </w:pPr>
       <w:r>
@@ -6913,7 +7113,7 @@
         <w:pStyle w:val="ListParagraph"/>
         <w:numPr>
           <w:ilvl w:val="0"/>
-          <w:numId w:val="28"/>
+          <w:numId w:val="29"/>
         </w:numPr>
       </w:pPr>
       <w:r>
@@ -6934,7 +7134,7 @@
         <w:pStyle w:val="ListParagraph"/>
         <w:numPr>
           <w:ilvl w:val="0"/>
-          <w:numId w:val="28"/>
+          <w:numId w:val="29"/>
         </w:numPr>
       </w:pPr>
       <w:r>
@@ -7215,7 +7415,7 @@
         <w:pStyle w:val="ListParagraph"/>
         <w:numPr>
           <w:ilvl w:val="0"/>
-          <w:numId w:val="29"/>
+          <w:numId w:val="30"/>
         </w:numPr>
       </w:pPr>
       <w:r>
@@ -7236,7 +7436,7 @@
         <w:pStyle w:val="ListParagraph"/>
         <w:numPr>
           <w:ilvl w:val="0"/>
-          <w:numId w:val="29"/>
+          <w:numId w:val="30"/>
         </w:numPr>
       </w:pPr>
       <w:r>
@@ -7254,7 +7454,7 @@
         <w:pStyle w:val="ListParagraph"/>
         <w:numPr>
           <w:ilvl w:val="0"/>
-          <w:numId w:val="29"/>
+          <w:numId w:val="30"/>
         </w:numPr>
       </w:pPr>
       <w:r>
@@ -7272,7 +7472,7 @@
         <w:pStyle w:val="ListParagraph"/>
         <w:numPr>
           <w:ilvl w:val="0"/>
-          <w:numId w:val="29"/>
+          <w:numId w:val="30"/>
         </w:numPr>
       </w:pPr>
       <w:r>
@@ -7292,7 +7492,7 @@
         <w:pStyle w:val="ListParagraph"/>
         <w:numPr>
           <w:ilvl w:val="0"/>
-          <w:numId w:val="30"/>
+          <w:numId w:val="31"/>
         </w:numPr>
       </w:pPr>
       <w:r>
@@ -7322,7 +7522,7 @@
         <w:pStyle w:val="ListParagraph"/>
         <w:numPr>
           <w:ilvl w:val="0"/>
-          <w:numId w:val="30"/>
+          <w:numId w:val="31"/>
         </w:numPr>
       </w:pPr>
       <w:r>
@@ -7365,7 +7565,7 @@
         <w:pStyle w:val="ListParagraph"/>
         <w:numPr>
           <w:ilvl w:val="0"/>
-          <w:numId w:val="31"/>
+          <w:numId w:val="32"/>
         </w:numPr>
       </w:pPr>
       <w:r>
@@ -7422,7 +7622,7 @@
         <w:pStyle w:val="ListParagraph"/>
         <w:numPr>
           <w:ilvl w:val="0"/>
-          <w:numId w:val="31"/>
+          <w:numId w:val="32"/>
         </w:numPr>
       </w:pPr>
       <w:r>
@@ -7434,7 +7634,7 @@
         <w:pStyle w:val="ListParagraph"/>
         <w:numPr>
           <w:ilvl w:val="0"/>
-          <w:numId w:val="31"/>
+          <w:numId w:val="32"/>
         </w:numPr>
       </w:pPr>
       <w:r>
@@ -7464,7 +7664,7 @@
         <w:pStyle w:val="ListParagraph"/>
         <w:numPr>
           <w:ilvl w:val="0"/>
-          <w:numId w:val="31"/>
+          <w:numId w:val="32"/>
         </w:numPr>
       </w:pPr>
       <w:r>
@@ -7890,7 +8090,7 @@
         <w:pStyle w:val="ListParagraph"/>
         <w:numPr>
           <w:ilvl w:val="0"/>
-          <w:numId w:val="32"/>
+          <w:numId w:val="33"/>
         </w:numPr>
       </w:pPr>
       <w:r>
@@ -7902,7 +8102,7 @@
         <w:pStyle w:val="ListParagraph"/>
         <w:numPr>
           <w:ilvl w:val="0"/>
-          <w:numId w:val="32"/>
+          <w:numId w:val="33"/>
         </w:numPr>
       </w:pPr>
       <w:r>
@@ -7914,7 +8114,7 @@
         <w:pStyle w:val="ListParagraph"/>
         <w:numPr>
           <w:ilvl w:val="0"/>
-          <w:numId w:val="32"/>
+          <w:numId w:val="33"/>
         </w:numPr>
       </w:pPr>
       <w:r>
@@ -7934,7 +8134,7 @@
         <w:pStyle w:val="ListParagraph"/>
         <w:numPr>
           <w:ilvl w:val="0"/>
-          <w:numId w:val="33"/>
+          <w:numId w:val="34"/>
         </w:numPr>
       </w:pPr>
       <w:r>
@@ -7961,7 +8161,7 @@
         <w:pStyle w:val="ListParagraph"/>
         <w:numPr>
           <w:ilvl w:val="0"/>
-          <w:numId w:val="33"/>
+          <w:numId w:val="34"/>
         </w:numPr>
       </w:pPr>
       <w:r>
@@ -7988,7 +8188,7 @@
         <w:pStyle w:val="ListParagraph"/>
         <w:numPr>
           <w:ilvl w:val="0"/>
-          <w:numId w:val="33"/>
+          <w:numId w:val="34"/>
         </w:numPr>
       </w:pPr>
       <w:r>
@@ -8458,7 +8658,7 @@
         <w:pStyle w:val="ListParagraph"/>
         <w:numPr>
           <w:ilvl w:val="0"/>
-          <w:numId w:val="34"/>
+          <w:numId w:val="35"/>
         </w:numPr>
       </w:pPr>
       <w:r>
@@ -8476,7 +8676,7 @@
         <w:pStyle w:val="ListParagraph"/>
         <w:numPr>
           <w:ilvl w:val="0"/>
-          <w:numId w:val="34"/>
+          <w:numId w:val="35"/>
         </w:numPr>
       </w:pPr>
       <w:r>
@@ -8494,7 +8694,7 @@
         <w:pStyle w:val="ListParagraph"/>
         <w:numPr>
           <w:ilvl w:val="0"/>
-          <w:numId w:val="34"/>
+          <w:numId w:val="35"/>
         </w:numPr>
       </w:pPr>
       <w:r>
@@ -8512,7 +8712,7 @@
         <w:pStyle w:val="ListParagraph"/>
         <w:numPr>
           <w:ilvl w:val="0"/>
-          <w:numId w:val="34"/>
+          <w:numId w:val="35"/>
         </w:numPr>
       </w:pPr>
       <w:r>
@@ -8999,7 +9199,7 @@
         <w:pStyle w:val="ListParagraph"/>
         <w:numPr>
           <w:ilvl w:val="0"/>
-          <w:numId w:val="35"/>
+          <w:numId w:val="36"/>
         </w:numPr>
       </w:pPr>
       <w:r>
@@ -9011,7 +9211,7 @@
         <w:pStyle w:val="ListParagraph"/>
         <w:numPr>
           <w:ilvl w:val="0"/>
-          <w:numId w:val="35"/>
+          <w:numId w:val="36"/>
         </w:numPr>
       </w:pPr>
       <w:r>
@@ -9059,7 +9259,7 @@
         <w:pStyle w:val="ListParagraph"/>
         <w:numPr>
           <w:ilvl w:val="0"/>
-          <w:numId w:val="35"/>
+          <w:numId w:val="36"/>
         </w:numPr>
       </w:pPr>
       <w:r>
@@ -9086,7 +9286,7 @@
         <w:pStyle w:val="ListParagraph"/>
         <w:numPr>
           <w:ilvl w:val="0"/>
-          <w:numId w:val="35"/>
+          <w:numId w:val="36"/>
         </w:numPr>
       </w:pPr>
       <w:r>
@@ -9104,7 +9304,7 @@
         <w:pStyle w:val="ListParagraph"/>
         <w:numPr>
           <w:ilvl w:val="0"/>
-          <w:numId w:val="35"/>
+          <w:numId w:val="36"/>
         </w:numPr>
       </w:pPr>
       <w:r>
@@ -9122,7 +9322,7 @@
         <w:pStyle w:val="ListParagraph"/>
         <w:numPr>
           <w:ilvl w:val="0"/>
-          <w:numId w:val="35"/>
+          <w:numId w:val="36"/>
         </w:numPr>
       </w:pPr>
       <w:r>
@@ -9167,7 +9367,7 @@
         <w:pStyle w:val="ListParagraph"/>
         <w:numPr>
           <w:ilvl w:val="0"/>
-          <w:numId w:val="35"/>
+          <w:numId w:val="36"/>
         </w:numPr>
       </w:pPr>
       <w:r>
@@ -9203,7 +9403,7 @@
         <w:pStyle w:val="ListParagraph"/>
         <w:numPr>
           <w:ilvl w:val="0"/>
-          <w:numId w:val="35"/>
+          <w:numId w:val="36"/>
         </w:numPr>
       </w:pPr>
       <w:r>
@@ -9452,7 +9652,7 @@
         <w:pStyle w:val="ListParagraph"/>
         <w:numPr>
           <w:ilvl w:val="0"/>
-          <w:numId w:val="36"/>
+          <w:numId w:val="37"/>
         </w:numPr>
       </w:pPr>
       <w:r>
@@ -9488,7 +9688,7 @@
         <w:pStyle w:val="ListParagraph"/>
         <w:numPr>
           <w:ilvl w:val="0"/>
-          <w:numId w:val="36"/>
+          <w:numId w:val="37"/>
         </w:numPr>
       </w:pPr>
       <w:r>
@@ -9533,7 +9733,7 @@
         <w:pStyle w:val="ListParagraph"/>
         <w:numPr>
           <w:ilvl w:val="0"/>
-          <w:numId w:val="36"/>
+          <w:numId w:val="37"/>
         </w:numPr>
       </w:pPr>
       <w:r>
@@ -9559,7 +9759,7 @@
         <w:pStyle w:val="ListParagraph"/>
         <w:numPr>
           <w:ilvl w:val="0"/>
-          <w:numId w:val="37"/>
+          <w:numId w:val="38"/>
         </w:numPr>
       </w:pPr>
       <w:r>
@@ -9586,7 +9786,7 @@
         <w:pStyle w:val="ListParagraph"/>
         <w:numPr>
           <w:ilvl w:val="0"/>
-          <w:numId w:val="37"/>
+          <w:numId w:val="38"/>
         </w:numPr>
       </w:pPr>
       <w:r>
@@ -9607,7 +9807,7 @@
         <w:pStyle w:val="ListParagraph"/>
         <w:numPr>
           <w:ilvl w:val="0"/>
-          <w:numId w:val="37"/>
+          <w:numId w:val="38"/>
         </w:numPr>
       </w:pPr>
       <w:r>
@@ -9648,7 +9848,7 @@
         <w:pStyle w:val="ListParagraph"/>
         <w:numPr>
           <w:ilvl w:val="0"/>
-          <w:numId w:val="38"/>
+          <w:numId w:val="39"/>
         </w:numPr>
       </w:pPr>
       <w:r>
@@ -9693,7 +9893,7 @@
         <w:pStyle w:val="ListParagraph"/>
         <w:numPr>
           <w:ilvl w:val="0"/>
-          <w:numId w:val="38"/>
+          <w:numId w:val="39"/>
         </w:numPr>
       </w:pPr>
       <w:r>
@@ -9729,7 +9929,7 @@
         <w:pStyle w:val="ListParagraph"/>
         <w:numPr>
           <w:ilvl w:val="0"/>
-          <w:numId w:val="38"/>
+          <w:numId w:val="39"/>
         </w:numPr>
       </w:pPr>
       <w:r>
@@ -9756,7 +9956,7 @@
         <w:pStyle w:val="ListParagraph"/>
         <w:numPr>
           <w:ilvl w:val="0"/>
-          <w:numId w:val="38"/>
+          <w:numId w:val="39"/>
         </w:numPr>
       </w:pPr>
       <w:r>
@@ -10071,7 +10271,7 @@
         <w:pStyle w:val="ListParagraph"/>
         <w:numPr>
           <w:ilvl w:val="0"/>
-          <w:numId w:val="39"/>
+          <w:numId w:val="40"/>
         </w:numPr>
       </w:pPr>
       <w:r>
@@ -10146,7 +10346,7 @@
         <w:pStyle w:val="ListParagraph"/>
         <w:numPr>
           <w:ilvl w:val="0"/>
-          <w:numId w:val="39"/>
+          <w:numId w:val="40"/>
         </w:numPr>
       </w:pPr>
       <w:r>
@@ -10176,7 +10376,7 @@
         <w:pStyle w:val="ListParagraph"/>
         <w:numPr>
           <w:ilvl w:val="0"/>
-          <w:numId w:val="39"/>
+          <w:numId w:val="40"/>
         </w:numPr>
       </w:pPr>
       <w:r>
@@ -10202,7 +10402,7 @@
         <w:pStyle w:val="ListParagraph"/>
         <w:numPr>
           <w:ilvl w:val="0"/>
-          <w:numId w:val="40"/>
+          <w:numId w:val="41"/>
         </w:numPr>
       </w:pPr>
       <w:r>
@@ -10232,7 +10432,7 @@
         <w:pStyle w:val="ListParagraph"/>
         <w:numPr>
           <w:ilvl w:val="0"/>
-          <w:numId w:val="40"/>
+          <w:numId w:val="41"/>
         </w:numPr>
       </w:pPr>
       <w:r>
@@ -10253,7 +10453,7 @@
         <w:pStyle w:val="ListParagraph"/>
         <w:numPr>
           <w:ilvl w:val="0"/>
-          <w:numId w:val="40"/>
+          <w:numId w:val="41"/>
         </w:numPr>
       </w:pPr>
       <w:r>
@@ -10283,7 +10483,7 @@
         <w:pStyle w:val="ListParagraph"/>
         <w:numPr>
           <w:ilvl w:val="0"/>
-          <w:numId w:val="41"/>
+          <w:numId w:val="42"/>
         </w:numPr>
       </w:pPr>
       <w:r>
@@ -10295,7 +10495,7 @@
         <w:pStyle w:val="ListParagraph"/>
         <w:numPr>
           <w:ilvl w:val="0"/>
-          <w:numId w:val="41"/>
+          <w:numId w:val="42"/>
         </w:numPr>
       </w:pPr>
       <w:r>
@@ -10339,7 +10539,7 @@
         <w:pStyle w:val="ListParagraph"/>
         <w:numPr>
           <w:ilvl w:val="0"/>
-          <w:numId w:val="42"/>
+          <w:numId w:val="43"/>
         </w:numPr>
       </w:pPr>
       <w:r>
@@ -10387,7 +10587,7 @@
         <w:pStyle w:val="ListParagraph"/>
         <w:numPr>
           <w:ilvl w:val="0"/>
-          <w:numId w:val="42"/>
+          <w:numId w:val="43"/>
         </w:numPr>
       </w:pPr>
       <w:r>
@@ -10399,7 +10599,7 @@
         <w:pStyle w:val="ListParagraph"/>
         <w:numPr>
           <w:ilvl w:val="0"/>
-          <w:numId w:val="42"/>
+          <w:numId w:val="43"/>
         </w:numPr>
       </w:pPr>
       <w:r>
@@ -10417,7 +10617,7 @@
         <w:pStyle w:val="ListParagraph"/>
         <w:numPr>
           <w:ilvl w:val="0"/>
-          <w:numId w:val="42"/>
+          <w:numId w:val="43"/>
         </w:numPr>
       </w:pPr>
       <w:r>
@@ -10429,7 +10629,7 @@
         <w:pStyle w:val="ListParagraph"/>
         <w:numPr>
           <w:ilvl w:val="0"/>
-          <w:numId w:val="42"/>
+          <w:numId w:val="43"/>
         </w:numPr>
       </w:pPr>
       <w:r>
@@ -10441,7 +10641,7 @@
         <w:pStyle w:val="ListParagraph"/>
         <w:numPr>
           <w:ilvl w:val="0"/>
-          <w:numId w:val="42"/>
+          <w:numId w:val="43"/>
         </w:numPr>
       </w:pPr>
       <w:r>
@@ -10453,7 +10653,7 @@
         <w:pStyle w:val="ListParagraph"/>
         <w:numPr>
           <w:ilvl w:val="0"/>
-          <w:numId w:val="42"/>
+          <w:numId w:val="43"/>
         </w:numPr>
       </w:pPr>
       <w:r>
@@ -10727,7 +10927,7 @@
         <w:pStyle w:val="ListParagraph"/>
         <w:numPr>
           <w:ilvl w:val="0"/>
-          <w:numId w:val="43"/>
+          <w:numId w:val="44"/>
         </w:numPr>
       </w:pPr>
       <w:r>
@@ -10739,7 +10939,7 @@
         <w:pStyle w:val="ListParagraph"/>
         <w:numPr>
           <w:ilvl w:val="0"/>
-          <w:numId w:val="43"/>
+          <w:numId w:val="44"/>
         </w:numPr>
       </w:pPr>
       <w:r>
@@ -10751,7 +10951,7 @@
         <w:pStyle w:val="ListParagraph"/>
         <w:numPr>
           <w:ilvl w:val="0"/>
-          <w:numId w:val="43"/>
+          <w:numId w:val="44"/>
         </w:numPr>
       </w:pPr>
       <w:r>
@@ -11025,7 +11225,7 @@
         <w:pStyle w:val="ListParagraph"/>
         <w:numPr>
           <w:ilvl w:val="0"/>
-          <w:numId w:val="44"/>
+          <w:numId w:val="45"/>
         </w:numPr>
       </w:pPr>
       <w:r>
@@ -11037,7 +11237,7 @@
         <w:pStyle w:val="ListParagraph"/>
         <w:numPr>
           <w:ilvl w:val="0"/>
-          <w:numId w:val="44"/>
+          <w:numId w:val="45"/>
         </w:numPr>
       </w:pPr>
       <w:r>
@@ -11049,7 +11249,7 @@
         <w:pStyle w:val="ListParagraph"/>
         <w:numPr>
           <w:ilvl w:val="0"/>
-          <w:numId w:val="44"/>
+          <w:numId w:val="45"/>
         </w:numPr>
       </w:pPr>
       <w:r>
@@ -11092,7 +11292,7 @@
         <w:pStyle w:val="ListParagraph"/>
         <w:numPr>
           <w:ilvl w:val="0"/>
-          <w:numId w:val="45"/>
+          <w:numId w:val="46"/>
         </w:numPr>
       </w:pPr>
       <w:r>
@@ -11149,7 +11349,7 @@
         <w:pStyle w:val="ListParagraph"/>
         <w:numPr>
           <w:ilvl w:val="0"/>
-          <w:numId w:val="45"/>
+          <w:numId w:val="46"/>
         </w:numPr>
       </w:pPr>
       <w:r>
@@ -11179,7 +11379,7 @@
         <w:pStyle w:val="ListParagraph"/>
         <w:numPr>
           <w:ilvl w:val="0"/>
-          <w:numId w:val="45"/>
+          <w:numId w:val="46"/>
         </w:numPr>
       </w:pPr>
       <w:r>
@@ -11217,7 +11417,7 @@
         <w:pStyle w:val="ListParagraph"/>
         <w:numPr>
           <w:ilvl w:val="0"/>
-          <w:numId w:val="46"/>
+          <w:numId w:val="47"/>
         </w:numPr>
       </w:pPr>
       <w:r>
@@ -11238,7 +11438,7 @@
         <w:pStyle w:val="ListParagraph"/>
         <w:numPr>
           <w:ilvl w:val="0"/>
-          <w:numId w:val="46"/>
+          <w:numId w:val="47"/>
         </w:numPr>
       </w:pPr>
       <w:r>
@@ -11283,7 +11483,7 @@
         <w:pStyle w:val="ListParagraph"/>
         <w:numPr>
           <w:ilvl w:val="0"/>
-          <w:numId w:val="46"/>
+          <w:numId w:val="47"/>
         </w:numPr>
       </w:pPr>
       <w:r>
@@ -11382,7 +11582,7 @@
         <w:pStyle w:val="ListParagraph"/>
         <w:numPr>
           <w:ilvl w:val="0"/>
-          <w:numId w:val="46"/>
+          <w:numId w:val="47"/>
         </w:numPr>
       </w:pPr>
       <w:r>
@@ -11427,7 +11627,7 @@
         <w:pStyle w:val="ListParagraph"/>
         <w:numPr>
           <w:ilvl w:val="0"/>
-          <w:numId w:val="46"/>
+          <w:numId w:val="47"/>
         </w:numPr>
       </w:pPr>
       <w:r>
@@ -11773,6 +11973,57 @@
     </w:p>
     <w:p>
       <w:pPr>
+        <w:pStyle w:val="ListParagraph"/>
+        <w:numPr>
+          <w:ilvl w:val="0"/>
+          <w:numId w:val="48"/>
+        </w:numPr>
+      </w:pPr>
+      <w:r>
+        <w:t xml:space="preserve">Model 嘅每個 workset 都會逐個名打開，冇 load 嘅 link 會 load 返。如果仲有 workset 閂住，或者 3D model 出咗嚟係空嘅，viewer 會</w:t>
+      </w:r>
+      <w:r>
+        <w:rPr>
+          <w:b/>
+        </w:rPr>
+        <w:t xml:space="preserve">保留上次好嘅 3D model</w:t>
+      </w:r>
+      <w:r>
+        <w:t xml:space="preserve">（sheet 照傳），log 最尾寫 </w:t>
+      </w:r>
+      <w:r>
+        <w:rPr>
+          <w:b/>
+        </w:rPr>
+        <w:t xml:space="preserve">result FAILED</w:t>
+      </w:r>
+      <w:r>
+        <w:t xml:space="preserve"> 同原因。</w:t>
+      </w:r>
+    </w:p>
+    <w:p>
+      <w:pPr>
+        <w:pStyle w:val="ListParagraph"/>
+        <w:numPr>
+          <w:ilvl w:val="0"/>
+          <w:numId w:val="48"/>
+        </w:numPr>
+      </w:pPr>
+      <w:r>
+        <w:t xml:space="preserve">已知嘅對話框會自動答，唔會令夜晚 export 停住：DWG 嘅 paper space 冇嘢（Yes）、DWG import 嘅通知（Close），同開 Revit 時嘅 </w:t>
+      </w:r>
+      <w:r>
+        <w:rPr>
+          <w:b/>
+        </w:rPr>
+        <w:t xml:space="preserve">External Tools - Add-in Assembly Not Found</w:t>
+      </w:r>
+      <w:r>
+        <w:t xml:space="preserve">（由 launcher 嘅 watcher 撳 Close）。每個對話框都會寫入 nightly\dialogs.log。最好係喺嗰部電腦修好或者移除壞咗嘅 add-in。</w:t>
+      </w:r>
+    </w:p>
+    <w:p>
+      <w:pPr>
         <w:pStyle w:val="Heading3"/>
       </w:pPr>
       <w:r>
@@ -11784,7 +12035,7 @@
         <w:pStyle w:val="ListParagraph"/>
         <w:numPr>
           <w:ilvl w:val="0"/>
-          <w:numId w:val="47"/>
+          <w:numId w:val="49"/>
         </w:numPr>
       </w:pPr>
       <w:r>
@@ -11805,7 +12056,7 @@
         <w:pStyle w:val="ListParagraph"/>
         <w:numPr>
           <w:ilvl w:val="0"/>
-          <w:numId w:val="47"/>
+          <w:numId w:val="49"/>
         </w:numPr>
       </w:pPr>
       <w:r>
@@ -11841,7 +12092,7 @@
         <w:pStyle w:val="ListParagraph"/>
         <w:numPr>
           <w:ilvl w:val="0"/>
-          <w:numId w:val="47"/>
+          <w:numId w:val="49"/>
         </w:numPr>
       </w:pPr>
       <w:r>
@@ -11877,7 +12128,7 @@
         <w:pStyle w:val="ListParagraph"/>
         <w:numPr>
           <w:ilvl w:val="0"/>
-          <w:numId w:val="47"/>
+          <w:numId w:val="49"/>
         </w:numPr>
       </w:pPr>
       <w:r>
@@ -11906,7 +12157,7 @@
         <w:pStyle w:val="ListParagraph"/>
         <w:numPr>
           <w:ilvl w:val="0"/>
-          <w:numId w:val="48"/>
+          <w:numId w:val="50"/>
         </w:numPr>
       </w:pPr>
       <w:r>
@@ -11927,7 +12178,7 @@
         <w:pStyle w:val="ListParagraph"/>
         <w:numPr>
           <w:ilvl w:val="0"/>
-          <w:numId w:val="48"/>
+          <w:numId w:val="50"/>
         </w:numPr>
       </w:pPr>
       <w:r>
@@ -12151,7 +12402,7 @@
         <w:pStyle w:val="ListParagraph"/>
         <w:numPr>
           <w:ilvl w:val="0"/>
-          <w:numId w:val="49"/>
+          <w:numId w:val="51"/>
         </w:numPr>
       </w:pPr>
       <w:r>
@@ -12161,22 +12412,49 @@
         <w:t xml:space="preserve">Add people to this project：</w:t>
       </w:r>
       <w:r>
-        <w:t xml:space="preserve"> 揀一個 </w:t>
-      </w:r>
-      <w:r>
-        <w:rPr>
-          <w:b/>
-        </w:rPr>
-        <w:t xml:space="preserve">Existing account</w:t>
-      </w:r>
-      <w:r>
-        <w:t xml:space="preserve"> 同 Role，再撳 </w:t>
-      </w:r>
-      <w:r>
-        <w:rPr>
-          <w:b/>
-        </w:rPr>
-        <w:t xml:space="preserve">Add</w:t>
+        <w:t xml:space="preserve"> 搜尋，用 </w:t>
+      </w:r>
+      <w:r>
+        <w:rPr>
+          <w:b/>
+        </w:rPr>
+        <w:t xml:space="preserve">team</w:t>
+      </w:r>
+      <w:r>
+        <w:t xml:space="preserve">、</w:t>
+      </w:r>
+      <w:r>
+        <w:rPr>
+          <w:b/>
+        </w:rPr>
+        <w:t xml:space="preserve">office</w:t>
+      </w:r>
+      <w:r>
+        <w:t xml:space="preserve"> 或者 </w:t>
+      </w:r>
+      <w:r>
+        <w:rPr>
+          <w:b/>
+        </w:rPr>
+        <w:t xml:space="preserve">company</w:t>
+      </w:r>
+      <w:r>
+        <w:t xml:space="preserve"> 篩選，剔幾個人（或者 </w:t>
+      </w:r>
+      <w:r>
+        <w:rPr>
+          <w:b/>
+        </w:rPr>
+        <w:t xml:space="preserve">Select all shown</w:t>
+      </w:r>
+      <w:r>
+        <w:t xml:space="preserve">），揀 Role 再撳 </w:t>
+      </w:r>
+      <w:r>
+        <w:rPr>
+          <w:b/>
+        </w:rPr>
+        <w:t xml:space="preserve">Add N people</w:t>
       </w:r>
       <w:r>
         <w:t xml:space="preserve">；或者填 </w:t>
@@ -12214,7 +12492,7 @@
         <w:pStyle w:val="ListParagraph"/>
         <w:numPr>
           <w:ilvl w:val="0"/>
-          <w:numId w:val="49"/>
+          <w:numId w:val="51"/>
         </w:numPr>
       </w:pPr>
       <w:r>
@@ -12244,7 +12522,7 @@
         <w:pStyle w:val="ListParagraph"/>
         <w:numPr>
           <w:ilvl w:val="0"/>
-          <w:numId w:val="49"/>
+          <w:numId w:val="51"/>
         </w:numPr>
       </w:pPr>
       <w:r>
@@ -12265,7 +12543,7 @@
         <w:pStyle w:val="ListParagraph"/>
         <w:numPr>
           <w:ilvl w:val="0"/>
-          <w:numId w:val="49"/>
+          <w:numId w:val="51"/>
         </w:numPr>
       </w:pPr>
       <w:r>
@@ -12301,7 +12579,7 @@
         <w:pStyle w:val="ListParagraph"/>
         <w:numPr>
           <w:ilvl w:val="0"/>
-          <w:numId w:val="49"/>
+          <w:numId w:val="51"/>
         </w:numPr>
       </w:pPr>
       <w:r>
@@ -12319,7 +12597,7 @@
         <w:pStyle w:val="ListParagraph"/>
         <w:numPr>
           <w:ilvl w:val="0"/>
-          <w:numId w:val="49"/>
+          <w:numId w:val="51"/>
         </w:numPr>
       </w:pPr>
       <w:r>
@@ -12363,7 +12641,7 @@
         <w:pStyle w:val="ListParagraph"/>
         <w:numPr>
           <w:ilvl w:val="0"/>
-          <w:numId w:val="50"/>
+          <w:numId w:val="52"/>
         </w:numPr>
       </w:pPr>
       <w:r>
@@ -12444,7 +12722,7 @@
         <w:pStyle w:val="ListParagraph"/>
         <w:numPr>
           <w:ilvl w:val="0"/>
-          <w:numId w:val="50"/>
+          <w:numId w:val="52"/>
         </w:numPr>
       </w:pPr>
       <w:r>
@@ -12462,7 +12740,7 @@
         <w:pStyle w:val="ListParagraph"/>
         <w:numPr>
           <w:ilvl w:val="0"/>
-          <w:numId w:val="50"/>
+          <w:numId w:val="52"/>
         </w:numPr>
       </w:pPr>
       <w:r>
@@ -12483,7 +12761,7 @@
         <w:pStyle w:val="ListParagraph"/>
         <w:numPr>
           <w:ilvl w:val="0"/>
-          <w:numId w:val="50"/>
+          <w:numId w:val="52"/>
         </w:numPr>
       </w:pPr>
       <w:r>
@@ -12509,7 +12787,7 @@
         <w:pStyle w:val="ListParagraph"/>
         <w:numPr>
           <w:ilvl w:val="0"/>
-          <w:numId w:val="51"/>
+          <w:numId w:val="53"/>
         </w:numPr>
       </w:pPr>
       <w:r>
@@ -12572,7 +12850,7 @@
         <w:pStyle w:val="ListParagraph"/>
         <w:numPr>
           <w:ilvl w:val="0"/>
-          <w:numId w:val="51"/>
+          <w:numId w:val="53"/>
         </w:numPr>
       </w:pPr>
       <w:r>
@@ -12599,7 +12877,7 @@
         <w:pStyle w:val="ListParagraph"/>
         <w:numPr>
           <w:ilvl w:val="0"/>
-          <w:numId w:val="51"/>
+          <w:numId w:val="53"/>
         </w:numPr>
       </w:pPr>
       <w:r>
@@ -12617,7 +12895,7 @@
         <w:pStyle w:val="ListParagraph"/>
         <w:numPr>
           <w:ilvl w:val="0"/>
-          <w:numId w:val="51"/>
+          <w:numId w:val="53"/>
         </w:numPr>
       </w:pPr>
       <w:r>
@@ -13248,7 +13526,7 @@
         <w:pStyle w:val="ListParagraph"/>
         <w:numPr>
           <w:ilvl w:val="0"/>
-          <w:numId w:val="52"/>
+          <w:numId w:val="54"/>
         </w:numPr>
       </w:pPr>
       <w:r>
@@ -13266,7 +13544,7 @@
         <w:pStyle w:val="ListParagraph"/>
         <w:numPr>
           <w:ilvl w:val="0"/>
-          <w:numId w:val="52"/>
+          <w:numId w:val="54"/>
         </w:numPr>
       </w:pPr>
       <w:r>
@@ -13284,7 +13562,7 @@
         <w:pStyle w:val="ListParagraph"/>
         <w:numPr>
           <w:ilvl w:val="0"/>
-          <w:numId w:val="52"/>
+          <w:numId w:val="54"/>
         </w:numPr>
       </w:pPr>
       <w:r>
@@ -13302,7 +13580,7 @@
         <w:pStyle w:val="ListParagraph"/>
         <w:numPr>
           <w:ilvl w:val="0"/>
-          <w:numId w:val="52"/>
+          <w:numId w:val="54"/>
         </w:numPr>
       </w:pPr>
       <w:r>
@@ -13320,7 +13598,7 @@
         <w:pStyle w:val="ListParagraph"/>
         <w:numPr>
           <w:ilvl w:val="0"/>
-          <w:numId w:val="52"/>
+          <w:numId w:val="54"/>
         </w:numPr>
       </w:pPr>
       <w:r>
@@ -13338,7 +13616,7 @@
         <w:pStyle w:val="ListParagraph"/>
         <w:numPr>
           <w:ilvl w:val="0"/>
-          <w:numId w:val="52"/>
+          <w:numId w:val="54"/>
         </w:numPr>
       </w:pPr>
       <w:r>
@@ -14436,7 +14714,7 @@
         <w:pStyle w:val="ListParagraph"/>
         <w:numPr>
           <w:ilvl w:val="0"/>
-          <w:numId w:val="53"/>
+          <w:numId w:val="55"/>
         </w:numPr>
       </w:pPr>
       <w:r>
@@ -14448,7 +14726,7 @@
         <w:pStyle w:val="ListParagraph"/>
         <w:numPr>
           <w:ilvl w:val="0"/>
-          <w:numId w:val="53"/>
+          <w:numId w:val="55"/>
         </w:numPr>
       </w:pPr>
       <w:r>
@@ -14460,7 +14738,7 @@
         <w:pStyle w:val="ListParagraph"/>
         <w:numPr>
           <w:ilvl w:val="0"/>
-          <w:numId w:val="53"/>
+          <w:numId w:val="55"/>
         </w:numPr>
       </w:pPr>
       <w:r>
@@ -14472,7 +14750,7 @@
         <w:pStyle w:val="ListParagraph"/>
         <w:numPr>
           <w:ilvl w:val="0"/>
-          <w:numId w:val="53"/>
+          <w:numId w:val="55"/>
         </w:numPr>
       </w:pPr>
       <w:r>
@@ -14484,7 +14762,7 @@
         <w:pStyle w:val="ListParagraph"/>
         <w:numPr>
           <w:ilvl w:val="0"/>
-          <w:numId w:val="53"/>
+          <w:numId w:val="55"/>
         </w:numPr>
       </w:pPr>
       <w:r>
@@ -14505,7 +14783,7 @@
         <w:pStyle w:val="ListParagraph"/>
         <w:numPr>
           <w:ilvl w:val="0"/>
-          <w:numId w:val="53"/>
+          <w:numId w:val="55"/>
         </w:numPr>
       </w:pPr>
       <w:r>
@@ -14517,7 +14795,7 @@
         <w:pStyle w:val="ListParagraph"/>
         <w:numPr>
           <w:ilvl w:val="0"/>
-          <w:numId w:val="53"/>
+          <w:numId w:val="55"/>
         </w:numPr>
       </w:pPr>
       <w:r>
@@ -14538,7 +14816,7 @@
         <w:pStyle w:val="ListParagraph"/>
         <w:numPr>
           <w:ilvl w:val="0"/>
-          <w:numId w:val="53"/>
+          <w:numId w:val="55"/>
         </w:numPr>
       </w:pPr>
       <w:r>
@@ -14550,7 +14828,7 @@
         <w:pStyle w:val="ListParagraph"/>
         <w:numPr>
           <w:ilvl w:val="0"/>
-          <w:numId w:val="53"/>
+          <w:numId w:val="55"/>
         </w:numPr>
       </w:pPr>
       <w:r>
@@ -14562,7 +14840,7 @@
         <w:pStyle w:val="ListParagraph"/>
         <w:numPr>
           <w:ilvl w:val="0"/>
-          <w:numId w:val="53"/>
+          <w:numId w:val="55"/>
         </w:numPr>
       </w:pPr>
       <w:r>
@@ -14574,7 +14852,7 @@
         <w:pStyle w:val="ListParagraph"/>
         <w:numPr>
           <w:ilvl w:val="0"/>
-          <w:numId w:val="53"/>
+          <w:numId w:val="55"/>
         </w:numPr>
       </w:pPr>
       <w:r>
@@ -14586,7 +14864,7 @@
         <w:pStyle w:val="ListParagraph"/>
         <w:numPr>
           <w:ilvl w:val="0"/>
-          <w:numId w:val="53"/>
+          <w:numId w:val="55"/>
         </w:numPr>
       </w:pPr>
       <w:r>
@@ -14598,7 +14876,7 @@
         <w:pStyle w:val="ListParagraph"/>
         <w:numPr>
           <w:ilvl w:val="0"/>
-          <w:numId w:val="53"/>
+          <w:numId w:val="55"/>
         </w:numPr>
       </w:pPr>
       <w:r>
@@ -14610,7 +14888,7 @@
         <w:pStyle w:val="ListParagraph"/>
         <w:numPr>
           <w:ilvl w:val="0"/>
-          <w:numId w:val="53"/>
+          <w:numId w:val="55"/>
         </w:numPr>
       </w:pPr>
       <w:r>
@@ -14892,10 +15170,10 @@
     <w:abstractNumId w:val="0"/>
   </w:num>
   <w:num w:numId="31">
-    <w:abstractNumId w:val="1"/>
+    <w:abstractNumId w:val="0"/>
   </w:num>
   <w:num w:numId="32">
-    <w:abstractNumId w:val="0"/>
+    <w:abstractNumId w:val="1"/>
   </w:num>
   <w:num w:numId="33">
     <w:abstractNumId w:val="0"/>
@@ -14919,10 +15197,10 @@
     <w:abstractNumId w:val="0"/>
   </w:num>
   <w:num w:numId="40">
-    <w:abstractNumId w:val="1"/>
+    <w:abstractNumId w:val="0"/>
   </w:num>
   <w:num w:numId="41">
-    <w:abstractNumId w:val="0"/>
+    <w:abstractNumId w:val="1"/>
   </w:num>
   <w:num w:numId="42">
     <w:abstractNumId w:val="0"/>
@@ -14937,10 +15215,10 @@
     <w:abstractNumId w:val="0"/>
   </w:num>
   <w:num w:numId="46">
-    <w:abstractNumId w:val="1"/>
+    <w:abstractNumId w:val="0"/>
   </w:num>
   <w:num w:numId="47">
-    <w:abstractNumId w:val="0"/>
+    <w:abstractNumId w:val="1"/>
   </w:num>
   <w:num w:numId="48">
     <w:abstractNumId w:val="0"/>
@@ -14958,6 +15236,12 @@
     <w:abstractNumId w:val="0"/>
   </w:num>
   <w:num w:numId="53">
+    <w:abstractNumId w:val="0"/>
+  </w:num>
+  <w:num w:numId="54">
+    <w:abstractNumId w:val="0"/>
+  </w:num>
+  <w:num w:numId="55">
     <w:abstractNumId w:val="0"/>
   </w:num>
 </w:numbering>

--- a/docs/manual/LWK_Viewer_User_Manual_YUE.docx
+++ b/docs/manual/LWK_Viewer_User_Manual_YUE.docx
@@ -2618,8 +2618,35 @@
         <w:t xml:space="preserve">Kanban：</w:t>
       </w:r>
       <w:r>
-        <w:t xml:space="preserve"> 一行行卡片；拖張卡去另一行。</w:t>
-      </w:r>
+        <w:t xml:space="preserve"> 一行行卡片；拖張卡去另一行。成塊 board 跟視窗咁高，所以左右嘅 scroll bar 永遠喺畫面底，唔使拉到最底先見到；</w:t>
+      </w:r>
+      <w:r>
+        <w:rPr>
+          <w:b/>
+        </w:rPr>
+        <w:t xml:space="preserve">Shift + 滑鼠轆</w:t>
+      </w:r>
+      <w:r>
+        <w:t xml:space="preserve">、拖 board 嘅空位，或者兩邊嘅 </w:t>
+      </w:r>
+      <w:r>
+        <w:rPr>
+          <w:b/>
+        </w:rPr>
+        <w:t xml:space="preserve">‹ ›</w:t>
+      </w:r>
+      <w:r>
+        <w:t xml:space="preserve"> 掣都可以左右捲。</w:t>
+      </w:r>
+    </w:p>
+    <w:p>
+      <w:pPr>
+        <w:pStyle w:val="ListParagraph"/>
+        <w:numPr>
+          <w:ilvl w:val="0"/>
+          <w:numId w:val="10"/>
+        </w:numPr>
+      </w:pPr>
       <w:r>
         <w:rPr>
           <w:b/>
@@ -2627,7 +2654,43 @@
         <w:t xml:space="preserve">Gantt：</w:t>
       </w:r>
       <w:r>
-        <w:t xml:space="preserve"> 時間線上面嘅橫條；拖成條，或者拖佢兩頭改日期。圖例會解釋啲顏色；milestone 係金色。</w:t>
+        <w:t xml:space="preserve"> 時間線上面嘅橫條；拖成條，或者拖佢兩頭改日期。每次改之前會彈出 </w:t>
+      </w:r>
+      <w:r>
+        <w:rPr>
+          <w:b/>
+        </w:rPr>
+        <w:t xml:space="preserve">Change the dates?</w:t>
+      </w:r>
+      <w:r>
+        <w:t xml:space="preserve"> 問你：</w:t>
+      </w:r>
+      <w:r>
+        <w:rPr>
+          <w:b/>
+        </w:rPr>
+        <w:t xml:space="preserve">Save</w:t>
+      </w:r>
+      <w:r>
+        <w:t xml:space="preserve"> 先會儲存，</w:t>
+      </w:r>
+      <w:r>
+        <w:rPr>
+          <w:b/>
+        </w:rPr>
+        <w:t xml:space="preserve">Cancel</w:t>
+      </w:r>
+      <w:r>
+        <w:t xml:space="preserve"> 條 bar 就返原位（剔 </w:t>
+      </w:r>
+      <w:r>
+        <w:rPr>
+          <w:b/>
+        </w:rPr>
+        <w:t xml:space="preserve">Don't ask again today</w:t>
+      </w:r>
+      <w:r>
+        <w:t xml:space="preserve">，呢部機今日就唔再問）。圖例會解釋啲顏色；milestone 係金色。</w:t>
       </w:r>
     </w:p>
     <w:p>
@@ -2812,7 +2875,25 @@
         <w:t xml:space="preserve">+ Add sub-task</w:t>
       </w:r>
       <w:r>
-        <w:t xml:space="preserve"> 打字再按 Enter。</w:t>
+        <w:t xml:space="preserve"> 打字再按 Enter。好似 Lark 咁，sub-task 下面可以再有 sub-task，最多 5 層：打開個 sub-task 喺佢入面加，或者喺 List 撳行尾出現嘅 </w:t>
+      </w:r>
+      <w:r>
+        <w:rPr>
+          <w:b/>
+        </w:rPr>
+        <w:t xml:space="preserve">+</w:t>
+      </w:r>
+      <w:r>
+        <w:t xml:space="preserve">。將一個 task 拖去另一個 task 標題嘅右半邊放手，就變成佢嘅 sub-task。刪一個 task 會連佢下面所有嘢一齊刪（</w:t>
+      </w:r>
+      <w:r>
+        <w:rPr>
+          <w:b/>
+        </w:rPr>
+        <w:t xml:space="preserve">Ctrl+Z</w:t>
+      </w:r>
+      <w:r>
+        <w:t xml:space="preserve"> 可以全部攞返）。</w:t>
       </w:r>
     </w:p>
     <w:p>
@@ -4725,6 +4806,621 @@
         <w:pStyle w:val="Heading2"/>
       </w:pPr>
       <w:r>
+        <w:t xml:space="preserve">通知同 app</w:t>
+      </w:r>
+    </w:p>
+    <w:p>
+      <w:pPr/>
+      <w:r>
+        <w:t xml:space="preserve">有新訊息唔使 refresh 都會通知你，viewer 仲可以裝成一個 app。</w:t>
+      </w:r>
+    </w:p>
+    <w:p>
+      <w:pPr>
+        <w:pStyle w:val="ListParagraph"/>
+        <w:numPr>
+          <w:ilvl w:val="0"/>
+          <w:numId w:val="20"/>
+        </w:numPr>
+      </w:pPr>
+      <w:r>
+        <w:rPr>
+          <w:b/>
+        </w:rPr>
+        <w:t xml:space="preserve">開住任何一版 viewer 嘅時候</w:t>
+      </w:r>
+      <w:r>
+        <w:t xml:space="preserve">（任何一版、背景嘅分頁，或者個 app）：新訊息會喺 Windows、Mac 同 Android 彈通知；撳一下就打開嗰個 chat 去到嗰條訊息。你睇緊嗰個 chat 就唔會彈。分頁標題會顯示未讀數，例如 </w:t>
+      </w:r>
+      <w:r>
+        <w:rPr>
+          <w:b/>
+        </w:rPr>
+        <w:t xml:space="preserve">(3) LWK Viewer</w:t>
+      </w:r>
+      <w:r>
+        <w:t xml:space="preserve">，app 個 icon 都會有。</w:t>
+      </w:r>
+    </w:p>
+    <w:p>
+      <w:pPr>
+        <w:pStyle w:val="ListParagraph"/>
+        <w:numPr>
+          <w:ilvl w:val="0"/>
+          <w:numId w:val="20"/>
+        </w:numPr>
+      </w:pPr>
+      <w:r>
+        <w:rPr>
+          <w:b/>
+        </w:rPr>
+        <w:t xml:space="preserve">頂部嘅鈴</w:t>
+      </w:r>
+      <w:r>
+        <w:t xml:space="preserve">：撳 </w:t>
+      </w:r>
+      <w:r>
+        <w:rPr>
+          <w:b/>
+        </w:rPr>
+        <w:t xml:space="preserve">Turn on notifications</w:t>
+      </w:r>
+      <w:r>
+        <w:t xml:space="preserve">（瀏覽器會問一次），再揀 </w:t>
+      </w:r>
+      <w:r>
+        <w:rPr>
+          <w:b/>
+        </w:rPr>
+        <w:t xml:space="preserve">Every message</w:t>
+      </w:r>
+      <w:r>
+        <w:t xml:space="preserve">（所有訊息）、</w:t>
+      </w:r>
+      <w:r>
+        <w:rPr>
+          <w:b/>
+        </w:rPr>
+        <w:t xml:space="preserve">@mentions and direct messages</w:t>
+      </w:r>
+      <w:r>
+        <w:t xml:space="preserve">（只係 @你 同私訊）或者 </w:t>
+      </w:r>
+      <w:r>
+        <w:rPr>
+          <w:b/>
+        </w:rPr>
+        <w:t xml:space="preserve">Nothing</w:t>
+      </w:r>
+      <w:r>
+        <w:t xml:space="preserve">（唔通知）。</w:t>
+      </w:r>
+    </w:p>
+    <w:p>
+      <w:pPr>
+        <w:pStyle w:val="ListParagraph"/>
+        <w:numPr>
+          <w:ilvl w:val="0"/>
+          <w:numId w:val="20"/>
+        </w:numPr>
+      </w:pPr>
+      <w:r>
+        <w:rPr>
+          <w:b/>
+        </w:rPr>
+        <w:t xml:space="preserve">某個 chat 靜音：</w:t>
+      </w:r>
+      <w:r>
+        <w:t xml:space="preserve"> Chat info &gt; </w:t>
+      </w:r>
+      <w:r>
+        <w:rPr>
+          <w:b/>
+        </w:rPr>
+        <w:t xml:space="preserve">Mute notifications</w:t>
+      </w:r>
+      <w:r>
+        <w:t xml:space="preserve">。靜咗音嘅 chat 有人 @你 都照通知。</w:t>
+      </w:r>
+    </w:p>
+    <w:p>
+      <w:pPr>
+        <w:pStyle w:val="ListParagraph"/>
+        <w:numPr>
+          <w:ilvl w:val="0"/>
+          <w:numId w:val="20"/>
+        </w:numPr>
+      </w:pPr>
+      <w:r>
+        <w:rPr>
+          <w:b/>
+        </w:rPr>
+        <w:t xml:space="preserve">裝 app：</w:t>
+      </w:r>
+      <w:r>
+        <w:t xml:space="preserve"> 鈴 &gt; </w:t>
+      </w:r>
+      <w:r>
+        <w:rPr>
+          <w:b/>
+        </w:rPr>
+        <w:t xml:space="preserve">Install the app</w:t>
+      </w:r>
+      <w:r>
+        <w:t xml:space="preserve">（Edge、Chrome），或者網址列右邊嘅安裝 icon。Android：選單 &gt; </w:t>
+      </w:r>
+      <w:r>
+        <w:rPr>
+          <w:b/>
+        </w:rPr>
+        <w:t xml:space="preserve">Add to Home screen</w:t>
+      </w:r>
+      <w:r>
+        <w:t xml:space="preserve">。iPhone／iPad：Safari &gt; 分享 &gt; </w:t>
+      </w:r>
+      <w:r>
+        <w:rPr>
+          <w:b/>
+        </w:rPr>
+        <w:t xml:space="preserve">加至主畫面</w:t>
+      </w:r>
+      <w:r>
+        <w:t xml:space="preserve">。App 會用自己嘅視窗打開，右撳 icon 有 Chat、Tasks、Calendar、Folders 同 Projects 捷徑。</w:t>
+      </w:r>
+    </w:p>
+    <w:p>
+      <w:pPr>
+        <w:pStyle w:val="ListParagraph"/>
+        <w:numPr>
+          <w:ilvl w:val="0"/>
+          <w:numId w:val="20"/>
+        </w:numPr>
+      </w:pPr>
+      <w:r>
+        <w:rPr>
+          <w:b/>
+        </w:rPr>
+        <w:t xml:space="preserve">冇開任何一版都收到（push）：</w:t>
+      </w:r>
+      <w:r>
+        <w:t xml:space="preserve"> 鈴 &gt; </w:t>
+      </w:r>
+      <w:r>
+        <w:rPr>
+          <w:b/>
+        </w:rPr>
+        <w:t xml:space="preserve">Turn on for this device</w:t>
+      </w:r>
+      <w:r>
+        <w:t xml:space="preserve">。要用 viewer 嘅 </w:t>
+      </w:r>
+      <w:r>
+        <w:rPr>
+          <w:b/>
+        </w:rPr>
+        <w:t xml:space="preserve">https</w:t>
+      </w:r>
+      <w:r>
+        <w:t xml:space="preserve"> 地址開先得（問你嘅 admin）。之後就算 app 閂咗，部手機或者電腦都會收到訊息。</w:t>
+      </w:r>
+    </w:p>
+    <w:p>
+      <w:pPr>
+        <w:pStyle w:val="Heading2"/>
+      </w:pPr>
+      <w:r>
+        <w:t xml:space="preserve">還原（Undo）</w:t>
+      </w:r>
+    </w:p>
+    <w:p>
+      <w:pPr>
+        <w:pStyle w:val="ListParagraph"/>
+        <w:numPr>
+          <w:ilvl w:val="0"/>
+          <w:numId w:val="21"/>
+        </w:numPr>
+      </w:pPr>
+      <w:r>
+        <w:rPr>
+          <w:b/>
+        </w:rPr>
+        <w:t xml:space="preserve">Ctrl+Z</w:t>
+      </w:r>
+      <w:r>
+        <w:t xml:space="preserve">（Mac 係 Cmd+Z）還原上一個改動；</w:t>
+      </w:r>
+      <w:r>
+        <w:rPr>
+          <w:b/>
+        </w:rPr>
+        <w:t xml:space="preserve">Ctrl+Y</w:t>
+      </w:r>
+      <w:r>
+        <w:t xml:space="preserve">（或者 Ctrl+Shift+Z）重做。底部會顯示還原咗乜嘢，有 </w:t>
+      </w:r>
+      <w:r>
+        <w:rPr>
+          <w:b/>
+        </w:rPr>
+        <w:t xml:space="preserve">Redo</w:t>
+      </w:r>
+      <w:r>
+        <w:t xml:space="preserve"> 掣。</w:t>
+      </w:r>
+    </w:p>
+    <w:p>
+      <w:pPr>
+        <w:pStyle w:val="ListParagraph"/>
+        <w:numPr>
+          <w:ilvl w:val="0"/>
+          <w:numId w:val="21"/>
+        </w:numPr>
+      </w:pPr>
+      <w:r>
+        <w:rPr>
+          <w:b/>
+        </w:rPr>
+        <w:t xml:space="preserve">Tasks：</w:t>
+      </w:r>
+      <w:r>
+        <w:t xml:space="preserve"> 改欄、Kanban 搬卡、List 拖行、Gantt 改日期、開新 task，同刪除 task（連埋佢嘅 sub-task）。</w:t>
+      </w:r>
+    </w:p>
+    <w:p>
+      <w:pPr>
+        <w:pStyle w:val="ListParagraph"/>
+        <w:numPr>
+          <w:ilvl w:val="0"/>
+          <w:numId w:val="21"/>
+        </w:numPr>
+      </w:pPr>
+      <w:r>
+        <w:rPr>
+          <w:b/>
+        </w:rPr>
+        <w:t xml:space="preserve">Messenger：</w:t>
+      </w:r>
+      <w:r>
+        <w:t xml:space="preserve"> 刪咗嘅訊息（自己嘅，一日之內）、修改、pin 同 reaction。</w:t>
+      </w:r>
+    </w:p>
+    <w:p>
+      <w:pPr>
+        <w:pStyle w:val="ListParagraph"/>
+        <w:numPr>
+          <w:ilvl w:val="0"/>
+          <w:numId w:val="21"/>
+        </w:numPr>
+      </w:pPr>
+      <w:r>
+        <w:rPr>
+          <w:b/>
+        </w:rPr>
+        <w:t xml:space="preserve">Folders：</w:t>
+      </w:r>
+      <w:r>
+        <w:t xml:space="preserve"> 刪除、改名、搬、上載同開新 folder。</w:t>
+      </w:r>
+    </w:p>
+    <w:p>
+      <w:pPr>
+        <w:pStyle w:val="ListParagraph"/>
+        <w:numPr>
+          <w:ilvl w:val="0"/>
+          <w:numId w:val="21"/>
+        </w:numPr>
+      </w:pPr>
+      <w:r>
+        <w:t xml:space="preserve">喺輸入框打緊字嘅時候，Ctrl+Z 照舊還原打字。Sheets 同 3D 版嘅 markup 有自己嘅 undo。</w:t>
+      </w:r>
+    </w:p>
+    <w:p>
+      <w:pPr>
+        <w:pStyle w:val="Heading2"/>
+      </w:pPr>
+      <w:r>
+        <w:t xml:space="preserve">Folders 檔案夾</w:t>
+      </w:r>
+    </w:p>
+    <w:p>
+      <w:pPr/>
+      <w:r>
+        <w:rPr>
+          <w:b/>
+        </w:rPr>
+        <w:t xml:space="preserve">Folders</w:t>
+      </w:r>
+      <w:r>
+        <w:t xml:space="preserve"> 將每個 project 嘅檔案放喺 server 上面一個 folder，好似 ACC Docs 或者共用 drive 咁。喺左上角揀 project。</w:t>
+      </w:r>
+    </w:p>
+    <w:p>
+      <w:pPr>
+        <w:pStyle w:val="ListParagraph"/>
+        <w:numPr>
+          <w:ilvl w:val="0"/>
+          <w:numId w:val="22"/>
+        </w:numPr>
+      </w:pPr>
+      <w:r>
+        <w:rPr>
+          <w:b/>
+        </w:rPr>
+        <w:t xml:space="preserve">瀏覽：</w:t>
+      </w:r>
+      <w:r>
+        <w:t xml:space="preserve"> 左邊嘅 folder 樹、頂部嘅路徑，或者 </w:t>
+      </w:r>
+      <w:r>
+        <w:rPr>
+          <w:b/>
+        </w:rPr>
+        <w:t xml:space="preserve">Search this project's files</w:t>
+      </w:r>
+      <w:r>
+        <w:t xml:space="preserve"> 搜尋。雙擊 folder 打開；撳 PDF、相或者片就預覽。</w:t>
+      </w:r>
+    </w:p>
+    <w:p>
+      <w:pPr>
+        <w:pStyle w:val="ListParagraph"/>
+        <w:numPr>
+          <w:ilvl w:val="0"/>
+          <w:numId w:val="22"/>
+        </w:numPr>
+      </w:pPr>
+      <w:r>
+        <w:rPr>
+          <w:b/>
+        </w:rPr>
+        <w:t xml:space="preserve">上載：</w:t>
+      </w:r>
+      <w:r>
+        <w:t xml:space="preserve"> 將檔案，甚至成個 folder 拖落版面（或者拖落清單入面某個 folder），或者撳 </w:t>
+      </w:r>
+      <w:r>
+        <w:rPr>
+          <w:b/>
+        </w:rPr>
+        <w:t xml:space="preserve">Upload</w:t>
+      </w:r>
+      <w:r>
+        <w:t xml:space="preserve">。</w:t>
+      </w:r>
+      <w:r>
+        <w:rPr>
+          <w:b/>
+        </w:rPr>
+        <w:t xml:space="preserve">+ Folder</w:t>
+      </w:r>
+      <w:r>
+        <w:t xml:space="preserve"> 開新 folder。</w:t>
+      </w:r>
+    </w:p>
+    <w:p>
+      <w:pPr>
+        <w:pStyle w:val="ListParagraph"/>
+        <w:numPr>
+          <w:ilvl w:val="0"/>
+          <w:numId w:val="22"/>
+        </w:numPr>
+      </w:pPr>
+      <w:r>
+        <w:rPr>
+          <w:b/>
+        </w:rPr>
+        <w:t xml:space="preserve">檔案嘅 ⋯</w:t>
+      </w:r>
+      <w:r>
+        <w:t xml:space="preserve">（或者右撳）：預覽、下載、</w:t>
+      </w:r>
+      <w:r>
+        <w:rPr>
+          <w:b/>
+        </w:rPr>
+        <w:t xml:space="preserve">Add to the Sheets page</w:t>
+      </w:r>
+      <w:r>
+        <w:t xml:space="preserve">（PDF）、</w:t>
+      </w:r>
+      <w:r>
+        <w:rPr>
+          <w:b/>
+        </w:rPr>
+        <w:t xml:space="preserve">Star</w:t>
+      </w:r>
+      <w:r>
+        <w:t xml:space="preserve">（加星）、</w:t>
+      </w:r>
+      <w:r>
+        <w:rPr>
+          <w:b/>
+        </w:rPr>
+        <w:t xml:space="preserve">Pin for everyone</w:t>
+      </w:r>
+      <w:r>
+        <w:t xml:space="preserve">（project admin）、copy 連結、改名、</w:t>
+      </w:r>
+      <w:r>
+        <w:rPr>
+          <w:b/>
+        </w:rPr>
+        <w:t xml:space="preserve">Move to ...</w:t>
+      </w:r>
+      <w:r>
+        <w:t xml:space="preserve"> 同刪除。將檔案拖落 folder 就搬；揀咗檔案可以用 </w:t>
+      </w:r>
+      <w:r>
+        <w:rPr>
+          <w:b/>
+        </w:rPr>
+        <w:t xml:space="preserve">Delete</w:t>
+      </w:r>
+      <w:r>
+        <w:t xml:space="preserve"> 同 </w:t>
+      </w:r>
+      <w:r>
+        <w:rPr>
+          <w:b/>
+        </w:rPr>
+        <w:t xml:space="preserve">F2</w:t>
+      </w:r>
+      <w:r>
+        <w:t xml:space="preserve">。</w:t>
+      </w:r>
+    </w:p>
+    <w:p>
+      <w:pPr>
+        <w:pStyle w:val="ListParagraph"/>
+        <w:numPr>
+          <w:ilvl w:val="0"/>
+          <w:numId w:val="22"/>
+        </w:numPr>
+      </w:pPr>
+      <w:r>
+        <w:rPr>
+          <w:b/>
+        </w:rPr>
+        <w:t xml:space="preserve">Pinned</w:t>
+      </w:r>
+      <w:r>
+        <w:t xml:space="preserve"> 係 project admin 幫大家 pin 嘅重要文件；</w:t>
+      </w:r>
+      <w:r>
+        <w:rPr>
+          <w:b/>
+        </w:rPr>
+        <w:t xml:space="preserve">Starred</w:t>
+      </w:r>
+      <w:r>
+        <w:t xml:space="preserve"> 係你自己加星嘅。</w:t>
+      </w:r>
+      <w:r>
+        <w:rPr>
+          <w:b/>
+        </w:rPr>
+        <w:t xml:space="preserve">Recent</w:t>
+      </w:r>
+      <w:r>
+        <w:t xml:space="preserve"> 列出最新嘅檔案。</w:t>
+      </w:r>
+    </w:p>
+    <w:p>
+      <w:pPr>
+        <w:pStyle w:val="ListParagraph"/>
+        <w:numPr>
+          <w:ilvl w:val="0"/>
+          <w:numId w:val="22"/>
+        </w:numPr>
+      </w:pPr>
+      <w:r>
+        <w:rPr>
+          <w:b/>
+        </w:rPr>
+        <w:t xml:space="preserve">刪除：</w:t>
+      </w:r>
+      <w:r>
+        <w:t xml:space="preserve"> 上載嗰個人，或者 project admin。刪咗嘅嘢會去 </w:t>
+      </w:r>
+      <w:r>
+        <w:rPr>
+          <w:b/>
+        </w:rPr>
+        <w:t xml:space="preserve">Recently deleted</w:t>
+      </w:r>
+      <w:r>
+        <w:t xml:space="preserve">，可以放返原位；</w:t>
+      </w:r>
+      <w:r>
+        <w:rPr>
+          <w:b/>
+        </w:rPr>
+        <w:t xml:space="preserve">Ctrl+Z</w:t>
+      </w:r>
+      <w:r>
+        <w:t xml:space="preserve"> 都可以即刻攞返。</w:t>
+      </w:r>
+    </w:p>
+    <w:p>
+      <w:pPr>
+        <w:pStyle w:val="ListParagraph"/>
+        <w:numPr>
+          <w:ilvl w:val="0"/>
+          <w:numId w:val="22"/>
+        </w:numPr>
+      </w:pPr>
+      <w:r>
+        <w:rPr>
+          <w:b/>
+        </w:rPr>
+        <w:t xml:space="preserve">Folder 範本（project admin）：</w:t>
+      </w:r>
+      <w:r>
+        <w:t xml:space="preserve"> 右上 ⋯ &gt; </w:t>
+      </w:r>
+      <w:r>
+        <w:rPr>
+          <w:b/>
+        </w:rPr>
+        <w:t xml:space="preserve">Save these folders as a template</w:t>
+      </w:r>
+      <w:r>
+        <w:t xml:space="preserve">，將呢個 project 嘅 folder 結構（唔包檔案）用個名儲起。喺另一個 project 用 </w:t>
+      </w:r>
+      <w:r>
+        <w:rPr>
+          <w:b/>
+        </w:rPr>
+        <w:t xml:space="preserve">Lay out folders from a template</w:t>
+      </w:r>
+      <w:r>
+        <w:t xml:space="preserve">，就會開返佢未有嘅 folder；乜都唔會刪。</w:t>
+      </w:r>
+    </w:p>
+    <w:p>
+      <w:pPr>
+        <w:pStyle w:val="ListParagraph"/>
+        <w:numPr>
+          <w:ilvl w:val="0"/>
+          <w:numId w:val="22"/>
+        </w:numPr>
+      </w:pPr>
+      <w:r>
+        <w:rPr>
+          <w:b/>
+        </w:rPr>
+        <w:t xml:space="preserve">放去 Sheets 版：</w:t>
+      </w:r>
+      <w:r>
+        <w:t xml:space="preserve"> PDF 嘅 ⋯ &gt; </w:t>
+      </w:r>
+      <w:r>
+        <w:rPr>
+          <w:b/>
+        </w:rPr>
+        <w:t xml:space="preserve">Add to the Sheets page</w:t>
+      </w:r>
+      <w:r>
+        <w:t xml:space="preserve">，每一頁變成一張 sheet，放喺自己一個 set（揀 set 名同 sheet 編號），即刻可以 markup 同開 issue。</w:t>
+      </w:r>
+    </w:p>
+    <w:p>
+      <w:pPr>
+        <w:pStyle w:val="ListParagraph"/>
+        <w:numPr>
+          <w:ilvl w:val="0"/>
+          <w:numId w:val="22"/>
+        </w:numPr>
+      </w:pPr>
+      <w:r>
+        <w:t xml:space="preserve">用其他方法（例如 Windows Explorer）放入 server 上面嗰個 folder 嘅檔案，呢度都會見到。</w:t>
+      </w:r>
+    </w:p>
+    <w:p>
+      <w:pPr>
+        <w:pStyle w:val="Heading2"/>
+      </w:pPr>
+      <w:r>
         <w:t xml:space="preserve">Sheets：2D 圖則</w:t>
       </w:r>
     </w:p>
@@ -4747,7 +5443,7 @@
         <w:pStyle w:val="ListParagraph"/>
         <w:numPr>
           <w:ilvl w:val="0"/>
-          <w:numId w:val="20"/>
+          <w:numId w:val="23"/>
         </w:numPr>
       </w:pPr>
       <w:r>
@@ -4768,7 +5464,7 @@
         <w:pStyle w:val="ListParagraph"/>
         <w:numPr>
           <w:ilvl w:val="0"/>
-          <w:numId w:val="20"/>
+          <w:numId w:val="23"/>
         </w:numPr>
       </w:pPr>
       <w:r>
@@ -4780,7 +5476,7 @@
         <w:pStyle w:val="ListParagraph"/>
         <w:numPr>
           <w:ilvl w:val="0"/>
-          <w:numId w:val="20"/>
+          <w:numId w:val="23"/>
         </w:numPr>
       </w:pPr>
       <w:r>
@@ -4798,7 +5494,7 @@
         <w:pStyle w:val="ListParagraph"/>
         <w:numPr>
           <w:ilvl w:val="0"/>
-          <w:numId w:val="20"/>
+          <w:numId w:val="23"/>
         </w:numPr>
       </w:pPr>
       <w:r>
@@ -4816,7 +5512,7 @@
         <w:pStyle w:val="ListParagraph"/>
         <w:numPr>
           <w:ilvl w:val="0"/>
-          <w:numId w:val="20"/>
+          <w:numId w:val="23"/>
         </w:numPr>
       </w:pPr>
       <w:r>
@@ -5150,7 +5846,7 @@
         <w:pStyle w:val="ListParagraph"/>
         <w:numPr>
           <w:ilvl w:val="0"/>
-          <w:numId w:val="21"/>
+          <w:numId w:val="24"/>
         </w:numPr>
       </w:pPr>
       <w:r>
@@ -5168,7 +5864,7 @@
         <w:pStyle w:val="ListParagraph"/>
         <w:numPr>
           <w:ilvl w:val="0"/>
-          <w:numId w:val="21"/>
+          <w:numId w:val="24"/>
         </w:numPr>
       </w:pPr>
       <w:r>
@@ -5195,7 +5891,7 @@
         <w:pStyle w:val="ListParagraph"/>
         <w:numPr>
           <w:ilvl w:val="0"/>
-          <w:numId w:val="21"/>
+          <w:numId w:val="24"/>
         </w:numPr>
       </w:pPr>
       <w:r>
@@ -5222,7 +5918,7 @@
         <w:pStyle w:val="ListParagraph"/>
         <w:numPr>
           <w:ilvl w:val="0"/>
-          <w:numId w:val="21"/>
+          <w:numId w:val="24"/>
         </w:numPr>
       </w:pPr>
       <w:r>
@@ -5469,7 +6165,7 @@
         <w:pStyle w:val="ListParagraph"/>
         <w:numPr>
           <w:ilvl w:val="0"/>
-          <w:numId w:val="22"/>
+          <w:numId w:val="25"/>
         </w:numPr>
       </w:pPr>
       <w:r>
@@ -5496,7 +6192,7 @@
         <w:pStyle w:val="ListParagraph"/>
         <w:numPr>
           <w:ilvl w:val="0"/>
-          <w:numId w:val="22"/>
+          <w:numId w:val="25"/>
         </w:numPr>
       </w:pPr>
       <w:r>
@@ -5514,7 +6210,7 @@
         <w:pStyle w:val="ListParagraph"/>
         <w:numPr>
           <w:ilvl w:val="0"/>
-          <w:numId w:val="22"/>
+          <w:numId w:val="25"/>
         </w:numPr>
       </w:pPr>
       <w:r>
@@ -5532,7 +6228,7 @@
         <w:pStyle w:val="ListParagraph"/>
         <w:numPr>
           <w:ilvl w:val="0"/>
-          <w:numId w:val="22"/>
+          <w:numId w:val="25"/>
         </w:numPr>
       </w:pPr>
       <w:r>
@@ -5595,7 +6291,7 @@
         <w:pStyle w:val="ListParagraph"/>
         <w:numPr>
           <w:ilvl w:val="0"/>
-          <w:numId w:val="22"/>
+          <w:numId w:val="25"/>
         </w:numPr>
       </w:pPr>
       <w:r>
@@ -5621,7 +6317,7 @@
         <w:pStyle w:val="ListParagraph"/>
         <w:numPr>
           <w:ilvl w:val="0"/>
-          <w:numId w:val="23"/>
+          <w:numId w:val="26"/>
         </w:numPr>
       </w:pPr>
       <w:r>
@@ -5657,7 +6353,7 @@
         <w:pStyle w:val="ListParagraph"/>
         <w:numPr>
           <w:ilvl w:val="0"/>
-          <w:numId w:val="23"/>
+          <w:numId w:val="26"/>
         </w:numPr>
       </w:pPr>
       <w:r>
@@ -5675,7 +6371,7 @@
         <w:pStyle w:val="ListParagraph"/>
         <w:numPr>
           <w:ilvl w:val="0"/>
-          <w:numId w:val="23"/>
+          <w:numId w:val="26"/>
         </w:numPr>
       </w:pPr>
       <w:r>
@@ -6276,7 +6972,7 @@
         <w:pStyle w:val="ListParagraph"/>
         <w:numPr>
           <w:ilvl w:val="0"/>
-          <w:numId w:val="24"/>
+          <w:numId w:val="27"/>
         </w:numPr>
       </w:pPr>
       <w:r>
@@ -6315,7 +7011,7 @@
         <w:pStyle w:val="ListParagraph"/>
         <w:numPr>
           <w:ilvl w:val="0"/>
-          <w:numId w:val="24"/>
+          <w:numId w:val="27"/>
         </w:numPr>
       </w:pPr>
       <w:r>
@@ -6336,7 +7032,7 @@
         <w:pStyle w:val="ListParagraph"/>
         <w:numPr>
           <w:ilvl w:val="0"/>
-          <w:numId w:val="24"/>
+          <w:numId w:val="27"/>
         </w:numPr>
       </w:pPr>
       <w:r>
@@ -6354,7 +7050,7 @@
         <w:pStyle w:val="ListParagraph"/>
         <w:numPr>
           <w:ilvl w:val="0"/>
-          <w:numId w:val="24"/>
+          <w:numId w:val="27"/>
         </w:numPr>
       </w:pPr>
       <w:r>
@@ -6389,7 +7085,7 @@
         <w:pStyle w:val="ListParagraph"/>
         <w:numPr>
           <w:ilvl w:val="0"/>
-          <w:numId w:val="25"/>
+          <w:numId w:val="28"/>
         </w:numPr>
       </w:pPr>
       <w:r>
@@ -6416,7 +7112,7 @@
         <w:pStyle w:val="ListParagraph"/>
         <w:numPr>
           <w:ilvl w:val="0"/>
-          <w:numId w:val="25"/>
+          <w:numId w:val="28"/>
         </w:numPr>
       </w:pPr>
       <w:r>
@@ -6428,7 +7124,7 @@
         <w:pStyle w:val="ListParagraph"/>
         <w:numPr>
           <w:ilvl w:val="0"/>
-          <w:numId w:val="25"/>
+          <w:numId w:val="28"/>
         </w:numPr>
       </w:pPr>
       <w:r>
@@ -6455,7 +7151,7 @@
         <w:pStyle w:val="ListParagraph"/>
         <w:numPr>
           <w:ilvl w:val="0"/>
-          <w:numId w:val="25"/>
+          <w:numId w:val="28"/>
         </w:numPr>
       </w:pPr>
       <w:r>
@@ -6481,7 +7177,7 @@
         <w:pStyle w:val="ListParagraph"/>
         <w:numPr>
           <w:ilvl w:val="0"/>
-          <w:numId w:val="26"/>
+          <w:numId w:val="29"/>
         </w:numPr>
       </w:pPr>
       <w:r>
@@ -6502,7 +7198,7 @@
         <w:pStyle w:val="ListParagraph"/>
         <w:numPr>
           <w:ilvl w:val="0"/>
-          <w:numId w:val="26"/>
+          <w:numId w:val="29"/>
         </w:numPr>
       </w:pPr>
       <w:r>
@@ -6532,7 +7228,7 @@
         <w:pStyle w:val="ListParagraph"/>
         <w:numPr>
           <w:ilvl w:val="0"/>
-          <w:numId w:val="26"/>
+          <w:numId w:val="29"/>
         </w:numPr>
       </w:pPr>
       <w:r>
@@ -6550,7 +7246,7 @@
         <w:pStyle w:val="ListParagraph"/>
         <w:numPr>
           <w:ilvl w:val="0"/>
-          <w:numId w:val="26"/>
+          <w:numId w:val="29"/>
         </w:numPr>
       </w:pPr>
       <w:r>
@@ -6568,7 +7264,7 @@
         <w:pStyle w:val="ListParagraph"/>
         <w:numPr>
           <w:ilvl w:val="0"/>
-          <w:numId w:val="26"/>
+          <w:numId w:val="29"/>
         </w:numPr>
       </w:pPr>
       <w:r>
@@ -6689,7 +7385,7 @@
         <w:pStyle w:val="ListParagraph"/>
         <w:numPr>
           <w:ilvl w:val="0"/>
-          <w:numId w:val="27"/>
+          <w:numId w:val="30"/>
         </w:numPr>
       </w:pPr>
       <w:r>
@@ -6734,7 +7430,7 @@
         <w:pStyle w:val="ListParagraph"/>
         <w:numPr>
           <w:ilvl w:val="0"/>
-          <w:numId w:val="27"/>
+          <w:numId w:val="30"/>
         </w:numPr>
       </w:pPr>
       <w:r>
@@ -6770,7 +7466,7 @@
         <w:pStyle w:val="ListParagraph"/>
         <w:numPr>
           <w:ilvl w:val="0"/>
-          <w:numId w:val="27"/>
+          <w:numId w:val="30"/>
         </w:numPr>
       </w:pPr>
       <w:r>
@@ -6813,7 +7509,7 @@
         <w:pStyle w:val="ListParagraph"/>
         <w:numPr>
           <w:ilvl w:val="0"/>
-          <w:numId w:val="28"/>
+          <w:numId w:val="31"/>
         </w:numPr>
       </w:pPr>
       <w:r>
@@ -6834,7 +7530,7 @@
         <w:pStyle w:val="ListParagraph"/>
         <w:numPr>
           <w:ilvl w:val="0"/>
-          <w:numId w:val="28"/>
+          <w:numId w:val="31"/>
         </w:numPr>
       </w:pPr>
       <w:r>
@@ -6861,7 +7557,7 @@
         <w:pStyle w:val="ListParagraph"/>
         <w:numPr>
           <w:ilvl w:val="0"/>
-          <w:numId w:val="28"/>
+          <w:numId w:val="31"/>
         </w:numPr>
       </w:pPr>
       <w:r>
@@ -6924,7 +7620,7 @@
         <w:pStyle w:val="ListParagraph"/>
         <w:numPr>
           <w:ilvl w:val="0"/>
-          <w:numId w:val="28"/>
+          <w:numId w:val="31"/>
         </w:numPr>
       </w:pPr>
       <w:r>
@@ -7086,7 +7782,7 @@
         <w:pStyle w:val="ListParagraph"/>
         <w:numPr>
           <w:ilvl w:val="0"/>
-          <w:numId w:val="29"/>
+          <w:numId w:val="32"/>
         </w:numPr>
       </w:pPr>
       <w:r>
@@ -7113,7 +7809,7 @@
         <w:pStyle w:val="ListParagraph"/>
         <w:numPr>
           <w:ilvl w:val="0"/>
-          <w:numId w:val="29"/>
+          <w:numId w:val="32"/>
         </w:numPr>
       </w:pPr>
       <w:r>
@@ -7134,7 +7830,7 @@
         <w:pStyle w:val="ListParagraph"/>
         <w:numPr>
           <w:ilvl w:val="0"/>
-          <w:numId w:val="29"/>
+          <w:numId w:val="32"/>
         </w:numPr>
       </w:pPr>
       <w:r>
@@ -7415,7 +8111,7 @@
         <w:pStyle w:val="ListParagraph"/>
         <w:numPr>
           <w:ilvl w:val="0"/>
-          <w:numId w:val="30"/>
+          <w:numId w:val="33"/>
         </w:numPr>
       </w:pPr>
       <w:r>
@@ -7436,7 +8132,7 @@
         <w:pStyle w:val="ListParagraph"/>
         <w:numPr>
           <w:ilvl w:val="0"/>
-          <w:numId w:val="30"/>
+          <w:numId w:val="33"/>
         </w:numPr>
       </w:pPr>
       <w:r>
@@ -7454,7 +8150,7 @@
         <w:pStyle w:val="ListParagraph"/>
         <w:numPr>
           <w:ilvl w:val="0"/>
-          <w:numId w:val="30"/>
+          <w:numId w:val="33"/>
         </w:numPr>
       </w:pPr>
       <w:r>
@@ -7472,7 +8168,7 @@
         <w:pStyle w:val="ListParagraph"/>
         <w:numPr>
           <w:ilvl w:val="0"/>
-          <w:numId w:val="30"/>
+          <w:numId w:val="33"/>
         </w:numPr>
       </w:pPr>
       <w:r>
@@ -7492,7 +8188,7 @@
         <w:pStyle w:val="ListParagraph"/>
         <w:numPr>
           <w:ilvl w:val="0"/>
-          <w:numId w:val="31"/>
+          <w:numId w:val="34"/>
         </w:numPr>
       </w:pPr>
       <w:r>
@@ -7522,7 +8218,7 @@
         <w:pStyle w:val="ListParagraph"/>
         <w:numPr>
           <w:ilvl w:val="0"/>
-          <w:numId w:val="31"/>
+          <w:numId w:val="34"/>
         </w:numPr>
       </w:pPr>
       <w:r>
@@ -7565,7 +8261,7 @@
         <w:pStyle w:val="ListParagraph"/>
         <w:numPr>
           <w:ilvl w:val="0"/>
-          <w:numId w:val="32"/>
+          <w:numId w:val="35"/>
         </w:numPr>
       </w:pPr>
       <w:r>
@@ -7622,7 +8318,7 @@
         <w:pStyle w:val="ListParagraph"/>
         <w:numPr>
           <w:ilvl w:val="0"/>
-          <w:numId w:val="32"/>
+          <w:numId w:val="35"/>
         </w:numPr>
       </w:pPr>
       <w:r>
@@ -7634,7 +8330,7 @@
         <w:pStyle w:val="ListParagraph"/>
         <w:numPr>
           <w:ilvl w:val="0"/>
-          <w:numId w:val="32"/>
+          <w:numId w:val="35"/>
         </w:numPr>
       </w:pPr>
       <w:r>
@@ -7664,7 +8360,7 @@
         <w:pStyle w:val="ListParagraph"/>
         <w:numPr>
           <w:ilvl w:val="0"/>
-          <w:numId w:val="32"/>
+          <w:numId w:val="35"/>
         </w:numPr>
       </w:pPr>
       <w:r>
@@ -8090,7 +8786,7 @@
         <w:pStyle w:val="ListParagraph"/>
         <w:numPr>
           <w:ilvl w:val="0"/>
-          <w:numId w:val="33"/>
+          <w:numId w:val="36"/>
         </w:numPr>
       </w:pPr>
       <w:r>
@@ -8102,7 +8798,7 @@
         <w:pStyle w:val="ListParagraph"/>
         <w:numPr>
           <w:ilvl w:val="0"/>
-          <w:numId w:val="33"/>
+          <w:numId w:val="36"/>
         </w:numPr>
       </w:pPr>
       <w:r>
@@ -8114,7 +8810,7 @@
         <w:pStyle w:val="ListParagraph"/>
         <w:numPr>
           <w:ilvl w:val="0"/>
-          <w:numId w:val="33"/>
+          <w:numId w:val="36"/>
         </w:numPr>
       </w:pPr>
       <w:r>
@@ -8134,7 +8830,7 @@
         <w:pStyle w:val="ListParagraph"/>
         <w:numPr>
           <w:ilvl w:val="0"/>
-          <w:numId w:val="34"/>
+          <w:numId w:val="37"/>
         </w:numPr>
       </w:pPr>
       <w:r>
@@ -8161,7 +8857,7 @@
         <w:pStyle w:val="ListParagraph"/>
         <w:numPr>
           <w:ilvl w:val="0"/>
-          <w:numId w:val="34"/>
+          <w:numId w:val="37"/>
         </w:numPr>
       </w:pPr>
       <w:r>
@@ -8188,7 +8884,7 @@
         <w:pStyle w:val="ListParagraph"/>
         <w:numPr>
           <w:ilvl w:val="0"/>
-          <w:numId w:val="34"/>
+          <w:numId w:val="37"/>
         </w:numPr>
       </w:pPr>
       <w:r>
@@ -8658,7 +9354,7 @@
         <w:pStyle w:val="ListParagraph"/>
         <w:numPr>
           <w:ilvl w:val="0"/>
-          <w:numId w:val="35"/>
+          <w:numId w:val="38"/>
         </w:numPr>
       </w:pPr>
       <w:r>
@@ -8676,7 +9372,7 @@
         <w:pStyle w:val="ListParagraph"/>
         <w:numPr>
           <w:ilvl w:val="0"/>
-          <w:numId w:val="35"/>
+          <w:numId w:val="38"/>
         </w:numPr>
       </w:pPr>
       <w:r>
@@ -8694,7 +9390,7 @@
         <w:pStyle w:val="ListParagraph"/>
         <w:numPr>
           <w:ilvl w:val="0"/>
-          <w:numId w:val="35"/>
+          <w:numId w:val="38"/>
         </w:numPr>
       </w:pPr>
       <w:r>
@@ -8712,7 +9408,7 @@
         <w:pStyle w:val="ListParagraph"/>
         <w:numPr>
           <w:ilvl w:val="0"/>
-          <w:numId w:val="35"/>
+          <w:numId w:val="38"/>
         </w:numPr>
       </w:pPr>
       <w:r>
@@ -8754,21 +9450,22 @@
         <w:pStyle w:val="Heading2"/>
       </w:pPr>
       <w:r>
-        <w:t xml:space="preserve">Issue 同 BCF</w:t>
+        <w:t xml:space="preserve">顧問嘅 model（IFC）</w:t>
       </w:r>
     </w:p>
     <w:p>
       <w:pPr/>
       <w:r>
-        <w:t xml:space="preserve">Issue 係一個 markup 或者 3D 嘅一點，有標題、類型、負責人、到期日同對話；server 會幫佢編號（#N），同一個 issue 會喺 Sheets、3D、Dashboard 同 Revit 出現。</w:t>
-      </w:r>
-    </w:p>
-    <w:p>
-      <w:pPr>
-        <w:pStyle w:val="Heading3"/>
-      </w:pPr>
-      <w:r>
-        <w:t xml:space="preserve">開 issue</w:t>
+        <w:t xml:space="preserve">其他公司（結構、MEP、室內、幕牆）嘅 model 可以同 project 自己嘅一齊睇。叫佢哋俾 </w:t>
+      </w:r>
+      <w:r>
+        <w:rPr>
+          <w:b/>
+        </w:rPr>
+        <w:t xml:space="preserve">IFC</w:t>
+      </w:r>
+      <w:r>
+        <w:t xml:space="preserve">（IFC 2x3 或者 IFC4）：SketchUp、Revit、Tekla、ArchiCAD 同 Rhino 全部都出得，而且保留晒元件、屬性同真實座標。（「WebGL」係瀏覽器畫圖嘅方法，唔係用嚟交換嘅檔案格式。）</w:t>
       </w:r>
     </w:p>
     <w:tbl>
@@ -8794,7 +9491,7 @@
           <w:p>
             <w:pPr/>
             <w:r>
-              <w:t xml:space="preserve">喺邊</w:t>
+              <w:t xml:space="preserve">用法</w:t>
             </w:r>
           </w:p>
         </w:tc>
@@ -8819,105 +9516,262 @@
           <w:p>
             <w:pPr/>
             <w:r>
-              <w:t xml:space="preserve">喺 sheet 上面</w:t>
-            </w:r>
-          </w:p>
-        </w:tc>
-        <w:tc>
-          <w:tcPr>
-            <w:tcW w:w="4680" w:type="dxa"/>
-          </w:tcPr>
-          <w:p>
-            <w:pPr/>
-            <w:r>
-              <w:t xml:space="preserve">將頂部轉做 </w:t>
-            </w:r>
+              <w:t xml:space="preserve">加入呢個 project 嘅 3D</w:t>
+            </w:r>
+          </w:p>
+        </w:tc>
+        <w:tc>
+          <w:tcPr>
+            <w:tcW w:w="4680" w:type="dxa"/>
+          </w:tcPr>
+          <w:p>
+            <w:pPr/>
             <w:r>
               <w:rPr>
                 <w:b/>
               </w:rPr>
-              <w:t xml:space="preserve">Issue</w:t>
-            </w:r>
-            <w:r>
-              <w:t xml:space="preserve"> 再畫 markup；或者揀一個 markup 撳 </w:t>
+              <w:t xml:space="preserve">Models</w:t>
+            </w:r>
+            <w:r>
+              <w:t xml:space="preserve"> panel &gt; </w:t>
             </w:r>
             <w:r>
               <w:rPr>
                 <w:b/>
               </w:rPr>
-              <w:t xml:space="preserve">Issue</w:t>
-            </w:r>
-            <w:r>
-              <w:t xml:space="preserve">；或者右鍵撳佢揀 </w:t>
+              <w:t xml:space="preserve">+ Consultant model (IFC)</w:t>
+            </w:r>
+            <w:r>
+              <w:t xml:space="preserve">：揀 .ifc，填名、公司同專業，撳 </w:t>
             </w:r>
             <w:r>
               <w:rPr>
                 <w:b/>
               </w:rPr>
-              <w:t xml:space="preserve">Raise issue</w:t>
-            </w:r>
-            <w:r>
-              <w:t xml:space="preserve">。會自動夾一張圖則嘅截圖。</w:t>
-            </w:r>
-          </w:p>
-        </w:tc>
-      </w:tr>
-      <w:tr>
-        <w:tc>
-          <w:tcPr>
-            <w:tcW w:w="4680" w:type="dxa"/>
-          </w:tcPr>
-          <w:p>
-            <w:pPr/>
-            <w:r>
-              <w:t xml:space="preserve">喺 3D</w:t>
-            </w:r>
-          </w:p>
-        </w:tc>
-        <w:tc>
-          <w:tcPr>
-            <w:tcW w:w="4680" w:type="dxa"/>
-          </w:tcPr>
-          <w:p>
-            <w:pPr/>
-            <w:r>
-              <w:t xml:space="preserve">撳 </w:t>
+              <w:t xml:space="preserve">Upload and convert</w:t>
+            </w:r>
+            <w:r>
+              <w:t xml:space="preserve">。Server 會轉換（有進度條），完成後就喺 </w:t>
             </w:r>
             <w:r>
               <w:rPr>
                 <w:b/>
               </w:rPr>
-              <w:t xml:space="preserve">Add issue</w:t>
-            </w:r>
-            <w:r>
-              <w:t xml:space="preserve">，然後撳個位（iPad：㩒住）。鏡頭、section 同隱藏咗嘅元件會一齊儲存，仲會夾一張截圖。</w:t>
-            </w:r>
+              <w:t xml:space="preserve">Consultant models</w:t>
+            </w:r>
+            <w:r>
+              <w:t xml:space="preserve"> 出現</w:t>
+            </w:r>
+          </w:p>
+        </w:tc>
+      </w:tr>
+      <w:tr>
+        <w:tc>
+          <w:tcPr>
+            <w:tcW w:w="4680" w:type="dxa"/>
+          </w:tcPr>
+          <w:p>
+            <w:pPr/>
+            <w:r>
+              <w:t xml:space="preserve">疊另一個 project 嘅 model</w:t>
+            </w:r>
+          </w:p>
+        </w:tc>
+        <w:tc>
+          <w:tcPr>
+            <w:tcW w:w="4680" w:type="dxa"/>
+          </w:tcPr>
+          <w:p>
+            <w:pPr/>
             <w:r>
               <w:rPr>
                 <w:b/>
               </w:rPr>
-              <w:t xml:space="preserve">Mark up snapshot</w:t>
-            </w:r>
-            <w:r>
-              <w:t xml:space="preserve"> 俾你喺張相上面畫嘢（cloud、箭咀、文字等等）。</w:t>
+              <w:t xml:space="preserve">+ Overlay another project</w:t>
+            </w:r>
+            <w:r>
+              <w:t xml:space="preserve">：揀一個你開得嘅 project 同佢其中一個 model。會用兩個 project 共用嘅 shared coordinates 擺位</w:t>
+            </w:r>
+          </w:p>
+        </w:tc>
+      </w:tr>
+      <w:tr>
+        <w:tc>
+          <w:tcPr>
+            <w:tcW w:w="4680" w:type="dxa"/>
+          </w:tcPr>
+          <w:p>
+            <w:pPr/>
+            <w:r>
+              <w:t xml:space="preserve">自己一版 3D</w:t>
+            </w:r>
+          </w:p>
+        </w:tc>
+        <w:tc>
+          <w:tcPr>
+            <w:tcW w:w="4680" w:type="dxa"/>
+          </w:tcPr>
+          <w:p>
+            <w:pPr/>
+            <w:r>
+              <w:t xml:space="preserve">Admin 用 </w:t>
+            </w:r>
+            <w:r>
+              <w:rPr>
+                <w:b/>
+              </w:rPr>
+              <w:t xml:space="preserve">New 3D project from IFC</w:t>
+            </w:r>
+            <w:r>
+              <w:t xml:space="preserve">（Admin 版）開。座標同乜都對唔上嘅 model 用：做一個獨立參考，之後一樣可以疊落其他 project</w:t>
             </w:r>
           </w:p>
         </w:tc>
       </w:tr>
     </w:tbl>
     <w:p>
+      <w:pPr>
+        <w:pStyle w:val="ListParagraph"/>
+        <w:numPr>
+          <w:ilvl w:val="0"/>
+          <w:numId w:val="39"/>
+        </w:numPr>
+      </w:pPr>
+      <w:r>
+        <w:t xml:space="preserve">每個顧問 model 有剔格（你自己開／關）同一條可以調透明嘅 slider。</w:t>
+      </w:r>
+    </w:p>
+    <w:p>
+      <w:pPr>
+        <w:pStyle w:val="ListParagraph"/>
+        <w:numPr>
+          <w:ilvl w:val="0"/>
+          <w:numId w:val="39"/>
+        </w:numPr>
+      </w:pPr>
+      <w:r>
+        <w:rPr>
+          <w:b/>
+        </w:rPr>
+        <w:t xml:space="preserve">Place</w:t>
+      </w:r>
+      <w:r>
+        <w:t xml:space="preserve">（加佢嗰個人或者 project admin）幫所有人設定擺喺邊：</w:t>
+      </w:r>
+      <w:r>
+        <w:rPr>
+          <w:b/>
+        </w:rPr>
+        <w:t xml:space="preserve">Shared coordinates</w:t>
+      </w:r>
+      <w:r>
+        <w:t xml:space="preserve">（有協調座標嘅顧問就係呢個）、</w:t>
+      </w:r>
+      <w:r>
+        <w:rPr>
+          <w:b/>
+        </w:rPr>
+        <w:t xml:space="preserve">This model's origin</w:t>
+      </w:r>
+      <w:r>
+        <w:t xml:space="preserve">，或者 </w:t>
+      </w:r>
+      <w:r>
+        <w:rPr>
+          <w:b/>
+        </w:rPr>
+        <w:t xml:space="preserve">No coordinates: set in the middle</w:t>
+      </w:r>
+      <w:r>
+        <w:t xml:space="preserve">；再用 </w:t>
+      </w:r>
+      <w:r>
+        <w:rPr>
+          <w:b/>
+        </w:rPr>
+        <w:t xml:space="preserve">East / North / Up</w:t>
+      </w:r>
+      <w:r>
+        <w:t xml:space="preserve">（mm）同 </w:t>
+      </w:r>
+      <w:r>
+        <w:rPr>
+          <w:b/>
+        </w:rPr>
+        <w:t xml:space="preserve">Turn</w:t>
+      </w:r>
+      <w:r>
+        <w:t xml:space="preserve">（°）一路睇一路手動移。</w:t>
+      </w:r>
+      <w:r>
+        <w:rPr>
+          <w:b/>
+        </w:rPr>
+        <w:t xml:space="preserve">Save for everyone</w:t>
+      </w:r>
+      <w:r>
+        <w:t xml:space="preserve"> 儲存；</w:t>
+      </w:r>
+      <w:r>
+        <w:rPr>
+          <w:b/>
+        </w:rPr>
+        <w:t xml:space="preserve">Cancel</w:t>
+      </w:r>
+      <w:r>
+        <w:t xml:space="preserve"> 放返原位。</w:t>
+      </w:r>
+    </w:p>
+    <w:p>
+      <w:pPr>
+        <w:pStyle w:val="ListParagraph"/>
+        <w:numPr>
+          <w:ilvl w:val="0"/>
+          <w:numId w:val="39"/>
+        </w:numPr>
+      </w:pPr>
+      <w:r>
+        <w:t xml:space="preserve">佢嘅元件一樣撳得，一樣可以開 issue。</w:t>
+      </w:r>
+    </w:p>
+    <w:p>
+      <w:pPr>
+        <w:pStyle w:val="ListParagraph"/>
+        <w:numPr>
+          <w:ilvl w:val="0"/>
+          <w:numId w:val="39"/>
+        </w:numPr>
+      </w:pPr>
+      <w:r>
+        <w:rPr>
+          <w:b/>
+        </w:rPr>
+        <w:t xml:space="preserve">×</w:t>
+      </w:r>
+      <w:r>
+        <w:t xml:space="preserve"> 由 project 移除（加佢嗰個人或者 project admin）。</w:t>
+      </w:r>
+    </w:p>
+    <w:p>
+      <w:pPr>
+        <w:pStyle w:val="Heading2"/>
+      </w:pPr>
+      <w:r>
+        <w:t xml:space="preserve">Issue 同 BCF</w:t>
+      </w:r>
+    </w:p>
+    <w:p>
       <w:pPr/>
       <w:r>
-        <w:t xml:space="preserve">填好 issue 視窗，然後撳 </w:t>
-      </w:r>
-      <w:r>
-        <w:rPr>
-          <w:b/>
-        </w:rPr>
-        <w:t xml:space="preserve">Save issue</w:t>
-      </w:r>
-      <w:r>
-        <w:t xml:space="preserve">：</w:t>
+        <w:t xml:space="preserve">Issue 係一個 markup 或者 3D 嘅一點，有標題、類型、負責人、到期日同對話；server 會幫佢編號（#N），同一個 issue 會喺 Sheets、3D、Dashboard 同 Revit 出現。</w:t>
+      </w:r>
+    </w:p>
+    <w:p>
+      <w:pPr>
+        <w:pStyle w:val="Heading3"/>
+      </w:pPr>
+      <w:r>
+        <w:t xml:space="preserve">開 issue</w:t>
       </w:r>
     </w:p>
     <w:tbl>
@@ -8943,6 +9797,155 @@
           <w:p>
             <w:pPr/>
             <w:r>
+              <w:t xml:space="preserve">喺邊</w:t>
+            </w:r>
+          </w:p>
+        </w:tc>
+        <w:tc>
+          <w:tcPr>
+            <w:tcW w:w="4680" w:type="dxa"/>
+            <w:shd w:val="clear" w:color="auto" w:fill="F2F2F2"/>
+          </w:tcPr>
+          <w:p>
+            <w:pPr/>
+            <w:r>
+              <w:t xml:space="preserve">點做</w:t>
+            </w:r>
+          </w:p>
+        </w:tc>
+      </w:tr>
+      <w:tr>
+        <w:tc>
+          <w:tcPr>
+            <w:tcW w:w="4680" w:type="dxa"/>
+          </w:tcPr>
+          <w:p>
+            <w:pPr/>
+            <w:r>
+              <w:t xml:space="preserve">喺 sheet 上面</w:t>
+            </w:r>
+          </w:p>
+        </w:tc>
+        <w:tc>
+          <w:tcPr>
+            <w:tcW w:w="4680" w:type="dxa"/>
+          </w:tcPr>
+          <w:p>
+            <w:pPr/>
+            <w:r>
+              <w:t xml:space="preserve">將頂部轉做 </w:t>
+            </w:r>
+            <w:r>
+              <w:rPr>
+                <w:b/>
+              </w:rPr>
+              <w:t xml:space="preserve">Issue</w:t>
+            </w:r>
+            <w:r>
+              <w:t xml:space="preserve"> 再畫 markup；或者揀一個 markup 撳 </w:t>
+            </w:r>
+            <w:r>
+              <w:rPr>
+                <w:b/>
+              </w:rPr>
+              <w:t xml:space="preserve">Issue</w:t>
+            </w:r>
+            <w:r>
+              <w:t xml:space="preserve">；或者右鍵撳佢揀 </w:t>
+            </w:r>
+            <w:r>
+              <w:rPr>
+                <w:b/>
+              </w:rPr>
+              <w:t xml:space="preserve">Raise issue</w:t>
+            </w:r>
+            <w:r>
+              <w:t xml:space="preserve">。會自動夾一張清晰嘅圖則截圖：直接由 PDF 用大約 200 dpi 畫出嚟，唔受你放大幾多或者電腦嘅速度設定影響。</w:t>
+            </w:r>
+          </w:p>
+        </w:tc>
+      </w:tr>
+      <w:tr>
+        <w:tc>
+          <w:tcPr>
+            <w:tcW w:w="4680" w:type="dxa"/>
+          </w:tcPr>
+          <w:p>
+            <w:pPr/>
+            <w:r>
+              <w:t xml:space="preserve">喺 3D</w:t>
+            </w:r>
+          </w:p>
+        </w:tc>
+        <w:tc>
+          <w:tcPr>
+            <w:tcW w:w="4680" w:type="dxa"/>
+          </w:tcPr>
+          <w:p>
+            <w:pPr/>
+            <w:r>
+              <w:t xml:space="preserve">撳 </w:t>
+            </w:r>
+            <w:r>
+              <w:rPr>
+                <w:b/>
+              </w:rPr>
+              <w:t xml:space="preserve">Add issue</w:t>
+            </w:r>
+            <w:r>
+              <w:t xml:space="preserve">，然後撳個位（iPad：㩒住）。鏡頭、section 同隱藏咗嘅元件會一齊儲存，仲會夾一張截圖。</w:t>
+            </w:r>
+            <w:r>
+              <w:rPr>
+                <w:b/>
+              </w:rPr>
+              <w:t xml:space="preserve">Mark up snapshot</w:t>
+            </w:r>
+            <w:r>
+              <w:t xml:space="preserve"> 俾你喺張相上面畫嘢（cloud、箭咀、文字等等）。</w:t>
+            </w:r>
+          </w:p>
+        </w:tc>
+      </w:tr>
+    </w:tbl>
+    <w:p>
+      <w:pPr/>
+      <w:r>
+        <w:t xml:space="preserve">填好 issue 視窗，然後撳 </w:t>
+      </w:r>
+      <w:r>
+        <w:rPr>
+          <w:b/>
+        </w:rPr>
+        <w:t xml:space="preserve">Save issue</w:t>
+      </w:r>
+      <w:r>
+        <w:t xml:space="preserve">：</w:t>
+      </w:r>
+    </w:p>
+    <w:tbl>
+      <w:tblPr>
+        <w:tblStyle w:val="TableGrid"/>
+        <w:tblW w:w="0" w:type="auto"/>
+        <w:tblLayout w:type="fixed"/>
+        <w:tblLook w:val="04A0" w:firstRow="1" w:lastRow="0" w:firstColumn="0" w:lastColumn="0" w:noHBand="0" w:noVBand="1"/>
+      </w:tblPr>
+      <w:tblGrid>
+        <w:gridCol w:w="4680"/>
+        <w:gridCol w:w="4680"/>
+      </w:tblGrid>
+      <w:tr>
+        <w:trPr>
+          <w:tblHeader/>
+        </w:trPr>
+        <w:tc>
+          <w:tcPr>
+            <w:tcW w:w="4680" w:type="dxa"/>
+            <w:shd w:val="clear" w:color="auto" w:fill="F2F2F2"/>
+          </w:tcPr>
+          <w:p>
+            <w:pPr/>
+            <w:r>
               <w:t xml:space="preserve">欄</w:t>
             </w:r>
           </w:p>
@@ -9199,19 +10202,64 @@
         <w:pStyle w:val="ListParagraph"/>
         <w:numPr>
           <w:ilvl w:val="0"/>
-          <w:numId w:val="36"/>
-        </w:numPr>
-      </w:pPr>
-      <w:r>
-        <w:t xml:space="preserve">喺清單撳一個 issue（或者 3D 入面佢支 pin）打開佢。喺 3D，視圖會飛返去開 issue 嗰個人企嘅位置，連埋佢嘅 section 同隱藏咗嘅元件。</w:t>
-      </w:r>
-    </w:p>
-    <w:p>
-      <w:pPr>
-        <w:pStyle w:val="ListParagraph"/>
-        <w:numPr>
-          <w:ilvl w:val="0"/>
-          <w:numId w:val="36"/>
+          <w:numId w:val="40"/>
+        </w:numPr>
+      </w:pPr>
+      <w:r>
+        <w:t xml:space="preserve">喺清單撳一個 issue（或者 3D 入面佢支 pin）打開佢。喺 3D，視圖會返去開 issue 嗰個人見到嘅樣：同一個眼位同方向、section box 連佢嘅角度（或者 section plane）、隱藏咗嘅元件、平行定透視，同 floor plan。</w:t>
+      </w:r>
+      <w:r>
+        <w:rPr>
+          <w:b/>
+        </w:rPr>
+        <w:t xml:space="preserve">Show in view</w:t>
+      </w:r>
+      <w:r>
+        <w:t xml:space="preserve"> 同 issue 連結都一樣。</w:t>
+      </w:r>
+    </w:p>
+    <w:p>
+      <w:pPr>
+        <w:pStyle w:val="ListParagraph"/>
+        <w:numPr>
+          <w:ilvl w:val="0"/>
+          <w:numId w:val="40"/>
+        </w:numPr>
+      </w:pPr>
+      <w:r>
+        <w:rPr>
+          <w:b/>
+        </w:rPr>
+        <w:t xml:space="preserve">喺 Revit</w:t>
+      </w:r>
+      <w:r>
+        <w:t xml:space="preserve">（LWK Issues &gt; </w:t>
+      </w:r>
+      <w:r>
+        <w:rPr>
+          <w:b/>
+        </w:rPr>
+        <w:t xml:space="preserve">Go to</w:t>
+      </w:r>
+      <w:r>
+        <w:t xml:space="preserve">）：用 viewer 普通鏡頭、或者行緊（walk）時開嘅 issue，會喺一個透視鏡頭視圖 </w:t>
+      </w:r>
+      <w:r>
+        <w:rPr>
+          <w:b/>
+        </w:rPr>
+        <w:t xml:space="preserve">LWK Issue - &lt;你&gt; (camera)</w:t>
+      </w:r>
+      <w:r>
+        <w:t xml:space="preserve"> 由同一個眼位打開，連埋同一個 section box，唔再係由外面睇成棟樓。</w:t>
+      </w:r>
+    </w:p>
+    <w:p>
+      <w:pPr>
+        <w:pStyle w:val="ListParagraph"/>
+        <w:numPr>
+          <w:ilvl w:val="0"/>
+          <w:numId w:val="40"/>
         </w:numPr>
       </w:pPr>
       <w:r>
@@ -9259,7 +10307,7 @@
         <w:pStyle w:val="ListParagraph"/>
         <w:numPr>
           <w:ilvl w:val="0"/>
-          <w:numId w:val="36"/>
+          <w:numId w:val="40"/>
         </w:numPr>
       </w:pPr>
       <w:r>
@@ -9286,7 +10334,7 @@
         <w:pStyle w:val="ListParagraph"/>
         <w:numPr>
           <w:ilvl w:val="0"/>
-          <w:numId w:val="36"/>
+          <w:numId w:val="40"/>
         </w:numPr>
       </w:pPr>
       <w:r>
@@ -9304,7 +10352,7 @@
         <w:pStyle w:val="ListParagraph"/>
         <w:numPr>
           <w:ilvl w:val="0"/>
-          <w:numId w:val="36"/>
+          <w:numId w:val="40"/>
         </w:numPr>
       </w:pPr>
       <w:r>
@@ -9322,7 +10370,7 @@
         <w:pStyle w:val="ListParagraph"/>
         <w:numPr>
           <w:ilvl w:val="0"/>
-          <w:numId w:val="36"/>
+          <w:numId w:val="40"/>
         </w:numPr>
       </w:pPr>
       <w:r>
@@ -9367,7 +10415,7 @@
         <w:pStyle w:val="ListParagraph"/>
         <w:numPr>
           <w:ilvl w:val="0"/>
-          <w:numId w:val="36"/>
+          <w:numId w:val="40"/>
         </w:numPr>
       </w:pPr>
       <w:r>
@@ -9403,7 +10451,7 @@
         <w:pStyle w:val="ListParagraph"/>
         <w:numPr>
           <w:ilvl w:val="0"/>
-          <w:numId w:val="36"/>
+          <w:numId w:val="40"/>
         </w:numPr>
       </w:pPr>
       <w:r>
@@ -9652,7 +10700,7 @@
         <w:pStyle w:val="ListParagraph"/>
         <w:numPr>
           <w:ilvl w:val="0"/>
-          <w:numId w:val="37"/>
+          <w:numId w:val="41"/>
         </w:numPr>
       </w:pPr>
       <w:r>
@@ -9688,7 +10736,7 @@
         <w:pStyle w:val="ListParagraph"/>
         <w:numPr>
           <w:ilvl w:val="0"/>
-          <w:numId w:val="37"/>
+          <w:numId w:val="41"/>
         </w:numPr>
       </w:pPr>
       <w:r>
@@ -9733,7 +10781,7 @@
         <w:pStyle w:val="ListParagraph"/>
         <w:numPr>
           <w:ilvl w:val="0"/>
-          <w:numId w:val="37"/>
+          <w:numId w:val="41"/>
         </w:numPr>
       </w:pPr>
       <w:r>
@@ -9759,7 +10807,7 @@
         <w:pStyle w:val="ListParagraph"/>
         <w:numPr>
           <w:ilvl w:val="0"/>
-          <w:numId w:val="38"/>
+          <w:numId w:val="42"/>
         </w:numPr>
       </w:pPr>
       <w:r>
@@ -9786,7 +10834,7 @@
         <w:pStyle w:val="ListParagraph"/>
         <w:numPr>
           <w:ilvl w:val="0"/>
-          <w:numId w:val="38"/>
+          <w:numId w:val="42"/>
         </w:numPr>
       </w:pPr>
       <w:r>
@@ -9807,7 +10855,7 @@
         <w:pStyle w:val="ListParagraph"/>
         <w:numPr>
           <w:ilvl w:val="0"/>
-          <w:numId w:val="38"/>
+          <w:numId w:val="42"/>
         </w:numPr>
       </w:pPr>
       <w:r>
@@ -9848,7 +10896,7 @@
         <w:pStyle w:val="ListParagraph"/>
         <w:numPr>
           <w:ilvl w:val="0"/>
-          <w:numId w:val="39"/>
+          <w:numId w:val="43"/>
         </w:numPr>
       </w:pPr>
       <w:r>
@@ -9893,7 +10941,7 @@
         <w:pStyle w:val="ListParagraph"/>
         <w:numPr>
           <w:ilvl w:val="0"/>
-          <w:numId w:val="39"/>
+          <w:numId w:val="43"/>
         </w:numPr>
       </w:pPr>
       <w:r>
@@ -9929,7 +10977,7 @@
         <w:pStyle w:val="ListParagraph"/>
         <w:numPr>
           <w:ilvl w:val="0"/>
-          <w:numId w:val="39"/>
+          <w:numId w:val="43"/>
         </w:numPr>
       </w:pPr>
       <w:r>
@@ -9956,7 +11004,7 @@
         <w:pStyle w:val="ListParagraph"/>
         <w:numPr>
           <w:ilvl w:val="0"/>
-          <w:numId w:val="39"/>
+          <w:numId w:val="43"/>
         </w:numPr>
       </w:pPr>
       <w:r>
@@ -10271,7 +11319,7 @@
         <w:pStyle w:val="ListParagraph"/>
         <w:numPr>
           <w:ilvl w:val="0"/>
-          <w:numId w:val="40"/>
+          <w:numId w:val="44"/>
         </w:numPr>
       </w:pPr>
       <w:r>
@@ -10346,7 +11394,7 @@
         <w:pStyle w:val="ListParagraph"/>
         <w:numPr>
           <w:ilvl w:val="0"/>
-          <w:numId w:val="40"/>
+          <w:numId w:val="44"/>
         </w:numPr>
       </w:pPr>
       <w:r>
@@ -10376,7 +11424,7 @@
         <w:pStyle w:val="ListParagraph"/>
         <w:numPr>
           <w:ilvl w:val="0"/>
-          <w:numId w:val="40"/>
+          <w:numId w:val="44"/>
         </w:numPr>
       </w:pPr>
       <w:r>
@@ -10402,7 +11450,7 @@
         <w:pStyle w:val="ListParagraph"/>
         <w:numPr>
           <w:ilvl w:val="0"/>
-          <w:numId w:val="41"/>
+          <w:numId w:val="45"/>
         </w:numPr>
       </w:pPr>
       <w:r>
@@ -10432,7 +11480,7 @@
         <w:pStyle w:val="ListParagraph"/>
         <w:numPr>
           <w:ilvl w:val="0"/>
-          <w:numId w:val="41"/>
+          <w:numId w:val="45"/>
         </w:numPr>
       </w:pPr>
       <w:r>
@@ -10453,7 +11501,7 @@
         <w:pStyle w:val="ListParagraph"/>
         <w:numPr>
           <w:ilvl w:val="0"/>
-          <w:numId w:val="41"/>
+          <w:numId w:val="45"/>
         </w:numPr>
       </w:pPr>
       <w:r>
@@ -10483,7 +11531,7 @@
         <w:pStyle w:val="ListParagraph"/>
         <w:numPr>
           <w:ilvl w:val="0"/>
-          <w:numId w:val="42"/>
+          <w:numId w:val="46"/>
         </w:numPr>
       </w:pPr>
       <w:r>
@@ -10495,7 +11543,7 @@
         <w:pStyle w:val="ListParagraph"/>
         <w:numPr>
           <w:ilvl w:val="0"/>
-          <w:numId w:val="42"/>
+          <w:numId w:val="46"/>
         </w:numPr>
       </w:pPr>
       <w:r>
@@ -10539,7 +11587,7 @@
         <w:pStyle w:val="ListParagraph"/>
         <w:numPr>
           <w:ilvl w:val="0"/>
-          <w:numId w:val="43"/>
+          <w:numId w:val="47"/>
         </w:numPr>
       </w:pPr>
       <w:r>
@@ -10587,7 +11635,7 @@
         <w:pStyle w:val="ListParagraph"/>
         <w:numPr>
           <w:ilvl w:val="0"/>
-          <w:numId w:val="43"/>
+          <w:numId w:val="47"/>
         </w:numPr>
       </w:pPr>
       <w:r>
@@ -10599,7 +11647,7 @@
         <w:pStyle w:val="ListParagraph"/>
         <w:numPr>
           <w:ilvl w:val="0"/>
-          <w:numId w:val="43"/>
+          <w:numId w:val="47"/>
         </w:numPr>
       </w:pPr>
       <w:r>
@@ -10617,7 +11665,7 @@
         <w:pStyle w:val="ListParagraph"/>
         <w:numPr>
           <w:ilvl w:val="0"/>
-          <w:numId w:val="43"/>
+          <w:numId w:val="47"/>
         </w:numPr>
       </w:pPr>
       <w:r>
@@ -10629,7 +11677,7 @@
         <w:pStyle w:val="ListParagraph"/>
         <w:numPr>
           <w:ilvl w:val="0"/>
-          <w:numId w:val="43"/>
+          <w:numId w:val="47"/>
         </w:numPr>
       </w:pPr>
       <w:r>
@@ -10641,7 +11689,7 @@
         <w:pStyle w:val="ListParagraph"/>
         <w:numPr>
           <w:ilvl w:val="0"/>
-          <w:numId w:val="43"/>
+          <w:numId w:val="47"/>
         </w:numPr>
       </w:pPr>
       <w:r>
@@ -10653,7 +11701,7 @@
         <w:pStyle w:val="ListParagraph"/>
         <w:numPr>
           <w:ilvl w:val="0"/>
-          <w:numId w:val="43"/>
+          <w:numId w:val="47"/>
         </w:numPr>
       </w:pPr>
       <w:r>
@@ -10927,7 +11975,7 @@
         <w:pStyle w:val="ListParagraph"/>
         <w:numPr>
           <w:ilvl w:val="0"/>
-          <w:numId w:val="44"/>
+          <w:numId w:val="48"/>
         </w:numPr>
       </w:pPr>
       <w:r>
@@ -10939,7 +11987,7 @@
         <w:pStyle w:val="ListParagraph"/>
         <w:numPr>
           <w:ilvl w:val="0"/>
-          <w:numId w:val="44"/>
+          <w:numId w:val="48"/>
         </w:numPr>
       </w:pPr>
       <w:r>
@@ -10951,7 +11999,7 @@
         <w:pStyle w:val="ListParagraph"/>
         <w:numPr>
           <w:ilvl w:val="0"/>
-          <w:numId w:val="44"/>
+          <w:numId w:val="48"/>
         </w:numPr>
       </w:pPr>
       <w:r>
@@ -11225,7 +12273,7 @@
         <w:pStyle w:val="ListParagraph"/>
         <w:numPr>
           <w:ilvl w:val="0"/>
-          <w:numId w:val="45"/>
+          <w:numId w:val="49"/>
         </w:numPr>
       </w:pPr>
       <w:r>
@@ -11237,7 +12285,7 @@
         <w:pStyle w:val="ListParagraph"/>
         <w:numPr>
           <w:ilvl w:val="0"/>
-          <w:numId w:val="45"/>
+          <w:numId w:val="49"/>
         </w:numPr>
       </w:pPr>
       <w:r>
@@ -11249,7 +12297,7 @@
         <w:pStyle w:val="ListParagraph"/>
         <w:numPr>
           <w:ilvl w:val="0"/>
-          <w:numId w:val="45"/>
+          <w:numId w:val="49"/>
         </w:numPr>
       </w:pPr>
       <w:r>
@@ -11292,7 +12340,7 @@
         <w:pStyle w:val="ListParagraph"/>
         <w:numPr>
           <w:ilvl w:val="0"/>
-          <w:numId w:val="46"/>
+          <w:numId w:val="50"/>
         </w:numPr>
       </w:pPr>
       <w:r>
@@ -11349,7 +12397,7 @@
         <w:pStyle w:val="ListParagraph"/>
         <w:numPr>
           <w:ilvl w:val="0"/>
-          <w:numId w:val="46"/>
+          <w:numId w:val="50"/>
         </w:numPr>
       </w:pPr>
       <w:r>
@@ -11379,7 +12427,7 @@
         <w:pStyle w:val="ListParagraph"/>
         <w:numPr>
           <w:ilvl w:val="0"/>
-          <w:numId w:val="46"/>
+          <w:numId w:val="50"/>
         </w:numPr>
       </w:pPr>
       <w:r>
@@ -11417,7 +12465,7 @@
         <w:pStyle w:val="ListParagraph"/>
         <w:numPr>
           <w:ilvl w:val="0"/>
-          <w:numId w:val="47"/>
+          <w:numId w:val="51"/>
         </w:numPr>
       </w:pPr>
       <w:r>
@@ -11438,7 +12486,7 @@
         <w:pStyle w:val="ListParagraph"/>
         <w:numPr>
           <w:ilvl w:val="0"/>
-          <w:numId w:val="47"/>
+          <w:numId w:val="51"/>
         </w:numPr>
       </w:pPr>
       <w:r>
@@ -11483,7 +12531,7 @@
         <w:pStyle w:val="ListParagraph"/>
         <w:numPr>
           <w:ilvl w:val="0"/>
-          <w:numId w:val="47"/>
+          <w:numId w:val="51"/>
         </w:numPr>
       </w:pPr>
       <w:r>
@@ -11582,7 +12630,7 @@
         <w:pStyle w:val="ListParagraph"/>
         <w:numPr>
           <w:ilvl w:val="0"/>
-          <w:numId w:val="47"/>
+          <w:numId w:val="51"/>
         </w:numPr>
       </w:pPr>
       <w:r>
@@ -11627,7 +12675,7 @@
         <w:pStyle w:val="ListParagraph"/>
         <w:numPr>
           <w:ilvl w:val="0"/>
-          <w:numId w:val="47"/>
+          <w:numId w:val="51"/>
         </w:numPr>
       </w:pPr>
       <w:r>
@@ -11976,7 +13024,7 @@
         <w:pStyle w:val="ListParagraph"/>
         <w:numPr>
           <w:ilvl w:val="0"/>
-          <w:numId w:val="48"/>
+          <w:numId w:val="52"/>
         </w:numPr>
       </w:pPr>
       <w:r>
@@ -12006,7 +13054,7 @@
         <w:pStyle w:val="ListParagraph"/>
         <w:numPr>
           <w:ilvl w:val="0"/>
-          <w:numId w:val="48"/>
+          <w:numId w:val="52"/>
         </w:numPr>
       </w:pPr>
       <w:r>
@@ -12035,7 +13083,7 @@
         <w:pStyle w:val="ListParagraph"/>
         <w:numPr>
           <w:ilvl w:val="0"/>
-          <w:numId w:val="49"/>
+          <w:numId w:val="53"/>
         </w:numPr>
       </w:pPr>
       <w:r>
@@ -12056,7 +13104,7 @@
         <w:pStyle w:val="ListParagraph"/>
         <w:numPr>
           <w:ilvl w:val="0"/>
-          <w:numId w:val="49"/>
+          <w:numId w:val="53"/>
         </w:numPr>
       </w:pPr>
       <w:r>
@@ -12092,7 +13140,7 @@
         <w:pStyle w:val="ListParagraph"/>
         <w:numPr>
           <w:ilvl w:val="0"/>
-          <w:numId w:val="49"/>
+          <w:numId w:val="53"/>
         </w:numPr>
       </w:pPr>
       <w:r>
@@ -12128,7 +13176,7 @@
         <w:pStyle w:val="ListParagraph"/>
         <w:numPr>
           <w:ilvl w:val="0"/>
-          <w:numId w:val="49"/>
+          <w:numId w:val="53"/>
         </w:numPr>
       </w:pPr>
       <w:r>
@@ -12157,7 +13205,7 @@
         <w:pStyle w:val="ListParagraph"/>
         <w:numPr>
           <w:ilvl w:val="0"/>
-          <w:numId w:val="50"/>
+          <w:numId w:val="54"/>
         </w:numPr>
       </w:pPr>
       <w:r>
@@ -12178,7 +13226,7 @@
         <w:pStyle w:val="ListParagraph"/>
         <w:numPr>
           <w:ilvl w:val="0"/>
-          <w:numId w:val="50"/>
+          <w:numId w:val="54"/>
         </w:numPr>
       </w:pPr>
       <w:r>
@@ -12402,7 +13450,7 @@
         <w:pStyle w:val="ListParagraph"/>
         <w:numPr>
           <w:ilvl w:val="0"/>
-          <w:numId w:val="51"/>
+          <w:numId w:val="55"/>
         </w:numPr>
       </w:pPr>
       <w:r>
@@ -12492,7 +13540,7 @@
         <w:pStyle w:val="ListParagraph"/>
         <w:numPr>
           <w:ilvl w:val="0"/>
-          <w:numId w:val="51"/>
+          <w:numId w:val="55"/>
         </w:numPr>
       </w:pPr>
       <w:r>
@@ -12522,7 +13570,7 @@
         <w:pStyle w:val="ListParagraph"/>
         <w:numPr>
           <w:ilvl w:val="0"/>
-          <w:numId w:val="51"/>
+          <w:numId w:val="55"/>
         </w:numPr>
       </w:pPr>
       <w:r>
@@ -12543,7 +13591,7 @@
         <w:pStyle w:val="ListParagraph"/>
         <w:numPr>
           <w:ilvl w:val="0"/>
-          <w:numId w:val="51"/>
+          <w:numId w:val="55"/>
         </w:numPr>
       </w:pPr>
       <w:r>
@@ -12579,7 +13627,7 @@
         <w:pStyle w:val="ListParagraph"/>
         <w:numPr>
           <w:ilvl w:val="0"/>
-          <w:numId w:val="51"/>
+          <w:numId w:val="55"/>
         </w:numPr>
       </w:pPr>
       <w:r>
@@ -12597,7 +13645,7 @@
         <w:pStyle w:val="ListParagraph"/>
         <w:numPr>
           <w:ilvl w:val="0"/>
-          <w:numId w:val="51"/>
+          <w:numId w:val="55"/>
         </w:numPr>
       </w:pPr>
       <w:r>
@@ -12641,7 +13689,7 @@
         <w:pStyle w:val="ListParagraph"/>
         <w:numPr>
           <w:ilvl w:val="0"/>
-          <w:numId w:val="52"/>
+          <w:numId w:val="56"/>
         </w:numPr>
       </w:pPr>
       <w:r>
@@ -12722,7 +13770,7 @@
         <w:pStyle w:val="ListParagraph"/>
         <w:numPr>
           <w:ilvl w:val="0"/>
-          <w:numId w:val="52"/>
+          <w:numId w:val="56"/>
         </w:numPr>
       </w:pPr>
       <w:r>
@@ -12740,7 +13788,7 @@
         <w:pStyle w:val="ListParagraph"/>
         <w:numPr>
           <w:ilvl w:val="0"/>
-          <w:numId w:val="52"/>
+          <w:numId w:val="56"/>
         </w:numPr>
       </w:pPr>
       <w:r>
@@ -12761,7 +13809,7 @@
         <w:pStyle w:val="ListParagraph"/>
         <w:numPr>
           <w:ilvl w:val="0"/>
-          <w:numId w:val="52"/>
+          <w:numId w:val="56"/>
         </w:numPr>
       </w:pPr>
       <w:r>
@@ -12787,7 +13835,7 @@
         <w:pStyle w:val="ListParagraph"/>
         <w:numPr>
           <w:ilvl w:val="0"/>
-          <w:numId w:val="53"/>
+          <w:numId w:val="57"/>
         </w:numPr>
       </w:pPr>
       <w:r>
@@ -12850,7 +13898,7 @@
         <w:pStyle w:val="ListParagraph"/>
         <w:numPr>
           <w:ilvl w:val="0"/>
-          <w:numId w:val="53"/>
+          <w:numId w:val="57"/>
         </w:numPr>
       </w:pPr>
       <w:r>
@@ -12877,7 +13925,7 @@
         <w:pStyle w:val="ListParagraph"/>
         <w:numPr>
           <w:ilvl w:val="0"/>
-          <w:numId w:val="53"/>
+          <w:numId w:val="57"/>
         </w:numPr>
       </w:pPr>
       <w:r>
@@ -12895,7 +13943,7 @@
         <w:pStyle w:val="ListParagraph"/>
         <w:numPr>
           <w:ilvl w:val="0"/>
-          <w:numId w:val="53"/>
+          <w:numId w:val="57"/>
         </w:numPr>
       </w:pPr>
       <w:r>
@@ -13526,7 +14574,7 @@
         <w:pStyle w:val="ListParagraph"/>
         <w:numPr>
           <w:ilvl w:val="0"/>
-          <w:numId w:val="54"/>
+          <w:numId w:val="58"/>
         </w:numPr>
       </w:pPr>
       <w:r>
@@ -13544,7 +14592,7 @@
         <w:pStyle w:val="ListParagraph"/>
         <w:numPr>
           <w:ilvl w:val="0"/>
-          <w:numId w:val="54"/>
+          <w:numId w:val="58"/>
         </w:numPr>
       </w:pPr>
       <w:r>
@@ -13562,7 +14610,7 @@
         <w:pStyle w:val="ListParagraph"/>
         <w:numPr>
           <w:ilvl w:val="0"/>
-          <w:numId w:val="54"/>
+          <w:numId w:val="58"/>
         </w:numPr>
       </w:pPr>
       <w:r>
@@ -13580,7 +14628,7 @@
         <w:pStyle w:val="ListParagraph"/>
         <w:numPr>
           <w:ilvl w:val="0"/>
-          <w:numId w:val="54"/>
+          <w:numId w:val="58"/>
         </w:numPr>
       </w:pPr>
       <w:r>
@@ -13598,7 +14646,7 @@
         <w:pStyle w:val="ListParagraph"/>
         <w:numPr>
           <w:ilvl w:val="0"/>
-          <w:numId w:val="54"/>
+          <w:numId w:val="58"/>
         </w:numPr>
       </w:pPr>
       <w:r>
@@ -13616,7 +14664,7 @@
         <w:pStyle w:val="ListParagraph"/>
         <w:numPr>
           <w:ilvl w:val="0"/>
-          <w:numId w:val="54"/>
+          <w:numId w:val="58"/>
         </w:numPr>
       </w:pPr>
       <w:r>
@@ -14714,7 +15762,7 @@
         <w:pStyle w:val="ListParagraph"/>
         <w:numPr>
           <w:ilvl w:val="0"/>
-          <w:numId w:val="55"/>
+          <w:numId w:val="59"/>
         </w:numPr>
       </w:pPr>
       <w:r>
@@ -14726,7 +15774,7 @@
         <w:pStyle w:val="ListParagraph"/>
         <w:numPr>
           <w:ilvl w:val="0"/>
-          <w:numId w:val="55"/>
+          <w:numId w:val="59"/>
         </w:numPr>
       </w:pPr>
       <w:r>
@@ -14738,7 +15786,7 @@
         <w:pStyle w:val="ListParagraph"/>
         <w:numPr>
           <w:ilvl w:val="0"/>
-          <w:numId w:val="55"/>
+          <w:numId w:val="59"/>
         </w:numPr>
       </w:pPr>
       <w:r>
@@ -14750,7 +15798,7 @@
         <w:pStyle w:val="ListParagraph"/>
         <w:numPr>
           <w:ilvl w:val="0"/>
-          <w:numId w:val="55"/>
+          <w:numId w:val="59"/>
         </w:numPr>
       </w:pPr>
       <w:r>
@@ -14762,7 +15810,7 @@
         <w:pStyle w:val="ListParagraph"/>
         <w:numPr>
           <w:ilvl w:val="0"/>
-          <w:numId w:val="55"/>
+          <w:numId w:val="59"/>
         </w:numPr>
       </w:pPr>
       <w:r>
@@ -14783,7 +15831,7 @@
         <w:pStyle w:val="ListParagraph"/>
         <w:numPr>
           <w:ilvl w:val="0"/>
-          <w:numId w:val="55"/>
+          <w:numId w:val="59"/>
         </w:numPr>
       </w:pPr>
       <w:r>
@@ -14795,7 +15843,7 @@
         <w:pStyle w:val="ListParagraph"/>
         <w:numPr>
           <w:ilvl w:val="0"/>
-          <w:numId w:val="55"/>
+          <w:numId w:val="59"/>
         </w:numPr>
       </w:pPr>
       <w:r>
@@ -14816,7 +15864,7 @@
         <w:pStyle w:val="ListParagraph"/>
         <w:numPr>
           <w:ilvl w:val="0"/>
-          <w:numId w:val="55"/>
+          <w:numId w:val="59"/>
         </w:numPr>
       </w:pPr>
       <w:r>
@@ -14828,7 +15876,7 @@
         <w:pStyle w:val="ListParagraph"/>
         <w:numPr>
           <w:ilvl w:val="0"/>
-          <w:numId w:val="55"/>
+          <w:numId w:val="59"/>
         </w:numPr>
       </w:pPr>
       <w:r>
@@ -14840,7 +15888,7 @@
         <w:pStyle w:val="ListParagraph"/>
         <w:numPr>
           <w:ilvl w:val="0"/>
-          <w:numId w:val="55"/>
+          <w:numId w:val="59"/>
         </w:numPr>
       </w:pPr>
       <w:r>
@@ -14852,7 +15900,7 @@
         <w:pStyle w:val="ListParagraph"/>
         <w:numPr>
           <w:ilvl w:val="0"/>
-          <w:numId w:val="55"/>
+          <w:numId w:val="59"/>
         </w:numPr>
       </w:pPr>
       <w:r>
@@ -14864,7 +15912,7 @@
         <w:pStyle w:val="ListParagraph"/>
         <w:numPr>
           <w:ilvl w:val="0"/>
-          <w:numId w:val="55"/>
+          <w:numId w:val="59"/>
         </w:numPr>
       </w:pPr>
       <w:r>
@@ -14876,7 +15924,7 @@
         <w:pStyle w:val="ListParagraph"/>
         <w:numPr>
           <w:ilvl w:val="0"/>
-          <w:numId w:val="55"/>
+          <w:numId w:val="59"/>
         </w:numPr>
       </w:pPr>
       <w:r>
@@ -14888,7 +15936,7 @@
         <w:pStyle w:val="ListParagraph"/>
         <w:numPr>
           <w:ilvl w:val="0"/>
-          <w:numId w:val="55"/>
+          <w:numId w:val="59"/>
         </w:numPr>
       </w:pPr>
       <w:r>
@@ -15173,7 +16221,7 @@
     <w:abstractNumId w:val="0"/>
   </w:num>
   <w:num w:numId="32">
-    <w:abstractNumId w:val="1"/>
+    <w:abstractNumId w:val="0"/>
   </w:num>
   <w:num w:numId="33">
     <w:abstractNumId w:val="0"/>
@@ -15182,7 +16230,7 @@
     <w:abstractNumId w:val="0"/>
   </w:num>
   <w:num w:numId="35">
-    <w:abstractNumId w:val="0"/>
+    <w:abstractNumId w:val="1"/>
   </w:num>
   <w:num w:numId="36">
     <w:abstractNumId w:val="0"/>
@@ -15200,7 +16248,7 @@
     <w:abstractNumId w:val="0"/>
   </w:num>
   <w:num w:numId="41">
-    <w:abstractNumId w:val="1"/>
+    <w:abstractNumId w:val="0"/>
   </w:num>
   <w:num w:numId="42">
     <w:abstractNumId w:val="0"/>
@@ -15212,13 +16260,13 @@
     <w:abstractNumId w:val="0"/>
   </w:num>
   <w:num w:numId="45">
-    <w:abstractNumId w:val="0"/>
+    <w:abstractNumId w:val="1"/>
   </w:num>
   <w:num w:numId="46">
     <w:abstractNumId w:val="0"/>
   </w:num>
   <w:num w:numId="47">
-    <w:abstractNumId w:val="1"/>
+    <w:abstractNumId w:val="0"/>
   </w:num>
   <w:num w:numId="48">
     <w:abstractNumId w:val="0"/>
@@ -15230,7 +16278,7 @@
     <w:abstractNumId w:val="0"/>
   </w:num>
   <w:num w:numId="51">
-    <w:abstractNumId w:val="0"/>
+    <w:abstractNumId w:val="1"/>
   </w:num>
   <w:num w:numId="52">
     <w:abstractNumId w:val="0"/>
@@ -15242,6 +16290,18 @@
     <w:abstractNumId w:val="0"/>
   </w:num>
   <w:num w:numId="55">
+    <w:abstractNumId w:val="0"/>
+  </w:num>
+  <w:num w:numId="56">
+    <w:abstractNumId w:val="0"/>
+  </w:num>
+  <w:num w:numId="57">
+    <w:abstractNumId w:val="0"/>
+  </w:num>
+  <w:num w:numId="58">
+    <w:abstractNumId w:val="0"/>
+  </w:num>
+  <w:num w:numId="59">
     <w:abstractNumId w:val="0"/>
   </w:num>
 </w:numbering>

--- a/docs/manual/LWK_Viewer_User_Manual_YUE.docx
+++ b/docs/manual/LWK_Viewer_User_Manual_YUE.docx
@@ -2078,6 +2078,63 @@
     <w:p>
       <w:pPr/>
       <w:r>
+        <w:t xml:space="preserve">Sheets、3D、Board 同 Dashboard 頂部嘅 project 選單分開兩個：先揀 </w:t>
+      </w:r>
+      <w:r>
+        <w:rPr>
+          <w:b/>
+        </w:rPr>
+        <w:t xml:space="preserve">project</w:t>
+      </w:r>
+      <w:r>
+        <w:t xml:space="preserve">（名 · 編號），再揀</w:t>
+      </w:r>
+      <w:r>
+        <w:rPr>
+          <w:b/>
+        </w:rPr>
+        <w:t xml:space="preserve">佢嘅 model 或者 sheet set</w:t>
+      </w:r>
+      <w:r>
+        <w:t xml:space="preserve">（例如 Site 1／Site 2，或者 Sheets 版嘅「Revit sheets」同每個上載咗嘅 PDF set）。</w:t>
+      </w:r>
+    </w:p>
+    <w:p>
+      <w:pPr/>
+      <w:r>
+        <w:t xml:space="preserve">喺 project 嘅資料欄，</w:t>
+      </w:r>
+      <w:r>
+        <w:rPr>
+          <w:b/>
+        </w:rPr>
+        <w:t xml:space="preserve">Project information</w:t>
+      </w:r>
+      <w:r>
+        <w:t xml:space="preserve"> 可以記低 project no.、client、地址、建築類型、地盤面積、GFA、層數、階段、開始同完成日期同簡介（</w:t>
+      </w:r>
+      <w:r>
+        <w:rPr>
+          <w:b/>
+        </w:rPr>
+        <w:t xml:space="preserve">Edit</w:t>
+      </w:r>
+      <w:r>
+        <w:t xml:space="preserve">，project owner 同 admin 先改得）。撳或者拖一張相落資料欄頂部，就可以俾個 project 一張</w:t>
+      </w:r>
+      <w:r>
+        <w:rPr>
+          <w:b/>
+        </w:rPr>
+        <w:t xml:space="preserve">相</w:t>
+      </w:r>
+      <w:r>
+        <w:t xml:space="preserve">，清單入面都會見到。</w:t>
+      </w:r>
+    </w:p>
+    <w:p>
+      <w:pPr/>
+      <w:r>
         <w:rPr>
           <w:b/>
         </w:rPr>
@@ -4624,6 +4681,45 @@
         <w:rPr>
           <w:b/>
         </w:rPr>
+        <w:t xml:space="preserve">右撳某一日</w:t>
+      </w:r>
+      <w:r>
+        <w:t xml:space="preserve">（手機㩒住）可以喺嗰日加 </w:t>
+      </w:r>
+      <w:r>
+        <w:rPr>
+          <w:b/>
+        </w:rPr>
+        <w:t xml:space="preserve">event</w:t>
+      </w:r>
+      <w:r>
+        <w:t xml:space="preserve">（全日）、</w:t>
+      </w:r>
+      <w:r>
+        <w:rPr>
+          <w:b/>
+        </w:rPr>
+        <w:t xml:space="preserve">meeting</w:t>
+      </w:r>
+      <w:r>
+        <w:t xml:space="preserve">（10:00 開始，揀邀請邊個 chat）或者一個嗰日到期嘅 </w:t>
+      </w:r>
+      <w:r>
+        <w:rPr>
+          <w:b/>
+        </w:rPr>
+        <w:t xml:space="preserve">task</w:t>
+      </w:r>
+      <w:r>
+        <w:t xml:space="preserve">。</w:t>
+      </w:r>
+    </w:p>
+    <w:p>
+      <w:pPr/>
+      <w:r>
+        <w:rPr>
+          <w:b/>
+        </w:rPr>
         <w:t xml:space="preserve">Calendar</w:t>
       </w:r>
       <w:r>
@@ -4935,6 +5031,42 @@
         <w:rPr>
           <w:b/>
         </w:rPr>
+        <w:t xml:space="preserve">唔止訊息：</w:t>
+      </w:r>
+      <w:r>
+        <w:t xml:space="preserve"> 有 task 派咗俾你、有人喺 task 或者 issue 度 @你、有 issue 派咗俾你或者你嘅 query 有人答、你嘅 task 就快到期，都會通知你。鈴入面嘅 </w:t>
+      </w:r>
+      <w:r>
+        <w:rPr>
+          <w:b/>
+        </w:rPr>
+        <w:t xml:space="preserve">For you</w:t>
+      </w:r>
+      <w:r>
+        <w:t xml:space="preserve"> 清單列出最近嘅（紅色數字係未睇嘅）；撳一項就打開，</w:t>
+      </w:r>
+      <w:r>
+        <w:rPr>
+          <w:b/>
+        </w:rPr>
+        <w:t xml:space="preserve">Mark all read</w:t>
+      </w:r>
+      <w:r>
+        <w:t xml:space="preserve"> 清咗個數字。</w:t>
+      </w:r>
+    </w:p>
+    <w:p>
+      <w:pPr>
+        <w:pStyle w:val="ListParagraph"/>
+        <w:numPr>
+          <w:ilvl w:val="0"/>
+          <w:numId w:val="20"/>
+        </w:numPr>
+      </w:pPr>
+      <w:r>
+        <w:rPr>
+          <w:b/>
+        </w:rPr>
         <w:t xml:space="preserve">裝 app：</w:t>
       </w:r>
       <w:r>
@@ -5006,6 +5138,51 @@
     </w:p>
     <w:p>
       <w:pPr>
+        <w:pStyle w:val="ListParagraph"/>
+        <w:numPr>
+          <w:ilvl w:val="0"/>
+          <w:numId w:val="20"/>
+        </w:numPr>
+      </w:pPr>
+      <w:r>
+        <w:rPr>
+          <w:b/>
+        </w:rPr>
+        <w:t xml:space="preserve">iPhone／iPad：</w:t>
+      </w:r>
+      <w:r>
+        <w:t xml:space="preserve"> 先喺 Safari &gt; 分享 &gt; </w:t>
+      </w:r>
+      <w:r>
+        <w:rPr>
+          <w:b/>
+        </w:rPr>
+        <w:t xml:space="preserve">加至主畫面</w:t>
+      </w:r>
+      <w:r>
+        <w:t xml:space="preserve">，再由主畫面個 icon 打開；然後喺鈴度開通知、撳 </w:t>
+      </w:r>
+      <w:r>
+        <w:rPr>
+          <w:b/>
+        </w:rPr>
+        <w:t xml:space="preserve">Turn on for this device</w:t>
+      </w:r>
+      <w:r>
+        <w:t xml:space="preserve">，再撳 </w:t>
+      </w:r>
+      <w:r>
+        <w:rPr>
+          <w:b/>
+        </w:rPr>
+        <w:t xml:space="preserve">Send a test</w:t>
+      </w:r>
+      <w:r>
+        <w:t xml:space="preserve">。收唔到嘅話，會講埋原因（例如 server 連唔到 Apple）。Server 更新之後，請關一次再開一次 push。</w:t>
+      </w:r>
+    </w:p>
+    <w:p>
+      <w:pPr>
         <w:pStyle w:val="Heading2"/>
       </w:pPr>
       <w:r>
@@ -5120,6 +5297,51 @@
       </w:pPr>
       <w:r>
         <w:t xml:space="preserve">Folders 檔案夾</w:t>
+      </w:r>
+    </w:p>
+    <w:p>
+      <w:pPr/>
+      <w:r>
+        <w:t xml:space="preserve">喺左邊 folder 樹右撳一個 folder（或者用 folder 嘅 ⋯），可以 </w:t>
+      </w:r>
+      <w:r>
+        <w:rPr>
+          <w:b/>
+        </w:rPr>
+        <w:t xml:space="preserve">New folder here</w:t>
+      </w:r>
+      <w:r>
+        <w:t xml:space="preserve">（喺度開新 folder）、改名、</w:t>
+      </w:r>
+      <w:r>
+        <w:rPr>
+          <w:b/>
+        </w:rPr>
+        <w:t xml:space="preserve">Move to ...</w:t>
+      </w:r>
+      <w:r>
+        <w:t xml:space="preserve">、加星、Pin、copy 連結同刪除。</w:t>
+      </w:r>
+    </w:p>
+    <w:p>
+      <w:pPr/>
+      <w:r>
+        <w:rPr>
+          <w:b/>
+        </w:rPr>
+        <w:t xml:space="preserve">唔使下載都睇到：</w:t>
+      </w:r>
+      <w:r>
+        <w:t xml:space="preserve"> 撳 PDF、相、片、文字檔，或者 </w:t>
+      </w:r>
+      <w:r>
+        <w:rPr>
+          <w:b/>
+        </w:rPr>
+        <w:t xml:space="preserve">Word、Excel、PowerPoint</w:t>
+      </w:r>
+      <w:r>
+        <w:t xml:space="preserve">，就會喺清單隔籬打開。Server 裝咗 LibreOffice（問你嘅 admin）嘅話，Office 檔案會同喺 Office 入面一模一樣；未裝就用簡單啲嘅方式顯示 Word 同 Excel，PowerPoint 要下載。</w:t>
       </w:r>
     </w:p>
     <w:p>

--- a/docs/manual/LWK_Viewer_User_Manual_YUE.docx
+++ b/docs/manual/LWK_Viewer_User_Manual_YUE.docx
@@ -5345,6 +5345,123 @@
       </w:r>
     </w:p>
     <w:p>
+      <w:pPr>
+        <w:pStyle w:val="ListParagraph"/>
+        <w:numPr>
+          <w:ilvl w:val="0"/>
+          <w:numId w:val="22"/>
+        </w:numPr>
+      </w:pPr>
+      <w:r>
+        <w:rPr>
+          <w:b/>
+        </w:rPr>
+        <w:t xml:space="preserve">俾文件多啲位：</w:t>
+      </w:r>
+      <w:r>
+        <w:t xml:space="preserve"> 清單左上角嘅 </w:t>
+      </w:r>
+      <w:r>
+        <w:rPr>
+          <w:b/>
+        </w:rPr>
+        <w:t xml:space="preserve">☰</w:t>
+      </w:r>
+      <w:r>
+        <w:t xml:space="preserve"> 收埋／打開左邊 folder 欄（會記住）。預覽入面嘅 </w:t>
+      </w:r>
+      <w:r>
+        <w:rPr>
+          <w:b/>
+        </w:rPr>
+        <w:t xml:space="preserve">⤢</w:t>
+      </w:r>
+      <w:r>
+        <w:t xml:space="preserve"> 連 folder 同檔案清單都收埋，文件用晒成個闊度；再撳一次或者 </w:t>
+      </w:r>
+      <w:r>
+        <w:rPr>
+          <w:b/>
+        </w:rPr>
+        <w:t xml:space="preserve">Esc</w:t>
+      </w:r>
+      <w:r>
+        <w:t xml:space="preserve"> 就返嚟。拖預覽嘅左邊邊位可以拉闊。</w:t>
+      </w:r>
+    </w:p>
+    <w:p>
+      <w:pPr>
+        <w:pStyle w:val="ListParagraph"/>
+        <w:numPr>
+          <w:ilvl w:val="0"/>
+          <w:numId w:val="22"/>
+        </w:numPr>
+      </w:pPr>
+      <w:r>
+        <w:rPr>
+          <w:b/>
+        </w:rPr>
+        <w:t xml:space="preserve">成版睇晒：</w:t>
+      </w:r>
+      <w:r>
+        <w:t xml:space="preserve"> 喺網頁度顯示嘅 Word 同 Excel 一開就係 </w:t>
+      </w:r>
+      <w:r>
+        <w:rPr>
+          <w:b/>
+        </w:rPr>
+        <w:t xml:space="preserve">Fit</w:t>
+      </w:r>
+      <w:r>
+        <w:t xml:space="preserve">：最闊嗰版（橫向都得）啱啱好放得落預覽闊度，電腦同手機都係。</w:t>
+      </w:r>
+      <w:r>
+        <w:rPr>
+          <w:b/>
+        </w:rPr>
+        <w:t xml:space="preserve">−</w:t>
+      </w:r>
+      <w:r>
+        <w:t xml:space="preserve">、</w:t>
+      </w:r>
+      <w:r>
+        <w:rPr>
+          <w:b/>
+        </w:rPr>
+        <w:t xml:space="preserve">+</w:t>
+      </w:r>
+      <w:r>
+        <w:t xml:space="preserve"> 縮放；</w:t>
+      </w:r>
+      <w:r>
+        <w:rPr>
+          <w:b/>
+        </w:rPr>
+        <w:t xml:space="preserve">Fit</w:t>
+      </w:r>
+      <w:r>
+        <w:t xml:space="preserve"> 返原。PDF 一打開就係頁闊。</w:t>
+      </w:r>
+    </w:p>
+    <w:p>
+      <w:pPr>
+        <w:pStyle w:val="ListParagraph"/>
+        <w:numPr>
+          <w:ilvl w:val="0"/>
+          <w:numId w:val="22"/>
+        </w:numPr>
+      </w:pPr>
+      <w:r>
+        <w:rPr>
+          <w:b/>
+        </w:rPr>
+        <w:t xml:space="preserve">Admin 用 - 喺 server 裝 LibreOffice</w:t>
+      </w:r>
+      <w:r>
+        <w:t xml:space="preserve">（Ubuntu）：`sudo apt-get install -y --no-install-recommends libreoffice-writer libreoffice-calc libreoffice-impress fonts-noto-cjk fonts-liberation fonts-crosextra-carlito fonts-crosextra-caladea`，然後重開 viewer service。Writer、Calc、Impress 三個都要裝：淨係得 libreoffice-core 嘅話，網頁會話「cannot read this kind of file」。大文件第一次要等一陣，之後有 cache，即刻開到。</w:t>
+      </w:r>
+    </w:p>
+    <w:p>
       <w:pPr/>
       <w:r>
         <w:rPr>
@@ -5361,7 +5478,7 @@
         <w:pStyle w:val="ListParagraph"/>
         <w:numPr>
           <w:ilvl w:val="0"/>
-          <w:numId w:val="22"/>
+          <w:numId w:val="23"/>
         </w:numPr>
       </w:pPr>
       <w:r>
@@ -5388,7 +5505,7 @@
         <w:pStyle w:val="ListParagraph"/>
         <w:numPr>
           <w:ilvl w:val="0"/>
-          <w:numId w:val="22"/>
+          <w:numId w:val="23"/>
         </w:numPr>
       </w:pPr>
       <w:r>
@@ -5424,7 +5541,7 @@
         <w:pStyle w:val="ListParagraph"/>
         <w:numPr>
           <w:ilvl w:val="0"/>
-          <w:numId w:val="22"/>
+          <w:numId w:val="23"/>
         </w:numPr>
       </w:pPr>
       <w:r>
@@ -5496,7 +5613,7 @@
         <w:pStyle w:val="ListParagraph"/>
         <w:numPr>
           <w:ilvl w:val="0"/>
-          <w:numId w:val="22"/>
+          <w:numId w:val="23"/>
         </w:numPr>
       </w:pPr>
       <w:r>
@@ -5532,7 +5649,7 @@
         <w:pStyle w:val="ListParagraph"/>
         <w:numPr>
           <w:ilvl w:val="0"/>
-          <w:numId w:val="22"/>
+          <w:numId w:val="23"/>
         </w:numPr>
       </w:pPr>
       <w:r>
@@ -5568,7 +5685,7 @@
         <w:pStyle w:val="ListParagraph"/>
         <w:numPr>
           <w:ilvl w:val="0"/>
-          <w:numId w:val="22"/>
+          <w:numId w:val="23"/>
         </w:numPr>
       </w:pPr>
       <w:r>
@@ -5604,7 +5721,7 @@
         <w:pStyle w:val="ListParagraph"/>
         <w:numPr>
           <w:ilvl w:val="0"/>
-          <w:numId w:val="22"/>
+          <w:numId w:val="23"/>
         </w:numPr>
       </w:pPr>
       <w:r>
@@ -5631,7 +5748,7 @@
         <w:pStyle w:val="ListParagraph"/>
         <w:numPr>
           <w:ilvl w:val="0"/>
-          <w:numId w:val="22"/>
+          <w:numId w:val="23"/>
         </w:numPr>
       </w:pPr>
       <w:r>
@@ -5665,7 +5782,7 @@
         <w:pStyle w:val="ListParagraph"/>
         <w:numPr>
           <w:ilvl w:val="0"/>
-          <w:numId w:val="23"/>
+          <w:numId w:val="24"/>
         </w:numPr>
       </w:pPr>
       <w:r>
@@ -5686,7 +5803,7 @@
         <w:pStyle w:val="ListParagraph"/>
         <w:numPr>
           <w:ilvl w:val="0"/>
-          <w:numId w:val="23"/>
+          <w:numId w:val="24"/>
         </w:numPr>
       </w:pPr>
       <w:r>
@@ -5698,7 +5815,7 @@
         <w:pStyle w:val="ListParagraph"/>
         <w:numPr>
           <w:ilvl w:val="0"/>
-          <w:numId w:val="23"/>
+          <w:numId w:val="24"/>
         </w:numPr>
       </w:pPr>
       <w:r>
@@ -5716,7 +5833,7 @@
         <w:pStyle w:val="ListParagraph"/>
         <w:numPr>
           <w:ilvl w:val="0"/>
-          <w:numId w:val="23"/>
+          <w:numId w:val="24"/>
         </w:numPr>
       </w:pPr>
       <w:r>
@@ -5734,7 +5851,7 @@
         <w:pStyle w:val="ListParagraph"/>
         <w:numPr>
           <w:ilvl w:val="0"/>
-          <w:numId w:val="23"/>
+          <w:numId w:val="24"/>
         </w:numPr>
       </w:pPr>
       <w:r>
@@ -6068,7 +6185,7 @@
         <w:pStyle w:val="ListParagraph"/>
         <w:numPr>
           <w:ilvl w:val="0"/>
-          <w:numId w:val="24"/>
+          <w:numId w:val="25"/>
         </w:numPr>
       </w:pPr>
       <w:r>
@@ -6086,7 +6203,7 @@
         <w:pStyle w:val="ListParagraph"/>
         <w:numPr>
           <w:ilvl w:val="0"/>
-          <w:numId w:val="24"/>
+          <w:numId w:val="25"/>
         </w:numPr>
       </w:pPr>
       <w:r>
@@ -6113,7 +6230,7 @@
         <w:pStyle w:val="ListParagraph"/>
         <w:numPr>
           <w:ilvl w:val="0"/>
-          <w:numId w:val="24"/>
+          <w:numId w:val="25"/>
         </w:numPr>
       </w:pPr>
       <w:r>
@@ -6140,7 +6257,7 @@
         <w:pStyle w:val="ListParagraph"/>
         <w:numPr>
           <w:ilvl w:val="0"/>
-          <w:numId w:val="24"/>
+          <w:numId w:val="25"/>
         </w:numPr>
       </w:pPr>
       <w:r>
@@ -6387,7 +6504,7 @@
         <w:pStyle w:val="ListParagraph"/>
         <w:numPr>
           <w:ilvl w:val="0"/>
-          <w:numId w:val="25"/>
+          <w:numId w:val="26"/>
         </w:numPr>
       </w:pPr>
       <w:r>
@@ -6414,7 +6531,7 @@
         <w:pStyle w:val="ListParagraph"/>
         <w:numPr>
           <w:ilvl w:val="0"/>
-          <w:numId w:val="25"/>
+          <w:numId w:val="26"/>
         </w:numPr>
       </w:pPr>
       <w:r>
@@ -6432,7 +6549,7 @@
         <w:pStyle w:val="ListParagraph"/>
         <w:numPr>
           <w:ilvl w:val="0"/>
-          <w:numId w:val="25"/>
+          <w:numId w:val="26"/>
         </w:numPr>
       </w:pPr>
       <w:r>
@@ -6450,7 +6567,7 @@
         <w:pStyle w:val="ListParagraph"/>
         <w:numPr>
           <w:ilvl w:val="0"/>
-          <w:numId w:val="25"/>
+          <w:numId w:val="26"/>
         </w:numPr>
       </w:pPr>
       <w:r>
@@ -6513,7 +6630,7 @@
         <w:pStyle w:val="ListParagraph"/>
         <w:numPr>
           <w:ilvl w:val="0"/>
-          <w:numId w:val="25"/>
+          <w:numId w:val="26"/>
         </w:numPr>
       </w:pPr>
       <w:r>
@@ -6539,7 +6656,7 @@
         <w:pStyle w:val="ListParagraph"/>
         <w:numPr>
           <w:ilvl w:val="0"/>
-          <w:numId w:val="26"/>
+          <w:numId w:val="27"/>
         </w:numPr>
       </w:pPr>
       <w:r>
@@ -6575,7 +6692,7 @@
         <w:pStyle w:val="ListParagraph"/>
         <w:numPr>
           <w:ilvl w:val="0"/>
-          <w:numId w:val="26"/>
+          <w:numId w:val="27"/>
         </w:numPr>
       </w:pPr>
       <w:r>
@@ -6593,7 +6710,7 @@
         <w:pStyle w:val="ListParagraph"/>
         <w:numPr>
           <w:ilvl w:val="0"/>
-          <w:numId w:val="26"/>
+          <w:numId w:val="27"/>
         </w:numPr>
       </w:pPr>
       <w:r>
@@ -7194,7 +7311,7 @@
         <w:pStyle w:val="ListParagraph"/>
         <w:numPr>
           <w:ilvl w:val="0"/>
-          <w:numId w:val="27"/>
+          <w:numId w:val="28"/>
         </w:numPr>
       </w:pPr>
       <w:r>
@@ -7233,7 +7350,7 @@
         <w:pStyle w:val="ListParagraph"/>
         <w:numPr>
           <w:ilvl w:val="0"/>
-          <w:numId w:val="27"/>
+          <w:numId w:val="28"/>
         </w:numPr>
       </w:pPr>
       <w:r>
@@ -7254,7 +7371,7 @@
         <w:pStyle w:val="ListParagraph"/>
         <w:numPr>
           <w:ilvl w:val="0"/>
-          <w:numId w:val="27"/>
+          <w:numId w:val="28"/>
         </w:numPr>
       </w:pPr>
       <w:r>
@@ -7272,7 +7389,7 @@
         <w:pStyle w:val="ListParagraph"/>
         <w:numPr>
           <w:ilvl w:val="0"/>
-          <w:numId w:val="27"/>
+          <w:numId w:val="28"/>
         </w:numPr>
       </w:pPr>
       <w:r>
@@ -7307,7 +7424,7 @@
         <w:pStyle w:val="ListParagraph"/>
         <w:numPr>
           <w:ilvl w:val="0"/>
-          <w:numId w:val="28"/>
+          <w:numId w:val="29"/>
         </w:numPr>
       </w:pPr>
       <w:r>
@@ -7334,7 +7451,7 @@
         <w:pStyle w:val="ListParagraph"/>
         <w:numPr>
           <w:ilvl w:val="0"/>
-          <w:numId w:val="28"/>
+          <w:numId w:val="29"/>
         </w:numPr>
       </w:pPr>
       <w:r>
@@ -7346,7 +7463,7 @@
         <w:pStyle w:val="ListParagraph"/>
         <w:numPr>
           <w:ilvl w:val="0"/>
-          <w:numId w:val="28"/>
+          <w:numId w:val="29"/>
         </w:numPr>
       </w:pPr>
       <w:r>
@@ -7373,7 +7490,7 @@
         <w:pStyle w:val="ListParagraph"/>
         <w:numPr>
           <w:ilvl w:val="0"/>
-          <w:numId w:val="28"/>
+          <w:numId w:val="29"/>
         </w:numPr>
       </w:pPr>
       <w:r>
@@ -7399,7 +7516,7 @@
         <w:pStyle w:val="ListParagraph"/>
         <w:numPr>
           <w:ilvl w:val="0"/>
-          <w:numId w:val="29"/>
+          <w:numId w:val="30"/>
         </w:numPr>
       </w:pPr>
       <w:r>
@@ -7420,7 +7537,7 @@
         <w:pStyle w:val="ListParagraph"/>
         <w:numPr>
           <w:ilvl w:val="0"/>
-          <w:numId w:val="29"/>
+          <w:numId w:val="30"/>
         </w:numPr>
       </w:pPr>
       <w:r>
@@ -7450,7 +7567,7 @@
         <w:pStyle w:val="ListParagraph"/>
         <w:numPr>
           <w:ilvl w:val="0"/>
-          <w:numId w:val="29"/>
+          <w:numId w:val="30"/>
         </w:numPr>
       </w:pPr>
       <w:r>
@@ -7468,7 +7585,7 @@
         <w:pStyle w:val="ListParagraph"/>
         <w:numPr>
           <w:ilvl w:val="0"/>
-          <w:numId w:val="29"/>
+          <w:numId w:val="30"/>
         </w:numPr>
       </w:pPr>
       <w:r>
@@ -7486,7 +7603,7 @@
         <w:pStyle w:val="ListParagraph"/>
         <w:numPr>
           <w:ilvl w:val="0"/>
-          <w:numId w:val="29"/>
+          <w:numId w:val="30"/>
         </w:numPr>
       </w:pPr>
       <w:r>
@@ -7607,7 +7724,7 @@
         <w:pStyle w:val="ListParagraph"/>
         <w:numPr>
           <w:ilvl w:val="0"/>
-          <w:numId w:val="30"/>
+          <w:numId w:val="31"/>
         </w:numPr>
       </w:pPr>
       <w:r>
@@ -7652,7 +7769,7 @@
         <w:pStyle w:val="ListParagraph"/>
         <w:numPr>
           <w:ilvl w:val="0"/>
-          <w:numId w:val="30"/>
+          <w:numId w:val="31"/>
         </w:numPr>
       </w:pPr>
       <w:r>
@@ -7688,7 +7805,7 @@
         <w:pStyle w:val="ListParagraph"/>
         <w:numPr>
           <w:ilvl w:val="0"/>
-          <w:numId w:val="30"/>
+          <w:numId w:val="31"/>
         </w:numPr>
       </w:pPr>
       <w:r>
@@ -7731,7 +7848,7 @@
         <w:pStyle w:val="ListParagraph"/>
         <w:numPr>
           <w:ilvl w:val="0"/>
-          <w:numId w:val="31"/>
+          <w:numId w:val="32"/>
         </w:numPr>
       </w:pPr>
       <w:r>
@@ -7752,7 +7869,7 @@
         <w:pStyle w:val="ListParagraph"/>
         <w:numPr>
           <w:ilvl w:val="0"/>
-          <w:numId w:val="31"/>
+          <w:numId w:val="32"/>
         </w:numPr>
       </w:pPr>
       <w:r>
@@ -7779,7 +7896,7 @@
         <w:pStyle w:val="ListParagraph"/>
         <w:numPr>
           <w:ilvl w:val="0"/>
-          <w:numId w:val="31"/>
+          <w:numId w:val="32"/>
         </w:numPr>
       </w:pPr>
       <w:r>
@@ -7842,7 +7959,7 @@
         <w:pStyle w:val="ListParagraph"/>
         <w:numPr>
           <w:ilvl w:val="0"/>
-          <w:numId w:val="31"/>
+          <w:numId w:val="32"/>
         </w:numPr>
       </w:pPr>
       <w:r>
@@ -8004,7 +8121,7 @@
         <w:pStyle w:val="ListParagraph"/>
         <w:numPr>
           <w:ilvl w:val="0"/>
-          <w:numId w:val="32"/>
+          <w:numId w:val="33"/>
         </w:numPr>
       </w:pPr>
       <w:r>
@@ -8031,7 +8148,7 @@
         <w:pStyle w:val="ListParagraph"/>
         <w:numPr>
           <w:ilvl w:val="0"/>
-          <w:numId w:val="32"/>
+          <w:numId w:val="33"/>
         </w:numPr>
       </w:pPr>
       <w:r>
@@ -8052,7 +8169,7 @@
         <w:pStyle w:val="ListParagraph"/>
         <w:numPr>
           <w:ilvl w:val="0"/>
-          <w:numId w:val="32"/>
+          <w:numId w:val="33"/>
         </w:numPr>
       </w:pPr>
       <w:r>
@@ -8333,7 +8450,7 @@
         <w:pStyle w:val="ListParagraph"/>
         <w:numPr>
           <w:ilvl w:val="0"/>
-          <w:numId w:val="33"/>
+          <w:numId w:val="34"/>
         </w:numPr>
       </w:pPr>
       <w:r>
@@ -8354,7 +8471,7 @@
         <w:pStyle w:val="ListParagraph"/>
         <w:numPr>
           <w:ilvl w:val="0"/>
-          <w:numId w:val="33"/>
+          <w:numId w:val="34"/>
         </w:numPr>
       </w:pPr>
       <w:r>
@@ -8372,7 +8489,7 @@
         <w:pStyle w:val="ListParagraph"/>
         <w:numPr>
           <w:ilvl w:val="0"/>
-          <w:numId w:val="33"/>
+          <w:numId w:val="34"/>
         </w:numPr>
       </w:pPr>
       <w:r>
@@ -8390,7 +8507,7 @@
         <w:pStyle w:val="ListParagraph"/>
         <w:numPr>
           <w:ilvl w:val="0"/>
-          <w:numId w:val="33"/>
+          <w:numId w:val="34"/>
         </w:numPr>
       </w:pPr>
       <w:r>
@@ -8410,7 +8527,7 @@
         <w:pStyle w:val="ListParagraph"/>
         <w:numPr>
           <w:ilvl w:val="0"/>
-          <w:numId w:val="34"/>
+          <w:numId w:val="35"/>
         </w:numPr>
       </w:pPr>
       <w:r>
@@ -8440,7 +8557,7 @@
         <w:pStyle w:val="ListParagraph"/>
         <w:numPr>
           <w:ilvl w:val="0"/>
-          <w:numId w:val="34"/>
+          <w:numId w:val="35"/>
         </w:numPr>
       </w:pPr>
       <w:r>
@@ -8483,7 +8600,7 @@
         <w:pStyle w:val="ListParagraph"/>
         <w:numPr>
           <w:ilvl w:val="0"/>
-          <w:numId w:val="35"/>
+          <w:numId w:val="36"/>
         </w:numPr>
       </w:pPr>
       <w:r>
@@ -8540,7 +8657,7 @@
         <w:pStyle w:val="ListParagraph"/>
         <w:numPr>
           <w:ilvl w:val="0"/>
-          <w:numId w:val="35"/>
+          <w:numId w:val="36"/>
         </w:numPr>
       </w:pPr>
       <w:r>
@@ -8552,7 +8669,7 @@
         <w:pStyle w:val="ListParagraph"/>
         <w:numPr>
           <w:ilvl w:val="0"/>
-          <w:numId w:val="35"/>
+          <w:numId w:val="36"/>
         </w:numPr>
       </w:pPr>
       <w:r>
@@ -8582,7 +8699,7 @@
         <w:pStyle w:val="ListParagraph"/>
         <w:numPr>
           <w:ilvl w:val="0"/>
-          <w:numId w:val="35"/>
+          <w:numId w:val="36"/>
         </w:numPr>
       </w:pPr>
       <w:r>
@@ -9008,7 +9125,7 @@
         <w:pStyle w:val="ListParagraph"/>
         <w:numPr>
           <w:ilvl w:val="0"/>
-          <w:numId w:val="36"/>
+          <w:numId w:val="37"/>
         </w:numPr>
       </w:pPr>
       <w:r>
@@ -9020,7 +9137,7 @@
         <w:pStyle w:val="ListParagraph"/>
         <w:numPr>
           <w:ilvl w:val="0"/>
-          <w:numId w:val="36"/>
+          <w:numId w:val="37"/>
         </w:numPr>
       </w:pPr>
       <w:r>
@@ -9032,7 +9149,7 @@
         <w:pStyle w:val="ListParagraph"/>
         <w:numPr>
           <w:ilvl w:val="0"/>
-          <w:numId w:val="36"/>
+          <w:numId w:val="37"/>
         </w:numPr>
       </w:pPr>
       <w:r>
@@ -9052,7 +9169,7 @@
         <w:pStyle w:val="ListParagraph"/>
         <w:numPr>
           <w:ilvl w:val="0"/>
-          <w:numId w:val="37"/>
+          <w:numId w:val="38"/>
         </w:numPr>
       </w:pPr>
       <w:r>
@@ -9079,7 +9196,7 @@
         <w:pStyle w:val="ListParagraph"/>
         <w:numPr>
           <w:ilvl w:val="0"/>
-          <w:numId w:val="37"/>
+          <w:numId w:val="38"/>
         </w:numPr>
       </w:pPr>
       <w:r>
@@ -9106,7 +9223,7 @@
         <w:pStyle w:val="ListParagraph"/>
         <w:numPr>
           <w:ilvl w:val="0"/>
-          <w:numId w:val="37"/>
+          <w:numId w:val="38"/>
         </w:numPr>
       </w:pPr>
       <w:r>
@@ -9576,7 +9693,7 @@
         <w:pStyle w:val="ListParagraph"/>
         <w:numPr>
           <w:ilvl w:val="0"/>
-          <w:numId w:val="38"/>
+          <w:numId w:val="39"/>
         </w:numPr>
       </w:pPr>
       <w:r>
@@ -9594,7 +9711,7 @@
         <w:pStyle w:val="ListParagraph"/>
         <w:numPr>
           <w:ilvl w:val="0"/>
-          <w:numId w:val="38"/>
+          <w:numId w:val="39"/>
         </w:numPr>
       </w:pPr>
       <w:r>
@@ -9612,7 +9729,7 @@
         <w:pStyle w:val="ListParagraph"/>
         <w:numPr>
           <w:ilvl w:val="0"/>
-          <w:numId w:val="38"/>
+          <w:numId w:val="39"/>
         </w:numPr>
       </w:pPr>
       <w:r>
@@ -9630,7 +9747,7 @@
         <w:pStyle w:val="ListParagraph"/>
         <w:numPr>
           <w:ilvl w:val="0"/>
-          <w:numId w:val="38"/>
+          <w:numId w:val="39"/>
         </w:numPr>
       </w:pPr>
       <w:r>
@@ -9856,7 +9973,7 @@
         <w:pStyle w:val="ListParagraph"/>
         <w:numPr>
           <w:ilvl w:val="0"/>
-          <w:numId w:val="39"/>
+          <w:numId w:val="40"/>
         </w:numPr>
       </w:pPr>
       <w:r>
@@ -9868,7 +9985,52 @@
         <w:pStyle w:val="ListParagraph"/>
         <w:numPr>
           <w:ilvl w:val="0"/>
-          <w:numId w:val="39"/>
+          <w:numId w:val="40"/>
+        </w:numPr>
+      </w:pPr>
+      <w:r>
+        <w:rPr>
+          <w:b/>
+        </w:rPr>
+        <w:t xml:space="preserve">整體上色，方便比較：</w:t>
+      </w:r>
+      <w:r>
+        <w:t xml:space="preserve"> 顧問 model 隔籬（同 </w:t>
+      </w:r>
+      <w:r>
+        <w:rPr>
+          <w:b/>
+        </w:rPr>
+        <w:t xml:space="preserve">Models</w:t>
+      </w:r>
+      <w:r>
+        <w:t xml:space="preserve"> 清單每個 model 隔籬）嘅小圓圈，可以將成個 model 變一隻顏色 - 紅、橙、黃、綠、青、藍、紫、灰或者任揀 - 例如自己 project 灰色、結構紅色。</w:t>
+      </w:r>
+      <w:r>
+        <w:rPr>
+          <w:b/>
+        </w:rPr>
+        <w:t xml:space="preserve">Own colours</w:t>
+      </w:r>
+      <w:r>
+        <w:t xml:space="preserve"> 變返原色。會記喺呢部機，可以同透明 slider 一齊用，</w:t>
+      </w:r>
+      <w:r>
+        <w:rPr>
+          <w:b/>
+        </w:rPr>
+        <w:t xml:space="preserve">White</w:t>
+      </w:r>
+      <w:r>
+        <w:t xml:space="preserve"> 模式都保留顏色。</w:t>
+      </w:r>
+    </w:p>
+    <w:p>
+      <w:pPr>
+        <w:pStyle w:val="ListParagraph"/>
+        <w:numPr>
+          <w:ilvl w:val="0"/>
+          <w:numId w:val="40"/>
         </w:numPr>
       </w:pPr>
       <w:r>
@@ -9949,7 +10111,7 @@
         <w:pStyle w:val="ListParagraph"/>
         <w:numPr>
           <w:ilvl w:val="0"/>
-          <w:numId w:val="39"/>
+          <w:numId w:val="40"/>
         </w:numPr>
       </w:pPr>
       <w:r>
@@ -9961,7 +10123,7 @@
         <w:pStyle w:val="ListParagraph"/>
         <w:numPr>
           <w:ilvl w:val="0"/>
-          <w:numId w:val="39"/>
+          <w:numId w:val="40"/>
         </w:numPr>
       </w:pPr>
       <w:r>
@@ -10424,7 +10586,7 @@
         <w:pStyle w:val="ListParagraph"/>
         <w:numPr>
           <w:ilvl w:val="0"/>
-          <w:numId w:val="40"/>
+          <w:numId w:val="41"/>
         </w:numPr>
       </w:pPr>
       <w:r>
@@ -10445,7 +10607,7 @@
         <w:pStyle w:val="ListParagraph"/>
         <w:numPr>
           <w:ilvl w:val="0"/>
-          <w:numId w:val="40"/>
+          <w:numId w:val="41"/>
         </w:numPr>
       </w:pPr>
       <w:r>
@@ -10481,7 +10643,7 @@
         <w:pStyle w:val="ListParagraph"/>
         <w:numPr>
           <w:ilvl w:val="0"/>
-          <w:numId w:val="40"/>
+          <w:numId w:val="41"/>
         </w:numPr>
       </w:pPr>
       <w:r>
@@ -10529,7 +10691,7 @@
         <w:pStyle w:val="ListParagraph"/>
         <w:numPr>
           <w:ilvl w:val="0"/>
-          <w:numId w:val="40"/>
+          <w:numId w:val="41"/>
         </w:numPr>
       </w:pPr>
       <w:r>
@@ -10556,7 +10718,7 @@
         <w:pStyle w:val="ListParagraph"/>
         <w:numPr>
           <w:ilvl w:val="0"/>
-          <w:numId w:val="40"/>
+          <w:numId w:val="41"/>
         </w:numPr>
       </w:pPr>
       <w:r>
@@ -10574,7 +10736,7 @@
         <w:pStyle w:val="ListParagraph"/>
         <w:numPr>
           <w:ilvl w:val="0"/>
-          <w:numId w:val="40"/>
+          <w:numId w:val="41"/>
         </w:numPr>
       </w:pPr>
       <w:r>
@@ -10592,7 +10754,7 @@
         <w:pStyle w:val="ListParagraph"/>
         <w:numPr>
           <w:ilvl w:val="0"/>
-          <w:numId w:val="40"/>
+          <w:numId w:val="41"/>
         </w:numPr>
       </w:pPr>
       <w:r>
@@ -10637,7 +10799,7 @@
         <w:pStyle w:val="ListParagraph"/>
         <w:numPr>
           <w:ilvl w:val="0"/>
-          <w:numId w:val="40"/>
+          <w:numId w:val="41"/>
         </w:numPr>
       </w:pPr>
       <w:r>
@@ -10673,7 +10835,7 @@
         <w:pStyle w:val="ListParagraph"/>
         <w:numPr>
           <w:ilvl w:val="0"/>
-          <w:numId w:val="40"/>
+          <w:numId w:val="41"/>
         </w:numPr>
       </w:pPr>
       <w:r>
@@ -10922,7 +11084,7 @@
         <w:pStyle w:val="ListParagraph"/>
         <w:numPr>
           <w:ilvl w:val="0"/>
-          <w:numId w:val="41"/>
+          <w:numId w:val="42"/>
         </w:numPr>
       </w:pPr>
       <w:r>
@@ -10958,7 +11120,7 @@
         <w:pStyle w:val="ListParagraph"/>
         <w:numPr>
           <w:ilvl w:val="0"/>
-          <w:numId w:val="41"/>
+          <w:numId w:val="42"/>
         </w:numPr>
       </w:pPr>
       <w:r>
@@ -11003,7 +11165,7 @@
         <w:pStyle w:val="ListParagraph"/>
         <w:numPr>
           <w:ilvl w:val="0"/>
-          <w:numId w:val="41"/>
+          <w:numId w:val="42"/>
         </w:numPr>
       </w:pPr>
       <w:r>
@@ -11029,7 +11191,7 @@
         <w:pStyle w:val="ListParagraph"/>
         <w:numPr>
           <w:ilvl w:val="0"/>
-          <w:numId w:val="42"/>
+          <w:numId w:val="43"/>
         </w:numPr>
       </w:pPr>
       <w:r>
@@ -11056,7 +11218,7 @@
         <w:pStyle w:val="ListParagraph"/>
         <w:numPr>
           <w:ilvl w:val="0"/>
-          <w:numId w:val="42"/>
+          <w:numId w:val="43"/>
         </w:numPr>
       </w:pPr>
       <w:r>
@@ -11077,7 +11239,7 @@
         <w:pStyle w:val="ListParagraph"/>
         <w:numPr>
           <w:ilvl w:val="0"/>
-          <w:numId w:val="42"/>
+          <w:numId w:val="43"/>
         </w:numPr>
       </w:pPr>
       <w:r>
@@ -11118,7 +11280,7 @@
         <w:pStyle w:val="ListParagraph"/>
         <w:numPr>
           <w:ilvl w:val="0"/>
-          <w:numId w:val="43"/>
+          <w:numId w:val="44"/>
         </w:numPr>
       </w:pPr>
       <w:r>
@@ -11163,7 +11325,7 @@
         <w:pStyle w:val="ListParagraph"/>
         <w:numPr>
           <w:ilvl w:val="0"/>
-          <w:numId w:val="43"/>
+          <w:numId w:val="44"/>
         </w:numPr>
       </w:pPr>
       <w:r>
@@ -11199,7 +11361,7 @@
         <w:pStyle w:val="ListParagraph"/>
         <w:numPr>
           <w:ilvl w:val="0"/>
-          <w:numId w:val="43"/>
+          <w:numId w:val="44"/>
         </w:numPr>
       </w:pPr>
       <w:r>
@@ -11226,7 +11388,7 @@
         <w:pStyle w:val="ListParagraph"/>
         <w:numPr>
           <w:ilvl w:val="0"/>
-          <w:numId w:val="43"/>
+          <w:numId w:val="44"/>
         </w:numPr>
       </w:pPr>
       <w:r>
@@ -11541,7 +11703,7 @@
         <w:pStyle w:val="ListParagraph"/>
         <w:numPr>
           <w:ilvl w:val="0"/>
-          <w:numId w:val="44"/>
+          <w:numId w:val="45"/>
         </w:numPr>
       </w:pPr>
       <w:r>
@@ -11616,7 +11778,7 @@
         <w:pStyle w:val="ListParagraph"/>
         <w:numPr>
           <w:ilvl w:val="0"/>
-          <w:numId w:val="44"/>
+          <w:numId w:val="45"/>
         </w:numPr>
       </w:pPr>
       <w:r>
@@ -11646,7 +11808,7 @@
         <w:pStyle w:val="ListParagraph"/>
         <w:numPr>
           <w:ilvl w:val="0"/>
-          <w:numId w:val="44"/>
+          <w:numId w:val="45"/>
         </w:numPr>
       </w:pPr>
       <w:r>
@@ -11672,7 +11834,7 @@
         <w:pStyle w:val="ListParagraph"/>
         <w:numPr>
           <w:ilvl w:val="0"/>
-          <w:numId w:val="45"/>
+          <w:numId w:val="46"/>
         </w:numPr>
       </w:pPr>
       <w:r>
@@ -11702,7 +11864,7 @@
         <w:pStyle w:val="ListParagraph"/>
         <w:numPr>
           <w:ilvl w:val="0"/>
-          <w:numId w:val="45"/>
+          <w:numId w:val="46"/>
         </w:numPr>
       </w:pPr>
       <w:r>
@@ -11723,7 +11885,7 @@
         <w:pStyle w:val="ListParagraph"/>
         <w:numPr>
           <w:ilvl w:val="0"/>
-          <w:numId w:val="45"/>
+          <w:numId w:val="46"/>
         </w:numPr>
       </w:pPr>
       <w:r>
@@ -11753,7 +11915,7 @@
         <w:pStyle w:val="ListParagraph"/>
         <w:numPr>
           <w:ilvl w:val="0"/>
-          <w:numId w:val="46"/>
+          <w:numId w:val="47"/>
         </w:numPr>
       </w:pPr>
       <w:r>
@@ -11765,7 +11927,7 @@
         <w:pStyle w:val="ListParagraph"/>
         <w:numPr>
           <w:ilvl w:val="0"/>
-          <w:numId w:val="46"/>
+          <w:numId w:val="47"/>
         </w:numPr>
       </w:pPr>
       <w:r>
@@ -11809,7 +11971,7 @@
         <w:pStyle w:val="ListParagraph"/>
         <w:numPr>
           <w:ilvl w:val="0"/>
-          <w:numId w:val="47"/>
+          <w:numId w:val="48"/>
         </w:numPr>
       </w:pPr>
       <w:r>
@@ -11857,7 +12019,7 @@
         <w:pStyle w:val="ListParagraph"/>
         <w:numPr>
           <w:ilvl w:val="0"/>
-          <w:numId w:val="47"/>
+          <w:numId w:val="48"/>
         </w:numPr>
       </w:pPr>
       <w:r>
@@ -11869,7 +12031,7 @@
         <w:pStyle w:val="ListParagraph"/>
         <w:numPr>
           <w:ilvl w:val="0"/>
-          <w:numId w:val="47"/>
+          <w:numId w:val="48"/>
         </w:numPr>
       </w:pPr>
       <w:r>
@@ -11887,7 +12049,7 @@
         <w:pStyle w:val="ListParagraph"/>
         <w:numPr>
           <w:ilvl w:val="0"/>
-          <w:numId w:val="47"/>
+          <w:numId w:val="48"/>
         </w:numPr>
       </w:pPr>
       <w:r>
@@ -11899,7 +12061,7 @@
         <w:pStyle w:val="ListParagraph"/>
         <w:numPr>
           <w:ilvl w:val="0"/>
-          <w:numId w:val="47"/>
+          <w:numId w:val="48"/>
         </w:numPr>
       </w:pPr>
       <w:r>
@@ -11911,7 +12073,7 @@
         <w:pStyle w:val="ListParagraph"/>
         <w:numPr>
           <w:ilvl w:val="0"/>
-          <w:numId w:val="47"/>
+          <w:numId w:val="48"/>
         </w:numPr>
       </w:pPr>
       <w:r>
@@ -11923,7 +12085,7 @@
         <w:pStyle w:val="ListParagraph"/>
         <w:numPr>
           <w:ilvl w:val="0"/>
-          <w:numId w:val="47"/>
+          <w:numId w:val="48"/>
         </w:numPr>
       </w:pPr>
       <w:r>
@@ -12197,7 +12359,7 @@
         <w:pStyle w:val="ListParagraph"/>
         <w:numPr>
           <w:ilvl w:val="0"/>
-          <w:numId w:val="48"/>
+          <w:numId w:val="49"/>
         </w:numPr>
       </w:pPr>
       <w:r>
@@ -12209,7 +12371,7 @@
         <w:pStyle w:val="ListParagraph"/>
         <w:numPr>
           <w:ilvl w:val="0"/>
-          <w:numId w:val="48"/>
+          <w:numId w:val="49"/>
         </w:numPr>
       </w:pPr>
       <w:r>
@@ -12221,7 +12383,7 @@
         <w:pStyle w:val="ListParagraph"/>
         <w:numPr>
           <w:ilvl w:val="0"/>
-          <w:numId w:val="48"/>
+          <w:numId w:val="49"/>
         </w:numPr>
       </w:pPr>
       <w:r>
@@ -12495,7 +12657,7 @@
         <w:pStyle w:val="ListParagraph"/>
         <w:numPr>
           <w:ilvl w:val="0"/>
-          <w:numId w:val="49"/>
+          <w:numId w:val="50"/>
         </w:numPr>
       </w:pPr>
       <w:r>
@@ -12507,7 +12669,7 @@
         <w:pStyle w:val="ListParagraph"/>
         <w:numPr>
           <w:ilvl w:val="0"/>
-          <w:numId w:val="49"/>
+          <w:numId w:val="50"/>
         </w:numPr>
       </w:pPr>
       <w:r>
@@ -12519,7 +12681,7 @@
         <w:pStyle w:val="ListParagraph"/>
         <w:numPr>
           <w:ilvl w:val="0"/>
-          <w:numId w:val="49"/>
+          <w:numId w:val="50"/>
         </w:numPr>
       </w:pPr>
       <w:r>
@@ -12562,7 +12724,7 @@
         <w:pStyle w:val="ListParagraph"/>
         <w:numPr>
           <w:ilvl w:val="0"/>
-          <w:numId w:val="50"/>
+          <w:numId w:val="51"/>
         </w:numPr>
       </w:pPr>
       <w:r>
@@ -12619,7 +12781,7 @@
         <w:pStyle w:val="ListParagraph"/>
         <w:numPr>
           <w:ilvl w:val="0"/>
-          <w:numId w:val="50"/>
+          <w:numId w:val="51"/>
         </w:numPr>
       </w:pPr>
       <w:r>
@@ -12649,7 +12811,7 @@
         <w:pStyle w:val="ListParagraph"/>
         <w:numPr>
           <w:ilvl w:val="0"/>
-          <w:numId w:val="50"/>
+          <w:numId w:val="51"/>
         </w:numPr>
       </w:pPr>
       <w:r>
@@ -12687,7 +12849,7 @@
         <w:pStyle w:val="ListParagraph"/>
         <w:numPr>
           <w:ilvl w:val="0"/>
-          <w:numId w:val="51"/>
+          <w:numId w:val="52"/>
         </w:numPr>
       </w:pPr>
       <w:r>
@@ -12708,7 +12870,7 @@
         <w:pStyle w:val="ListParagraph"/>
         <w:numPr>
           <w:ilvl w:val="0"/>
-          <w:numId w:val="51"/>
+          <w:numId w:val="52"/>
         </w:numPr>
       </w:pPr>
       <w:r>
@@ -12753,7 +12915,7 @@
         <w:pStyle w:val="ListParagraph"/>
         <w:numPr>
           <w:ilvl w:val="0"/>
-          <w:numId w:val="51"/>
+          <w:numId w:val="52"/>
         </w:numPr>
       </w:pPr>
       <w:r>
@@ -12852,7 +13014,7 @@
         <w:pStyle w:val="ListParagraph"/>
         <w:numPr>
           <w:ilvl w:val="0"/>
-          <w:numId w:val="51"/>
+          <w:numId w:val="52"/>
         </w:numPr>
       </w:pPr>
       <w:r>
@@ -12897,7 +13059,7 @@
         <w:pStyle w:val="ListParagraph"/>
         <w:numPr>
           <w:ilvl w:val="0"/>
-          <w:numId w:val="51"/>
+          <w:numId w:val="52"/>
         </w:numPr>
       </w:pPr>
       <w:r>
@@ -13246,7 +13408,7 @@
         <w:pStyle w:val="ListParagraph"/>
         <w:numPr>
           <w:ilvl w:val="0"/>
-          <w:numId w:val="52"/>
+          <w:numId w:val="53"/>
         </w:numPr>
       </w:pPr>
       <w:r>
@@ -13276,7 +13438,7 @@
         <w:pStyle w:val="ListParagraph"/>
         <w:numPr>
           <w:ilvl w:val="0"/>
-          <w:numId w:val="52"/>
+          <w:numId w:val="53"/>
         </w:numPr>
       </w:pPr>
       <w:r>
@@ -13305,7 +13467,7 @@
         <w:pStyle w:val="ListParagraph"/>
         <w:numPr>
           <w:ilvl w:val="0"/>
-          <w:numId w:val="53"/>
+          <w:numId w:val="54"/>
         </w:numPr>
       </w:pPr>
       <w:r>
@@ -13326,7 +13488,7 @@
         <w:pStyle w:val="ListParagraph"/>
         <w:numPr>
           <w:ilvl w:val="0"/>
-          <w:numId w:val="53"/>
+          <w:numId w:val="54"/>
         </w:numPr>
       </w:pPr>
       <w:r>
@@ -13362,7 +13524,7 @@
         <w:pStyle w:val="ListParagraph"/>
         <w:numPr>
           <w:ilvl w:val="0"/>
-          <w:numId w:val="53"/>
+          <w:numId w:val="54"/>
         </w:numPr>
       </w:pPr>
       <w:r>
@@ -13398,7 +13560,7 @@
         <w:pStyle w:val="ListParagraph"/>
         <w:numPr>
           <w:ilvl w:val="0"/>
-          <w:numId w:val="53"/>
+          <w:numId w:val="54"/>
         </w:numPr>
       </w:pPr>
       <w:r>
@@ -13427,7 +13589,7 @@
         <w:pStyle w:val="ListParagraph"/>
         <w:numPr>
           <w:ilvl w:val="0"/>
-          <w:numId w:val="54"/>
+          <w:numId w:val="55"/>
         </w:numPr>
       </w:pPr>
       <w:r>
@@ -13448,7 +13610,7 @@
         <w:pStyle w:val="ListParagraph"/>
         <w:numPr>
           <w:ilvl w:val="0"/>
-          <w:numId w:val="54"/>
+          <w:numId w:val="55"/>
         </w:numPr>
       </w:pPr>
       <w:r>
@@ -13672,7 +13834,7 @@
         <w:pStyle w:val="ListParagraph"/>
         <w:numPr>
           <w:ilvl w:val="0"/>
-          <w:numId w:val="55"/>
+          <w:numId w:val="56"/>
         </w:numPr>
       </w:pPr>
       <w:r>
@@ -13762,7 +13924,7 @@
         <w:pStyle w:val="ListParagraph"/>
         <w:numPr>
           <w:ilvl w:val="0"/>
-          <w:numId w:val="55"/>
+          <w:numId w:val="56"/>
         </w:numPr>
       </w:pPr>
       <w:r>
@@ -13792,7 +13954,7 @@
         <w:pStyle w:val="ListParagraph"/>
         <w:numPr>
           <w:ilvl w:val="0"/>
-          <w:numId w:val="55"/>
+          <w:numId w:val="56"/>
         </w:numPr>
       </w:pPr>
       <w:r>
@@ -13813,7 +13975,7 @@
         <w:pStyle w:val="ListParagraph"/>
         <w:numPr>
           <w:ilvl w:val="0"/>
-          <w:numId w:val="55"/>
+          <w:numId w:val="56"/>
         </w:numPr>
       </w:pPr>
       <w:r>
@@ -13849,7 +14011,7 @@
         <w:pStyle w:val="ListParagraph"/>
         <w:numPr>
           <w:ilvl w:val="0"/>
-          <w:numId w:val="55"/>
+          <w:numId w:val="56"/>
         </w:numPr>
       </w:pPr>
       <w:r>
@@ -13867,7 +14029,7 @@
         <w:pStyle w:val="ListParagraph"/>
         <w:numPr>
           <w:ilvl w:val="0"/>
-          <w:numId w:val="55"/>
+          <w:numId w:val="56"/>
         </w:numPr>
       </w:pPr>
       <w:r>
@@ -13911,7 +14073,7 @@
         <w:pStyle w:val="ListParagraph"/>
         <w:numPr>
           <w:ilvl w:val="0"/>
-          <w:numId w:val="56"/>
+          <w:numId w:val="57"/>
         </w:numPr>
       </w:pPr>
       <w:r>
@@ -13992,7 +14154,7 @@
         <w:pStyle w:val="ListParagraph"/>
         <w:numPr>
           <w:ilvl w:val="0"/>
-          <w:numId w:val="56"/>
+          <w:numId w:val="57"/>
         </w:numPr>
       </w:pPr>
       <w:r>
@@ -14010,7 +14172,7 @@
         <w:pStyle w:val="ListParagraph"/>
         <w:numPr>
           <w:ilvl w:val="0"/>
-          <w:numId w:val="56"/>
+          <w:numId w:val="57"/>
         </w:numPr>
       </w:pPr>
       <w:r>
@@ -14031,7 +14193,7 @@
         <w:pStyle w:val="ListParagraph"/>
         <w:numPr>
           <w:ilvl w:val="0"/>
-          <w:numId w:val="56"/>
+          <w:numId w:val="57"/>
         </w:numPr>
       </w:pPr>
       <w:r>
@@ -14057,7 +14219,7 @@
         <w:pStyle w:val="ListParagraph"/>
         <w:numPr>
           <w:ilvl w:val="0"/>
-          <w:numId w:val="57"/>
+          <w:numId w:val="58"/>
         </w:numPr>
       </w:pPr>
       <w:r>
@@ -14120,7 +14282,7 @@
         <w:pStyle w:val="ListParagraph"/>
         <w:numPr>
           <w:ilvl w:val="0"/>
-          <w:numId w:val="57"/>
+          <w:numId w:val="58"/>
         </w:numPr>
       </w:pPr>
       <w:r>
@@ -14147,7 +14309,7 @@
         <w:pStyle w:val="ListParagraph"/>
         <w:numPr>
           <w:ilvl w:val="0"/>
-          <w:numId w:val="57"/>
+          <w:numId w:val="58"/>
         </w:numPr>
       </w:pPr>
       <w:r>
@@ -14165,7 +14327,7 @@
         <w:pStyle w:val="ListParagraph"/>
         <w:numPr>
           <w:ilvl w:val="0"/>
-          <w:numId w:val="57"/>
+          <w:numId w:val="58"/>
         </w:numPr>
       </w:pPr>
       <w:r>
@@ -14796,7 +14958,7 @@
         <w:pStyle w:val="ListParagraph"/>
         <w:numPr>
           <w:ilvl w:val="0"/>
-          <w:numId w:val="58"/>
+          <w:numId w:val="59"/>
         </w:numPr>
       </w:pPr>
       <w:r>
@@ -14814,7 +14976,7 @@
         <w:pStyle w:val="ListParagraph"/>
         <w:numPr>
           <w:ilvl w:val="0"/>
-          <w:numId w:val="58"/>
+          <w:numId w:val="59"/>
         </w:numPr>
       </w:pPr>
       <w:r>
@@ -14832,7 +14994,7 @@
         <w:pStyle w:val="ListParagraph"/>
         <w:numPr>
           <w:ilvl w:val="0"/>
-          <w:numId w:val="58"/>
+          <w:numId w:val="59"/>
         </w:numPr>
       </w:pPr>
       <w:r>
@@ -14850,7 +15012,7 @@
         <w:pStyle w:val="ListParagraph"/>
         <w:numPr>
           <w:ilvl w:val="0"/>
-          <w:numId w:val="58"/>
+          <w:numId w:val="59"/>
         </w:numPr>
       </w:pPr>
       <w:r>
@@ -14868,7 +15030,7 @@
         <w:pStyle w:val="ListParagraph"/>
         <w:numPr>
           <w:ilvl w:val="0"/>
-          <w:numId w:val="58"/>
+          <w:numId w:val="59"/>
         </w:numPr>
       </w:pPr>
       <w:r>
@@ -14886,7 +15048,7 @@
         <w:pStyle w:val="ListParagraph"/>
         <w:numPr>
           <w:ilvl w:val="0"/>
-          <w:numId w:val="58"/>
+          <w:numId w:val="59"/>
         </w:numPr>
       </w:pPr>
       <w:r>
@@ -15984,7 +16146,7 @@
         <w:pStyle w:val="ListParagraph"/>
         <w:numPr>
           <w:ilvl w:val="0"/>
-          <w:numId w:val="59"/>
+          <w:numId w:val="60"/>
         </w:numPr>
       </w:pPr>
       <w:r>
@@ -15996,7 +16158,7 @@
         <w:pStyle w:val="ListParagraph"/>
         <w:numPr>
           <w:ilvl w:val="0"/>
-          <w:numId w:val="59"/>
+          <w:numId w:val="60"/>
         </w:numPr>
       </w:pPr>
       <w:r>
@@ -16008,7 +16170,7 @@
         <w:pStyle w:val="ListParagraph"/>
         <w:numPr>
           <w:ilvl w:val="0"/>
-          <w:numId w:val="59"/>
+          <w:numId w:val="60"/>
         </w:numPr>
       </w:pPr>
       <w:r>
@@ -16020,7 +16182,7 @@
         <w:pStyle w:val="ListParagraph"/>
         <w:numPr>
           <w:ilvl w:val="0"/>
-          <w:numId w:val="59"/>
+          <w:numId w:val="60"/>
         </w:numPr>
       </w:pPr>
       <w:r>
@@ -16032,7 +16194,7 @@
         <w:pStyle w:val="ListParagraph"/>
         <w:numPr>
           <w:ilvl w:val="0"/>
-          <w:numId w:val="59"/>
+          <w:numId w:val="60"/>
         </w:numPr>
       </w:pPr>
       <w:r>
@@ -16053,7 +16215,7 @@
         <w:pStyle w:val="ListParagraph"/>
         <w:numPr>
           <w:ilvl w:val="0"/>
-          <w:numId w:val="59"/>
+          <w:numId w:val="60"/>
         </w:numPr>
       </w:pPr>
       <w:r>
@@ -16065,7 +16227,7 @@
         <w:pStyle w:val="ListParagraph"/>
         <w:numPr>
           <w:ilvl w:val="0"/>
-          <w:numId w:val="59"/>
+          <w:numId w:val="60"/>
         </w:numPr>
       </w:pPr>
       <w:r>
@@ -16086,7 +16248,7 @@
         <w:pStyle w:val="ListParagraph"/>
         <w:numPr>
           <w:ilvl w:val="0"/>
-          <w:numId w:val="59"/>
+          <w:numId w:val="60"/>
         </w:numPr>
       </w:pPr>
       <w:r>
@@ -16098,7 +16260,7 @@
         <w:pStyle w:val="ListParagraph"/>
         <w:numPr>
           <w:ilvl w:val="0"/>
-          <w:numId w:val="59"/>
+          <w:numId w:val="60"/>
         </w:numPr>
       </w:pPr>
       <w:r>
@@ -16110,7 +16272,7 @@
         <w:pStyle w:val="ListParagraph"/>
         <w:numPr>
           <w:ilvl w:val="0"/>
-          <w:numId w:val="59"/>
+          <w:numId w:val="60"/>
         </w:numPr>
       </w:pPr>
       <w:r>
@@ -16122,7 +16284,7 @@
         <w:pStyle w:val="ListParagraph"/>
         <w:numPr>
           <w:ilvl w:val="0"/>
-          <w:numId w:val="59"/>
+          <w:numId w:val="60"/>
         </w:numPr>
       </w:pPr>
       <w:r>
@@ -16134,7 +16296,7 @@
         <w:pStyle w:val="ListParagraph"/>
         <w:numPr>
           <w:ilvl w:val="0"/>
-          <w:numId w:val="59"/>
+          <w:numId w:val="60"/>
         </w:numPr>
       </w:pPr>
       <w:r>
@@ -16146,7 +16308,7 @@
         <w:pStyle w:val="ListParagraph"/>
         <w:numPr>
           <w:ilvl w:val="0"/>
-          <w:numId w:val="59"/>
+          <w:numId w:val="60"/>
         </w:numPr>
       </w:pPr>
       <w:r>
@@ -16158,7 +16320,7 @@
         <w:pStyle w:val="ListParagraph"/>
         <w:numPr>
           <w:ilvl w:val="0"/>
-          <w:numId w:val="59"/>
+          <w:numId w:val="60"/>
         </w:numPr>
       </w:pPr>
       <w:r>
@@ -16452,10 +16614,10 @@
     <w:abstractNumId w:val="0"/>
   </w:num>
   <w:num w:numId="35">
-    <w:abstractNumId w:val="1"/>
+    <w:abstractNumId w:val="0"/>
   </w:num>
   <w:num w:numId="36">
-    <w:abstractNumId w:val="0"/>
+    <w:abstractNumId w:val="1"/>
   </w:num>
   <w:num w:numId="37">
     <w:abstractNumId w:val="0"/>
@@ -16482,10 +16644,10 @@
     <w:abstractNumId w:val="0"/>
   </w:num>
   <w:num w:numId="45">
-    <w:abstractNumId w:val="1"/>
+    <w:abstractNumId w:val="0"/>
   </w:num>
   <w:num w:numId="46">
-    <w:abstractNumId w:val="0"/>
+    <w:abstractNumId w:val="1"/>
   </w:num>
   <w:num w:numId="47">
     <w:abstractNumId w:val="0"/>
@@ -16500,10 +16662,10 @@
     <w:abstractNumId w:val="0"/>
   </w:num>
   <w:num w:numId="51">
-    <w:abstractNumId w:val="1"/>
+    <w:abstractNumId w:val="0"/>
   </w:num>
   <w:num w:numId="52">
-    <w:abstractNumId w:val="0"/>
+    <w:abstractNumId w:val="1"/>
   </w:num>
   <w:num w:numId="53">
     <w:abstractNumId w:val="0"/>
@@ -16524,6 +16686,9 @@
     <w:abstractNumId w:val="0"/>
   </w:num>
   <w:num w:numId="59">
+    <w:abstractNumId w:val="0"/>
+  </w:num>
+  <w:num w:numId="60">
     <w:abstractNumId w:val="0"/>
   </w:num>
 </w:numbering>

--- a/docs/manual/LWK_Viewer_User_Manual_YUE.docx
+++ b/docs/manual/LWK_Viewer_User_Manual_YUE.docx
@@ -5455,6 +5455,51 @@
         <w:rPr>
           <w:b/>
         </w:rPr>
+        <w:t xml:space="preserve">手機同平板</w:t>
+      </w:r>
+      <w:r>
+        <w:t xml:space="preserve">（打直或者打橫）：文件會全屏打開，PDF 同轉換咗嘅 Office 檔案一頁接一頁，可以向下碌晒全部頁；兩隻手指 pinch 或者用 </w:t>
+      </w:r>
+      <w:r>
+        <w:rPr>
+          <w:b/>
+        </w:rPr>
+        <w:t xml:space="preserve">−</w:t>
+      </w:r>
+      <w:r>
+        <w:t xml:space="preserve"> / </w:t>
+      </w:r>
+      <w:r>
+        <w:rPr>
+          <w:b/>
+        </w:rPr>
+        <w:t xml:space="preserve">+</w:t>
+      </w:r>
+      <w:r>
+        <w:t xml:space="preserve"> 縮放。</w:t>
+      </w:r>
+      <w:r>
+        <w:rPr>
+          <w:b/>
+        </w:rPr>
+        <w:t xml:space="preserve">☰</w:t>
+      </w:r>
+      <w:r>
+        <w:t xml:space="preserve"> 打開 folder 欄，撳旁邊空位就收返。</w:t>
+      </w:r>
+    </w:p>
+    <w:p>
+      <w:pPr>
+        <w:pStyle w:val="ListParagraph"/>
+        <w:numPr>
+          <w:ilvl w:val="0"/>
+          <w:numId w:val="22"/>
+        </w:numPr>
+      </w:pPr>
+      <w:r>
+        <w:rPr>
+          <w:b/>
+        </w:rPr>
         <w:t xml:space="preserve">Admin 用 - 喺 server 裝 LibreOffice</w:t>
       </w:r>
       <w:r>
@@ -10010,10 +10055,28 @@
         <w:rPr>
           <w:b/>
         </w:rPr>
-        <w:t xml:space="preserve">Own colours</w:t>
-      </w:r>
-      <w:r>
-        <w:t xml:space="preserve"> 變返原色。會記喺呢部機，可以同透明 slider 一齊用，</w:t>
+        <w:t xml:space="preserve">↺ Original colour</w:t>
+      </w:r>
+      <w:r>
+        <w:t xml:space="preserve">（顏色選單入面，或者上咗色嘅 model 隔籬個 </w:t>
+      </w:r>
+      <w:r>
+        <w:rPr>
+          <w:b/>
+        </w:rPr>
+        <w:t xml:space="preserve">↺</w:t>
+      </w:r>
+      <w:r>
+        <w:t xml:space="preserve">）變返原色；Models panel 頂部嘅 </w:t>
+      </w:r>
+      <w:r>
+        <w:rPr>
+          <w:b/>
+        </w:rPr>
+        <w:t xml:space="preserve">↺ Reset colours</w:t>
+      </w:r>
+      <w:r>
+        <w:t xml:space="preserve"> 一次過將所有 model 變返原色。會記喺呢部機，可以同透明 slider 一齊用，</w:t>
       </w:r>
       <w:r>
         <w:rPr>
@@ -10023,6 +10086,27 @@
       </w:r>
       <w:r>
         <w:t xml:space="preserve"> 模式都保留顏色。</w:t>
+      </w:r>
+    </w:p>
+    <w:p>
+      <w:pPr>
+        <w:pStyle w:val="ListParagraph"/>
+        <w:numPr>
+          <w:ilvl w:val="0"/>
+          <w:numId w:val="40"/>
+        </w:numPr>
+      </w:pPr>
+      <w:r>
+        <w:t xml:space="preserve">用 </w:t>
+      </w:r>
+      <w:r>
+        <w:rPr>
+          <w:b/>
+        </w:rPr>
+        <w:t xml:space="preserve">No coordinates: set in the middle</w:t>
+      </w:r>
+      <w:r>
+        <w:t xml:space="preserve"> 擺位嘅 model，位置會為所有人記住，手機都一樣 - 手機載入嘅 link model 少啲，以前會因此計錯位置。</w:t>
       </w:r>
     </w:p>
     <w:p>

--- a/docs/manual/LWK_Viewer_User_Manual_YUE.docx
+++ b/docs/manual/LWK_Viewer_User_Manual_YUE.docx
@@ -5516,6 +5516,36 @@
       </w:r>
       <w:r>
         <w:t xml:space="preserve"> 將每個 project 嘅檔案放喺 server 上面一個 folder，好似 ACC Docs 或者共用 drive 咁。喺左上角揀 project。</w:t>
+      </w:r>
+    </w:p>
+    <w:p>
+      <w:pPr/>
+      <w:r>
+        <w:rPr>
+          <w:b/>
+        </w:rPr>
+        <w:t xml:space="preserve">00 BIM</w:t>
+      </w:r>
+      <w:r>
+        <w:t xml:space="preserve">（🔒，永遠排第一）放住 viewer 已有嘅嘢，自動更新：</w:t>
+      </w:r>
+      <w:r>
+        <w:rPr>
+          <w:b/>
+        </w:rPr>
+        <w:t xml:space="preserve">2D Sheets</w:t>
+      </w:r>
+      <w:r>
+        <w:t xml:space="preserve">（由 Revit 出嘅 sheet，用編號同名稱命名，同埋喺 Sheets 頁上載嘅 PDF set）同 </w:t>
+      </w:r>
+      <w:r>
+        <w:rPr>
+          <w:b/>
+        </w:rPr>
+        <w:t xml:space="preserve">3D Models</w:t>
+      </w:r>
+      <w:r>
+        <w:t xml:space="preserve">（喺 3D 頁打開；IFC 檔案 - IFC project 同顧問 model - 可以下載）。Project 入面所有人都可以打開同下載，但冇人可以加、改名、搬或者刪。有幾個部分嘅 project，每部分一個 folder。</w:t>
       </w:r>
     </w:p>
     <w:p>

--- a/docs/manual/LWK_Viewer_User_Manual_YUE.docx
+++ b/docs/manual/LWK_Viewer_User_Manual_YUE.docx
@@ -2078,6 +2078,63 @@
     <w:p>
       <w:pPr/>
       <w:r>
+        <w:rPr>
+          <w:b/>
+        </w:rPr>
+        <w:t xml:space="preserve">排序：</w:t>
+      </w:r>
+      <w:r>
+        <w:t xml:space="preserve"> project 按狀態排 - </w:t>
+      </w:r>
+      <w:r>
+        <w:rPr>
+          <w:b/>
+        </w:rPr>
+        <w:t xml:space="preserve">Active</w:t>
+      </w:r>
+      <w:r>
+        <w:t xml:space="preserve"> 先，跟住 </w:t>
+      </w:r>
+      <w:r>
+        <w:rPr>
+          <w:b/>
+        </w:rPr>
+        <w:t xml:space="preserve">On hold</w:t>
+      </w:r>
+      <w:r>
+        <w:t xml:space="preserve">、</w:t>
+      </w:r>
+      <w:r>
+        <w:rPr>
+          <w:b/>
+        </w:rPr>
+        <w:t xml:space="preserve">Completed</w:t>
+      </w:r>
+      <w:r>
+        <w:t xml:space="preserve">、</w:t>
+      </w:r>
+      <w:r>
+        <w:rPr>
+          <w:b/>
+        </w:rPr>
+        <w:t xml:space="preserve">Archived</w:t>
+      </w:r>
+      <w:r>
+        <w:t xml:space="preserve"> - 同一狀態再按名排。Projects 版同所有 project 選單（Sheets、3D、Board、Dashboard、Folders、Messenger）都用呢個次序。喺 Projects 版撳欄目標題（Project、Status、Tasks、Completion、Overdue、Issues）或者用 </w:t>
+      </w:r>
+      <w:r>
+        <w:rPr>
+          <w:b/>
+        </w:rPr>
+        <w:t xml:space="preserve">Sort</w:t>
+      </w:r>
+      <w:r>
+        <w:t xml:space="preserve"> 可以轉其他排法；再撳一次就倒轉。會記住你嘅選擇。</w:t>
+      </w:r>
+    </w:p>
+    <w:p>
+      <w:pPr/>
+      <w:r>
         <w:t xml:space="preserve">Sheets、3D、Board 同 Dashboard 頂部嘅 project 選單分開兩個：先揀 </w:t>
       </w:r>
       <w:r>
@@ -13556,7 +13613,16 @@
         </w:numPr>
       </w:pPr>
       <w:r>
-        <w:t xml:space="preserve">已知嘅對話框會自動答，唔會令夜晚 export 停住：DWG 嘅 paper space 冇嘢（Yes）、DWG import 嘅通知（Close），同開 Revit 時嘅 </w:t>
+        <w:t xml:space="preserve">已知嘅對話框會自動答，唔會令夜晚 export 停住：DWG 嘅 paper space 冇嘢（Yes）、DWG </w:t>
+      </w:r>
+      <w:r>
+        <w:rPr>
+          <w:b/>
+        </w:rPr>
+        <w:t xml:space="preserve">extents greater than 1E9</w:t>
+      </w:r>
+      <w:r>
+        <w:t xml:space="preserve">（OK：照樣 import，只係切走好遠嗰部分）、DWG import 嘅通知（Close）、</w:t>
       </w:r>
       <w:r>
         <w:rPr>
@@ -13565,7 +13631,16 @@
         <w:t xml:space="preserve">External Tools - Add-in Assembly Not Found</w:t>
       </w:r>
       <w:r>
-        <w:t xml:space="preserve">（由 launcher 嘅 watcher 撳 Close）。每個對話框都會寫入 nightly\dialogs.log。最好係喺嗰部電腦修好或者移除壞咗嘅 add-in。</w:t>
+        <w:t xml:space="preserve"> 同其他 add-in 嘅 </w:t>
+      </w:r>
+      <w:r>
+        <w:rPr>
+          <w:b/>
+        </w:rPr>
+        <w:t xml:space="preserve">搵唔到 xxx.dll</w:t>
+      </w:r>
+      <w:r>
+        <w:t xml:space="preserve"> 訊息（Close），同埋所有得一個掣嘅訊息。LWK 工具未載入之前、或者開 model 期間彈出嘅對話框，由 launcher 嘅 watcher 處理，佢會搵晒嗰個 Revit 嘅所有視窗。每個對話框都會寫入 nightly\dialogs.log。更新之後，下次你自己開 Revit 時，launcher 同 watcher 會自動更新。最好係喺嗰部電腦修好或者移除壞咗嘅 add-in。</w:t>
       </w:r>
     </w:p>
     <w:p>

--- a/docs/manual/LWK_Viewer_User_Manual_YUE.docx
+++ b/docs/manual/LWK_Viewer_User_Manual_YUE.docx
@@ -13622,7 +13622,16 @@
         <w:t xml:space="preserve">extents greater than 1E9</w:t>
       </w:r>
       <w:r>
-        <w:t xml:space="preserve">（OK：照樣 import，只係切走好遠嗰部分）、DWG import 嘅通知（Close）、</w:t>
+        <w:t xml:space="preserve">（OK：照樣 import，只係切走好遠嗰部分）、DWG import 嘅通知例如 </w:t>
+      </w:r>
+      <w:r>
+        <w:rPr>
+          <w:b/>
+        </w:rPr>
+        <w:t xml:space="preserve">Elements Lost on Import</w:t>
+      </w:r>
+      <w:r>
+        <w:t xml:space="preserve">（Close）、</w:t>
       </w:r>
       <w:r>
         <w:rPr>

--- a/docs/manual/LWK_Viewer_User_Manual_YUE.docx
+++ b/docs/manual/LWK_Viewer_User_Manual_YUE.docx
@@ -13650,6 +13650,51 @@
       </w:r>
       <w:r>
         <w:t xml:space="preserve"> 訊息（Close），同埋所有得一個掣嘅訊息。LWK 工具未載入之前、或者開 model 期間彈出嘅對話框，由 launcher 嘅 watcher 處理，佢會搵晒嗰個 Revit 嘅所有視窗。每個對話框都會寫入 nightly\dialogs.log。更新之後，下次你自己開 Revit 時，launcher 同 watcher 會自動更新。最好係喺嗰部電腦修好或者移除壞咗嘅 add-in。</w:t>
+      </w:r>
+    </w:p>
+    <w:p>
+      <w:pPr>
+        <w:pStyle w:val="ListParagraph"/>
+        <w:numPr>
+          <w:ilvl w:val="0"/>
+          <w:numId w:val="53"/>
+        </w:numPr>
+      </w:pPr>
+      <w:r>
+        <w:rPr>
+          <w:b/>
+        </w:rPr>
+        <w:t xml:space="preserve">夜晚只發佈有改動嘅 model：</w:t>
+      </w:r>
+      <w:r>
+        <w:t xml:space="preserve"> 開咗 model 之後，夜晚 run 會讀 model 同每個 link model 嘅版本（Revit 每次儲存都有編號）。如果上次發佈之後一個都冇再儲存過、job 設定又一樣，就唔會 export，夜晚 log 會寫 </w:t>
+      </w:r>
+      <w:r>
+        <w:rPr>
+          <w:b/>
+        </w:rPr>
+        <w:t xml:space="preserve">UNCHANGED</w:t>
+      </w:r>
+      <w:r>
+        <w:t xml:space="preserve">。Test run、自己撳 Run Export、改咗設定或者更新咗工具，都一定會發佈。仍然要先開 model 先讀到版本。</w:t>
+      </w:r>
+    </w:p>
+    <w:p>
+      <w:pPr>
+        <w:pStyle w:val="ListParagraph"/>
+        <w:numPr>
+          <w:ilvl w:val="0"/>
+          <w:numId w:val="53"/>
+        </w:numPr>
+      </w:pPr>
+      <w:r>
+        <w:rPr>
+          <w:b/>
+        </w:rPr>
+        <w:t xml:space="preserve">時間：</w:t>
+      </w:r>
+      <w:r>
+        <w:t xml:space="preserve"> 每個 Revit 版本最多可以行 3 個鐘（nightly_schedule.json 嘅 limit_hours）；版本會一個跟一個咁行（2023、2024、2025），嗰部電腦已經開咗嘅 Revit 版本，當晚會跳過。夜晚 run 最好早啲開始（例如 01:00），等所有版本喺朝早有人開 Revit 之前做完。</w:t>
       </w:r>
     </w:p>
     <w:p>

--- a/docs/manual/LWK_Viewer_User_Manual_YUE.docx
+++ b/docs/manual/LWK_Viewer_User_Manual_YUE.docx
@@ -488,6 +488,27 @@
       <w:pPr/>
       <w:r>
         <w:t xml:space="preserve">你需要一個 account、一個支援嘅瀏覽器同 viewer 嘅網址；電腦唔使裝任何嘢。</w:t>
+      </w:r>
+    </w:p>
+    <w:p>
+      <w:pPr/>
+      <w:r>
+        <w:rPr>
+          <w:b/>
+        </w:rPr>
+        <w:t xml:space="preserve">呢本手冊都有網上版：</w:t>
+      </w:r>
+      <w:r>
+        <w:t xml:space="preserve"> 每版頂部嘅 </w:t>
+      </w:r>
+      <w:r>
+        <w:rPr>
+          <w:b/>
+        </w:rPr>
+        <w:t xml:space="preserve">?</w:t>
+      </w:r>
+      <w:r>
+        <w:t xml:space="preserve"> 會喺 viewer 入面打開，直接去嗰版嘅章節，可以搜尋，又可以轉 English／廣東話。永遠係最新版本。</w:t>
       </w:r>
     </w:p>
     <w:p>

--- a/docs/manual/LWK_Viewer_User_Manual_YUE.docx
+++ b/docs/manual/LWK_Viewer_User_Manual_YUE.docx
@@ -488,27 +488,6 @@
       <w:pPr/>
       <w:r>
         <w:t xml:space="preserve">你需要一個 account、一個支援嘅瀏覽器同 viewer 嘅網址；電腦唔使裝任何嘢。</w:t>
-      </w:r>
-    </w:p>
-    <w:p>
-      <w:pPr/>
-      <w:r>
-        <w:rPr>
-          <w:b/>
-        </w:rPr>
-        <w:t xml:space="preserve">呢本手冊都有網上版：</w:t>
-      </w:r>
-      <w:r>
-        <w:t xml:space="preserve"> 每版頂部嘅 </w:t>
-      </w:r>
-      <w:r>
-        <w:rPr>
-          <w:b/>
-        </w:rPr>
-        <w:t xml:space="preserve">?</w:t>
-      </w:r>
-      <w:r>
-        <w:t xml:space="preserve"> 會喺 viewer 入面打開，直接去嗰版嘅章節，可以搜尋，又可以轉 English／廣東話。永遠係最新版本。</w:t>
       </w:r>
     </w:p>
     <w:p>

--- a/docs/manual/LWK_Viewer_User_Manual_YUE.docx
+++ b/docs/manual/LWK_Viewer_User_Manual_YUE.docx
@@ -5243,6 +5243,236 @@
         <w:pStyle w:val="Heading2"/>
       </w:pPr>
       <w:r>
+        <w:t xml:space="preserve">外觀、連結同新功能</w:t>
+      </w:r>
+    </w:p>
+    <w:p>
+      <w:pPr/>
+      <w:r>
+        <w:t xml:space="preserve">幾樣小嘢，等你喺 viewer 入面易啲搵路，又易啲同人分享。</w:t>
+      </w:r>
+    </w:p>
+    <w:p>
+      <w:pPr>
+        <w:pStyle w:val="ListParagraph"/>
+        <w:numPr>
+          <w:ilvl w:val="0"/>
+          <w:numId w:val="21"/>
+        </w:numPr>
+      </w:pPr>
+      <w:r>
+        <w:rPr>
+          <w:b/>
+        </w:rPr>
+        <w:t xml:space="preserve">深色模式（Dark mode）：</w:t>
+      </w:r>
+      <w:r>
+        <w:t xml:space="preserve"> 鈴 &gt; </w:t>
+      </w:r>
+      <w:r>
+        <w:rPr>
+          <w:b/>
+        </w:rPr>
+        <w:t xml:space="preserve">Look</w:t>
+      </w:r>
+      <w:r>
+        <w:t xml:space="preserve"> &gt; </w:t>
+      </w:r>
+      <w:r>
+        <w:rPr>
+          <w:b/>
+        </w:rPr>
+        <w:t xml:space="preserve">Dark</w:t>
+      </w:r>
+      <w:r>
+        <w:t xml:space="preserve">。</w:t>
+      </w:r>
+      <w:r>
+        <w:rPr>
+          <w:b/>
+        </w:rPr>
+        <w:t xml:space="preserve">Auto</w:t>
+      </w:r>
+      <w:r>
+        <w:t xml:space="preserve"> 跟你部電腦或者手機（佢設咗夜晚轉深色就跟住轉）；</w:t>
+      </w:r>
+      <w:r>
+        <w:rPr>
+          <w:b/>
+        </w:rPr>
+        <w:t xml:space="preserve">Light</w:t>
+      </w:r>
+      <w:r>
+        <w:t xml:space="preserve"> 係平時嘅樣。每部電腦、每部手機各自記住。圖則、PDF、文件預覽同白板會保持白色（當係紙）；3D 背景會變深灰，除非你喺 Display 揀咗自己嘅顏色。</w:t>
+      </w:r>
+    </w:p>
+    <w:p>
+      <w:pPr>
+        <w:pStyle w:val="ListParagraph"/>
+        <w:numPr>
+          <w:ilvl w:val="0"/>
+          <w:numId w:val="21"/>
+        </w:numPr>
+      </w:pPr>
+      <w:r>
+        <w:rPr>
+          <w:b/>
+        </w:rPr>
+        <w:t xml:space="preserve">新功能（What's new）：</w:t>
+      </w:r>
+      <w:r>
+        <w:t xml:space="preserve"> 每次更新之後會彈一張小卡，講有咩改咗，只出一次。撳 </w:t>
+      </w:r>
+      <w:r>
+        <w:rPr>
+          <w:b/>
+        </w:rPr>
+        <w:t xml:space="preserve">Got it</w:t>
+      </w:r>
+      <w:r>
+        <w:t xml:space="preserve"> 收埋；隨時都可以喺鈴 &gt; </w:t>
+      </w:r>
+      <w:r>
+        <w:rPr>
+          <w:b/>
+        </w:rPr>
+        <w:t xml:space="preserve">What's new in the viewer</w:t>
+      </w:r>
+      <w:r>
+        <w:t xml:space="preserve"> 睇晒成個列表。</w:t>
+      </w:r>
+    </w:p>
+    <w:p>
+      <w:pPr>
+        <w:pStyle w:val="ListParagraph"/>
+        <w:numPr>
+          <w:ilvl w:val="0"/>
+          <w:numId w:val="21"/>
+        </w:numPr>
+      </w:pPr>
+      <w:r>
+        <w:rPr>
+          <w:b/>
+        </w:rPr>
+        <w:t xml:space="preserve">複製連結（Copy link，🔗 掣）：</w:t>
+      </w:r>
+      <w:r>
+        <w:t xml:space="preserve"> 複製一個網址，可以貼落 chat 或者 email。只有 project 入面嘅人先開到。</w:t>
+      </w:r>
+    </w:p>
+    <w:p>
+      <w:pPr>
+        <w:pStyle w:val="ListParagraph"/>
+        <w:numPr>
+          <w:ilvl w:val="0"/>
+          <w:numId w:val="21"/>
+        </w:numPr>
+      </w:pPr>
+      <w:r>
+        <w:rPr>
+          <w:b/>
+        </w:rPr>
+        <w:t xml:space="preserve">一張 sheet：</w:t>
+      </w:r>
+      <w:r>
+        <w:t xml:space="preserve"> sheet 工具列嘅 🔗。</w:t>
+      </w:r>
+      <w:r>
+        <w:rPr>
+          <w:b/>
+        </w:rPr>
+        <w:t xml:space="preserve">一個 issue：</w:t>
+      </w:r>
+      <w:r>
+        <w:t xml:space="preserve"> issue 頂部嘅 🔗（2D 或 3D）。</w:t>
+      </w:r>
+      <w:r>
+        <w:rPr>
+          <w:b/>
+        </w:rPr>
+        <w:t xml:space="preserve">一個 project：</w:t>
+      </w:r>
+      <w:r>
+        <w:t xml:space="preserve"> Projects 版 project panel 嘅 🔗。</w:t>
+      </w:r>
+      <w:r>
+        <w:rPr>
+          <w:b/>
+        </w:rPr>
+        <w:t xml:space="preserve">一個 3D 視角：</w:t>
+      </w:r>
+      <w:r>
+        <w:t xml:space="preserve"> 3D 頂部 </w:t>
+      </w:r>
+      <w:r>
+        <w:rPr>
+          <w:b/>
+        </w:rPr>
+        <w:t xml:space="preserve">Fit</w:t>
+      </w:r>
+      <w:r>
+        <w:t xml:space="preserve"> 隔籬嘅 🔗，會複製返一模一樣嘅視角 - 鏡頭、section box 或 plane、樓層、顯示模式同隱藏咗嘅元件 - 開嘅人會見到一樣嘢。</w:t>
+      </w:r>
+    </w:p>
+    <w:p>
+      <w:pPr>
+        <w:pStyle w:val="ListParagraph"/>
+        <w:numPr>
+          <w:ilvl w:val="0"/>
+          <w:numId w:val="21"/>
+        </w:numPr>
+      </w:pPr>
+      <w:r>
+        <w:rPr>
+          <w:b/>
+        </w:rPr>
+        <w:t xml:space="preserve">可以摺埋嘅部分：</w:t>
+      </w:r>
+      <w:r>
+        <w:t xml:space="preserve"> 喺 project panel（Projects 版）、Admin 版或者 3D 左邊 panel，撳個標題就摺埋或者打開。viewer 會記住你摺埋咗邊啲。</w:t>
+      </w:r>
+    </w:p>
+    <w:p>
+      <w:pPr>
+        <w:pStyle w:val="ListParagraph"/>
+        <w:numPr>
+          <w:ilvl w:val="0"/>
+          <w:numId w:val="21"/>
+        </w:numPr>
+      </w:pPr>
+      <w:r>
+        <w:rPr>
+          <w:b/>
+        </w:rPr>
+        <w:t xml:space="preserve">列表記住你去到邊：</w:t>
+      </w:r>
+      <w:r>
+        <w:t xml:space="preserve"> Folders 會重新打開你之前喺樹度開咗嘅 folder；sheet 列表同 chat 列表會將你而家嗰個保持喺眼前。</w:t>
+      </w:r>
+    </w:p>
+    <w:p>
+      <w:pPr>
+        <w:pStyle w:val="ListParagraph"/>
+        <w:numPr>
+          <w:ilvl w:val="0"/>
+          <w:numId w:val="21"/>
+        </w:numPr>
+      </w:pPr>
+      <w:r>
+        <w:rPr>
+          <w:b/>
+        </w:rPr>
+        <w:t xml:space="preserve">列表載入緊嘅時候</w:t>
+      </w:r>
+      <w:r>
+        <w:t xml:space="preserve"> 會見到灰色嘅佔位行，話你知內容會喺邊度出。</w:t>
+      </w:r>
+    </w:p>
+    <w:p>
+      <w:pPr>
+        <w:pStyle w:val="Heading2"/>
+      </w:pPr>
+      <w:r>
         <w:t xml:space="preserve">還原（Undo）</w:t>
       </w:r>
     </w:p>
@@ -5251,7 +5481,7 @@
         <w:pStyle w:val="ListParagraph"/>
         <w:numPr>
           <w:ilvl w:val="0"/>
-          <w:numId w:val="21"/>
+          <w:numId w:val="22"/>
         </w:numPr>
       </w:pPr>
       <w:r>
@@ -5287,7 +5517,7 @@
         <w:pStyle w:val="ListParagraph"/>
         <w:numPr>
           <w:ilvl w:val="0"/>
-          <w:numId w:val="21"/>
+          <w:numId w:val="22"/>
         </w:numPr>
       </w:pPr>
       <w:r>
@@ -5305,7 +5535,7 @@
         <w:pStyle w:val="ListParagraph"/>
         <w:numPr>
           <w:ilvl w:val="0"/>
-          <w:numId w:val="21"/>
+          <w:numId w:val="22"/>
         </w:numPr>
       </w:pPr>
       <w:r>
@@ -5323,7 +5553,7 @@
         <w:pStyle w:val="ListParagraph"/>
         <w:numPr>
           <w:ilvl w:val="0"/>
-          <w:numId w:val="21"/>
+          <w:numId w:val="22"/>
         </w:numPr>
       </w:pPr>
       <w:r>
@@ -5341,7 +5571,7 @@
         <w:pStyle w:val="ListParagraph"/>
         <w:numPr>
           <w:ilvl w:val="0"/>
-          <w:numId w:val="21"/>
+          <w:numId w:val="22"/>
         </w:numPr>
       </w:pPr>
       <w:r>
@@ -5406,7 +5636,7 @@
         <w:pStyle w:val="ListParagraph"/>
         <w:numPr>
           <w:ilvl w:val="0"/>
-          <w:numId w:val="22"/>
+          <w:numId w:val="23"/>
         </w:numPr>
       </w:pPr>
       <w:r>
@@ -5451,7 +5681,7 @@
         <w:pStyle w:val="ListParagraph"/>
         <w:numPr>
           <w:ilvl w:val="0"/>
-          <w:numId w:val="22"/>
+          <w:numId w:val="23"/>
         </w:numPr>
       </w:pPr>
       <w:r>
@@ -5505,7 +5735,7 @@
         <w:pStyle w:val="ListParagraph"/>
         <w:numPr>
           <w:ilvl w:val="0"/>
-          <w:numId w:val="22"/>
+          <w:numId w:val="23"/>
         </w:numPr>
       </w:pPr>
       <w:r>
@@ -5550,7 +5780,7 @@
         <w:pStyle w:val="ListParagraph"/>
         <w:numPr>
           <w:ilvl w:val="0"/>
-          <w:numId w:val="22"/>
+          <w:numId w:val="23"/>
         </w:numPr>
       </w:pPr>
       <w:r>
@@ -5610,7 +5840,7 @@
         <w:pStyle w:val="ListParagraph"/>
         <w:numPr>
           <w:ilvl w:val="0"/>
-          <w:numId w:val="23"/>
+          <w:numId w:val="24"/>
         </w:numPr>
       </w:pPr>
       <w:r>
@@ -5637,7 +5867,7 @@
         <w:pStyle w:val="ListParagraph"/>
         <w:numPr>
           <w:ilvl w:val="0"/>
-          <w:numId w:val="23"/>
+          <w:numId w:val="24"/>
         </w:numPr>
       </w:pPr>
       <w:r>
@@ -5673,7 +5903,7 @@
         <w:pStyle w:val="ListParagraph"/>
         <w:numPr>
           <w:ilvl w:val="0"/>
-          <w:numId w:val="23"/>
+          <w:numId w:val="24"/>
         </w:numPr>
       </w:pPr>
       <w:r>
@@ -5745,7 +5975,7 @@
         <w:pStyle w:val="ListParagraph"/>
         <w:numPr>
           <w:ilvl w:val="0"/>
-          <w:numId w:val="23"/>
+          <w:numId w:val="24"/>
         </w:numPr>
       </w:pPr>
       <w:r>
@@ -5781,7 +6011,7 @@
         <w:pStyle w:val="ListParagraph"/>
         <w:numPr>
           <w:ilvl w:val="0"/>
-          <w:numId w:val="23"/>
+          <w:numId w:val="24"/>
         </w:numPr>
       </w:pPr>
       <w:r>
@@ -5817,7 +6047,7 @@
         <w:pStyle w:val="ListParagraph"/>
         <w:numPr>
           <w:ilvl w:val="0"/>
-          <w:numId w:val="23"/>
+          <w:numId w:val="24"/>
         </w:numPr>
       </w:pPr>
       <w:r>
@@ -5853,7 +6083,7 @@
         <w:pStyle w:val="ListParagraph"/>
         <w:numPr>
           <w:ilvl w:val="0"/>
-          <w:numId w:val="23"/>
+          <w:numId w:val="24"/>
         </w:numPr>
       </w:pPr>
       <w:r>
@@ -5880,7 +6110,7 @@
         <w:pStyle w:val="ListParagraph"/>
         <w:numPr>
           <w:ilvl w:val="0"/>
-          <w:numId w:val="23"/>
+          <w:numId w:val="24"/>
         </w:numPr>
       </w:pPr>
       <w:r>
@@ -5914,7 +6144,7 @@
         <w:pStyle w:val="ListParagraph"/>
         <w:numPr>
           <w:ilvl w:val="0"/>
-          <w:numId w:val="24"/>
+          <w:numId w:val="25"/>
         </w:numPr>
       </w:pPr>
       <w:r>
@@ -5935,7 +6165,7 @@
         <w:pStyle w:val="ListParagraph"/>
         <w:numPr>
           <w:ilvl w:val="0"/>
-          <w:numId w:val="24"/>
+          <w:numId w:val="25"/>
         </w:numPr>
       </w:pPr>
       <w:r>
@@ -5947,7 +6177,7 @@
         <w:pStyle w:val="ListParagraph"/>
         <w:numPr>
           <w:ilvl w:val="0"/>
-          <w:numId w:val="24"/>
+          <w:numId w:val="25"/>
         </w:numPr>
       </w:pPr>
       <w:r>
@@ -5965,7 +6195,7 @@
         <w:pStyle w:val="ListParagraph"/>
         <w:numPr>
           <w:ilvl w:val="0"/>
-          <w:numId w:val="24"/>
+          <w:numId w:val="25"/>
         </w:numPr>
       </w:pPr>
       <w:r>
@@ -5983,7 +6213,7 @@
         <w:pStyle w:val="ListParagraph"/>
         <w:numPr>
           <w:ilvl w:val="0"/>
-          <w:numId w:val="24"/>
+          <w:numId w:val="25"/>
         </w:numPr>
       </w:pPr>
       <w:r>
@@ -6317,7 +6547,7 @@
         <w:pStyle w:val="ListParagraph"/>
         <w:numPr>
           <w:ilvl w:val="0"/>
-          <w:numId w:val="25"/>
+          <w:numId w:val="26"/>
         </w:numPr>
       </w:pPr>
       <w:r>
@@ -6335,7 +6565,7 @@
         <w:pStyle w:val="ListParagraph"/>
         <w:numPr>
           <w:ilvl w:val="0"/>
-          <w:numId w:val="25"/>
+          <w:numId w:val="26"/>
         </w:numPr>
       </w:pPr>
       <w:r>
@@ -6362,7 +6592,7 @@
         <w:pStyle w:val="ListParagraph"/>
         <w:numPr>
           <w:ilvl w:val="0"/>
-          <w:numId w:val="25"/>
+          <w:numId w:val="26"/>
         </w:numPr>
       </w:pPr>
       <w:r>
@@ -6389,7 +6619,7 @@
         <w:pStyle w:val="ListParagraph"/>
         <w:numPr>
           <w:ilvl w:val="0"/>
-          <w:numId w:val="25"/>
+          <w:numId w:val="26"/>
         </w:numPr>
       </w:pPr>
       <w:r>
@@ -6636,7 +6866,7 @@
         <w:pStyle w:val="ListParagraph"/>
         <w:numPr>
           <w:ilvl w:val="0"/>
-          <w:numId w:val="26"/>
+          <w:numId w:val="27"/>
         </w:numPr>
       </w:pPr>
       <w:r>
@@ -6663,7 +6893,7 @@
         <w:pStyle w:val="ListParagraph"/>
         <w:numPr>
           <w:ilvl w:val="0"/>
-          <w:numId w:val="26"/>
+          <w:numId w:val="27"/>
         </w:numPr>
       </w:pPr>
       <w:r>
@@ -6681,7 +6911,7 @@
         <w:pStyle w:val="ListParagraph"/>
         <w:numPr>
           <w:ilvl w:val="0"/>
-          <w:numId w:val="26"/>
+          <w:numId w:val="27"/>
         </w:numPr>
       </w:pPr>
       <w:r>
@@ -6699,7 +6929,7 @@
         <w:pStyle w:val="ListParagraph"/>
         <w:numPr>
           <w:ilvl w:val="0"/>
-          <w:numId w:val="26"/>
+          <w:numId w:val="27"/>
         </w:numPr>
       </w:pPr>
       <w:r>
@@ -6762,7 +6992,7 @@
         <w:pStyle w:val="ListParagraph"/>
         <w:numPr>
           <w:ilvl w:val="0"/>
-          <w:numId w:val="26"/>
+          <w:numId w:val="27"/>
         </w:numPr>
       </w:pPr>
       <w:r>
@@ -6788,7 +7018,7 @@
         <w:pStyle w:val="ListParagraph"/>
         <w:numPr>
           <w:ilvl w:val="0"/>
-          <w:numId w:val="27"/>
+          <w:numId w:val="28"/>
         </w:numPr>
       </w:pPr>
       <w:r>
@@ -6824,7 +7054,7 @@
         <w:pStyle w:val="ListParagraph"/>
         <w:numPr>
           <w:ilvl w:val="0"/>
-          <w:numId w:val="27"/>
+          <w:numId w:val="28"/>
         </w:numPr>
       </w:pPr>
       <w:r>
@@ -6842,7 +7072,7 @@
         <w:pStyle w:val="ListParagraph"/>
         <w:numPr>
           <w:ilvl w:val="0"/>
-          <w:numId w:val="27"/>
+          <w:numId w:val="28"/>
         </w:numPr>
       </w:pPr>
       <w:r>
@@ -7443,7 +7673,7 @@
         <w:pStyle w:val="ListParagraph"/>
         <w:numPr>
           <w:ilvl w:val="0"/>
-          <w:numId w:val="28"/>
+          <w:numId w:val="29"/>
         </w:numPr>
       </w:pPr>
       <w:r>
@@ -7482,7 +7712,7 @@
         <w:pStyle w:val="ListParagraph"/>
         <w:numPr>
           <w:ilvl w:val="0"/>
-          <w:numId w:val="28"/>
+          <w:numId w:val="29"/>
         </w:numPr>
       </w:pPr>
       <w:r>
@@ -7503,7 +7733,7 @@
         <w:pStyle w:val="ListParagraph"/>
         <w:numPr>
           <w:ilvl w:val="0"/>
-          <w:numId w:val="28"/>
+          <w:numId w:val="29"/>
         </w:numPr>
       </w:pPr>
       <w:r>
@@ -7521,7 +7751,7 @@
         <w:pStyle w:val="ListParagraph"/>
         <w:numPr>
           <w:ilvl w:val="0"/>
-          <w:numId w:val="28"/>
+          <w:numId w:val="29"/>
         </w:numPr>
       </w:pPr>
       <w:r>
@@ -7556,7 +7786,7 @@
         <w:pStyle w:val="ListParagraph"/>
         <w:numPr>
           <w:ilvl w:val="0"/>
-          <w:numId w:val="29"/>
+          <w:numId w:val="30"/>
         </w:numPr>
       </w:pPr>
       <w:r>
@@ -7583,7 +7813,7 @@
         <w:pStyle w:val="ListParagraph"/>
         <w:numPr>
           <w:ilvl w:val="0"/>
-          <w:numId w:val="29"/>
+          <w:numId w:val="30"/>
         </w:numPr>
       </w:pPr>
       <w:r>
@@ -7595,7 +7825,7 @@
         <w:pStyle w:val="ListParagraph"/>
         <w:numPr>
           <w:ilvl w:val="0"/>
-          <w:numId w:val="29"/>
+          <w:numId w:val="30"/>
         </w:numPr>
       </w:pPr>
       <w:r>
@@ -7622,7 +7852,7 @@
         <w:pStyle w:val="ListParagraph"/>
         <w:numPr>
           <w:ilvl w:val="0"/>
-          <w:numId w:val="29"/>
+          <w:numId w:val="30"/>
         </w:numPr>
       </w:pPr>
       <w:r>
@@ -7648,7 +7878,7 @@
         <w:pStyle w:val="ListParagraph"/>
         <w:numPr>
           <w:ilvl w:val="0"/>
-          <w:numId w:val="30"/>
+          <w:numId w:val="31"/>
         </w:numPr>
       </w:pPr>
       <w:r>
@@ -7669,7 +7899,7 @@
         <w:pStyle w:val="ListParagraph"/>
         <w:numPr>
           <w:ilvl w:val="0"/>
-          <w:numId w:val="30"/>
+          <w:numId w:val="31"/>
         </w:numPr>
       </w:pPr>
       <w:r>
@@ -7699,7 +7929,7 @@
         <w:pStyle w:val="ListParagraph"/>
         <w:numPr>
           <w:ilvl w:val="0"/>
-          <w:numId w:val="30"/>
+          <w:numId w:val="31"/>
         </w:numPr>
       </w:pPr>
       <w:r>
@@ -7717,7 +7947,7 @@
         <w:pStyle w:val="ListParagraph"/>
         <w:numPr>
           <w:ilvl w:val="0"/>
-          <w:numId w:val="30"/>
+          <w:numId w:val="31"/>
         </w:numPr>
       </w:pPr>
       <w:r>
@@ -7735,7 +7965,7 @@
         <w:pStyle w:val="ListParagraph"/>
         <w:numPr>
           <w:ilvl w:val="0"/>
-          <w:numId w:val="30"/>
+          <w:numId w:val="31"/>
         </w:numPr>
       </w:pPr>
       <w:r>
@@ -7856,7 +8086,7 @@
         <w:pStyle w:val="ListParagraph"/>
         <w:numPr>
           <w:ilvl w:val="0"/>
-          <w:numId w:val="31"/>
+          <w:numId w:val="32"/>
         </w:numPr>
       </w:pPr>
       <w:r>
@@ -7901,7 +8131,7 @@
         <w:pStyle w:val="ListParagraph"/>
         <w:numPr>
           <w:ilvl w:val="0"/>
-          <w:numId w:val="31"/>
+          <w:numId w:val="32"/>
         </w:numPr>
       </w:pPr>
       <w:r>
@@ -7937,7 +8167,7 @@
         <w:pStyle w:val="ListParagraph"/>
         <w:numPr>
           <w:ilvl w:val="0"/>
-          <w:numId w:val="31"/>
+          <w:numId w:val="32"/>
         </w:numPr>
       </w:pPr>
       <w:r>
@@ -7980,7 +8210,7 @@
         <w:pStyle w:val="ListParagraph"/>
         <w:numPr>
           <w:ilvl w:val="0"/>
-          <w:numId w:val="32"/>
+          <w:numId w:val="33"/>
         </w:numPr>
       </w:pPr>
       <w:r>
@@ -8001,7 +8231,7 @@
         <w:pStyle w:val="ListParagraph"/>
         <w:numPr>
           <w:ilvl w:val="0"/>
-          <w:numId w:val="32"/>
+          <w:numId w:val="33"/>
         </w:numPr>
       </w:pPr>
       <w:r>
@@ -8028,7 +8258,7 @@
         <w:pStyle w:val="ListParagraph"/>
         <w:numPr>
           <w:ilvl w:val="0"/>
-          <w:numId w:val="32"/>
+          <w:numId w:val="33"/>
         </w:numPr>
       </w:pPr>
       <w:r>
@@ -8091,7 +8321,7 @@
         <w:pStyle w:val="ListParagraph"/>
         <w:numPr>
           <w:ilvl w:val="0"/>
-          <w:numId w:val="32"/>
+          <w:numId w:val="33"/>
         </w:numPr>
       </w:pPr>
       <w:r>
@@ -8253,7 +8483,7 @@
         <w:pStyle w:val="ListParagraph"/>
         <w:numPr>
           <w:ilvl w:val="0"/>
-          <w:numId w:val="33"/>
+          <w:numId w:val="34"/>
         </w:numPr>
       </w:pPr>
       <w:r>
@@ -8280,7 +8510,7 @@
         <w:pStyle w:val="ListParagraph"/>
         <w:numPr>
           <w:ilvl w:val="0"/>
-          <w:numId w:val="33"/>
+          <w:numId w:val="34"/>
         </w:numPr>
       </w:pPr>
       <w:r>
@@ -8301,7 +8531,7 @@
         <w:pStyle w:val="ListParagraph"/>
         <w:numPr>
           <w:ilvl w:val="0"/>
-          <w:numId w:val="33"/>
+          <w:numId w:val="34"/>
         </w:numPr>
       </w:pPr>
       <w:r>
@@ -8582,7 +8812,7 @@
         <w:pStyle w:val="ListParagraph"/>
         <w:numPr>
           <w:ilvl w:val="0"/>
-          <w:numId w:val="34"/>
+          <w:numId w:val="35"/>
         </w:numPr>
       </w:pPr>
       <w:r>
@@ -8603,7 +8833,7 @@
         <w:pStyle w:val="ListParagraph"/>
         <w:numPr>
           <w:ilvl w:val="0"/>
-          <w:numId w:val="34"/>
+          <w:numId w:val="35"/>
         </w:numPr>
       </w:pPr>
       <w:r>
@@ -8621,7 +8851,7 @@
         <w:pStyle w:val="ListParagraph"/>
         <w:numPr>
           <w:ilvl w:val="0"/>
-          <w:numId w:val="34"/>
+          <w:numId w:val="35"/>
         </w:numPr>
       </w:pPr>
       <w:r>
@@ -8639,7 +8869,7 @@
         <w:pStyle w:val="ListParagraph"/>
         <w:numPr>
           <w:ilvl w:val="0"/>
-          <w:numId w:val="34"/>
+          <w:numId w:val="35"/>
         </w:numPr>
       </w:pPr>
       <w:r>
@@ -8659,7 +8889,7 @@
         <w:pStyle w:val="ListParagraph"/>
         <w:numPr>
           <w:ilvl w:val="0"/>
-          <w:numId w:val="35"/>
+          <w:numId w:val="36"/>
         </w:numPr>
       </w:pPr>
       <w:r>
@@ -8689,7 +8919,7 @@
         <w:pStyle w:val="ListParagraph"/>
         <w:numPr>
           <w:ilvl w:val="0"/>
-          <w:numId w:val="35"/>
+          <w:numId w:val="36"/>
         </w:numPr>
       </w:pPr>
       <w:r>
@@ -8732,7 +8962,7 @@
         <w:pStyle w:val="ListParagraph"/>
         <w:numPr>
           <w:ilvl w:val="0"/>
-          <w:numId w:val="36"/>
+          <w:numId w:val="37"/>
         </w:numPr>
       </w:pPr>
       <w:r>
@@ -8789,7 +9019,7 @@
         <w:pStyle w:val="ListParagraph"/>
         <w:numPr>
           <w:ilvl w:val="0"/>
-          <w:numId w:val="36"/>
+          <w:numId w:val="37"/>
         </w:numPr>
       </w:pPr>
       <w:r>
@@ -8801,7 +9031,7 @@
         <w:pStyle w:val="ListParagraph"/>
         <w:numPr>
           <w:ilvl w:val="0"/>
-          <w:numId w:val="36"/>
+          <w:numId w:val="37"/>
         </w:numPr>
       </w:pPr>
       <w:r>
@@ -8831,7 +9061,7 @@
         <w:pStyle w:val="ListParagraph"/>
         <w:numPr>
           <w:ilvl w:val="0"/>
-          <w:numId w:val="36"/>
+          <w:numId w:val="37"/>
         </w:numPr>
       </w:pPr>
       <w:r>
@@ -9257,7 +9487,7 @@
         <w:pStyle w:val="ListParagraph"/>
         <w:numPr>
           <w:ilvl w:val="0"/>
-          <w:numId w:val="37"/>
+          <w:numId w:val="38"/>
         </w:numPr>
       </w:pPr>
       <w:r>
@@ -9269,7 +9499,7 @@
         <w:pStyle w:val="ListParagraph"/>
         <w:numPr>
           <w:ilvl w:val="0"/>
-          <w:numId w:val="37"/>
+          <w:numId w:val="38"/>
         </w:numPr>
       </w:pPr>
       <w:r>
@@ -9281,7 +9511,7 @@
         <w:pStyle w:val="ListParagraph"/>
         <w:numPr>
           <w:ilvl w:val="0"/>
-          <w:numId w:val="37"/>
+          <w:numId w:val="38"/>
         </w:numPr>
       </w:pPr>
       <w:r>
@@ -9301,7 +9531,7 @@
         <w:pStyle w:val="ListParagraph"/>
         <w:numPr>
           <w:ilvl w:val="0"/>
-          <w:numId w:val="38"/>
+          <w:numId w:val="39"/>
         </w:numPr>
       </w:pPr>
       <w:r>
@@ -9328,7 +9558,7 @@
         <w:pStyle w:val="ListParagraph"/>
         <w:numPr>
           <w:ilvl w:val="0"/>
-          <w:numId w:val="38"/>
+          <w:numId w:val="39"/>
         </w:numPr>
       </w:pPr>
       <w:r>
@@ -9355,7 +9585,7 @@
         <w:pStyle w:val="ListParagraph"/>
         <w:numPr>
           <w:ilvl w:val="0"/>
-          <w:numId w:val="38"/>
+          <w:numId w:val="39"/>
         </w:numPr>
       </w:pPr>
       <w:r>
@@ -9825,7 +10055,7 @@
         <w:pStyle w:val="ListParagraph"/>
         <w:numPr>
           <w:ilvl w:val="0"/>
-          <w:numId w:val="39"/>
+          <w:numId w:val="40"/>
         </w:numPr>
       </w:pPr>
       <w:r>
@@ -9843,7 +10073,7 @@
         <w:pStyle w:val="ListParagraph"/>
         <w:numPr>
           <w:ilvl w:val="0"/>
-          <w:numId w:val="39"/>
+          <w:numId w:val="40"/>
         </w:numPr>
       </w:pPr>
       <w:r>
@@ -9861,7 +10091,7 @@
         <w:pStyle w:val="ListParagraph"/>
         <w:numPr>
           <w:ilvl w:val="0"/>
-          <w:numId w:val="39"/>
+          <w:numId w:val="40"/>
         </w:numPr>
       </w:pPr>
       <w:r>
@@ -9879,7 +10109,7 @@
         <w:pStyle w:val="ListParagraph"/>
         <w:numPr>
           <w:ilvl w:val="0"/>
-          <w:numId w:val="39"/>
+          <w:numId w:val="40"/>
         </w:numPr>
       </w:pPr>
       <w:r>
@@ -10105,7 +10335,7 @@
         <w:pStyle w:val="ListParagraph"/>
         <w:numPr>
           <w:ilvl w:val="0"/>
-          <w:numId w:val="40"/>
+          <w:numId w:val="41"/>
         </w:numPr>
       </w:pPr>
       <w:r>
@@ -10117,7 +10347,7 @@
         <w:pStyle w:val="ListParagraph"/>
         <w:numPr>
           <w:ilvl w:val="0"/>
-          <w:numId w:val="40"/>
+          <w:numId w:val="41"/>
         </w:numPr>
       </w:pPr>
       <w:r>
@@ -10180,7 +10410,7 @@
         <w:pStyle w:val="ListParagraph"/>
         <w:numPr>
           <w:ilvl w:val="0"/>
-          <w:numId w:val="40"/>
+          <w:numId w:val="41"/>
         </w:numPr>
       </w:pPr>
       <w:r>
@@ -10201,7 +10431,7 @@
         <w:pStyle w:val="ListParagraph"/>
         <w:numPr>
           <w:ilvl w:val="0"/>
-          <w:numId w:val="40"/>
+          <w:numId w:val="41"/>
         </w:numPr>
       </w:pPr>
       <w:r>
@@ -10282,7 +10512,7 @@
         <w:pStyle w:val="ListParagraph"/>
         <w:numPr>
           <w:ilvl w:val="0"/>
-          <w:numId w:val="40"/>
+          <w:numId w:val="41"/>
         </w:numPr>
       </w:pPr>
       <w:r>
@@ -10294,7 +10524,7 @@
         <w:pStyle w:val="ListParagraph"/>
         <w:numPr>
           <w:ilvl w:val="0"/>
-          <w:numId w:val="40"/>
+          <w:numId w:val="41"/>
         </w:numPr>
       </w:pPr>
       <w:r>
@@ -10757,7 +10987,7 @@
         <w:pStyle w:val="ListParagraph"/>
         <w:numPr>
           <w:ilvl w:val="0"/>
-          <w:numId w:val="41"/>
+          <w:numId w:val="42"/>
         </w:numPr>
       </w:pPr>
       <w:r>
@@ -10778,7 +11008,7 @@
         <w:pStyle w:val="ListParagraph"/>
         <w:numPr>
           <w:ilvl w:val="0"/>
-          <w:numId w:val="41"/>
+          <w:numId w:val="42"/>
         </w:numPr>
       </w:pPr>
       <w:r>
@@ -10814,7 +11044,7 @@
         <w:pStyle w:val="ListParagraph"/>
         <w:numPr>
           <w:ilvl w:val="0"/>
-          <w:numId w:val="41"/>
+          <w:numId w:val="42"/>
         </w:numPr>
       </w:pPr>
       <w:r>
@@ -10862,7 +11092,7 @@
         <w:pStyle w:val="ListParagraph"/>
         <w:numPr>
           <w:ilvl w:val="0"/>
-          <w:numId w:val="41"/>
+          <w:numId w:val="42"/>
         </w:numPr>
       </w:pPr>
       <w:r>
@@ -10889,7 +11119,7 @@
         <w:pStyle w:val="ListParagraph"/>
         <w:numPr>
           <w:ilvl w:val="0"/>
-          <w:numId w:val="41"/>
+          <w:numId w:val="42"/>
         </w:numPr>
       </w:pPr>
       <w:r>
@@ -10907,7 +11137,7 @@
         <w:pStyle w:val="ListParagraph"/>
         <w:numPr>
           <w:ilvl w:val="0"/>
-          <w:numId w:val="41"/>
+          <w:numId w:val="42"/>
         </w:numPr>
       </w:pPr>
       <w:r>
@@ -10925,7 +11155,7 @@
         <w:pStyle w:val="ListParagraph"/>
         <w:numPr>
           <w:ilvl w:val="0"/>
-          <w:numId w:val="41"/>
+          <w:numId w:val="42"/>
         </w:numPr>
       </w:pPr>
       <w:r>
@@ -10970,7 +11200,7 @@
         <w:pStyle w:val="ListParagraph"/>
         <w:numPr>
           <w:ilvl w:val="0"/>
-          <w:numId w:val="41"/>
+          <w:numId w:val="42"/>
         </w:numPr>
       </w:pPr>
       <w:r>
@@ -11006,7 +11236,7 @@
         <w:pStyle w:val="ListParagraph"/>
         <w:numPr>
           <w:ilvl w:val="0"/>
-          <w:numId w:val="41"/>
+          <w:numId w:val="42"/>
         </w:numPr>
       </w:pPr>
       <w:r>
@@ -11255,7 +11485,7 @@
         <w:pStyle w:val="ListParagraph"/>
         <w:numPr>
           <w:ilvl w:val="0"/>
-          <w:numId w:val="42"/>
+          <w:numId w:val="43"/>
         </w:numPr>
       </w:pPr>
       <w:r>
@@ -11291,7 +11521,7 @@
         <w:pStyle w:val="ListParagraph"/>
         <w:numPr>
           <w:ilvl w:val="0"/>
-          <w:numId w:val="42"/>
+          <w:numId w:val="43"/>
         </w:numPr>
       </w:pPr>
       <w:r>
@@ -11336,7 +11566,7 @@
         <w:pStyle w:val="ListParagraph"/>
         <w:numPr>
           <w:ilvl w:val="0"/>
-          <w:numId w:val="42"/>
+          <w:numId w:val="43"/>
         </w:numPr>
       </w:pPr>
       <w:r>
@@ -11362,7 +11592,7 @@
         <w:pStyle w:val="ListParagraph"/>
         <w:numPr>
           <w:ilvl w:val="0"/>
-          <w:numId w:val="43"/>
+          <w:numId w:val="44"/>
         </w:numPr>
       </w:pPr>
       <w:r>
@@ -11389,7 +11619,7 @@
         <w:pStyle w:val="ListParagraph"/>
         <w:numPr>
           <w:ilvl w:val="0"/>
-          <w:numId w:val="43"/>
+          <w:numId w:val="44"/>
         </w:numPr>
       </w:pPr>
       <w:r>
@@ -11410,7 +11640,7 @@
         <w:pStyle w:val="ListParagraph"/>
         <w:numPr>
           <w:ilvl w:val="0"/>
-          <w:numId w:val="43"/>
+          <w:numId w:val="44"/>
         </w:numPr>
       </w:pPr>
       <w:r>
@@ -11451,7 +11681,7 @@
         <w:pStyle w:val="ListParagraph"/>
         <w:numPr>
           <w:ilvl w:val="0"/>
-          <w:numId w:val="44"/>
+          <w:numId w:val="45"/>
         </w:numPr>
       </w:pPr>
       <w:r>
@@ -11496,7 +11726,7 @@
         <w:pStyle w:val="ListParagraph"/>
         <w:numPr>
           <w:ilvl w:val="0"/>
-          <w:numId w:val="44"/>
+          <w:numId w:val="45"/>
         </w:numPr>
       </w:pPr>
       <w:r>
@@ -11532,7 +11762,7 @@
         <w:pStyle w:val="ListParagraph"/>
         <w:numPr>
           <w:ilvl w:val="0"/>
-          <w:numId w:val="44"/>
+          <w:numId w:val="45"/>
         </w:numPr>
       </w:pPr>
       <w:r>
@@ -11559,7 +11789,7 @@
         <w:pStyle w:val="ListParagraph"/>
         <w:numPr>
           <w:ilvl w:val="0"/>
-          <w:numId w:val="44"/>
+          <w:numId w:val="45"/>
         </w:numPr>
       </w:pPr>
       <w:r>
@@ -11874,7 +12104,7 @@
         <w:pStyle w:val="ListParagraph"/>
         <w:numPr>
           <w:ilvl w:val="0"/>
-          <w:numId w:val="45"/>
+          <w:numId w:val="46"/>
         </w:numPr>
       </w:pPr>
       <w:r>
@@ -11949,7 +12179,7 @@
         <w:pStyle w:val="ListParagraph"/>
         <w:numPr>
           <w:ilvl w:val="0"/>
-          <w:numId w:val="45"/>
+          <w:numId w:val="46"/>
         </w:numPr>
       </w:pPr>
       <w:r>
@@ -11979,7 +12209,7 @@
         <w:pStyle w:val="ListParagraph"/>
         <w:numPr>
           <w:ilvl w:val="0"/>
-          <w:numId w:val="45"/>
+          <w:numId w:val="46"/>
         </w:numPr>
       </w:pPr>
       <w:r>
@@ -12005,7 +12235,7 @@
         <w:pStyle w:val="ListParagraph"/>
         <w:numPr>
           <w:ilvl w:val="0"/>
-          <w:numId w:val="46"/>
+          <w:numId w:val="47"/>
         </w:numPr>
       </w:pPr>
       <w:r>
@@ -12035,7 +12265,7 @@
         <w:pStyle w:val="ListParagraph"/>
         <w:numPr>
           <w:ilvl w:val="0"/>
-          <w:numId w:val="46"/>
+          <w:numId w:val="47"/>
         </w:numPr>
       </w:pPr>
       <w:r>
@@ -12056,7 +12286,7 @@
         <w:pStyle w:val="ListParagraph"/>
         <w:numPr>
           <w:ilvl w:val="0"/>
-          <w:numId w:val="46"/>
+          <w:numId w:val="47"/>
         </w:numPr>
       </w:pPr>
       <w:r>
@@ -12086,7 +12316,7 @@
         <w:pStyle w:val="ListParagraph"/>
         <w:numPr>
           <w:ilvl w:val="0"/>
-          <w:numId w:val="47"/>
+          <w:numId w:val="48"/>
         </w:numPr>
       </w:pPr>
       <w:r>
@@ -12098,7 +12328,7 @@
         <w:pStyle w:val="ListParagraph"/>
         <w:numPr>
           <w:ilvl w:val="0"/>
-          <w:numId w:val="47"/>
+          <w:numId w:val="48"/>
         </w:numPr>
       </w:pPr>
       <w:r>
@@ -12142,7 +12372,7 @@
         <w:pStyle w:val="ListParagraph"/>
         <w:numPr>
           <w:ilvl w:val="0"/>
-          <w:numId w:val="48"/>
+          <w:numId w:val="49"/>
         </w:numPr>
       </w:pPr>
       <w:r>
@@ -12190,7 +12420,7 @@
         <w:pStyle w:val="ListParagraph"/>
         <w:numPr>
           <w:ilvl w:val="0"/>
-          <w:numId w:val="48"/>
+          <w:numId w:val="49"/>
         </w:numPr>
       </w:pPr>
       <w:r>
@@ -12202,7 +12432,7 @@
         <w:pStyle w:val="ListParagraph"/>
         <w:numPr>
           <w:ilvl w:val="0"/>
-          <w:numId w:val="48"/>
+          <w:numId w:val="49"/>
         </w:numPr>
       </w:pPr>
       <w:r>
@@ -12220,7 +12450,7 @@
         <w:pStyle w:val="ListParagraph"/>
         <w:numPr>
           <w:ilvl w:val="0"/>
-          <w:numId w:val="48"/>
+          <w:numId w:val="49"/>
         </w:numPr>
       </w:pPr>
       <w:r>
@@ -12232,7 +12462,7 @@
         <w:pStyle w:val="ListParagraph"/>
         <w:numPr>
           <w:ilvl w:val="0"/>
-          <w:numId w:val="48"/>
+          <w:numId w:val="49"/>
         </w:numPr>
       </w:pPr>
       <w:r>
@@ -12244,7 +12474,7 @@
         <w:pStyle w:val="ListParagraph"/>
         <w:numPr>
           <w:ilvl w:val="0"/>
-          <w:numId w:val="48"/>
+          <w:numId w:val="49"/>
         </w:numPr>
       </w:pPr>
       <w:r>
@@ -12256,7 +12486,7 @@
         <w:pStyle w:val="ListParagraph"/>
         <w:numPr>
           <w:ilvl w:val="0"/>
-          <w:numId w:val="48"/>
+          <w:numId w:val="49"/>
         </w:numPr>
       </w:pPr>
       <w:r>
@@ -12530,7 +12760,7 @@
         <w:pStyle w:val="ListParagraph"/>
         <w:numPr>
           <w:ilvl w:val="0"/>
-          <w:numId w:val="49"/>
+          <w:numId w:val="50"/>
         </w:numPr>
       </w:pPr>
       <w:r>
@@ -12542,7 +12772,7 @@
         <w:pStyle w:val="ListParagraph"/>
         <w:numPr>
           <w:ilvl w:val="0"/>
-          <w:numId w:val="49"/>
+          <w:numId w:val="50"/>
         </w:numPr>
       </w:pPr>
       <w:r>
@@ -12554,7 +12784,7 @@
         <w:pStyle w:val="ListParagraph"/>
         <w:numPr>
           <w:ilvl w:val="0"/>
-          <w:numId w:val="49"/>
+          <w:numId w:val="50"/>
         </w:numPr>
       </w:pPr>
       <w:r>
@@ -12828,7 +13058,7 @@
         <w:pStyle w:val="ListParagraph"/>
         <w:numPr>
           <w:ilvl w:val="0"/>
-          <w:numId w:val="50"/>
+          <w:numId w:val="51"/>
         </w:numPr>
       </w:pPr>
       <w:r>
@@ -12840,7 +13070,7 @@
         <w:pStyle w:val="ListParagraph"/>
         <w:numPr>
           <w:ilvl w:val="0"/>
-          <w:numId w:val="50"/>
+          <w:numId w:val="51"/>
         </w:numPr>
       </w:pPr>
       <w:r>
@@ -12852,7 +13082,7 @@
         <w:pStyle w:val="ListParagraph"/>
         <w:numPr>
           <w:ilvl w:val="0"/>
-          <w:numId w:val="50"/>
+          <w:numId w:val="51"/>
         </w:numPr>
       </w:pPr>
       <w:r>
@@ -12895,7 +13125,7 @@
         <w:pStyle w:val="ListParagraph"/>
         <w:numPr>
           <w:ilvl w:val="0"/>
-          <w:numId w:val="51"/>
+          <w:numId w:val="52"/>
         </w:numPr>
       </w:pPr>
       <w:r>
@@ -12952,7 +13182,7 @@
         <w:pStyle w:val="ListParagraph"/>
         <w:numPr>
           <w:ilvl w:val="0"/>
-          <w:numId w:val="51"/>
+          <w:numId w:val="52"/>
         </w:numPr>
       </w:pPr>
       <w:r>
@@ -12982,7 +13212,7 @@
         <w:pStyle w:val="ListParagraph"/>
         <w:numPr>
           <w:ilvl w:val="0"/>
-          <w:numId w:val="51"/>
+          <w:numId w:val="52"/>
         </w:numPr>
       </w:pPr>
       <w:r>
@@ -13020,7 +13250,7 @@
         <w:pStyle w:val="ListParagraph"/>
         <w:numPr>
           <w:ilvl w:val="0"/>
-          <w:numId w:val="52"/>
+          <w:numId w:val="53"/>
         </w:numPr>
       </w:pPr>
       <w:r>
@@ -13041,7 +13271,7 @@
         <w:pStyle w:val="ListParagraph"/>
         <w:numPr>
           <w:ilvl w:val="0"/>
-          <w:numId w:val="52"/>
+          <w:numId w:val="53"/>
         </w:numPr>
       </w:pPr>
       <w:r>
@@ -13086,7 +13316,7 @@
         <w:pStyle w:val="ListParagraph"/>
         <w:numPr>
           <w:ilvl w:val="0"/>
-          <w:numId w:val="52"/>
+          <w:numId w:val="53"/>
         </w:numPr>
       </w:pPr>
       <w:r>
@@ -13185,7 +13415,7 @@
         <w:pStyle w:val="ListParagraph"/>
         <w:numPr>
           <w:ilvl w:val="0"/>
-          <w:numId w:val="52"/>
+          <w:numId w:val="53"/>
         </w:numPr>
       </w:pPr>
       <w:r>
@@ -13230,7 +13460,7 @@
         <w:pStyle w:val="ListParagraph"/>
         <w:numPr>
           <w:ilvl w:val="0"/>
-          <w:numId w:val="52"/>
+          <w:numId w:val="53"/>
         </w:numPr>
       </w:pPr>
       <w:r>
@@ -13579,7 +13809,7 @@
         <w:pStyle w:val="ListParagraph"/>
         <w:numPr>
           <w:ilvl w:val="0"/>
-          <w:numId w:val="53"/>
+          <w:numId w:val="54"/>
         </w:numPr>
       </w:pPr>
       <w:r>
@@ -13609,7 +13839,7 @@
         <w:pStyle w:val="ListParagraph"/>
         <w:numPr>
           <w:ilvl w:val="0"/>
-          <w:numId w:val="53"/>
+          <w:numId w:val="54"/>
         </w:numPr>
       </w:pPr>
       <w:r>
@@ -13657,7 +13887,7 @@
         <w:pStyle w:val="ListParagraph"/>
         <w:numPr>
           <w:ilvl w:val="0"/>
-          <w:numId w:val="53"/>
+          <w:numId w:val="54"/>
         </w:numPr>
       </w:pPr>
       <w:r>
@@ -13684,7 +13914,7 @@
         <w:pStyle w:val="ListParagraph"/>
         <w:numPr>
           <w:ilvl w:val="0"/>
-          <w:numId w:val="53"/>
+          <w:numId w:val="54"/>
         </w:numPr>
       </w:pPr>
       <w:r>
@@ -13710,7 +13940,7 @@
         <w:pStyle w:val="ListParagraph"/>
         <w:numPr>
           <w:ilvl w:val="0"/>
-          <w:numId w:val="54"/>
+          <w:numId w:val="55"/>
         </w:numPr>
       </w:pPr>
       <w:r>
@@ -13731,7 +13961,7 @@
         <w:pStyle w:val="ListParagraph"/>
         <w:numPr>
           <w:ilvl w:val="0"/>
-          <w:numId w:val="54"/>
+          <w:numId w:val="55"/>
         </w:numPr>
       </w:pPr>
       <w:r>
@@ -13767,7 +13997,7 @@
         <w:pStyle w:val="ListParagraph"/>
         <w:numPr>
           <w:ilvl w:val="0"/>
-          <w:numId w:val="54"/>
+          <w:numId w:val="55"/>
         </w:numPr>
       </w:pPr>
       <w:r>
@@ -13803,7 +14033,7 @@
         <w:pStyle w:val="ListParagraph"/>
         <w:numPr>
           <w:ilvl w:val="0"/>
-          <w:numId w:val="54"/>
+          <w:numId w:val="55"/>
         </w:numPr>
       </w:pPr>
       <w:r>
@@ -13832,7 +14062,7 @@
         <w:pStyle w:val="ListParagraph"/>
         <w:numPr>
           <w:ilvl w:val="0"/>
-          <w:numId w:val="55"/>
+          <w:numId w:val="56"/>
         </w:numPr>
       </w:pPr>
       <w:r>
@@ -13853,7 +14083,7 @@
         <w:pStyle w:val="ListParagraph"/>
         <w:numPr>
           <w:ilvl w:val="0"/>
-          <w:numId w:val="55"/>
+          <w:numId w:val="56"/>
         </w:numPr>
       </w:pPr>
       <w:r>
@@ -14077,7 +14307,7 @@
         <w:pStyle w:val="ListParagraph"/>
         <w:numPr>
           <w:ilvl w:val="0"/>
-          <w:numId w:val="56"/>
+          <w:numId w:val="57"/>
         </w:numPr>
       </w:pPr>
       <w:r>
@@ -14167,7 +14397,7 @@
         <w:pStyle w:val="ListParagraph"/>
         <w:numPr>
           <w:ilvl w:val="0"/>
-          <w:numId w:val="56"/>
+          <w:numId w:val="57"/>
         </w:numPr>
       </w:pPr>
       <w:r>
@@ -14197,7 +14427,7 @@
         <w:pStyle w:val="ListParagraph"/>
         <w:numPr>
           <w:ilvl w:val="0"/>
-          <w:numId w:val="56"/>
+          <w:numId w:val="57"/>
         </w:numPr>
       </w:pPr>
       <w:r>
@@ -14218,7 +14448,7 @@
         <w:pStyle w:val="ListParagraph"/>
         <w:numPr>
           <w:ilvl w:val="0"/>
-          <w:numId w:val="56"/>
+          <w:numId w:val="57"/>
         </w:numPr>
       </w:pPr>
       <w:r>
@@ -14254,7 +14484,7 @@
         <w:pStyle w:val="ListParagraph"/>
         <w:numPr>
           <w:ilvl w:val="0"/>
-          <w:numId w:val="56"/>
+          <w:numId w:val="57"/>
         </w:numPr>
       </w:pPr>
       <w:r>
@@ -14272,7 +14502,7 @@
         <w:pStyle w:val="ListParagraph"/>
         <w:numPr>
           <w:ilvl w:val="0"/>
-          <w:numId w:val="56"/>
+          <w:numId w:val="57"/>
         </w:numPr>
       </w:pPr>
       <w:r>
@@ -14316,7 +14546,7 @@
         <w:pStyle w:val="ListParagraph"/>
         <w:numPr>
           <w:ilvl w:val="0"/>
-          <w:numId w:val="57"/>
+          <w:numId w:val="58"/>
         </w:numPr>
       </w:pPr>
       <w:r>
@@ -14397,7 +14627,7 @@
         <w:pStyle w:val="ListParagraph"/>
         <w:numPr>
           <w:ilvl w:val="0"/>
-          <w:numId w:val="57"/>
+          <w:numId w:val="58"/>
         </w:numPr>
       </w:pPr>
       <w:r>
@@ -14415,7 +14645,7 @@
         <w:pStyle w:val="ListParagraph"/>
         <w:numPr>
           <w:ilvl w:val="0"/>
-          <w:numId w:val="57"/>
+          <w:numId w:val="58"/>
         </w:numPr>
       </w:pPr>
       <w:r>
@@ -14436,7 +14666,7 @@
         <w:pStyle w:val="ListParagraph"/>
         <w:numPr>
           <w:ilvl w:val="0"/>
-          <w:numId w:val="57"/>
+          <w:numId w:val="58"/>
         </w:numPr>
       </w:pPr>
       <w:r>
@@ -14462,7 +14692,7 @@
         <w:pStyle w:val="ListParagraph"/>
         <w:numPr>
           <w:ilvl w:val="0"/>
-          <w:numId w:val="58"/>
+          <w:numId w:val="59"/>
         </w:numPr>
       </w:pPr>
       <w:r>
@@ -14525,7 +14755,7 @@
         <w:pStyle w:val="ListParagraph"/>
         <w:numPr>
           <w:ilvl w:val="0"/>
-          <w:numId w:val="58"/>
+          <w:numId w:val="59"/>
         </w:numPr>
       </w:pPr>
       <w:r>
@@ -14552,7 +14782,7 @@
         <w:pStyle w:val="ListParagraph"/>
         <w:numPr>
           <w:ilvl w:val="0"/>
-          <w:numId w:val="58"/>
+          <w:numId w:val="59"/>
         </w:numPr>
       </w:pPr>
       <w:r>
@@ -14570,7 +14800,7 @@
         <w:pStyle w:val="ListParagraph"/>
         <w:numPr>
           <w:ilvl w:val="0"/>
-          <w:numId w:val="58"/>
+          <w:numId w:val="59"/>
         </w:numPr>
       </w:pPr>
       <w:r>
@@ -15201,7 +15431,7 @@
         <w:pStyle w:val="ListParagraph"/>
         <w:numPr>
           <w:ilvl w:val="0"/>
-          <w:numId w:val="59"/>
+          <w:numId w:val="60"/>
         </w:numPr>
       </w:pPr>
       <w:r>
@@ -15219,7 +15449,7 @@
         <w:pStyle w:val="ListParagraph"/>
         <w:numPr>
           <w:ilvl w:val="0"/>
-          <w:numId w:val="59"/>
+          <w:numId w:val="60"/>
         </w:numPr>
       </w:pPr>
       <w:r>
@@ -15237,7 +15467,7 @@
         <w:pStyle w:val="ListParagraph"/>
         <w:numPr>
           <w:ilvl w:val="0"/>
-          <w:numId w:val="59"/>
+          <w:numId w:val="60"/>
         </w:numPr>
       </w:pPr>
       <w:r>
@@ -15255,7 +15485,7 @@
         <w:pStyle w:val="ListParagraph"/>
         <w:numPr>
           <w:ilvl w:val="0"/>
-          <w:numId w:val="59"/>
+          <w:numId w:val="60"/>
         </w:numPr>
       </w:pPr>
       <w:r>
@@ -15273,7 +15503,7 @@
         <w:pStyle w:val="ListParagraph"/>
         <w:numPr>
           <w:ilvl w:val="0"/>
-          <w:numId w:val="59"/>
+          <w:numId w:val="60"/>
         </w:numPr>
       </w:pPr>
       <w:r>
@@ -15291,7 +15521,7 @@
         <w:pStyle w:val="ListParagraph"/>
         <w:numPr>
           <w:ilvl w:val="0"/>
-          <w:numId w:val="59"/>
+          <w:numId w:val="60"/>
         </w:numPr>
       </w:pPr>
       <w:r>
@@ -16389,7 +16619,7 @@
         <w:pStyle w:val="ListParagraph"/>
         <w:numPr>
           <w:ilvl w:val="0"/>
-          <w:numId w:val="60"/>
+          <w:numId w:val="61"/>
         </w:numPr>
       </w:pPr>
       <w:r>
@@ -16401,7 +16631,7 @@
         <w:pStyle w:val="ListParagraph"/>
         <w:numPr>
           <w:ilvl w:val="0"/>
-          <w:numId w:val="60"/>
+          <w:numId w:val="61"/>
         </w:numPr>
       </w:pPr>
       <w:r>
@@ -16413,7 +16643,7 @@
         <w:pStyle w:val="ListParagraph"/>
         <w:numPr>
           <w:ilvl w:val="0"/>
-          <w:numId w:val="60"/>
+          <w:numId w:val="61"/>
         </w:numPr>
       </w:pPr>
       <w:r>
@@ -16425,7 +16655,7 @@
         <w:pStyle w:val="ListParagraph"/>
         <w:numPr>
           <w:ilvl w:val="0"/>
-          <w:numId w:val="60"/>
+          <w:numId w:val="61"/>
         </w:numPr>
       </w:pPr>
       <w:r>
@@ -16437,7 +16667,7 @@
         <w:pStyle w:val="ListParagraph"/>
         <w:numPr>
           <w:ilvl w:val="0"/>
-          <w:numId w:val="60"/>
+          <w:numId w:val="61"/>
         </w:numPr>
       </w:pPr>
       <w:r>
@@ -16458,7 +16688,7 @@
         <w:pStyle w:val="ListParagraph"/>
         <w:numPr>
           <w:ilvl w:val="0"/>
-          <w:numId w:val="60"/>
+          <w:numId w:val="61"/>
         </w:numPr>
       </w:pPr>
       <w:r>
@@ -16470,7 +16700,7 @@
         <w:pStyle w:val="ListParagraph"/>
         <w:numPr>
           <w:ilvl w:val="0"/>
-          <w:numId w:val="60"/>
+          <w:numId w:val="61"/>
         </w:numPr>
       </w:pPr>
       <w:r>
@@ -16491,7 +16721,7 @@
         <w:pStyle w:val="ListParagraph"/>
         <w:numPr>
           <w:ilvl w:val="0"/>
-          <w:numId w:val="60"/>
+          <w:numId w:val="61"/>
         </w:numPr>
       </w:pPr>
       <w:r>
@@ -16503,7 +16733,7 @@
         <w:pStyle w:val="ListParagraph"/>
         <w:numPr>
           <w:ilvl w:val="0"/>
-          <w:numId w:val="60"/>
+          <w:numId w:val="61"/>
         </w:numPr>
       </w:pPr>
       <w:r>
@@ -16515,7 +16745,7 @@
         <w:pStyle w:val="ListParagraph"/>
         <w:numPr>
           <w:ilvl w:val="0"/>
-          <w:numId w:val="60"/>
+          <w:numId w:val="61"/>
         </w:numPr>
       </w:pPr>
       <w:r>
@@ -16527,7 +16757,7 @@
         <w:pStyle w:val="ListParagraph"/>
         <w:numPr>
           <w:ilvl w:val="0"/>
-          <w:numId w:val="60"/>
+          <w:numId w:val="61"/>
         </w:numPr>
       </w:pPr>
       <w:r>
@@ -16539,7 +16769,7 @@
         <w:pStyle w:val="ListParagraph"/>
         <w:numPr>
           <w:ilvl w:val="0"/>
-          <w:numId w:val="60"/>
+          <w:numId w:val="61"/>
         </w:numPr>
       </w:pPr>
       <w:r>
@@ -16551,7 +16781,7 @@
         <w:pStyle w:val="ListParagraph"/>
         <w:numPr>
           <w:ilvl w:val="0"/>
-          <w:numId w:val="60"/>
+          <w:numId w:val="61"/>
         </w:numPr>
       </w:pPr>
       <w:r>
@@ -16563,7 +16793,7 @@
         <w:pStyle w:val="ListParagraph"/>
         <w:numPr>
           <w:ilvl w:val="0"/>
-          <w:numId w:val="60"/>
+          <w:numId w:val="61"/>
         </w:numPr>
       </w:pPr>
       <w:r>
@@ -16860,10 +17090,10 @@
     <w:abstractNumId w:val="0"/>
   </w:num>
   <w:num w:numId="36">
-    <w:abstractNumId w:val="1"/>
+    <w:abstractNumId w:val="0"/>
   </w:num>
   <w:num w:numId="37">
-    <w:abstractNumId w:val="0"/>
+    <w:abstractNumId w:val="1"/>
   </w:num>
   <w:num w:numId="38">
     <w:abstractNumId w:val="0"/>
@@ -16890,10 +17120,10 @@
     <w:abstractNumId w:val="0"/>
   </w:num>
   <w:num w:numId="46">
-    <w:abstractNumId w:val="1"/>
+    <w:abstractNumId w:val="0"/>
   </w:num>
   <w:num w:numId="47">
-    <w:abstractNumId w:val="0"/>
+    <w:abstractNumId w:val="1"/>
   </w:num>
   <w:num w:numId="48">
     <w:abstractNumId w:val="0"/>
@@ -16908,10 +17138,10 @@
     <w:abstractNumId w:val="0"/>
   </w:num>
   <w:num w:numId="52">
-    <w:abstractNumId w:val="1"/>
+    <w:abstractNumId w:val="0"/>
   </w:num>
   <w:num w:numId="53">
-    <w:abstractNumId w:val="0"/>
+    <w:abstractNumId w:val="1"/>
   </w:num>
   <w:num w:numId="54">
     <w:abstractNumId w:val="0"/>
@@ -16932,6 +17162,9 @@
     <w:abstractNumId w:val="0"/>
   </w:num>
   <w:num w:numId="60">
+    <w:abstractNumId w:val="0"/>
+  </w:num>
+  <w:num w:numId="61">
     <w:abstractNumId w:val="0"/>
   </w:num>
 </w:numbering>

--- a/docs/manual/LWK_Viewer_User_Manual_YUE.docx
+++ b/docs/manual/LWK_Viewer_User_Manual_YUE.docx
@@ -9621,6 +9621,641 @@
         <w:pStyle w:val="Heading2"/>
       </w:pPr>
       <w:r>
+        <w:t xml:space="preserve">碰撞同淨高檢查</w:t>
+      </w:r>
+    </w:p>
+    <w:p>
+      <w:pPr/>
+      <w:r>
+        <w:t xml:space="preserve">3D 版左邊 panel 嘅 </w:t>
+      </w:r>
+      <w:r>
+        <w:rPr>
+          <w:b/>
+        </w:rPr>
+        <w:t xml:space="preserve">Checks</w:t>
+      </w:r>
+      <w:r>
+        <w:t xml:space="preserve"> 會搵出撞埋一齊嘅元件，同埋淨高唔夠嘅地方 - 喺 project 自己嘅 model 入面，亦可以同一齊 load 咗嘅顧問 model 比。佢檢查嘅係 viewer 畫出嚟嘅嘢（Revit medium detail、IFC 轉換後嘅樣）：用嚟日常快速協調，唔係正式嘅 clash report。</w:t>
+      </w:r>
+    </w:p>
+    <w:p>
+      <w:pPr>
+        <w:pStyle w:val="Heading3"/>
+      </w:pPr>
+      <w:r>
+        <w:t xml:space="preserve">碰撞（Clash）：一條規則，然後 Run</w:t>
+      </w:r>
+    </w:p>
+    <w:p>
+      <w:pPr>
+        <w:pStyle w:val="ListParagraph"/>
+        <w:numPr>
+          <w:ilvl w:val="0"/>
+          <w:numId w:val="40"/>
+        </w:numPr>
+      </w:pPr>
+      <w:r>
+        <w:t xml:space="preserve">喺 Models panel load 你要嘅 model（顧問嘅 IFC、疊加另一個 project）。</w:t>
+      </w:r>
+    </w:p>
+    <w:p>
+      <w:pPr>
+        <w:pStyle w:val="ListParagraph"/>
+        <w:numPr>
+          <w:ilvl w:val="0"/>
+          <w:numId w:val="40"/>
+        </w:numPr>
+      </w:pPr>
+      <w:r>
+        <w:t xml:space="preserve">Checks &gt; </w:t>
+      </w:r>
+      <w:r>
+        <w:rPr>
+          <w:b/>
+        </w:rPr>
+        <w:t xml:space="preserve">Clash</w:t>
+      </w:r>
+      <w:r>
+        <w:t xml:space="preserve"> &gt; </w:t>
+      </w:r>
+      <w:r>
+        <w:rPr>
+          <w:b/>
+        </w:rPr>
+        <w:t xml:space="preserve">+</w:t>
+      </w:r>
+      <w:r>
+        <w:t xml:space="preserve">。俾條規則一個名，揀 </w:t>
+      </w:r>
+      <w:r>
+        <w:rPr>
+          <w:b/>
+        </w:rPr>
+        <w:t xml:space="preserve">Set A</w:t>
+      </w:r>
+      <w:r>
+        <w:t xml:space="preserve"> 同 </w:t>
+      </w:r>
+      <w:r>
+        <w:rPr>
+          <w:b/>
+        </w:rPr>
+        <w:t xml:space="preserve">Set B</w:t>
+      </w:r>
+      <w:r>
+        <w:t xml:space="preserve">：每邊一個 model 同佢嘅類別 - 例如建築 model 嘅 *Ceilings* 對結構 model 嘅 *Beams*。A 同 B 可以係同一個 model：即係檢查 model 自己入面嘅碰撞。</w:t>
+      </w:r>
+    </w:p>
+    <w:p>
+      <w:pPr>
+        <w:pStyle w:val="ListParagraph"/>
+        <w:numPr>
+          <w:ilvl w:val="0"/>
+          <w:numId w:val="40"/>
+        </w:numPr>
+      </w:pPr>
+      <w:r>
+        <w:rPr>
+          <w:b/>
+        </w:rPr>
+        <w:t xml:space="preserve">Overlap that counts</w:t>
+      </w:r>
+      <w:r>
+        <w:t xml:space="preserve">（預設 10 mm）：重疊少過呢個數只算掂到，唔算撞。</w:t>
+      </w:r>
+      <w:r>
+        <w:rPr>
+          <w:b/>
+        </w:rPr>
+        <w:t xml:space="preserve">Clearance</w:t>
+      </w:r>
+      <w:r>
+        <w:t xml:space="preserve">：未掂到但近過呢個距離都報（0 = 唔檢查）。</w:t>
+      </w:r>
+    </w:p>
+    <w:p>
+      <w:pPr>
+        <w:pStyle w:val="ListParagraph"/>
+        <w:numPr>
+          <w:ilvl w:val="0"/>
+          <w:numId w:val="40"/>
+        </w:numPr>
+      </w:pPr>
+      <w:r>
+        <w:t xml:space="preserve">揀範圍：</w:t>
+      </w:r>
+      <w:r>
+        <w:rPr>
+          <w:b/>
+        </w:rPr>
+        <w:t xml:space="preserve">Whole model</w:t>
+      </w:r>
+      <w:r>
+        <w:t xml:space="preserve">、某一層 </w:t>
+      </w:r>
+      <w:r>
+        <w:rPr>
+          <w:b/>
+        </w:rPr>
+        <w:t xml:space="preserve">Floor</w:t>
+      </w:r>
+      <w:r>
+        <w:t xml:space="preserve">，或者 </w:t>
+      </w:r>
+      <w:r>
+        <w:rPr>
+          <w:b/>
+        </w:rPr>
+        <w:t xml:space="preserve">Inside the section box</w:t>
+      </w:r>
+      <w:r>
+        <w:t xml:space="preserve">（大 model 快啲），然後撳 </w:t>
+      </w:r>
+      <w:r>
+        <w:rPr>
+          <w:b/>
+        </w:rPr>
+        <w:t xml:space="preserve">Run</w:t>
+      </w:r>
+      <w:r>
+        <w:t xml:space="preserve">。</w:t>
+      </w:r>
+    </w:p>
+    <w:p>
+      <w:pPr/>
+      <w:r>
+        <w:t xml:space="preserve">規則會為 project 入面所有人儲存，連埋上次嘅結果。顧問 model 係用佢個名同公司認，所以佢哋送嚟下一版之後條規則照用得。</w:t>
+      </w:r>
+    </w:p>
+    <w:tbl>
+      <w:tblPr>
+        <w:tblStyle w:val="TableGrid"/>
+        <w:tblW w:w="0" w:type="auto"/>
+        <w:tblLayout w:type="fixed"/>
+        <w:tblLook w:val="04A0" w:firstRow="1" w:lastRow="0" w:firstColumn="0" w:lastColumn="0" w:noHBand="0" w:noVBand="1"/>
+      </w:tblPr>
+      <w:tblGrid>
+        <w:gridCol w:w="4680"/>
+        <w:gridCol w:w="4680"/>
+      </w:tblGrid>
+      <w:tr>
+        <w:trPr>
+          <w:tblHeader/>
+        </w:trPr>
+        <w:tc>
+          <w:tcPr>
+            <w:tcW w:w="4680" w:type="dxa"/>
+            <w:shd w:val="clear" w:color="auto" w:fill="F2F2F2"/>
+          </w:tcPr>
+          <w:p>
+            <w:pPr/>
+            <w:r>
+              <w:t xml:space="preserve">顯示</w:t>
+            </w:r>
+          </w:p>
+        </w:tc>
+        <w:tc>
+          <w:tcPr>
+            <w:tcW w:w="4680" w:type="dxa"/>
+            <w:shd w:val="clear" w:color="auto" w:fill="F2F2F2"/>
+          </w:tcPr>
+          <w:p>
+            <w:pPr/>
+            <w:r>
+              <w:t xml:space="preserve">意思</w:t>
+            </w:r>
+          </w:p>
+        </w:tc>
+      </w:tr>
+      <w:tr>
+        <w:tc>
+          <w:tcPr>
+            <w:tcW w:w="4680" w:type="dxa"/>
+          </w:tcPr>
+          <w:p>
+            <w:pPr/>
+            <w:r>
+              <w:rPr>
+                <w:b/>
+              </w:rPr>
+              <w:t xml:space="preserve">Overlap 120 mm</w:t>
+            </w:r>
+          </w:p>
+        </w:tc>
+        <w:tc>
+          <w:tcPr>
+            <w:tcW w:w="4680" w:type="dxa"/>
+          </w:tcPr>
+          <w:p>
+            <w:pPr/>
+            <w:r>
+              <w:t xml:space="preserve">兩個實體重疊；個數係最薄嗰個方向重疊幾深</w:t>
+            </w:r>
+          </w:p>
+        </w:tc>
+      </w:tr>
+      <w:tr>
+        <w:tc>
+          <w:tcPr>
+            <w:tcW w:w="4680" w:type="dxa"/>
+          </w:tcPr>
+          <w:p>
+            <w:pPr/>
+            <w:r>
+              <w:rPr>
+                <w:b/>
+              </w:rPr>
+              <w:t xml:space="preserve">Inside</w:t>
+            </w:r>
+          </w:p>
+        </w:tc>
+        <w:tc>
+          <w:tcPr>
+            <w:tcW w:w="4680" w:type="dxa"/>
+          </w:tcPr>
+          <w:p>
+            <w:pPr/>
+            <w:r>
+              <w:t xml:space="preserve">一個元件成個埋咗喺另一個入面（例如喉管喺牆入面）</w:t>
+            </w:r>
+          </w:p>
+        </w:tc>
+      </w:tr>
+      <w:tr>
+        <w:tc>
+          <w:tcPr>
+            <w:tcW w:w="4680" w:type="dxa"/>
+          </w:tcPr>
+          <w:p>
+            <w:pPr/>
+            <w:r>
+              <w:rPr>
+                <w:b/>
+              </w:rPr>
+              <w:t xml:space="preserve">Too close 30 mm apart</w:t>
+            </w:r>
+          </w:p>
+        </w:tc>
+        <w:tc>
+          <w:tcPr>
+            <w:tcW w:w="4680" w:type="dxa"/>
+          </w:tcPr>
+          <w:p>
+            <w:pPr/>
+            <w:r>
+              <w:t xml:space="preserve">冇掂到，但近過 clearance</w:t>
+            </w:r>
+          </w:p>
+        </w:tc>
+      </w:tr>
+      <w:tr>
+        <w:tc>
+          <w:tcPr>
+            <w:tcW w:w="4680" w:type="dxa"/>
+          </w:tcPr>
+          <w:p>
+            <w:pPr/>
+            <w:r>
+              <w:rPr>
+                <w:b/>
+              </w:rPr>
+              <w:t xml:space="preserve">Crossing</w:t>
+            </w:r>
+          </w:p>
+        </w:tc>
+        <w:tc>
+          <w:tcPr>
+            <w:tcW w:w="4680" w:type="dxa"/>
+          </w:tcPr>
+          <w:p>
+            <w:pPr/>
+            <w:r>
+              <w:t xml:space="preserve">唔係封閉實體嘅面互相穿過（計唔到深度）</w:t>
+            </w:r>
+          </w:p>
+        </w:tc>
+      </w:tr>
+    </w:tbl>
+    <w:p>
+      <w:pPr>
+        <w:pStyle w:val="ListParagraph"/>
+        <w:numPr>
+          <w:ilvl w:val="0"/>
+          <w:numId w:val="41"/>
+        </w:numPr>
+      </w:pPr>
+      <w:r>
+        <w:t xml:space="preserve">唔會報：牆頂牆、牆企喺樓板上，同埋（預設剔咗）喺牆、樓板、屋頂入面嘅門窗。</w:t>
+      </w:r>
+    </w:p>
+    <w:p>
+      <w:pPr>
+        <w:pStyle w:val="ListParagraph"/>
+        <w:numPr>
+          <w:ilvl w:val="0"/>
+          <w:numId w:val="41"/>
+        </w:numPr>
+      </w:pPr>
+      <w:r>
+        <w:t xml:space="preserve">擺埋一齊又共用同一個元件嘅碰撞會歸做一組（「5 clashes around Beam 12」）。</w:t>
+      </w:r>
+    </w:p>
+    <w:p>
+      <w:pPr>
+        <w:pStyle w:val="ListParagraph"/>
+        <w:numPr>
+          <w:ilvl w:val="0"/>
+          <w:numId w:val="41"/>
+        </w:numPr>
+      </w:pPr>
+      <w:r>
+        <w:t xml:space="preserve">撳一個碰撞：個 view 會飛去嗰度，兩個元件會上色（橙同藍），一粒紅點標住位置。</w:t>
+      </w:r>
+      <w:r>
+        <w:rPr>
+          <w:b/>
+        </w:rPr>
+        <w:t xml:space="preserve">Only these</w:t>
+      </w:r>
+      <w:r>
+        <w:t xml:space="preserve"> 會收埋其他嘢；</w:t>
+      </w:r>
+      <w:r>
+        <w:rPr>
+          <w:b/>
+        </w:rPr>
+        <w:t xml:space="preserve">Show all</w:t>
+      </w:r>
+      <w:r>
+        <w:t xml:space="preserve"> 放返出嚟。</w:t>
+      </w:r>
+    </w:p>
+    <w:p>
+      <w:pPr>
+        <w:pStyle w:val="ListParagraph"/>
+        <w:numPr>
+          <w:ilvl w:val="0"/>
+          <w:numId w:val="41"/>
+        </w:numPr>
+      </w:pPr>
+      <w:r>
+        <w:rPr>
+          <w:b/>
+        </w:rPr>
+        <w:t xml:space="preserve">Make issue</w:t>
+      </w:r>
+      <w:r>
+        <w:t xml:space="preserve"> 喺嗰度開一個 *Clash* issue，連相同兩個元件嘅 id，可以派俾人，亦可以用 BCF 送去 Revit 或 Navisworks。</w:t>
+      </w:r>
+    </w:p>
+    <w:p>
+      <w:pPr>
+        <w:pStyle w:val="ListParagraph"/>
+        <w:numPr>
+          <w:ilvl w:val="0"/>
+          <w:numId w:val="41"/>
+        </w:numPr>
+      </w:pPr>
+      <w:r>
+        <w:rPr>
+          <w:b/>
+        </w:rPr>
+        <w:t xml:space="preserve">Not an issue</w:t>
+      </w:r>
+      <w:r>
+        <w:t xml:space="preserve"> 之後再 run 都唔會再列呢對元件（可以喺 </w:t>
+      </w:r>
+      <w:r>
+        <w:rPr>
+          <w:b/>
+        </w:rPr>
+        <w:t xml:space="preserve">Not an issue</w:t>
+      </w:r>
+      <w:r>
+        <w:t xml:space="preserve"> 搵返）。</w:t>
+      </w:r>
+    </w:p>
+    <w:p>
+      <w:pPr>
+        <w:pStyle w:val="ListParagraph"/>
+        <w:numPr>
+          <w:ilvl w:val="0"/>
+          <w:numId w:val="41"/>
+        </w:numPr>
+      </w:pPr>
+      <w:r>
+        <w:t xml:space="preserve">publish 咗新版或者顧問送咗新 model 之後</w:t>
+      </w:r>
+      <w:r>
+        <w:rPr>
+          <w:b/>
+        </w:rPr>
+        <w:t xml:space="preserve">再 Run</w:t>
+      </w:r>
+      <w:r>
+        <w:t xml:space="preserve">：每個碰撞會標 </w:t>
+      </w:r>
+      <w:r>
+        <w:rPr>
+          <w:b/>
+        </w:rPr>
+        <w:t xml:space="preserve">New</w:t>
+      </w:r>
+      <w:r>
+        <w:t xml:space="preserve">、仍然存在，或者 </w:t>
+      </w:r>
+      <w:r>
+        <w:rPr>
+          <w:b/>
+        </w:rPr>
+        <w:t xml:space="preserve">Gone</w:t>
+      </w:r>
+      <w:r>
+        <w:t xml:space="preserve">。已經冇咗嘅碰撞仍然會顯示佢個 issue，方便關閉。</w:t>
+      </w:r>
+    </w:p>
+    <w:p>
+      <w:pPr>
+        <w:pStyle w:val="Heading3"/>
+      </w:pPr>
+      <w:r>
+        <w:t xml:space="preserve">淨高（Headroom）</w:t>
+      </w:r>
+    </w:p>
+    <w:p>
+      <w:pPr>
+        <w:pStyle w:val="ListParagraph"/>
+        <w:numPr>
+          <w:ilvl w:val="0"/>
+          <w:numId w:val="42"/>
+        </w:numPr>
+      </w:pPr>
+      <w:r>
+        <w:rPr>
+          <w:b/>
+        </w:rPr>
+        <w:t xml:space="preserve">Probe：</w:t>
+      </w:r>
+      <w:r>
+        <w:t xml:space="preserve"> Checks &gt; </w:t>
+      </w:r>
+      <w:r>
+        <w:rPr>
+          <w:b/>
+        </w:rPr>
+        <w:t xml:space="preserve">Headroom</w:t>
+      </w:r>
+      <w:r>
+        <w:t xml:space="preserve"> &gt; </w:t>
+      </w:r>
+      <w:r>
+        <w:rPr>
+          <w:b/>
+        </w:rPr>
+        <w:t xml:space="preserve">Probe</w:t>
+      </w:r>
+      <w:r>
+        <w:t xml:space="preserve">，然後撳一塊樓板、一級梯級或者平台。會有條線垂直向上去到上面第一樣嘢，顯示高度 - 低過樓梯限制係紅色，低過樓面限制係橙色，夠高係綠色。</w:t>
+      </w:r>
+      <w:r>
+        <w:rPr>
+          <w:b/>
+        </w:rPr>
+        <w:t xml:space="preserve">Keep</w:t>
+      </w:r>
+      <w:r>
+        <w:t xml:space="preserve"> 會儲存做所有人睇到嘅尺寸。</w:t>
+      </w:r>
+      <w:r>
+        <w:rPr>
+          <w:b/>
+        </w:rPr>
+        <w:t xml:space="preserve">Esc</w:t>
+      </w:r>
+      <w:r>
+        <w:t xml:space="preserve"> 停。</w:t>
+      </w:r>
+    </w:p>
+    <w:p>
+      <w:pPr>
+        <w:pStyle w:val="ListParagraph"/>
+        <w:numPr>
+          <w:ilvl w:val="0"/>
+          <w:numId w:val="42"/>
+        </w:numPr>
+      </w:pPr>
+      <w:r>
+        <w:rPr>
+          <w:b/>
+        </w:rPr>
+        <w:t xml:space="preserve">Scan：</w:t>
+      </w:r>
+      <w:r>
+        <w:t xml:space="preserve"> 設定限制（</w:t>
+      </w:r>
+      <w:r>
+        <w:rPr>
+          <w:b/>
+        </w:rPr>
+        <w:t xml:space="preserve">Floors</w:t>
+      </w:r>
+      <w:r>
+        <w:t xml:space="preserve"> 預設 2.30 m；</w:t>
+      </w:r>
+      <w:r>
+        <w:rPr>
+          <w:b/>
+        </w:rPr>
+        <w:t xml:space="preserve">Stairs, ramps</w:t>
+      </w:r>
+      <w:r>
+        <w:t xml:space="preserve"> 預設 2.00 m），揀一層（或者 section box 入面），然後撳 </w:t>
+      </w:r>
+      <w:r>
+        <w:rPr>
+          <w:b/>
+        </w:rPr>
+        <w:t xml:space="preserve">Scan</w:t>
+      </w:r>
+      <w:r>
+        <w:t xml:space="preserve">。樓面、樓梯、平台同斜道會以 0.25 m 網格量度（樓梯 0.2 m，窄嘅風喉、喉管同樑下面更密），量到上面嘅嘢：樓板、天花、樑、上面嘅樓梯、風喉、喉管、線槽、機電設備。</w:t>
+      </w:r>
+    </w:p>
+    <w:p>
+      <w:pPr>
+        <w:pStyle w:val="ListParagraph"/>
+        <w:numPr>
+          <w:ilvl w:val="0"/>
+          <w:numId w:val="42"/>
+        </w:numPr>
+      </w:pPr>
+      <w:r>
+        <w:rPr>
+          <w:b/>
+        </w:rPr>
+        <w:t xml:space="preserve">Models counted</w:t>
+      </w:r>
+      <w:r>
+        <w:t xml:space="preserve"> 揀邊啲 model 算做頭頂嘅嘢 - 剔埋顧問嘅機電同結構 model 就睇到佢哋嘅影響。</w:t>
+      </w:r>
+    </w:p>
+    <w:p>
+      <w:pPr>
+        <w:pStyle w:val="ListParagraph"/>
+        <w:numPr>
+          <w:ilvl w:val="0"/>
+          <w:numId w:val="42"/>
+        </w:numPr>
+      </w:pPr>
+      <w:r>
+        <w:t xml:space="preserve">低過限制嘅地方會喺地面顯示紅色方格（橙色：高過限制 100 mm 以內），每個地方都會列出最低高度、頭頂係咩同面積。</w:t>
+      </w:r>
+      <w:r>
+        <w:rPr>
+          <w:b/>
+        </w:rPr>
+        <w:t xml:space="preserve">Look</w:t>
+      </w:r>
+      <w:r>
+        <w:t xml:space="preserve"> 會喺嗰度切開嗰層；</w:t>
+      </w:r>
+      <w:r>
+        <w:rPr>
+          <w:b/>
+        </w:rPr>
+        <w:t xml:space="preserve">Make issue</w:t>
+      </w:r>
+      <w:r>
+        <w:t xml:space="preserve"> 開 issue。</w:t>
+      </w:r>
+      <w:r>
+        <w:rPr>
+          <w:b/>
+        </w:rPr>
+        <w:t xml:space="preserve">Clear</w:t>
+      </w:r>
+      <w:r>
+        <w:t xml:space="preserve"> 清走啲方格。</w:t>
+      </w:r>
+    </w:p>
+    <w:p>
+      <w:pPr>
+        <w:pStyle w:val="ListParagraph"/>
+        <w:numPr>
+          <w:ilvl w:val="0"/>
+          <w:numId w:val="42"/>
+        </w:numPr>
+      </w:pPr>
+      <w:r>
+        <w:t xml:space="preserve">鋪喺樓板上面嘅地台面層、企喺樓面上嘅樓梯，唔會當做頭頂嘅嘢。高度係由人企嘅位置垂直量（樓梯就由梯級量）。</w:t>
+      </w:r>
+    </w:p>
+    <w:p>
+      <w:pPr>
+        <w:pStyle w:val="Heading2"/>
+      </w:pPr>
+      <w:r>
         <w:t xml:space="preserve">喺 model 入面行</w:t>
       </w:r>
     </w:p>
@@ -10055,7 +10690,7 @@
         <w:pStyle w:val="ListParagraph"/>
         <w:numPr>
           <w:ilvl w:val="0"/>
-          <w:numId w:val="40"/>
+          <w:numId w:val="43"/>
         </w:numPr>
       </w:pPr>
       <w:r>
@@ -10073,7 +10708,7 @@
         <w:pStyle w:val="ListParagraph"/>
         <w:numPr>
           <w:ilvl w:val="0"/>
-          <w:numId w:val="40"/>
+          <w:numId w:val="43"/>
         </w:numPr>
       </w:pPr>
       <w:r>
@@ -10091,7 +10726,7 @@
         <w:pStyle w:val="ListParagraph"/>
         <w:numPr>
           <w:ilvl w:val="0"/>
-          <w:numId w:val="40"/>
+          <w:numId w:val="43"/>
         </w:numPr>
       </w:pPr>
       <w:r>
@@ -10109,7 +10744,7 @@
         <w:pStyle w:val="ListParagraph"/>
         <w:numPr>
           <w:ilvl w:val="0"/>
-          <w:numId w:val="40"/>
+          <w:numId w:val="43"/>
         </w:numPr>
       </w:pPr>
       <w:r>
@@ -10335,7 +10970,7 @@
         <w:pStyle w:val="ListParagraph"/>
         <w:numPr>
           <w:ilvl w:val="0"/>
-          <w:numId w:val="41"/>
+          <w:numId w:val="44"/>
         </w:numPr>
       </w:pPr>
       <w:r>
@@ -10347,7 +10982,7 @@
         <w:pStyle w:val="ListParagraph"/>
         <w:numPr>
           <w:ilvl w:val="0"/>
-          <w:numId w:val="41"/>
+          <w:numId w:val="44"/>
         </w:numPr>
       </w:pPr>
       <w:r>
@@ -10410,7 +11045,7 @@
         <w:pStyle w:val="ListParagraph"/>
         <w:numPr>
           <w:ilvl w:val="0"/>
-          <w:numId w:val="41"/>
+          <w:numId w:val="44"/>
         </w:numPr>
       </w:pPr>
       <w:r>
@@ -10431,7 +11066,7 @@
         <w:pStyle w:val="ListParagraph"/>
         <w:numPr>
           <w:ilvl w:val="0"/>
-          <w:numId w:val="41"/>
+          <w:numId w:val="44"/>
         </w:numPr>
       </w:pPr>
       <w:r>
@@ -10512,7 +11147,7 @@
         <w:pStyle w:val="ListParagraph"/>
         <w:numPr>
           <w:ilvl w:val="0"/>
-          <w:numId w:val="41"/>
+          <w:numId w:val="44"/>
         </w:numPr>
       </w:pPr>
       <w:r>
@@ -10524,7 +11159,7 @@
         <w:pStyle w:val="ListParagraph"/>
         <w:numPr>
           <w:ilvl w:val="0"/>
-          <w:numId w:val="41"/>
+          <w:numId w:val="44"/>
         </w:numPr>
       </w:pPr>
       <w:r>
@@ -10987,7 +11622,7 @@
         <w:pStyle w:val="ListParagraph"/>
         <w:numPr>
           <w:ilvl w:val="0"/>
-          <w:numId w:val="42"/>
+          <w:numId w:val="45"/>
         </w:numPr>
       </w:pPr>
       <w:r>
@@ -11008,7 +11643,7 @@
         <w:pStyle w:val="ListParagraph"/>
         <w:numPr>
           <w:ilvl w:val="0"/>
-          <w:numId w:val="42"/>
+          <w:numId w:val="45"/>
         </w:numPr>
       </w:pPr>
       <w:r>
@@ -11044,7 +11679,7 @@
         <w:pStyle w:val="ListParagraph"/>
         <w:numPr>
           <w:ilvl w:val="0"/>
-          <w:numId w:val="42"/>
+          <w:numId w:val="45"/>
         </w:numPr>
       </w:pPr>
       <w:r>
@@ -11092,7 +11727,7 @@
         <w:pStyle w:val="ListParagraph"/>
         <w:numPr>
           <w:ilvl w:val="0"/>
-          <w:numId w:val="42"/>
+          <w:numId w:val="45"/>
         </w:numPr>
       </w:pPr>
       <w:r>
@@ -11119,7 +11754,7 @@
         <w:pStyle w:val="ListParagraph"/>
         <w:numPr>
           <w:ilvl w:val="0"/>
-          <w:numId w:val="42"/>
+          <w:numId w:val="45"/>
         </w:numPr>
       </w:pPr>
       <w:r>
@@ -11137,7 +11772,7 @@
         <w:pStyle w:val="ListParagraph"/>
         <w:numPr>
           <w:ilvl w:val="0"/>
-          <w:numId w:val="42"/>
+          <w:numId w:val="45"/>
         </w:numPr>
       </w:pPr>
       <w:r>
@@ -11155,7 +11790,7 @@
         <w:pStyle w:val="ListParagraph"/>
         <w:numPr>
           <w:ilvl w:val="0"/>
-          <w:numId w:val="42"/>
+          <w:numId w:val="45"/>
         </w:numPr>
       </w:pPr>
       <w:r>
@@ -11200,7 +11835,7 @@
         <w:pStyle w:val="ListParagraph"/>
         <w:numPr>
           <w:ilvl w:val="0"/>
-          <w:numId w:val="42"/>
+          <w:numId w:val="45"/>
         </w:numPr>
       </w:pPr>
       <w:r>
@@ -11236,7 +11871,7 @@
         <w:pStyle w:val="ListParagraph"/>
         <w:numPr>
           <w:ilvl w:val="0"/>
-          <w:numId w:val="42"/>
+          <w:numId w:val="45"/>
         </w:numPr>
       </w:pPr>
       <w:r>
@@ -11485,7 +12120,7 @@
         <w:pStyle w:val="ListParagraph"/>
         <w:numPr>
           <w:ilvl w:val="0"/>
-          <w:numId w:val="43"/>
+          <w:numId w:val="46"/>
         </w:numPr>
       </w:pPr>
       <w:r>
@@ -11521,7 +12156,7 @@
         <w:pStyle w:val="ListParagraph"/>
         <w:numPr>
           <w:ilvl w:val="0"/>
-          <w:numId w:val="43"/>
+          <w:numId w:val="46"/>
         </w:numPr>
       </w:pPr>
       <w:r>
@@ -11566,7 +12201,7 @@
         <w:pStyle w:val="ListParagraph"/>
         <w:numPr>
           <w:ilvl w:val="0"/>
-          <w:numId w:val="43"/>
+          <w:numId w:val="46"/>
         </w:numPr>
       </w:pPr>
       <w:r>
@@ -11592,7 +12227,7 @@
         <w:pStyle w:val="ListParagraph"/>
         <w:numPr>
           <w:ilvl w:val="0"/>
-          <w:numId w:val="44"/>
+          <w:numId w:val="47"/>
         </w:numPr>
       </w:pPr>
       <w:r>
@@ -11619,7 +12254,7 @@
         <w:pStyle w:val="ListParagraph"/>
         <w:numPr>
           <w:ilvl w:val="0"/>
-          <w:numId w:val="44"/>
+          <w:numId w:val="47"/>
         </w:numPr>
       </w:pPr>
       <w:r>
@@ -11640,7 +12275,7 @@
         <w:pStyle w:val="ListParagraph"/>
         <w:numPr>
           <w:ilvl w:val="0"/>
-          <w:numId w:val="44"/>
+          <w:numId w:val="47"/>
         </w:numPr>
       </w:pPr>
       <w:r>
@@ -11681,7 +12316,7 @@
         <w:pStyle w:val="ListParagraph"/>
         <w:numPr>
           <w:ilvl w:val="0"/>
-          <w:numId w:val="45"/>
+          <w:numId w:val="48"/>
         </w:numPr>
       </w:pPr>
       <w:r>
@@ -11726,7 +12361,7 @@
         <w:pStyle w:val="ListParagraph"/>
         <w:numPr>
           <w:ilvl w:val="0"/>
-          <w:numId w:val="45"/>
+          <w:numId w:val="48"/>
         </w:numPr>
       </w:pPr>
       <w:r>
@@ -11762,7 +12397,7 @@
         <w:pStyle w:val="ListParagraph"/>
         <w:numPr>
           <w:ilvl w:val="0"/>
-          <w:numId w:val="45"/>
+          <w:numId w:val="48"/>
         </w:numPr>
       </w:pPr>
       <w:r>
@@ -11789,7 +12424,7 @@
         <w:pStyle w:val="ListParagraph"/>
         <w:numPr>
           <w:ilvl w:val="0"/>
-          <w:numId w:val="45"/>
+          <w:numId w:val="48"/>
         </w:numPr>
       </w:pPr>
       <w:r>
@@ -12104,7 +12739,7 @@
         <w:pStyle w:val="ListParagraph"/>
         <w:numPr>
           <w:ilvl w:val="0"/>
-          <w:numId w:val="46"/>
+          <w:numId w:val="49"/>
         </w:numPr>
       </w:pPr>
       <w:r>
@@ -12179,7 +12814,7 @@
         <w:pStyle w:val="ListParagraph"/>
         <w:numPr>
           <w:ilvl w:val="0"/>
-          <w:numId w:val="46"/>
+          <w:numId w:val="49"/>
         </w:numPr>
       </w:pPr>
       <w:r>
@@ -12209,7 +12844,7 @@
         <w:pStyle w:val="ListParagraph"/>
         <w:numPr>
           <w:ilvl w:val="0"/>
-          <w:numId w:val="46"/>
+          <w:numId w:val="49"/>
         </w:numPr>
       </w:pPr>
       <w:r>
@@ -12235,7 +12870,7 @@
         <w:pStyle w:val="ListParagraph"/>
         <w:numPr>
           <w:ilvl w:val="0"/>
-          <w:numId w:val="47"/>
+          <w:numId w:val="50"/>
         </w:numPr>
       </w:pPr>
       <w:r>
@@ -12265,7 +12900,7 @@
         <w:pStyle w:val="ListParagraph"/>
         <w:numPr>
           <w:ilvl w:val="0"/>
-          <w:numId w:val="47"/>
+          <w:numId w:val="50"/>
         </w:numPr>
       </w:pPr>
       <w:r>
@@ -12286,7 +12921,7 @@
         <w:pStyle w:val="ListParagraph"/>
         <w:numPr>
           <w:ilvl w:val="0"/>
-          <w:numId w:val="47"/>
+          <w:numId w:val="50"/>
         </w:numPr>
       </w:pPr>
       <w:r>
@@ -12316,7 +12951,7 @@
         <w:pStyle w:val="ListParagraph"/>
         <w:numPr>
           <w:ilvl w:val="0"/>
-          <w:numId w:val="48"/>
+          <w:numId w:val="51"/>
         </w:numPr>
       </w:pPr>
       <w:r>
@@ -12328,7 +12963,7 @@
         <w:pStyle w:val="ListParagraph"/>
         <w:numPr>
           <w:ilvl w:val="0"/>
-          <w:numId w:val="48"/>
+          <w:numId w:val="51"/>
         </w:numPr>
       </w:pPr>
       <w:r>
@@ -12372,7 +13007,7 @@
         <w:pStyle w:val="ListParagraph"/>
         <w:numPr>
           <w:ilvl w:val="0"/>
-          <w:numId w:val="49"/>
+          <w:numId w:val="52"/>
         </w:numPr>
       </w:pPr>
       <w:r>
@@ -12420,7 +13055,7 @@
         <w:pStyle w:val="ListParagraph"/>
         <w:numPr>
           <w:ilvl w:val="0"/>
-          <w:numId w:val="49"/>
+          <w:numId w:val="52"/>
         </w:numPr>
       </w:pPr>
       <w:r>
@@ -12432,7 +13067,7 @@
         <w:pStyle w:val="ListParagraph"/>
         <w:numPr>
           <w:ilvl w:val="0"/>
-          <w:numId w:val="49"/>
+          <w:numId w:val="52"/>
         </w:numPr>
       </w:pPr>
       <w:r>
@@ -12450,7 +13085,7 @@
         <w:pStyle w:val="ListParagraph"/>
         <w:numPr>
           <w:ilvl w:val="0"/>
-          <w:numId w:val="49"/>
+          <w:numId w:val="52"/>
         </w:numPr>
       </w:pPr>
       <w:r>
@@ -12462,7 +13097,7 @@
         <w:pStyle w:val="ListParagraph"/>
         <w:numPr>
           <w:ilvl w:val="0"/>
-          <w:numId w:val="49"/>
+          <w:numId w:val="52"/>
         </w:numPr>
       </w:pPr>
       <w:r>
@@ -12474,7 +13109,7 @@
         <w:pStyle w:val="ListParagraph"/>
         <w:numPr>
           <w:ilvl w:val="0"/>
-          <w:numId w:val="49"/>
+          <w:numId w:val="52"/>
         </w:numPr>
       </w:pPr>
       <w:r>
@@ -12486,7 +13121,7 @@
         <w:pStyle w:val="ListParagraph"/>
         <w:numPr>
           <w:ilvl w:val="0"/>
-          <w:numId w:val="49"/>
+          <w:numId w:val="52"/>
         </w:numPr>
       </w:pPr>
       <w:r>
@@ -12760,7 +13395,7 @@
         <w:pStyle w:val="ListParagraph"/>
         <w:numPr>
           <w:ilvl w:val="0"/>
-          <w:numId w:val="50"/>
+          <w:numId w:val="53"/>
         </w:numPr>
       </w:pPr>
       <w:r>
@@ -12772,7 +13407,7 @@
         <w:pStyle w:val="ListParagraph"/>
         <w:numPr>
           <w:ilvl w:val="0"/>
-          <w:numId w:val="50"/>
+          <w:numId w:val="53"/>
         </w:numPr>
       </w:pPr>
       <w:r>
@@ -12784,7 +13419,7 @@
         <w:pStyle w:val="ListParagraph"/>
         <w:numPr>
           <w:ilvl w:val="0"/>
-          <w:numId w:val="50"/>
+          <w:numId w:val="53"/>
         </w:numPr>
       </w:pPr>
       <w:r>
@@ -13058,7 +13693,7 @@
         <w:pStyle w:val="ListParagraph"/>
         <w:numPr>
           <w:ilvl w:val="0"/>
-          <w:numId w:val="51"/>
+          <w:numId w:val="54"/>
         </w:numPr>
       </w:pPr>
       <w:r>
@@ -13070,7 +13705,7 @@
         <w:pStyle w:val="ListParagraph"/>
         <w:numPr>
           <w:ilvl w:val="0"/>
-          <w:numId w:val="51"/>
+          <w:numId w:val="54"/>
         </w:numPr>
       </w:pPr>
       <w:r>
@@ -13082,7 +13717,7 @@
         <w:pStyle w:val="ListParagraph"/>
         <w:numPr>
           <w:ilvl w:val="0"/>
-          <w:numId w:val="51"/>
+          <w:numId w:val="54"/>
         </w:numPr>
       </w:pPr>
       <w:r>
@@ -13125,7 +13760,7 @@
         <w:pStyle w:val="ListParagraph"/>
         <w:numPr>
           <w:ilvl w:val="0"/>
-          <w:numId w:val="52"/>
+          <w:numId w:val="55"/>
         </w:numPr>
       </w:pPr>
       <w:r>
@@ -13182,7 +13817,7 @@
         <w:pStyle w:val="ListParagraph"/>
         <w:numPr>
           <w:ilvl w:val="0"/>
-          <w:numId w:val="52"/>
+          <w:numId w:val="55"/>
         </w:numPr>
       </w:pPr>
       <w:r>
@@ -13212,7 +13847,7 @@
         <w:pStyle w:val="ListParagraph"/>
         <w:numPr>
           <w:ilvl w:val="0"/>
-          <w:numId w:val="52"/>
+          <w:numId w:val="55"/>
         </w:numPr>
       </w:pPr>
       <w:r>
@@ -13250,7 +13885,7 @@
         <w:pStyle w:val="ListParagraph"/>
         <w:numPr>
           <w:ilvl w:val="0"/>
-          <w:numId w:val="53"/>
+          <w:numId w:val="56"/>
         </w:numPr>
       </w:pPr>
       <w:r>
@@ -13271,7 +13906,7 @@
         <w:pStyle w:val="ListParagraph"/>
         <w:numPr>
           <w:ilvl w:val="0"/>
-          <w:numId w:val="53"/>
+          <w:numId w:val="56"/>
         </w:numPr>
       </w:pPr>
       <w:r>
@@ -13316,7 +13951,7 @@
         <w:pStyle w:val="ListParagraph"/>
         <w:numPr>
           <w:ilvl w:val="0"/>
-          <w:numId w:val="53"/>
+          <w:numId w:val="56"/>
         </w:numPr>
       </w:pPr>
       <w:r>
@@ -13415,7 +14050,7 @@
         <w:pStyle w:val="ListParagraph"/>
         <w:numPr>
           <w:ilvl w:val="0"/>
-          <w:numId w:val="53"/>
+          <w:numId w:val="56"/>
         </w:numPr>
       </w:pPr>
       <w:r>
@@ -13460,7 +14095,7 @@
         <w:pStyle w:val="ListParagraph"/>
         <w:numPr>
           <w:ilvl w:val="0"/>
-          <w:numId w:val="53"/>
+          <w:numId w:val="56"/>
         </w:numPr>
       </w:pPr>
       <w:r>
@@ -13809,7 +14444,7 @@
         <w:pStyle w:val="ListParagraph"/>
         <w:numPr>
           <w:ilvl w:val="0"/>
-          <w:numId w:val="54"/>
+          <w:numId w:val="57"/>
         </w:numPr>
       </w:pPr>
       <w:r>
@@ -13839,7 +14474,7 @@
         <w:pStyle w:val="ListParagraph"/>
         <w:numPr>
           <w:ilvl w:val="0"/>
-          <w:numId w:val="54"/>
+          <w:numId w:val="57"/>
         </w:numPr>
       </w:pPr>
       <w:r>
@@ -13887,7 +14522,7 @@
         <w:pStyle w:val="ListParagraph"/>
         <w:numPr>
           <w:ilvl w:val="0"/>
-          <w:numId w:val="54"/>
+          <w:numId w:val="57"/>
         </w:numPr>
       </w:pPr>
       <w:r>
@@ -13914,7 +14549,7 @@
         <w:pStyle w:val="ListParagraph"/>
         <w:numPr>
           <w:ilvl w:val="0"/>
-          <w:numId w:val="54"/>
+          <w:numId w:val="57"/>
         </w:numPr>
       </w:pPr>
       <w:r>
@@ -13940,7 +14575,7 @@
         <w:pStyle w:val="ListParagraph"/>
         <w:numPr>
           <w:ilvl w:val="0"/>
-          <w:numId w:val="55"/>
+          <w:numId w:val="58"/>
         </w:numPr>
       </w:pPr>
       <w:r>
@@ -13961,7 +14596,7 @@
         <w:pStyle w:val="ListParagraph"/>
         <w:numPr>
           <w:ilvl w:val="0"/>
-          <w:numId w:val="55"/>
+          <w:numId w:val="58"/>
         </w:numPr>
       </w:pPr>
       <w:r>
@@ -13997,7 +14632,7 @@
         <w:pStyle w:val="ListParagraph"/>
         <w:numPr>
           <w:ilvl w:val="0"/>
-          <w:numId w:val="55"/>
+          <w:numId w:val="58"/>
         </w:numPr>
       </w:pPr>
       <w:r>
@@ -14033,7 +14668,7 @@
         <w:pStyle w:val="ListParagraph"/>
         <w:numPr>
           <w:ilvl w:val="0"/>
-          <w:numId w:val="55"/>
+          <w:numId w:val="58"/>
         </w:numPr>
       </w:pPr>
       <w:r>
@@ -14062,7 +14697,7 @@
         <w:pStyle w:val="ListParagraph"/>
         <w:numPr>
           <w:ilvl w:val="0"/>
-          <w:numId w:val="56"/>
+          <w:numId w:val="59"/>
         </w:numPr>
       </w:pPr>
       <w:r>
@@ -14083,7 +14718,7 @@
         <w:pStyle w:val="ListParagraph"/>
         <w:numPr>
           <w:ilvl w:val="0"/>
-          <w:numId w:val="56"/>
+          <w:numId w:val="59"/>
         </w:numPr>
       </w:pPr>
       <w:r>
@@ -14307,7 +14942,7 @@
         <w:pStyle w:val="ListParagraph"/>
         <w:numPr>
           <w:ilvl w:val="0"/>
-          <w:numId w:val="57"/>
+          <w:numId w:val="60"/>
         </w:numPr>
       </w:pPr>
       <w:r>
@@ -14397,7 +15032,7 @@
         <w:pStyle w:val="ListParagraph"/>
         <w:numPr>
           <w:ilvl w:val="0"/>
-          <w:numId w:val="57"/>
+          <w:numId w:val="60"/>
         </w:numPr>
       </w:pPr>
       <w:r>
@@ -14427,7 +15062,7 @@
         <w:pStyle w:val="ListParagraph"/>
         <w:numPr>
           <w:ilvl w:val="0"/>
-          <w:numId w:val="57"/>
+          <w:numId w:val="60"/>
         </w:numPr>
       </w:pPr>
       <w:r>
@@ -14448,7 +15083,7 @@
         <w:pStyle w:val="ListParagraph"/>
         <w:numPr>
           <w:ilvl w:val="0"/>
-          <w:numId w:val="57"/>
+          <w:numId w:val="60"/>
         </w:numPr>
       </w:pPr>
       <w:r>
@@ -14484,7 +15119,7 @@
         <w:pStyle w:val="ListParagraph"/>
         <w:numPr>
           <w:ilvl w:val="0"/>
-          <w:numId w:val="57"/>
+          <w:numId w:val="60"/>
         </w:numPr>
       </w:pPr>
       <w:r>
@@ -14502,7 +15137,7 @@
         <w:pStyle w:val="ListParagraph"/>
         <w:numPr>
           <w:ilvl w:val="0"/>
-          <w:numId w:val="57"/>
+          <w:numId w:val="60"/>
         </w:numPr>
       </w:pPr>
       <w:r>
@@ -14546,7 +15181,7 @@
         <w:pStyle w:val="ListParagraph"/>
         <w:numPr>
           <w:ilvl w:val="0"/>
-          <w:numId w:val="58"/>
+          <w:numId w:val="61"/>
         </w:numPr>
       </w:pPr>
       <w:r>
@@ -14627,7 +15262,7 @@
         <w:pStyle w:val="ListParagraph"/>
         <w:numPr>
           <w:ilvl w:val="0"/>
-          <w:numId w:val="58"/>
+          <w:numId w:val="61"/>
         </w:numPr>
       </w:pPr>
       <w:r>
@@ -14645,7 +15280,7 @@
         <w:pStyle w:val="ListParagraph"/>
         <w:numPr>
           <w:ilvl w:val="0"/>
-          <w:numId w:val="58"/>
+          <w:numId w:val="61"/>
         </w:numPr>
       </w:pPr>
       <w:r>
@@ -14666,7 +15301,7 @@
         <w:pStyle w:val="ListParagraph"/>
         <w:numPr>
           <w:ilvl w:val="0"/>
-          <w:numId w:val="58"/>
+          <w:numId w:val="61"/>
         </w:numPr>
       </w:pPr>
       <w:r>
@@ -14692,7 +15327,7 @@
         <w:pStyle w:val="ListParagraph"/>
         <w:numPr>
           <w:ilvl w:val="0"/>
-          <w:numId w:val="59"/>
+          <w:numId w:val="62"/>
         </w:numPr>
       </w:pPr>
       <w:r>
@@ -14755,7 +15390,7 @@
         <w:pStyle w:val="ListParagraph"/>
         <w:numPr>
           <w:ilvl w:val="0"/>
-          <w:numId w:val="59"/>
+          <w:numId w:val="62"/>
         </w:numPr>
       </w:pPr>
       <w:r>
@@ -14782,7 +15417,7 @@
         <w:pStyle w:val="ListParagraph"/>
         <w:numPr>
           <w:ilvl w:val="0"/>
-          <w:numId w:val="59"/>
+          <w:numId w:val="62"/>
         </w:numPr>
       </w:pPr>
       <w:r>
@@ -14800,7 +15435,7 @@
         <w:pStyle w:val="ListParagraph"/>
         <w:numPr>
           <w:ilvl w:val="0"/>
-          <w:numId w:val="59"/>
+          <w:numId w:val="62"/>
         </w:numPr>
       </w:pPr>
       <w:r>
@@ -15431,7 +16066,7 @@
         <w:pStyle w:val="ListParagraph"/>
         <w:numPr>
           <w:ilvl w:val="0"/>
-          <w:numId w:val="60"/>
+          <w:numId w:val="63"/>
         </w:numPr>
       </w:pPr>
       <w:r>
@@ -15449,7 +16084,7 @@
         <w:pStyle w:val="ListParagraph"/>
         <w:numPr>
           <w:ilvl w:val="0"/>
-          <w:numId w:val="60"/>
+          <w:numId w:val="63"/>
         </w:numPr>
       </w:pPr>
       <w:r>
@@ -15467,7 +16102,7 @@
         <w:pStyle w:val="ListParagraph"/>
         <w:numPr>
           <w:ilvl w:val="0"/>
-          <w:numId w:val="60"/>
+          <w:numId w:val="63"/>
         </w:numPr>
       </w:pPr>
       <w:r>
@@ -15485,7 +16120,7 @@
         <w:pStyle w:val="ListParagraph"/>
         <w:numPr>
           <w:ilvl w:val="0"/>
-          <w:numId w:val="60"/>
+          <w:numId w:val="63"/>
         </w:numPr>
       </w:pPr>
       <w:r>
@@ -15503,7 +16138,7 @@
         <w:pStyle w:val="ListParagraph"/>
         <w:numPr>
           <w:ilvl w:val="0"/>
-          <w:numId w:val="60"/>
+          <w:numId w:val="63"/>
         </w:numPr>
       </w:pPr>
       <w:r>
@@ -15521,7 +16156,7 @@
         <w:pStyle w:val="ListParagraph"/>
         <w:numPr>
           <w:ilvl w:val="0"/>
-          <w:numId w:val="60"/>
+          <w:numId w:val="63"/>
         </w:numPr>
       </w:pPr>
       <w:r>
@@ -16619,7 +17254,7 @@
         <w:pStyle w:val="ListParagraph"/>
         <w:numPr>
           <w:ilvl w:val="0"/>
-          <w:numId w:val="61"/>
+          <w:numId w:val="64"/>
         </w:numPr>
       </w:pPr>
       <w:r>
@@ -16631,7 +17266,7 @@
         <w:pStyle w:val="ListParagraph"/>
         <w:numPr>
           <w:ilvl w:val="0"/>
-          <w:numId w:val="61"/>
+          <w:numId w:val="64"/>
         </w:numPr>
       </w:pPr>
       <w:r>
@@ -16643,7 +17278,7 @@
         <w:pStyle w:val="ListParagraph"/>
         <w:numPr>
           <w:ilvl w:val="0"/>
-          <w:numId w:val="61"/>
+          <w:numId w:val="64"/>
         </w:numPr>
       </w:pPr>
       <w:r>
@@ -16655,7 +17290,7 @@
         <w:pStyle w:val="ListParagraph"/>
         <w:numPr>
           <w:ilvl w:val="0"/>
-          <w:numId w:val="61"/>
+          <w:numId w:val="64"/>
         </w:numPr>
       </w:pPr>
       <w:r>
@@ -16667,7 +17302,7 @@
         <w:pStyle w:val="ListParagraph"/>
         <w:numPr>
           <w:ilvl w:val="0"/>
-          <w:numId w:val="61"/>
+          <w:numId w:val="64"/>
         </w:numPr>
       </w:pPr>
       <w:r>
@@ -16688,7 +17323,7 @@
         <w:pStyle w:val="ListParagraph"/>
         <w:numPr>
           <w:ilvl w:val="0"/>
-          <w:numId w:val="61"/>
+          <w:numId w:val="64"/>
         </w:numPr>
       </w:pPr>
       <w:r>
@@ -16700,7 +17335,7 @@
         <w:pStyle w:val="ListParagraph"/>
         <w:numPr>
           <w:ilvl w:val="0"/>
-          <w:numId w:val="61"/>
+          <w:numId w:val="64"/>
         </w:numPr>
       </w:pPr>
       <w:r>
@@ -16721,7 +17356,7 @@
         <w:pStyle w:val="ListParagraph"/>
         <w:numPr>
           <w:ilvl w:val="0"/>
-          <w:numId w:val="61"/>
+          <w:numId w:val="64"/>
         </w:numPr>
       </w:pPr>
       <w:r>
@@ -16733,7 +17368,7 @@
         <w:pStyle w:val="ListParagraph"/>
         <w:numPr>
           <w:ilvl w:val="0"/>
-          <w:numId w:val="61"/>
+          <w:numId w:val="64"/>
         </w:numPr>
       </w:pPr>
       <w:r>
@@ -16745,7 +17380,7 @@
         <w:pStyle w:val="ListParagraph"/>
         <w:numPr>
           <w:ilvl w:val="0"/>
-          <w:numId w:val="61"/>
+          <w:numId w:val="64"/>
         </w:numPr>
       </w:pPr>
       <w:r>
@@ -16757,7 +17392,7 @@
         <w:pStyle w:val="ListParagraph"/>
         <w:numPr>
           <w:ilvl w:val="0"/>
-          <w:numId w:val="61"/>
+          <w:numId w:val="64"/>
         </w:numPr>
       </w:pPr>
       <w:r>
@@ -16769,7 +17404,7 @@
         <w:pStyle w:val="ListParagraph"/>
         <w:numPr>
           <w:ilvl w:val="0"/>
-          <w:numId w:val="61"/>
+          <w:numId w:val="64"/>
         </w:numPr>
       </w:pPr>
       <w:r>
@@ -16781,7 +17416,7 @@
         <w:pStyle w:val="ListParagraph"/>
         <w:numPr>
           <w:ilvl w:val="0"/>
-          <w:numId w:val="61"/>
+          <w:numId w:val="64"/>
         </w:numPr>
       </w:pPr>
       <w:r>
@@ -16793,7 +17428,7 @@
         <w:pStyle w:val="ListParagraph"/>
         <w:numPr>
           <w:ilvl w:val="0"/>
-          <w:numId w:val="61"/>
+          <w:numId w:val="64"/>
         </w:numPr>
       </w:pPr>
       <w:r>
@@ -17102,7 +17737,7 @@
     <w:abstractNumId w:val="0"/>
   </w:num>
   <w:num w:numId="40">
-    <w:abstractNumId w:val="0"/>
+    <w:abstractNumId w:val="1"/>
   </w:num>
   <w:num w:numId="41">
     <w:abstractNumId w:val="0"/>
@@ -17123,7 +17758,7 @@
     <w:abstractNumId w:val="0"/>
   </w:num>
   <w:num w:numId="47">
-    <w:abstractNumId w:val="1"/>
+    <w:abstractNumId w:val="0"/>
   </w:num>
   <w:num w:numId="48">
     <w:abstractNumId w:val="0"/>
@@ -17132,7 +17767,7 @@
     <w:abstractNumId w:val="0"/>
   </w:num>
   <w:num w:numId="50">
-    <w:abstractNumId w:val="0"/>
+    <w:abstractNumId w:val="1"/>
   </w:num>
   <w:num w:numId="51">
     <w:abstractNumId w:val="0"/>
@@ -17141,7 +17776,7 @@
     <w:abstractNumId w:val="0"/>
   </w:num>
   <w:num w:numId="53">
-    <w:abstractNumId w:val="1"/>
+    <w:abstractNumId w:val="0"/>
   </w:num>
   <w:num w:numId="54">
     <w:abstractNumId w:val="0"/>
@@ -17150,7 +17785,7 @@
     <w:abstractNumId w:val="0"/>
   </w:num>
   <w:num w:numId="56">
-    <w:abstractNumId w:val="0"/>
+    <w:abstractNumId w:val="1"/>
   </w:num>
   <w:num w:numId="57">
     <w:abstractNumId w:val="0"/>
@@ -17165,6 +17800,15 @@
     <w:abstractNumId w:val="0"/>
   </w:num>
   <w:num w:numId="61">
+    <w:abstractNumId w:val="0"/>
+  </w:num>
+  <w:num w:numId="62">
+    <w:abstractNumId w:val="0"/>
+  </w:num>
+  <w:num w:numId="63">
+    <w:abstractNumId w:val="0"/>
+  </w:num>
+  <w:num w:numId="64">
     <w:abstractNumId w:val="0"/>
   </w:num>
 </w:numbering>

--- a/docs/manual/LWK_Viewer_User_Manual_YUE.docx
+++ b/docs/manual/LWK_Viewer_User_Manual_YUE.docx
@@ -9704,7 +9704,16 @@
         <w:t xml:space="preserve">Set B</w:t>
       </w:r>
       <w:r>
-        <w:t xml:space="preserve">：每邊一個 model 同佢嘅類別 - 例如建築 model 嘅 *Ceilings* 對結構 model 嘅 *Beams*。A 同 B 可以係同一個 model：即係檢查 model 自己入面嘅碰撞。</w:t>
+        <w:t xml:space="preserve">：每邊剔一個或者多個 model（或者 </w:t>
+      </w:r>
+      <w:r>
+        <w:rPr>
+          <w:b/>
+        </w:rPr>
+        <w:t xml:space="preserve">All models</w:t>
+      </w:r>
+      <w:r>
+        <w:t xml:space="preserve">，之後先 load 嘅 link 都會計埋）同要檢查嘅類別 - 例如建築 model 嘅 *Ceilings* 對結構 model 嘅 *Beams*，或者所有建築 link 嘅 *Walls* 對所有機電 link 嘅 *Ducts* 同 *Pipes*。A 同 B 可以係同一啲 model：即係檢查佢哋自己入面嘅碰撞。</w:t>
       </w:r>
     </w:p>
     <w:p>
@@ -9752,16 +9761,16 @@
         <w:t xml:space="preserve">Whole model</w:t>
       </w:r>
       <w:r>
-        <w:t xml:space="preserve">、某一層 </w:t>
-      </w:r>
-      <w:r>
-        <w:rPr>
-          <w:b/>
-        </w:rPr>
-        <w:t xml:space="preserve">Floor</w:t>
-      </w:r>
-      <w:r>
-        <w:t xml:space="preserve">，或者 </w:t>
+        <w:t xml:space="preserve">、</w:t>
+      </w:r>
+      <w:r>
+        <w:rPr>
+          <w:b/>
+        </w:rPr>
+        <w:t xml:space="preserve">Floors</w:t>
+      </w:r>
+      <w:r>
+        <w:t xml:space="preserve">（由某一層到某一層），或者 </w:t>
       </w:r>
       <w:r>
         <w:rPr>
@@ -9785,7 +9794,7 @@
     <w:p>
       <w:pPr/>
       <w:r>
-        <w:t xml:space="preserve">規則會為 project 入面所有人儲存，連埋上次嘅結果。顧問 model 係用佢個名同公司認，所以佢哋送嚟下一版之後條規則照用得。</w:t>
+        <w:t xml:space="preserve">規則係共用嘅：project 入面所有人都喺規則列表見到、可以 run、可以改，亦見到上次嘅結果（只可以睇嘅人可以 run，但結果唔會儲存）。顧問 model 係用佢個名同公司認，所以佢哋送嚟下一版之後條規則照用得。</w:t>
       </w:r>
     </w:p>
     <w:tbl>
@@ -9931,7 +9940,16 @@
           <w:p>
             <w:pPr/>
             <w:r>
-              <w:t xml:space="preserve">唔係封閉實體嘅面互相穿過（計唔到深度）</w:t>
+              <w:t xml:space="preserve">兩個唔係封閉實體嘅面互相穿過（計唔到深度）- 只係條規則剔咗 </w:t>
+            </w:r>
+            <w:r>
+              <w:rPr>
+                <w:b/>
+              </w:rPr>
+              <w:t xml:space="preserve">Report open surfaces crossing each other</w:t>
+            </w:r>
+            <w:r>
+              <w:t xml:space="preserve"> 先會報</w:t>
             </w:r>
           </w:p>
         </w:tc>
@@ -9946,7 +9964,7 @@
         </w:numPr>
       </w:pPr>
       <w:r>
-        <w:t xml:space="preserve">唔會報：牆頂牆、牆企喺樓板上，同埋（預設剔咗）喺牆、樓板、屋頂入面嘅門窗。</w:t>
+        <w:t xml:space="preserve">唔會報：牆頂牆、牆企喺樓板上、多層嘅牆同樓板掂住（相差一兩毫米都當掂住），同埋（預設剔咗）喺牆、樓板、屋頂入面嘅門窗。唔封閉嘅面對住實體，會量佢插入幾深。</w:t>
       </w:r>
     </w:p>
     <w:p>
@@ -9958,6 +9976,36 @@
         </w:numPr>
       </w:pPr>
       <w:r>
+        <w:t xml:space="preserve">列表上面嘅 </w:t>
+      </w:r>
+      <w:r>
+        <w:rPr>
+          <w:b/>
+        </w:rPr>
+        <w:t xml:space="preserve">Hide under ... mm</w:t>
+      </w:r>
+      <w:r>
+        <w:t xml:space="preserve"> 唔使再 run 就可以收埋淺過呢個數嘅重疊（每條規則喺呢部電腦記住）；</w:t>
+      </w:r>
+      <w:r>
+        <w:rPr>
+          <w:b/>
+        </w:rPr>
+        <w:t xml:space="preserve">Deepest first</w:t>
+      </w:r>
+      <w:r>
+        <w:t xml:space="preserve"> 按深度排。</w:t>
+      </w:r>
+    </w:p>
+    <w:p>
+      <w:pPr>
+        <w:pStyle w:val="ListParagraph"/>
+        <w:numPr>
+          <w:ilvl w:val="0"/>
+          <w:numId w:val="41"/>
+        </w:numPr>
+      </w:pPr>
+      <w:r>
         <w:t xml:space="preserve">擺埋一齊又共用同一個元件嘅碰撞會歸做一組（「5 clashes around Beam 12」）。</w:t>
       </w:r>
     </w:p>
@@ -9970,7 +10018,16 @@
         </w:numPr>
       </w:pPr>
       <w:r>
-        <w:t xml:space="preserve">撳一個碰撞：個 view 會飛去嗰度，兩個元件會上色（橙同藍），一粒紅點標住位置。</w:t>
+        <w:t xml:space="preserve">撳一個碰撞：會用幾米闊嘅 section box 喺嗰度切開嗰層，兩個元件會上色（橙同藍），一粒紅點標住位置。</w:t>
+      </w:r>
+      <w:r>
+        <w:rPr>
+          <w:b/>
+        </w:rPr>
+        <w:t xml:space="preserve">Section off</w:t>
+      </w:r>
+      <w:r>
+        <w:t xml:space="preserve"> 放返成個 model；</w:t>
       </w:r>
       <w:r>
         <w:rPr>
@@ -9979,7 +10036,7 @@
         <w:t xml:space="preserve">Only these</w:t>
       </w:r>
       <w:r>
-        <w:t xml:space="preserve"> 會收埋其他嘢；</w:t>
+        <w:t xml:space="preserve"> 會收埋其他嘢（</w:t>
       </w:r>
       <w:r>
         <w:rPr>
@@ -9988,7 +10045,7 @@
         <w:t xml:space="preserve">Show all</w:t>
       </w:r>
       <w:r>
-        <w:t xml:space="preserve"> 放返出嚟。</w:t>
+        <w:t xml:space="preserve"> 放返出嚟）。</w:t>
       </w:r>
     </w:p>
     <w:p>
@@ -10170,7 +10227,16 @@
         <w:t xml:space="preserve">Stairs, ramps</w:t>
       </w:r>
       <w:r>
-        <w:t xml:space="preserve"> 預設 2.00 m），揀一層（或者 section box 入面），然後撳 </w:t>
+        <w:t xml:space="preserve"> 預設 2.00 m；</w:t>
+      </w:r>
+      <w:r>
+        <w:rPr>
+          <w:b/>
+        </w:rPr>
+        <w:t xml:space="preserve">Ignore lower than</w:t>
+      </w:r>
+      <w:r>
+        <w:t xml:space="preserve"> 預設 1.5 m - 喺樓面，矮過呢個嘅空間唔係人用嘅：坐廁或者長櫈下面、管道或者天花槽入面；樓梯同斜道就一定會檢查），揀樓層（由 ... 到 ...）或者 section box 入面，然後撳 </w:t>
       </w:r>
       <w:r>
         <w:rPr>
@@ -10197,7 +10263,43 @@
         <w:t xml:space="preserve">Models counted</w:t>
       </w:r>
       <w:r>
-        <w:t xml:space="preserve"> 揀邊啲 model 算做頭頂嘅嘢 - 剔埋顧問嘅機電同結構 model 就睇到佢哋嘅影響。</w:t>
+        <w:t xml:space="preserve"> 揀計邊啲 model - 剔埋顧問嘅機電同結構 model 就睇到佢哋嘅影響。</w:t>
+      </w:r>
+      <w:r>
+        <w:rPr>
+          <w:b/>
+        </w:rPr>
+        <w:t xml:space="preserve">What counts</w:t>
+      </w:r>
+      <w:r>
+        <w:t xml:space="preserve"> 列出 </w:t>
+      </w:r>
+      <w:r>
+        <w:rPr>
+          <w:b/>
+        </w:rPr>
+        <w:t xml:space="preserve">Stood on</w:t>
+      </w:r>
+      <w:r>
+        <w:t xml:space="preserve">（企喺上面）同 </w:t>
+      </w:r>
+      <w:r>
+        <w:rPr>
+          <w:b/>
+        </w:rPr>
+        <w:t xml:space="preserve">Overhead</w:t>
+      </w:r>
+      <w:r>
+        <w:t xml:space="preserve">（頭頂）嘅類別；傢俬、坐廁同洗手盆、櫃同 generic models 唔剔就唔算頭頂。</w:t>
+      </w:r>
+      <w:r>
+        <w:rPr>
+          <w:b/>
+        </w:rPr>
+        <w:t xml:space="preserve">Usual categories</w:t>
+      </w:r>
+      <w:r>
+        <w:t xml:space="preserve"> 還原預設。呢啲設定係 project 所有人共用。</w:t>
       </w:r>
     </w:p>
     <w:p>
@@ -10218,7 +10320,16 @@
         <w:t xml:space="preserve">Look</w:t>
       </w:r>
       <w:r>
-        <w:t xml:space="preserve"> 會喺嗰度切開嗰層；</w:t>
+        <w:t xml:space="preserve"> 會喺嗰度切開嗰層、將頭頂嘅嘢上色，喺最矮嗰點畫出高度（</w:t>
+      </w:r>
+      <w:r>
+        <w:rPr>
+          <w:b/>
+        </w:rPr>
+        <w:t xml:space="preserve">Keep</w:t>
+      </w:r>
+      <w:r>
+        <w:t xml:space="preserve"> 儲存做尺寸）；</w:t>
       </w:r>
       <w:r>
         <w:rPr>

--- a/docs/manual/LWK_Viewer_User_Manual_YUE.docx
+++ b/docs/manual/LWK_Viewer_User_Manual_YUE.docx
@@ -9976,6 +9976,24 @@
         </w:numPr>
       </w:pPr>
       <w:r>
+        <w:rPr>
+          <w:b/>
+        </w:rPr>
+        <w:t xml:space="preserve">Leave out joins</w:t>
+      </w:r>
+      <w:r>
+        <w:t xml:space="preserve">（預設剔咗）：匯出嘅 model 入面，牆、樓板、屋頂、柱、樑同樓梯喺交接位會重疊 - 牆穿過樓板、地台面層或者防水層喺牆底、平台入咗牆、樑入牆或者入柱。呢啲唔會報。重複嘅元件、兩幅牆並排重疊，或者任何嘢穿過天花，就照報。</w:t>
+      </w:r>
+    </w:p>
+    <w:p>
+      <w:pPr>
+        <w:pStyle w:val="ListParagraph"/>
+        <w:numPr>
+          <w:ilvl w:val="0"/>
+          <w:numId w:val="41"/>
+        </w:numPr>
+      </w:pPr>
+      <w:r>
         <w:t xml:space="preserve">列表上面嘅 </w:t>
       </w:r>
       <w:r>
@@ -10236,7 +10254,7 @@
         <w:t xml:space="preserve">Ignore lower than</w:t>
       </w:r>
       <w:r>
-        <w:t xml:space="preserve"> 預設 1.5 m - 喺樓面，矮過呢個嘅空間唔係人用嘅：坐廁或者長櫈下面、管道或者天花槽入面；樓梯同斜道就一定會檢查），揀樓層（由 ... 到 ...）或者 section box 入面，然後撳 </w:t>
+        <w:t xml:space="preserve"> 預設 1.5 m - 矮過呢個嘅空間唔係人用嘅：坐廁或者長櫈下面、管道或者天花槽入面、樓梯伸入上一層樓板底嘅位置），揀樓層（由 ... 到 ...）或者 section box 入面，然後撳 </w:t>
       </w:r>
       <w:r>
         <w:rPr>

--- a/docs/manual/LWK_Viewer_User_Manual_YUE.docx
+++ b/docs/manual/LWK_Viewer_User_Manual_YUE.docx
@@ -9713,7 +9713,43 @@
         <w:t xml:space="preserve">All models</w:t>
       </w:r>
       <w:r>
-        <w:t xml:space="preserve">，之後先 load 嘅 link 都會計埋）同要檢查嘅類別 - 例如建築 model 嘅 *Ceilings* 對結構 model 嘅 *Beams*，或者所有建築 link 嘅 *Walls* 對所有機電 link 嘅 *Ducts* 同 *Pipes*。A 同 B 可以係同一啲 model：即係檢查佢哋自己入面嘅碰撞。</w:t>
+        <w:t xml:space="preserve">，之後先 load 嘅 link 都會計埋）同要檢查嘅類別 - 例如建築 model 嘅 *Ceilings* 對結構 model 嘅 *Beams*，或者所有建築 link 嘅 *Walls* 對所有機電 link 嘅 *Ducts* 同 *Pipes*。A 同 B 可以係同一啲 model：即係檢查佢哋自己入面嘅碰撞。model 上面嘅 </w:t>
+      </w:r>
+      <w:r>
+        <w:rPr>
+          <w:b/>
+        </w:rPr>
+        <w:t xml:space="preserve">All</w:t>
+      </w:r>
+      <w:r>
+        <w:t xml:space="preserve"> / </w:t>
+      </w:r>
+      <w:r>
+        <w:rPr>
+          <w:b/>
+        </w:rPr>
+        <w:t xml:space="preserve">None</w:t>
+      </w:r>
+      <w:r>
+        <w:t xml:space="preserve"> 一次過剔晒或者唔剔晒。</w:t>
+      </w:r>
+      <w:r>
+        <w:rPr>
+          <w:b/>
+        </w:rPr>
+        <w:t xml:space="preserve">Name has</w:t>
+      </w:r>
+      <w:r>
+        <w:t xml:space="preserve"> / </w:t>
+      </w:r>
+      <w:r>
+        <w:rPr>
+          <w:b/>
+        </w:rPr>
+        <w:t xml:space="preserve">Name has not</w:t>
+      </w:r>
+      <w:r>
+        <w:t xml:space="preserve"> 只保留名、type 或者 family 有（或者冇）呢啲字嘅元件 - 例如 *Name has not: Finish*（幾個字之間用逗號：任何一個都算）。</w:t>
       </w:r>
     </w:p>
     <w:p>
@@ -9728,6 +9764,51 @@
         <w:rPr>
           <w:b/>
         </w:rPr>
+        <w:t xml:space="preserve">Selection sets</w:t>
+      </w:r>
+      <w:r>
+        <w:t xml:space="preserve">（好似 Navisworks）：</w:t>
+      </w:r>
+      <w:r>
+        <w:rPr>
+          <w:b/>
+        </w:rPr>
+        <w:t xml:space="preserve">Save as set</w:t>
+      </w:r>
+      <w:r>
+        <w:t xml:space="preserve"> 將一邊嘅 model、類別同名稱篩選用一個名儲存，project 所有人共用。任何規則都可以喺嗰邊頂部嘅列表揀返。跟住 set 嘅規則會用 set 而家嘅樣，所以改 set（揀佢、改剔、用同一個名再 </w:t>
+      </w:r>
+      <w:r>
+        <w:rPr>
+          <w:b/>
+        </w:rPr>
+        <w:t xml:space="preserve">Save as set</w:t>
+      </w:r>
+      <w:r>
+        <w:t xml:space="preserve">）就會改晒所有用佢嘅規則。</w:t>
+      </w:r>
+      <w:r>
+        <w:rPr>
+          <w:b/>
+        </w:rPr>
+        <w:t xml:space="preserve">Delete set</w:t>
+      </w:r>
+      <w:r>
+        <w:t xml:space="preserve"> 刪除；用過佢嘅規則會保留佢嘅揀選。</w:t>
+      </w:r>
+    </w:p>
+    <w:p>
+      <w:pPr>
+        <w:pStyle w:val="ListParagraph"/>
+        <w:numPr>
+          <w:ilvl w:val="0"/>
+          <w:numId w:val="40"/>
+        </w:numPr>
+      </w:pPr>
+      <w:r>
+        <w:rPr>
+          <w:b/>
+        </w:rPr>
         <w:t xml:space="preserve">Overlap that counts</w:t>
       </w:r>
       <w:r>
@@ -9788,13 +9869,40 @@
         <w:t xml:space="preserve">Run</w:t>
       </w:r>
       <w:r>
+        <w:t xml:space="preserve">。如果太多元件掂住（多過 30,000 對），panel 會講有幾多對、大約要幾耐，俾你揀 </w:t>
+      </w:r>
+      <w:r>
+        <w:rPr>
+          <w:b/>
+        </w:rPr>
+        <w:t xml:space="preserve">Check them all</w:t>
+      </w:r>
+      <w:r>
+        <w:t xml:space="preserve">（有進度條；</w:t>
+      </w:r>
+      <w:r>
+        <w:rPr>
+          <w:b/>
+        </w:rPr>
+        <w:t xml:space="preserve">Stop</w:t>
+      </w:r>
+      <w:r>
+        <w:t xml:space="preserve"> 會保留已經搵到嘅）或者 </w:t>
+      </w:r>
+      <w:r>
+        <w:rPr>
+          <w:b/>
+        </w:rPr>
+        <w:t xml:space="preserve">Choose floors instead</w:t>
+      </w:r>
+      <w:r>
         <w:t xml:space="preserve">。</w:t>
       </w:r>
     </w:p>
     <w:p>
       <w:pPr/>
       <w:r>
-        <w:t xml:space="preserve">規則係共用嘅：project 入面所有人都喺規則列表見到、可以 run、可以改，亦見到上次嘅結果（只可以睇嘅人可以 run，但結果唔會儲存）。顧問 model 係用佢個名同公司認，所以佢哋送嚟下一版之後條規則照用得。</w:t>
+        <w:t xml:space="preserve">規則底部三個選項：</w:t>
       </w:r>
     </w:p>
     <w:tbl>
@@ -9820,6 +9928,134 @@
           <w:p>
             <w:pPr/>
             <w:r>
+              <w:t xml:space="preserve">選項</w:t>
+            </w:r>
+          </w:p>
+        </w:tc>
+        <w:tc>
+          <w:tcPr>
+            <w:tcW w:w="4680" w:type="dxa"/>
+            <w:shd w:val="clear" w:color="auto" w:fill="F2F2F2"/>
+          </w:tcPr>
+          <w:p>
+            <w:pPr/>
+            <w:r>
+              <w:t xml:space="preserve">作用</w:t>
+            </w:r>
+          </w:p>
+        </w:tc>
+      </w:tr>
+      <w:tr>
+        <w:tc>
+          <w:tcPr>
+            <w:tcW w:w="4680" w:type="dxa"/>
+          </w:tcPr>
+          <w:p>
+            <w:pPr/>
+            <w:r>
+              <w:rPr>
+                <w:b/>
+              </w:rPr>
+              <w:t xml:space="preserve">Leave out doors and windows in their walls, floors and roofs</w:t>
+            </w:r>
+          </w:p>
+        </w:tc>
+        <w:tc>
+          <w:tcPr>
+            <w:tcW w:w="4680" w:type="dxa"/>
+          </w:tcPr>
+          <w:p>
+            <w:pPr/>
+            <w:r>
+              <w:t xml:space="preserve">門窗一定喺佢所在嘅牆入面；唔剔嘅話，每一度門窗都會同自己幅牆報一次。</w:t>
+            </w:r>
+          </w:p>
+        </w:tc>
+      </w:tr>
+      <w:tr>
+        <w:tc>
+          <w:tcPr>
+            <w:tcW w:w="4680" w:type="dxa"/>
+          </w:tcPr>
+          <w:p>
+            <w:pPr/>
+            <w:r>
+              <w:rPr>
+                <w:b/>
+              </w:rPr>
+              <w:t xml:space="preserve">Leave out joins between walls, floors, roofs, columns, beams and stairs</w:t>
+            </w:r>
+          </w:p>
+        </w:tc>
+        <w:tc>
+          <w:tcPr>
+            <w:tcW w:w="4680" w:type="dxa"/>
+          </w:tcPr>
+          <w:p>
+            <w:pPr/>
+            <w:r>
+              <w:t xml:space="preserve">呢啲元件交接嘅位（牆企喺樓板上、面層喺牆底、平台入咗牆）Revit 會整乾淨，但匯出時每個元件都係完整嘅，所以會重疊。剔咗：只有一個大部分喺另一個入面（重複、埋咗喺入面）先算。機電、傢俬同天花唔受影響。唔剔：每個交接都會列出 - 通常幾百個。</w:t>
+            </w:r>
+          </w:p>
+        </w:tc>
+      </w:tr>
+      <w:tr>
+        <w:tc>
+          <w:tcPr>
+            <w:tcW w:w="4680" w:type="dxa"/>
+          </w:tcPr>
+          <w:p>
+            <w:pPr/>
+            <w:r>
+              <w:rPr>
+                <w:b/>
+              </w:rPr>
+              <w:t xml:space="preserve">Report open surfaces crossing each other</w:t>
+            </w:r>
+          </w:p>
+        </w:tc>
+        <w:tc>
+          <w:tcPr>
+            <w:tcW w:w="4680" w:type="dxa"/>
+          </w:tcPr>
+          <w:p>
+            <w:pPr/>
+            <w:r>
+              <w:t xml:space="preserve">有啲元件只係面，唔係封閉實體（某啲 IFC 匯出、冇封口嘅喉管）；佢哋冇「入面」，計唔到穿過幾深。唔剔：面只係插入實體先算。剔咗：兩個面單純交叉都會報 - 更齊，但更多雜音。</w:t>
+            </w:r>
+          </w:p>
+        </w:tc>
+      </w:tr>
+    </w:tbl>
+    <w:p>
+      <w:pPr/>
+      <w:r>
+        <w:t xml:space="preserve">規則係共用嘅：project 入面所有人都喺規則列表見到、可以 run、可以改，亦見到上次嘅結果（只可以睇嘅人可以 run，但結果唔會儲存）。顧問 model 係用佢個名同公司認，所以佢哋送嚟下一版之後條規則照用得。</w:t>
+      </w:r>
+    </w:p>
+    <w:tbl>
+      <w:tblPr>
+        <w:tblStyle w:val="TableGrid"/>
+        <w:tblW w:w="0" w:type="auto"/>
+        <w:tblLayout w:type="fixed"/>
+        <w:tblLook w:val="04A0" w:firstRow="1" w:lastRow="0" w:firstColumn="0" w:lastColumn="0" w:noHBand="0" w:noVBand="1"/>
+      </w:tblPr>
+      <w:tblGrid>
+        <w:gridCol w:w="4680"/>
+        <w:gridCol w:w="4680"/>
+      </w:tblGrid>
+      <w:tr>
+        <w:trPr>
+          <w:tblHeader/>
+        </w:trPr>
+        <w:tc>
+          <w:tcPr>
+            <w:tcW w:w="4680" w:type="dxa"/>
+            <w:shd w:val="clear" w:color="auto" w:fill="F2F2F2"/>
+          </w:tcPr>
+          <w:p>
+            <w:pPr/>
+            <w:r>
               <w:t xml:space="preserve">顯示</w:t>
             </w:r>
           </w:p>
@@ -9994,6 +10230,27 @@
         </w:numPr>
       </w:pPr>
       <w:r>
+        <w:t xml:space="preserve">列表顯示上面揀咗嘅範圍入面嘅碰撞：成個 model、揀咗嘅樓層，或者 section box 入面，連埋上次喺嗰度檢查嘅時間（未檢查過會寫「Not checked on L2 yet」）。之前喺其他地方搵到嘅碰撞會保留：「*N* more elsewhere」- 撳 </w:t>
+      </w:r>
+      <w:r>
+        <w:rPr>
+          <w:b/>
+        </w:rPr>
+        <w:t xml:space="preserve">Show</w:t>
+      </w:r>
+      <w:r>
+        <w:t xml:space="preserve"> 一齊列出。</w:t>
+      </w:r>
+    </w:p>
+    <w:p>
+      <w:pPr>
+        <w:pStyle w:val="ListParagraph"/>
+        <w:numPr>
+          <w:ilvl w:val="0"/>
+          <w:numId w:val="41"/>
+        </w:numPr>
+      </w:pPr>
+      <w:r>
         <w:t xml:space="preserve">列表上面嘅 </w:t>
       </w:r>
       <w:r>
@@ -10036,7 +10293,25 @@
         </w:numPr>
       </w:pPr>
       <w:r>
-        <w:t xml:space="preserve">撳一個碰撞：會用幾米闊嘅 section box 喺嗰度切開嗰層，兩個元件會上色（橙同藍），一粒紅點標住位置。</w:t>
+        <w:t xml:space="preserve">撳一個碰撞：會用幾米闊嘅 section box 喺嗰度切開嗰層，兩個元件會上色（A 橙、B 藍 - 可以用列表上面 </w:t>
+      </w:r>
+      <w:r>
+        <w:rPr>
+          <w:b/>
+        </w:rPr>
+        <w:t xml:space="preserve">A</w:t>
+      </w:r>
+      <w:r>
+        <w:t xml:space="preserve"> 同 </w:t>
+      </w:r>
+      <w:r>
+        <w:rPr>
+          <w:b/>
+        </w:rPr>
+        <w:t xml:space="preserve">B</w:t>
+      </w:r>
+      <w:r>
+        <w:t xml:space="preserve"> 兩個顏色格揀自己嘅顏色，記喺呢部電腦），一粒紅點標住位置。3D 畫面左下角有個圖例講明邊個係 A、邊個係 B。如果兩個都喺同一個 Revit model 入面，會共用 A 嘅顏色（每個 model 只有一種 highlight 顏色），圖例會註明。</w:t>
       </w:r>
       <w:r>
         <w:rPr>
@@ -10120,6 +10395,78 @@
         </w:numPr>
       </w:pPr>
       <w:r>
+        <w:rPr>
+          <w:b/>
+        </w:rPr>
+        <w:t xml:space="preserve">Export the list</w:t>
+      </w:r>
+      <w:r>
+        <w:t xml:space="preserve">：</w:t>
+      </w:r>
+      <w:r>
+        <w:rPr>
+          <w:b/>
+        </w:rPr>
+        <w:t xml:space="preserve">Spreadsheet</w:t>
+      </w:r>
+      <w:r>
+        <w:t xml:space="preserve"> 將列出嘅碰撞儲存做 CSV 檔俾 Excel 用（狀態、種類、深度、樓層、兩個元件同佢哋嘅 id、project 座標位置、issue）。</w:t>
+      </w:r>
+      <w:r>
+        <w:rPr>
+          <w:b/>
+        </w:rPr>
+        <w:t xml:space="preserve">Report</w:t>
+      </w:r>
+      <w:r>
+        <w:t xml:space="preserve"> 喺新分頁開一份報告 - </w:t>
+      </w:r>
+      <w:r>
+        <w:rPr>
+          <w:b/>
+        </w:rPr>
+        <w:t xml:space="preserve">With pictures</w:t>
+      </w:r>
+      <w:r>
+        <w:t xml:space="preserve"> 會逐個顯示並影低每個碰撞（每個大約一秒；</w:t>
+      </w:r>
+      <w:r>
+        <w:rPr>
+          <w:b/>
+        </w:rPr>
+        <w:t xml:space="preserve">Stop</w:t>
+      </w:r>
+      <w:r>
+        <w:t xml:space="preserve"> 停），</w:t>
+      </w:r>
+      <w:r>
+        <w:rPr>
+          <w:b/>
+        </w:rPr>
+        <w:t xml:space="preserve">Without</w:t>
+      </w:r>
+      <w:r>
+        <w:t xml:space="preserve"> 即刻出 - 然後 </w:t>
+      </w:r>
+      <w:r>
+        <w:rPr>
+          <w:b/>
+        </w:rPr>
+        <w:t xml:space="preserve">Print / Save as PDF</w:t>
+      </w:r>
+      <w:r>
+        <w:t xml:space="preserve">。如果瀏覽器擋咗個分頁，請容許呢個網站彈出視窗。</w:t>
+      </w:r>
+    </w:p>
+    <w:p>
+      <w:pPr>
+        <w:pStyle w:val="ListParagraph"/>
+        <w:numPr>
+          <w:ilvl w:val="0"/>
+          <w:numId w:val="41"/>
+        </w:numPr>
+      </w:pPr>
+      <w:r>
         <w:t xml:space="preserve">publish 咗新版或者顧問送咗新 model 之後</w:t>
       </w:r>
       <w:r>
@@ -10365,7 +10712,43 @@
         <w:t xml:space="preserve">Clear</w:t>
       </w:r>
       <w:r>
-        <w:t xml:space="preserve"> 清走啲方格。</w:t>
+        <w:t xml:space="preserve"> 清走啲方格。*under the limit* 旁邊個顏色格可以揀顏色（記喺呢部電腦）；3D 畫面有圖例講明頭頂係咩。</w:t>
+      </w:r>
+    </w:p>
+    <w:p>
+      <w:pPr>
+        <w:pStyle w:val="ListParagraph"/>
+        <w:numPr>
+          <w:ilvl w:val="0"/>
+          <w:numId w:val="42"/>
+        </w:numPr>
+      </w:pPr>
+      <w:r>
+        <w:rPr>
+          <w:b/>
+        </w:rPr>
+        <w:t xml:space="preserve">Export</w:t>
+      </w:r>
+      <w:r>
+        <w:t xml:space="preserve">：</w:t>
+      </w:r>
+      <w:r>
+        <w:rPr>
+          <w:b/>
+        </w:rPr>
+        <w:t xml:space="preserve">Spreadsheet</w:t>
+      </w:r>
+      <w:r>
+        <w:t xml:space="preserve">（每個地方：樓層、企喺咩上面、最低高度、限制、面積、頭頂係咩、位置）或者 </w:t>
+      </w:r>
+      <w:r>
+        <w:rPr>
+          <w:b/>
+        </w:rPr>
+        <w:t xml:space="preserve">Report</w:t>
+      </w:r>
+      <w:r>
+        <w:t xml:space="preserve">，可以連或者唔連每個地方嘅相，列印或者儲存做 PDF。</w:t>
       </w:r>
     </w:p>
     <w:p>

--- a/docs/manual/LWK_Viewer_User_Manual_YUE.docx
+++ b/docs/manual/LWK_Viewer_User_Manual_YUE.docx
@@ -1546,7 +1546,7 @@
         <w:t xml:space="preserve">Search</w:t>
       </w:r>
       <w:r>
-        <w:t xml:space="preserve"> 放大鏡、</w:t>
+        <w:t xml:space="preserve"> 放大鏡、鈴、</w:t>
       </w:r>
       <w:r>
         <w:rPr>
@@ -1555,7 +1555,25 @@
         <w:t xml:space="preserve">+ Task</w:t>
       </w:r>
       <w:r>
-        <w:t xml:space="preserve">（喺 Sheets 同 3D：將而家呢張 sheet 或者 3D 視圖放落 task）、</w:t>
+        <w:t xml:space="preserve">（喺 Sheets 同 3D：將而家呢張 sheet 或者 3D 視圖放落 task）同</w:t>
+      </w:r>
+      <w:r>
+        <w:rPr>
+          <w:b/>
+        </w:rPr>
+        <w:t xml:space="preserve">你嘅個人掣</w:t>
+      </w:r>
+      <w:r>
+        <w:t xml:space="preserve">（你個名嘅縮寫，有網絡時有粒綠點）。撳佢會見到 </w:t>
+      </w:r>
+      <w:r>
+        <w:rPr>
+          <w:b/>
+        </w:rPr>
+        <w:t xml:space="preserve">Work offline ...</w:t>
+      </w:r>
+      <w:r>
+        <w:t xml:space="preserve">、</w:t>
       </w:r>
       <w:r>
         <w:rPr>
@@ -1573,7 +1591,16 @@
         <w:t xml:space="preserve">Account</w:t>
       </w:r>
       <w:r>
-        <w:t xml:space="preserve"> 同 </w:t>
+        <w:t xml:space="preserve">（密碼）、</w:t>
+      </w:r>
+      <w:r>
+        <w:rPr>
+          <w:b/>
+        </w:rPr>
+        <w:t xml:space="preserve">Theme</w:t>
+      </w:r>
+      <w:r>
+        <w:t xml:space="preserve">（Light、Dark、Auto）同 </w:t>
       </w:r>
       <w:r>
         <w:rPr>
@@ -1612,16 +1639,7 @@
         </w:numPr>
       </w:pPr>
       <w:r>
-        <w:t xml:space="preserve">連線標籤會顯示 </w:t>
-      </w:r>
-      <w:r>
-        <w:rPr>
-          <w:b/>
-        </w:rPr>
-        <w:t xml:space="preserve">online - 你個名</w:t>
-      </w:r>
-      <w:r>
-        <w:t xml:space="preserve">、</w:t>
+        <w:t xml:space="preserve">連線標籤只會喺有嘢要講嗰陣出現：</w:t>
       </w:r>
       <w:r>
         <w:rPr>
@@ -1938,10 +1956,10 @@
         <w:rPr>
           <w:b/>
         </w:rPr>
-        <w:t xml:space="preserve">Export CSV</w:t>
-      </w:r>
-      <w:r>
-        <w:t xml:space="preserve"> 會下載篩選咗嘅 issue 俾 Excel 用。</w:t>
+        <w:t xml:space="preserve">Export ▾</w:t>
+      </w:r>
+      <w:r>
+        <w:t xml:space="preserve"> 會攞篩選緊嘅 issue：</w:t>
       </w:r>
       <w:r>
         <w:rPr>
@@ -1950,7 +1968,25 @@
         <w:t xml:space="preserve">Report</w:t>
       </w:r>
       <w:r>
-        <w:t xml:space="preserve"> 會打開一份有相、可以列印嘅 issue 報告。</w:t>
+        <w:t xml:space="preserve">（有相、可以列印或者儲存做 PDF 嘅報告）、</w:t>
+      </w:r>
+      <w:r>
+        <w:rPr>
+          <w:b/>
+        </w:rPr>
+        <w:t xml:space="preserve">Spreadsheet (CSV)</w:t>
+      </w:r>
+      <w:r>
+        <w:t xml:space="preserve"> 俾 Excel，或者 </w:t>
+      </w:r>
+      <w:r>
+        <w:rPr>
+          <w:b/>
+        </w:rPr>
+        <w:t xml:space="preserve">BCF</w:t>
+      </w:r>
+      <w:r>
+        <w:t xml:space="preserve"> 俾 Revit、Navisworks 或 Solibri。</w:t>
       </w:r>
     </w:p>
     <w:p>
@@ -2843,7 +2879,22 @@
         </w:numPr>
       </w:pPr>
       <w:r>
-        <w:t xml:space="preserve">可以按負責人同優先次序篩選、排序、</w:t>
+        <w:rPr>
+          <w:b/>
+        </w:rPr>
+        <w:t xml:space="preserve">Filter ▾</w:t>
+      </w:r>
+      <w:r>
+        <w:t xml:space="preserve">（搜尋格旁邊）入面有：邊啲 task（全部、未完成、完成咗、過期、我嘅）、負責人同優先次序，仲有排序（</w:t>
+      </w:r>
+      <w:r>
+        <w:rPr>
+          <w:b/>
+        </w:rPr>
+        <w:t xml:space="preserve">Sort</w:t>
+      </w:r>
+      <w:r>
+        <w:t xml:space="preserve">、</w:t>
       </w:r>
       <w:r>
         <w:rPr>
@@ -2852,7 +2903,16 @@
         <w:t xml:space="preserve">Group by</w:t>
       </w:r>
       <w:r>
-        <w:t xml:space="preserve">，同用 </w:t>
+        <w:t xml:space="preserve">）；掣上面會講設咗幾多個篩選（「Filter · 2」），</w:t>
+      </w:r>
+      <w:r>
+        <w:rPr>
+          <w:b/>
+        </w:rPr>
+        <w:t xml:space="preserve">Clear filters</w:t>
+      </w:r>
+      <w:r>
+        <w:t xml:space="preserve"> 還原。用 </w:t>
       </w:r>
       <w:r>
         <w:rPr>
@@ -4837,7 +4897,16 @@
         <w:t xml:space="preserve">List</w:t>
       </w:r>
       <w:r>
-        <w:t xml:space="preserve">）。剔格可以顯示或者隱藏會議、task 同 issue。</w:t>
+        <w:t xml:space="preserve">）。</w:t>
+      </w:r>
+      <w:r>
+        <w:rPr>
+          <w:b/>
+        </w:rPr>
+        <w:t xml:space="preserve">Filter ▾</w:t>
+      </w:r>
+      <w:r>
+        <w:t xml:space="preserve"> 可以顯示或者隱藏會議、task 同 issue（會講隱藏咗幾多樣）。</w:t>
       </w:r>
       <w:r>
         <w:rPr>
@@ -6696,6 +6765,81 @@
       </w:r>
     </w:p>
     <w:p>
+      <w:pPr/>
+      <w:r>
+        <w:rPr>
+          <w:b/>
+        </w:rPr>
+        <w:t xml:space="preserve">Split</w:t>
+      </w:r>
+      <w:r>
+        <w:t xml:space="preserve">、</w:t>
+      </w:r>
+      <w:r>
+        <w:rPr>
+          <w:b/>
+        </w:rPr>
+        <w:t xml:space="preserve">Compare</w:t>
+      </w:r>
+      <w:r>
+        <w:t xml:space="preserve">、</w:t>
+      </w:r>
+      <w:r>
+        <w:rPr>
+          <w:b/>
+        </w:rPr>
+        <w:t xml:space="preserve">2D + 3D</w:t>
+      </w:r>
+      <w:r>
+        <w:t xml:space="preserve"> 同 </w:t>
+      </w:r>
+      <w:r>
+        <w:rPr>
+          <w:b/>
+        </w:rPr>
+        <w:t xml:space="preserve">Links</w:t>
+      </w:r>
+      <w:r>
+        <w:t xml:space="preserve"> 喺 sheet 工具列嘅 </w:t>
+      </w:r>
+      <w:r>
+        <w:rPr>
+          <w:b/>
+        </w:rPr>
+        <w:t xml:space="preserve">View ▾</w:t>
+      </w:r>
+      <w:r>
+        <w:t xml:space="preserve"> 入面（View 上面有粒點即係 Split、Compare 或者 2D + 3D 開緊）。Markup 屬性列（layer、線、填色、文字、字型）只會喺揀咗畫圖工具或者揀咗 markup 嗰陣出現，</w:t>
+      </w:r>
+      <w:r>
+        <w:rPr>
+          <w:b/>
+        </w:rPr>
+        <w:t xml:space="preserve">1:</w:t>
+      </w:r>
+      <w:r>
+        <w:t xml:space="preserve"> 比例只會喺 Measure、Dimension、Area 同 Angle 出現 - 其餘時間將位留俾張圖。</w:t>
+      </w:r>
+      <w:r>
+        <w:rPr>
+          <w:b/>
+        </w:rPr>
+        <w:t xml:space="preserve">👁 Markups</w:t>
+      </w:r>
+      <w:r>
+        <w:t xml:space="preserve"> 同 </w:t>
+      </w:r>
+      <w:r>
+        <w:rPr>
+          <w:b/>
+        </w:rPr>
+        <w:t xml:space="preserve">Hide closed</w:t>
+      </w:r>
+      <w:r>
+        <w:t xml:space="preserve"> 喺右邊 issue 清單頂部，同 3D 版一樣。</w:t>
+      </w:r>
+    </w:p>
+    <w:p>
       <w:pPr>
         <w:pStyle w:val="ListParagraph"/>
         <w:numPr>
@@ -7155,7 +7299,16 @@
         <w:t xml:space="preserve">Layer：</w:t>
       </w:r>
       <w:r>
-        <w:t xml:space="preserve"> markup 放喺 layer 上面（預設「General」）。Admin 可以鎖 layer 或者唔俾某啲人睇到。眼仔掣會隱藏所有 markup。</w:t>
+        <w:t xml:space="preserve"> markup 放喺 layer 上面（預設「General」）。Admin 可以鎖 layer 或者唔俾某啲人睇到。issue 清單頂部嘅 </w:t>
+      </w:r>
+      <w:r>
+        <w:rPr>
+          <w:b/>
+        </w:rPr>
+        <w:t xml:space="preserve">👁 Markups</w:t>
+      </w:r>
+      <w:r>
+        <w:t xml:space="preserve"> 會隱藏所有 markup。</w:t>
       </w:r>
     </w:p>
     <w:p>
@@ -13866,13 +14019,13 @@
         </w:numPr>
       </w:pPr>
       <w:r>
-        <w:t xml:space="preserve">有網絡嗰陣，打開個 project，撳頂部嘅 </w:t>
-      </w:r>
-      <w:r>
-        <w:rPr>
-          <w:b/>
-        </w:rPr>
-        <w:t xml:space="preserve">Offline</w:t>
+        <w:t xml:space="preserve">有網絡嗰陣，打開個 project，喺右上角個人選單揀 </w:t>
+      </w:r>
+      <w:r>
+        <w:rPr>
+          <w:b/>
+        </w:rPr>
+        <w:t xml:space="preserve">Work offline ...</w:t>
       </w:r>
       <w:r>
         <w:t xml:space="preserve">，再撳 </w:t>

--- a/docs/manual/LWK_Viewer_User_Manual_YUE.docx
+++ b/docs/manual/LWK_Viewer_User_Manual_YUE.docx
@@ -3515,7 +3515,7 @@
           <w:p>
             <w:pPr/>
             <w:r>
-              <w:t xml:space="preserve">每個 project 一個，project 所有人都喺入面。新 task、指派、完成、task 留言同新開或者改咗嘅 issue 會用卡片貼入嚟</w:t>
+              <w:t xml:space="preserve">每個 project 一個，有自己嘅顏色同縮寫（入面嘅 topic 用同一隻顏色）。project 所有人都喺入面。新 task、指派、完成、task 留言同新開或者改咗嘅 issue 會用卡片貼入嚟</w:t>
             </w:r>
           </w:p>
         </w:tc>
@@ -8040,7 +8040,7 @@
         <w:t xml:space="preserve">Fit</w:t>
       </w:r>
       <w:r>
-        <w:t xml:space="preserve">，將所有載入咗嘅 model 放晒入畫面。</w:t>
+        <w:t xml:space="preserve">，將所有載入咗嘅 model 放晒入畫面 - 開咗 section box 就只係放 box 入面嘅嘢。</w:t>
       </w:r>
     </w:p>
     <w:p>

--- a/docs/manual/LWK_Viewer_User_Manual_YUE.docx
+++ b/docs/manual/LWK_Viewer_User_Manual_YUE.docx
@@ -3428,6 +3428,159 @@
       </w:r>
     </w:p>
     <w:p>
+      <w:pPr/>
+      <w:r>
+        <w:rPr>
+          <w:b/>
+        </w:rPr>
+        <w:t xml:space="preserve">LWK BIM Workflow board</w:t>
+      </w:r>
+    </w:p>
+    <w:p>
+      <w:pPr/>
+      <w:r>
+        <w:t xml:space="preserve">每個 project 一開始就有一塊叫 </w:t>
+      </w:r>
+      <w:r>
+        <w:rPr>
+          <w:b/>
+        </w:rPr>
+        <w:t xml:space="preserve">LWK BIM Workflow</w:t>
+      </w:r>
+      <w:r>
+        <w:t xml:space="preserve"> 嘅 board：公司嘅 BIM 工作流程，係呢個 project 自己嘅一份，可以按 project 需要改。第一個有權改嘢嘅人打開呢個 project 嘅 Board 頁，佢就會自動整出嚟。</w:t>
+      </w:r>
+    </w:p>
+    <w:p>
+      <w:pPr>
+        <w:pStyle w:val="ListParagraph"/>
+        <w:numPr>
+          <w:ilvl w:val="0"/>
+          <w:numId w:val="14"/>
+        </w:numPr>
+      </w:pPr>
+      <w:r>
+        <w:rPr>
+          <w:b/>
+        </w:rPr>
+        <w:t xml:space="preserve">入面有乜：</w:t>
+      </w:r>
+      <w:r>
+        <w:t xml:space="preserve"> 0 Project card（編號、名稱、階段、軟件、CDE 位置 - kick-off 時填）· 1 點用呢塊 board · 2 團隊同角色（職責、需要嘅知識、一欄填人名）· 3 工作階段（由 Inception 到 Completion，邊個主導、出乜嘢）· 4.0-4.6 流程圖：Project setup (1.0)、Modelling (2.0)、Model review / design changes (2.1)、用 SAM 發展 model (2.3)、ACC clash detection (3.0)、用 BD Area Tool 做 GBP submission (4.0 / 4.1) · 5 CDE folder 狀態（ISO 19650）· 6 QA/QC 檢查 · 7 BIM audit checklist · 8 會議 · 9 Viewer 點樣支援每一步 · 10 Project notes · 11 參考圖。</w:t>
+      </w:r>
+    </w:p>
+    <w:p>
+      <w:pPr>
+        <w:pStyle w:val="ListParagraph"/>
+        <w:numPr>
+          <w:ilvl w:val="0"/>
+          <w:numId w:val="14"/>
+        </w:numPr>
+      </w:pPr>
+      <w:r>
+        <w:rPr>
+          <w:b/>
+        </w:rPr>
+        <w:t xml:space="preserve">顏色：</w:t>
+      </w:r>
+      <w:r>
+        <w:t xml:space="preserve"> 每個角色喺所有流程圖都用同一隻顏色（BIM Manager、HK Coordinator、Manila Senior Coordinator、Task Team Lead、BIM Authors、Project Team、Design Team、CAD Team）；每個圖下面有圖例。</w:t>
+      </w:r>
+    </w:p>
+    <w:p>
+      <w:pPr>
+        <w:pStyle w:val="ListParagraph"/>
+        <w:numPr>
+          <w:ilvl w:val="0"/>
+          <w:numId w:val="14"/>
+        </w:numPr>
+      </w:pPr>
+      <w:r>
+        <w:rPr>
+          <w:b/>
+        </w:rPr>
+        <w:t xml:space="preserve">Audit checklist：</w:t>
+      </w:r>
+      <w:r>
+        <w:t xml:space="preserve"> board 上面列晒所有項目做指引。正式嘅 audit 紀錄仍然係 Excel：整 board 嗰陣，會喺 project 嘅 </w:t>
+      </w:r>
+      <w:r>
+        <w:rPr>
+          <w:b/>
+        </w:rPr>
+        <w:t xml:space="preserve">Folders</w:t>
+      </w:r>
+      <w:r>
+        <w:t xml:space="preserve"> 入面 </w:t>
+      </w:r>
+      <w:r>
+        <w:rPr>
+          <w:b/>
+        </w:rPr>
+        <w:t xml:space="preserve">BIM QA</w:t>
+      </w:r>
+      <w:r>
+        <w:t xml:space="preserve"> 放一份空白嘅 </w:t>
+      </w:r>
+      <w:r>
+        <w:rPr>
+          <w:b/>
+        </w:rPr>
+        <w:t xml:space="preserve">LWK BIM Audit Checklist.xlsx</w:t>
+      </w:r>
+      <w:r>
+        <w:t xml:space="preserve">（如果嗰度未有同名檔案）。</w:t>
+      </w:r>
+    </w:p>
+    <w:p>
+      <w:pPr>
+        <w:pStyle w:val="ListParagraph"/>
+        <w:numPr>
+          <w:ilvl w:val="0"/>
+          <w:numId w:val="14"/>
+        </w:numPr>
+      </w:pPr>
+      <w:r>
+        <w:rPr>
+          <w:b/>
+        </w:rPr>
+        <w:t xml:space="preserve">本身已經有 board 嘅 project</w:t>
+      </w:r>
+      <w:r>
+        <w:t xml:space="preserve"> 唔會自動加。用 </w:t>
+      </w:r>
+      <w:r>
+        <w:rPr>
+          <w:b/>
+        </w:rPr>
+        <w:t xml:space="preserve">New board</w:t>
+      </w:r>
+      <w:r>
+        <w:t xml:space="preserve"> &gt; </w:t>
+      </w:r>
+      <w:r>
+        <w:rPr>
+          <w:b/>
+        </w:rPr>
+        <w:t xml:space="preserve">LWK BIM Workflow</w:t>
+      </w:r>
+      <w:r>
+        <w:t xml:space="preserve"> 加；任何 project 都可以咁樣再加多一份。</w:t>
+      </w:r>
+    </w:p>
+    <w:p>
+      <w:pPr>
+        <w:pStyle w:val="ListParagraph"/>
+        <w:numPr>
+          <w:ilvl w:val="0"/>
+          <w:numId w:val="14"/>
+        </w:numPr>
+      </w:pPr>
+      <w:r>
+        <w:t xml:space="preserve">入面全部都係普通 board 內容：搬、改色、加、刪都得。刪咗呢塊 board 唔會自己再出返嚟。</w:t>
+      </w:r>
+    </w:p>
+    <w:p>
       <w:pPr>
         <w:pStyle w:val="Heading2"/>
       </w:pPr>
@@ -3631,7 +3784,7 @@
         <w:pStyle w:val="ListParagraph"/>
         <w:numPr>
           <w:ilvl w:val="0"/>
-          <w:numId w:val="14"/>
+          <w:numId w:val="15"/>
         </w:numPr>
       </w:pPr>
       <w:r>
@@ -3706,7 +3859,7 @@
         <w:pStyle w:val="ListParagraph"/>
         <w:numPr>
           <w:ilvl w:val="0"/>
-          <w:numId w:val="14"/>
+          <w:numId w:val="15"/>
         </w:numPr>
       </w:pPr>
       <w:r>
@@ -3751,7 +3904,7 @@
         <w:pStyle w:val="ListParagraph"/>
         <w:numPr>
           <w:ilvl w:val="0"/>
-          <w:numId w:val="14"/>
+          <w:numId w:val="15"/>
         </w:numPr>
       </w:pPr>
       <w:r>
@@ -3769,7 +3922,7 @@
         <w:pStyle w:val="ListParagraph"/>
         <w:numPr>
           <w:ilvl w:val="0"/>
-          <w:numId w:val="14"/>
+          <w:numId w:val="15"/>
         </w:numPr>
       </w:pPr>
       <w:r>
@@ -3814,7 +3967,7 @@
         <w:pStyle w:val="ListParagraph"/>
         <w:numPr>
           <w:ilvl w:val="0"/>
-          <w:numId w:val="14"/>
+          <w:numId w:val="15"/>
         </w:numPr>
       </w:pPr>
       <w:r>
@@ -3853,7 +4006,7 @@
         <w:pStyle w:val="ListParagraph"/>
         <w:numPr>
           <w:ilvl w:val="0"/>
-          <w:numId w:val="15"/>
+          <w:numId w:val="16"/>
         </w:numPr>
       </w:pPr>
       <w:r>
@@ -3889,7 +4042,7 @@
         <w:pStyle w:val="ListParagraph"/>
         <w:numPr>
           <w:ilvl w:val="0"/>
-          <w:numId w:val="15"/>
+          <w:numId w:val="16"/>
         </w:numPr>
       </w:pPr>
       <w:r>
@@ -3910,7 +4063,7 @@
         <w:pStyle w:val="ListParagraph"/>
         <w:numPr>
           <w:ilvl w:val="0"/>
-          <w:numId w:val="15"/>
+          <w:numId w:val="16"/>
         </w:numPr>
       </w:pPr>
       <w:r>
@@ -3982,7 +4135,7 @@
         <w:pStyle w:val="ListParagraph"/>
         <w:numPr>
           <w:ilvl w:val="0"/>
-          <w:numId w:val="15"/>
+          <w:numId w:val="16"/>
         </w:numPr>
       </w:pPr>
       <w:r>
@@ -3994,7 +4147,7 @@
         <w:pStyle w:val="ListParagraph"/>
         <w:numPr>
           <w:ilvl w:val="0"/>
-          <w:numId w:val="15"/>
+          <w:numId w:val="16"/>
         </w:numPr>
       </w:pPr>
       <w:r>
@@ -4006,7 +4159,7 @@
         <w:pStyle w:val="ListParagraph"/>
         <w:numPr>
           <w:ilvl w:val="0"/>
-          <w:numId w:val="15"/>
+          <w:numId w:val="16"/>
         </w:numPr>
       </w:pPr>
       <w:r>
@@ -4114,7 +4267,7 @@
         <w:pStyle w:val="ListParagraph"/>
         <w:numPr>
           <w:ilvl w:val="0"/>
-          <w:numId w:val="15"/>
+          <w:numId w:val="16"/>
         </w:numPr>
       </w:pPr>
       <w:r>
@@ -4186,7 +4339,7 @@
         <w:pStyle w:val="ListParagraph"/>
         <w:numPr>
           <w:ilvl w:val="0"/>
-          <w:numId w:val="15"/>
+          <w:numId w:val="16"/>
         </w:numPr>
       </w:pPr>
       <w:r>
@@ -4240,7 +4393,7 @@
         <w:pStyle w:val="ListParagraph"/>
         <w:numPr>
           <w:ilvl w:val="0"/>
-          <w:numId w:val="16"/>
+          <w:numId w:val="17"/>
         </w:numPr>
       </w:pPr>
       <w:r>
@@ -4285,7 +4438,7 @@
         <w:pStyle w:val="ListParagraph"/>
         <w:numPr>
           <w:ilvl w:val="0"/>
-          <w:numId w:val="16"/>
+          <w:numId w:val="17"/>
         </w:numPr>
       </w:pPr>
       <w:r>
@@ -4366,7 +4519,7 @@
         <w:pStyle w:val="ListParagraph"/>
         <w:numPr>
           <w:ilvl w:val="0"/>
-          <w:numId w:val="16"/>
+          <w:numId w:val="17"/>
         </w:numPr>
       </w:pPr>
       <w:r>
@@ -4402,7 +4555,7 @@
         <w:pStyle w:val="ListParagraph"/>
         <w:numPr>
           <w:ilvl w:val="0"/>
-          <w:numId w:val="17"/>
+          <w:numId w:val="18"/>
         </w:numPr>
       </w:pPr>
       <w:r>
@@ -4513,7 +4666,7 @@
         <w:pStyle w:val="ListParagraph"/>
         <w:numPr>
           <w:ilvl w:val="0"/>
-          <w:numId w:val="17"/>
+          <w:numId w:val="18"/>
         </w:numPr>
       </w:pPr>
       <w:r>
@@ -4567,7 +4720,7 @@
         <w:pStyle w:val="ListParagraph"/>
         <w:numPr>
           <w:ilvl w:val="0"/>
-          <w:numId w:val="17"/>
+          <w:numId w:val="18"/>
         </w:numPr>
       </w:pPr>
       <w:r>
@@ -4603,7 +4756,7 @@
         <w:pStyle w:val="ListParagraph"/>
         <w:numPr>
           <w:ilvl w:val="0"/>
-          <w:numId w:val="17"/>
+          <w:numId w:val="18"/>
         </w:numPr>
       </w:pPr>
       <w:r>
@@ -4621,7 +4774,7 @@
         <w:pStyle w:val="ListParagraph"/>
         <w:numPr>
           <w:ilvl w:val="0"/>
-          <w:numId w:val="17"/>
+          <w:numId w:val="18"/>
         </w:numPr>
       </w:pPr>
       <w:r>
@@ -4651,7 +4804,7 @@
         <w:pStyle w:val="ListParagraph"/>
         <w:numPr>
           <w:ilvl w:val="0"/>
-          <w:numId w:val="18"/>
+          <w:numId w:val="19"/>
         </w:numPr>
       </w:pPr>
       <w:r>
@@ -4678,7 +4831,7 @@
         <w:pStyle w:val="ListParagraph"/>
         <w:numPr>
           <w:ilvl w:val="0"/>
-          <w:numId w:val="18"/>
+          <w:numId w:val="19"/>
         </w:numPr>
       </w:pPr>
       <w:r>
@@ -4696,7 +4849,7 @@
         <w:pStyle w:val="ListParagraph"/>
         <w:numPr>
           <w:ilvl w:val="0"/>
-          <w:numId w:val="18"/>
+          <w:numId w:val="19"/>
         </w:numPr>
       </w:pPr>
       <w:r>
@@ -4741,7 +4894,7 @@
         <w:pStyle w:val="ListParagraph"/>
         <w:numPr>
           <w:ilvl w:val="0"/>
-          <w:numId w:val="18"/>
+          <w:numId w:val="19"/>
         </w:numPr>
       </w:pPr>
       <w:r>
@@ -4777,7 +4930,7 @@
         <w:pStyle w:val="ListParagraph"/>
         <w:numPr>
           <w:ilvl w:val="0"/>
-          <w:numId w:val="18"/>
+          <w:numId w:val="19"/>
         </w:numPr>
       </w:pPr>
       <w:r>
@@ -4875,7 +5028,7 @@
         <w:pStyle w:val="ListParagraph"/>
         <w:numPr>
           <w:ilvl w:val="0"/>
-          <w:numId w:val="19"/>
+          <w:numId w:val="20"/>
         </w:numPr>
       </w:pPr>
       <w:r>
@@ -4932,7 +5085,7 @@
         <w:pStyle w:val="ListParagraph"/>
         <w:numPr>
           <w:ilvl w:val="0"/>
-          <w:numId w:val="19"/>
+          <w:numId w:val="20"/>
         </w:numPr>
       </w:pPr>
       <w:r>
@@ -4944,7 +5097,7 @@
         <w:pStyle w:val="ListParagraph"/>
         <w:numPr>
           <w:ilvl w:val="0"/>
-          <w:numId w:val="19"/>
+          <w:numId w:val="20"/>
         </w:numPr>
       </w:pPr>
       <w:r>
@@ -4962,7 +5115,7 @@
         <w:pStyle w:val="ListParagraph"/>
         <w:numPr>
           <w:ilvl w:val="0"/>
-          <w:numId w:val="19"/>
+          <w:numId w:val="20"/>
         </w:numPr>
       </w:pPr>
       <w:r>
@@ -5007,7 +5160,7 @@
         <w:pStyle w:val="ListParagraph"/>
         <w:numPr>
           <w:ilvl w:val="0"/>
-          <w:numId w:val="19"/>
+          <w:numId w:val="20"/>
         </w:numPr>
       </w:pPr>
       <w:r>
@@ -5042,7 +5195,7 @@
         <w:pStyle w:val="ListParagraph"/>
         <w:numPr>
           <w:ilvl w:val="0"/>
-          <w:numId w:val="20"/>
+          <w:numId w:val="21"/>
         </w:numPr>
       </w:pPr>
       <w:r>
@@ -5069,7 +5222,7 @@
         <w:pStyle w:val="ListParagraph"/>
         <w:numPr>
           <w:ilvl w:val="0"/>
-          <w:numId w:val="20"/>
+          <w:numId w:val="21"/>
         </w:numPr>
       </w:pPr>
       <w:r>
@@ -5123,7 +5276,7 @@
         <w:pStyle w:val="ListParagraph"/>
         <w:numPr>
           <w:ilvl w:val="0"/>
-          <w:numId w:val="20"/>
+          <w:numId w:val="21"/>
         </w:numPr>
       </w:pPr>
       <w:r>
@@ -5150,7 +5303,7 @@
         <w:pStyle w:val="ListParagraph"/>
         <w:numPr>
           <w:ilvl w:val="0"/>
-          <w:numId w:val="20"/>
+          <w:numId w:val="21"/>
         </w:numPr>
       </w:pPr>
       <w:r>
@@ -5186,7 +5339,7 @@
         <w:pStyle w:val="ListParagraph"/>
         <w:numPr>
           <w:ilvl w:val="0"/>
-          <w:numId w:val="20"/>
+          <w:numId w:val="21"/>
         </w:numPr>
       </w:pPr>
       <w:r>
@@ -5231,7 +5384,7 @@
         <w:pStyle w:val="ListParagraph"/>
         <w:numPr>
           <w:ilvl w:val="0"/>
-          <w:numId w:val="20"/>
+          <w:numId w:val="21"/>
         </w:numPr>
       </w:pPr>
       <w:r>
@@ -5267,7 +5420,7 @@
         <w:pStyle w:val="ListParagraph"/>
         <w:numPr>
           <w:ilvl w:val="0"/>
-          <w:numId w:val="20"/>
+          <w:numId w:val="21"/>
         </w:numPr>
       </w:pPr>
       <w:r>
@@ -5326,7 +5479,7 @@
         <w:pStyle w:val="ListParagraph"/>
         <w:numPr>
           <w:ilvl w:val="0"/>
-          <w:numId w:val="21"/>
+          <w:numId w:val="22"/>
         </w:numPr>
       </w:pPr>
       <w:r>
@@ -5380,7 +5533,7 @@
         <w:pStyle w:val="ListParagraph"/>
         <w:numPr>
           <w:ilvl w:val="0"/>
-          <w:numId w:val="21"/>
+          <w:numId w:val="22"/>
         </w:numPr>
       </w:pPr>
       <w:r>
@@ -5416,7 +5569,7 @@
         <w:pStyle w:val="ListParagraph"/>
         <w:numPr>
           <w:ilvl w:val="0"/>
-          <w:numId w:val="21"/>
+          <w:numId w:val="22"/>
         </w:numPr>
       </w:pPr>
       <w:r>
@@ -5434,7 +5587,7 @@
         <w:pStyle w:val="ListParagraph"/>
         <w:numPr>
           <w:ilvl w:val="0"/>
-          <w:numId w:val="21"/>
+          <w:numId w:val="22"/>
         </w:numPr>
       </w:pPr>
       <w:r>
@@ -5488,7 +5641,7 @@
         <w:pStyle w:val="ListParagraph"/>
         <w:numPr>
           <w:ilvl w:val="0"/>
-          <w:numId w:val="21"/>
+          <w:numId w:val="22"/>
         </w:numPr>
       </w:pPr>
       <w:r>
@@ -5506,7 +5659,7 @@
         <w:pStyle w:val="ListParagraph"/>
         <w:numPr>
           <w:ilvl w:val="0"/>
-          <w:numId w:val="21"/>
+          <w:numId w:val="22"/>
         </w:numPr>
       </w:pPr>
       <w:r>
@@ -5524,7 +5677,7 @@
         <w:pStyle w:val="ListParagraph"/>
         <w:numPr>
           <w:ilvl w:val="0"/>
-          <w:numId w:val="21"/>
+          <w:numId w:val="22"/>
         </w:numPr>
       </w:pPr>
       <w:r>
@@ -5550,7 +5703,7 @@
         <w:pStyle w:val="ListParagraph"/>
         <w:numPr>
           <w:ilvl w:val="0"/>
-          <w:numId w:val="22"/>
+          <w:numId w:val="23"/>
         </w:numPr>
       </w:pPr>
       <w:r>
@@ -5586,7 +5739,7 @@
         <w:pStyle w:val="ListParagraph"/>
         <w:numPr>
           <w:ilvl w:val="0"/>
-          <w:numId w:val="22"/>
+          <w:numId w:val="23"/>
         </w:numPr>
       </w:pPr>
       <w:r>
@@ -5604,7 +5757,7 @@
         <w:pStyle w:val="ListParagraph"/>
         <w:numPr>
           <w:ilvl w:val="0"/>
-          <w:numId w:val="22"/>
+          <w:numId w:val="23"/>
         </w:numPr>
       </w:pPr>
       <w:r>
@@ -5622,7 +5775,7 @@
         <w:pStyle w:val="ListParagraph"/>
         <w:numPr>
           <w:ilvl w:val="0"/>
-          <w:numId w:val="22"/>
+          <w:numId w:val="23"/>
         </w:numPr>
       </w:pPr>
       <w:r>
@@ -5640,7 +5793,7 @@
         <w:pStyle w:val="ListParagraph"/>
         <w:numPr>
           <w:ilvl w:val="0"/>
-          <w:numId w:val="22"/>
+          <w:numId w:val="23"/>
         </w:numPr>
       </w:pPr>
       <w:r>
@@ -5705,7 +5858,7 @@
         <w:pStyle w:val="ListParagraph"/>
         <w:numPr>
           <w:ilvl w:val="0"/>
-          <w:numId w:val="23"/>
+          <w:numId w:val="24"/>
         </w:numPr>
       </w:pPr>
       <w:r>
@@ -5750,7 +5903,7 @@
         <w:pStyle w:val="ListParagraph"/>
         <w:numPr>
           <w:ilvl w:val="0"/>
-          <w:numId w:val="23"/>
+          <w:numId w:val="24"/>
         </w:numPr>
       </w:pPr>
       <w:r>
@@ -5804,7 +5957,7 @@
         <w:pStyle w:val="ListParagraph"/>
         <w:numPr>
           <w:ilvl w:val="0"/>
-          <w:numId w:val="23"/>
+          <w:numId w:val="24"/>
         </w:numPr>
       </w:pPr>
       <w:r>
@@ -5849,7 +6002,7 @@
         <w:pStyle w:val="ListParagraph"/>
         <w:numPr>
           <w:ilvl w:val="0"/>
-          <w:numId w:val="23"/>
+          <w:numId w:val="24"/>
         </w:numPr>
       </w:pPr>
       <w:r>
@@ -5909,7 +6062,7 @@
         <w:pStyle w:val="ListParagraph"/>
         <w:numPr>
           <w:ilvl w:val="0"/>
-          <w:numId w:val="24"/>
+          <w:numId w:val="25"/>
         </w:numPr>
       </w:pPr>
       <w:r>
@@ -5936,7 +6089,7 @@
         <w:pStyle w:val="ListParagraph"/>
         <w:numPr>
           <w:ilvl w:val="0"/>
-          <w:numId w:val="24"/>
+          <w:numId w:val="25"/>
         </w:numPr>
       </w:pPr>
       <w:r>
@@ -5972,7 +6125,7 @@
         <w:pStyle w:val="ListParagraph"/>
         <w:numPr>
           <w:ilvl w:val="0"/>
-          <w:numId w:val="24"/>
+          <w:numId w:val="25"/>
         </w:numPr>
       </w:pPr>
       <w:r>
@@ -6044,7 +6197,7 @@
         <w:pStyle w:val="ListParagraph"/>
         <w:numPr>
           <w:ilvl w:val="0"/>
-          <w:numId w:val="24"/>
+          <w:numId w:val="25"/>
         </w:numPr>
       </w:pPr>
       <w:r>
@@ -6089,7 +6242,7 @@
         <w:pStyle w:val="ListParagraph"/>
         <w:numPr>
           <w:ilvl w:val="0"/>
-          <w:numId w:val="24"/>
+          <w:numId w:val="25"/>
         </w:numPr>
       </w:pPr>
       <w:r>
@@ -6197,7 +6350,7 @@
         <w:pStyle w:val="ListParagraph"/>
         <w:numPr>
           <w:ilvl w:val="0"/>
-          <w:numId w:val="24"/>
+          <w:numId w:val="25"/>
         </w:numPr>
       </w:pPr>
       <w:r>
@@ -6233,7 +6386,7 @@
         <w:pStyle w:val="ListParagraph"/>
         <w:numPr>
           <w:ilvl w:val="0"/>
-          <w:numId w:val="24"/>
+          <w:numId w:val="25"/>
         </w:numPr>
       </w:pPr>
       <w:r>
@@ -6269,7 +6422,7 @@
         <w:pStyle w:val="ListParagraph"/>
         <w:numPr>
           <w:ilvl w:val="0"/>
-          <w:numId w:val="24"/>
+          <w:numId w:val="25"/>
         </w:numPr>
       </w:pPr>
       <w:r>
@@ -6305,7 +6458,7 @@
         <w:pStyle w:val="ListParagraph"/>
         <w:numPr>
           <w:ilvl w:val="0"/>
-          <w:numId w:val="24"/>
+          <w:numId w:val="25"/>
         </w:numPr>
       </w:pPr>
       <w:r>
@@ -6332,7 +6485,7 @@
         <w:pStyle w:val="ListParagraph"/>
         <w:numPr>
           <w:ilvl w:val="0"/>
-          <w:numId w:val="24"/>
+          <w:numId w:val="25"/>
         </w:numPr>
       </w:pPr>
       <w:r>
@@ -6366,7 +6519,7 @@
         <w:pStyle w:val="ListParagraph"/>
         <w:numPr>
           <w:ilvl w:val="0"/>
-          <w:numId w:val="25"/>
+          <w:numId w:val="26"/>
         </w:numPr>
       </w:pPr>
       <w:r>
@@ -6387,7 +6540,7 @@
         <w:pStyle w:val="ListParagraph"/>
         <w:numPr>
           <w:ilvl w:val="0"/>
-          <w:numId w:val="25"/>
+          <w:numId w:val="26"/>
         </w:numPr>
       </w:pPr>
       <w:r>
@@ -6399,7 +6552,7 @@
         <w:pStyle w:val="ListParagraph"/>
         <w:numPr>
           <w:ilvl w:val="0"/>
-          <w:numId w:val="25"/>
+          <w:numId w:val="26"/>
         </w:numPr>
       </w:pPr>
       <w:r>
@@ -6417,7 +6570,7 @@
         <w:pStyle w:val="ListParagraph"/>
         <w:numPr>
           <w:ilvl w:val="0"/>
-          <w:numId w:val="25"/>
+          <w:numId w:val="26"/>
         </w:numPr>
       </w:pPr>
       <w:r>
@@ -6435,7 +6588,7 @@
         <w:pStyle w:val="ListParagraph"/>
         <w:numPr>
           <w:ilvl w:val="0"/>
-          <w:numId w:val="25"/>
+          <w:numId w:val="26"/>
         </w:numPr>
       </w:pPr>
       <w:r>
@@ -6844,7 +6997,7 @@
         <w:pStyle w:val="ListParagraph"/>
         <w:numPr>
           <w:ilvl w:val="0"/>
-          <w:numId w:val="26"/>
+          <w:numId w:val="27"/>
         </w:numPr>
       </w:pPr>
       <w:r>
@@ -6862,7 +7015,7 @@
         <w:pStyle w:val="ListParagraph"/>
         <w:numPr>
           <w:ilvl w:val="0"/>
-          <w:numId w:val="26"/>
+          <w:numId w:val="27"/>
         </w:numPr>
       </w:pPr>
       <w:r>
@@ -6889,7 +7042,7 @@
         <w:pStyle w:val="ListParagraph"/>
         <w:numPr>
           <w:ilvl w:val="0"/>
-          <w:numId w:val="26"/>
+          <w:numId w:val="27"/>
         </w:numPr>
       </w:pPr>
       <w:r>
@@ -6916,7 +7069,7 @@
         <w:pStyle w:val="ListParagraph"/>
         <w:numPr>
           <w:ilvl w:val="0"/>
-          <w:numId w:val="26"/>
+          <w:numId w:val="27"/>
         </w:numPr>
       </w:pPr>
       <w:r>
@@ -7163,7 +7316,7 @@
         <w:pStyle w:val="ListParagraph"/>
         <w:numPr>
           <w:ilvl w:val="0"/>
-          <w:numId w:val="27"/>
+          <w:numId w:val="28"/>
         </w:numPr>
       </w:pPr>
       <w:r>
@@ -7190,7 +7343,7 @@
         <w:pStyle w:val="ListParagraph"/>
         <w:numPr>
           <w:ilvl w:val="0"/>
-          <w:numId w:val="27"/>
+          <w:numId w:val="28"/>
         </w:numPr>
       </w:pPr>
       <w:r>
@@ -7208,7 +7361,7 @@
         <w:pStyle w:val="ListParagraph"/>
         <w:numPr>
           <w:ilvl w:val="0"/>
-          <w:numId w:val="27"/>
+          <w:numId w:val="28"/>
         </w:numPr>
       </w:pPr>
       <w:r>
@@ -7226,7 +7379,7 @@
         <w:pStyle w:val="ListParagraph"/>
         <w:numPr>
           <w:ilvl w:val="0"/>
-          <w:numId w:val="27"/>
+          <w:numId w:val="28"/>
         </w:numPr>
       </w:pPr>
       <w:r>
@@ -7289,7 +7442,7 @@
         <w:pStyle w:val="ListParagraph"/>
         <w:numPr>
           <w:ilvl w:val="0"/>
-          <w:numId w:val="27"/>
+          <w:numId w:val="28"/>
         </w:numPr>
       </w:pPr>
       <w:r>
@@ -7324,7 +7477,7 @@
         <w:pStyle w:val="ListParagraph"/>
         <w:numPr>
           <w:ilvl w:val="0"/>
-          <w:numId w:val="28"/>
+          <w:numId w:val="29"/>
         </w:numPr>
       </w:pPr>
       <w:r>
@@ -7360,7 +7513,7 @@
         <w:pStyle w:val="ListParagraph"/>
         <w:numPr>
           <w:ilvl w:val="0"/>
-          <w:numId w:val="28"/>
+          <w:numId w:val="29"/>
         </w:numPr>
       </w:pPr>
       <w:r>
@@ -7378,7 +7531,7 @@
         <w:pStyle w:val="ListParagraph"/>
         <w:numPr>
           <w:ilvl w:val="0"/>
-          <w:numId w:val="28"/>
+          <w:numId w:val="29"/>
         </w:numPr>
       </w:pPr>
       <w:r>
@@ -7979,7 +8132,7 @@
         <w:pStyle w:val="ListParagraph"/>
         <w:numPr>
           <w:ilvl w:val="0"/>
-          <w:numId w:val="29"/>
+          <w:numId w:val="30"/>
         </w:numPr>
       </w:pPr>
       <w:r>
@@ -8018,7 +8171,7 @@
         <w:pStyle w:val="ListParagraph"/>
         <w:numPr>
           <w:ilvl w:val="0"/>
-          <w:numId w:val="29"/>
+          <w:numId w:val="30"/>
         </w:numPr>
       </w:pPr>
       <w:r>
@@ -8048,7 +8201,7 @@
         <w:pStyle w:val="ListParagraph"/>
         <w:numPr>
           <w:ilvl w:val="0"/>
-          <w:numId w:val="29"/>
+          <w:numId w:val="30"/>
         </w:numPr>
       </w:pPr>
       <w:r>
@@ -8066,7 +8219,7 @@
         <w:pStyle w:val="ListParagraph"/>
         <w:numPr>
           <w:ilvl w:val="0"/>
-          <w:numId w:val="29"/>
+          <w:numId w:val="30"/>
         </w:numPr>
       </w:pPr>
       <w:r>
@@ -8101,7 +8254,7 @@
         <w:pStyle w:val="ListParagraph"/>
         <w:numPr>
           <w:ilvl w:val="0"/>
-          <w:numId w:val="30"/>
+          <w:numId w:val="31"/>
         </w:numPr>
       </w:pPr>
       <w:r>
@@ -8128,7 +8281,7 @@
         <w:pStyle w:val="ListParagraph"/>
         <w:numPr>
           <w:ilvl w:val="0"/>
-          <w:numId w:val="30"/>
+          <w:numId w:val="31"/>
         </w:numPr>
       </w:pPr>
       <w:r>
@@ -8140,7 +8293,7 @@
         <w:pStyle w:val="ListParagraph"/>
         <w:numPr>
           <w:ilvl w:val="0"/>
-          <w:numId w:val="30"/>
+          <w:numId w:val="31"/>
         </w:numPr>
       </w:pPr>
       <w:r>
@@ -8167,7 +8320,7 @@
         <w:pStyle w:val="ListParagraph"/>
         <w:numPr>
           <w:ilvl w:val="0"/>
-          <w:numId w:val="30"/>
+          <w:numId w:val="31"/>
         </w:numPr>
       </w:pPr>
       <w:r>
@@ -8193,7 +8346,7 @@
         <w:pStyle w:val="ListParagraph"/>
         <w:numPr>
           <w:ilvl w:val="0"/>
-          <w:numId w:val="31"/>
+          <w:numId w:val="32"/>
         </w:numPr>
       </w:pPr>
       <w:r>
@@ -8214,7 +8367,7 @@
         <w:pStyle w:val="ListParagraph"/>
         <w:numPr>
           <w:ilvl w:val="0"/>
-          <w:numId w:val="31"/>
+          <w:numId w:val="32"/>
         </w:numPr>
       </w:pPr>
       <w:r>
@@ -8244,7 +8397,7 @@
         <w:pStyle w:val="ListParagraph"/>
         <w:numPr>
           <w:ilvl w:val="0"/>
-          <w:numId w:val="31"/>
+          <w:numId w:val="32"/>
         </w:numPr>
       </w:pPr>
       <w:r>
@@ -8262,7 +8415,7 @@
         <w:pStyle w:val="ListParagraph"/>
         <w:numPr>
           <w:ilvl w:val="0"/>
-          <w:numId w:val="31"/>
+          <w:numId w:val="32"/>
         </w:numPr>
       </w:pPr>
       <w:r>
@@ -8280,7 +8433,7 @@
         <w:pStyle w:val="ListParagraph"/>
         <w:numPr>
           <w:ilvl w:val="0"/>
-          <w:numId w:val="31"/>
+          <w:numId w:val="32"/>
         </w:numPr>
       </w:pPr>
       <w:r>
@@ -8698,7 +8851,7 @@
         <w:pStyle w:val="ListParagraph"/>
         <w:numPr>
           <w:ilvl w:val="0"/>
-          <w:numId w:val="32"/>
+          <w:numId w:val="33"/>
         </w:numPr>
       </w:pPr>
       <w:r>
@@ -8743,7 +8896,7 @@
         <w:pStyle w:val="ListParagraph"/>
         <w:numPr>
           <w:ilvl w:val="0"/>
-          <w:numId w:val="32"/>
+          <w:numId w:val="33"/>
         </w:numPr>
       </w:pPr>
       <w:r>
@@ -8779,7 +8932,7 @@
         <w:pStyle w:val="ListParagraph"/>
         <w:numPr>
           <w:ilvl w:val="0"/>
-          <w:numId w:val="32"/>
+          <w:numId w:val="33"/>
         </w:numPr>
       </w:pPr>
       <w:r>
@@ -8822,7 +8975,7 @@
         <w:pStyle w:val="ListParagraph"/>
         <w:numPr>
           <w:ilvl w:val="0"/>
-          <w:numId w:val="33"/>
+          <w:numId w:val="34"/>
         </w:numPr>
       </w:pPr>
       <w:r>
@@ -8843,7 +8996,7 @@
         <w:pStyle w:val="ListParagraph"/>
         <w:numPr>
           <w:ilvl w:val="0"/>
-          <w:numId w:val="33"/>
+          <w:numId w:val="34"/>
         </w:numPr>
       </w:pPr>
       <w:r>
@@ -8870,7 +9023,7 @@
         <w:pStyle w:val="ListParagraph"/>
         <w:numPr>
           <w:ilvl w:val="0"/>
-          <w:numId w:val="33"/>
+          <w:numId w:val="34"/>
         </w:numPr>
       </w:pPr>
       <w:r>
@@ -8933,7 +9086,7 @@
         <w:pStyle w:val="ListParagraph"/>
         <w:numPr>
           <w:ilvl w:val="0"/>
-          <w:numId w:val="33"/>
+          <w:numId w:val="34"/>
         </w:numPr>
       </w:pPr>
       <w:r>
@@ -9107,7 +9260,7 @@
         <w:pStyle w:val="ListParagraph"/>
         <w:numPr>
           <w:ilvl w:val="0"/>
-          <w:numId w:val="34"/>
+          <w:numId w:val="35"/>
         </w:numPr>
       </w:pPr>
       <w:r>
@@ -9134,7 +9287,7 @@
         <w:pStyle w:val="ListParagraph"/>
         <w:numPr>
           <w:ilvl w:val="0"/>
-          <w:numId w:val="34"/>
+          <w:numId w:val="35"/>
         </w:numPr>
       </w:pPr>
       <w:r>
@@ -9155,7 +9308,7 @@
         <w:pStyle w:val="ListParagraph"/>
         <w:numPr>
           <w:ilvl w:val="0"/>
-          <w:numId w:val="34"/>
+          <w:numId w:val="35"/>
         </w:numPr>
       </w:pPr>
       <w:r>
@@ -9436,7 +9589,7 @@
         <w:pStyle w:val="ListParagraph"/>
         <w:numPr>
           <w:ilvl w:val="0"/>
-          <w:numId w:val="35"/>
+          <w:numId w:val="36"/>
         </w:numPr>
       </w:pPr>
       <w:r>
@@ -9457,7 +9610,7 @@
         <w:pStyle w:val="ListParagraph"/>
         <w:numPr>
           <w:ilvl w:val="0"/>
-          <w:numId w:val="35"/>
+          <w:numId w:val="36"/>
         </w:numPr>
       </w:pPr>
       <w:r>
@@ -9475,7 +9628,7 @@
         <w:pStyle w:val="ListParagraph"/>
         <w:numPr>
           <w:ilvl w:val="0"/>
-          <w:numId w:val="35"/>
+          <w:numId w:val="36"/>
         </w:numPr>
       </w:pPr>
       <w:r>
@@ -9493,7 +9646,7 @@
         <w:pStyle w:val="ListParagraph"/>
         <w:numPr>
           <w:ilvl w:val="0"/>
-          <w:numId w:val="35"/>
+          <w:numId w:val="36"/>
         </w:numPr>
       </w:pPr>
       <w:r>
@@ -9513,7 +9666,7 @@
         <w:pStyle w:val="ListParagraph"/>
         <w:numPr>
           <w:ilvl w:val="0"/>
-          <w:numId w:val="36"/>
+          <w:numId w:val="37"/>
         </w:numPr>
       </w:pPr>
       <w:r>
@@ -9543,7 +9696,7 @@
         <w:pStyle w:val="ListParagraph"/>
         <w:numPr>
           <w:ilvl w:val="0"/>
-          <w:numId w:val="36"/>
+          <w:numId w:val="37"/>
         </w:numPr>
       </w:pPr>
       <w:r>
@@ -9586,7 +9739,7 @@
         <w:pStyle w:val="ListParagraph"/>
         <w:numPr>
           <w:ilvl w:val="0"/>
-          <w:numId w:val="37"/>
+          <w:numId w:val="38"/>
         </w:numPr>
       </w:pPr>
       <w:r>
@@ -9643,7 +9796,7 @@
         <w:pStyle w:val="ListParagraph"/>
         <w:numPr>
           <w:ilvl w:val="0"/>
-          <w:numId w:val="37"/>
+          <w:numId w:val="38"/>
         </w:numPr>
       </w:pPr>
       <w:r>
@@ -9655,7 +9808,7 @@
         <w:pStyle w:val="ListParagraph"/>
         <w:numPr>
           <w:ilvl w:val="0"/>
-          <w:numId w:val="37"/>
+          <w:numId w:val="38"/>
         </w:numPr>
       </w:pPr>
       <w:r>
@@ -9685,7 +9838,7 @@
         <w:pStyle w:val="ListParagraph"/>
         <w:numPr>
           <w:ilvl w:val="0"/>
-          <w:numId w:val="37"/>
+          <w:numId w:val="38"/>
         </w:numPr>
       </w:pPr>
       <w:r>
@@ -10111,7 +10264,7 @@
         <w:pStyle w:val="ListParagraph"/>
         <w:numPr>
           <w:ilvl w:val="0"/>
-          <w:numId w:val="38"/>
+          <w:numId w:val="39"/>
         </w:numPr>
       </w:pPr>
       <w:r>
@@ -10123,7 +10276,7 @@
         <w:pStyle w:val="ListParagraph"/>
         <w:numPr>
           <w:ilvl w:val="0"/>
-          <w:numId w:val="38"/>
+          <w:numId w:val="39"/>
         </w:numPr>
       </w:pPr>
       <w:r>
@@ -10135,7 +10288,7 @@
         <w:pStyle w:val="ListParagraph"/>
         <w:numPr>
           <w:ilvl w:val="0"/>
-          <w:numId w:val="38"/>
+          <w:numId w:val="39"/>
         </w:numPr>
       </w:pPr>
       <w:r>
@@ -10155,7 +10308,7 @@
         <w:pStyle w:val="ListParagraph"/>
         <w:numPr>
           <w:ilvl w:val="0"/>
-          <w:numId w:val="39"/>
+          <w:numId w:val="40"/>
         </w:numPr>
       </w:pPr>
       <w:r>
@@ -10182,7 +10335,7 @@
         <w:pStyle w:val="ListParagraph"/>
         <w:numPr>
           <w:ilvl w:val="0"/>
-          <w:numId w:val="39"/>
+          <w:numId w:val="40"/>
         </w:numPr>
       </w:pPr>
       <w:r>
@@ -10209,7 +10362,7 @@
         <w:pStyle w:val="ListParagraph"/>
         <w:numPr>
           <w:ilvl w:val="0"/>
-          <w:numId w:val="39"/>
+          <w:numId w:val="40"/>
         </w:numPr>
       </w:pPr>
       <w:r>
@@ -10276,7 +10429,7 @@
         <w:pStyle w:val="ListParagraph"/>
         <w:numPr>
           <w:ilvl w:val="0"/>
-          <w:numId w:val="40"/>
+          <w:numId w:val="41"/>
         </w:numPr>
       </w:pPr>
       <w:r>
@@ -10288,7 +10441,7 @@
         <w:pStyle w:val="ListParagraph"/>
         <w:numPr>
           <w:ilvl w:val="0"/>
-          <w:numId w:val="40"/>
+          <w:numId w:val="41"/>
         </w:numPr>
       </w:pPr>
       <w:r>
@@ -10381,7 +10534,7 @@
         <w:pStyle w:val="ListParagraph"/>
         <w:numPr>
           <w:ilvl w:val="0"/>
-          <w:numId w:val="40"/>
+          <w:numId w:val="41"/>
         </w:numPr>
       </w:pPr>
       <w:r>
@@ -10426,7 +10579,7 @@
         <w:pStyle w:val="ListParagraph"/>
         <w:numPr>
           <w:ilvl w:val="0"/>
-          <w:numId w:val="40"/>
+          <w:numId w:val="41"/>
         </w:numPr>
       </w:pPr>
       <w:r>
@@ -10453,7 +10606,7 @@
         <w:pStyle w:val="ListParagraph"/>
         <w:numPr>
           <w:ilvl w:val="0"/>
-          <w:numId w:val="40"/>
+          <w:numId w:val="41"/>
         </w:numPr>
       </w:pPr>
       <w:r>
@@ -10820,7 +10973,7 @@
         <w:pStyle w:val="ListParagraph"/>
         <w:numPr>
           <w:ilvl w:val="0"/>
-          <w:numId w:val="41"/>
+          <w:numId w:val="42"/>
         </w:numPr>
       </w:pPr>
       <w:r>
@@ -10832,7 +10985,7 @@
         <w:pStyle w:val="ListParagraph"/>
         <w:numPr>
           <w:ilvl w:val="0"/>
-          <w:numId w:val="41"/>
+          <w:numId w:val="42"/>
         </w:numPr>
       </w:pPr>
       <w:r>
@@ -10850,7 +11003,7 @@
         <w:pStyle w:val="ListParagraph"/>
         <w:numPr>
           <w:ilvl w:val="0"/>
-          <w:numId w:val="41"/>
+          <w:numId w:val="42"/>
         </w:numPr>
       </w:pPr>
       <w:r>
@@ -10871,7 +11024,7 @@
         <w:pStyle w:val="ListParagraph"/>
         <w:numPr>
           <w:ilvl w:val="0"/>
-          <w:numId w:val="41"/>
+          <w:numId w:val="42"/>
         </w:numPr>
       </w:pPr>
       <w:r>
@@ -10901,7 +11054,7 @@
         <w:pStyle w:val="ListParagraph"/>
         <w:numPr>
           <w:ilvl w:val="0"/>
-          <w:numId w:val="41"/>
+          <w:numId w:val="42"/>
         </w:numPr>
       </w:pPr>
       <w:r>
@@ -10913,7 +11066,7 @@
         <w:pStyle w:val="ListParagraph"/>
         <w:numPr>
           <w:ilvl w:val="0"/>
-          <w:numId w:val="41"/>
+          <w:numId w:val="42"/>
         </w:numPr>
       </w:pPr>
       <w:r>
@@ -10970,7 +11123,7 @@
         <w:pStyle w:val="ListParagraph"/>
         <w:numPr>
           <w:ilvl w:val="0"/>
-          <w:numId w:val="41"/>
+          <w:numId w:val="42"/>
         </w:numPr>
       </w:pPr>
       <w:r>
@@ -10988,7 +11141,7 @@
         <w:pStyle w:val="ListParagraph"/>
         <w:numPr>
           <w:ilvl w:val="0"/>
-          <w:numId w:val="41"/>
+          <w:numId w:val="42"/>
         </w:numPr>
       </w:pPr>
       <w:r>
@@ -11015,7 +11168,7 @@
         <w:pStyle w:val="ListParagraph"/>
         <w:numPr>
           <w:ilvl w:val="0"/>
-          <w:numId w:val="41"/>
+          <w:numId w:val="42"/>
         </w:numPr>
       </w:pPr>
       <w:r>
@@ -11087,7 +11240,7 @@
         <w:pStyle w:val="ListParagraph"/>
         <w:numPr>
           <w:ilvl w:val="0"/>
-          <w:numId w:val="41"/>
+          <w:numId w:val="42"/>
         </w:numPr>
       </w:pPr>
       <w:r>
@@ -11134,7 +11287,7 @@
         <w:pStyle w:val="ListParagraph"/>
         <w:numPr>
           <w:ilvl w:val="0"/>
-          <w:numId w:val="42"/>
+          <w:numId w:val="43"/>
         </w:numPr>
       </w:pPr>
       <w:r>
@@ -11188,7 +11341,7 @@
         <w:pStyle w:val="ListParagraph"/>
         <w:numPr>
           <w:ilvl w:val="0"/>
-          <w:numId w:val="42"/>
+          <w:numId w:val="43"/>
         </w:numPr>
       </w:pPr>
       <w:r>
@@ -11242,7 +11395,7 @@
         <w:pStyle w:val="ListParagraph"/>
         <w:numPr>
           <w:ilvl w:val="0"/>
-          <w:numId w:val="42"/>
+          <w:numId w:val="43"/>
         </w:numPr>
       </w:pPr>
       <w:r>
@@ -11296,7 +11449,7 @@
         <w:pStyle w:val="ListParagraph"/>
         <w:numPr>
           <w:ilvl w:val="0"/>
-          <w:numId w:val="42"/>
+          <w:numId w:val="43"/>
         </w:numPr>
       </w:pPr>
       <w:r>
@@ -11344,7 +11497,7 @@
         <w:pStyle w:val="ListParagraph"/>
         <w:numPr>
           <w:ilvl w:val="0"/>
-          <w:numId w:val="42"/>
+          <w:numId w:val="43"/>
         </w:numPr>
       </w:pPr>
       <w:r>
@@ -11380,7 +11533,7 @@
         <w:pStyle w:val="ListParagraph"/>
         <w:numPr>
           <w:ilvl w:val="0"/>
-          <w:numId w:val="42"/>
+          <w:numId w:val="43"/>
         </w:numPr>
       </w:pPr>
       <w:r>
@@ -11826,7 +11979,7 @@
         <w:pStyle w:val="ListParagraph"/>
         <w:numPr>
           <w:ilvl w:val="0"/>
-          <w:numId w:val="43"/>
+          <w:numId w:val="44"/>
         </w:numPr>
       </w:pPr>
       <w:r>
@@ -11844,7 +11997,7 @@
         <w:pStyle w:val="ListParagraph"/>
         <w:numPr>
           <w:ilvl w:val="0"/>
-          <w:numId w:val="43"/>
+          <w:numId w:val="44"/>
         </w:numPr>
       </w:pPr>
       <w:r>
@@ -11862,7 +12015,7 @@
         <w:pStyle w:val="ListParagraph"/>
         <w:numPr>
           <w:ilvl w:val="0"/>
-          <w:numId w:val="43"/>
+          <w:numId w:val="44"/>
         </w:numPr>
       </w:pPr>
       <w:r>
@@ -11880,7 +12033,7 @@
         <w:pStyle w:val="ListParagraph"/>
         <w:numPr>
           <w:ilvl w:val="0"/>
-          <w:numId w:val="43"/>
+          <w:numId w:val="44"/>
         </w:numPr>
       </w:pPr>
       <w:r>
@@ -12106,7 +12259,7 @@
         <w:pStyle w:val="ListParagraph"/>
         <w:numPr>
           <w:ilvl w:val="0"/>
-          <w:numId w:val="44"/>
+          <w:numId w:val="45"/>
         </w:numPr>
       </w:pPr>
       <w:r>
@@ -12118,7 +12271,7 @@
         <w:pStyle w:val="ListParagraph"/>
         <w:numPr>
           <w:ilvl w:val="0"/>
-          <w:numId w:val="44"/>
+          <w:numId w:val="45"/>
         </w:numPr>
       </w:pPr>
       <w:r>
@@ -12181,7 +12334,7 @@
         <w:pStyle w:val="ListParagraph"/>
         <w:numPr>
           <w:ilvl w:val="0"/>
-          <w:numId w:val="44"/>
+          <w:numId w:val="45"/>
         </w:numPr>
       </w:pPr>
       <w:r>
@@ -12202,7 +12355,7 @@
         <w:pStyle w:val="ListParagraph"/>
         <w:numPr>
           <w:ilvl w:val="0"/>
-          <w:numId w:val="44"/>
+          <w:numId w:val="45"/>
         </w:numPr>
       </w:pPr>
       <w:r>
@@ -12283,7 +12436,7 @@
         <w:pStyle w:val="ListParagraph"/>
         <w:numPr>
           <w:ilvl w:val="0"/>
-          <w:numId w:val="44"/>
+          <w:numId w:val="45"/>
         </w:numPr>
       </w:pPr>
       <w:r>
@@ -12295,7 +12448,7 @@
         <w:pStyle w:val="ListParagraph"/>
         <w:numPr>
           <w:ilvl w:val="0"/>
-          <w:numId w:val="44"/>
+          <w:numId w:val="45"/>
         </w:numPr>
       </w:pPr>
       <w:r>
@@ -12758,7 +12911,7 @@
         <w:pStyle w:val="ListParagraph"/>
         <w:numPr>
           <w:ilvl w:val="0"/>
-          <w:numId w:val="45"/>
+          <w:numId w:val="46"/>
         </w:numPr>
       </w:pPr>
       <w:r>
@@ -12779,7 +12932,7 @@
         <w:pStyle w:val="ListParagraph"/>
         <w:numPr>
           <w:ilvl w:val="0"/>
-          <w:numId w:val="45"/>
+          <w:numId w:val="46"/>
         </w:numPr>
       </w:pPr>
       <w:r>
@@ -12815,7 +12968,7 @@
         <w:pStyle w:val="ListParagraph"/>
         <w:numPr>
           <w:ilvl w:val="0"/>
-          <w:numId w:val="45"/>
+          <w:numId w:val="46"/>
         </w:numPr>
       </w:pPr>
       <w:r>
@@ -12863,7 +13016,7 @@
         <w:pStyle w:val="ListParagraph"/>
         <w:numPr>
           <w:ilvl w:val="0"/>
-          <w:numId w:val="45"/>
+          <w:numId w:val="46"/>
         </w:numPr>
       </w:pPr>
       <w:r>
@@ -12890,7 +13043,7 @@
         <w:pStyle w:val="ListParagraph"/>
         <w:numPr>
           <w:ilvl w:val="0"/>
-          <w:numId w:val="45"/>
+          <w:numId w:val="46"/>
         </w:numPr>
       </w:pPr>
       <w:r>
@@ -12908,7 +13061,7 @@
         <w:pStyle w:val="ListParagraph"/>
         <w:numPr>
           <w:ilvl w:val="0"/>
-          <w:numId w:val="45"/>
+          <w:numId w:val="46"/>
         </w:numPr>
       </w:pPr>
       <w:r>
@@ -12926,7 +13079,7 @@
         <w:pStyle w:val="ListParagraph"/>
         <w:numPr>
           <w:ilvl w:val="0"/>
-          <w:numId w:val="45"/>
+          <w:numId w:val="46"/>
         </w:numPr>
       </w:pPr>
       <w:r>
@@ -12971,7 +13124,7 @@
         <w:pStyle w:val="ListParagraph"/>
         <w:numPr>
           <w:ilvl w:val="0"/>
-          <w:numId w:val="45"/>
+          <w:numId w:val="46"/>
         </w:numPr>
       </w:pPr>
       <w:r>
@@ -13007,7 +13160,7 @@
         <w:pStyle w:val="ListParagraph"/>
         <w:numPr>
           <w:ilvl w:val="0"/>
-          <w:numId w:val="45"/>
+          <w:numId w:val="46"/>
         </w:numPr>
       </w:pPr>
       <w:r>
@@ -13256,7 +13409,7 @@
         <w:pStyle w:val="ListParagraph"/>
         <w:numPr>
           <w:ilvl w:val="0"/>
-          <w:numId w:val="46"/>
+          <w:numId w:val="47"/>
         </w:numPr>
       </w:pPr>
       <w:r>
@@ -13292,7 +13445,7 @@
         <w:pStyle w:val="ListParagraph"/>
         <w:numPr>
           <w:ilvl w:val="0"/>
-          <w:numId w:val="46"/>
+          <w:numId w:val="47"/>
         </w:numPr>
       </w:pPr>
       <w:r>
@@ -13346,7 +13499,7 @@
         <w:pStyle w:val="ListParagraph"/>
         <w:numPr>
           <w:ilvl w:val="0"/>
-          <w:numId w:val="46"/>
+          <w:numId w:val="47"/>
         </w:numPr>
       </w:pPr>
       <w:r>
@@ -13372,7 +13525,7 @@
         <w:pStyle w:val="ListParagraph"/>
         <w:numPr>
           <w:ilvl w:val="0"/>
-          <w:numId w:val="47"/>
+          <w:numId w:val="48"/>
         </w:numPr>
       </w:pPr>
       <w:r>
@@ -13399,7 +13552,7 @@
         <w:pStyle w:val="ListParagraph"/>
         <w:numPr>
           <w:ilvl w:val="0"/>
-          <w:numId w:val="47"/>
+          <w:numId w:val="48"/>
         </w:numPr>
       </w:pPr>
       <w:r>
@@ -13420,7 +13573,7 @@
         <w:pStyle w:val="ListParagraph"/>
         <w:numPr>
           <w:ilvl w:val="0"/>
-          <w:numId w:val="47"/>
+          <w:numId w:val="48"/>
         </w:numPr>
       </w:pPr>
       <w:r>
@@ -13461,7 +13614,7 @@
         <w:pStyle w:val="ListParagraph"/>
         <w:numPr>
           <w:ilvl w:val="0"/>
-          <w:numId w:val="48"/>
+          <w:numId w:val="49"/>
         </w:numPr>
       </w:pPr>
       <w:r>
@@ -13506,7 +13659,7 @@
         <w:pStyle w:val="ListParagraph"/>
         <w:numPr>
           <w:ilvl w:val="0"/>
-          <w:numId w:val="48"/>
+          <w:numId w:val="49"/>
         </w:numPr>
       </w:pPr>
       <w:r>
@@ -13542,7 +13695,7 @@
         <w:pStyle w:val="ListParagraph"/>
         <w:numPr>
           <w:ilvl w:val="0"/>
-          <w:numId w:val="48"/>
+          <w:numId w:val="49"/>
         </w:numPr>
       </w:pPr>
       <w:r>
@@ -13569,7 +13722,7 @@
         <w:pStyle w:val="ListParagraph"/>
         <w:numPr>
           <w:ilvl w:val="0"/>
-          <w:numId w:val="48"/>
+          <w:numId w:val="49"/>
         </w:numPr>
       </w:pPr>
       <w:r>
@@ -13884,7 +14037,7 @@
         <w:pStyle w:val="ListParagraph"/>
         <w:numPr>
           <w:ilvl w:val="0"/>
-          <w:numId w:val="49"/>
+          <w:numId w:val="50"/>
         </w:numPr>
       </w:pPr>
       <w:r>
@@ -13959,7 +14112,7 @@
         <w:pStyle w:val="ListParagraph"/>
         <w:numPr>
           <w:ilvl w:val="0"/>
-          <w:numId w:val="49"/>
+          <w:numId w:val="50"/>
         </w:numPr>
       </w:pPr>
       <w:r>
@@ -13989,7 +14142,7 @@
         <w:pStyle w:val="ListParagraph"/>
         <w:numPr>
           <w:ilvl w:val="0"/>
-          <w:numId w:val="49"/>
+          <w:numId w:val="50"/>
         </w:numPr>
       </w:pPr>
       <w:r>
@@ -14015,7 +14168,7 @@
         <w:pStyle w:val="ListParagraph"/>
         <w:numPr>
           <w:ilvl w:val="0"/>
-          <w:numId w:val="50"/>
+          <w:numId w:val="51"/>
         </w:numPr>
       </w:pPr>
       <w:r>
@@ -14045,7 +14198,7 @@
         <w:pStyle w:val="ListParagraph"/>
         <w:numPr>
           <w:ilvl w:val="0"/>
-          <w:numId w:val="50"/>
+          <w:numId w:val="51"/>
         </w:numPr>
       </w:pPr>
       <w:r>
@@ -14066,7 +14219,7 @@
         <w:pStyle w:val="ListParagraph"/>
         <w:numPr>
           <w:ilvl w:val="0"/>
-          <w:numId w:val="50"/>
+          <w:numId w:val="51"/>
         </w:numPr>
       </w:pPr>
       <w:r>
@@ -14096,7 +14249,7 @@
         <w:pStyle w:val="ListParagraph"/>
         <w:numPr>
           <w:ilvl w:val="0"/>
-          <w:numId w:val="51"/>
+          <w:numId w:val="52"/>
         </w:numPr>
       </w:pPr>
       <w:r>
@@ -14108,7 +14261,7 @@
         <w:pStyle w:val="ListParagraph"/>
         <w:numPr>
           <w:ilvl w:val="0"/>
-          <w:numId w:val="51"/>
+          <w:numId w:val="52"/>
         </w:numPr>
       </w:pPr>
       <w:r>
@@ -14152,7 +14305,7 @@
         <w:pStyle w:val="ListParagraph"/>
         <w:numPr>
           <w:ilvl w:val="0"/>
-          <w:numId w:val="52"/>
+          <w:numId w:val="53"/>
         </w:numPr>
       </w:pPr>
       <w:r>
@@ -14200,7 +14353,7 @@
         <w:pStyle w:val="ListParagraph"/>
         <w:numPr>
           <w:ilvl w:val="0"/>
-          <w:numId w:val="52"/>
+          <w:numId w:val="53"/>
         </w:numPr>
       </w:pPr>
       <w:r>
@@ -14212,7 +14365,7 @@
         <w:pStyle w:val="ListParagraph"/>
         <w:numPr>
           <w:ilvl w:val="0"/>
-          <w:numId w:val="52"/>
+          <w:numId w:val="53"/>
         </w:numPr>
       </w:pPr>
       <w:r>
@@ -14230,7 +14383,7 @@
         <w:pStyle w:val="ListParagraph"/>
         <w:numPr>
           <w:ilvl w:val="0"/>
-          <w:numId w:val="52"/>
+          <w:numId w:val="53"/>
         </w:numPr>
       </w:pPr>
       <w:r>
@@ -14242,7 +14395,7 @@
         <w:pStyle w:val="ListParagraph"/>
         <w:numPr>
           <w:ilvl w:val="0"/>
-          <w:numId w:val="52"/>
+          <w:numId w:val="53"/>
         </w:numPr>
       </w:pPr>
       <w:r>
@@ -14254,7 +14407,7 @@
         <w:pStyle w:val="ListParagraph"/>
         <w:numPr>
           <w:ilvl w:val="0"/>
-          <w:numId w:val="52"/>
+          <w:numId w:val="53"/>
         </w:numPr>
       </w:pPr>
       <w:r>
@@ -14266,7 +14419,7 @@
         <w:pStyle w:val="ListParagraph"/>
         <w:numPr>
           <w:ilvl w:val="0"/>
-          <w:numId w:val="52"/>
+          <w:numId w:val="53"/>
         </w:numPr>
       </w:pPr>
       <w:r>
@@ -14540,7 +14693,7 @@
         <w:pStyle w:val="ListParagraph"/>
         <w:numPr>
           <w:ilvl w:val="0"/>
-          <w:numId w:val="53"/>
+          <w:numId w:val="54"/>
         </w:numPr>
       </w:pPr>
       <w:r>
@@ -14552,7 +14705,7 @@
         <w:pStyle w:val="ListParagraph"/>
         <w:numPr>
           <w:ilvl w:val="0"/>
-          <w:numId w:val="53"/>
+          <w:numId w:val="54"/>
         </w:numPr>
       </w:pPr>
       <w:r>
@@ -14564,7 +14717,7 @@
         <w:pStyle w:val="ListParagraph"/>
         <w:numPr>
           <w:ilvl w:val="0"/>
-          <w:numId w:val="53"/>
+          <w:numId w:val="54"/>
         </w:numPr>
       </w:pPr>
       <w:r>
@@ -14838,7 +14991,7 @@
         <w:pStyle w:val="ListParagraph"/>
         <w:numPr>
           <w:ilvl w:val="0"/>
-          <w:numId w:val="54"/>
+          <w:numId w:val="55"/>
         </w:numPr>
       </w:pPr>
       <w:r>
@@ -14850,7 +15003,7 @@
         <w:pStyle w:val="ListParagraph"/>
         <w:numPr>
           <w:ilvl w:val="0"/>
-          <w:numId w:val="54"/>
+          <w:numId w:val="55"/>
         </w:numPr>
       </w:pPr>
       <w:r>
@@ -14862,7 +15015,7 @@
         <w:pStyle w:val="ListParagraph"/>
         <w:numPr>
           <w:ilvl w:val="0"/>
-          <w:numId w:val="54"/>
+          <w:numId w:val="55"/>
         </w:numPr>
       </w:pPr>
       <w:r>
@@ -14905,7 +15058,7 @@
         <w:pStyle w:val="ListParagraph"/>
         <w:numPr>
           <w:ilvl w:val="0"/>
-          <w:numId w:val="55"/>
+          <w:numId w:val="56"/>
         </w:numPr>
       </w:pPr>
       <w:r>
@@ -14962,7 +15115,7 @@
         <w:pStyle w:val="ListParagraph"/>
         <w:numPr>
           <w:ilvl w:val="0"/>
-          <w:numId w:val="55"/>
+          <w:numId w:val="56"/>
         </w:numPr>
       </w:pPr>
       <w:r>
@@ -14992,7 +15145,7 @@
         <w:pStyle w:val="ListParagraph"/>
         <w:numPr>
           <w:ilvl w:val="0"/>
-          <w:numId w:val="55"/>
+          <w:numId w:val="56"/>
         </w:numPr>
       </w:pPr>
       <w:r>
@@ -15030,7 +15183,7 @@
         <w:pStyle w:val="ListParagraph"/>
         <w:numPr>
           <w:ilvl w:val="0"/>
-          <w:numId w:val="56"/>
+          <w:numId w:val="57"/>
         </w:numPr>
       </w:pPr>
       <w:r>
@@ -15051,7 +15204,7 @@
         <w:pStyle w:val="ListParagraph"/>
         <w:numPr>
           <w:ilvl w:val="0"/>
-          <w:numId w:val="56"/>
+          <w:numId w:val="57"/>
         </w:numPr>
       </w:pPr>
       <w:r>
@@ -15096,7 +15249,7 @@
         <w:pStyle w:val="ListParagraph"/>
         <w:numPr>
           <w:ilvl w:val="0"/>
-          <w:numId w:val="56"/>
+          <w:numId w:val="57"/>
         </w:numPr>
       </w:pPr>
       <w:r>
@@ -15195,7 +15348,7 @@
         <w:pStyle w:val="ListParagraph"/>
         <w:numPr>
           <w:ilvl w:val="0"/>
-          <w:numId w:val="56"/>
+          <w:numId w:val="57"/>
         </w:numPr>
       </w:pPr>
       <w:r>
@@ -15240,7 +15393,7 @@
         <w:pStyle w:val="ListParagraph"/>
         <w:numPr>
           <w:ilvl w:val="0"/>
-          <w:numId w:val="56"/>
+          <w:numId w:val="57"/>
         </w:numPr>
       </w:pPr>
       <w:r>
@@ -15589,7 +15742,7 @@
         <w:pStyle w:val="ListParagraph"/>
         <w:numPr>
           <w:ilvl w:val="0"/>
-          <w:numId w:val="57"/>
+          <w:numId w:val="58"/>
         </w:numPr>
       </w:pPr>
       <w:r>
@@ -15619,7 +15772,7 @@
         <w:pStyle w:val="ListParagraph"/>
         <w:numPr>
           <w:ilvl w:val="0"/>
-          <w:numId w:val="57"/>
+          <w:numId w:val="58"/>
         </w:numPr>
       </w:pPr>
       <w:r>
@@ -15667,7 +15820,7 @@
         <w:pStyle w:val="ListParagraph"/>
         <w:numPr>
           <w:ilvl w:val="0"/>
-          <w:numId w:val="57"/>
+          <w:numId w:val="58"/>
         </w:numPr>
       </w:pPr>
       <w:r>
@@ -15694,7 +15847,7 @@
         <w:pStyle w:val="ListParagraph"/>
         <w:numPr>
           <w:ilvl w:val="0"/>
-          <w:numId w:val="57"/>
+          <w:numId w:val="58"/>
         </w:numPr>
       </w:pPr>
       <w:r>
@@ -15720,7 +15873,7 @@
         <w:pStyle w:val="ListParagraph"/>
         <w:numPr>
           <w:ilvl w:val="0"/>
-          <w:numId w:val="58"/>
+          <w:numId w:val="59"/>
         </w:numPr>
       </w:pPr>
       <w:r>
@@ -15741,7 +15894,7 @@
         <w:pStyle w:val="ListParagraph"/>
         <w:numPr>
           <w:ilvl w:val="0"/>
-          <w:numId w:val="58"/>
+          <w:numId w:val="59"/>
         </w:numPr>
       </w:pPr>
       <w:r>
@@ -15777,7 +15930,7 @@
         <w:pStyle w:val="ListParagraph"/>
         <w:numPr>
           <w:ilvl w:val="0"/>
-          <w:numId w:val="58"/>
+          <w:numId w:val="59"/>
         </w:numPr>
       </w:pPr>
       <w:r>
@@ -15813,7 +15966,7 @@
         <w:pStyle w:val="ListParagraph"/>
         <w:numPr>
           <w:ilvl w:val="0"/>
-          <w:numId w:val="58"/>
+          <w:numId w:val="59"/>
         </w:numPr>
       </w:pPr>
       <w:r>
@@ -15842,7 +15995,7 @@
         <w:pStyle w:val="ListParagraph"/>
         <w:numPr>
           <w:ilvl w:val="0"/>
-          <w:numId w:val="59"/>
+          <w:numId w:val="60"/>
         </w:numPr>
       </w:pPr>
       <w:r>
@@ -15863,7 +16016,7 @@
         <w:pStyle w:val="ListParagraph"/>
         <w:numPr>
           <w:ilvl w:val="0"/>
-          <w:numId w:val="59"/>
+          <w:numId w:val="60"/>
         </w:numPr>
       </w:pPr>
       <w:r>
@@ -16087,7 +16240,7 @@
         <w:pStyle w:val="ListParagraph"/>
         <w:numPr>
           <w:ilvl w:val="0"/>
-          <w:numId w:val="60"/>
+          <w:numId w:val="61"/>
         </w:numPr>
       </w:pPr>
       <w:r>
@@ -16177,7 +16330,7 @@
         <w:pStyle w:val="ListParagraph"/>
         <w:numPr>
           <w:ilvl w:val="0"/>
-          <w:numId w:val="60"/>
+          <w:numId w:val="61"/>
         </w:numPr>
       </w:pPr>
       <w:r>
@@ -16207,7 +16360,7 @@
         <w:pStyle w:val="ListParagraph"/>
         <w:numPr>
           <w:ilvl w:val="0"/>
-          <w:numId w:val="60"/>
+          <w:numId w:val="61"/>
         </w:numPr>
       </w:pPr>
       <w:r>
@@ -16228,7 +16381,7 @@
         <w:pStyle w:val="ListParagraph"/>
         <w:numPr>
           <w:ilvl w:val="0"/>
-          <w:numId w:val="60"/>
+          <w:numId w:val="61"/>
         </w:numPr>
       </w:pPr>
       <w:r>
@@ -16264,7 +16417,7 @@
         <w:pStyle w:val="ListParagraph"/>
         <w:numPr>
           <w:ilvl w:val="0"/>
-          <w:numId w:val="60"/>
+          <w:numId w:val="61"/>
         </w:numPr>
       </w:pPr>
       <w:r>
@@ -16282,7 +16435,7 @@
         <w:pStyle w:val="ListParagraph"/>
         <w:numPr>
           <w:ilvl w:val="0"/>
-          <w:numId w:val="60"/>
+          <w:numId w:val="61"/>
         </w:numPr>
       </w:pPr>
       <w:r>
@@ -16326,7 +16479,7 @@
         <w:pStyle w:val="ListParagraph"/>
         <w:numPr>
           <w:ilvl w:val="0"/>
-          <w:numId w:val="61"/>
+          <w:numId w:val="62"/>
         </w:numPr>
       </w:pPr>
       <w:r>
@@ -16407,7 +16560,7 @@
         <w:pStyle w:val="ListParagraph"/>
         <w:numPr>
           <w:ilvl w:val="0"/>
-          <w:numId w:val="61"/>
+          <w:numId w:val="62"/>
         </w:numPr>
       </w:pPr>
       <w:r>
@@ -16425,7 +16578,7 @@
         <w:pStyle w:val="ListParagraph"/>
         <w:numPr>
           <w:ilvl w:val="0"/>
-          <w:numId w:val="61"/>
+          <w:numId w:val="62"/>
         </w:numPr>
       </w:pPr>
       <w:r>
@@ -16446,7 +16599,7 @@
         <w:pStyle w:val="ListParagraph"/>
         <w:numPr>
           <w:ilvl w:val="0"/>
-          <w:numId w:val="61"/>
+          <w:numId w:val="62"/>
         </w:numPr>
       </w:pPr>
       <w:r>
@@ -16472,7 +16625,7 @@
         <w:pStyle w:val="ListParagraph"/>
         <w:numPr>
           <w:ilvl w:val="0"/>
-          <w:numId w:val="62"/>
+          <w:numId w:val="63"/>
         </w:numPr>
       </w:pPr>
       <w:r>
@@ -16535,7 +16688,7 @@
         <w:pStyle w:val="ListParagraph"/>
         <w:numPr>
           <w:ilvl w:val="0"/>
-          <w:numId w:val="62"/>
+          <w:numId w:val="63"/>
         </w:numPr>
       </w:pPr>
       <w:r>
@@ -16562,7 +16715,7 @@
         <w:pStyle w:val="ListParagraph"/>
         <w:numPr>
           <w:ilvl w:val="0"/>
-          <w:numId w:val="62"/>
+          <w:numId w:val="63"/>
         </w:numPr>
       </w:pPr>
       <w:r>
@@ -16580,7 +16733,7 @@
         <w:pStyle w:val="ListParagraph"/>
         <w:numPr>
           <w:ilvl w:val="0"/>
-          <w:numId w:val="62"/>
+          <w:numId w:val="63"/>
         </w:numPr>
       </w:pPr>
       <w:r>
@@ -17211,7 +17364,7 @@
         <w:pStyle w:val="ListParagraph"/>
         <w:numPr>
           <w:ilvl w:val="0"/>
-          <w:numId w:val="63"/>
+          <w:numId w:val="64"/>
         </w:numPr>
       </w:pPr>
       <w:r>
@@ -17229,7 +17382,7 @@
         <w:pStyle w:val="ListParagraph"/>
         <w:numPr>
           <w:ilvl w:val="0"/>
-          <w:numId w:val="63"/>
+          <w:numId w:val="64"/>
         </w:numPr>
       </w:pPr>
       <w:r>
@@ -17247,7 +17400,7 @@
         <w:pStyle w:val="ListParagraph"/>
         <w:numPr>
           <w:ilvl w:val="0"/>
-          <w:numId w:val="63"/>
+          <w:numId w:val="64"/>
         </w:numPr>
       </w:pPr>
       <w:r>
@@ -17265,7 +17418,7 @@
         <w:pStyle w:val="ListParagraph"/>
         <w:numPr>
           <w:ilvl w:val="0"/>
-          <w:numId w:val="63"/>
+          <w:numId w:val="64"/>
         </w:numPr>
       </w:pPr>
       <w:r>
@@ -17283,7 +17436,7 @@
         <w:pStyle w:val="ListParagraph"/>
         <w:numPr>
           <w:ilvl w:val="0"/>
-          <w:numId w:val="63"/>
+          <w:numId w:val="64"/>
         </w:numPr>
       </w:pPr>
       <w:r>
@@ -17301,7 +17454,7 @@
         <w:pStyle w:val="ListParagraph"/>
         <w:numPr>
           <w:ilvl w:val="0"/>
-          <w:numId w:val="63"/>
+          <w:numId w:val="64"/>
         </w:numPr>
       </w:pPr>
       <w:r>
@@ -18399,7 +18552,7 @@
         <w:pStyle w:val="ListParagraph"/>
         <w:numPr>
           <w:ilvl w:val="0"/>
-          <w:numId w:val="64"/>
+          <w:numId w:val="65"/>
         </w:numPr>
       </w:pPr>
       <w:r>
@@ -18411,7 +18564,7 @@
         <w:pStyle w:val="ListParagraph"/>
         <w:numPr>
           <w:ilvl w:val="0"/>
-          <w:numId w:val="64"/>
+          <w:numId w:val="65"/>
         </w:numPr>
       </w:pPr>
       <w:r>
@@ -18423,7 +18576,7 @@
         <w:pStyle w:val="ListParagraph"/>
         <w:numPr>
           <w:ilvl w:val="0"/>
-          <w:numId w:val="64"/>
+          <w:numId w:val="65"/>
         </w:numPr>
       </w:pPr>
       <w:r>
@@ -18435,7 +18588,7 @@
         <w:pStyle w:val="ListParagraph"/>
         <w:numPr>
           <w:ilvl w:val="0"/>
-          <w:numId w:val="64"/>
+          <w:numId w:val="65"/>
         </w:numPr>
       </w:pPr>
       <w:r>
@@ -18447,7 +18600,7 @@
         <w:pStyle w:val="ListParagraph"/>
         <w:numPr>
           <w:ilvl w:val="0"/>
-          <w:numId w:val="64"/>
+          <w:numId w:val="65"/>
         </w:numPr>
       </w:pPr>
       <w:r>
@@ -18468,7 +18621,7 @@
         <w:pStyle w:val="ListParagraph"/>
         <w:numPr>
           <w:ilvl w:val="0"/>
-          <w:numId w:val="64"/>
+          <w:numId w:val="65"/>
         </w:numPr>
       </w:pPr>
       <w:r>
@@ -18480,7 +18633,7 @@
         <w:pStyle w:val="ListParagraph"/>
         <w:numPr>
           <w:ilvl w:val="0"/>
-          <w:numId w:val="64"/>
+          <w:numId w:val="65"/>
         </w:numPr>
       </w:pPr>
       <w:r>
@@ -18501,7 +18654,7 @@
         <w:pStyle w:val="ListParagraph"/>
         <w:numPr>
           <w:ilvl w:val="0"/>
-          <w:numId w:val="64"/>
+          <w:numId w:val="65"/>
         </w:numPr>
       </w:pPr>
       <w:r>
@@ -18513,7 +18666,7 @@
         <w:pStyle w:val="ListParagraph"/>
         <w:numPr>
           <w:ilvl w:val="0"/>
-          <w:numId w:val="64"/>
+          <w:numId w:val="65"/>
         </w:numPr>
       </w:pPr>
       <w:r>
@@ -18525,7 +18678,7 @@
         <w:pStyle w:val="ListParagraph"/>
         <w:numPr>
           <w:ilvl w:val="0"/>
-          <w:numId w:val="64"/>
+          <w:numId w:val="65"/>
         </w:numPr>
       </w:pPr>
       <w:r>
@@ -18537,7 +18690,7 @@
         <w:pStyle w:val="ListParagraph"/>
         <w:numPr>
           <w:ilvl w:val="0"/>
-          <w:numId w:val="64"/>
+          <w:numId w:val="65"/>
         </w:numPr>
       </w:pPr>
       <w:r>
@@ -18549,7 +18702,7 @@
         <w:pStyle w:val="ListParagraph"/>
         <w:numPr>
           <w:ilvl w:val="0"/>
-          <w:numId w:val="64"/>
+          <w:numId w:val="65"/>
         </w:numPr>
       </w:pPr>
       <w:r>
@@ -18561,7 +18714,7 @@
         <w:pStyle w:val="ListParagraph"/>
         <w:numPr>
           <w:ilvl w:val="0"/>
-          <w:numId w:val="64"/>
+          <w:numId w:val="65"/>
         </w:numPr>
       </w:pPr>
       <w:r>
@@ -18573,7 +18726,7 @@
         <w:pStyle w:val="ListParagraph"/>
         <w:numPr>
           <w:ilvl w:val="0"/>
-          <w:numId w:val="64"/>
+          <w:numId w:val="65"/>
         </w:numPr>
       </w:pPr>
       <w:r>
@@ -18873,19 +19026,19 @@
     <w:abstractNumId w:val="0"/>
   </w:num>
   <w:num w:numId="37">
-    <w:abstractNumId w:val="1"/>
+    <w:abstractNumId w:val="0"/>
   </w:num>
   <w:num w:numId="38">
-    <w:abstractNumId w:val="0"/>
+    <w:abstractNumId w:val="1"/>
   </w:num>
   <w:num w:numId="39">
     <w:abstractNumId w:val="0"/>
   </w:num>
   <w:num w:numId="40">
-    <w:abstractNumId w:val="1"/>
+    <w:abstractNumId w:val="0"/>
   </w:num>
   <w:num w:numId="41">
-    <w:abstractNumId w:val="0"/>
+    <w:abstractNumId w:val="1"/>
   </w:num>
   <w:num w:numId="42">
     <w:abstractNumId w:val="0"/>
@@ -18912,10 +19065,10 @@
     <w:abstractNumId w:val="0"/>
   </w:num>
   <w:num w:numId="50">
-    <w:abstractNumId w:val="1"/>
+    <w:abstractNumId w:val="0"/>
   </w:num>
   <w:num w:numId="51">
-    <w:abstractNumId w:val="0"/>
+    <w:abstractNumId w:val="1"/>
   </w:num>
   <w:num w:numId="52">
     <w:abstractNumId w:val="0"/>
@@ -18930,10 +19083,10 @@
     <w:abstractNumId w:val="0"/>
   </w:num>
   <w:num w:numId="56">
-    <w:abstractNumId w:val="1"/>
+    <w:abstractNumId w:val="0"/>
   </w:num>
   <w:num w:numId="57">
-    <w:abstractNumId w:val="0"/>
+    <w:abstractNumId w:val="1"/>
   </w:num>
   <w:num w:numId="58">
     <w:abstractNumId w:val="0"/>
@@ -18954,6 +19107,9 @@
     <w:abstractNumId w:val="0"/>
   </w:num>
   <w:num w:numId="64">
+    <w:abstractNumId w:val="0"/>
+  </w:num>
+  <w:num w:numId="65">
     <w:abstractNumId w:val="0"/>
   </w:num>
 </w:numbering>

--- a/docs/manual/LWK_Viewer_User_Manual_YUE.docx
+++ b/docs/manual/LWK_Viewer_User_Manual_YUE.docx
@@ -2082,7 +2082,25 @@
         </w:numPr>
       </w:pPr>
       <w:r>
-        <w:t xml:space="preserve">每星期嘅總結可以貼去同一個 Teams channel（預設係星期一）。</w:t>
+        <w:t xml:space="preserve">每星期嘅總結可以貼去同一個 Teams channel（預設係星期一）。同一個星期嘅報告每星期嗰個時間都會以 PDF 存入 project 嘅 Folders </w:t>
+      </w:r>
+      <w:r>
+        <w:rPr>
+          <w:b/>
+        </w:rPr>
+        <w:t xml:space="preserve">00 BIM &gt; Weekly dashboard</w:t>
+      </w:r>
+      <w:r>
+        <w:t xml:space="preserve">（有冇 Teams 都會）；</w:t>
+      </w:r>
+      <w:r>
+        <w:rPr>
+          <w:b/>
+        </w:rPr>
+        <w:t xml:space="preserve">Dashboard &gt; Export &gt; Weekly report to Folders</w:t>
+      </w:r>
+      <w:r>
+        <w:t xml:space="preserve"> 可以即刻存一份。</w:t>
       </w:r>
     </w:p>
     <w:p>
@@ -6055,6 +6073,54 @@
       </w:r>
       <w:r>
         <w:t xml:space="preserve">（喺 3D 頁打開；IFC 檔案 - IFC project 同顧問 model - 可以下載）。Project 入面所有人都可以打開同下載，但冇人可以加、改名、搬或者刪。有幾個部分嘅 project，每部分一個 folder。</w:t>
+      </w:r>
+    </w:p>
+    <w:p>
+      <w:pPr/>
+      <w:r>
+        <w:rPr>
+          <w:b/>
+        </w:rPr>
+        <w:t xml:space="preserve">匯出存入 Folders：</w:t>
+      </w:r>
+      <w:r>
+        <w:t xml:space="preserve"> 任何匯出下載完（碰撞或淨高 spreadsheet、Dashboard spreadsheet、BCF、加咗 markup 嘅 PDF、board 圖片或備份），底部會有條 bar 提供 </w:t>
+      </w:r>
+      <w:r>
+        <w:rPr>
+          <w:b/>
+        </w:rPr>
+        <w:t xml:space="preserve">Save to Folders</w:t>
+      </w:r>
+      <w:r>
+        <w:t xml:space="preserve">；報告（碰撞、淨高、issue report）喺 Print 旁邊有 </w:t>
+      </w:r>
+      <w:r>
+        <w:rPr>
+          <w:b/>
+        </w:rPr>
+        <w:t xml:space="preserve">Save to Folders (PDF)</w:t>
+      </w:r>
+      <w:r>
+        <w:t xml:space="preserve"> - 由 server 整 PDF。佢哋存喺 </w:t>
+      </w:r>
+      <w:r>
+        <w:rPr>
+          <w:b/>
+        </w:rPr>
+        <w:t xml:space="preserve">00 BIM &gt; Exports &gt; Clash / Headroom / Issues / BCF / Markups / Board</w:t>
+      </w:r>
+      <w:r>
+        <w:t xml:space="preserve">，每週報告存喺 </w:t>
+      </w:r>
+      <w:r>
+        <w:rPr>
+          <w:b/>
+        </w:rPr>
+        <w:t xml:space="preserve">00 BIM &gt; Weekly dashboard</w:t>
+      </w:r>
+      <w:r>
+        <w:t xml:space="preserve">，記低係邊個存。同 00 BIM 其他嘢一樣，喺嗰度唔可以改名或者刪除（要改就下載一份）。同名嘅檔案會加「(2)」。</w:t>
       </w:r>
     </w:p>
     <w:p>
@@ -11133,7 +11199,25 @@
         <w:t xml:space="preserve">Make issue</w:t>
       </w:r>
       <w:r>
-        <w:t xml:space="preserve"> 喺嗰度開一個 *Clash* issue，連相同兩個元件嘅 id，可以派俾人，亦可以用 BCF 送去 Revit 或 Navisworks。</w:t>
+        <w:t xml:space="preserve"> 會打開填好晒嘅 issue 表格：標題 </w:t>
+      </w:r>
+      <w:r>
+        <w:rPr>
+          <w:b/>
+        </w:rPr>
+        <w:t xml:space="preserve">Clash issue 007 - Ducts x Beams (L2)</w:t>
+      </w:r>
+      <w:r>
+        <w:t xml:space="preserve">（project 內順序編號），描述寫明兩個元件（model、類別、名、類型、id）、碰撞種類同深度、樓層同 project 座標位置，限期係 </w:t>
+      </w:r>
+      <w:r>
+        <w:rPr>
+          <w:b/>
+        </w:rPr>
+        <w:t xml:space="preserve">3 個工作天</w:t>
+      </w:r>
+      <w:r>
+        <w:t xml:space="preserve">之後（星期一至五，唔計香港公眾假期）。揀人跟進再 Save；可以用 BCF 送去 Revit 或 Navisworks。</w:t>
       </w:r>
     </w:p>
     <w:p>
@@ -11145,13 +11229,52 @@
         </w:numPr>
       </w:pPr>
       <w:r>
+        <w:t xml:space="preserve">列表上面嘅 </w:t>
+      </w:r>
+      <w:r>
+        <w:rPr>
+          <w:b/>
+        </w:rPr>
+        <w:t xml:space="preserve">Raise issues for all *N</w:t>
+      </w:r>
+      <w:r>
+        <w:t xml:space="preserve">* 會為每個列出、未處理、唔係 *Not an issue* 又未有 issue 嘅碰撞，逐個顯示、影相再開一個咁樣嘅 issue（</w:t>
+      </w:r>
+      <w:r>
+        <w:rPr>
+          <w:b/>
+        </w:rPr>
+        <w:t xml:space="preserve">Stop</w:t>
+      </w:r>
+      <w:r>
+        <w:t xml:space="preserve"> 停）。想全部交俾同一個人，先喺 </w:t>
+      </w:r>
+      <w:r>
+        <w:rPr>
+          <w:b/>
+        </w:rPr>
+        <w:t xml:space="preserve">Assign to</w:t>
+      </w:r>
+      <w:r>
+        <w:t xml:space="preserve"> 打個名。</w:t>
+      </w:r>
+    </w:p>
+    <w:p>
+      <w:pPr>
+        <w:pStyle w:val="ListParagraph"/>
+        <w:numPr>
+          <w:ilvl w:val="0"/>
+          <w:numId w:val="42"/>
+        </w:numPr>
+      </w:pPr>
+      <w:r>
         <w:rPr>
           <w:b/>
         </w:rPr>
         <w:t xml:space="preserve">Not an issue</w:t>
       </w:r>
       <w:r>
-        <w:t xml:space="preserve"> 之後再 run 都唔會再列呢對元件（可以喺 </w:t>
+        <w:t xml:space="preserve"> 之後每次 run 同埋儲存咗嘅結果都唔會再列呢對元件（可以喺 </w:t>
       </w:r>
       <w:r>
         <w:rPr>
@@ -11160,7 +11283,16 @@
         <w:t xml:space="preserve">Not an issue</w:t>
       </w:r>
       <w:r>
-        <w:t xml:space="preserve"> 搵返）。</w:t>
+        <w:t xml:space="preserve"> 搵返；</w:t>
+      </w:r>
+      <w:r>
+        <w:rPr>
+          <w:b/>
+        </w:rPr>
+        <w:t xml:space="preserve">Count again</w:t>
+      </w:r>
+      <w:r>
+        <w:t xml:space="preserve"> 取消）。</w:t>
       </w:r>
     </w:p>
     <w:p>
@@ -11175,6 +11307,78 @@
         <w:rPr>
           <w:b/>
         </w:rPr>
+        <w:t xml:space="preserve">Save result</w:t>
+      </w:r>
+      <w:r>
+        <w:t xml:space="preserve">（喺結果列表旁邊）將而家顯示嘅結果用一個名儲存，project 所有人都睇到 - 幾多份都得（例如 design freeze 前後、顧問每次交 model）。喺碰撞上面個列表揀返一份就可以再睇；</w:t>
+      </w:r>
+      <w:r>
+        <w:rPr>
+          <w:b/>
+        </w:rPr>
+        <w:t xml:space="preserve">Latest run</w:t>
+      </w:r>
+      <w:r>
+        <w:t xml:space="preserve"> 返去最新一次。儲存嘅人或者 project admin 可以 </w:t>
+      </w:r>
+      <w:r>
+        <w:rPr>
+          <w:b/>
+        </w:rPr>
+        <w:t xml:space="preserve">Delete</w:t>
+      </w:r>
+      <w:r>
+        <w:t xml:space="preserve">。</w:t>
+      </w:r>
+    </w:p>
+    <w:p>
+      <w:pPr>
+        <w:pStyle w:val="ListParagraph"/>
+        <w:numPr>
+          <w:ilvl w:val="0"/>
+          <w:numId w:val="42"/>
+        </w:numPr>
+      </w:pPr>
+      <w:r>
+        <w:rPr>
+          <w:b/>
+        </w:rPr>
+        <w:t xml:space="preserve">顧問 IFC model：</w:t>
+      </w:r>
+      <w:r>
+        <w:t xml:space="preserve"> 規則表格會列出 project 嘅顧問 model，就算頁面未載入都會列（*consultant IFC - not loaded*），剔咗就會載入。</w:t>
+      </w:r>
+      <w:r>
+        <w:rPr>
+          <w:b/>
+        </w:rPr>
+        <w:t xml:space="preserve">All consultant models</w:t>
+      </w:r>
+      <w:r>
+        <w:t xml:space="preserve"> 揀晒全部；</w:t>
+      </w:r>
+      <w:r>
+        <w:rPr>
+          <w:b/>
+        </w:rPr>
+        <w:t xml:space="preserve">Our models x consultant models</w:t>
+      </w:r>
+      <w:r>
+        <w:t xml:space="preserve"> 一撳就填好「我哋嘅 model 對全部顧問 model、所有類別」嘅規則。Run 嗰陣，規則用到但未載入嘅顧問 model 會先載入。</w:t>
+      </w:r>
+    </w:p>
+    <w:p>
+      <w:pPr>
+        <w:pStyle w:val="ListParagraph"/>
+        <w:numPr>
+          <w:ilvl w:val="0"/>
+          <w:numId w:val="42"/>
+        </w:numPr>
+      </w:pPr>
+      <w:r>
+        <w:rPr>
+          <w:b/>
+        </w:rPr>
         <w:t xml:space="preserve">Export the list</w:t>
       </w:r>
       <w:r>
@@ -11232,7 +11436,16 @@
         <w:t xml:space="preserve">Print / Save as PDF</w:t>
       </w:r>
       <w:r>
-        <w:t xml:space="preserve">。如果瀏覽器擋咗個分頁，請容許呢個網站彈出視窗。</w:t>
+        <w:t xml:space="preserve">，或者 </w:t>
+      </w:r>
+      <w:r>
+        <w:rPr>
+          <w:b/>
+        </w:rPr>
+        <w:t xml:space="preserve">Save to Folders (PDF)</w:t>
+      </w:r>
+      <w:r>
+        <w:t xml:space="preserve"> 存入 project 嘅 Folders。如果瀏覽器擋咗個分頁，請容許呢個網站彈出視窗。</w:t>
       </w:r>
     </w:p>
     <w:p>
@@ -11525,7 +11738,70 @@
         <w:t xml:space="preserve">Report</w:t>
       </w:r>
       <w:r>
-        <w:t xml:space="preserve">，可以連或者唔連每個地方嘅相，列印或者儲存做 PDF。</w:t>
+        <w:t xml:space="preserve">，可以連或者唔連每個地方嘅相，列印或者儲存做 PDF，或者 </w:t>
+      </w:r>
+      <w:r>
+        <w:rPr>
+          <w:b/>
+        </w:rPr>
+        <w:t xml:space="preserve">Save to Folders (PDF)</w:t>
+      </w:r>
+      <w:r>
+        <w:t xml:space="preserve">。</w:t>
+      </w:r>
+    </w:p>
+    <w:p>
+      <w:pPr>
+        <w:pStyle w:val="ListParagraph"/>
+        <w:numPr>
+          <w:ilvl w:val="0"/>
+          <w:numId w:val="43"/>
+        </w:numPr>
+      </w:pPr>
+      <w:r>
+        <w:rPr>
+          <w:b/>
+        </w:rPr>
+        <w:t xml:space="preserve">Make issue</w:t>
+      </w:r>
+      <w:r>
+        <w:t xml:space="preserve">、</w:t>
+      </w:r>
+      <w:r>
+        <w:rPr>
+          <w:b/>
+        </w:rPr>
+        <w:t xml:space="preserve">Raise issues for all</w:t>
+      </w:r>
+      <w:r>
+        <w:t xml:space="preserve">、</w:t>
+      </w:r>
+      <w:r>
+        <w:rPr>
+          <w:b/>
+        </w:rPr>
+        <w:t xml:space="preserve">Not an issue</w:t>
+      </w:r>
+      <w:r>
+        <w:t xml:space="preserve"> 同 </w:t>
+      </w:r>
+      <w:r>
+        <w:rPr>
+          <w:b/>
+        </w:rPr>
+        <w:t xml:space="preserve">Save result</w:t>
+      </w:r>
+      <w:r>
+        <w:t xml:space="preserve"> 同碰撞一樣：issue 標題係 </w:t>
+      </w:r>
+      <w:r>
+        <w:rPr>
+          <w:b/>
+        </w:rPr>
+        <w:t xml:space="preserve">Headroom issue 001 - 2.05 m under Ducts (L1)</w:t>
+      </w:r>
+      <w:r>
+        <w:t xml:space="preserve">，限期 3 個工作天；標咗 *Not an issue* 嘅地方每次 scan 都會保持（用兩個元件同位置認，準確到半米）；儲存咗嘅結果列喺地方列表上面，所有人睇到。</w:t>
       </w:r>
     </w:p>
     <w:p>

--- a/docs/manual/LWK_Viewer_User_Manual_YUE.docx
+++ b/docs/manual/LWK_Viewer_User_Manual_YUE.docx
@@ -8330,7 +8330,25 @@
         <w:t xml:space="preserve">Floor plan</w:t>
       </w:r>
       <w:r>
-        <w:t xml:space="preserve"> 下拉選單列出 </w:t>
+        <w:t xml:space="preserve"> 下拉選單（喺 3D 頁頂第二行，同 </w:t>
+      </w:r>
+      <w:r>
+        <w:rPr>
+          <w:b/>
+        </w:rPr>
+        <w:t xml:space="preserve">Plan overlay</w:t>
+      </w:r>
+      <w:r>
+        <w:t xml:space="preserve">、視圖連結同 </w:t>
+      </w:r>
+      <w:r>
+        <w:rPr>
+          <w:b/>
+        </w:rPr>
+        <w:t xml:space="preserve">BCF</w:t>
+      </w:r>
+      <w:r>
+        <w:t xml:space="preserve"> 一齊）列出 </w:t>
       </w:r>
       <w:r>
         <w:rPr>
@@ -8340,6 +8358,24 @@
       </w:r>
       <w:r>
         <w:t xml:space="preserve"> 同由上至下每一層。</w:t>
+      </w:r>
+      <w:r>
+        <w:rPr>
+          <w:b/>
+        </w:rPr>
+        <w:t xml:space="preserve">Search</w:t>
+      </w:r>
+      <w:r>
+        <w:t xml:space="preserve">、鈴同 </w:t>
+      </w:r>
+      <w:r>
+        <w:rPr>
+          <w:b/>
+        </w:rPr>
+        <w:t xml:space="preserve">+ Task</w:t>
+      </w:r>
+      <w:r>
+        <w:t xml:space="preserve"> 喺右上角，同其他頁一樣。</w:t>
       </w:r>
     </w:p>
     <w:p>
@@ -11271,6 +11307,42 @@
         <w:rPr>
           <w:b/>
         </w:rPr>
+        <w:t xml:space="preserve">Save view：</w:t>
+      </w:r>
+      <w:r>
+        <w:t xml:space="preserve"> 轉好角度、較好 section box 或者收埋啲元件，令個碰撞睇得清楚，然後撳嗰個碰撞嘅 </w:t>
+      </w:r>
+      <w:r>
+        <w:rPr>
+          <w:b/>
+        </w:rPr>
+        <w:t xml:space="preserve">Save view</w:t>
+      </w:r>
+      <w:r>
+        <w:t xml:space="preserve">。之後所有人打開都係呢個視圖（旁邊有 📷 *view*），佢嘅 issue（逐個開或者 Raise issues for all）都用呢個視圖，儲存咗嘅結果都會記住。</w:t>
+      </w:r>
+      <w:r>
+        <w:rPr>
+          <w:b/>
+        </w:rPr>
+        <w:t xml:space="preserve">Clear view</w:t>
+      </w:r>
+      <w:r>
+        <w:t xml:space="preserve"> 取消。</w:t>
+      </w:r>
+    </w:p>
+    <w:p>
+      <w:pPr>
+        <w:pStyle w:val="ListParagraph"/>
+        <w:numPr>
+          <w:ilvl w:val="0"/>
+          <w:numId w:val="42"/>
+        </w:numPr>
+      </w:pPr>
+      <w:r>
+        <w:rPr>
+          <w:b/>
+        </w:rPr>
         <w:t xml:space="preserve">Not an issue</w:t>
       </w:r>
       <w:r>
@@ -11355,7 +11427,16 @@
         <w:t xml:space="preserve">All consultant models</w:t>
       </w:r>
       <w:r>
-        <w:t xml:space="preserve"> 揀晒全部；</w:t>
+        <w:t xml:space="preserve"> 揀晒全部顧問 model，</w:t>
+      </w:r>
+      <w:r>
+        <w:rPr>
+          <w:b/>
+        </w:rPr>
+        <w:t xml:space="preserve">All LWK BIM models</w:t>
+      </w:r>
+      <w:r>
+        <w:t xml:space="preserve"> 揀晒我哋自己嘅 model；</w:t>
       </w:r>
       <w:r>
         <w:rPr>
@@ -11802,6 +11883,33 @@
       </w:r>
       <w:r>
         <w:t xml:space="preserve">，限期 3 個工作天；標咗 *Not an issue* 嘅地方每次 scan 都會保持（用兩個元件同位置認，準確到半米）；儲存咗嘅結果列喺地方列表上面，所有人睇到。</w:t>
+      </w:r>
+      <w:r>
+        <w:rPr>
+          <w:b/>
+        </w:rPr>
+        <w:t xml:space="preserve">Save view</w:t>
+      </w:r>
+      <w:r>
+        <w:t xml:space="preserve"> 同碰撞一樣可以為每個地方記住視圖。淨高 issue 仲會記住條高度尺寸線，每次打開個 issue 嘅視圖都會再畫出嚟。</w:t>
+      </w:r>
+    </w:p>
+    <w:p>
+      <w:pPr>
+        <w:pStyle w:val="ListParagraph"/>
+        <w:numPr>
+          <w:ilvl w:val="0"/>
+          <w:numId w:val="43"/>
+        </w:numPr>
+      </w:pPr>
+      <w:r>
+        <w:rPr>
+          <w:b/>
+        </w:rPr>
+        <w:t xml:space="preserve">Include consultant models</w:t>
+      </w:r>
+      <w:r>
+        <w:t xml:space="preserve">（喺 Models counted 入面，預設開）：顧問嘅 IFC model 都會計，頁面未載入嘅會喺 scan 嗰陣載入。</w:t>
       </w:r>
     </w:p>
     <w:p>

--- a/docs/manual/LWK_Viewer_User_Manual_YUE.docx
+++ b/docs/manual/LWK_Viewer_User_Manual_YUE.docx
@@ -8330,7 +8330,16 @@
         <w:t xml:space="preserve">Floor plan</w:t>
       </w:r>
       <w:r>
-        <w:t xml:space="preserve"> 下拉選單（喺 3D 頁頂第二行，同 </w:t>
+        <w:t xml:space="preserve"> 下拉選單（喺 3D 頁頂，同 </w:t>
+      </w:r>
+      <w:r>
+        <w:rPr>
+          <w:b/>
+        </w:rPr>
+        <w:t xml:space="preserve">Navigate / Add issue / Measure</w:t>
+      </w:r>
+      <w:r>
+        <w:t xml:space="preserve">、</w:t>
       </w:r>
       <w:r>
         <w:rPr>
@@ -8348,7 +8357,7 @@
         <w:t xml:space="preserve">BCF</w:t>
       </w:r>
       <w:r>
-        <w:t xml:space="preserve"> 一齊）列出 </w:t>
+        <w:t xml:space="preserve"> 一齊 - 闊嘅視窗全部排一行，窄啲就排喺第二行）列出 </w:t>
       </w:r>
       <w:r>
         <w:rPr>

--- a/docs/manual/LWK_Viewer_User_Manual_YUE.docx
+++ b/docs/manual/LWK_Viewer_User_Manual_YUE.docx
@@ -13380,7 +13380,7 @@
         <w:rPr>
           <w:b/>
         </w:rPr>
-        <w:t xml:space="preserve">Add a comment</w:t>
+        <w:t xml:space="preserve">Discussion</w:t>
       </w:r>
       <w:r>
         <w:t xml:space="preserve"> 寫低再撳 </w:t>
@@ -13389,7 +13389,7 @@
         <w:rPr>
           <w:b/>
         </w:rPr>
-        <w:t xml:space="preserve">Comment</w:t>
+        <w:t xml:space="preserve">Post</w:t>
       </w:r>
       <w:r>
         <w:t xml:space="preserve">。打 </w:t>
@@ -13402,6 +13402,60 @@
       </w:r>
       <w:r>
         <w:t xml:space="preserve"> 可以 mention project 成員。</w:t>
+      </w:r>
+    </w:p>
+    <w:p>
+      <w:pPr>
+        <w:pStyle w:val="ListParagraph"/>
+        <w:numPr>
+          <w:ilvl w:val="0"/>
+          <w:numId w:val="46"/>
+        </w:numPr>
+      </w:pPr>
+      <w:r>
+        <w:rPr>
+          <w:b/>
+        </w:rPr>
+        <w:t xml:space="preserve">討論入面加相</w:t>
+      </w:r>
+      <w:r>
+        <w:t xml:space="preserve">（Sheets 同 3D 一樣）：Post 旁邊嘅 </w:t>
+      </w:r>
+      <w:r>
+        <w:rPr>
+          <w:b/>
+        </w:rPr>
+        <w:t xml:space="preserve">📷 Photo</w:t>
+      </w:r>
+      <w:r>
+        <w:t xml:space="preserve"> 揀相 - 用手機或者 iPad 可以即刻影 - 或者喺訊息格 </w:t>
+      </w:r>
+      <w:r>
+        <w:rPr>
+          <w:b/>
+        </w:rPr>
+        <w:t xml:space="preserve">Ctrl+V</w:t>
+      </w:r>
+      <w:r>
+        <w:t xml:space="preserve"> 貼截圖，或者將相片檔拖入去。相會喺格下面等住（✕ 拎走一張），撳 </w:t>
+      </w:r>
+      <w:r>
+        <w:rPr>
+          <w:b/>
+        </w:rPr>
+        <w:t xml:space="preserve">Post</w:t>
+      </w:r>
+      <w:r>
+        <w:t xml:space="preserve"> 就同訊息一齊出；淨係相冇字都得。大張相會先縮細（1920 px）。喺討論撳一張相可以睇大圖（← → 下一張，</w:t>
+      </w:r>
+      <w:r>
+        <w:rPr>
+          <w:b/>
+        </w:rPr>
+        <w:t xml:space="preserve">Esc</w:t>
+      </w:r>
+      <w:r>
+        <w:t xml:space="preserve"> 關）。Issue report 會喺訊息下面顯示呢啲相。</w:t>
       </w:r>
     </w:p>
     <w:p>

--- a/docs/manual/LWK_Viewer_User_Manual_YUE.docx
+++ b/docs/manual/LWK_Viewer_User_Manual_YUE.docx
@@ -5196,6 +5196,202 @@
     </w:p>
     <w:p>
       <w:pPr>
+        <w:pStyle w:val="Heading3"/>
+      </w:pPr>
+      <w:r>
+        <w:t xml:space="preserve">公眾假期</w:t>
+      </w:r>
+    </w:p>
+    <w:p>
+      <w:pPr>
+        <w:pStyle w:val="ListParagraph"/>
+        <w:numPr>
+          <w:ilvl w:val="0"/>
+          <w:numId w:val="21"/>
+        </w:numPr>
+      </w:pPr>
+      <w:r>
+        <w:rPr>
+          <w:b/>
+        </w:rPr>
+        <w:t xml:space="preserve">Holidays ▾</w:t>
+      </w:r>
+      <w:r>
+        <w:t xml:space="preserve"> 喺日曆顯示</w:t>
+      </w:r>
+      <w:r>
+        <w:rPr>
+          <w:b/>
+        </w:rPr>
+        <w:t xml:space="preserve">香港</w:t>
+      </w:r>
+      <w:r>
+        <w:t xml:space="preserve">同／或者</w:t>
+      </w:r>
+      <w:r>
+        <w:rPr>
+          <w:b/>
+        </w:rPr>
+        <w:t xml:space="preserve">菲律賓</w:t>
+      </w:r>
+      <w:r>
+        <w:t xml:space="preserve">嘅公眾假期（剔一個或者兩個；會記住）。2026 同 2027 年嘅已經內置（香港：憲報；菲律賓：Proclamation No. 1006 同 1427，regular holidays 同 special non-working days）。</w:t>
+      </w:r>
+    </w:p>
+    <w:p>
+      <w:pPr>
+        <w:pStyle w:val="ListParagraph"/>
+        <w:numPr>
+          <w:ilvl w:val="0"/>
+          <w:numId w:val="21"/>
+        </w:numPr>
+      </w:pPr>
+      <w:r>
+        <w:t xml:space="preserve">Site admin 可以加之後年份同遲啲先公佈嘅日子（菲律賓嘅 Eid'l Fitr 同 Eid'l Adha）：</w:t>
+      </w:r>
+      <w:r>
+        <w:rPr>
+          <w:b/>
+        </w:rPr>
+        <w:t xml:space="preserve">Holidays ▾ &gt; Edit the list</w:t>
+      </w:r>
+      <w:r>
+        <w:t xml:space="preserve">，一行一個，例如 *2028-01-01 New Year's Day*。</w:t>
+      </w:r>
+    </w:p>
+    <w:p>
+      <w:pPr>
+        <w:pStyle w:val="Heading3"/>
+      </w:pPr>
+      <w:r>
+        <w:t xml:space="preserve">年假同日曆群組</w:t>
+      </w:r>
+    </w:p>
+    <w:p>
+      <w:pPr>
+        <w:pStyle w:val="ListParagraph"/>
+        <w:numPr>
+          <w:ilvl w:val="0"/>
+          <w:numId w:val="22"/>
+        </w:numPr>
+      </w:pPr>
+      <w:r>
+        <w:rPr>
+          <w:b/>
+        </w:rPr>
+        <w:t xml:space="preserve">+ Leave</w:t>
+      </w:r>
+      <w:r>
+        <w:t xml:space="preserve">、</w:t>
+      </w:r>
+      <w:r>
+        <w:rPr>
+          <w:b/>
+        </w:rPr>
+        <w:t xml:space="preserve">右撳某一日 &gt; Add leave</w:t>
+      </w:r>
+      <w:r>
+        <w:t xml:space="preserve">，或者喺月曆</w:t>
+      </w:r>
+      <w:r>
+        <w:rPr>
+          <w:b/>
+        </w:rPr>
+        <w:t xml:space="preserve">拖過幾日</w:t>
+      </w:r>
+      <w:r>
+        <w:t xml:space="preserve">：由邊日到邊日、類別（年假、病假、其他）、半日（AM／PM，只限一日）同備註。表格會計工作天（星期六日同剔咗嘅假期唔計；冇剔就用香港假期）。</w:t>
+      </w:r>
+    </w:p>
+    <w:p>
+      <w:pPr>
+        <w:pStyle w:val="ListParagraph"/>
+        <w:numPr>
+          <w:ilvl w:val="0"/>
+          <w:numId w:val="22"/>
+        </w:numPr>
+      </w:pPr>
+      <w:r>
+        <w:t xml:space="preserve">你嘅假期會喺你同埋同你喺同一個</w:t>
+      </w:r>
+      <w:r>
+        <w:rPr>
+          <w:b/>
+        </w:rPr>
+        <w:t xml:space="preserve">日曆群組</w:t>
+      </w:r>
+      <w:r>
+        <w:t xml:space="preserve">嘅人嘅日曆出現；佢哋嘅都會喺你嘅出現。撳一個假期睇詳情；</w:t>
+      </w:r>
+      <w:r>
+        <w:rPr>
+          <w:b/>
+        </w:rPr>
+        <w:t xml:space="preserve">Remove this leave</w:t>
+      </w:r>
+      <w:r>
+        <w:t xml:space="preserve"> 可以刪走你自己嘅。</w:t>
+      </w:r>
+    </w:p>
+    <w:p>
+      <w:pPr>
+        <w:pStyle w:val="ListParagraph"/>
+        <w:numPr>
+          <w:ilvl w:val="0"/>
+          <w:numId w:val="22"/>
+        </w:numPr>
+      </w:pPr>
+      <w:r>
+        <w:rPr>
+          <w:b/>
+        </w:rPr>
+        <w:t xml:space="preserve">Groups：</w:t>
+      </w:r>
+      <w:r>
+        <w:t xml:space="preserve"> </w:t>
+      </w:r>
+      <w:r>
+        <w:rPr>
+          <w:b/>
+        </w:rPr>
+        <w:t xml:space="preserve">+ New group</w:t>
+      </w:r>
+      <w:r>
+        <w:t xml:space="preserve">，改名同揀人（人人都開得；你自己一定喺入面）。開群組嘅人（或者 site admin）可以改或者刪；其他人可以 </w:t>
+      </w:r>
+      <w:r>
+        <w:rPr>
+          <w:b/>
+        </w:rPr>
+        <w:t xml:space="preserve">Leave group</w:t>
+      </w:r>
+      <w:r>
+        <w:t xml:space="preserve">。</w:t>
+      </w:r>
+      <w:r>
+        <w:rPr>
+          <w:b/>
+        </w:rPr>
+        <w:t xml:space="preserve">Filter ▾ &gt; Leave of</w:t>
+      </w:r>
+      <w:r>
+        <w:t xml:space="preserve"> 只顯示某一個群組嘅假期。</w:t>
+      </w:r>
+    </w:p>
+    <w:p>
+      <w:pPr>
+        <w:pStyle w:val="ListParagraph"/>
+        <w:numPr>
+          <w:ilvl w:val="0"/>
+          <w:numId w:val="22"/>
+        </w:numPr>
+      </w:pPr>
+      <w:r>
+        <w:t xml:space="preserve">Outlook（Add to Outlook）只會有你自己嘅假期，唔會有同事嘅。</w:t>
+      </w:r>
+    </w:p>
+    <w:p>
+      <w:pPr>
         <w:pStyle w:val="Heading2"/>
       </w:pPr>
       <w:r>
@@ -5213,7 +5409,7 @@
         <w:pStyle w:val="ListParagraph"/>
         <w:numPr>
           <w:ilvl w:val="0"/>
-          <w:numId w:val="21"/>
+          <w:numId w:val="23"/>
         </w:numPr>
       </w:pPr>
       <w:r>
@@ -5240,7 +5436,7 @@
         <w:pStyle w:val="ListParagraph"/>
         <w:numPr>
           <w:ilvl w:val="0"/>
-          <w:numId w:val="21"/>
+          <w:numId w:val="23"/>
         </w:numPr>
       </w:pPr>
       <w:r>
@@ -5294,7 +5490,7 @@
         <w:pStyle w:val="ListParagraph"/>
         <w:numPr>
           <w:ilvl w:val="0"/>
-          <w:numId w:val="21"/>
+          <w:numId w:val="23"/>
         </w:numPr>
       </w:pPr>
       <w:r>
@@ -5321,7 +5517,7 @@
         <w:pStyle w:val="ListParagraph"/>
         <w:numPr>
           <w:ilvl w:val="0"/>
-          <w:numId w:val="21"/>
+          <w:numId w:val="23"/>
         </w:numPr>
       </w:pPr>
       <w:r>
@@ -5357,7 +5553,7 @@
         <w:pStyle w:val="ListParagraph"/>
         <w:numPr>
           <w:ilvl w:val="0"/>
-          <w:numId w:val="21"/>
+          <w:numId w:val="23"/>
         </w:numPr>
       </w:pPr>
       <w:r>
@@ -5402,7 +5598,7 @@
         <w:pStyle w:val="ListParagraph"/>
         <w:numPr>
           <w:ilvl w:val="0"/>
-          <w:numId w:val="21"/>
+          <w:numId w:val="23"/>
         </w:numPr>
       </w:pPr>
       <w:r>
@@ -5438,7 +5634,7 @@
         <w:pStyle w:val="ListParagraph"/>
         <w:numPr>
           <w:ilvl w:val="0"/>
-          <w:numId w:val="21"/>
+          <w:numId w:val="23"/>
         </w:numPr>
       </w:pPr>
       <w:r>
@@ -5497,7 +5693,7 @@
         <w:pStyle w:val="ListParagraph"/>
         <w:numPr>
           <w:ilvl w:val="0"/>
-          <w:numId w:val="22"/>
+          <w:numId w:val="24"/>
         </w:numPr>
       </w:pPr>
       <w:r>
@@ -5551,7 +5747,7 @@
         <w:pStyle w:val="ListParagraph"/>
         <w:numPr>
           <w:ilvl w:val="0"/>
-          <w:numId w:val="22"/>
+          <w:numId w:val="24"/>
         </w:numPr>
       </w:pPr>
       <w:r>
@@ -5587,7 +5783,7 @@
         <w:pStyle w:val="ListParagraph"/>
         <w:numPr>
           <w:ilvl w:val="0"/>
-          <w:numId w:val="22"/>
+          <w:numId w:val="24"/>
         </w:numPr>
       </w:pPr>
       <w:r>
@@ -5605,7 +5801,7 @@
         <w:pStyle w:val="ListParagraph"/>
         <w:numPr>
           <w:ilvl w:val="0"/>
-          <w:numId w:val="22"/>
+          <w:numId w:val="24"/>
         </w:numPr>
       </w:pPr>
       <w:r>
@@ -5659,7 +5855,7 @@
         <w:pStyle w:val="ListParagraph"/>
         <w:numPr>
           <w:ilvl w:val="0"/>
-          <w:numId w:val="22"/>
+          <w:numId w:val="24"/>
         </w:numPr>
       </w:pPr>
       <w:r>
@@ -5677,7 +5873,7 @@
         <w:pStyle w:val="ListParagraph"/>
         <w:numPr>
           <w:ilvl w:val="0"/>
-          <w:numId w:val="22"/>
+          <w:numId w:val="24"/>
         </w:numPr>
       </w:pPr>
       <w:r>
@@ -5695,7 +5891,7 @@
         <w:pStyle w:val="ListParagraph"/>
         <w:numPr>
           <w:ilvl w:val="0"/>
-          <w:numId w:val="22"/>
+          <w:numId w:val="24"/>
         </w:numPr>
       </w:pPr>
       <w:r>
@@ -5721,7 +5917,7 @@
         <w:pStyle w:val="ListParagraph"/>
         <w:numPr>
           <w:ilvl w:val="0"/>
-          <w:numId w:val="23"/>
+          <w:numId w:val="25"/>
         </w:numPr>
       </w:pPr>
       <w:r>
@@ -5757,7 +5953,7 @@
         <w:pStyle w:val="ListParagraph"/>
         <w:numPr>
           <w:ilvl w:val="0"/>
-          <w:numId w:val="23"/>
+          <w:numId w:val="25"/>
         </w:numPr>
       </w:pPr>
       <w:r>
@@ -5775,7 +5971,7 @@
         <w:pStyle w:val="ListParagraph"/>
         <w:numPr>
           <w:ilvl w:val="0"/>
-          <w:numId w:val="23"/>
+          <w:numId w:val="25"/>
         </w:numPr>
       </w:pPr>
       <w:r>
@@ -5793,7 +5989,7 @@
         <w:pStyle w:val="ListParagraph"/>
         <w:numPr>
           <w:ilvl w:val="0"/>
-          <w:numId w:val="23"/>
+          <w:numId w:val="25"/>
         </w:numPr>
       </w:pPr>
       <w:r>
@@ -5811,7 +6007,7 @@
         <w:pStyle w:val="ListParagraph"/>
         <w:numPr>
           <w:ilvl w:val="0"/>
-          <w:numId w:val="23"/>
+          <w:numId w:val="25"/>
         </w:numPr>
       </w:pPr>
       <w:r>
@@ -5876,7 +6072,7 @@
         <w:pStyle w:val="ListParagraph"/>
         <w:numPr>
           <w:ilvl w:val="0"/>
-          <w:numId w:val="24"/>
+          <w:numId w:val="26"/>
         </w:numPr>
       </w:pPr>
       <w:r>
@@ -5921,7 +6117,7 @@
         <w:pStyle w:val="ListParagraph"/>
         <w:numPr>
           <w:ilvl w:val="0"/>
-          <w:numId w:val="24"/>
+          <w:numId w:val="26"/>
         </w:numPr>
       </w:pPr>
       <w:r>
@@ -5975,7 +6171,7 @@
         <w:pStyle w:val="ListParagraph"/>
         <w:numPr>
           <w:ilvl w:val="0"/>
-          <w:numId w:val="24"/>
+          <w:numId w:val="26"/>
         </w:numPr>
       </w:pPr>
       <w:r>
@@ -6020,7 +6216,7 @@
         <w:pStyle w:val="ListParagraph"/>
         <w:numPr>
           <w:ilvl w:val="0"/>
-          <w:numId w:val="24"/>
+          <w:numId w:val="26"/>
         </w:numPr>
       </w:pPr>
       <w:r>
@@ -6128,7 +6324,7 @@
         <w:pStyle w:val="ListParagraph"/>
         <w:numPr>
           <w:ilvl w:val="0"/>
-          <w:numId w:val="25"/>
+          <w:numId w:val="27"/>
         </w:numPr>
       </w:pPr>
       <w:r>
@@ -6155,7 +6351,7 @@
         <w:pStyle w:val="ListParagraph"/>
         <w:numPr>
           <w:ilvl w:val="0"/>
-          <w:numId w:val="25"/>
+          <w:numId w:val="27"/>
         </w:numPr>
       </w:pPr>
       <w:r>
@@ -6191,7 +6387,7 @@
         <w:pStyle w:val="ListParagraph"/>
         <w:numPr>
           <w:ilvl w:val="0"/>
-          <w:numId w:val="25"/>
+          <w:numId w:val="27"/>
         </w:numPr>
       </w:pPr>
       <w:r>
@@ -6263,7 +6459,7 @@
         <w:pStyle w:val="ListParagraph"/>
         <w:numPr>
           <w:ilvl w:val="0"/>
-          <w:numId w:val="25"/>
+          <w:numId w:val="27"/>
         </w:numPr>
       </w:pPr>
       <w:r>
@@ -6308,7 +6504,7 @@
         <w:pStyle w:val="ListParagraph"/>
         <w:numPr>
           <w:ilvl w:val="0"/>
-          <w:numId w:val="25"/>
+          <w:numId w:val="27"/>
         </w:numPr>
       </w:pPr>
       <w:r>
@@ -6416,7 +6612,7 @@
         <w:pStyle w:val="ListParagraph"/>
         <w:numPr>
           <w:ilvl w:val="0"/>
-          <w:numId w:val="25"/>
+          <w:numId w:val="27"/>
         </w:numPr>
       </w:pPr>
       <w:r>
@@ -6452,7 +6648,7 @@
         <w:pStyle w:val="ListParagraph"/>
         <w:numPr>
           <w:ilvl w:val="0"/>
-          <w:numId w:val="25"/>
+          <w:numId w:val="27"/>
         </w:numPr>
       </w:pPr>
       <w:r>
@@ -6488,7 +6684,7 @@
         <w:pStyle w:val="ListParagraph"/>
         <w:numPr>
           <w:ilvl w:val="0"/>
-          <w:numId w:val="25"/>
+          <w:numId w:val="27"/>
         </w:numPr>
       </w:pPr>
       <w:r>
@@ -6524,7 +6720,7 @@
         <w:pStyle w:val="ListParagraph"/>
         <w:numPr>
           <w:ilvl w:val="0"/>
-          <w:numId w:val="25"/>
+          <w:numId w:val="27"/>
         </w:numPr>
       </w:pPr>
       <w:r>
@@ -6551,7 +6747,7 @@
         <w:pStyle w:val="ListParagraph"/>
         <w:numPr>
           <w:ilvl w:val="0"/>
-          <w:numId w:val="25"/>
+          <w:numId w:val="27"/>
         </w:numPr>
       </w:pPr>
       <w:r>
@@ -6585,7 +6781,7 @@
         <w:pStyle w:val="ListParagraph"/>
         <w:numPr>
           <w:ilvl w:val="0"/>
-          <w:numId w:val="26"/>
+          <w:numId w:val="28"/>
         </w:numPr>
       </w:pPr>
       <w:r>
@@ -6606,7 +6802,7 @@
         <w:pStyle w:val="ListParagraph"/>
         <w:numPr>
           <w:ilvl w:val="0"/>
-          <w:numId w:val="26"/>
+          <w:numId w:val="28"/>
         </w:numPr>
       </w:pPr>
       <w:r>
@@ -6618,7 +6814,7 @@
         <w:pStyle w:val="ListParagraph"/>
         <w:numPr>
           <w:ilvl w:val="0"/>
-          <w:numId w:val="26"/>
+          <w:numId w:val="28"/>
         </w:numPr>
       </w:pPr>
       <w:r>
@@ -6636,7 +6832,7 @@
         <w:pStyle w:val="ListParagraph"/>
         <w:numPr>
           <w:ilvl w:val="0"/>
-          <w:numId w:val="26"/>
+          <w:numId w:val="28"/>
         </w:numPr>
       </w:pPr>
       <w:r>
@@ -6654,7 +6850,7 @@
         <w:pStyle w:val="ListParagraph"/>
         <w:numPr>
           <w:ilvl w:val="0"/>
-          <w:numId w:val="26"/>
+          <w:numId w:val="28"/>
         </w:numPr>
       </w:pPr>
       <w:r>
@@ -6686,6 +6882,120 @@
       </w:r>
       <w:r>
         <w:t xml:space="preserve"> 就可以移除。</w:t>
+      </w:r>
+    </w:p>
+    <w:p>
+      <w:pPr>
+        <w:pStyle w:val="ListParagraph"/>
+        <w:numPr>
+          <w:ilvl w:val="0"/>
+          <w:numId w:val="28"/>
+        </w:numPr>
+      </w:pPr>
+      <w:r>
+        <w:t xml:space="preserve">匯入 PDF 之後，</w:t>
+      </w:r>
+      <w:r>
+        <w:rPr>
+          <w:b/>
+        </w:rPr>
+        <w:t xml:space="preserve">Keep a copy in Folders ...</w:t>
+      </w:r>
+      <w:r>
+        <w:t xml:space="preserve"> 可以將個檔案都放一份入 project 嘅 Folders：揀 project 同 folder（或者 </w:t>
+      </w:r>
+      <w:r>
+        <w:rPr>
+          <w:b/>
+        </w:rPr>
+        <w:t xml:space="preserve">+ New folder</w:t>
+      </w:r>
+      <w:r>
+        <w:t xml:space="preserve">）。下次會記得揀過邊個 folder。</w:t>
+      </w:r>
+    </w:p>
+    <w:p>
+      <w:pPr>
+        <w:pStyle w:val="ListParagraph"/>
+        <w:numPr>
+          <w:ilvl w:val="0"/>
+          <w:numId w:val="28"/>
+        </w:numPr>
+      </w:pPr>
+      <w:r>
+        <w:rPr>
+          <w:b/>
+        </w:rPr>
+        <w:t xml:space="preserve">Set ▾</w:t>
+      </w:r>
+      <w:r>
+        <w:t xml:space="preserve">（sheet 清單旁邊，揀咗一個匯入 PDF 嘅 set 時）：</w:t>
+      </w:r>
+      <w:r>
+        <w:rPr>
+          <w:b/>
+        </w:rPr>
+        <w:t xml:space="preserve">Select sheets</w:t>
+      </w:r>
+      <w:r>
+        <w:t xml:space="preserve"> - 剔幾張（shift-click 揀一連串）一次過 </w:t>
+      </w:r>
+      <w:r>
+        <w:rPr>
+          <w:b/>
+        </w:rPr>
+        <w:t xml:space="preserve">Delete</w:t>
+      </w:r>
+      <w:r>
+        <w:t xml:space="preserve">；</w:t>
+      </w:r>
+      <w:r>
+        <w:rPr>
+          <w:b/>
+        </w:rPr>
+        <w:t xml:space="preserve">Rename set</w:t>
+      </w:r>
+      <w:r>
+        <w:t xml:space="preserve"> 改名；</w:t>
+      </w:r>
+      <w:r>
+        <w:rPr>
+          <w:b/>
+        </w:rPr>
+        <w:t xml:space="preserve">Archive set</w:t>
+      </w:r>
+      <w:r>
+        <w:t xml:space="preserve"> 封存 - 喺 Sheets 頁同 Folders 收埋，乜都唔會刪，</w:t>
+      </w:r>
+      <w:r>
+        <w:rPr>
+          <w:b/>
+        </w:rPr>
+        <w:t xml:space="preserve">Set ▾ &gt; Archived sets &gt; Bring back</w:t>
+      </w:r>
+      <w:r>
+        <w:t xml:space="preserve"> 攞返出嚟；</w:t>
+      </w:r>
+      <w:r>
+        <w:rPr>
+          <w:b/>
+        </w:rPr>
+        <w:t xml:space="preserve">Delete set</w:t>
+      </w:r>
+      <w:r>
+        <w:t xml:space="preserve"> 刪除 - 連佢啲 sheet 同 PDF。刪咗嘅 sheet 上面嘅 markup 同 issue 會留喺 project。</w:t>
+      </w:r>
+    </w:p>
+    <w:p>
+      <w:pPr>
+        <w:pStyle w:val="ListParagraph"/>
+        <w:numPr>
+          <w:ilvl w:val="0"/>
+          <w:numId w:val="28"/>
+        </w:numPr>
+      </w:pPr>
+      <w:r>
+        <w:t xml:space="preserve">每個瀏覽器分頁會記住自己嘅 project（網址入面見到），所以可以兩個 project 並排開，每個 issue 都會存入自己嗰個 project。</w:t>
       </w:r>
     </w:p>
     <w:p>
@@ -7063,7 +7373,7 @@
         <w:pStyle w:val="ListParagraph"/>
         <w:numPr>
           <w:ilvl w:val="0"/>
-          <w:numId w:val="27"/>
+          <w:numId w:val="29"/>
         </w:numPr>
       </w:pPr>
       <w:r>
@@ -7081,7 +7391,7 @@
         <w:pStyle w:val="ListParagraph"/>
         <w:numPr>
           <w:ilvl w:val="0"/>
-          <w:numId w:val="27"/>
+          <w:numId w:val="29"/>
         </w:numPr>
       </w:pPr>
       <w:r>
@@ -7108,7 +7418,7 @@
         <w:pStyle w:val="ListParagraph"/>
         <w:numPr>
           <w:ilvl w:val="0"/>
-          <w:numId w:val="27"/>
+          <w:numId w:val="29"/>
         </w:numPr>
       </w:pPr>
       <w:r>
@@ -7135,7 +7445,7 @@
         <w:pStyle w:val="ListParagraph"/>
         <w:numPr>
           <w:ilvl w:val="0"/>
-          <w:numId w:val="27"/>
+          <w:numId w:val="29"/>
         </w:numPr>
       </w:pPr>
       <w:r>
@@ -7382,7 +7692,7 @@
         <w:pStyle w:val="ListParagraph"/>
         <w:numPr>
           <w:ilvl w:val="0"/>
-          <w:numId w:val="28"/>
+          <w:numId w:val="30"/>
         </w:numPr>
       </w:pPr>
       <w:r>
@@ -7409,7 +7719,7 @@
         <w:pStyle w:val="ListParagraph"/>
         <w:numPr>
           <w:ilvl w:val="0"/>
-          <w:numId w:val="28"/>
+          <w:numId w:val="30"/>
         </w:numPr>
       </w:pPr>
       <w:r>
@@ -7427,7 +7737,7 @@
         <w:pStyle w:val="ListParagraph"/>
         <w:numPr>
           <w:ilvl w:val="0"/>
-          <w:numId w:val="28"/>
+          <w:numId w:val="30"/>
         </w:numPr>
       </w:pPr>
       <w:r>
@@ -7445,7 +7755,7 @@
         <w:pStyle w:val="ListParagraph"/>
         <w:numPr>
           <w:ilvl w:val="0"/>
-          <w:numId w:val="28"/>
+          <w:numId w:val="30"/>
         </w:numPr>
       </w:pPr>
       <w:r>
@@ -7508,7 +7818,7 @@
         <w:pStyle w:val="ListParagraph"/>
         <w:numPr>
           <w:ilvl w:val="0"/>
-          <w:numId w:val="28"/>
+          <w:numId w:val="30"/>
         </w:numPr>
       </w:pPr>
       <w:r>
@@ -7543,7 +7853,7 @@
         <w:pStyle w:val="ListParagraph"/>
         <w:numPr>
           <w:ilvl w:val="0"/>
-          <w:numId w:val="29"/>
+          <w:numId w:val="31"/>
         </w:numPr>
       </w:pPr>
       <w:r>
@@ -7579,7 +7889,7 @@
         <w:pStyle w:val="ListParagraph"/>
         <w:numPr>
           <w:ilvl w:val="0"/>
-          <w:numId w:val="29"/>
+          <w:numId w:val="31"/>
         </w:numPr>
       </w:pPr>
       <w:r>
@@ -7597,7 +7907,7 @@
         <w:pStyle w:val="ListParagraph"/>
         <w:numPr>
           <w:ilvl w:val="0"/>
-          <w:numId w:val="29"/>
+          <w:numId w:val="31"/>
         </w:numPr>
       </w:pPr>
       <w:r>
@@ -8198,7 +8508,7 @@
         <w:pStyle w:val="ListParagraph"/>
         <w:numPr>
           <w:ilvl w:val="0"/>
-          <w:numId w:val="30"/>
+          <w:numId w:val="32"/>
         </w:numPr>
       </w:pPr>
       <w:r>
@@ -8237,7 +8547,7 @@
         <w:pStyle w:val="ListParagraph"/>
         <w:numPr>
           <w:ilvl w:val="0"/>
-          <w:numId w:val="30"/>
+          <w:numId w:val="32"/>
         </w:numPr>
       </w:pPr>
       <w:r>
@@ -8267,7 +8577,7 @@
         <w:pStyle w:val="ListParagraph"/>
         <w:numPr>
           <w:ilvl w:val="0"/>
-          <w:numId w:val="30"/>
+          <w:numId w:val="32"/>
         </w:numPr>
       </w:pPr>
       <w:r>
@@ -8285,7 +8595,7 @@
         <w:pStyle w:val="ListParagraph"/>
         <w:numPr>
           <w:ilvl w:val="0"/>
-          <w:numId w:val="30"/>
+          <w:numId w:val="32"/>
         </w:numPr>
       </w:pPr>
       <w:r>
@@ -8320,7 +8630,7 @@
         <w:pStyle w:val="ListParagraph"/>
         <w:numPr>
           <w:ilvl w:val="0"/>
-          <w:numId w:val="31"/>
+          <w:numId w:val="33"/>
         </w:numPr>
       </w:pPr>
       <w:r>
@@ -8392,7 +8702,7 @@
         <w:pStyle w:val="ListParagraph"/>
         <w:numPr>
           <w:ilvl w:val="0"/>
-          <w:numId w:val="31"/>
+          <w:numId w:val="33"/>
         </w:numPr>
       </w:pPr>
       <w:r>
@@ -8404,7 +8714,7 @@
         <w:pStyle w:val="ListParagraph"/>
         <w:numPr>
           <w:ilvl w:val="0"/>
-          <w:numId w:val="31"/>
+          <w:numId w:val="33"/>
         </w:numPr>
       </w:pPr>
       <w:r>
@@ -8431,7 +8741,7 @@
         <w:pStyle w:val="ListParagraph"/>
         <w:numPr>
           <w:ilvl w:val="0"/>
-          <w:numId w:val="31"/>
+          <w:numId w:val="33"/>
         </w:numPr>
       </w:pPr>
       <w:r>
@@ -8457,7 +8767,7 @@
         <w:pStyle w:val="ListParagraph"/>
         <w:numPr>
           <w:ilvl w:val="0"/>
-          <w:numId w:val="32"/>
+          <w:numId w:val="34"/>
         </w:numPr>
       </w:pPr>
       <w:r>
@@ -8478,7 +8788,7 @@
         <w:pStyle w:val="ListParagraph"/>
         <w:numPr>
           <w:ilvl w:val="0"/>
-          <w:numId w:val="32"/>
+          <w:numId w:val="34"/>
         </w:numPr>
       </w:pPr>
       <w:r>
@@ -8508,7 +8818,7 @@
         <w:pStyle w:val="ListParagraph"/>
         <w:numPr>
           <w:ilvl w:val="0"/>
-          <w:numId w:val="32"/>
+          <w:numId w:val="34"/>
         </w:numPr>
       </w:pPr>
       <w:r>
@@ -8526,7 +8836,7 @@
         <w:pStyle w:val="ListParagraph"/>
         <w:numPr>
           <w:ilvl w:val="0"/>
-          <w:numId w:val="32"/>
+          <w:numId w:val="34"/>
         </w:numPr>
       </w:pPr>
       <w:r>
@@ -8544,7 +8854,7 @@
         <w:pStyle w:val="ListParagraph"/>
         <w:numPr>
           <w:ilvl w:val="0"/>
-          <w:numId w:val="32"/>
+          <w:numId w:val="34"/>
         </w:numPr>
       </w:pPr>
       <w:r>
@@ -8962,7 +9272,7 @@
         <w:pStyle w:val="ListParagraph"/>
         <w:numPr>
           <w:ilvl w:val="0"/>
-          <w:numId w:val="33"/>
+          <w:numId w:val="35"/>
         </w:numPr>
       </w:pPr>
       <w:r>
@@ -9007,7 +9317,7 @@
         <w:pStyle w:val="ListParagraph"/>
         <w:numPr>
           <w:ilvl w:val="0"/>
-          <w:numId w:val="33"/>
+          <w:numId w:val="35"/>
         </w:numPr>
       </w:pPr>
       <w:r>
@@ -9043,7 +9353,7 @@
         <w:pStyle w:val="ListParagraph"/>
         <w:numPr>
           <w:ilvl w:val="0"/>
-          <w:numId w:val="33"/>
+          <w:numId w:val="35"/>
         </w:numPr>
       </w:pPr>
       <w:r>
@@ -9086,7 +9396,7 @@
         <w:pStyle w:val="ListParagraph"/>
         <w:numPr>
           <w:ilvl w:val="0"/>
-          <w:numId w:val="34"/>
+          <w:numId w:val="36"/>
         </w:numPr>
       </w:pPr>
       <w:r>
@@ -9107,7 +9417,7 @@
         <w:pStyle w:val="ListParagraph"/>
         <w:numPr>
           <w:ilvl w:val="0"/>
-          <w:numId w:val="34"/>
+          <w:numId w:val="36"/>
         </w:numPr>
       </w:pPr>
       <w:r>
@@ -9134,7 +9444,7 @@
         <w:pStyle w:val="ListParagraph"/>
         <w:numPr>
           <w:ilvl w:val="0"/>
-          <w:numId w:val="34"/>
+          <w:numId w:val="36"/>
         </w:numPr>
       </w:pPr>
       <w:r>
@@ -9197,7 +9507,7 @@
         <w:pStyle w:val="ListParagraph"/>
         <w:numPr>
           <w:ilvl w:val="0"/>
-          <w:numId w:val="34"/>
+          <w:numId w:val="36"/>
         </w:numPr>
       </w:pPr>
       <w:r>
@@ -9371,7 +9681,7 @@
         <w:pStyle w:val="ListParagraph"/>
         <w:numPr>
           <w:ilvl w:val="0"/>
-          <w:numId w:val="35"/>
+          <w:numId w:val="37"/>
         </w:numPr>
       </w:pPr>
       <w:r>
@@ -9398,7 +9708,7 @@
         <w:pStyle w:val="ListParagraph"/>
         <w:numPr>
           <w:ilvl w:val="0"/>
-          <w:numId w:val="35"/>
+          <w:numId w:val="37"/>
         </w:numPr>
       </w:pPr>
       <w:r>
@@ -9419,7 +9729,7 @@
         <w:pStyle w:val="ListParagraph"/>
         <w:numPr>
           <w:ilvl w:val="0"/>
-          <w:numId w:val="35"/>
+          <w:numId w:val="37"/>
         </w:numPr>
       </w:pPr>
       <w:r>
@@ -9700,7 +10010,7 @@
         <w:pStyle w:val="ListParagraph"/>
         <w:numPr>
           <w:ilvl w:val="0"/>
-          <w:numId w:val="36"/>
+          <w:numId w:val="38"/>
         </w:numPr>
       </w:pPr>
       <w:r>
@@ -9721,7 +10031,7 @@
         <w:pStyle w:val="ListParagraph"/>
         <w:numPr>
           <w:ilvl w:val="0"/>
-          <w:numId w:val="36"/>
+          <w:numId w:val="38"/>
         </w:numPr>
       </w:pPr>
       <w:r>
@@ -9739,7 +10049,7 @@
         <w:pStyle w:val="ListParagraph"/>
         <w:numPr>
           <w:ilvl w:val="0"/>
-          <w:numId w:val="36"/>
+          <w:numId w:val="38"/>
         </w:numPr>
       </w:pPr>
       <w:r>
@@ -9757,7 +10067,7 @@
         <w:pStyle w:val="ListParagraph"/>
         <w:numPr>
           <w:ilvl w:val="0"/>
-          <w:numId w:val="36"/>
+          <w:numId w:val="38"/>
         </w:numPr>
       </w:pPr>
       <w:r>
@@ -9777,7 +10087,7 @@
         <w:pStyle w:val="ListParagraph"/>
         <w:numPr>
           <w:ilvl w:val="0"/>
-          <w:numId w:val="37"/>
+          <w:numId w:val="39"/>
         </w:numPr>
       </w:pPr>
       <w:r>
@@ -9807,7 +10117,7 @@
         <w:pStyle w:val="ListParagraph"/>
         <w:numPr>
           <w:ilvl w:val="0"/>
-          <w:numId w:val="37"/>
+          <w:numId w:val="39"/>
         </w:numPr>
       </w:pPr>
       <w:r>
@@ -9850,7 +10160,7 @@
         <w:pStyle w:val="ListParagraph"/>
         <w:numPr>
           <w:ilvl w:val="0"/>
-          <w:numId w:val="38"/>
+          <w:numId w:val="40"/>
         </w:numPr>
       </w:pPr>
       <w:r>
@@ -9907,7 +10217,7 @@
         <w:pStyle w:val="ListParagraph"/>
         <w:numPr>
           <w:ilvl w:val="0"/>
-          <w:numId w:val="38"/>
+          <w:numId w:val="40"/>
         </w:numPr>
       </w:pPr>
       <w:r>
@@ -9919,7 +10229,7 @@
         <w:pStyle w:val="ListParagraph"/>
         <w:numPr>
           <w:ilvl w:val="0"/>
-          <w:numId w:val="38"/>
+          <w:numId w:val="40"/>
         </w:numPr>
       </w:pPr>
       <w:r>
@@ -9949,7 +10259,7 @@
         <w:pStyle w:val="ListParagraph"/>
         <w:numPr>
           <w:ilvl w:val="0"/>
-          <w:numId w:val="38"/>
+          <w:numId w:val="40"/>
         </w:numPr>
       </w:pPr>
       <w:r>
@@ -10375,7 +10685,7 @@
         <w:pStyle w:val="ListParagraph"/>
         <w:numPr>
           <w:ilvl w:val="0"/>
-          <w:numId w:val="39"/>
+          <w:numId w:val="41"/>
         </w:numPr>
       </w:pPr>
       <w:r>
@@ -10387,7 +10697,7 @@
         <w:pStyle w:val="ListParagraph"/>
         <w:numPr>
           <w:ilvl w:val="0"/>
-          <w:numId w:val="39"/>
+          <w:numId w:val="41"/>
         </w:numPr>
       </w:pPr>
       <w:r>
@@ -10399,7 +10709,7 @@
         <w:pStyle w:val="ListParagraph"/>
         <w:numPr>
           <w:ilvl w:val="0"/>
-          <w:numId w:val="39"/>
+          <w:numId w:val="41"/>
         </w:numPr>
       </w:pPr>
       <w:r>
@@ -10419,7 +10729,7 @@
         <w:pStyle w:val="ListParagraph"/>
         <w:numPr>
           <w:ilvl w:val="0"/>
-          <w:numId w:val="40"/>
+          <w:numId w:val="42"/>
         </w:numPr>
       </w:pPr>
       <w:r>
@@ -10446,7 +10756,7 @@
         <w:pStyle w:val="ListParagraph"/>
         <w:numPr>
           <w:ilvl w:val="0"/>
-          <w:numId w:val="40"/>
+          <w:numId w:val="42"/>
         </w:numPr>
       </w:pPr>
       <w:r>
@@ -10473,7 +10783,7 @@
         <w:pStyle w:val="ListParagraph"/>
         <w:numPr>
           <w:ilvl w:val="0"/>
-          <w:numId w:val="40"/>
+          <w:numId w:val="42"/>
         </w:numPr>
       </w:pPr>
       <w:r>
@@ -10540,7 +10850,7 @@
         <w:pStyle w:val="ListParagraph"/>
         <w:numPr>
           <w:ilvl w:val="0"/>
-          <w:numId w:val="41"/>
+          <w:numId w:val="43"/>
         </w:numPr>
       </w:pPr>
       <w:r>
@@ -10552,7 +10862,7 @@
         <w:pStyle w:val="ListParagraph"/>
         <w:numPr>
           <w:ilvl w:val="0"/>
-          <w:numId w:val="41"/>
+          <w:numId w:val="43"/>
         </w:numPr>
       </w:pPr>
       <w:r>
@@ -10645,7 +10955,7 @@
         <w:pStyle w:val="ListParagraph"/>
         <w:numPr>
           <w:ilvl w:val="0"/>
-          <w:numId w:val="41"/>
+          <w:numId w:val="43"/>
         </w:numPr>
       </w:pPr>
       <w:r>
@@ -10690,7 +11000,7 @@
         <w:pStyle w:val="ListParagraph"/>
         <w:numPr>
           <w:ilvl w:val="0"/>
-          <w:numId w:val="41"/>
+          <w:numId w:val="43"/>
         </w:numPr>
       </w:pPr>
       <w:r>
@@ -10717,7 +11027,7 @@
         <w:pStyle w:val="ListParagraph"/>
         <w:numPr>
           <w:ilvl w:val="0"/>
-          <w:numId w:val="41"/>
+          <w:numId w:val="43"/>
         </w:numPr>
       </w:pPr>
       <w:r>
@@ -11084,7 +11394,7 @@
         <w:pStyle w:val="ListParagraph"/>
         <w:numPr>
           <w:ilvl w:val="0"/>
-          <w:numId w:val="42"/>
+          <w:numId w:val="44"/>
         </w:numPr>
       </w:pPr>
       <w:r>
@@ -11096,7 +11406,7 @@
         <w:pStyle w:val="ListParagraph"/>
         <w:numPr>
           <w:ilvl w:val="0"/>
-          <w:numId w:val="42"/>
+          <w:numId w:val="44"/>
         </w:numPr>
       </w:pPr>
       <w:r>
@@ -11114,7 +11424,7 @@
         <w:pStyle w:val="ListParagraph"/>
         <w:numPr>
           <w:ilvl w:val="0"/>
-          <w:numId w:val="42"/>
+          <w:numId w:val="44"/>
         </w:numPr>
       </w:pPr>
       <w:r>
@@ -11135,7 +11445,7 @@
         <w:pStyle w:val="ListParagraph"/>
         <w:numPr>
           <w:ilvl w:val="0"/>
-          <w:numId w:val="42"/>
+          <w:numId w:val="44"/>
         </w:numPr>
       </w:pPr>
       <w:r>
@@ -11165,7 +11475,7 @@
         <w:pStyle w:val="ListParagraph"/>
         <w:numPr>
           <w:ilvl w:val="0"/>
-          <w:numId w:val="42"/>
+          <w:numId w:val="44"/>
         </w:numPr>
       </w:pPr>
       <w:r>
@@ -11177,7 +11487,7 @@
         <w:pStyle w:val="ListParagraph"/>
         <w:numPr>
           <w:ilvl w:val="0"/>
-          <w:numId w:val="42"/>
+          <w:numId w:val="44"/>
         </w:numPr>
       </w:pPr>
       <w:r>
@@ -11234,7 +11544,7 @@
         <w:pStyle w:val="ListParagraph"/>
         <w:numPr>
           <w:ilvl w:val="0"/>
-          <w:numId w:val="42"/>
+          <w:numId w:val="44"/>
         </w:numPr>
       </w:pPr>
       <w:r>
@@ -11270,7 +11580,7 @@
         <w:pStyle w:val="ListParagraph"/>
         <w:numPr>
           <w:ilvl w:val="0"/>
-          <w:numId w:val="42"/>
+          <w:numId w:val="44"/>
         </w:numPr>
       </w:pPr>
       <w:r>
@@ -11309,7 +11619,7 @@
         <w:pStyle w:val="ListParagraph"/>
         <w:numPr>
           <w:ilvl w:val="0"/>
-          <w:numId w:val="42"/>
+          <w:numId w:val="44"/>
         </w:numPr>
       </w:pPr>
       <w:r>
@@ -11345,7 +11655,7 @@
         <w:pStyle w:val="ListParagraph"/>
         <w:numPr>
           <w:ilvl w:val="0"/>
-          <w:numId w:val="42"/>
+          <w:numId w:val="44"/>
         </w:numPr>
       </w:pPr>
       <w:r>
@@ -11381,7 +11691,7 @@
         <w:pStyle w:val="ListParagraph"/>
         <w:numPr>
           <w:ilvl w:val="0"/>
-          <w:numId w:val="42"/>
+          <w:numId w:val="44"/>
         </w:numPr>
       </w:pPr>
       <w:r>
@@ -11417,7 +11727,7 @@
         <w:pStyle w:val="ListParagraph"/>
         <w:numPr>
           <w:ilvl w:val="0"/>
-          <w:numId w:val="42"/>
+          <w:numId w:val="44"/>
         </w:numPr>
       </w:pPr>
       <w:r>
@@ -11462,7 +11772,7 @@
         <w:pStyle w:val="ListParagraph"/>
         <w:numPr>
           <w:ilvl w:val="0"/>
-          <w:numId w:val="42"/>
+          <w:numId w:val="44"/>
         </w:numPr>
       </w:pPr>
       <w:r>
@@ -11543,7 +11853,7 @@
         <w:pStyle w:val="ListParagraph"/>
         <w:numPr>
           <w:ilvl w:val="0"/>
-          <w:numId w:val="42"/>
+          <w:numId w:val="44"/>
         </w:numPr>
       </w:pPr>
       <w:r>
@@ -11590,7 +11900,7 @@
         <w:pStyle w:val="ListParagraph"/>
         <w:numPr>
           <w:ilvl w:val="0"/>
-          <w:numId w:val="43"/>
+          <w:numId w:val="45"/>
         </w:numPr>
       </w:pPr>
       <w:r>
@@ -11644,7 +11954,7 @@
         <w:pStyle w:val="ListParagraph"/>
         <w:numPr>
           <w:ilvl w:val="0"/>
-          <w:numId w:val="43"/>
+          <w:numId w:val="45"/>
         </w:numPr>
       </w:pPr>
       <w:r>
@@ -11698,7 +12008,7 @@
         <w:pStyle w:val="ListParagraph"/>
         <w:numPr>
           <w:ilvl w:val="0"/>
-          <w:numId w:val="43"/>
+          <w:numId w:val="45"/>
         </w:numPr>
       </w:pPr>
       <w:r>
@@ -11752,7 +12062,7 @@
         <w:pStyle w:val="ListParagraph"/>
         <w:numPr>
           <w:ilvl w:val="0"/>
-          <w:numId w:val="43"/>
+          <w:numId w:val="45"/>
         </w:numPr>
       </w:pPr>
       <w:r>
@@ -11800,7 +12110,7 @@
         <w:pStyle w:val="ListParagraph"/>
         <w:numPr>
           <w:ilvl w:val="0"/>
-          <w:numId w:val="43"/>
+          <w:numId w:val="45"/>
         </w:numPr>
       </w:pPr>
       <w:r>
@@ -11845,7 +12155,7 @@
         <w:pStyle w:val="ListParagraph"/>
         <w:numPr>
           <w:ilvl w:val="0"/>
-          <w:numId w:val="43"/>
+          <w:numId w:val="45"/>
         </w:numPr>
       </w:pPr>
       <w:r>
@@ -11908,7 +12218,7 @@
         <w:pStyle w:val="ListParagraph"/>
         <w:numPr>
           <w:ilvl w:val="0"/>
-          <w:numId w:val="43"/>
+          <w:numId w:val="45"/>
         </w:numPr>
       </w:pPr>
       <w:r>
@@ -11926,7 +12236,7 @@
         <w:pStyle w:val="ListParagraph"/>
         <w:numPr>
           <w:ilvl w:val="0"/>
-          <w:numId w:val="43"/>
+          <w:numId w:val="45"/>
         </w:numPr>
       </w:pPr>
       <w:r>
@@ -12372,7 +12682,7 @@
         <w:pStyle w:val="ListParagraph"/>
         <w:numPr>
           <w:ilvl w:val="0"/>
-          <w:numId w:val="44"/>
+          <w:numId w:val="46"/>
         </w:numPr>
       </w:pPr>
       <w:r>
@@ -12390,7 +12700,7 @@
         <w:pStyle w:val="ListParagraph"/>
         <w:numPr>
           <w:ilvl w:val="0"/>
-          <w:numId w:val="44"/>
+          <w:numId w:val="46"/>
         </w:numPr>
       </w:pPr>
       <w:r>
@@ -12408,7 +12718,7 @@
         <w:pStyle w:val="ListParagraph"/>
         <w:numPr>
           <w:ilvl w:val="0"/>
-          <w:numId w:val="44"/>
+          <w:numId w:val="46"/>
         </w:numPr>
       </w:pPr>
       <w:r>
@@ -12426,7 +12736,7 @@
         <w:pStyle w:val="ListParagraph"/>
         <w:numPr>
           <w:ilvl w:val="0"/>
-          <w:numId w:val="44"/>
+          <w:numId w:val="46"/>
         </w:numPr>
       </w:pPr>
       <w:r>
@@ -12652,7 +12962,7 @@
         <w:pStyle w:val="ListParagraph"/>
         <w:numPr>
           <w:ilvl w:val="0"/>
-          <w:numId w:val="45"/>
+          <w:numId w:val="47"/>
         </w:numPr>
       </w:pPr>
       <w:r>
@@ -12664,7 +12974,7 @@
         <w:pStyle w:val="ListParagraph"/>
         <w:numPr>
           <w:ilvl w:val="0"/>
-          <w:numId w:val="45"/>
+          <w:numId w:val="47"/>
         </w:numPr>
       </w:pPr>
       <w:r>
@@ -12727,7 +13037,7 @@
         <w:pStyle w:val="ListParagraph"/>
         <w:numPr>
           <w:ilvl w:val="0"/>
-          <w:numId w:val="45"/>
+          <w:numId w:val="47"/>
         </w:numPr>
       </w:pPr>
       <w:r>
@@ -12748,7 +13058,7 @@
         <w:pStyle w:val="ListParagraph"/>
         <w:numPr>
           <w:ilvl w:val="0"/>
-          <w:numId w:val="45"/>
+          <w:numId w:val="47"/>
         </w:numPr>
       </w:pPr>
       <w:r>
@@ -12829,7 +13139,7 @@
         <w:pStyle w:val="ListParagraph"/>
         <w:numPr>
           <w:ilvl w:val="0"/>
-          <w:numId w:val="45"/>
+          <w:numId w:val="47"/>
         </w:numPr>
       </w:pPr>
       <w:r>
@@ -12841,7 +13151,7 @@
         <w:pStyle w:val="ListParagraph"/>
         <w:numPr>
           <w:ilvl w:val="0"/>
-          <w:numId w:val="45"/>
+          <w:numId w:val="47"/>
         </w:numPr>
       </w:pPr>
       <w:r>
@@ -13304,7 +13614,7 @@
         <w:pStyle w:val="ListParagraph"/>
         <w:numPr>
           <w:ilvl w:val="0"/>
-          <w:numId w:val="46"/>
+          <w:numId w:val="48"/>
         </w:numPr>
       </w:pPr>
       <w:r>
@@ -13325,7 +13635,7 @@
         <w:pStyle w:val="ListParagraph"/>
         <w:numPr>
           <w:ilvl w:val="0"/>
-          <w:numId w:val="46"/>
+          <w:numId w:val="48"/>
         </w:numPr>
       </w:pPr>
       <w:r>
@@ -13361,7 +13671,7 @@
         <w:pStyle w:val="ListParagraph"/>
         <w:numPr>
           <w:ilvl w:val="0"/>
-          <w:numId w:val="46"/>
+          <w:numId w:val="48"/>
         </w:numPr>
       </w:pPr>
       <w:r>
@@ -13409,7 +13719,7 @@
         <w:pStyle w:val="ListParagraph"/>
         <w:numPr>
           <w:ilvl w:val="0"/>
-          <w:numId w:val="46"/>
+          <w:numId w:val="48"/>
         </w:numPr>
       </w:pPr>
       <w:r>
@@ -13463,7 +13773,7 @@
         <w:pStyle w:val="ListParagraph"/>
         <w:numPr>
           <w:ilvl w:val="0"/>
-          <w:numId w:val="46"/>
+          <w:numId w:val="48"/>
         </w:numPr>
       </w:pPr>
       <w:r>
@@ -13490,7 +13800,7 @@
         <w:pStyle w:val="ListParagraph"/>
         <w:numPr>
           <w:ilvl w:val="0"/>
-          <w:numId w:val="46"/>
+          <w:numId w:val="48"/>
         </w:numPr>
       </w:pPr>
       <w:r>
@@ -13508,7 +13818,7 @@
         <w:pStyle w:val="ListParagraph"/>
         <w:numPr>
           <w:ilvl w:val="0"/>
-          <w:numId w:val="46"/>
+          <w:numId w:val="48"/>
         </w:numPr>
       </w:pPr>
       <w:r>
@@ -13526,7 +13836,7 @@
         <w:pStyle w:val="ListParagraph"/>
         <w:numPr>
           <w:ilvl w:val="0"/>
-          <w:numId w:val="46"/>
+          <w:numId w:val="48"/>
         </w:numPr>
       </w:pPr>
       <w:r>
@@ -13571,7 +13881,7 @@
         <w:pStyle w:val="ListParagraph"/>
         <w:numPr>
           <w:ilvl w:val="0"/>
-          <w:numId w:val="46"/>
+          <w:numId w:val="48"/>
         </w:numPr>
       </w:pPr>
       <w:r>
@@ -13607,7 +13917,7 @@
         <w:pStyle w:val="ListParagraph"/>
         <w:numPr>
           <w:ilvl w:val="0"/>
-          <w:numId w:val="46"/>
+          <w:numId w:val="48"/>
         </w:numPr>
       </w:pPr>
       <w:r>
@@ -13856,7 +14166,7 @@
         <w:pStyle w:val="ListParagraph"/>
         <w:numPr>
           <w:ilvl w:val="0"/>
-          <w:numId w:val="47"/>
+          <w:numId w:val="49"/>
         </w:numPr>
       </w:pPr>
       <w:r>
@@ -13892,7 +14202,7 @@
         <w:pStyle w:val="ListParagraph"/>
         <w:numPr>
           <w:ilvl w:val="0"/>
-          <w:numId w:val="47"/>
+          <w:numId w:val="49"/>
         </w:numPr>
       </w:pPr>
       <w:r>
@@ -13946,7 +14256,7 @@
         <w:pStyle w:val="ListParagraph"/>
         <w:numPr>
           <w:ilvl w:val="0"/>
-          <w:numId w:val="47"/>
+          <w:numId w:val="49"/>
         </w:numPr>
       </w:pPr>
       <w:r>
@@ -13972,7 +14282,7 @@
         <w:pStyle w:val="ListParagraph"/>
         <w:numPr>
           <w:ilvl w:val="0"/>
-          <w:numId w:val="48"/>
+          <w:numId w:val="50"/>
         </w:numPr>
       </w:pPr>
       <w:r>
@@ -13999,7 +14309,7 @@
         <w:pStyle w:val="ListParagraph"/>
         <w:numPr>
           <w:ilvl w:val="0"/>
-          <w:numId w:val="48"/>
+          <w:numId w:val="50"/>
         </w:numPr>
       </w:pPr>
       <w:r>
@@ -14020,7 +14330,7 @@
         <w:pStyle w:val="ListParagraph"/>
         <w:numPr>
           <w:ilvl w:val="0"/>
-          <w:numId w:val="48"/>
+          <w:numId w:val="50"/>
         </w:numPr>
       </w:pPr>
       <w:r>
@@ -14061,7 +14371,7 @@
         <w:pStyle w:val="ListParagraph"/>
         <w:numPr>
           <w:ilvl w:val="0"/>
-          <w:numId w:val="49"/>
+          <w:numId w:val="51"/>
         </w:numPr>
       </w:pPr>
       <w:r>
@@ -14106,7 +14416,7 @@
         <w:pStyle w:val="ListParagraph"/>
         <w:numPr>
           <w:ilvl w:val="0"/>
-          <w:numId w:val="49"/>
+          <w:numId w:val="51"/>
         </w:numPr>
       </w:pPr>
       <w:r>
@@ -14142,7 +14452,7 @@
         <w:pStyle w:val="ListParagraph"/>
         <w:numPr>
           <w:ilvl w:val="0"/>
-          <w:numId w:val="49"/>
+          <w:numId w:val="51"/>
         </w:numPr>
       </w:pPr>
       <w:r>
@@ -14169,7 +14479,7 @@
         <w:pStyle w:val="ListParagraph"/>
         <w:numPr>
           <w:ilvl w:val="0"/>
-          <w:numId w:val="49"/>
+          <w:numId w:val="51"/>
         </w:numPr>
       </w:pPr>
       <w:r>
@@ -14484,7 +14794,7 @@
         <w:pStyle w:val="ListParagraph"/>
         <w:numPr>
           <w:ilvl w:val="0"/>
-          <w:numId w:val="50"/>
+          <w:numId w:val="52"/>
         </w:numPr>
       </w:pPr>
       <w:r>
@@ -14559,7 +14869,7 @@
         <w:pStyle w:val="ListParagraph"/>
         <w:numPr>
           <w:ilvl w:val="0"/>
-          <w:numId w:val="50"/>
+          <w:numId w:val="52"/>
         </w:numPr>
       </w:pPr>
       <w:r>
@@ -14589,7 +14899,7 @@
         <w:pStyle w:val="ListParagraph"/>
         <w:numPr>
           <w:ilvl w:val="0"/>
-          <w:numId w:val="50"/>
+          <w:numId w:val="52"/>
         </w:numPr>
       </w:pPr>
       <w:r>
@@ -14615,7 +14925,7 @@
         <w:pStyle w:val="ListParagraph"/>
         <w:numPr>
           <w:ilvl w:val="0"/>
-          <w:numId w:val="51"/>
+          <w:numId w:val="53"/>
         </w:numPr>
       </w:pPr>
       <w:r>
@@ -14645,7 +14955,7 @@
         <w:pStyle w:val="ListParagraph"/>
         <w:numPr>
           <w:ilvl w:val="0"/>
-          <w:numId w:val="51"/>
+          <w:numId w:val="53"/>
         </w:numPr>
       </w:pPr>
       <w:r>
@@ -14666,7 +14976,7 @@
         <w:pStyle w:val="ListParagraph"/>
         <w:numPr>
           <w:ilvl w:val="0"/>
-          <w:numId w:val="51"/>
+          <w:numId w:val="53"/>
         </w:numPr>
       </w:pPr>
       <w:r>
@@ -14696,7 +15006,7 @@
         <w:pStyle w:val="ListParagraph"/>
         <w:numPr>
           <w:ilvl w:val="0"/>
-          <w:numId w:val="52"/>
+          <w:numId w:val="54"/>
         </w:numPr>
       </w:pPr>
       <w:r>
@@ -14708,7 +15018,7 @@
         <w:pStyle w:val="ListParagraph"/>
         <w:numPr>
           <w:ilvl w:val="0"/>
-          <w:numId w:val="52"/>
+          <w:numId w:val="54"/>
         </w:numPr>
       </w:pPr>
       <w:r>
@@ -14752,7 +15062,7 @@
         <w:pStyle w:val="ListParagraph"/>
         <w:numPr>
           <w:ilvl w:val="0"/>
-          <w:numId w:val="53"/>
+          <w:numId w:val="55"/>
         </w:numPr>
       </w:pPr>
       <w:r>
@@ -14800,7 +15110,7 @@
         <w:pStyle w:val="ListParagraph"/>
         <w:numPr>
           <w:ilvl w:val="0"/>
-          <w:numId w:val="53"/>
+          <w:numId w:val="55"/>
         </w:numPr>
       </w:pPr>
       <w:r>
@@ -14812,7 +15122,7 @@
         <w:pStyle w:val="ListParagraph"/>
         <w:numPr>
           <w:ilvl w:val="0"/>
-          <w:numId w:val="53"/>
+          <w:numId w:val="55"/>
         </w:numPr>
       </w:pPr>
       <w:r>
@@ -14830,7 +15140,7 @@
         <w:pStyle w:val="ListParagraph"/>
         <w:numPr>
           <w:ilvl w:val="0"/>
-          <w:numId w:val="53"/>
+          <w:numId w:val="55"/>
         </w:numPr>
       </w:pPr>
       <w:r>
@@ -14842,7 +15152,7 @@
         <w:pStyle w:val="ListParagraph"/>
         <w:numPr>
           <w:ilvl w:val="0"/>
-          <w:numId w:val="53"/>
+          <w:numId w:val="55"/>
         </w:numPr>
       </w:pPr>
       <w:r>
@@ -14854,7 +15164,7 @@
         <w:pStyle w:val="ListParagraph"/>
         <w:numPr>
           <w:ilvl w:val="0"/>
-          <w:numId w:val="53"/>
+          <w:numId w:val="55"/>
         </w:numPr>
       </w:pPr>
       <w:r>
@@ -14866,7 +15176,7 @@
         <w:pStyle w:val="ListParagraph"/>
         <w:numPr>
           <w:ilvl w:val="0"/>
-          <w:numId w:val="53"/>
+          <w:numId w:val="55"/>
         </w:numPr>
       </w:pPr>
       <w:r>
@@ -15140,7 +15450,7 @@
         <w:pStyle w:val="ListParagraph"/>
         <w:numPr>
           <w:ilvl w:val="0"/>
-          <w:numId w:val="54"/>
+          <w:numId w:val="56"/>
         </w:numPr>
       </w:pPr>
       <w:r>
@@ -15152,7 +15462,7 @@
         <w:pStyle w:val="ListParagraph"/>
         <w:numPr>
           <w:ilvl w:val="0"/>
-          <w:numId w:val="54"/>
+          <w:numId w:val="56"/>
         </w:numPr>
       </w:pPr>
       <w:r>
@@ -15164,7 +15474,7 @@
         <w:pStyle w:val="ListParagraph"/>
         <w:numPr>
           <w:ilvl w:val="0"/>
-          <w:numId w:val="54"/>
+          <w:numId w:val="56"/>
         </w:numPr>
       </w:pPr>
       <w:r>
@@ -15438,7 +15748,7 @@
         <w:pStyle w:val="ListParagraph"/>
         <w:numPr>
           <w:ilvl w:val="0"/>
-          <w:numId w:val="55"/>
+          <w:numId w:val="57"/>
         </w:numPr>
       </w:pPr>
       <w:r>
@@ -15450,7 +15760,7 @@
         <w:pStyle w:val="ListParagraph"/>
         <w:numPr>
           <w:ilvl w:val="0"/>
-          <w:numId w:val="55"/>
+          <w:numId w:val="57"/>
         </w:numPr>
       </w:pPr>
       <w:r>
@@ -15462,7 +15772,7 @@
         <w:pStyle w:val="ListParagraph"/>
         <w:numPr>
           <w:ilvl w:val="0"/>
-          <w:numId w:val="55"/>
+          <w:numId w:val="57"/>
         </w:numPr>
       </w:pPr>
       <w:r>
@@ -15505,7 +15815,7 @@
         <w:pStyle w:val="ListParagraph"/>
         <w:numPr>
           <w:ilvl w:val="0"/>
-          <w:numId w:val="56"/>
+          <w:numId w:val="58"/>
         </w:numPr>
       </w:pPr>
       <w:r>
@@ -15562,7 +15872,7 @@
         <w:pStyle w:val="ListParagraph"/>
         <w:numPr>
           <w:ilvl w:val="0"/>
-          <w:numId w:val="56"/>
+          <w:numId w:val="58"/>
         </w:numPr>
       </w:pPr>
       <w:r>
@@ -15592,7 +15902,7 @@
         <w:pStyle w:val="ListParagraph"/>
         <w:numPr>
           <w:ilvl w:val="0"/>
-          <w:numId w:val="56"/>
+          <w:numId w:val="58"/>
         </w:numPr>
       </w:pPr>
       <w:r>
@@ -15630,7 +15940,7 @@
         <w:pStyle w:val="ListParagraph"/>
         <w:numPr>
           <w:ilvl w:val="0"/>
-          <w:numId w:val="57"/>
+          <w:numId w:val="59"/>
         </w:numPr>
       </w:pPr>
       <w:r>
@@ -15651,7 +15961,7 @@
         <w:pStyle w:val="ListParagraph"/>
         <w:numPr>
           <w:ilvl w:val="0"/>
-          <w:numId w:val="57"/>
+          <w:numId w:val="59"/>
         </w:numPr>
       </w:pPr>
       <w:r>
@@ -15696,7 +16006,7 @@
         <w:pStyle w:val="ListParagraph"/>
         <w:numPr>
           <w:ilvl w:val="0"/>
-          <w:numId w:val="57"/>
+          <w:numId w:val="59"/>
         </w:numPr>
       </w:pPr>
       <w:r>
@@ -15795,7 +16105,7 @@
         <w:pStyle w:val="ListParagraph"/>
         <w:numPr>
           <w:ilvl w:val="0"/>
-          <w:numId w:val="57"/>
+          <w:numId w:val="59"/>
         </w:numPr>
       </w:pPr>
       <w:r>
@@ -15840,7 +16150,7 @@
         <w:pStyle w:val="ListParagraph"/>
         <w:numPr>
           <w:ilvl w:val="0"/>
-          <w:numId w:val="57"/>
+          <w:numId w:val="59"/>
         </w:numPr>
       </w:pPr>
       <w:r>
@@ -16189,7 +16499,7 @@
         <w:pStyle w:val="ListParagraph"/>
         <w:numPr>
           <w:ilvl w:val="0"/>
-          <w:numId w:val="58"/>
+          <w:numId w:val="60"/>
         </w:numPr>
       </w:pPr>
       <w:r>
@@ -16219,7 +16529,7 @@
         <w:pStyle w:val="ListParagraph"/>
         <w:numPr>
           <w:ilvl w:val="0"/>
-          <w:numId w:val="58"/>
+          <w:numId w:val="60"/>
         </w:numPr>
       </w:pPr>
       <w:r>
@@ -16267,7 +16577,7 @@
         <w:pStyle w:val="ListParagraph"/>
         <w:numPr>
           <w:ilvl w:val="0"/>
-          <w:numId w:val="58"/>
+          <w:numId w:val="60"/>
         </w:numPr>
       </w:pPr>
       <w:r>
@@ -16294,7 +16604,7 @@
         <w:pStyle w:val="ListParagraph"/>
         <w:numPr>
           <w:ilvl w:val="0"/>
-          <w:numId w:val="58"/>
+          <w:numId w:val="60"/>
         </w:numPr>
       </w:pPr>
       <w:r>
@@ -16320,7 +16630,7 @@
         <w:pStyle w:val="ListParagraph"/>
         <w:numPr>
           <w:ilvl w:val="0"/>
-          <w:numId w:val="59"/>
+          <w:numId w:val="61"/>
         </w:numPr>
       </w:pPr>
       <w:r>
@@ -16341,7 +16651,7 @@
         <w:pStyle w:val="ListParagraph"/>
         <w:numPr>
           <w:ilvl w:val="0"/>
-          <w:numId w:val="59"/>
+          <w:numId w:val="61"/>
         </w:numPr>
       </w:pPr>
       <w:r>
@@ -16377,7 +16687,7 @@
         <w:pStyle w:val="ListParagraph"/>
         <w:numPr>
           <w:ilvl w:val="0"/>
-          <w:numId w:val="59"/>
+          <w:numId w:val="61"/>
         </w:numPr>
       </w:pPr>
       <w:r>
@@ -16413,7 +16723,7 @@
         <w:pStyle w:val="ListParagraph"/>
         <w:numPr>
           <w:ilvl w:val="0"/>
-          <w:numId w:val="59"/>
+          <w:numId w:val="61"/>
         </w:numPr>
       </w:pPr>
       <w:r>
@@ -16442,7 +16752,7 @@
         <w:pStyle w:val="ListParagraph"/>
         <w:numPr>
           <w:ilvl w:val="0"/>
-          <w:numId w:val="60"/>
+          <w:numId w:val="62"/>
         </w:numPr>
       </w:pPr>
       <w:r>
@@ -16463,7 +16773,7 @@
         <w:pStyle w:val="ListParagraph"/>
         <w:numPr>
           <w:ilvl w:val="0"/>
-          <w:numId w:val="60"/>
+          <w:numId w:val="62"/>
         </w:numPr>
       </w:pPr>
       <w:r>
@@ -16687,7 +16997,7 @@
         <w:pStyle w:val="ListParagraph"/>
         <w:numPr>
           <w:ilvl w:val="0"/>
-          <w:numId w:val="61"/>
+          <w:numId w:val="63"/>
         </w:numPr>
       </w:pPr>
       <w:r>
@@ -16777,7 +17087,7 @@
         <w:pStyle w:val="ListParagraph"/>
         <w:numPr>
           <w:ilvl w:val="0"/>
-          <w:numId w:val="61"/>
+          <w:numId w:val="63"/>
         </w:numPr>
       </w:pPr>
       <w:r>
@@ -16807,7 +17117,7 @@
         <w:pStyle w:val="ListParagraph"/>
         <w:numPr>
           <w:ilvl w:val="0"/>
-          <w:numId w:val="61"/>
+          <w:numId w:val="63"/>
         </w:numPr>
       </w:pPr>
       <w:r>
@@ -16828,7 +17138,7 @@
         <w:pStyle w:val="ListParagraph"/>
         <w:numPr>
           <w:ilvl w:val="0"/>
-          <w:numId w:val="61"/>
+          <w:numId w:val="63"/>
         </w:numPr>
       </w:pPr>
       <w:r>
@@ -16864,7 +17174,7 @@
         <w:pStyle w:val="ListParagraph"/>
         <w:numPr>
           <w:ilvl w:val="0"/>
-          <w:numId w:val="61"/>
+          <w:numId w:val="63"/>
         </w:numPr>
       </w:pPr>
       <w:r>
@@ -16882,7 +17192,7 @@
         <w:pStyle w:val="ListParagraph"/>
         <w:numPr>
           <w:ilvl w:val="0"/>
-          <w:numId w:val="61"/>
+          <w:numId w:val="63"/>
         </w:numPr>
       </w:pPr>
       <w:r>
@@ -16926,7 +17236,7 @@
         <w:pStyle w:val="ListParagraph"/>
         <w:numPr>
           <w:ilvl w:val="0"/>
-          <w:numId w:val="62"/>
+          <w:numId w:val="64"/>
         </w:numPr>
       </w:pPr>
       <w:r>
@@ -17007,7 +17317,7 @@
         <w:pStyle w:val="ListParagraph"/>
         <w:numPr>
           <w:ilvl w:val="0"/>
-          <w:numId w:val="62"/>
+          <w:numId w:val="64"/>
         </w:numPr>
       </w:pPr>
       <w:r>
@@ -17025,7 +17335,7 @@
         <w:pStyle w:val="ListParagraph"/>
         <w:numPr>
           <w:ilvl w:val="0"/>
-          <w:numId w:val="62"/>
+          <w:numId w:val="64"/>
         </w:numPr>
       </w:pPr>
       <w:r>
@@ -17046,7 +17356,7 @@
         <w:pStyle w:val="ListParagraph"/>
         <w:numPr>
           <w:ilvl w:val="0"/>
-          <w:numId w:val="62"/>
+          <w:numId w:val="64"/>
         </w:numPr>
       </w:pPr>
       <w:r>
@@ -17072,7 +17382,7 @@
         <w:pStyle w:val="ListParagraph"/>
         <w:numPr>
           <w:ilvl w:val="0"/>
-          <w:numId w:val="63"/>
+          <w:numId w:val="65"/>
         </w:numPr>
       </w:pPr>
       <w:r>
@@ -17135,7 +17445,7 @@
         <w:pStyle w:val="ListParagraph"/>
         <w:numPr>
           <w:ilvl w:val="0"/>
-          <w:numId w:val="63"/>
+          <w:numId w:val="65"/>
         </w:numPr>
       </w:pPr>
       <w:r>
@@ -17162,7 +17472,7 @@
         <w:pStyle w:val="ListParagraph"/>
         <w:numPr>
           <w:ilvl w:val="0"/>
-          <w:numId w:val="63"/>
+          <w:numId w:val="65"/>
         </w:numPr>
       </w:pPr>
       <w:r>
@@ -17180,7 +17490,7 @@
         <w:pStyle w:val="ListParagraph"/>
         <w:numPr>
           <w:ilvl w:val="0"/>
-          <w:numId w:val="63"/>
+          <w:numId w:val="65"/>
         </w:numPr>
       </w:pPr>
       <w:r>
@@ -17811,7 +18121,7 @@
         <w:pStyle w:val="ListParagraph"/>
         <w:numPr>
           <w:ilvl w:val="0"/>
-          <w:numId w:val="64"/>
+          <w:numId w:val="66"/>
         </w:numPr>
       </w:pPr>
       <w:r>
@@ -17829,7 +18139,7 @@
         <w:pStyle w:val="ListParagraph"/>
         <w:numPr>
           <w:ilvl w:val="0"/>
-          <w:numId w:val="64"/>
+          <w:numId w:val="66"/>
         </w:numPr>
       </w:pPr>
       <w:r>
@@ -17847,7 +18157,7 @@
         <w:pStyle w:val="ListParagraph"/>
         <w:numPr>
           <w:ilvl w:val="0"/>
-          <w:numId w:val="64"/>
+          <w:numId w:val="66"/>
         </w:numPr>
       </w:pPr>
       <w:r>
@@ -17865,7 +18175,7 @@
         <w:pStyle w:val="ListParagraph"/>
         <w:numPr>
           <w:ilvl w:val="0"/>
-          <w:numId w:val="64"/>
+          <w:numId w:val="66"/>
         </w:numPr>
       </w:pPr>
       <w:r>
@@ -17883,7 +18193,7 @@
         <w:pStyle w:val="ListParagraph"/>
         <w:numPr>
           <w:ilvl w:val="0"/>
-          <w:numId w:val="64"/>
+          <w:numId w:val="66"/>
         </w:numPr>
       </w:pPr>
       <w:r>
@@ -17901,7 +18211,7 @@
         <w:pStyle w:val="ListParagraph"/>
         <w:numPr>
           <w:ilvl w:val="0"/>
-          <w:numId w:val="64"/>
+          <w:numId w:val="66"/>
         </w:numPr>
       </w:pPr>
       <w:r>
@@ -18999,7 +19309,7 @@
         <w:pStyle w:val="ListParagraph"/>
         <w:numPr>
           <w:ilvl w:val="0"/>
-          <w:numId w:val="65"/>
+          <w:numId w:val="67"/>
         </w:numPr>
       </w:pPr>
       <w:r>
@@ -19011,7 +19321,7 @@
         <w:pStyle w:val="ListParagraph"/>
         <w:numPr>
           <w:ilvl w:val="0"/>
-          <w:numId w:val="65"/>
+          <w:numId w:val="67"/>
         </w:numPr>
       </w:pPr>
       <w:r>
@@ -19023,7 +19333,7 @@
         <w:pStyle w:val="ListParagraph"/>
         <w:numPr>
           <w:ilvl w:val="0"/>
-          <w:numId w:val="65"/>
+          <w:numId w:val="67"/>
         </w:numPr>
       </w:pPr>
       <w:r>
@@ -19035,7 +19345,7 @@
         <w:pStyle w:val="ListParagraph"/>
         <w:numPr>
           <w:ilvl w:val="0"/>
-          <w:numId w:val="65"/>
+          <w:numId w:val="67"/>
         </w:numPr>
       </w:pPr>
       <w:r>
@@ -19047,7 +19357,7 @@
         <w:pStyle w:val="ListParagraph"/>
         <w:numPr>
           <w:ilvl w:val="0"/>
-          <w:numId w:val="65"/>
+          <w:numId w:val="67"/>
         </w:numPr>
       </w:pPr>
       <w:r>
@@ -19068,7 +19378,7 @@
         <w:pStyle w:val="ListParagraph"/>
         <w:numPr>
           <w:ilvl w:val="0"/>
-          <w:numId w:val="65"/>
+          <w:numId w:val="67"/>
         </w:numPr>
       </w:pPr>
       <w:r>
@@ -19080,7 +19390,7 @@
         <w:pStyle w:val="ListParagraph"/>
         <w:numPr>
           <w:ilvl w:val="0"/>
-          <w:numId w:val="65"/>
+          <w:numId w:val="67"/>
         </w:numPr>
       </w:pPr>
       <w:r>
@@ -19101,7 +19411,7 @@
         <w:pStyle w:val="ListParagraph"/>
         <w:numPr>
           <w:ilvl w:val="0"/>
-          <w:numId w:val="65"/>
+          <w:numId w:val="67"/>
         </w:numPr>
       </w:pPr>
       <w:r>
@@ -19113,7 +19423,7 @@
         <w:pStyle w:val="ListParagraph"/>
         <w:numPr>
           <w:ilvl w:val="0"/>
-          <w:numId w:val="65"/>
+          <w:numId w:val="67"/>
         </w:numPr>
       </w:pPr>
       <w:r>
@@ -19125,7 +19435,7 @@
         <w:pStyle w:val="ListParagraph"/>
         <w:numPr>
           <w:ilvl w:val="0"/>
-          <w:numId w:val="65"/>
+          <w:numId w:val="67"/>
         </w:numPr>
       </w:pPr>
       <w:r>
@@ -19137,7 +19447,7 @@
         <w:pStyle w:val="ListParagraph"/>
         <w:numPr>
           <w:ilvl w:val="0"/>
-          <w:numId w:val="65"/>
+          <w:numId w:val="67"/>
         </w:numPr>
       </w:pPr>
       <w:r>
@@ -19149,7 +19459,7 @@
         <w:pStyle w:val="ListParagraph"/>
         <w:numPr>
           <w:ilvl w:val="0"/>
-          <w:numId w:val="65"/>
+          <w:numId w:val="67"/>
         </w:numPr>
       </w:pPr>
       <w:r>
@@ -19161,7 +19471,7 @@
         <w:pStyle w:val="ListParagraph"/>
         <w:numPr>
           <w:ilvl w:val="0"/>
-          <w:numId w:val="65"/>
+          <w:numId w:val="67"/>
         </w:numPr>
       </w:pPr>
       <w:r>
@@ -19173,7 +19483,7 @@
         <w:pStyle w:val="ListParagraph"/>
         <w:numPr>
           <w:ilvl w:val="0"/>
-          <w:numId w:val="65"/>
+          <w:numId w:val="67"/>
         </w:numPr>
       </w:pPr>
       <w:r>
@@ -19476,22 +19786,22 @@
     <w:abstractNumId w:val="0"/>
   </w:num>
   <w:num w:numId="38">
-    <w:abstractNumId w:val="1"/>
+    <w:abstractNumId w:val="0"/>
   </w:num>
   <w:num w:numId="39">
     <w:abstractNumId w:val="0"/>
   </w:num>
   <w:num w:numId="40">
-    <w:abstractNumId w:val="0"/>
+    <w:abstractNumId w:val="1"/>
   </w:num>
   <w:num w:numId="41">
-    <w:abstractNumId w:val="1"/>
+    <w:abstractNumId w:val="0"/>
   </w:num>
   <w:num w:numId="42">
     <w:abstractNumId w:val="0"/>
   </w:num>
   <w:num w:numId="43">
-    <w:abstractNumId w:val="0"/>
+    <w:abstractNumId w:val="1"/>
   </w:num>
   <w:num w:numId="44">
     <w:abstractNumId w:val="0"/>
@@ -19515,13 +19825,13 @@
     <w:abstractNumId w:val="0"/>
   </w:num>
   <w:num w:numId="51">
-    <w:abstractNumId w:val="1"/>
+    <w:abstractNumId w:val="0"/>
   </w:num>
   <w:num w:numId="52">
     <w:abstractNumId w:val="0"/>
   </w:num>
   <w:num w:numId="53">
-    <w:abstractNumId w:val="0"/>
+    <w:abstractNumId w:val="1"/>
   </w:num>
   <w:num w:numId="54">
     <w:abstractNumId w:val="0"/>
@@ -19533,13 +19843,13 @@
     <w:abstractNumId w:val="0"/>
   </w:num>
   <w:num w:numId="57">
-    <w:abstractNumId w:val="1"/>
+    <w:abstractNumId w:val="0"/>
   </w:num>
   <w:num w:numId="58">
     <w:abstractNumId w:val="0"/>
   </w:num>
   <w:num w:numId="59">
-    <w:abstractNumId w:val="0"/>
+    <w:abstractNumId w:val="1"/>
   </w:num>
   <w:num w:numId="60">
     <w:abstractNumId w:val="0"/>
@@ -19557,6 +19867,12 @@
     <w:abstractNumId w:val="0"/>
   </w:num>
   <w:num w:numId="65">
+    <w:abstractNumId w:val="0"/>
+  </w:num>
+  <w:num w:numId="66">
+    <w:abstractNumId w:val="0"/>
+  </w:num>
+  <w:num w:numId="67">
     <w:abstractNumId w:val="0"/>
   </w:num>
 </w:numbering>

--- a/docs/manual/LWK_Viewer_User_Manual_YUE.docx
+++ b/docs/manual/LWK_Viewer_User_Manual_YUE.docx
@@ -6996,6 +6996,60 @@
       </w:pPr>
       <w:r>
         <w:t xml:space="preserve">每個瀏覽器分頁會記住自己嘅 project（網址入面見到），所以可以兩個 project 並排開，每個 issue 都會存入自己嗰個 project。</w:t>
+      </w:r>
+    </w:p>
+    <w:p>
+      <w:pPr>
+        <w:pStyle w:val="ListParagraph"/>
+        <w:numPr>
+          <w:ilvl w:val="0"/>
+          <w:numId w:val="28"/>
+        </w:numPr>
+      </w:pPr>
+      <w:r>
+        <w:rPr>
+          <w:b/>
+        </w:rPr>
+        <w:t xml:space="preserve">CAD 圖則：</w:t>
+      </w:r>
+      <w:r>
+        <w:t xml:space="preserve"> </w:t>
+      </w:r>
+      <w:r>
+        <w:rPr>
+          <w:b/>
+        </w:rPr>
+        <w:t xml:space="preserve">Files &gt; A CAD drawing (DWG / DXF)</w:t>
+      </w:r>
+      <w:r>
+        <w:t xml:space="preserve"> - 將圖則同佢嘅 </w:t>
+      </w:r>
+      <w:r>
+        <w:rPr>
+          <w:b/>
+        </w:rPr>
+        <w:t xml:space="preserve">xref</w:t>
+      </w:r>
+      <w:r>
+        <w:t xml:space="preserve"> 一齊揀（或者一個 .zip）。剔要變做 sheet 嘅圖則，xref 唔使剔；改 set 名；揀黑色線（好似出圖咁）或者圖則本身嘅顏色。</w:t>
+      </w:r>
+      <w:r>
+        <w:rPr>
+          <w:b/>
+        </w:rPr>
+        <w:t xml:space="preserve">每個 layout 變一張 sheet</w:t>
+      </w:r>
+      <w:r>
+        <w:t xml:space="preserve">：圖框、圖標，同每個 viewport 按比例顯示嘅 model，連 xref，喺嗰個 viewport freeze 咗嘅 layer 唔會出。Sheet 編號用 layout 名（A-101 ...）。冇一齊送嘅 xref 會列出嚟（圖則照做，只係冇咗佢）。字體用標準字體，複雜線型用普通虛線；3D view、圖片同 OLE 唔會畫 - 要完全一樣，就喺 AutoCAD 出 PDF 再 import。DWG 要 server 裝咗 </w:t>
+      </w:r>
+      <w:r>
+        <w:rPr>
+          <w:b/>
+        </w:rPr>
+        <w:t xml:space="preserve">ODA File Converter</w:t>
+      </w:r>
+      <w:r>
+        <w:t xml:space="preserve">（server 管理員裝一次）；DXF 唔使。</w:t>
       </w:r>
     </w:p>
     <w:p>

--- a/docs/manual/LWK_Viewer_User_Manual_YUE.docx
+++ b/docs/manual/LWK_Viewer_User_Manual_YUE.docx
@@ -6893,16 +6893,52 @@
         </w:numPr>
       </w:pPr>
       <w:r>
-        <w:t xml:space="preserve">匯入 PDF 之後，</w:t>
-      </w:r>
-      <w:r>
-        <w:rPr>
-          <w:b/>
-        </w:rPr>
-        <w:t xml:space="preserve">Keep a copy in Folders ...</w:t>
-      </w:r>
-      <w:r>
-        <w:t xml:space="preserve"> 可以將個檔案都放一份入 project 嘅 Folders：揀 project 同 folder（或者 </w:t>
+        <w:t xml:space="preserve">匯入 PDF 會開一個視窗：</w:t>
+      </w:r>
+      <w:r>
+        <w:rPr>
+          <w:b/>
+        </w:rPr>
+        <w:t xml:space="preserve">sheet 編號</w:t>
+      </w:r>
+      <w:r>
+        <w:t xml:space="preserve">（多頁 PDF 就係前綴）、</w:t>
+      </w:r>
+      <w:r>
+        <w:rPr>
+          <w:b/>
+        </w:rPr>
+        <w:t xml:space="preserve">set</w:t>
+      </w:r>
+      <w:r>
+        <w:t xml:space="preserve">，同 </w:t>
+      </w:r>
+      <w:r>
+        <w:rPr>
+          <w:b/>
+        </w:rPr>
+        <w:t xml:space="preserve">Keep the PDF in Folders</w:t>
+      </w:r>
+      <w:r>
+        <w:t xml:space="preserve"> - 預設放喺 </w:t>
+      </w:r>
+      <w:r>
+        <w:rPr>
+          <w:b/>
+        </w:rPr>
+        <w:t xml:space="preserve">00 BIM &gt; Import &gt; PDF &gt;（set 名）</w:t>
+      </w:r>
+      <w:r>
+        <w:t xml:space="preserve">；</w:t>
+      </w:r>
+      <w:r>
+        <w:rPr>
+          <w:b/>
+        </w:rPr>
+        <w:t xml:space="preserve">Change folder ...</w:t>
+      </w:r>
+      <w:r>
+        <w:t xml:space="preserve"> 揀第二個 project 或者 folder（或者 </w:t>
       </w:r>
       <w:r>
         <w:rPr>
@@ -6911,7 +6947,16 @@
         <w:t xml:space="preserve">+ New folder</w:t>
       </w:r>
       <w:r>
-        <w:t xml:space="preserve">）。下次會記得揀過邊個 folder。</w:t>
+        <w:t xml:space="preserve">）；</w:t>
+      </w:r>
+      <w:r>
+        <w:rPr>
+          <w:b/>
+        </w:rPr>
+        <w:t xml:space="preserve">Don't keep a copy</w:t>
+      </w:r>
+      <w:r>
+        <w:t xml:space="preserve"> 唔留。每個 project 會記住你嘅選擇。Model 要喺一個 Folders project 入面（Projects 頁）先得。</w:t>
       </w:r>
     </w:p>
     <w:p>
@@ -7031,7 +7076,34 @@
         <w:t xml:space="preserve">xref</w:t>
       </w:r>
       <w:r>
-        <w:t xml:space="preserve"> 一齊揀（或者一個 .zip）。剔要變做 sheet 嘅圖則，xref 唔使剔；改 set 名；揀黑色線（好似出圖咁）或者圖則本身嘅顏色。</w:t>
+        <w:t xml:space="preserve"> 一齊揀（或者一個 .zip）。剔要變做 sheet 嘅圖則，xref 唔使剔；改 set 名；揀黑色線（好似出圖咁）或者圖則本身嘅顏色；同 CAD 檔放喺 Folders 邊度（預設 </w:t>
+      </w:r>
+      <w:r>
+        <w:rPr>
+          <w:b/>
+        </w:rPr>
+        <w:t xml:space="preserve">00 BIM &gt; Import &gt; CAD &gt;（set 名）</w:t>
+      </w:r>
+      <w:r>
+        <w:t xml:space="preserve">，或者 </w:t>
+      </w:r>
+      <w:r>
+        <w:rPr>
+          <w:b/>
+        </w:rPr>
+        <w:t xml:space="preserve">Change folder ...</w:t>
+      </w:r>
+      <w:r>
+        <w:t xml:space="preserve">，或者 </w:t>
+      </w:r>
+      <w:r>
+        <w:rPr>
+          <w:b/>
+        </w:rPr>
+        <w:t xml:space="preserve">Don't keep a copy</w:t>
+      </w:r>
+      <w:r>
+        <w:t xml:space="preserve">）。</w:t>
       </w:r>
       <w:r>
         <w:rPr>

--- a/docs/manual/LWK_Viewer_User_Manual_YUE.docx
+++ b/docs/manual/LWK_Viewer_User_Manual_YUE.docx
@@ -2959,6 +2959,51 @@
         </w:numPr>
       </w:pPr>
       <w:r>
+        <w:rPr>
+          <w:b/>
+        </w:rPr>
+        <w:t xml:space="preserve">Owners</w:t>
+      </w:r>
+      <w:r>
+        <w:t xml:space="preserve">（同 list 嘅人欄）只會列出 </w:t>
+      </w:r>
+      <w:r>
+        <w:rPr>
+          <w:b/>
+        </w:rPr>
+        <w:t xml:space="preserve">task list 嘅成員</w:t>
+      </w:r>
+      <w:r>
+        <w:t xml:space="preserve">；清單最底嘅 </w:t>
+      </w:r>
+      <w:r>
+        <w:rPr>
+          <w:b/>
+        </w:rPr>
+        <w:t xml:space="preserve">Show everyone</w:t>
+      </w:r>
+      <w:r>
+        <w:t xml:space="preserve"> 可以加其他人。用右上角 </w:t>
+      </w:r>
+      <w:r>
+        <w:rPr>
+          <w:b/>
+        </w:rPr>
+        <w:t xml:space="preserve">Members</w:t>
+      </w:r>
+      <w:r>
+        <w:t xml:space="preserve"> 加人入 list。</w:t>
+      </w:r>
+    </w:p>
+    <w:p>
+      <w:pPr>
+        <w:pStyle w:val="ListParagraph"/>
+        <w:numPr>
+          <w:ilvl w:val="0"/>
+          <w:numId w:val="11"/>
+        </w:numPr>
+      </w:pPr>
+      <w:r>
         <w:t xml:space="preserve">撳一個 task 打開佢嘅視窗：標題、</w:t>
       </w:r>
       <w:r>
@@ -4547,7 +4592,16 @@
         <w:t xml:space="preserve">Task：</w:t>
       </w:r>
       <w:r>
-        <w:t xml:space="preserve"> 揀 task list 同 group（呢個 project 嘅排先）、負責人（呢個 chat 嘅人排先）、到期日同優先次序。Task 會放入個 list，佢張卡片會出現喺 chat。喺任何訊息撳 ⋯ More &gt; </w:t>
+        <w:t xml:space="preserve"> 揀 task list 同 group（呢個 project 嘅排先）、負責人（揀咗嗰個 list 嘅成員；</w:t>
+      </w:r>
+      <w:r>
+        <w:rPr>
+          <w:b/>
+        </w:rPr>
+        <w:t xml:space="preserve">Show everyone</w:t>
+      </w:r>
+      <w:r>
+        <w:t xml:space="preserve"> 睇其他人）、到期日同優先次序。Task 會放入個 list，佢張卡片會出現喺 chat。喺任何訊息撳 ⋯ More &gt; </w:t>
       </w:r>
       <w:r>
         <w:rPr>
@@ -5029,7 +5083,25 @@
         <w:t xml:space="preserve">你嘅 task</w:t>
       </w:r>
       <w:r>
-        <w:t xml:space="preserve"> 嘅到期日，同</w:t>
+        <w:t xml:space="preserve"> 嘅到期日 - 連你負責嘅 task 下面嘅 </w:t>
+      </w:r>
+      <w:r>
+        <w:rPr>
+          <w:b/>
+        </w:rPr>
+        <w:t xml:space="preserve">sub-task</w:t>
+      </w:r>
+      <w:r>
+        <w:t xml:space="preserve">（任何一層，會寫 </w:t>
+      </w:r>
+      <w:r>
+        <w:rPr>
+          <w:b/>
+        </w:rPr>
+        <w:t xml:space="preserve">Sub-task of ...</w:t>
+      </w:r>
+      <w:r>
+        <w:t xml:space="preserve">）- 同</w:t>
       </w:r>
       <w:r>
         <w:rPr>
@@ -5077,7 +5149,16 @@
         <w:t xml:space="preserve">Filter ▾</w:t>
       </w:r>
       <w:r>
-        <w:t xml:space="preserve"> 可以顯示或者隱藏會議、task 同 issue（會講隱藏咗幾多樣）。</w:t>
+        <w:t xml:space="preserve"> 可以顯示或者隱藏會議、task 同 issue（會講隱藏咗幾多樣），</w:t>
+      </w:r>
+      <w:r>
+        <w:rPr>
+          <w:b/>
+        </w:rPr>
+        <w:t xml:space="preserve">Week starts on: Monday / Sunday</w:t>
+      </w:r>
+      <w:r>
+        <w:t xml:space="preserve"> 揀最左邊一欄係星期一定星期日（會記住）。</w:t>
       </w:r>
       <w:r>
         <w:rPr>
@@ -7055,6 +7136,69 @@
         <w:rPr>
           <w:b/>
         </w:rPr>
+        <w:t xml:space="preserve">檔案由邊度嚟：</w:t>
+      </w:r>
+      <w:r>
+        <w:t xml:space="preserve"> </w:t>
+      </w:r>
+      <w:r>
+        <w:rPr>
+          <w:b/>
+        </w:rPr>
+        <w:t xml:space="preserve">Files &gt; A PDF drawing</w:t>
+      </w:r>
+      <w:r>
+        <w:t xml:space="preserve"> 或者 </w:t>
+      </w:r>
+      <w:r>
+        <w:rPr>
+          <w:b/>
+        </w:rPr>
+        <w:t xml:space="preserve">A CAD drawing</w:t>
+      </w:r>
+      <w:r>
+        <w:t xml:space="preserve"> 會先問：</w:t>
+      </w:r>
+      <w:r>
+        <w:rPr>
+          <w:b/>
+        </w:rPr>
+        <w:t xml:space="preserve">Files on this PC ...</w:t>
+      </w:r>
+      <w:r>
+        <w:t xml:space="preserve">（平時嘅揀檔視窗）、CAD 仲有 </w:t>
+      </w:r>
+      <w:r>
+        <w:rPr>
+          <w:b/>
+        </w:rPr>
+        <w:t xml:space="preserve">A folder on this PC ...</w:t>
+      </w:r>
+      <w:r>
+        <w:t xml:space="preserve">，或者 </w:t>
+      </w:r>
+      <w:r>
+        <w:rPr>
+          <w:b/>
+        </w:rPr>
+        <w:t xml:space="preserve">From Folders ...</w:t>
+      </w:r>
+      <w:r>
+        <w:t xml:space="preserve"> - 揀 project Folders 入面已經有嘅檔（例如 01 Incoming）：行到嗰個 folder 剔一個或者幾個。由 Folders 攞嘅檔會留喺原位（唔會再存多份）。</w:t>
+      </w:r>
+    </w:p>
+    <w:p>
+      <w:pPr>
+        <w:pStyle w:val="ListParagraph"/>
+        <w:numPr>
+          <w:ilvl w:val="0"/>
+          <w:numId w:val="28"/>
+        </w:numPr>
+      </w:pPr>
+      <w:r>
+        <w:rPr>
+          <w:b/>
+        </w:rPr>
         <w:t xml:space="preserve">CAD 圖則：</w:t>
       </w:r>
       <w:r>
@@ -7067,16 +7211,7 @@
         <w:t xml:space="preserve">Files &gt; A CAD drawing (DWG / DXF)</w:t>
       </w:r>
       <w:r>
-        <w:t xml:space="preserve"> - 將圖則同佢嘅 </w:t>
-      </w:r>
-      <w:r>
-        <w:rPr>
-          <w:b/>
-        </w:rPr>
-        <w:t xml:space="preserve">xref</w:t>
-      </w:r>
-      <w:r>
-        <w:t xml:space="preserve"> 一齊揀（或者一個 .zip）。剔要變做 sheet 嘅圖則，xref 唔使剔；改 set 名；揀黑色線（好似出圖咁）或者圖則本身嘅顏色；同 CAD 檔放喺 Folders 邊度（預設 </w:t>
+        <w:t xml:space="preserve"> - 揀圖則，或者成個 folder（或者一個 .zip）。剔要變做 sheet 嘅圖則（叫 Xref 之類嘅 folder 入面嘅檔唔會剔）；改 set 名；揀黑色線（好似出圖咁）或者圖則本身嘅顏色；同 CAD 檔放喺 Folders 邊度（預設 </w:t>
       </w:r>
       <w:r>
         <w:rPr>
@@ -7112,7 +7247,52 @@
         <w:t xml:space="preserve">每個 layout 變一張 sheet</w:t>
       </w:r>
       <w:r>
-        <w:t xml:space="preserve">：圖框、圖標，同每個 viewport 按比例顯示嘅 model，連 xref，喺嗰個 viewport freeze 咗嘅 layer 唔會出。Sheet 編號用 layout 名（A-101 ...）。冇一齊送嘅 xref 會列出嚟（圖則照做，只係冇咗佢）。字體用標準字體，複雜線型用普通虛線；3D view、圖片同 OLE 唔會畫 - 要完全一樣，就喺 AutoCAD 出 PDF 再 import。DWG 要 server 裝咗 </w:t>
+        <w:t xml:space="preserve">：圖框、圖標，同每個 viewport 按比例顯示嘅 model，連 xref，喺嗰個 viewport freeze 咗嘅 layer 唔會出。Sheet 編號用 layout 名（A-101 ...）。</w:t>
+      </w:r>
+      <w:r>
+        <w:rPr>
+          <w:b/>
+        </w:rPr>
+        <w:t xml:space="preserve">Xref 會自己搵：</w:t>
+      </w:r>
+      <w:r>
+        <w:t xml:space="preserve"> 系統會先讀圖則，佢用到嘅每個 xref（連 xref 自己嘅 xref）會喺你喺電腦揀咗嘅檔或者 folder 入面搵 - 只送需要嗰啲 - 搵唔到就喺 project </w:t>
+      </w:r>
+      <w:r>
+        <w:rPr>
+          <w:b/>
+        </w:rPr>
+        <w:t xml:space="preserve">Folders</w:t>
+      </w:r>
+      <w:r>
+        <w:t xml:space="preserve"> 任何位置搵（用最新嗰份）。仲係搵唔到先會問你：</w:t>
+      </w:r>
+      <w:r>
+        <w:rPr>
+          <w:b/>
+        </w:rPr>
+        <w:t xml:space="preserve">Choose files ...</w:t>
+      </w:r>
+      <w:r>
+        <w:t xml:space="preserve">、</w:t>
+      </w:r>
+      <w:r>
+        <w:rPr>
+          <w:b/>
+        </w:rPr>
+        <w:t xml:space="preserve">Choose a folder ...</w:t>
+      </w:r>
+      <w:r>
+        <w:t xml:space="preserve"> 或者 </w:t>
+      </w:r>
+      <w:r>
+        <w:rPr>
+          <w:b/>
+        </w:rPr>
+        <w:t xml:space="preserve">Make the sheets without them</w:t>
+      </w:r>
+      <w:r>
+        <w:t xml:space="preserve">（之後會列出邊啲搵唔到）。唔使 bind xref。好長嘅檔名、有 &amp; 或者括號嘅檔名都得。字體用標準字體，複雜線型用普通虛線；3D view、圖片同 OLE 唔會畫 - 要完全一樣，就喺 AutoCAD 出 PDF 再 import。DWG 要 server 裝咗 </w:t>
       </w:r>
       <w:r>
         <w:rPr>

--- a/docs/manual/LWK_Viewer_User_Manual_YUE.docx
+++ b/docs/manual/LWK_Viewer_User_Manual_YUE.docx
@@ -7109,7 +7109,43 @@
         <w:t xml:space="preserve">Delete set</w:t>
       </w:r>
       <w:r>
-        <w:t xml:space="preserve"> 刪除 - 連佢啲 sheet 同 PDF。刪咗嘅 sheet 上面嘅 markup 同 issue 會留喺 project。</w:t>
+        <w:t xml:space="preserve"> 刪除 - 連佢啲 sheet 同 PDF；會開一個視窗列出呢個 set </w:t>
+      </w:r>
+      <w:r>
+        <w:rPr>
+          <w:b/>
+        </w:rPr>
+        <w:t xml:space="preserve">放咗喺 Folders 嘅檔案</w:t>
+      </w:r>
+      <w:r>
+        <w:t xml:space="preserve">，問你：</w:t>
+      </w:r>
+      <w:r>
+        <w:rPr>
+          <w:b/>
+        </w:rPr>
+        <w:t xml:space="preserve">Delete the set, keep the files</w:t>
+      </w:r>
+      <w:r>
+        <w:t xml:space="preserve">（留低啲檔）或者 </w:t>
+      </w:r>
+      <w:r>
+        <w:rPr>
+          <w:b/>
+        </w:rPr>
+        <w:t xml:space="preserve">Delete the set and its files</w:t>
+      </w:r>
+      <w:r>
+        <w:t xml:space="preserve">（一齊刪，會放入 Folders 嘅回收筒，可以還原）。刪咗嘅 sheet 上面嘅 markup 同 issue 會留喺 project。選單入面嘅動作係掣，</w:t>
+      </w:r>
+      <w:r>
+        <w:rPr>
+          <w:b/>
+        </w:rPr>
+        <w:t xml:space="preserve">Delete set</w:t>
+      </w:r>
+      <w:r>
+        <w:t xml:space="preserve"> 係紅色嗰個。</w:t>
       </w:r>
     </w:p>
     <w:p>
@@ -7122,6 +7158,18 @@
       </w:pPr>
       <w:r>
         <w:t xml:space="preserve">每個瀏覽器分頁會記住自己嘅 project（網址入面見到），所以可以兩個 project 並排開，每個 issue 都會存入自己嗰個 project。</w:t>
+      </w:r>
+    </w:p>
+    <w:p>
+      <w:pPr>
+        <w:pStyle w:val="ListParagraph"/>
+        <w:numPr>
+          <w:ilvl w:val="0"/>
+          <w:numId w:val="28"/>
+        </w:numPr>
+      </w:pPr>
+      <w:r>
+        <w:t xml:space="preserve">全螢幕時頂部只得一行：project 同 model／sheet set 嘅 drop-down 會縮短 - 將滑鼠放上去就睇到全名。</w:t>
       </w:r>
     </w:p>
     <w:p>

--- a/docs/manual/LWK_Viewer_User_Manual_YUE.docx
+++ b/docs/manual/LWK_Viewer_User_Manual_YUE.docx
@@ -12599,6 +12599,329 @@
     </w:p>
     <w:p>
       <w:pPr>
+        <w:pStyle w:val="Heading3"/>
+      </w:pPr>
+      <w:r>
+        <w:t xml:space="preserve">SBD（PNAP APP-152）</w:t>
+      </w:r>
+    </w:p>
+    <w:p>
+      <w:pPr/>
+      <w:r>
+        <w:t xml:space="preserve">Checks &gt; </w:t>
+      </w:r>
+      <w:r>
+        <w:rPr>
+          <w:b/>
+        </w:rPr>
+        <w:t xml:space="preserve">SBD</w:t>
+      </w:r>
+      <w:r>
+        <w:t xml:space="preserve"> 會由 Revit model 嘅建築 </w:t>
+      </w:r>
+      <w:r>
+        <w:rPr>
+          <w:b/>
+        </w:rPr>
+        <w:t xml:space="preserve">mass</w:t>
+      </w:r>
+      <w:r>
+        <w:t xml:space="preserve"> 計算設計要求 (2) - 通風度 </w:t>
+      </w:r>
+      <w:r>
+        <w:rPr>
+          <w:b/>
+        </w:rPr>
+        <w:t xml:space="preserve">P</w:t>
+      </w:r>
+      <w:r>
+        <w:t xml:space="preserve"> 同分隔距離 </w:t>
+      </w:r>
+      <w:r>
+        <w:rPr>
+          <w:b/>
+        </w:rPr>
+        <w:t xml:space="preserve">S1 / S2 / S3</w:t>
+      </w:r>
+      <w:r>
+        <w:t xml:space="preserve"> - 同設計要求 (1) 街道峽谷 </w:t>
+      </w:r>
+      <w:r>
+        <w:rPr>
+          <w:b/>
+        </w:rPr>
+        <w:t xml:space="preserve">U</w:t>
+      </w:r>
+      <w:r>
+        <w:t xml:space="preserve">。唔使畫 Filled Region，亦唔使每個區揀嘢：每個高度區都係由 mass 切出嚟。</w:t>
+      </w:r>
+    </w:p>
+    <w:p>
+      <w:pPr>
+        <w:pStyle w:val="ListParagraph"/>
+        <w:numPr>
+          <w:ilvl w:val="0"/>
+          <w:numId w:val="46"/>
+        </w:numPr>
+      </w:pPr>
+      <w:r>
+        <w:rPr>
+          <w:b/>
+        </w:rPr>
+        <w:t xml:space="preserve">喺 Revit：</w:t>
+      </w:r>
+      <w:r>
+        <w:t xml:space="preserve"> 每座建築（平台、塔樓）用 </w:t>
+      </w:r>
+      <w:r>
+        <w:rPr>
+          <w:b/>
+        </w:rPr>
+        <w:t xml:space="preserve">Mass</w:t>
+      </w:r>
+      <w:r>
+        <w:t xml:space="preserve"> 建模（Massing &amp; Site &gt; In-Place Mass，或者 Mass family）。然後 </w:t>
+      </w:r>
+      <w:r>
+        <w:rPr>
+          <w:b/>
+        </w:rPr>
+        <w:t xml:space="preserve">LWK &gt; Viewer tools &gt; SBD Export</w:t>
+      </w:r>
+      <w:r>
+        <w:t xml:space="preserve">：揀地盤界線（Property Line，或者揀線 - 要喺 10 mm 內閉合）、量度高度區嘅樓層（地盤地面，例如平均街道水平），同埋（可選）每條街：佢嘅</w:t>
+      </w:r>
+      <w:r>
+        <w:rPr>
+          <w:b/>
+        </w:rPr>
+        <w:t xml:space="preserve">中線</w:t>
+      </w:r>
+      <w:r>
+        <w:t xml:space="preserve">同</w:t>
+      </w:r>
+      <w:r>
+        <w:rPr>
+          <w:b/>
+        </w:rPr>
+        <w:t xml:space="preserve">對面地盤嘅界線</w:t>
+      </w:r>
+      <w:r>
+        <w:t xml:space="preserve">（第一條街嘅中線就係 Axis 1，Projection Plane X）。Mass 會送去 viewer 即刻計算；Revit 視窗都會顯示結果。</w:t>
+      </w:r>
+    </w:p>
+    <w:p>
+      <w:pPr>
+        <w:pStyle w:val="ListParagraph"/>
+        <w:numPr>
+          <w:ilvl w:val="0"/>
+          <w:numId w:val="46"/>
+        </w:numPr>
+      </w:pPr>
+      <w:r>
+        <w:rPr>
+          <w:b/>
+        </w:rPr>
+        <w:t xml:space="preserve">高度區：</w:t>
+      </w:r>
+      <w:r>
+        <w:t xml:space="preserve"> </w:t>
+      </w:r>
+      <w:r>
+        <w:rPr>
+          <w:b/>
+        </w:rPr>
+        <w:t xml:space="preserve">Low（0-20 m）、Middle（20-60 m）、High（60 m 以上）</w:t>
+      </w:r>
+      <w:r>
+        <w:t xml:space="preserve">。每個區嘅建築係 mass 喺嗰個區入面嘅高度嘅外框，所以平台 + 塔樓方案嘅 Middle 區係塔樓 - 唔係平台。冇建築嘅區唔會計。地盤界線外面嘅 mass（隔籬）會用斜線顯示，唔計。</w:t>
+      </w:r>
+    </w:p>
+    <w:p>
+      <w:pPr>
+        <w:pStyle w:val="ListParagraph"/>
+        <w:numPr>
+          <w:ilvl w:val="0"/>
+          <w:numId w:val="46"/>
+        </w:numPr>
+      </w:pPr>
+      <w:r>
+        <w:rPr>
+          <w:b/>
+        </w:rPr>
+        <w:t xml:space="preserve">表：</w:t>
+      </w:r>
+      <w:r>
+        <w:t xml:space="preserve"> 每個區 Axis 1 嘅 P（±15° 同平面兩邊最好嗰個，跟 Fig B14）同 Axis 2（垂直）嘅 P、計到嘅空隙、</w:t>
+      </w:r>
+      <w:r>
+        <w:rPr>
+          <w:b/>
+        </w:rPr>
+        <w:t xml:space="preserve">控制 P</w:t>
+      </w:r>
+      <w:r>
+        <w:t xml:space="preserve">（最低嗰個）對 Table 1 嘅</w:t>
+      </w:r>
+      <w:r>
+        <w:rPr>
+          <w:b/>
+        </w:rPr>
+        <w:t xml:space="preserve">要求 P</w:t>
+      </w:r>
+      <w:r>
+        <w:t xml:space="preserve">（由地盤面積同 Lp），同 PASS / FAIL。Lp 係所有建築投影喺 Axis 1 嘅長度；如果 SBD panel 嘅 Lp（一座建築嘅短邊）會得出另一個要求 P，兩個都會顯示。</w:t>
+      </w:r>
+      <w:r>
+        <w:rPr>
+          <w:b/>
+        </w:rPr>
+        <w:t xml:space="preserve">Case 1：</w:t>
+      </w:r>
+      <w:r>
+        <w:t xml:space="preserve"> 每條街 U = 峽谷面積 / 沿中線長度（由中線 30 m 內嘅外牆到對面界線）、Lp 同 5U。</w:t>
+      </w:r>
+    </w:p>
+    <w:p>
+      <w:pPr>
+        <w:pStyle w:val="ListParagraph"/>
+        <w:numPr>
+          <w:ilvl w:val="0"/>
+          <w:numId w:val="46"/>
+        </w:numPr>
+      </w:pPr>
+      <w:r>
+        <w:rPr>
+          <w:b/>
+        </w:rPr>
+        <w:t xml:space="preserve">Axis 1</w:t>
+      </w:r>
+      <w:r>
+        <w:t xml:space="preserve"> 可以沿街道線、地盤主方向，或者一個角度；</w:t>
+      </w:r>
+      <w:r>
+        <w:rPr>
+          <w:b/>
+        </w:rPr>
+        <w:t xml:space="preserve">Run</w:t>
+      </w:r>
+      <w:r>
+        <w:t xml:space="preserve"> 再計。</w:t>
+      </w:r>
+      <w:r>
+        <w:rPr>
+          <w:b/>
+        </w:rPr>
+        <w:t xml:space="preserve">Save</w:t>
+      </w:r>
+      <w:r>
+        <w:t xml:space="preserve"> 儲存結果俾所有人睇；列表顯示儲存咗嘅結果（打開嚟比較，✕ 刪除）。</w:t>
+      </w:r>
+    </w:p>
+    <w:p>
+      <w:pPr>
+        <w:pStyle w:val="ListParagraph"/>
+        <w:numPr>
+          <w:ilvl w:val="0"/>
+          <w:numId w:val="46"/>
+        </w:numPr>
+      </w:pPr>
+      <w:r>
+        <w:rPr>
+          <w:b/>
+        </w:rPr>
+        <w:t xml:space="preserve">Plan ...</w:t>
+      </w:r>
+      <w:r>
+        <w:t xml:space="preserve"> 打開每個區嘅平面（Axis 1 或 2）：地盤、嗰個區嘅建築、每條空隙係橫過地盤嘅一條帶 - </w:t>
+      </w:r>
+      <w:r>
+        <w:rPr>
+          <w:b/>
+        </w:rPr>
+        <w:t xml:space="preserve">綠色</w:t>
+      </w:r>
+      <w:r>
+        <w:t xml:space="preserve">＝計，</w:t>
+      </w:r>
+      <w:r>
+        <w:rPr>
+          <w:b/>
+        </w:rPr>
+        <w:t xml:space="preserve">紅色</w:t>
+      </w:r>
+      <w:r>
+        <w:t xml:space="preserve">＝唔計（太窄或者被擋）- 連類別同闊度、S2 最窄位、15 m 或以上嘅</w:t>
+      </w:r>
+      <w:r>
+        <w:rPr>
+          <w:b/>
+        </w:rPr>
+        <w:t xml:space="preserve">風道</w:t>
+      </w:r>
+      <w:r>
+        <w:t xml:space="preserve">（藍色虛線）同軸。</w:t>
+      </w:r>
+    </w:p>
+    <w:p>
+      <w:pPr>
+        <w:pStyle w:val="ListParagraph"/>
+        <w:numPr>
+          <w:ilvl w:val="0"/>
+          <w:numId w:val="46"/>
+        </w:numPr>
+      </w:pPr>
+      <w:r>
+        <w:rPr>
+          <w:b/>
+        </w:rPr>
+        <w:t xml:space="preserve">3D</w:t>
+      </w:r>
+      <w:r>
+        <w:t xml:space="preserve"> 會喺 model 上面畫出 mass 同地盤喺地面、20 m 同 60 m（LWK Publish 發佈嘅 model）。</w:t>
+      </w:r>
+      <w:r>
+        <w:rPr>
+          <w:b/>
+        </w:rPr>
+        <w:t xml:space="preserve">Make issue</w:t>
+      </w:r>
+      <w:r>
+        <w:t xml:space="preserve"> 開一個 issue 寫低結果同唔計嘅嘢；</w:t>
+      </w:r>
+      <w:r>
+        <w:rPr>
+          <w:b/>
+        </w:rPr>
+        <w:t xml:space="preserve">Report</w:t>
+      </w:r>
+      <w:r>
+        <w:t xml:space="preserve"> 整一份有表同每個區每條軸平面嘅報告，可以列印或者 </w:t>
+      </w:r>
+      <w:r>
+        <w:rPr>
+          <w:b/>
+        </w:rPr>
+        <w:t xml:space="preserve">Save to Folders (PDF)</w:t>
+      </w:r>
+      <w:r>
+        <w:t xml:space="preserve">（00 BIM &gt; Exports &gt; SBD）。</w:t>
+      </w:r>
+    </w:p>
+    <w:p>
+      <w:pPr>
+        <w:pStyle w:val="ListParagraph"/>
+        <w:numPr>
+          <w:ilvl w:val="0"/>
+          <w:numId w:val="46"/>
+        </w:numPr>
+      </w:pPr>
+      <w:r>
+        <w:t xml:space="preserve">規則係 SBD panel 嘅（sbd_permeability、sbd_geom_separation、sbd_wind_corridor），有兩個更正（panel 都適用）：兩座建築之間嘅空隙唔會再被連續性檢查一律判唔合格；S2 係量隔住空隙互相對住嘅兩座建築。</w:t>
+      </w:r>
+    </w:p>
+    <w:p>
+      <w:pPr>
         <w:pStyle w:val="Heading2"/>
       </w:pPr>
       <w:r>
@@ -13036,7 +13359,7 @@
         <w:pStyle w:val="ListParagraph"/>
         <w:numPr>
           <w:ilvl w:val="0"/>
-          <w:numId w:val="46"/>
+          <w:numId w:val="47"/>
         </w:numPr>
       </w:pPr>
       <w:r>
@@ -13054,7 +13377,7 @@
         <w:pStyle w:val="ListParagraph"/>
         <w:numPr>
           <w:ilvl w:val="0"/>
-          <w:numId w:val="46"/>
+          <w:numId w:val="47"/>
         </w:numPr>
       </w:pPr>
       <w:r>
@@ -13072,7 +13395,7 @@
         <w:pStyle w:val="ListParagraph"/>
         <w:numPr>
           <w:ilvl w:val="0"/>
-          <w:numId w:val="46"/>
+          <w:numId w:val="47"/>
         </w:numPr>
       </w:pPr>
       <w:r>
@@ -13090,7 +13413,7 @@
         <w:pStyle w:val="ListParagraph"/>
         <w:numPr>
           <w:ilvl w:val="0"/>
-          <w:numId w:val="46"/>
+          <w:numId w:val="47"/>
         </w:numPr>
       </w:pPr>
       <w:r>
@@ -13316,7 +13639,7 @@
         <w:pStyle w:val="ListParagraph"/>
         <w:numPr>
           <w:ilvl w:val="0"/>
-          <w:numId w:val="47"/>
+          <w:numId w:val="48"/>
         </w:numPr>
       </w:pPr>
       <w:r>
@@ -13328,7 +13651,7 @@
         <w:pStyle w:val="ListParagraph"/>
         <w:numPr>
           <w:ilvl w:val="0"/>
-          <w:numId w:val="47"/>
+          <w:numId w:val="48"/>
         </w:numPr>
       </w:pPr>
       <w:r>
@@ -13391,7 +13714,7 @@
         <w:pStyle w:val="ListParagraph"/>
         <w:numPr>
           <w:ilvl w:val="0"/>
-          <w:numId w:val="47"/>
+          <w:numId w:val="48"/>
         </w:numPr>
       </w:pPr>
       <w:r>
@@ -13412,7 +13735,7 @@
         <w:pStyle w:val="ListParagraph"/>
         <w:numPr>
           <w:ilvl w:val="0"/>
-          <w:numId w:val="47"/>
+          <w:numId w:val="48"/>
         </w:numPr>
       </w:pPr>
       <w:r>
@@ -13493,7 +13816,7 @@
         <w:pStyle w:val="ListParagraph"/>
         <w:numPr>
           <w:ilvl w:val="0"/>
-          <w:numId w:val="47"/>
+          <w:numId w:val="48"/>
         </w:numPr>
       </w:pPr>
       <w:r>
@@ -13505,7 +13828,7 @@
         <w:pStyle w:val="ListParagraph"/>
         <w:numPr>
           <w:ilvl w:val="0"/>
-          <w:numId w:val="47"/>
+          <w:numId w:val="48"/>
         </w:numPr>
       </w:pPr>
       <w:r>
@@ -13968,7 +14291,7 @@
         <w:pStyle w:val="ListParagraph"/>
         <w:numPr>
           <w:ilvl w:val="0"/>
-          <w:numId w:val="48"/>
+          <w:numId w:val="49"/>
         </w:numPr>
       </w:pPr>
       <w:r>
@@ -13989,7 +14312,7 @@
         <w:pStyle w:val="ListParagraph"/>
         <w:numPr>
           <w:ilvl w:val="0"/>
-          <w:numId w:val="48"/>
+          <w:numId w:val="49"/>
         </w:numPr>
       </w:pPr>
       <w:r>
@@ -14025,7 +14348,7 @@
         <w:pStyle w:val="ListParagraph"/>
         <w:numPr>
           <w:ilvl w:val="0"/>
-          <w:numId w:val="48"/>
+          <w:numId w:val="49"/>
         </w:numPr>
       </w:pPr>
       <w:r>
@@ -14073,7 +14396,7 @@
         <w:pStyle w:val="ListParagraph"/>
         <w:numPr>
           <w:ilvl w:val="0"/>
-          <w:numId w:val="48"/>
+          <w:numId w:val="49"/>
         </w:numPr>
       </w:pPr>
       <w:r>
@@ -14127,7 +14450,7 @@
         <w:pStyle w:val="ListParagraph"/>
         <w:numPr>
           <w:ilvl w:val="0"/>
-          <w:numId w:val="48"/>
+          <w:numId w:val="49"/>
         </w:numPr>
       </w:pPr>
       <w:r>
@@ -14154,7 +14477,7 @@
         <w:pStyle w:val="ListParagraph"/>
         <w:numPr>
           <w:ilvl w:val="0"/>
-          <w:numId w:val="48"/>
+          <w:numId w:val="49"/>
         </w:numPr>
       </w:pPr>
       <w:r>
@@ -14172,7 +14495,7 @@
         <w:pStyle w:val="ListParagraph"/>
         <w:numPr>
           <w:ilvl w:val="0"/>
-          <w:numId w:val="48"/>
+          <w:numId w:val="49"/>
         </w:numPr>
       </w:pPr>
       <w:r>
@@ -14190,7 +14513,7 @@
         <w:pStyle w:val="ListParagraph"/>
         <w:numPr>
           <w:ilvl w:val="0"/>
-          <w:numId w:val="48"/>
+          <w:numId w:val="49"/>
         </w:numPr>
       </w:pPr>
       <w:r>
@@ -14235,7 +14558,7 @@
         <w:pStyle w:val="ListParagraph"/>
         <w:numPr>
           <w:ilvl w:val="0"/>
-          <w:numId w:val="48"/>
+          <w:numId w:val="49"/>
         </w:numPr>
       </w:pPr>
       <w:r>
@@ -14271,7 +14594,7 @@
         <w:pStyle w:val="ListParagraph"/>
         <w:numPr>
           <w:ilvl w:val="0"/>
-          <w:numId w:val="48"/>
+          <w:numId w:val="49"/>
         </w:numPr>
       </w:pPr>
       <w:r>
@@ -14520,7 +14843,7 @@
         <w:pStyle w:val="ListParagraph"/>
         <w:numPr>
           <w:ilvl w:val="0"/>
-          <w:numId w:val="49"/>
+          <w:numId w:val="50"/>
         </w:numPr>
       </w:pPr>
       <w:r>
@@ -14556,7 +14879,7 @@
         <w:pStyle w:val="ListParagraph"/>
         <w:numPr>
           <w:ilvl w:val="0"/>
-          <w:numId w:val="49"/>
+          <w:numId w:val="50"/>
         </w:numPr>
       </w:pPr>
       <w:r>
@@ -14610,7 +14933,7 @@
         <w:pStyle w:val="ListParagraph"/>
         <w:numPr>
           <w:ilvl w:val="0"/>
-          <w:numId w:val="49"/>
+          <w:numId w:val="50"/>
         </w:numPr>
       </w:pPr>
       <w:r>
@@ -14636,7 +14959,7 @@
         <w:pStyle w:val="ListParagraph"/>
         <w:numPr>
           <w:ilvl w:val="0"/>
-          <w:numId w:val="50"/>
+          <w:numId w:val="51"/>
         </w:numPr>
       </w:pPr>
       <w:r>
@@ -14663,7 +14986,7 @@
         <w:pStyle w:val="ListParagraph"/>
         <w:numPr>
           <w:ilvl w:val="0"/>
-          <w:numId w:val="50"/>
+          <w:numId w:val="51"/>
         </w:numPr>
       </w:pPr>
       <w:r>
@@ -14684,7 +15007,7 @@
         <w:pStyle w:val="ListParagraph"/>
         <w:numPr>
           <w:ilvl w:val="0"/>
-          <w:numId w:val="50"/>
+          <w:numId w:val="51"/>
         </w:numPr>
       </w:pPr>
       <w:r>
@@ -14725,7 +15048,7 @@
         <w:pStyle w:val="ListParagraph"/>
         <w:numPr>
           <w:ilvl w:val="0"/>
-          <w:numId w:val="51"/>
+          <w:numId w:val="52"/>
         </w:numPr>
       </w:pPr>
       <w:r>
@@ -14770,7 +15093,7 @@
         <w:pStyle w:val="ListParagraph"/>
         <w:numPr>
           <w:ilvl w:val="0"/>
-          <w:numId w:val="51"/>
+          <w:numId w:val="52"/>
         </w:numPr>
       </w:pPr>
       <w:r>
@@ -14806,7 +15129,7 @@
         <w:pStyle w:val="ListParagraph"/>
         <w:numPr>
           <w:ilvl w:val="0"/>
-          <w:numId w:val="51"/>
+          <w:numId w:val="52"/>
         </w:numPr>
       </w:pPr>
       <w:r>
@@ -14833,7 +15156,7 @@
         <w:pStyle w:val="ListParagraph"/>
         <w:numPr>
           <w:ilvl w:val="0"/>
-          <w:numId w:val="51"/>
+          <w:numId w:val="52"/>
         </w:numPr>
       </w:pPr>
       <w:r>
@@ -15148,7 +15471,7 @@
         <w:pStyle w:val="ListParagraph"/>
         <w:numPr>
           <w:ilvl w:val="0"/>
-          <w:numId w:val="52"/>
+          <w:numId w:val="53"/>
         </w:numPr>
       </w:pPr>
       <w:r>
@@ -15223,7 +15546,7 @@
         <w:pStyle w:val="ListParagraph"/>
         <w:numPr>
           <w:ilvl w:val="0"/>
-          <w:numId w:val="52"/>
+          <w:numId w:val="53"/>
         </w:numPr>
       </w:pPr>
       <w:r>
@@ -15253,7 +15576,7 @@
         <w:pStyle w:val="ListParagraph"/>
         <w:numPr>
           <w:ilvl w:val="0"/>
-          <w:numId w:val="52"/>
+          <w:numId w:val="53"/>
         </w:numPr>
       </w:pPr>
       <w:r>
@@ -15279,7 +15602,7 @@
         <w:pStyle w:val="ListParagraph"/>
         <w:numPr>
           <w:ilvl w:val="0"/>
-          <w:numId w:val="53"/>
+          <w:numId w:val="54"/>
         </w:numPr>
       </w:pPr>
       <w:r>
@@ -15309,7 +15632,7 @@
         <w:pStyle w:val="ListParagraph"/>
         <w:numPr>
           <w:ilvl w:val="0"/>
-          <w:numId w:val="53"/>
+          <w:numId w:val="54"/>
         </w:numPr>
       </w:pPr>
       <w:r>
@@ -15330,7 +15653,7 @@
         <w:pStyle w:val="ListParagraph"/>
         <w:numPr>
           <w:ilvl w:val="0"/>
-          <w:numId w:val="53"/>
+          <w:numId w:val="54"/>
         </w:numPr>
       </w:pPr>
       <w:r>
@@ -15360,7 +15683,7 @@
         <w:pStyle w:val="ListParagraph"/>
         <w:numPr>
           <w:ilvl w:val="0"/>
-          <w:numId w:val="54"/>
+          <w:numId w:val="55"/>
         </w:numPr>
       </w:pPr>
       <w:r>
@@ -15372,7 +15695,7 @@
         <w:pStyle w:val="ListParagraph"/>
         <w:numPr>
           <w:ilvl w:val="0"/>
-          <w:numId w:val="54"/>
+          <w:numId w:val="55"/>
         </w:numPr>
       </w:pPr>
       <w:r>
@@ -15416,7 +15739,7 @@
         <w:pStyle w:val="ListParagraph"/>
         <w:numPr>
           <w:ilvl w:val="0"/>
-          <w:numId w:val="55"/>
+          <w:numId w:val="56"/>
         </w:numPr>
       </w:pPr>
       <w:r>
@@ -15464,7 +15787,7 @@
         <w:pStyle w:val="ListParagraph"/>
         <w:numPr>
           <w:ilvl w:val="0"/>
-          <w:numId w:val="55"/>
+          <w:numId w:val="56"/>
         </w:numPr>
       </w:pPr>
       <w:r>
@@ -15476,7 +15799,7 @@
         <w:pStyle w:val="ListParagraph"/>
         <w:numPr>
           <w:ilvl w:val="0"/>
-          <w:numId w:val="55"/>
+          <w:numId w:val="56"/>
         </w:numPr>
       </w:pPr>
       <w:r>
@@ -15494,7 +15817,7 @@
         <w:pStyle w:val="ListParagraph"/>
         <w:numPr>
           <w:ilvl w:val="0"/>
-          <w:numId w:val="55"/>
+          <w:numId w:val="56"/>
         </w:numPr>
       </w:pPr>
       <w:r>
@@ -15506,7 +15829,7 @@
         <w:pStyle w:val="ListParagraph"/>
         <w:numPr>
           <w:ilvl w:val="0"/>
-          <w:numId w:val="55"/>
+          <w:numId w:val="56"/>
         </w:numPr>
       </w:pPr>
       <w:r>
@@ -15518,7 +15841,7 @@
         <w:pStyle w:val="ListParagraph"/>
         <w:numPr>
           <w:ilvl w:val="0"/>
-          <w:numId w:val="55"/>
+          <w:numId w:val="56"/>
         </w:numPr>
       </w:pPr>
       <w:r>
@@ -15530,7 +15853,7 @@
         <w:pStyle w:val="ListParagraph"/>
         <w:numPr>
           <w:ilvl w:val="0"/>
-          <w:numId w:val="55"/>
+          <w:numId w:val="56"/>
         </w:numPr>
       </w:pPr>
       <w:r>
@@ -15804,7 +16127,7 @@
         <w:pStyle w:val="ListParagraph"/>
         <w:numPr>
           <w:ilvl w:val="0"/>
-          <w:numId w:val="56"/>
+          <w:numId w:val="57"/>
         </w:numPr>
       </w:pPr>
       <w:r>
@@ -15816,7 +16139,7 @@
         <w:pStyle w:val="ListParagraph"/>
         <w:numPr>
           <w:ilvl w:val="0"/>
-          <w:numId w:val="56"/>
+          <w:numId w:val="57"/>
         </w:numPr>
       </w:pPr>
       <w:r>
@@ -15828,7 +16151,7 @@
         <w:pStyle w:val="ListParagraph"/>
         <w:numPr>
           <w:ilvl w:val="0"/>
-          <w:numId w:val="56"/>
+          <w:numId w:val="57"/>
         </w:numPr>
       </w:pPr>
       <w:r>
@@ -16102,7 +16425,7 @@
         <w:pStyle w:val="ListParagraph"/>
         <w:numPr>
           <w:ilvl w:val="0"/>
-          <w:numId w:val="57"/>
+          <w:numId w:val="58"/>
         </w:numPr>
       </w:pPr>
       <w:r>
@@ -16114,7 +16437,7 @@
         <w:pStyle w:val="ListParagraph"/>
         <w:numPr>
           <w:ilvl w:val="0"/>
-          <w:numId w:val="57"/>
+          <w:numId w:val="58"/>
         </w:numPr>
       </w:pPr>
       <w:r>
@@ -16126,7 +16449,7 @@
         <w:pStyle w:val="ListParagraph"/>
         <w:numPr>
           <w:ilvl w:val="0"/>
-          <w:numId w:val="57"/>
+          <w:numId w:val="58"/>
         </w:numPr>
       </w:pPr>
       <w:r>
@@ -16169,7 +16492,7 @@
         <w:pStyle w:val="ListParagraph"/>
         <w:numPr>
           <w:ilvl w:val="0"/>
-          <w:numId w:val="58"/>
+          <w:numId w:val="59"/>
         </w:numPr>
       </w:pPr>
       <w:r>
@@ -16226,7 +16549,7 @@
         <w:pStyle w:val="ListParagraph"/>
         <w:numPr>
           <w:ilvl w:val="0"/>
-          <w:numId w:val="58"/>
+          <w:numId w:val="59"/>
         </w:numPr>
       </w:pPr>
       <w:r>
@@ -16256,7 +16579,7 @@
         <w:pStyle w:val="ListParagraph"/>
         <w:numPr>
           <w:ilvl w:val="0"/>
-          <w:numId w:val="58"/>
+          <w:numId w:val="59"/>
         </w:numPr>
       </w:pPr>
       <w:r>
@@ -16294,7 +16617,7 @@
         <w:pStyle w:val="ListParagraph"/>
         <w:numPr>
           <w:ilvl w:val="0"/>
-          <w:numId w:val="59"/>
+          <w:numId w:val="60"/>
         </w:numPr>
       </w:pPr>
       <w:r>
@@ -16315,7 +16638,7 @@
         <w:pStyle w:val="ListParagraph"/>
         <w:numPr>
           <w:ilvl w:val="0"/>
-          <w:numId w:val="59"/>
+          <w:numId w:val="60"/>
         </w:numPr>
       </w:pPr>
       <w:r>
@@ -16360,7 +16683,7 @@
         <w:pStyle w:val="ListParagraph"/>
         <w:numPr>
           <w:ilvl w:val="0"/>
-          <w:numId w:val="59"/>
+          <w:numId w:val="60"/>
         </w:numPr>
       </w:pPr>
       <w:r>
@@ -16459,7 +16782,7 @@
         <w:pStyle w:val="ListParagraph"/>
         <w:numPr>
           <w:ilvl w:val="0"/>
-          <w:numId w:val="59"/>
+          <w:numId w:val="60"/>
         </w:numPr>
       </w:pPr>
       <w:r>
@@ -16504,7 +16827,7 @@
         <w:pStyle w:val="ListParagraph"/>
         <w:numPr>
           <w:ilvl w:val="0"/>
-          <w:numId w:val="59"/>
+          <w:numId w:val="60"/>
         </w:numPr>
       </w:pPr>
       <w:r>
@@ -16853,7 +17176,7 @@
         <w:pStyle w:val="ListParagraph"/>
         <w:numPr>
           <w:ilvl w:val="0"/>
-          <w:numId w:val="60"/>
+          <w:numId w:val="61"/>
         </w:numPr>
       </w:pPr>
       <w:r>
@@ -16883,7 +17206,7 @@
         <w:pStyle w:val="ListParagraph"/>
         <w:numPr>
           <w:ilvl w:val="0"/>
-          <w:numId w:val="60"/>
+          <w:numId w:val="61"/>
         </w:numPr>
       </w:pPr>
       <w:r>
@@ -16931,7 +17254,7 @@
         <w:pStyle w:val="ListParagraph"/>
         <w:numPr>
           <w:ilvl w:val="0"/>
-          <w:numId w:val="60"/>
+          <w:numId w:val="61"/>
         </w:numPr>
       </w:pPr>
       <w:r>
@@ -16958,7 +17281,7 @@
         <w:pStyle w:val="ListParagraph"/>
         <w:numPr>
           <w:ilvl w:val="0"/>
-          <w:numId w:val="60"/>
+          <w:numId w:val="61"/>
         </w:numPr>
       </w:pPr>
       <w:r>
@@ -16984,7 +17307,7 @@
         <w:pStyle w:val="ListParagraph"/>
         <w:numPr>
           <w:ilvl w:val="0"/>
-          <w:numId w:val="61"/>
+          <w:numId w:val="62"/>
         </w:numPr>
       </w:pPr>
       <w:r>
@@ -17005,7 +17328,7 @@
         <w:pStyle w:val="ListParagraph"/>
         <w:numPr>
           <w:ilvl w:val="0"/>
-          <w:numId w:val="61"/>
+          <w:numId w:val="62"/>
         </w:numPr>
       </w:pPr>
       <w:r>
@@ -17041,7 +17364,7 @@
         <w:pStyle w:val="ListParagraph"/>
         <w:numPr>
           <w:ilvl w:val="0"/>
-          <w:numId w:val="61"/>
+          <w:numId w:val="62"/>
         </w:numPr>
       </w:pPr>
       <w:r>
@@ -17077,7 +17400,7 @@
         <w:pStyle w:val="ListParagraph"/>
         <w:numPr>
           <w:ilvl w:val="0"/>
-          <w:numId w:val="61"/>
+          <w:numId w:val="62"/>
         </w:numPr>
       </w:pPr>
       <w:r>
@@ -17106,7 +17429,7 @@
         <w:pStyle w:val="ListParagraph"/>
         <w:numPr>
           <w:ilvl w:val="0"/>
-          <w:numId w:val="62"/>
+          <w:numId w:val="63"/>
         </w:numPr>
       </w:pPr>
       <w:r>
@@ -17127,7 +17450,7 @@
         <w:pStyle w:val="ListParagraph"/>
         <w:numPr>
           <w:ilvl w:val="0"/>
-          <w:numId w:val="62"/>
+          <w:numId w:val="63"/>
         </w:numPr>
       </w:pPr>
       <w:r>
@@ -17351,7 +17674,7 @@
         <w:pStyle w:val="ListParagraph"/>
         <w:numPr>
           <w:ilvl w:val="0"/>
-          <w:numId w:val="63"/>
+          <w:numId w:val="64"/>
         </w:numPr>
       </w:pPr>
       <w:r>
@@ -17441,7 +17764,7 @@
         <w:pStyle w:val="ListParagraph"/>
         <w:numPr>
           <w:ilvl w:val="0"/>
-          <w:numId w:val="63"/>
+          <w:numId w:val="64"/>
         </w:numPr>
       </w:pPr>
       <w:r>
@@ -17471,7 +17794,7 @@
         <w:pStyle w:val="ListParagraph"/>
         <w:numPr>
           <w:ilvl w:val="0"/>
-          <w:numId w:val="63"/>
+          <w:numId w:val="64"/>
         </w:numPr>
       </w:pPr>
       <w:r>
@@ -17492,7 +17815,7 @@
         <w:pStyle w:val="ListParagraph"/>
         <w:numPr>
           <w:ilvl w:val="0"/>
-          <w:numId w:val="63"/>
+          <w:numId w:val="64"/>
         </w:numPr>
       </w:pPr>
       <w:r>
@@ -17528,7 +17851,7 @@
         <w:pStyle w:val="ListParagraph"/>
         <w:numPr>
           <w:ilvl w:val="0"/>
-          <w:numId w:val="63"/>
+          <w:numId w:val="64"/>
         </w:numPr>
       </w:pPr>
       <w:r>
@@ -17546,7 +17869,7 @@
         <w:pStyle w:val="ListParagraph"/>
         <w:numPr>
           <w:ilvl w:val="0"/>
-          <w:numId w:val="63"/>
+          <w:numId w:val="64"/>
         </w:numPr>
       </w:pPr>
       <w:r>
@@ -17590,7 +17913,7 @@
         <w:pStyle w:val="ListParagraph"/>
         <w:numPr>
           <w:ilvl w:val="0"/>
-          <w:numId w:val="64"/>
+          <w:numId w:val="65"/>
         </w:numPr>
       </w:pPr>
       <w:r>
@@ -17671,7 +17994,7 @@
         <w:pStyle w:val="ListParagraph"/>
         <w:numPr>
           <w:ilvl w:val="0"/>
-          <w:numId w:val="64"/>
+          <w:numId w:val="65"/>
         </w:numPr>
       </w:pPr>
       <w:r>
@@ -17689,7 +18012,7 @@
         <w:pStyle w:val="ListParagraph"/>
         <w:numPr>
           <w:ilvl w:val="0"/>
-          <w:numId w:val="64"/>
+          <w:numId w:val="65"/>
         </w:numPr>
       </w:pPr>
       <w:r>
@@ -17710,7 +18033,7 @@
         <w:pStyle w:val="ListParagraph"/>
         <w:numPr>
           <w:ilvl w:val="0"/>
-          <w:numId w:val="64"/>
+          <w:numId w:val="65"/>
         </w:numPr>
       </w:pPr>
       <w:r>
@@ -17736,7 +18059,7 @@
         <w:pStyle w:val="ListParagraph"/>
         <w:numPr>
           <w:ilvl w:val="0"/>
-          <w:numId w:val="65"/>
+          <w:numId w:val="66"/>
         </w:numPr>
       </w:pPr>
       <w:r>
@@ -17799,7 +18122,7 @@
         <w:pStyle w:val="ListParagraph"/>
         <w:numPr>
           <w:ilvl w:val="0"/>
-          <w:numId w:val="65"/>
+          <w:numId w:val="66"/>
         </w:numPr>
       </w:pPr>
       <w:r>
@@ -17826,7 +18149,7 @@
         <w:pStyle w:val="ListParagraph"/>
         <w:numPr>
           <w:ilvl w:val="0"/>
-          <w:numId w:val="65"/>
+          <w:numId w:val="66"/>
         </w:numPr>
       </w:pPr>
       <w:r>
@@ -17844,7 +18167,7 @@
         <w:pStyle w:val="ListParagraph"/>
         <w:numPr>
           <w:ilvl w:val="0"/>
-          <w:numId w:val="65"/>
+          <w:numId w:val="66"/>
         </w:numPr>
       </w:pPr>
       <w:r>
@@ -18475,7 +18798,7 @@
         <w:pStyle w:val="ListParagraph"/>
         <w:numPr>
           <w:ilvl w:val="0"/>
-          <w:numId w:val="66"/>
+          <w:numId w:val="67"/>
         </w:numPr>
       </w:pPr>
       <w:r>
@@ -18493,7 +18816,7 @@
         <w:pStyle w:val="ListParagraph"/>
         <w:numPr>
           <w:ilvl w:val="0"/>
-          <w:numId w:val="66"/>
+          <w:numId w:val="67"/>
         </w:numPr>
       </w:pPr>
       <w:r>
@@ -18511,7 +18834,7 @@
         <w:pStyle w:val="ListParagraph"/>
         <w:numPr>
           <w:ilvl w:val="0"/>
-          <w:numId w:val="66"/>
+          <w:numId w:val="67"/>
         </w:numPr>
       </w:pPr>
       <w:r>
@@ -18529,7 +18852,7 @@
         <w:pStyle w:val="ListParagraph"/>
         <w:numPr>
           <w:ilvl w:val="0"/>
-          <w:numId w:val="66"/>
+          <w:numId w:val="67"/>
         </w:numPr>
       </w:pPr>
       <w:r>
@@ -18547,7 +18870,7 @@
         <w:pStyle w:val="ListParagraph"/>
         <w:numPr>
           <w:ilvl w:val="0"/>
-          <w:numId w:val="66"/>
+          <w:numId w:val="67"/>
         </w:numPr>
       </w:pPr>
       <w:r>
@@ -18565,7 +18888,7 @@
         <w:pStyle w:val="ListParagraph"/>
         <w:numPr>
           <w:ilvl w:val="0"/>
-          <w:numId w:val="66"/>
+          <w:numId w:val="67"/>
         </w:numPr>
       </w:pPr>
       <w:r>
@@ -19663,7 +19986,7 @@
         <w:pStyle w:val="ListParagraph"/>
         <w:numPr>
           <w:ilvl w:val="0"/>
-          <w:numId w:val="67"/>
+          <w:numId w:val="68"/>
         </w:numPr>
       </w:pPr>
       <w:r>
@@ -19675,7 +19998,7 @@
         <w:pStyle w:val="ListParagraph"/>
         <w:numPr>
           <w:ilvl w:val="0"/>
-          <w:numId w:val="67"/>
+          <w:numId w:val="68"/>
         </w:numPr>
       </w:pPr>
       <w:r>
@@ -19687,7 +20010,7 @@
         <w:pStyle w:val="ListParagraph"/>
         <w:numPr>
           <w:ilvl w:val="0"/>
-          <w:numId w:val="67"/>
+          <w:numId w:val="68"/>
         </w:numPr>
       </w:pPr>
       <w:r>
@@ -19699,7 +20022,7 @@
         <w:pStyle w:val="ListParagraph"/>
         <w:numPr>
           <w:ilvl w:val="0"/>
-          <w:numId w:val="67"/>
+          <w:numId w:val="68"/>
         </w:numPr>
       </w:pPr>
       <w:r>
@@ -19711,7 +20034,7 @@
         <w:pStyle w:val="ListParagraph"/>
         <w:numPr>
           <w:ilvl w:val="0"/>
-          <w:numId w:val="67"/>
+          <w:numId w:val="68"/>
         </w:numPr>
       </w:pPr>
       <w:r>
@@ -19732,7 +20055,7 @@
         <w:pStyle w:val="ListParagraph"/>
         <w:numPr>
           <w:ilvl w:val="0"/>
-          <w:numId w:val="67"/>
+          <w:numId w:val="68"/>
         </w:numPr>
       </w:pPr>
       <w:r>
@@ -19744,7 +20067,7 @@
         <w:pStyle w:val="ListParagraph"/>
         <w:numPr>
           <w:ilvl w:val="0"/>
-          <w:numId w:val="67"/>
+          <w:numId w:val="68"/>
         </w:numPr>
       </w:pPr>
       <w:r>
@@ -19765,7 +20088,7 @@
         <w:pStyle w:val="ListParagraph"/>
         <w:numPr>
           <w:ilvl w:val="0"/>
-          <w:numId w:val="67"/>
+          <w:numId w:val="68"/>
         </w:numPr>
       </w:pPr>
       <w:r>
@@ -19777,7 +20100,7 @@
         <w:pStyle w:val="ListParagraph"/>
         <w:numPr>
           <w:ilvl w:val="0"/>
-          <w:numId w:val="67"/>
+          <w:numId w:val="68"/>
         </w:numPr>
       </w:pPr>
       <w:r>
@@ -19789,7 +20112,7 @@
         <w:pStyle w:val="ListParagraph"/>
         <w:numPr>
           <w:ilvl w:val="0"/>
-          <w:numId w:val="67"/>
+          <w:numId w:val="68"/>
         </w:numPr>
       </w:pPr>
       <w:r>
@@ -19801,7 +20124,7 @@
         <w:pStyle w:val="ListParagraph"/>
         <w:numPr>
           <w:ilvl w:val="0"/>
-          <w:numId w:val="67"/>
+          <w:numId w:val="68"/>
         </w:numPr>
       </w:pPr>
       <w:r>
@@ -19813,7 +20136,7 @@
         <w:pStyle w:val="ListParagraph"/>
         <w:numPr>
           <w:ilvl w:val="0"/>
-          <w:numId w:val="67"/>
+          <w:numId w:val="68"/>
         </w:numPr>
       </w:pPr>
       <w:r>
@@ -19825,7 +20148,7 @@
         <w:pStyle w:val="ListParagraph"/>
         <w:numPr>
           <w:ilvl w:val="0"/>
-          <w:numId w:val="67"/>
+          <w:numId w:val="68"/>
         </w:numPr>
       </w:pPr>
       <w:r>
@@ -19837,7 +20160,7 @@
         <w:pStyle w:val="ListParagraph"/>
         <w:numPr>
           <w:ilvl w:val="0"/>
-          <w:numId w:val="67"/>
+          <w:numId w:val="68"/>
         </w:numPr>
       </w:pPr>
       <w:r>
@@ -20185,10 +20508,10 @@
     <w:abstractNumId w:val="0"/>
   </w:num>
   <w:num w:numId="53">
-    <w:abstractNumId w:val="1"/>
+    <w:abstractNumId w:val="0"/>
   </w:num>
   <w:num w:numId="54">
-    <w:abstractNumId w:val="0"/>
+    <w:abstractNumId w:val="1"/>
   </w:num>
   <w:num w:numId="55">
     <w:abstractNumId w:val="0"/>
@@ -20203,10 +20526,10 @@
     <w:abstractNumId w:val="0"/>
   </w:num>
   <w:num w:numId="59">
-    <w:abstractNumId w:val="1"/>
+    <w:abstractNumId w:val="0"/>
   </w:num>
   <w:num w:numId="60">
-    <w:abstractNumId w:val="0"/>
+    <w:abstractNumId w:val="1"/>
   </w:num>
   <w:num w:numId="61">
     <w:abstractNumId w:val="0"/>
@@ -20227,6 +20550,9 @@
     <w:abstractNumId w:val="0"/>
   </w:num>
   <w:num w:numId="67">
+    <w:abstractNumId w:val="0"/>
+  </w:num>
+  <w:num w:numId="68">
     <w:abstractNumId w:val="0"/>
   </w:num>
 </w:numbering>

--- a/docs/manual/LWK_Viewer_User_Manual_YUE.docx
+++ b/docs/manual/LWK_Viewer_User_Manual_YUE.docx
@@ -12668,7 +12668,7 @@
         <w:rPr>
           <w:b/>
         </w:rPr>
-        <w:t xml:space="preserve">喺 Revit：</w:t>
+        <w:t xml:space="preserve">喺 Revit 要建乜：</w:t>
       </w:r>
       <w:r>
         <w:t xml:space="preserve"> 每座建築（平台、塔樓）用 </w:t>
@@ -12680,16 +12680,61 @@
         <w:t xml:space="preserve">Mass</w:t>
       </w:r>
       <w:r>
-        <w:t xml:space="preserve"> 建模（Massing &amp; Site &gt; In-Place Mass，或者 Mass family）。然後 </w:t>
-      </w:r>
-      <w:r>
-        <w:rPr>
-          <w:b/>
-        </w:rPr>
-        <w:t xml:space="preserve">LWK &gt; Viewer tools &gt; SBD Export</w:t>
-      </w:r>
-      <w:r>
-        <w:t xml:space="preserve">：揀地盤界線（Property Line，或者揀線 - 要喺 10 mm 內閉合）、量度高度區嘅樓層（地盤地面，例如平均街道水平），同埋（可選）每條街：佢嘅</w:t>
+        <w:t xml:space="preserve">（Massing &amp; Site &gt; In-Place Mass，或者 Mass family）；</w:t>
+      </w:r>
+      <w:r>
+        <w:rPr>
+          <w:b/>
+        </w:rPr>
+        <w:t xml:space="preserve">地盤界線</w:t>
+      </w:r>
+      <w:r>
+        <w:t xml:space="preserve">用 Property Line（或者喺 10 mm 內閉合嘅線）；每條</w:t>
+      </w:r>
+      <w:r>
+        <w:rPr>
+          <w:b/>
+        </w:rPr>
+        <w:t xml:space="preserve">街用一塊 Floor</w:t>
+      </w:r>
+      <w:r>
+        <w:t xml:space="preserve">，類型名有 </w:t>
+      </w:r>
+      <w:r>
+        <w:rPr>
+          <w:b/>
+        </w:rPr>
+        <w:t xml:space="preserve">Street</w:t>
+      </w:r>
+      <w:r>
+        <w:t xml:space="preserve">（例如 *SBD Street*），由街道界線畫到街道界線，喺街道嘅高度（佢嘅 </w:t>
+      </w:r>
+      <w:r>
+        <w:rPr>
+          <w:b/>
+        </w:rPr>
+        <w:t xml:space="preserve">Mark</w:t>
+      </w:r>
+      <w:r>
+        <w:t xml:space="preserve"> 會做街名）。唔使開晒啲樓層 - 高度由 mass 嚟。</w:t>
+      </w:r>
+    </w:p>
+    <w:p>
+      <w:pPr>
+        <w:pStyle w:val="ListParagraph"/>
+        <w:numPr>
+          <w:ilvl w:val="0"/>
+          <w:numId w:val="46"/>
+        </w:numPr>
+      </w:pPr>
+      <w:r>
+        <w:rPr>
+          <w:b/>
+        </w:rPr>
+        <w:t xml:space="preserve">由街道樓板讀乜：</w:t>
+      </w:r>
+      <w:r>
+        <w:t xml:space="preserve"> 佢嘅</w:t>
       </w:r>
       <w:r>
         <w:rPr>
@@ -12698,16 +12743,52 @@
         <w:t xml:space="preserve">中線</w:t>
       </w:r>
       <w:r>
-        <w:t xml:space="preserve">同</w:t>
-      </w:r>
-      <w:r>
-        <w:rPr>
-          <w:b/>
-        </w:rPr>
-        <w:t xml:space="preserve">對面地盤嘅界線</w:t>
-      </w:r>
-      <w:r>
-        <w:t xml:space="preserve">（第一條街嘅中線就係 Axis 1，Projection Plane X）。Mass 會送去 viewer 即刻計算；Revit 視窗都會顯示結果。</w:t>
+        <w:t xml:space="preserve">（兩條長邊嘅正中，轉彎都跟）、佢嘅</w:t>
+      </w:r>
+      <w:r>
+        <w:rPr>
+          <w:b/>
+        </w:rPr>
+        <w:t xml:space="preserve">遠邊</w:t>
+      </w:r>
+      <w:r>
+        <w:t xml:space="preserve"> = 對面地盤嘅界線（Case 1 U 用）同佢嘅</w:t>
+      </w:r>
+      <w:r>
+        <w:rPr>
+          <w:b/>
+        </w:rPr>
+        <w:t xml:space="preserve">高度</w:t>
+      </w:r>
+      <w:r>
+        <w:t xml:space="preserve">。Axis 1（Projection Plane X）沿住同地盤相接最長嗰條街。高度區由</w:t>
+      </w:r>
+      <w:r>
+        <w:rPr>
+          <w:b/>
+        </w:rPr>
+        <w:t xml:space="preserve">街道水平</w:t>
+      </w:r>
+      <w:r>
+        <w:t xml:space="preserve">量起 = 地盤附近街道樓板嘅平均頂面高度（按面積）；都可以改揀一個 Level。唔係長條形嘅樓板（路口）會唔計 - 改為揀佢嘅中線同對面界線嘅線。</w:t>
+      </w:r>
+    </w:p>
+    <w:p>
+      <w:pPr>
+        <w:pStyle w:val="ListParagraph"/>
+        <w:numPr>
+          <w:ilvl w:val="0"/>
+          <w:numId w:val="46"/>
+        </w:numPr>
+      </w:pPr>
+      <w:r>
+        <w:rPr>
+          <w:b/>
+        </w:rPr>
+        <w:t xml:space="preserve">LWK &gt; Viewer tools &gt; SBD Export：</w:t>
+      </w:r>
+      <w:r>
+        <w:t xml:space="preserve"> 揀地盤界線，剔走唔係對住地盤嘅街，接受街道水平（或者揀 Level），mass 就會送去 viewer 即刻計算；Revit 視窗都會顯示結果，連每條街嘅長度、闊度同高度。</w:t>
       </w:r>
     </w:p>
     <w:p>

--- a/docs/manual/LWK_Viewer_User_Manual_YUE.docx
+++ b/docs/manual/LWK_Viewer_User_Manual_YUE.docx
@@ -12998,7 +12998,133 @@
         </w:numPr>
       </w:pPr>
       <w:r>
-        <w:t xml:space="preserve">規則係 SBD panel 嘅（sbd_permeability、sbd_geom_separation、sbd_wind_corridor），有兩個更正（panel 都適用）：兩座建築之間嘅空隙唔會再被連續性檢查一律判唔合格；S2 係量隔住空隙互相對住嘅兩座建築。</w:t>
+        <w:t xml:space="preserve">計算用 SBD panel 自己嘅引擎（Check &amp; Comply &gt; Shared.scripts，27/08），每個區用自己嘅外框：</w:t>
+      </w:r>
+      <w:r>
+        <w:rPr>
+          <w:b/>
+        </w:rPr>
+        <w:t xml:space="preserve">S1</w:t>
+      </w:r>
+      <w:r>
+        <w:t xml:space="preserve"> 係每邊側面區域嘅平均闊度 </w:t>
+      </w:r>
+      <w:r>
+        <w:rPr>
+          <w:b/>
+        </w:rPr>
+        <w:t xml:space="preserve">面積 / 深度</w:t>
+      </w:r>
+      <w:r>
+        <w:t xml:space="preserve">（邊線跟住建築外角，最多 15°）- Plan 會列出計算，例如 *S1 (left side) = A / D = 706.9 m² / 70.83 m = 9.98 m*；</w:t>
+      </w:r>
+      <w:r>
+        <w:rPr>
+          <w:b/>
+        </w:rPr>
+        <w:t xml:space="preserve">S2</w:t>
+      </w:r>
+      <w:r>
+        <w:t xml:space="preserve"> 風道可以轉最多 15° 再轉返；斜邊界用 </w:t>
+      </w:r>
+      <w:r>
+        <w:rPr>
+          <w:b/>
+        </w:rPr>
+        <w:t xml:space="preserve">S3</w:t>
+      </w:r>
+      <w:r>
+        <w:t xml:space="preserve"> = A / D。每個區嘅 </w:t>
+      </w:r>
+      <w:r>
+        <w:rPr>
+          <w:b/>
+        </w:rPr>
+        <w:t xml:space="preserve">Plane Y</w:t>
+      </w:r>
+      <w:r>
+        <w:t xml:space="preserve"> 會喺 Plane X 嘅 </w:t>
+      </w:r>
+      <w:r>
+        <w:rPr>
+          <w:b/>
+        </w:rPr>
+        <w:t xml:space="preserve">75-105°</w:t>
+      </w:r>
+      <w:r>
+        <w:t xml:space="preserve"> 之間揀最好嘅角度；</w:t>
+      </w:r>
+      <w:r>
+        <w:rPr>
+          <w:b/>
+        </w:rPr>
+        <w:t xml:space="preserve">Middle 同 High</w:t>
+      </w:r>
+      <w:r>
+        <w:t xml:space="preserve"> 區嘅 </w:t>
+      </w:r>
+      <w:r>
+        <w:rPr>
+          <w:b/>
+        </w:rPr>
+        <w:t xml:space="preserve">Plane X</w:t>
+      </w:r>
+      <w:r>
+        <w:t xml:space="preserve"> 仲會轉去令 P 最大嘅角度（先 15° 一步，再準到 1°，最好嘅幾個用完整規則再確認）；Low 區 Plane X 沿住街。表入面每個區嘅 P 下面會顯示角度。</w:t>
+      </w:r>
+    </w:p>
+    <w:p>
+      <w:pPr>
+        <w:pStyle w:val="ListParagraph"/>
+        <w:numPr>
+          <w:ilvl w:val="0"/>
+          <w:numId w:val="46"/>
+        </w:numPr>
+      </w:pPr>
+      <w:r>
+        <w:rPr>
+          <w:b/>
+        </w:rPr>
+        <w:t xml:space="preserve">3D 入面嘅 SBD mass：</w:t>
+      </w:r>
+      <w:r>
+        <w:t xml:space="preserve"> 每次 SBD Export 都會將啲 mass 放入 project 嘅 3D 做一個 model（Models 列表入面嘅 </w:t>
+      </w:r>
+      <w:r>
+        <w:rPr>
+          <w:b/>
+        </w:rPr>
+        <w:t xml:space="preserve">SBD masses - (model)</w:t>
+      </w:r>
+      <w:r>
+        <w:t xml:space="preserve">：可以開關、透明度、移動，同顧問 model 一樣；放喺 export 嗰個 model 嘅 internal origin）。Checks &gt; SBD 嘅 </w:t>
+      </w:r>
+      <w:r>
+        <w:rPr>
+          <w:b/>
+        </w:rPr>
+        <w:t xml:space="preserve">Remove ...</w:t>
+      </w:r>
+      <w:r>
+        <w:t xml:space="preserve"> 會刪走 mass、最新結果同嗰個 model（儲存咗嘅結果會留低）。</w:t>
+      </w:r>
+    </w:p>
+    <w:p>
+      <w:pPr>
+        <w:pStyle w:val="ListParagraph"/>
+        <w:numPr>
+          <w:ilvl w:val="0"/>
+          <w:numId w:val="46"/>
+        </w:numPr>
+      </w:pPr>
+      <w:r>
+        <w:rPr>
+          <w:b/>
+        </w:rPr>
+        <w:t xml:space="preserve">高度：</w:t>
+      </w:r>
+      <w:r>
+        <w:t xml:space="preserve"> 高度區由 SBD Export 揀嘅地面量起。如果最低嗰個 mass 唔係由嗰度開始，Checks &gt; SBD 會提你（否則 10 m 高嘅平台會計咗入 Middle 區）；SBD Export 會比較街道樓板嘅高度同 mass 開始嘅高度，俾你揀其中一個，或者揀 Level。</w:t>
       </w:r>
     </w:p>
     <w:p>

--- a/docs/manual/LWK_Viewer_User_Manual_YUE.docx
+++ b/docs/manual/LWK_Viewer_User_Manual_YUE.docx
@@ -13125,6 +13125,87 @@
       </w:r>
       <w:r>
         <w:t xml:space="preserve"> 高度區由 SBD Export 揀嘅地面量起。如果最低嗰個 mass 唔係由嗰度開始，Checks &gt; SBD 會提你（否則 10 m 高嘅平台會計咗入 Middle 區）；SBD Export 會比較街道樓板嘅高度同 mass 開始嘅高度，俾你揀其中一個，或者揀 Level。</w:t>
+      </w:r>
+    </w:p>
+    <w:p>
+      <w:pPr>
+        <w:pStyle w:val="ListParagraph"/>
+        <w:numPr>
+          <w:ilvl w:val="0"/>
+          <w:numId w:val="46"/>
+        </w:numPr>
+      </w:pPr>
+      <w:r>
+        <w:rPr>
+          <w:b/>
+        </w:rPr>
+        <w:t xml:space="preserve">立面（Plan ... &gt; Elevation）：</w:t>
+      </w:r>
+      <w:r>
+        <w:t xml:space="preserve"> 每個區喺佢自己嘅 Plane X 同 Plane Y 上面嘅立面投影（Fig B10 / B11），由 mass 畫出：建築、</w:t>
+      </w:r>
+      <w:r>
+        <w:rPr>
+          <w:b/>
+        </w:rPr>
+        <w:t xml:space="preserve">IS</w:t>
+      </w:r>
+      <w:r>
+        <w:t xml:space="preserve">（綠點：平面計到嘅空隙，至少有區高度嘅 2/3，同埋矮啲嘅建築上面向天開放嘅位 - 例如平台天台 - 連旁邊嘅 IS 闊 7.5 m 或以上先計）、</w:t>
+      </w:r>
+      <w:r>
+        <w:rPr>
+          <w:b/>
+        </w:rPr>
+        <w:t xml:space="preserve">PE</w:t>
+      </w:r>
+      <w:r>
+        <w:t xml:space="preserve">（藍格：穿過建築、闊同高都至少 3 m 嘅空位）同區嘅框（紅色虛線）。計算跟 BD 樣本個案咁列：區面積 W x H、IS 面積、IS 嘅 P、PE 面積、PE 嘅 P，同 P = IS + PE。PE 最多計要求 P 嘅 1/3，IS 自己要達到要求 P 嘅 2/3。表入面嘅 P 就係呢個 P（平面嘅 IS / W 寫喺計算下面）。</w:t>
+      </w:r>
+    </w:p>
+    <w:p>
+      <w:pPr>
+        <w:pStyle w:val="ListParagraph"/>
+        <w:numPr>
+          <w:ilvl w:val="0"/>
+          <w:numId w:val="46"/>
+        </w:numPr>
+      </w:pPr>
+      <w:r>
+        <w:rPr>
+          <w:b/>
+        </w:rPr>
+        <w:t xml:space="preserve">Low 區豁免：</w:t>
+      </w:r>
+      <w:r>
+        <w:t xml:space="preserve"> Low 區 1/3 H（6.67 m）或以下嘅部分唔計 - 喺立面用斜線顯示，唔當 IS，亦唔計入嗰個區嘅外框同 Lp（6 m 高嘅平台邊唔會封住後移位）。Table 1 嘅 Lp（使唔使計 P）仍然用 Low 區所有建築。</w:t>
+      </w:r>
+    </w:p>
+    <w:p>
+      <w:pPr>
+        <w:pStyle w:val="ListParagraph"/>
+        <w:numPr>
+          <w:ilvl w:val="0"/>
+          <w:numId w:val="46"/>
+        </w:numPr>
+      </w:pPr>
+      <w:r>
+        <w:rPr>
+          <w:b/>
+        </w:rPr>
+        <w:t xml:space="preserve">每個區嘅 Case 1：</w:t>
+      </w:r>
+      <w:r>
+        <w:t xml:space="preserve"> U = 峽谷面積 / 沿中線長度，Lp = 外牆投影喺街上嘅長度；Low 區係平台（1/3 H 以上），Middle 同 High 區係塔樓；Lp 唔可以超過 5U（BD 樣本：U = 15 m，5U = 75 m，Lp = 80 - 7.5 x 2 = 65 m；塔樓 U = 15 + 4 = 19 m，5U = 95 m，Lp = 32 m）。</w:t>
+      </w:r>
+      <w:r>
+        <w:rPr>
+          <w:b/>
+        </w:rPr>
+        <w:t xml:space="preserve">Plane Y：</w:t>
+      </w:r>
+      <w:r>
+        <w:t xml:space="preserve"> 少過 2 公頃嘅地盤只查 Plane X；Plane Y 顯示做參考（灰色）。2 公頃或以上，Plane X 要 20 %，Plane Y 要 25 %（有建築高過 60 m 就要 33.3 %）。</w:t>
       </w:r>
     </w:p>
     <w:p>

--- a/docs/manual/LWK_Viewer_User_Manual_YUE.docx
+++ b/docs/manual/LWK_Viewer_User_Manual_YUE.docx
@@ -12602,6 +12602,374 @@
         <w:pStyle w:val="Heading3"/>
       </w:pPr>
       <w:r>
+        <w:t xml:space="preserve">SBD：點樣準備 model 同送去 viewer</w:t>
+      </w:r>
+    </w:p>
+    <w:p>
+      <w:pPr/>
+      <w:r>
+        <w:t xml:space="preserve">Checks &gt; </w:t>
+      </w:r>
+      <w:r>
+        <w:rPr>
+          <w:b/>
+        </w:rPr>
+        <w:t xml:space="preserve">SBD</w:t>
+      </w:r>
+      <w:r>
+        <w:t xml:space="preserve"> 需要 Revit 提供乜，同埋將 mass 送去 viewer 嘅步驟。全部由 model 讀出嚟 - 唔使每個區人手畫嘢。</w:t>
+      </w:r>
+    </w:p>
+    <w:p>
+      <w:pPr/>
+      <w:r>
+        <w:rPr>
+          <w:b/>
+        </w:rPr>
+        <w:t xml:space="preserve">要求</w:t>
+      </w:r>
+    </w:p>
+    <w:p>
+      <w:pPr>
+        <w:pStyle w:val="ListParagraph"/>
+        <w:numPr>
+          <w:ilvl w:val="0"/>
+          <w:numId w:val="46"/>
+        </w:numPr>
+      </w:pPr>
+      <w:r>
+        <w:rPr>
+          <w:b/>
+        </w:rPr>
+        <w:t xml:space="preserve">建築用 Mass：</w:t>
+      </w:r>
+      <w:r>
+        <w:t xml:space="preserve"> 每座建築（平台、每座塔樓）用 </w:t>
+      </w:r>
+      <w:r>
+        <w:rPr>
+          <w:b/>
+        </w:rPr>
+        <w:t xml:space="preserve">Mass</w:t>
+      </w:r>
+      <w:r>
+        <w:t xml:space="preserve">（Massing &amp; Site &gt; In-Place Mass，或者 Mass family），建到真實高度同形狀。穿過建築嘅空位（例如塔樓下面嘅平台花園）建成空位 - 會變成 PE。唔使樓板、牆或者房間。</w:t>
+      </w:r>
+    </w:p>
+    <w:p>
+      <w:pPr>
+        <w:pStyle w:val="ListParagraph"/>
+        <w:numPr>
+          <w:ilvl w:val="0"/>
+          <w:numId w:val="46"/>
+        </w:numPr>
+      </w:pPr>
+      <w:r>
+        <w:rPr>
+          <w:b/>
+        </w:rPr>
+        <w:t xml:space="preserve">Mass 企喺地面：</w:t>
+      </w:r>
+      <w:r>
+        <w:t xml:space="preserve"> 最低嗰個 mass 由高度區嘅地面（平均街道水平）開始；塔樓可以由平台開始。Model 喺錯嘅高度會令所有區移位 - Checks &gt; SBD 會提你。</w:t>
+      </w:r>
+    </w:p>
+    <w:p>
+      <w:pPr>
+        <w:pStyle w:val="ListParagraph"/>
+        <w:numPr>
+          <w:ilvl w:val="0"/>
+          <w:numId w:val="46"/>
+        </w:numPr>
+      </w:pPr>
+      <w:r>
+        <w:rPr>
+          <w:b/>
+        </w:rPr>
+        <w:t xml:space="preserve">地盤界線：</w:t>
+      </w:r>
+      <w:r>
+        <w:t xml:space="preserve"> Property Line，或者喺 10 mm 內閉合嘅線。</w:t>
+      </w:r>
+    </w:p>
+    <w:p>
+      <w:pPr>
+        <w:pStyle w:val="ListParagraph"/>
+        <w:numPr>
+          <w:ilvl w:val="0"/>
+          <w:numId w:val="46"/>
+        </w:numPr>
+      </w:pPr>
+      <w:r>
+        <w:rPr>
+          <w:b/>
+        </w:rPr>
+        <w:t xml:space="preserve">街道：</w:t>
+      </w:r>
+      <w:r>
+        <w:t xml:space="preserve"> 每條對住地盤嘅街用一塊 </w:t>
+      </w:r>
+      <w:r>
+        <w:rPr>
+          <w:b/>
+        </w:rPr>
+        <w:t xml:space="preserve">Floor</w:t>
+      </w:r>
+      <w:r>
+        <w:t xml:space="preserve">，類型名有 </w:t>
+      </w:r>
+      <w:r>
+        <w:rPr>
+          <w:b/>
+        </w:rPr>
+        <w:t xml:space="preserve">Street</w:t>
+      </w:r>
+      <w:r>
+        <w:t xml:space="preserve">，由街邊畫到街邊，喺街道嘅高度（佢嘅 Mark 做街名）。路口唔係長條形 - 改為揀佢嘅中線同對面界線嘅線。</w:t>
+      </w:r>
+    </w:p>
+    <w:p>
+      <w:pPr>
+        <w:pStyle w:val="ListParagraph"/>
+        <w:numPr>
+          <w:ilvl w:val="0"/>
+          <w:numId w:val="46"/>
+        </w:numPr>
+      </w:pPr>
+      <w:r>
+        <w:rPr>
+          <w:b/>
+        </w:rPr>
+        <w:t xml:space="preserve">隔籬建築</w:t>
+      </w:r>
+      <w:r>
+        <w:t xml:space="preserve">（可以唔要）：地盤界線外面嘅 mass 用斜線顯示，唔計。</w:t>
+      </w:r>
+    </w:p>
+    <w:p>
+      <w:pPr/>
+      <w:r>
+        <w:rPr>
+          <w:b/>
+        </w:rPr>
+        <w:t xml:space="preserve">步驟</w:t>
+      </w:r>
+    </w:p>
+    <w:p>
+      <w:pPr>
+        <w:pStyle w:val="ListParagraph"/>
+        <w:numPr>
+          <w:ilvl w:val="0"/>
+          <w:numId w:val="47"/>
+        </w:numPr>
+      </w:pPr>
+      <w:r>
+        <w:t xml:space="preserve">喺 Revit 打開 model，檢查 mass、Property Line 同街道樓板（3D 視圖：mass 企喺街道水平）。</w:t>
+      </w:r>
+    </w:p>
+    <w:p>
+      <w:pPr>
+        <w:pStyle w:val="ListParagraph"/>
+        <w:numPr>
+          <w:ilvl w:val="0"/>
+          <w:numId w:val="47"/>
+        </w:numPr>
+      </w:pPr>
+      <w:r>
+        <w:rPr>
+          <w:b/>
+        </w:rPr>
+        <w:t xml:space="preserve">LWK &gt; Viewer tools &gt; SBD Export。</w:t>
+      </w:r>
+      <w:r>
+        <w:t xml:space="preserve"> 揀地盤界線；剔走唔係對住地盤嘅街；接受街道水平做高度區嘅地面（或者 mass 嘅底，或者一個 Level）；需要嘅話揀 viewer 嘅 project。</w:t>
+      </w:r>
+    </w:p>
+    <w:p>
+      <w:pPr>
+        <w:pStyle w:val="ListParagraph"/>
+        <w:numPr>
+          <w:ilvl w:val="0"/>
+          <w:numId w:val="47"/>
+        </w:numPr>
+      </w:pPr>
+      <w:r>
+        <w:t xml:space="preserve">Mass 會送去 viewer 即刻計算；Revit 視窗會顯示 P、要求 P 同每條街。Mass 亦會出現喺 project 嘅 3D，叫 </w:t>
+      </w:r>
+      <w:r>
+        <w:rPr>
+          <w:b/>
+        </w:rPr>
+        <w:t xml:space="preserve">SBD masses - (model)</w:t>
+      </w:r>
+      <w:r>
+        <w:t xml:space="preserve">。</w:t>
+      </w:r>
+    </w:p>
+    <w:p>
+      <w:pPr>
+        <w:pStyle w:val="ListParagraph"/>
+        <w:numPr>
+          <w:ilvl w:val="0"/>
+          <w:numId w:val="47"/>
+        </w:numPr>
+      </w:pPr>
+      <w:r>
+        <w:t xml:space="preserve">喺 viewer 打開 model 嘅 </w:t>
+      </w:r>
+      <w:r>
+        <w:rPr>
+          <w:b/>
+        </w:rPr>
+        <w:t xml:space="preserve">3D</w:t>
+      </w:r>
+      <w:r>
+        <w:t xml:space="preserve"> 頁 &gt; </w:t>
+      </w:r>
+      <w:r>
+        <w:rPr>
+          <w:b/>
+        </w:rPr>
+        <w:t xml:space="preserve">Checks &gt; SBD</w:t>
+      </w:r>
+      <w:r>
+        <w:t xml:space="preserve">。</w:t>
+      </w:r>
+      <w:r>
+        <w:rPr>
+          <w:b/>
+        </w:rPr>
+        <w:t xml:space="preserve">Run</w:t>
+      </w:r>
+      <w:r>
+        <w:t xml:space="preserve"> 再計（plane 自動搵）；</w:t>
+      </w:r>
+      <w:r>
+        <w:rPr>
+          <w:b/>
+        </w:rPr>
+        <w:t xml:space="preserve">Plan ...</w:t>
+      </w:r>
+      <w:r>
+        <w:t xml:space="preserve"> 顯示每個區嘅平面同立面連計算；</w:t>
+      </w:r>
+      <w:r>
+        <w:rPr>
+          <w:b/>
+        </w:rPr>
+        <w:t xml:space="preserve">Save</w:t>
+      </w:r>
+      <w:r>
+        <w:t xml:space="preserve">、</w:t>
+      </w:r>
+      <w:r>
+        <w:rPr>
+          <w:b/>
+        </w:rPr>
+        <w:t xml:space="preserve">Make issue</w:t>
+      </w:r>
+      <w:r>
+        <w:t xml:space="preserve"> 同 </w:t>
+      </w:r>
+      <w:r>
+        <w:rPr>
+          <w:b/>
+        </w:rPr>
+        <w:t xml:space="preserve">Report</w:t>
+      </w:r>
+      <w:r>
+        <w:t xml:space="preserve"> 保存結果。</w:t>
+      </w:r>
+    </w:p>
+    <w:p>
+      <w:pPr>
+        <w:pStyle w:val="ListParagraph"/>
+        <w:numPr>
+          <w:ilvl w:val="0"/>
+          <w:numId w:val="47"/>
+        </w:numPr>
+      </w:pPr>
+      <w:r>
+        <w:t xml:space="preserve">改咗設計之後，再做一次 </w:t>
+      </w:r>
+      <w:r>
+        <w:rPr>
+          <w:b/>
+        </w:rPr>
+        <w:t xml:space="preserve">SBD Export</w:t>
+      </w:r>
+      <w:r>
+        <w:t xml:space="preserve"> - 會取代 mass 同結果（儲存咗嘅結果會留低）。</w:t>
+      </w:r>
+    </w:p>
+    <w:p>
+      <w:pPr/>
+      <w:r>
+        <w:rPr>
+          <w:b/>
+        </w:rPr>
+        <w:t xml:space="preserve">如果有嘢唔啱</w:t>
+      </w:r>
+    </w:p>
+    <w:p>
+      <w:pPr>
+        <w:pStyle w:val="ListParagraph"/>
+        <w:numPr>
+          <w:ilvl w:val="0"/>
+          <w:numId w:val="48"/>
+        </w:numPr>
+      </w:pPr>
+      <w:r>
+        <w:rPr>
+          <w:b/>
+        </w:rPr>
+        <w:t xml:space="preserve">「The lowest mass starts ... above the zones' ground」：</w:t>
+      </w:r>
+      <w:r>
+        <w:t xml:space="preserve"> 地面或者 mass 喺錯嘅高度 - 再 export，揀啱嘅地面。</w:t>
+      </w:r>
+    </w:p>
+    <w:p>
+      <w:pPr>
+        <w:pStyle w:val="ListParagraph"/>
+        <w:numPr>
+          <w:ilvl w:val="0"/>
+          <w:numId w:val="48"/>
+        </w:numPr>
+      </w:pPr>
+      <w:r>
+        <w:rPr>
+          <w:b/>
+        </w:rPr>
+        <w:t xml:space="preserve">冇街：</w:t>
+      </w:r>
+      <w:r>
+        <w:t xml:space="preserve"> Low 區嘅 Plane X 會改用地盤主方向；請建街道樓板。</w:t>
+      </w:r>
+    </w:p>
+    <w:p>
+      <w:pPr>
+        <w:pStyle w:val="ListParagraph"/>
+        <w:numPr>
+          <w:ilvl w:val="0"/>
+          <w:numId w:val="48"/>
+        </w:numPr>
+      </w:pPr>
+      <w:r>
+        <w:rPr>
+          <w:b/>
+        </w:rPr>
+        <w:t xml:space="preserve">Mass 嘅 model 喺 3D 位置唔啱：</w:t>
+      </w:r>
+      <w:r>
+        <w:t xml:space="preserve"> 喺 Models 列表移動佢（佢放喺 export 嗰個 model 嘅 internal origin）。</w:t>
+      </w:r>
+    </w:p>
+    <w:p>
+      <w:pPr>
+        <w:pStyle w:val="Heading3"/>
+      </w:pPr>
+      <w:r>
         <w:t xml:space="preserve">SBD（PNAP APP-152）</w:t>
       </w:r>
     </w:p>
@@ -12661,7 +13029,7 @@
         <w:pStyle w:val="ListParagraph"/>
         <w:numPr>
           <w:ilvl w:val="0"/>
-          <w:numId w:val="46"/>
+          <w:numId w:val="49"/>
         </w:numPr>
       </w:pPr>
       <w:r>
@@ -12724,7 +13092,7 @@
         <w:pStyle w:val="ListParagraph"/>
         <w:numPr>
           <w:ilvl w:val="0"/>
-          <w:numId w:val="46"/>
+          <w:numId w:val="49"/>
         </w:numPr>
       </w:pPr>
       <w:r>
@@ -12778,7 +13146,7 @@
         <w:pStyle w:val="ListParagraph"/>
         <w:numPr>
           <w:ilvl w:val="0"/>
-          <w:numId w:val="46"/>
+          <w:numId w:val="49"/>
         </w:numPr>
       </w:pPr>
       <w:r>
@@ -12796,7 +13164,7 @@
         <w:pStyle w:val="ListParagraph"/>
         <w:numPr>
           <w:ilvl w:val="0"/>
-          <w:numId w:val="46"/>
+          <w:numId w:val="49"/>
         </w:numPr>
       </w:pPr>
       <w:r>
@@ -12823,7 +13191,7 @@
         <w:pStyle w:val="ListParagraph"/>
         <w:numPr>
           <w:ilvl w:val="0"/>
-          <w:numId w:val="46"/>
+          <w:numId w:val="49"/>
         </w:numPr>
       </w:pPr>
       <w:r>
@@ -12833,7 +13201,7 @@
         <w:t xml:space="preserve">表：</w:t>
       </w:r>
       <w:r>
-        <w:t xml:space="preserve"> 每個區 Axis 1 嘅 P（±15° 同平面兩邊最好嗰個，跟 Fig B14）同 Axis 2（垂直）嘅 P、計到嘅空隙、</w:t>
+        <w:t xml:space="preserve"> 每個區 Plane X 同 Plane Y 嘅 P（區立面上嘅 (IS + PE) / (W x H)，下面有 plane 嘅角度）、計到嘅空隙、</w:t>
       </w:r>
       <w:r>
         <w:rPr>
@@ -12868,18 +13236,9 @@
         <w:pStyle w:val="ListParagraph"/>
         <w:numPr>
           <w:ilvl w:val="0"/>
-          <w:numId w:val="46"/>
-        </w:numPr>
-      </w:pPr>
-      <w:r>
-        <w:rPr>
-          <w:b/>
-        </w:rPr>
-        <w:t xml:space="preserve">Axis 1</w:t>
-      </w:r>
-      <w:r>
-        <w:t xml:space="preserve"> 可以沿街道線、地盤主方向，或者一個角度；</w:t>
-      </w:r>
+          <w:numId w:val="49"/>
+        </w:numPr>
+      </w:pPr>
       <w:r>
         <w:rPr>
           <w:b/>
@@ -12887,7 +13246,7 @@
         <w:t xml:space="preserve">Run</w:t>
       </w:r>
       <w:r>
-        <w:t xml:space="preserve"> 再計。</w:t>
+        <w:t xml:space="preserve"> 再計（投影 plane 自動搵 - 見下面）。</w:t>
       </w:r>
       <w:r>
         <w:rPr>
@@ -12904,7 +13263,7 @@
         <w:pStyle w:val="ListParagraph"/>
         <w:numPr>
           <w:ilvl w:val="0"/>
-          <w:numId w:val="46"/>
+          <w:numId w:val="49"/>
         </w:numPr>
       </w:pPr>
       <w:r>
@@ -12949,7 +13308,7 @@
         <w:pStyle w:val="ListParagraph"/>
         <w:numPr>
           <w:ilvl w:val="0"/>
-          <w:numId w:val="46"/>
+          <w:numId w:val="49"/>
         </w:numPr>
       </w:pPr>
       <w:r>
@@ -12994,7 +13353,7 @@
         <w:pStyle w:val="ListParagraph"/>
         <w:numPr>
           <w:ilvl w:val="0"/>
-          <w:numId w:val="46"/>
+          <w:numId w:val="49"/>
         </w:numPr>
       </w:pPr>
       <w:r>
@@ -13078,7 +13437,7 @@
         <w:pStyle w:val="ListParagraph"/>
         <w:numPr>
           <w:ilvl w:val="0"/>
-          <w:numId w:val="46"/>
+          <w:numId w:val="49"/>
         </w:numPr>
       </w:pPr>
       <w:r>
@@ -13114,7 +13473,7 @@
         <w:pStyle w:val="ListParagraph"/>
         <w:numPr>
           <w:ilvl w:val="0"/>
-          <w:numId w:val="46"/>
+          <w:numId w:val="49"/>
         </w:numPr>
       </w:pPr>
       <w:r>
@@ -13132,7 +13491,7 @@
         <w:pStyle w:val="ListParagraph"/>
         <w:numPr>
           <w:ilvl w:val="0"/>
-          <w:numId w:val="46"/>
+          <w:numId w:val="49"/>
         </w:numPr>
       </w:pPr>
       <w:r>
@@ -13168,7 +13527,7 @@
         <w:pStyle w:val="ListParagraph"/>
         <w:numPr>
           <w:ilvl w:val="0"/>
-          <w:numId w:val="46"/>
+          <w:numId w:val="49"/>
         </w:numPr>
       </w:pPr>
       <w:r>
@@ -13186,7 +13545,7 @@
         <w:pStyle w:val="ListParagraph"/>
         <w:numPr>
           <w:ilvl w:val="0"/>
-          <w:numId w:val="46"/>
+          <w:numId w:val="49"/>
         </w:numPr>
       </w:pPr>
       <w:r>
@@ -13206,6 +13565,87 @@
       </w:r>
       <w:r>
         <w:t xml:space="preserve"> 少過 2 公頃嘅地盤只查 Plane X；Plane Y 顯示做參考（灰色）。2 公頃或以上，Plane X 要 20 %，Plane Y 要 25 %（有建築高過 60 m 就要 33.3 %）。</w:t>
+      </w:r>
+    </w:p>
+    <w:p>
+      <w:pPr>
+        <w:pStyle w:val="ListParagraph"/>
+        <w:numPr>
+          <w:ilvl w:val="0"/>
+          <w:numId w:val="49"/>
+        </w:numPr>
+      </w:pPr>
+      <w:r>
+        <w:rPr>
+          <w:b/>
+        </w:rPr>
+        <w:t xml:space="preserve">變形立面（跟 SBD panel）：</w:t>
+      </w:r>
+      <w:r>
+        <w:t xml:space="preserve"> 每個區喺 Plane X 同 Plane Y 嘅立面，由平面沿住地盤最近 plane 嗰條邊（街嗰邊）排出嚟：每條</w:t>
+      </w:r>
+      <w:r>
+        <w:rPr>
+          <w:b/>
+        </w:rPr>
+        <w:t xml:space="preserve">空隙用佢嘅 S 值</w:t>
+      </w:r>
+      <w:r>
+        <w:t xml:space="preserve">（S1 = 側面區域嘅 A / D，S2 = 風道闊度 - 即係平面上面嘅數字），每組</w:t>
+      </w:r>
+      <w:r>
+        <w:rPr>
+          <w:b/>
+        </w:rPr>
+        <w:t xml:space="preserve">建築用佢喺嗰條邊上面嘅闊度</w:t>
+      </w:r>
+      <w:r>
+        <w:t xml:space="preserve">（夾喺兩邊空隙之間，所以風道轉幾度會令旁邊嘅陰影闊啲或者窄啲）。所以 </w:t>
+      </w:r>
+      <w:r>
+        <w:rPr>
+          <w:b/>
+        </w:rPr>
+        <w:t xml:space="preserve">W = 各 S 值 + 各陰影</w:t>
+      </w:r>
+      <w:r>
+        <w:t xml:space="preserve">，P = (IS + PE) / (W x H)。唔計嘅空隙（例如 S2 少過 15 m）用紅色斜線畫，唔當 IS。兩張圖都有同一條尺寸鏈：平面沿住近邊（每條空隙嘅投影闊度、佢嘅 S 同陰影），立面喺下面。</w:t>
+      </w:r>
+    </w:p>
+    <w:p>
+      <w:pPr>
+        <w:pStyle w:val="ListParagraph"/>
+        <w:numPr>
+          <w:ilvl w:val="0"/>
+          <w:numId w:val="49"/>
+        </w:numPr>
+      </w:pPr>
+      <w:r>
+        <w:rPr>
+          <w:b/>
+        </w:rPr>
+        <w:t xml:space="preserve">Plane 自動搵：</w:t>
+      </w:r>
+      <w:r>
+        <w:t xml:space="preserve"> Low 區 Plane X 沿街（跟 BD 樣本）；Middle 同 High 區會完整計幾對 plane，用令 P（立面上報告嘅 P）最大嗰對 - Plan 會列出試過嘅組合。每個區嘅 Plane Y 喺 X 嘅 75-105° 之間揀最好嘅角度。唔使揀軸。</w:t>
+      </w:r>
+    </w:p>
+    <w:p>
+      <w:pPr>
+        <w:pStyle w:val="ListParagraph"/>
+        <w:numPr>
+          <w:ilvl w:val="0"/>
+          <w:numId w:val="49"/>
+        </w:numPr>
+      </w:pPr>
+      <w:r>
+        <w:rPr>
+          <w:b/>
+        </w:rPr>
+        <w:t xml:space="preserve">平面圖：</w:t>
+      </w:r>
+      <w:r>
+        <w:t xml:space="preserve"> 每條風道同側面區域都畫到地盤界線（佢嘅帶，用地盤裁切）；標籤有轉角（0 至 15° 之間任何角度，例如 *S2 16.9 m · 7.6°*）；建築叫 B1、B2 ...，同立面一樣。</w:t>
       </w:r>
     </w:p>
     <w:p>
@@ -13647,7 +14087,7 @@
         <w:pStyle w:val="ListParagraph"/>
         <w:numPr>
           <w:ilvl w:val="0"/>
-          <w:numId w:val="47"/>
+          <w:numId w:val="50"/>
         </w:numPr>
       </w:pPr>
       <w:r>
@@ -13665,7 +14105,7 @@
         <w:pStyle w:val="ListParagraph"/>
         <w:numPr>
           <w:ilvl w:val="0"/>
-          <w:numId w:val="47"/>
+          <w:numId w:val="50"/>
         </w:numPr>
       </w:pPr>
       <w:r>
@@ -13683,7 +14123,7 @@
         <w:pStyle w:val="ListParagraph"/>
         <w:numPr>
           <w:ilvl w:val="0"/>
-          <w:numId w:val="47"/>
+          <w:numId w:val="50"/>
         </w:numPr>
       </w:pPr>
       <w:r>
@@ -13701,7 +14141,7 @@
         <w:pStyle w:val="ListParagraph"/>
         <w:numPr>
           <w:ilvl w:val="0"/>
-          <w:numId w:val="47"/>
+          <w:numId w:val="50"/>
         </w:numPr>
       </w:pPr>
       <w:r>
@@ -13927,7 +14367,7 @@
         <w:pStyle w:val="ListParagraph"/>
         <w:numPr>
           <w:ilvl w:val="0"/>
-          <w:numId w:val="48"/>
+          <w:numId w:val="51"/>
         </w:numPr>
       </w:pPr>
       <w:r>
@@ -13939,7 +14379,7 @@
         <w:pStyle w:val="ListParagraph"/>
         <w:numPr>
           <w:ilvl w:val="0"/>
-          <w:numId w:val="48"/>
+          <w:numId w:val="51"/>
         </w:numPr>
       </w:pPr>
       <w:r>
@@ -14002,7 +14442,7 @@
         <w:pStyle w:val="ListParagraph"/>
         <w:numPr>
           <w:ilvl w:val="0"/>
-          <w:numId w:val="48"/>
+          <w:numId w:val="51"/>
         </w:numPr>
       </w:pPr>
       <w:r>
@@ -14023,7 +14463,7 @@
         <w:pStyle w:val="ListParagraph"/>
         <w:numPr>
           <w:ilvl w:val="0"/>
-          <w:numId w:val="48"/>
+          <w:numId w:val="51"/>
         </w:numPr>
       </w:pPr>
       <w:r>
@@ -14104,7 +14544,7 @@
         <w:pStyle w:val="ListParagraph"/>
         <w:numPr>
           <w:ilvl w:val="0"/>
-          <w:numId w:val="48"/>
+          <w:numId w:val="51"/>
         </w:numPr>
       </w:pPr>
       <w:r>
@@ -14116,7 +14556,7 @@
         <w:pStyle w:val="ListParagraph"/>
         <w:numPr>
           <w:ilvl w:val="0"/>
-          <w:numId w:val="48"/>
+          <w:numId w:val="51"/>
         </w:numPr>
       </w:pPr>
       <w:r>
@@ -14579,7 +15019,7 @@
         <w:pStyle w:val="ListParagraph"/>
         <w:numPr>
           <w:ilvl w:val="0"/>
-          <w:numId w:val="49"/>
+          <w:numId w:val="52"/>
         </w:numPr>
       </w:pPr>
       <w:r>
@@ -14600,7 +15040,7 @@
         <w:pStyle w:val="ListParagraph"/>
         <w:numPr>
           <w:ilvl w:val="0"/>
-          <w:numId w:val="49"/>
+          <w:numId w:val="52"/>
         </w:numPr>
       </w:pPr>
       <w:r>
@@ -14636,7 +15076,7 @@
         <w:pStyle w:val="ListParagraph"/>
         <w:numPr>
           <w:ilvl w:val="0"/>
-          <w:numId w:val="49"/>
+          <w:numId w:val="52"/>
         </w:numPr>
       </w:pPr>
       <w:r>
@@ -14684,7 +15124,7 @@
         <w:pStyle w:val="ListParagraph"/>
         <w:numPr>
           <w:ilvl w:val="0"/>
-          <w:numId w:val="49"/>
+          <w:numId w:val="52"/>
         </w:numPr>
       </w:pPr>
       <w:r>
@@ -14738,7 +15178,7 @@
         <w:pStyle w:val="ListParagraph"/>
         <w:numPr>
           <w:ilvl w:val="0"/>
-          <w:numId w:val="49"/>
+          <w:numId w:val="52"/>
         </w:numPr>
       </w:pPr>
       <w:r>
@@ -14765,7 +15205,7 @@
         <w:pStyle w:val="ListParagraph"/>
         <w:numPr>
           <w:ilvl w:val="0"/>
-          <w:numId w:val="49"/>
+          <w:numId w:val="52"/>
         </w:numPr>
       </w:pPr>
       <w:r>
@@ -14783,7 +15223,7 @@
         <w:pStyle w:val="ListParagraph"/>
         <w:numPr>
           <w:ilvl w:val="0"/>
-          <w:numId w:val="49"/>
+          <w:numId w:val="52"/>
         </w:numPr>
       </w:pPr>
       <w:r>
@@ -14801,7 +15241,7 @@
         <w:pStyle w:val="ListParagraph"/>
         <w:numPr>
           <w:ilvl w:val="0"/>
-          <w:numId w:val="49"/>
+          <w:numId w:val="52"/>
         </w:numPr>
       </w:pPr>
       <w:r>
@@ -14846,7 +15286,7 @@
         <w:pStyle w:val="ListParagraph"/>
         <w:numPr>
           <w:ilvl w:val="0"/>
-          <w:numId w:val="49"/>
+          <w:numId w:val="52"/>
         </w:numPr>
       </w:pPr>
       <w:r>
@@ -14882,7 +15322,7 @@
         <w:pStyle w:val="ListParagraph"/>
         <w:numPr>
           <w:ilvl w:val="0"/>
-          <w:numId w:val="49"/>
+          <w:numId w:val="52"/>
         </w:numPr>
       </w:pPr>
       <w:r>
@@ -15131,7 +15571,7 @@
         <w:pStyle w:val="ListParagraph"/>
         <w:numPr>
           <w:ilvl w:val="0"/>
-          <w:numId w:val="50"/>
+          <w:numId w:val="53"/>
         </w:numPr>
       </w:pPr>
       <w:r>
@@ -15167,7 +15607,7 @@
         <w:pStyle w:val="ListParagraph"/>
         <w:numPr>
           <w:ilvl w:val="0"/>
-          <w:numId w:val="50"/>
+          <w:numId w:val="53"/>
         </w:numPr>
       </w:pPr>
       <w:r>
@@ -15221,7 +15661,7 @@
         <w:pStyle w:val="ListParagraph"/>
         <w:numPr>
           <w:ilvl w:val="0"/>
-          <w:numId w:val="50"/>
+          <w:numId w:val="53"/>
         </w:numPr>
       </w:pPr>
       <w:r>
@@ -15247,7 +15687,7 @@
         <w:pStyle w:val="ListParagraph"/>
         <w:numPr>
           <w:ilvl w:val="0"/>
-          <w:numId w:val="51"/>
+          <w:numId w:val="54"/>
         </w:numPr>
       </w:pPr>
       <w:r>
@@ -15274,7 +15714,7 @@
         <w:pStyle w:val="ListParagraph"/>
         <w:numPr>
           <w:ilvl w:val="0"/>
-          <w:numId w:val="51"/>
+          <w:numId w:val="54"/>
         </w:numPr>
       </w:pPr>
       <w:r>
@@ -15295,7 +15735,7 @@
         <w:pStyle w:val="ListParagraph"/>
         <w:numPr>
           <w:ilvl w:val="0"/>
-          <w:numId w:val="51"/>
+          <w:numId w:val="54"/>
         </w:numPr>
       </w:pPr>
       <w:r>
@@ -15336,7 +15776,7 @@
         <w:pStyle w:val="ListParagraph"/>
         <w:numPr>
           <w:ilvl w:val="0"/>
-          <w:numId w:val="52"/>
+          <w:numId w:val="55"/>
         </w:numPr>
       </w:pPr>
       <w:r>
@@ -15381,7 +15821,7 @@
         <w:pStyle w:val="ListParagraph"/>
         <w:numPr>
           <w:ilvl w:val="0"/>
-          <w:numId w:val="52"/>
+          <w:numId w:val="55"/>
         </w:numPr>
       </w:pPr>
       <w:r>
@@ -15417,7 +15857,7 @@
         <w:pStyle w:val="ListParagraph"/>
         <w:numPr>
           <w:ilvl w:val="0"/>
-          <w:numId w:val="52"/>
+          <w:numId w:val="55"/>
         </w:numPr>
       </w:pPr>
       <w:r>
@@ -15444,7 +15884,7 @@
         <w:pStyle w:val="ListParagraph"/>
         <w:numPr>
           <w:ilvl w:val="0"/>
-          <w:numId w:val="52"/>
+          <w:numId w:val="55"/>
         </w:numPr>
       </w:pPr>
       <w:r>
@@ -15759,7 +16199,7 @@
         <w:pStyle w:val="ListParagraph"/>
         <w:numPr>
           <w:ilvl w:val="0"/>
-          <w:numId w:val="53"/>
+          <w:numId w:val="56"/>
         </w:numPr>
       </w:pPr>
       <w:r>
@@ -15834,7 +16274,7 @@
         <w:pStyle w:val="ListParagraph"/>
         <w:numPr>
           <w:ilvl w:val="0"/>
-          <w:numId w:val="53"/>
+          <w:numId w:val="56"/>
         </w:numPr>
       </w:pPr>
       <w:r>
@@ -15864,7 +16304,7 @@
         <w:pStyle w:val="ListParagraph"/>
         <w:numPr>
           <w:ilvl w:val="0"/>
-          <w:numId w:val="53"/>
+          <w:numId w:val="56"/>
         </w:numPr>
       </w:pPr>
       <w:r>
@@ -15890,7 +16330,7 @@
         <w:pStyle w:val="ListParagraph"/>
         <w:numPr>
           <w:ilvl w:val="0"/>
-          <w:numId w:val="54"/>
+          <w:numId w:val="57"/>
         </w:numPr>
       </w:pPr>
       <w:r>
@@ -15920,7 +16360,7 @@
         <w:pStyle w:val="ListParagraph"/>
         <w:numPr>
           <w:ilvl w:val="0"/>
-          <w:numId w:val="54"/>
+          <w:numId w:val="57"/>
         </w:numPr>
       </w:pPr>
       <w:r>
@@ -15941,7 +16381,7 @@
         <w:pStyle w:val="ListParagraph"/>
         <w:numPr>
           <w:ilvl w:val="0"/>
-          <w:numId w:val="54"/>
+          <w:numId w:val="57"/>
         </w:numPr>
       </w:pPr>
       <w:r>
@@ -15971,7 +16411,7 @@
         <w:pStyle w:val="ListParagraph"/>
         <w:numPr>
           <w:ilvl w:val="0"/>
-          <w:numId w:val="55"/>
+          <w:numId w:val="58"/>
         </w:numPr>
       </w:pPr>
       <w:r>
@@ -15983,7 +16423,7 @@
         <w:pStyle w:val="ListParagraph"/>
         <w:numPr>
           <w:ilvl w:val="0"/>
-          <w:numId w:val="55"/>
+          <w:numId w:val="58"/>
         </w:numPr>
       </w:pPr>
       <w:r>
@@ -16027,7 +16467,7 @@
         <w:pStyle w:val="ListParagraph"/>
         <w:numPr>
           <w:ilvl w:val="0"/>
-          <w:numId w:val="56"/>
+          <w:numId w:val="59"/>
         </w:numPr>
       </w:pPr>
       <w:r>
@@ -16075,7 +16515,7 @@
         <w:pStyle w:val="ListParagraph"/>
         <w:numPr>
           <w:ilvl w:val="0"/>
-          <w:numId w:val="56"/>
+          <w:numId w:val="59"/>
         </w:numPr>
       </w:pPr>
       <w:r>
@@ -16087,7 +16527,7 @@
         <w:pStyle w:val="ListParagraph"/>
         <w:numPr>
           <w:ilvl w:val="0"/>
-          <w:numId w:val="56"/>
+          <w:numId w:val="59"/>
         </w:numPr>
       </w:pPr>
       <w:r>
@@ -16105,7 +16545,7 @@
         <w:pStyle w:val="ListParagraph"/>
         <w:numPr>
           <w:ilvl w:val="0"/>
-          <w:numId w:val="56"/>
+          <w:numId w:val="59"/>
         </w:numPr>
       </w:pPr>
       <w:r>
@@ -16117,7 +16557,7 @@
         <w:pStyle w:val="ListParagraph"/>
         <w:numPr>
           <w:ilvl w:val="0"/>
-          <w:numId w:val="56"/>
+          <w:numId w:val="59"/>
         </w:numPr>
       </w:pPr>
       <w:r>
@@ -16129,7 +16569,7 @@
         <w:pStyle w:val="ListParagraph"/>
         <w:numPr>
           <w:ilvl w:val="0"/>
-          <w:numId w:val="56"/>
+          <w:numId w:val="59"/>
         </w:numPr>
       </w:pPr>
       <w:r>
@@ -16141,7 +16581,7 @@
         <w:pStyle w:val="ListParagraph"/>
         <w:numPr>
           <w:ilvl w:val="0"/>
-          <w:numId w:val="56"/>
+          <w:numId w:val="59"/>
         </w:numPr>
       </w:pPr>
       <w:r>
@@ -16415,7 +16855,7 @@
         <w:pStyle w:val="ListParagraph"/>
         <w:numPr>
           <w:ilvl w:val="0"/>
-          <w:numId w:val="57"/>
+          <w:numId w:val="60"/>
         </w:numPr>
       </w:pPr>
       <w:r>
@@ -16427,7 +16867,7 @@
         <w:pStyle w:val="ListParagraph"/>
         <w:numPr>
           <w:ilvl w:val="0"/>
-          <w:numId w:val="57"/>
+          <w:numId w:val="60"/>
         </w:numPr>
       </w:pPr>
       <w:r>
@@ -16439,7 +16879,7 @@
         <w:pStyle w:val="ListParagraph"/>
         <w:numPr>
           <w:ilvl w:val="0"/>
-          <w:numId w:val="57"/>
+          <w:numId w:val="60"/>
         </w:numPr>
       </w:pPr>
       <w:r>
@@ -16713,7 +17153,7 @@
         <w:pStyle w:val="ListParagraph"/>
         <w:numPr>
           <w:ilvl w:val="0"/>
-          <w:numId w:val="58"/>
+          <w:numId w:val="61"/>
         </w:numPr>
       </w:pPr>
       <w:r>
@@ -16725,7 +17165,7 @@
         <w:pStyle w:val="ListParagraph"/>
         <w:numPr>
           <w:ilvl w:val="0"/>
-          <w:numId w:val="58"/>
+          <w:numId w:val="61"/>
         </w:numPr>
       </w:pPr>
       <w:r>
@@ -16737,7 +17177,7 @@
         <w:pStyle w:val="ListParagraph"/>
         <w:numPr>
           <w:ilvl w:val="0"/>
-          <w:numId w:val="58"/>
+          <w:numId w:val="61"/>
         </w:numPr>
       </w:pPr>
       <w:r>
@@ -16780,7 +17220,7 @@
         <w:pStyle w:val="ListParagraph"/>
         <w:numPr>
           <w:ilvl w:val="0"/>
-          <w:numId w:val="59"/>
+          <w:numId w:val="62"/>
         </w:numPr>
       </w:pPr>
       <w:r>
@@ -16837,7 +17277,7 @@
         <w:pStyle w:val="ListParagraph"/>
         <w:numPr>
           <w:ilvl w:val="0"/>
-          <w:numId w:val="59"/>
+          <w:numId w:val="62"/>
         </w:numPr>
       </w:pPr>
       <w:r>
@@ -16867,7 +17307,7 @@
         <w:pStyle w:val="ListParagraph"/>
         <w:numPr>
           <w:ilvl w:val="0"/>
-          <w:numId w:val="59"/>
+          <w:numId w:val="62"/>
         </w:numPr>
       </w:pPr>
       <w:r>
@@ -16905,7 +17345,7 @@
         <w:pStyle w:val="ListParagraph"/>
         <w:numPr>
           <w:ilvl w:val="0"/>
-          <w:numId w:val="60"/>
+          <w:numId w:val="63"/>
         </w:numPr>
       </w:pPr>
       <w:r>
@@ -16926,7 +17366,7 @@
         <w:pStyle w:val="ListParagraph"/>
         <w:numPr>
           <w:ilvl w:val="0"/>
-          <w:numId w:val="60"/>
+          <w:numId w:val="63"/>
         </w:numPr>
       </w:pPr>
       <w:r>
@@ -16971,7 +17411,7 @@
         <w:pStyle w:val="ListParagraph"/>
         <w:numPr>
           <w:ilvl w:val="0"/>
-          <w:numId w:val="60"/>
+          <w:numId w:val="63"/>
         </w:numPr>
       </w:pPr>
       <w:r>
@@ -17070,7 +17510,7 @@
         <w:pStyle w:val="ListParagraph"/>
         <w:numPr>
           <w:ilvl w:val="0"/>
-          <w:numId w:val="60"/>
+          <w:numId w:val="63"/>
         </w:numPr>
       </w:pPr>
       <w:r>
@@ -17115,7 +17555,7 @@
         <w:pStyle w:val="ListParagraph"/>
         <w:numPr>
           <w:ilvl w:val="0"/>
-          <w:numId w:val="60"/>
+          <w:numId w:val="63"/>
         </w:numPr>
       </w:pPr>
       <w:r>
@@ -17464,7 +17904,7 @@
         <w:pStyle w:val="ListParagraph"/>
         <w:numPr>
           <w:ilvl w:val="0"/>
-          <w:numId w:val="61"/>
+          <w:numId w:val="64"/>
         </w:numPr>
       </w:pPr>
       <w:r>
@@ -17494,7 +17934,7 @@
         <w:pStyle w:val="ListParagraph"/>
         <w:numPr>
           <w:ilvl w:val="0"/>
-          <w:numId w:val="61"/>
+          <w:numId w:val="64"/>
         </w:numPr>
       </w:pPr>
       <w:r>
@@ -17542,7 +17982,7 @@
         <w:pStyle w:val="ListParagraph"/>
         <w:numPr>
           <w:ilvl w:val="0"/>
-          <w:numId w:val="61"/>
+          <w:numId w:val="64"/>
         </w:numPr>
       </w:pPr>
       <w:r>
@@ -17569,7 +18009,7 @@
         <w:pStyle w:val="ListParagraph"/>
         <w:numPr>
           <w:ilvl w:val="0"/>
-          <w:numId w:val="61"/>
+          <w:numId w:val="64"/>
         </w:numPr>
       </w:pPr>
       <w:r>
@@ -17595,7 +18035,7 @@
         <w:pStyle w:val="ListParagraph"/>
         <w:numPr>
           <w:ilvl w:val="0"/>
-          <w:numId w:val="62"/>
+          <w:numId w:val="65"/>
         </w:numPr>
       </w:pPr>
       <w:r>
@@ -17616,7 +18056,7 @@
         <w:pStyle w:val="ListParagraph"/>
         <w:numPr>
           <w:ilvl w:val="0"/>
-          <w:numId w:val="62"/>
+          <w:numId w:val="65"/>
         </w:numPr>
       </w:pPr>
       <w:r>
@@ -17652,7 +18092,7 @@
         <w:pStyle w:val="ListParagraph"/>
         <w:numPr>
           <w:ilvl w:val="0"/>
-          <w:numId w:val="62"/>
+          <w:numId w:val="65"/>
         </w:numPr>
       </w:pPr>
       <w:r>
@@ -17688,7 +18128,7 @@
         <w:pStyle w:val="ListParagraph"/>
         <w:numPr>
           <w:ilvl w:val="0"/>
-          <w:numId w:val="62"/>
+          <w:numId w:val="65"/>
         </w:numPr>
       </w:pPr>
       <w:r>
@@ -17717,7 +18157,7 @@
         <w:pStyle w:val="ListParagraph"/>
         <w:numPr>
           <w:ilvl w:val="0"/>
-          <w:numId w:val="63"/>
+          <w:numId w:val="66"/>
         </w:numPr>
       </w:pPr>
       <w:r>
@@ -17738,7 +18178,7 @@
         <w:pStyle w:val="ListParagraph"/>
         <w:numPr>
           <w:ilvl w:val="0"/>
-          <w:numId w:val="63"/>
+          <w:numId w:val="66"/>
         </w:numPr>
       </w:pPr>
       <w:r>
@@ -17962,7 +18402,7 @@
         <w:pStyle w:val="ListParagraph"/>
         <w:numPr>
           <w:ilvl w:val="0"/>
-          <w:numId w:val="64"/>
+          <w:numId w:val="67"/>
         </w:numPr>
       </w:pPr>
       <w:r>
@@ -18052,7 +18492,7 @@
         <w:pStyle w:val="ListParagraph"/>
         <w:numPr>
           <w:ilvl w:val="0"/>
-          <w:numId w:val="64"/>
+          <w:numId w:val="67"/>
         </w:numPr>
       </w:pPr>
       <w:r>
@@ -18082,7 +18522,7 @@
         <w:pStyle w:val="ListParagraph"/>
         <w:numPr>
           <w:ilvl w:val="0"/>
-          <w:numId w:val="64"/>
+          <w:numId w:val="67"/>
         </w:numPr>
       </w:pPr>
       <w:r>
@@ -18103,7 +18543,7 @@
         <w:pStyle w:val="ListParagraph"/>
         <w:numPr>
           <w:ilvl w:val="0"/>
-          <w:numId w:val="64"/>
+          <w:numId w:val="67"/>
         </w:numPr>
       </w:pPr>
       <w:r>
@@ -18139,7 +18579,7 @@
         <w:pStyle w:val="ListParagraph"/>
         <w:numPr>
           <w:ilvl w:val="0"/>
-          <w:numId w:val="64"/>
+          <w:numId w:val="67"/>
         </w:numPr>
       </w:pPr>
       <w:r>
@@ -18157,7 +18597,7 @@
         <w:pStyle w:val="ListParagraph"/>
         <w:numPr>
           <w:ilvl w:val="0"/>
-          <w:numId w:val="64"/>
+          <w:numId w:val="67"/>
         </w:numPr>
       </w:pPr>
       <w:r>
@@ -18201,7 +18641,7 @@
         <w:pStyle w:val="ListParagraph"/>
         <w:numPr>
           <w:ilvl w:val="0"/>
-          <w:numId w:val="65"/>
+          <w:numId w:val="68"/>
         </w:numPr>
       </w:pPr>
       <w:r>
@@ -18282,7 +18722,7 @@
         <w:pStyle w:val="ListParagraph"/>
         <w:numPr>
           <w:ilvl w:val="0"/>
-          <w:numId w:val="65"/>
+          <w:numId w:val="68"/>
         </w:numPr>
       </w:pPr>
       <w:r>
@@ -18300,7 +18740,7 @@
         <w:pStyle w:val="ListParagraph"/>
         <w:numPr>
           <w:ilvl w:val="0"/>
-          <w:numId w:val="65"/>
+          <w:numId w:val="68"/>
         </w:numPr>
       </w:pPr>
       <w:r>
@@ -18321,7 +18761,7 @@
         <w:pStyle w:val="ListParagraph"/>
         <w:numPr>
           <w:ilvl w:val="0"/>
-          <w:numId w:val="65"/>
+          <w:numId w:val="68"/>
         </w:numPr>
       </w:pPr>
       <w:r>
@@ -18347,7 +18787,7 @@
         <w:pStyle w:val="ListParagraph"/>
         <w:numPr>
           <w:ilvl w:val="0"/>
-          <w:numId w:val="66"/>
+          <w:numId w:val="69"/>
         </w:numPr>
       </w:pPr>
       <w:r>
@@ -18410,7 +18850,7 @@
         <w:pStyle w:val="ListParagraph"/>
         <w:numPr>
           <w:ilvl w:val="0"/>
-          <w:numId w:val="66"/>
+          <w:numId w:val="69"/>
         </w:numPr>
       </w:pPr>
       <w:r>
@@ -18437,7 +18877,7 @@
         <w:pStyle w:val="ListParagraph"/>
         <w:numPr>
           <w:ilvl w:val="0"/>
-          <w:numId w:val="66"/>
+          <w:numId w:val="69"/>
         </w:numPr>
       </w:pPr>
       <w:r>
@@ -18455,7 +18895,7 @@
         <w:pStyle w:val="ListParagraph"/>
         <w:numPr>
           <w:ilvl w:val="0"/>
-          <w:numId w:val="66"/>
+          <w:numId w:val="69"/>
         </w:numPr>
       </w:pPr>
       <w:r>
@@ -19086,7 +19526,7 @@
         <w:pStyle w:val="ListParagraph"/>
         <w:numPr>
           <w:ilvl w:val="0"/>
-          <w:numId w:val="67"/>
+          <w:numId w:val="70"/>
         </w:numPr>
       </w:pPr>
       <w:r>
@@ -19104,7 +19544,7 @@
         <w:pStyle w:val="ListParagraph"/>
         <w:numPr>
           <w:ilvl w:val="0"/>
-          <w:numId w:val="67"/>
+          <w:numId w:val="70"/>
         </w:numPr>
       </w:pPr>
       <w:r>
@@ -19122,7 +19562,7 @@
         <w:pStyle w:val="ListParagraph"/>
         <w:numPr>
           <w:ilvl w:val="0"/>
-          <w:numId w:val="67"/>
+          <w:numId w:val="70"/>
         </w:numPr>
       </w:pPr>
       <w:r>
@@ -19140,7 +19580,7 @@
         <w:pStyle w:val="ListParagraph"/>
         <w:numPr>
           <w:ilvl w:val="0"/>
-          <w:numId w:val="67"/>
+          <w:numId w:val="70"/>
         </w:numPr>
       </w:pPr>
       <w:r>
@@ -19158,7 +19598,7 @@
         <w:pStyle w:val="ListParagraph"/>
         <w:numPr>
           <w:ilvl w:val="0"/>
-          <w:numId w:val="67"/>
+          <w:numId w:val="70"/>
         </w:numPr>
       </w:pPr>
       <w:r>
@@ -19176,7 +19616,7 @@
         <w:pStyle w:val="ListParagraph"/>
         <w:numPr>
           <w:ilvl w:val="0"/>
-          <w:numId w:val="67"/>
+          <w:numId w:val="70"/>
         </w:numPr>
       </w:pPr>
       <w:r>
@@ -20274,7 +20714,7 @@
         <w:pStyle w:val="ListParagraph"/>
         <w:numPr>
           <w:ilvl w:val="0"/>
-          <w:numId w:val="68"/>
+          <w:numId w:val="71"/>
         </w:numPr>
       </w:pPr>
       <w:r>
@@ -20286,7 +20726,7 @@
         <w:pStyle w:val="ListParagraph"/>
         <w:numPr>
           <w:ilvl w:val="0"/>
-          <w:numId w:val="68"/>
+          <w:numId w:val="71"/>
         </w:numPr>
       </w:pPr>
       <w:r>
@@ -20298,7 +20738,7 @@
         <w:pStyle w:val="ListParagraph"/>
         <w:numPr>
           <w:ilvl w:val="0"/>
-          <w:numId w:val="68"/>
+          <w:numId w:val="71"/>
         </w:numPr>
       </w:pPr>
       <w:r>
@@ -20310,7 +20750,7 @@
         <w:pStyle w:val="ListParagraph"/>
         <w:numPr>
           <w:ilvl w:val="0"/>
-          <w:numId w:val="68"/>
+          <w:numId w:val="71"/>
         </w:numPr>
       </w:pPr>
       <w:r>
@@ -20322,7 +20762,7 @@
         <w:pStyle w:val="ListParagraph"/>
         <w:numPr>
           <w:ilvl w:val="0"/>
-          <w:numId w:val="68"/>
+          <w:numId w:val="71"/>
         </w:numPr>
       </w:pPr>
       <w:r>
@@ -20343,7 +20783,7 @@
         <w:pStyle w:val="ListParagraph"/>
         <w:numPr>
           <w:ilvl w:val="0"/>
-          <w:numId w:val="68"/>
+          <w:numId w:val="71"/>
         </w:numPr>
       </w:pPr>
       <w:r>
@@ -20355,7 +20795,7 @@
         <w:pStyle w:val="ListParagraph"/>
         <w:numPr>
           <w:ilvl w:val="0"/>
-          <w:numId w:val="68"/>
+          <w:numId w:val="71"/>
         </w:numPr>
       </w:pPr>
       <w:r>
@@ -20376,7 +20816,7 @@
         <w:pStyle w:val="ListParagraph"/>
         <w:numPr>
           <w:ilvl w:val="0"/>
-          <w:numId w:val="68"/>
+          <w:numId w:val="71"/>
         </w:numPr>
       </w:pPr>
       <w:r>
@@ -20388,7 +20828,7 @@
         <w:pStyle w:val="ListParagraph"/>
         <w:numPr>
           <w:ilvl w:val="0"/>
-          <w:numId w:val="68"/>
+          <w:numId w:val="71"/>
         </w:numPr>
       </w:pPr>
       <w:r>
@@ -20400,7 +20840,7 @@
         <w:pStyle w:val="ListParagraph"/>
         <w:numPr>
           <w:ilvl w:val="0"/>
-          <w:numId w:val="68"/>
+          <w:numId w:val="71"/>
         </w:numPr>
       </w:pPr>
       <w:r>
@@ -20412,7 +20852,7 @@
         <w:pStyle w:val="ListParagraph"/>
         <w:numPr>
           <w:ilvl w:val="0"/>
-          <w:numId w:val="68"/>
+          <w:numId w:val="71"/>
         </w:numPr>
       </w:pPr>
       <w:r>
@@ -20424,7 +20864,7 @@
         <w:pStyle w:val="ListParagraph"/>
         <w:numPr>
           <w:ilvl w:val="0"/>
-          <w:numId w:val="68"/>
+          <w:numId w:val="71"/>
         </w:numPr>
       </w:pPr>
       <w:r>
@@ -20436,7 +20876,7 @@
         <w:pStyle w:val="ListParagraph"/>
         <w:numPr>
           <w:ilvl w:val="0"/>
-          <w:numId w:val="68"/>
+          <w:numId w:val="71"/>
         </w:numPr>
       </w:pPr>
       <w:r>
@@ -20448,7 +20888,7 @@
         <w:pStyle w:val="ListParagraph"/>
         <w:numPr>
           <w:ilvl w:val="0"/>
-          <w:numId w:val="68"/>
+          <w:numId w:val="71"/>
         </w:numPr>
       </w:pPr>
       <w:r>
@@ -20778,7 +21218,7 @@
     <w:abstractNumId w:val="0"/>
   </w:num>
   <w:num w:numId="47">
-    <w:abstractNumId w:val="0"/>
+    <w:abstractNumId w:val="1"/>
   </w:num>
   <w:num w:numId="48">
     <w:abstractNumId w:val="0"/>
@@ -20799,7 +21239,7 @@
     <w:abstractNumId w:val="0"/>
   </w:num>
   <w:num w:numId="54">
-    <w:abstractNumId w:val="1"/>
+    <w:abstractNumId w:val="0"/>
   </w:num>
   <w:num w:numId="55">
     <w:abstractNumId w:val="0"/>
@@ -20808,7 +21248,7 @@
     <w:abstractNumId w:val="0"/>
   </w:num>
   <w:num w:numId="57">
-    <w:abstractNumId w:val="0"/>
+    <w:abstractNumId w:val="1"/>
   </w:num>
   <w:num w:numId="58">
     <w:abstractNumId w:val="0"/>
@@ -20817,7 +21257,7 @@
     <w:abstractNumId w:val="0"/>
   </w:num>
   <w:num w:numId="60">
-    <w:abstractNumId w:val="1"/>
+    <w:abstractNumId w:val="0"/>
   </w:num>
   <w:num w:numId="61">
     <w:abstractNumId w:val="0"/>
@@ -20826,7 +21266,7 @@
     <w:abstractNumId w:val="0"/>
   </w:num>
   <w:num w:numId="63">
-    <w:abstractNumId w:val="0"/>
+    <w:abstractNumId w:val="1"/>
   </w:num>
   <w:num w:numId="64">
     <w:abstractNumId w:val="0"/>
@@ -20841,6 +21281,15 @@
     <w:abstractNumId w:val="0"/>
   </w:num>
   <w:num w:numId="68">
+    <w:abstractNumId w:val="0"/>
+  </w:num>
+  <w:num w:numId="69">
+    <w:abstractNumId w:val="0"/>
+  </w:num>
+  <w:num w:numId="70">
+    <w:abstractNumId w:val="0"/>
+  </w:num>
+  <w:num w:numId="71">
     <w:abstractNumId w:val="0"/>
   </w:num>
 </w:numbering>

--- a/docs/manual/LWK_Viewer_User_Manual_YUE.docx
+++ b/docs/manual/LWK_Viewer_User_Manual_YUE.docx
@@ -13646,6 +13646,69 @@
       </w:r>
       <w:r>
         <w:t xml:space="preserve"> 每條風道同側面區域都畫到地盤界線（佢嘅帶，用地盤裁切）；標籤有轉角（0 至 15° 之間任何角度，例如 *S2 16.9 m · 7.6°*）；建築叫 B1、B2 ...，同立面一樣。</w:t>
+      </w:r>
+    </w:p>
+    <w:p>
+      <w:pPr>
+        <w:pStyle w:val="ListParagraph"/>
+        <w:numPr>
+          <w:ilvl w:val="0"/>
+          <w:numId w:val="49"/>
+        </w:numPr>
+      </w:pPr>
+      <w:r>
+        <w:rPr>
+          <w:b/>
+        </w:rPr>
+        <w:t xml:space="preserve">街道峽谷（Plan ... &gt; Street canyon）：</w:t>
+      </w:r>
+      <w:r>
+        <w:t xml:space="preserve"> 設計要求 (1) 做一項獨立檢查，逐個區：每座對住街嘅建築，佢嘅峽谷（由中線 30 m 內嘅外牆到對面地盤界線）用斜線顯示，入面寫住 U，沿街畫出 Lp；旁邊有計算 - U = 峽谷面積 / 長度、Lp、5U 同結果。摘要有自己嘅判斷（Street canyon: Lp ≤ 5U · PASS / FAIL，連唔過嘅建築），Report 同 Make issue 都會包括。</w:t>
+      </w:r>
+    </w:p>
+    <w:p>
+      <w:pPr>
+        <w:pStyle w:val="ListParagraph"/>
+        <w:numPr>
+          <w:ilvl w:val="0"/>
+          <w:numId w:val="49"/>
+        </w:numPr>
+      </w:pPr>
+      <w:r>
+        <w:rPr>
+          <w:b/>
+        </w:rPr>
+        <w:t xml:space="preserve">縮放：</w:t>
+      </w:r>
+      <w:r>
+        <w:t xml:space="preserve"> 喺 Plan、Elevation 同 Street canyon 視圖，用滑鼠轆（或者兩指）喺指標位置縮放，拖動移動，右下角有 </w:t>
+      </w:r>
+      <w:r>
+        <w:rPr>
+          <w:b/>
+        </w:rPr>
+        <w:t xml:space="preserve">+</w:t>
+      </w:r>
+      <w:r>
+        <w:t xml:space="preserve">、</w:t>
+      </w:r>
+      <w:r>
+        <w:rPr>
+          <w:b/>
+        </w:rPr>
+        <w:t xml:space="preserve">-</w:t>
+      </w:r>
+      <w:r>
+        <w:t xml:space="preserve"> 同 </w:t>
+      </w:r>
+      <w:r>
+        <w:rPr>
+          <w:b/>
+        </w:rPr>
+        <w:t xml:space="preserve">Fit</w:t>
+      </w:r>
+      <w:r>
+        <w:t xml:space="preserve">（或者雙擊）。</w:t>
       </w:r>
     </w:p>
     <w:p>

--- a/docs/manual/LWK_Viewer_User_Manual_YUE.docx
+++ b/docs/manual/LWK_Viewer_User_Manual_YUE.docx
@@ -12725,7 +12725,16 @@
         <w:t xml:space="preserve">Street</w:t>
       </w:r>
       <w:r>
-        <w:t xml:space="preserve">，由街邊畫到街邊，喺街道嘅高度（佢嘅 Mark 做街名）。路口唔係長條形 - 改為揀佢嘅中線同對面界線嘅線。</w:t>
+        <w:t xml:space="preserve">，由街邊畫到街邊，喺街道嘅高度；佢嘅</w:t>
+      </w:r>
+      <w:r>
+        <w:rPr>
+          <w:b/>
+        </w:rPr>
+        <w:t xml:space="preserve">類型名</w:t>
+      </w:r>
+      <w:r>
+        <w:t xml:space="preserve">就係圖上嘅街名（例如類型 *Yeung Fan Lane North Street*）。路口唔係長條形 - 改為揀佢嘅中線同對面界線嘅線。</w:t>
       </w:r>
     </w:p>
     <w:p>
@@ -13075,16 +13084,16 @@
         <w:t xml:space="preserve">Street</w:t>
       </w:r>
       <w:r>
-        <w:t xml:space="preserve">（例如 *SBD Street*），由街道界線畫到街道界線，喺街道嘅高度（佢嘅 </w:t>
-      </w:r>
-      <w:r>
-        <w:rPr>
-          <w:b/>
-        </w:rPr>
-        <w:t xml:space="preserve">Mark</w:t>
-      </w:r>
-      <w:r>
-        <w:t xml:space="preserve"> 會做街名）。唔使開晒啲樓層 - 高度由 mass 嚟。</w:t>
+        <w:t xml:space="preserve">（例如 *SBD Street*），由街道界線畫到街道界線，喺街道嘅高度（佢嘅</w:t>
+      </w:r>
+      <w:r>
+        <w:rPr>
+          <w:b/>
+        </w:rPr>
+        <w:t xml:space="preserve">類型名</w:t>
+      </w:r>
+      <w:r>
+        <w:t xml:space="preserve">會做街名）。唔使開晒啲樓層 - 高度由 mass 嚟。</w:t>
       </w:r>
     </w:p>
     <w:p>
@@ -13664,6 +13673,105 @@
       </w:r>
       <w:r>
         <w:t xml:space="preserve"> 設計要求 (1) 做一項獨立檢查，逐個區：每座對住街嘅建築，佢嘅峽谷（由中線 30 m 內嘅外牆到對面地盤界線）用斜線顯示，入面寫住 U，沿街畫出 Lp；旁邊有計算 - U = 峽谷面積 / 長度、Lp、5U 同結果。摘要有自己嘅判斷（Street canyon: Lp ≤ 5U · PASS / FAIL，連唔過嘅建築），Report 同 Make issue 都會包括。</w:t>
+      </w:r>
+    </w:p>
+    <w:p>
+      <w:pPr>
+        <w:pStyle w:val="ListParagraph"/>
+        <w:numPr>
+          <w:ilvl w:val="0"/>
+          <w:numId w:val="49"/>
+        </w:numPr>
+      </w:pPr>
+      <w:r>
+        <w:rPr>
+          <w:b/>
+        </w:rPr>
+        <w:t xml:space="preserve">設計要求 (1) - 臨街建築嘅 Lp（跟 GB081）：</w:t>
+      </w:r>
+      <w:r>
+        <w:t xml:space="preserve"> 一座建築或者一組建築只要</w:t>
+      </w:r>
+      <w:r>
+        <w:rPr>
+          <w:b/>
+        </w:rPr>
+        <w:t xml:space="preserve">任何部分</w:t>
+      </w:r>
+      <w:r>
+        <w:t xml:space="preserve">喺街道中線 30 m 內，就算臨街。佢嘅峽谷沿住建築喺嗰條街上嘅整段投影長度，由外牆到對面地盤界線：</w:t>
+      </w:r>
+      <w:r>
+        <w:rPr>
+          <w:b/>
+        </w:rPr>
+        <w:t xml:space="preserve">U = 街道峽谷面積 / 長度</w:t>
+      </w:r>
+      <w:r>
+        <w:t xml:space="preserve">。有兩條街就用較細嘅 U（UB1 &lt; UB2）。</w:t>
+      </w:r>
+      <w:r>
+        <w:rPr>
+          <w:b/>
+        </w:rPr>
+        <w:t xml:space="preserve">Max Lp = 5 x U</w:t>
+      </w:r>
+      <w:r>
+        <w:t xml:space="preserve">，實際 Lp（外牆投影喺街上嘅長度）唔可以超過。Street canyon 視圖畫出每個峽谷（STREET CANYON AREA A = ... m²）、ACTUAL Lp、LENGTH 同一個典型闊度，旁邊有計算；冇建築喺 30 m 內就會寫明唔適用。報告每個區都有一頁設計要求 (1)。</w:t>
+      </w:r>
+    </w:p>
+    <w:p>
+      <w:pPr>
+        <w:pStyle w:val="ListParagraph"/>
+        <w:numPr>
+          <w:ilvl w:val="0"/>
+          <w:numId w:val="49"/>
+        </w:numPr>
+      </w:pPr>
+      <w:r>
+        <w:rPr>
+          <w:b/>
+        </w:rPr>
+        <w:t xml:space="preserve">圖：</w:t>
+      </w:r>
+      <w:r>
+        <w:t xml:space="preserve"> 空隙沿 plane 編號 </w:t>
+      </w:r>
+      <w:r>
+        <w:rPr>
+          <w:b/>
+        </w:rPr>
+        <w:t xml:space="preserve">S1、S2、S3 ...</w:t>
+      </w:r>
+      <w:r>
+        <w:t xml:space="preserve">（平面、近邊尺寸鏈、立面同計算都用同一個號）；每個側面區域顯示面積 </w:t>
+      </w:r>
+      <w:r>
+        <w:rPr>
+          <w:b/>
+        </w:rPr>
+        <w:t xml:space="preserve">A1</w:t>
+      </w:r>
+      <w:r>
+        <w:t xml:space="preserve"> 同深度 </w:t>
+      </w:r>
+      <w:r>
+        <w:rPr>
+          <w:b/>
+        </w:rPr>
+        <w:t xml:space="preserve">L1</w:t>
+      </w:r>
+      <w:r>
+        <w:t xml:space="preserve">（S1 = A1 / L1）；每條轉咗角嘅邊有角度符號同數值；Axis 1 (X) 同 Axis 2 (Y) 連佢哋之間嘅角度；比例尺（0 - 一半 - 全長）；街道中線標 </w:t>
+      </w:r>
+      <w:r>
+        <w:rPr>
+          <w:b/>
+        </w:rPr>
+        <w:t xml:space="preserve">℄</w:t>
+      </w:r>
+      <w:r>
+        <w:t xml:space="preserve"> 同街名。立面會標出建築輪廓每一級嘅闊度同高度，IS 編號（IS1、IS2 ...），高度另外用括號寫 model 嘅水平。所有數字都用 3 個小數位。</w:t>
       </w:r>
     </w:p>
     <w:p>

--- a/docs/manual/LWK_Viewer_User_Manual_YUE.docx
+++ b/docs/manual/LWK_Viewer_User_Manual_YUE.docx
@@ -5101,7 +5101,7 @@
         <w:t xml:space="preserve">Sub-task of ...</w:t>
       </w:r>
       <w:r>
-        <w:t xml:space="preserve">）- 同</w:t>
+        <w:t xml:space="preserve">），同埋下面有你嘅 sub-task 嘅 task（佢自己嘅到期日會同 sub-task 一齊顯示）- 同</w:t>
       </w:r>
       <w:r>
         <w:rPr>
@@ -5627,6 +5627,15 @@
       </w:r>
       <w:r>
         <w:t xml:space="preserve"> 清咗個數字。</w:t>
+      </w:r>
+      <w:r>
+        <w:rPr>
+          <w:b/>
+        </w:rPr>
+        <w:t xml:space="preserve">每項旁邊個格</w:t>
+      </w:r>
+      <w:r>
+        <w:t xml:space="preserve">可以剔做已讀、或者取消剔做返未讀，唔使打開。</w:t>
       </w:r>
     </w:p>
     <w:p>
@@ -13772,6 +13781,78 @@
       </w:r>
       <w:r>
         <w:t xml:space="preserve"> 同街名。立面會標出建築輪廓每一級嘅闊度同高度，IS 編號（IS1、IS2 ...），高度另外用括號寫 model 嘅水平。所有數字都用 3 個小數位。</w:t>
+      </w:r>
+    </w:p>
+    <w:p>
+      <w:pPr>
+        <w:pStyle w:val="ListParagraph"/>
+        <w:numPr>
+          <w:ilvl w:val="0"/>
+          <w:numId w:val="49"/>
+        </w:numPr>
+      </w:pPr>
+      <w:r>
+        <w:rPr>
+          <w:b/>
+        </w:rPr>
+        <w:t xml:space="preserve">街道同 Plane X（報告 3）：</w:t>
+      </w:r>
+      <w:r>
+        <w:t xml:space="preserve"> 會轉彎嘅街（圍住地盤轉角嘅 L 形街）逐段計：Low 區嘅 Plane X 沿住對住地盤最長嗰段，設計要求 (1) 每段當一條街計，例如 *TLO Street (leg 2)*；兩條喺唔同邊界嘅街各自計，用較細嘅 U。側面區域嘅邊</w:t>
+      </w:r>
+      <w:r>
+        <w:rPr>
+          <w:b/>
+        </w:rPr>
+        <w:t xml:space="preserve">只轉一次</w:t>
+      </w:r>
+      <w:r>
+        <w:t xml:space="preserve">：先垂直於 plane，之後最多 15° 一直去到尾。未達 S 嘅空隙（S1 少過 7.5 m、S2 少過 15 m）但闊度有 3 m 或以上，喺立面當 </w:t>
+      </w:r>
+      <w:r>
+        <w:rPr>
+          <w:b/>
+        </w:rPr>
+        <w:t xml:space="preserve">PE</w:t>
+      </w:r>
+      <w:r>
+        <w:t xml:space="preserve"> 計（PE 最多計要求 P 嘅 1/3）；少過 3 m 就唔計。斜面切出嚟嘅細級會合併成一個 IS（或 PE）面積，用三角形（½ x 闊 x 高）或者階梯面積表示，輪廓尺寸亦合併做一級斜面。平面沿街寫街名，中線尾有 </w:t>
+      </w:r>
+      <w:r>
+        <w:rPr>
+          <w:b/>
+        </w:rPr>
+        <w:t xml:space="preserve">℄</w:t>
+      </w:r>
+      <w:r>
+        <w:t xml:space="preserve">，同埋</w:t>
+      </w:r>
+      <w:r>
+        <w:rPr>
+          <w:b/>
+        </w:rPr>
+        <w:t xml:space="preserve">平均街道水平</w:t>
+      </w:r>
+      <w:r>
+        <w:t xml:space="preserve">（評估嘅 Level 0）；Street canyon 視圖加上每座建築嘅 </w:t>
+      </w:r>
+      <w:r>
+        <w:rPr>
+          <w:b/>
+        </w:rPr>
+        <w:t xml:space="preserve">Lp 長方形</w:t>
+      </w:r>
+      <w:r>
+        <w:t xml:space="preserve">（虛線 - 距離超過 30 m 嘅建築都會計出 Lp）、離中線 </w:t>
+      </w:r>
+      <w:r>
+        <w:rPr>
+          <w:b/>
+        </w:rPr>
+        <w:t xml:space="preserve">30 m 嘅線</w:t>
+      </w:r>
+      <w:r>
+        <w:t xml:space="preserve">同街闊。報告入面嘅圖會裁切到地盤，印大啲。</w:t>
       </w:r>
     </w:p>
     <w:p>

--- a/docs/manual/LWK_Viewer_User_Manual_YUE.docx
+++ b/docs/manual/LWK_Viewer_User_Manual_YUE.docx
@@ -12988,6 +12988,239 @@
         <w:pStyle w:val="Heading3"/>
       </w:pPr>
       <w:r>
+        <w:t xml:space="preserve">冇 Revit 都做到 SBD：用 CAD 畫 model</w:t>
+      </w:r>
+    </w:p>
+    <w:p>
+      <w:pPr/>
+      <w:r>
+        <w:t xml:space="preserve">冇 Revit model？用 AutoCAD（或者 SketchUp、Rhino，任何可以 save DXF 嘅軟件）喺 </w:t>
+      </w:r>
+      <w:r>
+        <w:rPr>
+          <w:b/>
+        </w:rPr>
+        <w:t xml:space="preserve">CAD template</w:t>
+      </w:r>
+      <w:r>
+        <w:t xml:space="preserve"> 嘅 layer 上面畫 SBD model，再 import：佢會變成 project 嘅 SBD model，計法同由 Revit 送嚟嘅完全一樣，啲 mass 亦會出現喺 3D。</w:t>
+      </w:r>
+    </w:p>
+    <w:p>
+      <w:pPr/>
+      <w:r>
+        <w:rPr>
+          <w:b/>
+        </w:rPr>
+        <w:t xml:space="preserve">要求</w:t>
+      </w:r>
+    </w:p>
+    <w:p>
+      <w:pPr>
+        <w:pStyle w:val="ListParagraph"/>
+        <w:numPr>
+          <w:ilvl w:val="0"/>
+          <w:numId w:val="49"/>
+        </w:numPr>
+      </w:pPr>
+      <w:r>
+        <w:rPr>
+          <w:b/>
+        </w:rPr>
+        <w:t xml:space="preserve">單位：</w:t>
+      </w:r>
+      <w:r>
+        <w:t xml:space="preserve"> 米（毫米同厘米會跟圖則嘅單位自動換算）。Block 要 explode - 唔會讀 block。</w:t>
+      </w:r>
+    </w:p>
+    <w:p>
+      <w:pPr>
+        <w:pStyle w:val="ListParagraph"/>
+        <w:numPr>
+          <w:ilvl w:val="0"/>
+          <w:numId w:val="49"/>
+        </w:numPr>
+      </w:pPr>
+      <w:r>
+        <w:rPr>
+          <w:b/>
+        </w:rPr>
+        <w:t xml:space="preserve">SBD-SITE：</w:t>
+      </w:r>
+      <w:r>
+        <w:t xml:space="preserve"> 地盤界線，</w:t>
+      </w:r>
+      <w:r>
+        <w:rPr>
+          <w:b/>
+        </w:rPr>
+        <w:t xml:space="preserve">一條閉合 polyline</w:t>
+      </w:r>
+      <w:r>
+        <w:t xml:space="preserve">。</w:t>
+      </w:r>
+    </w:p>
+    <w:p>
+      <w:pPr>
+        <w:pStyle w:val="ListParagraph"/>
+        <w:numPr>
+          <w:ilvl w:val="0"/>
+          <w:numId w:val="49"/>
+        </w:numPr>
+      </w:pPr>
+      <w:r>
+        <w:rPr>
+          <w:b/>
+        </w:rPr>
+        <w:t xml:space="preserve">SBD-STREET-&lt;街名&gt;：</w:t>
+      </w:r>
+      <w:r>
+        <w:t xml:space="preserve"> 每條街嘅路面，用閉合 polyline 由地盤界線畫到街嘅對面（對面地盤界線），</w:t>
+      </w:r>
+      <w:r>
+        <w:rPr>
+          <w:b/>
+        </w:rPr>
+        <w:t xml:space="preserve">Elevation = 嗰條街嘅平均街道水平</w:t>
+      </w:r>
+      <w:r>
+        <w:t xml:space="preserve">。一條街一個 layer - *SBD-STREET-TLO Street*、*SBD-STREET-Second Street* - dash 後面就係街名；一條街有兩個高度可以喺同一個 layer 畫兩塊。Level 0 係同地盤相鄰最低嗰條街。</w:t>
+      </w:r>
+    </w:p>
+    <w:p>
+      <w:pPr>
+        <w:pStyle w:val="ListParagraph"/>
+        <w:numPr>
+          <w:ilvl w:val="0"/>
+          <w:numId w:val="49"/>
+        </w:numPr>
+      </w:pPr>
+      <w:r>
+        <w:rPr>
+          <w:b/>
+        </w:rPr>
+        <w:t xml:space="preserve">SBD-MASS</w:t>
+      </w:r>
+      <w:r>
+        <w:t xml:space="preserve">（或者 *SBD-MASS-&lt;名&gt;*）：建築用閉合 polyline 加 </w:t>
+      </w:r>
+      <w:r>
+        <w:rPr>
+          <w:b/>
+        </w:rPr>
+        <w:t xml:space="preserve">Elevation</w:t>
+      </w:r>
+      <w:r>
+        <w:t xml:space="preserve">（底）同 </w:t>
+      </w:r>
+      <w:r>
+        <w:rPr>
+          <w:b/>
+        </w:rPr>
+        <w:t xml:space="preserve">Thickness</w:t>
+      </w:r>
+      <w:r>
+        <w:t xml:space="preserve">（高度）- 平台同塔樓疊起嚟 - 或者用 3D face、polyface mesh 或 MESH。AutoCAD 嘅實體（3DSOLID）讀唔到：先用 </w:t>
+      </w:r>
+      <w:r>
+        <w:rPr>
+          <w:b/>
+        </w:rPr>
+        <w:t xml:space="preserve">CONVTOMESH</w:t>
+      </w:r>
+      <w:r>
+        <w:t xml:space="preserve"> 轉做 mesh。SketchUp 同 Rhino 會 save 做 mesh。</w:t>
+      </w:r>
+    </w:p>
+    <w:p>
+      <w:pPr/>
+      <w:r>
+        <w:rPr>
+          <w:b/>
+        </w:rPr>
+        <w:t xml:space="preserve">步驟</w:t>
+      </w:r>
+    </w:p>
+    <w:p>
+      <w:pPr>
+        <w:pStyle w:val="ListParagraph"/>
+        <w:numPr>
+          <w:ilvl w:val="0"/>
+          <w:numId w:val="50"/>
+        </w:numPr>
+      </w:pPr>
+      <w:r>
+        <w:t xml:space="preserve">喺 3D 頁 &gt; </w:t>
+      </w:r>
+      <w:r>
+        <w:rPr>
+          <w:b/>
+        </w:rPr>
+        <w:t xml:space="preserve">Checks &gt; SBD</w:t>
+      </w:r>
+      <w:r>
+        <w:t xml:space="preserve">，撳 </w:t>
+      </w:r>
+      <w:r>
+        <w:rPr>
+          <w:b/>
+        </w:rPr>
+        <w:t xml:space="preserve">CAD template</w:t>
+      </w:r>
+      <w:r>
+        <w:t xml:space="preserve">（No Revit?），打開個 DXF：有齊 layer、一個例子（一個地盤、兩條街、一個平台同一座塔）同規則。</w:t>
+      </w:r>
+    </w:p>
+    <w:p>
+      <w:pPr>
+        <w:pStyle w:val="ListParagraph"/>
+        <w:numPr>
+          <w:ilvl w:val="0"/>
+          <w:numId w:val="50"/>
+        </w:numPr>
+      </w:pPr>
+      <w:r>
+        <w:t xml:space="preserve">喺嗰啲 layer 畫你嘅地盤、街同 mass（刪走例子），用地盤本身嘅坐標，save 做 DXF（或者 DWG）。</w:t>
+      </w:r>
+    </w:p>
+    <w:p>
+      <w:pPr>
+        <w:pStyle w:val="ListParagraph"/>
+        <w:numPr>
+          <w:ilvl w:val="0"/>
+          <w:numId w:val="50"/>
+        </w:numPr>
+      </w:pPr>
+      <w:r>
+        <w:t xml:space="preserve">撳 </w:t>
+      </w:r>
+      <w:r>
+        <w:rPr>
+          <w:b/>
+        </w:rPr>
+        <w:t xml:space="preserve">Import CAD model ...</w:t>
+      </w:r>
+      <w:r>
+        <w:t xml:space="preserve"> 揀個檔案。會即刻讀、即刻計，顯示做 *CAD: (檔名)*；讀唔到嘅嘢（block、實體、冇 thickness 嘅 polyline、唔係長條嘅街）會逐項列出。</w:t>
+      </w:r>
+    </w:p>
+    <w:p>
+      <w:pPr>
+        <w:pStyle w:val="ListParagraph"/>
+        <w:numPr>
+          <w:ilvl w:val="0"/>
+          <w:numId w:val="50"/>
+        </w:numPr>
+      </w:pPr>
+      <w:r>
+        <w:t xml:space="preserve">改咗之後再 import 一次 - 會取代 model 同結果（儲存咗嘅結果會留低）。</w:t>
+      </w:r>
+    </w:p>
+    <w:p>
+      <w:pPr>
+        <w:pStyle w:val="Heading3"/>
+      </w:pPr>
+      <w:r>
         <w:t xml:space="preserve">SBD（PNAP APP-152）</w:t>
       </w:r>
     </w:p>
@@ -13047,7 +13280,7 @@
         <w:pStyle w:val="ListParagraph"/>
         <w:numPr>
           <w:ilvl w:val="0"/>
-          <w:numId w:val="49"/>
+          <w:numId w:val="51"/>
         </w:numPr>
       </w:pPr>
       <w:r>
@@ -13110,7 +13343,7 @@
         <w:pStyle w:val="ListParagraph"/>
         <w:numPr>
           <w:ilvl w:val="0"/>
-          <w:numId w:val="49"/>
+          <w:numId w:val="51"/>
         </w:numPr>
       </w:pPr>
       <w:r>
@@ -13164,7 +13397,7 @@
         <w:pStyle w:val="ListParagraph"/>
         <w:numPr>
           <w:ilvl w:val="0"/>
-          <w:numId w:val="49"/>
+          <w:numId w:val="51"/>
         </w:numPr>
       </w:pPr>
       <w:r>
@@ -13182,7 +13415,7 @@
         <w:pStyle w:val="ListParagraph"/>
         <w:numPr>
           <w:ilvl w:val="0"/>
-          <w:numId w:val="49"/>
+          <w:numId w:val="51"/>
         </w:numPr>
       </w:pPr>
       <w:r>
@@ -13209,7 +13442,7 @@
         <w:pStyle w:val="ListParagraph"/>
         <w:numPr>
           <w:ilvl w:val="0"/>
-          <w:numId w:val="49"/>
+          <w:numId w:val="51"/>
         </w:numPr>
       </w:pPr>
       <w:r>
@@ -13254,7 +13487,7 @@
         <w:pStyle w:val="ListParagraph"/>
         <w:numPr>
           <w:ilvl w:val="0"/>
-          <w:numId w:val="49"/>
+          <w:numId w:val="51"/>
         </w:numPr>
       </w:pPr>
       <w:r>
@@ -13281,7 +13514,7 @@
         <w:pStyle w:val="ListParagraph"/>
         <w:numPr>
           <w:ilvl w:val="0"/>
-          <w:numId w:val="49"/>
+          <w:numId w:val="51"/>
         </w:numPr>
       </w:pPr>
       <w:r>
@@ -13326,7 +13559,7 @@
         <w:pStyle w:val="ListParagraph"/>
         <w:numPr>
           <w:ilvl w:val="0"/>
-          <w:numId w:val="49"/>
+          <w:numId w:val="51"/>
         </w:numPr>
       </w:pPr>
       <w:r>
@@ -13371,7 +13604,7 @@
         <w:pStyle w:val="ListParagraph"/>
         <w:numPr>
           <w:ilvl w:val="0"/>
-          <w:numId w:val="49"/>
+          <w:numId w:val="51"/>
         </w:numPr>
       </w:pPr>
       <w:r>
@@ -13455,7 +13688,7 @@
         <w:pStyle w:val="ListParagraph"/>
         <w:numPr>
           <w:ilvl w:val="0"/>
-          <w:numId w:val="49"/>
+          <w:numId w:val="51"/>
         </w:numPr>
       </w:pPr>
       <w:r>
@@ -13491,7 +13724,7 @@
         <w:pStyle w:val="ListParagraph"/>
         <w:numPr>
           <w:ilvl w:val="0"/>
-          <w:numId w:val="49"/>
+          <w:numId w:val="51"/>
         </w:numPr>
       </w:pPr>
       <w:r>
@@ -13509,7 +13742,7 @@
         <w:pStyle w:val="ListParagraph"/>
         <w:numPr>
           <w:ilvl w:val="0"/>
-          <w:numId w:val="49"/>
+          <w:numId w:val="51"/>
         </w:numPr>
       </w:pPr>
       <w:r>
@@ -13545,7 +13778,7 @@
         <w:pStyle w:val="ListParagraph"/>
         <w:numPr>
           <w:ilvl w:val="0"/>
-          <w:numId w:val="49"/>
+          <w:numId w:val="51"/>
         </w:numPr>
       </w:pPr>
       <w:r>
@@ -13563,7 +13796,7 @@
         <w:pStyle w:val="ListParagraph"/>
         <w:numPr>
           <w:ilvl w:val="0"/>
-          <w:numId w:val="49"/>
+          <w:numId w:val="51"/>
         </w:numPr>
       </w:pPr>
       <w:r>
@@ -13590,7 +13823,7 @@
         <w:pStyle w:val="ListParagraph"/>
         <w:numPr>
           <w:ilvl w:val="0"/>
-          <w:numId w:val="49"/>
+          <w:numId w:val="51"/>
         </w:numPr>
       </w:pPr>
       <w:r>
@@ -13635,7 +13868,7 @@
         <w:pStyle w:val="ListParagraph"/>
         <w:numPr>
           <w:ilvl w:val="0"/>
-          <w:numId w:val="49"/>
+          <w:numId w:val="51"/>
         </w:numPr>
       </w:pPr>
       <w:r>
@@ -13653,7 +13886,7 @@
         <w:pStyle w:val="ListParagraph"/>
         <w:numPr>
           <w:ilvl w:val="0"/>
-          <w:numId w:val="49"/>
+          <w:numId w:val="51"/>
         </w:numPr>
       </w:pPr>
       <w:r>
@@ -13671,7 +13904,7 @@
         <w:pStyle w:val="ListParagraph"/>
         <w:numPr>
           <w:ilvl w:val="0"/>
-          <w:numId w:val="49"/>
+          <w:numId w:val="51"/>
         </w:numPr>
       </w:pPr>
       <w:r>
@@ -13689,7 +13922,7 @@
         <w:pStyle w:val="ListParagraph"/>
         <w:numPr>
           <w:ilvl w:val="0"/>
-          <w:numId w:val="49"/>
+          <w:numId w:val="51"/>
         </w:numPr>
       </w:pPr>
       <w:r>
@@ -13734,7 +13967,7 @@
         <w:pStyle w:val="ListParagraph"/>
         <w:numPr>
           <w:ilvl w:val="0"/>
-          <w:numId w:val="49"/>
+          <w:numId w:val="51"/>
         </w:numPr>
       </w:pPr>
       <w:r>
@@ -13788,7 +14021,7 @@
         <w:pStyle w:val="ListParagraph"/>
         <w:numPr>
           <w:ilvl w:val="0"/>
-          <w:numId w:val="49"/>
+          <w:numId w:val="51"/>
         </w:numPr>
       </w:pPr>
       <w:r>
@@ -13860,7 +14093,187 @@
         <w:pStyle w:val="ListParagraph"/>
         <w:numPr>
           <w:ilvl w:val="0"/>
-          <w:numId w:val="49"/>
+          <w:numId w:val="51"/>
+        </w:numPr>
+      </w:pPr>
+      <w:r>
+        <w:rPr>
+          <w:b/>
+        </w:rPr>
+        <w:t xml:space="preserve">Report 4 嘅規則：</w:t>
+      </w:r>
+      <w:r>
+        <w:t xml:space="preserve"> </w:t>
+      </w:r>
+      <w:r>
+        <w:rPr>
+          <w:b/>
+        </w:rPr>
+        <w:t xml:space="preserve">Level 0</w:t>
+      </w:r>
+      <w:r>
+        <w:t xml:space="preserve"> 係同地盤相鄰最低嗰條街嘅平均水平；平面上每條街顯示自己嘅平均街道水平。</w:t>
+      </w:r>
+      <w:r>
+        <w:rPr>
+          <w:b/>
+        </w:rPr>
+        <w:t xml:space="preserve">貼住街</w:t>
+      </w:r>
+      <w:r>
+        <w:t xml:space="preserve">（唔係共用界線）嘅側面區域會一直去到</w:t>
+      </w:r>
+      <w:r>
+        <w:rPr>
+          <w:b/>
+        </w:rPr>
+        <w:t xml:space="preserve">街嘅中線</w:t>
+      </w:r>
+      <w:r>
+        <w:t xml:space="preserve">（S = A / L 會大咗）。兩邊嘅側面區域都由</w:t>
+      </w:r>
+      <w:r>
+        <w:rPr>
+          <w:b/>
+        </w:rPr>
+        <w:t xml:space="preserve">同一個 projection plane</w:t>
+      </w:r>
+      <w:r>
+        <w:t xml:space="preserve"> 量 - plane 喺地盤其中一邊（街嗰邊，或者計到最多嗰邊），邊線由佢垂直出發，再向外轉一次。每條風道兩條邊都去到界線。</w:t>
+      </w:r>
+      <w:r>
+        <w:rPr>
+          <w:b/>
+        </w:rPr>
+        <w:t xml:space="preserve">IS 同 PE 橫向計：</w:t>
+      </w:r>
+      <w:r>
+        <w:t xml:space="preserve"> 每個高度，未夠 S 嘅空隙連埋旁邊較矮建築上面向天開放嘅空間，加埋夠嗰條空隙嘅 S 闊就係 IS；空隙其餘部分係 PE（≥ 3 m 闊）。</w:t>
+      </w:r>
+      <w:r>
+        <w:rPr>
+          <w:b/>
+        </w:rPr>
+        <w:t xml:space="preserve">設計要求 (1)：</w:t>
+      </w:r>
+      <w:r>
+        <w:t xml:space="preserve"> 只計建築喺中線 30 m 以內嘅部分（Lp、峽谷同長方框都停喺 30 m 線）；</w:t>
+      </w:r>
+      <w:r>
+        <w:rPr>
+          <w:b/>
+        </w:rPr>
+        <w:t xml:space="preserve">相距少過 15 m</w:t>
+      </w:r>
+      <w:r>
+        <w:t xml:space="preserve"> 嘅建築當一組計 Lp（會標出距離）；每條街有自己嘅 U，最細嗰個控制。圖則寫 </w:t>
+      </w:r>
+      <w:r>
+        <w:rPr>
+          <w:b/>
+        </w:rPr>
+        <w:t xml:space="preserve">Projection Plane X</w:t>
+      </w:r>
+      <w:r>
+        <w:t xml:space="preserve"> 同 </w:t>
+      </w:r>
+      <w:r>
+        <w:rPr>
+          <w:b/>
+        </w:rPr>
+        <w:t xml:space="preserve">Projection Plane Y</w:t>
+      </w:r>
+      <w:r>
+        <w:t xml:space="preserve">，所有字唔會重疊，plane 符號同比例尺會放喺圖則空位。</w:t>
+      </w:r>
+    </w:p>
+    <w:p>
+      <w:pPr>
+        <w:pStyle w:val="ListParagraph"/>
+        <w:numPr>
+          <w:ilvl w:val="0"/>
+          <w:numId w:val="51"/>
+        </w:numPr>
+      </w:pPr>
+      <w:r>
+        <w:rPr>
+          <w:b/>
+        </w:rPr>
+        <w:t xml:space="preserve">Plan level：</w:t>
+      </w:r>
+      <w:r>
+        <w:t xml:space="preserve"> mass 喺區內轉形狀（平台退台）嘅區會有 </w:t>
+      </w:r>
+      <w:r>
+        <w:rPr>
+          <w:b/>
+        </w:rPr>
+        <w:t xml:space="preserve">Plan level</w:t>
+      </w:r>
+      <w:r>
+        <w:t xml:space="preserve"> 選單：預設 *All levels (worst)* 計晒區內所有高度；揀一個高度，嗰個區嘅平面（空隙、側面區域、風道）就用 mass 喺嗰個高度切出嚟嘅形狀。立面一定係真 3D，所以喺其他高度擋住嘅照計擋住。平面同報告會寫明用咗邊個高度。</w:t>
+      </w:r>
+    </w:p>
+    <w:p>
+      <w:pPr>
+        <w:pStyle w:val="ListParagraph"/>
+        <w:numPr>
+          <w:ilvl w:val="0"/>
+          <w:numId w:val="51"/>
+        </w:numPr>
+      </w:pPr>
+      <w:r>
+        <w:rPr>
+          <w:b/>
+        </w:rPr>
+        <w:t xml:space="preserve">CAD 輸出：</w:t>
+      </w:r>
+      <w:r>
+        <w:t xml:space="preserve"> </w:t>
+      </w:r>
+      <w:r>
+        <w:rPr>
+          <w:b/>
+        </w:rPr>
+        <w:t xml:space="preserve">CAD ...</w:t>
+      </w:r>
+      <w:r>
+        <w:t xml:space="preserve"> &gt; </w:t>
+      </w:r>
+      <w:r>
+        <w:rPr>
+          <w:b/>
+        </w:rPr>
+        <w:t xml:space="preserve">DXF</w:t>
+      </w:r>
+      <w:r>
+        <w:t xml:space="preserve">（或者 </w:t>
+      </w:r>
+      <w:r>
+        <w:rPr>
+          <w:b/>
+        </w:rPr>
+        <w:t xml:space="preserve">DWG</w:t>
+      </w:r>
+      <w:r>
+        <w:t xml:space="preserve">，由 server 嘅 ODA File Converter 整）會 save 晒所有平面、立面同街道峽谷，每個區一行，每張有標題；Plan 視窗嘅 </w:t>
+      </w:r>
+      <w:r>
+        <w:rPr>
+          <w:b/>
+        </w:rPr>
+        <w:t xml:space="preserve">DXF / DWG</w:t>
+      </w:r>
+      <w:r>
+        <w:t xml:space="preserve"> 只 save 而家見到嗰張，平面用 model 本身嘅坐標（可以疊落地盤圖）。一種嘢一個 layer - SBD-SITE、SBD-STREET、SBD-BLDG、SBD-IS、SBD-PE、SBD-NOT、SBD-CANYON、SBD-LP、SBD-DIM、SBD-TEXT ... - 單位係米。</w:t>
+      </w:r>
+    </w:p>
+    <w:p>
+      <w:pPr>
+        <w:pStyle w:val="ListParagraph"/>
+        <w:numPr>
+          <w:ilvl w:val="0"/>
+          <w:numId w:val="51"/>
         </w:numPr>
       </w:pPr>
       <w:r>
@@ -14339,7 +14752,7 @@
         <w:pStyle w:val="ListParagraph"/>
         <w:numPr>
           <w:ilvl w:val="0"/>
-          <w:numId w:val="50"/>
+          <w:numId w:val="52"/>
         </w:numPr>
       </w:pPr>
       <w:r>
@@ -14357,7 +14770,7 @@
         <w:pStyle w:val="ListParagraph"/>
         <w:numPr>
           <w:ilvl w:val="0"/>
-          <w:numId w:val="50"/>
+          <w:numId w:val="52"/>
         </w:numPr>
       </w:pPr>
       <w:r>
@@ -14375,7 +14788,7 @@
         <w:pStyle w:val="ListParagraph"/>
         <w:numPr>
           <w:ilvl w:val="0"/>
-          <w:numId w:val="50"/>
+          <w:numId w:val="52"/>
         </w:numPr>
       </w:pPr>
       <w:r>
@@ -14393,7 +14806,7 @@
         <w:pStyle w:val="ListParagraph"/>
         <w:numPr>
           <w:ilvl w:val="0"/>
-          <w:numId w:val="50"/>
+          <w:numId w:val="52"/>
         </w:numPr>
       </w:pPr>
       <w:r>
@@ -14619,7 +15032,7 @@
         <w:pStyle w:val="ListParagraph"/>
         <w:numPr>
           <w:ilvl w:val="0"/>
-          <w:numId w:val="51"/>
+          <w:numId w:val="53"/>
         </w:numPr>
       </w:pPr>
       <w:r>
@@ -14631,7 +15044,7 @@
         <w:pStyle w:val="ListParagraph"/>
         <w:numPr>
           <w:ilvl w:val="0"/>
-          <w:numId w:val="51"/>
+          <w:numId w:val="53"/>
         </w:numPr>
       </w:pPr>
       <w:r>
@@ -14694,7 +15107,7 @@
         <w:pStyle w:val="ListParagraph"/>
         <w:numPr>
           <w:ilvl w:val="0"/>
-          <w:numId w:val="51"/>
+          <w:numId w:val="53"/>
         </w:numPr>
       </w:pPr>
       <w:r>
@@ -14715,7 +15128,7 @@
         <w:pStyle w:val="ListParagraph"/>
         <w:numPr>
           <w:ilvl w:val="0"/>
-          <w:numId w:val="51"/>
+          <w:numId w:val="53"/>
         </w:numPr>
       </w:pPr>
       <w:r>
@@ -14796,7 +15209,7 @@
         <w:pStyle w:val="ListParagraph"/>
         <w:numPr>
           <w:ilvl w:val="0"/>
-          <w:numId w:val="51"/>
+          <w:numId w:val="53"/>
         </w:numPr>
       </w:pPr>
       <w:r>
@@ -14808,7 +15221,7 @@
         <w:pStyle w:val="ListParagraph"/>
         <w:numPr>
           <w:ilvl w:val="0"/>
-          <w:numId w:val="51"/>
+          <w:numId w:val="53"/>
         </w:numPr>
       </w:pPr>
       <w:r>
@@ -15271,7 +15684,7 @@
         <w:pStyle w:val="ListParagraph"/>
         <w:numPr>
           <w:ilvl w:val="0"/>
-          <w:numId w:val="52"/>
+          <w:numId w:val="54"/>
         </w:numPr>
       </w:pPr>
       <w:r>
@@ -15292,7 +15705,7 @@
         <w:pStyle w:val="ListParagraph"/>
         <w:numPr>
           <w:ilvl w:val="0"/>
-          <w:numId w:val="52"/>
+          <w:numId w:val="54"/>
         </w:numPr>
       </w:pPr>
       <w:r>
@@ -15328,7 +15741,7 @@
         <w:pStyle w:val="ListParagraph"/>
         <w:numPr>
           <w:ilvl w:val="0"/>
-          <w:numId w:val="52"/>
+          <w:numId w:val="54"/>
         </w:numPr>
       </w:pPr>
       <w:r>
@@ -15376,7 +15789,7 @@
         <w:pStyle w:val="ListParagraph"/>
         <w:numPr>
           <w:ilvl w:val="0"/>
-          <w:numId w:val="52"/>
+          <w:numId w:val="54"/>
         </w:numPr>
       </w:pPr>
       <w:r>
@@ -15430,7 +15843,7 @@
         <w:pStyle w:val="ListParagraph"/>
         <w:numPr>
           <w:ilvl w:val="0"/>
-          <w:numId w:val="52"/>
+          <w:numId w:val="54"/>
         </w:numPr>
       </w:pPr>
       <w:r>
@@ -15457,7 +15870,7 @@
         <w:pStyle w:val="ListParagraph"/>
         <w:numPr>
           <w:ilvl w:val="0"/>
-          <w:numId w:val="52"/>
+          <w:numId w:val="54"/>
         </w:numPr>
       </w:pPr>
       <w:r>
@@ -15475,7 +15888,7 @@
         <w:pStyle w:val="ListParagraph"/>
         <w:numPr>
           <w:ilvl w:val="0"/>
-          <w:numId w:val="52"/>
+          <w:numId w:val="54"/>
         </w:numPr>
       </w:pPr>
       <w:r>
@@ -15493,7 +15906,7 @@
         <w:pStyle w:val="ListParagraph"/>
         <w:numPr>
           <w:ilvl w:val="0"/>
-          <w:numId w:val="52"/>
+          <w:numId w:val="54"/>
         </w:numPr>
       </w:pPr>
       <w:r>
@@ -15538,7 +15951,7 @@
         <w:pStyle w:val="ListParagraph"/>
         <w:numPr>
           <w:ilvl w:val="0"/>
-          <w:numId w:val="52"/>
+          <w:numId w:val="54"/>
         </w:numPr>
       </w:pPr>
       <w:r>
@@ -15574,7 +15987,7 @@
         <w:pStyle w:val="ListParagraph"/>
         <w:numPr>
           <w:ilvl w:val="0"/>
-          <w:numId w:val="52"/>
+          <w:numId w:val="54"/>
         </w:numPr>
       </w:pPr>
       <w:r>
@@ -15823,7 +16236,7 @@
         <w:pStyle w:val="ListParagraph"/>
         <w:numPr>
           <w:ilvl w:val="0"/>
-          <w:numId w:val="53"/>
+          <w:numId w:val="55"/>
         </w:numPr>
       </w:pPr>
       <w:r>
@@ -15859,7 +16272,7 @@
         <w:pStyle w:val="ListParagraph"/>
         <w:numPr>
           <w:ilvl w:val="0"/>
-          <w:numId w:val="53"/>
+          <w:numId w:val="55"/>
         </w:numPr>
       </w:pPr>
       <w:r>
@@ -15913,7 +16326,7 @@
         <w:pStyle w:val="ListParagraph"/>
         <w:numPr>
           <w:ilvl w:val="0"/>
-          <w:numId w:val="53"/>
+          <w:numId w:val="55"/>
         </w:numPr>
       </w:pPr>
       <w:r>
@@ -15939,7 +16352,7 @@
         <w:pStyle w:val="ListParagraph"/>
         <w:numPr>
           <w:ilvl w:val="0"/>
-          <w:numId w:val="54"/>
+          <w:numId w:val="56"/>
         </w:numPr>
       </w:pPr>
       <w:r>
@@ -15966,7 +16379,7 @@
         <w:pStyle w:val="ListParagraph"/>
         <w:numPr>
           <w:ilvl w:val="0"/>
-          <w:numId w:val="54"/>
+          <w:numId w:val="56"/>
         </w:numPr>
       </w:pPr>
       <w:r>
@@ -15987,7 +16400,7 @@
         <w:pStyle w:val="ListParagraph"/>
         <w:numPr>
           <w:ilvl w:val="0"/>
-          <w:numId w:val="54"/>
+          <w:numId w:val="56"/>
         </w:numPr>
       </w:pPr>
       <w:r>
@@ -16028,7 +16441,7 @@
         <w:pStyle w:val="ListParagraph"/>
         <w:numPr>
           <w:ilvl w:val="0"/>
-          <w:numId w:val="55"/>
+          <w:numId w:val="57"/>
         </w:numPr>
       </w:pPr>
       <w:r>
@@ -16073,7 +16486,7 @@
         <w:pStyle w:val="ListParagraph"/>
         <w:numPr>
           <w:ilvl w:val="0"/>
-          <w:numId w:val="55"/>
+          <w:numId w:val="57"/>
         </w:numPr>
       </w:pPr>
       <w:r>
@@ -16109,7 +16522,7 @@
         <w:pStyle w:val="ListParagraph"/>
         <w:numPr>
           <w:ilvl w:val="0"/>
-          <w:numId w:val="55"/>
+          <w:numId w:val="57"/>
         </w:numPr>
       </w:pPr>
       <w:r>
@@ -16136,7 +16549,7 @@
         <w:pStyle w:val="ListParagraph"/>
         <w:numPr>
           <w:ilvl w:val="0"/>
-          <w:numId w:val="55"/>
+          <w:numId w:val="57"/>
         </w:numPr>
       </w:pPr>
       <w:r>
@@ -16451,7 +16864,7 @@
         <w:pStyle w:val="ListParagraph"/>
         <w:numPr>
           <w:ilvl w:val="0"/>
-          <w:numId w:val="56"/>
+          <w:numId w:val="58"/>
         </w:numPr>
       </w:pPr>
       <w:r>
@@ -16526,7 +16939,7 @@
         <w:pStyle w:val="ListParagraph"/>
         <w:numPr>
           <w:ilvl w:val="0"/>
-          <w:numId w:val="56"/>
+          <w:numId w:val="58"/>
         </w:numPr>
       </w:pPr>
       <w:r>
@@ -16556,7 +16969,7 @@
         <w:pStyle w:val="ListParagraph"/>
         <w:numPr>
           <w:ilvl w:val="0"/>
-          <w:numId w:val="56"/>
+          <w:numId w:val="58"/>
         </w:numPr>
       </w:pPr>
       <w:r>
@@ -16582,7 +16995,7 @@
         <w:pStyle w:val="ListParagraph"/>
         <w:numPr>
           <w:ilvl w:val="0"/>
-          <w:numId w:val="57"/>
+          <w:numId w:val="59"/>
         </w:numPr>
       </w:pPr>
       <w:r>
@@ -16612,7 +17025,7 @@
         <w:pStyle w:val="ListParagraph"/>
         <w:numPr>
           <w:ilvl w:val="0"/>
-          <w:numId w:val="57"/>
+          <w:numId w:val="59"/>
         </w:numPr>
       </w:pPr>
       <w:r>
@@ -16633,7 +17046,7 @@
         <w:pStyle w:val="ListParagraph"/>
         <w:numPr>
           <w:ilvl w:val="0"/>
-          <w:numId w:val="57"/>
+          <w:numId w:val="59"/>
         </w:numPr>
       </w:pPr>
       <w:r>
@@ -16663,7 +17076,7 @@
         <w:pStyle w:val="ListParagraph"/>
         <w:numPr>
           <w:ilvl w:val="0"/>
-          <w:numId w:val="58"/>
+          <w:numId w:val="60"/>
         </w:numPr>
       </w:pPr>
       <w:r>
@@ -16675,7 +17088,7 @@
         <w:pStyle w:val="ListParagraph"/>
         <w:numPr>
           <w:ilvl w:val="0"/>
-          <w:numId w:val="58"/>
+          <w:numId w:val="60"/>
         </w:numPr>
       </w:pPr>
       <w:r>
@@ -16719,7 +17132,7 @@
         <w:pStyle w:val="ListParagraph"/>
         <w:numPr>
           <w:ilvl w:val="0"/>
-          <w:numId w:val="59"/>
+          <w:numId w:val="61"/>
         </w:numPr>
       </w:pPr>
       <w:r>
@@ -16767,7 +17180,7 @@
         <w:pStyle w:val="ListParagraph"/>
         <w:numPr>
           <w:ilvl w:val="0"/>
-          <w:numId w:val="59"/>
+          <w:numId w:val="61"/>
         </w:numPr>
       </w:pPr>
       <w:r>
@@ -16779,7 +17192,7 @@
         <w:pStyle w:val="ListParagraph"/>
         <w:numPr>
           <w:ilvl w:val="0"/>
-          <w:numId w:val="59"/>
+          <w:numId w:val="61"/>
         </w:numPr>
       </w:pPr>
       <w:r>
@@ -16797,7 +17210,7 @@
         <w:pStyle w:val="ListParagraph"/>
         <w:numPr>
           <w:ilvl w:val="0"/>
-          <w:numId w:val="59"/>
+          <w:numId w:val="61"/>
         </w:numPr>
       </w:pPr>
       <w:r>
@@ -16809,7 +17222,7 @@
         <w:pStyle w:val="ListParagraph"/>
         <w:numPr>
           <w:ilvl w:val="0"/>
-          <w:numId w:val="59"/>
+          <w:numId w:val="61"/>
         </w:numPr>
       </w:pPr>
       <w:r>
@@ -16821,7 +17234,7 @@
         <w:pStyle w:val="ListParagraph"/>
         <w:numPr>
           <w:ilvl w:val="0"/>
-          <w:numId w:val="59"/>
+          <w:numId w:val="61"/>
         </w:numPr>
       </w:pPr>
       <w:r>
@@ -16833,7 +17246,7 @@
         <w:pStyle w:val="ListParagraph"/>
         <w:numPr>
           <w:ilvl w:val="0"/>
-          <w:numId w:val="59"/>
+          <w:numId w:val="61"/>
         </w:numPr>
       </w:pPr>
       <w:r>
@@ -17107,7 +17520,7 @@
         <w:pStyle w:val="ListParagraph"/>
         <w:numPr>
           <w:ilvl w:val="0"/>
-          <w:numId w:val="60"/>
+          <w:numId w:val="62"/>
         </w:numPr>
       </w:pPr>
       <w:r>
@@ -17119,7 +17532,7 @@
         <w:pStyle w:val="ListParagraph"/>
         <w:numPr>
           <w:ilvl w:val="0"/>
-          <w:numId w:val="60"/>
+          <w:numId w:val="62"/>
         </w:numPr>
       </w:pPr>
       <w:r>
@@ -17131,7 +17544,7 @@
         <w:pStyle w:val="ListParagraph"/>
         <w:numPr>
           <w:ilvl w:val="0"/>
-          <w:numId w:val="60"/>
+          <w:numId w:val="62"/>
         </w:numPr>
       </w:pPr>
       <w:r>
@@ -17405,7 +17818,7 @@
         <w:pStyle w:val="ListParagraph"/>
         <w:numPr>
           <w:ilvl w:val="0"/>
-          <w:numId w:val="61"/>
+          <w:numId w:val="63"/>
         </w:numPr>
       </w:pPr>
       <w:r>
@@ -17417,7 +17830,7 @@
         <w:pStyle w:val="ListParagraph"/>
         <w:numPr>
           <w:ilvl w:val="0"/>
-          <w:numId w:val="61"/>
+          <w:numId w:val="63"/>
         </w:numPr>
       </w:pPr>
       <w:r>
@@ -17429,7 +17842,7 @@
         <w:pStyle w:val="ListParagraph"/>
         <w:numPr>
           <w:ilvl w:val="0"/>
-          <w:numId w:val="61"/>
+          <w:numId w:val="63"/>
         </w:numPr>
       </w:pPr>
       <w:r>
@@ -17472,7 +17885,7 @@
         <w:pStyle w:val="ListParagraph"/>
         <w:numPr>
           <w:ilvl w:val="0"/>
-          <w:numId w:val="62"/>
+          <w:numId w:val="64"/>
         </w:numPr>
       </w:pPr>
       <w:r>
@@ -17529,7 +17942,7 @@
         <w:pStyle w:val="ListParagraph"/>
         <w:numPr>
           <w:ilvl w:val="0"/>
-          <w:numId w:val="62"/>
+          <w:numId w:val="64"/>
         </w:numPr>
       </w:pPr>
       <w:r>
@@ -17559,7 +17972,7 @@
         <w:pStyle w:val="ListParagraph"/>
         <w:numPr>
           <w:ilvl w:val="0"/>
-          <w:numId w:val="62"/>
+          <w:numId w:val="64"/>
         </w:numPr>
       </w:pPr>
       <w:r>
@@ -17597,7 +18010,7 @@
         <w:pStyle w:val="ListParagraph"/>
         <w:numPr>
           <w:ilvl w:val="0"/>
-          <w:numId w:val="63"/>
+          <w:numId w:val="65"/>
         </w:numPr>
       </w:pPr>
       <w:r>
@@ -17618,7 +18031,7 @@
         <w:pStyle w:val="ListParagraph"/>
         <w:numPr>
           <w:ilvl w:val="0"/>
-          <w:numId w:val="63"/>
+          <w:numId w:val="65"/>
         </w:numPr>
       </w:pPr>
       <w:r>
@@ -17663,7 +18076,7 @@
         <w:pStyle w:val="ListParagraph"/>
         <w:numPr>
           <w:ilvl w:val="0"/>
-          <w:numId w:val="63"/>
+          <w:numId w:val="65"/>
         </w:numPr>
       </w:pPr>
       <w:r>
@@ -17762,7 +18175,7 @@
         <w:pStyle w:val="ListParagraph"/>
         <w:numPr>
           <w:ilvl w:val="0"/>
-          <w:numId w:val="63"/>
+          <w:numId w:val="65"/>
         </w:numPr>
       </w:pPr>
       <w:r>
@@ -17807,7 +18220,7 @@
         <w:pStyle w:val="ListParagraph"/>
         <w:numPr>
           <w:ilvl w:val="0"/>
-          <w:numId w:val="63"/>
+          <w:numId w:val="65"/>
         </w:numPr>
       </w:pPr>
       <w:r>
@@ -18156,7 +18569,7 @@
         <w:pStyle w:val="ListParagraph"/>
         <w:numPr>
           <w:ilvl w:val="0"/>
-          <w:numId w:val="64"/>
+          <w:numId w:val="66"/>
         </w:numPr>
       </w:pPr>
       <w:r>
@@ -18186,7 +18599,7 @@
         <w:pStyle w:val="ListParagraph"/>
         <w:numPr>
           <w:ilvl w:val="0"/>
-          <w:numId w:val="64"/>
+          <w:numId w:val="66"/>
         </w:numPr>
       </w:pPr>
       <w:r>
@@ -18234,7 +18647,7 @@
         <w:pStyle w:val="ListParagraph"/>
         <w:numPr>
           <w:ilvl w:val="0"/>
-          <w:numId w:val="64"/>
+          <w:numId w:val="66"/>
         </w:numPr>
       </w:pPr>
       <w:r>
@@ -18261,7 +18674,7 @@
         <w:pStyle w:val="ListParagraph"/>
         <w:numPr>
           <w:ilvl w:val="0"/>
-          <w:numId w:val="64"/>
+          <w:numId w:val="66"/>
         </w:numPr>
       </w:pPr>
       <w:r>
@@ -18287,7 +18700,7 @@
         <w:pStyle w:val="ListParagraph"/>
         <w:numPr>
           <w:ilvl w:val="0"/>
-          <w:numId w:val="65"/>
+          <w:numId w:val="67"/>
         </w:numPr>
       </w:pPr>
       <w:r>
@@ -18308,7 +18721,7 @@
         <w:pStyle w:val="ListParagraph"/>
         <w:numPr>
           <w:ilvl w:val="0"/>
-          <w:numId w:val="65"/>
+          <w:numId w:val="67"/>
         </w:numPr>
       </w:pPr>
       <w:r>
@@ -18344,7 +18757,7 @@
         <w:pStyle w:val="ListParagraph"/>
         <w:numPr>
           <w:ilvl w:val="0"/>
-          <w:numId w:val="65"/>
+          <w:numId w:val="67"/>
         </w:numPr>
       </w:pPr>
       <w:r>
@@ -18380,7 +18793,7 @@
         <w:pStyle w:val="ListParagraph"/>
         <w:numPr>
           <w:ilvl w:val="0"/>
-          <w:numId w:val="65"/>
+          <w:numId w:val="67"/>
         </w:numPr>
       </w:pPr>
       <w:r>
@@ -18409,7 +18822,7 @@
         <w:pStyle w:val="ListParagraph"/>
         <w:numPr>
           <w:ilvl w:val="0"/>
-          <w:numId w:val="66"/>
+          <w:numId w:val="68"/>
         </w:numPr>
       </w:pPr>
       <w:r>
@@ -18430,7 +18843,7 @@
         <w:pStyle w:val="ListParagraph"/>
         <w:numPr>
           <w:ilvl w:val="0"/>
-          <w:numId w:val="66"/>
+          <w:numId w:val="68"/>
         </w:numPr>
       </w:pPr>
       <w:r>
@@ -18654,7 +19067,7 @@
         <w:pStyle w:val="ListParagraph"/>
         <w:numPr>
           <w:ilvl w:val="0"/>
-          <w:numId w:val="67"/>
+          <w:numId w:val="69"/>
         </w:numPr>
       </w:pPr>
       <w:r>
@@ -18744,7 +19157,7 @@
         <w:pStyle w:val="ListParagraph"/>
         <w:numPr>
           <w:ilvl w:val="0"/>
-          <w:numId w:val="67"/>
+          <w:numId w:val="69"/>
         </w:numPr>
       </w:pPr>
       <w:r>
@@ -18774,7 +19187,7 @@
         <w:pStyle w:val="ListParagraph"/>
         <w:numPr>
           <w:ilvl w:val="0"/>
-          <w:numId w:val="67"/>
+          <w:numId w:val="69"/>
         </w:numPr>
       </w:pPr>
       <w:r>
@@ -18795,7 +19208,7 @@
         <w:pStyle w:val="ListParagraph"/>
         <w:numPr>
           <w:ilvl w:val="0"/>
-          <w:numId w:val="67"/>
+          <w:numId w:val="69"/>
         </w:numPr>
       </w:pPr>
       <w:r>
@@ -18831,7 +19244,7 @@
         <w:pStyle w:val="ListParagraph"/>
         <w:numPr>
           <w:ilvl w:val="0"/>
-          <w:numId w:val="67"/>
+          <w:numId w:val="69"/>
         </w:numPr>
       </w:pPr>
       <w:r>
@@ -18849,7 +19262,7 @@
         <w:pStyle w:val="ListParagraph"/>
         <w:numPr>
           <w:ilvl w:val="0"/>
-          <w:numId w:val="67"/>
+          <w:numId w:val="69"/>
         </w:numPr>
       </w:pPr>
       <w:r>
@@ -18893,7 +19306,7 @@
         <w:pStyle w:val="ListParagraph"/>
         <w:numPr>
           <w:ilvl w:val="0"/>
-          <w:numId w:val="68"/>
+          <w:numId w:val="70"/>
         </w:numPr>
       </w:pPr>
       <w:r>
@@ -18974,7 +19387,7 @@
         <w:pStyle w:val="ListParagraph"/>
         <w:numPr>
           <w:ilvl w:val="0"/>
-          <w:numId w:val="68"/>
+          <w:numId w:val="70"/>
         </w:numPr>
       </w:pPr>
       <w:r>
@@ -18992,7 +19405,7 @@
         <w:pStyle w:val="ListParagraph"/>
         <w:numPr>
           <w:ilvl w:val="0"/>
-          <w:numId w:val="68"/>
+          <w:numId w:val="70"/>
         </w:numPr>
       </w:pPr>
       <w:r>
@@ -19013,7 +19426,7 @@
         <w:pStyle w:val="ListParagraph"/>
         <w:numPr>
           <w:ilvl w:val="0"/>
-          <w:numId w:val="68"/>
+          <w:numId w:val="70"/>
         </w:numPr>
       </w:pPr>
       <w:r>
@@ -19039,7 +19452,7 @@
         <w:pStyle w:val="ListParagraph"/>
         <w:numPr>
           <w:ilvl w:val="0"/>
-          <w:numId w:val="69"/>
+          <w:numId w:val="71"/>
         </w:numPr>
       </w:pPr>
       <w:r>
@@ -19102,7 +19515,7 @@
         <w:pStyle w:val="ListParagraph"/>
         <w:numPr>
           <w:ilvl w:val="0"/>
-          <w:numId w:val="69"/>
+          <w:numId w:val="71"/>
         </w:numPr>
       </w:pPr>
       <w:r>
@@ -19129,7 +19542,7 @@
         <w:pStyle w:val="ListParagraph"/>
         <w:numPr>
           <w:ilvl w:val="0"/>
-          <w:numId w:val="69"/>
+          <w:numId w:val="71"/>
         </w:numPr>
       </w:pPr>
       <w:r>
@@ -19147,7 +19560,7 @@
         <w:pStyle w:val="ListParagraph"/>
         <w:numPr>
           <w:ilvl w:val="0"/>
-          <w:numId w:val="69"/>
+          <w:numId w:val="71"/>
         </w:numPr>
       </w:pPr>
       <w:r>
@@ -19778,7 +20191,7 @@
         <w:pStyle w:val="ListParagraph"/>
         <w:numPr>
           <w:ilvl w:val="0"/>
-          <w:numId w:val="70"/>
+          <w:numId w:val="72"/>
         </w:numPr>
       </w:pPr>
       <w:r>
@@ -19796,7 +20209,7 @@
         <w:pStyle w:val="ListParagraph"/>
         <w:numPr>
           <w:ilvl w:val="0"/>
-          <w:numId w:val="70"/>
+          <w:numId w:val="72"/>
         </w:numPr>
       </w:pPr>
       <w:r>
@@ -19814,7 +20227,7 @@
         <w:pStyle w:val="ListParagraph"/>
         <w:numPr>
           <w:ilvl w:val="0"/>
-          <w:numId w:val="70"/>
+          <w:numId w:val="72"/>
         </w:numPr>
       </w:pPr>
       <w:r>
@@ -19832,7 +20245,7 @@
         <w:pStyle w:val="ListParagraph"/>
         <w:numPr>
           <w:ilvl w:val="0"/>
-          <w:numId w:val="70"/>
+          <w:numId w:val="72"/>
         </w:numPr>
       </w:pPr>
       <w:r>
@@ -19850,7 +20263,7 @@
         <w:pStyle w:val="ListParagraph"/>
         <w:numPr>
           <w:ilvl w:val="0"/>
-          <w:numId w:val="70"/>
+          <w:numId w:val="72"/>
         </w:numPr>
       </w:pPr>
       <w:r>
@@ -19868,7 +20281,7 @@
         <w:pStyle w:val="ListParagraph"/>
         <w:numPr>
           <w:ilvl w:val="0"/>
-          <w:numId w:val="70"/>
+          <w:numId w:val="72"/>
         </w:numPr>
       </w:pPr>
       <w:r>
@@ -20966,7 +21379,7 @@
         <w:pStyle w:val="ListParagraph"/>
         <w:numPr>
           <w:ilvl w:val="0"/>
-          <w:numId w:val="71"/>
+          <w:numId w:val="73"/>
         </w:numPr>
       </w:pPr>
       <w:r>
@@ -20978,7 +21391,7 @@
         <w:pStyle w:val="ListParagraph"/>
         <w:numPr>
           <w:ilvl w:val="0"/>
-          <w:numId w:val="71"/>
+          <w:numId w:val="73"/>
         </w:numPr>
       </w:pPr>
       <w:r>
@@ -20990,7 +21403,7 @@
         <w:pStyle w:val="ListParagraph"/>
         <w:numPr>
           <w:ilvl w:val="0"/>
-          <w:numId w:val="71"/>
+          <w:numId w:val="73"/>
         </w:numPr>
       </w:pPr>
       <w:r>
@@ -21002,7 +21415,7 @@
         <w:pStyle w:val="ListParagraph"/>
         <w:numPr>
           <w:ilvl w:val="0"/>
-          <w:numId w:val="71"/>
+          <w:numId w:val="73"/>
         </w:numPr>
       </w:pPr>
       <w:r>
@@ -21014,7 +21427,7 @@
         <w:pStyle w:val="ListParagraph"/>
         <w:numPr>
           <w:ilvl w:val="0"/>
-          <w:numId w:val="71"/>
+          <w:numId w:val="73"/>
         </w:numPr>
       </w:pPr>
       <w:r>
@@ -21035,7 +21448,7 @@
         <w:pStyle w:val="ListParagraph"/>
         <w:numPr>
           <w:ilvl w:val="0"/>
-          <w:numId w:val="71"/>
+          <w:numId w:val="73"/>
         </w:numPr>
       </w:pPr>
       <w:r>
@@ -21047,7 +21460,7 @@
         <w:pStyle w:val="ListParagraph"/>
         <w:numPr>
           <w:ilvl w:val="0"/>
-          <w:numId w:val="71"/>
+          <w:numId w:val="73"/>
         </w:numPr>
       </w:pPr>
       <w:r>
@@ -21068,7 +21481,7 @@
         <w:pStyle w:val="ListParagraph"/>
         <w:numPr>
           <w:ilvl w:val="0"/>
-          <w:numId w:val="71"/>
+          <w:numId w:val="73"/>
         </w:numPr>
       </w:pPr>
       <w:r>
@@ -21080,7 +21493,7 @@
         <w:pStyle w:val="ListParagraph"/>
         <w:numPr>
           <w:ilvl w:val="0"/>
-          <w:numId w:val="71"/>
+          <w:numId w:val="73"/>
         </w:numPr>
       </w:pPr>
       <w:r>
@@ -21092,7 +21505,7 @@
         <w:pStyle w:val="ListParagraph"/>
         <w:numPr>
           <w:ilvl w:val="0"/>
-          <w:numId w:val="71"/>
+          <w:numId w:val="73"/>
         </w:numPr>
       </w:pPr>
       <w:r>
@@ -21104,7 +21517,7 @@
         <w:pStyle w:val="ListParagraph"/>
         <w:numPr>
           <w:ilvl w:val="0"/>
-          <w:numId w:val="71"/>
+          <w:numId w:val="73"/>
         </w:numPr>
       </w:pPr>
       <w:r>
@@ -21116,7 +21529,7 @@
         <w:pStyle w:val="ListParagraph"/>
         <w:numPr>
           <w:ilvl w:val="0"/>
-          <w:numId w:val="71"/>
+          <w:numId w:val="73"/>
         </w:numPr>
       </w:pPr>
       <w:r>
@@ -21128,7 +21541,7 @@
         <w:pStyle w:val="ListParagraph"/>
         <w:numPr>
           <w:ilvl w:val="0"/>
-          <w:numId w:val="71"/>
+          <w:numId w:val="73"/>
         </w:numPr>
       </w:pPr>
       <w:r>
@@ -21140,7 +21553,7 @@
         <w:pStyle w:val="ListParagraph"/>
         <w:numPr>
           <w:ilvl w:val="0"/>
-          <w:numId w:val="71"/>
+          <w:numId w:val="73"/>
         </w:numPr>
       </w:pPr>
       <w:r>
@@ -21479,7 +21892,7 @@
     <w:abstractNumId w:val="0"/>
   </w:num>
   <w:num w:numId="50">
-    <w:abstractNumId w:val="0"/>
+    <w:abstractNumId w:val="1"/>
   </w:num>
   <w:num w:numId="51">
     <w:abstractNumId w:val="0"/>
@@ -21500,13 +21913,13 @@
     <w:abstractNumId w:val="0"/>
   </w:num>
   <w:num w:numId="57">
-    <w:abstractNumId w:val="1"/>
+    <w:abstractNumId w:val="0"/>
   </w:num>
   <w:num w:numId="58">
     <w:abstractNumId w:val="0"/>
   </w:num>
   <w:num w:numId="59">
-    <w:abstractNumId w:val="0"/>
+    <w:abstractNumId w:val="1"/>
   </w:num>
   <w:num w:numId="60">
     <w:abstractNumId w:val="0"/>
@@ -21518,13 +21931,13 @@
     <w:abstractNumId w:val="0"/>
   </w:num>
   <w:num w:numId="63">
-    <w:abstractNumId w:val="1"/>
+    <w:abstractNumId w:val="0"/>
   </w:num>
   <w:num w:numId="64">
     <w:abstractNumId w:val="0"/>
   </w:num>
   <w:num w:numId="65">
-    <w:abstractNumId w:val="0"/>
+    <w:abstractNumId w:val="1"/>
   </w:num>
   <w:num w:numId="66">
     <w:abstractNumId w:val="0"/>
@@ -21542,6 +21955,12 @@
     <w:abstractNumId w:val="0"/>
   </w:num>
   <w:num w:numId="71">
+    <w:abstractNumId w:val="0"/>
+  </w:num>
+  <w:num w:numId="72">
+    <w:abstractNumId w:val="0"/>
+  </w:num>
+  <w:num w:numId="73">
     <w:abstractNumId w:val="0"/>
   </w:num>
 </w:numbering>

--- a/docs/manual/LWK_Viewer_User_Manual_YUE.docx
+++ b/docs/manual/LWK_Viewer_User_Manual_YUE.docx
@@ -12734,6 +12734,33 @@
         <w:t xml:space="preserve">Street</w:t>
       </w:r>
       <w:r>
+        <w:t xml:space="preserve">、</w:t>
+      </w:r>
+      <w:r>
+        <w:rPr>
+          <w:b/>
+        </w:rPr>
+        <w:t xml:space="preserve">Road</w:t>
+      </w:r>
+      <w:r>
+        <w:t xml:space="preserve">、</w:t>
+      </w:r>
+      <w:r>
+        <w:rPr>
+          <w:b/>
+        </w:rPr>
+        <w:t xml:space="preserve">Lane</w:t>
+      </w:r>
+      <w:r>
+        <w:t xml:space="preserve"> 或者 </w:t>
+      </w:r>
+      <w:r>
+        <w:rPr>
+          <w:b/>
+        </w:rPr>
+        <w:t xml:space="preserve">Path</w:t>
+      </w:r>
+      <w:r>
         <w:t xml:space="preserve">，由街邊畫到街邊，喺街道嘅高度；佢嘅</w:t>
       </w:r>
       <w:r>
@@ -12800,7 +12827,7 @@
         <w:t xml:space="preserve">LWK &gt; Viewer tools &gt; SBD Export。</w:t>
       </w:r>
       <w:r>
-        <w:t xml:space="preserve"> 揀地盤界線；剔走唔係對住地盤嘅街；接受街道水平做高度區嘅地面（或者 mass 嘅底，或者一個 Level）；需要嘅話揀 viewer 嘅 project。</w:t>
+        <w:t xml:space="preserve"> 揀地盤界線；剔走唔係對住地盤嘅街；需要嘅話揀 viewer 嘅 project。唔會再問地面：Level 0 係同地盤相鄰最低嗰條街嘅平均水平（每條街用自己樓板嘅高度）；冇街就用 mass 嘅底。</w:t>
       </w:r>
     </w:p>
     <w:p>
@@ -13326,6 +13353,33 @@
         <w:t xml:space="preserve">Street</w:t>
       </w:r>
       <w:r>
+        <w:t xml:space="preserve">、</w:t>
+      </w:r>
+      <w:r>
+        <w:rPr>
+          <w:b/>
+        </w:rPr>
+        <w:t xml:space="preserve">Road</w:t>
+      </w:r>
+      <w:r>
+        <w:t xml:space="preserve">、</w:t>
+      </w:r>
+      <w:r>
+        <w:rPr>
+          <w:b/>
+        </w:rPr>
+        <w:t xml:space="preserve">Lane</w:t>
+      </w:r>
+      <w:r>
+        <w:t xml:space="preserve"> 或者 </w:t>
+      </w:r>
+      <w:r>
+        <w:rPr>
+          <w:b/>
+        </w:rPr>
+        <w:t xml:space="preserve">Path</w:t>
+      </w:r>
+      <w:r>
         <w:t xml:space="preserve">（例如 *SBD Street*），由街道界線畫到街道界線，喺街道嘅高度（佢嘅</w:t>
       </w:r>
       <w:r>
@@ -14199,10 +14253,91 @@
         <w:rPr>
           <w:b/>
         </w:rPr>
+        <w:t xml:space="preserve">Report 5 嘅規則：</w:t>
+      </w:r>
+      <w:r>
+        <w:t xml:space="preserve"> </w:t>
+      </w:r>
+      <w:r>
+        <w:rPr>
+          <w:b/>
+        </w:rPr>
+        <w:t xml:space="preserve">側面區域</w:t>
+      </w:r>
+      <w:r>
+        <w:t xml:space="preserve">而家準確咁計：內邊由 plane 垂直出發，轉一次（最多 15°）；用</w:t>
+      </w:r>
+      <w:r>
+        <w:rPr>
+          <w:b/>
+        </w:rPr>
+        <w:t xml:space="preserve">最近 plane</w:t>
+      </w:r>
+      <w:r>
+        <w:t xml:space="preserve"> 嗰一塊；角位一定喺地盤界線上；貼住街嘅話，只係對住街嗰段界線先延伸到中線，兩邊用經過嗰段界線兩個角、</w:t>
+      </w:r>
+      <w:r>
+        <w:rPr>
+          <w:b/>
+        </w:rPr>
+        <w:t xml:space="preserve">平行 plane</w:t>
+      </w:r>
+      <w:r>
+        <w:t xml:space="preserve"> 嘅線封住。</w:t>
+      </w:r>
+      <w:r>
+        <w:rPr>
+          <w:b/>
+        </w:rPr>
+        <w:t xml:space="preserve">風道</w:t>
+      </w:r>
+      <w:r>
+        <w:t xml:space="preserve">由頭到尾闊度一樣 - 轉角位嘅外邊垂直轉咗嘅邊去 offset，唔係橫向。唔再畫淡色投影帶。</w:t>
+      </w:r>
+      <w:r>
+        <w:rPr>
+          <w:b/>
+        </w:rPr>
+        <w:t xml:space="preserve">設計要求 (1)：</w:t>
+      </w:r>
+      <w:r>
+        <w:t xml:space="preserve"> 外牆中間退後超過 30 m 嘅話，峽谷會分開幾塊 - *A1(a) + A1(b)* - </w:t>
+      </w:r>
+      <w:r>
+        <w:rPr>
+          <w:b/>
+        </w:rPr>
+        <w:t xml:space="preserve">U = (A(a) + A(b)) / (L(a) + L(b))</w:t>
+      </w:r>
+      <w:r>
+        <w:t xml:space="preserve">，Lp 係幾段投影加埋（Fig B7）；同一組建築之間嘅外牆當連續計。唔貼街嘅建築 </w:t>
+      </w:r>
+      <w:r>
+        <w:rPr>
+          <w:b/>
+        </w:rPr>
+        <w:t xml:space="preserve">Lp = 最細外框矩形嘅短邊</w:t>
+      </w:r>
+      <w:r>
+        <w:t xml:space="preserve">，圖上有標註。每條街中線 30 m 嘅 offset 用虛線畫；街名、水平同闊度會放喺避開峽谷嘅位置。</w:t>
+      </w:r>
+    </w:p>
+    <w:p>
+      <w:pPr>
+        <w:pStyle w:val="ListParagraph"/>
+        <w:numPr>
+          <w:ilvl w:val="0"/>
+          <w:numId w:val="51"/>
+        </w:numPr>
+      </w:pPr>
+      <w:r>
+        <w:rPr>
+          <w:b/>
+        </w:rPr>
         <w:t xml:space="preserve">Plan level：</w:t>
       </w:r>
       <w:r>
-        <w:t xml:space="preserve"> mass 喺區內轉形狀（平台退台）嘅區會有 </w:t>
+        <w:t xml:space="preserve"> 每個區都有 </w:t>
       </w:r>
       <w:r>
         <w:rPr>
@@ -14211,7 +14346,7 @@
         <w:t xml:space="preserve">Plan level</w:t>
       </w:r>
       <w:r>
-        <w:t xml:space="preserve"> 選單：預設 *All levels (worst)* 計晒區內所有高度；揀一個高度，嗰個區嘅平面（空隙、側面區域、風道）就用 mass 喺嗰個高度切出嚟嘅形狀。立面一定係真 3D，所以喺其他高度擋住嘅照計擋住。平面同報告會寫明用咗邊個高度。</w:t>
+        <w:t xml:space="preserve"> 選單：預設 *All levels (worst)* 計晒區內所有高度；揀一個高度，嗰個區嘅平面（空隙、側面區域、風道）就用 mass 喺嗰個高度切出嚟嘅形狀。立面一定係真 3D，所以喺其他高度擋住嘅照計擋住。表、平面、立面同報告都會寫明每個區用咗邊個高度（*all levels* 或者 *plan at +x*）。</w:t>
       </w:r>
     </w:p>
     <w:p>

--- a/docs/manual/LWK_Viewer_User_Manual_YUE.docx
+++ b/docs/manual/LWK_Viewer_User_Manual_YUE.docx
@@ -14320,6 +14320,69 @@
       </w:r>
       <w:r>
         <w:t xml:space="preserve">，圖上有標註。每條街中線 30 m 嘅 offset 用虛線畫；街名、水平同闊度會放喺避開峽谷嘅位置。</w:t>
+      </w:r>
+    </w:p>
+    <w:p>
+      <w:pPr>
+        <w:pStyle w:val="ListParagraph"/>
+        <w:numPr>
+          <w:ilvl w:val="0"/>
+          <w:numId w:val="51"/>
+        </w:numPr>
+      </w:pPr>
+      <w:r>
+        <w:rPr>
+          <w:b/>
+        </w:rPr>
+        <w:t xml:space="preserve">Report 6 嘅規則：</w:t>
+      </w:r>
+      <w:r>
+        <w:t xml:space="preserve"> 側面區域嘅內邊一定由 plane </w:t>
+      </w:r>
+      <w:r>
+        <w:rPr>
+          <w:b/>
+        </w:rPr>
+        <w:t xml:space="preserve">垂直出發</w:t>
+      </w:r>
+      <w:r>
+        <w:t xml:space="preserve">，只會喺建築角位先轉（唔會一開始就斜），所以角位一定喺界線上。延伸入街嗰部分由界線旁邊嘅</w:t>
+      </w:r>
+      <w:r>
+        <w:rPr>
+          <w:b/>
+        </w:rPr>
+        <w:t xml:space="preserve">街道樓板</w:t>
+      </w:r>
+      <w:r>
+        <w:t xml:space="preserve">判斷（唔再用中線距離），所以條街叫乜名、或者樓板同界線差少少，都照樣延伸 - 只會橫過條街，唔會沿住條街。</w:t>
+      </w:r>
+      <w:r>
+        <w:rPr>
+          <w:b/>
+        </w:rPr>
+        <w:t xml:space="preserve">風道係一條直嘅帶</w:t>
+      </w:r>
+      <w:r>
+        <w:t xml:space="preserve">，由頭到尾闊度一樣，角度最多 15°。</w:t>
+      </w:r>
+      <w:r>
+        <w:rPr>
+          <w:b/>
+        </w:rPr>
+        <w:t xml:space="preserve">設計要求 (1)：</w:t>
+      </w:r>
+      <w:r>
+        <w:t xml:space="preserve"> 只有射線打中 30 m 內真正嘅外牆先計 - 兩翼之間退後超過 30 m 嘅外牆會變成</w:t>
+      </w:r>
+      <w:r>
+        <w:rPr>
+          <w:b/>
+        </w:rPr>
+        <w:t xml:space="preserve">兩個峽谷 A(a) + A(b)</w:t>
+      </w:r>
+      <w:r>
+        <w:t xml:space="preserve">，條街唔係完全直都一樣。</w:t>
       </w:r>
     </w:p>
     <w:p>

--- a/docs/manual/LWK_Viewer_User_Manual_YUE.docx
+++ b/docs/manual/LWK_Viewer_User_Manual_YUE.docx
@@ -13195,7 +13195,34 @@
         <w:t xml:space="preserve">CAD template</w:t>
       </w:r>
       <w:r>
-        <w:t xml:space="preserve">（No Revit?），打開個 DXF：有齊 layer、一個例子（一個地盤、兩條街、一個平台同一座塔）同規則。</w:t>
+        <w:t xml:space="preserve">（No Revit?），打開個 DXF：有齊 layer 同規則 - 如果 project 已經有 SBD model（由 Revit 送過一次），就會有 project </w:t>
+      </w:r>
+      <w:r>
+        <w:rPr>
+          <w:b/>
+        </w:rPr>
+        <w:t xml:space="preserve">自己嘅地盤界線同街道</w:t>
+      </w:r>
+      <w:r>
+        <w:t xml:space="preserve">；如果 project 嘅 3D（Revit export）有 shared coordinates，就用 </w:t>
+      </w:r>
+      <w:r>
+        <w:rPr>
+          <w:b/>
+        </w:rPr>
+        <w:t xml:space="preserve">shared（測量）座標同 mPD 水平</w:t>
+      </w:r>
+      <w:r>
+        <w:t xml:space="preserve">；否則係一個例子（一個地盤、兩條街、一個平台同一座塔）。請保留圖入面 </w:t>
+      </w:r>
+      <w:r>
+        <w:rPr>
+          <w:b/>
+        </w:rPr>
+        <w:t xml:space="preserve">LWK-SBD-FRAME: SHARED</w:t>
+      </w:r>
+      <w:r>
+        <w:t xml:space="preserve"> 呢句：import 嗰陣會將張圖搬返去 Revit model 嘅原點，啲 mass 喺 3D 先會對得啱。</w:t>
       </w:r>
     </w:p>
     <w:p>
@@ -14383,6 +14410,33 @@
       </w:r>
       <w:r>
         <w:t xml:space="preserve">，條街唔係完全直都一樣。</w:t>
+      </w:r>
+    </w:p>
+    <w:p>
+      <w:pPr>
+        <w:pStyle w:val="ListParagraph"/>
+        <w:numPr>
+          <w:ilvl w:val="0"/>
+          <w:numId w:val="51"/>
+        </w:numPr>
+      </w:pPr>
+      <w:r>
+        <w:rPr>
+          <w:b/>
+        </w:rPr>
+        <w:t xml:space="preserve">Report 7 嘅規則：</w:t>
+      </w:r>
+      <w:r>
+        <w:t xml:space="preserve"> 側面區域收窄到地盤界線上一點（內邊碰到界線）嗰段都計埋 - hatch 會</w:t>
+      </w:r>
+      <w:r>
+        <w:rPr>
+          <w:b/>
+        </w:rPr>
+        <w:t xml:space="preserve">準確收喺界線嘅角</w:t>
+      </w:r>
+      <w:r>
+        <w:t xml:space="preserve">，唔會喺未到之前切平。向住街嘅界線如果有一段短過 3 m 嘅級位，或者界線同街道樓板之間有一條窄縫，都唔會將延伸入街嗰部分切開：一個延伸直到中線。風道兩端亦準確喺界線上。</w:t>
       </w:r>
     </w:p>
     <w:p>

--- a/docs/manual/LWK_Viewer_User_Manual_YUE.docx
+++ b/docs/manual/LWK_Viewer_User_Manual_YUE.docx
@@ -12827,7 +12827,16 @@
         <w:t xml:space="preserve">LWK &gt; Viewer tools &gt; SBD Export。</w:t>
       </w:r>
       <w:r>
-        <w:t xml:space="preserve"> 揀地盤界線；剔走唔係對住地盤嘅街；需要嘅話揀 viewer 嘅 project。唔會再問地面：Level 0 係同地盤相鄰最低嗰條街嘅平均水平（每條街用自己樓板嘅高度）；冇街就用 mass 嘅底。</w:t>
+        <w:t xml:space="preserve"> 揀地盤界線；剔走唔係對住地盤嘅街；揀 </w:t>
+      </w:r>
+      <w:r>
+        <w:rPr>
+          <w:b/>
+        </w:rPr>
+        <w:t xml:space="preserve">viewer 嘅 project</w:t>
+      </w:r>
+      <w:r>
+        <w:t xml:space="preserve"> - 每次都會問（一次 export 會取代嗰個 project 嘅 SBD model），上次同呢個 Revit 檔用過嘅 project 排第一。唔會再問地面：Level 0 係同地盤相鄰最低嗰條街嘅平均水平（每條街用自己樓板嘅高度）；冇街就用 mass 嘅底。</w:t>
       </w:r>
     </w:p>
     <w:p>
@@ -13488,7 +13497,7 @@
         <w:t xml:space="preserve">LWK &gt; Viewer tools &gt; SBD Export：</w:t>
       </w:r>
       <w:r>
-        <w:t xml:space="preserve"> 揀地盤界線，剔走唔係對住地盤嘅街，接受街道水平（或者揀 Level），mass 就會送去 viewer 即刻計算；Revit 視窗都會顯示結果，連每條街嘅長度、闊度同高度。</w:t>
+        <w:t xml:space="preserve"> 揀地盤界線，剔走唔係對住地盤嘅街，揀 viewer 嘅 project，mass 就會送去 viewer 即刻計算；Revit 視窗都會顯示結果，連每條街嘅長度、闊度同高度。</w:t>
       </w:r>
     </w:p>
     <w:p>
@@ -13815,7 +13824,7 @@
         <w:t xml:space="preserve">高度：</w:t>
       </w:r>
       <w:r>
-        <w:t xml:space="preserve"> 高度區由 SBD Export 揀嘅地面量起。如果最低嗰個 mass 唔係由嗰度開始，Checks &gt; SBD 會提你（否則 10 m 高嘅平台會計咗入 Middle 區）；SBD Export 會比較街道樓板嘅高度同 mass 開始嘅高度，俾你揀其中一個，或者揀 Level。</w:t>
+        <w:t xml:space="preserve"> 高度區由 Level 0 量起（同地盤相鄰最低嗰條街；冇街就用 mass 嘅底）。如果最低嗰個 mass 唔係由嗰度開始，Checks &gt; SBD 會提你（否則 10 m 高嘅平台會計咗入 Middle 區）。</w:t>
       </w:r>
     </w:p>
     <w:p>

--- a/docs/manual/LWK_Viewer_User_Manual_YUE.docx
+++ b/docs/manual/LWK_Viewer_User_Manual_YUE.docx
@@ -14446,6 +14446,60 @@
       </w:r>
       <w:r>
         <w:t xml:space="preserve">，唔會喺未到之前切平。向住街嘅界線如果有一段短過 3 m 嘅級位，或者界線同街道樓板之間有一條窄縫，都唔會將延伸入街嗰部分切開：一個延伸直到中線。風道兩端亦準確喺界線上。</w:t>
+      </w:r>
+    </w:p>
+    <w:p>
+      <w:pPr>
+        <w:pStyle w:val="ListParagraph"/>
+        <w:numPr>
+          <w:ilvl w:val="0"/>
+          <w:numId w:val="51"/>
+        </w:numPr>
+      </w:pPr>
+      <w:r>
+        <w:rPr>
+          <w:b/>
+        </w:rPr>
+        <w:t xml:space="preserve">Report 8 嘅規則：</w:t>
+      </w:r>
+      <w:r>
+        <w:t xml:space="preserve"> 轉咗角嘅內邊由地盤遠端界線出咗地盤，而地盤喺佢後面仲轉角延續，側面區域會連嗰個角一齊計 - 內邊線外面嘅所有地盤，一直去到界線嘅角。平面有分叉嘅塔（Y 形或者 U 形）一定會畫喺立面（每個切面用佢裏面嘅一點對返所屬嘅建築），立面上每座建築都標 </w:t>
+      </w:r>
+      <w:r>
+        <w:rPr>
+          <w:b/>
+        </w:rPr>
+        <w:t xml:space="preserve">B1、B2 ...</w:t>
+      </w:r>
+      <w:r>
+        <w:t xml:space="preserve">。</w:t>
+      </w:r>
+      <w:r>
+        <w:rPr>
+          <w:b/>
+        </w:rPr>
+        <w:t xml:space="preserve">Lp（設計要求 (1)）</w:t>
+      </w:r>
+      <w:r>
+        <w:t xml:space="preserve"> 係包住建築（或者一組建築，相距少過 15 m 當一組）嘅</w:t>
+      </w:r>
+      <w:r>
+        <w:rPr>
+          <w:b/>
+        </w:rPr>
+        <w:t xml:space="preserve">概念矩形嘅長邊</w:t>
+      </w:r>
+      <w:r>
+        <w:t xml:space="preserve">；矩形貼住建築，揀令 Lp </w:t>
+      </w:r>
+      <w:r>
+        <w:rPr>
+          <w:b/>
+        </w:rPr>
+        <w:t xml:space="preserve">最細</w:t>
+      </w:r>
+      <w:r>
+        <w:t xml:space="preserve">嘅方向（Fig B3：「L2 &gt; L1，Lp = L1」）- 所有建築都係咁，無論係咪對住街（取代 report 5 嘅短邊同峽谷分段嘅投影）。街道峽谷照樣計 U = (A(a) + A(b)) / (L(a) + L(b))，Max Lp = 5U。</w:t>
       </w:r>
     </w:p>
     <w:p>

--- a/docs/manual/LWK_Viewer_User_Manual_YUE.docx
+++ b/docs/manual/LWK_Viewer_User_Manual_YUE.docx
@@ -14500,6 +14500,42 @@
       </w:r>
       <w:r>
         <w:t xml:space="preserve">嘅方向（Fig B3：「L2 &gt; L1，Lp = L1」）- 所有建築都係咁，無論係咪對住街（取代 report 5 嘅短邊同峽谷分段嘅投影）。街道峽谷照樣計 U = (A(a) + A(b)) / (L(a) + L(b))，Max Lp = 5U。</w:t>
+      </w:r>
+    </w:p>
+    <w:p>
+      <w:pPr>
+        <w:pStyle w:val="ListParagraph"/>
+        <w:numPr>
+          <w:ilvl w:val="0"/>
+          <w:numId w:val="51"/>
+        </w:numPr>
+      </w:pPr>
+      <w:r>
+        <w:rPr>
+          <w:b/>
+        </w:rPr>
+        <w:t xml:space="preserve">立面上</w:t>
+      </w:r>
+      <w:r>
+        <w:t xml:space="preserve">，建築兩端如果某部分全部喺唔計嘅 1/3 H 以內，佢上面嘅空間（同埋旁邊較矮一級上面嘅空間）就係側面退縮旁邊嘅空間：會橫向併入嗰個退縮嘅 IS（如果個退縮本身唔計，兩者加埋夠 7.5 m 都會計）。建築輪廓每一級都寫上闊度，窄嘅會放喺唔撞嘅位置。Checks &gt; SBD 嘅 </w:t>
+      </w:r>
+      <w:r>
+        <w:rPr>
+          <w:b/>
+        </w:rPr>
+        <w:t xml:space="preserve">3D</w:t>
+      </w:r>
+      <w:r>
+        <w:t xml:space="preserve"> 剔格會一齊顯示或者隱藏 3D 入面所有 SBD 嘅嘢 - 外框、高度區界線，同每次 export 加入嘅 </w:t>
+      </w:r>
+      <w:r>
+        <w:rPr>
+          <w:b/>
+        </w:rPr>
+        <w:t xml:space="preserve">SBD masses</w:t>
+      </w:r>
+      <w:r>
+        <w:t xml:space="preserve"> model。</w:t>
       </w:r>
     </w:p>
     <w:p>

--- a/docs/manual/LWK_Viewer_User_Manual_YUE.docx
+++ b/docs/manual/LWK_Viewer_User_Manual_YUE.docx
@@ -2783,6 +2783,24 @@
         <w:rPr>
           <w:b/>
         </w:rPr>
+        <w:t xml:space="preserve">按欄頭排序：</w:t>
+      </w:r>
+      <w:r>
+        <w:t xml:space="preserve"> 撳任何欄頭（Task title、Priority、Owner、Start、Due ...）- ▲ 由細到大，再撳 ▼ 由大到細，再撳返 list 原本次序；空白嘅排最後，sub-task 都會排，會記住你嘅揀法。拖側欄或者 task 面板嘅邊可以調闊窄（雙擊邊：還原）；task 面板嘅掣（包括 Delete）一定會見到。</w:t>
+      </w:r>
+    </w:p>
+    <w:p>
+      <w:pPr>
+        <w:pStyle w:val="ListParagraph"/>
+        <w:numPr>
+          <w:ilvl w:val="0"/>
+          <w:numId w:val="10"/>
+        </w:numPr>
+      </w:pPr>
+      <w:r>
+        <w:rPr>
+          <w:b/>
+        </w:rPr>
         <w:t xml:space="preserve">Kanban：</w:t>
       </w:r>
       <w:r>
@@ -3649,6 +3667,12 @@
       </w:pPr>
       <w:r>
         <w:t xml:space="preserve">Messenger 訊息</w:t>
+      </w:r>
+    </w:p>
+    <w:p>
+      <w:pPr/>
+      <w:r>
+        <w:t xml:space="preserve">拖對話列表或者詳情面板嘅邊可以調闊窄；列表邊上嘅小標籤可以釘住，或者 - 唔釘 - 收埋列表，令對話闊啲（同 Sheets 同 3D 頁一樣）。</w:t>
       </w:r>
     </w:p>
     <w:p>
@@ -6767,6 +6791,60 @@
       </w:r>
       <w:r>
         <w:t xml:space="preserve"> 都可以即刻攞返。</w:t>
+      </w:r>
+    </w:p>
+    <w:p>
+      <w:pPr>
+        <w:pStyle w:val="ListParagraph"/>
+        <w:numPr>
+          <w:ilvl w:val="0"/>
+          <w:numId w:val="27"/>
+        </w:numPr>
+      </w:pPr>
+      <w:r>
+        <w:rPr>
+          <w:b/>
+        </w:rPr>
+        <w:t xml:space="preserve">排序同欄位：</w:t>
+      </w:r>
+      <w:r>
+        <w:t xml:space="preserve"> 撳 </w:t>
+      </w:r>
+      <w:r>
+        <w:rPr>
+          <w:b/>
+        </w:rPr>
+        <w:t xml:space="preserve">Name</w:t>
+      </w:r>
+      <w:r>
+        <w:t xml:space="preserve">、</w:t>
+      </w:r>
+      <w:r>
+        <w:rPr>
+          <w:b/>
+        </w:rPr>
+        <w:t xml:space="preserve">Modified</w:t>
+      </w:r>
+      <w:r>
+        <w:t xml:space="preserve">、</w:t>
+      </w:r>
+      <w:r>
+        <w:rPr>
+          <w:b/>
+        </w:rPr>
+        <w:t xml:space="preserve">Size</w:t>
+      </w:r>
+      <w:r>
+        <w:t xml:space="preserve"> 或者 </w:t>
+      </w:r>
+      <w:r>
+        <w:rPr>
+          <w:b/>
+        </w:rPr>
+        <w:t xml:space="preserve">Uploaded by</w:t>
+      </w:r>
+      <w:r>
+        <w:t xml:space="preserve"> 排序（▲、▼，再撳還原；資料夾排先）。拖資料夾樹或者預覽嘅邊可以調闊窄。</w:t>
       </w:r>
     </w:p>
     <w:p>
@@ -14536,6 +14614,24 @@
       </w:r>
       <w:r>
         <w:t xml:space="preserve"> model。</w:t>
+      </w:r>
+    </w:p>
+    <w:p>
+      <w:pPr>
+        <w:pStyle w:val="ListParagraph"/>
+        <w:numPr>
+          <w:ilvl w:val="0"/>
+          <w:numId w:val="51"/>
+        </w:numPr>
+      </w:pPr>
+      <w:r>
+        <w:rPr>
+          <w:b/>
+        </w:rPr>
+        <w:t xml:space="preserve">面板上：</w:t>
+      </w:r>
+      <w:r>
+        <w:t xml:space="preserve"> 符合要求嘅 P 或 Lp 用綠色底，唔符合嘅用實心紅色，表下面有圖例講明（灰色：只供參考）；所有動作（Plan、3D、Make issue、Report、CAD、Remove、CAD template、Import CAD model）都係掣。</w:t>
       </w:r>
     </w:p>
     <w:p>

--- a/docs/manual/LWK_Viewer_User_Manual_YUE.docx
+++ b/docs/manual/LWK_Viewer_User_Manual_YUE.docx
@@ -488,6 +488,18 @@
       <w:pPr/>
       <w:r>
         <w:t xml:space="preserve">你需要一個 account、一個支援嘅瀏覽器同 viewer 嘅網址；電腦唔使裝任何嘢。</w:t>
+      </w:r>
+    </w:p>
+    <w:p>
+      <w:pPr/>
+      <w:r>
+        <w:rPr>
+          <w:b/>
+        </w:rPr>
+        <w:t xml:space="preserve">啲圖點睇：</w:t>
+      </w:r>
+      <w:r>
+        <w:t xml:space="preserve">每個頁面嘅章節開頭都有一張截圖，每個 panel、按鈕同選項都有紅色編號；圖下面嘅清單講每個編號做乜。截圖嚟自一個示範 project，所以名同圖則會同你嘅唔一樣。喺 Help 入面，撳一下張圖就可以睇原尺寸。</w:t>
       </w:r>
     </w:p>
     <w:p>
@@ -1041,6 +1053,177 @@
       </w:r>
     </w:p>
     <w:p>
+      <w:pPr>
+        <w:keepNext/>
+        <w:spacing w:before="120" w:after="60"/>
+      </w:pPr>
+      <w:r>
+        <w:drawing>
+          <wp:inline distT="0" distB="0" distL="0" distR="0">
+            <wp:extent cx="5943600" cy="379730"/>
+            <wp:docPr id="101" name="shot101" descr="header"/>
+            <a:graphic xmlns:a="http://schemas.openxmlformats.org/drawingml/2006/main">
+              <a:graphicData uri="http://schemas.openxmlformats.org/drawingml/2006/picture">
+                <pic:pic xmlns:pic="http://schemas.openxmlformats.org/drawingml/2006/picture">
+                  <pic:nvPicPr>
+                    <pic:cNvPr id="101" name="shot101" descr="header"/>
+                    <pic:cNvPicPr/>
+                  </pic:nvPicPr>
+                  <pic:blipFill>
+                    <a:blip r:embed="rIdShot1"/>
+                    <a:stretch>
+                      <a:fillRect/>
+                    </a:stretch>
+                  </pic:blipFill>
+                  <pic:spPr>
+                    <a:xfrm>
+                      <a:off x="0" y="0"/>
+                      <a:ext cx="5943600" cy="379730"/>
+                    </a:xfrm>
+                    <a:prstGeom prst="rect">
+                      <a:avLst/>
+                    </a:prstGeom>
+                  </pic:spPr>
+                </pic:pic>
+              </a:graphicData>
+            </a:graphic>
+          </wp:inline>
+        </w:drawing>
+      </w:r>
+    </w:p>
+    <w:p>
+      <w:pPr>
+        <w:pStyle w:val="ListParagraph"/>
+        <w:numPr>
+          <w:ilvl w:val="0"/>
+          <w:numId w:val="5"/>
+        </w:numPr>
+      </w:pPr>
+      <w:r>
+        <w:t xml:space="preserve">各頁：Projects、Sheets、3D、Board、Tasks、Chat（紅色數字：未讀）、Calendar、Folders、Dashboard</w:t>
+      </w:r>
+    </w:p>
+    <w:p>
+      <w:pPr>
+        <w:pStyle w:val="ListParagraph"/>
+        <w:numPr>
+          <w:ilvl w:val="0"/>
+          <w:numId w:val="5"/>
+        </w:numPr>
+      </w:pPr>
+      <w:r>
+        <w:t xml:space="preserve">你而家用緊嘅 project</w:t>
+      </w:r>
+    </w:p>
+    <w:p>
+      <w:pPr>
+        <w:pStyle w:val="ListParagraph"/>
+        <w:numPr>
+          <w:ilvl w:val="0"/>
+          <w:numId w:val="5"/>
+        </w:numPr>
+      </w:pPr>
+      <w:r>
+        <w:t xml:space="preserve">project 嘅邊部分（model 同圖則，或者其他部分）</w:t>
+      </w:r>
+    </w:p>
+    <w:p>
+      <w:pPr>
+        <w:pStyle w:val="ListParagraph"/>
+        <w:numPr>
+          <w:ilvl w:val="0"/>
+          <w:numId w:val="5"/>
+        </w:numPr>
+      </w:pPr>
+      <w:r>
+        <w:t xml:space="preserve">Comment：畫嘅嘢係 comment</w:t>
+      </w:r>
+    </w:p>
+    <w:p>
+      <w:pPr>
+        <w:pStyle w:val="ListParagraph"/>
+        <w:numPr>
+          <w:ilvl w:val="0"/>
+          <w:numId w:val="5"/>
+        </w:numPr>
+      </w:pPr>
+      <w:r>
+        <w:t xml:space="preserve">Issue：畫嘅嘢係 issue（有編號、狀態同負責人）</w:t>
+      </w:r>
+    </w:p>
+    <w:p>
+      <w:pPr>
+        <w:pStyle w:val="ListParagraph"/>
+        <w:numPr>
+          <w:ilvl w:val="0"/>
+          <w:numId w:val="5"/>
+        </w:numPr>
+      </w:pPr>
+      <w:r>
+        <w:t xml:space="preserve">Files：下載 PDF、匯入 PDF / CAD、BCF、匯出</w:t>
+      </w:r>
+    </w:p>
+    <w:p>
+      <w:pPr>
+        <w:pStyle w:val="ListParagraph"/>
+        <w:numPr>
+          <w:ilvl w:val="0"/>
+          <w:numId w:val="5"/>
+        </w:numPr>
+      </w:pPr>
+      <w:r>
+        <w:t xml:space="preserve">搜尋全部 (Ctrl+K)</w:t>
+      </w:r>
+    </w:p>
+    <w:p>
+      <w:pPr>
+        <w:pStyle w:val="ListParagraph"/>
+        <w:numPr>
+          <w:ilvl w:val="0"/>
+          <w:numId w:val="5"/>
+        </w:numPr>
+      </w:pPr>
+      <w:r>
+        <w:t xml:space="preserve">Help - 呢本手冊，可以搜尋</w:t>
+      </w:r>
+    </w:p>
+    <w:p>
+      <w:pPr>
+        <w:pStyle w:val="ListParagraph"/>
+        <w:numPr>
+          <w:ilvl w:val="0"/>
+          <w:numId w:val="5"/>
+        </w:numPr>
+      </w:pPr>
+      <w:r>
+        <w:t xml:space="preserve">通知</w:t>
+      </w:r>
+    </w:p>
+    <w:p>
+      <w:pPr>
+        <w:pStyle w:val="ListParagraph"/>
+        <w:numPr>
+          <w:ilvl w:val="0"/>
+          <w:numId w:val="5"/>
+        </w:numPr>
+      </w:pPr>
+      <w:r>
+        <w:t xml:space="preserve">+ Task：派 task 俾人</w:t>
+      </w:r>
+    </w:p>
+    <w:p>
+      <w:pPr>
+        <w:pStyle w:val="ListParagraph"/>
+        <w:numPr>
+          <w:ilvl w:val="0"/>
+          <w:numId w:val="5"/>
+        </w:numPr>
+      </w:pPr>
+      <w:r>
+        <w:t xml:space="preserve">你嘅資料：名、密碼、深色模式、登出</w:t>
+      </w:r>
+    </w:p>
+    <w:p>
       <w:pPr/>
       <w:r>
         <w:t xml:space="preserve">登入、打開一張 sheet、喺 3D 睇返同一個位，再開一個測試 issue。</w:t>
@@ -1051,7 +1234,7 @@
         <w:pStyle w:val="ListParagraph"/>
         <w:numPr>
           <w:ilvl w:val="0"/>
-          <w:numId w:val="5"/>
+          <w:numId w:val="6"/>
         </w:numPr>
       </w:pPr>
       <w:r>
@@ -1069,7 +1252,7 @@
         <w:pStyle w:val="ListParagraph"/>
         <w:numPr>
           <w:ilvl w:val="0"/>
-          <w:numId w:val="5"/>
+          <w:numId w:val="6"/>
         </w:numPr>
       </w:pPr>
       <w:r>
@@ -1096,7 +1279,7 @@
         <w:pStyle w:val="ListParagraph"/>
         <w:numPr>
           <w:ilvl w:val="0"/>
-          <w:numId w:val="5"/>
+          <w:numId w:val="6"/>
         </w:numPr>
       </w:pPr>
       <w:r>
@@ -1141,7 +1324,7 @@
         <w:pStyle w:val="ListParagraph"/>
         <w:numPr>
           <w:ilvl w:val="0"/>
-          <w:numId w:val="5"/>
+          <w:numId w:val="6"/>
         </w:numPr>
       </w:pPr>
       <w:r>
@@ -1168,7 +1351,7 @@
         <w:pStyle w:val="ListParagraph"/>
         <w:numPr>
           <w:ilvl w:val="0"/>
-          <w:numId w:val="5"/>
+          <w:numId w:val="6"/>
         </w:numPr>
       </w:pPr>
       <w:r>
@@ -1213,7 +1396,7 @@
         <w:pStyle w:val="ListParagraph"/>
         <w:numPr>
           <w:ilvl w:val="0"/>
-          <w:numId w:val="5"/>
+          <w:numId w:val="6"/>
         </w:numPr>
       </w:pPr>
       <w:r>
@@ -1240,7 +1423,7 @@
         <w:pStyle w:val="ListParagraph"/>
         <w:numPr>
           <w:ilvl w:val="0"/>
-          <w:numId w:val="5"/>
+          <w:numId w:val="6"/>
         </w:numPr>
       </w:pPr>
       <w:r>
@@ -1285,7 +1468,7 @@
         <w:pStyle w:val="ListParagraph"/>
         <w:numPr>
           <w:ilvl w:val="0"/>
-          <w:numId w:val="5"/>
+          <w:numId w:val="6"/>
         </w:numPr>
       </w:pPr>
       <w:r>
@@ -1312,7 +1495,7 @@
         <w:pStyle w:val="ListParagraph"/>
         <w:numPr>
           <w:ilvl w:val="0"/>
-          <w:numId w:val="5"/>
+          <w:numId w:val="6"/>
         </w:numPr>
       </w:pPr>
       <w:r>
@@ -1348,7 +1531,7 @@
         <w:pStyle w:val="ListParagraph"/>
         <w:numPr>
           <w:ilvl w:val="0"/>
-          <w:numId w:val="5"/>
+          <w:numId w:val="6"/>
         </w:numPr>
       </w:pPr>
       <w:r>
@@ -1393,7 +1576,7 @@
         <w:pStyle w:val="ListParagraph"/>
         <w:numPr>
           <w:ilvl w:val="0"/>
-          <w:numId w:val="5"/>
+          <w:numId w:val="6"/>
         </w:numPr>
       </w:pPr>
       <w:r>
@@ -1420,7 +1603,7 @@
         <w:pStyle w:val="ListParagraph"/>
         <w:numPr>
           <w:ilvl w:val="0"/>
-          <w:numId w:val="5"/>
+          <w:numId w:val="6"/>
         </w:numPr>
       </w:pPr>
       <w:r>
@@ -1451,6 +1634,141 @@
       </w:r>
     </w:p>
     <w:p>
+      <w:pPr>
+        <w:keepNext/>
+        <w:spacing w:before="120" w:after="60"/>
+      </w:pPr>
+      <w:r>
+        <w:drawing>
+          <wp:inline distT="0" distB="0" distL="0" distR="0">
+            <wp:extent cx="5943600" cy="3549650"/>
+            <wp:docPr id="102" name="shot102" descr="dashboard"/>
+            <a:graphic xmlns:a="http://schemas.openxmlformats.org/drawingml/2006/main">
+              <a:graphicData uri="http://schemas.openxmlformats.org/drawingml/2006/picture">
+                <pic:pic xmlns:pic="http://schemas.openxmlformats.org/drawingml/2006/picture">
+                  <pic:nvPicPr>
+                    <pic:cNvPr id="102" name="shot102" descr="dashboard"/>
+                    <pic:cNvPicPr/>
+                  </pic:nvPicPr>
+                  <pic:blipFill>
+                    <a:blip r:embed="rIdShot2"/>
+                    <a:stretch>
+                      <a:fillRect/>
+                    </a:stretch>
+                  </pic:blipFill>
+                  <pic:spPr>
+                    <a:xfrm>
+                      <a:off x="0" y="0"/>
+                      <a:ext cx="5943600" cy="3549650"/>
+                    </a:xfrm>
+                    <a:prstGeom prst="rect">
+                      <a:avLst/>
+                    </a:prstGeom>
+                  </pic:spPr>
+                </pic:pic>
+              </a:graphicData>
+            </a:graphic>
+          </wp:inline>
+        </w:drawing>
+      </w:r>
+    </w:p>
+    <w:p>
+      <w:pPr>
+        <w:pStyle w:val="ListParagraph"/>
+        <w:numPr>
+          <w:ilvl w:val="0"/>
+          <w:numId w:val="7"/>
+        </w:numPr>
+      </w:pPr>
+      <w:r>
+        <w:t xml:space="preserve">幾耐內關閉</w:t>
+      </w:r>
+    </w:p>
+    <w:p>
+      <w:pPr>
+        <w:pStyle w:val="ListParagraph"/>
+        <w:numPr>
+          <w:ilvl w:val="0"/>
+          <w:numId w:val="7"/>
+        </w:numPr>
+      </w:pPr>
+      <w:r>
+        <w:t xml:space="preserve">類型、負責人、辦公室、團隊、專業</w:t>
+      </w:r>
+    </w:p>
+    <w:p>
+      <w:pPr>
+        <w:pStyle w:val="ListParagraph"/>
+        <w:numPr>
+          <w:ilvl w:val="0"/>
+          <w:numId w:val="7"/>
+        </w:numPr>
+      </w:pPr>
+      <w:r>
+        <w:t xml:space="preserve">只睇自己</w:t>
+      </w:r>
+    </w:p>
+    <w:p>
+      <w:pPr>
+        <w:pStyle w:val="ListParagraph"/>
+        <w:numPr>
+          <w:ilvl w:val="0"/>
+          <w:numId w:val="7"/>
+        </w:numPr>
+      </w:pPr>
+      <w:r>
+        <w:t xml:space="preserve">Export：報告、CSV、BCF、每週摘要</w:t>
+      </w:r>
+    </w:p>
+    <w:p>
+      <w:pPr>
+        <w:pStyle w:val="ListParagraph"/>
+        <w:numPr>
+          <w:ilvl w:val="0"/>
+          <w:numId w:val="7"/>
+        </w:numPr>
+      </w:pPr>
+      <w:r>
+        <w:t xml:space="preserve">Project 嘅 task</w:t>
+      </w:r>
+    </w:p>
+    <w:p>
+      <w:pPr>
+        <w:pStyle w:val="ListParagraph"/>
+        <w:numPr>
+          <w:ilvl w:val="0"/>
+          <w:numId w:val="7"/>
+        </w:numPr>
+      </w:pPr>
+      <w:r>
+        <w:t xml:space="preserve">今個星期：新開、關閉、未完、過期</w:t>
+      </w:r>
+    </w:p>
+    <w:p>
+      <w:pPr>
+        <w:pStyle w:val="ListParagraph"/>
+        <w:numPr>
+          <w:ilvl w:val="0"/>
+          <w:numId w:val="7"/>
+        </w:numPr>
+      </w:pPr>
+      <w:r>
+        <w:t xml:space="preserve">Issue 數字 - 撳一個睇清單</w:t>
+      </w:r>
+    </w:p>
+    <w:p>
+      <w:pPr>
+        <w:pStyle w:val="ListParagraph"/>
+        <w:numPr>
+          <w:ilvl w:val="0"/>
+          <w:numId w:val="7"/>
+        </w:numPr>
+      </w:pPr>
+      <w:r>
+        <w:t xml:space="preserve">每星期新開同關閉</w:t>
+      </w:r>
+    </w:p>
+    <w:p>
       <w:pPr/>
       <w:r>
         <w:t xml:space="preserve">Dashboard 係 project 嘅 issue 計分板：幾多個未完成、幾多個過咗期、喺邊個手上，同埋今個星期有乜改變。</w:t>
@@ -1470,7 +1788,7 @@
         <w:pStyle w:val="ListParagraph"/>
         <w:numPr>
           <w:ilvl w:val="0"/>
-          <w:numId w:val="6"/>
+          <w:numId w:val="8"/>
         </w:numPr>
       </w:pPr>
       <w:r>
@@ -1617,7 +1935,7 @@
         <w:pStyle w:val="ListParagraph"/>
         <w:numPr>
           <w:ilvl w:val="0"/>
-          <w:numId w:val="6"/>
+          <w:numId w:val="8"/>
         </w:numPr>
       </w:pPr>
       <w:r>
@@ -1635,7 +1953,7 @@
         <w:pStyle w:val="ListParagraph"/>
         <w:numPr>
           <w:ilvl w:val="0"/>
-          <w:numId w:val="6"/>
+          <w:numId w:val="8"/>
         </w:numPr>
       </w:pPr>
       <w:r>
@@ -1949,7 +2267,7 @@
         <w:pStyle w:val="ListParagraph"/>
         <w:numPr>
           <w:ilvl w:val="0"/>
-          <w:numId w:val="7"/>
+          <w:numId w:val="9"/>
         </w:numPr>
       </w:pPr>
       <w:r>
@@ -1994,7 +2312,7 @@
         <w:pStyle w:val="ListParagraph"/>
         <w:numPr>
           <w:ilvl w:val="0"/>
-          <w:numId w:val="7"/>
+          <w:numId w:val="9"/>
         </w:numPr>
       </w:pPr>
       <w:r>
@@ -2015,7 +2333,7 @@
         <w:pStyle w:val="ListParagraph"/>
         <w:numPr>
           <w:ilvl w:val="0"/>
-          <w:numId w:val="7"/>
+          <w:numId w:val="9"/>
         </w:numPr>
       </w:pPr>
       <w:r>
@@ -2042,7 +2360,7 @@
         <w:pStyle w:val="ListParagraph"/>
         <w:numPr>
           <w:ilvl w:val="0"/>
-          <w:numId w:val="8"/>
+          <w:numId w:val="10"/>
         </w:numPr>
       </w:pPr>
       <w:r>
@@ -2060,7 +2378,7 @@
         <w:pStyle w:val="ListParagraph"/>
         <w:numPr>
           <w:ilvl w:val="0"/>
-          <w:numId w:val="8"/>
+          <w:numId w:val="10"/>
         </w:numPr>
       </w:pPr>
       <w:r>
@@ -2078,7 +2396,7 @@
         <w:pStyle w:val="ListParagraph"/>
         <w:numPr>
           <w:ilvl w:val="0"/>
-          <w:numId w:val="8"/>
+          <w:numId w:val="10"/>
         </w:numPr>
       </w:pPr>
       <w:r>
@@ -2108,7 +2426,7 @@
         <w:pStyle w:val="ListParagraph"/>
         <w:numPr>
           <w:ilvl w:val="0"/>
-          <w:numId w:val="8"/>
+          <w:numId w:val="10"/>
         </w:numPr>
       </w:pPr>
       <w:r>
@@ -2127,6 +2445,117 @@
       </w:pPr>
       <w:r>
         <w:t xml:space="preserve">Projects 項目</w:t>
+      </w:r>
+    </w:p>
+    <w:p>
+      <w:pPr>
+        <w:keepNext/>
+        <w:spacing w:before="120" w:after="60"/>
+      </w:pPr>
+      <w:r>
+        <w:drawing>
+          <wp:inline distT="0" distB="0" distL="0" distR="0">
+            <wp:extent cx="5943600" cy="1312545"/>
+            <wp:docPr id="103" name="shot103" descr="projects"/>
+            <a:graphic xmlns:a="http://schemas.openxmlformats.org/drawingml/2006/main">
+              <a:graphicData uri="http://schemas.openxmlformats.org/drawingml/2006/picture">
+                <pic:pic xmlns:pic="http://schemas.openxmlformats.org/drawingml/2006/picture">
+                  <pic:nvPicPr>
+                    <pic:cNvPr id="103" name="shot103" descr="projects"/>
+                    <pic:cNvPicPr/>
+                  </pic:nvPicPr>
+                  <pic:blipFill>
+                    <a:blip r:embed="rIdShot3"/>
+                    <a:stretch>
+                      <a:fillRect/>
+                    </a:stretch>
+                  </pic:blipFill>
+                  <pic:spPr>
+                    <a:xfrm>
+                      <a:off x="0" y="0"/>
+                      <a:ext cx="5943600" cy="1312545"/>
+                    </a:xfrm>
+                    <a:prstGeom prst="rect">
+                      <a:avLst/>
+                    </a:prstGeom>
+                  </pic:spPr>
+                </pic:pic>
+              </a:graphicData>
+            </a:graphic>
+          </wp:inline>
+        </w:drawing>
+      </w:r>
+    </w:p>
+    <w:p>
+      <w:pPr>
+        <w:pStyle w:val="ListParagraph"/>
+        <w:numPr>
+          <w:ilvl w:val="0"/>
+          <w:numId w:val="11"/>
+        </w:numPr>
+      </w:pPr>
+      <w:r>
+        <w:t xml:space="preserve">搜尋 project 或者人</w:t>
+      </w:r>
+    </w:p>
+    <w:p>
+      <w:pPr>
+        <w:pStyle w:val="ListParagraph"/>
+        <w:numPr>
+          <w:ilvl w:val="0"/>
+          <w:numId w:val="11"/>
+        </w:numPr>
+      </w:pPr>
+      <w:r>
+        <w:t xml:space="preserve">狀態：Active、On hold、Completed、Archived</w:t>
+      </w:r>
+    </w:p>
+    <w:p>
+      <w:pPr>
+        <w:pStyle w:val="ListParagraph"/>
+        <w:numPr>
+          <w:ilvl w:val="0"/>
+          <w:numId w:val="11"/>
+        </w:numPr>
+      </w:pPr>
+      <w:r>
+        <w:t xml:space="preserve">排序（或者撳欄頭）</w:t>
+      </w:r>
+    </w:p>
+    <w:p>
+      <w:pPr>
+        <w:pStyle w:val="ListParagraph"/>
+        <w:numPr>
+          <w:ilvl w:val="0"/>
+          <w:numId w:val="11"/>
+        </w:numPr>
+      </w:pPr>
+      <w:r>
+        <w:t xml:space="preserve">管理 project（admin）</w:t>
+      </w:r>
+    </w:p>
+    <w:p>
+      <w:pPr>
+        <w:pStyle w:val="ListParagraph"/>
+        <w:numPr>
+          <w:ilvl w:val="0"/>
+          <w:numId w:val="11"/>
+        </w:numPr>
+      </w:pPr>
+      <w:r>
+        <w:t xml:space="preserve">一個 project：撳名打開佢嘅頁</w:t>
+      </w:r>
+    </w:p>
+    <w:p>
+      <w:pPr>
+        <w:pStyle w:val="ListParagraph"/>
+        <w:numPr>
+          <w:ilvl w:val="0"/>
+          <w:numId w:val="11"/>
+        </w:numPr>
+      </w:pPr>
+      <w:r>
+        <w:t xml:space="preserve">打開佢嘅 Sheets、3D、Chat、Dashboard、Folders</w:t>
       </w:r>
     </w:p>
     <w:p>
@@ -2496,7 +2925,7 @@
         <w:pStyle w:val="ListParagraph"/>
         <w:numPr>
           <w:ilvl w:val="0"/>
-          <w:numId w:val="9"/>
+          <w:numId w:val="12"/>
         </w:numPr>
       </w:pPr>
       <w:r>
@@ -2508,7 +2937,7 @@
         <w:pStyle w:val="ListParagraph"/>
         <w:numPr>
           <w:ilvl w:val="0"/>
-          <w:numId w:val="9"/>
+          <w:numId w:val="12"/>
         </w:numPr>
       </w:pPr>
       <w:r>
@@ -2538,7 +2967,7 @@
         <w:pStyle w:val="ListParagraph"/>
         <w:numPr>
           <w:ilvl w:val="0"/>
-          <w:numId w:val="9"/>
+          <w:numId w:val="12"/>
         </w:numPr>
       </w:pPr>
       <w:r>
@@ -2581,10 +3010,229 @@
     </w:p>
     <w:p>
       <w:pPr>
-        <w:pStyle w:val="ListParagraph"/>
-        <w:numPr>
-          <w:ilvl w:val="0"/>
-          <w:numId w:val="10"/>
+        <w:keepNext/>
+        <w:spacing w:before="120" w:after="60"/>
+      </w:pPr>
+      <w:r>
+        <w:drawing>
+          <wp:inline distT="0" distB="0" distL="0" distR="0">
+            <wp:extent cx="5943600" cy="3549650"/>
+            <wp:docPr id="104" name="shot104" descr="tasks"/>
+            <a:graphic xmlns:a="http://schemas.openxmlformats.org/drawingml/2006/main">
+              <a:graphicData uri="http://schemas.openxmlformats.org/drawingml/2006/picture">
+                <pic:pic xmlns:pic="http://schemas.openxmlformats.org/drawingml/2006/picture">
+                  <pic:nvPicPr>
+                    <pic:cNvPr id="104" name="shot104" descr="tasks"/>
+                    <pic:cNvPicPr/>
+                  </pic:nvPicPr>
+                  <pic:blipFill>
+                    <a:blip r:embed="rIdShot4"/>
+                    <a:stretch>
+                      <a:fillRect/>
+                    </a:stretch>
+                  </pic:blipFill>
+                  <pic:spPr>
+                    <a:xfrm>
+                      <a:off x="0" y="0"/>
+                      <a:ext cx="5943600" cy="3549650"/>
+                    </a:xfrm>
+                    <a:prstGeom prst="rect">
+                      <a:avLst/>
+                    </a:prstGeom>
+                  </pic:spPr>
+                </pic:pic>
+              </a:graphicData>
+            </a:graphic>
+          </wp:inline>
+        </w:drawing>
+      </w:r>
+    </w:p>
+    <w:p>
+      <w:pPr>
+        <w:pStyle w:val="ListParagraph"/>
+        <w:numPr>
+          <w:ilvl w:val="0"/>
+          <w:numId w:val="13"/>
+        </w:numPr>
+      </w:pPr>
+      <w:r>
+        <w:t xml:space="preserve">Owned、Subscribed、Activities：你嘅 task</w:t>
+      </w:r>
+    </w:p>
+    <w:p>
+      <w:pPr>
+        <w:pStyle w:val="ListParagraph"/>
+        <w:numPr>
+          <w:ilvl w:val="0"/>
+          <w:numId w:val="13"/>
+        </w:numPr>
+      </w:pPr>
+      <w:r>
+        <w:t xml:space="preserve">快速篩選：全部、你開嘅、派俾人嘅、完成咗</w:t>
+      </w:r>
+    </w:p>
+    <w:p>
+      <w:pPr>
+        <w:pStyle w:val="ListParagraph"/>
+        <w:numPr>
+          <w:ilvl w:val="0"/>
+          <w:numId w:val="13"/>
+        </w:numPr>
+      </w:pPr>
+      <w:r>
+        <w:t xml:space="preserve">Task list（+ 開新嘅）</w:t>
+      </w:r>
+    </w:p>
+    <w:p>
+      <w:pPr>
+        <w:pStyle w:val="ListParagraph"/>
+        <w:numPr>
+          <w:ilvl w:val="0"/>
+          <w:numId w:val="13"/>
+        </w:numPr>
+      </w:pPr>
+      <w:r>
+        <w:t xml:space="preserve">People：每個人嘅 task</w:t>
+      </w:r>
+    </w:p>
+    <w:p>
+      <w:pPr>
+        <w:pStyle w:val="ListParagraph"/>
+        <w:numPr>
+          <w:ilvl w:val="0"/>
+          <w:numId w:val="13"/>
+        </w:numPr>
+      </w:pPr>
+      <w:r>
+        <w:t xml:space="preserve">List、Kanban、Gantt、Dashboard、Activities</w:t>
+      </w:r>
+    </w:p>
+    <w:p>
+      <w:pPr>
+        <w:pStyle w:val="ListParagraph"/>
+        <w:numPr>
+          <w:ilvl w:val="0"/>
+          <w:numId w:val="13"/>
+        </w:numPr>
+      </w:pPr>
+      <w:r>
+        <w:t xml:space="preserve">List 成員</w:t>
+      </w:r>
+    </w:p>
+    <w:p>
+      <w:pPr>
+        <w:pStyle w:val="ListParagraph"/>
+        <w:numPr>
+          <w:ilvl w:val="0"/>
+          <w:numId w:val="13"/>
+        </w:numPr>
+      </w:pPr>
+      <w:r>
+        <w:t xml:space="preserve">+ New task（▾：匯入）</w:t>
+      </w:r>
+    </w:p>
+    <w:p>
+      <w:pPr>
+        <w:pStyle w:val="ListParagraph"/>
+        <w:numPr>
+          <w:ilvl w:val="0"/>
+          <w:numId w:val="13"/>
+        </w:numPr>
+      </w:pPr>
+      <w:r>
+        <w:t xml:space="preserve">搜尋 task</w:t>
+      </w:r>
+    </w:p>
+    <w:p>
+      <w:pPr>
+        <w:pStyle w:val="ListParagraph"/>
+        <w:numPr>
+          <w:ilvl w:val="0"/>
+          <w:numId w:val="13"/>
+        </w:numPr>
+      </w:pPr>
+      <w:r>
+        <w:t xml:space="preserve">Filter：狀態、負責人、優先、排序、分組</w:t>
+      </w:r>
+    </w:p>
+    <w:p>
+      <w:pPr>
+        <w:pStyle w:val="ListParagraph"/>
+        <w:numPr>
+          <w:ilvl w:val="0"/>
+          <w:numId w:val="13"/>
+        </w:numPr>
+      </w:pPr>
+      <w:r>
+        <w:t xml:space="preserve">自訂欄位</w:t>
+      </w:r>
+    </w:p>
+    <w:p>
+      <w:pPr>
+        <w:pStyle w:val="ListParagraph"/>
+        <w:numPr>
+          <w:ilvl w:val="0"/>
+          <w:numId w:val="13"/>
+        </w:numPr>
+      </w:pPr>
+      <w:r>
+        <w:t xml:space="preserve">撳欄頭排序 (▲ ▼)</w:t>
+      </w:r>
+    </w:p>
+    <w:p>
+      <w:pPr>
+        <w:pStyle w:val="ListParagraph"/>
+        <w:numPr>
+          <w:ilvl w:val="0"/>
+          <w:numId w:val="13"/>
+        </w:numPr>
+      </w:pPr>
+      <w:r>
+        <w:t xml:space="preserve">一個 group（project）：收埋、打開佢嘅圖則同 dashboard</w:t>
+      </w:r>
+    </w:p>
+    <w:p>
+      <w:pPr>
+        <w:pStyle w:val="ListParagraph"/>
+        <w:numPr>
+          <w:ilvl w:val="0"/>
+          <w:numId w:val="13"/>
+        </w:numPr>
+      </w:pPr>
+      <w:r>
+        <w:t xml:space="preserve">剔咗就完成</w:t>
+      </w:r>
+    </w:p>
+    <w:p>
+      <w:pPr>
+        <w:pStyle w:val="ListParagraph"/>
+        <w:numPr>
+          <w:ilvl w:val="0"/>
+          <w:numId w:val="13"/>
+        </w:numPr>
+      </w:pPr>
+      <w:r>
+        <w:t xml:space="preserve">標題 - 撳一下打開 task</w:t>
+      </w:r>
+    </w:p>
+    <w:p>
+      <w:pPr>
+        <w:pStyle w:val="ListParagraph"/>
+        <w:numPr>
+          <w:ilvl w:val="0"/>
+          <w:numId w:val="13"/>
+        </w:numPr>
+      </w:pPr>
+      <w:r>
+        <w:t xml:space="preserve">任何格都可以直接改</w:t>
+      </w:r>
+    </w:p>
+    <w:p>
+      <w:pPr>
+        <w:pStyle w:val="ListParagraph"/>
+        <w:numPr>
+          <w:ilvl w:val="0"/>
+          <w:numId w:val="14"/>
         </w:numPr>
       </w:pPr>
       <w:r>
@@ -2656,7 +3304,7 @@
         <w:pStyle w:val="ListParagraph"/>
         <w:numPr>
           <w:ilvl w:val="0"/>
-          <w:numId w:val="10"/>
+          <w:numId w:val="14"/>
         </w:numPr>
       </w:pPr>
       <w:r>
@@ -2740,7 +3388,7 @@
         <w:pStyle w:val="ListParagraph"/>
         <w:numPr>
           <w:ilvl w:val="0"/>
-          <w:numId w:val="10"/>
+          <w:numId w:val="14"/>
         </w:numPr>
       </w:pPr>
       <w:r>
@@ -2776,7 +3424,7 @@
         <w:pStyle w:val="ListParagraph"/>
         <w:numPr>
           <w:ilvl w:val="0"/>
-          <w:numId w:val="10"/>
+          <w:numId w:val="14"/>
         </w:numPr>
       </w:pPr>
       <w:r>
@@ -2794,7 +3442,7 @@
         <w:pStyle w:val="ListParagraph"/>
         <w:numPr>
           <w:ilvl w:val="0"/>
-          <w:numId w:val="10"/>
+          <w:numId w:val="14"/>
         </w:numPr>
       </w:pPr>
       <w:r>
@@ -2830,7 +3478,7 @@
         <w:pStyle w:val="ListParagraph"/>
         <w:numPr>
           <w:ilvl w:val="0"/>
-          <w:numId w:val="10"/>
+          <w:numId w:val="14"/>
         </w:numPr>
       </w:pPr>
       <w:r>
@@ -2884,7 +3532,7 @@
         <w:pStyle w:val="ListParagraph"/>
         <w:numPr>
           <w:ilvl w:val="0"/>
-          <w:numId w:val="10"/>
+          <w:numId w:val="14"/>
         </w:numPr>
       </w:pPr>
       <w:r>
@@ -2911,7 +3559,7 @@
         <w:pStyle w:val="ListParagraph"/>
         <w:numPr>
           <w:ilvl w:val="0"/>
-          <w:numId w:val="10"/>
+          <w:numId w:val="14"/>
         </w:numPr>
       </w:pPr>
       <w:r>
@@ -2970,10 +3618,181 @@
     </w:p>
     <w:p>
       <w:pPr>
-        <w:pStyle w:val="ListParagraph"/>
-        <w:numPr>
-          <w:ilvl w:val="0"/>
-          <w:numId w:val="11"/>
+        <w:keepNext/>
+        <w:spacing w:before="120" w:after="60"/>
+      </w:pPr>
+      <w:r>
+        <w:drawing>
+          <wp:inline distT="0" distB="0" distL="0" distR="0">
+            <wp:extent cx="4167553" cy="7315200"/>
+            <wp:docPr id="105" name="shot105" descr="task-detail"/>
+            <a:graphic xmlns:a="http://schemas.openxmlformats.org/drawingml/2006/main">
+              <a:graphicData uri="http://schemas.openxmlformats.org/drawingml/2006/picture">
+                <pic:pic xmlns:pic="http://schemas.openxmlformats.org/drawingml/2006/picture">
+                  <pic:nvPicPr>
+                    <pic:cNvPr id="105" name="shot105" descr="task-detail"/>
+                    <pic:cNvPicPr/>
+                  </pic:nvPicPr>
+                  <pic:blipFill>
+                    <a:blip r:embed="rIdShot5"/>
+                    <a:stretch>
+                      <a:fillRect/>
+                    </a:stretch>
+                  </pic:blipFill>
+                  <pic:spPr>
+                    <a:xfrm>
+                      <a:off x="0" y="0"/>
+                      <a:ext cx="4167553" cy="7315200"/>
+                    </a:xfrm>
+                    <a:prstGeom prst="rect">
+                      <a:avLst/>
+                    </a:prstGeom>
+                  </pic:spPr>
+                </pic:pic>
+              </a:graphicData>
+            </a:graphic>
+          </wp:inline>
+        </w:drawing>
+      </w:r>
+    </w:p>
+    <w:p>
+      <w:pPr>
+        <w:pStyle w:val="ListParagraph"/>
+        <w:numPr>
+          <w:ilvl w:val="0"/>
+          <w:numId w:val="15"/>
+        </w:numPr>
+      </w:pPr>
+      <w:r>
+        <w:t xml:space="preserve">標記完成</w:t>
+      </w:r>
+    </w:p>
+    <w:p>
+      <w:pPr>
+        <w:pStyle w:val="ListParagraph"/>
+        <w:numPr>
+          <w:ilvl w:val="0"/>
+          <w:numId w:val="15"/>
+        </w:numPr>
+      </w:pPr>
+      <w:r>
+        <w:t xml:space="preserve">上一個 / 下一個 task (K / J)</w:t>
+      </w:r>
+    </w:p>
+    <w:p>
+      <w:pPr>
+        <w:pStyle w:val="ListParagraph"/>
+        <w:numPr>
+          <w:ilvl w:val="0"/>
+          <w:numId w:val="15"/>
+        </w:numPr>
+      </w:pPr>
+      <w:r>
+        <w:t xml:space="preserve">Follow：有改動會收 email</w:t>
+      </w:r>
+    </w:p>
+    <w:p>
+      <w:pPr>
+        <w:pStyle w:val="ListParagraph"/>
+        <w:numPr>
+          <w:ilvl w:val="0"/>
+          <w:numId w:val="15"/>
+        </w:numPr>
+      </w:pPr>
+      <w:r>
+        <w:t xml:space="preserve">分享去 chat</w:t>
+      </w:r>
+    </w:p>
+    <w:p>
+      <w:pPr>
+        <w:pStyle w:val="ListParagraph"/>
+        <w:numPr>
+          <w:ilvl w:val="0"/>
+          <w:numId w:val="15"/>
+        </w:numPr>
+      </w:pPr>
+      <w:r>
+        <w:t xml:space="preserve">複製 task 連結</w:t>
+      </w:r>
+    </w:p>
+    <w:p>
+      <w:pPr>
+        <w:pStyle w:val="ListParagraph"/>
+        <w:numPr>
+          <w:ilvl w:val="0"/>
+          <w:numId w:val="15"/>
+        </w:numPr>
+      </w:pPr>
+      <w:r>
+        <w:t xml:space="preserve">刪除（Ctrl+Z 攞返）</w:t>
+      </w:r>
+    </w:p>
+    <w:p>
+      <w:pPr>
+        <w:pStyle w:val="ListParagraph"/>
+        <w:numPr>
+          <w:ilvl w:val="0"/>
+          <w:numId w:val="15"/>
+        </w:numPr>
+      </w:pPr>
+      <w:r>
+        <w:t xml:space="preserve">標題</w:t>
+      </w:r>
+    </w:p>
+    <w:p>
+      <w:pPr>
+        <w:pStyle w:val="ListParagraph"/>
+        <w:numPr>
+          <w:ilvl w:val="0"/>
+          <w:numId w:val="15"/>
+        </w:numPr>
+      </w:pPr>
+      <w:r>
+        <w:t xml:space="preserve">負責人、日期、group、優先同 list 自己嘅欄</w:t>
+      </w:r>
+    </w:p>
+    <w:p>
+      <w:pPr>
+        <w:pStyle w:val="ListParagraph"/>
+        <w:numPr>
+          <w:ilvl w:val="0"/>
+          <w:numId w:val="15"/>
+        </w:numPr>
+      </w:pPr>
+      <w:r>
+        <w:t xml:space="preserve">描述</w:t>
+      </w:r>
+    </w:p>
+    <w:p>
+      <w:pPr>
+        <w:pStyle w:val="ListParagraph"/>
+        <w:numPr>
+          <w:ilvl w:val="0"/>
+          <w:numId w:val="15"/>
+        </w:numPr>
+      </w:pPr>
+      <w:r>
+        <w:t xml:space="preserve">Sub-task</w:t>
+      </w:r>
+    </w:p>
+    <w:p>
+      <w:pPr>
+        <w:pStyle w:val="ListParagraph"/>
+        <w:numPr>
+          <w:ilvl w:val="0"/>
+          <w:numId w:val="15"/>
+        </w:numPr>
+      </w:pPr>
+      <w:r>
+        <w:t xml:space="preserve">連結嘅 issue、圖則、3D 視圖同檔案</w:t>
+      </w:r>
+    </w:p>
+    <w:p>
+      <w:pPr>
+        <w:pStyle w:val="ListParagraph"/>
+        <w:numPr>
+          <w:ilvl w:val="0"/>
+          <w:numId w:val="16"/>
         </w:numPr>
       </w:pPr>
       <w:r>
@@ -3018,7 +3837,7 @@
         <w:pStyle w:val="ListParagraph"/>
         <w:numPr>
           <w:ilvl w:val="0"/>
-          <w:numId w:val="11"/>
+          <w:numId w:val="16"/>
         </w:numPr>
       </w:pPr>
       <w:r>
@@ -3075,7 +3894,7 @@
         <w:pStyle w:val="ListParagraph"/>
         <w:numPr>
           <w:ilvl w:val="0"/>
-          <w:numId w:val="11"/>
+          <w:numId w:val="16"/>
         </w:numPr>
       </w:pPr>
       <w:r>
@@ -3111,7 +3930,7 @@
         <w:pStyle w:val="ListParagraph"/>
         <w:numPr>
           <w:ilvl w:val="0"/>
-          <w:numId w:val="11"/>
+          <w:numId w:val="16"/>
         </w:numPr>
       </w:pPr>
       <w:r>
@@ -3156,7 +3975,7 @@
         <w:pStyle w:val="ListParagraph"/>
         <w:numPr>
           <w:ilvl w:val="0"/>
-          <w:numId w:val="11"/>
+          <w:numId w:val="16"/>
         </w:numPr>
       </w:pPr>
       <w:r>
@@ -3183,7 +4002,7 @@
         <w:pStyle w:val="ListParagraph"/>
         <w:numPr>
           <w:ilvl w:val="0"/>
-          <w:numId w:val="11"/>
+          <w:numId w:val="16"/>
         </w:numPr>
       </w:pPr>
       <w:r>
@@ -3219,7 +4038,7 @@
         <w:pStyle w:val="ListParagraph"/>
         <w:numPr>
           <w:ilvl w:val="0"/>
-          <w:numId w:val="11"/>
+          <w:numId w:val="16"/>
         </w:numPr>
       </w:pPr>
       <w:r>
@@ -3255,7 +4074,7 @@
         <w:pStyle w:val="ListParagraph"/>
         <w:numPr>
           <w:ilvl w:val="0"/>
-          <w:numId w:val="11"/>
+          <w:numId w:val="16"/>
         </w:numPr>
       </w:pPr>
       <w:r>
@@ -3282,7 +4101,7 @@
         <w:pStyle w:val="ListParagraph"/>
         <w:numPr>
           <w:ilvl w:val="0"/>
-          <w:numId w:val="11"/>
+          <w:numId w:val="16"/>
         </w:numPr>
       </w:pPr>
       <w:r>
@@ -3329,7 +4148,7 @@
         <w:pStyle w:val="ListParagraph"/>
         <w:numPr>
           <w:ilvl w:val="0"/>
-          <w:numId w:val="12"/>
+          <w:numId w:val="17"/>
         </w:numPr>
       </w:pPr>
       <w:r>
@@ -3373,7 +4192,7 @@
         <w:pStyle w:val="ListParagraph"/>
         <w:numPr>
           <w:ilvl w:val="0"/>
-          <w:numId w:val="13"/>
+          <w:numId w:val="18"/>
         </w:numPr>
       </w:pPr>
       <w:r>
@@ -3403,7 +4222,7 @@
         <w:pStyle w:val="ListParagraph"/>
         <w:numPr>
           <w:ilvl w:val="0"/>
-          <w:numId w:val="13"/>
+          <w:numId w:val="18"/>
         </w:numPr>
       </w:pPr>
       <w:r>
@@ -3451,7 +4270,7 @@
         <w:pStyle w:val="ListParagraph"/>
         <w:numPr>
           <w:ilvl w:val="0"/>
-          <w:numId w:val="13"/>
+          <w:numId w:val="18"/>
         </w:numPr>
       </w:pPr>
       <w:r>
@@ -3463,7 +4282,7 @@
         <w:pStyle w:val="ListParagraph"/>
         <w:numPr>
           <w:ilvl w:val="0"/>
-          <w:numId w:val="13"/>
+          <w:numId w:val="18"/>
         </w:numPr>
       </w:pPr>
       <w:r>
@@ -3497,6 +4316,201 @@
       </w:r>
     </w:p>
     <w:p>
+      <w:pPr>
+        <w:keepNext/>
+        <w:spacing w:before="120" w:after="60"/>
+      </w:pPr>
+      <w:r>
+        <w:drawing>
+          <wp:inline distT="0" distB="0" distL="0" distR="0">
+            <wp:extent cx="5943600" cy="3549650"/>
+            <wp:docPr id="106" name="shot106" descr="board"/>
+            <a:graphic xmlns:a="http://schemas.openxmlformats.org/drawingml/2006/main">
+              <a:graphicData uri="http://schemas.openxmlformats.org/drawingml/2006/picture">
+                <pic:pic xmlns:pic="http://schemas.openxmlformats.org/drawingml/2006/picture">
+                  <pic:nvPicPr>
+                    <pic:cNvPr id="106" name="shot106" descr="board"/>
+                    <pic:cNvPicPr/>
+                  </pic:nvPicPr>
+                  <pic:blipFill>
+                    <a:blip r:embed="rIdShot6"/>
+                    <a:stretch>
+                      <a:fillRect/>
+                    </a:stretch>
+                  </pic:blipFill>
+                  <pic:spPr>
+                    <a:xfrm>
+                      <a:off x="0" y="0"/>
+                      <a:ext cx="5943600" cy="3549650"/>
+                    </a:xfrm>
+                    <a:prstGeom prst="rect">
+                      <a:avLst/>
+                    </a:prstGeom>
+                  </pic:spPr>
+                </pic:pic>
+              </a:graphicData>
+            </a:graphic>
+          </wp:inline>
+        </w:drawing>
+      </w:r>
+    </w:p>
+    <w:p>
+      <w:pPr>
+        <w:pStyle w:val="ListParagraph"/>
+        <w:numPr>
+          <w:ilvl w:val="0"/>
+          <w:numId w:val="19"/>
+        </w:numPr>
+      </w:pPr>
+      <w:r>
+        <w:t xml:space="preserve">Boards：project 所有白板、新白板、範本</w:t>
+      </w:r>
+    </w:p>
+    <w:p>
+      <w:pPr>
+        <w:pStyle w:val="ListParagraph"/>
+        <w:numPr>
+          <w:ilvl w:val="0"/>
+          <w:numId w:val="19"/>
+        </w:numPr>
+      </w:pPr>
+      <w:r>
+        <w:t xml:space="preserve">白板名稱</w:t>
+      </w:r>
+    </w:p>
+    <w:p>
+      <w:pPr>
+        <w:pStyle w:val="ListParagraph"/>
+        <w:numPr>
+          <w:ilvl w:val="0"/>
+          <w:numId w:val="19"/>
+        </w:numPr>
+      </w:pPr>
+      <w:r>
+        <w:t xml:space="preserve">而家邊個喺白板</w:t>
+      </w:r>
+    </w:p>
+    <w:p>
+      <w:pPr>
+        <w:pStyle w:val="ListParagraph"/>
+        <w:numPr>
+          <w:ilvl w:val="0"/>
+          <w:numId w:val="19"/>
+        </w:numPr>
+      </w:pPr>
+      <w:r>
+        <w:t xml:space="preserve">搵白板上嘅字</w:t>
+      </w:r>
+    </w:p>
+    <w:p>
+      <w:pPr>
+        <w:pStyle w:val="ListParagraph"/>
+        <w:numPr>
+          <w:ilvl w:val="0"/>
+          <w:numId w:val="19"/>
+        </w:numPr>
+      </w:pPr>
+      <w:r>
+        <w:t xml:space="preserve">大家一齊睇嘅倒數計時</w:t>
+      </w:r>
+    </w:p>
+    <w:p>
+      <w:pPr>
+        <w:pStyle w:val="ListParagraph"/>
+        <w:numPr>
+          <w:ilvl w:val="0"/>
+          <w:numId w:val="19"/>
+        </w:numPr>
+      </w:pPr>
+      <w:r>
+        <w:t xml:space="preserve">Present：逐個框展示</w:t>
+      </w:r>
+    </w:p>
+    <w:p>
+      <w:pPr>
+        <w:pStyle w:val="ListParagraph"/>
+        <w:numPr>
+          <w:ilvl w:val="0"/>
+          <w:numId w:val="19"/>
+        </w:numPr>
+      </w:pPr>
+      <w:r>
+        <w:t xml:space="preserve">Export：圖片、PDF、備份</w:t>
+      </w:r>
+    </w:p>
+    <w:p>
+      <w:pPr>
+        <w:pStyle w:val="ListParagraph"/>
+        <w:numPr>
+          <w:ilvl w:val="0"/>
+          <w:numId w:val="19"/>
+        </w:numPr>
+      </w:pPr>
+      <w:r>
+        <w:t xml:space="preserve">揀選同移動；拖動白板</w:t>
+      </w:r>
+    </w:p>
+    <w:p>
+      <w:pPr>
+        <w:pStyle w:val="ListParagraph"/>
+        <w:numPr>
+          <w:ilvl w:val="0"/>
+          <w:numId w:val="19"/>
+        </w:numPr>
+      </w:pPr>
+      <w:r>
+        <w:t xml:space="preserve">便條、文字、形狀、連接線、思維圖、筆</w:t>
+      </w:r>
+    </w:p>
+    <w:p>
+      <w:pPr>
+        <w:pStyle w:val="ListParagraph"/>
+        <w:numPr>
+          <w:ilvl w:val="0"/>
+          <w:numId w:val="19"/>
+        </w:numPr>
+      </w:pPr>
+      <w:r>
+        <w:t xml:space="preserve">框、圖片、連去 issue 或圖則嘅卡</w:t>
+      </w:r>
+    </w:p>
+    <w:p>
+      <w:pPr>
+        <w:pStyle w:val="ListParagraph"/>
+        <w:numPr>
+          <w:ilvl w:val="0"/>
+          <w:numId w:val="19"/>
+        </w:numPr>
+      </w:pPr>
+      <w:r>
+        <w:t xml:space="preserve">復原 / 重做</w:t>
+      </w:r>
+    </w:p>
+    <w:p>
+      <w:pPr>
+        <w:pStyle w:val="ListParagraph"/>
+        <w:numPr>
+          <w:ilvl w:val="0"/>
+          <w:numId w:val="19"/>
+        </w:numPr>
+      </w:pPr>
+      <w:r>
+        <w:t xml:space="preserve">白板：雙擊寫字</w:t>
+      </w:r>
+    </w:p>
+    <w:p>
+      <w:pPr>
+        <w:pStyle w:val="ListParagraph"/>
+        <w:numPr>
+          <w:ilvl w:val="0"/>
+          <w:numId w:val="19"/>
+        </w:numPr>
+      </w:pPr>
+      <w:r>
+        <w:t xml:space="preserve">總覽地圖、縮放、Fit</w:t>
+      </w:r>
+    </w:p>
+    <w:p>
       <w:pPr/>
       <w:r>
         <w:rPr>
@@ -3537,7 +4551,7 @@
         <w:pStyle w:val="ListParagraph"/>
         <w:numPr>
           <w:ilvl w:val="0"/>
-          <w:numId w:val="14"/>
+          <w:numId w:val="20"/>
         </w:numPr>
       </w:pPr>
       <w:r>
@@ -3555,7 +4569,7 @@
         <w:pStyle w:val="ListParagraph"/>
         <w:numPr>
           <w:ilvl w:val="0"/>
-          <w:numId w:val="14"/>
+          <w:numId w:val="20"/>
         </w:numPr>
       </w:pPr>
       <w:r>
@@ -3573,7 +4587,7 @@
         <w:pStyle w:val="ListParagraph"/>
         <w:numPr>
           <w:ilvl w:val="0"/>
-          <w:numId w:val="14"/>
+          <w:numId w:val="20"/>
         </w:numPr>
       </w:pPr>
       <w:r>
@@ -3618,7 +4632,7 @@
         <w:pStyle w:val="ListParagraph"/>
         <w:numPr>
           <w:ilvl w:val="0"/>
-          <w:numId w:val="14"/>
+          <w:numId w:val="20"/>
         </w:numPr>
       </w:pPr>
       <w:r>
@@ -3654,7 +4668,7 @@
         <w:pStyle w:val="ListParagraph"/>
         <w:numPr>
           <w:ilvl w:val="0"/>
-          <w:numId w:val="14"/>
+          <w:numId w:val="20"/>
         </w:numPr>
       </w:pPr>
       <w:r>
@@ -3667,6 +4681,213 @@
       </w:pPr>
       <w:r>
         <w:t xml:space="preserve">Messenger 訊息</w:t>
+      </w:r>
+    </w:p>
+    <w:p>
+      <w:pPr>
+        <w:keepNext/>
+        <w:spacing w:before="120" w:after="60"/>
+      </w:pPr>
+      <w:r>
+        <w:drawing>
+          <wp:inline distT="0" distB="0" distL="0" distR="0">
+            <wp:extent cx="5943600" cy="3549650"/>
+            <wp:docPr id="107" name="shot107" descr="chat"/>
+            <a:graphic xmlns:a="http://schemas.openxmlformats.org/drawingml/2006/main">
+              <a:graphicData uri="http://schemas.openxmlformats.org/drawingml/2006/picture">
+                <pic:pic xmlns:pic="http://schemas.openxmlformats.org/drawingml/2006/picture">
+                  <pic:nvPicPr>
+                    <pic:cNvPr id="107" name="shot107" descr="chat"/>
+                    <pic:cNvPicPr/>
+                  </pic:nvPicPr>
+                  <pic:blipFill>
+                    <a:blip r:embed="rIdShot7"/>
+                    <a:stretch>
+                      <a:fillRect/>
+                    </a:stretch>
+                  </pic:blipFill>
+                  <pic:spPr>
+                    <a:xfrm>
+                      <a:off x="0" y="0"/>
+                      <a:ext cx="5943600" cy="3549650"/>
+                    </a:xfrm>
+                    <a:prstGeom prst="rect">
+                      <a:avLst/>
+                    </a:prstGeom>
+                  </pic:spPr>
+                </pic:pic>
+              </a:graphicData>
+            </a:graphic>
+          </wp:inline>
+        </w:drawing>
+      </w:r>
+    </w:p>
+    <w:p>
+      <w:pPr>
+        <w:pStyle w:val="ListParagraph"/>
+        <w:numPr>
+          <w:ilvl w:val="0"/>
+          <w:numId w:val="21"/>
+        </w:numPr>
+      </w:pPr>
+      <w:r>
+        <w:t xml:space="preserve">搜尋 chat（Enter：搜尋訊息）</w:t>
+      </w:r>
+    </w:p>
+    <w:p>
+      <w:pPr>
+        <w:pStyle w:val="ListParagraph"/>
+        <w:numPr>
+          <w:ilvl w:val="0"/>
+          <w:numId w:val="21"/>
+        </w:numPr>
+      </w:pPr>
+      <w:r>
+        <w:t xml:space="preserve">新 chat：私訊或者 group</w:t>
+      </w:r>
+    </w:p>
+    <w:p>
+      <w:pPr>
+        <w:pStyle w:val="ListParagraph"/>
+        <w:numPr>
+          <w:ilvl w:val="0"/>
+          <w:numId w:val="21"/>
+        </w:numPr>
+      </w:pPr>
+      <w:r>
+        <w:t xml:space="preserve">Project channel - 每個 project 一個</w:t>
+      </w:r>
+    </w:p>
+    <w:p>
+      <w:pPr>
+        <w:pStyle w:val="ListParagraph"/>
+        <w:numPr>
+          <w:ilvl w:val="0"/>
+          <w:numId w:val="21"/>
+        </w:numPr>
+      </w:pPr>
+      <w:r>
+        <w:t xml:space="preserve">Group 同私訊</w:t>
+      </w:r>
+    </w:p>
+    <w:p>
+      <w:pPr>
+        <w:pStyle w:val="ListParagraph"/>
+        <w:numPr>
+          <w:ilvl w:val="0"/>
+          <w:numId w:val="21"/>
+        </w:numPr>
+      </w:pPr>
+      <w:r>
+        <w:t xml:space="preserve">Task 討論</w:t>
+      </w:r>
+    </w:p>
+    <w:p>
+      <w:pPr>
+        <w:pStyle w:val="ListParagraph"/>
+        <w:numPr>
+          <w:ilvl w:val="0"/>
+          <w:numId w:val="21"/>
+        </w:numPr>
+      </w:pPr>
+      <w:r>
+        <w:t xml:space="preserve">打開 project、圖則或者 3D</w:t>
+      </w:r>
+    </w:p>
+    <w:p>
+      <w:pPr>
+        <w:pStyle w:val="ListParagraph"/>
+        <w:numPr>
+          <w:ilvl w:val="0"/>
+          <w:numId w:val="21"/>
+        </w:numPr>
+      </w:pPr>
+      <w:r>
+        <w:t xml:space="preserve">Chat 入面嘅檔案</w:t>
+      </w:r>
+    </w:p>
+    <w:p>
+      <w:pPr>
+        <w:pStyle w:val="ListParagraph"/>
+        <w:numPr>
+          <w:ilvl w:val="0"/>
+          <w:numId w:val="21"/>
+        </w:numPr>
+      </w:pPr>
+      <w:r>
+        <w:t xml:space="preserve">成員</w:t>
+      </w:r>
+    </w:p>
+    <w:p>
+      <w:pPr>
+        <w:pStyle w:val="ListParagraph"/>
+        <w:numPr>
+          <w:ilvl w:val="0"/>
+          <w:numId w:val="21"/>
+        </w:numPr>
+      </w:pPr>
+      <w:r>
+        <w:t xml:space="preserve">Topic：單一題目嘅子 channel</w:t>
+      </w:r>
+    </w:p>
+    <w:p>
+      <w:pPr>
+        <w:pStyle w:val="ListParagraph"/>
+        <w:numPr>
+          <w:ilvl w:val="0"/>
+          <w:numId w:val="21"/>
+        </w:numPr>
+      </w:pPr>
+      <w:r>
+        <w:t xml:space="preserve">訊息</w:t>
+      </w:r>
+    </w:p>
+    <w:p>
+      <w:pPr>
+        <w:pStyle w:val="ListParagraph"/>
+        <w:numPr>
+          <w:ilvl w:val="0"/>
+          <w:numId w:val="21"/>
+        </w:numPr>
+      </w:pPr>
+      <w:r>
+        <w:t xml:space="preserve">寫訊息：@ 人、# task、! issue、$ 圖則、% 3D 視圖</w:t>
+      </w:r>
+    </w:p>
+    <w:p>
+      <w:pPr>
+        <w:pStyle w:val="ListParagraph"/>
+        <w:numPr>
+          <w:ilvl w:val="0"/>
+          <w:numId w:val="21"/>
+        </w:numPr>
+      </w:pPr>
+      <w:r>
+        <w:t xml:space="preserve">粗體、列表、引用、連結、程式碼</w:t>
+      </w:r>
+    </w:p>
+    <w:p>
+      <w:pPr>
+        <w:pStyle w:val="ListParagraph"/>
+        <w:numPr>
+          <w:ilvl w:val="0"/>
+          <w:numId w:val="21"/>
+        </w:numPr>
+      </w:pPr>
+      <w:r>
+        <w:t xml:space="preserve">表情、提及、連結、檔案、投票 / 活動 / task</w:t>
+      </w:r>
+    </w:p>
+    <w:p>
+      <w:pPr>
+        <w:pStyle w:val="ListParagraph"/>
+        <w:numPr>
+          <w:ilvl w:val="0"/>
+          <w:numId w:val="21"/>
+        </w:numPr>
+      </w:pPr>
+      <w:r>
+        <w:t xml:space="preserve">傳送 (Enter)</w:t>
       </w:r>
     </w:p>
     <w:p>
@@ -3871,7 +5092,7 @@
         <w:pStyle w:val="ListParagraph"/>
         <w:numPr>
           <w:ilvl w:val="0"/>
-          <w:numId w:val="15"/>
+          <w:numId w:val="22"/>
         </w:numPr>
       </w:pPr>
       <w:r>
@@ -3946,7 +5167,7 @@
         <w:pStyle w:val="ListParagraph"/>
         <w:numPr>
           <w:ilvl w:val="0"/>
-          <w:numId w:val="15"/>
+          <w:numId w:val="22"/>
         </w:numPr>
       </w:pPr>
       <w:r>
@@ -3991,7 +5212,7 @@
         <w:pStyle w:val="ListParagraph"/>
         <w:numPr>
           <w:ilvl w:val="0"/>
-          <w:numId w:val="15"/>
+          <w:numId w:val="22"/>
         </w:numPr>
       </w:pPr>
       <w:r>
@@ -4009,7 +5230,7 @@
         <w:pStyle w:val="ListParagraph"/>
         <w:numPr>
           <w:ilvl w:val="0"/>
-          <w:numId w:val="15"/>
+          <w:numId w:val="22"/>
         </w:numPr>
       </w:pPr>
       <w:r>
@@ -4054,7 +5275,7 @@
         <w:pStyle w:val="ListParagraph"/>
         <w:numPr>
           <w:ilvl w:val="0"/>
-          <w:numId w:val="15"/>
+          <w:numId w:val="22"/>
         </w:numPr>
       </w:pPr>
       <w:r>
@@ -4093,7 +5314,7 @@
         <w:pStyle w:val="ListParagraph"/>
         <w:numPr>
           <w:ilvl w:val="0"/>
-          <w:numId w:val="16"/>
+          <w:numId w:val="23"/>
         </w:numPr>
       </w:pPr>
       <w:r>
@@ -4129,7 +5350,7 @@
         <w:pStyle w:val="ListParagraph"/>
         <w:numPr>
           <w:ilvl w:val="0"/>
-          <w:numId w:val="16"/>
+          <w:numId w:val="23"/>
         </w:numPr>
       </w:pPr>
       <w:r>
@@ -4150,7 +5371,7 @@
         <w:pStyle w:val="ListParagraph"/>
         <w:numPr>
           <w:ilvl w:val="0"/>
-          <w:numId w:val="16"/>
+          <w:numId w:val="23"/>
         </w:numPr>
       </w:pPr>
       <w:r>
@@ -4222,7 +5443,7 @@
         <w:pStyle w:val="ListParagraph"/>
         <w:numPr>
           <w:ilvl w:val="0"/>
-          <w:numId w:val="16"/>
+          <w:numId w:val="23"/>
         </w:numPr>
       </w:pPr>
       <w:r>
@@ -4234,7 +5455,7 @@
         <w:pStyle w:val="ListParagraph"/>
         <w:numPr>
           <w:ilvl w:val="0"/>
-          <w:numId w:val="16"/>
+          <w:numId w:val="23"/>
         </w:numPr>
       </w:pPr>
       <w:r>
@@ -4246,7 +5467,7 @@
         <w:pStyle w:val="ListParagraph"/>
         <w:numPr>
           <w:ilvl w:val="0"/>
-          <w:numId w:val="16"/>
+          <w:numId w:val="23"/>
         </w:numPr>
       </w:pPr>
       <w:r>
@@ -4354,7 +5575,7 @@
         <w:pStyle w:val="ListParagraph"/>
         <w:numPr>
           <w:ilvl w:val="0"/>
-          <w:numId w:val="16"/>
+          <w:numId w:val="23"/>
         </w:numPr>
       </w:pPr>
       <w:r>
@@ -4426,7 +5647,7 @@
         <w:pStyle w:val="ListParagraph"/>
         <w:numPr>
           <w:ilvl w:val="0"/>
-          <w:numId w:val="16"/>
+          <w:numId w:val="23"/>
         </w:numPr>
       </w:pPr>
       <w:r>
@@ -4480,7 +5701,7 @@
         <w:pStyle w:val="ListParagraph"/>
         <w:numPr>
           <w:ilvl w:val="0"/>
-          <w:numId w:val="17"/>
+          <w:numId w:val="24"/>
         </w:numPr>
       </w:pPr>
       <w:r>
@@ -4525,7 +5746,7 @@
         <w:pStyle w:val="ListParagraph"/>
         <w:numPr>
           <w:ilvl w:val="0"/>
-          <w:numId w:val="17"/>
+          <w:numId w:val="24"/>
         </w:numPr>
       </w:pPr>
       <w:r>
@@ -4606,7 +5827,7 @@
         <w:pStyle w:val="ListParagraph"/>
         <w:numPr>
           <w:ilvl w:val="0"/>
-          <w:numId w:val="17"/>
+          <w:numId w:val="24"/>
         </w:numPr>
       </w:pPr>
       <w:r>
@@ -4651,7 +5872,7 @@
         <w:pStyle w:val="ListParagraph"/>
         <w:numPr>
           <w:ilvl w:val="0"/>
-          <w:numId w:val="18"/>
+          <w:numId w:val="25"/>
         </w:numPr>
       </w:pPr>
       <w:r>
@@ -4762,7 +5983,7 @@
         <w:pStyle w:val="ListParagraph"/>
         <w:numPr>
           <w:ilvl w:val="0"/>
-          <w:numId w:val="18"/>
+          <w:numId w:val="25"/>
         </w:numPr>
       </w:pPr>
       <w:r>
@@ -4816,7 +6037,7 @@
         <w:pStyle w:val="ListParagraph"/>
         <w:numPr>
           <w:ilvl w:val="0"/>
-          <w:numId w:val="18"/>
+          <w:numId w:val="25"/>
         </w:numPr>
       </w:pPr>
       <w:r>
@@ -4852,7 +6073,7 @@
         <w:pStyle w:val="ListParagraph"/>
         <w:numPr>
           <w:ilvl w:val="0"/>
-          <w:numId w:val="18"/>
+          <w:numId w:val="25"/>
         </w:numPr>
       </w:pPr>
       <w:r>
@@ -4870,7 +6091,7 @@
         <w:pStyle w:val="ListParagraph"/>
         <w:numPr>
           <w:ilvl w:val="0"/>
-          <w:numId w:val="18"/>
+          <w:numId w:val="25"/>
         </w:numPr>
       </w:pPr>
       <w:r>
@@ -4900,7 +6121,7 @@
         <w:pStyle w:val="ListParagraph"/>
         <w:numPr>
           <w:ilvl w:val="0"/>
-          <w:numId w:val="19"/>
+          <w:numId w:val="26"/>
         </w:numPr>
       </w:pPr>
       <w:r>
@@ -4927,7 +6148,7 @@
         <w:pStyle w:val="ListParagraph"/>
         <w:numPr>
           <w:ilvl w:val="0"/>
-          <w:numId w:val="19"/>
+          <w:numId w:val="26"/>
         </w:numPr>
       </w:pPr>
       <w:r>
@@ -4945,7 +6166,7 @@
         <w:pStyle w:val="ListParagraph"/>
         <w:numPr>
           <w:ilvl w:val="0"/>
-          <w:numId w:val="19"/>
+          <w:numId w:val="26"/>
         </w:numPr>
       </w:pPr>
       <w:r>
@@ -4990,7 +6211,7 @@
         <w:pStyle w:val="ListParagraph"/>
         <w:numPr>
           <w:ilvl w:val="0"/>
-          <w:numId w:val="19"/>
+          <w:numId w:val="26"/>
         </w:numPr>
       </w:pPr>
       <w:r>
@@ -5026,7 +6247,7 @@
         <w:pStyle w:val="ListParagraph"/>
         <w:numPr>
           <w:ilvl w:val="0"/>
-          <w:numId w:val="19"/>
+          <w:numId w:val="26"/>
         </w:numPr>
       </w:pPr>
       <w:r>
@@ -5042,6 +6263,153 @@
       </w:r>
     </w:p>
     <w:p>
+      <w:pPr>
+        <w:keepNext/>
+        <w:spacing w:before="120" w:after="60"/>
+      </w:pPr>
+      <w:r>
+        <w:drawing>
+          <wp:inline distT="0" distB="0" distL="0" distR="0">
+            <wp:extent cx="5943600" cy="3549650"/>
+            <wp:docPr id="108" name="shot108" descr="calendar"/>
+            <a:graphic xmlns:a="http://schemas.openxmlformats.org/drawingml/2006/main">
+              <a:graphicData uri="http://schemas.openxmlformats.org/drawingml/2006/picture">
+                <pic:pic xmlns:pic="http://schemas.openxmlformats.org/drawingml/2006/picture">
+                  <pic:nvPicPr>
+                    <pic:cNvPr id="108" name="shot108" descr="calendar"/>
+                    <pic:cNvPicPr/>
+                  </pic:nvPicPr>
+                  <pic:blipFill>
+                    <a:blip r:embed="rIdShot8"/>
+                    <a:stretch>
+                      <a:fillRect/>
+                    </a:stretch>
+                  </pic:blipFill>
+                  <pic:spPr>
+                    <a:xfrm>
+                      <a:off x="0" y="0"/>
+                      <a:ext cx="5943600" cy="3549650"/>
+                    </a:xfrm>
+                    <a:prstGeom prst="rect">
+                      <a:avLst/>
+                    </a:prstGeom>
+                  </pic:spPr>
+                </pic:pic>
+              </a:graphicData>
+            </a:graphic>
+          </wp:inline>
+        </w:drawing>
+      </w:r>
+    </w:p>
+    <w:p>
+      <w:pPr>
+        <w:pStyle w:val="ListParagraph"/>
+        <w:numPr>
+          <w:ilvl w:val="0"/>
+          <w:numId w:val="27"/>
+        </w:numPr>
+      </w:pPr>
+      <w:r>
+        <w:t xml:space="preserve">上個月 / 今日 / 下個月</w:t>
+      </w:r>
+    </w:p>
+    <w:p>
+      <w:pPr>
+        <w:pStyle w:val="ListParagraph"/>
+        <w:numPr>
+          <w:ilvl w:val="0"/>
+          <w:numId w:val="27"/>
+        </w:numPr>
+      </w:pPr>
+      <w:r>
+        <w:t xml:space="preserve">顯示緊嘅月份</w:t>
+      </w:r>
+    </w:p>
+    <w:p>
+      <w:pPr>
+        <w:pStyle w:val="ListParagraph"/>
+        <w:numPr>
+          <w:ilvl w:val="0"/>
+          <w:numId w:val="27"/>
+        </w:numPr>
+      </w:pPr>
+      <w:r>
+        <w:t xml:space="preserve">公眾假期（香港、菲律賓 ...）</w:t>
+      </w:r>
+    </w:p>
+    <w:p>
+      <w:pPr>
+        <w:pStyle w:val="ListParagraph"/>
+        <w:numPr>
+          <w:ilvl w:val="0"/>
+          <w:numId w:val="27"/>
+        </w:numPr>
+      </w:pPr>
+      <w:r>
+        <w:t xml:space="preserve">Groups：睇一個團隊嘅假期同會議</w:t>
+      </w:r>
+    </w:p>
+    <w:p>
+      <w:pPr>
+        <w:pStyle w:val="ListParagraph"/>
+        <w:numPr>
+          <w:ilvl w:val="0"/>
+          <w:numId w:val="27"/>
+        </w:numPr>
+      </w:pPr>
+      <w:r>
+        <w:t xml:space="preserve">+ 請假</w:t>
+      </w:r>
+    </w:p>
+    <w:p>
+      <w:pPr>
+        <w:pStyle w:val="ListParagraph"/>
+        <w:numPr>
+          <w:ilvl w:val="0"/>
+          <w:numId w:val="27"/>
+        </w:numPr>
+      </w:pPr>
+      <w:r>
+        <w:t xml:space="preserve">月曆或清單</w:t>
+      </w:r>
+    </w:p>
+    <w:p>
+      <w:pPr>
+        <w:pStyle w:val="ListParagraph"/>
+        <w:numPr>
+          <w:ilvl w:val="0"/>
+          <w:numId w:val="27"/>
+        </w:numPr>
+      </w:pPr>
+      <w:r>
+        <w:t xml:space="preserve">+ Event：會議</w:t>
+      </w:r>
+    </w:p>
+    <w:p>
+      <w:pPr>
+        <w:pStyle w:val="ListParagraph"/>
+        <w:numPr>
+          <w:ilvl w:val="0"/>
+          <w:numId w:val="27"/>
+        </w:numPr>
+      </w:pPr>
+      <w:r>
+        <w:t xml:space="preserve">Add to Outlook：喺 Outlook 睇呢個日曆</w:t>
+      </w:r>
+    </w:p>
+    <w:p>
+      <w:pPr>
+        <w:pStyle w:val="ListParagraph"/>
+        <w:numPr>
+          <w:ilvl w:val="0"/>
+          <w:numId w:val="27"/>
+        </w:numPr>
+      </w:pPr>
+      <w:r>
+        <w:t xml:space="preserve">你嘅 task 喺到期日 - 撳一下打開</w:t>
+      </w:r>
+    </w:p>
+    <w:p>
       <w:pPr/>
       <w:r>
         <w:rPr>
@@ -5142,7 +6510,7 @@
         <w:pStyle w:val="ListParagraph"/>
         <w:numPr>
           <w:ilvl w:val="0"/>
-          <w:numId w:val="20"/>
+          <w:numId w:val="28"/>
         </w:numPr>
       </w:pPr>
       <w:r>
@@ -5208,7 +6576,7 @@
         <w:pStyle w:val="ListParagraph"/>
         <w:numPr>
           <w:ilvl w:val="0"/>
-          <w:numId w:val="20"/>
+          <w:numId w:val="28"/>
         </w:numPr>
       </w:pPr>
       <w:r>
@@ -5220,7 +6588,7 @@
         <w:pStyle w:val="ListParagraph"/>
         <w:numPr>
           <w:ilvl w:val="0"/>
-          <w:numId w:val="20"/>
+          <w:numId w:val="28"/>
         </w:numPr>
       </w:pPr>
       <w:r>
@@ -5238,7 +6606,7 @@
         <w:pStyle w:val="ListParagraph"/>
         <w:numPr>
           <w:ilvl w:val="0"/>
-          <w:numId w:val="20"/>
+          <w:numId w:val="28"/>
         </w:numPr>
       </w:pPr>
       <w:r>
@@ -5283,7 +6651,7 @@
         <w:pStyle w:val="ListParagraph"/>
         <w:numPr>
           <w:ilvl w:val="0"/>
-          <w:numId w:val="20"/>
+          <w:numId w:val="28"/>
         </w:numPr>
       </w:pPr>
       <w:r>
@@ -5312,7 +6680,7 @@
         <w:pStyle w:val="ListParagraph"/>
         <w:numPr>
           <w:ilvl w:val="0"/>
-          <w:numId w:val="21"/>
+          <w:numId w:val="29"/>
         </w:numPr>
       </w:pPr>
       <w:r>
@@ -5348,7 +6716,7 @@
         <w:pStyle w:val="ListParagraph"/>
         <w:numPr>
           <w:ilvl w:val="0"/>
-          <w:numId w:val="21"/>
+          <w:numId w:val="29"/>
         </w:numPr>
       </w:pPr>
       <w:r>
@@ -5377,7 +6745,7 @@
         <w:pStyle w:val="ListParagraph"/>
         <w:numPr>
           <w:ilvl w:val="0"/>
-          <w:numId w:val="22"/>
+          <w:numId w:val="30"/>
         </w:numPr>
       </w:pPr>
       <w:r>
@@ -5413,7 +6781,7 @@
         <w:pStyle w:val="ListParagraph"/>
         <w:numPr>
           <w:ilvl w:val="0"/>
-          <w:numId w:val="22"/>
+          <w:numId w:val="30"/>
         </w:numPr>
       </w:pPr>
       <w:r>
@@ -5443,7 +6811,7 @@
         <w:pStyle w:val="ListParagraph"/>
         <w:numPr>
           <w:ilvl w:val="0"/>
-          <w:numId w:val="22"/>
+          <w:numId w:val="30"/>
         </w:numPr>
       </w:pPr>
       <w:r>
@@ -5488,7 +6856,7 @@
         <w:pStyle w:val="ListParagraph"/>
         <w:numPr>
           <w:ilvl w:val="0"/>
-          <w:numId w:val="22"/>
+          <w:numId w:val="30"/>
         </w:numPr>
       </w:pPr>
       <w:r>
@@ -5514,7 +6882,7 @@
         <w:pStyle w:val="ListParagraph"/>
         <w:numPr>
           <w:ilvl w:val="0"/>
-          <w:numId w:val="23"/>
+          <w:numId w:val="31"/>
         </w:numPr>
       </w:pPr>
       <w:r>
@@ -5541,7 +6909,7 @@
         <w:pStyle w:val="ListParagraph"/>
         <w:numPr>
           <w:ilvl w:val="0"/>
-          <w:numId w:val="23"/>
+          <w:numId w:val="31"/>
         </w:numPr>
       </w:pPr>
       <w:r>
@@ -5595,7 +6963,7 @@
         <w:pStyle w:val="ListParagraph"/>
         <w:numPr>
           <w:ilvl w:val="0"/>
-          <w:numId w:val="23"/>
+          <w:numId w:val="31"/>
         </w:numPr>
       </w:pPr>
       <w:r>
@@ -5622,7 +6990,7 @@
         <w:pStyle w:val="ListParagraph"/>
         <w:numPr>
           <w:ilvl w:val="0"/>
-          <w:numId w:val="23"/>
+          <w:numId w:val="31"/>
         </w:numPr>
       </w:pPr>
       <w:r>
@@ -5667,7 +7035,7 @@
         <w:pStyle w:val="ListParagraph"/>
         <w:numPr>
           <w:ilvl w:val="0"/>
-          <w:numId w:val="23"/>
+          <w:numId w:val="31"/>
         </w:numPr>
       </w:pPr>
       <w:r>
@@ -5712,7 +7080,7 @@
         <w:pStyle w:val="ListParagraph"/>
         <w:numPr>
           <w:ilvl w:val="0"/>
-          <w:numId w:val="23"/>
+          <w:numId w:val="31"/>
         </w:numPr>
       </w:pPr>
       <w:r>
@@ -5748,7 +7116,7 @@
         <w:pStyle w:val="ListParagraph"/>
         <w:numPr>
           <w:ilvl w:val="0"/>
-          <w:numId w:val="23"/>
+          <w:numId w:val="31"/>
         </w:numPr>
       </w:pPr>
       <w:r>
@@ -5807,7 +7175,7 @@
         <w:pStyle w:val="ListParagraph"/>
         <w:numPr>
           <w:ilvl w:val="0"/>
-          <w:numId w:val="24"/>
+          <w:numId w:val="32"/>
         </w:numPr>
       </w:pPr>
       <w:r>
@@ -5861,7 +7229,7 @@
         <w:pStyle w:val="ListParagraph"/>
         <w:numPr>
           <w:ilvl w:val="0"/>
-          <w:numId w:val="24"/>
+          <w:numId w:val="32"/>
         </w:numPr>
       </w:pPr>
       <w:r>
@@ -5897,7 +7265,7 @@
         <w:pStyle w:val="ListParagraph"/>
         <w:numPr>
           <w:ilvl w:val="0"/>
-          <w:numId w:val="24"/>
+          <w:numId w:val="32"/>
         </w:numPr>
       </w:pPr>
       <w:r>
@@ -5915,7 +7283,7 @@
         <w:pStyle w:val="ListParagraph"/>
         <w:numPr>
           <w:ilvl w:val="0"/>
-          <w:numId w:val="24"/>
+          <w:numId w:val="32"/>
         </w:numPr>
       </w:pPr>
       <w:r>
@@ -5969,7 +7337,7 @@
         <w:pStyle w:val="ListParagraph"/>
         <w:numPr>
           <w:ilvl w:val="0"/>
-          <w:numId w:val="24"/>
+          <w:numId w:val="32"/>
         </w:numPr>
       </w:pPr>
       <w:r>
@@ -5987,7 +7355,7 @@
         <w:pStyle w:val="ListParagraph"/>
         <w:numPr>
           <w:ilvl w:val="0"/>
-          <w:numId w:val="24"/>
+          <w:numId w:val="32"/>
         </w:numPr>
       </w:pPr>
       <w:r>
@@ -6005,7 +7373,7 @@
         <w:pStyle w:val="ListParagraph"/>
         <w:numPr>
           <w:ilvl w:val="0"/>
-          <w:numId w:val="24"/>
+          <w:numId w:val="32"/>
         </w:numPr>
       </w:pPr>
       <w:r>
@@ -6031,7 +7399,7 @@
         <w:pStyle w:val="ListParagraph"/>
         <w:numPr>
           <w:ilvl w:val="0"/>
-          <w:numId w:val="25"/>
+          <w:numId w:val="33"/>
         </w:numPr>
       </w:pPr>
       <w:r>
@@ -6067,7 +7435,7 @@
         <w:pStyle w:val="ListParagraph"/>
         <w:numPr>
           <w:ilvl w:val="0"/>
-          <w:numId w:val="25"/>
+          <w:numId w:val="33"/>
         </w:numPr>
       </w:pPr>
       <w:r>
@@ -6085,7 +7453,7 @@
         <w:pStyle w:val="ListParagraph"/>
         <w:numPr>
           <w:ilvl w:val="0"/>
-          <w:numId w:val="25"/>
+          <w:numId w:val="33"/>
         </w:numPr>
       </w:pPr>
       <w:r>
@@ -6103,7 +7471,7 @@
         <w:pStyle w:val="ListParagraph"/>
         <w:numPr>
           <w:ilvl w:val="0"/>
-          <w:numId w:val="25"/>
+          <w:numId w:val="33"/>
         </w:numPr>
       </w:pPr>
       <w:r>
@@ -6121,7 +7489,7 @@
         <w:pStyle w:val="ListParagraph"/>
         <w:numPr>
           <w:ilvl w:val="0"/>
-          <w:numId w:val="25"/>
+          <w:numId w:val="33"/>
         </w:numPr>
       </w:pPr>
       <w:r>
@@ -6137,6 +7505,177 @@
       </w:r>
     </w:p>
     <w:p>
+      <w:pPr>
+        <w:keepNext/>
+        <w:spacing w:before="120" w:after="60"/>
+      </w:pPr>
+      <w:r>
+        <w:drawing>
+          <wp:inline distT="0" distB="0" distL="0" distR="0">
+            <wp:extent cx="5943600" cy="3549650"/>
+            <wp:docPr id="109" name="shot109" descr="folders"/>
+            <a:graphic xmlns:a="http://schemas.openxmlformats.org/drawingml/2006/main">
+              <a:graphicData uri="http://schemas.openxmlformats.org/drawingml/2006/picture">
+                <pic:pic xmlns:pic="http://schemas.openxmlformats.org/drawingml/2006/picture">
+                  <pic:nvPicPr>
+                    <pic:cNvPr id="109" name="shot109" descr="folders"/>
+                    <pic:cNvPicPr/>
+                  </pic:nvPicPr>
+                  <pic:blipFill>
+                    <a:blip r:embed="rIdShot9"/>
+                    <a:stretch>
+                      <a:fillRect/>
+                    </a:stretch>
+                  </pic:blipFill>
+                  <pic:spPr>
+                    <a:xfrm>
+                      <a:off x="0" y="0"/>
+                      <a:ext cx="5943600" cy="3549650"/>
+                    </a:xfrm>
+                    <a:prstGeom prst="rect">
+                      <a:avLst/>
+                    </a:prstGeom>
+                  </pic:spPr>
+                </pic:pic>
+              </a:graphicData>
+            </a:graphic>
+          </wp:inline>
+        </w:drawing>
+      </w:r>
+    </w:p>
+    <w:p>
+      <w:pPr>
+        <w:pStyle w:val="ListParagraph"/>
+        <w:numPr>
+          <w:ilvl w:val="0"/>
+          <w:numId w:val="34"/>
+        </w:numPr>
+      </w:pPr>
+      <w:r>
+        <w:t xml:space="preserve">Project</w:t>
+      </w:r>
+    </w:p>
+    <w:p>
+      <w:pPr>
+        <w:pStyle w:val="ListParagraph"/>
+        <w:numPr>
+          <w:ilvl w:val="0"/>
+          <w:numId w:val="34"/>
+        </w:numPr>
+      </w:pPr>
+      <w:r>
+        <w:t xml:space="preserve">釘選、星號、最近、最近刪除</w:t>
+      </w:r>
+    </w:p>
+    <w:p>
+      <w:pPr>
+        <w:pStyle w:val="ListParagraph"/>
+        <w:numPr>
+          <w:ilvl w:val="0"/>
+          <w:numId w:val="34"/>
+        </w:numPr>
+      </w:pPr>
+      <w:r>
+        <w:t xml:space="preserve">資料夾（拖檔案嚟搬）</w:t>
+      </w:r>
+    </w:p>
+    <w:p>
+      <w:pPr>
+        <w:pStyle w:val="ListParagraph"/>
+        <w:numPr>
+          <w:ilvl w:val="0"/>
+          <w:numId w:val="34"/>
+        </w:numPr>
+      </w:pPr>
+      <w:r>
+        <w:t xml:space="preserve">隱藏或顯示資料夾</w:t>
+      </w:r>
+    </w:p>
+    <w:p>
+      <w:pPr>
+        <w:pStyle w:val="ListParagraph"/>
+        <w:numPr>
+          <w:ilvl w:val="0"/>
+          <w:numId w:val="34"/>
+        </w:numPr>
+      </w:pPr>
+      <w:r>
+        <w:t xml:space="preserve">而家喺邊</w:t>
+      </w:r>
+    </w:p>
+    <w:p>
+      <w:pPr>
+        <w:pStyle w:val="ListParagraph"/>
+        <w:numPr>
+          <w:ilvl w:val="0"/>
+          <w:numId w:val="34"/>
+        </w:numPr>
+      </w:pPr>
+      <w:r>
+        <w:t xml:space="preserve">搜尋呢個 project 嘅檔案</w:t>
+      </w:r>
+    </w:p>
+    <w:p>
+      <w:pPr>
+        <w:pStyle w:val="ListParagraph"/>
+        <w:numPr>
+          <w:ilvl w:val="0"/>
+          <w:numId w:val="34"/>
+        </w:numPr>
+      </w:pPr>
+      <w:r>
+        <w:t xml:space="preserve">+ 資料夾</w:t>
+      </w:r>
+    </w:p>
+    <w:p>
+      <w:pPr>
+        <w:pStyle w:val="ListParagraph"/>
+        <w:numPr>
+          <w:ilvl w:val="0"/>
+          <w:numId w:val="34"/>
+        </w:numPr>
+      </w:pPr>
+      <w:r>
+        <w:t xml:space="preserve">上載（或者拖檔案入頁面）</w:t>
+      </w:r>
+    </w:p>
+    <w:p>
+      <w:pPr>
+        <w:pStyle w:val="ListParagraph"/>
+        <w:numPr>
+          <w:ilvl w:val="0"/>
+          <w:numId w:val="34"/>
+        </w:numPr>
+      </w:pPr>
+      <w:r>
+        <w:t xml:space="preserve">撳欄頭排序</w:t>
+      </w:r>
+    </w:p>
+    <w:p>
+      <w:pPr>
+        <w:pStyle w:val="ListParagraph"/>
+        <w:numPr>
+          <w:ilvl w:val="0"/>
+          <w:numId w:val="34"/>
+        </w:numPr>
+      </w:pPr>
+      <w:r>
+        <w:t xml:space="preserve">鎖住嘅 00 BIM：由 Revit 嚟嘅圖則同 model</w:t>
+      </w:r>
+    </w:p>
+    <w:p>
+      <w:pPr>
+        <w:pStyle w:val="ListParagraph"/>
+        <w:numPr>
+          <w:ilvl w:val="0"/>
+          <w:numId w:val="34"/>
+        </w:numPr>
+      </w:pPr>
+      <w:r>
+        <w:t xml:space="preserve">更多：改名、搬、版本、釘選、星號、刪除</w:t>
+      </w:r>
+    </w:p>
+    <w:p>
       <w:pPr/>
       <w:r>
         <w:t xml:space="preserve">喺左邊 folder 樹右撳一個 folder（或者用 folder 嘅 ⋯），可以 </w:t>
@@ -6186,7 +7725,7 @@
         <w:pStyle w:val="ListParagraph"/>
         <w:numPr>
           <w:ilvl w:val="0"/>
-          <w:numId w:val="26"/>
+          <w:numId w:val="35"/>
         </w:numPr>
       </w:pPr>
       <w:r>
@@ -6231,7 +7770,7 @@
         <w:pStyle w:val="ListParagraph"/>
         <w:numPr>
           <w:ilvl w:val="0"/>
-          <w:numId w:val="26"/>
+          <w:numId w:val="35"/>
         </w:numPr>
       </w:pPr>
       <w:r>
@@ -6285,7 +7824,7 @@
         <w:pStyle w:val="ListParagraph"/>
         <w:numPr>
           <w:ilvl w:val="0"/>
-          <w:numId w:val="26"/>
+          <w:numId w:val="35"/>
         </w:numPr>
       </w:pPr>
       <w:r>
@@ -6330,7 +7869,7 @@
         <w:pStyle w:val="ListParagraph"/>
         <w:numPr>
           <w:ilvl w:val="0"/>
-          <w:numId w:val="26"/>
+          <w:numId w:val="35"/>
         </w:numPr>
       </w:pPr>
       <w:r>
@@ -6438,7 +7977,7 @@
         <w:pStyle w:val="ListParagraph"/>
         <w:numPr>
           <w:ilvl w:val="0"/>
-          <w:numId w:val="27"/>
+          <w:numId w:val="36"/>
         </w:numPr>
       </w:pPr>
       <w:r>
@@ -6465,7 +8004,7 @@
         <w:pStyle w:val="ListParagraph"/>
         <w:numPr>
           <w:ilvl w:val="0"/>
-          <w:numId w:val="27"/>
+          <w:numId w:val="36"/>
         </w:numPr>
       </w:pPr>
       <w:r>
@@ -6501,7 +8040,7 @@
         <w:pStyle w:val="ListParagraph"/>
         <w:numPr>
           <w:ilvl w:val="0"/>
-          <w:numId w:val="27"/>
+          <w:numId w:val="36"/>
         </w:numPr>
       </w:pPr>
       <w:r>
@@ -6573,7 +8112,7 @@
         <w:pStyle w:val="ListParagraph"/>
         <w:numPr>
           <w:ilvl w:val="0"/>
-          <w:numId w:val="27"/>
+          <w:numId w:val="36"/>
         </w:numPr>
       </w:pPr>
       <w:r>
@@ -6618,7 +8157,7 @@
         <w:pStyle w:val="ListParagraph"/>
         <w:numPr>
           <w:ilvl w:val="0"/>
-          <w:numId w:val="27"/>
+          <w:numId w:val="36"/>
         </w:numPr>
       </w:pPr>
       <w:r>
@@ -6726,7 +8265,7 @@
         <w:pStyle w:val="ListParagraph"/>
         <w:numPr>
           <w:ilvl w:val="0"/>
-          <w:numId w:val="27"/>
+          <w:numId w:val="36"/>
         </w:numPr>
       </w:pPr>
       <w:r>
@@ -6762,7 +8301,7 @@
         <w:pStyle w:val="ListParagraph"/>
         <w:numPr>
           <w:ilvl w:val="0"/>
-          <w:numId w:val="27"/>
+          <w:numId w:val="36"/>
         </w:numPr>
       </w:pPr>
       <w:r>
@@ -6798,7 +8337,7 @@
         <w:pStyle w:val="ListParagraph"/>
         <w:numPr>
           <w:ilvl w:val="0"/>
-          <w:numId w:val="27"/>
+          <w:numId w:val="36"/>
         </w:numPr>
       </w:pPr>
       <w:r>
@@ -6852,7 +8391,7 @@
         <w:pStyle w:val="ListParagraph"/>
         <w:numPr>
           <w:ilvl w:val="0"/>
-          <w:numId w:val="27"/>
+          <w:numId w:val="36"/>
         </w:numPr>
       </w:pPr>
       <w:r>
@@ -6888,7 +8427,7 @@
         <w:pStyle w:val="ListParagraph"/>
         <w:numPr>
           <w:ilvl w:val="0"/>
-          <w:numId w:val="27"/>
+          <w:numId w:val="36"/>
         </w:numPr>
       </w:pPr>
       <w:r>
@@ -6915,7 +8454,7 @@
         <w:pStyle w:val="ListParagraph"/>
         <w:numPr>
           <w:ilvl w:val="0"/>
-          <w:numId w:val="27"/>
+          <w:numId w:val="36"/>
         </w:numPr>
       </w:pPr>
       <w:r>
@@ -6931,6 +8470,237 @@
       </w:r>
     </w:p>
     <w:p>
+      <w:pPr>
+        <w:keepNext/>
+        <w:spacing w:before="120" w:after="60"/>
+      </w:pPr>
+      <w:r>
+        <w:drawing>
+          <wp:inline distT="0" distB="0" distL="0" distR="0">
+            <wp:extent cx="5943600" cy="3549650"/>
+            <wp:docPr id="110" name="shot110" descr="sheets"/>
+            <a:graphic xmlns:a="http://schemas.openxmlformats.org/drawingml/2006/main">
+              <a:graphicData uri="http://schemas.openxmlformats.org/drawingml/2006/picture">
+                <pic:pic xmlns:pic="http://schemas.openxmlformats.org/drawingml/2006/picture">
+                  <pic:nvPicPr>
+                    <pic:cNvPr id="110" name="shot110" descr="sheets"/>
+                    <pic:cNvPicPr/>
+                  </pic:nvPicPr>
+                  <pic:blipFill>
+                    <a:blip r:embed="rIdShot10"/>
+                    <a:stretch>
+                      <a:fillRect/>
+                    </a:stretch>
+                  </pic:blipFill>
+                  <pic:spPr>
+                    <a:xfrm>
+                      <a:off x="0" y="0"/>
+                      <a:ext cx="5943600" cy="3549650"/>
+                    </a:xfrm>
+                    <a:prstGeom prst="rect">
+                      <a:avLst/>
+                    </a:prstGeom>
+                  </pic:spPr>
+                </pic:pic>
+              </a:graphicData>
+            </a:graphic>
+          </wp:inline>
+        </w:drawing>
+      </w:r>
+    </w:p>
+    <w:p>
+      <w:pPr>
+        <w:pStyle w:val="ListParagraph"/>
+        <w:numPr>
+          <w:ilvl w:val="0"/>
+          <w:numId w:val="37"/>
+        </w:numPr>
+      </w:pPr>
+      <w:r>
+        <w:t xml:space="preserve">圖則清單 - 撳一張打開</w:t>
+      </w:r>
+    </w:p>
+    <w:p>
+      <w:pPr>
+        <w:pStyle w:val="ListParagraph"/>
+        <w:numPr>
+          <w:ilvl w:val="0"/>
+          <w:numId w:val="37"/>
+        </w:numPr>
+      </w:pPr>
+      <w:r>
+        <w:t xml:space="preserve">搜尋圖號、圖名同圖上嘅字</w:t>
+      </w:r>
+    </w:p>
+    <w:p>
+      <w:pPr>
+        <w:pStyle w:val="ListParagraph"/>
+        <w:numPr>
+          <w:ilvl w:val="0"/>
+          <w:numId w:val="37"/>
+        </w:numPr>
+      </w:pPr>
+      <w:r>
+        <w:t xml:space="preserve">圖則組：揀幾張、改名、封存、刪除</w:t>
+      </w:r>
+    </w:p>
+    <w:p>
+      <w:pPr>
+        <w:pStyle w:val="ListParagraph"/>
+        <w:numPr>
+          <w:ilvl w:val="0"/>
+          <w:numId w:val="37"/>
+        </w:numPr>
+      </w:pPr>
+      <w:r>
+        <w:t xml:space="preserve">Mark-up 工具（下一張圖）</w:t>
+      </w:r>
+    </w:p>
+    <w:p>
+      <w:pPr>
+        <w:pStyle w:val="ListParagraph"/>
+        <w:numPr>
+          <w:ilvl w:val="0"/>
+          <w:numId w:val="37"/>
+        </w:numPr>
+      </w:pPr>
+      <w:r>
+        <w:t xml:space="preserve">View：分割、比較兩個版本、同步、圖則之間嘅連結</w:t>
+      </w:r>
+    </w:p>
+    <w:p>
+      <w:pPr>
+        <w:pStyle w:val="ListParagraph"/>
+        <w:numPr>
+          <w:ilvl w:val="0"/>
+          <w:numId w:val="37"/>
+        </w:numPr>
+      </w:pPr>
+      <w:r>
+        <w:t xml:space="preserve">復原 / 重做</w:t>
+      </w:r>
+    </w:p>
+    <w:p>
+      <w:pPr>
+        <w:pStyle w:val="ListParagraph"/>
+        <w:numPr>
+          <w:ilvl w:val="0"/>
+          <w:numId w:val="37"/>
+        </w:numPr>
+      </w:pPr>
+      <w:r>
+        <w:t xml:space="preserve">旋轉、縮小 / 放大、Fit</w:t>
+      </w:r>
+    </w:p>
+    <w:p>
+      <w:pPr>
+        <w:pStyle w:val="ListParagraph"/>
+        <w:numPr>
+          <w:ilvl w:val="0"/>
+          <w:numId w:val="37"/>
+        </w:numPr>
+      </w:pPr>
+      <w:r>
+        <w:t xml:space="preserve">圖則，連 issue 同 comment - 撳一個打開</w:t>
+      </w:r>
+    </w:p>
+    <w:p>
+      <w:pPr>
+        <w:pStyle w:val="ListParagraph"/>
+        <w:numPr>
+          <w:ilvl w:val="0"/>
+          <w:numId w:val="37"/>
+        </w:numPr>
+      </w:pPr>
+      <w:r>
+        <w:t xml:space="preserve">全部 / Issues / Comments</w:t>
+      </w:r>
+    </w:p>
+    <w:p>
+      <w:pPr>
+        <w:pStyle w:val="ListParagraph"/>
+        <w:numPr>
+          <w:ilvl w:val="0"/>
+          <w:numId w:val="37"/>
+        </w:numPr>
+      </w:pPr>
+      <w:r>
+        <w:t xml:space="preserve">顯示或隱藏圖上嘅 mark-up</w:t>
+      </w:r>
+    </w:p>
+    <w:p>
+      <w:pPr>
+        <w:pStyle w:val="ListParagraph"/>
+        <w:numPr>
+          <w:ilvl w:val="0"/>
+          <w:numId w:val="37"/>
+        </w:numPr>
+      </w:pPr>
+      <w:r>
+        <w:t xml:space="preserve">隱藏已關閉嘅 issue</w:t>
+      </w:r>
+    </w:p>
+    <w:p>
+      <w:pPr>
+        <w:pStyle w:val="ListParagraph"/>
+        <w:numPr>
+          <w:ilvl w:val="0"/>
+          <w:numId w:val="37"/>
+        </w:numPr>
+      </w:pPr>
+      <w:r>
+        <w:t xml:space="preserve">按圖則、狀態、人 ... 分組</w:t>
+      </w:r>
+    </w:p>
+    <w:p>
+      <w:pPr>
+        <w:pStyle w:val="ListParagraph"/>
+        <w:numPr>
+          <w:ilvl w:val="0"/>
+          <w:numId w:val="37"/>
+        </w:numPr>
+      </w:pPr>
+      <w:r>
+        <w:t xml:space="preserve">搜尋 issue 同 comment</w:t>
+      </w:r>
+    </w:p>
+    <w:p>
+      <w:pPr>
+        <w:pStyle w:val="ListParagraph"/>
+        <w:numPr>
+          <w:ilvl w:val="0"/>
+          <w:numId w:val="37"/>
+        </w:numPr>
+      </w:pPr>
+      <w:r>
+        <w:t xml:space="preserve">按類型同狀態篩選；排序</w:t>
+      </w:r>
+    </w:p>
+    <w:p>
+      <w:pPr>
+        <w:pStyle w:val="ListParagraph"/>
+        <w:numPr>
+          <w:ilvl w:val="0"/>
+          <w:numId w:val="37"/>
+        </w:numPr>
+      </w:pPr>
+      <w:r>
+        <w:t xml:space="preserve">一個 issue：編號、標題、邊個、幾時、狀態 - 撳一下打開</w:t>
+      </w:r>
+    </w:p>
+    <w:p>
+      <w:pPr>
+        <w:pStyle w:val="ListParagraph"/>
+        <w:numPr>
+          <w:ilvl w:val="0"/>
+          <w:numId w:val="37"/>
+        </w:numPr>
+      </w:pPr>
+      <w:r>
+        <w:t xml:space="preserve">複製呢張圖嘅連結</w:t>
+      </w:r>
+    </w:p>
+    <w:p>
       <w:pPr/>
       <w:r>
         <w:t xml:space="preserve">Sheets 版顯示每張 publish 咗嘅 sheet，係真正嘅 PDF，搜尋得到，即刻可以 markup；markup 自己會儲存，冇 Save 掣。</w:t>
@@ -6949,7 +8719,7 @@
         <w:pStyle w:val="ListParagraph"/>
         <w:numPr>
           <w:ilvl w:val="0"/>
-          <w:numId w:val="28"/>
+          <w:numId w:val="38"/>
         </w:numPr>
       </w:pPr>
       <w:r>
@@ -6970,7 +8740,7 @@
         <w:pStyle w:val="ListParagraph"/>
         <w:numPr>
           <w:ilvl w:val="0"/>
-          <w:numId w:val="28"/>
+          <w:numId w:val="38"/>
         </w:numPr>
       </w:pPr>
       <w:r>
@@ -6982,7 +8752,7 @@
         <w:pStyle w:val="ListParagraph"/>
         <w:numPr>
           <w:ilvl w:val="0"/>
-          <w:numId w:val="28"/>
+          <w:numId w:val="38"/>
         </w:numPr>
       </w:pPr>
       <w:r>
@@ -7000,7 +8770,7 @@
         <w:pStyle w:val="ListParagraph"/>
         <w:numPr>
           <w:ilvl w:val="0"/>
-          <w:numId w:val="28"/>
+          <w:numId w:val="38"/>
         </w:numPr>
       </w:pPr>
       <w:r>
@@ -7018,7 +8788,7 @@
         <w:pStyle w:val="ListParagraph"/>
         <w:numPr>
           <w:ilvl w:val="0"/>
-          <w:numId w:val="28"/>
+          <w:numId w:val="38"/>
         </w:numPr>
       </w:pPr>
       <w:r>
@@ -7057,7 +8827,7 @@
         <w:pStyle w:val="ListParagraph"/>
         <w:numPr>
           <w:ilvl w:val="0"/>
-          <w:numId w:val="28"/>
+          <w:numId w:val="38"/>
         </w:numPr>
       </w:pPr>
       <w:r>
@@ -7132,7 +8902,7 @@
         <w:pStyle w:val="ListParagraph"/>
         <w:numPr>
           <w:ilvl w:val="0"/>
-          <w:numId w:val="28"/>
+          <w:numId w:val="38"/>
         </w:numPr>
       </w:pPr>
       <w:r>
@@ -7240,7 +9010,7 @@
         <w:pStyle w:val="ListParagraph"/>
         <w:numPr>
           <w:ilvl w:val="0"/>
-          <w:numId w:val="28"/>
+          <w:numId w:val="38"/>
         </w:numPr>
       </w:pPr>
       <w:r>
@@ -7252,7 +9022,7 @@
         <w:pStyle w:val="ListParagraph"/>
         <w:numPr>
           <w:ilvl w:val="0"/>
-          <w:numId w:val="28"/>
+          <w:numId w:val="38"/>
         </w:numPr>
       </w:pPr>
       <w:r>
@@ -7264,7 +9034,7 @@
         <w:pStyle w:val="ListParagraph"/>
         <w:numPr>
           <w:ilvl w:val="0"/>
-          <w:numId w:val="28"/>
+          <w:numId w:val="38"/>
         </w:numPr>
       </w:pPr>
       <w:r>
@@ -7327,7 +9097,7 @@
         <w:pStyle w:val="ListParagraph"/>
         <w:numPr>
           <w:ilvl w:val="0"/>
-          <w:numId w:val="28"/>
+          <w:numId w:val="38"/>
         </w:numPr>
       </w:pPr>
       <w:r>
@@ -7814,7 +9584,7 @@
         <w:pStyle w:val="ListParagraph"/>
         <w:numPr>
           <w:ilvl w:val="0"/>
-          <w:numId w:val="29"/>
+          <w:numId w:val="39"/>
         </w:numPr>
       </w:pPr>
       <w:r>
@@ -7832,7 +9602,7 @@
         <w:pStyle w:val="ListParagraph"/>
         <w:numPr>
           <w:ilvl w:val="0"/>
-          <w:numId w:val="29"/>
+          <w:numId w:val="39"/>
         </w:numPr>
       </w:pPr>
       <w:r>
@@ -7859,7 +9629,7 @@
         <w:pStyle w:val="ListParagraph"/>
         <w:numPr>
           <w:ilvl w:val="0"/>
-          <w:numId w:val="29"/>
+          <w:numId w:val="39"/>
         </w:numPr>
       </w:pPr>
       <w:r>
@@ -7886,7 +9656,7 @@
         <w:pStyle w:val="ListParagraph"/>
         <w:numPr>
           <w:ilvl w:val="0"/>
-          <w:numId w:val="29"/>
+          <w:numId w:val="39"/>
         </w:numPr>
       </w:pPr>
       <w:r>
@@ -7932,6 +9702,345 @@
       </w:pPr>
       <w:r>
         <w:t xml:space="preserve">Markup 工具</w:t>
+      </w:r>
+    </w:p>
+    <w:p>
+      <w:pPr>
+        <w:keepNext/>
+        <w:spacing w:before="120" w:after="60"/>
+      </w:pPr>
+      <w:r>
+        <w:drawing>
+          <wp:inline distT="0" distB="0" distL="0" distR="0">
+            <wp:extent cx="5943600" cy="577941"/>
+            <wp:docPr id="111" name="shot111" descr="markup-tools"/>
+            <a:graphic xmlns:a="http://schemas.openxmlformats.org/drawingml/2006/main">
+              <a:graphicData uri="http://schemas.openxmlformats.org/drawingml/2006/picture">
+                <pic:pic xmlns:pic="http://schemas.openxmlformats.org/drawingml/2006/picture">
+                  <pic:nvPicPr>
+                    <pic:cNvPr id="111" name="shot111" descr="markup-tools"/>
+                    <pic:cNvPicPr/>
+                  </pic:nvPicPr>
+                  <pic:blipFill>
+                    <a:blip r:embed="rIdShot11"/>
+                    <a:stretch>
+                      <a:fillRect/>
+                    </a:stretch>
+                  </pic:blipFill>
+                  <pic:spPr>
+                    <a:xfrm>
+                      <a:off x="0" y="0"/>
+                      <a:ext cx="5943600" cy="577941"/>
+                    </a:xfrm>
+                    <a:prstGeom prst="rect">
+                      <a:avLst/>
+                    </a:prstGeom>
+                  </pic:spPr>
+                </pic:pic>
+              </a:graphicData>
+            </a:graphic>
+          </wp:inline>
+        </w:drawing>
+      </w:r>
+    </w:p>
+    <w:p>
+      <w:pPr>
+        <w:pStyle w:val="ListParagraph"/>
+        <w:numPr>
+          <w:ilvl w:val="0"/>
+          <w:numId w:val="40"/>
+        </w:numPr>
+      </w:pPr>
+      <w:r>
+        <w:t xml:space="preserve">揀選 (V)：揀、搬同改 mark-up</w:t>
+      </w:r>
+    </w:p>
+    <w:p>
+      <w:pPr>
+        <w:pStyle w:val="ListParagraph"/>
+        <w:numPr>
+          <w:ilvl w:val="0"/>
+          <w:numId w:val="40"/>
+        </w:numPr>
+      </w:pPr>
+      <w:r>
+        <w:t xml:space="preserve">移動 (H)：拖動張圖</w:t>
+      </w:r>
+    </w:p>
+    <w:p>
+      <w:pPr>
+        <w:pStyle w:val="ListParagraph"/>
+        <w:numPr>
+          <w:ilvl w:val="0"/>
+          <w:numId w:val="40"/>
+        </w:numPr>
+      </w:pPr>
+      <w:r>
+        <w:t xml:space="preserve">長方形 (B)</w:t>
+      </w:r>
+    </w:p>
+    <w:p>
+      <w:pPr>
+        <w:pStyle w:val="ListParagraph"/>
+        <w:numPr>
+          <w:ilvl w:val="0"/>
+          <w:numId w:val="40"/>
+        </w:numPr>
+      </w:pPr>
+      <w:r>
+        <w:t xml:space="preserve">圓形 (O)</w:t>
+      </w:r>
+    </w:p>
+    <w:p>
+      <w:pPr>
+        <w:pStyle w:val="ListParagraph"/>
+        <w:numPr>
+          <w:ilvl w:val="0"/>
+          <w:numId w:val="40"/>
+        </w:numPr>
+      </w:pPr>
+      <w:r>
+        <w:t xml:space="preserve">直線 (L)</w:t>
+      </w:r>
+    </w:p>
+    <w:p>
+      <w:pPr>
+        <w:pStyle w:val="ListParagraph"/>
+        <w:numPr>
+          <w:ilvl w:val="0"/>
+          <w:numId w:val="40"/>
+        </w:numPr>
+      </w:pPr>
+      <w:r>
+        <w:t xml:space="preserve">箭咀 (A)</w:t>
+      </w:r>
+    </w:p>
+    <w:p>
+      <w:pPr>
+        <w:pStyle w:val="ListParagraph"/>
+        <w:numPr>
+          <w:ilvl w:val="0"/>
+          <w:numId w:val="40"/>
+        </w:numPr>
+      </w:pPr>
+      <w:r>
+        <w:t xml:space="preserve">雲線 (C) - 最常用嚟標 issue</w:t>
+      </w:r>
+    </w:p>
+    <w:p>
+      <w:pPr>
+        <w:pStyle w:val="ListParagraph"/>
+        <w:numPr>
+          <w:ilvl w:val="0"/>
+          <w:numId w:val="40"/>
+        </w:numPr>
+      </w:pPr>
+      <w:r>
+        <w:t xml:space="preserve">自由形雲線 (Shift+C)</w:t>
+      </w:r>
+    </w:p>
+    <w:p>
+      <w:pPr>
+        <w:pStyle w:val="ListParagraph"/>
+        <w:numPr>
+          <w:ilvl w:val="0"/>
+          <w:numId w:val="40"/>
+        </w:numPr>
+      </w:pPr>
+      <w:r>
+        <w:t xml:space="preserve">多段線 (P)</w:t>
+      </w:r>
+    </w:p>
+    <w:p>
+      <w:pPr>
+        <w:pStyle w:val="ListParagraph"/>
+        <w:numPr>
+          <w:ilvl w:val="0"/>
+          <w:numId w:val="40"/>
+        </w:numPr>
+      </w:pPr>
+      <w:r>
+        <w:t xml:space="preserve">多邊形 (G)</w:t>
+      </w:r>
+    </w:p>
+    <w:p>
+      <w:pPr>
+        <w:pStyle w:val="ListParagraph"/>
+        <w:numPr>
+          <w:ilvl w:val="0"/>
+          <w:numId w:val="40"/>
+        </w:numPr>
+      </w:pPr>
+      <w:r>
+        <w:t xml:space="preserve">筆 (F)：手繪</w:t>
+      </w:r>
+    </w:p>
+    <w:p>
+      <w:pPr>
+        <w:pStyle w:val="ListParagraph"/>
+        <w:numPr>
+          <w:ilvl w:val="0"/>
+          <w:numId w:val="40"/>
+        </w:numPr>
+      </w:pPr>
+      <w:r>
+        <w:t xml:space="preserve">螢光筆 (I)</w:t>
+      </w:r>
+    </w:p>
+    <w:p>
+      <w:pPr>
+        <w:pStyle w:val="ListParagraph"/>
+        <w:numPr>
+          <w:ilvl w:val="0"/>
+          <w:numId w:val="40"/>
+        </w:numPr>
+      </w:pPr>
+      <w:r>
+        <w:t xml:space="preserve">文字 (T)</w:t>
+      </w:r>
+    </w:p>
+    <w:p>
+      <w:pPr>
+        <w:pStyle w:val="ListParagraph"/>
+        <w:numPr>
+          <w:ilvl w:val="0"/>
+          <w:numId w:val="40"/>
+        </w:numPr>
+      </w:pPr>
+      <w:r>
+        <w:t xml:space="preserve">文字框 (X)</w:t>
+      </w:r>
+    </w:p>
+    <w:p>
+      <w:pPr>
+        <w:pStyle w:val="ListParagraph"/>
+        <w:numPr>
+          <w:ilvl w:val="0"/>
+          <w:numId w:val="40"/>
+        </w:numPr>
+      </w:pPr>
+      <w:r>
+        <w:t xml:space="preserve">引線標註 (K)</w:t>
+      </w:r>
+    </w:p>
+    <w:p>
+      <w:pPr>
+        <w:pStyle w:val="ListParagraph"/>
+        <w:numPr>
+          <w:ilvl w:val="0"/>
+          <w:numId w:val="40"/>
+        </w:numPr>
+      </w:pPr>
+      <w:r>
+        <w:t xml:space="preserve">印章 (S)：Approved、Rejected ...</w:t>
+      </w:r>
+    </w:p>
+    <w:p>
+      <w:pPr>
+        <w:pStyle w:val="ListParagraph"/>
+        <w:numPr>
+          <w:ilvl w:val="0"/>
+          <w:numId w:val="40"/>
+        </w:numPr>
+      </w:pPr>
+      <w:r>
+        <w:t xml:space="preserve">量度 (M)：按圖則比例量長度</w:t>
+      </w:r>
+    </w:p>
+    <w:p>
+      <w:pPr>
+        <w:pStyle w:val="ListParagraph"/>
+        <w:numPr>
+          <w:ilvl w:val="0"/>
+          <w:numId w:val="40"/>
+        </w:numPr>
+      </w:pPr>
+      <w:r>
+        <w:t xml:space="preserve">尺寸線 (D)</w:t>
+      </w:r>
+    </w:p>
+    <w:p>
+      <w:pPr>
+        <w:pStyle w:val="ListParagraph"/>
+        <w:numPr>
+          <w:ilvl w:val="0"/>
+          <w:numId w:val="40"/>
+        </w:numPr>
+      </w:pPr>
+      <w:r>
+        <w:t xml:space="preserve">截圖 (Q)：截取部分圖則</w:t>
+      </w:r>
+    </w:p>
+    <w:p>
+      <w:pPr>
+        <w:pStyle w:val="ListParagraph"/>
+        <w:numPr>
+          <w:ilvl w:val="0"/>
+          <w:numId w:val="40"/>
+        </w:numPr>
+      </w:pPr>
+      <w:r>
+        <w:t xml:space="preserve">揀選圖上文字 (Y)</w:t>
+      </w:r>
+    </w:p>
+    <w:p>
+      <w:pPr>
+        <w:pStyle w:val="ListParagraph"/>
+        <w:numPr>
+          <w:ilvl w:val="0"/>
+          <w:numId w:val="40"/>
+        </w:numPr>
+      </w:pPr>
+      <w:r>
+        <w:t xml:space="preserve">面積 (E)</w:t>
+      </w:r>
+    </w:p>
+    <w:p>
+      <w:pPr>
+        <w:pStyle w:val="ListParagraph"/>
+        <w:numPr>
+          <w:ilvl w:val="0"/>
+          <w:numId w:val="40"/>
+        </w:numPr>
+      </w:pPr>
+      <w:r>
+        <w:t xml:space="preserve">角度 (U)</w:t>
+      </w:r>
+    </w:p>
+    <w:p>
+      <w:pPr>
+        <w:pStyle w:val="ListParagraph"/>
+        <w:numPr>
+          <w:ilvl w:val="0"/>
+          <w:numId w:val="40"/>
+        </w:numPr>
+      </w:pPr>
+      <w:r>
+        <w:t xml:space="preserve">擦膠 (W)</w:t>
+      </w:r>
+    </w:p>
+    <w:p>
+      <w:pPr>
+        <w:pStyle w:val="ListParagraph"/>
+        <w:numPr>
+          <w:ilvl w:val="0"/>
+          <w:numId w:val="40"/>
+        </w:numPr>
+      </w:pPr>
+      <w:r>
+        <w:t xml:space="preserve">套用格式 (J)：將一個 mark-up 嘅樣式抄去其他</w:t>
+      </w:r>
+    </w:p>
+    <w:p>
+      <w:pPr>
+        <w:pStyle w:val="ListParagraph"/>
+        <w:numPr>
+          <w:ilvl w:val="0"/>
+          <w:numId w:val="40"/>
+        </w:numPr>
+      </w:pPr>
+      <w:r>
+        <w:t xml:space="preserve">快捷鍵</w:t>
       </w:r>
     </w:p>
     <w:tbl>
@@ -8133,7 +10242,7 @@
         <w:pStyle w:val="ListParagraph"/>
         <w:numPr>
           <w:ilvl w:val="0"/>
-          <w:numId w:val="30"/>
+          <w:numId w:val="41"/>
         </w:numPr>
       </w:pPr>
       <w:r>
@@ -8160,7 +10269,7 @@
         <w:pStyle w:val="ListParagraph"/>
         <w:numPr>
           <w:ilvl w:val="0"/>
-          <w:numId w:val="30"/>
+          <w:numId w:val="41"/>
         </w:numPr>
       </w:pPr>
       <w:r>
@@ -8178,7 +10287,7 @@
         <w:pStyle w:val="ListParagraph"/>
         <w:numPr>
           <w:ilvl w:val="0"/>
-          <w:numId w:val="30"/>
+          <w:numId w:val="41"/>
         </w:numPr>
       </w:pPr>
       <w:r>
@@ -8196,7 +10305,7 @@
         <w:pStyle w:val="ListParagraph"/>
         <w:numPr>
           <w:ilvl w:val="0"/>
-          <w:numId w:val="30"/>
+          <w:numId w:val="41"/>
         </w:numPr>
       </w:pPr>
       <w:r>
@@ -8259,7 +10368,7 @@
         <w:pStyle w:val="ListParagraph"/>
         <w:numPr>
           <w:ilvl w:val="0"/>
-          <w:numId w:val="30"/>
+          <w:numId w:val="41"/>
         </w:numPr>
       </w:pPr>
       <w:r>
@@ -8294,7 +10403,7 @@
         <w:pStyle w:val="ListParagraph"/>
         <w:numPr>
           <w:ilvl w:val="0"/>
-          <w:numId w:val="31"/>
+          <w:numId w:val="42"/>
         </w:numPr>
       </w:pPr>
       <w:r>
@@ -8330,7 +10439,7 @@
         <w:pStyle w:val="ListParagraph"/>
         <w:numPr>
           <w:ilvl w:val="0"/>
-          <w:numId w:val="31"/>
+          <w:numId w:val="42"/>
         </w:numPr>
       </w:pPr>
       <w:r>
@@ -8348,7 +10457,7 @@
         <w:pStyle w:val="ListParagraph"/>
         <w:numPr>
           <w:ilvl w:val="0"/>
-          <w:numId w:val="31"/>
+          <w:numId w:val="42"/>
         </w:numPr>
       </w:pPr>
       <w:r>
@@ -8367,6 +10476,237 @@
       </w:pPr>
       <w:r>
         <w:t xml:space="preserve">3D：四圍睇</w:t>
+      </w:r>
+    </w:p>
+    <w:p>
+      <w:pPr>
+        <w:keepNext/>
+        <w:spacing w:before="120" w:after="60"/>
+      </w:pPr>
+      <w:r>
+        <w:drawing>
+          <wp:inline distT="0" distB="0" distL="0" distR="0">
+            <wp:extent cx="5943600" cy="3549650"/>
+            <wp:docPr id="112" name="shot112" descr="model"/>
+            <a:graphic xmlns:a="http://schemas.openxmlformats.org/drawingml/2006/main">
+              <a:graphicData uri="http://schemas.openxmlformats.org/drawingml/2006/picture">
+                <pic:pic xmlns:pic="http://schemas.openxmlformats.org/drawingml/2006/picture">
+                  <pic:nvPicPr>
+                    <pic:cNvPr id="112" name="shot112" descr="model"/>
+                    <pic:cNvPicPr/>
+                  </pic:nvPicPr>
+                  <pic:blipFill>
+                    <a:blip r:embed="rIdShot12"/>
+                    <a:stretch>
+                      <a:fillRect/>
+                    </a:stretch>
+                  </pic:blipFill>
+                  <pic:spPr>
+                    <a:xfrm>
+                      <a:off x="0" y="0"/>
+                      <a:ext cx="5943600" cy="3549650"/>
+                    </a:xfrm>
+                    <a:prstGeom prst="rect">
+                      <a:avLst/>
+                    </a:prstGeom>
+                  </pic:spPr>
+                </pic:pic>
+              </a:graphicData>
+            </a:graphic>
+          </wp:inline>
+        </w:drawing>
+      </w:r>
+    </w:p>
+    <w:p>
+      <w:pPr>
+        <w:pStyle w:val="ListParagraph"/>
+        <w:numPr>
+          <w:ilvl w:val="0"/>
+          <w:numId w:val="43"/>
+        </w:numPr>
+      </w:pPr>
+      <w:r>
+        <w:t xml:space="preserve">Navigate：轉動、移動、縮放 model</w:t>
+      </w:r>
+    </w:p>
+    <w:p>
+      <w:pPr>
+        <w:pStyle w:val="ListParagraph"/>
+        <w:numPr>
+          <w:ilvl w:val="0"/>
+          <w:numId w:val="43"/>
+        </w:numPr>
+      </w:pPr>
+      <w:r>
+        <w:t xml:space="preserve">Add issue：撳 model 放一個 issue</w:t>
+      </w:r>
+    </w:p>
+    <w:p>
+      <w:pPr>
+        <w:pStyle w:val="ListParagraph"/>
+        <w:numPr>
+          <w:ilvl w:val="0"/>
+          <w:numId w:val="43"/>
+        </w:numPr>
+      </w:pPr>
+      <w:r>
+        <w:t xml:space="preserve">量度（會鎖點）</w:t>
+      </w:r>
+    </w:p>
+    <w:p>
+      <w:pPr>
+        <w:pStyle w:val="ListParagraph"/>
+        <w:numPr>
+          <w:ilvl w:val="0"/>
+          <w:numId w:val="43"/>
+        </w:numPr>
+      </w:pPr>
+      <w:r>
+        <w:t xml:space="preserve">樓層平面：喺某層切開 model</w:t>
+      </w:r>
+    </w:p>
+    <w:p>
+      <w:pPr>
+        <w:pStyle w:val="ListParagraph"/>
+        <w:numPr>
+          <w:ilvl w:val="0"/>
+          <w:numId w:val="43"/>
+        </w:numPr>
+      </w:pPr>
+      <w:r>
+        <w:t xml:space="preserve">平面疊圖：將圖則疊喺 model 上</w:t>
+      </w:r>
+    </w:p>
+    <w:p>
+      <w:pPr>
+        <w:pStyle w:val="ListParagraph"/>
+        <w:numPr>
+          <w:ilvl w:val="0"/>
+          <w:numId w:val="43"/>
+        </w:numPr>
+      </w:pPr>
+      <w:r>
+        <w:t xml:space="preserve">複製呢個視圖嘅連結</w:t>
+      </w:r>
+    </w:p>
+    <w:p>
+      <w:pPr>
+        <w:pStyle w:val="ListParagraph"/>
+        <w:numPr>
+          <w:ilvl w:val="0"/>
+          <w:numId w:val="43"/>
+        </w:numPr>
+      </w:pPr>
+      <w:r>
+        <w:t xml:space="preserve">BCF：同 Revit、Navisworks ... 交換 issue</w:t>
+      </w:r>
+    </w:p>
+    <w:p>
+      <w:pPr>
+        <w:pStyle w:val="ListParagraph"/>
+        <w:numPr>
+          <w:ilvl w:val="0"/>
+          <w:numId w:val="43"/>
+        </w:numPr>
+      </w:pPr>
+      <w:r>
+        <w:t xml:space="preserve">Project 嘅 model - 剔選顯示</w:t>
+      </w:r>
+    </w:p>
+    <w:p>
+      <w:pPr>
+        <w:pStyle w:val="ListParagraph"/>
+        <w:numPr>
+          <w:ilvl w:val="0"/>
+          <w:numId w:val="43"/>
+        </w:numPr>
+      </w:pPr>
+      <w:r>
+        <w:t xml:space="preserve">顧問 model (IFC) 同疊加其他 project</w:t>
+      </w:r>
+    </w:p>
+    <w:p>
+      <w:pPr>
+        <w:pStyle w:val="ListParagraph"/>
+        <w:numPr>
+          <w:ilvl w:val="0"/>
+          <w:numId w:val="43"/>
+        </w:numPr>
+      </w:pPr>
+      <w:r>
+        <w:t xml:space="preserve">構件：顯示或隱藏每個類別</w:t>
+      </w:r>
+    </w:p>
+    <w:p>
+      <w:pPr>
+        <w:pStyle w:val="ListParagraph"/>
+        <w:numPr>
+          <w:ilvl w:val="0"/>
+          <w:numId w:val="43"/>
+        </w:numPr>
+      </w:pPr>
+      <w:r>
+        <w:t xml:space="preserve">Model browser：搵、揀、單獨顯示、放大構件</w:t>
+      </w:r>
+    </w:p>
+    <w:p>
+      <w:pPr>
+        <w:pStyle w:val="ListParagraph"/>
+        <w:numPr>
+          <w:ilvl w:val="0"/>
+          <w:numId w:val="43"/>
+        </w:numPr>
+      </w:pPr>
+      <w:r>
+        <w:t xml:space="preserve">視圖方塊：撳一面；Home 返總覽</w:t>
+      </w:r>
+    </w:p>
+    <w:p>
+      <w:pPr>
+        <w:pStyle w:val="ListParagraph"/>
+        <w:numPr>
+          <w:ilvl w:val="0"/>
+          <w:numId w:val="43"/>
+        </w:numPr>
+      </w:pPr>
+      <w:r>
+        <w:t xml:space="preserve">Walk、Fit、透視 / 正投影、Set front、World</w:t>
+      </w:r>
+    </w:p>
+    <w:p>
+      <w:pPr>
+        <w:pStyle w:val="ListParagraph"/>
+        <w:numPr>
+          <w:ilvl w:val="0"/>
+          <w:numId w:val="43"/>
+        </w:numPr>
+      </w:pPr>
+      <w:r>
+        <w:t xml:space="preserve">Selection：撳中構件嘅屬性；Isolate、Hide、Show all</w:t>
+      </w:r>
+    </w:p>
+    <w:p>
+      <w:pPr>
+        <w:pStyle w:val="ListParagraph"/>
+        <w:numPr>
+          <w:ilvl w:val="0"/>
+          <w:numId w:val="43"/>
+        </w:numPr>
+      </w:pPr>
+      <w:r>
+        <w:t xml:space="preserve">顯示或隱藏 model 入面嘅 issue 釘</w:t>
+      </w:r>
+    </w:p>
+    <w:p>
+      <w:pPr>
+        <w:pStyle w:val="ListParagraph"/>
+        <w:numPr>
+          <w:ilvl w:val="0"/>
+          <w:numId w:val="43"/>
+        </w:numPr>
+      </w:pPr>
+      <w:r>
+        <w:t xml:space="preserve">3D 入面嘅 issue：清單同篩選</w:t>
       </w:r>
     </w:p>
     <w:p>
@@ -8949,7 +11289,7 @@
         <w:pStyle w:val="ListParagraph"/>
         <w:numPr>
           <w:ilvl w:val="0"/>
-          <w:numId w:val="32"/>
+          <w:numId w:val="44"/>
         </w:numPr>
       </w:pPr>
       <w:r>
@@ -8988,7 +11328,7 @@
         <w:pStyle w:val="ListParagraph"/>
         <w:numPr>
           <w:ilvl w:val="0"/>
-          <w:numId w:val="32"/>
+          <w:numId w:val="44"/>
         </w:numPr>
       </w:pPr>
       <w:r>
@@ -9018,7 +11358,7 @@
         <w:pStyle w:val="ListParagraph"/>
         <w:numPr>
           <w:ilvl w:val="0"/>
-          <w:numId w:val="32"/>
+          <w:numId w:val="44"/>
         </w:numPr>
       </w:pPr>
       <w:r>
@@ -9036,7 +11376,7 @@
         <w:pStyle w:val="ListParagraph"/>
         <w:numPr>
           <w:ilvl w:val="0"/>
-          <w:numId w:val="32"/>
+          <w:numId w:val="44"/>
         </w:numPr>
       </w:pPr>
       <w:r>
@@ -9071,7 +11411,7 @@
         <w:pStyle w:val="ListParagraph"/>
         <w:numPr>
           <w:ilvl w:val="0"/>
-          <w:numId w:val="33"/>
+          <w:numId w:val="45"/>
         </w:numPr>
       </w:pPr>
       <w:r>
@@ -9143,7 +11483,7 @@
         <w:pStyle w:val="ListParagraph"/>
         <w:numPr>
           <w:ilvl w:val="0"/>
-          <w:numId w:val="33"/>
+          <w:numId w:val="45"/>
         </w:numPr>
       </w:pPr>
       <w:r>
@@ -9155,7 +11495,7 @@
         <w:pStyle w:val="ListParagraph"/>
         <w:numPr>
           <w:ilvl w:val="0"/>
-          <w:numId w:val="33"/>
+          <w:numId w:val="45"/>
         </w:numPr>
       </w:pPr>
       <w:r>
@@ -9182,7 +11522,7 @@
         <w:pStyle w:val="ListParagraph"/>
         <w:numPr>
           <w:ilvl w:val="0"/>
-          <w:numId w:val="33"/>
+          <w:numId w:val="45"/>
         </w:numPr>
       </w:pPr>
       <w:r>
@@ -9208,7 +11548,7 @@
         <w:pStyle w:val="ListParagraph"/>
         <w:numPr>
           <w:ilvl w:val="0"/>
-          <w:numId w:val="34"/>
+          <w:numId w:val="46"/>
         </w:numPr>
       </w:pPr>
       <w:r>
@@ -9229,7 +11569,7 @@
         <w:pStyle w:val="ListParagraph"/>
         <w:numPr>
           <w:ilvl w:val="0"/>
-          <w:numId w:val="34"/>
+          <w:numId w:val="46"/>
         </w:numPr>
       </w:pPr>
       <w:r>
@@ -9259,7 +11599,7 @@
         <w:pStyle w:val="ListParagraph"/>
         <w:numPr>
           <w:ilvl w:val="0"/>
-          <w:numId w:val="34"/>
+          <w:numId w:val="46"/>
         </w:numPr>
       </w:pPr>
       <w:r>
@@ -9277,7 +11617,7 @@
         <w:pStyle w:val="ListParagraph"/>
         <w:numPr>
           <w:ilvl w:val="0"/>
-          <w:numId w:val="34"/>
+          <w:numId w:val="46"/>
         </w:numPr>
       </w:pPr>
       <w:r>
@@ -9295,7 +11635,7 @@
         <w:pStyle w:val="ListParagraph"/>
         <w:numPr>
           <w:ilvl w:val="0"/>
-          <w:numId w:val="34"/>
+          <w:numId w:val="46"/>
         </w:numPr>
       </w:pPr>
       <w:r>
@@ -9713,7 +12053,7 @@
         <w:pStyle w:val="ListParagraph"/>
         <w:numPr>
           <w:ilvl w:val="0"/>
-          <w:numId w:val="35"/>
+          <w:numId w:val="47"/>
         </w:numPr>
       </w:pPr>
       <w:r>
@@ -9758,7 +12098,7 @@
         <w:pStyle w:val="ListParagraph"/>
         <w:numPr>
           <w:ilvl w:val="0"/>
-          <w:numId w:val="35"/>
+          <w:numId w:val="47"/>
         </w:numPr>
       </w:pPr>
       <w:r>
@@ -9794,7 +12134,7 @@
         <w:pStyle w:val="ListParagraph"/>
         <w:numPr>
           <w:ilvl w:val="0"/>
-          <w:numId w:val="35"/>
+          <w:numId w:val="47"/>
         </w:numPr>
       </w:pPr>
       <w:r>
@@ -9837,7 +12177,7 @@
         <w:pStyle w:val="ListParagraph"/>
         <w:numPr>
           <w:ilvl w:val="0"/>
-          <w:numId w:val="36"/>
+          <w:numId w:val="48"/>
         </w:numPr>
       </w:pPr>
       <w:r>
@@ -9858,7 +12198,7 @@
         <w:pStyle w:val="ListParagraph"/>
         <w:numPr>
           <w:ilvl w:val="0"/>
-          <w:numId w:val="36"/>
+          <w:numId w:val="48"/>
         </w:numPr>
       </w:pPr>
       <w:r>
@@ -9885,7 +12225,7 @@
         <w:pStyle w:val="ListParagraph"/>
         <w:numPr>
           <w:ilvl w:val="0"/>
-          <w:numId w:val="36"/>
+          <w:numId w:val="48"/>
         </w:numPr>
       </w:pPr>
       <w:r>
@@ -9948,7 +12288,7 @@
         <w:pStyle w:val="ListParagraph"/>
         <w:numPr>
           <w:ilvl w:val="0"/>
-          <w:numId w:val="36"/>
+          <w:numId w:val="48"/>
         </w:numPr>
       </w:pPr>
       <w:r>
@@ -10122,7 +12462,7 @@
         <w:pStyle w:val="ListParagraph"/>
         <w:numPr>
           <w:ilvl w:val="0"/>
-          <w:numId w:val="37"/>
+          <w:numId w:val="49"/>
         </w:numPr>
       </w:pPr>
       <w:r>
@@ -10149,7 +12489,7 @@
         <w:pStyle w:val="ListParagraph"/>
         <w:numPr>
           <w:ilvl w:val="0"/>
-          <w:numId w:val="37"/>
+          <w:numId w:val="49"/>
         </w:numPr>
       </w:pPr>
       <w:r>
@@ -10170,7 +12510,7 @@
         <w:pStyle w:val="ListParagraph"/>
         <w:numPr>
           <w:ilvl w:val="0"/>
-          <w:numId w:val="37"/>
+          <w:numId w:val="49"/>
         </w:numPr>
       </w:pPr>
       <w:r>
@@ -10451,7 +12791,7 @@
         <w:pStyle w:val="ListParagraph"/>
         <w:numPr>
           <w:ilvl w:val="0"/>
-          <w:numId w:val="38"/>
+          <w:numId w:val="50"/>
         </w:numPr>
       </w:pPr>
       <w:r>
@@ -10472,7 +12812,7 @@
         <w:pStyle w:val="ListParagraph"/>
         <w:numPr>
           <w:ilvl w:val="0"/>
-          <w:numId w:val="38"/>
+          <w:numId w:val="50"/>
         </w:numPr>
       </w:pPr>
       <w:r>
@@ -10490,7 +12830,7 @@
         <w:pStyle w:val="ListParagraph"/>
         <w:numPr>
           <w:ilvl w:val="0"/>
-          <w:numId w:val="38"/>
+          <w:numId w:val="50"/>
         </w:numPr>
       </w:pPr>
       <w:r>
@@ -10508,7 +12848,7 @@
         <w:pStyle w:val="ListParagraph"/>
         <w:numPr>
           <w:ilvl w:val="0"/>
-          <w:numId w:val="38"/>
+          <w:numId w:val="50"/>
         </w:numPr>
       </w:pPr>
       <w:r>
@@ -10528,7 +12868,7 @@
         <w:pStyle w:val="ListParagraph"/>
         <w:numPr>
           <w:ilvl w:val="0"/>
-          <w:numId w:val="39"/>
+          <w:numId w:val="51"/>
         </w:numPr>
       </w:pPr>
       <w:r>
@@ -10558,7 +12898,7 @@
         <w:pStyle w:val="ListParagraph"/>
         <w:numPr>
           <w:ilvl w:val="0"/>
-          <w:numId w:val="39"/>
+          <w:numId w:val="51"/>
         </w:numPr>
       </w:pPr>
       <w:r>
@@ -10601,7 +12941,7 @@
         <w:pStyle w:val="ListParagraph"/>
         <w:numPr>
           <w:ilvl w:val="0"/>
-          <w:numId w:val="40"/>
+          <w:numId w:val="52"/>
         </w:numPr>
       </w:pPr>
       <w:r>
@@ -10658,7 +12998,7 @@
         <w:pStyle w:val="ListParagraph"/>
         <w:numPr>
           <w:ilvl w:val="0"/>
-          <w:numId w:val="40"/>
+          <w:numId w:val="52"/>
         </w:numPr>
       </w:pPr>
       <w:r>
@@ -10670,7 +13010,7 @@
         <w:pStyle w:val="ListParagraph"/>
         <w:numPr>
           <w:ilvl w:val="0"/>
-          <w:numId w:val="40"/>
+          <w:numId w:val="52"/>
         </w:numPr>
       </w:pPr>
       <w:r>
@@ -10700,7 +13040,7 @@
         <w:pStyle w:val="ListParagraph"/>
         <w:numPr>
           <w:ilvl w:val="0"/>
-          <w:numId w:val="40"/>
+          <w:numId w:val="52"/>
         </w:numPr>
       </w:pPr>
       <w:r>
@@ -11126,7 +13466,7 @@
         <w:pStyle w:val="ListParagraph"/>
         <w:numPr>
           <w:ilvl w:val="0"/>
-          <w:numId w:val="41"/>
+          <w:numId w:val="53"/>
         </w:numPr>
       </w:pPr>
       <w:r>
@@ -11138,7 +13478,7 @@
         <w:pStyle w:val="ListParagraph"/>
         <w:numPr>
           <w:ilvl w:val="0"/>
-          <w:numId w:val="41"/>
+          <w:numId w:val="53"/>
         </w:numPr>
       </w:pPr>
       <w:r>
@@ -11150,7 +13490,7 @@
         <w:pStyle w:val="ListParagraph"/>
         <w:numPr>
           <w:ilvl w:val="0"/>
-          <w:numId w:val="41"/>
+          <w:numId w:val="53"/>
         </w:numPr>
       </w:pPr>
       <w:r>
@@ -11170,7 +13510,7 @@
         <w:pStyle w:val="ListParagraph"/>
         <w:numPr>
           <w:ilvl w:val="0"/>
-          <w:numId w:val="42"/>
+          <w:numId w:val="54"/>
         </w:numPr>
       </w:pPr>
       <w:r>
@@ -11197,7 +13537,7 @@
         <w:pStyle w:val="ListParagraph"/>
         <w:numPr>
           <w:ilvl w:val="0"/>
-          <w:numId w:val="42"/>
+          <w:numId w:val="54"/>
         </w:numPr>
       </w:pPr>
       <w:r>
@@ -11224,7 +13564,7 @@
         <w:pStyle w:val="ListParagraph"/>
         <w:numPr>
           <w:ilvl w:val="0"/>
-          <w:numId w:val="42"/>
+          <w:numId w:val="54"/>
         </w:numPr>
       </w:pPr>
       <w:r>
@@ -11291,7 +13631,7 @@
         <w:pStyle w:val="ListParagraph"/>
         <w:numPr>
           <w:ilvl w:val="0"/>
-          <w:numId w:val="43"/>
+          <w:numId w:val="55"/>
         </w:numPr>
       </w:pPr>
       <w:r>
@@ -11303,7 +13643,7 @@
         <w:pStyle w:val="ListParagraph"/>
         <w:numPr>
           <w:ilvl w:val="0"/>
-          <w:numId w:val="43"/>
+          <w:numId w:val="55"/>
         </w:numPr>
       </w:pPr>
       <w:r>
@@ -11396,7 +13736,7 @@
         <w:pStyle w:val="ListParagraph"/>
         <w:numPr>
           <w:ilvl w:val="0"/>
-          <w:numId w:val="43"/>
+          <w:numId w:val="55"/>
         </w:numPr>
       </w:pPr>
       <w:r>
@@ -11441,7 +13781,7 @@
         <w:pStyle w:val="ListParagraph"/>
         <w:numPr>
           <w:ilvl w:val="0"/>
-          <w:numId w:val="43"/>
+          <w:numId w:val="55"/>
         </w:numPr>
       </w:pPr>
       <w:r>
@@ -11468,7 +13808,7 @@
         <w:pStyle w:val="ListParagraph"/>
         <w:numPr>
           <w:ilvl w:val="0"/>
-          <w:numId w:val="43"/>
+          <w:numId w:val="55"/>
         </w:numPr>
       </w:pPr>
       <w:r>
@@ -11835,7 +14175,7 @@
         <w:pStyle w:val="ListParagraph"/>
         <w:numPr>
           <w:ilvl w:val="0"/>
-          <w:numId w:val="44"/>
+          <w:numId w:val="56"/>
         </w:numPr>
       </w:pPr>
       <w:r>
@@ -11847,7 +14187,7 @@
         <w:pStyle w:val="ListParagraph"/>
         <w:numPr>
           <w:ilvl w:val="0"/>
-          <w:numId w:val="44"/>
+          <w:numId w:val="56"/>
         </w:numPr>
       </w:pPr>
       <w:r>
@@ -11865,7 +14205,7 @@
         <w:pStyle w:val="ListParagraph"/>
         <w:numPr>
           <w:ilvl w:val="0"/>
-          <w:numId w:val="44"/>
+          <w:numId w:val="56"/>
         </w:numPr>
       </w:pPr>
       <w:r>
@@ -11886,7 +14226,7 @@
         <w:pStyle w:val="ListParagraph"/>
         <w:numPr>
           <w:ilvl w:val="0"/>
-          <w:numId w:val="44"/>
+          <w:numId w:val="56"/>
         </w:numPr>
       </w:pPr>
       <w:r>
@@ -11916,7 +14256,7 @@
         <w:pStyle w:val="ListParagraph"/>
         <w:numPr>
           <w:ilvl w:val="0"/>
-          <w:numId w:val="44"/>
+          <w:numId w:val="56"/>
         </w:numPr>
       </w:pPr>
       <w:r>
@@ -11928,7 +14268,7 @@
         <w:pStyle w:val="ListParagraph"/>
         <w:numPr>
           <w:ilvl w:val="0"/>
-          <w:numId w:val="44"/>
+          <w:numId w:val="56"/>
         </w:numPr>
       </w:pPr>
       <w:r>
@@ -11985,7 +14325,7 @@
         <w:pStyle w:val="ListParagraph"/>
         <w:numPr>
           <w:ilvl w:val="0"/>
-          <w:numId w:val="44"/>
+          <w:numId w:val="56"/>
         </w:numPr>
       </w:pPr>
       <w:r>
@@ -12021,7 +14361,7 @@
         <w:pStyle w:val="ListParagraph"/>
         <w:numPr>
           <w:ilvl w:val="0"/>
-          <w:numId w:val="44"/>
+          <w:numId w:val="56"/>
         </w:numPr>
       </w:pPr>
       <w:r>
@@ -12060,7 +14400,7 @@
         <w:pStyle w:val="ListParagraph"/>
         <w:numPr>
           <w:ilvl w:val="0"/>
-          <w:numId w:val="44"/>
+          <w:numId w:val="56"/>
         </w:numPr>
       </w:pPr>
       <w:r>
@@ -12096,7 +14436,7 @@
         <w:pStyle w:val="ListParagraph"/>
         <w:numPr>
           <w:ilvl w:val="0"/>
-          <w:numId w:val="44"/>
+          <w:numId w:val="56"/>
         </w:numPr>
       </w:pPr>
       <w:r>
@@ -12132,7 +14472,7 @@
         <w:pStyle w:val="ListParagraph"/>
         <w:numPr>
           <w:ilvl w:val="0"/>
-          <w:numId w:val="44"/>
+          <w:numId w:val="56"/>
         </w:numPr>
       </w:pPr>
       <w:r>
@@ -12168,7 +14508,7 @@
         <w:pStyle w:val="ListParagraph"/>
         <w:numPr>
           <w:ilvl w:val="0"/>
-          <w:numId w:val="44"/>
+          <w:numId w:val="56"/>
         </w:numPr>
       </w:pPr>
       <w:r>
@@ -12213,7 +14553,7 @@
         <w:pStyle w:val="ListParagraph"/>
         <w:numPr>
           <w:ilvl w:val="0"/>
-          <w:numId w:val="44"/>
+          <w:numId w:val="56"/>
         </w:numPr>
       </w:pPr>
       <w:r>
@@ -12294,7 +14634,7 @@
         <w:pStyle w:val="ListParagraph"/>
         <w:numPr>
           <w:ilvl w:val="0"/>
-          <w:numId w:val="44"/>
+          <w:numId w:val="56"/>
         </w:numPr>
       </w:pPr>
       <w:r>
@@ -12341,7 +14681,7 @@
         <w:pStyle w:val="ListParagraph"/>
         <w:numPr>
           <w:ilvl w:val="0"/>
-          <w:numId w:val="45"/>
+          <w:numId w:val="57"/>
         </w:numPr>
       </w:pPr>
       <w:r>
@@ -12395,7 +14735,7 @@
         <w:pStyle w:val="ListParagraph"/>
         <w:numPr>
           <w:ilvl w:val="0"/>
-          <w:numId w:val="45"/>
+          <w:numId w:val="57"/>
         </w:numPr>
       </w:pPr>
       <w:r>
@@ -12449,7 +14789,7 @@
         <w:pStyle w:val="ListParagraph"/>
         <w:numPr>
           <w:ilvl w:val="0"/>
-          <w:numId w:val="45"/>
+          <w:numId w:val="57"/>
         </w:numPr>
       </w:pPr>
       <w:r>
@@ -12503,7 +14843,7 @@
         <w:pStyle w:val="ListParagraph"/>
         <w:numPr>
           <w:ilvl w:val="0"/>
-          <w:numId w:val="45"/>
+          <w:numId w:val="57"/>
         </w:numPr>
       </w:pPr>
       <w:r>
@@ -12551,7 +14891,7 @@
         <w:pStyle w:val="ListParagraph"/>
         <w:numPr>
           <w:ilvl w:val="0"/>
-          <w:numId w:val="45"/>
+          <w:numId w:val="57"/>
         </w:numPr>
       </w:pPr>
       <w:r>
@@ -12596,7 +14936,7 @@
         <w:pStyle w:val="ListParagraph"/>
         <w:numPr>
           <w:ilvl w:val="0"/>
-          <w:numId w:val="45"/>
+          <w:numId w:val="57"/>
         </w:numPr>
       </w:pPr>
       <w:r>
@@ -12659,7 +14999,7 @@
         <w:pStyle w:val="ListParagraph"/>
         <w:numPr>
           <w:ilvl w:val="0"/>
-          <w:numId w:val="45"/>
+          <w:numId w:val="57"/>
         </w:numPr>
       </w:pPr>
       <w:r>
@@ -12677,7 +15017,7 @@
         <w:pStyle w:val="ListParagraph"/>
         <w:numPr>
           <w:ilvl w:val="0"/>
-          <w:numId w:val="45"/>
+          <w:numId w:val="57"/>
         </w:numPr>
       </w:pPr>
       <w:r>
@@ -12721,7 +15061,7 @@
         <w:pStyle w:val="ListParagraph"/>
         <w:numPr>
           <w:ilvl w:val="0"/>
-          <w:numId w:val="46"/>
+          <w:numId w:val="58"/>
         </w:numPr>
       </w:pPr>
       <w:r>
@@ -12748,7 +15088,7 @@
         <w:pStyle w:val="ListParagraph"/>
         <w:numPr>
           <w:ilvl w:val="0"/>
-          <w:numId w:val="46"/>
+          <w:numId w:val="58"/>
         </w:numPr>
       </w:pPr>
       <w:r>
@@ -12766,7 +15106,7 @@
         <w:pStyle w:val="ListParagraph"/>
         <w:numPr>
           <w:ilvl w:val="0"/>
-          <w:numId w:val="46"/>
+          <w:numId w:val="58"/>
         </w:numPr>
       </w:pPr>
       <w:r>
@@ -12784,7 +15124,7 @@
         <w:pStyle w:val="ListParagraph"/>
         <w:numPr>
           <w:ilvl w:val="0"/>
-          <w:numId w:val="46"/>
+          <w:numId w:val="58"/>
         </w:numPr>
       </w:pPr>
       <w:r>
@@ -12856,7 +15196,7 @@
         <w:pStyle w:val="ListParagraph"/>
         <w:numPr>
           <w:ilvl w:val="0"/>
-          <w:numId w:val="46"/>
+          <w:numId w:val="58"/>
         </w:numPr>
       </w:pPr>
       <w:r>
@@ -12883,7 +15223,7 @@
         <w:pStyle w:val="ListParagraph"/>
         <w:numPr>
           <w:ilvl w:val="0"/>
-          <w:numId w:val="47"/>
+          <w:numId w:val="59"/>
         </w:numPr>
       </w:pPr>
       <w:r>
@@ -12895,7 +15235,7 @@
         <w:pStyle w:val="ListParagraph"/>
         <w:numPr>
           <w:ilvl w:val="0"/>
-          <w:numId w:val="47"/>
+          <w:numId w:val="59"/>
         </w:numPr>
       </w:pPr>
       <w:r>
@@ -12922,7 +15262,7 @@
         <w:pStyle w:val="ListParagraph"/>
         <w:numPr>
           <w:ilvl w:val="0"/>
-          <w:numId w:val="47"/>
+          <w:numId w:val="59"/>
         </w:numPr>
       </w:pPr>
       <w:r>
@@ -12943,7 +15283,7 @@
         <w:pStyle w:val="ListParagraph"/>
         <w:numPr>
           <w:ilvl w:val="0"/>
-          <w:numId w:val="47"/>
+          <w:numId w:val="59"/>
         </w:numPr>
       </w:pPr>
       <w:r>
@@ -13018,7 +15358,7 @@
         <w:pStyle w:val="ListParagraph"/>
         <w:numPr>
           <w:ilvl w:val="0"/>
-          <w:numId w:val="47"/>
+          <w:numId w:val="59"/>
         </w:numPr>
       </w:pPr>
       <w:r>
@@ -13048,7 +15388,7 @@
         <w:pStyle w:val="ListParagraph"/>
         <w:numPr>
           <w:ilvl w:val="0"/>
-          <w:numId w:val="48"/>
+          <w:numId w:val="60"/>
         </w:numPr>
       </w:pPr>
       <w:r>
@@ -13066,7 +15406,7 @@
         <w:pStyle w:val="ListParagraph"/>
         <w:numPr>
           <w:ilvl w:val="0"/>
-          <w:numId w:val="48"/>
+          <w:numId w:val="60"/>
         </w:numPr>
       </w:pPr>
       <w:r>
@@ -13084,7 +15424,7 @@
         <w:pStyle w:val="ListParagraph"/>
         <w:numPr>
           <w:ilvl w:val="0"/>
-          <w:numId w:val="48"/>
+          <w:numId w:val="60"/>
         </w:numPr>
       </w:pPr>
       <w:r>
@@ -13134,7 +15474,7 @@
         <w:pStyle w:val="ListParagraph"/>
         <w:numPr>
           <w:ilvl w:val="0"/>
-          <w:numId w:val="49"/>
+          <w:numId w:val="61"/>
         </w:numPr>
       </w:pPr>
       <w:r>
@@ -13152,7 +15492,7 @@
         <w:pStyle w:val="ListParagraph"/>
         <w:numPr>
           <w:ilvl w:val="0"/>
-          <w:numId w:val="49"/>
+          <w:numId w:val="61"/>
         </w:numPr>
       </w:pPr>
       <w:r>
@@ -13179,7 +15519,7 @@
         <w:pStyle w:val="ListParagraph"/>
         <w:numPr>
           <w:ilvl w:val="0"/>
-          <w:numId w:val="49"/>
+          <w:numId w:val="61"/>
         </w:numPr>
       </w:pPr>
       <w:r>
@@ -13206,7 +15546,7 @@
         <w:pStyle w:val="ListParagraph"/>
         <w:numPr>
           <w:ilvl w:val="0"/>
-          <w:numId w:val="49"/>
+          <w:numId w:val="61"/>
         </w:numPr>
       </w:pPr>
       <w:r>
@@ -13260,7 +15600,7 @@
         <w:pStyle w:val="ListParagraph"/>
         <w:numPr>
           <w:ilvl w:val="0"/>
-          <w:numId w:val="50"/>
+          <w:numId w:val="62"/>
         </w:numPr>
       </w:pPr>
       <w:r>
@@ -13317,7 +15657,7 @@
         <w:pStyle w:val="ListParagraph"/>
         <w:numPr>
           <w:ilvl w:val="0"/>
-          <w:numId w:val="50"/>
+          <w:numId w:val="62"/>
         </w:numPr>
       </w:pPr>
       <w:r>
@@ -13329,7 +15669,7 @@
         <w:pStyle w:val="ListParagraph"/>
         <w:numPr>
           <w:ilvl w:val="0"/>
-          <w:numId w:val="50"/>
+          <w:numId w:val="62"/>
         </w:numPr>
       </w:pPr>
       <w:r>
@@ -13350,7 +15690,7 @@
         <w:pStyle w:val="ListParagraph"/>
         <w:numPr>
           <w:ilvl w:val="0"/>
-          <w:numId w:val="50"/>
+          <w:numId w:val="62"/>
         </w:numPr>
       </w:pPr>
       <w:r>
@@ -13366,6 +15706,372 @@
       </w:r>
     </w:p>
     <w:p>
+      <w:pPr>
+        <w:keepNext/>
+        <w:spacing w:before="120" w:after="60"/>
+      </w:pPr>
+      <w:r>
+        <w:drawing>
+          <wp:inline distT="0" distB="0" distL="0" distR="0">
+            <wp:extent cx="3534136" cy="7315200"/>
+            <wp:docPr id="113" name="shot113" descr="model-sbd"/>
+            <a:graphic xmlns:a="http://schemas.openxmlformats.org/drawingml/2006/main">
+              <a:graphicData uri="http://schemas.openxmlformats.org/drawingml/2006/picture">
+                <pic:pic xmlns:pic="http://schemas.openxmlformats.org/drawingml/2006/picture">
+                  <pic:nvPicPr>
+                    <pic:cNvPr id="113" name="shot113" descr="model-sbd"/>
+                    <pic:cNvPicPr/>
+                  </pic:nvPicPr>
+                  <pic:blipFill>
+                    <a:blip r:embed="rIdShot13"/>
+                    <a:stretch>
+                      <a:fillRect/>
+                    </a:stretch>
+                  </pic:blipFill>
+                  <pic:spPr>
+                    <a:xfrm>
+                      <a:off x="0" y="0"/>
+                      <a:ext cx="3534136" cy="7315200"/>
+                    </a:xfrm>
+                    <a:prstGeom prst="rect">
+                      <a:avLst/>
+                    </a:prstGeom>
+                  </pic:spPr>
+                </pic:pic>
+              </a:graphicData>
+            </a:graphic>
+          </wp:inline>
+        </w:drawing>
+      </w:r>
+    </w:p>
+    <w:p>
+      <w:pPr>
+        <w:pStyle w:val="ListParagraph"/>
+        <w:numPr>
+          <w:ilvl w:val="0"/>
+          <w:numId w:val="63"/>
+        </w:numPr>
+      </w:pPr>
+      <w:r>
+        <w:t xml:space="preserve">Checks &gt; SBD（旁邊有 Clash 同 Headroom）</w:t>
+      </w:r>
+    </w:p>
+    <w:p>
+      <w:pPr>
+        <w:pStyle w:val="ListParagraph"/>
+        <w:numPr>
+          <w:ilvl w:val="0"/>
+          <w:numId w:val="63"/>
+        </w:numPr>
+      </w:pPr>
+      <w:r>
+        <w:t xml:space="preserve">再計一次</w:t>
+      </w:r>
+    </w:p>
+    <w:p>
+      <w:pPr>
+        <w:pStyle w:val="ListParagraph"/>
+        <w:numPr>
+          <w:ilvl w:val="0"/>
+          <w:numId w:val="63"/>
+        </w:numPr>
+      </w:pPr>
+      <w:r>
+        <w:t xml:space="preserve">每個區嘅平面高度（全部，或者某一個高度）</w:t>
+      </w:r>
+    </w:p>
+    <w:p>
+      <w:pPr>
+        <w:pStyle w:val="ListParagraph"/>
+        <w:numPr>
+          <w:ilvl w:val="0"/>
+          <w:numId w:val="63"/>
+        </w:numPr>
+      </w:pPr>
+      <w:r>
+        <w:t xml:space="preserve">最新結果，或者已儲存嘅；Save 保存呢個</w:t>
+      </w:r>
+    </w:p>
+    <w:p>
+      <w:pPr>
+        <w:pStyle w:val="ListParagraph"/>
+        <w:numPr>
+          <w:ilvl w:val="0"/>
+          <w:numId w:val="63"/>
+        </w:numPr>
+      </w:pPr>
+      <w:r>
+        <w:t xml:space="preserve">透風度：P 對比要求 - PASS 或 FAIL</w:t>
+      </w:r>
+    </w:p>
+    <w:p>
+      <w:pPr>
+        <w:pStyle w:val="ListParagraph"/>
+        <w:numPr>
+          <w:ilvl w:val="0"/>
+          <w:numId w:val="63"/>
+        </w:numPr>
+      </w:pPr>
+      <w:r>
+        <w:t xml:space="preserve">設計要求 (1)：Lp 對比 5U</w:t>
+      </w:r>
+    </w:p>
+    <w:p>
+      <w:pPr>
+        <w:pStyle w:val="ListParagraph"/>
+        <w:numPr>
+          <w:ilvl w:val="0"/>
+          <w:numId w:val="63"/>
+        </w:numPr>
+      </w:pPr>
+      <w:r>
+        <w:t xml:space="preserve">每個區 Plane X 同 Y 嘅 P - 紅色：唔符合，綠色：符合</w:t>
+      </w:r>
+    </w:p>
+    <w:p>
+      <w:pPr>
+        <w:pStyle w:val="ListParagraph"/>
+        <w:numPr>
+          <w:ilvl w:val="0"/>
+          <w:numId w:val="63"/>
+        </w:numPr>
+      </w:pPr>
+      <w:r>
+        <w:t xml:space="preserve">顏色嘅意思</w:t>
+      </w:r>
+    </w:p>
+    <w:p>
+      <w:pPr>
+        <w:pStyle w:val="ListParagraph"/>
+        <w:numPr>
+          <w:ilvl w:val="0"/>
+          <w:numId w:val="63"/>
+        </w:numPr>
+      </w:pPr>
+      <w:r>
+        <w:t xml:space="preserve">Plan ...：每個區嘅平面、立面同街道峽谷</w:t>
+      </w:r>
+    </w:p>
+    <w:p>
+      <w:pPr>
+        <w:pStyle w:val="ListParagraph"/>
+        <w:numPr>
+          <w:ilvl w:val="0"/>
+          <w:numId w:val="63"/>
+        </w:numPr>
+      </w:pPr>
+      <w:r>
+        <w:t xml:space="preserve">3D：喺 model 顯示或隱藏 SBD mass 同高度區界線</w:t>
+      </w:r>
+    </w:p>
+    <w:p>
+      <w:pPr>
+        <w:pStyle w:val="ListParagraph"/>
+        <w:numPr>
+          <w:ilvl w:val="0"/>
+          <w:numId w:val="63"/>
+        </w:numPr>
+      </w:pPr>
+      <w:r>
+        <w:t xml:space="preserve">Make issue：為唔合格嘅地方開 issue</w:t>
+      </w:r>
+    </w:p>
+    <w:p>
+      <w:pPr>
+        <w:pStyle w:val="ListParagraph"/>
+        <w:numPr>
+          <w:ilvl w:val="0"/>
+          <w:numId w:val="63"/>
+        </w:numPr>
+      </w:pPr>
+      <w:r>
+        <w:t xml:space="preserve">Report：每個區嘅平面同計算，可以列印</w:t>
+      </w:r>
+    </w:p>
+    <w:p>
+      <w:pPr>
+        <w:pStyle w:val="ListParagraph"/>
+        <w:numPr>
+          <w:ilvl w:val="0"/>
+          <w:numId w:val="63"/>
+        </w:numPr>
+      </w:pPr>
+      <w:r>
+        <w:t xml:space="preserve">CAD ...：所有圖輸出 DXF 或 DWG</w:t>
+      </w:r>
+    </w:p>
+    <w:p>
+      <w:pPr>
+        <w:pStyle w:val="ListParagraph"/>
+        <w:numPr>
+          <w:ilvl w:val="0"/>
+          <w:numId w:val="63"/>
+        </w:numPr>
+      </w:pPr>
+      <w:r>
+        <w:t xml:space="preserve">刪除 mass 同結果</w:t>
+      </w:r>
+    </w:p>
+    <w:p>
+      <w:pPr>
+        <w:pStyle w:val="ListParagraph"/>
+        <w:numPr>
+          <w:ilvl w:val="0"/>
+          <w:numId w:val="63"/>
+        </w:numPr>
+      </w:pPr>
+      <w:r>
+        <w:t xml:space="preserve">CAD template：用 CAD 畫 model（冇 Revit 都得）</w:t>
+      </w:r>
+    </w:p>
+    <w:p>
+      <w:pPr>
+        <w:pStyle w:val="ListParagraph"/>
+        <w:numPr>
+          <w:ilvl w:val="0"/>
+          <w:numId w:val="63"/>
+        </w:numPr>
+      </w:pPr>
+      <w:r>
+        <w:t xml:space="preserve">Import CAD model：張圖變成 SBD model</w:t>
+      </w:r>
+    </w:p>
+    <w:p>
+      <w:pPr>
+        <w:keepNext/>
+        <w:spacing w:before="120" w:after="60"/>
+      </w:pPr>
+      <w:r>
+        <w:drawing>
+          <wp:inline distT="0" distB="0" distL="0" distR="0">
+            <wp:extent cx="5943600" cy="3964013"/>
+            <wp:docPr id="114" name="shot114" descr="sbd-plan"/>
+            <a:graphic xmlns:a="http://schemas.openxmlformats.org/drawingml/2006/main">
+              <a:graphicData uri="http://schemas.openxmlformats.org/drawingml/2006/picture">
+                <pic:pic xmlns:pic="http://schemas.openxmlformats.org/drawingml/2006/picture">
+                  <pic:nvPicPr>
+                    <pic:cNvPr id="114" name="shot114" descr="sbd-plan"/>
+                    <pic:cNvPicPr/>
+                  </pic:nvPicPr>
+                  <pic:blipFill>
+                    <a:blip r:embed="rIdShot14"/>
+                    <a:stretch>
+                      <a:fillRect/>
+                    </a:stretch>
+                  </pic:blipFill>
+                  <pic:spPr>
+                    <a:xfrm>
+                      <a:off x="0" y="0"/>
+                      <a:ext cx="5943600" cy="3964013"/>
+                    </a:xfrm>
+                    <a:prstGeom prst="rect">
+                      <a:avLst/>
+                    </a:prstGeom>
+                  </pic:spPr>
+                </pic:pic>
+              </a:graphicData>
+            </a:graphic>
+          </wp:inline>
+        </w:drawing>
+      </w:r>
+    </w:p>
+    <w:p>
+      <w:pPr>
+        <w:pStyle w:val="ListParagraph"/>
+        <w:numPr>
+          <w:ilvl w:val="0"/>
+          <w:numId w:val="64"/>
+        </w:numPr>
+      </w:pPr>
+      <w:r>
+        <w:t xml:space="preserve">平面 / 立面 / 街道峽谷</w:t>
+      </w:r>
+    </w:p>
+    <w:p>
+      <w:pPr>
+        <w:pStyle w:val="ListParagraph"/>
+        <w:numPr>
+          <w:ilvl w:val="0"/>
+          <w:numId w:val="64"/>
+        </w:numPr>
+      </w:pPr>
+      <w:r>
+        <w:t xml:space="preserve">投影面 X 或 Y</w:t>
+      </w:r>
+    </w:p>
+    <w:p>
+      <w:pPr>
+        <w:pStyle w:val="ListParagraph"/>
+        <w:numPr>
+          <w:ilvl w:val="0"/>
+          <w:numId w:val="64"/>
+        </w:numPr>
+      </w:pPr>
+      <w:r>
+        <w:t xml:space="preserve">各高度區，連 P</w:t>
+      </w:r>
+    </w:p>
+    <w:p>
+      <w:pPr>
+        <w:pStyle w:val="ListParagraph"/>
+        <w:numPr>
+          <w:ilvl w:val="0"/>
+          <w:numId w:val="64"/>
+        </w:numPr>
+      </w:pPr>
+      <w:r>
+        <w:t xml:space="preserve">呢張圖輸出 DXF 或 DWG</w:t>
+      </w:r>
+    </w:p>
+    <w:p>
+      <w:pPr>
+        <w:pStyle w:val="ListParagraph"/>
+        <w:numPr>
+          <w:ilvl w:val="0"/>
+          <w:numId w:val="64"/>
+        </w:numPr>
+      </w:pPr>
+      <w:r>
+        <w:t xml:space="preserve">關閉</w:t>
+      </w:r>
+    </w:p>
+    <w:p>
+      <w:pPr>
+        <w:pStyle w:val="ListParagraph"/>
+        <w:numPr>
+          <w:ilvl w:val="0"/>
+          <w:numId w:val="64"/>
+        </w:numPr>
+      </w:pPr>
+      <w:r>
+        <w:t xml:space="preserve">圖：S1、S2 ... 空隙加陰影、投影面、尺寸</w:t>
+      </w:r>
+    </w:p>
+    <w:p>
+      <w:pPr>
+        <w:pStyle w:val="ListParagraph"/>
+        <w:numPr>
+          <w:ilvl w:val="0"/>
+          <w:numId w:val="64"/>
+        </w:numPr>
+      </w:pPr>
+      <w:r>
+        <w:t xml:space="preserve">計算：每個空隙嘅面積、深度同 S</w:t>
+      </w:r>
+    </w:p>
+    <w:p>
+      <w:pPr>
+        <w:pStyle w:val="ListParagraph"/>
+        <w:numPr>
+          <w:ilvl w:val="0"/>
+          <w:numId w:val="64"/>
+        </w:numPr>
+      </w:pPr>
+      <w:r>
+        <w:t xml:space="preserve">放大 / 縮小、Fit</w:t>
+      </w:r>
+    </w:p>
+    <w:p>
       <w:pPr/>
       <w:r>
         <w:t xml:space="preserve">Checks &gt; </w:t>
@@ -13421,7 +16127,7 @@
         <w:pStyle w:val="ListParagraph"/>
         <w:numPr>
           <w:ilvl w:val="0"/>
-          <w:numId w:val="51"/>
+          <w:numId w:val="65"/>
         </w:numPr>
       </w:pPr>
       <w:r>
@@ -13511,7 +16217,7 @@
         <w:pStyle w:val="ListParagraph"/>
         <w:numPr>
           <w:ilvl w:val="0"/>
-          <w:numId w:val="51"/>
+          <w:numId w:val="65"/>
         </w:numPr>
       </w:pPr>
       <w:r>
@@ -13565,7 +16271,7 @@
         <w:pStyle w:val="ListParagraph"/>
         <w:numPr>
           <w:ilvl w:val="0"/>
-          <w:numId w:val="51"/>
+          <w:numId w:val="65"/>
         </w:numPr>
       </w:pPr>
       <w:r>
@@ -13583,7 +16289,7 @@
         <w:pStyle w:val="ListParagraph"/>
         <w:numPr>
           <w:ilvl w:val="0"/>
-          <w:numId w:val="51"/>
+          <w:numId w:val="65"/>
         </w:numPr>
       </w:pPr>
       <w:r>
@@ -13610,7 +16316,7 @@
         <w:pStyle w:val="ListParagraph"/>
         <w:numPr>
           <w:ilvl w:val="0"/>
-          <w:numId w:val="51"/>
+          <w:numId w:val="65"/>
         </w:numPr>
       </w:pPr>
       <w:r>
@@ -13655,7 +16361,7 @@
         <w:pStyle w:val="ListParagraph"/>
         <w:numPr>
           <w:ilvl w:val="0"/>
-          <w:numId w:val="51"/>
+          <w:numId w:val="65"/>
         </w:numPr>
       </w:pPr>
       <w:r>
@@ -13682,7 +16388,7 @@
         <w:pStyle w:val="ListParagraph"/>
         <w:numPr>
           <w:ilvl w:val="0"/>
-          <w:numId w:val="51"/>
+          <w:numId w:val="65"/>
         </w:numPr>
       </w:pPr>
       <w:r>
@@ -13727,7 +16433,7 @@
         <w:pStyle w:val="ListParagraph"/>
         <w:numPr>
           <w:ilvl w:val="0"/>
-          <w:numId w:val="51"/>
+          <w:numId w:val="65"/>
         </w:numPr>
       </w:pPr>
       <w:r>
@@ -13772,7 +16478,7 @@
         <w:pStyle w:val="ListParagraph"/>
         <w:numPr>
           <w:ilvl w:val="0"/>
-          <w:numId w:val="51"/>
+          <w:numId w:val="65"/>
         </w:numPr>
       </w:pPr>
       <w:r>
@@ -13856,7 +16562,7 @@
         <w:pStyle w:val="ListParagraph"/>
         <w:numPr>
           <w:ilvl w:val="0"/>
-          <w:numId w:val="51"/>
+          <w:numId w:val="65"/>
         </w:numPr>
       </w:pPr>
       <w:r>
@@ -13892,7 +16598,7 @@
         <w:pStyle w:val="ListParagraph"/>
         <w:numPr>
           <w:ilvl w:val="0"/>
-          <w:numId w:val="51"/>
+          <w:numId w:val="65"/>
         </w:numPr>
       </w:pPr>
       <w:r>
@@ -13910,7 +16616,7 @@
         <w:pStyle w:val="ListParagraph"/>
         <w:numPr>
           <w:ilvl w:val="0"/>
-          <w:numId w:val="51"/>
+          <w:numId w:val="65"/>
         </w:numPr>
       </w:pPr>
       <w:r>
@@ -13946,7 +16652,7 @@
         <w:pStyle w:val="ListParagraph"/>
         <w:numPr>
           <w:ilvl w:val="0"/>
-          <w:numId w:val="51"/>
+          <w:numId w:val="65"/>
         </w:numPr>
       </w:pPr>
       <w:r>
@@ -13964,7 +16670,7 @@
         <w:pStyle w:val="ListParagraph"/>
         <w:numPr>
           <w:ilvl w:val="0"/>
-          <w:numId w:val="51"/>
+          <w:numId w:val="65"/>
         </w:numPr>
       </w:pPr>
       <w:r>
@@ -13991,7 +16697,7 @@
         <w:pStyle w:val="ListParagraph"/>
         <w:numPr>
           <w:ilvl w:val="0"/>
-          <w:numId w:val="51"/>
+          <w:numId w:val="65"/>
         </w:numPr>
       </w:pPr>
       <w:r>
@@ -14036,7 +16742,7 @@
         <w:pStyle w:val="ListParagraph"/>
         <w:numPr>
           <w:ilvl w:val="0"/>
-          <w:numId w:val="51"/>
+          <w:numId w:val="65"/>
         </w:numPr>
       </w:pPr>
       <w:r>
@@ -14054,7 +16760,7 @@
         <w:pStyle w:val="ListParagraph"/>
         <w:numPr>
           <w:ilvl w:val="0"/>
-          <w:numId w:val="51"/>
+          <w:numId w:val="65"/>
         </w:numPr>
       </w:pPr>
       <w:r>
@@ -14072,7 +16778,7 @@
         <w:pStyle w:val="ListParagraph"/>
         <w:numPr>
           <w:ilvl w:val="0"/>
-          <w:numId w:val="51"/>
+          <w:numId w:val="65"/>
         </w:numPr>
       </w:pPr>
       <w:r>
@@ -14090,7 +16796,7 @@
         <w:pStyle w:val="ListParagraph"/>
         <w:numPr>
           <w:ilvl w:val="0"/>
-          <w:numId w:val="51"/>
+          <w:numId w:val="65"/>
         </w:numPr>
       </w:pPr>
       <w:r>
@@ -14135,7 +16841,7 @@
         <w:pStyle w:val="ListParagraph"/>
         <w:numPr>
           <w:ilvl w:val="0"/>
-          <w:numId w:val="51"/>
+          <w:numId w:val="65"/>
         </w:numPr>
       </w:pPr>
       <w:r>
@@ -14189,7 +16895,7 @@
         <w:pStyle w:val="ListParagraph"/>
         <w:numPr>
           <w:ilvl w:val="0"/>
-          <w:numId w:val="51"/>
+          <w:numId w:val="65"/>
         </w:numPr>
       </w:pPr>
       <w:r>
@@ -14261,7 +16967,7 @@
         <w:pStyle w:val="ListParagraph"/>
         <w:numPr>
           <w:ilvl w:val="0"/>
-          <w:numId w:val="51"/>
+          <w:numId w:val="65"/>
         </w:numPr>
       </w:pPr>
       <w:r>
@@ -14360,7 +17066,7 @@
         <w:pStyle w:val="ListParagraph"/>
         <w:numPr>
           <w:ilvl w:val="0"/>
-          <w:numId w:val="51"/>
+          <w:numId w:val="65"/>
         </w:numPr>
       </w:pPr>
       <w:r>
@@ -14441,7 +17147,7 @@
         <w:pStyle w:val="ListParagraph"/>
         <w:numPr>
           <w:ilvl w:val="0"/>
-          <w:numId w:val="51"/>
+          <w:numId w:val="65"/>
         </w:numPr>
       </w:pPr>
       <w:r>
@@ -14504,7 +17210,7 @@
         <w:pStyle w:val="ListParagraph"/>
         <w:numPr>
           <w:ilvl w:val="0"/>
-          <w:numId w:val="51"/>
+          <w:numId w:val="65"/>
         </w:numPr>
       </w:pPr>
       <w:r>
@@ -14531,7 +17237,7 @@
         <w:pStyle w:val="ListParagraph"/>
         <w:numPr>
           <w:ilvl w:val="0"/>
-          <w:numId w:val="51"/>
+          <w:numId w:val="65"/>
         </w:numPr>
       </w:pPr>
       <w:r>
@@ -14585,7 +17291,7 @@
         <w:pStyle w:val="ListParagraph"/>
         <w:numPr>
           <w:ilvl w:val="0"/>
-          <w:numId w:val="51"/>
+          <w:numId w:val="65"/>
         </w:numPr>
       </w:pPr>
       <w:r>
@@ -14621,7 +17327,7 @@
         <w:pStyle w:val="ListParagraph"/>
         <w:numPr>
           <w:ilvl w:val="0"/>
-          <w:numId w:val="51"/>
+          <w:numId w:val="65"/>
         </w:numPr>
       </w:pPr>
       <w:r>
@@ -14639,7 +17345,7 @@
         <w:pStyle w:val="ListParagraph"/>
         <w:numPr>
           <w:ilvl w:val="0"/>
-          <w:numId w:val="51"/>
+          <w:numId w:val="65"/>
         </w:numPr>
       </w:pPr>
       <w:r>
@@ -14666,7 +17372,7 @@
         <w:pStyle w:val="ListParagraph"/>
         <w:numPr>
           <w:ilvl w:val="0"/>
-          <w:numId w:val="51"/>
+          <w:numId w:val="65"/>
         </w:numPr>
       </w:pPr>
       <w:r>
@@ -14720,7 +17426,7 @@
         <w:pStyle w:val="ListParagraph"/>
         <w:numPr>
           <w:ilvl w:val="0"/>
-          <w:numId w:val="51"/>
+          <w:numId w:val="65"/>
         </w:numPr>
       </w:pPr>
       <w:r>
@@ -15199,7 +17905,7 @@
         <w:pStyle w:val="ListParagraph"/>
         <w:numPr>
           <w:ilvl w:val="0"/>
-          <w:numId w:val="52"/>
+          <w:numId w:val="66"/>
         </w:numPr>
       </w:pPr>
       <w:r>
@@ -15217,7 +17923,7 @@
         <w:pStyle w:val="ListParagraph"/>
         <w:numPr>
           <w:ilvl w:val="0"/>
-          <w:numId w:val="52"/>
+          <w:numId w:val="66"/>
         </w:numPr>
       </w:pPr>
       <w:r>
@@ -15235,7 +17941,7 @@
         <w:pStyle w:val="ListParagraph"/>
         <w:numPr>
           <w:ilvl w:val="0"/>
-          <w:numId w:val="52"/>
+          <w:numId w:val="66"/>
         </w:numPr>
       </w:pPr>
       <w:r>
@@ -15253,7 +17959,7 @@
         <w:pStyle w:val="ListParagraph"/>
         <w:numPr>
           <w:ilvl w:val="0"/>
-          <w:numId w:val="52"/>
+          <w:numId w:val="66"/>
         </w:numPr>
       </w:pPr>
       <w:r>
@@ -15479,7 +18185,7 @@
         <w:pStyle w:val="ListParagraph"/>
         <w:numPr>
           <w:ilvl w:val="0"/>
-          <w:numId w:val="53"/>
+          <w:numId w:val="67"/>
         </w:numPr>
       </w:pPr>
       <w:r>
@@ -15491,7 +18197,7 @@
         <w:pStyle w:val="ListParagraph"/>
         <w:numPr>
           <w:ilvl w:val="0"/>
-          <w:numId w:val="53"/>
+          <w:numId w:val="67"/>
         </w:numPr>
       </w:pPr>
       <w:r>
@@ -15554,7 +18260,7 @@
         <w:pStyle w:val="ListParagraph"/>
         <w:numPr>
           <w:ilvl w:val="0"/>
-          <w:numId w:val="53"/>
+          <w:numId w:val="67"/>
         </w:numPr>
       </w:pPr>
       <w:r>
@@ -15575,7 +18281,7 @@
         <w:pStyle w:val="ListParagraph"/>
         <w:numPr>
           <w:ilvl w:val="0"/>
-          <w:numId w:val="53"/>
+          <w:numId w:val="67"/>
         </w:numPr>
       </w:pPr>
       <w:r>
@@ -15656,7 +18362,7 @@
         <w:pStyle w:val="ListParagraph"/>
         <w:numPr>
           <w:ilvl w:val="0"/>
-          <w:numId w:val="53"/>
+          <w:numId w:val="67"/>
         </w:numPr>
       </w:pPr>
       <w:r>
@@ -15668,7 +18374,7 @@
         <w:pStyle w:val="ListParagraph"/>
         <w:numPr>
           <w:ilvl w:val="0"/>
-          <w:numId w:val="53"/>
+          <w:numId w:val="67"/>
         </w:numPr>
       </w:pPr>
       <w:r>
@@ -16131,7 +18837,7 @@
         <w:pStyle w:val="ListParagraph"/>
         <w:numPr>
           <w:ilvl w:val="0"/>
-          <w:numId w:val="54"/>
+          <w:numId w:val="68"/>
         </w:numPr>
       </w:pPr>
       <w:r>
@@ -16152,7 +18858,7 @@
         <w:pStyle w:val="ListParagraph"/>
         <w:numPr>
           <w:ilvl w:val="0"/>
-          <w:numId w:val="54"/>
+          <w:numId w:val="68"/>
         </w:numPr>
       </w:pPr>
       <w:r>
@@ -16188,7 +18894,7 @@
         <w:pStyle w:val="ListParagraph"/>
         <w:numPr>
           <w:ilvl w:val="0"/>
-          <w:numId w:val="54"/>
+          <w:numId w:val="68"/>
         </w:numPr>
       </w:pPr>
       <w:r>
@@ -16236,7 +18942,7 @@
         <w:pStyle w:val="ListParagraph"/>
         <w:numPr>
           <w:ilvl w:val="0"/>
-          <w:numId w:val="54"/>
+          <w:numId w:val="68"/>
         </w:numPr>
       </w:pPr>
       <w:r>
@@ -16290,7 +18996,7 @@
         <w:pStyle w:val="ListParagraph"/>
         <w:numPr>
           <w:ilvl w:val="0"/>
-          <w:numId w:val="54"/>
+          <w:numId w:val="68"/>
         </w:numPr>
       </w:pPr>
       <w:r>
@@ -16317,7 +19023,7 @@
         <w:pStyle w:val="ListParagraph"/>
         <w:numPr>
           <w:ilvl w:val="0"/>
-          <w:numId w:val="54"/>
+          <w:numId w:val="68"/>
         </w:numPr>
       </w:pPr>
       <w:r>
@@ -16335,7 +19041,7 @@
         <w:pStyle w:val="ListParagraph"/>
         <w:numPr>
           <w:ilvl w:val="0"/>
-          <w:numId w:val="54"/>
+          <w:numId w:val="68"/>
         </w:numPr>
       </w:pPr>
       <w:r>
@@ -16353,7 +19059,7 @@
         <w:pStyle w:val="ListParagraph"/>
         <w:numPr>
           <w:ilvl w:val="0"/>
-          <w:numId w:val="54"/>
+          <w:numId w:val="68"/>
         </w:numPr>
       </w:pPr>
       <w:r>
@@ -16398,7 +19104,7 @@
         <w:pStyle w:val="ListParagraph"/>
         <w:numPr>
           <w:ilvl w:val="0"/>
-          <w:numId w:val="54"/>
+          <w:numId w:val="68"/>
         </w:numPr>
       </w:pPr>
       <w:r>
@@ -16434,7 +19140,7 @@
         <w:pStyle w:val="ListParagraph"/>
         <w:numPr>
           <w:ilvl w:val="0"/>
-          <w:numId w:val="54"/>
+          <w:numId w:val="68"/>
         </w:numPr>
       </w:pPr>
       <w:r>
@@ -16683,7 +19389,7 @@
         <w:pStyle w:val="ListParagraph"/>
         <w:numPr>
           <w:ilvl w:val="0"/>
-          <w:numId w:val="55"/>
+          <w:numId w:val="69"/>
         </w:numPr>
       </w:pPr>
       <w:r>
@@ -16719,7 +19425,7 @@
         <w:pStyle w:val="ListParagraph"/>
         <w:numPr>
           <w:ilvl w:val="0"/>
-          <w:numId w:val="55"/>
+          <w:numId w:val="69"/>
         </w:numPr>
       </w:pPr>
       <w:r>
@@ -16773,7 +19479,7 @@
         <w:pStyle w:val="ListParagraph"/>
         <w:numPr>
           <w:ilvl w:val="0"/>
-          <w:numId w:val="55"/>
+          <w:numId w:val="69"/>
         </w:numPr>
       </w:pPr>
       <w:r>
@@ -16799,7 +19505,7 @@
         <w:pStyle w:val="ListParagraph"/>
         <w:numPr>
           <w:ilvl w:val="0"/>
-          <w:numId w:val="56"/>
+          <w:numId w:val="70"/>
         </w:numPr>
       </w:pPr>
       <w:r>
@@ -16826,7 +19532,7 @@
         <w:pStyle w:val="ListParagraph"/>
         <w:numPr>
           <w:ilvl w:val="0"/>
-          <w:numId w:val="56"/>
+          <w:numId w:val="70"/>
         </w:numPr>
       </w:pPr>
       <w:r>
@@ -16847,7 +19553,7 @@
         <w:pStyle w:val="ListParagraph"/>
         <w:numPr>
           <w:ilvl w:val="0"/>
-          <w:numId w:val="56"/>
+          <w:numId w:val="70"/>
         </w:numPr>
       </w:pPr>
       <w:r>
@@ -16888,7 +19594,7 @@
         <w:pStyle w:val="ListParagraph"/>
         <w:numPr>
           <w:ilvl w:val="0"/>
-          <w:numId w:val="57"/>
+          <w:numId w:val="71"/>
         </w:numPr>
       </w:pPr>
       <w:r>
@@ -16933,7 +19639,7 @@
         <w:pStyle w:val="ListParagraph"/>
         <w:numPr>
           <w:ilvl w:val="0"/>
-          <w:numId w:val="57"/>
+          <w:numId w:val="71"/>
         </w:numPr>
       </w:pPr>
       <w:r>
@@ -16969,7 +19675,7 @@
         <w:pStyle w:val="ListParagraph"/>
         <w:numPr>
           <w:ilvl w:val="0"/>
-          <w:numId w:val="57"/>
+          <w:numId w:val="71"/>
         </w:numPr>
       </w:pPr>
       <w:r>
@@ -16996,7 +19702,7 @@
         <w:pStyle w:val="ListParagraph"/>
         <w:numPr>
           <w:ilvl w:val="0"/>
-          <w:numId w:val="57"/>
+          <w:numId w:val="71"/>
         </w:numPr>
       </w:pPr>
       <w:r>
@@ -17311,7 +20017,7 @@
         <w:pStyle w:val="ListParagraph"/>
         <w:numPr>
           <w:ilvl w:val="0"/>
-          <w:numId w:val="58"/>
+          <w:numId w:val="72"/>
         </w:numPr>
       </w:pPr>
       <w:r>
@@ -17386,7 +20092,7 @@
         <w:pStyle w:val="ListParagraph"/>
         <w:numPr>
           <w:ilvl w:val="0"/>
-          <w:numId w:val="58"/>
+          <w:numId w:val="72"/>
         </w:numPr>
       </w:pPr>
       <w:r>
@@ -17416,7 +20122,7 @@
         <w:pStyle w:val="ListParagraph"/>
         <w:numPr>
           <w:ilvl w:val="0"/>
-          <w:numId w:val="58"/>
+          <w:numId w:val="72"/>
         </w:numPr>
       </w:pPr>
       <w:r>
@@ -17442,7 +20148,7 @@
         <w:pStyle w:val="ListParagraph"/>
         <w:numPr>
           <w:ilvl w:val="0"/>
-          <w:numId w:val="59"/>
+          <w:numId w:val="73"/>
         </w:numPr>
       </w:pPr>
       <w:r>
@@ -17472,7 +20178,7 @@
         <w:pStyle w:val="ListParagraph"/>
         <w:numPr>
           <w:ilvl w:val="0"/>
-          <w:numId w:val="59"/>
+          <w:numId w:val="73"/>
         </w:numPr>
       </w:pPr>
       <w:r>
@@ -17493,7 +20199,7 @@
         <w:pStyle w:val="ListParagraph"/>
         <w:numPr>
           <w:ilvl w:val="0"/>
-          <w:numId w:val="59"/>
+          <w:numId w:val="73"/>
         </w:numPr>
       </w:pPr>
       <w:r>
@@ -17523,7 +20229,7 @@
         <w:pStyle w:val="ListParagraph"/>
         <w:numPr>
           <w:ilvl w:val="0"/>
-          <w:numId w:val="60"/>
+          <w:numId w:val="74"/>
         </w:numPr>
       </w:pPr>
       <w:r>
@@ -17535,7 +20241,7 @@
         <w:pStyle w:val="ListParagraph"/>
         <w:numPr>
           <w:ilvl w:val="0"/>
-          <w:numId w:val="60"/>
+          <w:numId w:val="74"/>
         </w:numPr>
       </w:pPr>
       <w:r>
@@ -17579,7 +20285,7 @@
         <w:pStyle w:val="ListParagraph"/>
         <w:numPr>
           <w:ilvl w:val="0"/>
-          <w:numId w:val="61"/>
+          <w:numId w:val="75"/>
         </w:numPr>
       </w:pPr>
       <w:r>
@@ -17627,7 +20333,7 @@
         <w:pStyle w:val="ListParagraph"/>
         <w:numPr>
           <w:ilvl w:val="0"/>
-          <w:numId w:val="61"/>
+          <w:numId w:val="75"/>
         </w:numPr>
       </w:pPr>
       <w:r>
@@ -17639,7 +20345,7 @@
         <w:pStyle w:val="ListParagraph"/>
         <w:numPr>
           <w:ilvl w:val="0"/>
-          <w:numId w:val="61"/>
+          <w:numId w:val="75"/>
         </w:numPr>
       </w:pPr>
       <w:r>
@@ -17657,7 +20363,7 @@
         <w:pStyle w:val="ListParagraph"/>
         <w:numPr>
           <w:ilvl w:val="0"/>
-          <w:numId w:val="61"/>
+          <w:numId w:val="75"/>
         </w:numPr>
       </w:pPr>
       <w:r>
@@ -17669,7 +20375,7 @@
         <w:pStyle w:val="ListParagraph"/>
         <w:numPr>
           <w:ilvl w:val="0"/>
-          <w:numId w:val="61"/>
+          <w:numId w:val="75"/>
         </w:numPr>
       </w:pPr>
       <w:r>
@@ -17681,7 +20387,7 @@
         <w:pStyle w:val="ListParagraph"/>
         <w:numPr>
           <w:ilvl w:val="0"/>
-          <w:numId w:val="61"/>
+          <w:numId w:val="75"/>
         </w:numPr>
       </w:pPr>
       <w:r>
@@ -17693,7 +20399,7 @@
         <w:pStyle w:val="ListParagraph"/>
         <w:numPr>
           <w:ilvl w:val="0"/>
-          <w:numId w:val="61"/>
+          <w:numId w:val="75"/>
         </w:numPr>
       </w:pPr>
       <w:r>
@@ -17967,7 +20673,7 @@
         <w:pStyle w:val="ListParagraph"/>
         <w:numPr>
           <w:ilvl w:val="0"/>
-          <w:numId w:val="62"/>
+          <w:numId w:val="76"/>
         </w:numPr>
       </w:pPr>
       <w:r>
@@ -17979,7 +20685,7 @@
         <w:pStyle w:val="ListParagraph"/>
         <w:numPr>
           <w:ilvl w:val="0"/>
-          <w:numId w:val="62"/>
+          <w:numId w:val="76"/>
         </w:numPr>
       </w:pPr>
       <w:r>
@@ -17991,7 +20697,7 @@
         <w:pStyle w:val="ListParagraph"/>
         <w:numPr>
           <w:ilvl w:val="0"/>
-          <w:numId w:val="62"/>
+          <w:numId w:val="76"/>
         </w:numPr>
       </w:pPr>
       <w:r>
@@ -18265,7 +20971,7 @@
         <w:pStyle w:val="ListParagraph"/>
         <w:numPr>
           <w:ilvl w:val="0"/>
-          <w:numId w:val="63"/>
+          <w:numId w:val="77"/>
         </w:numPr>
       </w:pPr>
       <w:r>
@@ -18277,7 +20983,7 @@
         <w:pStyle w:val="ListParagraph"/>
         <w:numPr>
           <w:ilvl w:val="0"/>
-          <w:numId w:val="63"/>
+          <w:numId w:val="77"/>
         </w:numPr>
       </w:pPr>
       <w:r>
@@ -18289,7 +20995,7 @@
         <w:pStyle w:val="ListParagraph"/>
         <w:numPr>
           <w:ilvl w:val="0"/>
-          <w:numId w:val="63"/>
+          <w:numId w:val="77"/>
         </w:numPr>
       </w:pPr>
       <w:r>
@@ -18332,7 +21038,7 @@
         <w:pStyle w:val="ListParagraph"/>
         <w:numPr>
           <w:ilvl w:val="0"/>
-          <w:numId w:val="64"/>
+          <w:numId w:val="78"/>
         </w:numPr>
       </w:pPr>
       <w:r>
@@ -18389,7 +21095,7 @@
         <w:pStyle w:val="ListParagraph"/>
         <w:numPr>
           <w:ilvl w:val="0"/>
-          <w:numId w:val="64"/>
+          <w:numId w:val="78"/>
         </w:numPr>
       </w:pPr>
       <w:r>
@@ -18419,7 +21125,7 @@
         <w:pStyle w:val="ListParagraph"/>
         <w:numPr>
           <w:ilvl w:val="0"/>
-          <w:numId w:val="64"/>
+          <w:numId w:val="78"/>
         </w:numPr>
       </w:pPr>
       <w:r>
@@ -18457,7 +21163,7 @@
         <w:pStyle w:val="ListParagraph"/>
         <w:numPr>
           <w:ilvl w:val="0"/>
-          <w:numId w:val="65"/>
+          <w:numId w:val="79"/>
         </w:numPr>
       </w:pPr>
       <w:r>
@@ -18478,7 +21184,7 @@
         <w:pStyle w:val="ListParagraph"/>
         <w:numPr>
           <w:ilvl w:val="0"/>
-          <w:numId w:val="65"/>
+          <w:numId w:val="79"/>
         </w:numPr>
       </w:pPr>
       <w:r>
@@ -18523,7 +21229,7 @@
         <w:pStyle w:val="ListParagraph"/>
         <w:numPr>
           <w:ilvl w:val="0"/>
-          <w:numId w:val="65"/>
+          <w:numId w:val="79"/>
         </w:numPr>
       </w:pPr>
       <w:r>
@@ -18622,7 +21328,7 @@
         <w:pStyle w:val="ListParagraph"/>
         <w:numPr>
           <w:ilvl w:val="0"/>
-          <w:numId w:val="65"/>
+          <w:numId w:val="79"/>
         </w:numPr>
       </w:pPr>
       <w:r>
@@ -18667,7 +21373,7 @@
         <w:pStyle w:val="ListParagraph"/>
         <w:numPr>
           <w:ilvl w:val="0"/>
-          <w:numId w:val="65"/>
+          <w:numId w:val="79"/>
         </w:numPr>
       </w:pPr>
       <w:r>
@@ -19016,7 +21722,7 @@
         <w:pStyle w:val="ListParagraph"/>
         <w:numPr>
           <w:ilvl w:val="0"/>
-          <w:numId w:val="66"/>
+          <w:numId w:val="80"/>
         </w:numPr>
       </w:pPr>
       <w:r>
@@ -19046,7 +21752,7 @@
         <w:pStyle w:val="ListParagraph"/>
         <w:numPr>
           <w:ilvl w:val="0"/>
-          <w:numId w:val="66"/>
+          <w:numId w:val="80"/>
         </w:numPr>
       </w:pPr>
       <w:r>
@@ -19094,7 +21800,7 @@
         <w:pStyle w:val="ListParagraph"/>
         <w:numPr>
           <w:ilvl w:val="0"/>
-          <w:numId w:val="66"/>
+          <w:numId w:val="80"/>
         </w:numPr>
       </w:pPr>
       <w:r>
@@ -19121,7 +21827,7 @@
         <w:pStyle w:val="ListParagraph"/>
         <w:numPr>
           <w:ilvl w:val="0"/>
-          <w:numId w:val="66"/>
+          <w:numId w:val="80"/>
         </w:numPr>
       </w:pPr>
       <w:r>
@@ -19147,7 +21853,7 @@
         <w:pStyle w:val="ListParagraph"/>
         <w:numPr>
           <w:ilvl w:val="0"/>
-          <w:numId w:val="67"/>
+          <w:numId w:val="81"/>
         </w:numPr>
       </w:pPr>
       <w:r>
@@ -19168,7 +21874,7 @@
         <w:pStyle w:val="ListParagraph"/>
         <w:numPr>
           <w:ilvl w:val="0"/>
-          <w:numId w:val="67"/>
+          <w:numId w:val="81"/>
         </w:numPr>
       </w:pPr>
       <w:r>
@@ -19204,7 +21910,7 @@
         <w:pStyle w:val="ListParagraph"/>
         <w:numPr>
           <w:ilvl w:val="0"/>
-          <w:numId w:val="67"/>
+          <w:numId w:val="81"/>
         </w:numPr>
       </w:pPr>
       <w:r>
@@ -19240,7 +21946,7 @@
         <w:pStyle w:val="ListParagraph"/>
         <w:numPr>
           <w:ilvl w:val="0"/>
-          <w:numId w:val="67"/>
+          <w:numId w:val="81"/>
         </w:numPr>
       </w:pPr>
       <w:r>
@@ -19269,7 +21975,7 @@
         <w:pStyle w:val="ListParagraph"/>
         <w:numPr>
           <w:ilvl w:val="0"/>
-          <w:numId w:val="68"/>
+          <w:numId w:val="82"/>
         </w:numPr>
       </w:pPr>
       <w:r>
@@ -19290,7 +21996,7 @@
         <w:pStyle w:val="ListParagraph"/>
         <w:numPr>
           <w:ilvl w:val="0"/>
-          <w:numId w:val="68"/>
+          <w:numId w:val="82"/>
         </w:numPr>
       </w:pPr>
       <w:r>
@@ -19514,7 +22220,7 @@
         <w:pStyle w:val="ListParagraph"/>
         <w:numPr>
           <w:ilvl w:val="0"/>
-          <w:numId w:val="69"/>
+          <w:numId w:val="83"/>
         </w:numPr>
       </w:pPr>
       <w:r>
@@ -19604,7 +22310,7 @@
         <w:pStyle w:val="ListParagraph"/>
         <w:numPr>
           <w:ilvl w:val="0"/>
-          <w:numId w:val="69"/>
+          <w:numId w:val="83"/>
         </w:numPr>
       </w:pPr>
       <w:r>
@@ -19634,7 +22340,7 @@
         <w:pStyle w:val="ListParagraph"/>
         <w:numPr>
           <w:ilvl w:val="0"/>
-          <w:numId w:val="69"/>
+          <w:numId w:val="83"/>
         </w:numPr>
       </w:pPr>
       <w:r>
@@ -19655,7 +22361,7 @@
         <w:pStyle w:val="ListParagraph"/>
         <w:numPr>
           <w:ilvl w:val="0"/>
-          <w:numId w:val="69"/>
+          <w:numId w:val="83"/>
         </w:numPr>
       </w:pPr>
       <w:r>
@@ -19691,7 +22397,7 @@
         <w:pStyle w:val="ListParagraph"/>
         <w:numPr>
           <w:ilvl w:val="0"/>
-          <w:numId w:val="69"/>
+          <w:numId w:val="83"/>
         </w:numPr>
       </w:pPr>
       <w:r>
@@ -19709,7 +22415,7 @@
         <w:pStyle w:val="ListParagraph"/>
         <w:numPr>
           <w:ilvl w:val="0"/>
-          <w:numId w:val="69"/>
+          <w:numId w:val="83"/>
         </w:numPr>
       </w:pPr>
       <w:r>
@@ -19753,7 +22459,7 @@
         <w:pStyle w:val="ListParagraph"/>
         <w:numPr>
           <w:ilvl w:val="0"/>
-          <w:numId w:val="70"/>
+          <w:numId w:val="84"/>
         </w:numPr>
       </w:pPr>
       <w:r>
@@ -19834,7 +22540,7 @@
         <w:pStyle w:val="ListParagraph"/>
         <w:numPr>
           <w:ilvl w:val="0"/>
-          <w:numId w:val="70"/>
+          <w:numId w:val="84"/>
         </w:numPr>
       </w:pPr>
       <w:r>
@@ -19852,7 +22558,7 @@
         <w:pStyle w:val="ListParagraph"/>
         <w:numPr>
           <w:ilvl w:val="0"/>
-          <w:numId w:val="70"/>
+          <w:numId w:val="84"/>
         </w:numPr>
       </w:pPr>
       <w:r>
@@ -19873,7 +22579,7 @@
         <w:pStyle w:val="ListParagraph"/>
         <w:numPr>
           <w:ilvl w:val="0"/>
-          <w:numId w:val="70"/>
+          <w:numId w:val="84"/>
         </w:numPr>
       </w:pPr>
       <w:r>
@@ -19899,7 +22605,7 @@
         <w:pStyle w:val="ListParagraph"/>
         <w:numPr>
           <w:ilvl w:val="0"/>
-          <w:numId w:val="71"/>
+          <w:numId w:val="85"/>
         </w:numPr>
       </w:pPr>
       <w:r>
@@ -19962,7 +22668,7 @@
         <w:pStyle w:val="ListParagraph"/>
         <w:numPr>
           <w:ilvl w:val="0"/>
-          <w:numId w:val="71"/>
+          <w:numId w:val="85"/>
         </w:numPr>
       </w:pPr>
       <w:r>
@@ -19989,7 +22695,7 @@
         <w:pStyle w:val="ListParagraph"/>
         <w:numPr>
           <w:ilvl w:val="0"/>
-          <w:numId w:val="71"/>
+          <w:numId w:val="85"/>
         </w:numPr>
       </w:pPr>
       <w:r>
@@ -20007,7 +22713,7 @@
         <w:pStyle w:val="ListParagraph"/>
         <w:numPr>
           <w:ilvl w:val="0"/>
-          <w:numId w:val="71"/>
+          <w:numId w:val="85"/>
         </w:numPr>
       </w:pPr>
       <w:r>
@@ -20638,7 +23344,7 @@
         <w:pStyle w:val="ListParagraph"/>
         <w:numPr>
           <w:ilvl w:val="0"/>
-          <w:numId w:val="72"/>
+          <w:numId w:val="86"/>
         </w:numPr>
       </w:pPr>
       <w:r>
@@ -20656,7 +23362,7 @@
         <w:pStyle w:val="ListParagraph"/>
         <w:numPr>
           <w:ilvl w:val="0"/>
-          <w:numId w:val="72"/>
+          <w:numId w:val="86"/>
         </w:numPr>
       </w:pPr>
       <w:r>
@@ -20674,7 +23380,7 @@
         <w:pStyle w:val="ListParagraph"/>
         <w:numPr>
           <w:ilvl w:val="0"/>
-          <w:numId w:val="72"/>
+          <w:numId w:val="86"/>
         </w:numPr>
       </w:pPr>
       <w:r>
@@ -20692,7 +23398,7 @@
         <w:pStyle w:val="ListParagraph"/>
         <w:numPr>
           <w:ilvl w:val="0"/>
-          <w:numId w:val="72"/>
+          <w:numId w:val="86"/>
         </w:numPr>
       </w:pPr>
       <w:r>
@@ -20710,7 +23416,7 @@
         <w:pStyle w:val="ListParagraph"/>
         <w:numPr>
           <w:ilvl w:val="0"/>
-          <w:numId w:val="72"/>
+          <w:numId w:val="86"/>
         </w:numPr>
       </w:pPr>
       <w:r>
@@ -20728,7 +23434,7 @@
         <w:pStyle w:val="ListParagraph"/>
         <w:numPr>
           <w:ilvl w:val="0"/>
-          <w:numId w:val="72"/>
+          <w:numId w:val="86"/>
         </w:numPr>
       </w:pPr>
       <w:r>
@@ -21826,7 +24532,7 @@
         <w:pStyle w:val="ListParagraph"/>
         <w:numPr>
           <w:ilvl w:val="0"/>
-          <w:numId w:val="73"/>
+          <w:numId w:val="87"/>
         </w:numPr>
       </w:pPr>
       <w:r>
@@ -21838,7 +24544,7 @@
         <w:pStyle w:val="ListParagraph"/>
         <w:numPr>
           <w:ilvl w:val="0"/>
-          <w:numId w:val="73"/>
+          <w:numId w:val="87"/>
         </w:numPr>
       </w:pPr>
       <w:r>
@@ -21850,7 +24556,7 @@
         <w:pStyle w:val="ListParagraph"/>
         <w:numPr>
           <w:ilvl w:val="0"/>
-          <w:numId w:val="73"/>
+          <w:numId w:val="87"/>
         </w:numPr>
       </w:pPr>
       <w:r>
@@ -21862,7 +24568,7 @@
         <w:pStyle w:val="ListParagraph"/>
         <w:numPr>
           <w:ilvl w:val="0"/>
-          <w:numId w:val="73"/>
+          <w:numId w:val="87"/>
         </w:numPr>
       </w:pPr>
       <w:r>
@@ -21874,7 +24580,7 @@
         <w:pStyle w:val="ListParagraph"/>
         <w:numPr>
           <w:ilvl w:val="0"/>
-          <w:numId w:val="73"/>
+          <w:numId w:val="87"/>
         </w:numPr>
       </w:pPr>
       <w:r>
@@ -21895,7 +24601,7 @@
         <w:pStyle w:val="ListParagraph"/>
         <w:numPr>
           <w:ilvl w:val="0"/>
-          <w:numId w:val="73"/>
+          <w:numId w:val="87"/>
         </w:numPr>
       </w:pPr>
       <w:r>
@@ -21907,7 +24613,7 @@
         <w:pStyle w:val="ListParagraph"/>
         <w:numPr>
           <w:ilvl w:val="0"/>
-          <w:numId w:val="73"/>
+          <w:numId w:val="87"/>
         </w:numPr>
       </w:pPr>
       <w:r>
@@ -21928,7 +24634,7 @@
         <w:pStyle w:val="ListParagraph"/>
         <w:numPr>
           <w:ilvl w:val="0"/>
-          <w:numId w:val="73"/>
+          <w:numId w:val="87"/>
         </w:numPr>
       </w:pPr>
       <w:r>
@@ -21940,7 +24646,7 @@
         <w:pStyle w:val="ListParagraph"/>
         <w:numPr>
           <w:ilvl w:val="0"/>
-          <w:numId w:val="73"/>
+          <w:numId w:val="87"/>
         </w:numPr>
       </w:pPr>
       <w:r>
@@ -21952,7 +24658,7 @@
         <w:pStyle w:val="ListParagraph"/>
         <w:numPr>
           <w:ilvl w:val="0"/>
-          <w:numId w:val="73"/>
+          <w:numId w:val="87"/>
         </w:numPr>
       </w:pPr>
       <w:r>
@@ -21964,7 +24670,7 @@
         <w:pStyle w:val="ListParagraph"/>
         <w:numPr>
           <w:ilvl w:val="0"/>
-          <w:numId w:val="73"/>
+          <w:numId w:val="87"/>
         </w:numPr>
       </w:pPr>
       <w:r>
@@ -21976,7 +24682,7 @@
         <w:pStyle w:val="ListParagraph"/>
         <w:numPr>
           <w:ilvl w:val="0"/>
-          <w:numId w:val="73"/>
+          <w:numId w:val="87"/>
         </w:numPr>
       </w:pPr>
       <w:r>
@@ -21988,7 +24694,7 @@
         <w:pStyle w:val="ListParagraph"/>
         <w:numPr>
           <w:ilvl w:val="0"/>
-          <w:numId w:val="73"/>
+          <w:numId w:val="87"/>
         </w:numPr>
       </w:pPr>
       <w:r>
@@ -22000,7 +24706,7 @@
         <w:pStyle w:val="ListParagraph"/>
         <w:numPr>
           <w:ilvl w:val="0"/>
-          <w:numId w:val="73"/>
+          <w:numId w:val="87"/>
         </w:numPr>
       </w:pPr>
       <w:r>
@@ -22202,15 +24908,27 @@
   </w:num>
   <w:num w:numId="4">
     <w:abstractNumId w:val="1"/>
+    <w:lvlOverride w:ilvl="0">
+      <w:startOverride w:val="1"/>
+    </w:lvlOverride>
   </w:num>
   <w:num w:numId="5">
     <w:abstractNumId w:val="1"/>
+    <w:lvlOverride w:ilvl="0">
+      <w:startOverride w:val="1"/>
+    </w:lvlOverride>
   </w:num>
   <w:num w:numId="6">
-    <w:abstractNumId w:val="0"/>
+    <w:abstractNumId w:val="1"/>
+    <w:lvlOverride w:ilvl="0">
+      <w:startOverride w:val="1"/>
+    </w:lvlOverride>
   </w:num>
   <w:num w:numId="7">
-    <w:abstractNumId w:val="0"/>
+    <w:abstractNumId w:val="1"/>
+    <w:lvlOverride w:ilvl="0">
+      <w:startOverride w:val="1"/>
+    </w:lvlOverride>
   </w:num>
   <w:num w:numId="8">
     <w:abstractNumId w:val="0"/>
@@ -22222,19 +24940,28 @@
     <w:abstractNumId w:val="0"/>
   </w:num>
   <w:num w:numId="11">
-    <w:abstractNumId w:val="0"/>
+    <w:abstractNumId w:val="1"/>
+    <w:lvlOverride w:ilvl="0">
+      <w:startOverride w:val="1"/>
+    </w:lvlOverride>
   </w:num>
   <w:num w:numId="12">
     <w:abstractNumId w:val="0"/>
   </w:num>
   <w:num w:numId="13">
     <w:abstractNumId w:val="1"/>
+    <w:lvlOverride w:ilvl="0">
+      <w:startOverride w:val="1"/>
+    </w:lvlOverride>
   </w:num>
   <w:num w:numId="14">
     <w:abstractNumId w:val="0"/>
   </w:num>
   <w:num w:numId="15">
-    <w:abstractNumId w:val="0"/>
+    <w:abstractNumId w:val="1"/>
+    <w:lvlOverride w:ilvl="0">
+      <w:startOverride w:val="1"/>
+    </w:lvlOverride>
   </w:num>
   <w:num w:numId="16">
     <w:abstractNumId w:val="0"/>
@@ -22243,16 +24970,25 @@
     <w:abstractNumId w:val="0"/>
   </w:num>
   <w:num w:numId="18">
-    <w:abstractNumId w:val="0"/>
+    <w:abstractNumId w:val="1"/>
+    <w:lvlOverride w:ilvl="0">
+      <w:startOverride w:val="1"/>
+    </w:lvlOverride>
   </w:num>
   <w:num w:numId="19">
-    <w:abstractNumId w:val="0"/>
+    <w:abstractNumId w:val="1"/>
+    <w:lvlOverride w:ilvl="0">
+      <w:startOverride w:val="1"/>
+    </w:lvlOverride>
   </w:num>
   <w:num w:numId="20">
     <w:abstractNumId w:val="0"/>
   </w:num>
   <w:num w:numId="21">
-    <w:abstractNumId w:val="0"/>
+    <w:abstractNumId w:val="1"/>
+    <w:lvlOverride w:ilvl="0">
+      <w:startOverride w:val="1"/>
+    </w:lvlOverride>
   </w:num>
   <w:num w:numId="22">
     <w:abstractNumId w:val="0"/>
@@ -22270,7 +25006,10 @@
     <w:abstractNumId w:val="0"/>
   </w:num>
   <w:num w:numId="27">
-    <w:abstractNumId w:val="0"/>
+    <w:abstractNumId w:val="1"/>
+    <w:lvlOverride w:ilvl="0">
+      <w:startOverride w:val="1"/>
+    </w:lvlOverride>
   </w:num>
   <w:num w:numId="28">
     <w:abstractNumId w:val="0"/>
@@ -22291,7 +25030,10 @@
     <w:abstractNumId w:val="0"/>
   </w:num>
   <w:num w:numId="34">
-    <w:abstractNumId w:val="0"/>
+    <w:abstractNumId w:val="1"/>
+    <w:lvlOverride w:ilvl="0">
+      <w:startOverride w:val="1"/>
+    </w:lvlOverride>
   </w:num>
   <w:num w:numId="35">
     <w:abstractNumId w:val="0"/>
@@ -22300,7 +25042,10 @@
     <w:abstractNumId w:val="0"/>
   </w:num>
   <w:num w:numId="37">
-    <w:abstractNumId w:val="0"/>
+    <w:abstractNumId w:val="1"/>
+    <w:lvlOverride w:ilvl="0">
+      <w:startOverride w:val="1"/>
+    </w:lvlOverride>
   </w:num>
   <w:num w:numId="38">
     <w:abstractNumId w:val="0"/>
@@ -22310,6 +25055,9 @@
   </w:num>
   <w:num w:numId="40">
     <w:abstractNumId w:val="1"/>
+    <w:lvlOverride w:ilvl="0">
+      <w:startOverride w:val="1"/>
+    </w:lvlOverride>
   </w:num>
   <w:num w:numId="41">
     <w:abstractNumId w:val="0"/>
@@ -22319,6 +25067,9 @@
   </w:num>
   <w:num w:numId="43">
     <w:abstractNumId w:val="1"/>
+    <w:lvlOverride w:ilvl="0">
+      <w:startOverride w:val="1"/>
+    </w:lvlOverride>
   </w:num>
   <w:num w:numId="44">
     <w:abstractNumId w:val="0"/>
@@ -22330,7 +25081,7 @@
     <w:abstractNumId w:val="0"/>
   </w:num>
   <w:num w:numId="47">
-    <w:abstractNumId w:val="1"/>
+    <w:abstractNumId w:val="0"/>
   </w:num>
   <w:num w:numId="48">
     <w:abstractNumId w:val="0"/>
@@ -22339,13 +25090,16 @@
     <w:abstractNumId w:val="0"/>
   </w:num>
   <w:num w:numId="50">
-    <w:abstractNumId w:val="1"/>
+    <w:abstractNumId w:val="0"/>
   </w:num>
   <w:num w:numId="51">
     <w:abstractNumId w:val="0"/>
   </w:num>
   <w:num w:numId="52">
-    <w:abstractNumId w:val="0"/>
+    <w:abstractNumId w:val="1"/>
+    <w:lvlOverride w:ilvl="0">
+      <w:startOverride w:val="1"/>
+    </w:lvlOverride>
   </w:num>
   <w:num w:numId="53">
     <w:abstractNumId w:val="0"/>
@@ -22354,7 +25108,10 @@
     <w:abstractNumId w:val="0"/>
   </w:num>
   <w:num w:numId="55">
-    <w:abstractNumId w:val="0"/>
+    <w:abstractNumId w:val="1"/>
+    <w:lvlOverride w:ilvl="0">
+      <w:startOverride w:val="1"/>
+    </w:lvlOverride>
   </w:num>
   <w:num w:numId="56">
     <w:abstractNumId w:val="0"/>
@@ -22367,6 +25124,9 @@
   </w:num>
   <w:num w:numId="59">
     <w:abstractNumId w:val="1"/>
+    <w:lvlOverride w:ilvl="0">
+      <w:startOverride w:val="1"/>
+    </w:lvlOverride>
   </w:num>
   <w:num w:numId="60">
     <w:abstractNumId w:val="0"/>
@@ -22375,16 +25135,25 @@
     <w:abstractNumId w:val="0"/>
   </w:num>
   <w:num w:numId="62">
-    <w:abstractNumId w:val="0"/>
+    <w:abstractNumId w:val="1"/>
+    <w:lvlOverride w:ilvl="0">
+      <w:startOverride w:val="1"/>
+    </w:lvlOverride>
   </w:num>
   <w:num w:numId="63">
-    <w:abstractNumId w:val="0"/>
+    <w:abstractNumId w:val="1"/>
+    <w:lvlOverride w:ilvl="0">
+      <w:startOverride w:val="1"/>
+    </w:lvlOverride>
   </w:num>
   <w:num w:numId="64">
-    <w:abstractNumId w:val="0"/>
+    <w:abstractNumId w:val="1"/>
+    <w:lvlOverride w:ilvl="0">
+      <w:startOverride w:val="1"/>
+    </w:lvlOverride>
   </w:num>
   <w:num w:numId="65">
-    <w:abstractNumId w:val="1"/>
+    <w:abstractNumId w:val="0"/>
   </w:num>
   <w:num w:numId="66">
     <w:abstractNumId w:val="0"/>
@@ -22408,6 +25177,54 @@
     <w:abstractNumId w:val="0"/>
   </w:num>
   <w:num w:numId="73">
+    <w:abstractNumId w:val="1"/>
+    <w:lvlOverride w:ilvl="0">
+      <w:startOverride w:val="1"/>
+    </w:lvlOverride>
+  </w:num>
+  <w:num w:numId="74">
+    <w:abstractNumId w:val="0"/>
+  </w:num>
+  <w:num w:numId="75">
+    <w:abstractNumId w:val="0"/>
+  </w:num>
+  <w:num w:numId="76">
+    <w:abstractNumId w:val="0"/>
+  </w:num>
+  <w:num w:numId="77">
+    <w:abstractNumId w:val="0"/>
+  </w:num>
+  <w:num w:numId="78">
+    <w:abstractNumId w:val="0"/>
+  </w:num>
+  <w:num w:numId="79">
+    <w:abstractNumId w:val="1"/>
+    <w:lvlOverride w:ilvl="0">
+      <w:startOverride w:val="1"/>
+    </w:lvlOverride>
+  </w:num>
+  <w:num w:numId="80">
+    <w:abstractNumId w:val="0"/>
+  </w:num>
+  <w:num w:numId="81">
+    <w:abstractNumId w:val="0"/>
+  </w:num>
+  <w:num w:numId="82">
+    <w:abstractNumId w:val="0"/>
+  </w:num>
+  <w:num w:numId="83">
+    <w:abstractNumId w:val="0"/>
+  </w:num>
+  <w:num w:numId="84">
+    <w:abstractNumId w:val="0"/>
+  </w:num>
+  <w:num w:numId="85">
+    <w:abstractNumId w:val="0"/>
+  </w:num>
+  <w:num w:numId="86">
+    <w:abstractNumId w:val="0"/>
+  </w:num>
+  <w:num w:numId="87">
     <w:abstractNumId w:val="0"/>
   </w:num>
 </w:numbering>

--- a/docs/manual/LWK_Viewer_User_Manual_YUE.docx
+++ b/docs/manual/LWK_Viewer_User_Manual_YUE.docx
@@ -1060,7 +1060,7 @@
       <w:r>
         <w:drawing>
           <wp:inline distT="0" distB="0" distL="0" distR="0">
-            <wp:extent cx="5943600" cy="379730"/>
+            <wp:extent cx="5943600" cy="363220"/>
             <wp:docPr id="101" name="shot101" descr="header"/>
             <a:graphic xmlns:a="http://schemas.openxmlformats.org/drawingml/2006/main">
               <a:graphicData uri="http://schemas.openxmlformats.org/drawingml/2006/picture">
@@ -1078,7 +1078,7 @@
                   <pic:spPr>
                     <a:xfrm>
                       <a:off x="0" y="0"/>
-                      <a:ext cx="5943600" cy="379730"/>
+                      <a:ext cx="5943600" cy="363220"/>
                     </a:xfrm>
                     <a:prstGeom prst="rect">
                       <a:avLst/>
@@ -1100,7 +1100,7 @@
         </w:numPr>
       </w:pPr>
       <w:r>
-        <w:t xml:space="preserve">各頁：Projects、Sheets、3D、Board、Tasks、Chat（紅色數字：未讀）、Calendar、Folders、Dashboard</w:t>
+        <w:t xml:space="preserve">你而家喺邊個 project - 撳一下轉 project（每一頁都喺同一個位）</w:t>
       </w:r>
     </w:p>
     <w:p>
@@ -1112,7 +1112,7 @@
         </w:numPr>
       </w:pPr>
       <w:r>
-        <w:t xml:space="preserve">你而家用緊嘅 project</w:t>
+        <w:t xml:space="preserve">各頁：Projects、Dashboard、Sheets、3D、Board、Tasks、Chat（數字：未讀）、Calendar、Folders</w:t>
       </w:r>
     </w:p>
     <w:p>
@@ -1124,7 +1124,7 @@
         </w:numPr>
       </w:pPr>
       <w:r>
-        <w:t xml:space="preserve">project 嘅邊部分（model 同圖則，或者其他部分）</w:t>
+        <w:t xml:space="preserve">搜尋全部 (Ctrl+K)</w:t>
       </w:r>
     </w:p>
     <w:p>
@@ -1136,7 +1136,7 @@
         </w:numPr>
       </w:pPr>
       <w:r>
-        <w:t xml:space="preserve">Comment：畫嘅嘢係 comment</w:t>
+        <w:t xml:space="preserve">通知</w:t>
       </w:r>
     </w:p>
     <w:p>
@@ -1148,7 +1148,7 @@
         </w:numPr>
       </w:pPr>
       <w:r>
-        <w:t xml:space="preserve">Issue：畫嘅嘢係 issue（有編號、狀態同負責人）</w:t>
+        <w:t xml:space="preserve">Help - 呢本手冊，可以搜尋</w:t>
       </w:r>
     </w:p>
     <w:p>
@@ -1160,66 +1160,6 @@
         </w:numPr>
       </w:pPr>
       <w:r>
-        <w:t xml:space="preserve">Files：下載 PDF、匯入 PDF / CAD、BCF、匯出</w:t>
-      </w:r>
-    </w:p>
-    <w:p>
-      <w:pPr>
-        <w:pStyle w:val="ListParagraph"/>
-        <w:numPr>
-          <w:ilvl w:val="0"/>
-          <w:numId w:val="5"/>
-        </w:numPr>
-      </w:pPr>
-      <w:r>
-        <w:t xml:space="preserve">搜尋全部 (Ctrl+K)</w:t>
-      </w:r>
-    </w:p>
-    <w:p>
-      <w:pPr>
-        <w:pStyle w:val="ListParagraph"/>
-        <w:numPr>
-          <w:ilvl w:val="0"/>
-          <w:numId w:val="5"/>
-        </w:numPr>
-      </w:pPr>
-      <w:r>
-        <w:t xml:space="preserve">Help - 呢本手冊，可以搜尋</w:t>
-      </w:r>
-    </w:p>
-    <w:p>
-      <w:pPr>
-        <w:pStyle w:val="ListParagraph"/>
-        <w:numPr>
-          <w:ilvl w:val="0"/>
-          <w:numId w:val="5"/>
-        </w:numPr>
-      </w:pPr>
-      <w:r>
-        <w:t xml:space="preserve">通知</w:t>
-      </w:r>
-    </w:p>
-    <w:p>
-      <w:pPr>
-        <w:pStyle w:val="ListParagraph"/>
-        <w:numPr>
-          <w:ilvl w:val="0"/>
-          <w:numId w:val="5"/>
-        </w:numPr>
-      </w:pPr>
-      <w:r>
-        <w:t xml:space="preserve">+ Task：派 task 俾人</w:t>
-      </w:r>
-    </w:p>
-    <w:p>
-      <w:pPr>
-        <w:pStyle w:val="ListParagraph"/>
-        <w:numPr>
-          <w:ilvl w:val="0"/>
-          <w:numId w:val="5"/>
-        </w:numPr>
-      </w:pPr>
-      <w:r>
         <w:t xml:space="preserve">你嘅資料：名、密碼、深色模式、登出</w:t>
       </w:r>
     </w:p>
@@ -1262,16 +1202,16 @@
         <w:t xml:space="preserve">揀 project。</w:t>
       </w:r>
       <w:r>
-        <w:t xml:space="preserve"> 用頂部嘅 project 名（如果你喺多過一個 project，會有下拉選單），或者喺 </w:t>
-      </w:r>
-      <w:r>
-        <w:rPr>
-          <w:b/>
-        </w:rPr>
-        <w:t xml:space="preserve">Dashboard</w:t>
-      </w:r>
-      <w:r>
-        <w:t xml:space="preserve"> 揀。</w:t>
+        <w:t xml:space="preserve"> 撳左上角嘅 project（每一版都喺同一個位），喺清單揀另一個；或者喺 </w:t>
+      </w:r>
+      <w:r>
+        <w:rPr>
+          <w:b/>
+        </w:rPr>
+        <w:t xml:space="preserve">Projects</w:t>
+      </w:r>
+      <w:r>
+        <w:t xml:space="preserve"> 版揀。</w:t>
       </w:r>
     </w:p>
     <w:p>
@@ -1681,7 +1621,7 @@
         </w:numPr>
       </w:pPr>
       <w:r>
-        <w:t xml:space="preserve">幾耐內關閉</w:t>
+        <w:t xml:space="preserve">篩選：幾耐內解決、類型、負責人、專業</w:t>
       </w:r>
     </w:p>
     <w:p>
@@ -1693,7 +1633,7 @@
         </w:numPr>
       </w:pPr>
       <w:r>
-        <w:t xml:space="preserve">類型、負責人、辦公室、團隊、專業</w:t>
+        <w:t xml:space="preserve">只睇自己</w:t>
       </w:r>
     </w:p>
     <w:p>
@@ -1705,7 +1645,7 @@
         </w:numPr>
       </w:pPr>
       <w:r>
-        <w:t xml:space="preserve">只睇自己</w:t>
+        <w:t xml:space="preserve">更多篩選：辦公室、團隊、已撤銷嘅 issue</w:t>
       </w:r>
     </w:p>
     <w:p>
@@ -1741,7 +1681,7 @@
         </w:numPr>
       </w:pPr>
       <w:r>
-        <w:t xml:space="preserve">今個星期：新開、關閉、未完、過期</w:t>
+        <w:t xml:space="preserve">未完、過期、期內解決、平均幾多日解決</w:t>
       </w:r>
     </w:p>
     <w:p>
@@ -1753,7 +1693,7 @@
         </w:numPr>
       </w:pPr>
       <w:r>
-        <w:t xml:space="preserve">Issue 數字 - 撳一個睇清單</w:t>
+        <w:t xml:space="preserve">今個星期：新開、解決、未完、過期</w:t>
       </w:r>
     </w:p>
     <w:p>
@@ -1765,7 +1705,19 @@
         </w:numPr>
       </w:pPr>
       <w:r>
-        <w:t xml:space="preserve">每星期新開同關閉</w:t>
+        <w:t xml:space="preserve">每星期新開同解決</w:t>
+      </w:r>
+    </w:p>
+    <w:p>
+      <w:pPr>
+        <w:pStyle w:val="ListParagraph"/>
+        <w:numPr>
+          <w:ilvl w:val="0"/>
+          <w:numId w:val="7"/>
+        </w:numPr>
+      </w:pPr>
+      <w:r>
+        <w:t xml:space="preserve">每人同每個專業嘅未完 issue</w:t>
       </w:r>
     </w:p>
     <w:p>
@@ -1792,7 +1744,16 @@
         </w:numPr>
       </w:pPr>
       <w:r>
-        <w:t xml:space="preserve">每一版頂部都係同一排、同一個位置嘅頁面：</w:t>
+        <w:t xml:space="preserve">每一版嘅頂部都一樣：個 logo，跟住係</w:t>
+      </w:r>
+      <w:r>
+        <w:rPr>
+          <w:b/>
+        </w:rPr>
+        <w:t xml:space="preserve">你而家嘅 project</w:t>
+      </w:r>
+      <w:r>
+        <w:t xml:space="preserve">（左上角，有簡寫、名同編號 - 撳一下轉 project），再係各頁 </w:t>
       </w:r>
       <w:r>
         <w:rPr>
@@ -1807,6 +1768,15 @@
         <w:rPr>
           <w:b/>
         </w:rPr>
+        <w:t xml:space="preserve">Dashboard</w:t>
+      </w:r>
+      <w:r>
+        <w:t xml:space="preserve">、</w:t>
+      </w:r>
+      <w:r>
+        <w:rPr>
+          <w:b/>
+        </w:rPr>
         <w:t xml:space="preserve">Sheets</w:t>
       </w:r>
       <w:r>
@@ -1846,13 +1816,22 @@
         <w:t xml:space="preserve">Chat</w:t>
       </w:r>
       <w:r>
-        <w:t xml:space="preserve">（有未讀訊息數目）同 </w:t>
-      </w:r>
-      <w:r>
-        <w:rPr>
-          <w:b/>
-        </w:rPr>
-        <w:t xml:space="preserve">Dashboard</w:t>
+        <w:t xml:space="preserve">（有未讀訊息數目）、</w:t>
+      </w:r>
+      <w:r>
+        <w:rPr>
+          <w:b/>
+        </w:rPr>
+        <w:t xml:space="preserve">Calendar</w:t>
+      </w:r>
+      <w:r>
+        <w:t xml:space="preserve"> 同 </w:t>
+      </w:r>
+      <w:r>
+        <w:rPr>
+          <w:b/>
+        </w:rPr>
+        <w:t xml:space="preserve">Folders</w:t>
       </w:r>
       <w:r>
         <w:t xml:space="preserve">。右邊有：</w:t>
@@ -1864,25 +1843,25 @@
         <w:t xml:space="preserve">Search</w:t>
       </w:r>
       <w:r>
-        <w:t xml:space="preserve"> 放大鏡、鈴、</w:t>
-      </w:r>
-      <w:r>
-        <w:rPr>
-          <w:b/>
-        </w:rPr>
-        <w:t xml:space="preserve">+ Task</w:t>
-      </w:r>
-      <w:r>
-        <w:t xml:space="preserve">（喺 Sheets 同 3D：將而家呢張 sheet 或者 3D 視圖放落 task）同</w:t>
-      </w:r>
-      <w:r>
-        <w:rPr>
-          <w:b/>
-        </w:rPr>
-        <w:t xml:space="preserve">你嘅個人掣</w:t>
-      </w:r>
-      <w:r>
-        <w:t xml:space="preserve">（你個名嘅縮寫，有網絡時有粒綠點）。撳佢會見到 </w:t>
+        <w:t xml:space="preserve">（Ctrl K）、鈴、</w:t>
+      </w:r>
+      <w:r>
+        <w:rPr>
+          <w:b/>
+        </w:rPr>
+        <w:t xml:space="preserve">Help</w:t>
+      </w:r>
+      <w:r>
+        <w:t xml:space="preserve"> 同</w:t>
+      </w:r>
+      <w:r>
+        <w:rPr>
+          <w:b/>
+        </w:rPr>
+        <w:t xml:space="preserve">你嘅頭像</w:t>
+      </w:r>
+      <w:r>
+        <w:t xml:space="preserve">（你個名嘅簡寫，上線時有綠點）。撳頭像有 </w:t>
       </w:r>
       <w:r>
         <w:rPr>
@@ -1900,7 +1879,7 @@
         <w:t xml:space="preserve">Admin</w:t>
       </w:r>
       <w:r>
-        <w:t xml:space="preserve">（只有 admin 見到）、</w:t>
+        <w:t xml:space="preserve">（只限 admin）、</w:t>
       </w:r>
       <w:r>
         <w:rPr>
@@ -1927,7 +1906,7 @@
         <w:t xml:space="preserve">Sign out</w:t>
       </w:r>
       <w:r>
-        <w:t xml:space="preserve">。手機上面呢排可以打橫碌。</w:t>
+        <w:t xml:space="preserve">。手機上面各頁可以左右掃。</w:t>
       </w:r>
     </w:p>
     <w:p>
@@ -1942,10 +1921,19 @@
         <w:rPr>
           <w:b/>
         </w:rPr>
-        <w:t xml:space="preserve">Project 下拉選單</w:t>
-      </w:r>
-      <w:r>
-        <w:t xml:space="preserve">（Sheets、3D、Board、Dashboard）會列出 Projects 版嘅 project 名，例如「SKW · HKA-P-01681-ARC」。由幾個 model 組成嘅 project，例如 MOS Site 1 同 Site 2，會變成一組，下面列出佢嘅各部分。</w:t>
+        <w:t xml:space="preserve">Project 選單</w:t>
+      </w:r>
+      <w:r>
+        <w:t xml:space="preserve">會列出 Projects 版嘅 project 名，例如「SKW · HKA-P-01681-ARC」。由幾個 model 組成嘅 project，例如 MOS Site 1 同 Site 2，會喺下面列出佢嘅部分。最底嘅 </w:t>
+      </w:r>
+      <w:r>
+        <w:rPr>
+          <w:b/>
+        </w:rPr>
+        <w:t xml:space="preserve">All projects →</w:t>
+      </w:r>
+      <w:r>
+        <w:t xml:space="preserve"> 打開 Projects 版。</w:t>
       </w:r>
     </w:p>
     <w:p>
@@ -2046,10 +2034,13 @@
           <w:p>
             <w:pPr/>
             <w:r>
+              <w:t xml:space="preserve">一排 chip：</w:t>
+            </w:r>
+            <w:r>
               <w:rPr>
                 <w:b/>
               </w:rPr>
-              <w:t xml:space="preserve">Closed within</w:t>
+              <w:t xml:space="preserve">Resolved within</w:t>
             </w:r>
             <w:r>
               <w:t xml:space="preserve">（Any time 至 Last 12 months）、</w:t>
@@ -2076,7 +2067,7 @@
               <w:rPr>
                 <w:b/>
               </w:rPr>
-              <w:t xml:space="preserve">Office</w:t>
+              <w:t xml:space="preserve">Discipline</w:t>
             </w:r>
             <w:r>
               <w:t xml:space="preserve">、</w:t>
@@ -2088,13 +2079,40 @@
               <w:t xml:space="preserve">Only mine</w:t>
             </w:r>
             <w:r>
-              <w:t xml:space="preserve">、</w:t>
+              <w:t xml:space="preserve">；</w:t>
             </w:r>
             <w:r>
               <w:rPr>
                 <w:b/>
               </w:rPr>
-              <w:t xml:space="preserve">Include "not an issue"</w:t>
+              <w:t xml:space="preserve">More filters</w:t>
+            </w:r>
+            <w:r>
+              <w:t xml:space="preserve"> 再有 </w:t>
+            </w:r>
+            <w:r>
+              <w:rPr>
+                <w:b/>
+              </w:rPr>
+              <w:t xml:space="preserve">Office</w:t>
+            </w:r>
+            <w:r>
+              <w:t xml:space="preserve">、</w:t>
+            </w:r>
+            <w:r>
+              <w:rPr>
+                <w:b/>
+              </w:rPr>
+              <w:t xml:space="preserve">Team</w:t>
+            </w:r>
+            <w:r>
+              <w:t xml:space="preserve"> 同 </w:t>
+            </w:r>
+            <w:r>
+              <w:rPr>
+                <w:b/>
+              </w:rPr>
+              <w:t xml:space="preserve">Show dismissed issues</w:t>
             </w:r>
           </w:p>
         </w:tc>
@@ -2316,16 +2334,52 @@
         </w:numPr>
       </w:pPr>
       <w:r>
-        <w:t xml:space="preserve">呢版每 2 分鐘自動更新；撳 </w:t>
-      </w:r>
-      <w:r>
-        <w:rPr>
-          <w:b/>
-        </w:rPr>
-        <w:t xml:space="preserve">Refresh</w:t>
-      </w:r>
-      <w:r>
-        <w:t xml:space="preserve"> 即刻更新。</w:t>
+        <w:t xml:space="preserve">呢版每 2 分鐘自動更新；</w:t>
+      </w:r>
+      <w:r>
+        <w:rPr>
+          <w:b/>
+        </w:rPr>
+        <w:t xml:space="preserve">Updated ... ago</w:t>
+      </w:r>
+      <w:r>
+        <w:t xml:space="preserve"> 話你幾耐之前更新。四個主要數字係 </w:t>
+      </w:r>
+      <w:r>
+        <w:rPr>
+          <w:b/>
+        </w:rPr>
+        <w:t xml:space="preserve">Open issues</w:t>
+      </w:r>
+      <w:r>
+        <w:t xml:space="preserve">、</w:t>
+      </w:r>
+      <w:r>
+        <w:rPr>
+          <w:b/>
+        </w:rPr>
+        <w:t xml:space="preserve">Overdue</w:t>
+      </w:r>
+      <w:r>
+        <w:t xml:space="preserve">（最舊嗰個遲咗幾多日）、期內 </w:t>
+      </w:r>
+      <w:r>
+        <w:rPr>
+          <w:b/>
+        </w:rPr>
+        <w:t xml:space="preserve">Resolved</w:t>
+      </w:r>
+      <w:r>
+        <w:t xml:space="preserve">（開咗幾多個入面）同 </w:t>
+      </w:r>
+      <w:r>
+        <w:rPr>
+          <w:b/>
+        </w:rPr>
+        <w:t xml:space="preserve">Avg. time to resolve</w:t>
+      </w:r>
+      <w:r>
+        <w:t xml:space="preserve">；「Resolved」包括變咗 Resolved 或者 Closed 嘅 issue（Closed 即係開 issue 嘅人確認咗）。</w:t>
       </w:r>
     </w:p>
     <w:p>
@@ -2618,7 +2672,7 @@
     <w:p>
       <w:pPr/>
       <w:r>
-        <w:t xml:space="preserve">Sheets、3D、Board 同 Dashboard 頂部嘅 project 選單分開兩個：先揀 </w:t>
+        <w:t xml:space="preserve">每一版左上角嘅 project 選單列出每個 </w:t>
       </w:r>
       <w:r>
         <w:rPr>
@@ -2627,16 +2681,25 @@
         <w:t xml:space="preserve">project</w:t>
       </w:r>
       <w:r>
-        <w:t xml:space="preserve">（名 · 編號），再揀</w:t>
-      </w:r>
-      <w:r>
-        <w:rPr>
-          <w:b/>
-        </w:rPr>
-        <w:t xml:space="preserve">佢嘅 model 或者 sheet set</w:t>
-      </w:r>
-      <w:r>
-        <w:t xml:space="preserve">（例如 Site 1／Site 2，或者 Sheets 版嘅「Revit sheets」同每個上載咗嘅 PDF set）。</w:t>
+        <w:t xml:space="preserve">（名 · 編號）同佢下面嘅</w:t>
+      </w:r>
+      <w:r>
+        <w:rPr>
+          <w:b/>
+        </w:rPr>
+        <w:t xml:space="preserve">部分</w:t>
+      </w:r>
+      <w:r>
+        <w:t xml:space="preserve">（例如 Site 1／Site 2）。喺 Sheets，sheet 清單頂部嘅 </w:t>
+      </w:r>
+      <w:r>
+        <w:rPr>
+          <w:b/>
+        </w:rPr>
+        <w:t xml:space="preserve">Set:</w:t>
+      </w:r>
+      <w:r>
+        <w:t xml:space="preserve"> 揀「Revit sheets」或者上載咗嘅 PDF set。</w:t>
       </w:r>
     </w:p>
     <w:p>
@@ -3969,7 +4032,7 @@
       <w:r>
         <w:drawing>
           <wp:inline distT="0" distB="0" distL="0" distR="0">
-            <wp:extent cx="4167553" cy="7315200"/>
+            <wp:extent cx="4238881" cy="7315200"/>
             <wp:docPr id="108" name="shot108" descr="task-detail"/>
             <a:graphic xmlns:a="http://schemas.openxmlformats.org/drawingml/2006/main">
               <a:graphicData uri="http://schemas.openxmlformats.org/drawingml/2006/picture">
@@ -3987,7 +4050,7 @@
                   <pic:spPr>
                     <a:xfrm>
                       <a:off x="0" y="0"/>
-                      <a:ext cx="4167553" cy="7315200"/>
+                      <a:ext cx="4238881" cy="7315200"/>
                     </a:xfrm>
                     <a:prstGeom prst="rect">
                       <a:avLst/>
@@ -6655,7 +6718,7 @@
         </w:numPr>
       </w:pPr>
       <w:r>
-        <w:t xml:space="preserve">上個月 / 今日 / 下個月</w:t>
+        <w:t xml:space="preserve">上一頁 / 今日 / 下一頁</w:t>
       </w:r>
     </w:p>
     <w:p>
@@ -6667,7 +6730,7 @@
         </w:numPr>
       </w:pPr>
       <w:r>
-        <w:t xml:space="preserve">顯示緊嘅月份</w:t>
+        <w:t xml:space="preserve">顯示緊嘅月份（或者星期）</w:t>
       </w:r>
     </w:p>
     <w:p>
@@ -6679,7 +6742,7 @@
         </w:numPr>
       </w:pPr>
       <w:r>
-        <w:t xml:space="preserve">公眾假期（香港、菲律賓 ...）</w:t>
+        <w:t xml:space="preserve">Groups：睇一個團隊嘅假期</w:t>
       </w:r>
     </w:p>
     <w:p>
@@ -6691,7 +6754,7 @@
         </w:numPr>
       </w:pPr>
       <w:r>
-        <w:t xml:space="preserve">Groups：睇一個團隊嘅假期同會議</w:t>
+        <w:t xml:space="preserve">月、星期或清單</w:t>
       </w:r>
     </w:p>
     <w:p>
@@ -6703,7 +6766,7 @@
         </w:numPr>
       </w:pPr>
       <w:r>
-        <w:t xml:space="preserve">+ 請假</w:t>
+        <w:t xml:space="preserve">Sync to Outlook：喺 Outlook 睇呢個日曆，會自己更新</w:t>
       </w:r>
     </w:p>
     <w:p>
@@ -6715,7 +6778,7 @@
         </w:numPr>
       </w:pPr>
       <w:r>
-        <w:t xml:space="preserve">月曆或清單</w:t>
+        <w:t xml:space="preserve">+ New：活動、會議、task 或者請假</w:t>
       </w:r>
     </w:p>
     <w:p>
@@ -6727,7 +6790,7 @@
         </w:numPr>
       </w:pPr>
       <w:r>
-        <w:t xml:space="preserve">+ Event：會議</w:t>
+        <w:t xml:space="preserve">Show：撳一類嚟隱藏或顯示；Holidays ▾ 揀香港 / 菲律賓</w:t>
       </w:r>
     </w:p>
     <w:p>
@@ -6739,18 +6802,6 @@
         </w:numPr>
       </w:pPr>
       <w:r>
-        <w:t xml:space="preserve">Add to Outlook：喺 Outlook 睇呢個日曆</w:t>
-      </w:r>
-    </w:p>
-    <w:p>
-      <w:pPr>
-        <w:pStyle w:val="ListParagraph"/>
-        <w:numPr>
-          <w:ilvl w:val="0"/>
-          <w:numId w:val="30"/>
-        </w:numPr>
-      </w:pPr>
-      <w:r>
         <w:t xml:space="preserve">你嘅 task 喺到期日 - 撳一下打開</w:t>
       </w:r>
     </w:p>
@@ -6874,6 +6925,15 @@
         <w:rPr>
           <w:b/>
         </w:rPr>
+        <w:t xml:space="preserve">Week</w:t>
+      </w:r>
+      <w:r>
+        <w:t xml:space="preserve"> / </w:t>
+      </w:r>
+      <w:r>
+        <w:rPr>
+          <w:b/>
+        </w:rPr>
         <w:t xml:space="preserve">List</w:t>
       </w:r>
       <w:r>
@@ -6883,10 +6943,64 @@
         <w:rPr>
           <w:b/>
         </w:rPr>
+        <w:t xml:space="preserve">Show</w:t>
+      </w:r>
+      <w:r>
+        <w:t xml:space="preserve"> 嗰行係圖例亦係開關：撳 </w:t>
+      </w:r>
+      <w:r>
+        <w:rPr>
+          <w:b/>
+        </w:rPr>
+        <w:t xml:space="preserve">Issue due dates</w:t>
+      </w:r>
+      <w:r>
+        <w:t xml:space="preserve">、</w:t>
+      </w:r>
+      <w:r>
+        <w:rPr>
+          <w:b/>
+        </w:rPr>
+        <w:t xml:space="preserve">Tasks</w:t>
+      </w:r>
+      <w:r>
+        <w:t xml:space="preserve">、</w:t>
+      </w:r>
+      <w:r>
+        <w:rPr>
+          <w:b/>
+        </w:rPr>
+        <w:t xml:space="preserve">Holidays</w:t>
+      </w:r>
+      <w:r>
+        <w:t xml:space="preserve">、</w:t>
+      </w:r>
+      <w:r>
+        <w:rPr>
+          <w:b/>
+        </w:rPr>
+        <w:t xml:space="preserve">Team leave</w:t>
+      </w:r>
+      <w:r>
+        <w:t xml:space="preserve"> 或者 </w:t>
+      </w:r>
+      <w:r>
+        <w:rPr>
+          <w:b/>
+        </w:rPr>
+        <w:t xml:space="preserve">Meetings</w:t>
+      </w:r>
+      <w:r>
+        <w:t xml:space="preserve"> 就隱藏或者顯示。</w:t>
+      </w:r>
+      <w:r>
+        <w:rPr>
+          <w:b/>
+        </w:rPr>
         <w:t xml:space="preserve">Filter ▾</w:t>
       </w:r>
       <w:r>
-        <w:t xml:space="preserve"> 可以顯示或者隱藏會議、task 同 issue（會講隱藏咗幾多樣），</w:t>
+        <w:t xml:space="preserve"> 仲可以設定 </w:t>
       </w:r>
       <w:r>
         <w:rPr>
@@ -6895,7 +7009,7 @@
         <w:t xml:space="preserve">Week starts on: Monday / Sunday</w:t>
       </w:r>
       <w:r>
-        <w:t xml:space="preserve"> 揀最左邊一欄係星期一定星期日（會記住）。</w:t>
+        <w:t xml:space="preserve">（會記住）。</w:t>
       </w:r>
       <w:r>
         <w:rPr>
@@ -6913,7 +7027,7 @@
         <w:t xml:space="preserve">Today</w:t>
       </w:r>
       <w:r>
-        <w:t xml:space="preserve"> 轉月份；手機可以掃。</w:t>
+        <w:t xml:space="preserve"> 轉月（或者星期）；手機就掃。</w:t>
       </w:r>
     </w:p>
     <w:p>
@@ -6940,10 +7054,46 @@
         <w:rPr>
           <w:b/>
         </w:rPr>
-        <w:t xml:space="preserve">+ Event：</w:t>
-      </w:r>
-      <w:r>
-        <w:t xml:space="preserve"> 揀一個 chat，活動表格就喺嗰度打開，chat 入面所有人都會被邀請。</w:t>
+        <w:t xml:space="preserve">+ New ▾：</w:t>
+      </w:r>
+      <w:r>
+        <w:t xml:space="preserve"> </w:t>
+      </w:r>
+      <w:r>
+        <w:rPr>
+          <w:b/>
+        </w:rPr>
+        <w:t xml:space="preserve">Event</w:t>
+      </w:r>
+      <w:r>
+        <w:t xml:space="preserve"> 或者 </w:t>
+      </w:r>
+      <w:r>
+        <w:rPr>
+          <w:b/>
+        </w:rPr>
+        <w:t xml:space="preserve">Meeting</w:t>
+      </w:r>
+      <w:r>
+        <w:t xml:space="preserve">（揀一個 chat，表格喺嗰度打開，chat 入面所有人都會被邀請）、</w:t>
+      </w:r>
+      <w:r>
+        <w:rPr>
+          <w:b/>
+        </w:rPr>
+        <w:t xml:space="preserve">Task</w:t>
+      </w:r>
+      <w:r>
+        <w:t xml:space="preserve">，或者 </w:t>
+      </w:r>
+      <w:r>
+        <w:rPr>
+          <w:b/>
+        </w:rPr>
+        <w:t xml:space="preserve">Leave</w:t>
+      </w:r>
+      <w:r>
+        <w:t xml:space="preserve">。</w:t>
       </w:r>
     </w:p>
     <w:p>
@@ -6958,7 +7108,7 @@
         <w:rPr>
           <w:b/>
         </w:rPr>
-        <w:t xml:space="preserve">Add to Outlook：</w:t>
+        <w:t xml:space="preserve">Sync to Outlook：</w:t>
       </w:r>
       <w:r>
         <w:t xml:space="preserve"> </w:t>
@@ -7097,7 +7247,7 @@
         <w:rPr>
           <w:b/>
         </w:rPr>
-        <w:t xml:space="preserve">+ Leave</w:t>
+        <w:t xml:space="preserve">+ New ▾ &gt; Leave</w:t>
       </w:r>
       <w:r>
         <w:t xml:space="preserve">、</w:t>
@@ -7205,7 +7355,7 @@
         </w:numPr>
       </w:pPr>
       <w:r>
-        <w:t xml:space="preserve">Outlook（Add to Outlook）只會有你自己嘅假期，唔會有同事嘅。</w:t>
+        <w:t xml:space="preserve">Outlook（Sync to Outlook）只會有你自己嘅假期，唔會有同事嘅。</w:t>
       </w:r>
     </w:p>
     <w:p>
@@ -8155,7 +8305,7 @@
         </w:numPr>
       </w:pPr>
       <w:r>
-        <w:t xml:space="preserve">Project</w:t>
+        <w:t xml:space="preserve">釘選、星號、最近、最近刪除</w:t>
       </w:r>
     </w:p>
     <w:p>
@@ -8167,7 +8317,7 @@
         </w:numPr>
       </w:pPr>
       <w:r>
-        <w:t xml:space="preserve">釘選、星號、最近、最近刪除</w:t>
+        <w:t xml:space="preserve">資料夾（拖檔案嚟搬）</w:t>
       </w:r>
     </w:p>
     <w:p>
@@ -8179,7 +8329,7 @@
         </w:numPr>
       </w:pPr>
       <w:r>
-        <w:t xml:space="preserve">資料夾（拖檔案嚟搬）</w:t>
+        <w:t xml:space="preserve">隱藏或顯示資料夾</w:t>
       </w:r>
     </w:p>
     <w:p>
@@ -8191,7 +8341,7 @@
         </w:numPr>
       </w:pPr>
       <w:r>
-        <w:t xml:space="preserve">隱藏或顯示資料夾</w:t>
+        <w:t xml:space="preserve">而家喺邊</w:t>
       </w:r>
     </w:p>
     <w:p>
@@ -8203,7 +8353,7 @@
         </w:numPr>
       </w:pPr>
       <w:r>
-        <w:t xml:space="preserve">而家喺邊</w:t>
+        <w:t xml:space="preserve">搜尋呢個 project 嘅檔案</w:t>
       </w:r>
     </w:p>
     <w:p>
@@ -8215,7 +8365,7 @@
         </w:numPr>
       </w:pPr>
       <w:r>
-        <w:t xml:space="preserve">搜尋呢個 project 嘅檔案</w:t>
+        <w:t xml:space="preserve">+ 資料夾</w:t>
       </w:r>
     </w:p>
     <w:p>
@@ -8227,7 +8377,7 @@
         </w:numPr>
       </w:pPr>
       <w:r>
-        <w:t xml:space="preserve">+ 資料夾</w:t>
+        <w:t xml:space="preserve">上載</w:t>
       </w:r>
     </w:p>
     <w:p>
@@ -8239,7 +8389,7 @@
         </w:numPr>
       </w:pPr>
       <w:r>
-        <w:t xml:space="preserve">上載（或者拖檔案入頁面）</w:t>
+        <w:t xml:space="preserve">將檔案拖到呢度上載入呢個資料夾（或者撳）</w:t>
       </w:r>
     </w:p>
     <w:p>
@@ -9144,7 +9294,7 @@
         </w:numPr>
       </w:pPr>
       <w:r>
-        <w:t xml:space="preserve">圖則組：揀幾張、改名、封存、刪除</w:t>
+        <w:t xml:space="preserve">Set：顯示邊組圖則（Revit 嘅，或者上載嘅 PDF 組）；改名、封存、刪除一組</w:t>
       </w:r>
     </w:p>
     <w:p>
@@ -9156,7 +9306,7 @@
         </w:numPr>
       </w:pPr>
       <w:r>
-        <w:t xml:space="preserve">Mark-up 工具（下一張圖）</w:t>
+        <w:t xml:space="preserve">Mark-up 工具，按類分組（下一張圖）</w:t>
       </w:r>
     </w:p>
     <w:p>
@@ -9168,6 +9318,42 @@
         </w:numPr>
       </w:pPr>
       <w:r>
+        <w:t xml:space="preserve">Comment / + Issue：畫嘅嘢變成 comment 定 issue</w:t>
+      </w:r>
+    </w:p>
+    <w:p>
+      <w:pPr>
+        <w:pStyle w:val="ListParagraph"/>
+        <w:numPr>
+          <w:ilvl w:val="0"/>
+          <w:numId w:val="42"/>
+        </w:numPr>
+      </w:pPr>
+      <w:r>
+        <w:t xml:space="preserve">Files：下載 PDF、匯入 PDF / CAD、BCF、匯出</w:t>
+      </w:r>
+    </w:p>
+    <w:p>
+      <w:pPr>
+        <w:pStyle w:val="ListParagraph"/>
+        <w:numPr>
+          <w:ilvl w:val="0"/>
+          <w:numId w:val="42"/>
+        </w:numPr>
+      </w:pPr>
+      <w:r>
+        <w:t xml:space="preserve">+ Task：將呢張圖放落一個 task</w:t>
+      </w:r>
+    </w:p>
+    <w:p>
+      <w:pPr>
+        <w:pStyle w:val="ListParagraph"/>
+        <w:numPr>
+          <w:ilvl w:val="0"/>
+          <w:numId w:val="42"/>
+        </w:numPr>
+      </w:pPr>
+      <w:r>
         <w:t xml:space="preserve">View：分割、比較兩個版本、同步、圖則之間嘅連結</w:t>
       </w:r>
     </w:p>
@@ -9192,7 +9378,7 @@
         </w:numPr>
       </w:pPr>
       <w:r>
-        <w:t xml:space="preserve">旋轉、縮小 / 放大、Fit</w:t>
+        <w:t xml:space="preserve">縮放：100% 即係張圖啱啱夠闊；旋轉、縮小 / 放大、Fit</w:t>
       </w:r>
     </w:p>
     <w:p>
@@ -9413,7 +9599,16 @@
         <w:t xml:space="preserve">set</w:t>
       </w:r>
       <w:r>
-        <w:t xml:space="preserve"> 名（例如「Uploaded PDFs」或者「Consultant 2026-10」）。每個 set 喺頂部 drop-down 入面、project 標題下面自己一項，同 Revit 嘅 sheet 分開。佢啲 sheet 會顯示「Imported 2D only」，撳 </w:t>
+        <w:t xml:space="preserve"> 名（例如「Uploaded PDFs」或者「Consultant 2026-10」）。每個 set 喺 sheet 清單頂部嘅 </w:t>
+      </w:r>
+      <w:r>
+        <w:rPr>
+          <w:b/>
+        </w:rPr>
+        <w:t xml:space="preserve">Set:</w:t>
+      </w:r>
+      <w:r>
+        <w:t xml:space="preserve"> 入面自己一項，同「Revit sheets」分開。佢啲 sheet 會顯示「Imported 2D only」，撳 </w:t>
       </w:r>
       <w:r>
         <w:rPr>
@@ -9629,7 +9824,25 @@
         </w:numPr>
       </w:pPr>
       <w:r>
-        <w:t xml:space="preserve">全螢幕時頂部只得一行：project 同 model／sheet set 嘅 drop-down 會縮短 - 將滑鼠放上去就睇到全名。</w:t>
+        <w:t xml:space="preserve">張圖啱啱夠闊（</w:t>
+      </w:r>
+      <w:r>
+        <w:rPr>
+          <w:b/>
+        </w:rPr>
+        <w:t xml:space="preserve">Fit</w:t>
+      </w:r>
+      <w:r>
+        <w:t xml:space="preserve">）嗰陣縮放顯示 </w:t>
+      </w:r>
+      <w:r>
+        <w:rPr>
+          <w:b/>
+        </w:rPr>
+        <w:t xml:space="preserve">100%</w:t>
+      </w:r>
+      <w:r>
+        <w:t xml:space="preserve">；200% 即係大一倍。仲未有 markup 或者 issue 嘅時候，issue 清單會收埋喺邊（撳邊上個 tab 就返嚟，之後會保持打開）。</w:t>
       </w:r>
     </w:p>
     <w:p>
@@ -10843,7 +11056,7 @@
       <w:r>
         <w:drawing>
           <wp:inline distT="0" distB="0" distL="0" distR="0">
-            <wp:extent cx="5943600" cy="577941"/>
+            <wp:extent cx="5000625" cy="838200"/>
             <wp:docPr id="120" name="shot120" descr="markup-tools"/>
             <a:graphic xmlns:a="http://schemas.openxmlformats.org/drawingml/2006/main">
               <a:graphicData uri="http://schemas.openxmlformats.org/drawingml/2006/picture">
@@ -10861,7 +11074,7 @@
                   <pic:spPr>
                     <a:xfrm>
                       <a:off x="0" y="0"/>
-                      <a:ext cx="5943600" cy="577941"/>
+                      <a:ext cx="5000625" cy="838200"/>
                     </a:xfrm>
                     <a:prstGeom prst="rect">
                       <a:avLst/>
@@ -10907,7 +11120,7 @@
         </w:numPr>
       </w:pPr>
       <w:r>
-        <w:t xml:space="preserve">長方形 (B)</w:t>
+        <w:t xml:space="preserve">形狀：長方形、圓形、直線、箭咀、多段線、多邊形 - 旁邊個箭咀列出全部</w:t>
       </w:r>
     </w:p>
     <w:p>
@@ -10919,7 +11132,7 @@
         </w:numPr>
       </w:pPr>
       <w:r>
-        <w:t xml:space="preserve">圓形 (O)</w:t>
+        <w:t xml:space="preserve">雲線：最常用嚟標 issue，或者自由形</w:t>
       </w:r>
     </w:p>
     <w:p>
@@ -10931,7 +11144,7 @@
         </w:numPr>
       </w:pPr>
       <w:r>
-        <w:t xml:space="preserve">直線 (L)</w:t>
+        <w:t xml:space="preserve">筆同螢光筆</w:t>
       </w:r>
     </w:p>
     <w:p>
@@ -10943,7 +11156,7 @@
         </w:numPr>
       </w:pPr>
       <w:r>
-        <w:t xml:space="preserve">箭咀 (A)</w:t>
+        <w:t xml:space="preserve">文字、文字框、引線標註</w:t>
       </w:r>
     </w:p>
     <w:p>
@@ -10955,7 +11168,7 @@
         </w:numPr>
       </w:pPr>
       <w:r>
-        <w:t xml:space="preserve">雲線 (C) - 最常用嚟標 issue</w:t>
+        <w:t xml:space="preserve">印章：Approved、Rejected ...</w:t>
       </w:r>
     </w:p>
     <w:p>
@@ -10967,7 +11180,7 @@
         </w:numPr>
       </w:pPr>
       <w:r>
-        <w:t xml:space="preserve">自由形雲線 (Shift+C)</w:t>
+        <w:t xml:space="preserve">量度、尺寸線、面積、角度 - 按圖則比例</w:t>
       </w:r>
     </w:p>
     <w:p>
@@ -10979,7 +11192,7 @@
         </w:numPr>
       </w:pPr>
       <w:r>
-        <w:t xml:space="preserve">多段線 (P)</w:t>
+        <w:t xml:space="preserve">截圖、揀選文字、擦膠、複製格式</w:t>
       </w:r>
     </w:p>
     <w:p>
@@ -10991,187 +11204,7 @@
         </w:numPr>
       </w:pPr>
       <w:r>
-        <w:t xml:space="preserve">多邊形 (G)</w:t>
-      </w:r>
-    </w:p>
-    <w:p>
-      <w:pPr>
-        <w:pStyle w:val="ListParagraph"/>
-        <w:numPr>
-          <w:ilvl w:val="0"/>
-          <w:numId w:val="49"/>
-        </w:numPr>
-      </w:pPr>
-      <w:r>
-        <w:t xml:space="preserve">筆 (F)：手繪</w:t>
-      </w:r>
-    </w:p>
-    <w:p>
-      <w:pPr>
-        <w:pStyle w:val="ListParagraph"/>
-        <w:numPr>
-          <w:ilvl w:val="0"/>
-          <w:numId w:val="49"/>
-        </w:numPr>
-      </w:pPr>
-      <w:r>
-        <w:t xml:space="preserve">螢光筆 (I)</w:t>
-      </w:r>
-    </w:p>
-    <w:p>
-      <w:pPr>
-        <w:pStyle w:val="ListParagraph"/>
-        <w:numPr>
-          <w:ilvl w:val="0"/>
-          <w:numId w:val="49"/>
-        </w:numPr>
-      </w:pPr>
-      <w:r>
-        <w:t xml:space="preserve">文字 (T)</w:t>
-      </w:r>
-    </w:p>
-    <w:p>
-      <w:pPr>
-        <w:pStyle w:val="ListParagraph"/>
-        <w:numPr>
-          <w:ilvl w:val="0"/>
-          <w:numId w:val="49"/>
-        </w:numPr>
-      </w:pPr>
-      <w:r>
-        <w:t xml:space="preserve">文字框 (X)</w:t>
-      </w:r>
-    </w:p>
-    <w:p>
-      <w:pPr>
-        <w:pStyle w:val="ListParagraph"/>
-        <w:numPr>
-          <w:ilvl w:val="0"/>
-          <w:numId w:val="49"/>
-        </w:numPr>
-      </w:pPr>
-      <w:r>
-        <w:t xml:space="preserve">引線標註 (K)</w:t>
-      </w:r>
-    </w:p>
-    <w:p>
-      <w:pPr>
-        <w:pStyle w:val="ListParagraph"/>
-        <w:numPr>
-          <w:ilvl w:val="0"/>
-          <w:numId w:val="49"/>
-        </w:numPr>
-      </w:pPr>
-      <w:r>
-        <w:t xml:space="preserve">印章 (S)：Approved、Rejected ...</w:t>
-      </w:r>
-    </w:p>
-    <w:p>
-      <w:pPr>
-        <w:pStyle w:val="ListParagraph"/>
-        <w:numPr>
-          <w:ilvl w:val="0"/>
-          <w:numId w:val="49"/>
-        </w:numPr>
-      </w:pPr>
-      <w:r>
-        <w:t xml:space="preserve">量度 (M)：按圖則比例量長度</w:t>
-      </w:r>
-    </w:p>
-    <w:p>
-      <w:pPr>
-        <w:pStyle w:val="ListParagraph"/>
-        <w:numPr>
-          <w:ilvl w:val="0"/>
-          <w:numId w:val="49"/>
-        </w:numPr>
-      </w:pPr>
-      <w:r>
-        <w:t xml:space="preserve">尺寸線 (D)</w:t>
-      </w:r>
-    </w:p>
-    <w:p>
-      <w:pPr>
-        <w:pStyle w:val="ListParagraph"/>
-        <w:numPr>
-          <w:ilvl w:val="0"/>
-          <w:numId w:val="49"/>
-        </w:numPr>
-      </w:pPr>
-      <w:r>
-        <w:t xml:space="preserve">截圖 (Q)：截取部分圖則</w:t>
-      </w:r>
-    </w:p>
-    <w:p>
-      <w:pPr>
-        <w:pStyle w:val="ListParagraph"/>
-        <w:numPr>
-          <w:ilvl w:val="0"/>
-          <w:numId w:val="49"/>
-        </w:numPr>
-      </w:pPr>
-      <w:r>
-        <w:t xml:space="preserve">揀選圖上文字 (Y)</w:t>
-      </w:r>
-    </w:p>
-    <w:p>
-      <w:pPr>
-        <w:pStyle w:val="ListParagraph"/>
-        <w:numPr>
-          <w:ilvl w:val="0"/>
-          <w:numId w:val="49"/>
-        </w:numPr>
-      </w:pPr>
-      <w:r>
-        <w:t xml:space="preserve">面積 (E)</w:t>
-      </w:r>
-    </w:p>
-    <w:p>
-      <w:pPr>
-        <w:pStyle w:val="ListParagraph"/>
-        <w:numPr>
-          <w:ilvl w:val="0"/>
-          <w:numId w:val="49"/>
-        </w:numPr>
-      </w:pPr>
-      <w:r>
-        <w:t xml:space="preserve">角度 (U)</w:t>
-      </w:r>
-    </w:p>
-    <w:p>
-      <w:pPr>
-        <w:pStyle w:val="ListParagraph"/>
-        <w:numPr>
-          <w:ilvl w:val="0"/>
-          <w:numId w:val="49"/>
-        </w:numPr>
-      </w:pPr>
-      <w:r>
-        <w:t xml:space="preserve">擦膠 (W)</w:t>
-      </w:r>
-    </w:p>
-    <w:p>
-      <w:pPr>
-        <w:pStyle w:val="ListParagraph"/>
-        <w:numPr>
-          <w:ilvl w:val="0"/>
-          <w:numId w:val="49"/>
-        </w:numPr>
-      </w:pPr>
-      <w:r>
-        <w:t xml:space="preserve">套用格式 (J)：將一個 mark-up 嘅樣式抄去其他</w:t>
-      </w:r>
-    </w:p>
-    <w:p>
-      <w:pPr>
-        <w:pStyle w:val="ListParagraph"/>
-        <w:numPr>
-          <w:ilvl w:val="0"/>
-          <w:numId w:val="49"/>
-        </w:numPr>
-      </w:pPr>
-      <w:r>
-        <w:t xml:space="preserve">快捷鍵</w:t>
+        <w:t xml:space="preserve">快捷鍵：每個工具一個鍵</w:t>
       </w:r>
     </w:p>
     <w:tbl>
@@ -11446,13 +11479,13 @@
         <w:t xml:space="preserve">Comment 定 Issue：</w:t>
       </w:r>
       <w:r>
-        <w:t xml:space="preserve"> 頂部嘅 </w:t>
-      </w:r>
-      <w:r>
-        <w:rPr>
-          <w:b/>
-        </w:rPr>
-        <w:t xml:space="preserve">Comment / Issue</w:t>
+        <w:t xml:space="preserve"> 圖則工具列嘅 </w:t>
+      </w:r>
+      <w:r>
+        <w:rPr>
+          <w:b/>
+        </w:rPr>
+        <w:t xml:space="preserve">Comment / + Issue</w:t>
       </w:r>
       <w:r>
         <w:t xml:space="preserve"> 掣決定畫完 markup 之後做乜。喺 </w:t>
@@ -11491,7 +11524,7 @@
         <w:t xml:space="preserve">Raise issue</w:t>
       </w:r>
       <w:r>
-        <w:t xml:space="preserve"> 變成 issue。</w:t>
+        <w:t xml:space="preserve"> 變做 issue。</w:t>
       </w:r>
     </w:p>
     <w:p>
@@ -11657,7 +11690,7 @@
         </w:numPr>
       </w:pPr>
       <w:r>
-        <w:t xml:space="preserve">Navigate：轉動、移動、縮放 model</w:t>
+        <w:t xml:space="preserve">樓層：喺某層切開 model，當平面睇</w:t>
       </w:r>
     </w:p>
     <w:p>
@@ -11669,7 +11702,7 @@
         </w:numPr>
       </w:pPr>
       <w:r>
-        <w:t xml:space="preserve">Add issue：撳 model 放一個 issue</w:t>
+        <w:t xml:space="preserve">透視或者平行投影</w:t>
       </w:r>
     </w:p>
     <w:p>
@@ -11681,6 +11714,90 @@
         </w:numPr>
       </w:pPr>
       <w:r>
+        <w:t xml:space="preserve">Issue 釘：顯示或隱藏 model 上嘅 issue</w:t>
+      </w:r>
+    </w:p>
+    <w:p>
+      <w:pPr>
+        <w:pStyle w:val="ListParagraph"/>
+        <w:numPr>
+          <w:ilvl w:val="0"/>
+          <w:numId w:val="52"/>
+        </w:numPr>
+      </w:pPr>
+      <w:r>
+        <w:t xml:space="preserve">平面疊圖：將圖則疊喺 model 上</w:t>
+      </w:r>
+    </w:p>
+    <w:p>
+      <w:pPr>
+        <w:pStyle w:val="ListParagraph"/>
+        <w:numPr>
+          <w:ilvl w:val="0"/>
+          <w:numId w:val="52"/>
+        </w:numPr>
+      </w:pPr>
+      <w:r>
+        <w:t xml:space="preserve">更多：複製視圖連結、BCF、設定正面 / 世界座標、+ Task</w:t>
+      </w:r>
+    </w:p>
+    <w:p>
+      <w:pPr>
+        <w:pStyle w:val="ListParagraph"/>
+        <w:numPr>
+          <w:ilvl w:val="0"/>
+          <w:numId w:val="52"/>
+        </w:numPr>
+      </w:pPr>
+      <w:r>
+        <w:t xml:space="preserve">轉動：轉、移、縮放 model</w:t>
+      </w:r>
+    </w:p>
+    <w:p>
+      <w:pPr>
+        <w:pStyle w:val="ListParagraph"/>
+        <w:numPr>
+          <w:ilvl w:val="0"/>
+          <w:numId w:val="52"/>
+        </w:numPr>
+      </w:pPr>
+      <w:r>
+        <w:t xml:space="preserve">以眼睛高度行入去睇</w:t>
+      </w:r>
+    </w:p>
+    <w:p>
+      <w:pPr>
+        <w:pStyle w:val="ListParagraph"/>
+        <w:numPr>
+          <w:ilvl w:val="0"/>
+          <w:numId w:val="52"/>
+        </w:numPr>
+      </w:pPr>
+      <w:r>
+        <w:t xml:space="preserve">Fit：成個 model</w:t>
+      </w:r>
+    </w:p>
+    <w:p>
+      <w:pPr>
+        <w:pStyle w:val="ListParagraph"/>
+        <w:numPr>
+          <w:ilvl w:val="0"/>
+          <w:numId w:val="52"/>
+        </w:numPr>
+      </w:pPr>
+      <w:r>
+        <w:t xml:space="preserve">開關剖切盒</w:t>
+      </w:r>
+    </w:p>
+    <w:p>
+      <w:pPr>
+        <w:pStyle w:val="ListParagraph"/>
+        <w:numPr>
+          <w:ilvl w:val="0"/>
+          <w:numId w:val="52"/>
+        </w:numPr>
+      </w:pPr>
+      <w:r>
         <w:t xml:space="preserve">量度（會鎖點）</w:t>
       </w:r>
     </w:p>
@@ -11693,7 +11810,7 @@
         </w:numPr>
       </w:pPr>
       <w:r>
-        <w:t xml:space="preserve">樓層平面：喺某層切開 model</w:t>
+        <w:t xml:space="preserve">+ Add issue：撳 model 放一個</w:t>
       </w:r>
     </w:p>
     <w:p>
@@ -11705,7 +11822,7 @@
         </w:numPr>
       </w:pPr>
       <w:r>
-        <w:t xml:space="preserve">平面疊圖：將圖則疊喺 model 上</w:t>
+        <w:t xml:space="preserve">Project 嘅 model - 剔選顯示</w:t>
       </w:r>
     </w:p>
     <w:p>
@@ -11717,7 +11834,7 @@
         </w:numPr>
       </w:pPr>
       <w:r>
-        <w:t xml:space="preserve">複製呢個視圖嘅連結</w:t>
+        <w:t xml:space="preserve">構件：顯示或隱藏每個類別</w:t>
       </w:r>
     </w:p>
     <w:p>
@@ -11729,7 +11846,7 @@
         </w:numPr>
       </w:pPr>
       <w:r>
-        <w:t xml:space="preserve">BCF：同 Revit、Navisworks ... 交換 issue</w:t>
+        <w:t xml:space="preserve">視圖方塊：撳一面；Home 返總覽</w:t>
       </w:r>
     </w:p>
     <w:p>
@@ -11741,91 +11858,7 @@
         </w:numPr>
       </w:pPr>
       <w:r>
-        <w:t xml:space="preserve">Project 嘅 model - 剔選顯示</w:t>
-      </w:r>
-    </w:p>
-    <w:p>
-      <w:pPr>
-        <w:pStyle w:val="ListParagraph"/>
-        <w:numPr>
-          <w:ilvl w:val="0"/>
-          <w:numId w:val="52"/>
-        </w:numPr>
-      </w:pPr>
-      <w:r>
-        <w:t xml:space="preserve">顧問 model (IFC) 同疊加其他 project</w:t>
-      </w:r>
-    </w:p>
-    <w:p>
-      <w:pPr>
-        <w:pStyle w:val="ListParagraph"/>
-        <w:numPr>
-          <w:ilvl w:val="0"/>
-          <w:numId w:val="52"/>
-        </w:numPr>
-      </w:pPr>
-      <w:r>
-        <w:t xml:space="preserve">構件：顯示或隱藏每個類別</w:t>
-      </w:r>
-    </w:p>
-    <w:p>
-      <w:pPr>
-        <w:pStyle w:val="ListParagraph"/>
-        <w:numPr>
-          <w:ilvl w:val="0"/>
-          <w:numId w:val="52"/>
-        </w:numPr>
-      </w:pPr>
-      <w:r>
-        <w:t xml:space="preserve">Model browser：搵、揀、單獨顯示、放大構件</w:t>
-      </w:r>
-    </w:p>
-    <w:p>
-      <w:pPr>
-        <w:pStyle w:val="ListParagraph"/>
-        <w:numPr>
-          <w:ilvl w:val="0"/>
-          <w:numId w:val="52"/>
-        </w:numPr>
-      </w:pPr>
-      <w:r>
-        <w:t xml:space="preserve">視圖方塊：撳一面；Home 返總覽</w:t>
-      </w:r>
-    </w:p>
-    <w:p>
-      <w:pPr>
-        <w:pStyle w:val="ListParagraph"/>
-        <w:numPr>
-          <w:ilvl w:val="0"/>
-          <w:numId w:val="52"/>
-        </w:numPr>
-      </w:pPr>
-      <w:r>
-        <w:t xml:space="preserve">Walk、Fit、透視 / 正投影、Set front、World</w:t>
-      </w:r>
-    </w:p>
-    <w:p>
-      <w:pPr>
-        <w:pStyle w:val="ListParagraph"/>
-        <w:numPr>
-          <w:ilvl w:val="0"/>
-          <w:numId w:val="52"/>
-        </w:numPr>
-      </w:pPr>
-      <w:r>
-        <w:t xml:space="preserve">Selection：撳中構件嘅屬性；Isolate、Hide、Show all</w:t>
-      </w:r>
-    </w:p>
-    <w:p>
-      <w:pPr>
-        <w:pStyle w:val="ListParagraph"/>
-        <w:numPr>
-          <w:ilvl w:val="0"/>
-          <w:numId w:val="52"/>
-        </w:numPr>
-      </w:pPr>
-      <w:r>
-        <w:t xml:space="preserve">顯示或隱藏 model 入面嘅 issue 釘</w:t>
+        <w:t xml:space="preserve">Selection：撳中構件嘅屬性（未揀之前得一行）</w:t>
       </w:r>
     </w:p>
     <w:p>
@@ -13049,13 +13082,22 @@
     <w:p>
       <w:pPr/>
       <w:r>
-        <w:t xml:space="preserve">3D 頂部只留低 </w:t>
-      </w:r>
-      <w:r>
-        <w:rPr>
-          <w:b/>
-        </w:rPr>
-        <w:t xml:space="preserve">Navigate</w:t>
+        <w:t xml:space="preserve">喺 model 上面：</w:t>
+      </w:r>
+      <w:r>
+        <w:rPr>
+          <w:b/>
+        </w:rPr>
+        <w:t xml:space="preserve">底部嘅工具列</w:t>
+      </w:r>
+      <w:r>
+        <w:t xml:space="preserve">有 </w:t>
+      </w:r>
+      <w:r>
+        <w:rPr>
+          <w:b/>
+        </w:rPr>
+        <w:t xml:space="preserve">Orbit</w:t>
       </w:r>
       <w:r>
         <w:t xml:space="preserve">、</w:t>
@@ -13064,7 +13106,34 @@
         <w:rPr>
           <w:b/>
         </w:rPr>
-        <w:t xml:space="preserve">Add issue</w:t>
+        <w:t xml:space="preserve">Walk</w:t>
+      </w:r>
+      <w:r>
+        <w:t xml:space="preserve">、</w:t>
+      </w:r>
+      <w:r>
+        <w:rPr>
+          <w:b/>
+        </w:rPr>
+        <w:t xml:space="preserve">Fit</w:t>
+      </w:r>
+      <w:r>
+        <w:t xml:space="preserve">、</w:t>
+      </w:r>
+      <w:r>
+        <w:rPr>
+          <w:b/>
+        </w:rPr>
+        <w:t xml:space="preserve">Section box</w:t>
+      </w:r>
+      <w:r>
+        <w:t xml:space="preserve">、</w:t>
+      </w:r>
+      <w:r>
+        <w:rPr>
+          <w:b/>
+        </w:rPr>
+        <w:t xml:space="preserve">Measure</w:t>
       </w:r>
       <w:r>
         <w:t xml:space="preserve"> 同 </w:t>
@@ -13073,10 +13142,46 @@
         <w:rPr>
           <w:b/>
         </w:rPr>
-        <w:t xml:space="preserve">Measure</w:t>
-      </w:r>
-      <w:r>
-        <w:t xml:space="preserve">、樓層清單同 </w:t>
+        <w:t xml:space="preserve">+ Add issue</w:t>
+      </w:r>
+      <w:r>
+        <w:t xml:space="preserve">；</w:t>
+      </w:r>
+      <w:r>
+        <w:rPr>
+          <w:b/>
+        </w:rPr>
+        <w:t xml:space="preserve">左上角嘅 chip</w:t>
+      </w:r>
+      <w:r>
+        <w:t xml:space="preserve"> 係 </w:t>
+      </w:r>
+      <w:r>
+        <w:rPr>
+          <w:b/>
+        </w:rPr>
+        <w:t xml:space="preserve">Floor</w:t>
+      </w:r>
+      <w:r>
+        <w:t xml:space="preserve">（喺某層切開 model）、</w:t>
+      </w:r>
+      <w:r>
+        <w:rPr>
+          <w:b/>
+        </w:rPr>
+        <w:t xml:space="preserve">Perspective</w:t>
+      </w:r>
+      <w:r>
+        <w:t xml:space="preserve">、</w:t>
+      </w:r>
+      <w:r>
+        <w:rPr>
+          <w:b/>
+        </w:rPr>
+        <w:t xml:space="preserve">Issue pins</w:t>
+      </w:r>
+      <w:r>
+        <w:t xml:space="preserve">（顯示或隱藏）、</w:t>
       </w:r>
       <w:r>
         <w:rPr>
@@ -13085,13 +13190,22 @@
         <w:t xml:space="preserve">Plan overlay</w:t>
       </w:r>
       <w:r>
-        <w:t xml:space="preserve">、🔗 連結同 </w:t>
-      </w:r>
-      <w:r>
-        <w:rPr>
-          <w:b/>
-        </w:rPr>
-        <w:t xml:space="preserve">BCF ▾</w:t>
+        <w:t xml:space="preserve"> 同 </w:t>
+      </w:r>
+      <w:r>
+        <w:rPr>
+          <w:b/>
+        </w:rPr>
+        <w:t xml:space="preserve">⋯</w:t>
+      </w:r>
+      <w:r>
+        <w:t xml:space="preserve">（複製視圖連結、BCF、Set front／World、+ Task）。View cube 保留 </w:t>
+      </w:r>
+      <w:r>
+        <w:rPr>
+          <w:b/>
+        </w:rPr>
+        <w:t xml:space="preserve">Home</w:t>
       </w:r>
       <w:r>
         <w:t xml:space="preserve">。</w:t>
@@ -13100,7 +13214,7 @@
         <w:rPr>
           <w:b/>
         </w:rPr>
-        <w:t xml:space="preserve">Walk</w:t>
+        <w:t xml:space="preserve">Shaded / White / X-ray</w:t>
       </w:r>
       <w:r>
         <w:t xml:space="preserve"> 同 </w:t>
@@ -13109,24 +13223,6 @@
         <w:rPr>
           <w:b/>
         </w:rPr>
-        <w:t xml:space="preserve">Fit</w:t>
-      </w:r>
-      <w:r>
-        <w:t xml:space="preserve"> 喺 view cube 下面；</w:t>
-      </w:r>
-      <w:r>
-        <w:rPr>
-          <w:b/>
-        </w:rPr>
-        <w:t xml:space="preserve">Shaded / White / X-ray</w:t>
-      </w:r>
-      <w:r>
-        <w:t xml:space="preserve"> 同 </w:t>
-      </w:r>
-      <w:r>
-        <w:rPr>
-          <w:b/>
-        </w:rPr>
         <w:t xml:space="preserve">Depth</w:t>
       </w:r>
       <w:r>
@@ -13145,15 +13241,6 @@
         <w:rPr>
           <w:b/>
         </w:rPr>
-        <w:t xml:space="preserve">Hide issues</w:t>
-      </w:r>
-      <w:r>
-        <w:t xml:space="preserve"> 同 </w:t>
-      </w:r>
-      <w:r>
-        <w:rPr>
-          <w:b/>
-        </w:rPr>
         <w:t xml:space="preserve">Hide closed</w:t>
       </w:r>
       <w:r>
@@ -13166,7 +13253,7 @@
         <w:t xml:space="preserve">Issues in 3D</w:t>
       </w:r>
       <w:r>
-        <w:t xml:space="preserve"> 頂部。</w:t>
+        <w:t xml:space="preserve"> 頂部。未揀元件之前 Selection 只得一行。平板上兩邊 panel 由左上角個掣滑出嚟；手機就由下面升上嚟。</w:t>
       </w:r>
     </w:p>
     <w:p>
@@ -13912,7 +13999,7 @@
       <w:r>
         <w:drawing>
           <wp:inline distT="0" distB="0" distL="0" distR="0">
-            <wp:extent cx="4362450" cy="6496050"/>
+            <wp:extent cx="4362450" cy="6629400"/>
             <wp:docPr id="124" name="shot124" descr="model-tools"/>
             <a:graphic xmlns:a="http://schemas.openxmlformats.org/drawingml/2006/main">
               <a:graphicData uri="http://schemas.openxmlformats.org/drawingml/2006/picture">
@@ -13930,7 +14017,7 @@
                   <pic:spPr>
                     <a:xfrm>
                       <a:off x="0" y="0"/>
-                      <a:ext cx="4362450" cy="6496050"/>
+                      <a:ext cx="4362450" cy="6629400"/>
                     </a:xfrm>
                     <a:prstGeom prst="rect">
                       <a:avLst/>
@@ -14505,7 +14592,7 @@
         </w:numPr>
       </w:pPr>
       <w:r>
-        <w:t xml:space="preserve">撳頂部嘅 </w:t>
+        <w:t xml:space="preserve">撳底部工具列嘅 </w:t>
       </w:r>
       <w:r>
         <w:rPr>
@@ -16622,7 +16709,7 @@
       <w:r>
         <w:drawing>
           <wp:inline distT="0" distB="0" distL="0" distR="0">
-            <wp:extent cx="4362450" cy="6381750"/>
+            <wp:extent cx="4362450" cy="6515100"/>
             <wp:docPr id="127" name="shot127" descr="headroom"/>
             <a:graphic xmlns:a="http://schemas.openxmlformats.org/drawingml/2006/main">
               <a:graphicData uri="http://schemas.openxmlformats.org/drawingml/2006/picture">
@@ -16640,7 +16727,7 @@
                   <pic:spPr>
                     <a:xfrm>
                       <a:off x="0" y="0"/>
-                      <a:ext cx="4362450" cy="6381750"/>
+                      <a:ext cx="4362450" cy="6515100"/>
                     </a:xfrm>
                     <a:prstGeom prst="rect">
                       <a:avLst/>
@@ -21370,7 +21457,7 @@
       <w:r>
         <w:drawing>
           <wp:inline distT="0" distB="0" distL="0" distR="0">
-            <wp:extent cx="4267200" cy="6772275"/>
+            <wp:extent cx="4267200" cy="6791325"/>
             <wp:docPr id="133" name="shot133" descr="issue-3d"/>
             <a:graphic xmlns:a="http://schemas.openxmlformats.org/drawingml/2006/main">
               <a:graphicData uri="http://schemas.openxmlformats.org/drawingml/2006/picture">
@@ -21388,7 +21475,7 @@
                   <pic:spPr>
                     <a:xfrm>
                       <a:off x="0" y="0"/>
-                      <a:ext cx="4267200" cy="6772275"/>
+                      <a:ext cx="4267200" cy="6791325"/>
                     </a:xfrm>
                     <a:prstGeom prst="rect">
                       <a:avLst/>

--- a/docs/manual/LWK_Viewer_User_Manual_YUE.docx
+++ b/docs/manual/LWK_Viewer_User_Manual_YUE.docx
@@ -4375,7 +4375,79 @@
         <w:t xml:space="preserve">Ctrl+Z</w:t>
       </w:r>
       <w:r>
-        <w:t xml:space="preserve"> 可以全部攞返）。</w:t>
+        <w:t xml:space="preserve"> 可以全部攞返）。 </w:t>
+      </w:r>
+      <w:r>
+        <w:rPr>
+          <w:b/>
+        </w:rPr>
+        <w:t xml:space="preserve">複製同貼上 task：</w:t>
+      </w:r>
+      <w:r>
+        <w:t xml:space="preserve"> Ctrl 撳幾行揀幾個（Shift 撳：揀一段），再按 </w:t>
+      </w:r>
+      <w:r>
+        <w:rPr>
+          <w:b/>
+        </w:rPr>
+        <w:t xml:space="preserve">Ctrl+C</w:t>
+      </w:r>
+      <w:r>
+        <w:t xml:space="preserve"> 或者右撳 &gt; </w:t>
+      </w:r>
+      <w:r>
+        <w:rPr>
+          <w:b/>
+        </w:rPr>
+        <w:t xml:space="preserve">Copy</w:t>
+      </w:r>
+      <w:r>
+        <w:t xml:space="preserve">（或者 task 面板入面嘅複製掣）。右撳另一個 task &gt; </w:t>
+      </w:r>
+      <w:r>
+        <w:rPr>
+          <w:b/>
+        </w:rPr>
+        <w:t xml:space="preserve">Paste as sub-tasks of ...</w:t>
+      </w:r>
+      <w:r>
+        <w:t xml:space="preserve"> 或者 </w:t>
+      </w:r>
+      <w:r>
+        <w:rPr>
+          <w:b/>
+        </w:rPr>
+        <w:t xml:space="preserve">Paste below ...</w:t>
+      </w:r>
+      <w:r>
+        <w:t xml:space="preserve">，又或者右撳組嘅標題 &gt; </w:t>
+      </w:r>
+      <w:r>
+        <w:rPr>
+          <w:b/>
+        </w:rPr>
+        <w:t xml:space="preserve">Paste into ...</w:t>
+      </w:r>
+      <w:r>
+        <w:t xml:space="preserve">（揀咗一個 task 時 </w:t>
+      </w:r>
+      <w:r>
+        <w:rPr>
+          <w:b/>
+        </w:rPr>
+        <w:t xml:space="preserve">Ctrl+V</w:t>
+      </w:r>
+      <w:r>
+        <w:t xml:space="preserve"> 就貼喺佢下面）。每個副本都帶埋佢嘅 sub-task、標題、描述、負責人、日期、優先次序、欄位同連結，而且由頭開始：未完成、冇百分比、冇留言。貼去另一個 list 都得；一下 </w:t>
+      </w:r>
+      <w:r>
+        <w:rPr>
+          <w:b/>
+        </w:rPr>
+        <w:t xml:space="preserve">Ctrl+Z</w:t>
+      </w:r>
+      <w:r>
+        <w:t xml:space="preserve"> 就成次貼上收返。</w:t>
       </w:r>
     </w:p>
     <w:p>
@@ -9842,7 +9914,16 @@
         <w:t xml:space="preserve">100%</w:t>
       </w:r>
       <w:r>
-        <w:t xml:space="preserve">；200% 即係大一倍。仲未有 markup 或者 issue 嘅時候，issue 清單會收埋喺邊（撳邊上個 tab 就返嚟，之後會保持打開）。</w:t>
+        <w:t xml:space="preserve">；200% 即係大一倍。仲未有 markup 或者 issue 嘅時候，issue 清單會收埋喺邊（撳邊上個 tab 就返嚟，之後會保持打開）。 底部灰色嗰條會先寫</w:t>
+      </w:r>
+      <w:r>
+        <w:rPr>
+          <w:b/>
+        </w:rPr>
+        <w:t xml:space="preserve">你睇緊邊個版本</w:t>
+      </w:r>
+      <w:r>
+        <w:t xml:space="preserve">：*Output 21 Oct 2026, 14:05 · Rev C (15/10/2026)* - 張 sheet 由 Revit 輸出嘅時間同佢而家嘅 revision - 上載嘅 PDF 就係 *Uploaded ... by ...*（之前發佈嘅 sheet 會顯示 *Published ...*，即係發佈嘅時間）。</w:t>
       </w:r>
     </w:p>
     <w:p>
@@ -17531,7 +17612,7 @@
         <w:t xml:space="preserve">類型名</w:t>
       </w:r>
       <w:r>
-        <w:t xml:space="preserve">就係圖上嘅街名（例如類型 *Yeung Fan Lane North Street*）。路口唔係長條形 - 改為揀佢嘅中線同對面界線嘅線。</w:t>
+        <w:t xml:space="preserve">就係圖上嘅街名（例如類型 *Yeung Fan Lane North Street*）。路口唔係長條形 - 改為揀佢嘅中線同對面界線嘅線。 一條街可以係幾塊同類型嘅 Floor，或者一塊斜嘅、改過形狀嘅 Floor：同類型又相連嘅板會合併做一條街。</w:t>
       </w:r>
     </w:p>
     <w:p>
@@ -18624,7 +18705,7 @@
         <w:t xml:space="preserve">LWK &gt; Viewer tools &gt; SBD Export：</w:t>
       </w:r>
       <w:r>
-        <w:t xml:space="preserve"> 揀地盤界線，剔走唔係對住地盤嘅街，揀 viewer 嘅 project，mass 就會送去 viewer 即刻計算；Revit 視窗都會顯示結果，連每條街嘅長度、闊度同高度。</w:t>
+        <w:t xml:space="preserve"> 揀地盤界線，剔走唔係對住地盤嘅街，揀 viewer 嘅 project，mass 就會送去 viewer 即刻計算；Revit 視窗都會顯示結果，連每條街嘅長度、闊度同高度。 Model 會即刻送出，viewer 喺背後計算（進度條會等結果，最多 5 分鐘）；計好之前 Checks &gt; SBD 會顯示 *Assessing ...*。唔係長條形嘅街板只會報一次，仲可以即刻揀佢嘅中線同對面界線。</w:t>
       </w:r>
     </w:p>
     <w:p>

--- a/docs/manual/LWK_Viewer_User_Manual_YUE.docx
+++ b/docs/manual/LWK_Viewer_User_Manual_YUE.docx
@@ -19708,6 +19708,51 @@
       </w:r>
       <w:r>
         <w:t xml:space="preserve">嘅方向（Fig B3：「L2 &gt; L1，Lp = L1」）- 所有建築都係咁，無論係咪對住街（取代 report 5 嘅短邊同峽谷分段嘅投影）。街道峽谷照樣計 U = (A(a) + A(b)) / (L(a) + L(b))，Max Lp = 5U。</w:t>
+      </w:r>
+    </w:p>
+    <w:p>
+      <w:pPr>
+        <w:pStyle w:val="ListParagraph"/>
+        <w:numPr>
+          <w:ilvl w:val="0"/>
+          <w:numId w:val="81"/>
+        </w:numPr>
+      </w:pPr>
+      <w:r>
+        <w:rPr>
+          <w:b/>
+        </w:rPr>
+        <w:t xml:space="preserve">TMTL496 嘅規則（L 形街、斜路、路口）：</w:t>
+      </w:r>
+      <w:r>
+        <w:t xml:space="preserve"> </w:t>
+      </w:r>
+      <w:r>
+        <w:rPr>
+          <w:b/>
+        </w:rPr>
+        <w:t xml:space="preserve">每條街用一個 Floor 類型</w:t>
+      </w:r>
+      <w:r>
+        <w:t xml:space="preserve">（類型名就係街名）；L 形或者彎嘅街都係一個類型 - 一塊或者幾塊 Floor 都得，唔使切開，viewer 會自己逐段計 - 路口屬於主路。同一條街嘅板如果重疊或者留咗少少空隙（斜路旁邊平嘅一段、改過形狀嘅斜路）會頭尾接駁，Revit 會列出每條街用咗幾多塊 Floor 同頂面。街尾畫成兩條邊嘅，中線唔會再喺尾打斜。貼街嘅側面區域會沿地盤嘅圓角或者斜角轉向路口，一直計到街道中線；佢喺街上嘅部分去到內邊同地盤界線相交嗰點為止，平行投影面切斷。兩條並排而喺平面上重疊嘅通風廊只當一個開口、</w:t>
+      </w:r>
+      <w:r>
+        <w:rPr>
+          <w:b/>
+        </w:rPr>
+        <w:t xml:space="preserve">一條通風廊</w:t>
+      </w:r>
+      <w:r>
+        <w:t xml:space="preserve"> - 揀轉角最細嗰條，另一條註明略去。每條街只有</w:t>
+      </w:r>
+      <w:r>
+        <w:rPr>
+          <w:b/>
+        </w:rPr>
+        <w:t xml:space="preserve">一條 30 m 線</w:t>
+      </w:r>
+      <w:r>
+        <w:t xml:space="preserve">（成條中線向內偏移 30 m），而每兩組分開嘅建築都會標尺寸（15 m 或以上，分開）。</w:t>
       </w:r>
     </w:p>
     <w:p>

--- a/docs/manual/LWK_Viewer_User_Manual_YUE.docx
+++ b/docs/manual/LWK_Viewer_User_Manual_YUE.docx
@@ -9701,6 +9701,150 @@
         </w:numPr>
       </w:pPr>
       <w:r>
+        <w:rPr>
+          <w:b/>
+        </w:rPr>
+        <w:t xml:space="preserve">分組同隱藏 sheet：</w:t>
+      </w:r>
+      <w:r>
+        <w:t xml:space="preserve"> sheet 清單可以分</w:t>
+      </w:r>
+      <w:r>
+        <w:rPr>
+          <w:b/>
+        </w:rPr>
+        <w:t xml:space="preserve">組</w:t>
+      </w:r>
+      <w:r>
+        <w:t xml:space="preserve">（主題 - 平面、立面、剖面 ...）：Sheets 標題嘅 ☰ &gt; </w:t>
+      </w:r>
+      <w:r>
+        <w:rPr>
+          <w:b/>
+        </w:rPr>
+        <w:t xml:space="preserve">New group</w:t>
+      </w:r>
+      <w:r>
+        <w:t xml:space="preserve"> 或者 </w:t>
+      </w:r>
+      <w:r>
+        <w:rPr>
+          <w:b/>
+        </w:rPr>
+        <w:t xml:space="preserve">Make groups from the sheet numbers</w:t>
+      </w:r>
+      <w:r>
+        <w:t xml:space="preserve">（A-1xx、A-2xx ...），再右撳 sheet &gt; </w:t>
+      </w:r>
+      <w:r>
+        <w:rPr>
+          <w:b/>
+        </w:rPr>
+        <w:t xml:space="preserve">Move to ...</w:t>
+      </w:r>
+      <w:r>
+        <w:t xml:space="preserve">（或者用 </w:t>
+      </w:r>
+      <w:r>
+        <w:rPr>
+          <w:b/>
+        </w:rPr>
+        <w:t xml:space="preserve">Select</w:t>
+      </w:r>
+      <w:r>
+        <w:t xml:space="preserve"> 揀幾張，再撳 </w:t>
+      </w:r>
+      <w:r>
+        <w:rPr>
+          <w:b/>
+        </w:rPr>
+        <w:t xml:space="preserve">Group ▾</w:t>
+      </w:r>
+      <w:r>
+        <w:t xml:space="preserve">）- project 成員整嘅組大家都見到。撳組嘅標題可以收埋；佢嘅 ⋯ 有 </w:t>
+      </w:r>
+      <w:r>
+        <w:rPr>
+          <w:b/>
+        </w:rPr>
+        <w:t xml:space="preserve">Show only this group</w:t>
+      </w:r>
+      <w:r>
+        <w:t xml:space="preserve"> 同 </w:t>
+      </w:r>
+      <w:r>
+        <w:rPr>
+          <w:b/>
+        </w:rPr>
+        <w:t xml:space="preserve">Show all groups</w:t>
+      </w:r>
+      <w:r>
+        <w:t xml:space="preserve">（收埋邊組只係你自己嘅設定）。</w:t>
+      </w:r>
+      <w:r>
+        <w:rPr>
+          <w:b/>
+        </w:rPr>
+        <w:t xml:space="preserve">Admin</w:t>
+      </w:r>
+      <w:r>
+        <w:t xml:space="preserve"> 可以喺 viewer </w:t>
+      </w:r>
+      <w:r>
+        <w:rPr>
+          <w:b/>
+        </w:rPr>
+        <w:t xml:space="preserve">隱藏</w:t>
+      </w:r>
+      <w:r>
+        <w:t xml:space="preserve"> sheet：右撳 &gt; </w:t>
+      </w:r>
+      <w:r>
+        <w:rPr>
+          <w:b/>
+        </w:rPr>
+        <w:t xml:space="preserve">Hide ... from the viewer</w:t>
+      </w:r>
+      <w:r>
+        <w:t xml:space="preserve">（或者揀幾張 &gt; </w:t>
+      </w:r>
+      <w:r>
+        <w:rPr>
+          <w:b/>
+        </w:rPr>
+        <w:t xml:space="preserve">Hide</w:t>
+      </w:r>
+      <w:r>
+        <w:t xml:space="preserve">）。隱藏咗嘅 sheet 下次由 Revit 發佈之後都仍然隱藏；admin 仍然見到（淡色），喺 </w:t>
+      </w:r>
+      <w:r>
+        <w:rPr>
+          <w:b/>
+        </w:rPr>
+        <w:t xml:space="preserve">Hidden from the viewer</w:t>
+      </w:r>
+      <w:r>
+        <w:t xml:space="preserve"> 入面，可以再顯示。想永久唔要某啲 sheet，就喺 Revit 發佈時只揀要嘅 sheet，並剔走 </w:t>
+      </w:r>
+      <w:r>
+        <w:rPr>
+          <w:b/>
+        </w:rPr>
+        <w:t xml:space="preserve">Keep sheets published before</w:t>
+      </w:r>
+      <w:r>
+        <w:t xml:space="preserve">。</w:t>
+      </w:r>
+    </w:p>
+    <w:p>
+      <w:pPr>
+        <w:pStyle w:val="ListParagraph"/>
+        <w:numPr>
+          <w:ilvl w:val="0"/>
+          <w:numId w:val="43"/>
+        </w:numPr>
+      </w:pPr>
+      <w:r>
         <w:t xml:space="preserve">匯入 PDF 會開一個視窗：</w:t>
       </w:r>
       <w:r>
@@ -19734,16 +19878,43 @@
         <w:t xml:space="preserve">每條街用一個 Floor 類型</w:t>
       </w:r>
       <w:r>
-        <w:t xml:space="preserve">（類型名就係街名）；L 形或者彎嘅街都係一個類型 - 一塊或者幾塊 Floor 都得，唔使切開，viewer 會自己逐段計 - 路口屬於主路。同一條街嘅板如果重疊或者留咗少少空隙（斜路旁邊平嘅一段、改過形狀嘅斜路）會頭尾接駁，Revit 會列出每條街用咗幾多塊 Floor 同頂面。街尾畫成兩條邊嘅，中線唔會再喺尾打斜。貼街嘅側面區域會沿地盤嘅圓角或者斜角轉向路口，一直計到街道中線；佢喺街上嘅部分去到內邊同地盤界線相交嗰點為止，平行投影面切斷。兩條並排而喺平面上重疊嘅通風廊只當一個開口、</w:t>
-      </w:r>
-      <w:r>
-        <w:rPr>
-          <w:b/>
-        </w:rPr>
-        <w:t xml:space="preserve">一條通風廊</w:t>
-      </w:r>
-      <w:r>
-        <w:t xml:space="preserve"> - 揀轉角最細嗰條，另一條註明略去。每條街只有</w:t>
+        <w:t xml:space="preserve">（類型名就係街名）；L 形或者彎嘅街都係一個類型 - 一塊或者幾塊 Floor 都得，唔使切開，viewer 會自己逐段計 - 路口屬於主路。同一條街嘅板如果重疊或者留咗少少空隙（斜路旁邊平嘅一段、改過形狀嘅斜路）會頭尾接駁，Revit 會列出每條街用咗幾多塊 Floor 同頂面。街尾畫成兩條邊嘅，中線唔會再喺尾打斜。貼街嘅側面區域會沿地盤嘅圓角或者斜角轉向路口，一直計到街道中線；佢喺街上嘅部分去到內邊同地盤界線相交嗰點為止，平行投影面切斷。平面上重疊嘅通風廊只當</w:t>
+      </w:r>
+      <w:r>
+        <w:rPr>
+          <w:b/>
+        </w:rPr>
+        <w:t xml:space="preserve">一條</w:t>
+      </w:r>
+      <w:r>
+        <w:t xml:space="preserve">：保留計數嗰條（15 m 或以上）- 兩條都唔計就保留轉角最細嗰條；並排嘅就當一個開口，唔並排嘅另一條空隙就</w:t>
+      </w:r>
+      <w:r>
+        <w:rPr>
+          <w:b/>
+        </w:rPr>
+        <w:t xml:space="preserve">略去</w:t>
+      </w:r>
+      <w:r>
+        <w:t xml:space="preserve">（打交叉、當阻擋、冇 IS）。直投影睇唔到、轉咗角（最多 15°）嘅開口會顯示為</w:t>
+      </w:r>
+      <w:r>
+        <w:rPr>
+          <w:b/>
+        </w:rPr>
+        <w:t xml:space="preserve">斜向空隙</w:t>
+      </w:r>
+      <w:r>
+        <w:t xml:space="preserve">（A1 ...）；15 m 或以上會標示要檢查。兩條唔同名嘅街就係兩塊 Floor（兩個類型）：主路包路口，另一條街喺主路嘅路邊線收尾。Checks &gt; SBD 嘅 </w:t>
+      </w:r>
+      <w:r>
+        <w:rPr>
+          <w:b/>
+        </w:rPr>
+        <w:t xml:space="preserve">Model (JSON)</w:t>
+      </w:r>
+      <w:r>
+        <w:t xml:space="preserve"> 可以下載送出嘅 model，傳俾我哋檢查。每條街只有</w:t>
       </w:r>
       <w:r>
         <w:rPr>

--- a/docs/manual/LWK_Viewer_User_Manual_YUE.docx
+++ b/docs/manual/LWK_Viewer_User_Manual_YUE.docx
@@ -19938,6 +19938,60 @@
         <w:rPr>
           <w:b/>
         </w:rPr>
+        <w:t xml:space="preserve">TMTL496 第三次審閱：</w:t>
+      </w:r>
+      <w:r>
+        <w:t xml:space="preserve"> 側面區域喺街上嘅部分，啱啱好喺內邊同地盤界線相交嘅兩點之間，兩頭都</w:t>
+      </w:r>
+      <w:r>
+        <w:rPr>
+          <w:b/>
+        </w:rPr>
+        <w:t xml:space="preserve">平行投影面</w:t>
+      </w:r>
+      <w:r>
+        <w:t xml:space="preserve">切斷。過咗最後一個建築角，內邊亦可以向離開投影面嘅方向轉 15°，冇建築擋住嘅地方就計多啲面積。開口會</w:t>
+      </w:r>
+      <w:r>
+        <w:rPr>
+          <w:b/>
+        </w:rPr>
+        <w:t xml:space="preserve">逐層</w:t>
+      </w:r>
+      <w:r>
+        <w:t xml:space="preserve">搵：喺某個高度以上先通嘅開口（例如兩座塔中間有座矮樓）會當</w:t>
+      </w:r>
+      <w:r>
+        <w:rPr>
+          <w:b/>
+        </w:rPr>
+        <w:t xml:space="preserve">由嗰個高度起嘅通風廊（S2）</w:t>
+      </w:r>
+      <w:r>
+        <w:t xml:space="preserve">，立面上嗰個高度以下當阻擋，以上當 IS（矮樓旁邊少過 3 m 嘅窄縫算佢嘅一部分；嗰度有較闊嘅空隙就照原樣保留，矮樓上面嘅空間橫向計）。轉角嘅開口夠 15 m 或以上，而家都會當通風廊計。每條通風廊會用經同一個開口、轉最多 15° 嘅</w:t>
+      </w:r>
+      <w:r>
+        <w:rPr>
+          <w:b/>
+        </w:rPr>
+        <w:t xml:space="preserve">最闊</w:t>
+      </w:r>
+      <w:r>
+        <w:t xml:space="preserve">帶量度；咁樣夠 15 m 就計數。喺平面將滑鼠放喺建築名上面，會顯示佢頂部離 Level 0 幾高 - 如果喺高過佢頂部嘅平面層仍然見到佢，即係 Level 0 比你預期低（Level 0 係貼地盤最低嗰條街）。</w:t>
+      </w:r>
+    </w:p>
+    <w:p>
+      <w:pPr>
+        <w:pStyle w:val="ListParagraph"/>
+        <w:numPr>
+          <w:ilvl w:val="0"/>
+          <w:numId w:val="81"/>
+        </w:numPr>
+      </w:pPr>
+      <w:r>
+        <w:rPr>
+          <w:b/>
+        </w:rPr>
         <w:t xml:space="preserve">立面上</w:t>
       </w:r>
       <w:r>
@@ -24874,6 +24928,96 @@
       </w:r>
       <w:r>
         <w:t xml:space="preserve"> 訊息（Close），同埋所有得一個掣嘅訊息。LWK 工具未載入之前、或者開 model 期間彈出嘅對話框，由 launcher 嘅 watcher 處理，佢會搵晒嗰個 Revit 嘅所有視窗。每個對話框都會寫入 nightly\dialogs.log。更新之後，下次你自己開 Revit 時，launcher 同 watcher 會自動更新。最好係喺嗰部電腦修好或者移除壞咗嘅 add-in。</w:t>
+      </w:r>
+    </w:p>
+    <w:p>
+      <w:pPr>
+        <w:pStyle w:val="ListParagraph"/>
+        <w:numPr>
+          <w:ilvl w:val="0"/>
+          <w:numId w:val="99"/>
+        </w:numPr>
+      </w:pPr>
+      <w:r>
+        <w:rPr>
+          <w:b/>
+        </w:rPr>
+        <w:t xml:space="preserve">Revit 2023-2026（watcher 2026-11-31）：</w:t>
+      </w:r>
+      <w:r>
+        <w:t xml:space="preserve"> launcher 嘅 watcher 而家亦會睇到新式嘅 WPF 視窗，並按掣上嘅字去撳：未簽署嘅 add-in 撳 </w:t>
+      </w:r>
+      <w:r>
+        <w:rPr>
+          <w:b/>
+        </w:rPr>
+        <w:t xml:space="preserve">Load Once</w:t>
+      </w:r>
+      <w:r>
+        <w:t xml:space="preserve">、缺少連結撳 </w:t>
+      </w:r>
+      <w:r>
+        <w:rPr>
+          <w:b/>
+        </w:rPr>
+        <w:t xml:space="preserve">Ignore and continue opening the project</w:t>
+      </w:r>
+      <w:r>
+        <w:t xml:space="preserve">、缺少第三方 updater 撳 </w:t>
+      </w:r>
+      <w:r>
+        <w:rPr>
+          <w:b/>
+        </w:rPr>
+        <w:t xml:space="preserve">Continue working with the file</w:t>
+      </w:r>
+      <w:r>
+        <w:t xml:space="preserve">，What's New 之類嘅通知就 Close。佢永遠唔會撳 </w:t>
+      </w:r>
+      <w:r>
+        <w:rPr>
+          <w:b/>
+        </w:rPr>
+        <w:t xml:space="preserve">Cancel</w:t>
+      </w:r>
+      <w:r>
+        <w:t xml:space="preserve">、</w:t>
+      </w:r>
+      <w:r>
+        <w:rPr>
+          <w:b/>
+        </w:rPr>
+        <w:t xml:space="preserve">Do Not Load</w:t>
+      </w:r>
+      <w:r>
+        <w:t xml:space="preserve"> 或者 </w:t>
+      </w:r>
+      <w:r>
+        <w:rPr>
+          <w:b/>
+        </w:rPr>
+        <w:t xml:space="preserve">Always Load</w:t>
+      </w:r>
+      <w:r>
+        <w:t xml:space="preserve"> - 得一個 Cancel 掣嘅進度視窗會由佢，所以開緊嘅 model 唔會被停。佢唔認識嘅對話框會寫入 nightly\dialogs.log，相片放喺 nightly\dialogs\ - 兩樣都傳俾我哋，就可以加規則。更新之後，請喺每部電腦開 </w:t>
+      </w:r>
+      <w:r>
+        <w:rPr>
+          <w:b/>
+        </w:rPr>
+        <w:t xml:space="preserve">Auto-export</w:t>
+      </w:r>
+      <w:r>
+        <w:t xml:space="preserve">，</w:t>
+      </w:r>
+      <w:r>
+        <w:rPr>
+          <w:b/>
+        </w:rPr>
+        <w:t xml:space="preserve">儲存一次排程</w:t>
+      </w:r>
+      <w:r>
+        <w:t xml:space="preserve">：咁先會寫入新嘅 launcher 同 watcher。</w:t>
       </w:r>
     </w:p>
     <w:p>

--- a/docs/manual/LWK_Viewer_User_Manual_YUE.docx
+++ b/docs/manual/LWK_Viewer_User_Manual_YUE.docx
@@ -19978,6 +19978,24 @@
       </w:r>
       <w:r>
         <w:t xml:space="preserve">帶量度；咁樣夠 15 m 就計數。喺平面將滑鼠放喺建築名上面，會顯示佢頂部離 Level 0 幾高 - 如果喺高過佢頂部嘅平面層仍然見到佢，即係 Level 0 比你預期低（Level 0 係貼地盤最低嗰條街）。</w:t>
+      </w:r>
+    </w:p>
+    <w:p>
+      <w:pPr>
+        <w:pStyle w:val="ListParagraph"/>
+        <w:numPr>
+          <w:ilvl w:val="0"/>
+          <w:numId w:val="81"/>
+        </w:numPr>
+      </w:pPr>
+      <w:r>
+        <w:rPr>
+          <w:b/>
+        </w:rPr>
+        <w:t xml:space="preserve">檢查進行中：</w:t>
+      </w:r>
+      <w:r>
+        <w:t xml:space="preserve"> 每次 SBD 檢查都喺伺服器上獨立嘅程序度行，優先次序較低，所以期間 viewer 同由 Revit 發佈都照常運作。大嘅 model 可能要幾分鐘 - 面板會顯示進行中。超過 20 分鐘嘅檢查會停止並顯示訊息：請將 model（Model (JSON)）傳俾我哋睇睇。</w:t>
       </w:r>
     </w:p>
     <w:p>

--- a/docs/manual/LWK_Viewer_User_Manual_YUE.docx
+++ b/docs/manual/LWK_Viewer_User_Manual_YUE.docx
@@ -25949,6 +25949,69 @@
       </w:r>
       <w:r>
         <w:t xml:space="preserve"> 3D 版由每部裝置傳嚟嘅報告：載入咗乜、最高記憶體、frame rate、卡頓同 crash。篩選 crash 或者手機同平板，就知 viewer 喺邊度辛苦。</w:t>
+      </w:r>
+    </w:p>
+    <w:p>
+      <w:pPr>
+        <w:pStyle w:val="ListParagraph"/>
+        <w:numPr>
+          <w:ilvl w:val="0"/>
+          <w:numId w:val="104"/>
+        </w:numPr>
+      </w:pPr>
+      <w:r>
+        <w:rPr>
+          <w:b/>
+        </w:rPr>
+        <w:t xml:space="preserve">Speed（網站管理員）：</w:t>
+      </w:r>
+      <w:r>
+        <w:t xml:space="preserve"> 伺服器回應有幾快、用家要等幾耐，一直都喺度量度。</w:t>
+      </w:r>
+      <w:r>
+        <w:rPr>
+          <w:b/>
+        </w:rPr>
+        <w:t xml:space="preserve">Days</w:t>
+      </w:r>
+      <w:r>
+        <w:t xml:space="preserve">：回應數量、一般同最慢嘅時間，同 </w:t>
+      </w:r>
+      <w:r>
+        <w:rPr>
+          <w:b/>
+        </w:rPr>
+        <w:t xml:space="preserve">stalls（停頓）</w:t>
+      </w:r>
+      <w:r>
+        <w:t xml:space="preserve"> - 伺服器停咗回應所有人嘅時刻（好似 viewer 顯示 Offline 嗰陣）。每次停頓都會講伺服器當時忙緊乜：傳俾我哋就可以修正嗰部分。</w:t>
+      </w:r>
+      <w:r>
+        <w:rPr>
+          <w:b/>
+        </w:rPr>
+        <w:t xml:space="preserve">Pages, as people waited</w:t>
+      </w:r>
+      <w:r>
+        <w:t xml:space="preserve">：每個版喺用家自己部機上要幾耐先用得（第一張圖紙或者模型顯示咗），同佢最慢嘅資料。</w:t>
+      </w:r>
+      <w:r>
+        <w:rPr>
+          <w:b/>
+        </w:rPr>
+        <w:t xml:space="preserve">Server answers</w:t>
+      </w:r>
+      <w:r>
+        <w:t xml:space="preserve"> 同 </w:t>
+      </w:r>
+      <w:r>
+        <w:rPr>
+          <w:b/>
+        </w:rPr>
+        <w:t xml:space="preserve">Slow answers</w:t>
+      </w:r>
+      <w:r>
+        <w:t xml:space="preserve">（超過 2 秒）顯示邊部分用咗時間。Chat 等緊新訊息嘅請求會計數，但唔當慢。</w:t>
       </w:r>
     </w:p>
     <w:p>

--- a/docs/manual/LWK_Viewer_User_Manual_YUE.docx
+++ b/docs/manual/LWK_Viewer_User_Manual_YUE.docx
@@ -19996,6 +19996,24 @@
       </w:r>
       <w:r>
         <w:t xml:space="preserve"> 每次 SBD 檢查都喺伺服器上獨立嘅程序度行，優先次序較低，所以期間 viewer 同由 Revit 發佈都照常運作。大嘅 model 可能要幾分鐘 - 面板會顯示進行中。超過 20 分鐘嘅檢查會停止並顯示訊息：請將 model（Model (JSON)）傳俾我哋睇睇。</w:t>
+      </w:r>
+    </w:p>
+    <w:p>
+      <w:pPr>
+        <w:pStyle w:val="ListParagraph"/>
+        <w:numPr>
+          <w:ilvl w:val="0"/>
+          <w:numId w:val="81"/>
+        </w:numPr>
+      </w:pPr>
+      <w:r>
+        <w:rPr>
+          <w:b/>
+        </w:rPr>
+        <w:t xml:space="preserve">街道峽谷闊度</w:t>
+      </w:r>
+      <w:r>
+        <w:t xml:space="preserve">會垂直於該段街道（佢嘅整體方向）量度，覆蓋建築或建築組嘅整個臨街面，只要外牆喺中線 30 m 範圍內 - 街道由幾塊 Floor 接駁而令中線有少少彎位，都唔會令峽谷變斜。</w:t>
       </w:r>
     </w:p>
     <w:p>

--- a/docs/manual/LWK_Viewer_User_Manual_YUE.docx
+++ b/docs/manual/LWK_Viewer_User_Manual_YUE.docx
@@ -9834,6 +9834,18 @@
       </w:r>
       <w:r>
         <w:t xml:space="preserve">。</w:t>
+      </w:r>
+    </w:p>
+    <w:p>
+      <w:pPr>
+        <w:pStyle w:val="ListParagraph"/>
+        <w:numPr>
+          <w:ilvl w:val="0"/>
+          <w:numId w:val="43"/>
+        </w:numPr>
+      </w:pPr>
+      <w:r>
+        <w:t xml:space="preserve">將 sheet 搬入群組或者隱藏，會即刻顯示，之後喺背後儲存 - 唔使再讀成個 sheet 清單，所以就算大型項目都可以好快整理，唔會拖慢其他人用伺服器。如果改動儲存唔到，狀態列會講明，清單會按伺服器上嘅樣子再顯示。</w:t>
       </w:r>
     </w:p>
     <w:p>

--- a/docs/manual/LWK_Viewer_User_Manual_YUE.docx
+++ b/docs/manual/LWK_Viewer_User_Manual_YUE.docx
@@ -9725,43 +9725,52 @@
         <w:t xml:space="preserve">New group</w:t>
       </w:r>
       <w:r>
+        <w:t xml:space="preserve">，再 ☰ &gt; </w:t>
+      </w:r>
+      <w:r>
+        <w:rPr>
+          <w:b/>
+        </w:rPr>
+        <w:t xml:space="preserve">Move / hide sheets</w:t>
+      </w:r>
+      <w:r>
+        <w:t xml:space="preserve">：剔選 sheet，用清單頂嗰條一直固定喺頂嘅工具列嘅 </w:t>
+      </w:r>
+      <w:r>
+        <w:rPr>
+          <w:b/>
+        </w:rPr>
+        <w:t xml:space="preserve">Move to ▾</w:t>
+      </w:r>
+      <w:r>
         <w:t xml:space="preserve"> 或者 </w:t>
       </w:r>
       <w:r>
         <w:rPr>
           <w:b/>
         </w:rPr>
-        <w:t xml:space="preserve">Make groups from the sheet numbers</w:t>
-      </w:r>
-      <w:r>
-        <w:t xml:space="preserve">（A-1xx、A-2xx ...），再右撳 sheet &gt; </w:t>
-      </w:r>
-      <w:r>
-        <w:rPr>
-          <w:b/>
-        </w:rPr>
-        <w:t xml:space="preserve">Move to ...</w:t>
-      </w:r>
-      <w:r>
-        <w:t xml:space="preserve">（或者用 </w:t>
-      </w:r>
-      <w:r>
-        <w:rPr>
-          <w:b/>
-        </w:rPr>
-        <w:t xml:space="preserve">Select</w:t>
-      </w:r>
-      <w:r>
-        <w:t xml:space="preserve"> 揀幾張，再撳 </w:t>
-      </w:r>
-      <w:r>
-        <w:rPr>
-          <w:b/>
-        </w:rPr>
-        <w:t xml:space="preserve">Group ▾</w:t>
-      </w:r>
-      <w:r>
-        <w:t xml:space="preserve">）- project 成員整嘅組大家都見到。撳組嘅標題可以收埋；佢嘅 ⋯ 有 </w:t>
+        <w:t xml:space="preserve">Hide</w:t>
+      </w:r>
+      <w:r>
+        <w:t xml:space="preserve">（或者右撳任何一張已剔嘅 sheet - 所有已剔嘅都會一齊搬）。每次搬完，揀選會清除，可以再揀下一批；撳 </w:t>
+      </w:r>
+      <w:r>
+        <w:rPr>
+          <w:b/>
+        </w:rPr>
+        <w:t xml:space="preserve">Esc</w:t>
+      </w:r>
+      <w:r>
+        <w:t xml:space="preserve"> 或者 </w:t>
+      </w:r>
+      <w:r>
+        <w:rPr>
+          <w:b/>
+        </w:rPr>
+        <w:t xml:space="preserve">Done</w:t>
+      </w:r>
+      <w:r>
+        <w:t xml:space="preserve"> 完成- project 成員整嘅組大家都見到。撳組嘅標題可以收埋；佢嘅 ⋯ 有 </w:t>
       </w:r>
       <w:r>
         <w:rPr>
@@ -9834,6 +9843,69 @@
       </w:r>
       <w:r>
         <w:t xml:space="preserve">。</w:t>
+      </w:r>
+    </w:p>
+    <w:p>
+      <w:pPr>
+        <w:pStyle w:val="ListParagraph"/>
+        <w:numPr>
+          <w:ilvl w:val="0"/>
+          <w:numId w:val="43"/>
+        </w:numPr>
+      </w:pPr>
+      <w:r>
+        <w:rPr>
+          <w:b/>
+        </w:rPr>
+        <w:t xml:space="preserve">排 sheet 次序：</w:t>
+      </w:r>
+      <w:r>
+        <w:t xml:space="preserve"> 拖一張 sheet（或者已剔嘅幾張）去另一張上面 - 會放喺佢前面或者後面，入埋嗰張 sheet 嘅組；放喺組嘅標題上就會放到嗰組最尾。或者右撳 sheet &gt; </w:t>
+      </w:r>
+      <w:r>
+        <w:rPr>
+          <w:b/>
+        </w:rPr>
+        <w:t xml:space="preserve">Move up</w:t>
+      </w:r>
+      <w:r>
+        <w:t xml:space="preserve"> / </w:t>
+      </w:r>
+      <w:r>
+        <w:rPr>
+          <w:b/>
+        </w:rPr>
+        <w:t xml:space="preserve">Move down</w:t>
+      </w:r>
+      <w:r>
+        <w:t xml:space="preserve">。每組有自己嘅次序，未分組嘅 sheet 亦一樣，所有人都睇到同一個次序。</w:t>
+      </w:r>
+      <w:r>
+        <w:rPr>
+          <w:b/>
+        </w:rPr>
+        <w:t xml:space="preserve">Hidden 就係回收筒</w:t>
+      </w:r>
+      <w:r>
+        <w:t xml:space="preserve">（管理員）：右撳隱藏咗嘅 sheet &gt; </w:t>
+      </w:r>
+      <w:r>
+        <w:rPr>
+          <w:b/>
+        </w:rPr>
+        <w:t xml:space="preserve">Delete from the server ...</w:t>
+      </w:r>
+      <w:r>
+        <w:t xml:space="preserve">，或者 Hidden 標題嘅 ⋯ &gt; </w:t>
+      </w:r>
+      <w:r>
+        <w:rPr>
+          <w:b/>
+        </w:rPr>
+        <w:t xml:space="preserve">Delete all ...</w:t>
+      </w:r>
+      <w:r>
+        <w:t xml:space="preserve"> - sheet 同佢嘅 PDF 會永久刪除，下次由 Revit 發佈都唔會返嚟；佢嘅標記同 issue 會保留。</w:t>
       </w:r>
     </w:p>
     <w:p>

--- a/docs/manual/LWK_Viewer_User_Manual_YUE.docx
+++ b/docs/manual/LWK_Viewer_User_Manual_YUE.docx
@@ -20080,6 +20080,27 @@
       </w:r>
       <w:r>
         <w:t xml:space="preserve"> 每次 SBD 檢查都喺伺服器上獨立嘅程序度行，優先次序較低，所以期間 viewer 同由 Revit 發佈都照常運作。大嘅 model 可能要幾分鐘 - 面板會顯示進行中。超過 20 分鐘嘅檢查會停止並顯示訊息：請將 model（Model (JSON)）傳俾我哋睇睇。</w:t>
+      </w:r>
+    </w:p>
+    <w:p>
+      <w:pPr>
+        <w:pStyle w:val="ListParagraph"/>
+        <w:numPr>
+          <w:ilvl w:val="0"/>
+          <w:numId w:val="81"/>
+        </w:numPr>
+      </w:pPr>
+      <w:r>
+        <w:t xml:space="preserve">撳 </w:t>
+      </w:r>
+      <w:r>
+        <w:rPr>
+          <w:b/>
+        </w:rPr>
+        <w:t xml:space="preserve">Run</w:t>
+      </w:r>
+      <w:r>
+        <w:t xml:space="preserve"> 會喺伺服器開始檢查，面板會顯示進行中；完成後結果會自動顯示（好似 TMTL496 咁大嘅 model 大約要 3 分鐘）。你可以離開面板再返嚟 - 期間 viewer 其他部分照常運作。</w:t>
       </w:r>
     </w:p>
     <w:p>

--- a/docs/manual/LWK_Viewer_User_Manual_YUE.docx
+++ b/docs/manual/LWK_Viewer_User_Manual_YUE.docx
@@ -2401,6 +2401,24 @@
       </w:r>
     </w:p>
     <w:p>
+      <w:pPr>
+        <w:pStyle w:val="ListParagraph"/>
+        <w:numPr>
+          <w:ilvl w:val="0"/>
+          <w:numId w:val="9"/>
+        </w:numPr>
+      </w:pPr>
+      <w:r>
+        <w:rPr>
+          <w:b/>
+        </w:rPr>
+        <w:t xml:space="preserve">由你部機打開：</w:t>
+      </w:r>
+      <w:r>
+        <w:t xml:space="preserve"> Dashboard 上次顯示嘅內容會留喺呢部機，即刻顯示；之後只會問 server 由上次到而家有改動嘅 issue。如果 server 冇回應，畫面會保留上次嘅版本，並會講明。</w:t>
+      </w:r>
+    </w:p>
+    <w:p>
       <w:pPr/>
       <w:r>
         <w:rPr>
@@ -3064,6 +3082,21 @@
       </w:r>
     </w:p>
     <w:p>
+      <w:pPr/>
+      <w:r>
+        <w:t xml:space="preserve">之前打開過嘅 list 會即刻由呢部機顯示，然後只由 server 攞上次之後嘅改動。好長嘅 group 會先顯示頭 150 個 task；向下碌（或者撳 </w:t>
+      </w:r>
+      <w:r>
+        <w:rPr>
+          <w:b/>
+        </w:rPr>
+        <w:t xml:space="preserve">Show more</w:t>
+      </w:r>
+      <w:r>
+        <w:t xml:space="preserve">）就會出下一批。搜尋同篩選一樣會睇晒所有 task。</w:t>
+      </w:r>
+    </w:p>
+    <w:p>
       <w:pPr>
         <w:pStyle w:val="Heading3"/>
       </w:pPr>
@@ -5005,6 +5038,12 @@
     <w:p>
       <w:pPr/>
       <w:r>
+        <w:t xml:space="preserve">之前打開過嘅 board 會即刻由呢部機顯示；之後其他人做嘅改動幾秒內就會到。Sign out 會清走留喺部機嘅版本（Board、Tasks、Dashboard）。</w:t>
+      </w:r>
+    </w:p>
+    <w:p>
+      <w:pPr/>
+      <w:r>
         <w:rPr>
           <w:b/>
         </w:rPr>
@@ -13211,6 +13250,42 @@
         </w:numPr>
       </w:pPr>
       <w:r>
+        <w:rPr>
+          <w:b/>
+        </w:rPr>
+        <w:t xml:space="preserve">分階段載入：</w:t>
+      </w:r>
+      <w:r>
+        <w:t xml:space="preserve"> 主 model 一載入完就顯示，你即刻可以開工；其他 model 喺後面繼續載入，近你視角嘅先載（「Main model ready - N more model(s) loading behind it」）。</w:t>
+      </w:r>
+    </w:p>
+    <w:p>
+      <w:pPr>
+        <w:pStyle w:val="ListParagraph"/>
+        <w:numPr>
+          <w:ilvl w:val="0"/>
+          <w:numId w:val="56"/>
+        </w:numPr>
+      </w:pPr>
+      <w:r>
+        <w:rPr>
+          <w:b/>
+        </w:rPr>
+        <w:t xml:space="preserve">Open with the main model only</w:t>
+      </w:r>
+      <w:r>
+        <w:t xml:space="preserve">（喺 list 下面，呢部機會記住）：打開時只載入主 model；其他 model 要你剔佢或者行近佢先會載入。網絡慢或者電腦記憶體少嘅時候好有用。</w:t>
+      </w:r>
+    </w:p>
+    <w:p>
+      <w:pPr>
+        <w:pStyle w:val="ListParagraph"/>
+        <w:numPr>
+          <w:ilvl w:val="0"/>
+          <w:numId w:val="56"/>
+        </w:numPr>
+      </w:pPr>
+      <w:r>
         <w:t xml:space="preserve">每個 panel 嘅標題（Models、Section、Measure 等等）撳一下就收埋，下次都會保持收埋。</w:t>
       </w:r>
     </w:p>
@@ -25159,6 +25234,24 @@
       </w:r>
       <w:r>
         <w:t xml:space="preserve">：咁先會寫入新嘅 launcher 同 watcher。</w:t>
+      </w:r>
+    </w:p>
+    <w:p>
+      <w:pPr>
+        <w:pStyle w:val="ListParagraph"/>
+        <w:numPr>
+          <w:ilvl w:val="0"/>
+          <w:numId w:val="99"/>
+        </w:numPr>
+      </w:pPr>
+      <w:r>
+        <w:rPr>
+          <w:b/>
+        </w:rPr>
+        <w:t xml:space="preserve">只上載有改動嘅檔案（2026-12-08 更新）：</w:t>
+      </w:r>
+      <w:r>
+        <w:t xml:space="preserve"> 冇改過嘅 3D model 會出同上一晚一模一樣嘅檔案；圖紙冇改過嘅 sheet PDF（Revit 每次都會寫入新日期）亦會認得係同一張——兩樣都唔會再上載。Log 會寫例如「upload: sending 6 of 108 file(s), 12.4 MB - the rest unchanged (40 sheet PDF(s) exported again with only their dates changed)」。要喺部 PC 更新 add-in（LWK.extension）；更新後第一晚仍然會全部上載一次。</w:t>
       </w:r>
     </w:p>
     <w:p>

--- a/docs/manual/LWK_Viewer_User_Manual_YUE.docx
+++ b/docs/manual/LWK_Viewer_User_Manual_YUE.docx
@@ -20175,7 +20175,16 @@
         <w:t xml:space="preserve">Run</w:t>
       </w:r>
       <w:r>
-        <w:t xml:space="preserve"> 會喺伺服器開始檢查，面板會顯示進行中；完成後結果會自動顯示（好似 TMTL496 咁大嘅 model 大約要 3 分鐘）。你可以離開面板再返嚟 - 期間 viewer 其他部分照常運作。</w:t>
+        <w:t xml:space="preserve"> 會喺伺服器開始檢查，面板會顯示進行中；完成後結果會自動顯示（由 2026-12-09 起，有好多級塔樓嘅大 model 都唔使一分鐘）。結果下面嘅 </w:t>
+      </w:r>
+      <w:r>
+        <w:rPr>
+          <w:b/>
+        </w:rPr>
+        <w:t xml:space="preserve">took ...</w:t>
+      </w:r>
+      <w:r>
+        <w:t xml:space="preserve"> 會寫檢查用咗幾耐，同埋每一步用咗幾耐（plane search、elevations、Case 1 等）。你可以離開面板再返嚟 - 期間 viewer 其他部分照常運作。</w:t>
       </w:r>
     </w:p>
     <w:p>

--- a/docs/manual/LWK_Viewer_User_Manual_YUE.docx
+++ b/docs/manual/LWK_Viewer_User_Manual_YUE.docx
@@ -20498,6 +20498,359 @@
     </w:p>
     <w:p>
       <w:pPr>
+        <w:pStyle w:val="Heading3"/>
+      </w:pPr>
+      <w:r>
+        <w:t xml:space="preserve">採光同通風（窗面積檢查）</w:t>
+      </w:r>
+    </w:p>
+    <w:p>
+      <w:pPr/>
+      <w:r>
+        <w:t xml:space="preserve">Revit 嘅 </w:t>
+      </w:r>
+      <w:r>
+        <w:rPr>
+          <w:b/>
+        </w:rPr>
+        <w:t xml:space="preserve">Light &amp; Vent</w:t>
+      </w:r>
+      <w:r>
+        <w:t xml:space="preserve"> 檢查會逐個房計算所需嘅採光面積（房面積 x 1/10）同可開啟面積（x 1/16），同佢嘅窗同幕牆板提供嘅面積比較。結果可以喺 viewer </w:t>
+      </w:r>
+      <w:r>
+        <w:rPr>
+          <w:b/>
+        </w:rPr>
+        <w:t xml:space="preserve">嘅平面圖 sheet</w:t>
+      </w:r>
+      <w:r>
+        <w:t xml:space="preserve"> 上面審閱 - 就算檢查係喺一個 model 做（</w:t>
+      </w:r>
+      <w:r>
+        <w:rPr>
+          <w:b/>
+        </w:rPr>
+        <w:t xml:space="preserve">Calculation Master Model</w:t>
+      </w:r>
+      <w:r>
+        <w:t xml:space="preserve">，房面積最準），而平面圖 sheet 係由另一個 model 發佈（</w:t>
+      </w:r>
+      <w:r>
+        <w:rPr>
+          <w:b/>
+        </w:rPr>
+        <w:t xml:space="preserve">Layout Master Model</w:t>
+      </w:r>
+      <w:r>
+        <w:t xml:space="preserve">）都得。兩個 model 只要用</w:t>
+      </w:r>
+      <w:r>
+        <w:rPr>
+          <w:b/>
+        </w:rPr>
+        <w:t xml:space="preserve">同一套 shared coordinates</w:t>
+      </w:r>
+      <w:r>
+        <w:t xml:space="preserve">。</w:t>
+      </w:r>
+    </w:p>
+    <w:p>
+      <w:pPr/>
+      <w:r>
+        <w:rPr>
+          <w:b/>
+        </w:rPr>
+        <w:t xml:space="preserve">喺 Revit</w:t>
+      </w:r>
+    </w:p>
+    <w:p>
+      <w:pPr>
+        <w:pStyle w:val="ListParagraph"/>
+        <w:numPr>
+          <w:ilvl w:val="0"/>
+          <w:numId w:val="83"/>
+        </w:numPr>
+      </w:pPr>
+      <w:r>
+        <w:rPr>
+          <w:b/>
+        </w:rPr>
+        <w:t xml:space="preserve">Calculation model：</w:t>
+      </w:r>
+      <w:r>
+        <w:t xml:space="preserve"> 照舊做 </w:t>
+      </w:r>
+      <w:r>
+        <w:rPr>
+          <w:b/>
+        </w:rPr>
+        <w:t xml:space="preserve">Light &amp; Vent</w:t>
+      </w:r>
+      <w:r>
+        <w:t xml:space="preserve">，之後喺 *Send the result to the viewer?* 揀 </w:t>
+      </w:r>
+      <w:r>
+        <w:rPr>
+          <w:b/>
+        </w:rPr>
+        <w:t xml:space="preserve">Yes</w:t>
+      </w:r>
+      <w:r>
+        <w:t xml:space="preserve">，再揀 viewer project。每個房會連埋佢嘅輪廓、窗同結果一齊送出；diagrams PDF（如果有整）都會一齊送，亦會存喺 Folders &gt; 00 BIM &gt; Exports &gt; Light &amp; Ventilation。</w:t>
+      </w:r>
+    </w:p>
+    <w:p>
+      <w:pPr>
+        <w:pStyle w:val="ListParagraph"/>
+        <w:numPr>
+          <w:ilvl w:val="0"/>
+          <w:numId w:val="83"/>
+        </w:numPr>
+      </w:pPr>
+      <w:r>
+        <w:rPr>
+          <w:b/>
+        </w:rPr>
+        <w:t xml:space="preserve">Layout model：</w:t>
+      </w:r>
+      <w:r>
+        <w:t xml:space="preserve"> 用</w:t>
+      </w:r>
+      <w:r>
+        <w:rPr>
+          <w:b/>
+        </w:rPr>
+        <w:t xml:space="preserve">更新咗嘅 add-in</w:t>
+      </w:r>
+      <w:r>
+        <w:t xml:space="preserve">（2026-12-10 或之後）</w:t>
+      </w:r>
+      <w:r>
+        <w:rPr>
+          <w:b/>
+        </w:rPr>
+        <w:t xml:space="preserve">再發佈一次</w:t>
+      </w:r>
+      <w:r>
+        <w:t xml:space="preserve">平面圖 sheet。之後每張平面圖都會記住佢喺 shared coordinates 嘅位置。舊嘅平面圖唔會顯示房，圖例會講明。</w:t>
+      </w:r>
+    </w:p>
+    <w:p>
+      <w:pPr/>
+      <w:r>
+        <w:rPr>
+          <w:b/>
+        </w:rPr>
+        <w:t xml:space="preserve">喺 sheet 上面</w:t>
+      </w:r>
+    </w:p>
+    <w:p>
+      <w:pPr>
+        <w:pStyle w:val="ListParagraph"/>
+        <w:numPr>
+          <w:ilvl w:val="0"/>
+          <w:numId w:val="84"/>
+        </w:numPr>
+      </w:pPr>
+      <w:r>
+        <w:rPr>
+          <w:b/>
+        </w:rPr>
+        <w:t xml:space="preserve">View &gt; Light &amp; Vent</w:t>
+      </w:r>
+      <w:r>
+        <w:t xml:space="preserve"> 會喺</w:t>
+      </w:r>
+      <w:r>
+        <w:rPr>
+          <w:b/>
+        </w:rPr>
+        <w:t xml:space="preserve">同一層</w:t>
+      </w:r>
+      <w:r>
+        <w:t xml:space="preserve">嘅平面圖上將每個已檢查嘅房上色：綠色 </w:t>
+      </w:r>
+      <w:r>
+        <w:rPr>
+          <w:b/>
+        </w:rPr>
+        <w:t xml:space="preserve">OK</w:t>
+      </w:r>
+      <w:r>
+        <w:t xml:space="preserve">、紅色 </w:t>
+      </w:r>
+      <w:r>
+        <w:rPr>
+          <w:b/>
+        </w:rPr>
+        <w:t xml:space="preserve">NOT OK</w:t>
+      </w:r>
+      <w:r>
+        <w:t xml:space="preserve"> / </w:t>
+      </w:r>
+      <w:r>
+        <w:rPr>
+          <w:b/>
+        </w:rPr>
+        <w:t xml:space="preserve">NO WINDOW</w:t>
+      </w:r>
+      <w:r>
+        <w:t xml:space="preserve">、橙色 </w:t>
+      </w:r>
+      <w:r>
+        <w:rPr>
+          <w:b/>
+        </w:rPr>
+        <w:t xml:space="preserve">NEEDS DATA</w:t>
+      </w:r>
+      <w:r>
+        <w:t xml:space="preserve">（有窗類型要確認）。同另一個房一齊計嘅房（例如廚房同客廳：*WITH 131*）會用嗰個房嘅顏色畫虛線。啲圓點係佢嘅窗同幕牆板。</w:t>
+      </w:r>
+    </w:p>
+    <w:p>
+      <w:pPr>
+        <w:pStyle w:val="ListParagraph"/>
+        <w:numPr>
+          <w:ilvl w:val="0"/>
+          <w:numId w:val="84"/>
+        </w:numPr>
+      </w:pPr>
+      <w:r>
+        <w:t xml:space="preserve">左下角嘅圖例會顯示數量、model 同檢查時間。</w:t>
+      </w:r>
+    </w:p>
+    <w:p>
+      <w:pPr>
+        <w:pStyle w:val="ListParagraph"/>
+        <w:numPr>
+          <w:ilvl w:val="0"/>
+          <w:numId w:val="84"/>
+        </w:numPr>
+      </w:pPr>
+      <w:r>
+        <w:rPr>
+          <w:b/>
+        </w:rPr>
+        <w:t xml:space="preserve">撳一個房</w:t>
+      </w:r>
+      <w:r>
+        <w:t xml:space="preserve">（Select 工具）：卡片會顯示面積、所需同提供嘅採光及可開啟面積（實量玻璃，旁邊係 闊 x 高 x 70 %）、每個窗（標記、類型、尺寸、開法、所佔比例）同備註。</w:t>
+      </w:r>
+      <w:r>
+        <w:rPr>
+          <w:b/>
+        </w:rPr>
+        <w:t xml:space="preserve">Show in 3D</w:t>
+      </w:r>
+      <w:r>
+        <w:t xml:space="preserve"> 會喺 model 顯示佢啲窗；</w:t>
+      </w:r>
+      <w:r>
+        <w:rPr>
+          <w:b/>
+        </w:rPr>
+        <w:t xml:space="preserve">Make issue</w:t>
+      </w:r>
+      <w:r>
+        <w:t xml:space="preserve"> 會喺房外面畫雲線並打開已填好嘅 issue 表格。</w:t>
+      </w:r>
+      <w:r>
+        <w:rPr>
+          <w:b/>
+        </w:rPr>
+        <w:t xml:space="preserve">Esc</w:t>
+      </w:r>
+      <w:r>
+        <w:t xml:space="preserve"> 清除。</w:t>
+      </w:r>
+    </w:p>
+    <w:p>
+      <w:pPr/>
+      <w:r>
+        <w:rPr>
+          <w:b/>
+        </w:rPr>
+        <w:t xml:space="preserve">表格同 Dashboard</w:t>
+      </w:r>
+    </w:p>
+    <w:p>
+      <w:pPr>
+        <w:pStyle w:val="ListParagraph"/>
+        <w:numPr>
+          <w:ilvl w:val="0"/>
+          <w:numId w:val="85"/>
+        </w:numPr>
+      </w:pPr>
+      <w:r>
+        <w:rPr>
+          <w:b/>
+        </w:rPr>
+        <w:t xml:space="preserve">3D &gt; Checks &gt; Light &amp; Vent：</w:t>
+      </w:r>
+      <w:r>
+        <w:t xml:space="preserve"> 列出所有房，可以按樓層、單位同結果篩選（先睇要處理嘅房）。撳一行會顯示卡片，</w:t>
+      </w:r>
+      <w:r>
+        <w:rPr>
+          <w:b/>
+        </w:rPr>
+        <w:t xml:space="preserve">On the plan ...</w:t>
+      </w:r>
+      <w:r>
+        <w:t xml:space="preserve"> 會打開嗰張 sheet 並顯示嗰個房。</w:t>
+      </w:r>
+      <w:r>
+        <w:rPr>
+          <w:b/>
+        </w:rPr>
+        <w:t xml:space="preserve">Table (CSV)</w:t>
+      </w:r>
+      <w:r>
+        <w:t xml:space="preserve"> 同 </w:t>
+      </w:r>
+      <w:r>
+        <w:rPr>
+          <w:b/>
+        </w:rPr>
+        <w:t xml:space="preserve">Diagrams (PDF)</w:t>
+      </w:r>
+      <w:r>
+        <w:t xml:space="preserve"> 可以下載。</w:t>
+      </w:r>
+    </w:p>
+    <w:p>
+      <w:pPr>
+        <w:pStyle w:val="ListParagraph"/>
+        <w:numPr>
+          <w:ilvl w:val="0"/>
+          <w:numId w:val="85"/>
+        </w:numPr>
+      </w:pPr>
+      <w:r>
+        <w:rPr>
+          <w:b/>
+        </w:rPr>
+        <w:t xml:space="preserve">Dashboard：</w:t>
+      </w:r>
+      <w:r>
+        <w:t xml:space="preserve"> 有一張 Light &amp; Ventilation 卡，顯示數量同上次檢查日期。</w:t>
+      </w:r>
+    </w:p>
+    <w:p>
+      <w:pPr>
+        <w:pStyle w:val="ListParagraph"/>
+        <w:numPr>
+          <w:ilvl w:val="0"/>
+          <w:numId w:val="85"/>
+        </w:numPr>
+      </w:pPr>
+      <w:r>
+        <w:t xml:space="preserve">如果房喺平面圖上嘅位置唔啱，即係兩個 model 唔係用同一套 shared coordinates：請同 BIM team 檢查（Revit 嘅 Manage &gt; Coordinates）。</w:t>
+      </w:r>
+    </w:p>
+    <w:p>
+      <w:pPr>
         <w:pStyle w:val="Heading2"/>
       </w:pPr>
       <w:r>
@@ -20935,7 +21288,7 @@
         <w:pStyle w:val="ListParagraph"/>
         <w:numPr>
           <w:ilvl w:val="0"/>
-          <w:numId w:val="83"/>
+          <w:numId w:val="86"/>
         </w:numPr>
       </w:pPr>
       <w:r>
@@ -20953,7 +21306,7 @@
         <w:pStyle w:val="ListParagraph"/>
         <w:numPr>
           <w:ilvl w:val="0"/>
-          <w:numId w:val="83"/>
+          <w:numId w:val="86"/>
         </w:numPr>
       </w:pPr>
       <w:r>
@@ -20971,7 +21324,7 @@
         <w:pStyle w:val="ListParagraph"/>
         <w:numPr>
           <w:ilvl w:val="0"/>
-          <w:numId w:val="83"/>
+          <w:numId w:val="86"/>
         </w:numPr>
       </w:pPr>
       <w:r>
@@ -20989,7 +21342,7 @@
         <w:pStyle w:val="ListParagraph"/>
         <w:numPr>
           <w:ilvl w:val="0"/>
-          <w:numId w:val="83"/>
+          <w:numId w:val="86"/>
         </w:numPr>
       </w:pPr>
       <w:r>
@@ -21215,7 +21568,7 @@
         <w:pStyle w:val="ListParagraph"/>
         <w:numPr>
           <w:ilvl w:val="0"/>
-          <w:numId w:val="84"/>
+          <w:numId w:val="87"/>
         </w:numPr>
       </w:pPr>
       <w:r>
@@ -21227,7 +21580,7 @@
         <w:pStyle w:val="ListParagraph"/>
         <w:numPr>
           <w:ilvl w:val="0"/>
-          <w:numId w:val="84"/>
+          <w:numId w:val="87"/>
         </w:numPr>
       </w:pPr>
       <w:r>
@@ -21290,7 +21643,7 @@
         <w:pStyle w:val="ListParagraph"/>
         <w:numPr>
           <w:ilvl w:val="0"/>
-          <w:numId w:val="84"/>
+          <w:numId w:val="87"/>
         </w:numPr>
       </w:pPr>
       <w:r>
@@ -21311,7 +21664,7 @@
         <w:pStyle w:val="ListParagraph"/>
         <w:numPr>
           <w:ilvl w:val="0"/>
-          <w:numId w:val="84"/>
+          <w:numId w:val="87"/>
         </w:numPr>
       </w:pPr>
       <w:r>
@@ -21392,7 +21745,7 @@
         <w:pStyle w:val="ListParagraph"/>
         <w:numPr>
           <w:ilvl w:val="0"/>
-          <w:numId w:val="84"/>
+          <w:numId w:val="87"/>
         </w:numPr>
       </w:pPr>
       <w:r>
@@ -21404,7 +21757,7 @@
         <w:pStyle w:val="ListParagraph"/>
         <w:numPr>
           <w:ilvl w:val="0"/>
-          <w:numId w:val="84"/>
+          <w:numId w:val="87"/>
         </w:numPr>
       </w:pPr>
       <w:r>
@@ -21483,7 +21836,7 @@
         <w:pStyle w:val="ListParagraph"/>
         <w:numPr>
           <w:ilvl w:val="0"/>
-          <w:numId w:val="85"/>
+          <w:numId w:val="88"/>
         </w:numPr>
       </w:pPr>
       <w:r>
@@ -21495,7 +21848,7 @@
         <w:pStyle w:val="ListParagraph"/>
         <w:numPr>
           <w:ilvl w:val="0"/>
-          <w:numId w:val="85"/>
+          <w:numId w:val="88"/>
         </w:numPr>
       </w:pPr>
       <w:r>
@@ -21507,7 +21860,7 @@
         <w:pStyle w:val="ListParagraph"/>
         <w:numPr>
           <w:ilvl w:val="0"/>
-          <w:numId w:val="85"/>
+          <w:numId w:val="88"/>
         </w:numPr>
       </w:pPr>
       <w:r>
@@ -21519,7 +21872,7 @@
         <w:pStyle w:val="ListParagraph"/>
         <w:numPr>
           <w:ilvl w:val="0"/>
-          <w:numId w:val="85"/>
+          <w:numId w:val="88"/>
         </w:numPr>
       </w:pPr>
       <w:r>
@@ -21531,7 +21884,7 @@
         <w:pStyle w:val="ListParagraph"/>
         <w:numPr>
           <w:ilvl w:val="0"/>
-          <w:numId w:val="85"/>
+          <w:numId w:val="88"/>
         </w:numPr>
       </w:pPr>
       <w:r>
@@ -21543,7 +21896,7 @@
         <w:pStyle w:val="ListParagraph"/>
         <w:numPr>
           <w:ilvl w:val="0"/>
-          <w:numId w:val="85"/>
+          <w:numId w:val="88"/>
         </w:numPr>
       </w:pPr>
       <w:r>
@@ -21555,7 +21908,7 @@
         <w:pStyle w:val="ListParagraph"/>
         <w:numPr>
           <w:ilvl w:val="0"/>
-          <w:numId w:val="85"/>
+          <w:numId w:val="88"/>
         </w:numPr>
       </w:pPr>
       <w:r>
@@ -21567,7 +21920,7 @@
         <w:pStyle w:val="ListParagraph"/>
         <w:numPr>
           <w:ilvl w:val="0"/>
-          <w:numId w:val="85"/>
+          <w:numId w:val="88"/>
         </w:numPr>
       </w:pPr>
       <w:r>
@@ -21579,7 +21932,7 @@
         <w:pStyle w:val="ListParagraph"/>
         <w:numPr>
           <w:ilvl w:val="0"/>
-          <w:numId w:val="85"/>
+          <w:numId w:val="88"/>
         </w:numPr>
       </w:pPr>
       <w:r>
@@ -21591,7 +21944,7 @@
         <w:pStyle w:val="ListParagraph"/>
         <w:numPr>
           <w:ilvl w:val="0"/>
-          <w:numId w:val="85"/>
+          <w:numId w:val="88"/>
         </w:numPr>
       </w:pPr>
       <w:r>
@@ -21603,7 +21956,7 @@
         <w:pStyle w:val="ListParagraph"/>
         <w:numPr>
           <w:ilvl w:val="0"/>
-          <w:numId w:val="85"/>
+          <w:numId w:val="88"/>
         </w:numPr>
       </w:pPr>
       <w:r>
@@ -22069,7 +22422,7 @@
         <w:pStyle w:val="ListParagraph"/>
         <w:numPr>
           <w:ilvl w:val="0"/>
-          <w:numId w:val="86"/>
+          <w:numId w:val="89"/>
         </w:numPr>
       </w:pPr>
       <w:r>
@@ -22081,7 +22434,7 @@
         <w:pStyle w:val="ListParagraph"/>
         <w:numPr>
           <w:ilvl w:val="0"/>
-          <w:numId w:val="86"/>
+          <w:numId w:val="89"/>
         </w:numPr>
       </w:pPr>
       <w:r>
@@ -22093,7 +22446,7 @@
         <w:pStyle w:val="ListParagraph"/>
         <w:numPr>
           <w:ilvl w:val="0"/>
-          <w:numId w:val="86"/>
+          <w:numId w:val="89"/>
         </w:numPr>
       </w:pPr>
       <w:r>
@@ -22105,7 +22458,7 @@
         <w:pStyle w:val="ListParagraph"/>
         <w:numPr>
           <w:ilvl w:val="0"/>
-          <w:numId w:val="86"/>
+          <w:numId w:val="89"/>
         </w:numPr>
       </w:pPr>
       <w:r>
@@ -22117,7 +22470,7 @@
         <w:pStyle w:val="ListParagraph"/>
         <w:numPr>
           <w:ilvl w:val="0"/>
-          <w:numId w:val="86"/>
+          <w:numId w:val="89"/>
         </w:numPr>
       </w:pPr>
       <w:r>
@@ -22129,7 +22482,7 @@
         <w:pStyle w:val="ListParagraph"/>
         <w:numPr>
           <w:ilvl w:val="0"/>
-          <w:numId w:val="86"/>
+          <w:numId w:val="89"/>
         </w:numPr>
       </w:pPr>
       <w:r>
@@ -22141,7 +22494,7 @@
         <w:pStyle w:val="ListParagraph"/>
         <w:numPr>
           <w:ilvl w:val="0"/>
-          <w:numId w:val="86"/>
+          <w:numId w:val="89"/>
         </w:numPr>
       </w:pPr>
       <w:r>
@@ -22153,7 +22506,7 @@
         <w:pStyle w:val="ListParagraph"/>
         <w:numPr>
           <w:ilvl w:val="0"/>
-          <w:numId w:val="86"/>
+          <w:numId w:val="89"/>
         </w:numPr>
       </w:pPr>
       <w:r>
@@ -22165,7 +22518,7 @@
         <w:pStyle w:val="ListParagraph"/>
         <w:numPr>
           <w:ilvl w:val="0"/>
-          <w:numId w:val="86"/>
+          <w:numId w:val="89"/>
         </w:numPr>
       </w:pPr>
       <w:r>
@@ -22177,7 +22530,7 @@
         <w:pStyle w:val="ListParagraph"/>
         <w:numPr>
           <w:ilvl w:val="0"/>
-          <w:numId w:val="86"/>
+          <w:numId w:val="89"/>
         </w:numPr>
       </w:pPr>
       <w:r>
@@ -22197,7 +22550,7 @@
         <w:pStyle w:val="ListParagraph"/>
         <w:numPr>
           <w:ilvl w:val="0"/>
-          <w:numId w:val="87"/>
+          <w:numId w:val="90"/>
         </w:numPr>
       </w:pPr>
       <w:r>
@@ -22218,7 +22571,7 @@
         <w:pStyle w:val="ListParagraph"/>
         <w:numPr>
           <w:ilvl w:val="0"/>
-          <w:numId w:val="87"/>
+          <w:numId w:val="90"/>
         </w:numPr>
       </w:pPr>
       <w:r>
@@ -22254,7 +22607,7 @@
         <w:pStyle w:val="ListParagraph"/>
         <w:numPr>
           <w:ilvl w:val="0"/>
-          <w:numId w:val="87"/>
+          <w:numId w:val="90"/>
         </w:numPr>
       </w:pPr>
       <w:r>
@@ -22302,7 +22655,7 @@
         <w:pStyle w:val="ListParagraph"/>
         <w:numPr>
           <w:ilvl w:val="0"/>
-          <w:numId w:val="87"/>
+          <w:numId w:val="90"/>
         </w:numPr>
       </w:pPr>
       <w:r>
@@ -22356,7 +22709,7 @@
         <w:pStyle w:val="ListParagraph"/>
         <w:numPr>
           <w:ilvl w:val="0"/>
-          <w:numId w:val="87"/>
+          <w:numId w:val="90"/>
         </w:numPr>
       </w:pPr>
       <w:r>
@@ -22383,7 +22736,7 @@
         <w:pStyle w:val="ListParagraph"/>
         <w:numPr>
           <w:ilvl w:val="0"/>
-          <w:numId w:val="87"/>
+          <w:numId w:val="90"/>
         </w:numPr>
       </w:pPr>
       <w:r>
@@ -22401,7 +22754,7 @@
         <w:pStyle w:val="ListParagraph"/>
         <w:numPr>
           <w:ilvl w:val="0"/>
-          <w:numId w:val="87"/>
+          <w:numId w:val="90"/>
         </w:numPr>
       </w:pPr>
       <w:r>
@@ -22419,7 +22772,7 @@
         <w:pStyle w:val="ListParagraph"/>
         <w:numPr>
           <w:ilvl w:val="0"/>
-          <w:numId w:val="87"/>
+          <w:numId w:val="90"/>
         </w:numPr>
       </w:pPr>
       <w:r>
@@ -22464,7 +22817,7 @@
         <w:pStyle w:val="ListParagraph"/>
         <w:numPr>
           <w:ilvl w:val="0"/>
-          <w:numId w:val="87"/>
+          <w:numId w:val="90"/>
         </w:numPr>
       </w:pPr>
       <w:r>
@@ -22500,7 +22853,7 @@
         <w:pStyle w:val="ListParagraph"/>
         <w:numPr>
           <w:ilvl w:val="0"/>
-          <w:numId w:val="87"/>
+          <w:numId w:val="90"/>
         </w:numPr>
       </w:pPr>
       <w:r>
@@ -22749,7 +23102,7 @@
         <w:pStyle w:val="ListParagraph"/>
         <w:numPr>
           <w:ilvl w:val="0"/>
-          <w:numId w:val="88"/>
+          <w:numId w:val="91"/>
         </w:numPr>
       </w:pPr>
       <w:r>
@@ -22785,7 +23138,7 @@
         <w:pStyle w:val="ListParagraph"/>
         <w:numPr>
           <w:ilvl w:val="0"/>
-          <w:numId w:val="88"/>
+          <w:numId w:val="91"/>
         </w:numPr>
       </w:pPr>
       <w:r>
@@ -22839,7 +23192,7 @@
         <w:pStyle w:val="ListParagraph"/>
         <w:numPr>
           <w:ilvl w:val="0"/>
-          <w:numId w:val="88"/>
+          <w:numId w:val="91"/>
         </w:numPr>
       </w:pPr>
       <w:r>
@@ -22865,7 +23218,7 @@
         <w:pStyle w:val="ListParagraph"/>
         <w:numPr>
           <w:ilvl w:val="0"/>
-          <w:numId w:val="89"/>
+          <w:numId w:val="92"/>
         </w:numPr>
       </w:pPr>
       <w:r>
@@ -22892,7 +23245,7 @@
         <w:pStyle w:val="ListParagraph"/>
         <w:numPr>
           <w:ilvl w:val="0"/>
-          <w:numId w:val="89"/>
+          <w:numId w:val="92"/>
         </w:numPr>
       </w:pPr>
       <w:r>
@@ -22913,7 +23266,7 @@
         <w:pStyle w:val="ListParagraph"/>
         <w:numPr>
           <w:ilvl w:val="0"/>
-          <w:numId w:val="89"/>
+          <w:numId w:val="92"/>
         </w:numPr>
       </w:pPr>
       <w:r>
@@ -22954,7 +23307,7 @@
         <w:pStyle w:val="ListParagraph"/>
         <w:numPr>
           <w:ilvl w:val="0"/>
-          <w:numId w:val="90"/>
+          <w:numId w:val="93"/>
         </w:numPr>
       </w:pPr>
       <w:r>
@@ -22999,7 +23352,7 @@
         <w:pStyle w:val="ListParagraph"/>
         <w:numPr>
           <w:ilvl w:val="0"/>
-          <w:numId w:val="90"/>
+          <w:numId w:val="93"/>
         </w:numPr>
       </w:pPr>
       <w:r>
@@ -23035,7 +23388,7 @@
         <w:pStyle w:val="ListParagraph"/>
         <w:numPr>
           <w:ilvl w:val="0"/>
-          <w:numId w:val="90"/>
+          <w:numId w:val="93"/>
         </w:numPr>
       </w:pPr>
       <w:r>
@@ -23062,7 +23415,7 @@
         <w:pStyle w:val="ListParagraph"/>
         <w:numPr>
           <w:ilvl w:val="0"/>
-          <w:numId w:val="90"/>
+          <w:numId w:val="93"/>
         </w:numPr>
       </w:pPr>
       <w:r>
@@ -23377,7 +23730,7 @@
         <w:pStyle w:val="ListParagraph"/>
         <w:numPr>
           <w:ilvl w:val="0"/>
-          <w:numId w:val="91"/>
+          <w:numId w:val="94"/>
         </w:numPr>
       </w:pPr>
       <w:r>
@@ -23452,7 +23805,7 @@
         <w:pStyle w:val="ListParagraph"/>
         <w:numPr>
           <w:ilvl w:val="0"/>
-          <w:numId w:val="91"/>
+          <w:numId w:val="94"/>
         </w:numPr>
       </w:pPr>
       <w:r>
@@ -23482,7 +23835,7 @@
         <w:pStyle w:val="ListParagraph"/>
         <w:numPr>
           <w:ilvl w:val="0"/>
-          <w:numId w:val="91"/>
+          <w:numId w:val="94"/>
         </w:numPr>
       </w:pPr>
       <w:r>
@@ -23508,7 +23861,7 @@
         <w:pStyle w:val="ListParagraph"/>
         <w:numPr>
           <w:ilvl w:val="0"/>
-          <w:numId w:val="92"/>
+          <w:numId w:val="95"/>
         </w:numPr>
       </w:pPr>
       <w:r>
@@ -23538,7 +23891,7 @@
         <w:pStyle w:val="ListParagraph"/>
         <w:numPr>
           <w:ilvl w:val="0"/>
-          <w:numId w:val="92"/>
+          <w:numId w:val="95"/>
         </w:numPr>
       </w:pPr>
       <w:r>
@@ -23559,7 +23912,7 @@
         <w:pStyle w:val="ListParagraph"/>
         <w:numPr>
           <w:ilvl w:val="0"/>
-          <w:numId w:val="92"/>
+          <w:numId w:val="95"/>
         </w:numPr>
       </w:pPr>
       <w:r>
@@ -23589,7 +23942,7 @@
         <w:pStyle w:val="ListParagraph"/>
         <w:numPr>
           <w:ilvl w:val="0"/>
-          <w:numId w:val="93"/>
+          <w:numId w:val="96"/>
         </w:numPr>
       </w:pPr>
       <w:r>
@@ -23601,7 +23954,7 @@
         <w:pStyle w:val="ListParagraph"/>
         <w:numPr>
           <w:ilvl w:val="0"/>
-          <w:numId w:val="93"/>
+          <w:numId w:val="96"/>
         </w:numPr>
       </w:pPr>
       <w:r>
@@ -23645,7 +23998,7 @@
         <w:pStyle w:val="ListParagraph"/>
         <w:numPr>
           <w:ilvl w:val="0"/>
-          <w:numId w:val="94"/>
+          <w:numId w:val="97"/>
         </w:numPr>
       </w:pPr>
       <w:r>
@@ -23693,7 +24046,7 @@
         <w:pStyle w:val="ListParagraph"/>
         <w:numPr>
           <w:ilvl w:val="0"/>
-          <w:numId w:val="94"/>
+          <w:numId w:val="97"/>
         </w:numPr>
       </w:pPr>
       <w:r>
@@ -23705,7 +24058,7 @@
         <w:pStyle w:val="ListParagraph"/>
         <w:numPr>
           <w:ilvl w:val="0"/>
-          <w:numId w:val="94"/>
+          <w:numId w:val="97"/>
         </w:numPr>
       </w:pPr>
       <w:r>
@@ -23723,7 +24076,7 @@
         <w:pStyle w:val="ListParagraph"/>
         <w:numPr>
           <w:ilvl w:val="0"/>
-          <w:numId w:val="94"/>
+          <w:numId w:val="97"/>
         </w:numPr>
       </w:pPr>
       <w:r>
@@ -23735,7 +24088,7 @@
         <w:pStyle w:val="ListParagraph"/>
         <w:numPr>
           <w:ilvl w:val="0"/>
-          <w:numId w:val="94"/>
+          <w:numId w:val="97"/>
         </w:numPr>
       </w:pPr>
       <w:r>
@@ -23747,7 +24100,7 @@
         <w:pStyle w:val="ListParagraph"/>
         <w:numPr>
           <w:ilvl w:val="0"/>
-          <w:numId w:val="94"/>
+          <w:numId w:val="97"/>
         </w:numPr>
       </w:pPr>
       <w:r>
@@ -23759,7 +24112,7 @@
         <w:pStyle w:val="ListParagraph"/>
         <w:numPr>
           <w:ilvl w:val="0"/>
-          <w:numId w:val="94"/>
+          <w:numId w:val="97"/>
         </w:numPr>
       </w:pPr>
       <w:r>
@@ -24033,7 +24386,7 @@
         <w:pStyle w:val="ListParagraph"/>
         <w:numPr>
           <w:ilvl w:val="0"/>
-          <w:numId w:val="95"/>
+          <w:numId w:val="98"/>
         </w:numPr>
       </w:pPr>
       <w:r>
@@ -24045,7 +24398,7 @@
         <w:pStyle w:val="ListParagraph"/>
         <w:numPr>
           <w:ilvl w:val="0"/>
-          <w:numId w:val="95"/>
+          <w:numId w:val="98"/>
         </w:numPr>
       </w:pPr>
       <w:r>
@@ -24057,7 +24410,7 @@
         <w:pStyle w:val="ListParagraph"/>
         <w:numPr>
           <w:ilvl w:val="0"/>
-          <w:numId w:val="95"/>
+          <w:numId w:val="98"/>
         </w:numPr>
       </w:pPr>
       <w:r>
@@ -24331,7 +24684,7 @@
         <w:pStyle w:val="ListParagraph"/>
         <w:numPr>
           <w:ilvl w:val="0"/>
-          <w:numId w:val="96"/>
+          <w:numId w:val="99"/>
         </w:numPr>
       </w:pPr>
       <w:r>
@@ -24343,7 +24696,7 @@
         <w:pStyle w:val="ListParagraph"/>
         <w:numPr>
           <w:ilvl w:val="0"/>
-          <w:numId w:val="96"/>
+          <w:numId w:val="99"/>
         </w:numPr>
       </w:pPr>
       <w:r>
@@ -24355,7 +24708,7 @@
         <w:pStyle w:val="ListParagraph"/>
         <w:numPr>
           <w:ilvl w:val="0"/>
-          <w:numId w:val="96"/>
+          <w:numId w:val="99"/>
         </w:numPr>
       </w:pPr>
       <w:r>
@@ -24398,7 +24751,7 @@
         <w:pStyle w:val="ListParagraph"/>
         <w:numPr>
           <w:ilvl w:val="0"/>
-          <w:numId w:val="97"/>
+          <w:numId w:val="100"/>
         </w:numPr>
       </w:pPr>
       <w:r>
@@ -24455,7 +24808,7 @@
         <w:pStyle w:val="ListParagraph"/>
         <w:numPr>
           <w:ilvl w:val="0"/>
-          <w:numId w:val="97"/>
+          <w:numId w:val="100"/>
         </w:numPr>
       </w:pPr>
       <w:r>
@@ -24485,7 +24838,7 @@
         <w:pStyle w:val="ListParagraph"/>
         <w:numPr>
           <w:ilvl w:val="0"/>
-          <w:numId w:val="97"/>
+          <w:numId w:val="100"/>
         </w:numPr>
       </w:pPr>
       <w:r>
@@ -24523,7 +24876,7 @@
         <w:pStyle w:val="ListParagraph"/>
         <w:numPr>
           <w:ilvl w:val="0"/>
-          <w:numId w:val="98"/>
+          <w:numId w:val="101"/>
         </w:numPr>
       </w:pPr>
       <w:r>
@@ -24544,7 +24897,7 @@
         <w:pStyle w:val="ListParagraph"/>
         <w:numPr>
           <w:ilvl w:val="0"/>
-          <w:numId w:val="98"/>
+          <w:numId w:val="101"/>
         </w:numPr>
       </w:pPr>
       <w:r>
@@ -24589,7 +24942,7 @@
         <w:pStyle w:val="ListParagraph"/>
         <w:numPr>
           <w:ilvl w:val="0"/>
-          <w:numId w:val="98"/>
+          <w:numId w:val="101"/>
         </w:numPr>
       </w:pPr>
       <w:r>
@@ -24688,7 +25041,7 @@
         <w:pStyle w:val="ListParagraph"/>
         <w:numPr>
           <w:ilvl w:val="0"/>
-          <w:numId w:val="98"/>
+          <w:numId w:val="101"/>
         </w:numPr>
       </w:pPr>
       <w:r>
@@ -24733,7 +25086,7 @@
         <w:pStyle w:val="ListParagraph"/>
         <w:numPr>
           <w:ilvl w:val="0"/>
-          <w:numId w:val="98"/>
+          <w:numId w:val="101"/>
         </w:numPr>
       </w:pPr>
       <w:r>
@@ -25082,7 +25435,7 @@
         <w:pStyle w:val="ListParagraph"/>
         <w:numPr>
           <w:ilvl w:val="0"/>
-          <w:numId w:val="99"/>
+          <w:numId w:val="102"/>
         </w:numPr>
       </w:pPr>
       <w:r>
@@ -25112,7 +25465,7 @@
         <w:pStyle w:val="ListParagraph"/>
         <w:numPr>
           <w:ilvl w:val="0"/>
-          <w:numId w:val="99"/>
+          <w:numId w:val="102"/>
         </w:numPr>
       </w:pPr>
       <w:r>
@@ -25160,7 +25513,7 @@
         <w:pStyle w:val="ListParagraph"/>
         <w:numPr>
           <w:ilvl w:val="0"/>
-          <w:numId w:val="99"/>
+          <w:numId w:val="102"/>
         </w:numPr>
       </w:pPr>
       <w:r>
@@ -25250,7 +25603,7 @@
         <w:pStyle w:val="ListParagraph"/>
         <w:numPr>
           <w:ilvl w:val="0"/>
-          <w:numId w:val="99"/>
+          <w:numId w:val="102"/>
         </w:numPr>
       </w:pPr>
       <w:r>
@@ -25268,7 +25621,7 @@
         <w:pStyle w:val="ListParagraph"/>
         <w:numPr>
           <w:ilvl w:val="0"/>
-          <w:numId w:val="99"/>
+          <w:numId w:val="102"/>
         </w:numPr>
       </w:pPr>
       <w:r>
@@ -25295,7 +25648,7 @@
         <w:pStyle w:val="ListParagraph"/>
         <w:numPr>
           <w:ilvl w:val="0"/>
-          <w:numId w:val="99"/>
+          <w:numId w:val="102"/>
         </w:numPr>
       </w:pPr>
       <w:r>
@@ -25321,7 +25674,7 @@
         <w:pStyle w:val="ListParagraph"/>
         <w:numPr>
           <w:ilvl w:val="0"/>
-          <w:numId w:val="100"/>
+          <w:numId w:val="103"/>
         </w:numPr>
       </w:pPr>
       <w:r>
@@ -25342,7 +25695,7 @@
         <w:pStyle w:val="ListParagraph"/>
         <w:numPr>
           <w:ilvl w:val="0"/>
-          <w:numId w:val="100"/>
+          <w:numId w:val="103"/>
         </w:numPr>
       </w:pPr>
       <w:r>
@@ -25378,7 +25731,7 @@
         <w:pStyle w:val="ListParagraph"/>
         <w:numPr>
           <w:ilvl w:val="0"/>
-          <w:numId w:val="100"/>
+          <w:numId w:val="103"/>
         </w:numPr>
       </w:pPr>
       <w:r>
@@ -25414,7 +25767,7 @@
         <w:pStyle w:val="ListParagraph"/>
         <w:numPr>
           <w:ilvl w:val="0"/>
-          <w:numId w:val="100"/>
+          <w:numId w:val="103"/>
         </w:numPr>
       </w:pPr>
       <w:r>
@@ -25443,7 +25796,7 @@
         <w:pStyle w:val="ListParagraph"/>
         <w:numPr>
           <w:ilvl w:val="0"/>
-          <w:numId w:val="101"/>
+          <w:numId w:val="104"/>
         </w:numPr>
       </w:pPr>
       <w:r>
@@ -25464,7 +25817,7 @@
         <w:pStyle w:val="ListParagraph"/>
         <w:numPr>
           <w:ilvl w:val="0"/>
-          <w:numId w:val="101"/>
+          <w:numId w:val="104"/>
         </w:numPr>
       </w:pPr>
       <w:r>
@@ -25688,7 +26041,7 @@
         <w:pStyle w:val="ListParagraph"/>
         <w:numPr>
           <w:ilvl w:val="0"/>
-          <w:numId w:val="102"/>
+          <w:numId w:val="105"/>
         </w:numPr>
       </w:pPr>
       <w:r>
@@ -25778,7 +26131,7 @@
         <w:pStyle w:val="ListParagraph"/>
         <w:numPr>
           <w:ilvl w:val="0"/>
-          <w:numId w:val="102"/>
+          <w:numId w:val="105"/>
         </w:numPr>
       </w:pPr>
       <w:r>
@@ -25808,7 +26161,7 @@
         <w:pStyle w:val="ListParagraph"/>
         <w:numPr>
           <w:ilvl w:val="0"/>
-          <w:numId w:val="102"/>
+          <w:numId w:val="105"/>
         </w:numPr>
       </w:pPr>
       <w:r>
@@ -25829,7 +26182,7 @@
         <w:pStyle w:val="ListParagraph"/>
         <w:numPr>
           <w:ilvl w:val="0"/>
-          <w:numId w:val="102"/>
+          <w:numId w:val="105"/>
         </w:numPr>
       </w:pPr>
       <w:r>
@@ -25865,7 +26218,7 @@
         <w:pStyle w:val="ListParagraph"/>
         <w:numPr>
           <w:ilvl w:val="0"/>
-          <w:numId w:val="102"/>
+          <w:numId w:val="105"/>
         </w:numPr>
       </w:pPr>
       <w:r>
@@ -25883,7 +26236,7 @@
         <w:pStyle w:val="ListParagraph"/>
         <w:numPr>
           <w:ilvl w:val="0"/>
-          <w:numId w:val="102"/>
+          <w:numId w:val="105"/>
         </w:numPr>
       </w:pPr>
       <w:r>
@@ -25927,7 +26280,7 @@
         <w:pStyle w:val="ListParagraph"/>
         <w:numPr>
           <w:ilvl w:val="0"/>
-          <w:numId w:val="103"/>
+          <w:numId w:val="106"/>
         </w:numPr>
       </w:pPr>
       <w:r>
@@ -26008,7 +26361,7 @@
         <w:pStyle w:val="ListParagraph"/>
         <w:numPr>
           <w:ilvl w:val="0"/>
-          <w:numId w:val="103"/>
+          <w:numId w:val="106"/>
         </w:numPr>
       </w:pPr>
       <w:r>
@@ -26026,7 +26379,7 @@
         <w:pStyle w:val="ListParagraph"/>
         <w:numPr>
           <w:ilvl w:val="0"/>
-          <w:numId w:val="103"/>
+          <w:numId w:val="106"/>
         </w:numPr>
       </w:pPr>
       <w:r>
@@ -26047,7 +26400,7 @@
         <w:pStyle w:val="ListParagraph"/>
         <w:numPr>
           <w:ilvl w:val="0"/>
-          <w:numId w:val="103"/>
+          <w:numId w:val="106"/>
         </w:numPr>
       </w:pPr>
       <w:r>
@@ -26073,7 +26426,7 @@
         <w:pStyle w:val="ListParagraph"/>
         <w:numPr>
           <w:ilvl w:val="0"/>
-          <w:numId w:val="104"/>
+          <w:numId w:val="107"/>
         </w:numPr>
       </w:pPr>
       <w:r>
@@ -26136,7 +26489,7 @@
         <w:pStyle w:val="ListParagraph"/>
         <w:numPr>
           <w:ilvl w:val="0"/>
-          <w:numId w:val="104"/>
+          <w:numId w:val="107"/>
         </w:numPr>
       </w:pPr>
       <w:r>
@@ -26163,7 +26516,7 @@
         <w:pStyle w:val="ListParagraph"/>
         <w:numPr>
           <w:ilvl w:val="0"/>
-          <w:numId w:val="104"/>
+          <w:numId w:val="107"/>
         </w:numPr>
       </w:pPr>
       <w:r>
@@ -26181,7 +26534,7 @@
         <w:pStyle w:val="ListParagraph"/>
         <w:numPr>
           <w:ilvl w:val="0"/>
-          <w:numId w:val="104"/>
+          <w:numId w:val="107"/>
         </w:numPr>
       </w:pPr>
       <w:r>
@@ -26244,7 +26597,7 @@
         <w:pStyle w:val="ListParagraph"/>
         <w:numPr>
           <w:ilvl w:val="0"/>
-          <w:numId w:val="104"/>
+          <w:numId w:val="107"/>
         </w:numPr>
       </w:pPr>
       <w:r>
@@ -26875,7 +27228,7 @@
         <w:pStyle w:val="ListParagraph"/>
         <w:numPr>
           <w:ilvl w:val="0"/>
-          <w:numId w:val="105"/>
+          <w:numId w:val="108"/>
         </w:numPr>
       </w:pPr>
       <w:r>
@@ -26893,7 +27246,7 @@
         <w:pStyle w:val="ListParagraph"/>
         <w:numPr>
           <w:ilvl w:val="0"/>
-          <w:numId w:val="105"/>
+          <w:numId w:val="108"/>
         </w:numPr>
       </w:pPr>
       <w:r>
@@ -26911,7 +27264,7 @@
         <w:pStyle w:val="ListParagraph"/>
         <w:numPr>
           <w:ilvl w:val="0"/>
-          <w:numId w:val="105"/>
+          <w:numId w:val="108"/>
         </w:numPr>
       </w:pPr>
       <w:r>
@@ -26929,7 +27282,7 @@
         <w:pStyle w:val="ListParagraph"/>
         <w:numPr>
           <w:ilvl w:val="0"/>
-          <w:numId w:val="105"/>
+          <w:numId w:val="108"/>
         </w:numPr>
       </w:pPr>
       <w:r>
@@ -26947,7 +27300,7 @@
         <w:pStyle w:val="ListParagraph"/>
         <w:numPr>
           <w:ilvl w:val="0"/>
-          <w:numId w:val="105"/>
+          <w:numId w:val="108"/>
         </w:numPr>
       </w:pPr>
       <w:r>
@@ -26965,7 +27318,7 @@
         <w:pStyle w:val="ListParagraph"/>
         <w:numPr>
           <w:ilvl w:val="0"/>
-          <w:numId w:val="105"/>
+          <w:numId w:val="108"/>
         </w:numPr>
       </w:pPr>
       <w:r>
@@ -28063,7 +28416,7 @@
         <w:pStyle w:val="ListParagraph"/>
         <w:numPr>
           <w:ilvl w:val="0"/>
-          <w:numId w:val="106"/>
+          <w:numId w:val="109"/>
         </w:numPr>
       </w:pPr>
       <w:r>
@@ -28075,7 +28428,7 @@
         <w:pStyle w:val="ListParagraph"/>
         <w:numPr>
           <w:ilvl w:val="0"/>
-          <w:numId w:val="106"/>
+          <w:numId w:val="109"/>
         </w:numPr>
       </w:pPr>
       <w:r>
@@ -28087,7 +28440,7 @@
         <w:pStyle w:val="ListParagraph"/>
         <w:numPr>
           <w:ilvl w:val="0"/>
-          <w:numId w:val="106"/>
+          <w:numId w:val="109"/>
         </w:numPr>
       </w:pPr>
       <w:r>
@@ -28099,7 +28452,7 @@
         <w:pStyle w:val="ListParagraph"/>
         <w:numPr>
           <w:ilvl w:val="0"/>
-          <w:numId w:val="106"/>
+          <w:numId w:val="109"/>
         </w:numPr>
       </w:pPr>
       <w:r>
@@ -28111,7 +28464,7 @@
         <w:pStyle w:val="ListParagraph"/>
         <w:numPr>
           <w:ilvl w:val="0"/>
-          <w:numId w:val="106"/>
+          <w:numId w:val="109"/>
         </w:numPr>
       </w:pPr>
       <w:r>
@@ -28132,7 +28485,7 @@
         <w:pStyle w:val="ListParagraph"/>
         <w:numPr>
           <w:ilvl w:val="0"/>
-          <w:numId w:val="106"/>
+          <w:numId w:val="109"/>
         </w:numPr>
       </w:pPr>
       <w:r>
@@ -28144,7 +28497,7 @@
         <w:pStyle w:val="ListParagraph"/>
         <w:numPr>
           <w:ilvl w:val="0"/>
-          <w:numId w:val="106"/>
+          <w:numId w:val="109"/>
         </w:numPr>
       </w:pPr>
       <w:r>
@@ -28165,7 +28518,7 @@
         <w:pStyle w:val="ListParagraph"/>
         <w:numPr>
           <w:ilvl w:val="0"/>
-          <w:numId w:val="106"/>
+          <w:numId w:val="109"/>
         </w:numPr>
       </w:pPr>
       <w:r>
@@ -28177,7 +28530,7 @@
         <w:pStyle w:val="ListParagraph"/>
         <w:numPr>
           <w:ilvl w:val="0"/>
-          <w:numId w:val="106"/>
+          <w:numId w:val="109"/>
         </w:numPr>
       </w:pPr>
       <w:r>
@@ -28189,7 +28542,7 @@
         <w:pStyle w:val="ListParagraph"/>
         <w:numPr>
           <w:ilvl w:val="0"/>
-          <w:numId w:val="106"/>
+          <w:numId w:val="109"/>
         </w:numPr>
       </w:pPr>
       <w:r>
@@ -28201,7 +28554,7 @@
         <w:pStyle w:val="ListParagraph"/>
         <w:numPr>
           <w:ilvl w:val="0"/>
-          <w:numId w:val="106"/>
+          <w:numId w:val="109"/>
         </w:numPr>
       </w:pPr>
       <w:r>
@@ -28213,7 +28566,7 @@
         <w:pStyle w:val="ListParagraph"/>
         <w:numPr>
           <w:ilvl w:val="0"/>
-          <w:numId w:val="106"/>
+          <w:numId w:val="109"/>
         </w:numPr>
       </w:pPr>
       <w:r>
@@ -28225,7 +28578,7 @@
         <w:pStyle w:val="ListParagraph"/>
         <w:numPr>
           <w:ilvl w:val="0"/>
-          <w:numId w:val="106"/>
+          <w:numId w:val="109"/>
         </w:numPr>
       </w:pPr>
       <w:r>
@@ -28237,7 +28590,7 @@
         <w:pStyle w:val="ListParagraph"/>
         <w:numPr>
           <w:ilvl w:val="0"/>
-          <w:numId w:val="106"/>
+          <w:numId w:val="109"/>
         </w:numPr>
       </w:pPr>
       <w:r>
@@ -28795,25 +29148,25 @@
     <w:abstractNumId w:val="0"/>
   </w:num>
   <w:num w:numId="85">
+    <w:abstractNumId w:val="0"/>
+  </w:num>
+  <w:num w:numId="86">
+    <w:abstractNumId w:val="0"/>
+  </w:num>
+  <w:num w:numId="87">
+    <w:abstractNumId w:val="0"/>
+  </w:num>
+  <w:num w:numId="88">
     <w:abstractNumId w:val="1"/>
     <w:lvlOverride w:ilvl="0">
       <w:startOverride w:val="1"/>
     </w:lvlOverride>
   </w:num>
-  <w:num w:numId="86">
+  <w:num w:numId="89">
     <w:abstractNumId w:val="1"/>
     <w:lvlOverride w:ilvl="0">
       <w:startOverride w:val="1"/>
     </w:lvlOverride>
-  </w:num>
-  <w:num w:numId="87">
-    <w:abstractNumId w:val="0"/>
-  </w:num>
-  <w:num w:numId="88">
-    <w:abstractNumId w:val="0"/>
-  </w:num>
-  <w:num w:numId="89">
-    <w:abstractNumId w:val="0"/>
   </w:num>
   <w:num w:numId="90">
     <w:abstractNumId w:val="0"/>
@@ -28822,10 +29175,7 @@
     <w:abstractNumId w:val="0"/>
   </w:num>
   <w:num w:numId="92">
-    <w:abstractNumId w:val="1"/>
-    <w:lvlOverride w:ilvl="0">
-      <w:startOverride w:val="1"/>
-    </w:lvlOverride>
+    <w:abstractNumId w:val="0"/>
   </w:num>
   <w:num w:numId="93">
     <w:abstractNumId w:val="0"/>
@@ -28834,7 +29184,10 @@
     <w:abstractNumId w:val="0"/>
   </w:num>
   <w:num w:numId="95">
-    <w:abstractNumId w:val="0"/>
+    <w:abstractNumId w:val="1"/>
+    <w:lvlOverride w:ilvl="0">
+      <w:startOverride w:val="1"/>
+    </w:lvlOverride>
   </w:num>
   <w:num w:numId="96">
     <w:abstractNumId w:val="0"/>
@@ -28843,10 +29196,7 @@
     <w:abstractNumId w:val="0"/>
   </w:num>
   <w:num w:numId="98">
-    <w:abstractNumId w:val="1"/>
-    <w:lvlOverride w:ilvl="0">
-      <w:startOverride w:val="1"/>
-    </w:lvlOverride>
+    <w:abstractNumId w:val="0"/>
   </w:num>
   <w:num w:numId="99">
     <w:abstractNumId w:val="0"/>
@@ -28855,7 +29205,10 @@
     <w:abstractNumId w:val="0"/>
   </w:num>
   <w:num w:numId="101">
-    <w:abstractNumId w:val="0"/>
+    <w:abstractNumId w:val="1"/>
+    <w:lvlOverride w:ilvl="0">
+      <w:startOverride w:val="1"/>
+    </w:lvlOverride>
   </w:num>
   <w:num w:numId="102">
     <w:abstractNumId w:val="0"/>
@@ -28870,6 +29223,15 @@
     <w:abstractNumId w:val="0"/>
   </w:num>
   <w:num w:numId="106">
+    <w:abstractNumId w:val="0"/>
+  </w:num>
+  <w:num w:numId="107">
+    <w:abstractNumId w:val="0"/>
+  </w:num>
+  <w:num w:numId="108">
+    <w:abstractNumId w:val="0"/>
+  </w:num>
+  <w:num w:numId="109">
     <w:abstractNumId w:val="0"/>
   </w:num>
 </w:numbering>

--- a/docs/manual/LWK_Viewer_User_Manual_YUE.docx
+++ b/docs/manual/LWK_Viewer_User_Manual_YUE.docx
@@ -20633,7 +20633,52 @@
         <w:t xml:space="preserve">再發佈一次</w:t>
       </w:r>
       <w:r>
-        <w:t xml:space="preserve">平面圖 sheet。之後每張平面圖都會記住佢喺 shared coordinates 嘅位置。舊嘅平面圖唔會顯示房，圖例會講明。</w:t>
+        <w:t xml:space="preserve">平面圖 sheet。之後每張平面圖都會記住佢喺 shared coordinates 嘅位置。未再發佈之前，有房間表嘅平面圖 sheet 會用</w:t>
+      </w:r>
+      <w:r>
+        <w:rPr>
+          <w:b/>
+        </w:rPr>
+        <w:t xml:space="preserve">房號同房名</w:t>
+      </w:r>
+      <w:r>
+        <w:t xml:space="preserve">對應佢自己嘅房去顯示；圖例會講明邊啲平面圖仲要再發佈。</w:t>
+      </w:r>
+    </w:p>
+    <w:p>
+      <w:pPr>
+        <w:pStyle w:val="ListParagraph"/>
+        <w:numPr>
+          <w:ilvl w:val="0"/>
+          <w:numId w:val="83"/>
+        </w:numPr>
+      </w:pPr>
+      <w:r>
+        <w:rPr>
+          <w:b/>
+        </w:rPr>
+        <w:t xml:space="preserve">房</w:t>
+      </w:r>
+      <w:r>
+        <w:t xml:space="preserve">一律只取 Calculation model 自己嘅房（2026-12-11 起）；窗同幕牆板仍然可以來自佢嘅 link model。Link model 將同一層叫第二個名（例如 4/F 叫 5/F）唔會再加入佢嘅房。</w:t>
+      </w:r>
+    </w:p>
+    <w:p>
+      <w:pPr>
+        <w:pStyle w:val="ListParagraph"/>
+        <w:numPr>
+          <w:ilvl w:val="0"/>
+          <w:numId w:val="83"/>
+        </w:numPr>
+      </w:pPr>
+      <w:r>
+        <w:rPr>
+          <w:b/>
+        </w:rPr>
+        <w:t xml:space="preserve">完整報告：</w:t>
+      </w:r>
+      <w:r>
+        <w:t xml:space="preserve"> 如果呢部電腦整唔到 diagrams PDF（要有 Python 同 reportlab），diagrams 會送去 server 由 server 整 PDF；如果未整 diagrams，Light &amp; Vent 會問你要唔要為 viewer 整。</w:t>
       </w:r>
     </w:p>
     <w:p>
@@ -20789,16 +20834,70 @@
         <w:t xml:space="preserve">3D &gt; Checks &gt; Light &amp; Vent：</w:t>
       </w:r>
       <w:r>
-        <w:t xml:space="preserve"> 列出所有房，可以按樓層、單位同結果篩選（先睇要處理嘅房）。撳一行會顯示卡片，</w:t>
-      </w:r>
-      <w:r>
-        <w:rPr>
-          <w:b/>
-        </w:rPr>
-        <w:t xml:space="preserve">On the plan ...</w:t>
-      </w:r>
-      <w:r>
-        <w:t xml:space="preserve"> 會打開嗰張 sheet 並顯示嗰個房。</w:t>
+        <w:t xml:space="preserve"> 列出所有房，可以按樓層、單位同結果篩選（先睇要處理嘅房）。撳一行會顯示卡片：</w:t>
+      </w:r>
+      <w:r>
+        <w:rPr>
+          <w:b/>
+        </w:rPr>
+        <w:t xml:space="preserve">Show in 3D</w:t>
+      </w:r>
+      <w:r>
+        <w:t xml:space="preserve"> 會喺同一頁揀中並放大佢啲窗（唔會重新載入）；</w:t>
+      </w:r>
+      <w:r>
+        <w:rPr>
+          <w:b/>
+        </w:rPr>
+        <w:t xml:space="preserve">Make issue (3D)</w:t>
+      </w:r>
+      <w:r>
+        <w:t xml:space="preserve"> 會喺度打開已填好嘅 3D issue 表格（如果佢啲窗唔喺顯示緊嘅 model 入面，就會喺房嘅位置）；</w:t>
+      </w:r>
+      <w:r>
+        <w:rPr>
+          <w:b/>
+        </w:rPr>
+        <w:t xml:space="preserve">Show on plan ...</w:t>
+      </w:r>
+      <w:r>
+        <w:t xml:space="preserve"> 會打開嗰張 sheet 並顯示嗰個房。冇平面圖顯示到佢嘅時候，卡片會講原因（平面圖未再發佈，或者冇嗰層嘅平面圖）。</w:t>
+      </w:r>
+    </w:p>
+    <w:p>
+      <w:pPr>
+        <w:pStyle w:val="ListParagraph"/>
+        <w:numPr>
+          <w:ilvl w:val="0"/>
+          <w:numId w:val="85"/>
+        </w:numPr>
+      </w:pPr>
+      <w:r>
+        <w:rPr>
+          <w:b/>
+        </w:rPr>
+        <w:t xml:space="preserve">Full report</w:t>
+      </w:r>
+      <w:r>
+        <w:t xml:space="preserve">（3D 分頁、sheet 上面嘅圖例、Dashboard）：按樓層同單位列出每個房嘅表，再列每個房嘅窗 - </w:t>
+      </w:r>
+      <w:r>
+        <w:rPr>
+          <w:b/>
+        </w:rPr>
+        <w:t xml:space="preserve">Print / Save as PDF</w:t>
+      </w:r>
+      <w:r>
+        <w:t xml:space="preserve">，或者 </w:t>
+      </w:r>
+      <w:r>
+        <w:rPr>
+          <w:b/>
+        </w:rPr>
+        <w:t xml:space="preserve">Save to Folders</w:t>
+      </w:r>
+      <w:r>
+        <w:t xml:space="preserve">（Light &amp; Ventilation，存做 PDF）。</w:t>
       </w:r>
       <w:r>
         <w:rPr>
@@ -20816,7 +20915,7 @@
         <w:t xml:space="preserve">Diagrams (PDF)</w:t>
       </w:r>
       <w:r>
-        <w:t xml:space="preserve"> 可以下載。</w:t>
+        <w:t xml:space="preserve"> 可以下載表格同 diagrams。</w:t>
       </w:r>
     </w:p>
     <w:p>

--- a/docs/manual/LWK_Viewer_User_Manual_YUE.docx
+++ b/docs/manual/LWK_Viewer_User_Manual_YUE.docx
@@ -20762,7 +20762,34 @@
         </w:numPr>
       </w:pPr>
       <w:r>
-        <w:t xml:space="preserve">左下角嘅圖例會顯示數量、model 同檢查時間。</w:t>
+        <w:t xml:space="preserve">左下角嘅圖例會顯示數量、model 同檢查時間，仲有一個開關：</w:t>
+      </w:r>
+      <w:r>
+        <w:rPr>
+          <w:b/>
+        </w:rPr>
+        <w:t xml:space="preserve">Filled</w:t>
+      </w:r>
+      <w:r>
+        <w:t xml:space="preserve">（房間上色 - 圖則嘅線穿過顏色仍然清楚）、</w:t>
+      </w:r>
+      <w:r>
+        <w:rPr>
+          <w:b/>
+        </w:rPr>
+        <w:t xml:space="preserve">Outline</w:t>
+      </w:r>
+      <w:r>
+        <w:t xml:space="preserve">（只有每個房嘅輪廓同一個結果顏色嘅圓點，圖則完全睇得清楚）或者 </w:t>
+      </w:r>
+      <w:r>
+        <w:rPr>
+          <w:b/>
+        </w:rPr>
+        <w:t xml:space="preserve">Off</w:t>
+      </w:r>
+      <w:r>
+        <w:t xml:space="preserve">。呢部機會記住你嘅選擇。</w:t>
       </w:r>
     </w:p>
     <w:p>
@@ -20777,6 +20804,24 @@
         <w:rPr>
           <w:b/>
         </w:rPr>
+        <w:t xml:space="preserve">顏色下面冇圖則？</w:t>
+      </w:r>
+      <w:r>
+        <w:t xml:space="preserve"> 如果發佈平面圖嗰陣有 link model（例如塔樓單位）未載入或者佢嘅 workset 關咗，sheet 嗰部分就冇圖：圖例同狀態列會列出嗰個 link。請喺載入晒 link、打開晒 workset 嘅情況下打開 Layout model，再發佈嗰張 sheet。</w:t>
+      </w:r>
+    </w:p>
+    <w:p>
+      <w:pPr>
+        <w:pStyle w:val="ListParagraph"/>
+        <w:numPr>
+          <w:ilvl w:val="0"/>
+          <w:numId w:val="84"/>
+        </w:numPr>
+      </w:pPr>
+      <w:r>
+        <w:rPr>
+          <w:b/>
+        </w:rPr>
         <w:t xml:space="preserve">撳一個房</w:t>
       </w:r>
       <w:r>
@@ -20834,7 +20879,25 @@
         <w:t xml:space="preserve">3D &gt; Checks &gt; Light &amp; Vent：</w:t>
       </w:r>
       <w:r>
-        <w:t xml:space="preserve"> 列出所有房，可以按樓層、單位同結果篩選（先睇要處理嘅房）。撳一行會顯示卡片：</w:t>
+        <w:t xml:space="preserve"> 最頂嘅 </w:t>
+      </w:r>
+      <w:r>
+        <w:rPr>
+          <w:b/>
+        </w:rPr>
+        <w:t xml:space="preserve">Show on sheets</w:t>
+      </w:r>
+      <w:r>
+        <w:t xml:space="preserve"> 會打開顯示最多所揀房間（樓層、座數、單位）嘅平面圖 sheet 並上色。表格有 </w:t>
+      </w:r>
+      <w:r>
+        <w:rPr>
+          <w:b/>
+        </w:rPr>
+        <w:t xml:space="preserve">Tower</w:t>
+      </w:r>
+      <w:r>
+        <w:t xml:space="preserve"> 一欄；列出所有房，可以按樓層、座數、單位同結果篩選（先睇要處理嘅房）。撳一行會顯示卡片：</w:t>
       </w:r>
       <w:r>
         <w:rPr>

--- a/docs/manual/LWK_Viewer_User_Manual_YUE.docx
+++ b/docs/manual/LWK_Viewer_User_Manual_YUE.docx
@@ -4822,6 +4822,440 @@
     </w:p>
     <w:p>
       <w:pPr>
+        <w:pStyle w:val="Heading3"/>
+      </w:pPr>
+      <w:r>
+        <w:t xml:space="preserve">Queries 查詢</w:t>
+      </w:r>
+    </w:p>
+    <w:p>
+      <w:pPr/>
+      <w:r>
+        <w:rPr>
+          <w:b/>
+        </w:rPr>
+        <w:t xml:space="preserve">Queries</w:t>
+      </w:r>
+      <w:r>
+        <w:t xml:space="preserve">（側邊 Quick access 下面）係每個 project（Projects 頁嗰啲）嘅查詢登記冊，編號 </w:t>
+      </w:r>
+      <w:r>
+        <w:rPr>
+          <w:b/>
+        </w:rPr>
+        <w:t xml:space="preserve">Q-001</w:t>
+      </w:r>
+      <w:r>
+        <w:t xml:space="preserve">、</w:t>
+      </w:r>
+      <w:r>
+        <w:rPr>
+          <w:b/>
+        </w:rPr>
+        <w:t xml:space="preserve">Q-002</w:t>
+      </w:r>
+      <w:r>
+        <w:t xml:space="preserve"> ……例如漏咗尺寸、detail 唔清楚、或者要決定點處理嘅碰撞。佢同 issue 分開：query 係喺 viewer 入面問 team，同埋記低佢哋嘅答覆。</w:t>
+      </w:r>
+      <w:r>
+        <w:rPr>
+          <w:b/>
+        </w:rPr>
+        <w:t xml:space="preserve">Queries</w:t>
+      </w:r>
+      <w:r>
+        <w:t xml:space="preserve"> 隔離個數字係有幾多個未答、問你嘅 query。</w:t>
+      </w:r>
+    </w:p>
+    <w:p>
+      <w:pPr>
+        <w:pStyle w:val="ListParagraph"/>
+        <w:numPr>
+          <w:ilvl w:val="0"/>
+          <w:numId w:val="22"/>
+        </w:numPr>
+      </w:pPr>
+      <w:r>
+        <w:rPr>
+          <w:b/>
+        </w:rPr>
+        <w:t xml:space="preserve">開一個 query：</w:t>
+      </w:r>
+      <w:r>
+        <w:t xml:space="preserve"> 喺上面揀 project，再撳 </w:t>
+      </w:r>
+      <w:r>
+        <w:rPr>
+          <w:b/>
+        </w:rPr>
+        <w:t xml:space="preserve">+ New query</w:t>
+      </w:r>
+      <w:r>
+        <w:t xml:space="preserve">：主題、問題、</w:t>
+      </w:r>
+      <w:r>
+        <w:rPr>
+          <w:b/>
+        </w:rPr>
+        <w:t xml:space="preserve">To</w:t>
+      </w:r>
+      <w:r>
+        <w:t xml:space="preserve">（project 入面應該答嘅人；Ctrl-click 揀幾個）、</w:t>
+      </w:r>
+      <w:r>
+        <w:rPr>
+          <w:b/>
+        </w:rPr>
+        <w:t xml:space="preserve">Due</w:t>
+      </w:r>
+      <w:r>
+        <w:t xml:space="preserve">（預設一星期後）同 </w:t>
+      </w:r>
+      <w:r>
+        <w:rPr>
+          <w:b/>
+        </w:rPr>
+        <w:t xml:space="preserve">Priority</w:t>
+      </w:r>
+      <w:r>
+        <w:t xml:space="preserve">。被問嘅人會喺鐘仔收到通知同 email，project 嘅 chat channel 亦會有張卡。</w:t>
+      </w:r>
+    </w:p>
+    <w:p>
+      <w:pPr>
+        <w:pStyle w:val="ListParagraph"/>
+        <w:numPr>
+          <w:ilvl w:val="0"/>
+          <w:numId w:val="22"/>
+        </w:numPr>
+      </w:pPr>
+      <w:r>
+        <w:rPr>
+          <w:b/>
+        </w:rPr>
+        <w:t xml:space="preserve">準確視圖嘅相：</w:t>
+      </w:r>
+      <w:r>
+        <w:t xml:space="preserve"> 喺 sheet 或者 3D model，撳 header 嘅 </w:t>
+      </w:r>
+      <w:r>
+        <w:rPr>
+          <w:b/>
+        </w:rPr>
+        <w:t xml:space="preserve">+ Query</w:t>
+      </w:r>
+      <w:r>
+        <w:t xml:space="preserve">（喺 + Task 隔離；3D 亦喺 </w:t>
+      </w:r>
+      <w:r>
+        <w:rPr>
+          <w:b/>
+        </w:rPr>
+        <w:t xml:space="preserve">⋯</w:t>
+      </w:r>
+      <w:r>
+        <w:t xml:space="preserve"> menu）。佢會影低你見到嘅嘢，再打開 Queries：</w:t>
+      </w:r>
+      <w:r>
+        <w:rPr>
+          <w:b/>
+        </w:rPr>
+        <w:t xml:space="preserve">New query with it</w:t>
+      </w:r>
+      <w:r>
+        <w:t xml:space="preserve">，或者加落一個未完嘅 query。喺 query 撳張相，會打開同一張 sheet、zoom 返同一個位，或者 3D model 同一個鏡頭、section box 同 plane。撳相上面嘅 ✕ 可以拎走佢。</w:t>
+      </w:r>
+    </w:p>
+    <w:p>
+      <w:pPr>
+        <w:pStyle w:val="ListParagraph"/>
+        <w:numPr>
+          <w:ilvl w:val="0"/>
+          <w:numId w:val="22"/>
+        </w:numPr>
+      </w:pPr>
+      <w:r>
+        <w:rPr>
+          <w:b/>
+        </w:rPr>
+        <w:t xml:space="preserve">答同 close：</w:t>
+      </w:r>
+      <w:r>
+        <w:t xml:space="preserve"> 被問嘅人寫 </w:t>
+      </w:r>
+      <w:r>
+        <w:rPr>
+          <w:b/>
+        </w:rPr>
+        <w:t xml:space="preserve">Answer</w:t>
+      </w:r>
+      <w:r>
+        <w:t xml:space="preserve"> 再撳 </w:t>
+      </w:r>
+      <w:r>
+        <w:rPr>
+          <w:b/>
+        </w:rPr>
+        <w:t xml:space="preserve">Mark answered</w:t>
+      </w:r>
+      <w:r>
+        <w:t xml:space="preserve">；開 query 嘅人（或者 project admin）睇過之後撳 </w:t>
+      </w:r>
+      <w:r>
+        <w:rPr>
+          <w:b/>
+        </w:rPr>
+        <w:t xml:space="preserve">Close the query</w:t>
+      </w:r>
+      <w:r>
+        <w:t xml:space="preserve">，或者喺 </w:t>
+      </w:r>
+      <w:r>
+        <w:rPr>
+          <w:b/>
+        </w:rPr>
+        <w:t xml:space="preserve">Discussion</w:t>
+      </w:r>
+      <w:r>
+        <w:t xml:space="preserve"> 再問（可以加檔案同相）。</w:t>
+      </w:r>
+      <w:r>
+        <w:rPr>
+          <w:b/>
+        </w:rPr>
+        <w:t xml:space="preserve">Reopen</w:t>
+      </w:r>
+      <w:r>
+        <w:t xml:space="preserve"> 重開已 close 嘅 query。</w:t>
+      </w:r>
+      <w:r>
+        <w:rPr>
+          <w:b/>
+        </w:rPr>
+        <w:t xml:space="preserve">History</w:t>
+      </w:r>
+      <w:r>
+        <w:t xml:space="preserve"> 列出每一步。</w:t>
+      </w:r>
+    </w:p>
+    <w:p>
+      <w:pPr>
+        <w:pStyle w:val="ListParagraph"/>
+        <w:numPr>
+          <w:ilvl w:val="0"/>
+          <w:numId w:val="22"/>
+        </w:numPr>
+      </w:pPr>
+      <w:r>
+        <w:rPr>
+          <w:b/>
+        </w:rPr>
+        <w:t xml:space="preserve">Tasks：</w:t>
+      </w:r>
+      <w:r>
+        <w:t xml:space="preserve"> </w:t>
+      </w:r>
+      <w:r>
+        <w:rPr>
+          <w:b/>
+        </w:rPr>
+        <w:t xml:space="preserve">+ New task from this query</w:t>
+      </w:r>
+      <w:r>
+        <w:t xml:space="preserve"> 喺你嘅 list 開一個 task（負責人係被問嘅人、due date 同 query 一樣，仲有連結返去 query 同佢啲相）；</w:t>
+      </w:r>
+      <w:r>
+        <w:rPr>
+          <w:b/>
+        </w:rPr>
+        <w:t xml:space="preserve">Link a task</w:t>
+      </w:r>
+      <w:r>
+        <w:t xml:space="preserve"> 連一個已有嘅 task。啲 task 會顯示做完未。</w:t>
+      </w:r>
+    </w:p>
+    <w:p>
+      <w:pPr>
+        <w:pStyle w:val="ListParagraph"/>
+        <w:numPr>
+          <w:ilvl w:val="0"/>
+          <w:numId w:val="22"/>
+        </w:numPr>
+      </w:pPr>
+      <w:r>
+        <w:rPr>
+          <w:b/>
+        </w:rPr>
+        <w:t xml:space="preserve">List：</w:t>
+      </w:r>
+      <w:r>
+        <w:t xml:space="preserve"> 用狀態篩選（Open and answered、Open、Overdue、Answered - to close、Closed、All），同 </w:t>
+      </w:r>
+      <w:r>
+        <w:rPr>
+          <w:b/>
+        </w:rPr>
+        <w:t xml:space="preserve">To me</w:t>
+      </w:r>
+      <w:r>
+        <w:t xml:space="preserve"> / </w:t>
+      </w:r>
+      <w:r>
+        <w:rPr>
+          <w:b/>
+        </w:rPr>
+        <w:t xml:space="preserve">Raised by me</w:t>
+      </w:r>
+      <w:r>
+        <w:t xml:space="preserve">，或者搜尋。過咗期嘅 query 係紅色。</w:t>
+      </w:r>
+    </w:p>
+    <w:p>
+      <w:pPr>
+        <w:pStyle w:val="ListParagraph"/>
+        <w:numPr>
+          <w:ilvl w:val="0"/>
+          <w:numId w:val="22"/>
+        </w:numPr>
+      </w:pPr>
+      <w:r>
+        <w:rPr>
+          <w:b/>
+        </w:rPr>
+        <w:t xml:space="preserve">Calendar：</w:t>
+      </w:r>
+      <w:r>
+        <w:t xml:space="preserve"> 問你或者你開嘅未完 query，due date 會喺 Calendar 出現（</w:t>
+      </w:r>
+      <w:r>
+        <w:rPr>
+          <w:b/>
+        </w:rPr>
+        <w:t xml:space="preserve">My queries</w:t>
+      </w:r>
+      <w:r>
+        <w:t xml:space="preserve">）；撳一下打開佢。</w:t>
+      </w:r>
+    </w:p>
+    <w:p>
+      <w:pPr>
+        <w:pStyle w:val="ListParagraph"/>
+        <w:numPr>
+          <w:ilvl w:val="0"/>
+          <w:numId w:val="22"/>
+        </w:numPr>
+      </w:pPr>
+      <w:r>
+        <w:rPr>
+          <w:b/>
+        </w:rPr>
+        <w:t xml:space="preserve">Chat：</w:t>
+      </w:r>
+      <w:r>
+        <w:t xml:space="preserve"> 打訊息時打 </w:t>
+      </w:r>
+      <w:r>
+        <w:rPr>
+          <w:b/>
+        </w:rPr>
+        <w:t xml:space="preserve">?</w:t>
+      </w:r>
+      <w:r>
+        <w:t xml:space="preserve"> 加幾個字就可以連一個 query（或者用連結掣 &gt; </w:t>
+      </w:r>
+      <w:r>
+        <w:rPr>
+          <w:b/>
+        </w:rPr>
+        <w:t xml:space="preserve">? Query</w:t>
+      </w:r>
+      <w:r>
+        <w:t xml:space="preserve">）；</w:t>
+      </w:r>
+      <w:r>
+        <w:rPr>
+          <w:b/>
+        </w:rPr>
+        <w:t xml:space="preserve">+</w:t>
+      </w:r>
+      <w:r>
+        <w:t xml:space="preserve"> &gt; </w:t>
+      </w:r>
+      <w:r>
+        <w:rPr>
+          <w:b/>
+        </w:rPr>
+        <w:t xml:space="preserve">Query</w:t>
+      </w:r>
+      <w:r>
+        <w:t xml:space="preserve"> 喺 chat 嘅 project 開一個新 query 再貼張卡。query 上面嘅 </w:t>
+      </w:r>
+      <w:r>
+        <w:rPr>
+          <w:b/>
+        </w:rPr>
+        <w:t xml:space="preserve">Send to chat</w:t>
+      </w:r>
+      <w:r>
+        <w:t xml:space="preserve"> 會再貼張卡去 project 嘅 channel。</w:t>
+      </w:r>
+    </w:p>
+    <w:p>
+      <w:pPr>
+        <w:pStyle w:val="ListParagraph"/>
+        <w:numPr>
+          <w:ilvl w:val="0"/>
+          <w:numId w:val="22"/>
+        </w:numPr>
+      </w:pPr>
+      <w:r>
+        <w:rPr>
+          <w:b/>
+        </w:rPr>
+        <w:t xml:space="preserve">Dashboard</w:t>
+      </w:r>
+      <w:r>
+        <w:t xml:space="preserve"> tab：未答、過期、7 日內到期、已答待 close、今個月 close 咗同平均幾多日答；按狀態、每人未答（紅色：過期）同每星期開咗同答咗幾多。撳一格就喺 list 睇返嗰啲 query。</w:t>
+      </w:r>
+    </w:p>
+    <w:p>
+      <w:pPr>
+        <w:pStyle w:val="ListParagraph"/>
+        <w:numPr>
+          <w:ilvl w:val="0"/>
+          <w:numId w:val="22"/>
+        </w:numPr>
+      </w:pPr>
+      <w:r>
+        <w:rPr>
+          <w:b/>
+        </w:rPr>
+        <w:t xml:space="preserve">Report (PDF)：</w:t>
+      </w:r>
+      <w:r>
+        <w:t xml:space="preserve"> 登記表（編號、主題、邊個開、問邊個、due、狀態、幾時答）再逐個 query 列出問題、相同答覆，跟 list 而家嘅篩選。</w:t>
+      </w:r>
+      <w:r>
+        <w:rPr>
+          <w:b/>
+        </w:rPr>
+        <w:t xml:space="preserve">Print / Save as PDF</w:t>
+      </w:r>
+      <w:r>
+        <w:t xml:space="preserve">，或者 </w:t>
+      </w:r>
+      <w:r>
+        <w:rPr>
+          <w:b/>
+        </w:rPr>
+        <w:t xml:space="preserve">Save to Folders</w:t>
+      </w:r>
+      <w:r>
+        <w:t xml:space="preserve">（PDF 放喺 Folders &gt; Queries）。</w:t>
+      </w:r>
+    </w:p>
+    <w:p>
+      <w:pPr>
         <w:pStyle w:val="Heading2"/>
       </w:pPr>
       <w:r>
@@ -4872,7 +5306,7 @@
         <w:pStyle w:val="ListParagraph"/>
         <w:numPr>
           <w:ilvl w:val="0"/>
-          <w:numId w:val="22"/>
+          <w:numId w:val="23"/>
         </w:numPr>
       </w:pPr>
       <w:r>
@@ -4884,7 +5318,7 @@
         <w:pStyle w:val="ListParagraph"/>
         <w:numPr>
           <w:ilvl w:val="0"/>
-          <w:numId w:val="22"/>
+          <w:numId w:val="23"/>
         </w:numPr>
       </w:pPr>
       <w:r>
@@ -4896,7 +5330,7 @@
         <w:pStyle w:val="ListParagraph"/>
         <w:numPr>
           <w:ilvl w:val="0"/>
-          <w:numId w:val="22"/>
+          <w:numId w:val="23"/>
         </w:numPr>
       </w:pPr>
       <w:r>
@@ -4908,7 +5342,7 @@
         <w:pStyle w:val="ListParagraph"/>
         <w:numPr>
           <w:ilvl w:val="0"/>
-          <w:numId w:val="22"/>
+          <w:numId w:val="23"/>
         </w:numPr>
       </w:pPr>
       <w:r>
@@ -4920,7 +5354,7 @@
         <w:pStyle w:val="ListParagraph"/>
         <w:numPr>
           <w:ilvl w:val="0"/>
-          <w:numId w:val="22"/>
+          <w:numId w:val="23"/>
         </w:numPr>
       </w:pPr>
       <w:r>
@@ -4932,7 +5366,7 @@
         <w:pStyle w:val="ListParagraph"/>
         <w:numPr>
           <w:ilvl w:val="0"/>
-          <w:numId w:val="22"/>
+          <w:numId w:val="23"/>
         </w:numPr>
       </w:pPr>
       <w:r>
@@ -4944,7 +5378,7 @@
         <w:pStyle w:val="ListParagraph"/>
         <w:numPr>
           <w:ilvl w:val="0"/>
-          <w:numId w:val="22"/>
+          <w:numId w:val="23"/>
         </w:numPr>
       </w:pPr>
       <w:r>
@@ -4956,7 +5390,7 @@
         <w:pStyle w:val="ListParagraph"/>
         <w:numPr>
           <w:ilvl w:val="0"/>
-          <w:numId w:val="22"/>
+          <w:numId w:val="23"/>
         </w:numPr>
       </w:pPr>
       <w:r>
@@ -4968,7 +5402,7 @@
         <w:pStyle w:val="ListParagraph"/>
         <w:numPr>
           <w:ilvl w:val="0"/>
-          <w:numId w:val="22"/>
+          <w:numId w:val="23"/>
         </w:numPr>
       </w:pPr>
       <w:r>
@@ -4980,7 +5414,7 @@
         <w:pStyle w:val="ListParagraph"/>
         <w:numPr>
           <w:ilvl w:val="0"/>
-          <w:numId w:val="22"/>
+          <w:numId w:val="23"/>
         </w:numPr>
       </w:pPr>
       <w:r>
@@ -4992,7 +5426,7 @@
         <w:pStyle w:val="ListParagraph"/>
         <w:numPr>
           <w:ilvl w:val="0"/>
-          <w:numId w:val="22"/>
+          <w:numId w:val="23"/>
         </w:numPr>
       </w:pPr>
       <w:r>
@@ -5004,7 +5438,7 @@
         <w:pStyle w:val="ListParagraph"/>
         <w:numPr>
           <w:ilvl w:val="0"/>
-          <w:numId w:val="22"/>
+          <w:numId w:val="23"/>
         </w:numPr>
       </w:pPr>
       <w:r>
@@ -5016,7 +5450,7 @@
         <w:pStyle w:val="ListParagraph"/>
         <w:numPr>
           <w:ilvl w:val="0"/>
-          <w:numId w:val="22"/>
+          <w:numId w:val="23"/>
         </w:numPr>
       </w:pPr>
       <w:r>
@@ -5070,7 +5504,7 @@
         <w:pStyle w:val="ListParagraph"/>
         <w:numPr>
           <w:ilvl w:val="0"/>
-          <w:numId w:val="23"/>
+          <w:numId w:val="24"/>
         </w:numPr>
       </w:pPr>
       <w:r>
@@ -5088,7 +5522,7 @@
         <w:pStyle w:val="ListParagraph"/>
         <w:numPr>
           <w:ilvl w:val="0"/>
-          <w:numId w:val="23"/>
+          <w:numId w:val="24"/>
         </w:numPr>
       </w:pPr>
       <w:r>
@@ -5106,7 +5540,7 @@
         <w:pStyle w:val="ListParagraph"/>
         <w:numPr>
           <w:ilvl w:val="0"/>
-          <w:numId w:val="23"/>
+          <w:numId w:val="24"/>
         </w:numPr>
       </w:pPr>
       <w:r>
@@ -5151,7 +5585,7 @@
         <w:pStyle w:val="ListParagraph"/>
         <w:numPr>
           <w:ilvl w:val="0"/>
-          <w:numId w:val="23"/>
+          <w:numId w:val="24"/>
         </w:numPr>
       </w:pPr>
       <w:r>
@@ -5187,7 +5621,7 @@
         <w:pStyle w:val="ListParagraph"/>
         <w:numPr>
           <w:ilvl w:val="0"/>
-          <w:numId w:val="23"/>
+          <w:numId w:val="24"/>
         </w:numPr>
       </w:pPr>
       <w:r>
@@ -5246,7 +5680,7 @@
         <w:pStyle w:val="ListParagraph"/>
         <w:numPr>
           <w:ilvl w:val="0"/>
-          <w:numId w:val="24"/>
+          <w:numId w:val="25"/>
         </w:numPr>
       </w:pPr>
       <w:r>
@@ -5258,7 +5692,7 @@
         <w:pStyle w:val="ListParagraph"/>
         <w:numPr>
           <w:ilvl w:val="0"/>
-          <w:numId w:val="24"/>
+          <w:numId w:val="25"/>
         </w:numPr>
       </w:pPr>
       <w:r>
@@ -5270,7 +5704,7 @@
         <w:pStyle w:val="ListParagraph"/>
         <w:numPr>
           <w:ilvl w:val="0"/>
-          <w:numId w:val="24"/>
+          <w:numId w:val="25"/>
         </w:numPr>
       </w:pPr>
       <w:r>
@@ -5282,7 +5716,7 @@
         <w:pStyle w:val="ListParagraph"/>
         <w:numPr>
           <w:ilvl w:val="0"/>
-          <w:numId w:val="24"/>
+          <w:numId w:val="25"/>
         </w:numPr>
       </w:pPr>
       <w:r>
@@ -5294,7 +5728,7 @@
         <w:pStyle w:val="ListParagraph"/>
         <w:numPr>
           <w:ilvl w:val="0"/>
-          <w:numId w:val="24"/>
+          <w:numId w:val="25"/>
         </w:numPr>
       </w:pPr>
       <w:r>
@@ -5306,7 +5740,7 @@
         <w:pStyle w:val="ListParagraph"/>
         <w:numPr>
           <w:ilvl w:val="0"/>
-          <w:numId w:val="24"/>
+          <w:numId w:val="25"/>
         </w:numPr>
       </w:pPr>
       <w:r>
@@ -5318,7 +5752,7 @@
         <w:pStyle w:val="ListParagraph"/>
         <w:numPr>
           <w:ilvl w:val="0"/>
-          <w:numId w:val="24"/>
+          <w:numId w:val="25"/>
         </w:numPr>
       </w:pPr>
       <w:r>
@@ -5330,7 +5764,7 @@
         <w:pStyle w:val="ListParagraph"/>
         <w:numPr>
           <w:ilvl w:val="0"/>
-          <w:numId w:val="24"/>
+          <w:numId w:val="25"/>
         </w:numPr>
       </w:pPr>
       <w:r>
@@ -5342,7 +5776,7 @@
         <w:pStyle w:val="ListParagraph"/>
         <w:numPr>
           <w:ilvl w:val="0"/>
-          <w:numId w:val="24"/>
+          <w:numId w:val="25"/>
         </w:numPr>
       </w:pPr>
       <w:r>
@@ -5354,7 +5788,7 @@
         <w:pStyle w:val="ListParagraph"/>
         <w:numPr>
           <w:ilvl w:val="0"/>
-          <w:numId w:val="24"/>
+          <w:numId w:val="25"/>
         </w:numPr>
       </w:pPr>
       <w:r>
@@ -5366,7 +5800,7 @@
         <w:pStyle w:val="ListParagraph"/>
         <w:numPr>
           <w:ilvl w:val="0"/>
-          <w:numId w:val="24"/>
+          <w:numId w:val="25"/>
         </w:numPr>
       </w:pPr>
       <w:r>
@@ -5378,7 +5812,7 @@
         <w:pStyle w:val="ListParagraph"/>
         <w:numPr>
           <w:ilvl w:val="0"/>
-          <w:numId w:val="24"/>
+          <w:numId w:val="25"/>
         </w:numPr>
       </w:pPr>
       <w:r>
@@ -5390,7 +5824,7 @@
         <w:pStyle w:val="ListParagraph"/>
         <w:numPr>
           <w:ilvl w:val="0"/>
-          <w:numId w:val="24"/>
+          <w:numId w:val="25"/>
         </w:numPr>
       </w:pPr>
       <w:r>
@@ -5402,7 +5836,7 @@
         <w:pStyle w:val="ListParagraph"/>
         <w:numPr>
           <w:ilvl w:val="0"/>
-          <w:numId w:val="24"/>
+          <w:numId w:val="25"/>
         </w:numPr>
       </w:pPr>
       <w:r>
@@ -5611,7 +6045,7 @@
         <w:pStyle w:val="ListParagraph"/>
         <w:numPr>
           <w:ilvl w:val="0"/>
-          <w:numId w:val="25"/>
+          <w:numId w:val="26"/>
         </w:numPr>
       </w:pPr>
       <w:r>
@@ -5686,7 +6120,7 @@
         <w:pStyle w:val="ListParagraph"/>
         <w:numPr>
           <w:ilvl w:val="0"/>
-          <w:numId w:val="25"/>
+          <w:numId w:val="26"/>
         </w:numPr>
       </w:pPr>
       <w:r>
@@ -5731,7 +6165,7 @@
         <w:pStyle w:val="ListParagraph"/>
         <w:numPr>
           <w:ilvl w:val="0"/>
-          <w:numId w:val="25"/>
+          <w:numId w:val="26"/>
         </w:numPr>
       </w:pPr>
       <w:r>
@@ -5749,7 +6183,7 @@
         <w:pStyle w:val="ListParagraph"/>
         <w:numPr>
           <w:ilvl w:val="0"/>
-          <w:numId w:val="25"/>
+          <w:numId w:val="26"/>
         </w:numPr>
       </w:pPr>
       <w:r>
@@ -5794,7 +6228,7 @@
         <w:pStyle w:val="ListParagraph"/>
         <w:numPr>
           <w:ilvl w:val="0"/>
-          <w:numId w:val="25"/>
+          <w:numId w:val="26"/>
         </w:numPr>
       </w:pPr>
       <w:r>
@@ -5833,7 +6267,7 @@
         <w:pStyle w:val="ListParagraph"/>
         <w:numPr>
           <w:ilvl w:val="0"/>
-          <w:numId w:val="26"/>
+          <w:numId w:val="27"/>
         </w:numPr>
       </w:pPr>
       <w:r>
@@ -5869,7 +6303,7 @@
         <w:pStyle w:val="ListParagraph"/>
         <w:numPr>
           <w:ilvl w:val="0"/>
-          <w:numId w:val="26"/>
+          <w:numId w:val="27"/>
         </w:numPr>
       </w:pPr>
       <w:r>
@@ -5890,7 +6324,7 @@
         <w:pStyle w:val="ListParagraph"/>
         <w:numPr>
           <w:ilvl w:val="0"/>
-          <w:numId w:val="26"/>
+          <w:numId w:val="27"/>
         </w:numPr>
       </w:pPr>
       <w:r>
@@ -5962,7 +6396,7 @@
         <w:pStyle w:val="ListParagraph"/>
         <w:numPr>
           <w:ilvl w:val="0"/>
-          <w:numId w:val="26"/>
+          <w:numId w:val="27"/>
         </w:numPr>
       </w:pPr>
       <w:r>
@@ -5974,7 +6408,7 @@
         <w:pStyle w:val="ListParagraph"/>
         <w:numPr>
           <w:ilvl w:val="0"/>
-          <w:numId w:val="26"/>
+          <w:numId w:val="27"/>
         </w:numPr>
       </w:pPr>
       <w:r>
@@ -5986,7 +6420,7 @@
         <w:pStyle w:val="ListParagraph"/>
         <w:numPr>
           <w:ilvl w:val="0"/>
-          <w:numId w:val="26"/>
+          <w:numId w:val="27"/>
         </w:numPr>
       </w:pPr>
       <w:r>
@@ -6094,7 +6528,7 @@
         <w:pStyle w:val="ListParagraph"/>
         <w:numPr>
           <w:ilvl w:val="0"/>
-          <w:numId w:val="26"/>
+          <w:numId w:val="27"/>
         </w:numPr>
       </w:pPr>
       <w:r>
@@ -6166,7 +6600,7 @@
         <w:pStyle w:val="ListParagraph"/>
         <w:numPr>
           <w:ilvl w:val="0"/>
-          <w:numId w:val="26"/>
+          <w:numId w:val="27"/>
         </w:numPr>
       </w:pPr>
       <w:r>
@@ -6220,7 +6654,7 @@
         <w:pStyle w:val="ListParagraph"/>
         <w:numPr>
           <w:ilvl w:val="0"/>
-          <w:numId w:val="27"/>
+          <w:numId w:val="28"/>
         </w:numPr>
       </w:pPr>
       <w:r>
@@ -6265,7 +6699,7 @@
         <w:pStyle w:val="ListParagraph"/>
         <w:numPr>
           <w:ilvl w:val="0"/>
-          <w:numId w:val="27"/>
+          <w:numId w:val="28"/>
         </w:numPr>
       </w:pPr>
       <w:r>
@@ -6346,7 +6780,7 @@
         <w:pStyle w:val="ListParagraph"/>
         <w:numPr>
           <w:ilvl w:val="0"/>
-          <w:numId w:val="27"/>
+          <w:numId w:val="28"/>
         </w:numPr>
       </w:pPr>
       <w:r>
@@ -6391,7 +6825,7 @@
         <w:pStyle w:val="ListParagraph"/>
         <w:numPr>
           <w:ilvl w:val="0"/>
-          <w:numId w:val="28"/>
+          <w:numId w:val="29"/>
         </w:numPr>
       </w:pPr>
       <w:r>
@@ -6502,7 +6936,7 @@
         <w:pStyle w:val="ListParagraph"/>
         <w:numPr>
           <w:ilvl w:val="0"/>
-          <w:numId w:val="28"/>
+          <w:numId w:val="29"/>
         </w:numPr>
       </w:pPr>
       <w:r>
@@ -6556,7 +6990,7 @@
         <w:pStyle w:val="ListParagraph"/>
         <w:numPr>
           <w:ilvl w:val="0"/>
-          <w:numId w:val="28"/>
+          <w:numId w:val="29"/>
         </w:numPr>
       </w:pPr>
       <w:r>
@@ -6592,7 +7026,7 @@
         <w:pStyle w:val="ListParagraph"/>
         <w:numPr>
           <w:ilvl w:val="0"/>
-          <w:numId w:val="28"/>
+          <w:numId w:val="29"/>
         </w:numPr>
       </w:pPr>
       <w:r>
@@ -6610,7 +7044,7 @@
         <w:pStyle w:val="ListParagraph"/>
         <w:numPr>
           <w:ilvl w:val="0"/>
-          <w:numId w:val="28"/>
+          <w:numId w:val="29"/>
         </w:numPr>
       </w:pPr>
       <w:r>
@@ -6640,7 +7074,7 @@
         <w:pStyle w:val="ListParagraph"/>
         <w:numPr>
           <w:ilvl w:val="0"/>
-          <w:numId w:val="29"/>
+          <w:numId w:val="30"/>
         </w:numPr>
       </w:pPr>
       <w:r>
@@ -6667,7 +7101,7 @@
         <w:pStyle w:val="ListParagraph"/>
         <w:numPr>
           <w:ilvl w:val="0"/>
-          <w:numId w:val="29"/>
+          <w:numId w:val="30"/>
         </w:numPr>
       </w:pPr>
       <w:r>
@@ -6685,7 +7119,7 @@
         <w:pStyle w:val="ListParagraph"/>
         <w:numPr>
           <w:ilvl w:val="0"/>
-          <w:numId w:val="29"/>
+          <w:numId w:val="30"/>
         </w:numPr>
       </w:pPr>
       <w:r>
@@ -6730,7 +7164,7 @@
         <w:pStyle w:val="ListParagraph"/>
         <w:numPr>
           <w:ilvl w:val="0"/>
-          <w:numId w:val="29"/>
+          <w:numId w:val="30"/>
         </w:numPr>
       </w:pPr>
       <w:r>
@@ -6766,7 +7200,7 @@
         <w:pStyle w:val="ListParagraph"/>
         <w:numPr>
           <w:ilvl w:val="0"/>
-          <w:numId w:val="29"/>
+          <w:numId w:val="30"/>
         </w:numPr>
       </w:pPr>
       <w:r>
@@ -6825,7 +7259,7 @@
         <w:pStyle w:val="ListParagraph"/>
         <w:numPr>
           <w:ilvl w:val="0"/>
-          <w:numId w:val="30"/>
+          <w:numId w:val="31"/>
         </w:numPr>
       </w:pPr>
       <w:r>
@@ -6837,7 +7271,7 @@
         <w:pStyle w:val="ListParagraph"/>
         <w:numPr>
           <w:ilvl w:val="0"/>
-          <w:numId w:val="30"/>
+          <w:numId w:val="31"/>
         </w:numPr>
       </w:pPr>
       <w:r>
@@ -6849,7 +7283,7 @@
         <w:pStyle w:val="ListParagraph"/>
         <w:numPr>
           <w:ilvl w:val="0"/>
-          <w:numId w:val="30"/>
+          <w:numId w:val="31"/>
         </w:numPr>
       </w:pPr>
       <w:r>
@@ -6861,7 +7295,7 @@
         <w:pStyle w:val="ListParagraph"/>
         <w:numPr>
           <w:ilvl w:val="0"/>
-          <w:numId w:val="30"/>
+          <w:numId w:val="31"/>
         </w:numPr>
       </w:pPr>
       <w:r>
@@ -6873,7 +7307,7 @@
         <w:pStyle w:val="ListParagraph"/>
         <w:numPr>
           <w:ilvl w:val="0"/>
-          <w:numId w:val="30"/>
+          <w:numId w:val="31"/>
         </w:numPr>
       </w:pPr>
       <w:r>
@@ -6885,7 +7319,7 @@
         <w:pStyle w:val="ListParagraph"/>
         <w:numPr>
           <w:ilvl w:val="0"/>
-          <w:numId w:val="30"/>
+          <w:numId w:val="31"/>
         </w:numPr>
       </w:pPr>
       <w:r>
@@ -6897,7 +7331,7 @@
         <w:pStyle w:val="ListParagraph"/>
         <w:numPr>
           <w:ilvl w:val="0"/>
-          <w:numId w:val="30"/>
+          <w:numId w:val="31"/>
         </w:numPr>
       </w:pPr>
       <w:r>
@@ -6909,7 +7343,7 @@
         <w:pStyle w:val="ListParagraph"/>
         <w:numPr>
           <w:ilvl w:val="0"/>
-          <w:numId w:val="30"/>
+          <w:numId w:val="31"/>
         </w:numPr>
       </w:pPr>
       <w:r>
@@ -7017,7 +7451,7 @@
         <w:pStyle w:val="ListParagraph"/>
         <w:numPr>
           <w:ilvl w:val="0"/>
-          <w:numId w:val="31"/>
+          <w:numId w:val="32"/>
         </w:numPr>
       </w:pPr>
       <w:r>
@@ -7146,7 +7580,7 @@
         <w:pStyle w:val="ListParagraph"/>
         <w:numPr>
           <w:ilvl w:val="0"/>
-          <w:numId w:val="31"/>
+          <w:numId w:val="32"/>
         </w:numPr>
       </w:pPr>
       <w:r>
@@ -7158,7 +7592,7 @@
         <w:pStyle w:val="ListParagraph"/>
         <w:numPr>
           <w:ilvl w:val="0"/>
-          <w:numId w:val="31"/>
+          <w:numId w:val="32"/>
         </w:numPr>
       </w:pPr>
       <w:r>
@@ -7212,7 +7646,7 @@
         <w:pStyle w:val="ListParagraph"/>
         <w:numPr>
           <w:ilvl w:val="0"/>
-          <w:numId w:val="31"/>
+          <w:numId w:val="32"/>
         </w:numPr>
       </w:pPr>
       <w:r>
@@ -7257,7 +7691,7 @@
         <w:pStyle w:val="ListParagraph"/>
         <w:numPr>
           <w:ilvl w:val="0"/>
-          <w:numId w:val="31"/>
+          <w:numId w:val="32"/>
         </w:numPr>
       </w:pPr>
       <w:r>
@@ -7286,7 +7720,7 @@
         <w:pStyle w:val="ListParagraph"/>
         <w:numPr>
           <w:ilvl w:val="0"/>
-          <w:numId w:val="32"/>
+          <w:numId w:val="33"/>
         </w:numPr>
       </w:pPr>
       <w:r>
@@ -7322,7 +7756,7 @@
         <w:pStyle w:val="ListParagraph"/>
         <w:numPr>
           <w:ilvl w:val="0"/>
-          <w:numId w:val="32"/>
+          <w:numId w:val="33"/>
         </w:numPr>
       </w:pPr>
       <w:r>
@@ -7351,7 +7785,7 @@
         <w:pStyle w:val="ListParagraph"/>
         <w:numPr>
           <w:ilvl w:val="0"/>
-          <w:numId w:val="33"/>
+          <w:numId w:val="34"/>
         </w:numPr>
       </w:pPr>
       <w:r>
@@ -7387,7 +7821,7 @@
         <w:pStyle w:val="ListParagraph"/>
         <w:numPr>
           <w:ilvl w:val="0"/>
-          <w:numId w:val="33"/>
+          <w:numId w:val="34"/>
         </w:numPr>
       </w:pPr>
       <w:r>
@@ -7417,7 +7851,7 @@
         <w:pStyle w:val="ListParagraph"/>
         <w:numPr>
           <w:ilvl w:val="0"/>
-          <w:numId w:val="33"/>
+          <w:numId w:val="34"/>
         </w:numPr>
       </w:pPr>
       <w:r>
@@ -7462,7 +7896,7 @@
         <w:pStyle w:val="ListParagraph"/>
         <w:numPr>
           <w:ilvl w:val="0"/>
-          <w:numId w:val="33"/>
+          <w:numId w:val="34"/>
         </w:numPr>
       </w:pPr>
       <w:r>
@@ -7521,7 +7955,7 @@
         <w:pStyle w:val="ListParagraph"/>
         <w:numPr>
           <w:ilvl w:val="0"/>
-          <w:numId w:val="34"/>
+          <w:numId w:val="35"/>
         </w:numPr>
       </w:pPr>
       <w:r>
@@ -7533,7 +7967,7 @@
         <w:pStyle w:val="ListParagraph"/>
         <w:numPr>
           <w:ilvl w:val="0"/>
-          <w:numId w:val="34"/>
+          <w:numId w:val="35"/>
         </w:numPr>
       </w:pPr>
       <w:r>
@@ -7545,7 +7979,7 @@
         <w:pStyle w:val="ListParagraph"/>
         <w:numPr>
           <w:ilvl w:val="0"/>
-          <w:numId w:val="34"/>
+          <w:numId w:val="35"/>
         </w:numPr>
       </w:pPr>
       <w:r>
@@ -7557,7 +7991,7 @@
         <w:pStyle w:val="ListParagraph"/>
         <w:numPr>
           <w:ilvl w:val="0"/>
-          <w:numId w:val="34"/>
+          <w:numId w:val="35"/>
         </w:numPr>
       </w:pPr>
       <w:r>
@@ -7569,7 +8003,7 @@
         <w:pStyle w:val="ListParagraph"/>
         <w:numPr>
           <w:ilvl w:val="0"/>
-          <w:numId w:val="34"/>
+          <w:numId w:val="35"/>
         </w:numPr>
       </w:pPr>
       <w:r>
@@ -7581,7 +8015,7 @@
         <w:pStyle w:val="ListParagraph"/>
         <w:numPr>
           <w:ilvl w:val="0"/>
-          <w:numId w:val="34"/>
+          <w:numId w:val="35"/>
         </w:numPr>
       </w:pPr>
       <w:r>
@@ -7593,7 +8027,7 @@
         <w:pStyle w:val="ListParagraph"/>
         <w:numPr>
           <w:ilvl w:val="0"/>
-          <w:numId w:val="34"/>
+          <w:numId w:val="35"/>
         </w:numPr>
       </w:pPr>
       <w:r>
@@ -7605,7 +8039,7 @@
         <w:pStyle w:val="ListParagraph"/>
         <w:numPr>
           <w:ilvl w:val="0"/>
-          <w:numId w:val="34"/>
+          <w:numId w:val="35"/>
         </w:numPr>
       </w:pPr>
       <w:r>
@@ -7623,7 +8057,7 @@
         <w:pStyle w:val="ListParagraph"/>
         <w:numPr>
           <w:ilvl w:val="0"/>
-          <w:numId w:val="35"/>
+          <w:numId w:val="36"/>
         </w:numPr>
       </w:pPr>
       <w:r>
@@ -7650,7 +8084,7 @@
         <w:pStyle w:val="ListParagraph"/>
         <w:numPr>
           <w:ilvl w:val="0"/>
-          <w:numId w:val="35"/>
+          <w:numId w:val="36"/>
         </w:numPr>
       </w:pPr>
       <w:r>
@@ -7704,7 +8138,7 @@
         <w:pStyle w:val="ListParagraph"/>
         <w:numPr>
           <w:ilvl w:val="0"/>
-          <w:numId w:val="35"/>
+          <w:numId w:val="36"/>
         </w:numPr>
       </w:pPr>
       <w:r>
@@ -7731,7 +8165,7 @@
         <w:pStyle w:val="ListParagraph"/>
         <w:numPr>
           <w:ilvl w:val="0"/>
-          <w:numId w:val="35"/>
+          <w:numId w:val="36"/>
         </w:numPr>
       </w:pPr>
       <w:r>
@@ -7776,7 +8210,7 @@
         <w:pStyle w:val="ListParagraph"/>
         <w:numPr>
           <w:ilvl w:val="0"/>
-          <w:numId w:val="35"/>
+          <w:numId w:val="36"/>
         </w:numPr>
       </w:pPr>
       <w:r>
@@ -7821,7 +8255,7 @@
         <w:pStyle w:val="ListParagraph"/>
         <w:numPr>
           <w:ilvl w:val="0"/>
-          <w:numId w:val="35"/>
+          <w:numId w:val="36"/>
         </w:numPr>
       </w:pPr>
       <w:r>
@@ -7857,7 +8291,7 @@
         <w:pStyle w:val="ListParagraph"/>
         <w:numPr>
           <w:ilvl w:val="0"/>
-          <w:numId w:val="35"/>
+          <w:numId w:val="36"/>
         </w:numPr>
       </w:pPr>
       <w:r>
@@ -7949,7 +8383,7 @@
         <w:pStyle w:val="ListParagraph"/>
         <w:numPr>
           <w:ilvl w:val="0"/>
-          <w:numId w:val="36"/>
+          <w:numId w:val="37"/>
         </w:numPr>
       </w:pPr>
       <w:r>
@@ -7961,7 +8395,7 @@
         <w:pStyle w:val="ListParagraph"/>
         <w:numPr>
           <w:ilvl w:val="0"/>
-          <w:numId w:val="36"/>
+          <w:numId w:val="37"/>
         </w:numPr>
       </w:pPr>
       <w:r>
@@ -7973,7 +8407,7 @@
         <w:pStyle w:val="ListParagraph"/>
         <w:numPr>
           <w:ilvl w:val="0"/>
-          <w:numId w:val="36"/>
+          <w:numId w:val="37"/>
         </w:numPr>
       </w:pPr>
       <w:r>
@@ -7985,7 +8419,7 @@
         <w:pStyle w:val="ListParagraph"/>
         <w:numPr>
           <w:ilvl w:val="0"/>
-          <w:numId w:val="36"/>
+          <w:numId w:val="37"/>
         </w:numPr>
       </w:pPr>
       <w:r>
@@ -7997,7 +8431,7 @@
         <w:pStyle w:val="ListParagraph"/>
         <w:numPr>
           <w:ilvl w:val="0"/>
-          <w:numId w:val="36"/>
+          <w:numId w:val="37"/>
         </w:numPr>
       </w:pPr>
       <w:r>
@@ -8009,7 +8443,7 @@
         <w:pStyle w:val="ListParagraph"/>
         <w:numPr>
           <w:ilvl w:val="0"/>
-          <w:numId w:val="36"/>
+          <w:numId w:val="37"/>
         </w:numPr>
       </w:pPr>
       <w:r>
@@ -8021,7 +8455,7 @@
         <w:pStyle w:val="ListParagraph"/>
         <w:numPr>
           <w:ilvl w:val="0"/>
-          <w:numId w:val="36"/>
+          <w:numId w:val="37"/>
         </w:numPr>
       </w:pPr>
       <w:r>
@@ -8039,7 +8473,7 @@
         <w:pStyle w:val="ListParagraph"/>
         <w:numPr>
           <w:ilvl w:val="0"/>
-          <w:numId w:val="37"/>
+          <w:numId w:val="38"/>
         </w:numPr>
       </w:pPr>
       <w:r>
@@ -8093,7 +8527,7 @@
         <w:pStyle w:val="ListParagraph"/>
         <w:numPr>
           <w:ilvl w:val="0"/>
-          <w:numId w:val="37"/>
+          <w:numId w:val="38"/>
         </w:numPr>
       </w:pPr>
       <w:r>
@@ -8129,7 +8563,7 @@
         <w:pStyle w:val="ListParagraph"/>
         <w:numPr>
           <w:ilvl w:val="0"/>
-          <w:numId w:val="37"/>
+          <w:numId w:val="38"/>
         </w:numPr>
       </w:pPr>
       <w:r>
@@ -8147,7 +8581,7 @@
         <w:pStyle w:val="ListParagraph"/>
         <w:numPr>
           <w:ilvl w:val="0"/>
-          <w:numId w:val="37"/>
+          <w:numId w:val="38"/>
         </w:numPr>
       </w:pPr>
       <w:r>
@@ -8201,7 +8635,7 @@
         <w:pStyle w:val="ListParagraph"/>
         <w:numPr>
           <w:ilvl w:val="0"/>
-          <w:numId w:val="37"/>
+          <w:numId w:val="38"/>
         </w:numPr>
       </w:pPr>
       <w:r>
@@ -8219,7 +8653,7 @@
         <w:pStyle w:val="ListParagraph"/>
         <w:numPr>
           <w:ilvl w:val="0"/>
-          <w:numId w:val="37"/>
+          <w:numId w:val="38"/>
         </w:numPr>
       </w:pPr>
       <w:r>
@@ -8237,7 +8671,7 @@
         <w:pStyle w:val="ListParagraph"/>
         <w:numPr>
           <w:ilvl w:val="0"/>
-          <w:numId w:val="37"/>
+          <w:numId w:val="38"/>
         </w:numPr>
       </w:pPr>
       <w:r>
@@ -8263,7 +8697,7 @@
         <w:pStyle w:val="ListParagraph"/>
         <w:numPr>
           <w:ilvl w:val="0"/>
-          <w:numId w:val="38"/>
+          <w:numId w:val="39"/>
         </w:numPr>
       </w:pPr>
       <w:r>
@@ -8299,7 +8733,7 @@
         <w:pStyle w:val="ListParagraph"/>
         <w:numPr>
           <w:ilvl w:val="0"/>
-          <w:numId w:val="38"/>
+          <w:numId w:val="39"/>
         </w:numPr>
       </w:pPr>
       <w:r>
@@ -8317,7 +8751,7 @@
         <w:pStyle w:val="ListParagraph"/>
         <w:numPr>
           <w:ilvl w:val="0"/>
-          <w:numId w:val="38"/>
+          <w:numId w:val="39"/>
         </w:numPr>
       </w:pPr>
       <w:r>
@@ -8335,7 +8769,7 @@
         <w:pStyle w:val="ListParagraph"/>
         <w:numPr>
           <w:ilvl w:val="0"/>
-          <w:numId w:val="38"/>
+          <w:numId w:val="39"/>
         </w:numPr>
       </w:pPr>
       <w:r>
@@ -8353,7 +8787,7 @@
         <w:pStyle w:val="ListParagraph"/>
         <w:numPr>
           <w:ilvl w:val="0"/>
-          <w:numId w:val="38"/>
+          <w:numId w:val="39"/>
         </w:numPr>
       </w:pPr>
       <w:r>
@@ -8412,7 +8846,7 @@
         <w:pStyle w:val="ListParagraph"/>
         <w:numPr>
           <w:ilvl w:val="0"/>
-          <w:numId w:val="39"/>
+          <w:numId w:val="40"/>
         </w:numPr>
       </w:pPr>
       <w:r>
@@ -8424,7 +8858,7 @@
         <w:pStyle w:val="ListParagraph"/>
         <w:numPr>
           <w:ilvl w:val="0"/>
-          <w:numId w:val="39"/>
+          <w:numId w:val="40"/>
         </w:numPr>
       </w:pPr>
       <w:r>
@@ -8436,7 +8870,7 @@
         <w:pStyle w:val="ListParagraph"/>
         <w:numPr>
           <w:ilvl w:val="0"/>
-          <w:numId w:val="39"/>
+          <w:numId w:val="40"/>
         </w:numPr>
       </w:pPr>
       <w:r>
@@ -8448,7 +8882,7 @@
         <w:pStyle w:val="ListParagraph"/>
         <w:numPr>
           <w:ilvl w:val="0"/>
-          <w:numId w:val="39"/>
+          <w:numId w:val="40"/>
         </w:numPr>
       </w:pPr>
       <w:r>
@@ -8460,7 +8894,7 @@
         <w:pStyle w:val="ListParagraph"/>
         <w:numPr>
           <w:ilvl w:val="0"/>
-          <w:numId w:val="39"/>
+          <w:numId w:val="40"/>
         </w:numPr>
       </w:pPr>
       <w:r>
@@ -8472,7 +8906,7 @@
         <w:pStyle w:val="ListParagraph"/>
         <w:numPr>
           <w:ilvl w:val="0"/>
-          <w:numId w:val="39"/>
+          <w:numId w:val="40"/>
         </w:numPr>
       </w:pPr>
       <w:r>
@@ -8484,7 +8918,7 @@
         <w:pStyle w:val="ListParagraph"/>
         <w:numPr>
           <w:ilvl w:val="0"/>
-          <w:numId w:val="39"/>
+          <w:numId w:val="40"/>
         </w:numPr>
       </w:pPr>
       <w:r>
@@ -8496,7 +8930,7 @@
         <w:pStyle w:val="ListParagraph"/>
         <w:numPr>
           <w:ilvl w:val="0"/>
-          <w:numId w:val="39"/>
+          <w:numId w:val="40"/>
         </w:numPr>
       </w:pPr>
       <w:r>
@@ -8508,7 +8942,7 @@
         <w:pStyle w:val="ListParagraph"/>
         <w:numPr>
           <w:ilvl w:val="0"/>
-          <w:numId w:val="39"/>
+          <w:numId w:val="40"/>
         </w:numPr>
       </w:pPr>
       <w:r>
@@ -8520,7 +8954,7 @@
         <w:pStyle w:val="ListParagraph"/>
         <w:numPr>
           <w:ilvl w:val="0"/>
-          <w:numId w:val="39"/>
+          <w:numId w:val="40"/>
         </w:numPr>
       </w:pPr>
       <w:r>
@@ -8532,7 +8966,7 @@
         <w:pStyle w:val="ListParagraph"/>
         <w:numPr>
           <w:ilvl w:val="0"/>
-          <w:numId w:val="39"/>
+          <w:numId w:val="40"/>
         </w:numPr>
       </w:pPr>
       <w:r>
@@ -8589,7 +9023,7 @@
         <w:pStyle w:val="ListParagraph"/>
         <w:numPr>
           <w:ilvl w:val="0"/>
-          <w:numId w:val="40"/>
+          <w:numId w:val="41"/>
         </w:numPr>
       </w:pPr>
       <w:r>
@@ -8634,7 +9068,7 @@
         <w:pStyle w:val="ListParagraph"/>
         <w:numPr>
           <w:ilvl w:val="0"/>
-          <w:numId w:val="40"/>
+          <w:numId w:val="41"/>
         </w:numPr>
       </w:pPr>
       <w:r>
@@ -8688,7 +9122,7 @@
         <w:pStyle w:val="ListParagraph"/>
         <w:numPr>
           <w:ilvl w:val="0"/>
-          <w:numId w:val="40"/>
+          <w:numId w:val="41"/>
         </w:numPr>
       </w:pPr>
       <w:r>
@@ -8733,7 +9167,7 @@
         <w:pStyle w:val="ListParagraph"/>
         <w:numPr>
           <w:ilvl w:val="0"/>
-          <w:numId w:val="40"/>
+          <w:numId w:val="41"/>
         </w:numPr>
       </w:pPr>
       <w:r>
@@ -8841,7 +9275,7 @@
         <w:pStyle w:val="ListParagraph"/>
         <w:numPr>
           <w:ilvl w:val="0"/>
-          <w:numId w:val="41"/>
+          <w:numId w:val="42"/>
         </w:numPr>
       </w:pPr>
       <w:r>
@@ -8868,7 +9302,7 @@
         <w:pStyle w:val="ListParagraph"/>
         <w:numPr>
           <w:ilvl w:val="0"/>
-          <w:numId w:val="41"/>
+          <w:numId w:val="42"/>
         </w:numPr>
       </w:pPr>
       <w:r>
@@ -8904,7 +9338,7 @@
         <w:pStyle w:val="ListParagraph"/>
         <w:numPr>
           <w:ilvl w:val="0"/>
-          <w:numId w:val="41"/>
+          <w:numId w:val="42"/>
         </w:numPr>
       </w:pPr>
       <w:r>
@@ -8976,7 +9410,7 @@
         <w:pStyle w:val="ListParagraph"/>
         <w:numPr>
           <w:ilvl w:val="0"/>
-          <w:numId w:val="41"/>
+          <w:numId w:val="42"/>
         </w:numPr>
       </w:pPr>
       <w:r>
@@ -9021,7 +9455,7 @@
         <w:pStyle w:val="ListParagraph"/>
         <w:numPr>
           <w:ilvl w:val="0"/>
-          <w:numId w:val="41"/>
+          <w:numId w:val="42"/>
         </w:numPr>
       </w:pPr>
       <w:r>
@@ -9129,7 +9563,7 @@
         <w:pStyle w:val="ListParagraph"/>
         <w:numPr>
           <w:ilvl w:val="0"/>
-          <w:numId w:val="41"/>
+          <w:numId w:val="42"/>
         </w:numPr>
       </w:pPr>
       <w:r>
@@ -9165,7 +9599,7 @@
         <w:pStyle w:val="ListParagraph"/>
         <w:numPr>
           <w:ilvl w:val="0"/>
-          <w:numId w:val="41"/>
+          <w:numId w:val="42"/>
         </w:numPr>
       </w:pPr>
       <w:r>
@@ -9201,7 +9635,7 @@
         <w:pStyle w:val="ListParagraph"/>
         <w:numPr>
           <w:ilvl w:val="0"/>
-          <w:numId w:val="41"/>
+          <w:numId w:val="42"/>
         </w:numPr>
       </w:pPr>
       <w:r>
@@ -9255,7 +9689,7 @@
         <w:pStyle w:val="ListParagraph"/>
         <w:numPr>
           <w:ilvl w:val="0"/>
-          <w:numId w:val="41"/>
+          <w:numId w:val="42"/>
         </w:numPr>
       </w:pPr>
       <w:r>
@@ -9291,7 +9725,7 @@
         <w:pStyle w:val="ListParagraph"/>
         <w:numPr>
           <w:ilvl w:val="0"/>
-          <w:numId w:val="41"/>
+          <w:numId w:val="42"/>
         </w:numPr>
       </w:pPr>
       <w:r>
@@ -9318,7 +9752,7 @@
         <w:pStyle w:val="ListParagraph"/>
         <w:numPr>
           <w:ilvl w:val="0"/>
-          <w:numId w:val="41"/>
+          <w:numId w:val="42"/>
         </w:numPr>
       </w:pPr>
       <w:r>
@@ -9377,7 +9811,7 @@
         <w:pStyle w:val="ListParagraph"/>
         <w:numPr>
           <w:ilvl w:val="0"/>
-          <w:numId w:val="42"/>
+          <w:numId w:val="43"/>
         </w:numPr>
       </w:pPr>
       <w:r>
@@ -9389,7 +9823,7 @@
         <w:pStyle w:val="ListParagraph"/>
         <w:numPr>
           <w:ilvl w:val="0"/>
-          <w:numId w:val="42"/>
+          <w:numId w:val="43"/>
         </w:numPr>
       </w:pPr>
       <w:r>
@@ -9401,7 +9835,7 @@
         <w:pStyle w:val="ListParagraph"/>
         <w:numPr>
           <w:ilvl w:val="0"/>
-          <w:numId w:val="42"/>
+          <w:numId w:val="43"/>
         </w:numPr>
       </w:pPr>
       <w:r>
@@ -9413,7 +9847,7 @@
         <w:pStyle w:val="ListParagraph"/>
         <w:numPr>
           <w:ilvl w:val="0"/>
-          <w:numId w:val="42"/>
+          <w:numId w:val="43"/>
         </w:numPr>
       </w:pPr>
       <w:r>
@@ -9425,7 +9859,7 @@
         <w:pStyle w:val="ListParagraph"/>
         <w:numPr>
           <w:ilvl w:val="0"/>
-          <w:numId w:val="42"/>
+          <w:numId w:val="43"/>
         </w:numPr>
       </w:pPr>
       <w:r>
@@ -9437,7 +9871,7 @@
         <w:pStyle w:val="ListParagraph"/>
         <w:numPr>
           <w:ilvl w:val="0"/>
-          <w:numId w:val="42"/>
+          <w:numId w:val="43"/>
         </w:numPr>
       </w:pPr>
       <w:r>
@@ -9449,7 +9883,7 @@
         <w:pStyle w:val="ListParagraph"/>
         <w:numPr>
           <w:ilvl w:val="0"/>
-          <w:numId w:val="42"/>
+          <w:numId w:val="43"/>
         </w:numPr>
       </w:pPr>
       <w:r>
@@ -9461,7 +9895,7 @@
         <w:pStyle w:val="ListParagraph"/>
         <w:numPr>
           <w:ilvl w:val="0"/>
-          <w:numId w:val="42"/>
+          <w:numId w:val="43"/>
         </w:numPr>
       </w:pPr>
       <w:r>
@@ -9473,7 +9907,7 @@
         <w:pStyle w:val="ListParagraph"/>
         <w:numPr>
           <w:ilvl w:val="0"/>
-          <w:numId w:val="42"/>
+          <w:numId w:val="43"/>
         </w:numPr>
       </w:pPr>
       <w:r>
@@ -9485,7 +9919,7 @@
         <w:pStyle w:val="ListParagraph"/>
         <w:numPr>
           <w:ilvl w:val="0"/>
-          <w:numId w:val="42"/>
+          <w:numId w:val="43"/>
         </w:numPr>
       </w:pPr>
       <w:r>
@@ -9497,7 +9931,7 @@
         <w:pStyle w:val="ListParagraph"/>
         <w:numPr>
           <w:ilvl w:val="0"/>
-          <w:numId w:val="42"/>
+          <w:numId w:val="43"/>
         </w:numPr>
       </w:pPr>
       <w:r>
@@ -9509,7 +9943,7 @@
         <w:pStyle w:val="ListParagraph"/>
         <w:numPr>
           <w:ilvl w:val="0"/>
-          <w:numId w:val="42"/>
+          <w:numId w:val="43"/>
         </w:numPr>
       </w:pPr>
       <w:r>
@@ -9521,7 +9955,7 @@
         <w:pStyle w:val="ListParagraph"/>
         <w:numPr>
           <w:ilvl w:val="0"/>
-          <w:numId w:val="42"/>
+          <w:numId w:val="43"/>
         </w:numPr>
       </w:pPr>
       <w:r>
@@ -9533,7 +9967,7 @@
         <w:pStyle w:val="ListParagraph"/>
         <w:numPr>
           <w:ilvl w:val="0"/>
-          <w:numId w:val="42"/>
+          <w:numId w:val="43"/>
         </w:numPr>
       </w:pPr>
       <w:r>
@@ -9545,7 +9979,7 @@
         <w:pStyle w:val="ListParagraph"/>
         <w:numPr>
           <w:ilvl w:val="0"/>
-          <w:numId w:val="42"/>
+          <w:numId w:val="43"/>
         </w:numPr>
       </w:pPr>
       <w:r>
@@ -9557,7 +9991,7 @@
         <w:pStyle w:val="ListParagraph"/>
         <w:numPr>
           <w:ilvl w:val="0"/>
-          <w:numId w:val="42"/>
+          <w:numId w:val="43"/>
         </w:numPr>
       </w:pPr>
       <w:r>
@@ -9569,7 +10003,7 @@
         <w:pStyle w:val="ListParagraph"/>
         <w:numPr>
           <w:ilvl w:val="0"/>
-          <w:numId w:val="42"/>
+          <w:numId w:val="43"/>
         </w:numPr>
       </w:pPr>
       <w:r>
@@ -9581,7 +10015,7 @@
         <w:pStyle w:val="ListParagraph"/>
         <w:numPr>
           <w:ilvl w:val="0"/>
-          <w:numId w:val="42"/>
+          <w:numId w:val="43"/>
         </w:numPr>
       </w:pPr>
       <w:r>
@@ -9593,7 +10027,7 @@
         <w:pStyle w:val="ListParagraph"/>
         <w:numPr>
           <w:ilvl w:val="0"/>
-          <w:numId w:val="42"/>
+          <w:numId w:val="43"/>
         </w:numPr>
       </w:pPr>
       <w:r>
@@ -9619,7 +10053,7 @@
         <w:pStyle w:val="ListParagraph"/>
         <w:numPr>
           <w:ilvl w:val="0"/>
-          <w:numId w:val="43"/>
+          <w:numId w:val="44"/>
         </w:numPr>
       </w:pPr>
       <w:r>
@@ -9640,7 +10074,7 @@
         <w:pStyle w:val="ListParagraph"/>
         <w:numPr>
           <w:ilvl w:val="0"/>
-          <w:numId w:val="43"/>
+          <w:numId w:val="44"/>
         </w:numPr>
       </w:pPr>
       <w:r>
@@ -9652,7 +10086,7 @@
         <w:pStyle w:val="ListParagraph"/>
         <w:numPr>
           <w:ilvl w:val="0"/>
-          <w:numId w:val="43"/>
+          <w:numId w:val="44"/>
         </w:numPr>
       </w:pPr>
       <w:r>
@@ -9670,7 +10104,7 @@
         <w:pStyle w:val="ListParagraph"/>
         <w:numPr>
           <w:ilvl w:val="0"/>
-          <w:numId w:val="43"/>
+          <w:numId w:val="44"/>
         </w:numPr>
       </w:pPr>
       <w:r>
@@ -9688,7 +10122,7 @@
         <w:pStyle w:val="ListParagraph"/>
         <w:numPr>
           <w:ilvl w:val="0"/>
-          <w:numId w:val="43"/>
+          <w:numId w:val="44"/>
         </w:numPr>
       </w:pPr>
       <w:r>
@@ -9736,7 +10170,7 @@
         <w:pStyle w:val="ListParagraph"/>
         <w:numPr>
           <w:ilvl w:val="0"/>
-          <w:numId w:val="43"/>
+          <w:numId w:val="44"/>
         </w:numPr>
       </w:pPr>
       <w:r>
@@ -9889,7 +10323,7 @@
         <w:pStyle w:val="ListParagraph"/>
         <w:numPr>
           <w:ilvl w:val="0"/>
-          <w:numId w:val="43"/>
+          <w:numId w:val="44"/>
         </w:numPr>
       </w:pPr>
       <w:r>
@@ -9952,7 +10386,7 @@
         <w:pStyle w:val="ListParagraph"/>
         <w:numPr>
           <w:ilvl w:val="0"/>
-          <w:numId w:val="43"/>
+          <w:numId w:val="44"/>
         </w:numPr>
       </w:pPr>
       <w:r>
@@ -9964,7 +10398,7 @@
         <w:pStyle w:val="ListParagraph"/>
         <w:numPr>
           <w:ilvl w:val="0"/>
-          <w:numId w:val="43"/>
+          <w:numId w:val="44"/>
         </w:numPr>
       </w:pPr>
       <w:r>
@@ -10039,7 +10473,7 @@
         <w:pStyle w:val="ListParagraph"/>
         <w:numPr>
           <w:ilvl w:val="0"/>
-          <w:numId w:val="43"/>
+          <w:numId w:val="44"/>
         </w:numPr>
       </w:pPr>
       <w:r>
@@ -10147,7 +10581,7 @@
         <w:pStyle w:val="ListParagraph"/>
         <w:numPr>
           <w:ilvl w:val="0"/>
-          <w:numId w:val="43"/>
+          <w:numId w:val="44"/>
         </w:numPr>
       </w:pPr>
       <w:r>
@@ -10159,7 +10593,7 @@
         <w:pStyle w:val="ListParagraph"/>
         <w:numPr>
           <w:ilvl w:val="0"/>
-          <w:numId w:val="43"/>
+          <w:numId w:val="44"/>
         </w:numPr>
       </w:pPr>
       <w:r>
@@ -10198,7 +10632,7 @@
         <w:pStyle w:val="ListParagraph"/>
         <w:numPr>
           <w:ilvl w:val="0"/>
-          <w:numId w:val="43"/>
+          <w:numId w:val="44"/>
         </w:numPr>
       </w:pPr>
       <w:r>
@@ -10261,7 +10695,7 @@
         <w:pStyle w:val="ListParagraph"/>
         <w:numPr>
           <w:ilvl w:val="0"/>
-          <w:numId w:val="43"/>
+          <w:numId w:val="44"/>
         </w:numPr>
       </w:pPr>
       <w:r>
@@ -10712,7 +11146,7 @@
         <w:pStyle w:val="ListParagraph"/>
         <w:numPr>
           <w:ilvl w:val="0"/>
-          <w:numId w:val="44"/>
+          <w:numId w:val="45"/>
         </w:numPr>
       </w:pPr>
       <w:r>
@@ -10724,7 +11158,7 @@
         <w:pStyle w:val="ListParagraph"/>
         <w:numPr>
           <w:ilvl w:val="0"/>
-          <w:numId w:val="44"/>
+          <w:numId w:val="45"/>
         </w:numPr>
       </w:pPr>
       <w:r>
@@ -10736,7 +11170,7 @@
         <w:pStyle w:val="ListParagraph"/>
         <w:numPr>
           <w:ilvl w:val="0"/>
-          <w:numId w:val="44"/>
+          <w:numId w:val="45"/>
         </w:numPr>
       </w:pPr>
       <w:r>
@@ -10748,7 +11182,7 @@
         <w:pStyle w:val="ListParagraph"/>
         <w:numPr>
           <w:ilvl w:val="0"/>
-          <w:numId w:val="44"/>
+          <w:numId w:val="45"/>
         </w:numPr>
       </w:pPr>
       <w:r>
@@ -10760,7 +11194,7 @@
         <w:pStyle w:val="ListParagraph"/>
         <w:numPr>
           <w:ilvl w:val="0"/>
-          <w:numId w:val="44"/>
+          <w:numId w:val="45"/>
         </w:numPr>
       </w:pPr>
       <w:r>
@@ -10847,7 +11281,7 @@
         <w:pStyle w:val="ListParagraph"/>
         <w:numPr>
           <w:ilvl w:val="0"/>
-          <w:numId w:val="45"/>
+          <w:numId w:val="46"/>
         </w:numPr>
       </w:pPr>
       <w:r>
@@ -10865,7 +11299,7 @@
         <w:pStyle w:val="ListParagraph"/>
         <w:numPr>
           <w:ilvl w:val="0"/>
-          <w:numId w:val="45"/>
+          <w:numId w:val="46"/>
         </w:numPr>
       </w:pPr>
       <w:r>
@@ -10892,7 +11326,7 @@
         <w:pStyle w:val="ListParagraph"/>
         <w:numPr>
           <w:ilvl w:val="0"/>
-          <w:numId w:val="45"/>
+          <w:numId w:val="46"/>
         </w:numPr>
       </w:pPr>
       <w:r>
@@ -10919,7 +11353,7 @@
         <w:pStyle w:val="ListParagraph"/>
         <w:numPr>
           <w:ilvl w:val="0"/>
-          <w:numId w:val="45"/>
+          <w:numId w:val="46"/>
         </w:numPr>
       </w:pPr>
       <w:r>
@@ -11003,7 +11437,7 @@
         <w:pStyle w:val="ListParagraph"/>
         <w:numPr>
           <w:ilvl w:val="0"/>
-          <w:numId w:val="46"/>
+          <w:numId w:val="47"/>
         </w:numPr>
       </w:pPr>
       <w:r>
@@ -11015,7 +11449,7 @@
         <w:pStyle w:val="ListParagraph"/>
         <w:numPr>
           <w:ilvl w:val="0"/>
-          <w:numId w:val="46"/>
+          <w:numId w:val="47"/>
         </w:numPr>
       </w:pPr>
       <w:r>
@@ -11027,7 +11461,7 @@
         <w:pStyle w:val="ListParagraph"/>
         <w:numPr>
           <w:ilvl w:val="0"/>
-          <w:numId w:val="46"/>
+          <w:numId w:val="47"/>
         </w:numPr>
       </w:pPr>
       <w:r>
@@ -11039,7 +11473,7 @@
         <w:pStyle w:val="ListParagraph"/>
         <w:numPr>
           <w:ilvl w:val="0"/>
-          <w:numId w:val="46"/>
+          <w:numId w:val="47"/>
         </w:numPr>
       </w:pPr>
       <w:r>
@@ -11051,7 +11485,7 @@
         <w:pStyle w:val="ListParagraph"/>
         <w:numPr>
           <w:ilvl w:val="0"/>
-          <w:numId w:val="46"/>
+          <w:numId w:val="47"/>
         </w:numPr>
       </w:pPr>
       <w:r>
@@ -11063,7 +11497,7 @@
         <w:pStyle w:val="ListParagraph"/>
         <w:numPr>
           <w:ilvl w:val="0"/>
-          <w:numId w:val="46"/>
+          <w:numId w:val="47"/>
         </w:numPr>
       </w:pPr>
       <w:r>
@@ -11114,7 +11548,7 @@
         <w:pStyle w:val="ListParagraph"/>
         <w:numPr>
           <w:ilvl w:val="0"/>
-          <w:numId w:val="47"/>
+          <w:numId w:val="48"/>
         </w:numPr>
       </w:pPr>
       <w:r>
@@ -11126,7 +11560,7 @@
         <w:pStyle w:val="ListParagraph"/>
         <w:numPr>
           <w:ilvl w:val="0"/>
-          <w:numId w:val="47"/>
+          <w:numId w:val="48"/>
         </w:numPr>
       </w:pPr>
       <w:r>
@@ -11138,7 +11572,7 @@
         <w:pStyle w:val="ListParagraph"/>
         <w:numPr>
           <w:ilvl w:val="0"/>
-          <w:numId w:val="47"/>
+          <w:numId w:val="48"/>
         </w:numPr>
       </w:pPr>
       <w:r>
@@ -11150,7 +11584,7 @@
         <w:pStyle w:val="ListParagraph"/>
         <w:numPr>
           <w:ilvl w:val="0"/>
-          <w:numId w:val="47"/>
+          <w:numId w:val="48"/>
         </w:numPr>
       </w:pPr>
       <w:r>
@@ -11162,7 +11596,7 @@
         <w:pStyle w:val="ListParagraph"/>
         <w:numPr>
           <w:ilvl w:val="0"/>
-          <w:numId w:val="47"/>
+          <w:numId w:val="48"/>
         </w:numPr>
       </w:pPr>
       <w:r>
@@ -11174,7 +11608,7 @@
         <w:pStyle w:val="ListParagraph"/>
         <w:numPr>
           <w:ilvl w:val="0"/>
-          <w:numId w:val="47"/>
+          <w:numId w:val="48"/>
         </w:numPr>
       </w:pPr>
       <w:r>
@@ -11186,7 +11620,7 @@
         <w:pStyle w:val="ListParagraph"/>
         <w:numPr>
           <w:ilvl w:val="0"/>
-          <w:numId w:val="47"/>
+          <w:numId w:val="48"/>
         </w:numPr>
       </w:pPr>
       <w:r>
@@ -11198,7 +11632,7 @@
         <w:pStyle w:val="ListParagraph"/>
         <w:numPr>
           <w:ilvl w:val="0"/>
-          <w:numId w:val="47"/>
+          <w:numId w:val="48"/>
         </w:numPr>
       </w:pPr>
       <w:r>
@@ -11249,7 +11683,7 @@
         <w:pStyle w:val="ListParagraph"/>
         <w:numPr>
           <w:ilvl w:val="0"/>
-          <w:numId w:val="48"/>
+          <w:numId w:val="49"/>
         </w:numPr>
       </w:pPr>
       <w:r>
@@ -11261,7 +11695,7 @@
         <w:pStyle w:val="ListParagraph"/>
         <w:numPr>
           <w:ilvl w:val="0"/>
-          <w:numId w:val="48"/>
+          <w:numId w:val="49"/>
         </w:numPr>
       </w:pPr>
       <w:r>
@@ -11273,7 +11707,7 @@
         <w:pStyle w:val="ListParagraph"/>
         <w:numPr>
           <w:ilvl w:val="0"/>
-          <w:numId w:val="48"/>
+          <w:numId w:val="49"/>
         </w:numPr>
       </w:pPr>
       <w:r>
@@ -11285,7 +11719,7 @@
         <w:pStyle w:val="ListParagraph"/>
         <w:numPr>
           <w:ilvl w:val="0"/>
-          <w:numId w:val="48"/>
+          <w:numId w:val="49"/>
         </w:numPr>
       </w:pPr>
       <w:r>
@@ -11297,7 +11731,7 @@
         <w:pStyle w:val="ListParagraph"/>
         <w:numPr>
           <w:ilvl w:val="0"/>
-          <w:numId w:val="48"/>
+          <w:numId w:val="49"/>
         </w:numPr>
       </w:pPr>
       <w:r>
@@ -11309,7 +11743,7 @@
         <w:pStyle w:val="ListParagraph"/>
         <w:numPr>
           <w:ilvl w:val="0"/>
-          <w:numId w:val="48"/>
+          <w:numId w:val="49"/>
         </w:numPr>
       </w:pPr>
       <w:r>
@@ -11321,7 +11755,7 @@
         <w:pStyle w:val="ListParagraph"/>
         <w:numPr>
           <w:ilvl w:val="0"/>
-          <w:numId w:val="48"/>
+          <w:numId w:val="49"/>
         </w:numPr>
       </w:pPr>
       <w:r>
@@ -11333,7 +11767,7 @@
         <w:pStyle w:val="ListParagraph"/>
         <w:numPr>
           <w:ilvl w:val="0"/>
-          <w:numId w:val="48"/>
+          <w:numId w:val="49"/>
         </w:numPr>
       </w:pPr>
       <w:r>
@@ -11345,7 +11779,7 @@
         <w:pStyle w:val="ListParagraph"/>
         <w:numPr>
           <w:ilvl w:val="0"/>
-          <w:numId w:val="48"/>
+          <w:numId w:val="49"/>
         </w:numPr>
       </w:pPr>
       <w:r>
@@ -11357,7 +11791,7 @@
         <w:pStyle w:val="ListParagraph"/>
         <w:numPr>
           <w:ilvl w:val="0"/>
-          <w:numId w:val="48"/>
+          <w:numId w:val="49"/>
         </w:numPr>
       </w:pPr>
       <w:r>
@@ -11369,7 +11803,7 @@
         <w:pStyle w:val="ListParagraph"/>
         <w:numPr>
           <w:ilvl w:val="0"/>
-          <w:numId w:val="48"/>
+          <w:numId w:val="49"/>
         </w:numPr>
       </w:pPr>
       <w:r>
@@ -11381,7 +11815,7 @@
         <w:pStyle w:val="ListParagraph"/>
         <w:numPr>
           <w:ilvl w:val="0"/>
-          <w:numId w:val="48"/>
+          <w:numId w:val="49"/>
         </w:numPr>
       </w:pPr>
       <w:r>
@@ -11440,7 +11874,7 @@
         <w:pStyle w:val="ListParagraph"/>
         <w:numPr>
           <w:ilvl w:val="0"/>
-          <w:numId w:val="49"/>
+          <w:numId w:val="50"/>
         </w:numPr>
       </w:pPr>
       <w:r>
@@ -11452,7 +11886,7 @@
         <w:pStyle w:val="ListParagraph"/>
         <w:numPr>
           <w:ilvl w:val="0"/>
-          <w:numId w:val="49"/>
+          <w:numId w:val="50"/>
         </w:numPr>
       </w:pPr>
       <w:r>
@@ -11464,7 +11898,7 @@
         <w:pStyle w:val="ListParagraph"/>
         <w:numPr>
           <w:ilvl w:val="0"/>
-          <w:numId w:val="49"/>
+          <w:numId w:val="50"/>
         </w:numPr>
       </w:pPr>
       <w:r>
@@ -11476,7 +11910,7 @@
         <w:pStyle w:val="ListParagraph"/>
         <w:numPr>
           <w:ilvl w:val="0"/>
-          <w:numId w:val="49"/>
+          <w:numId w:val="50"/>
         </w:numPr>
       </w:pPr>
       <w:r>
@@ -11488,7 +11922,7 @@
         <w:pStyle w:val="ListParagraph"/>
         <w:numPr>
           <w:ilvl w:val="0"/>
-          <w:numId w:val="49"/>
+          <w:numId w:val="50"/>
         </w:numPr>
       </w:pPr>
       <w:r>
@@ -11500,7 +11934,7 @@
         <w:pStyle w:val="ListParagraph"/>
         <w:numPr>
           <w:ilvl w:val="0"/>
-          <w:numId w:val="49"/>
+          <w:numId w:val="50"/>
         </w:numPr>
       </w:pPr>
       <w:r>
@@ -11512,7 +11946,7 @@
         <w:pStyle w:val="ListParagraph"/>
         <w:numPr>
           <w:ilvl w:val="0"/>
-          <w:numId w:val="49"/>
+          <w:numId w:val="50"/>
         </w:numPr>
       </w:pPr>
       <w:r>
@@ -11524,7 +11958,7 @@
         <w:pStyle w:val="ListParagraph"/>
         <w:numPr>
           <w:ilvl w:val="0"/>
-          <w:numId w:val="49"/>
+          <w:numId w:val="50"/>
         </w:numPr>
       </w:pPr>
       <w:r>
@@ -11536,7 +11970,7 @@
         <w:pStyle w:val="ListParagraph"/>
         <w:numPr>
           <w:ilvl w:val="0"/>
-          <w:numId w:val="49"/>
+          <w:numId w:val="50"/>
         </w:numPr>
       </w:pPr>
       <w:r>
@@ -11548,7 +11982,7 @@
         <w:pStyle w:val="ListParagraph"/>
         <w:numPr>
           <w:ilvl w:val="0"/>
-          <w:numId w:val="49"/>
+          <w:numId w:val="50"/>
         </w:numPr>
       </w:pPr>
       <w:r>
@@ -11754,7 +12188,7 @@
         <w:pStyle w:val="ListParagraph"/>
         <w:numPr>
           <w:ilvl w:val="0"/>
-          <w:numId w:val="50"/>
+          <w:numId w:val="51"/>
         </w:numPr>
       </w:pPr>
       <w:r>
@@ -11781,7 +12215,7 @@
         <w:pStyle w:val="ListParagraph"/>
         <w:numPr>
           <w:ilvl w:val="0"/>
-          <w:numId w:val="50"/>
+          <w:numId w:val="51"/>
         </w:numPr>
       </w:pPr>
       <w:r>
@@ -11799,7 +12233,7 @@
         <w:pStyle w:val="ListParagraph"/>
         <w:numPr>
           <w:ilvl w:val="0"/>
-          <w:numId w:val="50"/>
+          <w:numId w:val="51"/>
         </w:numPr>
       </w:pPr>
       <w:r>
@@ -11817,7 +12251,7 @@
         <w:pStyle w:val="ListParagraph"/>
         <w:numPr>
           <w:ilvl w:val="0"/>
-          <w:numId w:val="50"/>
+          <w:numId w:val="51"/>
         </w:numPr>
       </w:pPr>
       <w:r>
@@ -11880,7 +12314,7 @@
         <w:pStyle w:val="ListParagraph"/>
         <w:numPr>
           <w:ilvl w:val="0"/>
-          <w:numId w:val="50"/>
+          <w:numId w:val="51"/>
         </w:numPr>
       </w:pPr>
       <w:r>
@@ -11915,7 +12349,7 @@
         <w:pStyle w:val="ListParagraph"/>
         <w:numPr>
           <w:ilvl w:val="0"/>
-          <w:numId w:val="51"/>
+          <w:numId w:val="52"/>
         </w:numPr>
       </w:pPr>
       <w:r>
@@ -11951,7 +12385,7 @@
         <w:pStyle w:val="ListParagraph"/>
         <w:numPr>
           <w:ilvl w:val="0"/>
-          <w:numId w:val="51"/>
+          <w:numId w:val="52"/>
         </w:numPr>
       </w:pPr>
       <w:r>
@@ -11969,7 +12403,7 @@
         <w:pStyle w:val="ListParagraph"/>
         <w:numPr>
           <w:ilvl w:val="0"/>
-          <w:numId w:val="51"/>
+          <w:numId w:val="52"/>
         </w:numPr>
       </w:pPr>
       <w:r>
@@ -12034,7 +12468,7 @@
         <w:pStyle w:val="ListParagraph"/>
         <w:numPr>
           <w:ilvl w:val="0"/>
-          <w:numId w:val="52"/>
+          <w:numId w:val="53"/>
         </w:numPr>
       </w:pPr>
       <w:r>
@@ -12046,7 +12480,7 @@
         <w:pStyle w:val="ListParagraph"/>
         <w:numPr>
           <w:ilvl w:val="0"/>
-          <w:numId w:val="52"/>
+          <w:numId w:val="53"/>
         </w:numPr>
       </w:pPr>
       <w:r>
@@ -12058,7 +12492,7 @@
         <w:pStyle w:val="ListParagraph"/>
         <w:numPr>
           <w:ilvl w:val="0"/>
-          <w:numId w:val="52"/>
+          <w:numId w:val="53"/>
         </w:numPr>
       </w:pPr>
       <w:r>
@@ -12070,7 +12504,7 @@
         <w:pStyle w:val="ListParagraph"/>
         <w:numPr>
           <w:ilvl w:val="0"/>
-          <w:numId w:val="52"/>
+          <w:numId w:val="53"/>
         </w:numPr>
       </w:pPr>
       <w:r>
@@ -12082,7 +12516,7 @@
         <w:pStyle w:val="ListParagraph"/>
         <w:numPr>
           <w:ilvl w:val="0"/>
-          <w:numId w:val="52"/>
+          <w:numId w:val="53"/>
         </w:numPr>
       </w:pPr>
       <w:r>
@@ -12094,7 +12528,7 @@
         <w:pStyle w:val="ListParagraph"/>
         <w:numPr>
           <w:ilvl w:val="0"/>
-          <w:numId w:val="52"/>
+          <w:numId w:val="53"/>
         </w:numPr>
       </w:pPr>
       <w:r>
@@ -12106,7 +12540,7 @@
         <w:pStyle w:val="ListParagraph"/>
         <w:numPr>
           <w:ilvl w:val="0"/>
-          <w:numId w:val="52"/>
+          <w:numId w:val="53"/>
         </w:numPr>
       </w:pPr>
       <w:r>
@@ -12118,7 +12552,7 @@
         <w:pStyle w:val="ListParagraph"/>
         <w:numPr>
           <w:ilvl w:val="0"/>
-          <w:numId w:val="52"/>
+          <w:numId w:val="53"/>
         </w:numPr>
       </w:pPr>
       <w:r>
@@ -12130,7 +12564,7 @@
         <w:pStyle w:val="ListParagraph"/>
         <w:numPr>
           <w:ilvl w:val="0"/>
-          <w:numId w:val="52"/>
+          <w:numId w:val="53"/>
         </w:numPr>
       </w:pPr>
       <w:r>
@@ -12142,7 +12576,7 @@
         <w:pStyle w:val="ListParagraph"/>
         <w:numPr>
           <w:ilvl w:val="0"/>
-          <w:numId w:val="52"/>
+          <w:numId w:val="53"/>
         </w:numPr>
       </w:pPr>
       <w:r>
@@ -12154,7 +12588,7 @@
         <w:pStyle w:val="ListParagraph"/>
         <w:numPr>
           <w:ilvl w:val="0"/>
-          <w:numId w:val="52"/>
+          <w:numId w:val="53"/>
         </w:numPr>
       </w:pPr>
       <w:r>
@@ -12166,7 +12600,7 @@
         <w:pStyle w:val="ListParagraph"/>
         <w:numPr>
           <w:ilvl w:val="0"/>
-          <w:numId w:val="52"/>
+          <w:numId w:val="53"/>
         </w:numPr>
       </w:pPr>
       <w:r>
@@ -12178,7 +12612,7 @@
         <w:pStyle w:val="ListParagraph"/>
         <w:numPr>
           <w:ilvl w:val="0"/>
-          <w:numId w:val="52"/>
+          <w:numId w:val="53"/>
         </w:numPr>
       </w:pPr>
       <w:r>
@@ -12190,7 +12624,7 @@
         <w:pStyle w:val="ListParagraph"/>
         <w:numPr>
           <w:ilvl w:val="0"/>
-          <w:numId w:val="52"/>
+          <w:numId w:val="53"/>
         </w:numPr>
       </w:pPr>
       <w:r>
@@ -12202,7 +12636,7 @@
         <w:pStyle w:val="ListParagraph"/>
         <w:numPr>
           <w:ilvl w:val="0"/>
-          <w:numId w:val="52"/>
+          <w:numId w:val="53"/>
         </w:numPr>
       </w:pPr>
       <w:r>
@@ -12214,7 +12648,7 @@
         <w:pStyle w:val="ListParagraph"/>
         <w:numPr>
           <w:ilvl w:val="0"/>
-          <w:numId w:val="52"/>
+          <w:numId w:val="53"/>
         </w:numPr>
       </w:pPr>
       <w:r>
@@ -12801,7 +13235,7 @@
         <w:pStyle w:val="ListParagraph"/>
         <w:numPr>
           <w:ilvl w:val="0"/>
-          <w:numId w:val="53"/>
+          <w:numId w:val="54"/>
         </w:numPr>
       </w:pPr>
       <w:r>
@@ -12840,7 +13274,7 @@
         <w:pStyle w:val="ListParagraph"/>
         <w:numPr>
           <w:ilvl w:val="0"/>
-          <w:numId w:val="53"/>
+          <w:numId w:val="54"/>
         </w:numPr>
       </w:pPr>
       <w:r>
@@ -12870,7 +13304,7 @@
         <w:pStyle w:val="ListParagraph"/>
         <w:numPr>
           <w:ilvl w:val="0"/>
-          <w:numId w:val="53"/>
+          <w:numId w:val="54"/>
         </w:numPr>
       </w:pPr>
       <w:r>
@@ -12888,7 +13322,7 @@
         <w:pStyle w:val="ListParagraph"/>
         <w:numPr>
           <w:ilvl w:val="0"/>
-          <w:numId w:val="53"/>
+          <w:numId w:val="54"/>
         </w:numPr>
       </w:pPr>
       <w:r>
@@ -12923,7 +13357,7 @@
         <w:pStyle w:val="ListParagraph"/>
         <w:numPr>
           <w:ilvl w:val="0"/>
-          <w:numId w:val="54"/>
+          <w:numId w:val="55"/>
         </w:numPr>
       </w:pPr>
       <w:r>
@@ -12995,7 +13429,7 @@
         <w:pStyle w:val="ListParagraph"/>
         <w:numPr>
           <w:ilvl w:val="0"/>
-          <w:numId w:val="54"/>
+          <w:numId w:val="55"/>
         </w:numPr>
       </w:pPr>
       <w:r>
@@ -13007,7 +13441,7 @@
         <w:pStyle w:val="ListParagraph"/>
         <w:numPr>
           <w:ilvl w:val="0"/>
-          <w:numId w:val="54"/>
+          <w:numId w:val="55"/>
         </w:numPr>
       </w:pPr>
       <w:r>
@@ -13034,7 +13468,7 @@
         <w:pStyle w:val="ListParagraph"/>
         <w:numPr>
           <w:ilvl w:val="0"/>
-          <w:numId w:val="54"/>
+          <w:numId w:val="55"/>
         </w:numPr>
       </w:pPr>
       <w:r>
@@ -13091,7 +13525,7 @@
         <w:pStyle w:val="ListParagraph"/>
         <w:numPr>
           <w:ilvl w:val="0"/>
-          <w:numId w:val="55"/>
+          <w:numId w:val="56"/>
         </w:numPr>
       </w:pPr>
       <w:r>
@@ -13103,7 +13537,7 @@
         <w:pStyle w:val="ListParagraph"/>
         <w:numPr>
           <w:ilvl w:val="0"/>
-          <w:numId w:val="55"/>
+          <w:numId w:val="56"/>
         </w:numPr>
       </w:pPr>
       <w:r>
@@ -13115,7 +13549,7 @@
         <w:pStyle w:val="ListParagraph"/>
         <w:numPr>
           <w:ilvl w:val="0"/>
-          <w:numId w:val="55"/>
+          <w:numId w:val="56"/>
         </w:numPr>
       </w:pPr>
       <w:r>
@@ -13127,7 +13561,7 @@
         <w:pStyle w:val="ListParagraph"/>
         <w:numPr>
           <w:ilvl w:val="0"/>
-          <w:numId w:val="55"/>
+          <w:numId w:val="56"/>
         </w:numPr>
       </w:pPr>
       <w:r>
@@ -13139,7 +13573,7 @@
         <w:pStyle w:val="ListParagraph"/>
         <w:numPr>
           <w:ilvl w:val="0"/>
-          <w:numId w:val="55"/>
+          <w:numId w:val="56"/>
         </w:numPr>
       </w:pPr>
       <w:r>
@@ -13159,7 +13593,7 @@
         <w:pStyle w:val="ListParagraph"/>
         <w:numPr>
           <w:ilvl w:val="0"/>
-          <w:numId w:val="56"/>
+          <w:numId w:val="57"/>
         </w:numPr>
       </w:pPr>
       <w:r>
@@ -13180,7 +13614,7 @@
         <w:pStyle w:val="ListParagraph"/>
         <w:numPr>
           <w:ilvl w:val="0"/>
-          <w:numId w:val="56"/>
+          <w:numId w:val="57"/>
         </w:numPr>
       </w:pPr>
       <w:r>
@@ -13210,7 +13644,7 @@
         <w:pStyle w:val="ListParagraph"/>
         <w:numPr>
           <w:ilvl w:val="0"/>
-          <w:numId w:val="56"/>
+          <w:numId w:val="57"/>
         </w:numPr>
       </w:pPr>
       <w:r>
@@ -13228,7 +13662,7 @@
         <w:pStyle w:val="ListParagraph"/>
         <w:numPr>
           <w:ilvl w:val="0"/>
-          <w:numId w:val="56"/>
+          <w:numId w:val="57"/>
         </w:numPr>
       </w:pPr>
       <w:r>
@@ -13246,7 +13680,7 @@
         <w:pStyle w:val="ListParagraph"/>
         <w:numPr>
           <w:ilvl w:val="0"/>
-          <w:numId w:val="56"/>
+          <w:numId w:val="57"/>
         </w:numPr>
       </w:pPr>
       <w:r>
@@ -13264,7 +13698,7 @@
         <w:pStyle w:val="ListParagraph"/>
         <w:numPr>
           <w:ilvl w:val="0"/>
-          <w:numId w:val="56"/>
+          <w:numId w:val="57"/>
         </w:numPr>
       </w:pPr>
       <w:r>
@@ -13282,7 +13716,7 @@
         <w:pStyle w:val="ListParagraph"/>
         <w:numPr>
           <w:ilvl w:val="0"/>
-          <w:numId w:val="56"/>
+          <w:numId w:val="57"/>
         </w:numPr>
       </w:pPr>
       <w:r>
@@ -13754,7 +14188,7 @@
         <w:pStyle w:val="ListParagraph"/>
         <w:numPr>
           <w:ilvl w:val="0"/>
-          <w:numId w:val="57"/>
+          <w:numId w:val="58"/>
         </w:numPr>
       </w:pPr>
       <w:r>
@@ -13799,7 +14233,7 @@
         <w:pStyle w:val="ListParagraph"/>
         <w:numPr>
           <w:ilvl w:val="0"/>
-          <w:numId w:val="57"/>
+          <w:numId w:val="58"/>
         </w:numPr>
       </w:pPr>
       <w:r>
@@ -13835,7 +14269,7 @@
         <w:pStyle w:val="ListParagraph"/>
         <w:numPr>
           <w:ilvl w:val="0"/>
-          <w:numId w:val="57"/>
+          <w:numId w:val="58"/>
         </w:numPr>
       </w:pPr>
       <w:r>
@@ -13878,7 +14312,7 @@
         <w:pStyle w:val="ListParagraph"/>
         <w:numPr>
           <w:ilvl w:val="0"/>
-          <w:numId w:val="58"/>
+          <w:numId w:val="59"/>
         </w:numPr>
       </w:pPr>
       <w:r>
@@ -13899,7 +14333,7 @@
         <w:pStyle w:val="ListParagraph"/>
         <w:numPr>
           <w:ilvl w:val="0"/>
-          <w:numId w:val="58"/>
+          <w:numId w:val="59"/>
         </w:numPr>
       </w:pPr>
       <w:r>
@@ -13926,7 +14360,7 @@
         <w:pStyle w:val="ListParagraph"/>
         <w:numPr>
           <w:ilvl w:val="0"/>
-          <w:numId w:val="58"/>
+          <w:numId w:val="59"/>
         </w:numPr>
       </w:pPr>
       <w:r>
@@ -13989,7 +14423,7 @@
         <w:pStyle w:val="ListParagraph"/>
         <w:numPr>
           <w:ilvl w:val="0"/>
-          <w:numId w:val="58"/>
+          <w:numId w:val="59"/>
         </w:numPr>
       </w:pPr>
       <w:r>
@@ -14048,7 +14482,7 @@
         <w:pStyle w:val="ListParagraph"/>
         <w:numPr>
           <w:ilvl w:val="0"/>
-          <w:numId w:val="59"/>
+          <w:numId w:val="60"/>
         </w:numPr>
       </w:pPr>
       <w:r>
@@ -14060,7 +14494,7 @@
         <w:pStyle w:val="ListParagraph"/>
         <w:numPr>
           <w:ilvl w:val="0"/>
-          <w:numId w:val="59"/>
+          <w:numId w:val="60"/>
         </w:numPr>
       </w:pPr>
       <w:r>
@@ -14072,7 +14506,7 @@
         <w:pStyle w:val="ListParagraph"/>
         <w:numPr>
           <w:ilvl w:val="0"/>
-          <w:numId w:val="59"/>
+          <w:numId w:val="60"/>
         </w:numPr>
       </w:pPr>
       <w:r>
@@ -14084,7 +14518,7 @@
         <w:pStyle w:val="ListParagraph"/>
         <w:numPr>
           <w:ilvl w:val="0"/>
-          <w:numId w:val="59"/>
+          <w:numId w:val="60"/>
         </w:numPr>
       </w:pPr>
       <w:r>
@@ -14096,7 +14530,7 @@
         <w:pStyle w:val="ListParagraph"/>
         <w:numPr>
           <w:ilvl w:val="0"/>
-          <w:numId w:val="59"/>
+          <w:numId w:val="60"/>
         </w:numPr>
       </w:pPr>
       <w:r>
@@ -14108,7 +14542,7 @@
         <w:pStyle w:val="ListParagraph"/>
         <w:numPr>
           <w:ilvl w:val="0"/>
-          <w:numId w:val="59"/>
+          <w:numId w:val="60"/>
         </w:numPr>
       </w:pPr>
       <w:r>
@@ -14120,7 +14554,7 @@
         <w:pStyle w:val="ListParagraph"/>
         <w:numPr>
           <w:ilvl w:val="0"/>
-          <w:numId w:val="59"/>
+          <w:numId w:val="60"/>
         </w:numPr>
       </w:pPr>
       <w:r>
@@ -14132,7 +14566,7 @@
         <w:pStyle w:val="ListParagraph"/>
         <w:numPr>
           <w:ilvl w:val="0"/>
-          <w:numId w:val="59"/>
+          <w:numId w:val="60"/>
         </w:numPr>
       </w:pPr>
       <w:r>
@@ -14298,7 +14732,7 @@
         <w:pStyle w:val="ListParagraph"/>
         <w:numPr>
           <w:ilvl w:val="0"/>
-          <w:numId w:val="60"/>
+          <w:numId w:val="61"/>
         </w:numPr>
       </w:pPr>
       <w:r>
@@ -14325,7 +14759,7 @@
         <w:pStyle w:val="ListParagraph"/>
         <w:numPr>
           <w:ilvl w:val="0"/>
-          <w:numId w:val="60"/>
+          <w:numId w:val="61"/>
         </w:numPr>
       </w:pPr>
       <w:r>
@@ -14346,7 +14780,7 @@
         <w:pStyle w:val="ListParagraph"/>
         <w:numPr>
           <w:ilvl w:val="0"/>
-          <w:numId w:val="60"/>
+          <w:numId w:val="61"/>
         </w:numPr>
       </w:pPr>
       <w:r>
@@ -14419,7 +14853,7 @@
         <w:pStyle w:val="ListParagraph"/>
         <w:numPr>
           <w:ilvl w:val="0"/>
-          <w:numId w:val="61"/>
+          <w:numId w:val="62"/>
         </w:numPr>
       </w:pPr>
       <w:r>
@@ -14431,7 +14865,7 @@
         <w:pStyle w:val="ListParagraph"/>
         <w:numPr>
           <w:ilvl w:val="0"/>
-          <w:numId w:val="61"/>
+          <w:numId w:val="62"/>
         </w:numPr>
       </w:pPr>
       <w:r>
@@ -14443,7 +14877,7 @@
         <w:pStyle w:val="ListParagraph"/>
         <w:numPr>
           <w:ilvl w:val="0"/>
-          <w:numId w:val="61"/>
+          <w:numId w:val="62"/>
         </w:numPr>
       </w:pPr>
       <w:r>
@@ -14455,7 +14889,7 @@
         <w:pStyle w:val="ListParagraph"/>
         <w:numPr>
           <w:ilvl w:val="0"/>
-          <w:numId w:val="61"/>
+          <w:numId w:val="62"/>
         </w:numPr>
       </w:pPr>
       <w:r>
@@ -14467,7 +14901,7 @@
         <w:pStyle w:val="ListParagraph"/>
         <w:numPr>
           <w:ilvl w:val="0"/>
-          <w:numId w:val="61"/>
+          <w:numId w:val="62"/>
         </w:numPr>
       </w:pPr>
       <w:r>
@@ -14479,7 +14913,7 @@
         <w:pStyle w:val="ListParagraph"/>
         <w:numPr>
           <w:ilvl w:val="0"/>
-          <w:numId w:val="61"/>
+          <w:numId w:val="62"/>
         </w:numPr>
       </w:pPr>
       <w:r>
@@ -14491,7 +14925,7 @@
         <w:pStyle w:val="ListParagraph"/>
         <w:numPr>
           <w:ilvl w:val="0"/>
-          <w:numId w:val="61"/>
+          <w:numId w:val="62"/>
         </w:numPr>
       </w:pPr>
       <w:r>
@@ -14503,7 +14937,7 @@
         <w:pStyle w:val="ListParagraph"/>
         <w:numPr>
           <w:ilvl w:val="0"/>
-          <w:numId w:val="61"/>
+          <w:numId w:val="62"/>
         </w:numPr>
       </w:pPr>
       <w:r>
@@ -14515,7 +14949,7 @@
         <w:pStyle w:val="ListParagraph"/>
         <w:numPr>
           <w:ilvl w:val="0"/>
-          <w:numId w:val="61"/>
+          <w:numId w:val="62"/>
         </w:numPr>
       </w:pPr>
       <w:r>
@@ -14527,7 +14961,7 @@
         <w:pStyle w:val="ListParagraph"/>
         <w:numPr>
           <w:ilvl w:val="0"/>
-          <w:numId w:val="61"/>
+          <w:numId w:val="62"/>
         </w:numPr>
       </w:pPr>
       <w:r>
@@ -14539,7 +14973,7 @@
         <w:pStyle w:val="ListParagraph"/>
         <w:numPr>
           <w:ilvl w:val="0"/>
-          <w:numId w:val="61"/>
+          <w:numId w:val="62"/>
         </w:numPr>
       </w:pPr>
       <w:r>
@@ -14551,7 +14985,7 @@
         <w:pStyle w:val="ListParagraph"/>
         <w:numPr>
           <w:ilvl w:val="0"/>
-          <w:numId w:val="61"/>
+          <w:numId w:val="62"/>
         </w:numPr>
       </w:pPr>
       <w:r>
@@ -14563,7 +14997,7 @@
         <w:pStyle w:val="ListParagraph"/>
         <w:numPr>
           <w:ilvl w:val="0"/>
-          <w:numId w:val="61"/>
+          <w:numId w:val="62"/>
         </w:numPr>
       </w:pPr>
       <w:r>
@@ -14822,7 +15256,7 @@
         <w:pStyle w:val="ListParagraph"/>
         <w:numPr>
           <w:ilvl w:val="0"/>
-          <w:numId w:val="62"/>
+          <w:numId w:val="63"/>
         </w:numPr>
       </w:pPr>
       <w:r>
@@ -14843,7 +15277,7 @@
         <w:pStyle w:val="ListParagraph"/>
         <w:numPr>
           <w:ilvl w:val="0"/>
-          <w:numId w:val="62"/>
+          <w:numId w:val="63"/>
         </w:numPr>
       </w:pPr>
       <w:r>
@@ -14861,7 +15295,7 @@
         <w:pStyle w:val="ListParagraph"/>
         <w:numPr>
           <w:ilvl w:val="0"/>
-          <w:numId w:val="62"/>
+          <w:numId w:val="63"/>
         </w:numPr>
       </w:pPr>
       <w:r>
@@ -14879,7 +15313,7 @@
         <w:pStyle w:val="ListParagraph"/>
         <w:numPr>
           <w:ilvl w:val="0"/>
-          <w:numId w:val="62"/>
+          <w:numId w:val="63"/>
         </w:numPr>
       </w:pPr>
       <w:r>
@@ -14899,7 +15333,7 @@
         <w:pStyle w:val="ListParagraph"/>
         <w:numPr>
           <w:ilvl w:val="0"/>
-          <w:numId w:val="63"/>
+          <w:numId w:val="64"/>
         </w:numPr>
       </w:pPr>
       <w:r>
@@ -14929,7 +15363,7 @@
         <w:pStyle w:val="ListParagraph"/>
         <w:numPr>
           <w:ilvl w:val="0"/>
-          <w:numId w:val="63"/>
+          <w:numId w:val="64"/>
         </w:numPr>
       </w:pPr>
       <w:r>
@@ -14972,7 +15406,7 @@
         <w:pStyle w:val="ListParagraph"/>
         <w:numPr>
           <w:ilvl w:val="0"/>
-          <w:numId w:val="64"/>
+          <w:numId w:val="65"/>
         </w:numPr>
       </w:pPr>
       <w:r>
@@ -15029,7 +15463,7 @@
         <w:pStyle w:val="ListParagraph"/>
         <w:numPr>
           <w:ilvl w:val="0"/>
-          <w:numId w:val="64"/>
+          <w:numId w:val="65"/>
         </w:numPr>
       </w:pPr>
       <w:r>
@@ -15041,7 +15475,7 @@
         <w:pStyle w:val="ListParagraph"/>
         <w:numPr>
           <w:ilvl w:val="0"/>
-          <w:numId w:val="64"/>
+          <w:numId w:val="65"/>
         </w:numPr>
       </w:pPr>
       <w:r>
@@ -15071,7 +15505,7 @@
         <w:pStyle w:val="ListParagraph"/>
         <w:numPr>
           <w:ilvl w:val="0"/>
-          <w:numId w:val="64"/>
+          <w:numId w:val="65"/>
         </w:numPr>
       </w:pPr>
       <w:r>
@@ -15497,7 +15931,7 @@
         <w:pStyle w:val="ListParagraph"/>
         <w:numPr>
           <w:ilvl w:val="0"/>
-          <w:numId w:val="65"/>
+          <w:numId w:val="66"/>
         </w:numPr>
       </w:pPr>
       <w:r>
@@ -15509,7 +15943,7 @@
         <w:pStyle w:val="ListParagraph"/>
         <w:numPr>
           <w:ilvl w:val="0"/>
-          <w:numId w:val="65"/>
+          <w:numId w:val="66"/>
         </w:numPr>
       </w:pPr>
       <w:r>
@@ -15521,7 +15955,7 @@
         <w:pStyle w:val="ListParagraph"/>
         <w:numPr>
           <w:ilvl w:val="0"/>
-          <w:numId w:val="65"/>
+          <w:numId w:val="66"/>
         </w:numPr>
       </w:pPr>
       <w:r>
@@ -15541,7 +15975,7 @@
         <w:pStyle w:val="ListParagraph"/>
         <w:numPr>
           <w:ilvl w:val="0"/>
-          <w:numId w:val="66"/>
+          <w:numId w:val="67"/>
         </w:numPr>
       </w:pPr>
       <w:r>
@@ -15568,7 +16002,7 @@
         <w:pStyle w:val="ListParagraph"/>
         <w:numPr>
           <w:ilvl w:val="0"/>
-          <w:numId w:val="66"/>
+          <w:numId w:val="67"/>
         </w:numPr>
       </w:pPr>
       <w:r>
@@ -15595,7 +16029,7 @@
         <w:pStyle w:val="ListParagraph"/>
         <w:numPr>
           <w:ilvl w:val="0"/>
-          <w:numId w:val="66"/>
+          <w:numId w:val="67"/>
         </w:numPr>
       </w:pPr>
       <w:r>
@@ -15701,7 +16135,7 @@
         <w:pStyle w:val="ListParagraph"/>
         <w:numPr>
           <w:ilvl w:val="0"/>
-          <w:numId w:val="67"/>
+          <w:numId w:val="68"/>
         </w:numPr>
       </w:pPr>
       <w:r>
@@ -15713,7 +16147,7 @@
         <w:pStyle w:val="ListParagraph"/>
         <w:numPr>
           <w:ilvl w:val="0"/>
-          <w:numId w:val="67"/>
+          <w:numId w:val="68"/>
         </w:numPr>
       </w:pPr>
       <w:r>
@@ -15725,7 +16159,7 @@
         <w:pStyle w:val="ListParagraph"/>
         <w:numPr>
           <w:ilvl w:val="0"/>
-          <w:numId w:val="67"/>
+          <w:numId w:val="68"/>
         </w:numPr>
       </w:pPr>
       <w:r>
@@ -15737,7 +16171,7 @@
         <w:pStyle w:val="ListParagraph"/>
         <w:numPr>
           <w:ilvl w:val="0"/>
-          <w:numId w:val="67"/>
+          <w:numId w:val="68"/>
         </w:numPr>
       </w:pPr>
       <w:r>
@@ -15749,7 +16183,7 @@
         <w:pStyle w:val="ListParagraph"/>
         <w:numPr>
           <w:ilvl w:val="0"/>
-          <w:numId w:val="67"/>
+          <w:numId w:val="68"/>
         </w:numPr>
       </w:pPr>
       <w:r>
@@ -15761,7 +16195,7 @@
         <w:pStyle w:val="ListParagraph"/>
         <w:numPr>
           <w:ilvl w:val="0"/>
-          <w:numId w:val="67"/>
+          <w:numId w:val="68"/>
         </w:numPr>
       </w:pPr>
       <w:r>
@@ -15773,7 +16207,7 @@
         <w:pStyle w:val="ListParagraph"/>
         <w:numPr>
           <w:ilvl w:val="0"/>
-          <w:numId w:val="67"/>
+          <w:numId w:val="68"/>
         </w:numPr>
       </w:pPr>
       <w:r>
@@ -15785,7 +16219,7 @@
         <w:pStyle w:val="ListParagraph"/>
         <w:numPr>
           <w:ilvl w:val="0"/>
-          <w:numId w:val="67"/>
+          <w:numId w:val="68"/>
         </w:numPr>
       </w:pPr>
       <w:r>
@@ -15797,7 +16231,7 @@
         <w:pStyle w:val="ListParagraph"/>
         <w:numPr>
           <w:ilvl w:val="0"/>
-          <w:numId w:val="67"/>
+          <w:numId w:val="68"/>
         </w:numPr>
       </w:pPr>
       <w:r>
@@ -15809,7 +16243,7 @@
         <w:pStyle w:val="ListParagraph"/>
         <w:numPr>
           <w:ilvl w:val="0"/>
-          <w:numId w:val="67"/>
+          <w:numId w:val="68"/>
         </w:numPr>
       </w:pPr>
       <w:r>
@@ -15821,7 +16255,7 @@
         <w:pStyle w:val="ListParagraph"/>
         <w:numPr>
           <w:ilvl w:val="0"/>
-          <w:numId w:val="67"/>
+          <w:numId w:val="68"/>
         </w:numPr>
       </w:pPr>
       <w:r>
@@ -15833,7 +16267,7 @@
         <w:pStyle w:val="ListParagraph"/>
         <w:numPr>
           <w:ilvl w:val="0"/>
-          <w:numId w:val="67"/>
+          <w:numId w:val="68"/>
         </w:numPr>
       </w:pPr>
       <w:r>
@@ -15845,7 +16279,7 @@
         <w:pStyle w:val="ListParagraph"/>
         <w:numPr>
           <w:ilvl w:val="0"/>
-          <w:numId w:val="68"/>
+          <w:numId w:val="69"/>
         </w:numPr>
       </w:pPr>
       <w:r>
@@ -15857,7 +16291,7 @@
         <w:pStyle w:val="ListParagraph"/>
         <w:numPr>
           <w:ilvl w:val="0"/>
-          <w:numId w:val="68"/>
+          <w:numId w:val="69"/>
         </w:numPr>
       </w:pPr>
       <w:r>
@@ -15950,7 +16384,7 @@
         <w:pStyle w:val="ListParagraph"/>
         <w:numPr>
           <w:ilvl w:val="0"/>
-          <w:numId w:val="68"/>
+          <w:numId w:val="69"/>
         </w:numPr>
       </w:pPr>
       <w:r>
@@ -15995,7 +16429,7 @@
         <w:pStyle w:val="ListParagraph"/>
         <w:numPr>
           <w:ilvl w:val="0"/>
-          <w:numId w:val="68"/>
+          <w:numId w:val="69"/>
         </w:numPr>
       </w:pPr>
       <w:r>
@@ -16022,7 +16456,7 @@
         <w:pStyle w:val="ListParagraph"/>
         <w:numPr>
           <w:ilvl w:val="0"/>
-          <w:numId w:val="68"/>
+          <w:numId w:val="69"/>
         </w:numPr>
       </w:pPr>
       <w:r>
@@ -16389,7 +16823,7 @@
         <w:pStyle w:val="ListParagraph"/>
         <w:numPr>
           <w:ilvl w:val="0"/>
-          <w:numId w:val="69"/>
+          <w:numId w:val="70"/>
         </w:numPr>
       </w:pPr>
       <w:r>
@@ -16401,7 +16835,7 @@
         <w:pStyle w:val="ListParagraph"/>
         <w:numPr>
           <w:ilvl w:val="0"/>
-          <w:numId w:val="69"/>
+          <w:numId w:val="70"/>
         </w:numPr>
       </w:pPr>
       <w:r>
@@ -16419,7 +16853,7 @@
         <w:pStyle w:val="ListParagraph"/>
         <w:numPr>
           <w:ilvl w:val="0"/>
-          <w:numId w:val="69"/>
+          <w:numId w:val="70"/>
         </w:numPr>
       </w:pPr>
       <w:r>
@@ -16440,7 +16874,7 @@
         <w:pStyle w:val="ListParagraph"/>
         <w:numPr>
           <w:ilvl w:val="0"/>
-          <w:numId w:val="69"/>
+          <w:numId w:val="70"/>
         </w:numPr>
       </w:pPr>
       <w:r>
@@ -16470,7 +16904,7 @@
         <w:pStyle w:val="ListParagraph"/>
         <w:numPr>
           <w:ilvl w:val="0"/>
-          <w:numId w:val="69"/>
+          <w:numId w:val="70"/>
         </w:numPr>
       </w:pPr>
       <w:r>
@@ -16482,7 +16916,7 @@
         <w:pStyle w:val="ListParagraph"/>
         <w:numPr>
           <w:ilvl w:val="0"/>
-          <w:numId w:val="69"/>
+          <w:numId w:val="70"/>
         </w:numPr>
       </w:pPr>
       <w:r>
@@ -16539,7 +16973,7 @@
         <w:pStyle w:val="ListParagraph"/>
         <w:numPr>
           <w:ilvl w:val="0"/>
-          <w:numId w:val="69"/>
+          <w:numId w:val="70"/>
         </w:numPr>
       </w:pPr>
       <w:r>
@@ -16575,7 +17009,7 @@
         <w:pStyle w:val="ListParagraph"/>
         <w:numPr>
           <w:ilvl w:val="0"/>
-          <w:numId w:val="69"/>
+          <w:numId w:val="70"/>
         </w:numPr>
       </w:pPr>
       <w:r>
@@ -16614,7 +17048,7 @@
         <w:pStyle w:val="ListParagraph"/>
         <w:numPr>
           <w:ilvl w:val="0"/>
-          <w:numId w:val="69"/>
+          <w:numId w:val="70"/>
         </w:numPr>
       </w:pPr>
       <w:r>
@@ -16650,7 +17084,7 @@
         <w:pStyle w:val="ListParagraph"/>
         <w:numPr>
           <w:ilvl w:val="0"/>
-          <w:numId w:val="69"/>
+          <w:numId w:val="70"/>
         </w:numPr>
       </w:pPr>
       <w:r>
@@ -16686,7 +17120,7 @@
         <w:pStyle w:val="ListParagraph"/>
         <w:numPr>
           <w:ilvl w:val="0"/>
-          <w:numId w:val="69"/>
+          <w:numId w:val="70"/>
         </w:numPr>
       </w:pPr>
       <w:r>
@@ -16722,7 +17156,7 @@
         <w:pStyle w:val="ListParagraph"/>
         <w:numPr>
           <w:ilvl w:val="0"/>
-          <w:numId w:val="69"/>
+          <w:numId w:val="70"/>
         </w:numPr>
       </w:pPr>
       <w:r>
@@ -16767,7 +17201,7 @@
         <w:pStyle w:val="ListParagraph"/>
         <w:numPr>
           <w:ilvl w:val="0"/>
-          <w:numId w:val="69"/>
+          <w:numId w:val="70"/>
         </w:numPr>
       </w:pPr>
       <w:r>
@@ -16848,7 +17282,7 @@
         <w:pStyle w:val="ListParagraph"/>
         <w:numPr>
           <w:ilvl w:val="0"/>
-          <w:numId w:val="69"/>
+          <w:numId w:val="70"/>
         </w:numPr>
       </w:pPr>
       <w:r>
@@ -16926,7 +17360,7 @@
         <w:pStyle w:val="ListParagraph"/>
         <w:numPr>
           <w:ilvl w:val="0"/>
-          <w:numId w:val="70"/>
+          <w:numId w:val="71"/>
         </w:numPr>
       </w:pPr>
       <w:r>
@@ -16938,7 +17372,7 @@
         <w:pStyle w:val="ListParagraph"/>
         <w:numPr>
           <w:ilvl w:val="0"/>
-          <w:numId w:val="70"/>
+          <w:numId w:val="71"/>
         </w:numPr>
       </w:pPr>
       <w:r>
@@ -16950,7 +17384,7 @@
         <w:pStyle w:val="ListParagraph"/>
         <w:numPr>
           <w:ilvl w:val="0"/>
-          <w:numId w:val="70"/>
+          <w:numId w:val="71"/>
         </w:numPr>
       </w:pPr>
       <w:r>
@@ -16962,7 +17396,7 @@
         <w:pStyle w:val="ListParagraph"/>
         <w:numPr>
           <w:ilvl w:val="0"/>
-          <w:numId w:val="70"/>
+          <w:numId w:val="71"/>
         </w:numPr>
       </w:pPr>
       <w:r>
@@ -16974,7 +17408,7 @@
         <w:pStyle w:val="ListParagraph"/>
         <w:numPr>
           <w:ilvl w:val="0"/>
-          <w:numId w:val="70"/>
+          <w:numId w:val="71"/>
         </w:numPr>
       </w:pPr>
       <w:r>
@@ -16986,7 +17420,7 @@
         <w:pStyle w:val="ListParagraph"/>
         <w:numPr>
           <w:ilvl w:val="0"/>
-          <w:numId w:val="70"/>
+          <w:numId w:val="71"/>
         </w:numPr>
       </w:pPr>
       <w:r>
@@ -16998,7 +17432,7 @@
         <w:pStyle w:val="ListParagraph"/>
         <w:numPr>
           <w:ilvl w:val="0"/>
-          <w:numId w:val="70"/>
+          <w:numId w:val="71"/>
         </w:numPr>
       </w:pPr>
       <w:r>
@@ -17010,7 +17444,7 @@
         <w:pStyle w:val="ListParagraph"/>
         <w:numPr>
           <w:ilvl w:val="0"/>
-          <w:numId w:val="70"/>
+          <w:numId w:val="71"/>
         </w:numPr>
       </w:pPr>
       <w:r>
@@ -17022,7 +17456,7 @@
         <w:pStyle w:val="ListParagraph"/>
         <w:numPr>
           <w:ilvl w:val="0"/>
-          <w:numId w:val="70"/>
+          <w:numId w:val="71"/>
         </w:numPr>
       </w:pPr>
       <w:r>
@@ -17034,7 +17468,7 @@
         <w:pStyle w:val="ListParagraph"/>
         <w:numPr>
           <w:ilvl w:val="0"/>
-          <w:numId w:val="70"/>
+          <w:numId w:val="71"/>
         </w:numPr>
       </w:pPr>
       <w:r>
@@ -17046,7 +17480,7 @@
         <w:pStyle w:val="ListParagraph"/>
         <w:numPr>
           <w:ilvl w:val="0"/>
-          <w:numId w:val="70"/>
+          <w:numId w:val="71"/>
         </w:numPr>
       </w:pPr>
       <w:r>
@@ -17058,7 +17492,7 @@
         <w:pStyle w:val="ListParagraph"/>
         <w:numPr>
           <w:ilvl w:val="0"/>
-          <w:numId w:val="70"/>
+          <w:numId w:val="71"/>
         </w:numPr>
       </w:pPr>
       <w:r>
@@ -17070,7 +17504,7 @@
         <w:pStyle w:val="ListParagraph"/>
         <w:numPr>
           <w:ilvl w:val="0"/>
-          <w:numId w:val="70"/>
+          <w:numId w:val="71"/>
         </w:numPr>
       </w:pPr>
       <w:r>
@@ -17129,7 +17563,7 @@
         <w:pStyle w:val="ListParagraph"/>
         <w:numPr>
           <w:ilvl w:val="0"/>
-          <w:numId w:val="71"/>
+          <w:numId w:val="72"/>
         </w:numPr>
       </w:pPr>
       <w:r>
@@ -17141,7 +17575,7 @@
         <w:pStyle w:val="ListParagraph"/>
         <w:numPr>
           <w:ilvl w:val="0"/>
-          <w:numId w:val="71"/>
+          <w:numId w:val="72"/>
         </w:numPr>
       </w:pPr>
       <w:r>
@@ -17153,7 +17587,7 @@
         <w:pStyle w:val="ListParagraph"/>
         <w:numPr>
           <w:ilvl w:val="0"/>
-          <w:numId w:val="71"/>
+          <w:numId w:val="72"/>
         </w:numPr>
       </w:pPr>
       <w:r>
@@ -17165,7 +17599,7 @@
         <w:pStyle w:val="ListParagraph"/>
         <w:numPr>
           <w:ilvl w:val="0"/>
-          <w:numId w:val="71"/>
+          <w:numId w:val="72"/>
         </w:numPr>
       </w:pPr>
       <w:r>
@@ -17177,7 +17611,7 @@
         <w:pStyle w:val="ListParagraph"/>
         <w:numPr>
           <w:ilvl w:val="0"/>
-          <w:numId w:val="71"/>
+          <w:numId w:val="72"/>
         </w:numPr>
       </w:pPr>
       <w:r>
@@ -17189,7 +17623,7 @@
         <w:pStyle w:val="ListParagraph"/>
         <w:numPr>
           <w:ilvl w:val="0"/>
-          <w:numId w:val="71"/>
+          <w:numId w:val="72"/>
         </w:numPr>
       </w:pPr>
       <w:r>
@@ -17201,7 +17635,7 @@
         <w:pStyle w:val="ListParagraph"/>
         <w:numPr>
           <w:ilvl w:val="0"/>
-          <w:numId w:val="71"/>
+          <w:numId w:val="72"/>
         </w:numPr>
       </w:pPr>
       <w:r>
@@ -17213,7 +17647,7 @@
         <w:pStyle w:val="ListParagraph"/>
         <w:numPr>
           <w:ilvl w:val="0"/>
-          <w:numId w:val="71"/>
+          <w:numId w:val="72"/>
         </w:numPr>
       </w:pPr>
       <w:r>
@@ -17225,7 +17659,7 @@
         <w:pStyle w:val="ListParagraph"/>
         <w:numPr>
           <w:ilvl w:val="0"/>
-          <w:numId w:val="71"/>
+          <w:numId w:val="72"/>
         </w:numPr>
       </w:pPr>
       <w:r>
@@ -17237,7 +17671,7 @@
         <w:pStyle w:val="ListParagraph"/>
         <w:numPr>
           <w:ilvl w:val="0"/>
-          <w:numId w:val="71"/>
+          <w:numId w:val="72"/>
         </w:numPr>
       </w:pPr>
       <w:r>
@@ -17249,7 +17683,7 @@
         <w:pStyle w:val="ListParagraph"/>
         <w:numPr>
           <w:ilvl w:val="0"/>
-          <w:numId w:val="72"/>
+          <w:numId w:val="73"/>
         </w:numPr>
       </w:pPr>
       <w:r>
@@ -17303,7 +17737,7 @@
         <w:pStyle w:val="ListParagraph"/>
         <w:numPr>
           <w:ilvl w:val="0"/>
-          <w:numId w:val="72"/>
+          <w:numId w:val="73"/>
         </w:numPr>
       </w:pPr>
       <w:r>
@@ -17357,7 +17791,7 @@
         <w:pStyle w:val="ListParagraph"/>
         <w:numPr>
           <w:ilvl w:val="0"/>
-          <w:numId w:val="72"/>
+          <w:numId w:val="73"/>
         </w:numPr>
       </w:pPr>
       <w:r>
@@ -17411,7 +17845,7 @@
         <w:pStyle w:val="ListParagraph"/>
         <w:numPr>
           <w:ilvl w:val="0"/>
-          <w:numId w:val="72"/>
+          <w:numId w:val="73"/>
         </w:numPr>
       </w:pPr>
       <w:r>
@@ -17459,7 +17893,7 @@
         <w:pStyle w:val="ListParagraph"/>
         <w:numPr>
           <w:ilvl w:val="0"/>
-          <w:numId w:val="72"/>
+          <w:numId w:val="73"/>
         </w:numPr>
       </w:pPr>
       <w:r>
@@ -17504,7 +17938,7 @@
         <w:pStyle w:val="ListParagraph"/>
         <w:numPr>
           <w:ilvl w:val="0"/>
-          <w:numId w:val="72"/>
+          <w:numId w:val="73"/>
         </w:numPr>
       </w:pPr>
       <w:r>
@@ -17567,7 +18001,7 @@
         <w:pStyle w:val="ListParagraph"/>
         <w:numPr>
           <w:ilvl w:val="0"/>
-          <w:numId w:val="72"/>
+          <w:numId w:val="73"/>
         </w:numPr>
       </w:pPr>
       <w:r>
@@ -17585,7 +18019,7 @@
         <w:pStyle w:val="ListParagraph"/>
         <w:numPr>
           <w:ilvl w:val="0"/>
-          <w:numId w:val="72"/>
+          <w:numId w:val="73"/>
         </w:numPr>
       </w:pPr>
       <w:r>
@@ -17636,7 +18070,7 @@
         <w:pStyle w:val="ListParagraph"/>
         <w:numPr>
           <w:ilvl w:val="0"/>
-          <w:numId w:val="73"/>
+          <w:numId w:val="74"/>
         </w:numPr>
       </w:pPr>
       <w:r>
@@ -17648,7 +18082,7 @@
         <w:pStyle w:val="ListParagraph"/>
         <w:numPr>
           <w:ilvl w:val="0"/>
-          <w:numId w:val="73"/>
+          <w:numId w:val="74"/>
         </w:numPr>
       </w:pPr>
       <w:r>
@@ -17660,7 +18094,7 @@
         <w:pStyle w:val="ListParagraph"/>
         <w:numPr>
           <w:ilvl w:val="0"/>
-          <w:numId w:val="73"/>
+          <w:numId w:val="74"/>
         </w:numPr>
       </w:pPr>
       <w:r>
@@ -17672,7 +18106,7 @@
         <w:pStyle w:val="ListParagraph"/>
         <w:numPr>
           <w:ilvl w:val="0"/>
-          <w:numId w:val="73"/>
+          <w:numId w:val="74"/>
         </w:numPr>
       </w:pPr>
       <w:r>
@@ -17684,7 +18118,7 @@
         <w:pStyle w:val="ListParagraph"/>
         <w:numPr>
           <w:ilvl w:val="0"/>
-          <w:numId w:val="73"/>
+          <w:numId w:val="74"/>
         </w:numPr>
       </w:pPr>
       <w:r>
@@ -17696,7 +18130,7 @@
         <w:pStyle w:val="ListParagraph"/>
         <w:numPr>
           <w:ilvl w:val="0"/>
-          <w:numId w:val="73"/>
+          <w:numId w:val="74"/>
         </w:numPr>
       </w:pPr>
       <w:r>
@@ -17708,7 +18142,7 @@
         <w:pStyle w:val="ListParagraph"/>
         <w:numPr>
           <w:ilvl w:val="0"/>
-          <w:numId w:val="73"/>
+          <w:numId w:val="74"/>
         </w:numPr>
       </w:pPr>
       <w:r>
@@ -17720,7 +18154,7 @@
         <w:pStyle w:val="ListParagraph"/>
         <w:numPr>
           <w:ilvl w:val="0"/>
-          <w:numId w:val="73"/>
+          <w:numId w:val="74"/>
         </w:numPr>
       </w:pPr>
       <w:r>
@@ -17732,7 +18166,7 @@
         <w:pStyle w:val="ListParagraph"/>
         <w:numPr>
           <w:ilvl w:val="0"/>
-          <w:numId w:val="73"/>
+          <w:numId w:val="74"/>
         </w:numPr>
       </w:pPr>
       <w:r>
@@ -17744,7 +18178,7 @@
         <w:pStyle w:val="ListParagraph"/>
         <w:numPr>
           <w:ilvl w:val="0"/>
-          <w:numId w:val="73"/>
+          <w:numId w:val="74"/>
         </w:numPr>
       </w:pPr>
       <w:r>
@@ -17788,7 +18222,7 @@
         <w:pStyle w:val="ListParagraph"/>
         <w:numPr>
           <w:ilvl w:val="0"/>
-          <w:numId w:val="74"/>
+          <w:numId w:val="75"/>
         </w:numPr>
       </w:pPr>
       <w:r>
@@ -17815,7 +18249,7 @@
         <w:pStyle w:val="ListParagraph"/>
         <w:numPr>
           <w:ilvl w:val="0"/>
-          <w:numId w:val="74"/>
+          <w:numId w:val="75"/>
         </w:numPr>
       </w:pPr>
       <w:r>
@@ -17833,7 +18267,7 @@
         <w:pStyle w:val="ListParagraph"/>
         <w:numPr>
           <w:ilvl w:val="0"/>
-          <w:numId w:val="74"/>
+          <w:numId w:val="75"/>
         </w:numPr>
       </w:pPr>
       <w:r>
@@ -17851,7 +18285,7 @@
         <w:pStyle w:val="ListParagraph"/>
         <w:numPr>
           <w:ilvl w:val="0"/>
-          <w:numId w:val="74"/>
+          <w:numId w:val="75"/>
         </w:numPr>
       </w:pPr>
       <w:r>
@@ -17923,7 +18357,7 @@
         <w:pStyle w:val="ListParagraph"/>
         <w:numPr>
           <w:ilvl w:val="0"/>
-          <w:numId w:val="74"/>
+          <w:numId w:val="75"/>
         </w:numPr>
       </w:pPr>
       <w:r>
@@ -17950,7 +18384,7 @@
         <w:pStyle w:val="ListParagraph"/>
         <w:numPr>
           <w:ilvl w:val="0"/>
-          <w:numId w:val="75"/>
+          <w:numId w:val="76"/>
         </w:numPr>
       </w:pPr>
       <w:r>
@@ -17962,7 +18396,7 @@
         <w:pStyle w:val="ListParagraph"/>
         <w:numPr>
           <w:ilvl w:val="0"/>
-          <w:numId w:val="75"/>
+          <w:numId w:val="76"/>
         </w:numPr>
       </w:pPr>
       <w:r>
@@ -17989,7 +18423,7 @@
         <w:pStyle w:val="ListParagraph"/>
         <w:numPr>
           <w:ilvl w:val="0"/>
-          <w:numId w:val="75"/>
+          <w:numId w:val="76"/>
         </w:numPr>
       </w:pPr>
       <w:r>
@@ -18010,7 +18444,7 @@
         <w:pStyle w:val="ListParagraph"/>
         <w:numPr>
           <w:ilvl w:val="0"/>
-          <w:numId w:val="75"/>
+          <w:numId w:val="76"/>
         </w:numPr>
       </w:pPr>
       <w:r>
@@ -18085,7 +18519,7 @@
         <w:pStyle w:val="ListParagraph"/>
         <w:numPr>
           <w:ilvl w:val="0"/>
-          <w:numId w:val="75"/>
+          <w:numId w:val="76"/>
         </w:numPr>
       </w:pPr>
       <w:r>
@@ -18115,7 +18549,7 @@
         <w:pStyle w:val="ListParagraph"/>
         <w:numPr>
           <w:ilvl w:val="0"/>
-          <w:numId w:val="76"/>
+          <w:numId w:val="77"/>
         </w:numPr>
       </w:pPr>
       <w:r>
@@ -18133,7 +18567,7 @@
         <w:pStyle w:val="ListParagraph"/>
         <w:numPr>
           <w:ilvl w:val="0"/>
-          <w:numId w:val="76"/>
+          <w:numId w:val="77"/>
         </w:numPr>
       </w:pPr>
       <w:r>
@@ -18151,7 +18585,7 @@
         <w:pStyle w:val="ListParagraph"/>
         <w:numPr>
           <w:ilvl w:val="0"/>
-          <w:numId w:val="76"/>
+          <w:numId w:val="77"/>
         </w:numPr>
       </w:pPr>
       <w:r>
@@ -18201,7 +18635,7 @@
         <w:pStyle w:val="ListParagraph"/>
         <w:numPr>
           <w:ilvl w:val="0"/>
-          <w:numId w:val="77"/>
+          <w:numId w:val="78"/>
         </w:numPr>
       </w:pPr>
       <w:r>
@@ -18219,7 +18653,7 @@
         <w:pStyle w:val="ListParagraph"/>
         <w:numPr>
           <w:ilvl w:val="0"/>
-          <w:numId w:val="77"/>
+          <w:numId w:val="78"/>
         </w:numPr>
       </w:pPr>
       <w:r>
@@ -18246,7 +18680,7 @@
         <w:pStyle w:val="ListParagraph"/>
         <w:numPr>
           <w:ilvl w:val="0"/>
-          <w:numId w:val="77"/>
+          <w:numId w:val="78"/>
         </w:numPr>
       </w:pPr>
       <w:r>
@@ -18273,7 +18707,7 @@
         <w:pStyle w:val="ListParagraph"/>
         <w:numPr>
           <w:ilvl w:val="0"/>
-          <w:numId w:val="77"/>
+          <w:numId w:val="78"/>
         </w:numPr>
       </w:pPr>
       <w:r>
@@ -18327,7 +18761,7 @@
         <w:pStyle w:val="ListParagraph"/>
         <w:numPr>
           <w:ilvl w:val="0"/>
-          <w:numId w:val="78"/>
+          <w:numId w:val="79"/>
         </w:numPr>
       </w:pPr>
       <w:r>
@@ -18384,7 +18818,7 @@
         <w:pStyle w:val="ListParagraph"/>
         <w:numPr>
           <w:ilvl w:val="0"/>
-          <w:numId w:val="78"/>
+          <w:numId w:val="79"/>
         </w:numPr>
       </w:pPr>
       <w:r>
@@ -18396,7 +18830,7 @@
         <w:pStyle w:val="ListParagraph"/>
         <w:numPr>
           <w:ilvl w:val="0"/>
-          <w:numId w:val="78"/>
+          <w:numId w:val="79"/>
         </w:numPr>
       </w:pPr>
       <w:r>
@@ -18417,7 +18851,7 @@
         <w:pStyle w:val="ListParagraph"/>
         <w:numPr>
           <w:ilvl w:val="0"/>
-          <w:numId w:val="78"/>
+          <w:numId w:val="79"/>
         </w:numPr>
       </w:pPr>
       <w:r>
@@ -18476,7 +18910,7 @@
         <w:pStyle w:val="ListParagraph"/>
         <w:numPr>
           <w:ilvl w:val="0"/>
-          <w:numId w:val="79"/>
+          <w:numId w:val="80"/>
         </w:numPr>
       </w:pPr>
       <w:r>
@@ -18488,7 +18922,7 @@
         <w:pStyle w:val="ListParagraph"/>
         <w:numPr>
           <w:ilvl w:val="0"/>
-          <w:numId w:val="79"/>
+          <w:numId w:val="80"/>
         </w:numPr>
       </w:pPr>
       <w:r>
@@ -18500,7 +18934,7 @@
         <w:pStyle w:val="ListParagraph"/>
         <w:numPr>
           <w:ilvl w:val="0"/>
-          <w:numId w:val="79"/>
+          <w:numId w:val="80"/>
         </w:numPr>
       </w:pPr>
       <w:r>
@@ -18512,7 +18946,7 @@
         <w:pStyle w:val="ListParagraph"/>
         <w:numPr>
           <w:ilvl w:val="0"/>
-          <w:numId w:val="79"/>
+          <w:numId w:val="80"/>
         </w:numPr>
       </w:pPr>
       <w:r>
@@ -18524,7 +18958,7 @@
         <w:pStyle w:val="ListParagraph"/>
         <w:numPr>
           <w:ilvl w:val="0"/>
-          <w:numId w:val="79"/>
+          <w:numId w:val="80"/>
         </w:numPr>
       </w:pPr>
       <w:r>
@@ -18536,7 +18970,7 @@
         <w:pStyle w:val="ListParagraph"/>
         <w:numPr>
           <w:ilvl w:val="0"/>
-          <w:numId w:val="79"/>
+          <w:numId w:val="80"/>
         </w:numPr>
       </w:pPr>
       <w:r>
@@ -18548,7 +18982,7 @@
         <w:pStyle w:val="ListParagraph"/>
         <w:numPr>
           <w:ilvl w:val="0"/>
-          <w:numId w:val="79"/>
+          <w:numId w:val="80"/>
         </w:numPr>
       </w:pPr>
       <w:r>
@@ -18560,7 +18994,7 @@
         <w:pStyle w:val="ListParagraph"/>
         <w:numPr>
           <w:ilvl w:val="0"/>
-          <w:numId w:val="79"/>
+          <w:numId w:val="80"/>
         </w:numPr>
       </w:pPr>
       <w:r>
@@ -18572,7 +19006,7 @@
         <w:pStyle w:val="ListParagraph"/>
         <w:numPr>
           <w:ilvl w:val="0"/>
-          <w:numId w:val="79"/>
+          <w:numId w:val="80"/>
         </w:numPr>
       </w:pPr>
       <w:r>
@@ -18584,7 +19018,7 @@
         <w:pStyle w:val="ListParagraph"/>
         <w:numPr>
           <w:ilvl w:val="0"/>
-          <w:numId w:val="79"/>
+          <w:numId w:val="80"/>
         </w:numPr>
       </w:pPr>
       <w:r>
@@ -18596,7 +19030,7 @@
         <w:pStyle w:val="ListParagraph"/>
         <w:numPr>
           <w:ilvl w:val="0"/>
-          <w:numId w:val="79"/>
+          <w:numId w:val="80"/>
         </w:numPr>
       </w:pPr>
       <w:r>
@@ -18608,7 +19042,7 @@
         <w:pStyle w:val="ListParagraph"/>
         <w:numPr>
           <w:ilvl w:val="0"/>
-          <w:numId w:val="79"/>
+          <w:numId w:val="80"/>
         </w:numPr>
       </w:pPr>
       <w:r>
@@ -18620,7 +19054,7 @@
         <w:pStyle w:val="ListParagraph"/>
         <w:numPr>
           <w:ilvl w:val="0"/>
-          <w:numId w:val="79"/>
+          <w:numId w:val="80"/>
         </w:numPr>
       </w:pPr>
       <w:r>
@@ -18632,7 +19066,7 @@
         <w:pStyle w:val="ListParagraph"/>
         <w:numPr>
           <w:ilvl w:val="0"/>
-          <w:numId w:val="79"/>
+          <w:numId w:val="80"/>
         </w:numPr>
       </w:pPr>
       <w:r>
@@ -18644,7 +19078,7 @@
         <w:pStyle w:val="ListParagraph"/>
         <w:numPr>
           <w:ilvl w:val="0"/>
-          <w:numId w:val="79"/>
+          <w:numId w:val="80"/>
         </w:numPr>
       </w:pPr>
       <w:r>
@@ -18656,7 +19090,7 @@
         <w:pStyle w:val="ListParagraph"/>
         <w:numPr>
           <w:ilvl w:val="0"/>
-          <w:numId w:val="79"/>
+          <w:numId w:val="80"/>
         </w:numPr>
       </w:pPr>
       <w:r>
@@ -18707,7 +19141,7 @@
         <w:pStyle w:val="ListParagraph"/>
         <w:numPr>
           <w:ilvl w:val="0"/>
-          <w:numId w:val="80"/>
+          <w:numId w:val="81"/>
         </w:numPr>
       </w:pPr>
       <w:r>
@@ -18719,7 +19153,7 @@
         <w:pStyle w:val="ListParagraph"/>
         <w:numPr>
           <w:ilvl w:val="0"/>
-          <w:numId w:val="80"/>
+          <w:numId w:val="81"/>
         </w:numPr>
       </w:pPr>
       <w:r>
@@ -18731,7 +19165,7 @@
         <w:pStyle w:val="ListParagraph"/>
         <w:numPr>
           <w:ilvl w:val="0"/>
-          <w:numId w:val="80"/>
+          <w:numId w:val="81"/>
         </w:numPr>
       </w:pPr>
       <w:r>
@@ -18743,7 +19177,7 @@
         <w:pStyle w:val="ListParagraph"/>
         <w:numPr>
           <w:ilvl w:val="0"/>
-          <w:numId w:val="80"/>
+          <w:numId w:val="81"/>
         </w:numPr>
       </w:pPr>
       <w:r>
@@ -18755,7 +19189,7 @@
         <w:pStyle w:val="ListParagraph"/>
         <w:numPr>
           <w:ilvl w:val="0"/>
-          <w:numId w:val="80"/>
+          <w:numId w:val="81"/>
         </w:numPr>
       </w:pPr>
       <w:r>
@@ -18767,7 +19201,7 @@
         <w:pStyle w:val="ListParagraph"/>
         <w:numPr>
           <w:ilvl w:val="0"/>
-          <w:numId w:val="80"/>
+          <w:numId w:val="81"/>
         </w:numPr>
       </w:pPr>
       <w:r>
@@ -18779,7 +19213,7 @@
         <w:pStyle w:val="ListParagraph"/>
         <w:numPr>
           <w:ilvl w:val="0"/>
-          <w:numId w:val="80"/>
+          <w:numId w:val="81"/>
         </w:numPr>
       </w:pPr>
       <w:r>
@@ -18791,7 +19225,7 @@
         <w:pStyle w:val="ListParagraph"/>
         <w:numPr>
           <w:ilvl w:val="0"/>
-          <w:numId w:val="80"/>
+          <w:numId w:val="81"/>
         </w:numPr>
       </w:pPr>
       <w:r>
@@ -18854,7 +19288,7 @@
         <w:pStyle w:val="ListParagraph"/>
         <w:numPr>
           <w:ilvl w:val="0"/>
-          <w:numId w:val="81"/>
+          <w:numId w:val="82"/>
         </w:numPr>
       </w:pPr>
       <w:r>
@@ -18944,7 +19378,7 @@
         <w:pStyle w:val="ListParagraph"/>
         <w:numPr>
           <w:ilvl w:val="0"/>
-          <w:numId w:val="81"/>
+          <w:numId w:val="82"/>
         </w:numPr>
       </w:pPr>
       <w:r>
@@ -18998,7 +19432,7 @@
         <w:pStyle w:val="ListParagraph"/>
         <w:numPr>
           <w:ilvl w:val="0"/>
-          <w:numId w:val="81"/>
+          <w:numId w:val="82"/>
         </w:numPr>
       </w:pPr>
       <w:r>
@@ -19016,7 +19450,7 @@
         <w:pStyle w:val="ListParagraph"/>
         <w:numPr>
           <w:ilvl w:val="0"/>
-          <w:numId w:val="81"/>
+          <w:numId w:val="82"/>
         </w:numPr>
       </w:pPr>
       <w:r>
@@ -19043,7 +19477,7 @@
         <w:pStyle w:val="ListParagraph"/>
         <w:numPr>
           <w:ilvl w:val="0"/>
-          <w:numId w:val="81"/>
+          <w:numId w:val="82"/>
         </w:numPr>
       </w:pPr>
       <w:r>
@@ -19088,7 +19522,7 @@
         <w:pStyle w:val="ListParagraph"/>
         <w:numPr>
           <w:ilvl w:val="0"/>
-          <w:numId w:val="81"/>
+          <w:numId w:val="82"/>
         </w:numPr>
       </w:pPr>
       <w:r>
@@ -19115,7 +19549,7 @@
         <w:pStyle w:val="ListParagraph"/>
         <w:numPr>
           <w:ilvl w:val="0"/>
-          <w:numId w:val="81"/>
+          <w:numId w:val="82"/>
         </w:numPr>
       </w:pPr>
       <w:r>
@@ -19160,7 +19594,7 @@
         <w:pStyle w:val="ListParagraph"/>
         <w:numPr>
           <w:ilvl w:val="0"/>
-          <w:numId w:val="81"/>
+          <w:numId w:val="82"/>
         </w:numPr>
       </w:pPr>
       <w:r>
@@ -19205,7 +19639,7 @@
         <w:pStyle w:val="ListParagraph"/>
         <w:numPr>
           <w:ilvl w:val="0"/>
-          <w:numId w:val="81"/>
+          <w:numId w:val="82"/>
         </w:numPr>
       </w:pPr>
       <w:r>
@@ -19289,7 +19723,7 @@
         <w:pStyle w:val="ListParagraph"/>
         <w:numPr>
           <w:ilvl w:val="0"/>
-          <w:numId w:val="81"/>
+          <w:numId w:val="82"/>
         </w:numPr>
       </w:pPr>
       <w:r>
@@ -19325,7 +19759,7 @@
         <w:pStyle w:val="ListParagraph"/>
         <w:numPr>
           <w:ilvl w:val="0"/>
-          <w:numId w:val="81"/>
+          <w:numId w:val="82"/>
         </w:numPr>
       </w:pPr>
       <w:r>
@@ -19343,7 +19777,7 @@
         <w:pStyle w:val="ListParagraph"/>
         <w:numPr>
           <w:ilvl w:val="0"/>
-          <w:numId w:val="81"/>
+          <w:numId w:val="82"/>
         </w:numPr>
       </w:pPr>
       <w:r>
@@ -19379,7 +19813,7 @@
         <w:pStyle w:val="ListParagraph"/>
         <w:numPr>
           <w:ilvl w:val="0"/>
-          <w:numId w:val="81"/>
+          <w:numId w:val="82"/>
         </w:numPr>
       </w:pPr>
       <w:r>
@@ -19397,7 +19831,7 @@
         <w:pStyle w:val="ListParagraph"/>
         <w:numPr>
           <w:ilvl w:val="0"/>
-          <w:numId w:val="81"/>
+          <w:numId w:val="82"/>
         </w:numPr>
       </w:pPr>
       <w:r>
@@ -19424,7 +19858,7 @@
         <w:pStyle w:val="ListParagraph"/>
         <w:numPr>
           <w:ilvl w:val="0"/>
-          <w:numId w:val="81"/>
+          <w:numId w:val="82"/>
         </w:numPr>
       </w:pPr>
       <w:r>
@@ -19469,7 +19903,7 @@
         <w:pStyle w:val="ListParagraph"/>
         <w:numPr>
           <w:ilvl w:val="0"/>
-          <w:numId w:val="81"/>
+          <w:numId w:val="82"/>
         </w:numPr>
       </w:pPr>
       <w:r>
@@ -19487,7 +19921,7 @@
         <w:pStyle w:val="ListParagraph"/>
         <w:numPr>
           <w:ilvl w:val="0"/>
-          <w:numId w:val="81"/>
+          <w:numId w:val="82"/>
         </w:numPr>
       </w:pPr>
       <w:r>
@@ -19505,7 +19939,7 @@
         <w:pStyle w:val="ListParagraph"/>
         <w:numPr>
           <w:ilvl w:val="0"/>
-          <w:numId w:val="81"/>
+          <w:numId w:val="82"/>
         </w:numPr>
       </w:pPr>
       <w:r>
@@ -19523,7 +19957,7 @@
         <w:pStyle w:val="ListParagraph"/>
         <w:numPr>
           <w:ilvl w:val="0"/>
-          <w:numId w:val="81"/>
+          <w:numId w:val="82"/>
         </w:numPr>
       </w:pPr>
       <w:r>
@@ -19568,7 +20002,7 @@
         <w:pStyle w:val="ListParagraph"/>
         <w:numPr>
           <w:ilvl w:val="0"/>
-          <w:numId w:val="81"/>
+          <w:numId w:val="82"/>
         </w:numPr>
       </w:pPr>
       <w:r>
@@ -19622,7 +20056,7 @@
         <w:pStyle w:val="ListParagraph"/>
         <w:numPr>
           <w:ilvl w:val="0"/>
-          <w:numId w:val="81"/>
+          <w:numId w:val="82"/>
         </w:numPr>
       </w:pPr>
       <w:r>
@@ -19694,7 +20128,7 @@
         <w:pStyle w:val="ListParagraph"/>
         <w:numPr>
           <w:ilvl w:val="0"/>
-          <w:numId w:val="81"/>
+          <w:numId w:val="82"/>
         </w:numPr>
       </w:pPr>
       <w:r>
@@ -19793,7 +20227,7 @@
         <w:pStyle w:val="ListParagraph"/>
         <w:numPr>
           <w:ilvl w:val="0"/>
-          <w:numId w:val="81"/>
+          <w:numId w:val="82"/>
         </w:numPr>
       </w:pPr>
       <w:r>
@@ -19874,7 +20308,7 @@
         <w:pStyle w:val="ListParagraph"/>
         <w:numPr>
           <w:ilvl w:val="0"/>
-          <w:numId w:val="81"/>
+          <w:numId w:val="82"/>
         </w:numPr>
       </w:pPr>
       <w:r>
@@ -19937,7 +20371,7 @@
         <w:pStyle w:val="ListParagraph"/>
         <w:numPr>
           <w:ilvl w:val="0"/>
-          <w:numId w:val="81"/>
+          <w:numId w:val="82"/>
         </w:numPr>
       </w:pPr>
       <w:r>
@@ -19964,7 +20398,7 @@
         <w:pStyle w:val="ListParagraph"/>
         <w:numPr>
           <w:ilvl w:val="0"/>
-          <w:numId w:val="81"/>
+          <w:numId w:val="82"/>
         </w:numPr>
       </w:pPr>
       <w:r>
@@ -20018,7 +20452,7 @@
         <w:pStyle w:val="ListParagraph"/>
         <w:numPr>
           <w:ilvl w:val="0"/>
-          <w:numId w:val="81"/>
+          <w:numId w:val="82"/>
         </w:numPr>
       </w:pPr>
       <w:r>
@@ -20090,7 +20524,7 @@
         <w:pStyle w:val="ListParagraph"/>
         <w:numPr>
           <w:ilvl w:val="0"/>
-          <w:numId w:val="81"/>
+          <w:numId w:val="82"/>
         </w:numPr>
       </w:pPr>
       <w:r>
@@ -20144,7 +20578,7 @@
         <w:pStyle w:val="ListParagraph"/>
         <w:numPr>
           <w:ilvl w:val="0"/>
-          <w:numId w:val="81"/>
+          <w:numId w:val="82"/>
         </w:numPr>
       </w:pPr>
       <w:r>
@@ -20162,7 +20596,7 @@
         <w:pStyle w:val="ListParagraph"/>
         <w:numPr>
           <w:ilvl w:val="0"/>
-          <w:numId w:val="81"/>
+          <w:numId w:val="82"/>
         </w:numPr>
       </w:pPr>
       <w:r>
@@ -20192,7 +20626,7 @@
         <w:pStyle w:val="ListParagraph"/>
         <w:numPr>
           <w:ilvl w:val="0"/>
-          <w:numId w:val="81"/>
+          <w:numId w:val="82"/>
         </w:numPr>
       </w:pPr>
       <w:r>
@@ -20210,7 +20644,7 @@
         <w:pStyle w:val="ListParagraph"/>
         <w:numPr>
           <w:ilvl w:val="0"/>
-          <w:numId w:val="81"/>
+          <w:numId w:val="82"/>
         </w:numPr>
       </w:pPr>
       <w:r>
@@ -20246,7 +20680,7 @@
         <w:pStyle w:val="ListParagraph"/>
         <w:numPr>
           <w:ilvl w:val="0"/>
-          <w:numId w:val="81"/>
+          <w:numId w:val="82"/>
         </w:numPr>
       </w:pPr>
       <w:r>
@@ -20264,7 +20698,7 @@
         <w:pStyle w:val="ListParagraph"/>
         <w:numPr>
           <w:ilvl w:val="0"/>
-          <w:numId w:val="81"/>
+          <w:numId w:val="82"/>
         </w:numPr>
       </w:pPr>
       <w:r>
@@ -20291,7 +20725,7 @@
         <w:pStyle w:val="ListParagraph"/>
         <w:numPr>
           <w:ilvl w:val="0"/>
-          <w:numId w:val="81"/>
+          <w:numId w:val="82"/>
         </w:numPr>
       </w:pPr>
       <w:r>
@@ -20345,7 +20779,7 @@
         <w:pStyle w:val="ListParagraph"/>
         <w:numPr>
           <w:ilvl w:val="0"/>
-          <w:numId w:val="81"/>
+          <w:numId w:val="82"/>
         </w:numPr>
       </w:pPr>
       <w:r>
@@ -20429,7 +20863,7 @@
         <w:pStyle w:val="ListParagraph"/>
         <w:numPr>
           <w:ilvl w:val="0"/>
-          <w:numId w:val="82"/>
+          <w:numId w:val="83"/>
         </w:numPr>
       </w:pPr>
       <w:r>
@@ -20441,7 +20875,7 @@
         <w:pStyle w:val="ListParagraph"/>
         <w:numPr>
           <w:ilvl w:val="0"/>
-          <w:numId w:val="82"/>
+          <w:numId w:val="83"/>
         </w:numPr>
       </w:pPr>
       <w:r>
@@ -20453,7 +20887,7 @@
         <w:pStyle w:val="ListParagraph"/>
         <w:numPr>
           <w:ilvl w:val="0"/>
-          <w:numId w:val="82"/>
+          <w:numId w:val="83"/>
         </w:numPr>
       </w:pPr>
       <w:r>
@@ -20465,7 +20899,7 @@
         <w:pStyle w:val="ListParagraph"/>
         <w:numPr>
           <w:ilvl w:val="0"/>
-          <w:numId w:val="82"/>
+          <w:numId w:val="83"/>
         </w:numPr>
       </w:pPr>
       <w:r>
@@ -20477,7 +20911,7 @@
         <w:pStyle w:val="ListParagraph"/>
         <w:numPr>
           <w:ilvl w:val="0"/>
-          <w:numId w:val="82"/>
+          <w:numId w:val="83"/>
         </w:numPr>
       </w:pPr>
       <w:r>
@@ -20489,7 +20923,7 @@
         <w:pStyle w:val="ListParagraph"/>
         <w:numPr>
           <w:ilvl w:val="0"/>
-          <w:numId w:val="82"/>
+          <w:numId w:val="83"/>
         </w:numPr>
       </w:pPr>
       <w:r>
@@ -20569,7 +21003,7 @@
         <w:pStyle w:val="ListParagraph"/>
         <w:numPr>
           <w:ilvl w:val="0"/>
-          <w:numId w:val="83"/>
+          <w:numId w:val="84"/>
         </w:numPr>
       </w:pPr>
       <w:r>
@@ -20605,7 +21039,7 @@
         <w:pStyle w:val="ListParagraph"/>
         <w:numPr>
           <w:ilvl w:val="0"/>
-          <w:numId w:val="83"/>
+          <w:numId w:val="84"/>
         </w:numPr>
       </w:pPr>
       <w:r>
@@ -20650,7 +21084,7 @@
         <w:pStyle w:val="ListParagraph"/>
         <w:numPr>
           <w:ilvl w:val="0"/>
-          <w:numId w:val="83"/>
+          <w:numId w:val="84"/>
         </w:numPr>
       </w:pPr>
       <w:r>
@@ -20668,7 +21102,7 @@
         <w:pStyle w:val="ListParagraph"/>
         <w:numPr>
           <w:ilvl w:val="0"/>
-          <w:numId w:val="83"/>
+          <w:numId w:val="84"/>
         </w:numPr>
       </w:pPr>
       <w:r>
@@ -20695,7 +21129,7 @@
         <w:pStyle w:val="ListParagraph"/>
         <w:numPr>
           <w:ilvl w:val="0"/>
-          <w:numId w:val="84"/>
+          <w:numId w:val="85"/>
         </w:numPr>
       </w:pPr>
       <w:r>
@@ -20758,7 +21192,7 @@
         <w:pStyle w:val="ListParagraph"/>
         <w:numPr>
           <w:ilvl w:val="0"/>
-          <w:numId w:val="84"/>
+          <w:numId w:val="85"/>
         </w:numPr>
       </w:pPr>
       <w:r>
@@ -20797,7 +21231,7 @@
         <w:pStyle w:val="ListParagraph"/>
         <w:numPr>
           <w:ilvl w:val="0"/>
-          <w:numId w:val="84"/>
+          <w:numId w:val="85"/>
         </w:numPr>
       </w:pPr>
       <w:r>
@@ -20815,7 +21249,7 @@
         <w:pStyle w:val="ListParagraph"/>
         <w:numPr>
           <w:ilvl w:val="0"/>
-          <w:numId w:val="84"/>
+          <w:numId w:val="85"/>
         </w:numPr>
       </w:pPr>
       <w:r>
@@ -20869,7 +21303,7 @@
         <w:pStyle w:val="ListParagraph"/>
         <w:numPr>
           <w:ilvl w:val="0"/>
-          <w:numId w:val="85"/>
+          <w:numId w:val="86"/>
         </w:numPr>
       </w:pPr>
       <w:r>
@@ -20932,7 +21366,7 @@
         <w:pStyle w:val="ListParagraph"/>
         <w:numPr>
           <w:ilvl w:val="0"/>
-          <w:numId w:val="85"/>
+          <w:numId w:val="86"/>
         </w:numPr>
       </w:pPr>
       <w:r>
@@ -20986,7 +21420,7 @@
         <w:pStyle w:val="ListParagraph"/>
         <w:numPr>
           <w:ilvl w:val="0"/>
-          <w:numId w:val="85"/>
+          <w:numId w:val="86"/>
         </w:numPr>
       </w:pPr>
       <w:r>
@@ -21004,7 +21438,7 @@
         <w:pStyle w:val="ListParagraph"/>
         <w:numPr>
           <w:ilvl w:val="0"/>
-          <w:numId w:val="85"/>
+          <w:numId w:val="86"/>
         </w:numPr>
       </w:pPr>
       <w:r>
@@ -21450,7 +21884,7 @@
         <w:pStyle w:val="ListParagraph"/>
         <w:numPr>
           <w:ilvl w:val="0"/>
-          <w:numId w:val="86"/>
+          <w:numId w:val="87"/>
         </w:numPr>
       </w:pPr>
       <w:r>
@@ -21468,7 +21902,7 @@
         <w:pStyle w:val="ListParagraph"/>
         <w:numPr>
           <w:ilvl w:val="0"/>
-          <w:numId w:val="86"/>
+          <w:numId w:val="87"/>
         </w:numPr>
       </w:pPr>
       <w:r>
@@ -21486,7 +21920,7 @@
         <w:pStyle w:val="ListParagraph"/>
         <w:numPr>
           <w:ilvl w:val="0"/>
-          <w:numId w:val="86"/>
+          <w:numId w:val="87"/>
         </w:numPr>
       </w:pPr>
       <w:r>
@@ -21504,7 +21938,7 @@
         <w:pStyle w:val="ListParagraph"/>
         <w:numPr>
           <w:ilvl w:val="0"/>
-          <w:numId w:val="86"/>
+          <w:numId w:val="87"/>
         </w:numPr>
       </w:pPr>
       <w:r>
@@ -21730,7 +22164,7 @@
         <w:pStyle w:val="ListParagraph"/>
         <w:numPr>
           <w:ilvl w:val="0"/>
-          <w:numId w:val="87"/>
+          <w:numId w:val="88"/>
         </w:numPr>
       </w:pPr>
       <w:r>
@@ -21742,7 +22176,7 @@
         <w:pStyle w:val="ListParagraph"/>
         <w:numPr>
           <w:ilvl w:val="0"/>
-          <w:numId w:val="87"/>
+          <w:numId w:val="88"/>
         </w:numPr>
       </w:pPr>
       <w:r>
@@ -21805,7 +22239,7 @@
         <w:pStyle w:val="ListParagraph"/>
         <w:numPr>
           <w:ilvl w:val="0"/>
-          <w:numId w:val="87"/>
+          <w:numId w:val="88"/>
         </w:numPr>
       </w:pPr>
       <w:r>
@@ -21826,7 +22260,7 @@
         <w:pStyle w:val="ListParagraph"/>
         <w:numPr>
           <w:ilvl w:val="0"/>
-          <w:numId w:val="87"/>
+          <w:numId w:val="88"/>
         </w:numPr>
       </w:pPr>
       <w:r>
@@ -21907,7 +22341,7 @@
         <w:pStyle w:val="ListParagraph"/>
         <w:numPr>
           <w:ilvl w:val="0"/>
-          <w:numId w:val="87"/>
+          <w:numId w:val="88"/>
         </w:numPr>
       </w:pPr>
       <w:r>
@@ -21919,7 +22353,7 @@
         <w:pStyle w:val="ListParagraph"/>
         <w:numPr>
           <w:ilvl w:val="0"/>
-          <w:numId w:val="87"/>
+          <w:numId w:val="88"/>
         </w:numPr>
       </w:pPr>
       <w:r>
@@ -21998,7 +22432,7 @@
         <w:pStyle w:val="ListParagraph"/>
         <w:numPr>
           <w:ilvl w:val="0"/>
-          <w:numId w:val="88"/>
+          <w:numId w:val="89"/>
         </w:numPr>
       </w:pPr>
       <w:r>
@@ -22010,7 +22444,7 @@
         <w:pStyle w:val="ListParagraph"/>
         <w:numPr>
           <w:ilvl w:val="0"/>
-          <w:numId w:val="88"/>
+          <w:numId w:val="89"/>
         </w:numPr>
       </w:pPr>
       <w:r>
@@ -22022,7 +22456,7 @@
         <w:pStyle w:val="ListParagraph"/>
         <w:numPr>
           <w:ilvl w:val="0"/>
-          <w:numId w:val="88"/>
+          <w:numId w:val="89"/>
         </w:numPr>
       </w:pPr>
       <w:r>
@@ -22034,7 +22468,7 @@
         <w:pStyle w:val="ListParagraph"/>
         <w:numPr>
           <w:ilvl w:val="0"/>
-          <w:numId w:val="88"/>
+          <w:numId w:val="89"/>
         </w:numPr>
       </w:pPr>
       <w:r>
@@ -22046,7 +22480,7 @@
         <w:pStyle w:val="ListParagraph"/>
         <w:numPr>
           <w:ilvl w:val="0"/>
-          <w:numId w:val="88"/>
+          <w:numId w:val="89"/>
         </w:numPr>
       </w:pPr>
       <w:r>
@@ -22058,7 +22492,7 @@
         <w:pStyle w:val="ListParagraph"/>
         <w:numPr>
           <w:ilvl w:val="0"/>
-          <w:numId w:val="88"/>
+          <w:numId w:val="89"/>
         </w:numPr>
       </w:pPr>
       <w:r>
@@ -22070,7 +22504,7 @@
         <w:pStyle w:val="ListParagraph"/>
         <w:numPr>
           <w:ilvl w:val="0"/>
-          <w:numId w:val="88"/>
+          <w:numId w:val="89"/>
         </w:numPr>
       </w:pPr>
       <w:r>
@@ -22082,7 +22516,7 @@
         <w:pStyle w:val="ListParagraph"/>
         <w:numPr>
           <w:ilvl w:val="0"/>
-          <w:numId w:val="88"/>
+          <w:numId w:val="89"/>
         </w:numPr>
       </w:pPr>
       <w:r>
@@ -22094,7 +22528,7 @@
         <w:pStyle w:val="ListParagraph"/>
         <w:numPr>
           <w:ilvl w:val="0"/>
-          <w:numId w:val="88"/>
+          <w:numId w:val="89"/>
         </w:numPr>
       </w:pPr>
       <w:r>
@@ -22106,7 +22540,7 @@
         <w:pStyle w:val="ListParagraph"/>
         <w:numPr>
           <w:ilvl w:val="0"/>
-          <w:numId w:val="88"/>
+          <w:numId w:val="89"/>
         </w:numPr>
       </w:pPr>
       <w:r>
@@ -22118,7 +22552,7 @@
         <w:pStyle w:val="ListParagraph"/>
         <w:numPr>
           <w:ilvl w:val="0"/>
-          <w:numId w:val="88"/>
+          <w:numId w:val="89"/>
         </w:numPr>
       </w:pPr>
       <w:r>
@@ -22584,7 +23018,7 @@
         <w:pStyle w:val="ListParagraph"/>
         <w:numPr>
           <w:ilvl w:val="0"/>
-          <w:numId w:val="89"/>
+          <w:numId w:val="90"/>
         </w:numPr>
       </w:pPr>
       <w:r>
@@ -22596,7 +23030,7 @@
         <w:pStyle w:val="ListParagraph"/>
         <w:numPr>
           <w:ilvl w:val="0"/>
-          <w:numId w:val="89"/>
+          <w:numId w:val="90"/>
         </w:numPr>
       </w:pPr>
       <w:r>
@@ -22608,7 +23042,7 @@
         <w:pStyle w:val="ListParagraph"/>
         <w:numPr>
           <w:ilvl w:val="0"/>
-          <w:numId w:val="89"/>
+          <w:numId w:val="90"/>
         </w:numPr>
       </w:pPr>
       <w:r>
@@ -22620,7 +23054,7 @@
         <w:pStyle w:val="ListParagraph"/>
         <w:numPr>
           <w:ilvl w:val="0"/>
-          <w:numId w:val="89"/>
+          <w:numId w:val="90"/>
         </w:numPr>
       </w:pPr>
       <w:r>
@@ -22632,7 +23066,7 @@
         <w:pStyle w:val="ListParagraph"/>
         <w:numPr>
           <w:ilvl w:val="0"/>
-          <w:numId w:val="89"/>
+          <w:numId w:val="90"/>
         </w:numPr>
       </w:pPr>
       <w:r>
@@ -22644,7 +23078,7 @@
         <w:pStyle w:val="ListParagraph"/>
         <w:numPr>
           <w:ilvl w:val="0"/>
-          <w:numId w:val="89"/>
+          <w:numId w:val="90"/>
         </w:numPr>
       </w:pPr>
       <w:r>
@@ -22656,7 +23090,7 @@
         <w:pStyle w:val="ListParagraph"/>
         <w:numPr>
           <w:ilvl w:val="0"/>
-          <w:numId w:val="89"/>
+          <w:numId w:val="90"/>
         </w:numPr>
       </w:pPr>
       <w:r>
@@ -22668,7 +23102,7 @@
         <w:pStyle w:val="ListParagraph"/>
         <w:numPr>
           <w:ilvl w:val="0"/>
-          <w:numId w:val="89"/>
+          <w:numId w:val="90"/>
         </w:numPr>
       </w:pPr>
       <w:r>
@@ -22680,7 +23114,7 @@
         <w:pStyle w:val="ListParagraph"/>
         <w:numPr>
           <w:ilvl w:val="0"/>
-          <w:numId w:val="89"/>
+          <w:numId w:val="90"/>
         </w:numPr>
       </w:pPr>
       <w:r>
@@ -22692,7 +23126,7 @@
         <w:pStyle w:val="ListParagraph"/>
         <w:numPr>
           <w:ilvl w:val="0"/>
-          <w:numId w:val="89"/>
+          <w:numId w:val="90"/>
         </w:numPr>
       </w:pPr>
       <w:r>
@@ -22712,7 +23146,7 @@
         <w:pStyle w:val="ListParagraph"/>
         <w:numPr>
           <w:ilvl w:val="0"/>
-          <w:numId w:val="90"/>
+          <w:numId w:val="91"/>
         </w:numPr>
       </w:pPr>
       <w:r>
@@ -22733,7 +23167,7 @@
         <w:pStyle w:val="ListParagraph"/>
         <w:numPr>
           <w:ilvl w:val="0"/>
-          <w:numId w:val="90"/>
+          <w:numId w:val="91"/>
         </w:numPr>
       </w:pPr>
       <w:r>
@@ -22769,7 +23203,7 @@
         <w:pStyle w:val="ListParagraph"/>
         <w:numPr>
           <w:ilvl w:val="0"/>
-          <w:numId w:val="90"/>
+          <w:numId w:val="91"/>
         </w:numPr>
       </w:pPr>
       <w:r>
@@ -22817,7 +23251,7 @@
         <w:pStyle w:val="ListParagraph"/>
         <w:numPr>
           <w:ilvl w:val="0"/>
-          <w:numId w:val="90"/>
+          <w:numId w:val="91"/>
         </w:numPr>
       </w:pPr>
       <w:r>
@@ -22871,7 +23305,7 @@
         <w:pStyle w:val="ListParagraph"/>
         <w:numPr>
           <w:ilvl w:val="0"/>
-          <w:numId w:val="90"/>
+          <w:numId w:val="91"/>
         </w:numPr>
       </w:pPr>
       <w:r>
@@ -22898,7 +23332,7 @@
         <w:pStyle w:val="ListParagraph"/>
         <w:numPr>
           <w:ilvl w:val="0"/>
-          <w:numId w:val="90"/>
+          <w:numId w:val="91"/>
         </w:numPr>
       </w:pPr>
       <w:r>
@@ -22916,7 +23350,7 @@
         <w:pStyle w:val="ListParagraph"/>
         <w:numPr>
           <w:ilvl w:val="0"/>
-          <w:numId w:val="90"/>
+          <w:numId w:val="91"/>
         </w:numPr>
       </w:pPr>
       <w:r>
@@ -22934,7 +23368,7 @@
         <w:pStyle w:val="ListParagraph"/>
         <w:numPr>
           <w:ilvl w:val="0"/>
-          <w:numId w:val="90"/>
+          <w:numId w:val="91"/>
         </w:numPr>
       </w:pPr>
       <w:r>
@@ -22979,7 +23413,7 @@
         <w:pStyle w:val="ListParagraph"/>
         <w:numPr>
           <w:ilvl w:val="0"/>
-          <w:numId w:val="90"/>
+          <w:numId w:val="91"/>
         </w:numPr>
       </w:pPr>
       <w:r>
@@ -23015,7 +23449,7 @@
         <w:pStyle w:val="ListParagraph"/>
         <w:numPr>
           <w:ilvl w:val="0"/>
-          <w:numId w:val="90"/>
+          <w:numId w:val="91"/>
         </w:numPr>
       </w:pPr>
       <w:r>
@@ -23264,7 +23698,7 @@
         <w:pStyle w:val="ListParagraph"/>
         <w:numPr>
           <w:ilvl w:val="0"/>
-          <w:numId w:val="91"/>
+          <w:numId w:val="92"/>
         </w:numPr>
       </w:pPr>
       <w:r>
@@ -23300,7 +23734,7 @@
         <w:pStyle w:val="ListParagraph"/>
         <w:numPr>
           <w:ilvl w:val="0"/>
-          <w:numId w:val="91"/>
+          <w:numId w:val="92"/>
         </w:numPr>
       </w:pPr>
       <w:r>
@@ -23354,7 +23788,7 @@
         <w:pStyle w:val="ListParagraph"/>
         <w:numPr>
           <w:ilvl w:val="0"/>
-          <w:numId w:val="91"/>
+          <w:numId w:val="92"/>
         </w:numPr>
       </w:pPr>
       <w:r>
@@ -23380,7 +23814,7 @@
         <w:pStyle w:val="ListParagraph"/>
         <w:numPr>
           <w:ilvl w:val="0"/>
-          <w:numId w:val="92"/>
+          <w:numId w:val="93"/>
         </w:numPr>
       </w:pPr>
       <w:r>
@@ -23407,7 +23841,7 @@
         <w:pStyle w:val="ListParagraph"/>
         <w:numPr>
           <w:ilvl w:val="0"/>
-          <w:numId w:val="92"/>
+          <w:numId w:val="93"/>
         </w:numPr>
       </w:pPr>
       <w:r>
@@ -23428,7 +23862,7 @@
         <w:pStyle w:val="ListParagraph"/>
         <w:numPr>
           <w:ilvl w:val="0"/>
-          <w:numId w:val="92"/>
+          <w:numId w:val="93"/>
         </w:numPr>
       </w:pPr>
       <w:r>
@@ -23469,7 +23903,7 @@
         <w:pStyle w:val="ListParagraph"/>
         <w:numPr>
           <w:ilvl w:val="0"/>
-          <w:numId w:val="93"/>
+          <w:numId w:val="94"/>
         </w:numPr>
       </w:pPr>
       <w:r>
@@ -23514,7 +23948,7 @@
         <w:pStyle w:val="ListParagraph"/>
         <w:numPr>
           <w:ilvl w:val="0"/>
-          <w:numId w:val="93"/>
+          <w:numId w:val="94"/>
         </w:numPr>
       </w:pPr>
       <w:r>
@@ -23550,7 +23984,7 @@
         <w:pStyle w:val="ListParagraph"/>
         <w:numPr>
           <w:ilvl w:val="0"/>
-          <w:numId w:val="93"/>
+          <w:numId w:val="94"/>
         </w:numPr>
       </w:pPr>
       <w:r>
@@ -23577,7 +24011,7 @@
         <w:pStyle w:val="ListParagraph"/>
         <w:numPr>
           <w:ilvl w:val="0"/>
-          <w:numId w:val="93"/>
+          <w:numId w:val="94"/>
         </w:numPr>
       </w:pPr>
       <w:r>
@@ -23892,7 +24326,7 @@
         <w:pStyle w:val="ListParagraph"/>
         <w:numPr>
           <w:ilvl w:val="0"/>
-          <w:numId w:val="94"/>
+          <w:numId w:val="95"/>
         </w:numPr>
       </w:pPr>
       <w:r>
@@ -23967,7 +24401,7 @@
         <w:pStyle w:val="ListParagraph"/>
         <w:numPr>
           <w:ilvl w:val="0"/>
-          <w:numId w:val="94"/>
+          <w:numId w:val="95"/>
         </w:numPr>
       </w:pPr>
       <w:r>
@@ -23997,7 +24431,7 @@
         <w:pStyle w:val="ListParagraph"/>
         <w:numPr>
           <w:ilvl w:val="0"/>
-          <w:numId w:val="94"/>
+          <w:numId w:val="95"/>
         </w:numPr>
       </w:pPr>
       <w:r>
@@ -24023,7 +24457,7 @@
         <w:pStyle w:val="ListParagraph"/>
         <w:numPr>
           <w:ilvl w:val="0"/>
-          <w:numId w:val="95"/>
+          <w:numId w:val="96"/>
         </w:numPr>
       </w:pPr>
       <w:r>
@@ -24053,7 +24487,7 @@
         <w:pStyle w:val="ListParagraph"/>
         <w:numPr>
           <w:ilvl w:val="0"/>
-          <w:numId w:val="95"/>
+          <w:numId w:val="96"/>
         </w:numPr>
       </w:pPr>
       <w:r>
@@ -24074,7 +24508,7 @@
         <w:pStyle w:val="ListParagraph"/>
         <w:numPr>
           <w:ilvl w:val="0"/>
-          <w:numId w:val="95"/>
+          <w:numId w:val="96"/>
         </w:numPr>
       </w:pPr>
       <w:r>
@@ -24104,7 +24538,7 @@
         <w:pStyle w:val="ListParagraph"/>
         <w:numPr>
           <w:ilvl w:val="0"/>
-          <w:numId w:val="96"/>
+          <w:numId w:val="97"/>
         </w:numPr>
       </w:pPr>
       <w:r>
@@ -24116,7 +24550,7 @@
         <w:pStyle w:val="ListParagraph"/>
         <w:numPr>
           <w:ilvl w:val="0"/>
-          <w:numId w:val="96"/>
+          <w:numId w:val="97"/>
         </w:numPr>
       </w:pPr>
       <w:r>
@@ -24160,7 +24594,7 @@
         <w:pStyle w:val="ListParagraph"/>
         <w:numPr>
           <w:ilvl w:val="0"/>
-          <w:numId w:val="97"/>
+          <w:numId w:val="98"/>
         </w:numPr>
       </w:pPr>
       <w:r>
@@ -24208,7 +24642,7 @@
         <w:pStyle w:val="ListParagraph"/>
         <w:numPr>
           <w:ilvl w:val="0"/>
-          <w:numId w:val="97"/>
+          <w:numId w:val="98"/>
         </w:numPr>
       </w:pPr>
       <w:r>
@@ -24220,7 +24654,7 @@
         <w:pStyle w:val="ListParagraph"/>
         <w:numPr>
           <w:ilvl w:val="0"/>
-          <w:numId w:val="97"/>
+          <w:numId w:val="98"/>
         </w:numPr>
       </w:pPr>
       <w:r>
@@ -24238,7 +24672,7 @@
         <w:pStyle w:val="ListParagraph"/>
         <w:numPr>
           <w:ilvl w:val="0"/>
-          <w:numId w:val="97"/>
+          <w:numId w:val="98"/>
         </w:numPr>
       </w:pPr>
       <w:r>
@@ -24250,7 +24684,7 @@
         <w:pStyle w:val="ListParagraph"/>
         <w:numPr>
           <w:ilvl w:val="0"/>
-          <w:numId w:val="97"/>
+          <w:numId w:val="98"/>
         </w:numPr>
       </w:pPr>
       <w:r>
@@ -24262,7 +24696,7 @@
         <w:pStyle w:val="ListParagraph"/>
         <w:numPr>
           <w:ilvl w:val="0"/>
-          <w:numId w:val="97"/>
+          <w:numId w:val="98"/>
         </w:numPr>
       </w:pPr>
       <w:r>
@@ -24274,7 +24708,7 @@
         <w:pStyle w:val="ListParagraph"/>
         <w:numPr>
           <w:ilvl w:val="0"/>
-          <w:numId w:val="97"/>
+          <w:numId w:val="98"/>
         </w:numPr>
       </w:pPr>
       <w:r>
@@ -24548,7 +24982,7 @@
         <w:pStyle w:val="ListParagraph"/>
         <w:numPr>
           <w:ilvl w:val="0"/>
-          <w:numId w:val="98"/>
+          <w:numId w:val="99"/>
         </w:numPr>
       </w:pPr>
       <w:r>
@@ -24560,7 +24994,7 @@
         <w:pStyle w:val="ListParagraph"/>
         <w:numPr>
           <w:ilvl w:val="0"/>
-          <w:numId w:val="98"/>
+          <w:numId w:val="99"/>
         </w:numPr>
       </w:pPr>
       <w:r>
@@ -24572,7 +25006,7 @@
         <w:pStyle w:val="ListParagraph"/>
         <w:numPr>
           <w:ilvl w:val="0"/>
-          <w:numId w:val="98"/>
+          <w:numId w:val="99"/>
         </w:numPr>
       </w:pPr>
       <w:r>
@@ -24846,7 +25280,7 @@
         <w:pStyle w:val="ListParagraph"/>
         <w:numPr>
           <w:ilvl w:val="0"/>
-          <w:numId w:val="99"/>
+          <w:numId w:val="100"/>
         </w:numPr>
       </w:pPr>
       <w:r>
@@ -24858,7 +25292,7 @@
         <w:pStyle w:val="ListParagraph"/>
         <w:numPr>
           <w:ilvl w:val="0"/>
-          <w:numId w:val="99"/>
+          <w:numId w:val="100"/>
         </w:numPr>
       </w:pPr>
       <w:r>
@@ -24870,7 +25304,7 @@
         <w:pStyle w:val="ListParagraph"/>
         <w:numPr>
           <w:ilvl w:val="0"/>
-          <w:numId w:val="99"/>
+          <w:numId w:val="100"/>
         </w:numPr>
       </w:pPr>
       <w:r>
@@ -24913,7 +25347,7 @@
         <w:pStyle w:val="ListParagraph"/>
         <w:numPr>
           <w:ilvl w:val="0"/>
-          <w:numId w:val="100"/>
+          <w:numId w:val="101"/>
         </w:numPr>
       </w:pPr>
       <w:r>
@@ -24970,7 +25404,7 @@
         <w:pStyle w:val="ListParagraph"/>
         <w:numPr>
           <w:ilvl w:val="0"/>
-          <w:numId w:val="100"/>
+          <w:numId w:val="101"/>
         </w:numPr>
       </w:pPr>
       <w:r>
@@ -25000,7 +25434,7 @@
         <w:pStyle w:val="ListParagraph"/>
         <w:numPr>
           <w:ilvl w:val="0"/>
-          <w:numId w:val="100"/>
+          <w:numId w:val="101"/>
         </w:numPr>
       </w:pPr>
       <w:r>
@@ -25038,7 +25472,7 @@
         <w:pStyle w:val="ListParagraph"/>
         <w:numPr>
           <w:ilvl w:val="0"/>
-          <w:numId w:val="101"/>
+          <w:numId w:val="102"/>
         </w:numPr>
       </w:pPr>
       <w:r>
@@ -25059,7 +25493,7 @@
         <w:pStyle w:val="ListParagraph"/>
         <w:numPr>
           <w:ilvl w:val="0"/>
-          <w:numId w:val="101"/>
+          <w:numId w:val="102"/>
         </w:numPr>
       </w:pPr>
       <w:r>
@@ -25104,7 +25538,7 @@
         <w:pStyle w:val="ListParagraph"/>
         <w:numPr>
           <w:ilvl w:val="0"/>
-          <w:numId w:val="101"/>
+          <w:numId w:val="102"/>
         </w:numPr>
       </w:pPr>
       <w:r>
@@ -25203,7 +25637,7 @@
         <w:pStyle w:val="ListParagraph"/>
         <w:numPr>
           <w:ilvl w:val="0"/>
-          <w:numId w:val="101"/>
+          <w:numId w:val="102"/>
         </w:numPr>
       </w:pPr>
       <w:r>
@@ -25248,7 +25682,7 @@
         <w:pStyle w:val="ListParagraph"/>
         <w:numPr>
           <w:ilvl w:val="0"/>
-          <w:numId w:val="101"/>
+          <w:numId w:val="102"/>
         </w:numPr>
       </w:pPr>
       <w:r>
@@ -25597,7 +26031,7 @@
         <w:pStyle w:val="ListParagraph"/>
         <w:numPr>
           <w:ilvl w:val="0"/>
-          <w:numId w:val="102"/>
+          <w:numId w:val="103"/>
         </w:numPr>
       </w:pPr>
       <w:r>
@@ -25627,7 +26061,7 @@
         <w:pStyle w:val="ListParagraph"/>
         <w:numPr>
           <w:ilvl w:val="0"/>
-          <w:numId w:val="102"/>
+          <w:numId w:val="103"/>
         </w:numPr>
       </w:pPr>
       <w:r>
@@ -25675,7 +26109,7 @@
         <w:pStyle w:val="ListParagraph"/>
         <w:numPr>
           <w:ilvl w:val="0"/>
-          <w:numId w:val="102"/>
+          <w:numId w:val="103"/>
         </w:numPr>
       </w:pPr>
       <w:r>
@@ -25765,7 +26199,7 @@
         <w:pStyle w:val="ListParagraph"/>
         <w:numPr>
           <w:ilvl w:val="0"/>
-          <w:numId w:val="102"/>
+          <w:numId w:val="103"/>
         </w:numPr>
       </w:pPr>
       <w:r>
@@ -25783,7 +26217,7 @@
         <w:pStyle w:val="ListParagraph"/>
         <w:numPr>
           <w:ilvl w:val="0"/>
-          <w:numId w:val="102"/>
+          <w:numId w:val="103"/>
         </w:numPr>
       </w:pPr>
       <w:r>
@@ -25810,7 +26244,7 @@
         <w:pStyle w:val="ListParagraph"/>
         <w:numPr>
           <w:ilvl w:val="0"/>
-          <w:numId w:val="102"/>
+          <w:numId w:val="103"/>
         </w:numPr>
       </w:pPr>
       <w:r>
@@ -25836,7 +26270,7 @@
         <w:pStyle w:val="ListParagraph"/>
         <w:numPr>
           <w:ilvl w:val="0"/>
-          <w:numId w:val="103"/>
+          <w:numId w:val="104"/>
         </w:numPr>
       </w:pPr>
       <w:r>
@@ -25857,7 +26291,7 @@
         <w:pStyle w:val="ListParagraph"/>
         <w:numPr>
           <w:ilvl w:val="0"/>
-          <w:numId w:val="103"/>
+          <w:numId w:val="104"/>
         </w:numPr>
       </w:pPr>
       <w:r>
@@ -25893,7 +26327,7 @@
         <w:pStyle w:val="ListParagraph"/>
         <w:numPr>
           <w:ilvl w:val="0"/>
-          <w:numId w:val="103"/>
+          <w:numId w:val="104"/>
         </w:numPr>
       </w:pPr>
       <w:r>
@@ -25929,7 +26363,7 @@
         <w:pStyle w:val="ListParagraph"/>
         <w:numPr>
           <w:ilvl w:val="0"/>
-          <w:numId w:val="103"/>
+          <w:numId w:val="104"/>
         </w:numPr>
       </w:pPr>
       <w:r>
@@ -25958,7 +26392,7 @@
         <w:pStyle w:val="ListParagraph"/>
         <w:numPr>
           <w:ilvl w:val="0"/>
-          <w:numId w:val="104"/>
+          <w:numId w:val="105"/>
         </w:numPr>
       </w:pPr>
       <w:r>
@@ -25979,7 +26413,7 @@
         <w:pStyle w:val="ListParagraph"/>
         <w:numPr>
           <w:ilvl w:val="0"/>
-          <w:numId w:val="104"/>
+          <w:numId w:val="105"/>
         </w:numPr>
       </w:pPr>
       <w:r>
@@ -26203,7 +26637,7 @@
         <w:pStyle w:val="ListParagraph"/>
         <w:numPr>
           <w:ilvl w:val="0"/>
-          <w:numId w:val="105"/>
+          <w:numId w:val="106"/>
         </w:numPr>
       </w:pPr>
       <w:r>
@@ -26293,7 +26727,7 @@
         <w:pStyle w:val="ListParagraph"/>
         <w:numPr>
           <w:ilvl w:val="0"/>
-          <w:numId w:val="105"/>
+          <w:numId w:val="106"/>
         </w:numPr>
       </w:pPr>
       <w:r>
@@ -26323,7 +26757,7 @@
         <w:pStyle w:val="ListParagraph"/>
         <w:numPr>
           <w:ilvl w:val="0"/>
-          <w:numId w:val="105"/>
+          <w:numId w:val="106"/>
         </w:numPr>
       </w:pPr>
       <w:r>
@@ -26344,7 +26778,7 @@
         <w:pStyle w:val="ListParagraph"/>
         <w:numPr>
           <w:ilvl w:val="0"/>
-          <w:numId w:val="105"/>
+          <w:numId w:val="106"/>
         </w:numPr>
       </w:pPr>
       <w:r>
@@ -26380,7 +26814,7 @@
         <w:pStyle w:val="ListParagraph"/>
         <w:numPr>
           <w:ilvl w:val="0"/>
-          <w:numId w:val="105"/>
+          <w:numId w:val="106"/>
         </w:numPr>
       </w:pPr>
       <w:r>
@@ -26398,7 +26832,7 @@
         <w:pStyle w:val="ListParagraph"/>
         <w:numPr>
           <w:ilvl w:val="0"/>
-          <w:numId w:val="105"/>
+          <w:numId w:val="106"/>
         </w:numPr>
       </w:pPr>
       <w:r>
@@ -26442,7 +26876,7 @@
         <w:pStyle w:val="ListParagraph"/>
         <w:numPr>
           <w:ilvl w:val="0"/>
-          <w:numId w:val="106"/>
+          <w:numId w:val="107"/>
         </w:numPr>
       </w:pPr>
       <w:r>
@@ -26523,7 +26957,7 @@
         <w:pStyle w:val="ListParagraph"/>
         <w:numPr>
           <w:ilvl w:val="0"/>
-          <w:numId w:val="106"/>
+          <w:numId w:val="107"/>
         </w:numPr>
       </w:pPr>
       <w:r>
@@ -26541,7 +26975,7 @@
         <w:pStyle w:val="ListParagraph"/>
         <w:numPr>
           <w:ilvl w:val="0"/>
-          <w:numId w:val="106"/>
+          <w:numId w:val="107"/>
         </w:numPr>
       </w:pPr>
       <w:r>
@@ -26562,7 +26996,7 @@
         <w:pStyle w:val="ListParagraph"/>
         <w:numPr>
           <w:ilvl w:val="0"/>
-          <w:numId w:val="106"/>
+          <w:numId w:val="107"/>
         </w:numPr>
       </w:pPr>
       <w:r>
@@ -26588,7 +27022,7 @@
         <w:pStyle w:val="ListParagraph"/>
         <w:numPr>
           <w:ilvl w:val="0"/>
-          <w:numId w:val="107"/>
+          <w:numId w:val="108"/>
         </w:numPr>
       </w:pPr>
       <w:r>
@@ -26651,7 +27085,7 @@
         <w:pStyle w:val="ListParagraph"/>
         <w:numPr>
           <w:ilvl w:val="0"/>
-          <w:numId w:val="107"/>
+          <w:numId w:val="108"/>
         </w:numPr>
       </w:pPr>
       <w:r>
@@ -26678,7 +27112,7 @@
         <w:pStyle w:val="ListParagraph"/>
         <w:numPr>
           <w:ilvl w:val="0"/>
-          <w:numId w:val="107"/>
+          <w:numId w:val="108"/>
         </w:numPr>
       </w:pPr>
       <w:r>
@@ -26696,7 +27130,7 @@
         <w:pStyle w:val="ListParagraph"/>
         <w:numPr>
           <w:ilvl w:val="0"/>
-          <w:numId w:val="107"/>
+          <w:numId w:val="108"/>
         </w:numPr>
       </w:pPr>
       <w:r>
@@ -26759,7 +27193,7 @@
         <w:pStyle w:val="ListParagraph"/>
         <w:numPr>
           <w:ilvl w:val="0"/>
-          <w:numId w:val="107"/>
+          <w:numId w:val="108"/>
         </w:numPr>
       </w:pPr>
       <w:r>
@@ -27390,7 +27824,7 @@
         <w:pStyle w:val="ListParagraph"/>
         <w:numPr>
           <w:ilvl w:val="0"/>
-          <w:numId w:val="108"/>
+          <w:numId w:val="109"/>
         </w:numPr>
       </w:pPr>
       <w:r>
@@ -27408,7 +27842,7 @@
         <w:pStyle w:val="ListParagraph"/>
         <w:numPr>
           <w:ilvl w:val="0"/>
-          <w:numId w:val="108"/>
+          <w:numId w:val="109"/>
         </w:numPr>
       </w:pPr>
       <w:r>
@@ -27426,7 +27860,7 @@
         <w:pStyle w:val="ListParagraph"/>
         <w:numPr>
           <w:ilvl w:val="0"/>
-          <w:numId w:val="108"/>
+          <w:numId w:val="109"/>
         </w:numPr>
       </w:pPr>
       <w:r>
@@ -27444,7 +27878,7 @@
         <w:pStyle w:val="ListParagraph"/>
         <w:numPr>
           <w:ilvl w:val="0"/>
-          <w:numId w:val="108"/>
+          <w:numId w:val="109"/>
         </w:numPr>
       </w:pPr>
       <w:r>
@@ -27462,7 +27896,7 @@
         <w:pStyle w:val="ListParagraph"/>
         <w:numPr>
           <w:ilvl w:val="0"/>
-          <w:numId w:val="108"/>
+          <w:numId w:val="109"/>
         </w:numPr>
       </w:pPr>
       <w:r>
@@ -27480,7 +27914,7 @@
         <w:pStyle w:val="ListParagraph"/>
         <w:numPr>
           <w:ilvl w:val="0"/>
-          <w:numId w:val="108"/>
+          <w:numId w:val="109"/>
         </w:numPr>
       </w:pPr>
       <w:r>
@@ -28578,7 +29012,7 @@
         <w:pStyle w:val="ListParagraph"/>
         <w:numPr>
           <w:ilvl w:val="0"/>
-          <w:numId w:val="109"/>
+          <w:numId w:val="110"/>
         </w:numPr>
       </w:pPr>
       <w:r>
@@ -28590,7 +29024,7 @@
         <w:pStyle w:val="ListParagraph"/>
         <w:numPr>
           <w:ilvl w:val="0"/>
-          <w:numId w:val="109"/>
+          <w:numId w:val="110"/>
         </w:numPr>
       </w:pPr>
       <w:r>
@@ -28602,7 +29036,7 @@
         <w:pStyle w:val="ListParagraph"/>
         <w:numPr>
           <w:ilvl w:val="0"/>
-          <w:numId w:val="109"/>
+          <w:numId w:val="110"/>
         </w:numPr>
       </w:pPr>
       <w:r>
@@ -28614,7 +29048,7 @@
         <w:pStyle w:val="ListParagraph"/>
         <w:numPr>
           <w:ilvl w:val="0"/>
-          <w:numId w:val="109"/>
+          <w:numId w:val="110"/>
         </w:numPr>
       </w:pPr>
       <w:r>
@@ -28626,7 +29060,7 @@
         <w:pStyle w:val="ListParagraph"/>
         <w:numPr>
           <w:ilvl w:val="0"/>
-          <w:numId w:val="109"/>
+          <w:numId w:val="110"/>
         </w:numPr>
       </w:pPr>
       <w:r>
@@ -28647,7 +29081,7 @@
         <w:pStyle w:val="ListParagraph"/>
         <w:numPr>
           <w:ilvl w:val="0"/>
-          <w:numId w:val="109"/>
+          <w:numId w:val="110"/>
         </w:numPr>
       </w:pPr>
       <w:r>
@@ -28659,7 +29093,7 @@
         <w:pStyle w:val="ListParagraph"/>
         <w:numPr>
           <w:ilvl w:val="0"/>
-          <w:numId w:val="109"/>
+          <w:numId w:val="110"/>
         </w:numPr>
       </w:pPr>
       <w:r>
@@ -28680,7 +29114,7 @@
         <w:pStyle w:val="ListParagraph"/>
         <w:numPr>
           <w:ilvl w:val="0"/>
-          <w:numId w:val="109"/>
+          <w:numId w:val="110"/>
         </w:numPr>
       </w:pPr>
       <w:r>
@@ -28692,7 +29126,7 @@
         <w:pStyle w:val="ListParagraph"/>
         <w:numPr>
           <w:ilvl w:val="0"/>
-          <w:numId w:val="109"/>
+          <w:numId w:val="110"/>
         </w:numPr>
       </w:pPr>
       <w:r>
@@ -28704,7 +29138,7 @@
         <w:pStyle w:val="ListParagraph"/>
         <w:numPr>
           <w:ilvl w:val="0"/>
-          <w:numId w:val="109"/>
+          <w:numId w:val="110"/>
         </w:numPr>
       </w:pPr>
       <w:r>
@@ -28716,7 +29150,7 @@
         <w:pStyle w:val="ListParagraph"/>
         <w:numPr>
           <w:ilvl w:val="0"/>
-          <w:numId w:val="109"/>
+          <w:numId w:val="110"/>
         </w:numPr>
       </w:pPr>
       <w:r>
@@ -28728,7 +29162,7 @@
         <w:pStyle w:val="ListParagraph"/>
         <w:numPr>
           <w:ilvl w:val="0"/>
-          <w:numId w:val="109"/>
+          <w:numId w:val="110"/>
         </w:numPr>
       </w:pPr>
       <w:r>
@@ -28740,7 +29174,7 @@
         <w:pStyle w:val="ListParagraph"/>
         <w:numPr>
           <w:ilvl w:val="0"/>
-          <w:numId w:val="109"/>
+          <w:numId w:val="110"/>
         </w:numPr>
       </w:pPr>
       <w:r>
@@ -28752,7 +29186,7 @@
         <w:pStyle w:val="ListParagraph"/>
         <w:numPr>
           <w:ilvl w:val="0"/>
-          <w:numId w:val="109"/>
+          <w:numId w:val="110"/>
         </w:numPr>
       </w:pPr>
       <w:r>
@@ -29040,22 +29474,22 @@
     </w:lvlOverride>
   </w:num>
   <w:num w:numId="22">
+    <w:abstractNumId w:val="0"/>
+  </w:num>
+  <w:num w:numId="23">
     <w:abstractNumId w:val="1"/>
     <w:lvlOverride w:ilvl="0">
       <w:startOverride w:val="1"/>
     </w:lvlOverride>
   </w:num>
-  <w:num w:numId="23">
+  <w:num w:numId="24">
     <w:abstractNumId w:val="0"/>
   </w:num>
-  <w:num w:numId="24">
+  <w:num w:numId="25">
     <w:abstractNumId w:val="1"/>
     <w:lvlOverride w:ilvl="0">
       <w:startOverride w:val="1"/>
     </w:lvlOverride>
-  </w:num>
-  <w:num w:numId="25">
-    <w:abstractNumId w:val="0"/>
   </w:num>
   <w:num w:numId="26">
     <w:abstractNumId w:val="0"/>
@@ -29070,13 +29504,13 @@
     <w:abstractNumId w:val="0"/>
   </w:num>
   <w:num w:numId="30">
+    <w:abstractNumId w:val="0"/>
+  </w:num>
+  <w:num w:numId="31">
     <w:abstractNumId w:val="1"/>
     <w:lvlOverride w:ilvl="0">
       <w:startOverride w:val="1"/>
     </w:lvlOverride>
-  </w:num>
-  <w:num w:numId="31">
-    <w:abstractNumId w:val="0"/>
   </w:num>
   <w:num w:numId="32">
     <w:abstractNumId w:val="0"/>
@@ -29085,61 +29519,58 @@
     <w:abstractNumId w:val="0"/>
   </w:num>
   <w:num w:numId="34">
+    <w:abstractNumId w:val="0"/>
+  </w:num>
+  <w:num w:numId="35">
     <w:abstractNumId w:val="1"/>
     <w:lvlOverride w:ilvl="0">
       <w:startOverride w:val="1"/>
     </w:lvlOverride>
   </w:num>
-  <w:num w:numId="35">
+  <w:num w:numId="36">
     <w:abstractNumId w:val="0"/>
   </w:num>
-  <w:num w:numId="36">
+  <w:num w:numId="37">
     <w:abstractNumId w:val="1"/>
     <w:lvlOverride w:ilvl="0">
       <w:startOverride w:val="1"/>
     </w:lvlOverride>
   </w:num>
-  <w:num w:numId="37">
-    <w:abstractNumId w:val="0"/>
-  </w:num>
   <w:num w:numId="38">
     <w:abstractNumId w:val="0"/>
   </w:num>
   <w:num w:numId="39">
+    <w:abstractNumId w:val="0"/>
+  </w:num>
+  <w:num w:numId="40">
     <w:abstractNumId w:val="1"/>
     <w:lvlOverride w:ilvl="0">
       <w:startOverride w:val="1"/>
     </w:lvlOverride>
   </w:num>
-  <w:num w:numId="40">
-    <w:abstractNumId w:val="0"/>
-  </w:num>
   <w:num w:numId="41">
     <w:abstractNumId w:val="0"/>
   </w:num>
   <w:num w:numId="42">
+    <w:abstractNumId w:val="0"/>
+  </w:num>
+  <w:num w:numId="43">
     <w:abstractNumId w:val="1"/>
     <w:lvlOverride w:ilvl="0">
       <w:startOverride w:val="1"/>
     </w:lvlOverride>
   </w:num>
-  <w:num w:numId="43">
+  <w:num w:numId="44">
     <w:abstractNumId w:val="0"/>
   </w:num>
-  <w:num w:numId="44">
+  <w:num w:numId="45">
     <w:abstractNumId w:val="1"/>
     <w:lvlOverride w:ilvl="0">
       <w:startOverride w:val="1"/>
     </w:lvlOverride>
   </w:num>
-  <w:num w:numId="45">
+  <w:num w:numId="46">
     <w:abstractNumId w:val="0"/>
-  </w:num>
-  <w:num w:numId="46">
-    <w:abstractNumId w:val="1"/>
-    <w:lvlOverride w:ilvl="0">
-      <w:startOverride w:val="1"/>
-    </w:lvlOverride>
   </w:num>
   <w:num w:numId="47">
     <w:abstractNumId w:val="1"/>
@@ -29160,31 +29591,34 @@
     </w:lvlOverride>
   </w:num>
   <w:num w:numId="50">
-    <w:abstractNumId w:val="0"/>
+    <w:abstractNumId w:val="1"/>
+    <w:lvlOverride w:ilvl="0">
+      <w:startOverride w:val="1"/>
+    </w:lvlOverride>
   </w:num>
   <w:num w:numId="51">
     <w:abstractNumId w:val="0"/>
   </w:num>
   <w:num w:numId="52">
+    <w:abstractNumId w:val="0"/>
+  </w:num>
+  <w:num w:numId="53">
     <w:abstractNumId w:val="1"/>
     <w:lvlOverride w:ilvl="0">
       <w:startOverride w:val="1"/>
     </w:lvlOverride>
   </w:num>
-  <w:num w:numId="53">
-    <w:abstractNumId w:val="0"/>
-  </w:num>
   <w:num w:numId="54">
     <w:abstractNumId w:val="0"/>
   </w:num>
   <w:num w:numId="55">
+    <w:abstractNumId w:val="0"/>
+  </w:num>
+  <w:num w:numId="56">
     <w:abstractNumId w:val="1"/>
     <w:lvlOverride w:ilvl="0">
       <w:startOverride w:val="1"/>
     </w:lvlOverride>
-  </w:num>
-  <w:num w:numId="56">
-    <w:abstractNumId w:val="0"/>
   </w:num>
   <w:num w:numId="57">
     <w:abstractNumId w:val="0"/>
@@ -29193,43 +29627,40 @@
     <w:abstractNumId w:val="0"/>
   </w:num>
   <w:num w:numId="59">
+    <w:abstractNumId w:val="0"/>
+  </w:num>
+  <w:num w:numId="60">
     <w:abstractNumId w:val="1"/>
     <w:lvlOverride w:ilvl="0">
       <w:startOverride w:val="1"/>
     </w:lvlOverride>
   </w:num>
-  <w:num w:numId="60">
+  <w:num w:numId="61">
     <w:abstractNumId w:val="0"/>
   </w:num>
-  <w:num w:numId="61">
+  <w:num w:numId="62">
     <w:abstractNumId w:val="1"/>
     <w:lvlOverride w:ilvl="0">
       <w:startOverride w:val="1"/>
     </w:lvlOverride>
   </w:num>
-  <w:num w:numId="62">
-    <w:abstractNumId w:val="0"/>
-  </w:num>
   <w:num w:numId="63">
     <w:abstractNumId w:val="0"/>
   </w:num>
   <w:num w:numId="64">
+    <w:abstractNumId w:val="0"/>
+  </w:num>
+  <w:num w:numId="65">
     <w:abstractNumId w:val="1"/>
     <w:lvlOverride w:ilvl="0">
       <w:startOverride w:val="1"/>
     </w:lvlOverride>
   </w:num>
-  <w:num w:numId="65">
-    <w:abstractNumId w:val="0"/>
-  </w:num>
   <w:num w:numId="66">
     <w:abstractNumId w:val="0"/>
   </w:num>
   <w:num w:numId="67">
-    <w:abstractNumId w:val="1"/>
-    <w:lvlOverride w:ilvl="0">
-      <w:startOverride w:val="1"/>
-    </w:lvlOverride>
+    <w:abstractNumId w:val="0"/>
   </w:num>
   <w:num w:numId="68">
     <w:abstractNumId w:val="1"/>
@@ -29238,13 +29669,13 @@
     </w:lvlOverride>
   </w:num>
   <w:num w:numId="69">
-    <w:abstractNumId w:val="0"/>
-  </w:num>
-  <w:num w:numId="70">
     <w:abstractNumId w:val="1"/>
     <w:lvlOverride w:ilvl="0">
       <w:startOverride w:val="1"/>
     </w:lvlOverride>
+  </w:num>
+  <w:num w:numId="70">
+    <w:abstractNumId w:val="0"/>
   </w:num>
   <w:num w:numId="71">
     <w:abstractNumId w:val="1"/>
@@ -29253,34 +29684,34 @@
     </w:lvlOverride>
   </w:num>
   <w:num w:numId="72">
-    <w:abstractNumId w:val="0"/>
-  </w:num>
-  <w:num w:numId="73">
     <w:abstractNumId w:val="1"/>
     <w:lvlOverride w:ilvl="0">
       <w:startOverride w:val="1"/>
     </w:lvlOverride>
   </w:num>
-  <w:num w:numId="74">
+  <w:num w:numId="73">
     <w:abstractNumId w:val="0"/>
   </w:num>
-  <w:num w:numId="75">
+  <w:num w:numId="74">
     <w:abstractNumId w:val="1"/>
     <w:lvlOverride w:ilvl="0">
       <w:startOverride w:val="1"/>
     </w:lvlOverride>
   </w:num>
+  <w:num w:numId="75">
+    <w:abstractNumId w:val="0"/>
+  </w:num>
   <w:num w:numId="76">
-    <w:abstractNumId w:val="0"/>
+    <w:abstractNumId w:val="1"/>
+    <w:lvlOverride w:ilvl="0">
+      <w:startOverride w:val="1"/>
+    </w:lvlOverride>
   </w:num>
   <w:num w:numId="77">
     <w:abstractNumId w:val="0"/>
   </w:num>
   <w:num w:numId="78">
-    <w:abstractNumId w:val="1"/>
-    <w:lvlOverride w:ilvl="0">
-      <w:startOverride w:val="1"/>
-    </w:lvlOverride>
+    <w:abstractNumId w:val="0"/>
   </w:num>
   <w:num w:numId="79">
     <w:abstractNumId w:val="1"/>
@@ -29295,16 +29726,19 @@
     </w:lvlOverride>
   </w:num>
   <w:num w:numId="81">
-    <w:abstractNumId w:val="0"/>
-  </w:num>
-  <w:num w:numId="82">
     <w:abstractNumId w:val="1"/>
     <w:lvlOverride w:ilvl="0">
       <w:startOverride w:val="1"/>
     </w:lvlOverride>
   </w:num>
+  <w:num w:numId="82">
+    <w:abstractNumId w:val="0"/>
+  </w:num>
   <w:num w:numId="83">
-    <w:abstractNumId w:val="0"/>
+    <w:abstractNumId w:val="1"/>
+    <w:lvlOverride w:ilvl="0">
+      <w:startOverride w:val="1"/>
+    </w:lvlOverride>
   </w:num>
   <w:num w:numId="84">
     <w:abstractNumId w:val="0"/>
@@ -29319,10 +29753,7 @@
     <w:abstractNumId w:val="0"/>
   </w:num>
   <w:num w:numId="88">
-    <w:abstractNumId w:val="1"/>
-    <w:lvlOverride w:ilvl="0">
-      <w:startOverride w:val="1"/>
-    </w:lvlOverride>
+    <w:abstractNumId w:val="0"/>
   </w:num>
   <w:num w:numId="89">
     <w:abstractNumId w:val="1"/>
@@ -29331,7 +29762,10 @@
     </w:lvlOverride>
   </w:num>
   <w:num w:numId="90">
-    <w:abstractNumId w:val="0"/>
+    <w:abstractNumId w:val="1"/>
+    <w:lvlOverride w:ilvl="0">
+      <w:startOverride w:val="1"/>
+    </w:lvlOverride>
   </w:num>
   <w:num w:numId="91">
     <w:abstractNumId w:val="0"/>
@@ -29346,13 +29780,13 @@
     <w:abstractNumId w:val="0"/>
   </w:num>
   <w:num w:numId="95">
+    <w:abstractNumId w:val="0"/>
+  </w:num>
+  <w:num w:numId="96">
     <w:abstractNumId w:val="1"/>
     <w:lvlOverride w:ilvl="0">
       <w:startOverride w:val="1"/>
     </w:lvlOverride>
-  </w:num>
-  <w:num w:numId="96">
-    <w:abstractNumId w:val="0"/>
   </w:num>
   <w:num w:numId="97">
     <w:abstractNumId w:val="0"/>
@@ -29367,13 +29801,13 @@
     <w:abstractNumId w:val="0"/>
   </w:num>
   <w:num w:numId="101">
+    <w:abstractNumId w:val="0"/>
+  </w:num>
+  <w:num w:numId="102">
     <w:abstractNumId w:val="1"/>
     <w:lvlOverride w:ilvl="0">
       <w:startOverride w:val="1"/>
     </w:lvlOverride>
-  </w:num>
-  <w:num w:numId="102">
-    <w:abstractNumId w:val="0"/>
   </w:num>
   <w:num w:numId="103">
     <w:abstractNumId w:val="0"/>
@@ -29394,6 +29828,9 @@
     <w:abstractNumId w:val="0"/>
   </w:num>
   <w:num w:numId="109">
+    <w:abstractNumId w:val="0"/>
+  </w:num>
+  <w:num w:numId="110">
     <w:abstractNumId w:val="0"/>
   </w:num>
 </w:numbering>

--- a/docs/manual/LWK_Viewer_User_Manual_YUE.docx
+++ b/docs/manual/LWK_Viewer_User_Manual_YUE.docx
@@ -4837,7 +4837,7 @@
         <w:t xml:space="preserve">Queries</w:t>
       </w:r>
       <w:r>
-        <w:t xml:space="preserve">（側邊 Quick access 下面）係每個 project（Projects 頁嗰啲）嘅查詢登記冊，編號 </w:t>
+        <w:t xml:space="preserve">（Tasks 側邊最頂嗰個藍色掣）係每個 project（Projects 頁嗰啲）嘅查詢登記冊，編號 </w:t>
       </w:r>
       <w:r>
         <w:rPr>
@@ -4864,7 +4864,16 @@
         <w:t xml:space="preserve">Queries</w:t>
       </w:r>
       <w:r>
-        <w:t xml:space="preserve"> 隔離個數字係有幾多個未答、問你嘅 query。</w:t>
+        <w:t xml:space="preserve"> 隔離個數字係有幾多個未答、問你嘅 query（同埋你開、已答等你 close 嘅）；有過咗期嘅會多個紅色 </w:t>
+      </w:r>
+      <w:r>
+        <w:rPr>
+          <w:b/>
+        </w:rPr>
+        <w:t xml:space="preserve">N overdue</w:t>
+      </w:r>
+      <w:r>
+        <w:t xml:space="preserve">。</w:t>
       </w:r>
     </w:p>
     <w:p>
@@ -4945,7 +4954,7 @@
         <w:t xml:space="preserve">+ Query</w:t>
       </w:r>
       <w:r>
-        <w:t xml:space="preserve">（喺 + Task 隔離；3D 亦喺 </w:t>
+        <w:t xml:space="preserve">（喺 + Task 隔離；3D 喺 </w:t>
       </w:r>
       <w:r>
         <w:rPr>
@@ -4954,16 +4963,151 @@
         <w:t xml:space="preserve">⋯</w:t>
       </w:r>
       <w:r>
-        <w:t xml:space="preserve"> menu）。佢會影低你見到嘅嘢，再打開 Queries：</w:t>
-      </w:r>
-      <w:r>
-        <w:rPr>
-          <w:b/>
-        </w:rPr>
-        <w:t xml:space="preserve">New query with it</w:t>
-      </w:r>
-      <w:r>
-        <w:t xml:space="preserve">，或者加落一個未完嘅 query。喺 query 撳張相，會打開同一張 sheet、zoom 返同一個位，或者 3D model 同一個鏡頭、section box 同 plane。撳相上面嘅 ✕ 可以拎走佢。</w:t>
+        <w:t xml:space="preserve"> menu）。會彈出一個細 menu 問張相放去邊：打主題再撳 </w:t>
+      </w:r>
+      <w:r>
+        <w:rPr>
+          <w:b/>
+        </w:rPr>
+        <w:t xml:space="preserve">Create</w:t>
+      </w:r>
+      <w:r>
+        <w:t xml:space="preserve"> 開新 query，或者揀 project 一個未完嘅 query（上次用嗰個喺最頂：</w:t>
+      </w:r>
+      <w:r>
+        <w:rPr>
+          <w:b/>
+        </w:rPr>
+        <w:t xml:space="preserve">Add another to Q-...</w:t>
+      </w:r>
+      <w:r>
+        <w:t xml:space="preserve">）。</w:t>
+      </w:r>
+      <w:r>
+        <w:rPr>
+          <w:b/>
+        </w:rPr>
+        <w:t xml:space="preserve">After adding：</w:t>
+      </w:r>
+      <w:r>
+        <w:t xml:space="preserve"> </w:t>
+      </w:r>
+      <w:r>
+        <w:rPr>
+          <w:b/>
+        </w:rPr>
+        <w:t xml:space="preserve">Stay here</w:t>
+      </w:r>
+      <w:r>
+        <w:t xml:space="preserve">（會有提示，你可以去下一張 sheet 或者 3D 視圖再撳 </w:t>
+      </w:r>
+      <w:r>
+        <w:rPr>
+          <w:b/>
+        </w:rPr>
+        <w:t xml:space="preserve">+ Query</w:t>
+      </w:r>
+      <w:r>
+        <w:t xml:space="preserve">，咁一個 query 就可以有幾張 2D 同 3D 視圖）或者 </w:t>
+      </w:r>
+      <w:r>
+        <w:rPr>
+          <w:b/>
+        </w:rPr>
+        <w:t xml:space="preserve">Open the query</w:t>
+      </w:r>
+      <w:r>
+        <w:t xml:space="preserve">（喺 Tasks 打開佢）。你揀咗邊個會記住。Project 入面每個人都可以加相落 query。</w:t>
+      </w:r>
+    </w:p>
+    <w:p>
+      <w:pPr>
+        <w:pStyle w:val="ListParagraph"/>
+        <w:numPr>
+          <w:ilvl w:val="0"/>
+          <w:numId w:val="22"/>
+        </w:numPr>
+      </w:pPr>
+      <w:r>
+        <w:rPr>
+          <w:b/>
+        </w:rPr>
+        <w:t xml:space="preserve">打開張相：</w:t>
+      </w:r>
+      <w:r>
+        <w:t xml:space="preserve"> 喺 query 撳 sheet 嘅相，會打開同一張 sheet、zoom 返同一個位；3D 嘅相會打開 model 同一個鏡頭、section box 同 plane。撳相上面嘅 ✕ 可以拎走佢（開 query 嘅人、被問嘅人或者 project admin）。</w:t>
+      </w:r>
+    </w:p>
+    <w:p>
+      <w:pPr>
+        <w:pStyle w:val="ListParagraph"/>
+        <w:numPr>
+          <w:ilvl w:val="0"/>
+          <w:numId w:val="22"/>
+        </w:numPr>
+      </w:pPr>
+      <w:r>
+        <w:rPr>
+          <w:b/>
+        </w:rPr>
+        <w:t xml:space="preserve">自己嘅相：</w:t>
+      </w:r>
+      <w:r>
+        <w:t xml:space="preserve"> 喺 </w:t>
+      </w:r>
+      <w:r>
+        <w:rPr>
+          <w:b/>
+        </w:rPr>
+        <w:t xml:space="preserve">Pictures &amp; views</w:t>
+      </w:r>
+      <w:r>
+        <w:t xml:space="preserve"> 下面，</w:t>
+      </w:r>
+      <w:r>
+        <w:rPr>
+          <w:b/>
+        </w:rPr>
+        <w:t xml:space="preserve">+ Add picture</w:t>
+      </w:r>
+      <w:r>
+        <w:t xml:space="preserve"> 加圖片檔（地盤相、顧問 markup、之前存低嘅 screenshot）；或者貼 screenshot（</w:t>
+      </w:r>
+      <w:r>
+        <w:rPr>
+          <w:b/>
+        </w:rPr>
+        <w:t xml:space="preserve">Ctrl+V</w:t>
+      </w:r>
+      <w:r>
+        <w:t xml:space="preserve">），又或者將相拖落 query 個 panel 任何位置。</w:t>
+      </w:r>
+      <w:r>
+        <w:rPr>
+          <w:b/>
+        </w:rPr>
+        <w:t xml:space="preserve">New query</w:t>
+      </w:r>
+      <w:r>
+        <w:t xml:space="preserve"> 表格都一樣得。撳一下睇大圖；</w:t>
+      </w:r>
+      <w:r>
+        <w:rPr>
+          <w:b/>
+        </w:rPr>
+        <w:t xml:space="preserve">‹ ›</w:t>
+      </w:r>
+      <w:r>
+        <w:t xml:space="preserve"> 或者方向鍵睇 query 其他相，</w:t>
+      </w:r>
+      <w:r>
+        <w:rPr>
+          <w:b/>
+        </w:rPr>
+        <w:t xml:space="preserve">Esc</w:t>
+      </w:r>
+      <w:r>
+        <w:t xml:space="preserve"> 閂。Report 入面都有。</w:t>
       </w:r>
     </w:p>
     <w:p>
@@ -27394,6 +27538,90 @@
             <w:pPr/>
             <w:r>
               <w:t xml:space="preserve">你個網絡斷咗。留住個版唔好閂；網絡返嚟就會儲存</w:t>
+            </w:r>
+          </w:p>
+        </w:tc>
+      </w:tr>
+      <w:tr>
+        <w:tc>
+          <w:tcPr>
+            <w:tcW w:w="4680" w:type="dxa"/>
+          </w:tcPr>
+          <w:p>
+            <w:pPr/>
+            <w:r>
+              <w:t xml:space="preserve">Header 顯示 </w:t>
+            </w:r>
+            <w:r>
+              <w:rPr>
+                <w:b/>
+              </w:rPr>
+              <w:t xml:space="preserve">Offline</w:t>
+            </w:r>
+            <w:r>
+              <w:t xml:space="preserve">（或者 </w:t>
+            </w:r>
+            <w:r>
+              <w:rPr>
+                <w:b/>
+              </w:rPr>
+              <w:t xml:space="preserve">Server busy</w:t>
+            </w:r>
+            <w:r>
+              <w:t xml:space="preserve">）</w:t>
+            </w:r>
+          </w:p>
+        </w:tc>
+        <w:tc>
+          <w:tcPr>
+            <w:tcW w:w="4680" w:type="dxa"/>
+          </w:tcPr>
+          <w:p>
+            <w:pPr/>
+            <w:r>
+              <w:t xml:space="preserve">將滑鼠放上去睇原因。</w:t>
+            </w:r>
+            <w:r>
+              <w:rPr>
+                <w:b/>
+              </w:rPr>
+              <w:t xml:space="preserve">The server did not answer：</w:t>
+            </w:r>
+            <w:r>
+              <w:t xml:space="preserve"> 喺 server 嗰部電腦檢查 server 個視窗仲開住（再開 </w:t>
+            </w:r>
+            <w:r>
+              <w:rPr>
+                <w:b/>
+              </w:rPr>
+              <w:t xml:space="preserve">server\run.bat</w:t>
+            </w:r>
+            <w:r>
+              <w:t xml:space="preserve">，每次更新之後都要），喺公司外面用連結就要開住 </w:t>
+            </w:r>
+            <w:r>
+              <w:rPr>
+                <w:b/>
+              </w:rPr>
+              <w:t xml:space="preserve">tunnel.bat</w:t>
+            </w:r>
+            <w:r>
+              <w:t xml:space="preserve">；喺 server 部電腦開 http://127.0.0.1:8713/api/ping 應該有回應。</w:t>
+            </w:r>
+            <w:r>
+              <w:rPr>
+                <w:b/>
+              </w:rPr>
+              <w:t xml:space="preserve">Server busy：</w:t>
+            </w:r>
+            <w:r>
+              <w:t xml:space="preserve"> server 開住但答得太慢，會自己好返；成日咁就叫 admin 睇 </w:t>
+            </w:r>
+            <w:r>
+              <w:rPr>
+                <w:b/>
+              </w:rPr>
+              <w:t xml:space="preserve">Admin &gt; Performance</w:t>
             </w:r>
           </w:p>
         </w:tc>

--- a/docs/manual/LWK_Viewer_User_Manual_YUE.docx
+++ b/docs/manual/LWK_Viewer_User_Manual_YUE.docx
@@ -5122,7 +5122,7 @@
         <w:rPr>
           <w:b/>
         </w:rPr>
-        <w:t xml:space="preserve">答同 close：</w:t>
+        <w:t xml:space="preserve">答、追問同 close：</w:t>
       </w:r>
       <w:r>
         <w:t xml:space="preserve"> 被問嘅人寫 </w:t>
@@ -5143,7 +5143,34 @@
         <w:t xml:space="preserve">Mark answered</w:t>
       </w:r>
       <w:r>
-        <w:t xml:space="preserve">；開 query 嘅人（或者 project admin）睇過之後撳 </w:t>
+        <w:t xml:space="preserve">。之後喺 </w:t>
+      </w:r>
+      <w:r>
+        <w:rPr>
+          <w:b/>
+        </w:rPr>
+        <w:t xml:space="preserve">Answer &amp; follow-ups</w:t>
+      </w:r>
+      <w:r>
+        <w:t xml:space="preserve"> 下面，project 入面任何人都可以撳 </w:t>
+      </w:r>
+      <w:r>
+        <w:rPr>
+          <w:b/>
+        </w:rPr>
+        <w:t xml:space="preserve">+ Follow-up question</w:t>
+      </w:r>
+      <w:r>
+        <w:t xml:space="preserve"> 追問（query 會返去 Open），被問嘅人就用 </w:t>
+      </w:r>
+      <w:r>
+        <w:rPr>
+          <w:b/>
+        </w:rPr>
+        <w:t xml:space="preserve">+ Answer</w:t>
+      </w:r>
+      <w:r>
+        <w:t xml:space="preserve"> 再答，幾多次都得；成段對話用對話框顯示（問題喺左、答案喺右），每一步都會通知有關嘅人，同埋喺 project chat 貼張卡。搞掂之後，開 query 嘅人（或者 project admin）撳 </w:t>
       </w:r>
       <w:r>
         <w:rPr>
@@ -5152,7 +5179,7 @@
         <w:t xml:space="preserve">Close the query</w:t>
       </w:r>
       <w:r>
-        <w:t xml:space="preserve">，或者喺 </w:t>
+        <w:t xml:space="preserve">。下面嘅 </w:t>
       </w:r>
       <w:r>
         <w:rPr>
@@ -5161,7 +5188,7 @@
         <w:t xml:space="preserve">Discussion</w:t>
       </w:r>
       <w:r>
-        <w:t xml:space="preserve"> 再問（可以加檔案同相）。</w:t>
+        <w:t xml:space="preserve"> 係俾留言同檔案用。</w:t>
       </w:r>
       <w:r>
         <w:rPr>
@@ -5180,6 +5207,168 @@
       </w:r>
       <w:r>
         <w:t xml:space="preserve"> 列出每一步。</w:t>
+      </w:r>
+    </w:p>
+    <w:p>
+      <w:pPr>
+        <w:pStyle w:val="ListParagraph"/>
+        <w:numPr>
+          <w:ilvl w:val="0"/>
+          <w:numId w:val="22"/>
+        </w:numPr>
+      </w:pPr>
+      <w:r>
+        <w:rPr>
+          <w:b/>
+        </w:rPr>
+        <w:t xml:space="preserve">Sheet 同 3D 上面嘅 query：</w:t>
+      </w:r>
+      <w:r>
+        <w:t xml:space="preserve"> query 每張 sheet 或者 3D 嘅相都會喺影嘅位置出現－喺 sheet 係一個標記（</w:t>
+      </w:r>
+      <w:r>
+        <w:rPr>
+          <w:b/>
+        </w:rPr>
+        <w:t xml:space="preserve">Q12</w:t>
+      </w:r>
+      <w:r>
+        <w:t xml:space="preserve">，用狀態顏色：橙色未答、藍色已答、綠色已 close、紅色過期），仲有虛線框住當時睇緊嘅範圍；喺 3D 係一支 pin。喺 sheet 或者 model 撳右掣 &gt; </w:t>
+      </w:r>
+      <w:r>
+        <w:rPr>
+          <w:b/>
+        </w:rPr>
+        <w:t xml:space="preserve">Add to query here</w:t>
+      </w:r>
+      <w:r>
+        <w:t xml:space="preserve">，會影低個視圖，標記就放喺你撳嘅位置（之後同 </w:t>
+      </w:r>
+      <w:r>
+        <w:rPr>
+          <w:b/>
+        </w:rPr>
+        <w:t xml:space="preserve">+ Query</w:t>
+      </w:r>
+      <w:r>
+        <w:t xml:space="preserve"> 一樣嘅 menu）。撳標記或者 pin 會彈張卡：query、狀態、due date、張相、</w:t>
+      </w:r>
+      <w:r>
+        <w:rPr>
+          <w:b/>
+        </w:rPr>
+        <w:t xml:space="preserve">Open query</w:t>
+      </w:r>
+      <w:r>
+        <w:t xml:space="preserve"> 同 </w:t>
+      </w:r>
+      <w:r>
+        <w:rPr>
+          <w:b/>
+        </w:rPr>
+        <w:t xml:space="preserve">Delete marker</w:t>
+      </w:r>
+      <w:r>
+        <w:t xml:space="preserve">。</w:t>
+      </w:r>
+    </w:p>
+    <w:p>
+      <w:pPr>
+        <w:pStyle w:val="ListParagraph"/>
+        <w:numPr>
+          <w:ilvl w:val="0"/>
+          <w:numId w:val="22"/>
+        </w:numPr>
+      </w:pPr>
+      <w:r>
+        <w:rPr>
+          <w:b/>
+        </w:rPr>
+        <w:t xml:space="preserve">列表同隱藏：</w:t>
+      </w:r>
+      <w:r>
+        <w:t xml:space="preserve"> Sheets 右邊有個 </w:t>
+      </w:r>
+      <w:r>
+        <w:rPr>
+          <w:b/>
+        </w:rPr>
+        <w:t xml:space="preserve">Queries</w:t>
+      </w:r>
+      <w:r>
+        <w:t xml:space="preserve"> tab（</w:t>
+      </w:r>
+      <w:r>
+        <w:rPr>
+          <w:b/>
+        </w:rPr>
+        <w:t xml:space="preserve">All</w:t>
+      </w:r>
+      <w:r>
+        <w:t xml:space="preserve"> 亦會排先列出）；3D 嘅 issue 列表最頂有 </w:t>
+      </w:r>
+      <w:r>
+        <w:rPr>
+          <w:b/>
+        </w:rPr>
+        <w:t xml:space="preserve">Queries in 3D</w:t>
+      </w:r>
+      <w:r>
+        <w:t xml:space="preserve">。撳一下就會去嗰個 sheet 範圍或者 3D 視圖，再打開張卡。Status filter 同搜尋都用得。</w:t>
+      </w:r>
+      <w:r>
+        <w:rPr>
+          <w:b/>
+        </w:rPr>
+        <w:t xml:space="preserve">? Queries</w:t>
+      </w:r>
+      <w:r>
+        <w:t xml:space="preserve">（Sheets）/ </w:t>
+      </w:r>
+      <w:r>
+        <w:rPr>
+          <w:b/>
+        </w:rPr>
+        <w:t xml:space="preserve">Hide queries</w:t>
+      </w:r>
+      <w:r>
+        <w:t xml:space="preserve">（3D）收埋啲標記；</w:t>
+      </w:r>
+      <w:r>
+        <w:rPr>
+          <w:b/>
+        </w:rPr>
+        <w:t xml:space="preserve">Hide closed</w:t>
+      </w:r>
+      <w:r>
+        <w:t xml:space="preserve"> 亦會收埋已 close 嘅 query。</w:t>
+      </w:r>
+    </w:p>
+    <w:p>
+      <w:pPr>
+        <w:pStyle w:val="ListParagraph"/>
+        <w:numPr>
+          <w:ilvl w:val="0"/>
+          <w:numId w:val="22"/>
+        </w:numPr>
+      </w:pPr>
+      <w:r>
+        <w:rPr>
+          <w:b/>
+        </w:rPr>
+        <w:t xml:space="preserve">刪除：</w:t>
+      </w:r>
+      <w:r>
+        <w:t xml:space="preserve"> </w:t>
+      </w:r>
+      <w:r>
+        <w:rPr>
+          <w:b/>
+        </w:rPr>
+        <w:t xml:space="preserve">Delete marker</w:t>
+      </w:r>
+      <w:r>
+        <w:t xml:space="preserve">（喺張卡，或者右掣撳標記）會將嗰張相由 query 拎走－query 會保留，連埋其他相。刪咗 query，佢所有標記都會消失。開 query 嘅人、被問嘅人、project admin 或者加嗰張相嘅人都可以刪標記。</w:t>
       </w:r>
     </w:p>
     <w:p>
@@ -6073,7 +6262,7 @@
           <w:p>
             <w:pPr/>
             <w:r>
-              <w:t xml:space="preserve">每個 project 一個，有自己嘅顏色同縮寫（入面嘅 topic 用同一隻顏色）。project 所有人都喺入面。新 task、指派、完成、task 留言同新開或者改咗嘅 issue 會用卡片貼入嚟</w:t>
+              <w:t xml:space="preserve">每個 project 一個，有自己嘅顏色同縮寫（入面嘅 topic 用同一隻顏色）。project 所有人都喺入面。新 task、指派、完成、task 留言、進度（task 過咗 25、50 或者 75 %）同新開或者改咗嘅 issue 會用卡片貼入嚟。Task 卡會顯示進度條同幾多個 sub-task 做完；sub-task 張卡亦會講佢屬於邊個 task，同埋嗰個 task 做到幾多</w:t>
             </w:r>
           </w:p>
         </w:tc>

--- a/docs/manual/LWK_Viewer_User_Manual_YUE.docx
+++ b/docs/manual/LWK_Viewer_User_Manual_YUE.docx
@@ -1945,6 +1945,141 @@
         </w:numPr>
       </w:pPr>
       <w:r>
+        <w:rPr>
+          <w:b/>
+        </w:rPr>
+        <w:t xml:space="preserve">成個 project 一個 dashboard：</w:t>
+      </w:r>
+      <w:r>
+        <w:t xml:space="preserve"> 由幾個 model 或者 sheet set 組成嘅 project（例如 TKO 有 CAL 同 LAY）會開一個合埋所有部分嘅 dashboard：數字同圖表會加埋計，</w:t>
+      </w:r>
+      <w:r>
+        <w:rPr>
+          <w:b/>
+        </w:rPr>
+        <w:t xml:space="preserve">Part</w:t>
+      </w:r>
+      <w:r>
+        <w:t xml:space="preserve"> 篩選同 </w:t>
+      </w:r>
+      <w:r>
+        <w:rPr>
+          <w:b/>
+        </w:rPr>
+        <w:t xml:space="preserve">Open issues by part</w:t>
+      </w:r>
+      <w:r>
+        <w:t xml:space="preserve"> 分開每部分，</w:t>
+      </w:r>
+      <w:r>
+        <w:rPr>
+          <w:b/>
+        </w:rPr>
+        <w:t xml:space="preserve">Where</w:t>
+      </w:r>
+      <w:r>
+        <w:t xml:space="preserve"> 會寫明係邊部分（CAL · A102 ...），</w:t>
+      </w:r>
+      <w:r>
+        <w:rPr>
+          <w:b/>
+        </w:rPr>
+        <w:t xml:space="preserve">How this project is published</w:t>
+      </w:r>
+      <w:r>
+        <w:t xml:space="preserve"> 每部分一個表。標題下面嘅 </w:t>
+      </w:r>
+      <w:r>
+        <w:rPr>
+          <w:b/>
+        </w:rPr>
+        <w:t xml:space="preserve">All parts</w:t>
+      </w:r>
+      <w:r>
+        <w:t xml:space="preserve"> / </w:t>
+      </w:r>
+      <w:r>
+        <w:rPr>
+          <w:b/>
+        </w:rPr>
+        <w:t xml:space="preserve">CAL</w:t>
+      </w:r>
+      <w:r>
+        <w:t xml:space="preserve"> / </w:t>
+      </w:r>
+      <w:r>
+        <w:rPr>
+          <w:b/>
+        </w:rPr>
+        <w:t xml:space="preserve">LAY</w:t>
+      </w:r>
+      <w:r>
+        <w:t xml:space="preserve"> 可以轉去單一部分再轉返嚟。喺 Dashboard 嘅 project 選單，撳 project 名會開晒所有部分，撳某一部分就淨係開嗰部分。</w:t>
+      </w:r>
+    </w:p>
+    <w:p>
+      <w:pPr>
+        <w:pStyle w:val="ListParagraph"/>
+        <w:numPr>
+          <w:ilvl w:val="0"/>
+          <w:numId w:val="8"/>
+        </w:numPr>
+      </w:pPr>
+      <w:r>
+        <w:rPr>
+          <w:b/>
+        </w:rPr>
+        <w:t xml:space="preserve">My dashboards－幾個 project 一齊睇：</w:t>
+      </w:r>
+      <w:r>
+        <w:t xml:space="preserve"> </w:t>
+      </w:r>
+      <w:r>
+        <w:rPr>
+          <w:b/>
+        </w:rPr>
+        <w:t xml:space="preserve">+ Combine projects …</w:t>
+      </w:r>
+      <w:r>
+        <w:t xml:space="preserve">（標題下面，或者 project 選單入面）可以整你自己嘅 dashboard：改個名，再剔 project（佢所有部分，連之後加嘅）或者單一部分。佢會幫你記住，喺任何電腦嘅 </w:t>
+      </w:r>
+      <w:r>
+        <w:rPr>
+          <w:b/>
+        </w:rPr>
+        <w:t xml:space="preserve">My dashboards</w:t>
+      </w:r>
+      <w:r>
+        <w:t xml:space="preserve"> 都見到；打開咗嘅時候隔籬有 </w:t>
+      </w:r>
+      <w:r>
+        <w:rPr>
+          <w:b/>
+        </w:rPr>
+        <w:t xml:space="preserve">Edit</w:t>
+      </w:r>
+      <w:r>
+        <w:t xml:space="preserve"> 同 </w:t>
+      </w:r>
+      <w:r>
+        <w:rPr>
+          <w:b/>
+        </w:rPr>
+        <w:t xml:space="preserve">Delete</w:t>
+      </w:r>
+      <w:r>
+        <w:t xml:space="preserve">。可以印嘅 report 係逐部分嘅：先喺 Part 篩選揀一部分（試算表就全部都有，多一欄 Part）。</w:t>
+      </w:r>
+    </w:p>
+    <w:p>
+      <w:pPr>
+        <w:pStyle w:val="ListParagraph"/>
+        <w:numPr>
+          <w:ilvl w:val="0"/>
+          <w:numId w:val="8"/>
+        </w:numPr>
+      </w:pPr>
+      <w:r>
         <w:t xml:space="preserve">連線標籤只會喺有嘢要講嗰陣出現：</w:t>
       </w:r>
       <w:r>
@@ -4481,6 +4616,33 @@
       </w:r>
       <w:r>
         <w:t xml:space="preserve"> 就成次貼上收返。</w:t>
+      </w:r>
+    </w:p>
+    <w:p>
+      <w:pPr>
+        <w:pStyle w:val="ListParagraph"/>
+        <w:numPr>
+          <w:ilvl w:val="0"/>
+          <w:numId w:val="19"/>
+        </w:numPr>
+      </w:pPr>
+      <w:r>
+        <w:rPr>
+          <w:b/>
+        </w:rPr>
+        <w:t xml:space="preserve">拖動排 sub-task：</w:t>
+      </w:r>
+      <w:r>
+        <w:t xml:space="preserve"> 喺 List 將一個 sub-task 拖到另一個 sub-task 上面，就會放喺嗰度－可以喺同一個 task 入面改次序，亦可以搬去另一個 task 下面。拖落某個 task 嘅 </w:t>
+      </w:r>
+      <w:r>
+        <w:rPr>
+          <w:b/>
+        </w:rPr>
+        <w:t xml:space="preserve">+ Add sub-task</w:t>
+      </w:r>
+      <w:r>
+        <w:t xml:space="preserve"> 嗰行，就變成嗰個 task 最後一個 sub-task；拖到一個頂層 task 上面（或者 group 度），就變返一個獨立 task。喺 task 嘅 panel 入面，可以拖 sub-task（⋮⋮）改次序。Task 唔可以放喺自己嘅 sub-task 下面。List 用某一欄排序嘅時候，次序會保留，轉返自己嘅次序就會見到。</w:t>
       </w:r>
     </w:p>
     <w:p>

--- a/docs/manual/LWK_Viewer_User_Manual_YUE.docx
+++ b/docs/manual/LWK_Viewer_User_Manual_YUE.docx
@@ -5270,6 +5270,105 @@
       </w:r>
       <w:r>
         <w:t xml:space="preserve"> 閂。Report 入面都有。</w:t>
+      </w:r>
+    </w:p>
+    <w:p>
+      <w:pPr>
+        <w:pStyle w:val="ListParagraph"/>
+        <w:numPr>
+          <w:ilvl w:val="0"/>
+          <w:numId w:val="22"/>
+        </w:numPr>
+      </w:pPr>
+      <w:r>
+        <w:rPr>
+          <w:b/>
+        </w:rPr>
+        <w:t xml:space="preserve">喺相上面 mark up：</w:t>
+      </w:r>
+      <w:r>
+        <w:t xml:space="preserve"> query 每張相（sheet、3D 視圖或者自己嘅相）上面嘅 ✎ 會打開同 issue snapshot 一樣嘅 markup 工具：cloud、方框、圓形、箭咀、線、筆、文字、文字框、callout，可以揀顏色、粗幼同字大小。撳 </w:t>
+      </w:r>
+      <w:r>
+        <w:rPr>
+          <w:b/>
+        </w:rPr>
+        <w:t xml:space="preserve">Done</w:t>
+      </w:r>
+      <w:r>
+        <w:t xml:space="preserve"> 就會將畫嘅嘢留喺相上面；✎ 隔籬會顯示有幾多個記號，再打開可以繼續改（原本嘅相會保留喺底）。喺 sheet 或者 3D 嘅 </w:t>
+      </w:r>
+      <w:r>
+        <w:rPr>
+          <w:b/>
+        </w:rPr>
+        <w:t xml:space="preserve">+ Query</w:t>
+      </w:r>
+      <w:r>
+        <w:t xml:space="preserve"> menu 剔 </w:t>
+      </w:r>
+      <w:r>
+        <w:rPr>
+          <w:b/>
+        </w:rPr>
+        <w:t xml:space="preserve">Mark up the picture first</w:t>
+      </w:r>
+      <w:r>
+        <w:t xml:space="preserve">，就可以喺加入之前先畫。</w:t>
+      </w:r>
+    </w:p>
+    <w:p>
+      <w:pPr>
+        <w:pStyle w:val="ListParagraph"/>
+        <w:numPr>
+          <w:ilvl w:val="0"/>
+          <w:numId w:val="22"/>
+        </w:numPr>
+      </w:pPr>
+      <w:r>
+        <w:rPr>
+          <w:b/>
+        </w:rPr>
+        <w:t xml:space="preserve">+ Sheet view / + 3D view：</w:t>
+      </w:r>
+      <w:r>
+        <w:t xml:space="preserve"> 喺 query 入面（同 </w:t>
+      </w:r>
+      <w:r>
+        <w:rPr>
+          <w:b/>
+        </w:rPr>
+        <w:t xml:space="preserve">New query</w:t>
+      </w:r>
+      <w:r>
+        <w:t xml:space="preserve"> 表格，會先開咗個 query）撳呢兩個掣，會打開 project 嘅 sheet 或者 3D model，頂部有條 bar 講緊加去邊個 query；去到想要嘅視圖再撳 </w:t>
+      </w:r>
+      <w:r>
+        <w:rPr>
+          <w:b/>
+        </w:rPr>
+        <w:t xml:space="preserve">+ Query</w:t>
+      </w:r>
+      <w:r>
+        <w:t xml:space="preserve">（或者右掣 &gt; </w:t>
+      </w:r>
+      <w:r>
+        <w:rPr>
+          <w:b/>
+        </w:rPr>
+        <w:t xml:space="preserve">Add to query here</w:t>
+      </w:r>
+      <w:r>
+        <w:t xml:space="preserve">），嗰個 query 會排第一。</w:t>
+      </w:r>
+      <w:r>
+        <w:rPr>
+          <w:b/>
+        </w:rPr>
+        <w:t xml:space="preserve">Back to the query</w:t>
+      </w:r>
+      <w:r>
+        <w:t xml:space="preserve"> 返去。有幾部分嘅 project 會問你揀邊部分。</w:t>
       </w:r>
     </w:p>
     <w:p>

--- a/docs/manual/LWK_Viewer_User_Manual_YUE.docx
+++ b/docs/manual/LWK_Viewer_User_Manual_YUE.docx
@@ -598,6 +598,15 @@
         <w:rPr>
           <w:b/>
         </w:rPr>
+        <w:t xml:space="preserve">Publisher</w:t>
+      </w:r>
+      <w:r>
+        <w:t xml:space="preserve">、</w:t>
+      </w:r>
+      <w:r>
+        <w:rPr>
+          <w:b/>
+        </w:rPr>
         <w:t xml:space="preserve">Member</w:t>
       </w:r>
       <w:r>
@@ -610,7 +619,7 @@
         <w:t xml:space="preserve">Viewer</w:t>
       </w:r>
       <w:r>
-        <w:t xml:space="preserve">（睇「俾 admin 嘅」）。Viewer 會見到一條橫額，話佢只可以睇同讀，唔改得任何嘢。</w:t>
+        <w:t xml:space="preserve">（睇「俾 admin 嘅」）。只有 Publisher 或者 project admin 先可以由 Revit publish。Viewer 會見到一條橫額，話佢只可以睇同讀，唔改得任何嘢。</w:t>
       </w:r>
     </w:p>
     <w:p>
@@ -13765,6 +13774,33 @@
         <w:rPr>
           <w:b/>
         </w:rPr>
+        <w:t xml:space="preserve">Section box around this element</w:t>
+      </w:r>
+      <w:r>
+        <w:t xml:space="preserve">、</w:t>
+      </w:r>
+      <w:r>
+        <w:rPr>
+          <w:b/>
+        </w:rPr>
+        <w:t xml:space="preserve">See-through</w:t>
+      </w:r>
+      <w:r>
+        <w:t xml:space="preserve">（呢個元件、佢個 type 或者成個 category）、</w:t>
+      </w:r>
+      <w:r>
+        <w:rPr>
+          <w:b/>
+        </w:rPr>
+        <w:t xml:space="preserve">Make all solid again</w:t>
+      </w:r>
+      <w:r>
+        <w:t xml:space="preserve">、</w:t>
+      </w:r>
+      <w:r>
+        <w:rPr>
+          <w:b/>
+        </w:rPr>
         <w:t xml:space="preserve">Section on this face</w:t>
       </w:r>
       <w:r>
@@ -15975,6 +16011,221 @@
     </w:p>
     <w:p>
       <w:pPr>
+        <w:pStyle w:val="ListParagraph"/>
+        <w:numPr>
+          <w:ilvl w:val="0"/>
+          <w:numId w:val="64"/>
+        </w:numPr>
+      </w:pPr>
+      <w:r>
+        <w:rPr>
+          <w:b/>
+        </w:rPr>
+        <w:t xml:space="preserve">Section box 圍住一個元件：</w:t>
+      </w:r>
+      <w:r>
+        <w:t xml:space="preserve"> 撳佢，再撳 Selection panel 嘅 </w:t>
+      </w:r>
+      <w:r>
+        <w:rPr>
+          <w:b/>
+        </w:rPr>
+        <w:t xml:space="preserve">Section box</w:t>
+      </w:r>
+      <w:r>
+        <w:t xml:space="preserve">；或者右鍵 &gt; </w:t>
+      </w:r>
+      <w:r>
+        <w:rPr>
+          <w:b/>
+        </w:rPr>
+        <w:t xml:space="preserve">Section box around this element</w:t>
+      </w:r>
+      <w:r>
+        <w:t xml:space="preserve">。個 box 會圍住嗰個元件、四邊留少少位，視圖會飛過去。喺 </w:t>
+      </w:r>
+      <w:r>
+        <w:rPr>
+          <w:b/>
+        </w:rPr>
+        <w:t xml:space="preserve">Model browser</w:t>
+      </w:r>
+      <w:r>
+        <w:t xml:space="preserve"> 揀一組（category、type、樓層）再撳 </w:t>
+      </w:r>
+      <w:r>
+        <w:rPr>
+          <w:b/>
+        </w:rPr>
+        <w:t xml:space="preserve">Section box</w:t>
+      </w:r>
+      <w:r>
+        <w:t xml:space="preserve">，就圍住成組。</w:t>
+      </w:r>
+    </w:p>
+    <w:p>
+      <w:pPr>
+        <w:pStyle w:val="Heading3"/>
+      </w:pPr>
+      <w:r>
+        <w:t xml:space="preserve">半透明（See-through）元件</w:t>
+      </w:r>
+    </w:p>
+    <w:p>
+      <w:pPr/>
+      <w:r>
+        <w:t xml:space="preserve">想睇穿牆、樓板或者天花又唔想收埋佢哋，就將佢哋變半透明：佢哋留喺原位、好似一塊淡色網，撳落去會穿過去揀後面嘅嘢。</w:t>
+      </w:r>
+    </w:p>
+    <w:p>
+      <w:pPr>
+        <w:pStyle w:val="ListParagraph"/>
+        <w:numPr>
+          <w:ilvl w:val="0"/>
+          <w:numId w:val="65"/>
+        </w:numPr>
+      </w:pPr>
+      <w:r>
+        <w:rPr>
+          <w:b/>
+        </w:rPr>
+        <w:t xml:space="preserve">一個元件：</w:t>
+      </w:r>
+      <w:r>
+        <w:t xml:space="preserve"> 撳佢，再撳 Selection panel 嘅 </w:t>
+      </w:r>
+      <w:r>
+        <w:rPr>
+          <w:b/>
+        </w:rPr>
+        <w:t xml:space="preserve">See-through</w:t>
+      </w:r>
+      <w:r>
+        <w:t xml:space="preserve">；或者右鍵 &gt; </w:t>
+      </w:r>
+      <w:r>
+        <w:rPr>
+          <w:b/>
+        </w:rPr>
+        <w:t xml:space="preserve">See-through: this element</w:t>
+      </w:r>
+      <w:r>
+        <w:t xml:space="preserve">。</w:t>
+      </w:r>
+    </w:p>
+    <w:p>
+      <w:pPr>
+        <w:pStyle w:val="ListParagraph"/>
+        <w:numPr>
+          <w:ilvl w:val="0"/>
+          <w:numId w:val="65"/>
+        </w:numPr>
+      </w:pPr>
+      <w:r>
+        <w:rPr>
+          <w:b/>
+        </w:rPr>
+        <w:t xml:space="preserve">佢個 type 或者成個 category：</w:t>
+      </w:r>
+      <w:r>
+        <w:t xml:space="preserve"> 右鍵 &gt; </w:t>
+      </w:r>
+      <w:r>
+        <w:rPr>
+          <w:b/>
+        </w:rPr>
+        <w:t xml:space="preserve">See-through: its type (n)</w:t>
+      </w:r>
+      <w:r>
+        <w:t xml:space="preserve"> 或者 </w:t>
+      </w:r>
+      <w:r>
+        <w:rPr>
+          <w:b/>
+        </w:rPr>
+        <w:t xml:space="preserve">See-through: all Walls (n)</w:t>
+      </w:r>
+      <w:r>
+        <w:t xml:space="preserve">（即係佢個 category 名）。</w:t>
+      </w:r>
+    </w:p>
+    <w:p>
+      <w:pPr>
+        <w:pStyle w:val="ListParagraph"/>
+        <w:numPr>
+          <w:ilvl w:val="0"/>
+          <w:numId w:val="65"/>
+        </w:numPr>
+      </w:pPr>
+      <w:r>
+        <w:rPr>
+          <w:b/>
+        </w:rPr>
+        <w:t xml:space="preserve">自己揀一組：</w:t>
+      </w:r>
+      <w:r>
+        <w:t xml:space="preserve"> 喺 </w:t>
+      </w:r>
+      <w:r>
+        <w:rPr>
+          <w:b/>
+        </w:rPr>
+        <w:t xml:space="preserve">Model browser</w:t>
+      </w:r>
+      <w:r>
+        <w:t xml:space="preserve"> 搜尋或者揀 category、type、樓層，再撳 </w:t>
+      </w:r>
+      <w:r>
+        <w:rPr>
+          <w:b/>
+        </w:rPr>
+        <w:t xml:space="preserve">See-through</w:t>
+      </w:r>
+      <w:r>
+        <w:t xml:space="preserve">。</w:t>
+      </w:r>
+    </w:p>
+    <w:p>
+      <w:pPr>
+        <w:pStyle w:val="ListParagraph"/>
+        <w:numPr>
+          <w:ilvl w:val="0"/>
+          <w:numId w:val="65"/>
+        </w:numPr>
+      </w:pPr>
+      <w:r>
+        <w:t xml:space="preserve">Selection panel 會數住有幾多個（</w:t>
+      </w:r>
+      <w:r>
+        <w:rPr>
+          <w:b/>
+        </w:rPr>
+        <w:t xml:space="preserve">5 see-through</w:t>
+      </w:r>
+      <w:r>
+        <w:t xml:space="preserve">）。撳 </w:t>
+      </w:r>
+      <w:r>
+        <w:rPr>
+          <w:b/>
+        </w:rPr>
+        <w:t xml:space="preserve">Show all</w:t>
+      </w:r>
+      <w:r>
+        <w:t xml:space="preserve">，或者右鍵 &gt; </w:t>
+      </w:r>
+      <w:r>
+        <w:rPr>
+          <w:b/>
+        </w:rPr>
+        <w:t xml:space="preserve">Make all solid again</w:t>
+      </w:r>
+      <w:r>
+        <w:t xml:space="preserve">，就變返實心。</w:t>
+      </w:r>
+    </w:p>
+    <w:p>
+      <w:pPr>
         <w:pStyle w:val="Heading2"/>
       </w:pPr>
       <w:r>
@@ -16000,7 +16251,7 @@
         <w:pStyle w:val="ListParagraph"/>
         <w:numPr>
           <w:ilvl w:val="0"/>
-          <w:numId w:val="65"/>
+          <w:numId w:val="66"/>
         </w:numPr>
       </w:pPr>
       <w:r>
@@ -16057,7 +16308,7 @@
         <w:pStyle w:val="ListParagraph"/>
         <w:numPr>
           <w:ilvl w:val="0"/>
-          <w:numId w:val="65"/>
+          <w:numId w:val="66"/>
         </w:numPr>
       </w:pPr>
       <w:r>
@@ -16069,7 +16320,7 @@
         <w:pStyle w:val="ListParagraph"/>
         <w:numPr>
           <w:ilvl w:val="0"/>
-          <w:numId w:val="65"/>
+          <w:numId w:val="66"/>
         </w:numPr>
       </w:pPr>
       <w:r>
@@ -16099,7 +16350,7 @@
         <w:pStyle w:val="ListParagraph"/>
         <w:numPr>
           <w:ilvl w:val="0"/>
-          <w:numId w:val="65"/>
+          <w:numId w:val="66"/>
         </w:numPr>
       </w:pPr>
       <w:r>
@@ -16525,7 +16776,7 @@
         <w:pStyle w:val="ListParagraph"/>
         <w:numPr>
           <w:ilvl w:val="0"/>
-          <w:numId w:val="66"/>
+          <w:numId w:val="67"/>
         </w:numPr>
       </w:pPr>
       <w:r>
@@ -16537,7 +16788,7 @@
         <w:pStyle w:val="ListParagraph"/>
         <w:numPr>
           <w:ilvl w:val="0"/>
-          <w:numId w:val="66"/>
+          <w:numId w:val="67"/>
         </w:numPr>
       </w:pPr>
       <w:r>
@@ -16549,7 +16800,7 @@
         <w:pStyle w:val="ListParagraph"/>
         <w:numPr>
           <w:ilvl w:val="0"/>
-          <w:numId w:val="66"/>
+          <w:numId w:val="67"/>
         </w:numPr>
       </w:pPr>
       <w:r>
@@ -16569,7 +16820,7 @@
         <w:pStyle w:val="ListParagraph"/>
         <w:numPr>
           <w:ilvl w:val="0"/>
-          <w:numId w:val="67"/>
+          <w:numId w:val="68"/>
         </w:numPr>
       </w:pPr>
       <w:r>
@@ -16596,7 +16847,7 @@
         <w:pStyle w:val="ListParagraph"/>
         <w:numPr>
           <w:ilvl w:val="0"/>
-          <w:numId w:val="67"/>
+          <w:numId w:val="68"/>
         </w:numPr>
       </w:pPr>
       <w:r>
@@ -16623,7 +16874,7 @@
         <w:pStyle w:val="ListParagraph"/>
         <w:numPr>
           <w:ilvl w:val="0"/>
-          <w:numId w:val="67"/>
+          <w:numId w:val="68"/>
         </w:numPr>
       </w:pPr>
       <w:r>
@@ -16729,7 +16980,7 @@
         <w:pStyle w:val="ListParagraph"/>
         <w:numPr>
           <w:ilvl w:val="0"/>
-          <w:numId w:val="68"/>
+          <w:numId w:val="69"/>
         </w:numPr>
       </w:pPr>
       <w:r>
@@ -16741,7 +16992,7 @@
         <w:pStyle w:val="ListParagraph"/>
         <w:numPr>
           <w:ilvl w:val="0"/>
-          <w:numId w:val="68"/>
+          <w:numId w:val="69"/>
         </w:numPr>
       </w:pPr>
       <w:r>
@@ -16753,7 +17004,7 @@
         <w:pStyle w:val="ListParagraph"/>
         <w:numPr>
           <w:ilvl w:val="0"/>
-          <w:numId w:val="68"/>
+          <w:numId w:val="69"/>
         </w:numPr>
       </w:pPr>
       <w:r>
@@ -16765,7 +17016,7 @@
         <w:pStyle w:val="ListParagraph"/>
         <w:numPr>
           <w:ilvl w:val="0"/>
-          <w:numId w:val="68"/>
+          <w:numId w:val="69"/>
         </w:numPr>
       </w:pPr>
       <w:r>
@@ -16777,7 +17028,7 @@
         <w:pStyle w:val="ListParagraph"/>
         <w:numPr>
           <w:ilvl w:val="0"/>
-          <w:numId w:val="68"/>
+          <w:numId w:val="69"/>
         </w:numPr>
       </w:pPr>
       <w:r>
@@ -16789,7 +17040,7 @@
         <w:pStyle w:val="ListParagraph"/>
         <w:numPr>
           <w:ilvl w:val="0"/>
-          <w:numId w:val="68"/>
+          <w:numId w:val="69"/>
         </w:numPr>
       </w:pPr>
       <w:r>
@@ -16801,7 +17052,7 @@
         <w:pStyle w:val="ListParagraph"/>
         <w:numPr>
           <w:ilvl w:val="0"/>
-          <w:numId w:val="68"/>
+          <w:numId w:val="69"/>
         </w:numPr>
       </w:pPr>
       <w:r>
@@ -16813,7 +17064,7 @@
         <w:pStyle w:val="ListParagraph"/>
         <w:numPr>
           <w:ilvl w:val="0"/>
-          <w:numId w:val="68"/>
+          <w:numId w:val="69"/>
         </w:numPr>
       </w:pPr>
       <w:r>
@@ -16825,7 +17076,7 @@
         <w:pStyle w:val="ListParagraph"/>
         <w:numPr>
           <w:ilvl w:val="0"/>
-          <w:numId w:val="68"/>
+          <w:numId w:val="69"/>
         </w:numPr>
       </w:pPr>
       <w:r>
@@ -16837,7 +17088,7 @@
         <w:pStyle w:val="ListParagraph"/>
         <w:numPr>
           <w:ilvl w:val="0"/>
-          <w:numId w:val="68"/>
+          <w:numId w:val="69"/>
         </w:numPr>
       </w:pPr>
       <w:r>
@@ -16849,7 +17100,7 @@
         <w:pStyle w:val="ListParagraph"/>
         <w:numPr>
           <w:ilvl w:val="0"/>
-          <w:numId w:val="68"/>
+          <w:numId w:val="69"/>
         </w:numPr>
       </w:pPr>
       <w:r>
@@ -16861,7 +17112,7 @@
         <w:pStyle w:val="ListParagraph"/>
         <w:numPr>
           <w:ilvl w:val="0"/>
-          <w:numId w:val="68"/>
+          <w:numId w:val="69"/>
         </w:numPr>
       </w:pPr>
       <w:r>
@@ -16873,7 +17124,7 @@
         <w:pStyle w:val="ListParagraph"/>
         <w:numPr>
           <w:ilvl w:val="0"/>
-          <w:numId w:val="69"/>
+          <w:numId w:val="70"/>
         </w:numPr>
       </w:pPr>
       <w:r>
@@ -16885,7 +17136,7 @@
         <w:pStyle w:val="ListParagraph"/>
         <w:numPr>
           <w:ilvl w:val="0"/>
-          <w:numId w:val="69"/>
+          <w:numId w:val="70"/>
         </w:numPr>
       </w:pPr>
       <w:r>
@@ -16978,7 +17229,7 @@
         <w:pStyle w:val="ListParagraph"/>
         <w:numPr>
           <w:ilvl w:val="0"/>
-          <w:numId w:val="69"/>
+          <w:numId w:val="70"/>
         </w:numPr>
       </w:pPr>
       <w:r>
@@ -17023,7 +17274,7 @@
         <w:pStyle w:val="ListParagraph"/>
         <w:numPr>
           <w:ilvl w:val="0"/>
-          <w:numId w:val="69"/>
+          <w:numId w:val="70"/>
         </w:numPr>
       </w:pPr>
       <w:r>
@@ -17050,7 +17301,7 @@
         <w:pStyle w:val="ListParagraph"/>
         <w:numPr>
           <w:ilvl w:val="0"/>
-          <w:numId w:val="69"/>
+          <w:numId w:val="70"/>
         </w:numPr>
       </w:pPr>
       <w:r>
@@ -17417,7 +17668,7 @@
         <w:pStyle w:val="ListParagraph"/>
         <w:numPr>
           <w:ilvl w:val="0"/>
-          <w:numId w:val="70"/>
+          <w:numId w:val="71"/>
         </w:numPr>
       </w:pPr>
       <w:r>
@@ -17429,7 +17680,7 @@
         <w:pStyle w:val="ListParagraph"/>
         <w:numPr>
           <w:ilvl w:val="0"/>
-          <w:numId w:val="70"/>
+          <w:numId w:val="71"/>
         </w:numPr>
       </w:pPr>
       <w:r>
@@ -17447,7 +17698,7 @@
         <w:pStyle w:val="ListParagraph"/>
         <w:numPr>
           <w:ilvl w:val="0"/>
-          <w:numId w:val="70"/>
+          <w:numId w:val="71"/>
         </w:numPr>
       </w:pPr>
       <w:r>
@@ -17468,7 +17719,7 @@
         <w:pStyle w:val="ListParagraph"/>
         <w:numPr>
           <w:ilvl w:val="0"/>
-          <w:numId w:val="70"/>
+          <w:numId w:val="71"/>
         </w:numPr>
       </w:pPr>
       <w:r>
@@ -17498,7 +17749,7 @@
         <w:pStyle w:val="ListParagraph"/>
         <w:numPr>
           <w:ilvl w:val="0"/>
-          <w:numId w:val="70"/>
+          <w:numId w:val="71"/>
         </w:numPr>
       </w:pPr>
       <w:r>
@@ -17510,7 +17761,7 @@
         <w:pStyle w:val="ListParagraph"/>
         <w:numPr>
           <w:ilvl w:val="0"/>
-          <w:numId w:val="70"/>
+          <w:numId w:val="71"/>
         </w:numPr>
       </w:pPr>
       <w:r>
@@ -17567,7 +17818,7 @@
         <w:pStyle w:val="ListParagraph"/>
         <w:numPr>
           <w:ilvl w:val="0"/>
-          <w:numId w:val="70"/>
+          <w:numId w:val="71"/>
         </w:numPr>
       </w:pPr>
       <w:r>
@@ -17603,7 +17854,7 @@
         <w:pStyle w:val="ListParagraph"/>
         <w:numPr>
           <w:ilvl w:val="0"/>
-          <w:numId w:val="70"/>
+          <w:numId w:val="71"/>
         </w:numPr>
       </w:pPr>
       <w:r>
@@ -17642,7 +17893,7 @@
         <w:pStyle w:val="ListParagraph"/>
         <w:numPr>
           <w:ilvl w:val="0"/>
-          <w:numId w:val="70"/>
+          <w:numId w:val="71"/>
         </w:numPr>
       </w:pPr>
       <w:r>
@@ -17678,7 +17929,7 @@
         <w:pStyle w:val="ListParagraph"/>
         <w:numPr>
           <w:ilvl w:val="0"/>
-          <w:numId w:val="70"/>
+          <w:numId w:val="71"/>
         </w:numPr>
       </w:pPr>
       <w:r>
@@ -17714,7 +17965,7 @@
         <w:pStyle w:val="ListParagraph"/>
         <w:numPr>
           <w:ilvl w:val="0"/>
-          <w:numId w:val="70"/>
+          <w:numId w:val="71"/>
         </w:numPr>
       </w:pPr>
       <w:r>
@@ -17750,7 +18001,7 @@
         <w:pStyle w:val="ListParagraph"/>
         <w:numPr>
           <w:ilvl w:val="0"/>
-          <w:numId w:val="70"/>
+          <w:numId w:val="71"/>
         </w:numPr>
       </w:pPr>
       <w:r>
@@ -17795,7 +18046,7 @@
         <w:pStyle w:val="ListParagraph"/>
         <w:numPr>
           <w:ilvl w:val="0"/>
-          <w:numId w:val="70"/>
+          <w:numId w:val="71"/>
         </w:numPr>
       </w:pPr>
       <w:r>
@@ -17876,7 +18127,7 @@
         <w:pStyle w:val="ListParagraph"/>
         <w:numPr>
           <w:ilvl w:val="0"/>
-          <w:numId w:val="70"/>
+          <w:numId w:val="71"/>
         </w:numPr>
       </w:pPr>
       <w:r>
@@ -17954,7 +18205,7 @@
         <w:pStyle w:val="ListParagraph"/>
         <w:numPr>
           <w:ilvl w:val="0"/>
-          <w:numId w:val="71"/>
+          <w:numId w:val="72"/>
         </w:numPr>
       </w:pPr>
       <w:r>
@@ -17966,7 +18217,7 @@
         <w:pStyle w:val="ListParagraph"/>
         <w:numPr>
           <w:ilvl w:val="0"/>
-          <w:numId w:val="71"/>
+          <w:numId w:val="72"/>
         </w:numPr>
       </w:pPr>
       <w:r>
@@ -17978,7 +18229,7 @@
         <w:pStyle w:val="ListParagraph"/>
         <w:numPr>
           <w:ilvl w:val="0"/>
-          <w:numId w:val="71"/>
+          <w:numId w:val="72"/>
         </w:numPr>
       </w:pPr>
       <w:r>
@@ -17990,7 +18241,7 @@
         <w:pStyle w:val="ListParagraph"/>
         <w:numPr>
           <w:ilvl w:val="0"/>
-          <w:numId w:val="71"/>
+          <w:numId w:val="72"/>
         </w:numPr>
       </w:pPr>
       <w:r>
@@ -18002,7 +18253,7 @@
         <w:pStyle w:val="ListParagraph"/>
         <w:numPr>
           <w:ilvl w:val="0"/>
-          <w:numId w:val="71"/>
+          <w:numId w:val="72"/>
         </w:numPr>
       </w:pPr>
       <w:r>
@@ -18014,7 +18265,7 @@
         <w:pStyle w:val="ListParagraph"/>
         <w:numPr>
           <w:ilvl w:val="0"/>
-          <w:numId w:val="71"/>
+          <w:numId w:val="72"/>
         </w:numPr>
       </w:pPr>
       <w:r>
@@ -18026,7 +18277,7 @@
         <w:pStyle w:val="ListParagraph"/>
         <w:numPr>
           <w:ilvl w:val="0"/>
-          <w:numId w:val="71"/>
+          <w:numId w:val="72"/>
         </w:numPr>
       </w:pPr>
       <w:r>
@@ -18038,7 +18289,7 @@
         <w:pStyle w:val="ListParagraph"/>
         <w:numPr>
           <w:ilvl w:val="0"/>
-          <w:numId w:val="71"/>
+          <w:numId w:val="72"/>
         </w:numPr>
       </w:pPr>
       <w:r>
@@ -18050,7 +18301,7 @@
         <w:pStyle w:val="ListParagraph"/>
         <w:numPr>
           <w:ilvl w:val="0"/>
-          <w:numId w:val="71"/>
+          <w:numId w:val="72"/>
         </w:numPr>
       </w:pPr>
       <w:r>
@@ -18062,7 +18313,7 @@
         <w:pStyle w:val="ListParagraph"/>
         <w:numPr>
           <w:ilvl w:val="0"/>
-          <w:numId w:val="71"/>
+          <w:numId w:val="72"/>
         </w:numPr>
       </w:pPr>
       <w:r>
@@ -18074,7 +18325,7 @@
         <w:pStyle w:val="ListParagraph"/>
         <w:numPr>
           <w:ilvl w:val="0"/>
-          <w:numId w:val="71"/>
+          <w:numId w:val="72"/>
         </w:numPr>
       </w:pPr>
       <w:r>
@@ -18086,7 +18337,7 @@
         <w:pStyle w:val="ListParagraph"/>
         <w:numPr>
           <w:ilvl w:val="0"/>
-          <w:numId w:val="71"/>
+          <w:numId w:val="72"/>
         </w:numPr>
       </w:pPr>
       <w:r>
@@ -18098,7 +18349,7 @@
         <w:pStyle w:val="ListParagraph"/>
         <w:numPr>
           <w:ilvl w:val="0"/>
-          <w:numId w:val="71"/>
+          <w:numId w:val="72"/>
         </w:numPr>
       </w:pPr>
       <w:r>
@@ -18157,7 +18408,7 @@
         <w:pStyle w:val="ListParagraph"/>
         <w:numPr>
           <w:ilvl w:val="0"/>
-          <w:numId w:val="72"/>
+          <w:numId w:val="73"/>
         </w:numPr>
       </w:pPr>
       <w:r>
@@ -18169,7 +18420,7 @@
         <w:pStyle w:val="ListParagraph"/>
         <w:numPr>
           <w:ilvl w:val="0"/>
-          <w:numId w:val="72"/>
+          <w:numId w:val="73"/>
         </w:numPr>
       </w:pPr>
       <w:r>
@@ -18181,7 +18432,7 @@
         <w:pStyle w:val="ListParagraph"/>
         <w:numPr>
           <w:ilvl w:val="0"/>
-          <w:numId w:val="72"/>
+          <w:numId w:val="73"/>
         </w:numPr>
       </w:pPr>
       <w:r>
@@ -18193,7 +18444,7 @@
         <w:pStyle w:val="ListParagraph"/>
         <w:numPr>
           <w:ilvl w:val="0"/>
-          <w:numId w:val="72"/>
+          <w:numId w:val="73"/>
         </w:numPr>
       </w:pPr>
       <w:r>
@@ -18205,7 +18456,7 @@
         <w:pStyle w:val="ListParagraph"/>
         <w:numPr>
           <w:ilvl w:val="0"/>
-          <w:numId w:val="72"/>
+          <w:numId w:val="73"/>
         </w:numPr>
       </w:pPr>
       <w:r>
@@ -18217,7 +18468,7 @@
         <w:pStyle w:val="ListParagraph"/>
         <w:numPr>
           <w:ilvl w:val="0"/>
-          <w:numId w:val="72"/>
+          <w:numId w:val="73"/>
         </w:numPr>
       </w:pPr>
       <w:r>
@@ -18229,7 +18480,7 @@
         <w:pStyle w:val="ListParagraph"/>
         <w:numPr>
           <w:ilvl w:val="0"/>
-          <w:numId w:val="72"/>
+          <w:numId w:val="73"/>
         </w:numPr>
       </w:pPr>
       <w:r>
@@ -18241,7 +18492,7 @@
         <w:pStyle w:val="ListParagraph"/>
         <w:numPr>
           <w:ilvl w:val="0"/>
-          <w:numId w:val="72"/>
+          <w:numId w:val="73"/>
         </w:numPr>
       </w:pPr>
       <w:r>
@@ -18253,7 +18504,7 @@
         <w:pStyle w:val="ListParagraph"/>
         <w:numPr>
           <w:ilvl w:val="0"/>
-          <w:numId w:val="72"/>
+          <w:numId w:val="73"/>
         </w:numPr>
       </w:pPr>
       <w:r>
@@ -18265,7 +18516,7 @@
         <w:pStyle w:val="ListParagraph"/>
         <w:numPr>
           <w:ilvl w:val="0"/>
-          <w:numId w:val="72"/>
+          <w:numId w:val="73"/>
         </w:numPr>
       </w:pPr>
       <w:r>
@@ -18277,7 +18528,7 @@
         <w:pStyle w:val="ListParagraph"/>
         <w:numPr>
           <w:ilvl w:val="0"/>
-          <w:numId w:val="73"/>
+          <w:numId w:val="74"/>
         </w:numPr>
       </w:pPr>
       <w:r>
@@ -18331,7 +18582,7 @@
         <w:pStyle w:val="ListParagraph"/>
         <w:numPr>
           <w:ilvl w:val="0"/>
-          <w:numId w:val="73"/>
+          <w:numId w:val="74"/>
         </w:numPr>
       </w:pPr>
       <w:r>
@@ -18385,7 +18636,7 @@
         <w:pStyle w:val="ListParagraph"/>
         <w:numPr>
           <w:ilvl w:val="0"/>
-          <w:numId w:val="73"/>
+          <w:numId w:val="74"/>
         </w:numPr>
       </w:pPr>
       <w:r>
@@ -18439,7 +18690,7 @@
         <w:pStyle w:val="ListParagraph"/>
         <w:numPr>
           <w:ilvl w:val="0"/>
-          <w:numId w:val="73"/>
+          <w:numId w:val="74"/>
         </w:numPr>
       </w:pPr>
       <w:r>
@@ -18487,7 +18738,7 @@
         <w:pStyle w:val="ListParagraph"/>
         <w:numPr>
           <w:ilvl w:val="0"/>
-          <w:numId w:val="73"/>
+          <w:numId w:val="74"/>
         </w:numPr>
       </w:pPr>
       <w:r>
@@ -18532,7 +18783,7 @@
         <w:pStyle w:val="ListParagraph"/>
         <w:numPr>
           <w:ilvl w:val="0"/>
-          <w:numId w:val="73"/>
+          <w:numId w:val="74"/>
         </w:numPr>
       </w:pPr>
       <w:r>
@@ -18595,7 +18846,7 @@
         <w:pStyle w:val="ListParagraph"/>
         <w:numPr>
           <w:ilvl w:val="0"/>
-          <w:numId w:val="73"/>
+          <w:numId w:val="74"/>
         </w:numPr>
       </w:pPr>
       <w:r>
@@ -18613,7 +18864,7 @@
         <w:pStyle w:val="ListParagraph"/>
         <w:numPr>
           <w:ilvl w:val="0"/>
-          <w:numId w:val="73"/>
+          <w:numId w:val="74"/>
         </w:numPr>
       </w:pPr>
       <w:r>
@@ -18664,7 +18915,7 @@
         <w:pStyle w:val="ListParagraph"/>
         <w:numPr>
           <w:ilvl w:val="0"/>
-          <w:numId w:val="74"/>
+          <w:numId w:val="75"/>
         </w:numPr>
       </w:pPr>
       <w:r>
@@ -18676,7 +18927,7 @@
         <w:pStyle w:val="ListParagraph"/>
         <w:numPr>
           <w:ilvl w:val="0"/>
-          <w:numId w:val="74"/>
+          <w:numId w:val="75"/>
         </w:numPr>
       </w:pPr>
       <w:r>
@@ -18688,7 +18939,7 @@
         <w:pStyle w:val="ListParagraph"/>
         <w:numPr>
           <w:ilvl w:val="0"/>
-          <w:numId w:val="74"/>
+          <w:numId w:val="75"/>
         </w:numPr>
       </w:pPr>
       <w:r>
@@ -18700,7 +18951,7 @@
         <w:pStyle w:val="ListParagraph"/>
         <w:numPr>
           <w:ilvl w:val="0"/>
-          <w:numId w:val="74"/>
+          <w:numId w:val="75"/>
         </w:numPr>
       </w:pPr>
       <w:r>
@@ -18712,7 +18963,7 @@
         <w:pStyle w:val="ListParagraph"/>
         <w:numPr>
           <w:ilvl w:val="0"/>
-          <w:numId w:val="74"/>
+          <w:numId w:val="75"/>
         </w:numPr>
       </w:pPr>
       <w:r>
@@ -18724,7 +18975,7 @@
         <w:pStyle w:val="ListParagraph"/>
         <w:numPr>
           <w:ilvl w:val="0"/>
-          <w:numId w:val="74"/>
+          <w:numId w:val="75"/>
         </w:numPr>
       </w:pPr>
       <w:r>
@@ -18736,7 +18987,7 @@
         <w:pStyle w:val="ListParagraph"/>
         <w:numPr>
           <w:ilvl w:val="0"/>
-          <w:numId w:val="74"/>
+          <w:numId w:val="75"/>
         </w:numPr>
       </w:pPr>
       <w:r>
@@ -18748,7 +18999,7 @@
         <w:pStyle w:val="ListParagraph"/>
         <w:numPr>
           <w:ilvl w:val="0"/>
-          <w:numId w:val="74"/>
+          <w:numId w:val="75"/>
         </w:numPr>
       </w:pPr>
       <w:r>
@@ -18760,7 +19011,7 @@
         <w:pStyle w:val="ListParagraph"/>
         <w:numPr>
           <w:ilvl w:val="0"/>
-          <w:numId w:val="74"/>
+          <w:numId w:val="75"/>
         </w:numPr>
       </w:pPr>
       <w:r>
@@ -18772,7 +19023,7 @@
         <w:pStyle w:val="ListParagraph"/>
         <w:numPr>
           <w:ilvl w:val="0"/>
-          <w:numId w:val="74"/>
+          <w:numId w:val="75"/>
         </w:numPr>
       </w:pPr>
       <w:r>
@@ -18816,7 +19067,7 @@
         <w:pStyle w:val="ListParagraph"/>
         <w:numPr>
           <w:ilvl w:val="0"/>
-          <w:numId w:val="75"/>
+          <w:numId w:val="76"/>
         </w:numPr>
       </w:pPr>
       <w:r>
@@ -18843,7 +19094,7 @@
         <w:pStyle w:val="ListParagraph"/>
         <w:numPr>
           <w:ilvl w:val="0"/>
-          <w:numId w:val="75"/>
+          <w:numId w:val="76"/>
         </w:numPr>
       </w:pPr>
       <w:r>
@@ -18861,7 +19112,7 @@
         <w:pStyle w:val="ListParagraph"/>
         <w:numPr>
           <w:ilvl w:val="0"/>
-          <w:numId w:val="75"/>
+          <w:numId w:val="76"/>
         </w:numPr>
       </w:pPr>
       <w:r>
@@ -18879,7 +19130,7 @@
         <w:pStyle w:val="ListParagraph"/>
         <w:numPr>
           <w:ilvl w:val="0"/>
-          <w:numId w:val="75"/>
+          <w:numId w:val="76"/>
         </w:numPr>
       </w:pPr>
       <w:r>
@@ -18951,7 +19202,7 @@
         <w:pStyle w:val="ListParagraph"/>
         <w:numPr>
           <w:ilvl w:val="0"/>
-          <w:numId w:val="75"/>
+          <w:numId w:val="76"/>
         </w:numPr>
       </w:pPr>
       <w:r>
@@ -18978,7 +19229,7 @@
         <w:pStyle w:val="ListParagraph"/>
         <w:numPr>
           <w:ilvl w:val="0"/>
-          <w:numId w:val="76"/>
+          <w:numId w:val="77"/>
         </w:numPr>
       </w:pPr>
       <w:r>
@@ -18990,7 +19241,7 @@
         <w:pStyle w:val="ListParagraph"/>
         <w:numPr>
           <w:ilvl w:val="0"/>
-          <w:numId w:val="76"/>
+          <w:numId w:val="77"/>
         </w:numPr>
       </w:pPr>
       <w:r>
@@ -19017,7 +19268,7 @@
         <w:pStyle w:val="ListParagraph"/>
         <w:numPr>
           <w:ilvl w:val="0"/>
-          <w:numId w:val="76"/>
+          <w:numId w:val="77"/>
         </w:numPr>
       </w:pPr>
       <w:r>
@@ -19038,7 +19289,7 @@
         <w:pStyle w:val="ListParagraph"/>
         <w:numPr>
           <w:ilvl w:val="0"/>
-          <w:numId w:val="76"/>
+          <w:numId w:val="77"/>
         </w:numPr>
       </w:pPr>
       <w:r>
@@ -19113,7 +19364,7 @@
         <w:pStyle w:val="ListParagraph"/>
         <w:numPr>
           <w:ilvl w:val="0"/>
-          <w:numId w:val="76"/>
+          <w:numId w:val="77"/>
         </w:numPr>
       </w:pPr>
       <w:r>
@@ -19143,7 +19394,7 @@
         <w:pStyle w:val="ListParagraph"/>
         <w:numPr>
           <w:ilvl w:val="0"/>
-          <w:numId w:val="77"/>
+          <w:numId w:val="78"/>
         </w:numPr>
       </w:pPr>
       <w:r>
@@ -19161,7 +19412,7 @@
         <w:pStyle w:val="ListParagraph"/>
         <w:numPr>
           <w:ilvl w:val="0"/>
-          <w:numId w:val="77"/>
+          <w:numId w:val="78"/>
         </w:numPr>
       </w:pPr>
       <w:r>
@@ -19179,7 +19430,7 @@
         <w:pStyle w:val="ListParagraph"/>
         <w:numPr>
           <w:ilvl w:val="0"/>
-          <w:numId w:val="77"/>
+          <w:numId w:val="78"/>
         </w:numPr>
       </w:pPr>
       <w:r>
@@ -19229,7 +19480,7 @@
         <w:pStyle w:val="ListParagraph"/>
         <w:numPr>
           <w:ilvl w:val="0"/>
-          <w:numId w:val="78"/>
+          <w:numId w:val="79"/>
         </w:numPr>
       </w:pPr>
       <w:r>
@@ -19247,7 +19498,7 @@
         <w:pStyle w:val="ListParagraph"/>
         <w:numPr>
           <w:ilvl w:val="0"/>
-          <w:numId w:val="78"/>
+          <w:numId w:val="79"/>
         </w:numPr>
       </w:pPr>
       <w:r>
@@ -19274,7 +19525,7 @@
         <w:pStyle w:val="ListParagraph"/>
         <w:numPr>
           <w:ilvl w:val="0"/>
-          <w:numId w:val="78"/>
+          <w:numId w:val="79"/>
         </w:numPr>
       </w:pPr>
       <w:r>
@@ -19301,7 +19552,7 @@
         <w:pStyle w:val="ListParagraph"/>
         <w:numPr>
           <w:ilvl w:val="0"/>
-          <w:numId w:val="78"/>
+          <w:numId w:val="79"/>
         </w:numPr>
       </w:pPr>
       <w:r>
@@ -19355,7 +19606,7 @@
         <w:pStyle w:val="ListParagraph"/>
         <w:numPr>
           <w:ilvl w:val="0"/>
-          <w:numId w:val="79"/>
+          <w:numId w:val="80"/>
         </w:numPr>
       </w:pPr>
       <w:r>
@@ -19412,7 +19663,7 @@
         <w:pStyle w:val="ListParagraph"/>
         <w:numPr>
           <w:ilvl w:val="0"/>
-          <w:numId w:val="79"/>
+          <w:numId w:val="80"/>
         </w:numPr>
       </w:pPr>
       <w:r>
@@ -19424,7 +19675,7 @@
         <w:pStyle w:val="ListParagraph"/>
         <w:numPr>
           <w:ilvl w:val="0"/>
-          <w:numId w:val="79"/>
+          <w:numId w:val="80"/>
         </w:numPr>
       </w:pPr>
       <w:r>
@@ -19445,7 +19696,7 @@
         <w:pStyle w:val="ListParagraph"/>
         <w:numPr>
           <w:ilvl w:val="0"/>
-          <w:numId w:val="79"/>
+          <w:numId w:val="80"/>
         </w:numPr>
       </w:pPr>
       <w:r>
@@ -19504,7 +19755,7 @@
         <w:pStyle w:val="ListParagraph"/>
         <w:numPr>
           <w:ilvl w:val="0"/>
-          <w:numId w:val="80"/>
+          <w:numId w:val="81"/>
         </w:numPr>
       </w:pPr>
       <w:r>
@@ -19516,7 +19767,7 @@
         <w:pStyle w:val="ListParagraph"/>
         <w:numPr>
           <w:ilvl w:val="0"/>
-          <w:numId w:val="80"/>
+          <w:numId w:val="81"/>
         </w:numPr>
       </w:pPr>
       <w:r>
@@ -19528,7 +19779,7 @@
         <w:pStyle w:val="ListParagraph"/>
         <w:numPr>
           <w:ilvl w:val="0"/>
-          <w:numId w:val="80"/>
+          <w:numId w:val="81"/>
         </w:numPr>
       </w:pPr>
       <w:r>
@@ -19540,7 +19791,7 @@
         <w:pStyle w:val="ListParagraph"/>
         <w:numPr>
           <w:ilvl w:val="0"/>
-          <w:numId w:val="80"/>
+          <w:numId w:val="81"/>
         </w:numPr>
       </w:pPr>
       <w:r>
@@ -19552,7 +19803,7 @@
         <w:pStyle w:val="ListParagraph"/>
         <w:numPr>
           <w:ilvl w:val="0"/>
-          <w:numId w:val="80"/>
+          <w:numId w:val="81"/>
         </w:numPr>
       </w:pPr>
       <w:r>
@@ -19564,7 +19815,7 @@
         <w:pStyle w:val="ListParagraph"/>
         <w:numPr>
           <w:ilvl w:val="0"/>
-          <w:numId w:val="80"/>
+          <w:numId w:val="81"/>
         </w:numPr>
       </w:pPr>
       <w:r>
@@ -19576,7 +19827,7 @@
         <w:pStyle w:val="ListParagraph"/>
         <w:numPr>
           <w:ilvl w:val="0"/>
-          <w:numId w:val="80"/>
+          <w:numId w:val="81"/>
         </w:numPr>
       </w:pPr>
       <w:r>
@@ -19588,7 +19839,7 @@
         <w:pStyle w:val="ListParagraph"/>
         <w:numPr>
           <w:ilvl w:val="0"/>
-          <w:numId w:val="80"/>
+          <w:numId w:val="81"/>
         </w:numPr>
       </w:pPr>
       <w:r>
@@ -19600,7 +19851,7 @@
         <w:pStyle w:val="ListParagraph"/>
         <w:numPr>
           <w:ilvl w:val="0"/>
-          <w:numId w:val="80"/>
+          <w:numId w:val="81"/>
         </w:numPr>
       </w:pPr>
       <w:r>
@@ -19612,7 +19863,7 @@
         <w:pStyle w:val="ListParagraph"/>
         <w:numPr>
           <w:ilvl w:val="0"/>
-          <w:numId w:val="80"/>
+          <w:numId w:val="81"/>
         </w:numPr>
       </w:pPr>
       <w:r>
@@ -19624,7 +19875,7 @@
         <w:pStyle w:val="ListParagraph"/>
         <w:numPr>
           <w:ilvl w:val="0"/>
-          <w:numId w:val="80"/>
+          <w:numId w:val="81"/>
         </w:numPr>
       </w:pPr>
       <w:r>
@@ -19636,7 +19887,7 @@
         <w:pStyle w:val="ListParagraph"/>
         <w:numPr>
           <w:ilvl w:val="0"/>
-          <w:numId w:val="80"/>
+          <w:numId w:val="81"/>
         </w:numPr>
       </w:pPr>
       <w:r>
@@ -19648,7 +19899,7 @@
         <w:pStyle w:val="ListParagraph"/>
         <w:numPr>
           <w:ilvl w:val="0"/>
-          <w:numId w:val="80"/>
+          <w:numId w:val="81"/>
         </w:numPr>
       </w:pPr>
       <w:r>
@@ -19660,7 +19911,7 @@
         <w:pStyle w:val="ListParagraph"/>
         <w:numPr>
           <w:ilvl w:val="0"/>
-          <w:numId w:val="80"/>
+          <w:numId w:val="81"/>
         </w:numPr>
       </w:pPr>
       <w:r>
@@ -19672,7 +19923,7 @@
         <w:pStyle w:val="ListParagraph"/>
         <w:numPr>
           <w:ilvl w:val="0"/>
-          <w:numId w:val="80"/>
+          <w:numId w:val="81"/>
         </w:numPr>
       </w:pPr>
       <w:r>
@@ -19684,7 +19935,7 @@
         <w:pStyle w:val="ListParagraph"/>
         <w:numPr>
           <w:ilvl w:val="0"/>
-          <w:numId w:val="80"/>
+          <w:numId w:val="81"/>
         </w:numPr>
       </w:pPr>
       <w:r>
@@ -19735,7 +19986,7 @@
         <w:pStyle w:val="ListParagraph"/>
         <w:numPr>
           <w:ilvl w:val="0"/>
-          <w:numId w:val="81"/>
+          <w:numId w:val="82"/>
         </w:numPr>
       </w:pPr>
       <w:r>
@@ -19747,7 +19998,7 @@
         <w:pStyle w:val="ListParagraph"/>
         <w:numPr>
           <w:ilvl w:val="0"/>
-          <w:numId w:val="81"/>
+          <w:numId w:val="82"/>
         </w:numPr>
       </w:pPr>
       <w:r>
@@ -19759,7 +20010,7 @@
         <w:pStyle w:val="ListParagraph"/>
         <w:numPr>
           <w:ilvl w:val="0"/>
-          <w:numId w:val="81"/>
+          <w:numId w:val="82"/>
         </w:numPr>
       </w:pPr>
       <w:r>
@@ -19771,7 +20022,7 @@
         <w:pStyle w:val="ListParagraph"/>
         <w:numPr>
           <w:ilvl w:val="0"/>
-          <w:numId w:val="81"/>
+          <w:numId w:val="82"/>
         </w:numPr>
       </w:pPr>
       <w:r>
@@ -19783,7 +20034,7 @@
         <w:pStyle w:val="ListParagraph"/>
         <w:numPr>
           <w:ilvl w:val="0"/>
-          <w:numId w:val="81"/>
+          <w:numId w:val="82"/>
         </w:numPr>
       </w:pPr>
       <w:r>
@@ -19795,7 +20046,7 @@
         <w:pStyle w:val="ListParagraph"/>
         <w:numPr>
           <w:ilvl w:val="0"/>
-          <w:numId w:val="81"/>
+          <w:numId w:val="82"/>
         </w:numPr>
       </w:pPr>
       <w:r>
@@ -19807,7 +20058,7 @@
         <w:pStyle w:val="ListParagraph"/>
         <w:numPr>
           <w:ilvl w:val="0"/>
-          <w:numId w:val="81"/>
+          <w:numId w:val="82"/>
         </w:numPr>
       </w:pPr>
       <w:r>
@@ -19819,7 +20070,7 @@
         <w:pStyle w:val="ListParagraph"/>
         <w:numPr>
           <w:ilvl w:val="0"/>
-          <w:numId w:val="81"/>
+          <w:numId w:val="82"/>
         </w:numPr>
       </w:pPr>
       <w:r>
@@ -19882,7 +20133,7 @@
         <w:pStyle w:val="ListParagraph"/>
         <w:numPr>
           <w:ilvl w:val="0"/>
-          <w:numId w:val="82"/>
+          <w:numId w:val="83"/>
         </w:numPr>
       </w:pPr>
       <w:r>
@@ -19972,7 +20223,7 @@
         <w:pStyle w:val="ListParagraph"/>
         <w:numPr>
           <w:ilvl w:val="0"/>
-          <w:numId w:val="82"/>
+          <w:numId w:val="83"/>
         </w:numPr>
       </w:pPr>
       <w:r>
@@ -20026,7 +20277,7 @@
         <w:pStyle w:val="ListParagraph"/>
         <w:numPr>
           <w:ilvl w:val="0"/>
-          <w:numId w:val="82"/>
+          <w:numId w:val="83"/>
         </w:numPr>
       </w:pPr>
       <w:r>
@@ -20044,7 +20295,7 @@
         <w:pStyle w:val="ListParagraph"/>
         <w:numPr>
           <w:ilvl w:val="0"/>
-          <w:numId w:val="82"/>
+          <w:numId w:val="83"/>
         </w:numPr>
       </w:pPr>
       <w:r>
@@ -20071,7 +20322,7 @@
         <w:pStyle w:val="ListParagraph"/>
         <w:numPr>
           <w:ilvl w:val="0"/>
-          <w:numId w:val="82"/>
+          <w:numId w:val="83"/>
         </w:numPr>
       </w:pPr>
       <w:r>
@@ -20116,7 +20367,7 @@
         <w:pStyle w:val="ListParagraph"/>
         <w:numPr>
           <w:ilvl w:val="0"/>
-          <w:numId w:val="82"/>
+          <w:numId w:val="83"/>
         </w:numPr>
       </w:pPr>
       <w:r>
@@ -20143,7 +20394,7 @@
         <w:pStyle w:val="ListParagraph"/>
         <w:numPr>
           <w:ilvl w:val="0"/>
-          <w:numId w:val="82"/>
+          <w:numId w:val="83"/>
         </w:numPr>
       </w:pPr>
       <w:r>
@@ -20188,7 +20439,7 @@
         <w:pStyle w:val="ListParagraph"/>
         <w:numPr>
           <w:ilvl w:val="0"/>
-          <w:numId w:val="82"/>
+          <w:numId w:val="83"/>
         </w:numPr>
       </w:pPr>
       <w:r>
@@ -20233,7 +20484,7 @@
         <w:pStyle w:val="ListParagraph"/>
         <w:numPr>
           <w:ilvl w:val="0"/>
-          <w:numId w:val="82"/>
+          <w:numId w:val="83"/>
         </w:numPr>
       </w:pPr>
       <w:r>
@@ -20317,7 +20568,7 @@
         <w:pStyle w:val="ListParagraph"/>
         <w:numPr>
           <w:ilvl w:val="0"/>
-          <w:numId w:val="82"/>
+          <w:numId w:val="83"/>
         </w:numPr>
       </w:pPr>
       <w:r>
@@ -20353,7 +20604,7 @@
         <w:pStyle w:val="ListParagraph"/>
         <w:numPr>
           <w:ilvl w:val="0"/>
-          <w:numId w:val="82"/>
+          <w:numId w:val="83"/>
         </w:numPr>
       </w:pPr>
       <w:r>
@@ -20371,7 +20622,7 @@
         <w:pStyle w:val="ListParagraph"/>
         <w:numPr>
           <w:ilvl w:val="0"/>
-          <w:numId w:val="82"/>
+          <w:numId w:val="83"/>
         </w:numPr>
       </w:pPr>
       <w:r>
@@ -20407,7 +20658,7 @@
         <w:pStyle w:val="ListParagraph"/>
         <w:numPr>
           <w:ilvl w:val="0"/>
-          <w:numId w:val="82"/>
+          <w:numId w:val="83"/>
         </w:numPr>
       </w:pPr>
       <w:r>
@@ -20425,7 +20676,7 @@
         <w:pStyle w:val="ListParagraph"/>
         <w:numPr>
           <w:ilvl w:val="0"/>
-          <w:numId w:val="82"/>
+          <w:numId w:val="83"/>
         </w:numPr>
       </w:pPr>
       <w:r>
@@ -20452,7 +20703,7 @@
         <w:pStyle w:val="ListParagraph"/>
         <w:numPr>
           <w:ilvl w:val="0"/>
-          <w:numId w:val="82"/>
+          <w:numId w:val="83"/>
         </w:numPr>
       </w:pPr>
       <w:r>
@@ -20497,7 +20748,7 @@
         <w:pStyle w:val="ListParagraph"/>
         <w:numPr>
           <w:ilvl w:val="0"/>
-          <w:numId w:val="82"/>
+          <w:numId w:val="83"/>
         </w:numPr>
       </w:pPr>
       <w:r>
@@ -20515,7 +20766,7 @@
         <w:pStyle w:val="ListParagraph"/>
         <w:numPr>
           <w:ilvl w:val="0"/>
-          <w:numId w:val="82"/>
+          <w:numId w:val="83"/>
         </w:numPr>
       </w:pPr>
       <w:r>
@@ -20533,7 +20784,7 @@
         <w:pStyle w:val="ListParagraph"/>
         <w:numPr>
           <w:ilvl w:val="0"/>
-          <w:numId w:val="82"/>
+          <w:numId w:val="83"/>
         </w:numPr>
       </w:pPr>
       <w:r>
@@ -20551,7 +20802,7 @@
         <w:pStyle w:val="ListParagraph"/>
         <w:numPr>
           <w:ilvl w:val="0"/>
-          <w:numId w:val="82"/>
+          <w:numId w:val="83"/>
         </w:numPr>
       </w:pPr>
       <w:r>
@@ -20596,7 +20847,7 @@
         <w:pStyle w:val="ListParagraph"/>
         <w:numPr>
           <w:ilvl w:val="0"/>
-          <w:numId w:val="82"/>
+          <w:numId w:val="83"/>
         </w:numPr>
       </w:pPr>
       <w:r>
@@ -20650,7 +20901,7 @@
         <w:pStyle w:val="ListParagraph"/>
         <w:numPr>
           <w:ilvl w:val="0"/>
-          <w:numId w:val="82"/>
+          <w:numId w:val="83"/>
         </w:numPr>
       </w:pPr>
       <w:r>
@@ -20722,7 +20973,7 @@
         <w:pStyle w:val="ListParagraph"/>
         <w:numPr>
           <w:ilvl w:val="0"/>
-          <w:numId w:val="82"/>
+          <w:numId w:val="83"/>
         </w:numPr>
       </w:pPr>
       <w:r>
@@ -20821,7 +21072,7 @@
         <w:pStyle w:val="ListParagraph"/>
         <w:numPr>
           <w:ilvl w:val="0"/>
-          <w:numId w:val="82"/>
+          <w:numId w:val="83"/>
         </w:numPr>
       </w:pPr>
       <w:r>
@@ -20902,7 +21153,7 @@
         <w:pStyle w:val="ListParagraph"/>
         <w:numPr>
           <w:ilvl w:val="0"/>
-          <w:numId w:val="82"/>
+          <w:numId w:val="83"/>
         </w:numPr>
       </w:pPr>
       <w:r>
@@ -20965,7 +21216,7 @@
         <w:pStyle w:val="ListParagraph"/>
         <w:numPr>
           <w:ilvl w:val="0"/>
-          <w:numId w:val="82"/>
+          <w:numId w:val="83"/>
         </w:numPr>
       </w:pPr>
       <w:r>
@@ -20992,7 +21243,7 @@
         <w:pStyle w:val="ListParagraph"/>
         <w:numPr>
           <w:ilvl w:val="0"/>
-          <w:numId w:val="82"/>
+          <w:numId w:val="83"/>
         </w:numPr>
       </w:pPr>
       <w:r>
@@ -21046,7 +21297,7 @@
         <w:pStyle w:val="ListParagraph"/>
         <w:numPr>
           <w:ilvl w:val="0"/>
-          <w:numId w:val="82"/>
+          <w:numId w:val="83"/>
         </w:numPr>
       </w:pPr>
       <w:r>
@@ -21118,7 +21369,7 @@
         <w:pStyle w:val="ListParagraph"/>
         <w:numPr>
           <w:ilvl w:val="0"/>
-          <w:numId w:val="82"/>
+          <w:numId w:val="83"/>
         </w:numPr>
       </w:pPr>
       <w:r>
@@ -21172,7 +21423,7 @@
         <w:pStyle w:val="ListParagraph"/>
         <w:numPr>
           <w:ilvl w:val="0"/>
-          <w:numId w:val="82"/>
+          <w:numId w:val="83"/>
         </w:numPr>
       </w:pPr>
       <w:r>
@@ -21190,7 +21441,7 @@
         <w:pStyle w:val="ListParagraph"/>
         <w:numPr>
           <w:ilvl w:val="0"/>
-          <w:numId w:val="82"/>
+          <w:numId w:val="83"/>
         </w:numPr>
       </w:pPr>
       <w:r>
@@ -21220,7 +21471,7 @@
         <w:pStyle w:val="ListParagraph"/>
         <w:numPr>
           <w:ilvl w:val="0"/>
-          <w:numId w:val="82"/>
+          <w:numId w:val="83"/>
         </w:numPr>
       </w:pPr>
       <w:r>
@@ -21238,7 +21489,7 @@
         <w:pStyle w:val="ListParagraph"/>
         <w:numPr>
           <w:ilvl w:val="0"/>
-          <w:numId w:val="82"/>
+          <w:numId w:val="83"/>
         </w:numPr>
       </w:pPr>
       <w:r>
@@ -21274,7 +21525,7 @@
         <w:pStyle w:val="ListParagraph"/>
         <w:numPr>
           <w:ilvl w:val="0"/>
-          <w:numId w:val="82"/>
+          <w:numId w:val="83"/>
         </w:numPr>
       </w:pPr>
       <w:r>
@@ -21292,7 +21543,7 @@
         <w:pStyle w:val="ListParagraph"/>
         <w:numPr>
           <w:ilvl w:val="0"/>
-          <w:numId w:val="82"/>
+          <w:numId w:val="83"/>
         </w:numPr>
       </w:pPr>
       <w:r>
@@ -21319,7 +21570,7 @@
         <w:pStyle w:val="ListParagraph"/>
         <w:numPr>
           <w:ilvl w:val="0"/>
-          <w:numId w:val="82"/>
+          <w:numId w:val="83"/>
         </w:numPr>
       </w:pPr>
       <w:r>
@@ -21373,7 +21624,7 @@
         <w:pStyle w:val="ListParagraph"/>
         <w:numPr>
           <w:ilvl w:val="0"/>
-          <w:numId w:val="82"/>
+          <w:numId w:val="83"/>
         </w:numPr>
       </w:pPr>
       <w:r>
@@ -21457,7 +21708,7 @@
         <w:pStyle w:val="ListParagraph"/>
         <w:numPr>
           <w:ilvl w:val="0"/>
-          <w:numId w:val="83"/>
+          <w:numId w:val="84"/>
         </w:numPr>
       </w:pPr>
       <w:r>
@@ -21469,7 +21720,7 @@
         <w:pStyle w:val="ListParagraph"/>
         <w:numPr>
           <w:ilvl w:val="0"/>
-          <w:numId w:val="83"/>
+          <w:numId w:val="84"/>
         </w:numPr>
       </w:pPr>
       <w:r>
@@ -21481,7 +21732,7 @@
         <w:pStyle w:val="ListParagraph"/>
         <w:numPr>
           <w:ilvl w:val="0"/>
-          <w:numId w:val="83"/>
+          <w:numId w:val="84"/>
         </w:numPr>
       </w:pPr>
       <w:r>
@@ -21493,7 +21744,7 @@
         <w:pStyle w:val="ListParagraph"/>
         <w:numPr>
           <w:ilvl w:val="0"/>
-          <w:numId w:val="83"/>
+          <w:numId w:val="84"/>
         </w:numPr>
       </w:pPr>
       <w:r>
@@ -21505,7 +21756,7 @@
         <w:pStyle w:val="ListParagraph"/>
         <w:numPr>
           <w:ilvl w:val="0"/>
-          <w:numId w:val="83"/>
+          <w:numId w:val="84"/>
         </w:numPr>
       </w:pPr>
       <w:r>
@@ -21517,7 +21768,7 @@
         <w:pStyle w:val="ListParagraph"/>
         <w:numPr>
           <w:ilvl w:val="0"/>
-          <w:numId w:val="83"/>
+          <w:numId w:val="84"/>
         </w:numPr>
       </w:pPr>
       <w:r>
@@ -21597,7 +21848,7 @@
         <w:pStyle w:val="ListParagraph"/>
         <w:numPr>
           <w:ilvl w:val="0"/>
-          <w:numId w:val="84"/>
+          <w:numId w:val="85"/>
         </w:numPr>
       </w:pPr>
       <w:r>
@@ -21633,7 +21884,7 @@
         <w:pStyle w:val="ListParagraph"/>
         <w:numPr>
           <w:ilvl w:val="0"/>
-          <w:numId w:val="84"/>
+          <w:numId w:val="85"/>
         </w:numPr>
       </w:pPr>
       <w:r>
@@ -21678,7 +21929,7 @@
         <w:pStyle w:val="ListParagraph"/>
         <w:numPr>
           <w:ilvl w:val="0"/>
-          <w:numId w:val="84"/>
+          <w:numId w:val="85"/>
         </w:numPr>
       </w:pPr>
       <w:r>
@@ -21696,7 +21947,7 @@
         <w:pStyle w:val="ListParagraph"/>
         <w:numPr>
           <w:ilvl w:val="0"/>
-          <w:numId w:val="84"/>
+          <w:numId w:val="85"/>
         </w:numPr>
       </w:pPr>
       <w:r>
@@ -21723,7 +21974,7 @@
         <w:pStyle w:val="ListParagraph"/>
         <w:numPr>
           <w:ilvl w:val="0"/>
-          <w:numId w:val="85"/>
+          <w:numId w:val="86"/>
         </w:numPr>
       </w:pPr>
       <w:r>
@@ -21786,7 +22037,7 @@
         <w:pStyle w:val="ListParagraph"/>
         <w:numPr>
           <w:ilvl w:val="0"/>
-          <w:numId w:val="85"/>
+          <w:numId w:val="86"/>
         </w:numPr>
       </w:pPr>
       <w:r>
@@ -21825,7 +22076,7 @@
         <w:pStyle w:val="ListParagraph"/>
         <w:numPr>
           <w:ilvl w:val="0"/>
-          <w:numId w:val="85"/>
+          <w:numId w:val="86"/>
         </w:numPr>
       </w:pPr>
       <w:r>
@@ -21843,7 +22094,7 @@
         <w:pStyle w:val="ListParagraph"/>
         <w:numPr>
           <w:ilvl w:val="0"/>
-          <w:numId w:val="85"/>
+          <w:numId w:val="86"/>
         </w:numPr>
       </w:pPr>
       <w:r>
@@ -21897,7 +22148,7 @@
         <w:pStyle w:val="ListParagraph"/>
         <w:numPr>
           <w:ilvl w:val="0"/>
-          <w:numId w:val="86"/>
+          <w:numId w:val="87"/>
         </w:numPr>
       </w:pPr>
       <w:r>
@@ -21960,7 +22211,7 @@
         <w:pStyle w:val="ListParagraph"/>
         <w:numPr>
           <w:ilvl w:val="0"/>
-          <w:numId w:val="86"/>
+          <w:numId w:val="87"/>
         </w:numPr>
       </w:pPr>
       <w:r>
@@ -22014,7 +22265,7 @@
         <w:pStyle w:val="ListParagraph"/>
         <w:numPr>
           <w:ilvl w:val="0"/>
-          <w:numId w:val="86"/>
+          <w:numId w:val="87"/>
         </w:numPr>
       </w:pPr>
       <w:r>
@@ -22032,7 +22283,7 @@
         <w:pStyle w:val="ListParagraph"/>
         <w:numPr>
           <w:ilvl w:val="0"/>
-          <w:numId w:val="86"/>
+          <w:numId w:val="87"/>
         </w:numPr>
       </w:pPr>
       <w:r>
@@ -22478,7 +22729,7 @@
         <w:pStyle w:val="ListParagraph"/>
         <w:numPr>
           <w:ilvl w:val="0"/>
-          <w:numId w:val="87"/>
+          <w:numId w:val="88"/>
         </w:numPr>
       </w:pPr>
       <w:r>
@@ -22496,7 +22747,7 @@
         <w:pStyle w:val="ListParagraph"/>
         <w:numPr>
           <w:ilvl w:val="0"/>
-          <w:numId w:val="87"/>
+          <w:numId w:val="88"/>
         </w:numPr>
       </w:pPr>
       <w:r>
@@ -22514,7 +22765,7 @@
         <w:pStyle w:val="ListParagraph"/>
         <w:numPr>
           <w:ilvl w:val="0"/>
-          <w:numId w:val="87"/>
+          <w:numId w:val="88"/>
         </w:numPr>
       </w:pPr>
       <w:r>
@@ -22532,7 +22783,7 @@
         <w:pStyle w:val="ListParagraph"/>
         <w:numPr>
           <w:ilvl w:val="0"/>
-          <w:numId w:val="87"/>
+          <w:numId w:val="88"/>
         </w:numPr>
       </w:pPr>
       <w:r>
@@ -22758,7 +23009,7 @@
         <w:pStyle w:val="ListParagraph"/>
         <w:numPr>
           <w:ilvl w:val="0"/>
-          <w:numId w:val="88"/>
+          <w:numId w:val="89"/>
         </w:numPr>
       </w:pPr>
       <w:r>
@@ -22770,7 +23021,7 @@
         <w:pStyle w:val="ListParagraph"/>
         <w:numPr>
           <w:ilvl w:val="0"/>
-          <w:numId w:val="88"/>
+          <w:numId w:val="89"/>
         </w:numPr>
       </w:pPr>
       <w:r>
@@ -22833,7 +23084,7 @@
         <w:pStyle w:val="ListParagraph"/>
         <w:numPr>
           <w:ilvl w:val="0"/>
-          <w:numId w:val="88"/>
+          <w:numId w:val="89"/>
         </w:numPr>
       </w:pPr>
       <w:r>
@@ -22854,7 +23105,7 @@
         <w:pStyle w:val="ListParagraph"/>
         <w:numPr>
           <w:ilvl w:val="0"/>
-          <w:numId w:val="88"/>
+          <w:numId w:val="89"/>
         </w:numPr>
       </w:pPr>
       <w:r>
@@ -22935,7 +23186,7 @@
         <w:pStyle w:val="ListParagraph"/>
         <w:numPr>
           <w:ilvl w:val="0"/>
-          <w:numId w:val="88"/>
+          <w:numId w:val="89"/>
         </w:numPr>
       </w:pPr>
       <w:r>
@@ -22947,7 +23198,7 @@
         <w:pStyle w:val="ListParagraph"/>
         <w:numPr>
           <w:ilvl w:val="0"/>
-          <w:numId w:val="88"/>
+          <w:numId w:val="89"/>
         </w:numPr>
       </w:pPr>
       <w:r>
@@ -23026,7 +23277,7 @@
         <w:pStyle w:val="ListParagraph"/>
         <w:numPr>
           <w:ilvl w:val="0"/>
-          <w:numId w:val="89"/>
+          <w:numId w:val="90"/>
         </w:numPr>
       </w:pPr>
       <w:r>
@@ -23038,7 +23289,7 @@
         <w:pStyle w:val="ListParagraph"/>
         <w:numPr>
           <w:ilvl w:val="0"/>
-          <w:numId w:val="89"/>
+          <w:numId w:val="90"/>
         </w:numPr>
       </w:pPr>
       <w:r>
@@ -23050,7 +23301,7 @@
         <w:pStyle w:val="ListParagraph"/>
         <w:numPr>
           <w:ilvl w:val="0"/>
-          <w:numId w:val="89"/>
+          <w:numId w:val="90"/>
         </w:numPr>
       </w:pPr>
       <w:r>
@@ -23062,7 +23313,7 @@
         <w:pStyle w:val="ListParagraph"/>
         <w:numPr>
           <w:ilvl w:val="0"/>
-          <w:numId w:val="89"/>
+          <w:numId w:val="90"/>
         </w:numPr>
       </w:pPr>
       <w:r>
@@ -23074,7 +23325,7 @@
         <w:pStyle w:val="ListParagraph"/>
         <w:numPr>
           <w:ilvl w:val="0"/>
-          <w:numId w:val="89"/>
+          <w:numId w:val="90"/>
         </w:numPr>
       </w:pPr>
       <w:r>
@@ -23086,7 +23337,7 @@
         <w:pStyle w:val="ListParagraph"/>
         <w:numPr>
           <w:ilvl w:val="0"/>
-          <w:numId w:val="89"/>
+          <w:numId w:val="90"/>
         </w:numPr>
       </w:pPr>
       <w:r>
@@ -23098,7 +23349,7 @@
         <w:pStyle w:val="ListParagraph"/>
         <w:numPr>
           <w:ilvl w:val="0"/>
-          <w:numId w:val="89"/>
+          <w:numId w:val="90"/>
         </w:numPr>
       </w:pPr>
       <w:r>
@@ -23110,7 +23361,7 @@
         <w:pStyle w:val="ListParagraph"/>
         <w:numPr>
           <w:ilvl w:val="0"/>
-          <w:numId w:val="89"/>
+          <w:numId w:val="90"/>
         </w:numPr>
       </w:pPr>
       <w:r>
@@ -23122,7 +23373,7 @@
         <w:pStyle w:val="ListParagraph"/>
         <w:numPr>
           <w:ilvl w:val="0"/>
-          <w:numId w:val="89"/>
+          <w:numId w:val="90"/>
         </w:numPr>
       </w:pPr>
       <w:r>
@@ -23134,7 +23385,7 @@
         <w:pStyle w:val="ListParagraph"/>
         <w:numPr>
           <w:ilvl w:val="0"/>
-          <w:numId w:val="89"/>
+          <w:numId w:val="90"/>
         </w:numPr>
       </w:pPr>
       <w:r>
@@ -23146,7 +23397,7 @@
         <w:pStyle w:val="ListParagraph"/>
         <w:numPr>
           <w:ilvl w:val="0"/>
-          <w:numId w:val="89"/>
+          <w:numId w:val="90"/>
         </w:numPr>
       </w:pPr>
       <w:r>
@@ -23612,7 +23863,7 @@
         <w:pStyle w:val="ListParagraph"/>
         <w:numPr>
           <w:ilvl w:val="0"/>
-          <w:numId w:val="90"/>
+          <w:numId w:val="91"/>
         </w:numPr>
       </w:pPr>
       <w:r>
@@ -23624,7 +23875,7 @@
         <w:pStyle w:val="ListParagraph"/>
         <w:numPr>
           <w:ilvl w:val="0"/>
-          <w:numId w:val="90"/>
+          <w:numId w:val="91"/>
         </w:numPr>
       </w:pPr>
       <w:r>
@@ -23636,7 +23887,7 @@
         <w:pStyle w:val="ListParagraph"/>
         <w:numPr>
           <w:ilvl w:val="0"/>
-          <w:numId w:val="90"/>
+          <w:numId w:val="91"/>
         </w:numPr>
       </w:pPr>
       <w:r>
@@ -23648,7 +23899,7 @@
         <w:pStyle w:val="ListParagraph"/>
         <w:numPr>
           <w:ilvl w:val="0"/>
-          <w:numId w:val="90"/>
+          <w:numId w:val="91"/>
         </w:numPr>
       </w:pPr>
       <w:r>
@@ -23660,7 +23911,7 @@
         <w:pStyle w:val="ListParagraph"/>
         <w:numPr>
           <w:ilvl w:val="0"/>
-          <w:numId w:val="90"/>
+          <w:numId w:val="91"/>
         </w:numPr>
       </w:pPr>
       <w:r>
@@ -23672,7 +23923,7 @@
         <w:pStyle w:val="ListParagraph"/>
         <w:numPr>
           <w:ilvl w:val="0"/>
-          <w:numId w:val="90"/>
+          <w:numId w:val="91"/>
         </w:numPr>
       </w:pPr>
       <w:r>
@@ -23684,7 +23935,7 @@
         <w:pStyle w:val="ListParagraph"/>
         <w:numPr>
           <w:ilvl w:val="0"/>
-          <w:numId w:val="90"/>
+          <w:numId w:val="91"/>
         </w:numPr>
       </w:pPr>
       <w:r>
@@ -23696,7 +23947,7 @@
         <w:pStyle w:val="ListParagraph"/>
         <w:numPr>
           <w:ilvl w:val="0"/>
-          <w:numId w:val="90"/>
+          <w:numId w:val="91"/>
         </w:numPr>
       </w:pPr>
       <w:r>
@@ -23708,7 +23959,7 @@
         <w:pStyle w:val="ListParagraph"/>
         <w:numPr>
           <w:ilvl w:val="0"/>
-          <w:numId w:val="90"/>
+          <w:numId w:val="91"/>
         </w:numPr>
       </w:pPr>
       <w:r>
@@ -23720,7 +23971,7 @@
         <w:pStyle w:val="ListParagraph"/>
         <w:numPr>
           <w:ilvl w:val="0"/>
-          <w:numId w:val="90"/>
+          <w:numId w:val="91"/>
         </w:numPr>
       </w:pPr>
       <w:r>
@@ -23740,7 +23991,7 @@
         <w:pStyle w:val="ListParagraph"/>
         <w:numPr>
           <w:ilvl w:val="0"/>
-          <w:numId w:val="91"/>
+          <w:numId w:val="92"/>
         </w:numPr>
       </w:pPr>
       <w:r>
@@ -23761,7 +24012,7 @@
         <w:pStyle w:val="ListParagraph"/>
         <w:numPr>
           <w:ilvl w:val="0"/>
-          <w:numId w:val="91"/>
+          <w:numId w:val="92"/>
         </w:numPr>
       </w:pPr>
       <w:r>
@@ -23797,7 +24048,7 @@
         <w:pStyle w:val="ListParagraph"/>
         <w:numPr>
           <w:ilvl w:val="0"/>
-          <w:numId w:val="91"/>
+          <w:numId w:val="92"/>
         </w:numPr>
       </w:pPr>
       <w:r>
@@ -23845,7 +24096,7 @@
         <w:pStyle w:val="ListParagraph"/>
         <w:numPr>
           <w:ilvl w:val="0"/>
-          <w:numId w:val="91"/>
+          <w:numId w:val="92"/>
         </w:numPr>
       </w:pPr>
       <w:r>
@@ -23899,7 +24150,7 @@
         <w:pStyle w:val="ListParagraph"/>
         <w:numPr>
           <w:ilvl w:val="0"/>
-          <w:numId w:val="91"/>
+          <w:numId w:val="92"/>
         </w:numPr>
       </w:pPr>
       <w:r>
@@ -23926,7 +24177,7 @@
         <w:pStyle w:val="ListParagraph"/>
         <w:numPr>
           <w:ilvl w:val="0"/>
-          <w:numId w:val="91"/>
+          <w:numId w:val="92"/>
         </w:numPr>
       </w:pPr>
       <w:r>
@@ -23944,7 +24195,7 @@
         <w:pStyle w:val="ListParagraph"/>
         <w:numPr>
           <w:ilvl w:val="0"/>
-          <w:numId w:val="91"/>
+          <w:numId w:val="92"/>
         </w:numPr>
       </w:pPr>
       <w:r>
@@ -23962,7 +24213,7 @@
         <w:pStyle w:val="ListParagraph"/>
         <w:numPr>
           <w:ilvl w:val="0"/>
-          <w:numId w:val="91"/>
+          <w:numId w:val="92"/>
         </w:numPr>
       </w:pPr>
       <w:r>
@@ -24007,7 +24258,7 @@
         <w:pStyle w:val="ListParagraph"/>
         <w:numPr>
           <w:ilvl w:val="0"/>
-          <w:numId w:val="91"/>
+          <w:numId w:val="92"/>
         </w:numPr>
       </w:pPr>
       <w:r>
@@ -24043,7 +24294,7 @@
         <w:pStyle w:val="ListParagraph"/>
         <w:numPr>
           <w:ilvl w:val="0"/>
-          <w:numId w:val="91"/>
+          <w:numId w:val="92"/>
         </w:numPr>
       </w:pPr>
       <w:r>
@@ -24292,7 +24543,7 @@
         <w:pStyle w:val="ListParagraph"/>
         <w:numPr>
           <w:ilvl w:val="0"/>
-          <w:numId w:val="92"/>
+          <w:numId w:val="93"/>
         </w:numPr>
       </w:pPr>
       <w:r>
@@ -24328,7 +24579,7 @@
         <w:pStyle w:val="ListParagraph"/>
         <w:numPr>
           <w:ilvl w:val="0"/>
-          <w:numId w:val="92"/>
+          <w:numId w:val="93"/>
         </w:numPr>
       </w:pPr>
       <w:r>
@@ -24382,7 +24633,7 @@
         <w:pStyle w:val="ListParagraph"/>
         <w:numPr>
           <w:ilvl w:val="0"/>
-          <w:numId w:val="92"/>
+          <w:numId w:val="93"/>
         </w:numPr>
       </w:pPr>
       <w:r>
@@ -24408,7 +24659,7 @@
         <w:pStyle w:val="ListParagraph"/>
         <w:numPr>
           <w:ilvl w:val="0"/>
-          <w:numId w:val="93"/>
+          <w:numId w:val="94"/>
         </w:numPr>
       </w:pPr>
       <w:r>
@@ -24435,7 +24686,7 @@
         <w:pStyle w:val="ListParagraph"/>
         <w:numPr>
           <w:ilvl w:val="0"/>
-          <w:numId w:val="93"/>
+          <w:numId w:val="94"/>
         </w:numPr>
       </w:pPr>
       <w:r>
@@ -24456,7 +24707,7 @@
         <w:pStyle w:val="ListParagraph"/>
         <w:numPr>
           <w:ilvl w:val="0"/>
-          <w:numId w:val="93"/>
+          <w:numId w:val="94"/>
         </w:numPr>
       </w:pPr>
       <w:r>
@@ -24497,7 +24748,7 @@
         <w:pStyle w:val="ListParagraph"/>
         <w:numPr>
           <w:ilvl w:val="0"/>
-          <w:numId w:val="94"/>
+          <w:numId w:val="95"/>
         </w:numPr>
       </w:pPr>
       <w:r>
@@ -24542,7 +24793,7 @@
         <w:pStyle w:val="ListParagraph"/>
         <w:numPr>
           <w:ilvl w:val="0"/>
-          <w:numId w:val="94"/>
+          <w:numId w:val="95"/>
         </w:numPr>
       </w:pPr>
       <w:r>
@@ -24578,7 +24829,7 @@
         <w:pStyle w:val="ListParagraph"/>
         <w:numPr>
           <w:ilvl w:val="0"/>
-          <w:numId w:val="94"/>
+          <w:numId w:val="95"/>
         </w:numPr>
       </w:pPr>
       <w:r>
@@ -24605,7 +24856,7 @@
         <w:pStyle w:val="ListParagraph"/>
         <w:numPr>
           <w:ilvl w:val="0"/>
-          <w:numId w:val="94"/>
+          <w:numId w:val="95"/>
         </w:numPr>
       </w:pPr>
       <w:r>
@@ -24920,7 +25171,7 @@
         <w:pStyle w:val="ListParagraph"/>
         <w:numPr>
           <w:ilvl w:val="0"/>
-          <w:numId w:val="95"/>
+          <w:numId w:val="96"/>
         </w:numPr>
       </w:pPr>
       <w:r>
@@ -24995,7 +25246,7 @@
         <w:pStyle w:val="ListParagraph"/>
         <w:numPr>
           <w:ilvl w:val="0"/>
-          <w:numId w:val="95"/>
+          <w:numId w:val="96"/>
         </w:numPr>
       </w:pPr>
       <w:r>
@@ -25025,7 +25276,7 @@
         <w:pStyle w:val="ListParagraph"/>
         <w:numPr>
           <w:ilvl w:val="0"/>
-          <w:numId w:val="95"/>
+          <w:numId w:val="96"/>
         </w:numPr>
       </w:pPr>
       <w:r>
@@ -25051,7 +25302,7 @@
         <w:pStyle w:val="ListParagraph"/>
         <w:numPr>
           <w:ilvl w:val="0"/>
-          <w:numId w:val="96"/>
+          <w:numId w:val="97"/>
         </w:numPr>
       </w:pPr>
       <w:r>
@@ -25081,7 +25332,7 @@
         <w:pStyle w:val="ListParagraph"/>
         <w:numPr>
           <w:ilvl w:val="0"/>
-          <w:numId w:val="96"/>
+          <w:numId w:val="97"/>
         </w:numPr>
       </w:pPr>
       <w:r>
@@ -25102,7 +25353,7 @@
         <w:pStyle w:val="ListParagraph"/>
         <w:numPr>
           <w:ilvl w:val="0"/>
-          <w:numId w:val="96"/>
+          <w:numId w:val="97"/>
         </w:numPr>
       </w:pPr>
       <w:r>
@@ -25132,7 +25383,7 @@
         <w:pStyle w:val="ListParagraph"/>
         <w:numPr>
           <w:ilvl w:val="0"/>
-          <w:numId w:val="97"/>
+          <w:numId w:val="98"/>
         </w:numPr>
       </w:pPr>
       <w:r>
@@ -25144,7 +25395,7 @@
         <w:pStyle w:val="ListParagraph"/>
         <w:numPr>
           <w:ilvl w:val="0"/>
-          <w:numId w:val="97"/>
+          <w:numId w:val="98"/>
         </w:numPr>
       </w:pPr>
       <w:r>
@@ -25188,7 +25439,7 @@
         <w:pStyle w:val="ListParagraph"/>
         <w:numPr>
           <w:ilvl w:val="0"/>
-          <w:numId w:val="98"/>
+          <w:numId w:val="99"/>
         </w:numPr>
       </w:pPr>
       <w:r>
@@ -25236,7 +25487,7 @@
         <w:pStyle w:val="ListParagraph"/>
         <w:numPr>
           <w:ilvl w:val="0"/>
-          <w:numId w:val="98"/>
+          <w:numId w:val="99"/>
         </w:numPr>
       </w:pPr>
       <w:r>
@@ -25248,7 +25499,7 @@
         <w:pStyle w:val="ListParagraph"/>
         <w:numPr>
           <w:ilvl w:val="0"/>
-          <w:numId w:val="98"/>
+          <w:numId w:val="99"/>
         </w:numPr>
       </w:pPr>
       <w:r>
@@ -25266,7 +25517,7 @@
         <w:pStyle w:val="ListParagraph"/>
         <w:numPr>
           <w:ilvl w:val="0"/>
-          <w:numId w:val="98"/>
+          <w:numId w:val="99"/>
         </w:numPr>
       </w:pPr>
       <w:r>
@@ -25278,7 +25529,7 @@
         <w:pStyle w:val="ListParagraph"/>
         <w:numPr>
           <w:ilvl w:val="0"/>
-          <w:numId w:val="98"/>
+          <w:numId w:val="99"/>
         </w:numPr>
       </w:pPr>
       <w:r>
@@ -25290,7 +25541,7 @@
         <w:pStyle w:val="ListParagraph"/>
         <w:numPr>
           <w:ilvl w:val="0"/>
-          <w:numId w:val="98"/>
+          <w:numId w:val="99"/>
         </w:numPr>
       </w:pPr>
       <w:r>
@@ -25302,7 +25553,7 @@
         <w:pStyle w:val="ListParagraph"/>
         <w:numPr>
           <w:ilvl w:val="0"/>
-          <w:numId w:val="98"/>
+          <w:numId w:val="99"/>
         </w:numPr>
       </w:pPr>
       <w:r>
@@ -25576,7 +25827,7 @@
         <w:pStyle w:val="ListParagraph"/>
         <w:numPr>
           <w:ilvl w:val="0"/>
-          <w:numId w:val="99"/>
+          <w:numId w:val="100"/>
         </w:numPr>
       </w:pPr>
       <w:r>
@@ -25588,7 +25839,7 @@
         <w:pStyle w:val="ListParagraph"/>
         <w:numPr>
           <w:ilvl w:val="0"/>
-          <w:numId w:val="99"/>
+          <w:numId w:val="100"/>
         </w:numPr>
       </w:pPr>
       <w:r>
@@ -25600,7 +25851,7 @@
         <w:pStyle w:val="ListParagraph"/>
         <w:numPr>
           <w:ilvl w:val="0"/>
-          <w:numId w:val="99"/>
+          <w:numId w:val="100"/>
         </w:numPr>
       </w:pPr>
       <w:r>
@@ -25874,7 +26125,7 @@
         <w:pStyle w:val="ListParagraph"/>
         <w:numPr>
           <w:ilvl w:val="0"/>
-          <w:numId w:val="100"/>
+          <w:numId w:val="101"/>
         </w:numPr>
       </w:pPr>
       <w:r>
@@ -25886,7 +26137,7 @@
         <w:pStyle w:val="ListParagraph"/>
         <w:numPr>
           <w:ilvl w:val="0"/>
-          <w:numId w:val="100"/>
+          <w:numId w:val="101"/>
         </w:numPr>
       </w:pPr>
       <w:r>
@@ -25898,7 +26149,7 @@
         <w:pStyle w:val="ListParagraph"/>
         <w:numPr>
           <w:ilvl w:val="0"/>
-          <w:numId w:val="100"/>
+          <w:numId w:val="101"/>
         </w:numPr>
       </w:pPr>
       <w:r>
@@ -25941,7 +26192,7 @@
         <w:pStyle w:val="ListParagraph"/>
         <w:numPr>
           <w:ilvl w:val="0"/>
-          <w:numId w:val="101"/>
+          <w:numId w:val="102"/>
         </w:numPr>
       </w:pPr>
       <w:r>
@@ -25998,7 +26249,7 @@
         <w:pStyle w:val="ListParagraph"/>
         <w:numPr>
           <w:ilvl w:val="0"/>
-          <w:numId w:val="101"/>
+          <w:numId w:val="102"/>
         </w:numPr>
       </w:pPr>
       <w:r>
@@ -26028,7 +26279,7 @@
         <w:pStyle w:val="ListParagraph"/>
         <w:numPr>
           <w:ilvl w:val="0"/>
-          <w:numId w:val="101"/>
+          <w:numId w:val="102"/>
         </w:numPr>
       </w:pPr>
       <w:r>
@@ -26066,7 +26317,7 @@
         <w:pStyle w:val="ListParagraph"/>
         <w:numPr>
           <w:ilvl w:val="0"/>
-          <w:numId w:val="102"/>
+          <w:numId w:val="103"/>
         </w:numPr>
       </w:pPr>
       <w:r>
@@ -26087,7 +26338,7 @@
         <w:pStyle w:val="ListParagraph"/>
         <w:numPr>
           <w:ilvl w:val="0"/>
-          <w:numId w:val="102"/>
+          <w:numId w:val="103"/>
         </w:numPr>
       </w:pPr>
       <w:r>
@@ -26132,7 +26383,7 @@
         <w:pStyle w:val="ListParagraph"/>
         <w:numPr>
           <w:ilvl w:val="0"/>
-          <w:numId w:val="102"/>
+          <w:numId w:val="103"/>
         </w:numPr>
       </w:pPr>
       <w:r>
@@ -26231,7 +26482,7 @@
         <w:pStyle w:val="ListParagraph"/>
         <w:numPr>
           <w:ilvl w:val="0"/>
-          <w:numId w:val="102"/>
+          <w:numId w:val="103"/>
         </w:numPr>
       </w:pPr>
       <w:r>
@@ -26276,7 +26527,7 @@
         <w:pStyle w:val="ListParagraph"/>
         <w:numPr>
           <w:ilvl w:val="0"/>
-          <w:numId w:val="102"/>
+          <w:numId w:val="103"/>
         </w:numPr>
       </w:pPr>
       <w:r>
@@ -26625,7 +26876,7 @@
         <w:pStyle w:val="ListParagraph"/>
         <w:numPr>
           <w:ilvl w:val="0"/>
-          <w:numId w:val="103"/>
+          <w:numId w:val="104"/>
         </w:numPr>
       </w:pPr>
       <w:r>
@@ -26655,7 +26906,7 @@
         <w:pStyle w:val="ListParagraph"/>
         <w:numPr>
           <w:ilvl w:val="0"/>
-          <w:numId w:val="103"/>
+          <w:numId w:val="104"/>
         </w:numPr>
       </w:pPr>
       <w:r>
@@ -26703,7 +26954,7 @@
         <w:pStyle w:val="ListParagraph"/>
         <w:numPr>
           <w:ilvl w:val="0"/>
-          <w:numId w:val="103"/>
+          <w:numId w:val="104"/>
         </w:numPr>
       </w:pPr>
       <w:r>
@@ -26793,7 +27044,7 @@
         <w:pStyle w:val="ListParagraph"/>
         <w:numPr>
           <w:ilvl w:val="0"/>
-          <w:numId w:val="103"/>
+          <w:numId w:val="104"/>
         </w:numPr>
       </w:pPr>
       <w:r>
@@ -26811,7 +27062,7 @@
         <w:pStyle w:val="ListParagraph"/>
         <w:numPr>
           <w:ilvl w:val="0"/>
-          <w:numId w:val="103"/>
+          <w:numId w:val="104"/>
         </w:numPr>
       </w:pPr>
       <w:r>
@@ -26838,7 +27089,7 @@
         <w:pStyle w:val="ListParagraph"/>
         <w:numPr>
           <w:ilvl w:val="0"/>
-          <w:numId w:val="103"/>
+          <w:numId w:val="104"/>
         </w:numPr>
       </w:pPr>
       <w:r>
@@ -26864,7 +27115,7 @@
         <w:pStyle w:val="ListParagraph"/>
         <w:numPr>
           <w:ilvl w:val="0"/>
-          <w:numId w:val="104"/>
+          <w:numId w:val="105"/>
         </w:numPr>
       </w:pPr>
       <w:r>
@@ -26885,7 +27136,7 @@
         <w:pStyle w:val="ListParagraph"/>
         <w:numPr>
           <w:ilvl w:val="0"/>
-          <w:numId w:val="104"/>
+          <w:numId w:val="105"/>
         </w:numPr>
       </w:pPr>
       <w:r>
@@ -26921,7 +27172,7 @@
         <w:pStyle w:val="ListParagraph"/>
         <w:numPr>
           <w:ilvl w:val="0"/>
-          <w:numId w:val="104"/>
+          <w:numId w:val="105"/>
         </w:numPr>
       </w:pPr>
       <w:r>
@@ -26957,7 +27208,7 @@
         <w:pStyle w:val="ListParagraph"/>
         <w:numPr>
           <w:ilvl w:val="0"/>
-          <w:numId w:val="104"/>
+          <w:numId w:val="105"/>
         </w:numPr>
       </w:pPr>
       <w:r>
@@ -26986,7 +27237,7 @@
         <w:pStyle w:val="ListParagraph"/>
         <w:numPr>
           <w:ilvl w:val="0"/>
-          <w:numId w:val="105"/>
+          <w:numId w:val="106"/>
         </w:numPr>
       </w:pPr>
       <w:r>
@@ -27007,7 +27258,7 @@
         <w:pStyle w:val="ListParagraph"/>
         <w:numPr>
           <w:ilvl w:val="0"/>
-          <w:numId w:val="105"/>
+          <w:numId w:val="106"/>
         </w:numPr>
       </w:pPr>
       <w:r>
@@ -27168,6 +27419,42 @@
               <w:rPr>
                 <w:b/>
               </w:rPr>
+              <w:t xml:space="preserve">Publisher</w:t>
+            </w:r>
+          </w:p>
+        </w:tc>
+        <w:tc>
+          <w:tcPr>
+            <w:tcW w:w="4680" w:type="dxa"/>
+          </w:tcPr>
+          <w:p>
+            <w:pPr/>
+            <w:r>
+              <w:t xml:space="preserve">Member 做得嘅全部，加上由 Revit publish sheet 同 3D model（LWK tab &gt; </w:t>
+            </w:r>
+            <w:r>
+              <w:rPr>
+                <w:b/>
+              </w:rPr>
+              <w:t xml:space="preserve">Publish to Viewer</w:t>
+            </w:r>
+            <w:r>
+              <w:t xml:space="preserve">）</w:t>
+            </w:r>
+          </w:p>
+        </w:tc>
+      </w:tr>
+      <w:tr>
+        <w:tc>
+          <w:tcPr>
+            <w:tcW w:w="4680" w:type="dxa"/>
+          </w:tcPr>
+          <w:p>
+            <w:pPr/>
+            <w:r>
+              <w:rPr>
+                <w:b/>
+              </w:rPr>
               <w:t xml:space="preserve">Project admin</w:t>
             </w:r>
           </w:p>
@@ -27179,7 +27466,7 @@
           <w:p>
             <w:pPr/>
             <w:r>
-              <w:t xml:space="preserve">Member 做得嘅全部，加上管理 project 成員、改或者刪任何嘢、無視 layer 鎖、upload model</w:t>
+              <w:t xml:space="preserve">Publisher 做得嘅全部，加上管理 project 成員、改或者刪任何嘢、無視 layer 鎖、upload model</w:t>
             </w:r>
           </w:p>
         </w:tc>
@@ -27231,7 +27518,7 @@
         <w:pStyle w:val="ListParagraph"/>
         <w:numPr>
           <w:ilvl w:val="0"/>
-          <w:numId w:val="106"/>
+          <w:numId w:val="107"/>
         </w:numPr>
       </w:pPr>
       <w:r>
@@ -27321,7 +27608,7 @@
         <w:pStyle w:val="ListParagraph"/>
         <w:numPr>
           <w:ilvl w:val="0"/>
-          <w:numId w:val="106"/>
+          <w:numId w:val="107"/>
         </w:numPr>
       </w:pPr>
       <w:r>
@@ -27351,7 +27638,7 @@
         <w:pStyle w:val="ListParagraph"/>
         <w:numPr>
           <w:ilvl w:val="0"/>
-          <w:numId w:val="106"/>
+          <w:numId w:val="107"/>
         </w:numPr>
       </w:pPr>
       <w:r>
@@ -27372,7 +27659,7 @@
         <w:pStyle w:val="ListParagraph"/>
         <w:numPr>
           <w:ilvl w:val="0"/>
-          <w:numId w:val="106"/>
+          <w:numId w:val="107"/>
         </w:numPr>
       </w:pPr>
       <w:r>
@@ -27408,7 +27695,7 @@
         <w:pStyle w:val="ListParagraph"/>
         <w:numPr>
           <w:ilvl w:val="0"/>
-          <w:numId w:val="106"/>
+          <w:numId w:val="107"/>
         </w:numPr>
       </w:pPr>
       <w:r>
@@ -27426,7 +27713,7 @@
         <w:pStyle w:val="ListParagraph"/>
         <w:numPr>
           <w:ilvl w:val="0"/>
-          <w:numId w:val="106"/>
+          <w:numId w:val="107"/>
         </w:numPr>
       </w:pPr>
       <w:r>
@@ -27470,7 +27757,7 @@
         <w:pStyle w:val="ListParagraph"/>
         <w:numPr>
           <w:ilvl w:val="0"/>
-          <w:numId w:val="107"/>
+          <w:numId w:val="108"/>
         </w:numPr>
       </w:pPr>
       <w:r>
@@ -27551,7 +27838,7 @@
         <w:pStyle w:val="ListParagraph"/>
         <w:numPr>
           <w:ilvl w:val="0"/>
-          <w:numId w:val="107"/>
+          <w:numId w:val="108"/>
         </w:numPr>
       </w:pPr>
       <w:r>
@@ -27569,7 +27856,7 @@
         <w:pStyle w:val="ListParagraph"/>
         <w:numPr>
           <w:ilvl w:val="0"/>
-          <w:numId w:val="107"/>
+          <w:numId w:val="108"/>
         </w:numPr>
       </w:pPr>
       <w:r>
@@ -27590,7 +27877,7 @@
         <w:pStyle w:val="ListParagraph"/>
         <w:numPr>
           <w:ilvl w:val="0"/>
-          <w:numId w:val="107"/>
+          <w:numId w:val="108"/>
         </w:numPr>
       </w:pPr>
       <w:r>
@@ -27616,7 +27903,7 @@
         <w:pStyle w:val="ListParagraph"/>
         <w:numPr>
           <w:ilvl w:val="0"/>
-          <w:numId w:val="108"/>
+          <w:numId w:val="109"/>
         </w:numPr>
       </w:pPr>
       <w:r>
@@ -27679,7 +27966,7 @@
         <w:pStyle w:val="ListParagraph"/>
         <w:numPr>
           <w:ilvl w:val="0"/>
-          <w:numId w:val="108"/>
+          <w:numId w:val="109"/>
         </w:numPr>
       </w:pPr>
       <w:r>
@@ -27706,7 +27993,7 @@
         <w:pStyle w:val="ListParagraph"/>
         <w:numPr>
           <w:ilvl w:val="0"/>
-          <w:numId w:val="108"/>
+          <w:numId w:val="109"/>
         </w:numPr>
       </w:pPr>
       <w:r>
@@ -27724,7 +28011,7 @@
         <w:pStyle w:val="ListParagraph"/>
         <w:numPr>
           <w:ilvl w:val="0"/>
-          <w:numId w:val="108"/>
+          <w:numId w:val="109"/>
         </w:numPr>
       </w:pPr>
       <w:r>
@@ -27787,7 +28074,7 @@
         <w:pStyle w:val="ListParagraph"/>
         <w:numPr>
           <w:ilvl w:val="0"/>
-          <w:numId w:val="108"/>
+          <w:numId w:val="109"/>
         </w:numPr>
       </w:pPr>
       <w:r>
@@ -27976,6 +28263,54 @@
           <w:p>
             <w:pPr/>
             <w:r>
+              <w:t xml:space="preserve">Publish to Viewer 話「You need to be a Publisher or project admin」</w:t>
+            </w:r>
+          </w:p>
+        </w:tc>
+        <w:tc>
+          <w:tcPr>
+            <w:tcW w:w="4680" w:type="dxa"/>
+          </w:tcPr>
+          <w:p>
+            <w:pPr/>
+            <w:r>
+              <w:t xml:space="preserve">你喺嗰個 project 係 </w:t>
+            </w:r>
+            <w:r>
+              <w:rPr>
+                <w:b/>
+              </w:rPr>
+              <w:t xml:space="preserve">Member</w:t>
+            </w:r>
+            <w:r>
+              <w:t xml:space="preserve">（或者 Viewer）。叫 project admin 開 </w:t>
+            </w:r>
+            <w:r>
+              <w:rPr>
+                <w:b/>
+              </w:rPr>
+              <w:t xml:space="preserve">Admin</w:t>
+            </w:r>
+            <w:r>
+              <w:t xml:space="preserve">、揀個 project，喺成員表將你嘅角色改做 </w:t>
+            </w:r>
+            <w:r>
+              <w:rPr>
+                <w:b/>
+              </w:rPr>
+              <w:t xml:space="preserve">Publisher</w:t>
+            </w:r>
+          </w:p>
+        </w:tc>
+      </w:tr>
+      <w:tr>
+        <w:tc>
+          <w:tcPr>
+            <w:tcW w:w="4680" w:type="dxa"/>
+          </w:tcPr>
+          <w:p>
+            <w:pPr/>
+            <w:r>
               <w:t xml:space="preserve">「N waiting to save」</w:t>
             </w:r>
           </w:p>
@@ -28502,7 +28837,7 @@
         <w:pStyle w:val="ListParagraph"/>
         <w:numPr>
           <w:ilvl w:val="0"/>
-          <w:numId w:val="109"/>
+          <w:numId w:val="110"/>
         </w:numPr>
       </w:pPr>
       <w:r>
@@ -28520,7 +28855,7 @@
         <w:pStyle w:val="ListParagraph"/>
         <w:numPr>
           <w:ilvl w:val="0"/>
-          <w:numId w:val="109"/>
+          <w:numId w:val="110"/>
         </w:numPr>
       </w:pPr>
       <w:r>
@@ -28538,7 +28873,7 @@
         <w:pStyle w:val="ListParagraph"/>
         <w:numPr>
           <w:ilvl w:val="0"/>
-          <w:numId w:val="109"/>
+          <w:numId w:val="110"/>
         </w:numPr>
       </w:pPr>
       <w:r>
@@ -28556,7 +28891,7 @@
         <w:pStyle w:val="ListParagraph"/>
         <w:numPr>
           <w:ilvl w:val="0"/>
-          <w:numId w:val="109"/>
+          <w:numId w:val="110"/>
         </w:numPr>
       </w:pPr>
       <w:r>
@@ -28574,7 +28909,7 @@
         <w:pStyle w:val="ListParagraph"/>
         <w:numPr>
           <w:ilvl w:val="0"/>
-          <w:numId w:val="109"/>
+          <w:numId w:val="110"/>
         </w:numPr>
       </w:pPr>
       <w:r>
@@ -28592,7 +28927,7 @@
         <w:pStyle w:val="ListParagraph"/>
         <w:numPr>
           <w:ilvl w:val="0"/>
-          <w:numId w:val="109"/>
+          <w:numId w:val="110"/>
         </w:numPr>
       </w:pPr>
       <w:r>
@@ -29690,7 +30025,7 @@
         <w:pStyle w:val="ListParagraph"/>
         <w:numPr>
           <w:ilvl w:val="0"/>
-          <w:numId w:val="110"/>
+          <w:numId w:val="111"/>
         </w:numPr>
       </w:pPr>
       <w:r>
@@ -29702,7 +30037,7 @@
         <w:pStyle w:val="ListParagraph"/>
         <w:numPr>
           <w:ilvl w:val="0"/>
-          <w:numId w:val="110"/>
+          <w:numId w:val="111"/>
         </w:numPr>
       </w:pPr>
       <w:r>
@@ -29714,7 +30049,7 @@
         <w:pStyle w:val="ListParagraph"/>
         <w:numPr>
           <w:ilvl w:val="0"/>
-          <w:numId w:val="110"/>
+          <w:numId w:val="111"/>
         </w:numPr>
       </w:pPr>
       <w:r>
@@ -29726,7 +30061,7 @@
         <w:pStyle w:val="ListParagraph"/>
         <w:numPr>
           <w:ilvl w:val="0"/>
-          <w:numId w:val="110"/>
+          <w:numId w:val="111"/>
         </w:numPr>
       </w:pPr>
       <w:r>
@@ -29738,7 +30073,7 @@
         <w:pStyle w:val="ListParagraph"/>
         <w:numPr>
           <w:ilvl w:val="0"/>
-          <w:numId w:val="110"/>
+          <w:numId w:val="111"/>
         </w:numPr>
       </w:pPr>
       <w:r>
@@ -29759,7 +30094,7 @@
         <w:pStyle w:val="ListParagraph"/>
         <w:numPr>
           <w:ilvl w:val="0"/>
-          <w:numId w:val="110"/>
+          <w:numId w:val="111"/>
         </w:numPr>
       </w:pPr>
       <w:r>
@@ -29771,7 +30106,7 @@
         <w:pStyle w:val="ListParagraph"/>
         <w:numPr>
           <w:ilvl w:val="0"/>
-          <w:numId w:val="110"/>
+          <w:numId w:val="111"/>
         </w:numPr>
       </w:pPr>
       <w:r>
@@ -29792,7 +30127,7 @@
         <w:pStyle w:val="ListParagraph"/>
         <w:numPr>
           <w:ilvl w:val="0"/>
-          <w:numId w:val="110"/>
+          <w:numId w:val="111"/>
         </w:numPr>
       </w:pPr>
       <w:r>
@@ -29804,7 +30139,7 @@
         <w:pStyle w:val="ListParagraph"/>
         <w:numPr>
           <w:ilvl w:val="0"/>
-          <w:numId w:val="110"/>
+          <w:numId w:val="111"/>
         </w:numPr>
       </w:pPr>
       <w:r>
@@ -29816,7 +30151,7 @@
         <w:pStyle w:val="ListParagraph"/>
         <w:numPr>
           <w:ilvl w:val="0"/>
-          <w:numId w:val="110"/>
+          <w:numId w:val="111"/>
         </w:numPr>
       </w:pPr>
       <w:r>
@@ -29828,7 +30163,7 @@
         <w:pStyle w:val="ListParagraph"/>
         <w:numPr>
           <w:ilvl w:val="0"/>
-          <w:numId w:val="110"/>
+          <w:numId w:val="111"/>
         </w:numPr>
       </w:pPr>
       <w:r>
@@ -29840,7 +30175,7 @@
         <w:pStyle w:val="ListParagraph"/>
         <w:numPr>
           <w:ilvl w:val="0"/>
-          <w:numId w:val="110"/>
+          <w:numId w:val="111"/>
         </w:numPr>
       </w:pPr>
       <w:r>
@@ -29852,7 +30187,7 @@
         <w:pStyle w:val="ListParagraph"/>
         <w:numPr>
           <w:ilvl w:val="0"/>
-          <w:numId w:val="110"/>
+          <w:numId w:val="111"/>
         </w:numPr>
       </w:pPr>
       <w:r>
@@ -29864,7 +30199,7 @@
         <w:pStyle w:val="ListParagraph"/>
         <w:numPr>
           <w:ilvl w:val="0"/>
-          <w:numId w:val="110"/>
+          <w:numId w:val="111"/>
         </w:numPr>
       </w:pPr>
       <w:r>
@@ -30329,22 +30664,19 @@
     <w:abstractNumId w:val="0"/>
   </w:num>
   <w:num w:numId="65">
+    <w:abstractNumId w:val="0"/>
+  </w:num>
+  <w:num w:numId="66">
     <w:abstractNumId w:val="1"/>
     <w:lvlOverride w:ilvl="0">
       <w:startOverride w:val="1"/>
     </w:lvlOverride>
   </w:num>
-  <w:num w:numId="66">
-    <w:abstractNumId w:val="0"/>
-  </w:num>
   <w:num w:numId="67">
     <w:abstractNumId w:val="0"/>
   </w:num>
   <w:num w:numId="68">
-    <w:abstractNumId w:val="1"/>
-    <w:lvlOverride w:ilvl="0">
-      <w:startOverride w:val="1"/>
-    </w:lvlOverride>
+    <w:abstractNumId w:val="0"/>
   </w:num>
   <w:num w:numId="69">
     <w:abstractNumId w:val="1"/>
@@ -30353,13 +30685,13 @@
     </w:lvlOverride>
   </w:num>
   <w:num w:numId="70">
-    <w:abstractNumId w:val="0"/>
-  </w:num>
-  <w:num w:numId="71">
     <w:abstractNumId w:val="1"/>
     <w:lvlOverride w:ilvl="0">
       <w:startOverride w:val="1"/>
     </w:lvlOverride>
+  </w:num>
+  <w:num w:numId="71">
+    <w:abstractNumId w:val="0"/>
   </w:num>
   <w:num w:numId="72">
     <w:abstractNumId w:val="1"/>
@@ -30368,34 +30700,34 @@
     </w:lvlOverride>
   </w:num>
   <w:num w:numId="73">
-    <w:abstractNumId w:val="0"/>
-  </w:num>
-  <w:num w:numId="74">
     <w:abstractNumId w:val="1"/>
     <w:lvlOverride w:ilvl="0">
       <w:startOverride w:val="1"/>
     </w:lvlOverride>
   </w:num>
-  <w:num w:numId="75">
+  <w:num w:numId="74">
     <w:abstractNumId w:val="0"/>
   </w:num>
-  <w:num w:numId="76">
+  <w:num w:numId="75">
     <w:abstractNumId w:val="1"/>
     <w:lvlOverride w:ilvl="0">
       <w:startOverride w:val="1"/>
     </w:lvlOverride>
   </w:num>
+  <w:num w:numId="76">
+    <w:abstractNumId w:val="0"/>
+  </w:num>
   <w:num w:numId="77">
-    <w:abstractNumId w:val="0"/>
+    <w:abstractNumId w:val="1"/>
+    <w:lvlOverride w:ilvl="0">
+      <w:startOverride w:val="1"/>
+    </w:lvlOverride>
   </w:num>
   <w:num w:numId="78">
     <w:abstractNumId w:val="0"/>
   </w:num>
   <w:num w:numId="79">
-    <w:abstractNumId w:val="1"/>
-    <w:lvlOverride w:ilvl="0">
-      <w:startOverride w:val="1"/>
-    </w:lvlOverride>
+    <w:abstractNumId w:val="0"/>
   </w:num>
   <w:num w:numId="80">
     <w:abstractNumId w:val="1"/>
@@ -30410,16 +30742,19 @@
     </w:lvlOverride>
   </w:num>
   <w:num w:numId="82">
-    <w:abstractNumId w:val="0"/>
-  </w:num>
-  <w:num w:numId="83">
     <w:abstractNumId w:val="1"/>
     <w:lvlOverride w:ilvl="0">
       <w:startOverride w:val="1"/>
     </w:lvlOverride>
   </w:num>
+  <w:num w:numId="83">
+    <w:abstractNumId w:val="0"/>
+  </w:num>
   <w:num w:numId="84">
-    <w:abstractNumId w:val="0"/>
+    <w:abstractNumId w:val="1"/>
+    <w:lvlOverride w:ilvl="0">
+      <w:startOverride w:val="1"/>
+    </w:lvlOverride>
   </w:num>
   <w:num w:numId="85">
     <w:abstractNumId w:val="0"/>
@@ -30434,10 +30769,7 @@
     <w:abstractNumId w:val="0"/>
   </w:num>
   <w:num w:numId="89">
-    <w:abstractNumId w:val="1"/>
-    <w:lvlOverride w:ilvl="0">
-      <w:startOverride w:val="1"/>
-    </w:lvlOverride>
+    <w:abstractNumId w:val="0"/>
   </w:num>
   <w:num w:numId="90">
     <w:abstractNumId w:val="1"/>
@@ -30446,7 +30778,10 @@
     </w:lvlOverride>
   </w:num>
   <w:num w:numId="91">
-    <w:abstractNumId w:val="0"/>
+    <w:abstractNumId w:val="1"/>
+    <w:lvlOverride w:ilvl="0">
+      <w:startOverride w:val="1"/>
+    </w:lvlOverride>
   </w:num>
   <w:num w:numId="92">
     <w:abstractNumId w:val="0"/>
@@ -30461,13 +30796,13 @@
     <w:abstractNumId w:val="0"/>
   </w:num>
   <w:num w:numId="96">
+    <w:abstractNumId w:val="0"/>
+  </w:num>
+  <w:num w:numId="97">
     <w:abstractNumId w:val="1"/>
     <w:lvlOverride w:ilvl="0">
       <w:startOverride w:val="1"/>
     </w:lvlOverride>
-  </w:num>
-  <w:num w:numId="97">
-    <w:abstractNumId w:val="0"/>
   </w:num>
   <w:num w:numId="98">
     <w:abstractNumId w:val="0"/>
@@ -30482,13 +30817,13 @@
     <w:abstractNumId w:val="0"/>
   </w:num>
   <w:num w:numId="102">
+    <w:abstractNumId w:val="0"/>
+  </w:num>
+  <w:num w:numId="103">
     <w:abstractNumId w:val="1"/>
     <w:lvlOverride w:ilvl="0">
       <w:startOverride w:val="1"/>
     </w:lvlOverride>
-  </w:num>
-  <w:num w:numId="103">
-    <w:abstractNumId w:val="0"/>
   </w:num>
   <w:num w:numId="104">
     <w:abstractNumId w:val="0"/>
@@ -30509,6 +30844,9 @@
     <w:abstractNumId w:val="0"/>
   </w:num>
   <w:num w:numId="110">
+    <w:abstractNumId w:val="0"/>
+  </w:num>
+  <w:num w:numId="111">
     <w:abstractNumId w:val="0"/>
   </w:num>
 </w:numbering>

--- a/docs/manual/LWK_Viewer_User_Manual_YUE.docx
+++ b/docs/manual/LWK_Viewer_User_Manual_YUE.docx
@@ -24625,7 +24625,7 @@
         <w:t xml:space="preserve">Hide closed</w:t>
       </w:r>
       <w:r>
-        <w:t xml:space="preserve"> 隱藏已解決同已關閉嘅（乜都冇刪）。</w:t>
+        <w:t xml:space="preserve"> 隱藏已解決同已關閉嘅（乜都冇刪）- 喺 sheet 上面，連同同嗰個 issue group 埋一齊嘅所有 markup。</w:t>
       </w:r>
     </w:p>
     <w:p>

--- a/docs/manual/LWK_Viewer_User_Manual_YUE.docx
+++ b/docs/manual/LWK_Viewer_User_Manual_YUE.docx
@@ -4816,7 +4816,16 @@
         <w:t xml:space="preserve">Back</w:t>
       </w:r>
       <w:r>
-        <w:t xml:space="preserve"> 返去清單。</w:t>
+        <w:t xml:space="preserve"> 返去清單。手機直放嘅時候 </w:t>
+      </w:r>
+      <w:r>
+        <w:rPr>
+          <w:b/>
+        </w:rPr>
+        <w:t xml:space="preserve">Task title</w:t>
+      </w:r>
+      <w:r>
+        <w:t xml:space="preserve"> 一欄會窄啲、標題分兩行顯示，等其他欄有位；拖佢個邊可以拉闊（最多大約半個畫面）。</w:t>
       </w:r>
     </w:p>
     <w:p>
@@ -11176,7 +11185,25 @@
         <w:t xml:space="preserve">Delete set</w:t>
       </w:r>
       <w:r>
-        <w:t xml:space="preserve"> 係紅色嗰個。</w:t>
+        <w:t xml:space="preserve"> 係紅色嗰個。手機或者平板：打開 sheet 清單（</w:t>
+      </w:r>
+      <w:r>
+        <w:rPr>
+          <w:b/>
+        </w:rPr>
+        <w:t xml:space="preserve">☰ Sheets</w:t>
+      </w:r>
+      <w:r>
+        <w:t xml:space="preserve">），喺嗰度撳 </w:t>
+      </w:r>
+      <w:r>
+        <w:rPr>
+          <w:b/>
+        </w:rPr>
+        <w:t xml:space="preserve">Set ▾</w:t>
+      </w:r>
+      <w:r>
+        <w:t xml:space="preserve"> 揀 set。</w:t>
       </w:r>
     </w:p>
     <w:p>

--- a/docs/manual/LWK_Viewer_User_Manual_YUE.docx
+++ b/docs/manual/LWK_Viewer_User_Manual_YUE.docx
@@ -28093,7 +28093,25 @@
         <w:t xml:space="preserve">Slow answers</w:t>
       </w:r>
       <w:r>
-        <w:t xml:space="preserve">（超過 2 秒）顯示邊部分用咗時間。Chat 等緊新訊息嘅請求會計數，但唔當慢。</w:t>
+        <w:t xml:space="preserve">（超過 2 秒）顯示邊部分用咗時間。故意等嘅請求 - chat 等新訊息，同每個版等 Revit 嘅 </w:t>
+      </w:r>
+      <w:r>
+        <w:rPr>
+          <w:b/>
+        </w:rPr>
+        <w:t xml:space="preserve">Show in viewer</w:t>
+      </w:r>
+      <w:r>
+        <w:t xml:space="preserve"> - 會計數，但唔當慢，亦唔會列入版嘅最慢資料。如果伺服器某個資料庫俾人佔用超過 20 秒，嗰一個請求會答 </w:t>
+      </w:r>
+      <w:r>
+        <w:rPr>
+          <w:b/>
+        </w:rPr>
+        <w:t xml:space="preserve">The server is busy - try again</w:t>
+      </w:r>
+      <w:r>
+        <w:t xml:space="preserve">（其他人照用），伺服器視窗會寫低係乜佔用咗：將嗰行傳俾我哋就可以修正。</w:t>
       </w:r>
     </w:p>
     <w:p>
